--- a/EXPORTS/DOCX/published/niveau1/Dutch/Sources.docx
+++ b/EXPORTS/DOCX/published/niveau1/Dutch/Sources.docx
@@ -17,7 +17,7 @@
         <w:autoSpaceDE w:val="0"/>
         <w:widowControl/>
         <w:spacing w:line="720" w:lineRule="exact" w:before="0" w:after="0"/>
-        <w:ind w:left="20" w:right="0" w:firstLine="0"/>
+        <w:ind w:left="10" w:right="0" w:firstLine="0"/>
         <w:jc w:val="left"/>
       </w:pPr>
       <w:r>
@@ -37,7 +37,7 @@
         <w:autoSpaceDE w:val="0"/>
         <w:widowControl/>
         <w:spacing w:line="540" w:lineRule="exact" w:before="214" w:after="0"/>
-        <w:ind w:left="20" w:right="0" w:firstLine="0"/>
+        <w:ind w:left="10" w:right="0" w:firstLine="0"/>
         <w:jc w:val="left"/>
       </w:pPr>
       <w:r>
@@ -57,7 +57,7 @@
         <w:autoSpaceDE w:val="0"/>
         <w:widowControl/>
         <w:spacing w:line="288" w:lineRule="exact" w:before="292" w:after="0"/>
-        <w:ind w:left="20" w:right="1872" w:firstLine="0"/>
+        <w:ind w:left="10" w:right="1872" w:firstLine="0"/>
         <w:jc w:val="left"/>
       </w:pPr>
       <w:r>
@@ -87,7 +87,7 @@
         <w:autoSpaceDE w:val="0"/>
         <w:widowControl/>
         <w:spacing w:line="538" w:lineRule="exact" w:before="198" w:after="0"/>
-        <w:ind w:left="20" w:right="0" w:firstLine="0"/>
+        <w:ind w:left="10" w:right="0" w:firstLine="0"/>
         <w:jc w:val="left"/>
       </w:pPr>
       <w:r>
@@ -107,7 +107,7 @@
         <w:autoSpaceDE w:val="0"/>
         <w:widowControl/>
         <w:spacing w:line="288" w:lineRule="exact" w:before="294" w:after="0"/>
-        <w:ind w:left="20" w:right="0" w:firstLine="0"/>
+        <w:ind w:left="10" w:right="0" w:firstLine="0"/>
         <w:jc w:val="left"/>
       </w:pPr>
       <w:r>
@@ -135,12 +135,12 @@
       <w:pPr>
         <w:autoSpaceDN w:val="0"/>
         <w:tabs>
-          <w:tab w:pos="620" w:val="left"/>
+          <w:tab w:pos="610" w:val="left"/>
         </w:tabs>
         <w:autoSpaceDE w:val="0"/>
         <w:widowControl/>
         <w:spacing w:line="288" w:lineRule="exact" w:before="240" w:after="0"/>
-        <w:ind w:left="408" w:right="432" w:firstLine="0"/>
+        <w:ind w:left="398" w:right="432" w:firstLine="0"/>
         <w:jc w:val="left"/>
       </w:pPr>
       <w:r>
@@ -170,7 +170,7 @@
         <w:autoSpaceDE w:val="0"/>
         <w:widowControl/>
         <w:spacing w:line="288" w:lineRule="exact" w:before="64" w:after="0"/>
-        <w:ind w:left="620" w:right="144" w:hanging="212"/>
+        <w:ind w:left="610" w:right="144" w:hanging="212"/>
         <w:jc w:val="left"/>
       </w:pPr>
       <w:r>
@@ -210,7 +210,7 @@
         <w:autoSpaceDE w:val="0"/>
         <w:widowControl/>
         <w:spacing w:line="288" w:lineRule="exact" w:before="240" w:after="0"/>
-        <w:ind w:left="20" w:right="144" w:firstLine="0"/>
+        <w:ind w:left="10" w:right="144" w:firstLine="0"/>
         <w:jc w:val="left"/>
       </w:pPr>
       <w:r>
@@ -336,7 +336,7 @@
         <w:autoSpaceDE w:val="0"/>
         <w:widowControl/>
         <w:spacing w:line="288" w:lineRule="exact" w:before="240" w:after="0"/>
-        <w:ind w:left="20" w:right="432" w:firstLine="0"/>
+        <w:ind w:left="10" w:right="432" w:firstLine="0"/>
         <w:jc w:val="left"/>
       </w:pPr>
       <w:r>
@@ -354,7 +354,7 @@
           <w:rFonts w:ascii="Charis SIL Italic" w:hAnsi="Charis SIL Italic" w:eastAsia="Charis SIL Italic"/>
           <w:b w:val="0"/>
           <w:i w:val="0"/>
-          <w:color w:val="0066CC"/>
+          <w:color w:val="0000FF"/>
           <w:sz w:val="24"/>
           <w:u w:val="single"/>
         </w:rPr>
@@ -372,7 +372,7 @@
           <w:rFonts w:ascii="Charis SIL Italic" w:hAnsi="Charis SIL Italic" w:eastAsia="Charis SIL Italic"/>
           <w:b w:val="0"/>
           <w:i w:val="0"/>
-          <w:color w:val="0066CC"/>
+          <w:color w:val="0000FF"/>
           <w:sz w:val="24"/>
           <w:u w:val="single"/>
         </w:rPr>
@@ -383,7 +383,7 @@
           <w:rFonts w:ascii="Charis SIL Italic" w:hAnsi="Charis SIL Italic" w:eastAsia="Charis SIL Italic"/>
           <w:b w:val="0"/>
           <w:i w:val="0"/>
-          <w:color w:val="0066CC"/>
+          <w:color w:val="0000FF"/>
           <w:sz w:val="24"/>
           <w:u w:val="single"/>
         </w:rPr>
@@ -401,7 +401,7 @@
           <w:rFonts w:ascii="Charis SIL Italic" w:hAnsi="Charis SIL Italic" w:eastAsia="Charis SIL Italic"/>
           <w:b w:val="0"/>
           <w:i w:val="0"/>
-          <w:color w:val="0066CC"/>
+          <w:color w:val="0000FF"/>
           <w:sz w:val="24"/>
           <w:u w:val="single"/>
         </w:rPr>
@@ -412,7 +412,7 @@
           <w:rFonts w:ascii="Charis SIL Italic" w:hAnsi="Charis SIL Italic" w:eastAsia="Charis SIL Italic"/>
           <w:b w:val="0"/>
           <w:i w:val="0"/>
-          <w:color w:val="0066CC"/>
+          <w:color w:val="0000FF"/>
           <w:sz w:val="24"/>
           <w:u w:val="single"/>
         </w:rPr>
@@ -447,7 +447,7 @@
       </w:r>
       <w:r>
         <w:rPr>
-          <w:u w:val="single" w:color="0066cc"/>
+          <w:u w:val="single" w:color="0000ff"/>
           <w:rFonts w:ascii="Charis SIL Italic" w:hAnsi="Charis SIL Italic" w:eastAsia="Charis SIL Italic"/>
           <w:b w:val="0"/>
           <w:i w:val="0"/>
@@ -470,7 +470,7 @@
         <w:autoSpaceDE w:val="0"/>
         <w:widowControl/>
         <w:spacing w:line="538" w:lineRule="exact" w:before="198" w:after="0"/>
-        <w:ind w:left="20" w:right="0" w:firstLine="0"/>
+        <w:ind w:left="10" w:right="0" w:firstLine="0"/>
         <w:jc w:val="left"/>
       </w:pPr>
       <w:r>
@@ -490,7 +490,7 @@
         <w:autoSpaceDE w:val="0"/>
         <w:widowControl/>
         <w:spacing w:line="288" w:lineRule="exact" w:before="294" w:after="0"/>
-        <w:ind w:left="20" w:right="0" w:firstLine="0"/>
+        <w:ind w:left="10" w:right="0" w:firstLine="0"/>
         <w:jc w:val="left"/>
       </w:pPr>
       <w:r>
@@ -528,7 +528,7 @@
           <w:rFonts w:ascii="Charis SIL Italic" w:hAnsi="Charis SIL Italic" w:eastAsia="Charis SIL Italic"/>
           <w:b w:val="0"/>
           <w:i w:val="0"/>
-          <w:color w:val="0066CC"/>
+          <w:color w:val="0000FF"/>
           <w:sz w:val="24"/>
           <w:u w:val="single"/>
         </w:rPr>
@@ -556,7 +556,7 @@
           <w:rFonts w:ascii="Charis SIL Italic" w:hAnsi="Charis SIL Italic" w:eastAsia="Charis SIL Italic"/>
           <w:b w:val="0"/>
           <w:i w:val="0"/>
-          <w:color w:val="0066CC"/>
+          <w:color w:val="0000FF"/>
           <w:sz w:val="24"/>
           <w:u w:val="single"/>
         </w:rPr>
@@ -581,7 +581,7 @@
       </w:r>
       <w:r>
         <w:rPr>
-          <w:u w:val="single" w:color="0066cc"/>
+          <w:u w:val="single" w:color="0000ff"/>
           <w:rFonts w:ascii="Charis SIL Italic" w:hAnsi="Charis SIL Italic" w:eastAsia="Charis SIL Italic"/>
           <w:b w:val="0"/>
           <w:i w:val="0"/>
@@ -609,20 +609,38 @@
       </w:r>
       <w:r>
         <w:rPr>
+          <w:u w:val="single" w:color="0000ff"/>
           <w:rFonts w:ascii="Charis SIL Italic" w:hAnsi="Charis SIL Italic" w:eastAsia="Charis SIL Italic"/>
           <w:b w:val="0"/>
           <w:i w:val="0"/>
           <w:color w:val="000000"/>
           <w:sz w:val="24"/>
         </w:rPr>
-        <w:t xml:space="preserve">anders dan nu (denk aan </w:t>
-      </w:r>
-      <w:r>
-        <w:rPr>
-          <w:rFonts w:ascii="Charis SIL Italic" w:hAnsi="Charis SIL Italic" w:eastAsia="Charis SIL Italic"/>
-          <w:b w:val="0"/>
-          <w:i w:val="0"/>
-          <w:color w:val="0066CC"/>
+        <w:hyperlink r:id="rId11" w:history="1">
+          <w:r>
+            <w:rPr>
+              <w:rStyle w:val="Hyperlink"/>
+            </w:rPr>
+            <w:t>anders d</w:t>
+          </w:r>
+        </w:hyperlink>
+      </w:r>
+      <w:r>
+        <w:rPr>
+          <w:rFonts w:ascii="Charis SIL Italic" w:hAnsi="Charis SIL Italic" w:eastAsia="Charis SIL Italic"/>
+          <w:b w:val="0"/>
+          <w:i w:val="0"/>
+          <w:color w:val="000000"/>
+          <w:sz w:val="24"/>
+        </w:rPr>
+        <w:t xml:space="preserve">an nu (denk aan </w:t>
+      </w:r>
+      <w:r>
+        <w:rPr>
+          <w:rFonts w:ascii="Charis SIL Italic" w:hAnsi="Charis SIL Italic" w:eastAsia="Charis SIL Italic"/>
+          <w:b w:val="0"/>
+          <w:i w:val="0"/>
+          <w:color w:val="0000FF"/>
           <w:sz w:val="24"/>
           <w:u w:val="single"/>
         </w:rPr>
@@ -640,7 +658,7 @@
           <w:rFonts w:ascii="Charis SIL Italic" w:hAnsi="Charis SIL Italic" w:eastAsia="Charis SIL Italic"/>
           <w:b w:val="0"/>
           <w:i w:val="0"/>
-          <w:color w:val="0066CC"/>
+          <w:color w:val="0000FF"/>
           <w:sz w:val="24"/>
           <w:u w:val="single"/>
         </w:rPr>
@@ -668,7 +686,7 @@
           <w:rFonts w:ascii="Charis SIL Italic" w:hAnsi="Charis SIL Italic" w:eastAsia="Charis SIL Italic"/>
           <w:b w:val="0"/>
           <w:i w:val="0"/>
-          <w:color w:val="0066CC"/>
+          <w:color w:val="0000FF"/>
           <w:sz w:val="24"/>
           <w:u w:val="single"/>
         </w:rPr>
@@ -686,7 +704,7 @@
           <w:rFonts w:ascii="Charis SIL Italic" w:hAnsi="Charis SIL Italic" w:eastAsia="Charis SIL Italic"/>
           <w:b w:val="0"/>
           <w:i w:val="0"/>
-          <w:color w:val="0066CC"/>
+          <w:color w:val="0000FF"/>
           <w:sz w:val="24"/>
           <w:u w:val="single"/>
         </w:rPr>
@@ -716,7 +734,7 @@
         <w:autoSpaceDE w:val="0"/>
         <w:widowControl/>
         <w:spacing w:line="288" w:lineRule="exact" w:before="240" w:after="0"/>
-        <w:ind w:left="20" w:right="288" w:firstLine="0"/>
+        <w:ind w:left="10" w:right="288" w:firstLine="0"/>
         <w:jc w:val="left"/>
       </w:pPr>
       <w:r>
@@ -797,7 +815,7 @@
       <w:pPr>
         <w:sectPr>
           <w:pgSz w:w="11900" w:h="16840"/>
-          <w:pgMar w:top="448" w:right="954" w:bottom="682" w:left="940" w:header="720" w:footer="720" w:gutter="0"/>
+          <w:pgMar w:top="448" w:right="954" w:bottom="682" w:left="950" w:header="720" w:footer="720" w:gutter="0"/>
           <w:cols/>
           <w:docGrid w:linePitch="360"/>
         </w:sectPr>
@@ -969,7 +987,7 @@
           <w:rFonts w:ascii="Charis SIL Italic" w:hAnsi="Charis SIL Italic" w:eastAsia="Charis SIL Italic"/>
           <w:b w:val="0"/>
           <w:i w:val="0"/>
-          <w:color w:val="0066CC"/>
+          <w:color w:val="0000FF"/>
           <w:sz w:val="24"/>
           <w:u w:val="single"/>
         </w:rPr>
@@ -1004,7 +1022,7 @@
       </w:r>
       <w:r>
         <w:rPr>
-          <w:u w:val="single" w:color="0066cc"/>
+          <w:u w:val="single" w:color="0000ff"/>
           <w:rFonts w:ascii="Charis SIL Italic" w:hAnsi="Charis SIL Italic" w:eastAsia="Charis SIL Italic"/>
           <w:b w:val="0"/>
           <w:i w:val="0"/>
@@ -1022,7 +1040,7 @@
       </w:r>
       <w:r>
         <w:rPr>
-          <w:u w:val="single" w:color="0066cc"/>
+          <w:u w:val="single" w:color="0000ff"/>
           <w:rFonts w:ascii="Charis SIL Italic" w:hAnsi="Charis SIL Italic" w:eastAsia="Charis SIL Italic"/>
           <w:b w:val="0"/>
           <w:i w:val="0"/>
@@ -1056,7 +1074,7 @@
           <w:rFonts w:ascii="Charis SIL Italic" w:hAnsi="Charis SIL Italic" w:eastAsia="Charis SIL Italic"/>
           <w:b w:val="0"/>
           <w:i w:val="0"/>
-          <w:color w:val="0066CC"/>
+          <w:color w:val="0000FF"/>
           <w:sz w:val="24"/>
           <w:u w:val="single"/>
         </w:rPr>
@@ -1074,7 +1092,7 @@
           <w:rFonts w:ascii="Charis SIL Italic" w:hAnsi="Charis SIL Italic" w:eastAsia="Charis SIL Italic"/>
           <w:b w:val="0"/>
           <w:i w:val="0"/>
-          <w:color w:val="0066CC"/>
+          <w:color w:val="0000FF"/>
           <w:sz w:val="24"/>
           <w:u w:val="single"/>
         </w:rPr>
@@ -1092,7 +1110,7 @@
           <w:rFonts w:ascii="Charis SIL Italic" w:hAnsi="Charis SIL Italic" w:eastAsia="Charis SIL Italic"/>
           <w:b w:val="0"/>
           <w:i w:val="0"/>
-          <w:color w:val="0066CC"/>
+          <w:color w:val="0000FF"/>
           <w:sz w:val="24"/>
           <w:u w:val="single"/>
         </w:rPr>
@@ -1103,7 +1121,7 @@
           <w:rFonts w:ascii="Charis SIL Italic" w:hAnsi="Charis SIL Italic" w:eastAsia="Charis SIL Italic"/>
           <w:b w:val="0"/>
           <w:i w:val="0"/>
-          <w:color w:val="0066CC"/>
+          <w:color w:val="0000FF"/>
           <w:sz w:val="24"/>
           <w:u w:val="single"/>
         </w:rPr>
@@ -1121,7 +1139,7 @@
           <w:rFonts w:ascii="Charis SIL Italic" w:hAnsi="Charis SIL Italic" w:eastAsia="Charis SIL Italic"/>
           <w:b w:val="0"/>
           <w:i w:val="0"/>
-          <w:color w:val="0066CC"/>
+          <w:color w:val="0000FF"/>
           <w:sz w:val="24"/>
           <w:u w:val="single"/>
         </w:rPr>
@@ -1132,7 +1150,7 @@
           <w:rFonts w:ascii="Charis SIL Italic" w:hAnsi="Charis SIL Italic" w:eastAsia="Charis SIL Italic"/>
           <w:b w:val="0"/>
           <w:i w:val="0"/>
-          <w:color w:val="0066CC"/>
+          <w:color w:val="0000FF"/>
           <w:sz w:val="24"/>
           <w:u w:val="single"/>
         </w:rPr>
@@ -1150,7 +1168,7 @@
           <w:rFonts w:ascii="Charis SIL Italic" w:hAnsi="Charis SIL Italic" w:eastAsia="Charis SIL Italic"/>
           <w:b w:val="0"/>
           <w:i w:val="0"/>
-          <w:color w:val="0066CC"/>
+          <w:color w:val="0000FF"/>
           <w:sz w:val="24"/>
           <w:u w:val="single"/>
         </w:rPr>
@@ -1161,7 +1179,7 @@
           <w:rFonts w:ascii="Charis SIL Italic" w:hAnsi="Charis SIL Italic" w:eastAsia="Charis SIL Italic"/>
           <w:b w:val="0"/>
           <w:i w:val="0"/>
-          <w:color w:val="0066CC"/>
+          <w:color w:val="0000FF"/>
           <w:sz w:val="24"/>
           <w:u w:val="single"/>
         </w:rPr>
@@ -1179,7 +1197,7 @@
           <w:rFonts w:ascii="Charis SIL Italic" w:hAnsi="Charis SIL Italic" w:eastAsia="Charis SIL Italic"/>
           <w:b w:val="0"/>
           <w:i w:val="0"/>
-          <w:color w:val="0066CC"/>
+          <w:color w:val="0000FF"/>
           <w:sz w:val="24"/>
           <w:u w:val="single"/>
         </w:rPr>
@@ -1190,7 +1208,7 @@
           <w:rFonts w:ascii="Charis SIL Italic" w:hAnsi="Charis SIL Italic" w:eastAsia="Charis SIL Italic"/>
           <w:b w:val="0"/>
           <w:i w:val="0"/>
-          <w:color w:val="0066CC"/>
+          <w:color w:val="0000FF"/>
           <w:sz w:val="24"/>
           <w:u w:val="single"/>
         </w:rPr>
@@ -1208,7 +1226,7 @@
           <w:rFonts w:ascii="Charis SIL Italic" w:hAnsi="Charis SIL Italic" w:eastAsia="Charis SIL Italic"/>
           <w:b w:val="0"/>
           <w:i w:val="0"/>
-          <w:color w:val="0066CC"/>
+          <w:color w:val="0000FF"/>
           <w:sz w:val="24"/>
           <w:u w:val="single"/>
         </w:rPr>
@@ -1219,7 +1237,7 @@
           <w:rFonts w:ascii="Charis SIL Italic" w:hAnsi="Charis SIL Italic" w:eastAsia="Charis SIL Italic"/>
           <w:b w:val="0"/>
           <w:i w:val="0"/>
-          <w:color w:val="0066CC"/>
+          <w:color w:val="0000FF"/>
           <w:sz w:val="24"/>
           <w:u w:val="single"/>
         </w:rPr>
@@ -1237,7 +1255,7 @@
           <w:rFonts w:ascii="Charis SIL Italic" w:hAnsi="Charis SIL Italic" w:eastAsia="Charis SIL Italic"/>
           <w:b w:val="0"/>
           <w:i w:val="0"/>
-          <w:color w:val="0066CC"/>
+          <w:color w:val="0000FF"/>
           <w:sz w:val="24"/>
           <w:u w:val="single"/>
         </w:rPr>
@@ -1248,7 +1266,7 @@
           <w:rFonts w:ascii="Charis SIL Italic" w:hAnsi="Charis SIL Italic" w:eastAsia="Charis SIL Italic"/>
           <w:b w:val="0"/>
           <w:i w:val="0"/>
-          <w:color w:val="0066CC"/>
+          <w:color w:val="0000FF"/>
           <w:sz w:val="24"/>
           <w:u w:val="single"/>
         </w:rPr>
@@ -1273,7 +1291,7 @@
       </w:r>
       <w:r>
         <w:rPr>
-          <w:u w:val="single" w:color="0066cc"/>
+          <w:u w:val="single" w:color="0000ff"/>
           <w:rFonts w:ascii="Charis SIL Italic" w:hAnsi="Charis SIL Italic" w:eastAsia="Charis SIL Italic"/>
           <w:b w:val="0"/>
           <w:i w:val="0"/>
@@ -1301,66 +1319,68 @@
       </w:r>
       <w:r>
         <w:rPr>
-          <w:u w:val="single" w:color="0066cc"/>
           <w:rFonts w:ascii="Charis SIL Italic" w:hAnsi="Charis SIL Italic" w:eastAsia="Charis SIL Italic"/>
           <w:b w:val="0"/>
           <w:i w:val="0"/>
           <w:color w:val="000000"/>
           <w:sz w:val="24"/>
+        </w:rPr>
+        <w:t xml:space="preserve">deel uit van de </w:t>
+      </w:r>
+      <w:r>
+        <w:rPr>
+          <w:rFonts w:ascii="Charis SIL Italic" w:hAnsi="Charis SIL Italic" w:eastAsia="Charis SIL Italic"/>
+          <w:b w:val="0"/>
+          <w:i w:val="0"/>
+          <w:color w:val="0000FF"/>
+          <w:sz w:val="24"/>
+        </w:rPr>
+        <w:t>Univ</w:t>
+      </w:r>
+      <w:r>
+        <w:rPr>
+          <w:rFonts w:ascii="Charis SIL Italic" w:hAnsi="Charis SIL Italic" w:eastAsia="Charis SIL Italic"/>
+          <w:b w:val="0"/>
+          <w:i w:val="0"/>
+          <w:color w:val="0000FF"/>
+          <w:sz w:val="24"/>
+          <w:u w:val="single"/>
         </w:rPr>
         <w:hyperlink r:id="rId15" w:history="1">
           <w:r>
             <w:rPr>
               <w:rStyle w:val="Hyperlink"/>
             </w:rPr>
-            <w:t xml:space="preserve">deel uit </w:t>
+            <w:t>ersitai</w:t>
           </w:r>
         </w:hyperlink>
       </w:r>
       <w:r>
         <w:rPr>
-          <w:u w:val="single" w:color="0066cc"/>
-          <w:rFonts w:ascii="Charis SIL Italic" w:hAnsi="Charis SIL Italic" w:eastAsia="Charis SIL Italic"/>
-          <w:b w:val="0"/>
-          <w:i w:val="0"/>
-          <w:color w:val="000000"/>
-          <w:sz w:val="24"/>
+          <w:rFonts w:ascii="Charis SIL Italic" w:hAnsi="Charis SIL Italic" w:eastAsia="Charis SIL Italic"/>
+          <w:b w:val="0"/>
+          <w:i w:val="0"/>
+          <w:color w:val="0000FF"/>
+          <w:sz w:val="24"/>
+          <w:u w:val="single"/>
         </w:rPr>
         <w:hyperlink r:id="rId15" w:history="1">
           <w:r>
             <w:rPr>
               <w:rStyle w:val="Hyperlink"/>
             </w:rPr>
-            <w:t>v</w:t>
+            <w:t>r</w:t>
           </w:r>
         </w:hyperlink>
       </w:r>
       <w:r>
         <w:rPr>
-          <w:u w:val="single" w:color="0066cc"/>
-          <w:rFonts w:ascii="Charis SIL Italic" w:hAnsi="Charis SIL Italic" w:eastAsia="Charis SIL Italic"/>
-          <w:b w:val="0"/>
-          <w:i w:val="0"/>
-          <w:color w:val="000000"/>
-          <w:sz w:val="24"/>
-        </w:rPr>
-        <w:hyperlink r:id="rId15" w:history="1">
-          <w:r>
-            <w:rPr>
-              <w:rStyle w:val="Hyperlink"/>
-            </w:rPr>
-            <w:t>an d</w:t>
-          </w:r>
-        </w:hyperlink>
-      </w:r>
-      <w:r>
-        <w:rPr>
-          <w:u w:val="single" w:color="0066cc"/>
-          <w:rFonts w:ascii="Charis SIL Italic" w:hAnsi="Charis SIL Italic" w:eastAsia="Charis SIL Italic"/>
-          <w:b w:val="0"/>
-          <w:i w:val="0"/>
-          <w:color w:val="000000"/>
-          <w:sz w:val="24"/>
+          <w:rFonts w:ascii="Charis SIL Italic" w:hAnsi="Charis SIL Italic" w:eastAsia="Charis SIL Italic"/>
+          <w:b w:val="0"/>
+          <w:i w:val="0"/>
+          <w:color w:val="0000FF"/>
+          <w:sz w:val="24"/>
+          <w:u w:val="single"/>
         </w:rPr>
         <w:hyperlink r:id="rId15" w:history="1">
           <w:r>
@@ -1373,12 +1393,12 @@
       </w:r>
       <w:r>
         <w:rPr>
-          <w:u w:val="single" w:color="0066cc"/>
-          <w:rFonts w:ascii="Charis SIL Italic" w:hAnsi="Charis SIL Italic" w:eastAsia="Charis SIL Italic"/>
-          <w:b w:val="0"/>
-          <w:i w:val="0"/>
-          <w:color w:val="000000"/>
-          <w:sz w:val="24"/>
+          <w:rFonts w:ascii="Charis SIL Italic" w:hAnsi="Charis SIL Italic" w:eastAsia="Charis SIL Italic"/>
+          <w:b w:val="0"/>
+          <w:i w:val="0"/>
+          <w:color w:val="0000FF"/>
+          <w:sz w:val="24"/>
+          <w:u w:val="single"/>
         </w:rPr>
         <w:t xml:space="preserve"> </w:t>
       </w:r>
@@ -1387,92 +1407,10 @@
           <w:rFonts w:ascii="Charis SIL Italic" w:hAnsi="Charis SIL Italic" w:eastAsia="Charis SIL Italic"/>
           <w:b w:val="0"/>
           <w:i w:val="0"/>
-          <w:color w:val="0066CC"/>
+          <w:color w:val="0000FF"/>
           <w:sz w:val="24"/>
           <w:u w:val="single"/>
         </w:rPr>
-        <w:hyperlink r:id="rId16" w:history="1">
-          <w:r>
-            <w:rPr>
-              <w:rStyle w:val="Hyperlink"/>
-            </w:rPr>
-            <w:t>Univ</w:t>
-          </w:r>
-        </w:hyperlink>
-      </w:r>
-      <w:r>
-        <w:rPr>
-          <w:rFonts w:ascii="Charis SIL Italic" w:hAnsi="Charis SIL Italic" w:eastAsia="Charis SIL Italic"/>
-          <w:b w:val="0"/>
-          <w:i w:val="0"/>
-          <w:color w:val="0066CC"/>
-          <w:sz w:val="24"/>
-          <w:u w:val="single"/>
-        </w:rPr>
-        <w:hyperlink r:id="rId16" w:history="1">
-          <w:r>
-            <w:rPr>
-              <w:rStyle w:val="Hyperlink"/>
-            </w:rPr>
-            <w:t>ersitai</w:t>
-          </w:r>
-        </w:hyperlink>
-      </w:r>
-      <w:r>
-        <w:rPr>
-          <w:rFonts w:ascii="Charis SIL Italic" w:hAnsi="Charis SIL Italic" w:eastAsia="Charis SIL Italic"/>
-          <w:b w:val="0"/>
-          <w:i w:val="0"/>
-          <w:color w:val="0066CC"/>
-          <w:sz w:val="24"/>
-          <w:u w:val="single"/>
-        </w:rPr>
-        <w:hyperlink r:id="rId16" w:history="1">
-          <w:r>
-            <w:rPr>
-              <w:rStyle w:val="Hyperlink"/>
-            </w:rPr>
-            <w:t>r</w:t>
-          </w:r>
-        </w:hyperlink>
-      </w:r>
-      <w:r>
-        <w:rPr>
-          <w:rFonts w:ascii="Charis SIL Italic" w:hAnsi="Charis SIL Italic" w:eastAsia="Charis SIL Italic"/>
-          <w:b w:val="0"/>
-          <w:i w:val="0"/>
-          <w:color w:val="0066CC"/>
-          <w:sz w:val="24"/>
-          <w:u w:val="single"/>
-        </w:rPr>
-        <w:hyperlink r:id="rId15" w:history="1">
-          <w:r>
-            <w:rPr>
-              <w:rStyle w:val="Hyperlink"/>
-            </w:rPr>
-            <w:t>e</w:t>
-          </w:r>
-        </w:hyperlink>
-      </w:r>
-      <w:r>
-        <w:rPr>
-          <w:rFonts w:ascii="Charis SIL Italic" w:hAnsi="Charis SIL Italic" w:eastAsia="Charis SIL Italic"/>
-          <w:b w:val="0"/>
-          <w:i w:val="0"/>
-          <w:color w:val="0066CC"/>
-          <w:sz w:val="24"/>
-          <w:u w:val="single"/>
-        </w:rPr>
-        <w:t xml:space="preserve"> </w:t>
-      </w:r>
-      <w:r>
-        <w:rPr>
-          <w:rFonts w:ascii="Charis SIL Italic" w:hAnsi="Charis SIL Italic" w:eastAsia="Charis SIL Italic"/>
-          <w:b w:val="0"/>
-          <w:i w:val="0"/>
-          <w:color w:val="0066CC"/>
-          <w:sz w:val="24"/>
-        </w:rPr>
         <w:t>B</w:t>
       </w:r>
       <w:r>
@@ -1480,7 +1418,7 @@
           <w:rFonts w:ascii="Charis SIL Italic" w:hAnsi="Charis SIL Italic" w:eastAsia="Charis SIL Italic"/>
           <w:b w:val="0"/>
           <w:i w:val="0"/>
-          <w:color w:val="0066CC"/>
+          <w:color w:val="0000FF"/>
           <w:sz w:val="24"/>
           <w:u w:val="single"/>
         </w:rPr>
@@ -1498,7 +1436,7 @@
           <w:rFonts w:ascii="Charis SIL Italic" w:hAnsi="Charis SIL Italic" w:eastAsia="Charis SIL Italic"/>
           <w:b w:val="0"/>
           <w:i w:val="0"/>
-          <w:color w:val="0066CC"/>
+          <w:color w:val="0000FF"/>
           <w:sz w:val="24"/>
           <w:u w:val="single"/>
         </w:rPr>
@@ -1509,7 +1447,7 @@
           <w:rFonts w:ascii="Charis SIL Italic" w:hAnsi="Charis SIL Italic" w:eastAsia="Charis SIL Italic"/>
           <w:b w:val="0"/>
           <w:i w:val="0"/>
-          <w:color w:val="0066CC"/>
+          <w:color w:val="0000FF"/>
           <w:sz w:val="24"/>
           <w:u w:val="single"/>
         </w:rPr>
@@ -1527,7 +1465,7 @@
           <w:rFonts w:ascii="Charis SIL Italic" w:hAnsi="Charis SIL Italic" w:eastAsia="Charis SIL Italic"/>
           <w:b w:val="0"/>
           <w:i w:val="0"/>
-          <w:color w:val="0066CC"/>
+          <w:color w:val="0000FF"/>
           <w:sz w:val="24"/>
           <w:u w:val="single"/>
         </w:rPr>
@@ -1542,7 +1480,7 @@
       </w:r>
       <w:r>
         <w:rPr>
-          <w:u w:val="single" w:color="0066cc"/>
+          <w:u w:val="single" w:color="0000ff"/>
           <w:rFonts w:ascii="Charis SIL Italic" w:hAnsi="Charis SIL Italic" w:eastAsia="Charis SIL Italic"/>
           <w:b w:val="0"/>
           <w:i w:val="0"/>
@@ -1580,7 +1518,7 @@
       </w:r>
       <w:r>
         <w:rPr>
-          <w:u w:val="single" w:color="0066cc"/>
+          <w:u w:val="single" w:color="0000ff"/>
           <w:rFonts w:ascii="Charis SIL Italic" w:hAnsi="Charis SIL Italic" w:eastAsia="Charis SIL Italic"/>
           <w:b w:val="0"/>
           <w:i w:val="0"/>
@@ -1591,7 +1529,7 @@
       </w:r>
       <w:r>
         <w:rPr>
-          <w:u w:val="single" w:color="0066cc"/>
+          <w:u w:val="single" w:color="0000ff"/>
           <w:rFonts w:ascii="Charis SIL Italic" w:hAnsi="Charis SIL Italic" w:eastAsia="Charis SIL Italic"/>
           <w:b w:val="0"/>
           <w:i w:val="0"/>
@@ -1609,7 +1547,7 @@
       </w:r>
       <w:r>
         <w:rPr>
-          <w:u w:val="single" w:color="0066cc"/>
+          <w:u w:val="single" w:color="0000ff"/>
           <w:rFonts w:ascii="Charis SIL Italic" w:hAnsi="Charis SIL Italic" w:eastAsia="Charis SIL Italic"/>
           <w:b w:val="0"/>
           <w:i w:val="0"/>
@@ -1627,7 +1565,7 @@
       </w:r>
       <w:r>
         <w:rPr>
-          <w:u w:val="single" w:color="0066cc"/>
+          <w:u w:val="single" w:color="0000ff"/>
           <w:rFonts w:ascii="Charis SIL Italic" w:hAnsi="Charis SIL Italic" w:eastAsia="Charis SIL Italic"/>
           <w:b w:val="0"/>
           <w:i w:val="0"/>
@@ -1645,7 +1583,7 @@
       </w:r>
       <w:r>
         <w:rPr>
-          <w:u w:val="single" w:color="0066cc"/>
+          <w:u w:val="single" w:color="0000ff"/>
           <w:rFonts w:ascii="Charis SIL Italic" w:hAnsi="Charis SIL Italic" w:eastAsia="Charis SIL Italic"/>
           <w:b w:val="0"/>
           <w:i w:val="0"/>
@@ -1656,7 +1594,7 @@
       </w:r>
       <w:r>
         <w:rPr>
-          <w:u w:val="single" w:color="0066cc"/>
+          <w:u w:val="single" w:color="0000ff"/>
           <w:rFonts w:ascii="Charis SIL Italic" w:hAnsi="Charis SIL Italic" w:eastAsia="Charis SIL Italic"/>
           <w:b w:val="0"/>
           <w:i w:val="0"/>
@@ -1707,7 +1645,7 @@
           <w:rFonts w:ascii="Charis SIL Italic" w:hAnsi="Charis SIL Italic" w:eastAsia="Charis SIL Italic"/>
           <w:b w:val="0"/>
           <w:i w:val="0"/>
-          <w:color w:val="0066CC"/>
+          <w:color w:val="0000FF"/>
           <w:sz w:val="24"/>
           <w:u w:val="single"/>
         </w:rPr>
@@ -1725,7 +1663,7 @@
           <w:rFonts w:ascii="Charis SIL Italic" w:hAnsi="Charis SIL Italic" w:eastAsia="Charis SIL Italic"/>
           <w:b w:val="0"/>
           <w:i w:val="0"/>
-          <w:color w:val="0066CC"/>
+          <w:color w:val="0000FF"/>
           <w:sz w:val="24"/>
           <w:u w:val="single"/>
         </w:rPr>
@@ -1736,7 +1674,7 @@
           <w:rFonts w:ascii="Charis SIL Italic" w:hAnsi="Charis SIL Italic" w:eastAsia="Charis SIL Italic"/>
           <w:b w:val="0"/>
           <w:i w:val="0"/>
-          <w:color w:val="0066CC"/>
+          <w:color w:val="0000FF"/>
           <w:sz w:val="24"/>
           <w:u w:val="single"/>
         </w:rPr>
@@ -1754,7 +1692,7 @@
           <w:rFonts w:ascii="Charis SIL Italic" w:hAnsi="Charis SIL Italic" w:eastAsia="Charis SIL Italic"/>
           <w:b w:val="0"/>
           <w:i w:val="0"/>
-          <w:color w:val="0066CC"/>
+          <w:color w:val="0000FF"/>
           <w:sz w:val="24"/>
           <w:u w:val="single"/>
         </w:rPr>
@@ -1765,7 +1703,7 @@
           <w:rFonts w:ascii="Charis SIL Italic" w:hAnsi="Charis SIL Italic" w:eastAsia="Charis SIL Italic"/>
           <w:b w:val="0"/>
           <w:i w:val="0"/>
-          <w:color w:val="0066CC"/>
+          <w:color w:val="0000FF"/>
           <w:sz w:val="24"/>
           <w:u w:val="single"/>
         </w:rPr>
@@ -1783,7 +1721,7 @@
           <w:rFonts w:ascii="Charis SIL Italic" w:hAnsi="Charis SIL Italic" w:eastAsia="Charis SIL Italic"/>
           <w:b w:val="0"/>
           <w:i w:val="0"/>
-          <w:color w:val="0066CC"/>
+          <w:color w:val="0000FF"/>
           <w:sz w:val="24"/>
           <w:u w:val="single"/>
         </w:rPr>
@@ -1794,7 +1732,7 @@
           <w:rFonts w:ascii="Charis SIL Italic" w:hAnsi="Charis SIL Italic" w:eastAsia="Charis SIL Italic"/>
           <w:b w:val="0"/>
           <w:i w:val="0"/>
-          <w:color w:val="0066CC"/>
+          <w:color w:val="0000FF"/>
           <w:sz w:val="24"/>
           <w:u w:val="single"/>
         </w:rPr>
@@ -1812,7 +1750,7 @@
           <w:rFonts w:ascii="Charis SIL Italic" w:hAnsi="Charis SIL Italic" w:eastAsia="Charis SIL Italic"/>
           <w:b w:val="0"/>
           <w:i w:val="0"/>
-          <w:color w:val="0066CC"/>
+          <w:color w:val="0000FF"/>
           <w:sz w:val="24"/>
           <w:u w:val="single"/>
         </w:rPr>
@@ -1823,7 +1761,7 @@
           <w:rFonts w:ascii="Charis SIL Italic" w:hAnsi="Charis SIL Italic" w:eastAsia="Charis SIL Italic"/>
           <w:b w:val="0"/>
           <w:i w:val="0"/>
-          <w:color w:val="0066CC"/>
+          <w:color w:val="0000FF"/>
           <w:sz w:val="24"/>
           <w:u w:val="single"/>
         </w:rPr>
@@ -1841,7 +1779,7 @@
           <w:rFonts w:ascii="Charis SIL Italic" w:hAnsi="Charis SIL Italic" w:eastAsia="Charis SIL Italic"/>
           <w:b w:val="0"/>
           <w:i w:val="0"/>
-          <w:color w:val="0066CC"/>
+          <w:color w:val="0000FF"/>
           <w:sz w:val="24"/>
           <w:u w:val="single"/>
         </w:rPr>
@@ -1852,7 +1790,7 @@
           <w:rFonts w:ascii="Charis SIL Italic" w:hAnsi="Charis SIL Italic" w:eastAsia="Charis SIL Italic"/>
           <w:b w:val="0"/>
           <w:i w:val="0"/>
-          <w:color w:val="0066CC"/>
+          <w:color w:val="0000FF"/>
           <w:sz w:val="24"/>
           <w:u w:val="single"/>
         </w:rPr>
@@ -1870,7 +1808,7 @@
           <w:rFonts w:ascii="Charis SIL Italic" w:hAnsi="Charis SIL Italic" w:eastAsia="Charis SIL Italic"/>
           <w:b w:val="0"/>
           <w:i w:val="0"/>
-          <w:color w:val="0066CC"/>
+          <w:color w:val="0000FF"/>
           <w:sz w:val="24"/>
           <w:u w:val="single"/>
         </w:rPr>
@@ -1888,7 +1826,7 @@
           <w:rFonts w:ascii="Charis SIL Italic" w:hAnsi="Charis SIL Italic" w:eastAsia="Charis SIL Italic"/>
           <w:b w:val="0"/>
           <w:i w:val="0"/>
-          <w:color w:val="0066CC"/>
+          <w:color w:val="0000FF"/>
           <w:sz w:val="24"/>
           <w:u w:val="single"/>
         </w:rPr>
@@ -1899,7 +1837,7 @@
           <w:rFonts w:ascii="Charis SIL Italic" w:hAnsi="Charis SIL Italic" w:eastAsia="Charis SIL Italic"/>
           <w:b w:val="0"/>
           <w:i w:val="0"/>
-          <w:color w:val="0066CC"/>
+          <w:color w:val="0000FF"/>
           <w:sz w:val="24"/>
           <w:u w:val="single"/>
         </w:rPr>
@@ -1917,7 +1855,7 @@
           <w:rFonts w:ascii="Charis SIL Italic" w:hAnsi="Charis SIL Italic" w:eastAsia="Charis SIL Italic"/>
           <w:b w:val="0"/>
           <w:i w:val="0"/>
-          <w:color w:val="0066CC"/>
+          <w:color w:val="0000FF"/>
           <w:sz w:val="24"/>
           <w:u w:val="single"/>
         </w:rPr>
@@ -1928,7 +1866,7 @@
           <w:rFonts w:ascii="Charis SIL Italic" w:hAnsi="Charis SIL Italic" w:eastAsia="Charis SIL Italic"/>
           <w:b w:val="0"/>
           <w:i w:val="0"/>
-          <w:color w:val="0066CC"/>
+          <w:color w:val="0000FF"/>
           <w:sz w:val="24"/>
           <w:u w:val="single"/>
         </w:rPr>
@@ -1946,7 +1884,7 @@
           <w:rFonts w:ascii="Charis SIL Italic" w:hAnsi="Charis SIL Italic" w:eastAsia="Charis SIL Italic"/>
           <w:b w:val="0"/>
           <w:i w:val="0"/>
-          <w:color w:val="0066CC"/>
+          <w:color w:val="0000FF"/>
           <w:sz w:val="24"/>
           <w:u w:val="single"/>
         </w:rPr>
@@ -1957,7 +1895,7 @@
           <w:rFonts w:ascii="Charis SIL Italic" w:hAnsi="Charis SIL Italic" w:eastAsia="Charis SIL Italic"/>
           <w:b w:val="0"/>
           <w:i w:val="0"/>
-          <w:color w:val="0066CC"/>
+          <w:color w:val="0000FF"/>
           <w:sz w:val="24"/>
           <w:u w:val="single"/>
         </w:rPr>
@@ -1978,11 +1916,101 @@
           <w:color w:val="000000"/>
           <w:sz w:val="24"/>
         </w:rPr>
-        <w:t>. Bij het Nationaal Archief zijn ook de person</w:t>
-      </w:r>
-      <w:r>
-        <w:rPr>
-          <w:u w:val="single" w:color="0066cc"/>
+        <w:t xml:space="preserve">. Bij het Nationaal Archief </w:t>
+      </w:r>
+      <w:r>
+        <w:rPr>
+          <w:u w:val="single" w:color="0000ff"/>
+          <w:rFonts w:ascii="Charis SIL Italic" w:hAnsi="Charis SIL Italic" w:eastAsia="Charis SIL Italic"/>
+          <w:b w:val="0"/>
+          <w:i w:val="0"/>
+          <w:color w:val="000000"/>
+          <w:sz w:val="24"/>
+        </w:rPr>
+        <w:hyperlink r:id="rId17" w:history="1">
+          <w:r>
+            <w:rPr>
+              <w:rStyle w:val="Hyperlink"/>
+            </w:rPr>
+            <w:t xml:space="preserve">zijn ook </w:t>
+          </w:r>
+        </w:hyperlink>
+      </w:r>
+      <w:r>
+        <w:rPr>
+          <w:u w:val="single" w:color="0000ff"/>
+          <w:rFonts w:ascii="Charis SIL Italic" w:hAnsi="Charis SIL Italic" w:eastAsia="Charis SIL Italic"/>
+          <w:b w:val="0"/>
+          <w:i w:val="0"/>
+          <w:color w:val="000000"/>
+          <w:sz w:val="24"/>
+        </w:rPr>
+        <w:hyperlink r:id="rId17" w:history="1">
+          <w:r>
+            <w:rPr>
+              <w:rStyle w:val="Hyperlink"/>
+            </w:rPr>
+            <w:t>d</w:t>
+          </w:r>
+        </w:hyperlink>
+      </w:r>
+      <w:r>
+        <w:rPr>
+          <w:u w:val="single" w:color="0000ff"/>
+          <w:rFonts w:ascii="Charis SIL Italic" w:hAnsi="Charis SIL Italic" w:eastAsia="Charis SIL Italic"/>
+          <w:b w:val="0"/>
+          <w:i w:val="0"/>
+          <w:color w:val="000000"/>
+          <w:sz w:val="24"/>
+        </w:rPr>
+        <w:hyperlink r:id="rId17" w:history="1">
+          <w:r>
+            <w:rPr>
+              <w:rStyle w:val="Hyperlink"/>
+            </w:rPr>
+            <w:t>e pe</w:t>
+          </w:r>
+        </w:hyperlink>
+      </w:r>
+      <w:r>
+        <w:rPr>
+          <w:u w:val="single" w:color="0000ff"/>
+          <w:rFonts w:ascii="Charis SIL Italic" w:hAnsi="Charis SIL Italic" w:eastAsia="Charis SIL Italic"/>
+          <w:b w:val="0"/>
+          <w:i w:val="0"/>
+          <w:color w:val="000000"/>
+          <w:sz w:val="24"/>
+        </w:rPr>
+        <w:hyperlink r:id="rId17" w:history="1">
+          <w:r>
+            <w:rPr>
+              <w:rStyle w:val="Hyperlink"/>
+            </w:rPr>
+            <w:t>r</w:t>
+          </w:r>
+        </w:hyperlink>
+      </w:r>
+      <w:r>
+        <w:rPr>
+          <w:u w:val="single" w:color="0000ff"/>
+          <w:rFonts w:ascii="Charis SIL Italic" w:hAnsi="Charis SIL Italic" w:eastAsia="Charis SIL Italic"/>
+          <w:b w:val="0"/>
+          <w:i w:val="0"/>
+          <w:color w:val="000000"/>
+          <w:sz w:val="24"/>
+        </w:rPr>
+        <w:hyperlink r:id="rId17" w:history="1">
+          <w:r>
+            <w:rPr>
+              <w:rStyle w:val="Hyperlink"/>
+            </w:rPr>
+            <w:t>son</w:t>
+          </w:r>
+        </w:hyperlink>
+      </w:r>
+      <w:r>
+        <w:rPr>
+          <w:u w:val="single" w:color="0000ff"/>
           <w:rFonts w:ascii="Charis SIL Italic" w:hAnsi="Charis SIL Italic" w:eastAsia="Charis SIL Italic"/>
           <w:b w:val="0"/>
           <w:i w:val="0"/>
@@ -2000,7 +2028,7 @@
       </w:r>
       <w:r>
         <w:rPr>
-          <w:u w:val="single" w:color="0066cc"/>
+          <w:u w:val="single" w:color="0000ff"/>
           <w:rFonts w:ascii="Charis SIL Italic" w:hAnsi="Charis SIL Italic" w:eastAsia="Charis SIL Italic"/>
           <w:b w:val="0"/>
           <w:i w:val="0"/>
@@ -2018,7 +2046,7 @@
       </w:r>
       <w:r>
         <w:rPr>
-          <w:u w:val="single" w:color="0066cc"/>
+          <w:u w:val="single" w:color="0000ff"/>
           <w:rFonts w:ascii="Charis SIL Italic" w:hAnsi="Charis SIL Italic" w:eastAsia="Charis SIL Italic"/>
           <w:b w:val="0"/>
           <w:i w:val="0"/>
@@ -2036,7 +2064,7 @@
       </w:r>
       <w:r>
         <w:rPr>
-          <w:u w:val="single" w:color="0066cc"/>
+          <w:u w:val="single" w:color="0000ff"/>
           <w:rFonts w:ascii="Charis SIL Italic" w:hAnsi="Charis SIL Italic" w:eastAsia="Charis SIL Italic"/>
           <w:b w:val="0"/>
           <w:i w:val="0"/>
@@ -2054,7 +2082,7 @@
       </w:r>
       <w:r>
         <w:rPr>
-          <w:u w:val="single" w:color="0066cc"/>
+          <w:u w:val="single" w:color="0000ff"/>
           <w:rFonts w:ascii="Charis SIL Italic" w:hAnsi="Charis SIL Italic" w:eastAsia="Charis SIL Italic"/>
           <w:b w:val="0"/>
           <w:i w:val="0"/>
@@ -2072,7 +2100,7 @@
       </w:r>
       <w:r>
         <w:rPr>
-          <w:u w:val="single" w:color="0066cc"/>
+          <w:u w:val="single" w:color="0000ff"/>
           <w:rFonts w:ascii="Charis SIL Italic" w:hAnsi="Charis SIL Italic" w:eastAsia="Charis SIL Italic"/>
           <w:b w:val="0"/>
           <w:i w:val="0"/>
@@ -2083,7 +2111,7 @@
       </w:r>
       <w:r>
         <w:rPr>
-          <w:u w:val="single" w:color="0066cc"/>
+          <w:u w:val="single" w:color="0000ff"/>
           <w:rFonts w:ascii="Charis SIL Italic" w:hAnsi="Charis SIL Italic" w:eastAsia="Charis SIL Italic"/>
           <w:b w:val="0"/>
           <w:i w:val="0"/>
@@ -2101,7 +2129,7 @@
       </w:r>
       <w:r>
         <w:rPr>
-          <w:u w:val="single" w:color="0066cc"/>
+          <w:u w:val="single" w:color="0000ff"/>
           <w:rFonts w:ascii="Charis SIL Italic" w:hAnsi="Charis SIL Italic" w:eastAsia="Charis SIL Italic"/>
           <w:b w:val="0"/>
           <w:i w:val="0"/>
@@ -2119,7 +2147,7 @@
       </w:r>
       <w:r>
         <w:rPr>
-          <w:u w:val="single" w:color="0066cc"/>
+          <w:u w:val="single" w:color="0000ff"/>
           <w:rFonts w:ascii="Charis SIL Italic" w:hAnsi="Charis SIL Italic" w:eastAsia="Charis SIL Italic"/>
           <w:b w:val="0"/>
           <w:i w:val="0"/>
@@ -2137,7 +2165,7 @@
       </w:r>
       <w:r>
         <w:rPr>
-          <w:u w:val="single" w:color="0066cc"/>
+          <w:u w:val="single" w:color="0000ff"/>
           <w:rFonts w:ascii="Charis SIL Italic" w:hAnsi="Charis SIL Italic" w:eastAsia="Charis SIL Italic"/>
           <w:b w:val="0"/>
           <w:i w:val="0"/>
@@ -2155,7 +2183,7 @@
       </w:r>
       <w:r>
         <w:rPr>
-          <w:u w:val="single" w:color="0066cc"/>
+          <w:u w:val="single" w:color="0000ff"/>
           <w:rFonts w:ascii="Charis SIL Italic" w:hAnsi="Charis SIL Italic" w:eastAsia="Charis SIL Italic"/>
           <w:b w:val="0"/>
           <w:i w:val="0"/>
@@ -2399,7 +2427,7 @@
           <w:rFonts w:ascii="Charis SIL Italic" w:hAnsi="Charis SIL Italic" w:eastAsia="Charis SIL Italic"/>
           <w:b w:val="0"/>
           <w:i w:val="0"/>
-          <w:color w:val="0066CC"/>
+          <w:color w:val="0000FF"/>
           <w:sz w:val="24"/>
           <w:u w:val="single"/>
         </w:rPr>
@@ -2417,7 +2445,7 @@
           <w:rFonts w:ascii="Charis SIL Italic" w:hAnsi="Charis SIL Italic" w:eastAsia="Charis SIL Italic"/>
           <w:b w:val="0"/>
           <w:i w:val="0"/>
-          <w:color w:val="0066CC"/>
+          <w:color w:val="0000FF"/>
           <w:sz w:val="24"/>
           <w:u w:val="single"/>
         </w:rPr>
@@ -2428,7 +2456,7 @@
           <w:rFonts w:ascii="Charis SIL Italic" w:hAnsi="Charis SIL Italic" w:eastAsia="Charis SIL Italic"/>
           <w:b w:val="0"/>
           <w:i w:val="0"/>
-          <w:color w:val="0066CC"/>
+          <w:color w:val="0000FF"/>
           <w:sz w:val="24"/>
           <w:u w:val="single"/>
         </w:rPr>
@@ -2469,7 +2497,7 @@
           <w:rFonts w:ascii="Charis SIL Italic" w:hAnsi="Charis SIL Italic" w:eastAsia="Charis SIL Italic"/>
           <w:b w:val="0"/>
           <w:i w:val="0"/>
-          <w:color w:val="0066CC"/>
+          <w:color w:val="0000FF"/>
           <w:sz w:val="24"/>
           <w:u w:val="single"/>
         </w:rPr>
@@ -2487,7 +2515,7 @@
           <w:rFonts w:ascii="Charis SIL Italic" w:hAnsi="Charis SIL Italic" w:eastAsia="Charis SIL Italic"/>
           <w:b w:val="0"/>
           <w:i w:val="0"/>
-          <w:color w:val="0066CC"/>
+          <w:color w:val="0000FF"/>
           <w:sz w:val="24"/>
           <w:u w:val="single"/>
         </w:rPr>
@@ -2498,7 +2526,7 @@
           <w:rFonts w:ascii="Charis SIL Italic" w:hAnsi="Charis SIL Italic" w:eastAsia="Charis SIL Italic"/>
           <w:b w:val="0"/>
           <w:i w:val="0"/>
-          <w:color w:val="0066CC"/>
+          <w:color w:val="0000FF"/>
           <w:sz w:val="24"/>
           <w:u w:val="single"/>
         </w:rPr>
@@ -2516,7 +2544,7 @@
           <w:rFonts w:ascii="Charis SIL Italic" w:hAnsi="Charis SIL Italic" w:eastAsia="Charis SIL Italic"/>
           <w:b w:val="0"/>
           <w:i w:val="0"/>
-          <w:color w:val="0066CC"/>
+          <w:color w:val="0000FF"/>
           <w:sz w:val="24"/>
           <w:u w:val="single"/>
         </w:rPr>
@@ -2534,7 +2562,7 @@
           <w:rFonts w:ascii="Charis SIL Italic" w:hAnsi="Charis SIL Italic" w:eastAsia="Charis SIL Italic"/>
           <w:b w:val="0"/>
           <w:i w:val="0"/>
-          <w:color w:val="0066CC"/>
+          <w:color w:val="0000FF"/>
           <w:sz w:val="24"/>
           <w:u w:val="single"/>
         </w:rPr>
@@ -2545,7 +2573,7 @@
           <w:rFonts w:ascii="Charis SIL Italic" w:hAnsi="Charis SIL Italic" w:eastAsia="Charis SIL Italic"/>
           <w:b w:val="0"/>
           <w:i w:val="0"/>
-          <w:color w:val="0066CC"/>
+          <w:color w:val="0000FF"/>
           <w:sz w:val="24"/>
           <w:u w:val="single"/>
         </w:rPr>
@@ -2563,7 +2591,7 @@
           <w:rFonts w:ascii="Charis SIL Italic" w:hAnsi="Charis SIL Italic" w:eastAsia="Charis SIL Italic"/>
           <w:b w:val="0"/>
           <w:i w:val="0"/>
-          <w:color w:val="0066CC"/>
+          <w:color w:val="0000FF"/>
           <w:sz w:val="24"/>
           <w:u w:val="single"/>
         </w:rPr>
@@ -2574,7 +2602,7 @@
           <w:rFonts w:ascii="Charis SIL Italic" w:hAnsi="Charis SIL Italic" w:eastAsia="Charis SIL Italic"/>
           <w:b w:val="0"/>
           <w:i w:val="0"/>
-          <w:color w:val="0066CC"/>
+          <w:color w:val="0000FF"/>
           <w:sz w:val="24"/>
           <w:u w:val="single"/>
         </w:rPr>
@@ -2592,7 +2620,7 @@
           <w:rFonts w:ascii="Charis SIL Italic" w:hAnsi="Charis SIL Italic" w:eastAsia="Charis SIL Italic"/>
           <w:b w:val="0"/>
           <w:i w:val="0"/>
-          <w:color w:val="0066CC"/>
+          <w:color w:val="0000FF"/>
           <w:sz w:val="24"/>
           <w:u w:val="single"/>
         </w:rPr>
@@ -2627,7 +2655,7 @@
       </w:r>
       <w:r>
         <w:rPr>
-          <w:u w:val="single" w:color="0066cc"/>
+          <w:u w:val="single" w:color="0000ff"/>
           <w:rFonts w:ascii="Charis SIL Italic" w:hAnsi="Charis SIL Italic" w:eastAsia="Charis SIL Italic"/>
           <w:b w:val="0"/>
           <w:i w:val="0"/>
@@ -2638,7 +2666,7 @@
       </w:r>
       <w:r>
         <w:rPr>
-          <w:u w:val="single" w:color="0066cc"/>
+          <w:u w:val="single" w:color="0000ff"/>
           <w:rFonts w:ascii="Charis SIL Italic" w:hAnsi="Charis SIL Italic" w:eastAsia="Charis SIL Italic"/>
           <w:b w:val="0"/>
           <w:i w:val="0"/>
@@ -2656,7 +2684,7 @@
       </w:r>
       <w:r>
         <w:rPr>
-          <w:u w:val="single" w:color="0066cc"/>
+          <w:u w:val="single" w:color="0000ff"/>
           <w:rFonts w:ascii="Charis SIL Italic" w:hAnsi="Charis SIL Italic" w:eastAsia="Charis SIL Italic"/>
           <w:b w:val="0"/>
           <w:i w:val="0"/>
@@ -2674,7 +2702,7 @@
       </w:r>
       <w:r>
         <w:rPr>
-          <w:u w:val="single" w:color="0066cc"/>
+          <w:u w:val="single" w:color="0000ff"/>
           <w:rFonts w:ascii="Charis SIL Italic" w:hAnsi="Charis SIL Italic" w:eastAsia="Charis SIL Italic"/>
           <w:b w:val="0"/>
           <w:i w:val="0"/>
@@ -2685,7 +2713,7 @@
       </w:r>
       <w:r>
         <w:rPr>
-          <w:u w:val="single" w:color="0066cc"/>
+          <w:u w:val="single" w:color="0000ff"/>
           <w:rFonts w:ascii="Charis SIL Italic" w:hAnsi="Charis SIL Italic" w:eastAsia="Charis SIL Italic"/>
           <w:b w:val="0"/>
           <w:i w:val="0"/>
@@ -2703,7 +2731,7 @@
       </w:r>
       <w:r>
         <w:rPr>
-          <w:u w:val="single" w:color="0066cc"/>
+          <w:u w:val="single" w:color="0000ff"/>
           <w:rFonts w:ascii="Charis SIL Italic" w:hAnsi="Charis SIL Italic" w:eastAsia="Charis SIL Italic"/>
           <w:b w:val="0"/>
           <w:i w:val="0"/>
@@ -2824,7 +2852,7 @@
           <w:rFonts w:ascii="Charis SIL Italic" w:hAnsi="Charis SIL Italic" w:eastAsia="Charis SIL Italic"/>
           <w:b w:val="0"/>
           <w:i w:val="0"/>
-          <w:color w:val="0066CC"/>
+          <w:color w:val="0000FF"/>
           <w:sz w:val="24"/>
           <w:u w:val="single"/>
         </w:rPr>
@@ -2859,7 +2887,7 @@
       </w:r>
       <w:r>
         <w:rPr>
-          <w:u w:val="single" w:color="0066cc"/>
+          <w:u w:val="single" w:color="0000ff"/>
           <w:rFonts w:ascii="Charis SIL Italic" w:hAnsi="Charis SIL Italic" w:eastAsia="Charis SIL Italic"/>
           <w:b w:val="0"/>
           <w:i w:val="0"/>
@@ -2911,7 +2939,7 @@
         <w:autoSpaceDE w:val="0"/>
         <w:widowControl/>
         <w:spacing w:line="288" w:lineRule="exact" w:before="64" w:after="0"/>
-        <w:ind w:left="20" w:right="576" w:firstLine="0"/>
+        <w:ind w:left="10" w:right="576" w:firstLine="0"/>
         <w:jc w:val="left"/>
       </w:pPr>
       <w:r>
@@ -2949,7 +2977,7 @@
           <w:rFonts w:ascii="Charis SIL Italic" w:hAnsi="Charis SIL Italic" w:eastAsia="Charis SIL Italic"/>
           <w:b w:val="0"/>
           <w:i w:val="0"/>
-          <w:color w:val="0066CC"/>
+          <w:color w:val="0000FF"/>
           <w:sz w:val="24"/>
           <w:u w:val="single"/>
         </w:rPr>
@@ -2979,7 +3007,7 @@
         <w:autoSpaceDE w:val="0"/>
         <w:widowControl/>
         <w:spacing w:line="358" w:lineRule="exact" w:before="176" w:after="0"/>
-        <w:ind w:left="20" w:right="0" w:firstLine="0"/>
+        <w:ind w:left="10" w:right="0" w:firstLine="0"/>
         <w:jc w:val="left"/>
       </w:pPr>
       <w:r>
@@ -2999,7 +3027,7 @@
         <w:autoSpaceDE w:val="0"/>
         <w:widowControl/>
         <w:spacing w:line="288" w:lineRule="exact" w:before="234" w:after="0"/>
-        <w:ind w:left="20" w:right="0" w:firstLine="0"/>
+        <w:ind w:left="10" w:right="0" w:firstLine="0"/>
         <w:jc w:val="left"/>
       </w:pPr>
       <w:r>
@@ -3072,7 +3100,7 @@
         <w:autoSpaceDE w:val="0"/>
         <w:widowControl/>
         <w:spacing w:line="288" w:lineRule="exact" w:before="240" w:after="0"/>
-        <w:ind w:left="408" w:right="4464" w:firstLine="0"/>
+        <w:ind w:left="398" w:right="4464" w:firstLine="0"/>
         <w:jc w:val="left"/>
       </w:pPr>
       <w:r>
@@ -3090,8 +3118,9 @@
           <w:rFonts w:ascii="Charis SIL Italic" w:hAnsi="Charis SIL Italic" w:eastAsia="Charis SIL Italic"/>
           <w:b w:val="0"/>
           <w:i w:val="0"/>
-          <w:color w:val="0066CC"/>
-          <w:sz w:val="24"/>
+          <w:color w:val="0000FF"/>
+          <w:sz w:val="24"/>
+          <w:u w:val="single"/>
         </w:rPr>
         <w:hyperlink r:id="rId20" w:history="1">
           <w:r>
@@ -3120,11 +3149,11 @@
           <w:rFonts w:ascii="Charis SIL Italic" w:hAnsi="Charis SIL Italic" w:eastAsia="Charis SIL Italic"/>
           <w:b w:val="0"/>
           <w:i w:val="0"/>
-          <w:color w:val="0066CC"/>
+          <w:color w:val="0000FF"/>
           <w:sz w:val="24"/>
           <w:u w:val="single"/>
         </w:rPr>
-        <w:hyperlink r:id="rId20" w:history="1">
+        <w:hyperlink r:id="rId16" w:history="1">
           <w:r>
             <w:rPr>
               <w:rStyle w:val="Hyperlink"/>
@@ -3138,7 +3167,7 @@
           <w:rFonts w:ascii="Charis SIL Italic" w:hAnsi="Charis SIL Italic" w:eastAsia="Charis SIL Italic"/>
           <w:b w:val="0"/>
           <w:i w:val="0"/>
-          <w:color w:val="0066CC"/>
+          <w:color w:val="0000FF"/>
           <w:sz w:val="24"/>
           <w:u w:val="single"/>
         </w:rPr>
@@ -3149,7 +3178,7 @@
           <w:rFonts w:ascii="Charis SIL Italic" w:hAnsi="Charis SIL Italic" w:eastAsia="Charis SIL Italic"/>
           <w:b w:val="0"/>
           <w:i w:val="0"/>
-          <w:color w:val="0066CC"/>
+          <w:color w:val="0000FF"/>
           <w:sz w:val="24"/>
           <w:u w:val="single"/>
         </w:rPr>
@@ -3167,7 +3196,7 @@
           <w:rFonts w:ascii="Charis SIL Italic" w:hAnsi="Charis SIL Italic" w:eastAsia="Charis SIL Italic"/>
           <w:b w:val="0"/>
           <w:i w:val="0"/>
-          <w:color w:val="0066CC"/>
+          <w:color w:val="0000FF"/>
           <w:sz w:val="24"/>
           <w:u w:val="single"/>
         </w:rPr>
@@ -3178,7 +3207,7 @@
           <w:rFonts w:ascii="Charis SIL Italic" w:hAnsi="Charis SIL Italic" w:eastAsia="Charis SIL Italic"/>
           <w:b w:val="0"/>
           <w:i w:val="0"/>
-          <w:color w:val="0066CC"/>
+          <w:color w:val="0000FF"/>
           <w:sz w:val="24"/>
           <w:u w:val="single"/>
         </w:rPr>
@@ -3196,7 +3225,7 @@
           <w:rFonts w:ascii="Charis SIL Italic" w:hAnsi="Charis SIL Italic" w:eastAsia="Charis SIL Italic"/>
           <w:b w:val="0"/>
           <w:i w:val="0"/>
-          <w:color w:val="0066CC"/>
+          <w:color w:val="0000FF"/>
           <w:sz w:val="24"/>
           <w:u w:val="single"/>
         </w:rPr>
@@ -3207,7 +3236,7 @@
           <w:rFonts w:ascii="Charis SIL Italic" w:hAnsi="Charis SIL Italic" w:eastAsia="Charis SIL Italic"/>
           <w:b w:val="0"/>
           <w:i w:val="0"/>
-          <w:color w:val="0066CC"/>
+          <w:color w:val="0000FF"/>
           <w:sz w:val="24"/>
           <w:u w:val="single"/>
         </w:rPr>
@@ -3225,7 +3254,7 @@
           <w:rFonts w:ascii="Charis SIL Italic" w:hAnsi="Charis SIL Italic" w:eastAsia="Charis SIL Italic"/>
           <w:b w:val="0"/>
           <w:i w:val="0"/>
-          <w:color w:val="0066CC"/>
+          <w:color w:val="0000FF"/>
           <w:sz w:val="24"/>
           <w:u w:val="single"/>
         </w:rPr>
@@ -3236,7 +3265,7 @@
           <w:rFonts w:ascii="Charis SIL Italic" w:hAnsi="Charis SIL Italic" w:eastAsia="Charis SIL Italic"/>
           <w:b w:val="0"/>
           <w:i w:val="0"/>
-          <w:color w:val="0066CC"/>
+          <w:color w:val="0000FF"/>
           <w:sz w:val="24"/>
           <w:u w:val="single"/>
         </w:rPr>
@@ -3254,7 +3283,7 @@
           <w:rFonts w:ascii="Charis SIL Italic" w:hAnsi="Charis SIL Italic" w:eastAsia="Charis SIL Italic"/>
           <w:b w:val="0"/>
           <w:i w:val="0"/>
-          <w:color w:val="0066CC"/>
+          <w:color w:val="0000FF"/>
           <w:sz w:val="24"/>
           <w:u w:val="single"/>
         </w:rPr>
@@ -3265,7 +3294,7 @@
           <w:rFonts w:ascii="Charis SIL Italic" w:hAnsi="Charis SIL Italic" w:eastAsia="Charis SIL Italic"/>
           <w:b w:val="0"/>
           <w:i w:val="0"/>
-          <w:color w:val="0066CC"/>
+          <w:color w:val="0000FF"/>
           <w:sz w:val="24"/>
           <w:u w:val="single"/>
         </w:rPr>
@@ -3293,7 +3322,7 @@
           <w:rFonts w:ascii="Charis SIL Italic" w:hAnsi="Charis SIL Italic" w:eastAsia="Charis SIL Italic"/>
           <w:b w:val="0"/>
           <w:i w:val="0"/>
-          <w:color w:val="0066CC"/>
+          <w:color w:val="0000FF"/>
           <w:sz w:val="24"/>
           <w:u w:val="single"/>
         </w:rPr>
@@ -3311,7 +3340,7 @@
           <w:rFonts w:ascii="Charis SIL Italic" w:hAnsi="Charis SIL Italic" w:eastAsia="Charis SIL Italic"/>
           <w:b w:val="0"/>
           <w:i w:val="0"/>
-          <w:color w:val="0066CC"/>
+          <w:color w:val="0000FF"/>
           <w:sz w:val="24"/>
           <w:u w:val="single"/>
         </w:rPr>
@@ -3322,7 +3351,7 @@
           <w:rFonts w:ascii="Charis SIL Italic" w:hAnsi="Charis SIL Italic" w:eastAsia="Charis SIL Italic"/>
           <w:b w:val="0"/>
           <w:i w:val="0"/>
-          <w:color w:val="0066CC"/>
+          <w:color w:val="0000FF"/>
           <w:sz w:val="24"/>
           <w:u w:val="single"/>
         </w:rPr>
@@ -3342,7 +3371,7 @@
         <w:autoSpaceDE w:val="0"/>
         <w:widowControl/>
         <w:spacing w:line="358" w:lineRule="exact" w:before="176" w:after="0"/>
-        <w:ind w:left="20" w:right="0" w:firstLine="0"/>
+        <w:ind w:left="10" w:right="0" w:firstLine="0"/>
         <w:jc w:val="left"/>
       </w:pPr>
       <w:r>
@@ -3362,7 +3391,7 @@
         <w:autoSpaceDE w:val="0"/>
         <w:widowControl/>
         <w:spacing w:line="288" w:lineRule="exact" w:before="234" w:after="0"/>
-        <w:ind w:left="20" w:right="144" w:firstLine="0"/>
+        <w:ind w:left="10" w:right="144" w:firstLine="0"/>
         <w:jc w:val="left"/>
       </w:pPr>
       <w:r>
@@ -3425,7 +3454,7 @@
         <w:autoSpaceDE w:val="0"/>
         <w:widowControl/>
         <w:spacing w:line="288" w:lineRule="exact" w:before="240" w:after="0"/>
-        <w:ind w:left="20" w:right="0" w:firstLine="0"/>
+        <w:ind w:left="10" w:right="0" w:firstLine="0"/>
         <w:jc w:val="left"/>
       </w:pPr>
       <w:r>
@@ -3453,7 +3482,7 @@
           <w:rFonts w:ascii="Charis SIL Italic" w:hAnsi="Charis SIL Italic" w:eastAsia="Charis SIL Italic"/>
           <w:b w:val="0"/>
           <w:i w:val="0"/>
-          <w:color w:val="0066CC"/>
+          <w:color w:val="0000FF"/>
           <w:sz w:val="24"/>
           <w:u w:val="single"/>
         </w:rPr>
@@ -3471,7 +3500,7 @@
           <w:rFonts w:ascii="Charis SIL Italic" w:hAnsi="Charis SIL Italic" w:eastAsia="Charis SIL Italic"/>
           <w:b w:val="0"/>
           <w:i w:val="0"/>
-          <w:color w:val="0066CC"/>
+          <w:color w:val="0000FF"/>
           <w:sz w:val="24"/>
           <w:u w:val="single"/>
         </w:rPr>
@@ -3482,7 +3511,7 @@
           <w:rFonts w:ascii="Charis SIL Italic" w:hAnsi="Charis SIL Italic" w:eastAsia="Charis SIL Italic"/>
           <w:b w:val="0"/>
           <w:i w:val="0"/>
-          <w:color w:val="0066CC"/>
+          <w:color w:val="0000FF"/>
           <w:sz w:val="24"/>
           <w:u w:val="single"/>
         </w:rPr>
@@ -3500,7 +3529,7 @@
           <w:rFonts w:ascii="Charis SIL Italic" w:hAnsi="Charis SIL Italic" w:eastAsia="Charis SIL Italic"/>
           <w:b w:val="0"/>
           <w:i w:val="0"/>
-          <w:color w:val="0066CC"/>
+          <w:color w:val="0000FF"/>
           <w:sz w:val="24"/>
           <w:u w:val="single"/>
         </w:rPr>
@@ -3511,7 +3540,7 @@
           <w:rFonts w:ascii="Charis SIL Italic" w:hAnsi="Charis SIL Italic" w:eastAsia="Charis SIL Italic"/>
           <w:b w:val="0"/>
           <w:i w:val="0"/>
-          <w:color w:val="0066CC"/>
+          <w:color w:val="0000FF"/>
           <w:sz w:val="24"/>
           <w:u w:val="single"/>
         </w:rPr>
@@ -3539,7 +3568,7 @@
           <w:rFonts w:ascii="Charis SIL Italic" w:hAnsi="Charis SIL Italic" w:eastAsia="Charis SIL Italic"/>
           <w:b w:val="0"/>
           <w:i w:val="0"/>
-          <w:color w:val="0066CC"/>
+          <w:color w:val="0000FF"/>
           <w:sz w:val="24"/>
           <w:u w:val="single"/>
         </w:rPr>
@@ -3570,79 +3599,24 @@
           <w:color w:val="000000"/>
           <w:sz w:val="24"/>
         </w:rPr>
-        <w:t>de beeldcollecties van he</w:t>
-      </w:r>
-      <w:r>
-        <w:rPr>
-          <w:u w:val="single" w:color="0066cc"/>
-          <w:rFonts w:ascii="Charis SIL Italic" w:hAnsi="Charis SIL Italic" w:eastAsia="Charis SIL Italic"/>
-          <w:b w:val="0"/>
-          <w:i w:val="0"/>
-          <w:color w:val="000000"/>
-          <w:sz w:val="24"/>
-        </w:rPr>
-        <w:hyperlink r:id="rId22" w:history="1">
-          <w:r>
-            <w:rPr>
-              <w:rStyle w:val="Hyperlink"/>
-            </w:rPr>
-            <w:t xml:space="preserve">t </w:t>
-          </w:r>
-        </w:hyperlink>
-      </w:r>
-      <w:r>
-        <w:rPr>
-          <w:rFonts w:ascii="Charis SIL Italic" w:hAnsi="Charis SIL Italic" w:eastAsia="Charis SIL Italic"/>
-          <w:b w:val="0"/>
-          <w:i w:val="0"/>
-          <w:color w:val="0066CC"/>
-          <w:sz w:val="24"/>
-          <w:u w:val="single"/>
-        </w:rPr>
-        <w:hyperlink r:id="rId22" w:history="1">
-          <w:r>
-            <w:rPr>
-              <w:rStyle w:val="Hyperlink"/>
-            </w:rPr>
-            <w:t>Nationaal</w:t>
-          </w:r>
-        </w:hyperlink>
-      </w:r>
-      <w:r>
-        <w:rPr>
-          <w:rFonts w:ascii="Charis SIL Italic" w:hAnsi="Charis SIL Italic" w:eastAsia="Charis SIL Italic"/>
-          <w:b w:val="0"/>
-          <w:i w:val="0"/>
-          <w:color w:val="0066CC"/>
-          <w:sz w:val="24"/>
-          <w:u w:val="single"/>
-        </w:rPr>
-        <w:t xml:space="preserve"> </w:t>
-      </w:r>
-      <w:r>
-        <w:rPr>
-          <w:rFonts w:ascii="Charis SIL Italic" w:hAnsi="Charis SIL Italic" w:eastAsia="Charis SIL Italic"/>
-          <w:b w:val="0"/>
-          <w:i w:val="0"/>
-          <w:color w:val="0066CC"/>
-          <w:sz w:val="24"/>
-          <w:u w:val="single"/>
-        </w:rPr>
-        <w:hyperlink r:id="rId22" w:history="1">
-          <w:r>
-            <w:rPr>
-              <w:rStyle w:val="Hyperlink"/>
-            </w:rPr>
-            <w:t>A</w:t>
-          </w:r>
-        </w:hyperlink>
-      </w:r>
-      <w:r>
-        <w:rPr>
-          <w:rFonts w:ascii="Charis SIL Italic" w:hAnsi="Charis SIL Italic" w:eastAsia="Charis SIL Italic"/>
-          <w:b w:val="0"/>
-          <w:i w:val="0"/>
-          <w:color w:val="0066CC"/>
+        <w:t xml:space="preserve">de beeldcollecties van het </w:t>
+      </w:r>
+      <w:r>
+        <w:rPr>
+          <w:rFonts w:ascii="Charis SIL Italic" w:hAnsi="Charis SIL Italic" w:eastAsia="Charis SIL Italic"/>
+          <w:b w:val="0"/>
+          <w:i w:val="0"/>
+          <w:color w:val="0000FF"/>
+          <w:sz w:val="24"/>
+        </w:rPr>
+        <w:t>Nationaal A</w:t>
+      </w:r>
+      <w:r>
+        <w:rPr>
+          <w:rFonts w:ascii="Charis SIL Italic" w:hAnsi="Charis SIL Italic" w:eastAsia="Charis SIL Italic"/>
+          <w:b w:val="0"/>
+          <w:i w:val="0"/>
+          <w:color w:val="0000FF"/>
           <w:sz w:val="24"/>
           <w:u w:val="single"/>
         </w:rPr>
@@ -3657,7 +3631,7 @@
       </w:r>
       <w:r>
         <w:rPr>
-          <w:u w:val="single" w:color="0066cc"/>
+          <w:u w:val="single" w:color="0000ff"/>
           <w:rFonts w:ascii="Charis SIL Italic" w:hAnsi="Charis SIL Italic" w:eastAsia="Charis SIL Italic"/>
           <w:b w:val="0"/>
           <w:i w:val="0"/>
@@ -3678,7 +3652,7 @@
           <w:rFonts w:ascii="Charis SIL Italic" w:hAnsi="Charis SIL Italic" w:eastAsia="Charis SIL Italic"/>
           <w:b w:val="0"/>
           <w:i w:val="0"/>
-          <w:color w:val="0066CC"/>
+          <w:color w:val="0000FF"/>
           <w:sz w:val="24"/>
           <w:u w:val="single"/>
         </w:rPr>
@@ -3696,7 +3670,7 @@
           <w:rFonts w:ascii="Charis SIL Italic" w:hAnsi="Charis SIL Italic" w:eastAsia="Charis SIL Italic"/>
           <w:b w:val="0"/>
           <w:i w:val="0"/>
-          <w:color w:val="0066CC"/>
+          <w:color w:val="0000FF"/>
           <w:sz w:val="24"/>
           <w:u w:val="single"/>
         </w:rPr>
@@ -3714,7 +3688,7 @@
           <w:rFonts w:ascii="Charis SIL Italic" w:hAnsi="Charis SIL Italic" w:eastAsia="Charis SIL Italic"/>
           <w:b w:val="0"/>
           <w:i w:val="0"/>
-          <w:color w:val="0066CC"/>
+          <w:color w:val="0000FF"/>
           <w:sz w:val="24"/>
           <w:u w:val="single"/>
         </w:rPr>
@@ -3735,14 +3709,32 @@
           <w:color w:val="000000"/>
           <w:sz w:val="24"/>
         </w:rPr>
-        <w:t xml:space="preserve">. Het </w:t>
-      </w:r>
-      <w:r>
-        <w:rPr>
-          <w:rFonts w:ascii="Charis SIL Italic" w:hAnsi="Charis SIL Italic" w:eastAsia="Charis SIL Italic"/>
-          <w:b w:val="0"/>
-          <w:i w:val="0"/>
-          <w:color w:val="0066CC"/>
+        <w:t>. H</w:t>
+      </w:r>
+      <w:r>
+        <w:rPr>
+          <w:u w:val="single" w:color="0000ff"/>
+          <w:rFonts w:ascii="Charis SIL Italic" w:hAnsi="Charis SIL Italic" w:eastAsia="Charis SIL Italic"/>
+          <w:b w:val="0"/>
+          <w:i w:val="0"/>
+          <w:color w:val="000000"/>
+          <w:sz w:val="24"/>
+        </w:rPr>
+        <w:hyperlink r:id="rId23" w:history="1">
+          <w:r>
+            <w:rPr>
+              <w:rStyle w:val="Hyperlink"/>
+            </w:rPr>
+            <w:t xml:space="preserve">et </w:t>
+          </w:r>
+        </w:hyperlink>
+      </w:r>
+      <w:r>
+        <w:rPr>
+          <w:rFonts w:ascii="Charis SIL Italic" w:hAnsi="Charis SIL Italic" w:eastAsia="Charis SIL Italic"/>
+          <w:b w:val="0"/>
+          <w:i w:val="0"/>
+          <w:color w:val="0000FF"/>
           <w:sz w:val="24"/>
           <w:u w:val="single"/>
         </w:rPr>
@@ -3760,7 +3752,7 @@
           <w:rFonts w:ascii="Charis SIL Italic" w:hAnsi="Charis SIL Italic" w:eastAsia="Charis SIL Italic"/>
           <w:b w:val="0"/>
           <w:i w:val="0"/>
-          <w:color w:val="0066CC"/>
+          <w:color w:val="0000FF"/>
           <w:sz w:val="24"/>
           <w:u w:val="single"/>
         </w:rPr>
@@ -3771,7 +3763,7 @@
           <w:rFonts w:ascii="Charis SIL Italic" w:hAnsi="Charis SIL Italic" w:eastAsia="Charis SIL Italic"/>
           <w:b w:val="0"/>
           <w:i w:val="0"/>
-          <w:color w:val="0066CC"/>
+          <w:color w:val="0000FF"/>
           <w:sz w:val="24"/>
           <w:u w:val="single"/>
         </w:rPr>
@@ -3789,7 +3781,7 @@
           <w:rFonts w:ascii="Charis SIL Italic" w:hAnsi="Charis SIL Italic" w:eastAsia="Charis SIL Italic"/>
           <w:b w:val="0"/>
           <w:i w:val="0"/>
-          <w:color w:val="0066CC"/>
+          <w:color w:val="0000FF"/>
           <w:sz w:val="24"/>
           <w:u w:val="single"/>
         </w:rPr>
@@ -3814,21 +3806,38 @@
       </w:r>
       <w:r>
         <w:rPr>
-          <w:u w:val="single" w:color="0066cc"/>
+          <w:u w:val="single" w:color="0000ff"/>
           <w:rFonts w:ascii="Charis SIL Italic" w:hAnsi="Charis SIL Italic" w:eastAsia="Charis SIL Italic"/>
           <w:b w:val="0"/>
           <w:i w:val="0"/>
           <w:color w:val="000000"/>
           <w:sz w:val="24"/>
         </w:rPr>
-        <w:t xml:space="preserve">het </w:t>
-      </w:r>
-      <w:r>
-        <w:rPr>
-          <w:rFonts w:ascii="Charis SIL Italic" w:hAnsi="Charis SIL Italic" w:eastAsia="Charis SIL Italic"/>
-          <w:b w:val="0"/>
-          <w:i w:val="0"/>
-          <w:color w:val="0066CC"/>
+        <w:t>h</w:t>
+      </w:r>
+      <w:r>
+        <w:rPr>
+          <w:rFonts w:ascii="Charis SIL Italic" w:hAnsi="Charis SIL Italic" w:eastAsia="Charis SIL Italic"/>
+          <w:b w:val="0"/>
+          <w:i w:val="0"/>
+          <w:color w:val="000000"/>
+          <w:sz w:val="24"/>
+        </w:rPr>
+        <w:hyperlink r:id="rId26" w:history="1">
+          <w:r>
+            <w:rPr>
+              <w:rStyle w:val="Hyperlink"/>
+            </w:rPr>
+            <w:t xml:space="preserve">et </w:t>
+          </w:r>
+        </w:hyperlink>
+      </w:r>
+      <w:r>
+        <w:rPr>
+          <w:rFonts w:ascii="Charis SIL Italic" w:hAnsi="Charis SIL Italic" w:eastAsia="Charis SIL Italic"/>
+          <w:b w:val="0"/>
+          <w:i w:val="0"/>
+          <w:color w:val="0000FF"/>
           <w:sz w:val="24"/>
           <w:u w:val="single"/>
         </w:rPr>
@@ -3846,7 +3855,7 @@
           <w:rFonts w:ascii="Charis SIL Italic" w:hAnsi="Charis SIL Italic" w:eastAsia="Charis SIL Italic"/>
           <w:b w:val="0"/>
           <w:i w:val="0"/>
-          <w:color w:val="0066CC"/>
+          <w:color w:val="0000FF"/>
           <w:sz w:val="24"/>
           <w:u w:val="single"/>
         </w:rPr>
@@ -3864,11 +3873,11 @@
           <w:rFonts w:ascii="Charis SIL Italic" w:hAnsi="Charis SIL Italic" w:eastAsia="Charis SIL Italic"/>
           <w:b w:val="0"/>
           <w:i w:val="0"/>
-          <w:color w:val="0066CC"/>
+          <w:color w:val="0000FF"/>
           <w:sz w:val="24"/>
           <w:u w:val="single"/>
         </w:rPr>
-        <w:hyperlink r:id="rId26" w:history="1">
+        <w:hyperlink r:id="rId27" w:history="1">
           <w:r>
             <w:rPr>
               <w:rStyle w:val="Hyperlink"/>
@@ -3882,7 +3891,7 @@
           <w:rFonts w:ascii="Charis SIL Italic" w:hAnsi="Charis SIL Italic" w:eastAsia="Charis SIL Italic"/>
           <w:b w:val="0"/>
           <w:i w:val="0"/>
-          <w:color w:val="0066CC"/>
+          <w:color w:val="0000FF"/>
           <w:sz w:val="24"/>
           <w:u w:val="single"/>
         </w:rPr>
@@ -3893,11 +3902,11 @@
           <w:rFonts w:ascii="Charis SIL Italic" w:hAnsi="Charis SIL Italic" w:eastAsia="Charis SIL Italic"/>
           <w:b w:val="0"/>
           <w:i w:val="0"/>
-          <w:color w:val="0066CC"/>
+          <w:color w:val="0000FF"/>
           <w:sz w:val="24"/>
           <w:u w:val="single"/>
         </w:rPr>
-        <w:hyperlink r:id="rId26" w:history="1">
+        <w:hyperlink r:id="rId27" w:history="1">
           <w:r>
             <w:rPr>
               <w:rStyle w:val="Hyperlink"/>
@@ -3911,7 +3920,7 @@
           <w:rFonts w:ascii="Charis SIL Italic" w:hAnsi="Charis SIL Italic" w:eastAsia="Charis SIL Italic"/>
           <w:b w:val="0"/>
           <w:i w:val="0"/>
-          <w:color w:val="0066CC"/>
+          <w:color w:val="0000FF"/>
           <w:sz w:val="24"/>
           <w:u w:val="single"/>
         </w:rPr>
@@ -3922,11 +3931,11 @@
           <w:rFonts w:ascii="Charis SIL Italic" w:hAnsi="Charis SIL Italic" w:eastAsia="Charis SIL Italic"/>
           <w:b w:val="0"/>
           <w:i w:val="0"/>
-          <w:color w:val="0066CC"/>
+          <w:color w:val="0000FF"/>
           <w:sz w:val="24"/>
           <w:u w:val="single"/>
         </w:rPr>
-        <w:hyperlink r:id="rId26" w:history="1">
+        <w:hyperlink r:id="rId27" w:history="1">
           <w:r>
             <w:rPr>
               <w:rStyle w:val="Hyperlink"/>
@@ -3937,7 +3946,7 @@
       </w:r>
       <w:r>
         <w:rPr>
-          <w:u w:val="single" w:color="0066cc"/>
+          <w:u w:val="single" w:color="0000ff"/>
           <w:rFonts w:ascii="Charis SIL Italic" w:hAnsi="Charis SIL Italic" w:eastAsia="Charis SIL Italic"/>
           <w:b w:val="0"/>
           <w:i w:val="0"/>
@@ -3960,7 +3969,7 @@
         <w:autoSpaceDE w:val="0"/>
         <w:widowControl/>
         <w:spacing w:line="288" w:lineRule="exact" w:before="240" w:after="0"/>
-        <w:ind w:left="20" w:right="0" w:firstLine="0"/>
+        <w:ind w:left="10" w:right="0" w:firstLine="0"/>
         <w:jc w:val="left"/>
       </w:pPr>
       <w:r>
@@ -3988,11 +3997,11 @@
           <w:rFonts w:ascii="Charis SIL Italic" w:hAnsi="Charis SIL Italic" w:eastAsia="Charis SIL Italic"/>
           <w:b w:val="0"/>
           <w:i w:val="0"/>
-          <w:color w:val="0066CC"/>
+          <w:color w:val="0000FF"/>
           <w:sz w:val="24"/>
           <w:u w:val="single"/>
         </w:rPr>
-        <w:hyperlink r:id="rId27" w:history="1">
+        <w:hyperlink r:id="rId28" w:history="1">
           <w:r>
             <w:rPr>
               <w:rStyle w:val="Hyperlink"/>
@@ -4006,7 +4015,7 @@
           <w:rFonts w:ascii="Charis SIL Italic" w:hAnsi="Charis SIL Italic" w:eastAsia="Charis SIL Italic"/>
           <w:b w:val="0"/>
           <w:i w:val="0"/>
-          <w:color w:val="0066CC"/>
+          <w:color w:val="0000FF"/>
           <w:sz w:val="24"/>
           <w:u w:val="single"/>
         </w:rPr>
@@ -4017,11 +4026,11 @@
           <w:rFonts w:ascii="Charis SIL Italic" w:hAnsi="Charis SIL Italic" w:eastAsia="Charis SIL Italic"/>
           <w:b w:val="0"/>
           <w:i w:val="0"/>
-          <w:color w:val="0066CC"/>
+          <w:color w:val="0000FF"/>
           <w:sz w:val="24"/>
           <w:u w:val="single"/>
         </w:rPr>
-        <w:hyperlink r:id="rId27" w:history="1">
+        <w:hyperlink r:id="rId28" w:history="1">
           <w:r>
             <w:rPr>
               <w:rStyle w:val="Hyperlink"/>
@@ -4045,11 +4054,11 @@
           <w:rFonts w:ascii="Charis SIL Italic" w:hAnsi="Charis SIL Italic" w:eastAsia="Charis SIL Italic"/>
           <w:b w:val="0"/>
           <w:i w:val="0"/>
-          <w:color w:val="0066CC"/>
+          <w:color w:val="0000FF"/>
           <w:sz w:val="24"/>
           <w:u w:val="single"/>
         </w:rPr>
-        <w:hyperlink r:id="rId28" w:history="1">
+        <w:hyperlink r:id="rId29" w:history="1">
           <w:r>
             <w:rPr>
               <w:rStyle w:val="Hyperlink"/>
@@ -4063,11 +4072,11 @@
           <w:rFonts w:ascii="Charis SIL Italic" w:hAnsi="Charis SIL Italic" w:eastAsia="Charis SIL Italic"/>
           <w:b w:val="0"/>
           <w:i w:val="0"/>
-          <w:color w:val="0066CC"/>
+          <w:color w:val="0000FF"/>
           <w:sz w:val="24"/>
           <w:u w:val="single"/>
         </w:rPr>
-        <w:hyperlink r:id="rId28" w:history="1">
+        <w:hyperlink r:id="rId29" w:history="1">
           <w:r>
             <w:rPr>
               <w:rStyle w:val="Hyperlink"/>
@@ -4081,7 +4090,7 @@
           <w:rFonts w:ascii="Charis SIL Italic" w:hAnsi="Charis SIL Italic" w:eastAsia="Charis SIL Italic"/>
           <w:b w:val="0"/>
           <w:i w:val="0"/>
-          <w:color w:val="0066CC"/>
+          <w:color w:val="0000FF"/>
           <w:sz w:val="24"/>
           <w:u w:val="single"/>
         </w:rPr>
@@ -4092,11 +4101,11 @@
           <w:rFonts w:ascii="Charis SIL Italic" w:hAnsi="Charis SIL Italic" w:eastAsia="Charis SIL Italic"/>
           <w:b w:val="0"/>
           <w:i w:val="0"/>
-          <w:color w:val="0066CC"/>
+          <w:color w:val="0000FF"/>
           <w:sz w:val="24"/>
           <w:u w:val="single"/>
         </w:rPr>
-        <w:hyperlink r:id="rId28" w:history="1">
+        <w:hyperlink r:id="rId29" w:history="1">
           <w:r>
             <w:rPr>
               <w:rStyle w:val="Hyperlink"/>
@@ -4122,7 +4131,7 @@
         <w:autoSpaceDE w:val="0"/>
         <w:widowControl/>
         <w:spacing w:line="358" w:lineRule="exact" w:before="176" w:after="0"/>
-        <w:ind w:left="20" w:right="0" w:firstLine="0"/>
+        <w:ind w:left="10" w:right="0" w:firstLine="0"/>
         <w:jc w:val="left"/>
       </w:pPr>
       <w:r>
@@ -4142,7 +4151,7 @@
         <w:autoSpaceDE w:val="0"/>
         <w:widowControl/>
         <w:spacing w:line="288" w:lineRule="exact" w:before="234" w:after="0"/>
-        <w:ind w:left="20" w:right="0" w:firstLine="0"/>
+        <w:ind w:left="10" w:right="0" w:firstLine="0"/>
         <w:jc w:val="left"/>
       </w:pPr>
       <w:r>
@@ -4202,7 +4211,7 @@
         <w:autoSpaceDE w:val="0"/>
         <w:widowControl/>
         <w:spacing w:line="358" w:lineRule="exact" w:before="176" w:after="0"/>
-        <w:ind w:left="20" w:right="0" w:firstLine="0"/>
+        <w:ind w:left="10" w:right="0" w:firstLine="0"/>
         <w:jc w:val="left"/>
       </w:pPr>
       <w:r>
@@ -4222,7 +4231,7 @@
         <w:autoSpaceDE w:val="0"/>
         <w:widowControl/>
         <w:spacing w:line="288" w:lineRule="exact" w:before="234" w:after="0"/>
-        <w:ind w:left="20" w:right="144" w:firstLine="0"/>
+        <w:ind w:left="10" w:right="144" w:firstLine="0"/>
         <w:jc w:val="left"/>
       </w:pPr>
       <w:r>
@@ -4282,7 +4291,7 @@
         <w:autoSpaceDE w:val="0"/>
         <w:widowControl/>
         <w:spacing w:line="358" w:lineRule="exact" w:before="176" w:after="0"/>
-        <w:ind w:left="20" w:right="0" w:firstLine="0"/>
+        <w:ind w:left="10" w:right="0" w:firstLine="0"/>
         <w:jc w:val="left"/>
       </w:pPr>
       <w:r>
@@ -4302,7 +4311,7 @@
         <w:autoSpaceDE w:val="0"/>
         <w:widowControl/>
         <w:spacing w:line="288" w:lineRule="exact" w:before="234" w:after="0"/>
-        <w:ind w:left="20" w:right="0" w:firstLine="0"/>
+        <w:ind w:left="10" w:right="0" w:firstLine="0"/>
         <w:jc w:val="left"/>
       </w:pPr>
       <w:r>
@@ -4330,7 +4339,7 @@
       <w:pPr>
         <w:sectPr>
           <w:pgSz w:w="11900" w:h="16840"/>
-          <w:pgMar w:top="324" w:right="990" w:bottom="456" w:left="940" w:header="720" w:footer="720" w:gutter="0"/>
+          <w:pgMar w:top="324" w:right="990" w:bottom="456" w:left="950" w:header="720" w:footer="720" w:gutter="0"/>
           <w:cols/>
           <w:docGrid w:linePitch="360"/>
         </w:sectPr>
@@ -4351,7 +4360,7 @@
         <w:autoSpaceDE w:val="0"/>
         <w:widowControl/>
         <w:spacing w:line="288" w:lineRule="exact" w:before="64" w:after="0"/>
-        <w:ind w:left="20" w:right="144" w:firstLine="0"/>
+        <w:ind w:left="10" w:right="144" w:firstLine="0"/>
         <w:jc w:val="left"/>
       </w:pPr>
       <w:r>
@@ -4379,11 +4388,11 @@
           <w:rFonts w:ascii="Charis SIL Italic" w:hAnsi="Charis SIL Italic" w:eastAsia="Charis SIL Italic"/>
           <w:b w:val="0"/>
           <w:i w:val="0"/>
-          <w:color w:val="0066CC"/>
+          <w:color w:val="0000FF"/>
           <w:sz w:val="24"/>
           <w:u w:val="single"/>
         </w:rPr>
-        <w:hyperlink r:id="rId29" w:history="1">
+        <w:hyperlink r:id="rId30" w:history="1">
           <w:r>
             <w:rPr>
               <w:rStyle w:val="Hyperlink"/>
@@ -4397,7 +4406,7 @@
           <w:rFonts w:ascii="Charis SIL Italic" w:hAnsi="Charis SIL Italic" w:eastAsia="Charis SIL Italic"/>
           <w:b w:val="0"/>
           <w:i w:val="0"/>
-          <w:color w:val="0066CC"/>
+          <w:color w:val="0000FF"/>
           <w:sz w:val="24"/>
           <w:u w:val="single"/>
         </w:rPr>
@@ -4408,11 +4417,11 @@
           <w:rFonts w:ascii="Charis SIL Italic" w:hAnsi="Charis SIL Italic" w:eastAsia="Charis SIL Italic"/>
           <w:b w:val="0"/>
           <w:i w:val="0"/>
-          <w:color w:val="0066CC"/>
+          <w:color w:val="0000FF"/>
           <w:sz w:val="24"/>
           <w:u w:val="single"/>
         </w:rPr>
-        <w:hyperlink r:id="rId29" w:history="1">
+        <w:hyperlink r:id="rId30" w:history="1">
           <w:r>
             <w:rPr>
               <w:rStyle w:val="Hyperlink"/>
@@ -4426,7 +4435,7 @@
           <w:rFonts w:ascii="Charis SIL Italic" w:hAnsi="Charis SIL Italic" w:eastAsia="Charis SIL Italic"/>
           <w:b w:val="0"/>
           <w:i w:val="0"/>
-          <w:color w:val="0066CC"/>
+          <w:color w:val="0000FF"/>
           <w:sz w:val="24"/>
           <w:u w:val="single"/>
         </w:rPr>
@@ -4437,11 +4446,11 @@
           <w:rFonts w:ascii="Charis SIL Italic" w:hAnsi="Charis SIL Italic" w:eastAsia="Charis SIL Italic"/>
           <w:b w:val="0"/>
           <w:i w:val="0"/>
-          <w:color w:val="0066CC"/>
+          <w:color w:val="0000FF"/>
           <w:sz w:val="24"/>
           <w:u w:val="single"/>
         </w:rPr>
-        <w:hyperlink r:id="rId29" w:history="1">
+        <w:hyperlink r:id="rId30" w:history="1">
           <w:r>
             <w:rPr>
               <w:rStyle w:val="Hyperlink"/>
@@ -4465,11 +4474,11 @@
           <w:rFonts w:ascii="Charis SIL Italic" w:hAnsi="Charis SIL Italic" w:eastAsia="Charis SIL Italic"/>
           <w:b w:val="0"/>
           <w:i w:val="0"/>
-          <w:color w:val="0066CC"/>
+          <w:color w:val="0000FF"/>
           <w:sz w:val="24"/>
           <w:u w:val="single"/>
         </w:rPr>
-        <w:hyperlink r:id="rId30" w:history="1">
+        <w:hyperlink r:id="rId31" w:history="1">
           <w:r>
             <w:rPr>
               <w:rStyle w:val="Hyperlink"/>
@@ -4483,7 +4492,7 @@
           <w:rFonts w:ascii="Charis SIL Italic" w:hAnsi="Charis SIL Italic" w:eastAsia="Charis SIL Italic"/>
           <w:b w:val="0"/>
           <w:i w:val="0"/>
-          <w:color w:val="0066CC"/>
+          <w:color w:val="0000FF"/>
           <w:sz w:val="24"/>
           <w:u w:val="single"/>
         </w:rPr>
@@ -4494,11 +4503,11 @@
           <w:rFonts w:ascii="Charis SIL Italic" w:hAnsi="Charis SIL Italic" w:eastAsia="Charis SIL Italic"/>
           <w:b w:val="0"/>
           <w:i w:val="0"/>
-          <w:color w:val="0066CC"/>
+          <w:color w:val="0000FF"/>
           <w:sz w:val="24"/>
           <w:u w:val="single"/>
         </w:rPr>
-        <w:hyperlink r:id="rId30" w:history="1">
+        <w:hyperlink r:id="rId31" w:history="1">
           <w:r>
             <w:rPr>
               <w:rStyle w:val="Hyperlink"/>
@@ -4512,7 +4521,7 @@
           <w:rFonts w:ascii="Charis SIL Italic" w:hAnsi="Charis SIL Italic" w:eastAsia="Charis SIL Italic"/>
           <w:b w:val="0"/>
           <w:i w:val="0"/>
-          <w:color w:val="0066CC"/>
+          <w:color w:val="0000FF"/>
           <w:sz w:val="24"/>
           <w:u w:val="single"/>
         </w:rPr>
@@ -4523,11 +4532,11 @@
           <w:rFonts w:ascii="Charis SIL Italic" w:hAnsi="Charis SIL Italic" w:eastAsia="Charis SIL Italic"/>
           <w:b w:val="0"/>
           <w:i w:val="0"/>
-          <w:color w:val="0066CC"/>
+          <w:color w:val="0000FF"/>
           <w:sz w:val="24"/>
           <w:u w:val="single"/>
         </w:rPr>
-        <w:hyperlink r:id="rId30" w:history="1">
+        <w:hyperlink r:id="rId31" w:history="1">
           <w:r>
             <w:rPr>
               <w:rStyle w:val="Hyperlink"/>
@@ -4541,7 +4550,7 @@
           <w:rFonts w:ascii="Charis SIL Italic" w:hAnsi="Charis SIL Italic" w:eastAsia="Charis SIL Italic"/>
           <w:b w:val="0"/>
           <w:i w:val="0"/>
-          <w:color w:val="0066CC"/>
+          <w:color w:val="0000FF"/>
           <w:sz w:val="24"/>
           <w:u w:val="single"/>
         </w:rPr>
@@ -4552,11 +4561,11 @@
           <w:rFonts w:ascii="Charis SIL Italic" w:hAnsi="Charis SIL Italic" w:eastAsia="Charis SIL Italic"/>
           <w:b w:val="0"/>
           <w:i w:val="0"/>
-          <w:color w:val="0066CC"/>
+          <w:color w:val="0000FF"/>
           <w:sz w:val="24"/>
           <w:u w:val="single"/>
         </w:rPr>
-        <w:hyperlink r:id="rId30" w:history="1">
+        <w:hyperlink r:id="rId31" w:history="1">
           <w:r>
             <w:rPr>
               <w:rStyle w:val="Hyperlink"/>
@@ -4580,11 +4589,11 @@
           <w:rFonts w:ascii="Charis SIL Italic" w:hAnsi="Charis SIL Italic" w:eastAsia="Charis SIL Italic"/>
           <w:b w:val="0"/>
           <w:i w:val="0"/>
-          <w:color w:val="0066CC"/>
+          <w:color w:val="0000FF"/>
           <w:sz w:val="24"/>
           <w:u w:val="single"/>
         </w:rPr>
-        <w:hyperlink r:id="rId31" w:history="1">
+        <w:hyperlink r:id="rId32" w:history="1">
           <w:r>
             <w:rPr>
               <w:rStyle w:val="Hyperlink"/>
@@ -4598,7 +4607,7 @@
           <w:rFonts w:ascii="Charis SIL Italic" w:hAnsi="Charis SIL Italic" w:eastAsia="Charis SIL Italic"/>
           <w:b w:val="0"/>
           <w:i w:val="0"/>
-          <w:color w:val="0066CC"/>
+          <w:color w:val="0000FF"/>
           <w:sz w:val="24"/>
           <w:u w:val="single"/>
         </w:rPr>
@@ -4609,11 +4618,11 @@
           <w:rFonts w:ascii="Charis SIL Italic" w:hAnsi="Charis SIL Italic" w:eastAsia="Charis SIL Italic"/>
           <w:b w:val="0"/>
           <w:i w:val="0"/>
-          <w:color w:val="0066CC"/>
+          <w:color w:val="0000FF"/>
           <w:sz w:val="24"/>
           <w:u w:val="single"/>
         </w:rPr>
-        <w:hyperlink r:id="rId31" w:history="1">
+        <w:hyperlink r:id="rId32" w:history="1">
           <w:r>
             <w:rPr>
               <w:rStyle w:val="Hyperlink"/>
@@ -4627,7 +4636,7 @@
           <w:rFonts w:ascii="Charis SIL Italic" w:hAnsi="Charis SIL Italic" w:eastAsia="Charis SIL Italic"/>
           <w:b w:val="0"/>
           <w:i w:val="0"/>
-          <w:color w:val="0066CC"/>
+          <w:color w:val="0000FF"/>
           <w:sz w:val="24"/>
           <w:u w:val="single"/>
         </w:rPr>
@@ -4638,11 +4647,11 @@
           <w:rFonts w:ascii="Charis SIL Italic" w:hAnsi="Charis SIL Italic" w:eastAsia="Charis SIL Italic"/>
           <w:b w:val="0"/>
           <w:i w:val="0"/>
-          <w:color w:val="0066CC"/>
+          <w:color w:val="0000FF"/>
           <w:sz w:val="24"/>
           <w:u w:val="single"/>
         </w:rPr>
-        <w:hyperlink r:id="rId31" w:history="1">
+        <w:hyperlink r:id="rId32" w:history="1">
           <w:r>
             <w:rPr>
               <w:rStyle w:val="Hyperlink"/>
@@ -4656,7 +4665,7 @@
           <w:rFonts w:ascii="Charis SIL Italic" w:hAnsi="Charis SIL Italic" w:eastAsia="Charis SIL Italic"/>
           <w:b w:val="0"/>
           <w:i w:val="0"/>
-          <w:color w:val="0066CC"/>
+          <w:color w:val="0000FF"/>
           <w:sz w:val="24"/>
           <w:u w:val="single"/>
         </w:rPr>
@@ -4667,11 +4676,11 @@
           <w:rFonts w:ascii="Charis SIL Italic" w:hAnsi="Charis SIL Italic" w:eastAsia="Charis SIL Italic"/>
           <w:b w:val="0"/>
           <w:i w:val="0"/>
-          <w:color w:val="0066CC"/>
+          <w:color w:val="0000FF"/>
           <w:sz w:val="24"/>
           <w:u w:val="single"/>
         </w:rPr>
-        <w:hyperlink r:id="rId29" w:history="1">
+        <w:hyperlink r:id="rId30" w:history="1">
           <w:r>
             <w:rPr>
               <w:rStyle w:val="Hyperlink"/>
@@ -4685,7 +4694,7 @@
           <w:rFonts w:ascii="Charis SIL Italic" w:hAnsi="Charis SIL Italic" w:eastAsia="Charis SIL Italic"/>
           <w:b w:val="0"/>
           <w:i w:val="0"/>
-          <w:color w:val="0066CC"/>
+          <w:color w:val="0000FF"/>
           <w:sz w:val="24"/>
           <w:u w:val="single"/>
         </w:rPr>
@@ -4696,11 +4705,11 @@
           <w:rFonts w:ascii="Charis SIL Italic" w:hAnsi="Charis SIL Italic" w:eastAsia="Charis SIL Italic"/>
           <w:b w:val="0"/>
           <w:i w:val="0"/>
-          <w:color w:val="0066CC"/>
+          <w:color w:val="0000FF"/>
           <w:sz w:val="24"/>
           <w:u w:val="single"/>
         </w:rPr>
-        <w:hyperlink r:id="rId29" w:history="1">
+        <w:hyperlink r:id="rId30" w:history="1">
           <w:r>
             <w:rPr>
               <w:rStyle w:val="Hyperlink"/>
@@ -4711,7 +4720,7 @@
       </w:r>
       <w:r>
         <w:rPr>
-          <w:u w:val="single" w:color="0066cc"/>
+          <w:u w:val="single" w:color="0000ff"/>
           <w:rFonts w:ascii="Charis SIL Italic" w:hAnsi="Charis SIL Italic" w:eastAsia="Charis SIL Italic"/>
           <w:b w:val="0"/>
           <w:i w:val="0"/>
@@ -4722,14 +4731,14 @@
       </w:r>
       <w:r>
         <w:rPr>
-          <w:u w:val="single" w:color="0066cc"/>
+          <w:u w:val="single" w:color="0000ff"/>
           <w:rFonts w:ascii="Charis SIL Italic" w:hAnsi="Charis SIL Italic" w:eastAsia="Charis SIL Italic"/>
           <w:b w:val="0"/>
           <w:i w:val="0"/>
           <w:color w:val="000000"/>
           <w:sz w:val="24"/>
         </w:rPr>
-        <w:hyperlink r:id="rId29" w:history="1">
+        <w:hyperlink r:id="rId30" w:history="1">
           <w:r>
             <w:rPr>
               <w:rStyle w:val="Hyperlink"/>
@@ -4743,11 +4752,11 @@
           <w:rFonts w:ascii="Charis SIL Italic" w:hAnsi="Charis SIL Italic" w:eastAsia="Charis SIL Italic"/>
           <w:b w:val="0"/>
           <w:i w:val="0"/>
-          <w:color w:val="0066CC"/>
+          <w:color w:val="0000FF"/>
           <w:sz w:val="24"/>
           <w:u w:val="single"/>
         </w:rPr>
-        <w:hyperlink r:id="rId29" w:history="1">
+        <w:hyperlink r:id="rId30" w:history="1">
           <w:r>
             <w:rPr>
               <w:rStyle w:val="Hyperlink"/>
@@ -4761,175 +4770,9 @@
           <w:rFonts w:ascii="Charis SIL Italic" w:hAnsi="Charis SIL Italic" w:eastAsia="Charis SIL Italic"/>
           <w:b w:val="0"/>
           <w:i w:val="0"/>
-          <w:color w:val="0066CC"/>
+          <w:color w:val="0000FF"/>
           <w:sz w:val="24"/>
           <w:u w:val="single"/>
-        </w:rPr>
-        <w:hyperlink r:id="rId29" w:history="1">
-          <w:r>
-            <w:rPr>
-              <w:rStyle w:val="Hyperlink"/>
-            </w:rPr>
-            <w:t>o</w:t>
-          </w:r>
-        </w:hyperlink>
-      </w:r>
-      <w:r>
-        <w:rPr>
-          <w:rFonts w:ascii="Charis SIL Italic" w:hAnsi="Charis SIL Italic" w:eastAsia="Charis SIL Italic"/>
-          <w:b w:val="0"/>
-          <w:i w:val="0"/>
-          <w:color w:val="0066CC"/>
-          <w:sz w:val="24"/>
-          <w:u w:val="single"/>
-        </w:rPr>
-        <w:hyperlink r:id="rId29" w:history="1">
-          <w:r>
-            <w:rPr>
-              <w:rStyle w:val="Hyperlink"/>
-            </w:rPr>
-            <w:t>naal</w:t>
-          </w:r>
-        </w:hyperlink>
-      </w:r>
-      <w:r>
-        <w:rPr>
-          <w:rFonts w:ascii="Charis SIL Italic" w:hAnsi="Charis SIL Italic" w:eastAsia="Charis SIL Italic"/>
-          <w:b w:val="0"/>
-          <w:i w:val="0"/>
-          <w:color w:val="0066CC"/>
-          <w:sz w:val="24"/>
-          <w:u w:val="single"/>
-        </w:rPr>
-        <w:t xml:space="preserve"> </w:t>
-      </w:r>
-      <w:r>
-        <w:rPr>
-          <w:rFonts w:ascii="Charis SIL Italic" w:hAnsi="Charis SIL Italic" w:eastAsia="Charis SIL Italic"/>
-          <w:b w:val="0"/>
-          <w:i w:val="0"/>
-          <w:color w:val="0066CC"/>
-          <w:sz w:val="24"/>
-          <w:u w:val="single"/>
-        </w:rPr>
-        <w:hyperlink r:id="rId29" w:history="1">
-          <w:r>
-            <w:rPr>
-              <w:rStyle w:val="Hyperlink"/>
-            </w:rPr>
-            <w:t>Arch</w:t>
-          </w:r>
-        </w:hyperlink>
-      </w:r>
-      <w:r>
-        <w:rPr>
-          <w:rFonts w:ascii="Charis SIL Italic" w:hAnsi="Charis SIL Italic" w:eastAsia="Charis SIL Italic"/>
-          <w:b w:val="0"/>
-          <w:i w:val="0"/>
-          <w:color w:val="0066CC"/>
-          <w:sz w:val="24"/>
-          <w:u w:val="single"/>
-        </w:rPr>
-        <w:hyperlink r:id="rId32" w:history="1">
-          <w:r>
-            <w:rPr>
-              <w:rStyle w:val="Hyperlink"/>
-            </w:rPr>
-            <w:t>i</w:t>
-          </w:r>
-        </w:hyperlink>
-      </w:r>
-      <w:r>
-        <w:rPr>
-          <w:rFonts w:ascii="Charis SIL Italic" w:hAnsi="Charis SIL Italic" w:eastAsia="Charis SIL Italic"/>
-          <w:b w:val="0"/>
-          <w:i w:val="0"/>
-          <w:color w:val="0066CC"/>
-          <w:sz w:val="24"/>
-          <w:u w:val="single"/>
-        </w:rPr>
-        <w:hyperlink r:id="rId30" w:history="1">
-          <w:r>
-            <w:rPr>
-              <w:rStyle w:val="Hyperlink"/>
-            </w:rPr>
-            <w:t>ef</w:t>
-          </w:r>
-        </w:hyperlink>
-      </w:r>
-      <w:r>
-        <w:rPr>
-          <w:rFonts w:ascii="Charis SIL Italic" w:hAnsi="Charis SIL Italic" w:eastAsia="Charis SIL Italic"/>
-          <w:b w:val="0"/>
-          <w:i w:val="0"/>
-          <w:color w:val="0066CC"/>
-          <w:sz w:val="24"/>
-          <w:u w:val="single"/>
-        </w:rPr>
-        <w:t xml:space="preserve"> </w:t>
-      </w:r>
-      <w:r>
-        <w:rPr>
-          <w:rFonts w:ascii="Charis SIL Italic" w:hAnsi="Charis SIL Italic" w:eastAsia="Charis SIL Italic"/>
-          <w:b w:val="0"/>
-          <w:i w:val="0"/>
-          <w:color w:val="0066CC"/>
-          <w:sz w:val="24"/>
-          <w:u w:val="single"/>
-        </w:rPr>
-        <w:hyperlink r:id="rId30" w:history="1">
-          <w:r>
-            <w:rPr>
-              <w:rStyle w:val="Hyperlink"/>
-            </w:rPr>
-            <w:t>Cur</w:t>
-          </w:r>
-        </w:hyperlink>
-      </w:r>
-      <w:r>
-        <w:rPr>
-          <w:rFonts w:ascii="Charis SIL Italic" w:hAnsi="Charis SIL Italic" w:eastAsia="Charis SIL Italic"/>
-          <w:b w:val="0"/>
-          <w:i w:val="0"/>
-          <w:color w:val="0066CC"/>
-          <w:sz w:val="24"/>
-          <w:u w:val="single"/>
-        </w:rPr>
-        <w:hyperlink r:id="rId30" w:history="1">
-          <w:r>
-            <w:rPr>
-              <w:rStyle w:val="Hyperlink"/>
-            </w:rPr>
-            <w:t>açao</w:t>
-          </w:r>
-        </w:hyperlink>
-      </w:r>
-      <w:r>
-        <w:rPr>
-          <w:u w:val="single" w:color="0066cc"/>
-          <w:rFonts w:ascii="Charis SIL Italic" w:hAnsi="Charis SIL Italic" w:eastAsia="Charis SIL Italic"/>
-          <w:b w:val="0"/>
-          <w:i w:val="0"/>
-          <w:color w:val="000000"/>
-          <w:sz w:val="24"/>
-        </w:rPr>
-        <w:hyperlink r:id="rId30" w:history="1">
-          <w:r>
-            <w:rPr>
-              <w:rStyle w:val="Hyperlink"/>
-            </w:rPr>
-            <w:t>. Vo</w:t>
-          </w:r>
-        </w:hyperlink>
-      </w:r>
-      <w:r>
-        <w:rPr>
-          <w:u w:val="single" w:color="0066cc"/>
-          <w:rFonts w:ascii="Charis SIL Italic" w:hAnsi="Charis SIL Italic" w:eastAsia="Charis SIL Italic"/>
-          <w:b w:val="0"/>
-          <w:i w:val="0"/>
-          <w:color w:val="000000"/>
-          <w:sz w:val="24"/>
         </w:rPr>
         <w:hyperlink r:id="rId30" w:history="1">
           <w:r>
@@ -4942,14 +4785,173 @@
       </w:r>
       <w:r>
         <w:rPr>
-          <w:u w:val="single" w:color="0066cc"/>
+          <w:rFonts w:ascii="Charis SIL Italic" w:hAnsi="Charis SIL Italic" w:eastAsia="Charis SIL Italic"/>
+          <w:b w:val="0"/>
+          <w:i w:val="0"/>
+          <w:color w:val="0000FF"/>
+          <w:sz w:val="24"/>
+          <w:u w:val="single"/>
+        </w:rPr>
+        <w:hyperlink r:id="rId30" w:history="1">
+          <w:r>
+            <w:rPr>
+              <w:rStyle w:val="Hyperlink"/>
+            </w:rPr>
+            <w:t>naal</w:t>
+          </w:r>
+        </w:hyperlink>
+      </w:r>
+      <w:r>
+        <w:rPr>
+          <w:rFonts w:ascii="Charis SIL Italic" w:hAnsi="Charis SIL Italic" w:eastAsia="Charis SIL Italic"/>
+          <w:b w:val="0"/>
+          <w:i w:val="0"/>
+          <w:color w:val="0000FF"/>
+          <w:sz w:val="24"/>
+          <w:u w:val="single"/>
+        </w:rPr>
+        <w:t xml:space="preserve"> </w:t>
+      </w:r>
+      <w:r>
+        <w:rPr>
+          <w:rFonts w:ascii="Charis SIL Italic" w:hAnsi="Charis SIL Italic" w:eastAsia="Charis SIL Italic"/>
+          <w:b w:val="0"/>
+          <w:i w:val="0"/>
+          <w:color w:val="0000FF"/>
+          <w:sz w:val="24"/>
+          <w:u w:val="single"/>
+        </w:rPr>
+        <w:hyperlink r:id="rId30" w:history="1">
+          <w:r>
+            <w:rPr>
+              <w:rStyle w:val="Hyperlink"/>
+            </w:rPr>
+            <w:t>Arch</w:t>
+          </w:r>
+        </w:hyperlink>
+      </w:r>
+      <w:r>
+        <w:rPr>
+          <w:rFonts w:ascii="Charis SIL Italic" w:hAnsi="Charis SIL Italic" w:eastAsia="Charis SIL Italic"/>
+          <w:b w:val="0"/>
+          <w:i w:val="0"/>
+          <w:color w:val="0000FF"/>
+          <w:sz w:val="24"/>
+          <w:u w:val="single"/>
+        </w:rPr>
+        <w:t>i</w:t>
+      </w:r>
+      <w:r>
+        <w:rPr>
+          <w:rFonts w:ascii="Charis SIL Italic" w:hAnsi="Charis SIL Italic" w:eastAsia="Charis SIL Italic"/>
+          <w:b w:val="0"/>
+          <w:i w:val="0"/>
+          <w:color w:val="0000FF"/>
+          <w:sz w:val="24"/>
+          <w:u w:val="single"/>
+        </w:rPr>
+        <w:hyperlink r:id="rId31" w:history="1">
+          <w:r>
+            <w:rPr>
+              <w:rStyle w:val="Hyperlink"/>
+            </w:rPr>
+            <w:t>ef</w:t>
+          </w:r>
+        </w:hyperlink>
+      </w:r>
+      <w:r>
+        <w:rPr>
+          <w:rFonts w:ascii="Charis SIL Italic" w:hAnsi="Charis SIL Italic" w:eastAsia="Charis SIL Italic"/>
+          <w:b w:val="0"/>
+          <w:i w:val="0"/>
+          <w:color w:val="0000FF"/>
+          <w:sz w:val="24"/>
+          <w:u w:val="single"/>
+        </w:rPr>
+        <w:t xml:space="preserve"> </w:t>
+      </w:r>
+      <w:r>
+        <w:rPr>
+          <w:rFonts w:ascii="Charis SIL Italic" w:hAnsi="Charis SIL Italic" w:eastAsia="Charis SIL Italic"/>
+          <w:b w:val="0"/>
+          <w:i w:val="0"/>
+          <w:color w:val="0000FF"/>
+          <w:sz w:val="24"/>
+          <w:u w:val="single"/>
+        </w:rPr>
+        <w:hyperlink r:id="rId33" w:history="1">
+          <w:r>
+            <w:rPr>
+              <w:rStyle w:val="Hyperlink"/>
+            </w:rPr>
+            <w:t>Cur</w:t>
+          </w:r>
+        </w:hyperlink>
+      </w:r>
+      <w:r>
+        <w:rPr>
+          <w:rFonts w:ascii="Charis SIL Italic" w:hAnsi="Charis SIL Italic" w:eastAsia="Charis SIL Italic"/>
+          <w:b w:val="0"/>
+          <w:i w:val="0"/>
+          <w:color w:val="0000FF"/>
+          <w:sz w:val="24"/>
+          <w:u w:val="single"/>
+        </w:rPr>
+        <w:hyperlink r:id="rId33" w:history="1">
+          <w:r>
+            <w:rPr>
+              <w:rStyle w:val="Hyperlink"/>
+            </w:rPr>
+            <w:t>açao</w:t>
+          </w:r>
+        </w:hyperlink>
+      </w:r>
+      <w:r>
+        <w:rPr>
+          <w:u w:val="single" w:color="0000ff"/>
           <w:rFonts w:ascii="Charis SIL Italic" w:hAnsi="Charis SIL Italic" w:eastAsia="Charis SIL Italic"/>
           <w:b w:val="0"/>
           <w:i w:val="0"/>
           <w:color w:val="000000"/>
           <w:sz w:val="24"/>
         </w:rPr>
-        <w:hyperlink r:id="rId30" w:history="1">
+        <w:hyperlink r:id="rId31" w:history="1">
+          <w:r>
+            <w:rPr>
+              <w:rStyle w:val="Hyperlink"/>
+            </w:rPr>
+            <w:t>. Vo</w:t>
+          </w:r>
+        </w:hyperlink>
+      </w:r>
+      <w:r>
+        <w:rPr>
+          <w:u w:val="single" w:color="0000ff"/>
+          <w:rFonts w:ascii="Charis SIL Italic" w:hAnsi="Charis SIL Italic" w:eastAsia="Charis SIL Italic"/>
+          <w:b w:val="0"/>
+          <w:i w:val="0"/>
+          <w:color w:val="000000"/>
+          <w:sz w:val="24"/>
+        </w:rPr>
+        <w:hyperlink r:id="rId31" w:history="1">
+          <w:r>
+            <w:rPr>
+              <w:rStyle w:val="Hyperlink"/>
+            </w:rPr>
+            <w:t>o</w:t>
+          </w:r>
+        </w:hyperlink>
+      </w:r>
+      <w:r>
+        <w:rPr>
+          <w:u w:val="single" w:color="0000ff"/>
+          <w:rFonts w:ascii="Charis SIL Italic" w:hAnsi="Charis SIL Italic" w:eastAsia="Charis SIL Italic"/>
+          <w:b w:val="0"/>
+          <w:i w:val="0"/>
+          <w:color w:val="000000"/>
+          <w:sz w:val="24"/>
+        </w:rPr>
+        <w:hyperlink r:id="rId31" w:history="1">
           <w:r>
             <w:rPr>
               <w:rStyle w:val="Hyperlink"/>
@@ -4960,7 +4962,7 @@
       </w:r>
       <w:r>
         <w:rPr>
-          <w:u w:val="single" w:color="0066cc"/>
+          <w:u w:val="single" w:color="0000ff"/>
           <w:rFonts w:ascii="Charis SIL Italic" w:hAnsi="Charis SIL Italic" w:eastAsia="Charis SIL Italic"/>
           <w:b w:val="0"/>
           <w:i w:val="0"/>
@@ -4971,14 +4973,14 @@
       </w:r>
       <w:r>
         <w:rPr>
-          <w:u w:val="single" w:color="0066cc"/>
+          <w:u w:val="single" w:color="0000ff"/>
           <w:rFonts w:ascii="Charis SIL Italic" w:hAnsi="Charis SIL Italic" w:eastAsia="Charis SIL Italic"/>
           <w:b w:val="0"/>
           <w:i w:val="0"/>
           <w:color w:val="000000"/>
           <w:sz w:val="24"/>
         </w:rPr>
-        <w:hyperlink r:id="rId30" w:history="1">
+        <w:hyperlink r:id="rId31" w:history="1">
           <w:r>
             <w:rPr>
               <w:rStyle w:val="Hyperlink"/>
@@ -4999,14 +5001,14 @@
       </w:r>
       <w:r>
         <w:rPr>
-          <w:u w:val="single" w:color="0066cc"/>
+          <w:u w:val="single" w:color="0000ff"/>
           <w:rFonts w:ascii="Charis SIL Italic" w:hAnsi="Charis SIL Italic" w:eastAsia="Charis SIL Italic"/>
           <w:b w:val="0"/>
           <w:i w:val="0"/>
           <w:color w:val="000000"/>
           <w:sz w:val="24"/>
         </w:rPr>
-        <w:hyperlink r:id="rId31" w:history="1">
+        <w:hyperlink r:id="rId32" w:history="1">
           <w:r>
             <w:rPr>
               <w:rStyle w:val="Hyperlink"/>
@@ -5017,14 +5019,14 @@
       </w:r>
       <w:r>
         <w:rPr>
-          <w:u w:val="single" w:color="0066cc"/>
+          <w:u w:val="single" w:color="0000ff"/>
           <w:rFonts w:ascii="Charis SIL Italic" w:hAnsi="Charis SIL Italic" w:eastAsia="Charis SIL Italic"/>
           <w:b w:val="0"/>
           <w:i w:val="0"/>
           <w:color w:val="000000"/>
           <w:sz w:val="24"/>
         </w:rPr>
-        <w:hyperlink r:id="rId31" w:history="1">
+        <w:hyperlink r:id="rId32" w:history="1">
           <w:r>
             <w:rPr>
               <w:rStyle w:val="Hyperlink"/>
@@ -5035,14 +5037,14 @@
       </w:r>
       <w:r>
         <w:rPr>
-          <w:u w:val="single" w:color="0066cc"/>
+          <w:u w:val="single" w:color="0000ff"/>
           <w:rFonts w:ascii="Charis SIL Italic" w:hAnsi="Charis SIL Italic" w:eastAsia="Charis SIL Italic"/>
           <w:b w:val="0"/>
           <w:i w:val="0"/>
           <w:color w:val="000000"/>
           <w:sz w:val="24"/>
         </w:rPr>
-        <w:hyperlink r:id="rId31" w:history="1">
+        <w:hyperlink r:id="rId32" w:history="1">
           <w:r>
             <w:rPr>
               <w:rStyle w:val="Hyperlink"/>
@@ -5053,14 +5055,14 @@
       </w:r>
       <w:r>
         <w:rPr>
-          <w:u w:val="single" w:color="0066cc"/>
+          <w:u w:val="single" w:color="0000ff"/>
           <w:rFonts w:ascii="Charis SIL Italic" w:hAnsi="Charis SIL Italic" w:eastAsia="Charis SIL Italic"/>
           <w:b w:val="0"/>
           <w:i w:val="0"/>
           <w:color w:val="000000"/>
           <w:sz w:val="24"/>
         </w:rPr>
-        <w:hyperlink r:id="rId31" w:history="1">
+        <w:hyperlink r:id="rId32" w:history="1">
           <w:r>
             <w:rPr>
               <w:rStyle w:val="Hyperlink"/>
@@ -5071,49 +5073,24 @@
       </w:r>
       <w:r>
         <w:rPr>
-          <w:u w:val="single" w:color="0066cc"/>
           <w:rFonts w:ascii="Charis SIL Italic" w:hAnsi="Charis SIL Italic" w:eastAsia="Charis SIL Italic"/>
           <w:b w:val="0"/>
           <w:i w:val="0"/>
           <w:color w:val="000000"/>
           <w:sz w:val="24"/>
         </w:rPr>
-        <w:hyperlink r:id="rId31" w:history="1">
-          <w:r>
-            <w:rPr>
-              <w:rStyle w:val="Hyperlink"/>
-            </w:rPr>
-            <w:t>ta</w:t>
-          </w:r>
-        </w:hyperlink>
-      </w:r>
-      <w:r>
-        <w:rPr>
-          <w:rFonts w:ascii="Charis SIL Italic" w:hAnsi="Charis SIL Italic" w:eastAsia="Charis SIL Italic"/>
-          <w:b w:val="0"/>
-          <w:i w:val="0"/>
-          <w:color w:val="000000"/>
-          <w:sz w:val="24"/>
-        </w:rPr>
-        <w:hyperlink r:id="rId31" w:history="1">
-          <w:r>
-            <w:rPr>
-              <w:rStyle w:val="Hyperlink"/>
-            </w:rPr>
-            <w:t xml:space="preserve">l </w:t>
-          </w:r>
-        </w:hyperlink>
-      </w:r>
-      <w:r>
-        <w:rPr>
-          <w:rFonts w:ascii="Charis SIL Italic" w:hAnsi="Charis SIL Italic" w:eastAsia="Charis SIL Italic"/>
-          <w:b w:val="0"/>
-          <w:i w:val="0"/>
-          <w:color w:val="0066CC"/>
+        <w:t xml:space="preserve">tal </w:t>
+      </w:r>
+      <w:r>
+        <w:rPr>
+          <w:rFonts w:ascii="Charis SIL Italic" w:hAnsi="Charis SIL Italic" w:eastAsia="Charis SIL Italic"/>
+          <w:b w:val="0"/>
+          <w:i w:val="0"/>
+          <w:color w:val="0000FF"/>
           <w:sz w:val="24"/>
           <w:u w:val="single"/>
         </w:rPr>
-        <w:hyperlink r:id="rId33" w:history="1">
+        <w:hyperlink r:id="rId34" w:history="1">
           <w:r>
             <w:rPr>
               <w:rStyle w:val="Hyperlink"/>
@@ -5127,11 +5104,11 @@
           <w:rFonts w:ascii="Charis SIL Italic" w:hAnsi="Charis SIL Italic" w:eastAsia="Charis SIL Italic"/>
           <w:b w:val="0"/>
           <w:i w:val="0"/>
-          <w:color w:val="0066CC"/>
+          <w:color w:val="0000FF"/>
           <w:sz w:val="24"/>
           <w:u w:val="single"/>
         </w:rPr>
-        <w:hyperlink r:id="rId33" w:history="1">
+        <w:hyperlink r:id="rId34" w:history="1">
           <w:r>
             <w:rPr>
               <w:rStyle w:val="Hyperlink"/>
@@ -5142,14 +5119,14 @@
       </w:r>
       <w:r>
         <w:rPr>
-          <w:u w:val="single" w:color="0066cc"/>
+          <w:u w:val="single" w:color="0000ff"/>
           <w:rFonts w:ascii="Charis SIL Italic" w:hAnsi="Charis SIL Italic" w:eastAsia="Charis SIL Italic"/>
           <w:b w:val="0"/>
           <w:i w:val="0"/>
           <w:color w:val="000000"/>
           <w:sz w:val="24"/>
         </w:rPr>
-        <w:hyperlink r:id="rId31" w:history="1">
+        <w:hyperlink r:id="rId32" w:history="1">
           <w:r>
             <w:rPr>
               <w:rStyle w:val="Hyperlink"/>
@@ -5160,7 +5137,7 @@
       </w:r>
       <w:r>
         <w:rPr>
-          <w:u w:val="single" w:color="0066cc"/>
+          <w:u w:val="single" w:color="0000ff"/>
           <w:rFonts w:ascii="Charis SIL Italic" w:hAnsi="Charis SIL Italic" w:eastAsia="Charis SIL Italic"/>
           <w:b w:val="0"/>
           <w:i w:val="0"/>
@@ -5181,14 +5158,14 @@
       </w:r>
       <w:r>
         <w:rPr>
-          <w:u w:val="single" w:color="0066cc"/>
+          <w:u w:val="single" w:color="0000ff"/>
           <w:rFonts w:ascii="Charis SIL Italic" w:hAnsi="Charis SIL Italic" w:eastAsia="Charis SIL Italic"/>
           <w:b w:val="0"/>
           <w:i w:val="0"/>
           <w:color w:val="000000"/>
           <w:sz w:val="24"/>
         </w:rPr>
-        <w:hyperlink r:id="rId32" w:history="1">
+        <w:hyperlink r:id="rId33" w:history="1">
           <w:r>
             <w:rPr>
               <w:rStyle w:val="Hyperlink"/>
@@ -5204,7 +5181,7 @@
         <w:autoSpaceDE w:val="0"/>
         <w:widowControl/>
         <w:spacing w:line="288" w:lineRule="exact" w:before="240" w:after="0"/>
-        <w:ind w:left="20" w:right="432" w:firstLine="0"/>
+        <w:ind w:left="10" w:right="432" w:firstLine="0"/>
         <w:jc w:val="left"/>
       </w:pPr>
       <w:r>
@@ -5222,11 +5199,11 @@
           <w:rFonts w:ascii="Charis SIL Italic" w:hAnsi="Charis SIL Italic" w:eastAsia="Charis SIL Italic"/>
           <w:b w:val="0"/>
           <w:i w:val="0"/>
-          <w:color w:val="0066CC"/>
+          <w:color w:val="0000FF"/>
           <w:sz w:val="24"/>
           <w:u w:val="single"/>
         </w:rPr>
-        <w:hyperlink r:id="rId34" w:history="1">
+        <w:hyperlink r:id="rId35" w:history="1">
           <w:r>
             <w:rPr>
               <w:rStyle w:val="Hyperlink"/>
@@ -5240,7 +5217,7 @@
           <w:rFonts w:ascii="Charis SIL Italic" w:hAnsi="Charis SIL Italic" w:eastAsia="Charis SIL Italic"/>
           <w:b w:val="0"/>
           <w:i w:val="0"/>
-          <w:color w:val="0066CC"/>
+          <w:color w:val="0000FF"/>
           <w:sz w:val="24"/>
           <w:u w:val="single"/>
         </w:rPr>
@@ -5251,11 +5228,11 @@
           <w:rFonts w:ascii="Charis SIL Italic" w:hAnsi="Charis SIL Italic" w:eastAsia="Charis SIL Italic"/>
           <w:b w:val="0"/>
           <w:i w:val="0"/>
-          <w:color w:val="0066CC"/>
+          <w:color w:val="0000FF"/>
           <w:sz w:val="24"/>
           <w:u w:val="single"/>
         </w:rPr>
-        <w:hyperlink r:id="rId34" w:history="1">
+        <w:hyperlink r:id="rId35" w:history="1">
           <w:r>
             <w:rPr>
               <w:rStyle w:val="Hyperlink"/>
@@ -5269,7 +5246,7 @@
           <w:rFonts w:ascii="Charis SIL Italic" w:hAnsi="Charis SIL Italic" w:eastAsia="Charis SIL Italic"/>
           <w:b w:val="0"/>
           <w:i w:val="0"/>
-          <w:color w:val="0066CC"/>
+          <w:color w:val="0000FF"/>
           <w:sz w:val="24"/>
           <w:u w:val="single"/>
         </w:rPr>
@@ -5280,11 +5257,11 @@
           <w:rFonts w:ascii="Charis SIL Italic" w:hAnsi="Charis SIL Italic" w:eastAsia="Charis SIL Italic"/>
           <w:b w:val="0"/>
           <w:i w:val="0"/>
-          <w:color w:val="0066CC"/>
+          <w:color w:val="0000FF"/>
           <w:sz w:val="24"/>
           <w:u w:val="single"/>
         </w:rPr>
-        <w:hyperlink r:id="rId34" w:history="1">
+        <w:hyperlink r:id="rId35" w:history="1">
           <w:r>
             <w:rPr>
               <w:rStyle w:val="Hyperlink"/>
@@ -5298,7 +5275,7 @@
           <w:rFonts w:ascii="Charis SIL Italic" w:hAnsi="Charis SIL Italic" w:eastAsia="Charis SIL Italic"/>
           <w:b w:val="0"/>
           <w:i w:val="0"/>
-          <w:color w:val="0066CC"/>
+          <w:color w:val="0000FF"/>
           <w:sz w:val="24"/>
           <w:u w:val="single"/>
         </w:rPr>
@@ -5309,11 +5286,11 @@
           <w:rFonts w:ascii="Charis SIL Italic" w:hAnsi="Charis SIL Italic" w:eastAsia="Charis SIL Italic"/>
           <w:b w:val="0"/>
           <w:i w:val="0"/>
-          <w:color w:val="0066CC"/>
+          <w:color w:val="0000FF"/>
           <w:sz w:val="24"/>
           <w:u w:val="single"/>
         </w:rPr>
-        <w:hyperlink r:id="rId34" w:history="1">
+        <w:hyperlink r:id="rId35" w:history="1">
           <w:r>
             <w:rPr>
               <w:rStyle w:val="Hyperlink"/>
@@ -5327,7 +5304,7 @@
           <w:rFonts w:ascii="Charis SIL Italic" w:hAnsi="Charis SIL Italic" w:eastAsia="Charis SIL Italic"/>
           <w:b w:val="0"/>
           <w:i w:val="0"/>
-          <w:color w:val="0066CC"/>
+          <w:color w:val="0000FF"/>
           <w:sz w:val="24"/>
           <w:u w:val="single"/>
         </w:rPr>
@@ -5338,11 +5315,11 @@
           <w:rFonts w:ascii="Charis SIL Italic" w:hAnsi="Charis SIL Italic" w:eastAsia="Charis SIL Italic"/>
           <w:b w:val="0"/>
           <w:i w:val="0"/>
-          <w:color w:val="0066CC"/>
+          <w:color w:val="0000FF"/>
           <w:sz w:val="24"/>
           <w:u w:val="single"/>
         </w:rPr>
-        <w:hyperlink r:id="rId34" w:history="1">
+        <w:hyperlink r:id="rId35" w:history="1">
           <w:r>
             <w:rPr>
               <w:rStyle w:val="Hyperlink"/>
@@ -5359,11 +5336,11 @@
           <w:rFonts w:ascii="Charis SIL Italic" w:hAnsi="Charis SIL Italic" w:eastAsia="Charis SIL Italic"/>
           <w:b w:val="0"/>
           <w:i w:val="0"/>
-          <w:color w:val="0066CC"/>
+          <w:color w:val="0000FF"/>
           <w:sz w:val="24"/>
           <w:u w:val="single"/>
         </w:rPr>
-        <w:hyperlink r:id="rId34" w:history="1">
+        <w:hyperlink r:id="rId35" w:history="1">
           <w:r>
             <w:rPr>
               <w:rStyle w:val="Hyperlink"/>
@@ -5384,14 +5361,14 @@
       </w:r>
       <w:r>
         <w:rPr>
-          <w:u w:val="single" w:color="0066cc"/>
+          <w:u w:val="single" w:color="0000ff"/>
           <w:rFonts w:ascii="Charis SIL Italic" w:hAnsi="Charis SIL Italic" w:eastAsia="Charis SIL Italic"/>
           <w:b w:val="0"/>
           <w:i w:val="0"/>
           <w:color w:val="000000"/>
           <w:sz w:val="24"/>
         </w:rPr>
-        <w:hyperlink r:id="rId34" w:history="1">
+        <w:hyperlink r:id="rId35" w:history="1">
           <w:r>
             <w:rPr>
               <w:rStyle w:val="Hyperlink"/>
@@ -5402,14 +5379,14 @@
       </w:r>
       <w:r>
         <w:rPr>
-          <w:u w:val="single" w:color="0066cc"/>
+          <w:u w:val="single" w:color="0000ff"/>
           <w:rFonts w:ascii="Charis SIL Italic" w:hAnsi="Charis SIL Italic" w:eastAsia="Charis SIL Italic"/>
           <w:b w:val="0"/>
           <w:i w:val="0"/>
           <w:color w:val="000000"/>
           <w:sz w:val="24"/>
         </w:rPr>
-        <w:hyperlink r:id="rId34" w:history="1">
+        <w:hyperlink r:id="rId35" w:history="1">
           <w:r>
             <w:rPr>
               <w:rStyle w:val="Hyperlink"/>
@@ -5420,14 +5397,14 @@
       </w:r>
       <w:r>
         <w:rPr>
-          <w:u w:val="single" w:color="0066cc"/>
+          <w:u w:val="single" w:color="0000ff"/>
           <w:rFonts w:ascii="Charis SIL Italic" w:hAnsi="Charis SIL Italic" w:eastAsia="Charis SIL Italic"/>
           <w:b w:val="0"/>
           <w:i w:val="0"/>
           <w:color w:val="000000"/>
           <w:sz w:val="24"/>
         </w:rPr>
-        <w:hyperlink r:id="rId34" w:history="1">
+        <w:hyperlink r:id="rId35" w:history="1">
           <w:r>
             <w:rPr>
               <w:rStyle w:val="Hyperlink"/>
@@ -5438,7 +5415,7 @@
       </w:r>
       <w:r>
         <w:rPr>
-          <w:u w:val="single" w:color="0066cc"/>
+          <w:u w:val="single" w:color="0000ff"/>
           <w:rFonts w:ascii="Charis SIL Italic" w:hAnsi="Charis SIL Italic" w:eastAsia="Charis SIL Italic"/>
           <w:b w:val="0"/>
           <w:i w:val="0"/>
@@ -5449,14 +5426,14 @@
       </w:r>
       <w:r>
         <w:rPr>
-          <w:u w:val="single" w:color="0066cc"/>
+          <w:u w:val="single" w:color="0000ff"/>
           <w:rFonts w:ascii="Charis SIL Italic" w:hAnsi="Charis SIL Italic" w:eastAsia="Charis SIL Italic"/>
           <w:b w:val="0"/>
           <w:i w:val="0"/>
           <w:color w:val="000000"/>
           <w:sz w:val="24"/>
         </w:rPr>
-        <w:hyperlink r:id="rId34" w:history="1">
+        <w:hyperlink r:id="rId35" w:history="1">
           <w:r>
             <w:rPr>
               <w:rStyle w:val="Hyperlink"/>
@@ -5467,7 +5444,7 @@
       </w:r>
       <w:r>
         <w:rPr>
-          <w:u w:val="single" w:color="0066cc"/>
+          <w:u w:val="single" w:color="0000ff"/>
           <w:rFonts w:ascii="Charis SIL Italic" w:hAnsi="Charis SIL Italic" w:eastAsia="Charis SIL Italic"/>
           <w:b w:val="0"/>
           <w:i w:val="0"/>
@@ -5478,14 +5455,14 @@
       </w:r>
       <w:r>
         <w:rPr>
-          <w:u w:val="single" w:color="0066cc"/>
+          <w:u w:val="single" w:color="0000ff"/>
           <w:rFonts w:ascii="Charis SIL Italic" w:hAnsi="Charis SIL Italic" w:eastAsia="Charis SIL Italic"/>
           <w:b w:val="0"/>
           <w:i w:val="0"/>
           <w:color w:val="000000"/>
           <w:sz w:val="24"/>
         </w:rPr>
-        <w:hyperlink r:id="rId34" w:history="1">
+        <w:hyperlink r:id="rId35" w:history="1">
           <w:r>
             <w:rPr>
               <w:rStyle w:val="Hyperlink"/>
@@ -5506,14 +5483,14 @@
       </w:r>
       <w:r>
         <w:rPr>
-          <w:u w:val="single" w:color="0066cc"/>
+          <w:u w:val="single" w:color="0000ff"/>
           <w:rFonts w:ascii="Charis SIL Italic" w:hAnsi="Charis SIL Italic" w:eastAsia="Charis SIL Italic"/>
           <w:b w:val="0"/>
           <w:i w:val="0"/>
           <w:color w:val="000000"/>
           <w:sz w:val="24"/>
         </w:rPr>
-        <w:hyperlink r:id="rId34" w:history="1">
+        <w:hyperlink r:id="rId35" w:history="1">
           <w:r>
             <w:rPr>
               <w:rStyle w:val="Hyperlink"/>
@@ -5524,7 +5501,7 @@
       </w:r>
       <w:r>
         <w:rPr>
-          <w:u w:val="single" w:color="0066cc"/>
+          <w:u w:val="single" w:color="0000ff"/>
           <w:rFonts w:ascii="Charis SIL Italic" w:hAnsi="Charis SIL Italic" w:eastAsia="Charis SIL Italic"/>
           <w:b w:val="0"/>
           <w:i w:val="0"/>
@@ -5570,7 +5547,7 @@
         <w:autoSpaceDE w:val="0"/>
         <w:widowControl/>
         <w:spacing w:line="288" w:lineRule="exact" w:before="240" w:after="0"/>
-        <w:ind w:left="20" w:right="0" w:firstLine="0"/>
+        <w:ind w:left="10" w:right="0" w:firstLine="0"/>
         <w:jc w:val="left"/>
       </w:pPr>
       <w:r>
@@ -5608,11 +5585,11 @@
           <w:rFonts w:ascii="Charis SIL Italic" w:hAnsi="Charis SIL Italic" w:eastAsia="Charis SIL Italic"/>
           <w:b w:val="0"/>
           <w:i w:val="0"/>
-          <w:color w:val="0066CC"/>
+          <w:color w:val="0000FF"/>
           <w:sz w:val="24"/>
           <w:u w:val="single"/>
         </w:rPr>
-        <w:hyperlink r:id="rId35" w:history="1">
+        <w:hyperlink r:id="rId36" w:history="1">
           <w:r>
             <w:rPr>
               <w:rStyle w:val="Hyperlink"/>
@@ -5636,11 +5613,11 @@
           <w:rFonts w:ascii="Charis SIL Italic" w:hAnsi="Charis SIL Italic" w:eastAsia="Charis SIL Italic"/>
           <w:b w:val="0"/>
           <w:i w:val="0"/>
-          <w:color w:val="0066CC"/>
+          <w:color w:val="0000FF"/>
           <w:sz w:val="24"/>
           <w:u w:val="single"/>
         </w:rPr>
-        <w:hyperlink r:id="rId36" w:history="1">
+        <w:hyperlink r:id="rId37" w:history="1">
           <w:r>
             <w:rPr>
               <w:rStyle w:val="Hyperlink"/>
@@ -5654,7 +5631,7 @@
           <w:rFonts w:ascii="Charis SIL Italic" w:hAnsi="Charis SIL Italic" w:eastAsia="Charis SIL Italic"/>
           <w:b w:val="0"/>
           <w:i w:val="0"/>
-          <w:color w:val="0066CC"/>
+          <w:color w:val="0000FF"/>
           <w:sz w:val="24"/>
           <w:u w:val="single"/>
         </w:rPr>
@@ -5665,11 +5642,11 @@
           <w:rFonts w:ascii="Charis SIL Italic" w:hAnsi="Charis SIL Italic" w:eastAsia="Charis SIL Italic"/>
           <w:b w:val="0"/>
           <w:i w:val="0"/>
-          <w:color w:val="0066CC"/>
+          <w:color w:val="0000FF"/>
           <w:sz w:val="24"/>
           <w:u w:val="single"/>
         </w:rPr>
-        <w:hyperlink r:id="rId36" w:history="1">
+        <w:hyperlink r:id="rId37" w:history="1">
           <w:r>
             <w:rPr>
               <w:rStyle w:val="Hyperlink"/>
@@ -5683,7 +5660,7 @@
           <w:rFonts w:ascii="Charis SIL Italic" w:hAnsi="Charis SIL Italic" w:eastAsia="Charis SIL Italic"/>
           <w:b w:val="0"/>
           <w:i w:val="0"/>
-          <w:color w:val="0066CC"/>
+          <w:color w:val="0000FF"/>
           <w:sz w:val="24"/>
           <w:u w:val="single"/>
         </w:rPr>
@@ -5694,11 +5671,11 @@
           <w:rFonts w:ascii="Charis SIL Italic" w:hAnsi="Charis SIL Italic" w:eastAsia="Charis SIL Italic"/>
           <w:b w:val="0"/>
           <w:i w:val="0"/>
-          <w:color w:val="0066CC"/>
+          <w:color w:val="0000FF"/>
           <w:sz w:val="24"/>
           <w:u w:val="single"/>
         </w:rPr>
-        <w:hyperlink r:id="rId36" w:history="1">
+        <w:hyperlink r:id="rId37" w:history="1">
           <w:r>
             <w:rPr>
               <w:rStyle w:val="Hyperlink"/>
@@ -5715,11 +5692,11 @@
           <w:rFonts w:ascii="Charis SIL Italic" w:hAnsi="Charis SIL Italic" w:eastAsia="Charis SIL Italic"/>
           <w:b w:val="0"/>
           <w:i w:val="0"/>
-          <w:color w:val="0066CC"/>
+          <w:color w:val="0000FF"/>
           <w:sz w:val="24"/>
           <w:u w:val="single"/>
         </w:rPr>
-        <w:hyperlink r:id="rId36" w:history="1">
+        <w:hyperlink r:id="rId37" w:history="1">
           <w:r>
             <w:rPr>
               <w:rStyle w:val="Hyperlink"/>
@@ -5743,11 +5720,11 @@
           <w:rFonts w:ascii="Charis SIL Italic" w:hAnsi="Charis SIL Italic" w:eastAsia="Charis SIL Italic"/>
           <w:b w:val="0"/>
           <w:i w:val="0"/>
-          <w:color w:val="0066CC"/>
+          <w:color w:val="0000FF"/>
           <w:sz w:val="24"/>
           <w:u w:val="single"/>
         </w:rPr>
-        <w:hyperlink r:id="rId37" w:history="1">
+        <w:hyperlink r:id="rId38" w:history="1">
           <w:r>
             <w:rPr>
               <w:rStyle w:val="Hyperlink"/>
@@ -5761,11 +5738,11 @@
           <w:rFonts w:ascii="Charis SIL Italic" w:hAnsi="Charis SIL Italic" w:eastAsia="Charis SIL Italic"/>
           <w:b w:val="0"/>
           <w:i w:val="0"/>
-          <w:color w:val="0066CC"/>
+          <w:color w:val="0000FF"/>
           <w:sz w:val="24"/>
           <w:u w:val="single"/>
         </w:rPr>
-        <w:hyperlink r:id="rId37" w:history="1">
+        <w:hyperlink r:id="rId38" w:history="1">
           <w:r>
             <w:rPr>
               <w:rStyle w:val="Hyperlink"/>
@@ -5779,7 +5756,7 @@
           <w:rFonts w:ascii="Charis SIL Italic" w:hAnsi="Charis SIL Italic" w:eastAsia="Charis SIL Italic"/>
           <w:b w:val="0"/>
           <w:i w:val="0"/>
-          <w:color w:val="0066CC"/>
+          <w:color w:val="0000FF"/>
           <w:sz w:val="24"/>
           <w:u w:val="single"/>
         </w:rPr>
@@ -5790,11 +5767,11 @@
           <w:rFonts w:ascii="Charis SIL Italic" w:hAnsi="Charis SIL Italic" w:eastAsia="Charis SIL Italic"/>
           <w:b w:val="0"/>
           <w:i w:val="0"/>
-          <w:color w:val="0066CC"/>
+          <w:color w:val="0000FF"/>
           <w:sz w:val="24"/>
           <w:u w:val="single"/>
         </w:rPr>
-        <w:hyperlink r:id="rId37" w:history="1">
+        <w:hyperlink r:id="rId38" w:history="1">
           <w:r>
             <w:rPr>
               <w:rStyle w:val="Hyperlink"/>
@@ -5808,11 +5785,11 @@
           <w:rFonts w:ascii="Charis SIL Italic" w:hAnsi="Charis SIL Italic" w:eastAsia="Charis SIL Italic"/>
           <w:b w:val="0"/>
           <w:i w:val="0"/>
-          <w:color w:val="0066CC"/>
+          <w:color w:val="0000FF"/>
           <w:sz w:val="24"/>
           <w:u w:val="single"/>
         </w:rPr>
-        <w:hyperlink r:id="rId37" w:history="1">
+        <w:hyperlink r:id="rId38" w:history="1">
           <w:r>
             <w:rPr>
               <w:rStyle w:val="Hyperlink"/>
@@ -5826,7 +5803,7 @@
           <w:rFonts w:ascii="Charis SIL Italic" w:hAnsi="Charis SIL Italic" w:eastAsia="Charis SIL Italic"/>
           <w:b w:val="0"/>
           <w:i w:val="0"/>
-          <w:color w:val="0066CC"/>
+          <w:color w:val="0000FF"/>
           <w:sz w:val="24"/>
           <w:u w:val="single"/>
         </w:rPr>
@@ -5837,11 +5814,11 @@
           <w:rFonts w:ascii="Charis SIL Italic" w:hAnsi="Charis SIL Italic" w:eastAsia="Charis SIL Italic"/>
           <w:b w:val="0"/>
           <w:i w:val="0"/>
-          <w:color w:val="0066CC"/>
+          <w:color w:val="0000FF"/>
           <w:sz w:val="24"/>
           <w:u w:val="single"/>
         </w:rPr>
-        <w:hyperlink r:id="rId37" w:history="1">
+        <w:hyperlink r:id="rId38" w:history="1">
           <w:r>
             <w:rPr>
               <w:rStyle w:val="Hyperlink"/>
@@ -5855,7 +5832,7 @@
           <w:rFonts w:ascii="Charis SIL Italic" w:hAnsi="Charis SIL Italic" w:eastAsia="Charis SIL Italic"/>
           <w:b w:val="0"/>
           <w:i w:val="0"/>
-          <w:color w:val="0066CC"/>
+          <w:color w:val="0000FF"/>
           <w:sz w:val="24"/>
           <w:u w:val="single"/>
         </w:rPr>
@@ -5873,7 +5850,7 @@
           <w:rFonts w:ascii="Charis SIL Italic" w:hAnsi="Charis SIL Italic" w:eastAsia="Charis SIL Italic"/>
           <w:b w:val="0"/>
           <w:i w:val="0"/>
-          <w:color w:val="0066CC"/>
+          <w:color w:val="0000FF"/>
           <w:sz w:val="24"/>
           <w:u w:val="single"/>
         </w:rPr>
@@ -5884,11 +5861,11 @@
           <w:rFonts w:ascii="Charis SIL Italic" w:hAnsi="Charis SIL Italic" w:eastAsia="Charis SIL Italic"/>
           <w:b w:val="0"/>
           <w:i w:val="0"/>
-          <w:color w:val="0066CC"/>
+          <w:color w:val="0000FF"/>
           <w:sz w:val="24"/>
           <w:u w:val="single"/>
         </w:rPr>
-        <w:hyperlink r:id="rId36" w:history="1">
+        <w:hyperlink r:id="rId37" w:history="1">
           <w:r>
             <w:rPr>
               <w:rStyle w:val="Hyperlink"/>
@@ -5902,11 +5879,11 @@
           <w:rFonts w:ascii="Charis SIL Italic" w:hAnsi="Charis SIL Italic" w:eastAsia="Charis SIL Italic"/>
           <w:b w:val="0"/>
           <w:i w:val="0"/>
-          <w:color w:val="0066CC"/>
+          <w:color w:val="0000FF"/>
           <w:sz w:val="24"/>
           <w:u w:val="single"/>
         </w:rPr>
-        <w:hyperlink r:id="rId36" w:history="1">
+        <w:hyperlink r:id="rId37" w:history="1">
           <w:r>
             <w:rPr>
               <w:rStyle w:val="Hyperlink"/>
@@ -5917,14 +5894,14 @@
       </w:r>
       <w:r>
         <w:rPr>
-          <w:u w:val="single" w:color="0066cc"/>
+          <w:u w:val="single" w:color="0000ff"/>
           <w:rFonts w:ascii="Charis SIL Italic" w:hAnsi="Charis SIL Italic" w:eastAsia="Charis SIL Italic"/>
           <w:b w:val="0"/>
           <w:i w:val="0"/>
           <w:color w:val="000000"/>
           <w:sz w:val="24"/>
         </w:rPr>
-        <w:hyperlink r:id="rId36" w:history="1">
+        <w:hyperlink r:id="rId37" w:history="1">
           <w:r>
             <w:rPr>
               <w:rStyle w:val="Hyperlink"/>
@@ -5948,11 +5925,11 @@
           <w:rFonts w:ascii="Charis SIL Italic" w:hAnsi="Charis SIL Italic" w:eastAsia="Charis SIL Italic"/>
           <w:b w:val="0"/>
           <w:i w:val="0"/>
-          <w:color w:val="0066CC"/>
+          <w:color w:val="0000FF"/>
           <w:sz w:val="24"/>
           <w:u w:val="single"/>
         </w:rPr>
-        <w:hyperlink r:id="rId36" w:history="1">
+        <w:hyperlink r:id="rId37" w:history="1">
           <w:r>
             <w:rPr>
               <w:rStyle w:val="Hyperlink"/>
@@ -5963,14 +5940,14 @@
       </w:r>
       <w:r>
         <w:rPr>
-          <w:u w:val="single" w:color="0066cc"/>
+          <w:u w:val="single" w:color="0000ff"/>
           <w:rFonts w:ascii="Charis SIL Italic" w:hAnsi="Charis SIL Italic" w:eastAsia="Charis SIL Italic"/>
           <w:b w:val="0"/>
           <w:i w:val="0"/>
           <w:color w:val="000000"/>
           <w:sz w:val="24"/>
         </w:rPr>
-        <w:hyperlink r:id="rId36" w:history="1">
+        <w:hyperlink r:id="rId37" w:history="1">
           <w:r>
             <w:rPr>
               <w:rStyle w:val="Hyperlink"/>
@@ -5991,14 +5968,14 @@
       </w:r>
       <w:r>
         <w:rPr>
-          <w:u w:val="single" w:color="0066cc"/>
+          <w:u w:val="single" w:color="0000ff"/>
           <w:rFonts w:ascii="Charis SIL Italic" w:hAnsi="Charis SIL Italic" w:eastAsia="Charis SIL Italic"/>
           <w:b w:val="0"/>
           <w:i w:val="0"/>
           <w:color w:val="000000"/>
           <w:sz w:val="24"/>
         </w:rPr>
-        <w:hyperlink r:id="rId37" w:history="1">
+        <w:hyperlink r:id="rId38" w:history="1">
           <w:r>
             <w:rPr>
               <w:rStyle w:val="Hyperlink"/>
@@ -6009,14 +5986,14 @@
       </w:r>
       <w:r>
         <w:rPr>
-          <w:u w:val="single" w:color="0066cc"/>
+          <w:u w:val="single" w:color="0000ff"/>
           <w:rFonts w:ascii="Charis SIL Italic" w:hAnsi="Charis SIL Italic" w:eastAsia="Charis SIL Italic"/>
           <w:b w:val="0"/>
           <w:i w:val="0"/>
           <w:color w:val="000000"/>
           <w:sz w:val="24"/>
         </w:rPr>
-        <w:hyperlink r:id="rId37" w:history="1">
+        <w:hyperlink r:id="rId38" w:history="1">
           <w:r>
             <w:rPr>
               <w:rStyle w:val="Hyperlink"/>
@@ -6027,14 +6004,14 @@
       </w:r>
       <w:r>
         <w:rPr>
-          <w:u w:val="single" w:color="0066cc"/>
+          <w:u w:val="single" w:color="0000ff"/>
           <w:rFonts w:ascii="Charis SIL Italic" w:hAnsi="Charis SIL Italic" w:eastAsia="Charis SIL Italic"/>
           <w:b w:val="0"/>
           <w:i w:val="0"/>
           <w:color w:val="000000"/>
           <w:sz w:val="24"/>
         </w:rPr>
-        <w:hyperlink r:id="rId37" w:history="1">
+        <w:hyperlink r:id="rId38" w:history="1">
           <w:r>
             <w:rPr>
               <w:rStyle w:val="Hyperlink"/>
@@ -6045,14 +6022,14 @@
       </w:r>
       <w:r>
         <w:rPr>
-          <w:u w:val="single" w:color="0066cc"/>
+          <w:u w:val="single" w:color="0000ff"/>
           <w:rFonts w:ascii="Charis SIL Italic" w:hAnsi="Charis SIL Italic" w:eastAsia="Charis SIL Italic"/>
           <w:b w:val="0"/>
           <w:i w:val="0"/>
           <w:color w:val="000000"/>
           <w:sz w:val="24"/>
         </w:rPr>
-        <w:hyperlink r:id="rId37" w:history="1">
+        <w:hyperlink r:id="rId38" w:history="1">
           <w:r>
             <w:rPr>
               <w:rStyle w:val="Hyperlink"/>
@@ -6063,14 +6040,14 @@
       </w:r>
       <w:r>
         <w:rPr>
-          <w:u w:val="single" w:color="0066cc"/>
+          <w:u w:val="single" w:color="0000ff"/>
           <w:rFonts w:ascii="Charis SIL Italic" w:hAnsi="Charis SIL Italic" w:eastAsia="Charis SIL Italic"/>
           <w:b w:val="0"/>
           <w:i w:val="0"/>
           <w:color w:val="000000"/>
           <w:sz w:val="24"/>
         </w:rPr>
-        <w:hyperlink r:id="rId37" w:history="1">
+        <w:hyperlink r:id="rId38" w:history="1">
           <w:r>
             <w:rPr>
               <w:rStyle w:val="Hyperlink"/>
@@ -6081,14 +6058,14 @@
       </w:r>
       <w:r>
         <w:rPr>
-          <w:u w:val="single" w:color="0066cc"/>
+          <w:u w:val="single" w:color="0000ff"/>
           <w:rFonts w:ascii="Charis SIL Italic" w:hAnsi="Charis SIL Italic" w:eastAsia="Charis SIL Italic"/>
           <w:b w:val="0"/>
           <w:i w:val="0"/>
           <w:color w:val="000000"/>
           <w:sz w:val="24"/>
         </w:rPr>
-        <w:hyperlink r:id="rId37" w:history="1">
+        <w:hyperlink r:id="rId38" w:history="1">
           <w:r>
             <w:rPr>
               <w:rStyle w:val="Hyperlink"/>
@@ -6109,14 +6086,14 @@
       </w:r>
       <w:r>
         <w:rPr>
-          <w:u w:val="single" w:color="0066cc"/>
+          <w:u w:val="single" w:color="0000ff"/>
           <w:rFonts w:ascii="Charis SIL Italic" w:hAnsi="Charis SIL Italic" w:eastAsia="Charis SIL Italic"/>
           <w:b w:val="0"/>
           <w:i w:val="0"/>
           <w:color w:val="000000"/>
           <w:sz w:val="24"/>
         </w:rPr>
-        <w:hyperlink r:id="rId38" w:history="1">
+        <w:hyperlink r:id="rId39" w:history="1">
           <w:r>
             <w:rPr>
               <w:rStyle w:val="Hyperlink"/>
@@ -6142,7 +6119,7 @@
         <w:autoSpaceDE w:val="0"/>
         <w:widowControl/>
         <w:spacing w:line="538" w:lineRule="exact" w:before="198" w:after="0"/>
-        <w:ind w:left="20" w:right="0" w:firstLine="0"/>
+        <w:ind w:left="10" w:right="0" w:firstLine="0"/>
         <w:jc w:val="left"/>
       </w:pPr>
       <w:r>
@@ -6162,7 +6139,7 @@
         <w:autoSpaceDE w:val="0"/>
         <w:widowControl/>
         <w:spacing w:line="288" w:lineRule="exact" w:before="294" w:after="0"/>
-        <w:ind w:left="408" w:right="5760" w:firstLine="0"/>
+        <w:ind w:left="398" w:right="5760" w:firstLine="0"/>
         <w:jc w:val="left"/>
       </w:pPr>
       <w:r>
@@ -6180,8 +6157,9 @@
           <w:rFonts w:ascii="Charis SIL Italic" w:hAnsi="Charis SIL Italic" w:eastAsia="Charis SIL Italic"/>
           <w:b w:val="0"/>
           <w:i w:val="0"/>
-          <w:color w:val="0066CC"/>
-          <w:sz w:val="24"/>
+          <w:color w:val="0000FF"/>
+          <w:sz w:val="24"/>
+          <w:u w:val="single"/>
         </w:rPr>
         <w:t>Onderzoeken</w:t>
       </w:r>
@@ -6203,11 +6181,22 @@
           <w:rFonts w:ascii="Charis SIL Italic" w:hAnsi="Charis SIL Italic" w:eastAsia="Charis SIL Italic"/>
           <w:b w:val="0"/>
           <w:i w:val="0"/>
-          <w:color w:val="0066CC"/>
+          <w:color w:val="0000FF"/>
           <w:sz w:val="24"/>
           <w:u w:val="single"/>
         </w:rPr>
-        <w:t>Selecteren en afbakenen</w:t>
+        <w:t>Selecteren en</w:t>
+      </w:r>
+      <w:r>
+        <w:rPr>
+          <w:rFonts w:ascii="Charis SIL Italic" w:hAnsi="Charis SIL Italic" w:eastAsia="Charis SIL Italic"/>
+          <w:b w:val="0"/>
+          <w:i w:val="0"/>
+          <w:color w:val="0000FF"/>
+          <w:sz w:val="24"/>
+          <w:u w:val="single"/>
+        </w:rPr>
+        <w:t xml:space="preserve"> afbakenen</w:t>
       </w:r>
       <w:r>
         <w:br/>
@@ -6227,7 +6216,7 @@
           <w:rFonts w:ascii="Charis SIL Italic" w:hAnsi="Charis SIL Italic" w:eastAsia="Charis SIL Italic"/>
           <w:b w:val="0"/>
           <w:i w:val="0"/>
-          <w:color w:val="0066CC"/>
+          <w:color w:val="0000FF"/>
           <w:sz w:val="24"/>
           <w:u w:val="single"/>
         </w:rPr>
@@ -6251,11 +6240,22 @@
           <w:rFonts w:ascii="Charis SIL Italic" w:hAnsi="Charis SIL Italic" w:eastAsia="Charis SIL Italic"/>
           <w:b w:val="0"/>
           <w:i w:val="0"/>
-          <w:color w:val="0066CC"/>
+          <w:color w:val="0000FF"/>
           <w:sz w:val="24"/>
           <w:u w:val="single"/>
         </w:rPr>
-        <w:t>Universitaire Bibliotheken Leiden</w:t>
+        <w:t xml:space="preserve">Universitaire </w:t>
+      </w:r>
+      <w:r>
+        <w:rPr>
+          <w:rFonts w:ascii="Charis SIL Italic" w:hAnsi="Charis SIL Italic" w:eastAsia="Charis SIL Italic"/>
+          <w:b w:val="0"/>
+          <w:i w:val="0"/>
+          <w:color w:val="0000FF"/>
+          <w:sz w:val="24"/>
+          <w:u w:val="single"/>
+        </w:rPr>
+        <w:t>Bibliotheken Leiden</w:t>
       </w:r>
       <w:r>
         <w:br/>
@@ -6275,7 +6275,7 @@
           <w:rFonts w:ascii="Charis SIL Italic" w:hAnsi="Charis SIL Italic" w:eastAsia="Charis SIL Italic"/>
           <w:b w:val="0"/>
           <w:i w:val="0"/>
-          <w:color w:val="0066CC"/>
+          <w:color w:val="0000FF"/>
           <w:sz w:val="24"/>
           <w:u w:val="single"/>
         </w:rPr>
@@ -6314,7 +6314,7 @@
     </w:p>
     <w:sectPr>
       <w:pgSz w:w="11900" w:h="16840"/>
-      <w:pgMar w:top="324" w:right="968" w:bottom="1440" w:left="940" w:header="720" w:footer="720" w:gutter="0"/>
+      <w:pgMar w:top="324" w:right="968" w:bottom="1440" w:left="950" w:header="720" w:footer="720" w:gutter="0"/>
       <w:cols/>
       <w:docGrid w:linePitch="360"/>
     </w:sectPr>

--- a/EXPORTS/DOCX/published/niveau1/Dutch/Sources.docx
+++ b/EXPORTS/DOCX/published/niveau1/Dutch/Sources.docx
@@ -1334,8 +1334,16 @@
           <w:i w:val="0"/>
           <w:color w:val="0000FF"/>
           <w:sz w:val="24"/>
-        </w:rPr>
-        <w:t>Univ</w:t>
+          <w:u w:val="single"/>
+        </w:rPr>
+        <w:hyperlink r:id="rId16" w:history="1">
+          <w:r>
+            <w:rPr>
+              <w:rStyle w:val="Hyperlink"/>
+            </w:rPr>
+            <w:t>Univ</w:t>
+          </w:r>
+        </w:hyperlink>
       </w:r>
       <w:r>
         <w:rPr>
@@ -1346,7 +1354,7 @@
           <w:sz w:val="24"/>
           <w:u w:val="single"/>
         </w:rPr>
-        <w:hyperlink r:id="rId15" w:history="1">
+        <w:hyperlink r:id="rId16" w:history="1">
           <w:r>
             <w:rPr>
               <w:rStyle w:val="Hyperlink"/>
@@ -3153,7 +3161,7 @@
           <w:sz w:val="24"/>
           <w:u w:val="single"/>
         </w:rPr>
-        <w:hyperlink r:id="rId16" w:history="1">
+        <w:hyperlink r:id="rId20" w:history="1">
           <w:r>
             <w:rPr>
               <w:rStyle w:val="Hyperlink"/>
@@ -3326,7 +3334,7 @@
           <w:sz w:val="24"/>
           <w:u w:val="single"/>
         </w:rPr>
-        <w:hyperlink r:id="rId16" w:history="1">
+        <w:hyperlink r:id="rId22" w:history="1">
           <w:r>
             <w:rPr>
               <w:rStyle w:val="Hyperlink"/>
@@ -3486,7 +3494,7 @@
           <w:sz w:val="24"/>
           <w:u w:val="single"/>
         </w:rPr>
-        <w:hyperlink r:id="rId22" w:history="1">
+        <w:hyperlink r:id="rId23" w:history="1">
           <w:r>
             <w:rPr>
               <w:rStyle w:val="Hyperlink"/>
@@ -3515,7 +3523,7 @@
           <w:sz w:val="24"/>
           <w:u w:val="single"/>
         </w:rPr>
-        <w:hyperlink r:id="rId22" w:history="1">
+        <w:hyperlink r:id="rId23" w:history="1">
           <w:r>
             <w:rPr>
               <w:rStyle w:val="Hyperlink"/>
@@ -3544,7 +3552,7 @@
           <w:sz w:val="24"/>
           <w:u w:val="single"/>
         </w:rPr>
-        <w:hyperlink r:id="rId22" w:history="1">
+        <w:hyperlink r:id="rId23" w:history="1">
           <w:r>
             <w:rPr>
               <w:rStyle w:val="Hyperlink"/>
@@ -3572,7 +3580,7 @@
           <w:sz w:val="24"/>
           <w:u w:val="single"/>
         </w:rPr>
-        <w:hyperlink r:id="rId23" w:history="1">
+        <w:hyperlink r:id="rId24" w:history="1">
           <w:r>
             <w:rPr>
               <w:rStyle w:val="Hyperlink"/>
@@ -3608,8 +3616,16 @@
           <w:i w:val="0"/>
           <w:color w:val="0000FF"/>
           <w:sz w:val="24"/>
-        </w:rPr>
-        <w:t>Nationaal A</w:t>
+          <w:u w:val="single"/>
+        </w:rPr>
+        <w:hyperlink r:id="rId25" w:history="1">
+          <w:r>
+            <w:rPr>
+              <w:rStyle w:val="Hyperlink"/>
+            </w:rPr>
+            <w:t>Nationaal</w:t>
+          </w:r>
+        </w:hyperlink>
       </w:r>
       <w:r>
         <w:rPr>
@@ -3620,7 +3636,36 @@
           <w:sz w:val="24"/>
           <w:u w:val="single"/>
         </w:rPr>
-        <w:hyperlink r:id="rId22" w:history="1">
+        <w:t xml:space="preserve"> </w:t>
+      </w:r>
+      <w:r>
+        <w:rPr>
+          <w:rFonts w:ascii="Charis SIL Italic" w:hAnsi="Charis SIL Italic" w:eastAsia="Charis SIL Italic"/>
+          <w:b w:val="0"/>
+          <w:i w:val="0"/>
+          <w:color w:val="0000FF"/>
+          <w:sz w:val="24"/>
+          <w:u w:val="single"/>
+        </w:rPr>
+        <w:hyperlink r:id="rId25" w:history="1">
+          <w:r>
+            <w:rPr>
+              <w:rStyle w:val="Hyperlink"/>
+            </w:rPr>
+            <w:t>A</w:t>
+          </w:r>
+        </w:hyperlink>
+      </w:r>
+      <w:r>
+        <w:rPr>
+          <w:rFonts w:ascii="Charis SIL Italic" w:hAnsi="Charis SIL Italic" w:eastAsia="Charis SIL Italic"/>
+          <w:b w:val="0"/>
+          <w:i w:val="0"/>
+          <w:color w:val="0000FF"/>
+          <w:sz w:val="24"/>
+          <w:u w:val="single"/>
+        </w:rPr>
+        <w:hyperlink r:id="rId23" w:history="1">
           <w:r>
             <w:rPr>
               <w:rStyle w:val="Hyperlink"/>
@@ -3638,7 +3683,7 @@
           <w:color w:val="000000"/>
           <w:sz w:val="24"/>
         </w:rPr>
-        <w:hyperlink r:id="rId22" w:history="1">
+        <w:hyperlink r:id="rId23" w:history="1">
           <w:r>
             <w:rPr>
               <w:rStyle w:val="Hyperlink"/>
@@ -3656,7 +3701,7 @@
           <w:sz w:val="24"/>
           <w:u w:val="single"/>
         </w:rPr>
-        <w:hyperlink r:id="rId22" w:history="1">
+        <w:hyperlink r:id="rId23" w:history="1">
           <w:r>
             <w:rPr>
               <w:rStyle w:val="Hyperlink"/>
@@ -3674,7 +3719,7 @@
           <w:sz w:val="24"/>
           <w:u w:val="single"/>
         </w:rPr>
-        <w:hyperlink r:id="rId22" w:history="1">
+        <w:hyperlink r:id="rId23" w:history="1">
           <w:r>
             <w:rPr>
               <w:rStyle w:val="Hyperlink"/>
@@ -3692,7 +3737,7 @@
           <w:sz w:val="24"/>
           <w:u w:val="single"/>
         </w:rPr>
-        <w:hyperlink r:id="rId24" w:history="1">
+        <w:hyperlink r:id="rId26" w:history="1">
           <w:r>
             <w:rPr>
               <w:rStyle w:val="Hyperlink"/>
@@ -3720,7 +3765,7 @@
           <w:color w:val="000000"/>
           <w:sz w:val="24"/>
         </w:rPr>
-        <w:hyperlink r:id="rId23" w:history="1">
+        <w:hyperlink r:id="rId24" w:history="1">
           <w:r>
             <w:rPr>
               <w:rStyle w:val="Hyperlink"/>
@@ -3738,7 +3783,7 @@
           <w:sz w:val="24"/>
           <w:u w:val="single"/>
         </w:rPr>
-        <w:hyperlink r:id="rId23" w:history="1">
+        <w:hyperlink r:id="rId24" w:history="1">
           <w:r>
             <w:rPr>
               <w:rStyle w:val="Hyperlink"/>
@@ -3767,7 +3812,7 @@
           <w:sz w:val="24"/>
           <w:u w:val="single"/>
         </w:rPr>
-        <w:hyperlink r:id="rId23" w:history="1">
+        <w:hyperlink r:id="rId24" w:history="1">
           <w:r>
             <w:rPr>
               <w:rStyle w:val="Hyperlink"/>
@@ -3785,7 +3830,7 @@
           <w:sz w:val="24"/>
           <w:u w:val="single"/>
         </w:rPr>
-        <w:hyperlink r:id="rId25" w:history="1">
+        <w:hyperlink r:id="rId27" w:history="1">
           <w:r>
             <w:rPr>
               <w:rStyle w:val="Hyperlink"/>
@@ -3823,7 +3868,7 @@
           <w:color w:val="000000"/>
           <w:sz w:val="24"/>
         </w:rPr>
-        <w:hyperlink r:id="rId26" w:history="1">
+        <w:hyperlink r:id="rId25" w:history="1">
           <w:r>
             <w:rPr>
               <w:rStyle w:val="Hyperlink"/>
@@ -3841,7 +3886,7 @@
           <w:sz w:val="24"/>
           <w:u w:val="single"/>
         </w:rPr>
-        <w:hyperlink r:id="rId26" w:history="1">
+        <w:hyperlink r:id="rId25" w:history="1">
           <w:r>
             <w:rPr>
               <w:rStyle w:val="Hyperlink"/>
@@ -3859,7 +3904,7 @@
           <w:sz w:val="24"/>
           <w:u w:val="single"/>
         </w:rPr>
-        <w:hyperlink r:id="rId26" w:history="1">
+        <w:hyperlink r:id="rId25" w:history="1">
           <w:r>
             <w:rPr>
               <w:rStyle w:val="Hyperlink"/>
@@ -3877,7 +3922,7 @@
           <w:sz w:val="24"/>
           <w:u w:val="single"/>
         </w:rPr>
-        <w:hyperlink r:id="rId27" w:history="1">
+        <w:hyperlink r:id="rId28" w:history="1">
           <w:r>
             <w:rPr>
               <w:rStyle w:val="Hyperlink"/>
@@ -3895,6 +3940,17 @@
           <w:sz w:val="24"/>
           <w:u w:val="single"/>
         </w:rPr>
+        <w:t xml:space="preserve"> in</w:t>
+      </w:r>
+      <w:r>
+        <w:rPr>
+          <w:rFonts w:ascii="Charis SIL Italic" w:hAnsi="Charis SIL Italic" w:eastAsia="Charis SIL Italic"/>
+          <w:b w:val="0"/>
+          <w:i w:val="0"/>
+          <w:color w:val="0000FF"/>
+          <w:sz w:val="24"/>
+          <w:u w:val="single"/>
+        </w:rPr>
         <w:t xml:space="preserve"> </w:t>
       </w:r>
       <w:r>
@@ -3906,36 +3962,7 @@
           <w:sz w:val="24"/>
           <w:u w:val="single"/>
         </w:rPr>
-        <w:hyperlink r:id="rId27" w:history="1">
-          <w:r>
-            <w:rPr>
-              <w:rStyle w:val="Hyperlink"/>
-            </w:rPr>
-            <w:t>in</w:t>
-          </w:r>
-        </w:hyperlink>
-      </w:r>
-      <w:r>
-        <w:rPr>
-          <w:rFonts w:ascii="Charis SIL Italic" w:hAnsi="Charis SIL Italic" w:eastAsia="Charis SIL Italic"/>
-          <w:b w:val="0"/>
-          <w:i w:val="0"/>
-          <w:color w:val="0000FF"/>
-          <w:sz w:val="24"/>
-          <w:u w:val="single"/>
-        </w:rPr>
-        <w:t xml:space="preserve"> </w:t>
-      </w:r>
-      <w:r>
-        <w:rPr>
-          <w:rFonts w:ascii="Charis SIL Italic" w:hAnsi="Charis SIL Italic" w:eastAsia="Charis SIL Italic"/>
-          <w:b w:val="0"/>
-          <w:i w:val="0"/>
-          <w:color w:val="0000FF"/>
-          <w:sz w:val="24"/>
-          <w:u w:val="single"/>
-        </w:rPr>
-        <w:hyperlink r:id="rId27" w:history="1">
+        <w:hyperlink r:id="rId28" w:history="1">
           <w:r>
             <w:rPr>
               <w:rStyle w:val="Hyperlink"/>
@@ -3953,7 +3980,7 @@
           <w:color w:val="000000"/>
           <w:sz w:val="24"/>
         </w:rPr>
-        <w:hyperlink r:id="rId24" w:history="1">
+        <w:hyperlink r:id="rId26" w:history="1">
           <w:r>
             <w:rPr>
               <w:rStyle w:val="Hyperlink"/>
@@ -4001,7 +4028,7 @@
           <w:sz w:val="24"/>
           <w:u w:val="single"/>
         </w:rPr>
-        <w:hyperlink r:id="rId28" w:history="1">
+        <w:hyperlink r:id="rId29" w:history="1">
           <w:r>
             <w:rPr>
               <w:rStyle w:val="Hyperlink"/>
@@ -4030,7 +4057,7 @@
           <w:sz w:val="24"/>
           <w:u w:val="single"/>
         </w:rPr>
-        <w:hyperlink r:id="rId28" w:history="1">
+        <w:hyperlink r:id="rId29" w:history="1">
           <w:r>
             <w:rPr>
               <w:rStyle w:val="Hyperlink"/>
@@ -4058,7 +4085,7 @@
           <w:sz w:val="24"/>
           <w:u w:val="single"/>
         </w:rPr>
-        <w:hyperlink r:id="rId29" w:history="1">
+        <w:hyperlink r:id="rId30" w:history="1">
           <w:r>
             <w:rPr>
               <w:rStyle w:val="Hyperlink"/>
@@ -4076,7 +4103,7 @@
           <w:sz w:val="24"/>
           <w:u w:val="single"/>
         </w:rPr>
-        <w:hyperlink r:id="rId29" w:history="1">
+        <w:hyperlink r:id="rId30" w:history="1">
           <w:r>
             <w:rPr>
               <w:rStyle w:val="Hyperlink"/>
@@ -4105,7 +4132,7 @@
           <w:sz w:val="24"/>
           <w:u w:val="single"/>
         </w:rPr>
-        <w:hyperlink r:id="rId29" w:history="1">
+        <w:hyperlink r:id="rId30" w:history="1">
           <w:r>
             <w:rPr>
               <w:rStyle w:val="Hyperlink"/>
@@ -4392,7 +4419,7 @@
           <w:sz w:val="24"/>
           <w:u w:val="single"/>
         </w:rPr>
-        <w:hyperlink r:id="rId30" w:history="1">
+        <w:hyperlink r:id="rId31" w:history="1">
           <w:r>
             <w:rPr>
               <w:rStyle w:val="Hyperlink"/>
@@ -4421,7 +4448,7 @@
           <w:sz w:val="24"/>
           <w:u w:val="single"/>
         </w:rPr>
-        <w:hyperlink r:id="rId30" w:history="1">
+        <w:hyperlink r:id="rId31" w:history="1">
           <w:r>
             <w:rPr>
               <w:rStyle w:val="Hyperlink"/>
@@ -4450,7 +4477,7 @@
           <w:sz w:val="24"/>
           <w:u w:val="single"/>
         </w:rPr>
-        <w:hyperlink r:id="rId30" w:history="1">
+        <w:hyperlink r:id="rId31" w:history="1">
           <w:r>
             <w:rPr>
               <w:rStyle w:val="Hyperlink"/>
@@ -4478,7 +4505,7 @@
           <w:sz w:val="24"/>
           <w:u w:val="single"/>
         </w:rPr>
-        <w:hyperlink r:id="rId31" w:history="1">
+        <w:hyperlink r:id="rId32" w:history="1">
           <w:r>
             <w:rPr>
               <w:rStyle w:val="Hyperlink"/>
@@ -4507,7 +4534,7 @@
           <w:sz w:val="24"/>
           <w:u w:val="single"/>
         </w:rPr>
-        <w:hyperlink r:id="rId31" w:history="1">
+        <w:hyperlink r:id="rId32" w:history="1">
           <w:r>
             <w:rPr>
               <w:rStyle w:val="Hyperlink"/>
@@ -4536,7 +4563,7 @@
           <w:sz w:val="24"/>
           <w:u w:val="single"/>
         </w:rPr>
-        <w:hyperlink r:id="rId31" w:history="1">
+        <w:hyperlink r:id="rId32" w:history="1">
           <w:r>
             <w:rPr>
               <w:rStyle w:val="Hyperlink"/>
@@ -4565,7 +4592,7 @@
           <w:sz w:val="24"/>
           <w:u w:val="single"/>
         </w:rPr>
-        <w:hyperlink r:id="rId31" w:history="1">
+        <w:hyperlink r:id="rId32" w:history="1">
           <w:r>
             <w:rPr>
               <w:rStyle w:val="Hyperlink"/>
@@ -4593,7 +4620,7 @@
           <w:sz w:val="24"/>
           <w:u w:val="single"/>
         </w:rPr>
-        <w:hyperlink r:id="rId32" w:history="1">
+        <w:hyperlink r:id="rId33" w:history="1">
           <w:r>
             <w:rPr>
               <w:rStyle w:val="Hyperlink"/>
@@ -4622,7 +4649,7 @@
           <w:sz w:val="24"/>
           <w:u w:val="single"/>
         </w:rPr>
-        <w:hyperlink r:id="rId32" w:history="1">
+        <w:hyperlink r:id="rId33" w:history="1">
           <w:r>
             <w:rPr>
               <w:rStyle w:val="Hyperlink"/>
@@ -4651,7 +4678,7 @@
           <w:sz w:val="24"/>
           <w:u w:val="single"/>
         </w:rPr>
-        <w:hyperlink r:id="rId32" w:history="1">
+        <w:hyperlink r:id="rId33" w:history="1">
           <w:r>
             <w:rPr>
               <w:rStyle w:val="Hyperlink"/>
@@ -4680,7 +4707,7 @@
           <w:sz w:val="24"/>
           <w:u w:val="single"/>
         </w:rPr>
-        <w:hyperlink r:id="rId30" w:history="1">
+        <w:hyperlink r:id="rId31" w:history="1">
           <w:r>
             <w:rPr>
               <w:rStyle w:val="Hyperlink"/>
@@ -4709,7 +4736,7 @@
           <w:sz w:val="24"/>
           <w:u w:val="single"/>
         </w:rPr>
-        <w:hyperlink r:id="rId30" w:history="1">
+        <w:hyperlink r:id="rId31" w:history="1">
           <w:r>
             <w:rPr>
               <w:rStyle w:val="Hyperlink"/>
@@ -4738,7 +4765,7 @@
           <w:color w:val="000000"/>
           <w:sz w:val="24"/>
         </w:rPr>
-        <w:hyperlink r:id="rId30" w:history="1">
+        <w:hyperlink r:id="rId31" w:history="1">
           <w:r>
             <w:rPr>
               <w:rStyle w:val="Hyperlink"/>
@@ -4756,7 +4783,7 @@
           <w:sz w:val="24"/>
           <w:u w:val="single"/>
         </w:rPr>
-        <w:hyperlink r:id="rId30" w:history="1">
+        <w:hyperlink r:id="rId31" w:history="1">
           <w:r>
             <w:rPr>
               <w:rStyle w:val="Hyperlink"/>
@@ -4773,165 +4800,6 @@
           <w:color w:val="0000FF"/>
           <w:sz w:val="24"/>
           <w:u w:val="single"/>
-        </w:rPr>
-        <w:hyperlink r:id="rId30" w:history="1">
-          <w:r>
-            <w:rPr>
-              <w:rStyle w:val="Hyperlink"/>
-            </w:rPr>
-            <w:t>o</w:t>
-          </w:r>
-        </w:hyperlink>
-      </w:r>
-      <w:r>
-        <w:rPr>
-          <w:rFonts w:ascii="Charis SIL Italic" w:hAnsi="Charis SIL Italic" w:eastAsia="Charis SIL Italic"/>
-          <w:b w:val="0"/>
-          <w:i w:val="0"/>
-          <w:color w:val="0000FF"/>
-          <w:sz w:val="24"/>
-          <w:u w:val="single"/>
-        </w:rPr>
-        <w:hyperlink r:id="rId30" w:history="1">
-          <w:r>
-            <w:rPr>
-              <w:rStyle w:val="Hyperlink"/>
-            </w:rPr>
-            <w:t>naal</w:t>
-          </w:r>
-        </w:hyperlink>
-      </w:r>
-      <w:r>
-        <w:rPr>
-          <w:rFonts w:ascii="Charis SIL Italic" w:hAnsi="Charis SIL Italic" w:eastAsia="Charis SIL Italic"/>
-          <w:b w:val="0"/>
-          <w:i w:val="0"/>
-          <w:color w:val="0000FF"/>
-          <w:sz w:val="24"/>
-          <w:u w:val="single"/>
-        </w:rPr>
-        <w:t xml:space="preserve"> </w:t>
-      </w:r>
-      <w:r>
-        <w:rPr>
-          <w:rFonts w:ascii="Charis SIL Italic" w:hAnsi="Charis SIL Italic" w:eastAsia="Charis SIL Italic"/>
-          <w:b w:val="0"/>
-          <w:i w:val="0"/>
-          <w:color w:val="0000FF"/>
-          <w:sz w:val="24"/>
-          <w:u w:val="single"/>
-        </w:rPr>
-        <w:hyperlink r:id="rId30" w:history="1">
-          <w:r>
-            <w:rPr>
-              <w:rStyle w:val="Hyperlink"/>
-            </w:rPr>
-            <w:t>Arch</w:t>
-          </w:r>
-        </w:hyperlink>
-      </w:r>
-      <w:r>
-        <w:rPr>
-          <w:rFonts w:ascii="Charis SIL Italic" w:hAnsi="Charis SIL Italic" w:eastAsia="Charis SIL Italic"/>
-          <w:b w:val="0"/>
-          <w:i w:val="0"/>
-          <w:color w:val="0000FF"/>
-          <w:sz w:val="24"/>
-          <w:u w:val="single"/>
-        </w:rPr>
-        <w:t>i</w:t>
-      </w:r>
-      <w:r>
-        <w:rPr>
-          <w:rFonts w:ascii="Charis SIL Italic" w:hAnsi="Charis SIL Italic" w:eastAsia="Charis SIL Italic"/>
-          <w:b w:val="0"/>
-          <w:i w:val="0"/>
-          <w:color w:val="0000FF"/>
-          <w:sz w:val="24"/>
-          <w:u w:val="single"/>
-        </w:rPr>
-        <w:hyperlink r:id="rId31" w:history="1">
-          <w:r>
-            <w:rPr>
-              <w:rStyle w:val="Hyperlink"/>
-            </w:rPr>
-            <w:t>ef</w:t>
-          </w:r>
-        </w:hyperlink>
-      </w:r>
-      <w:r>
-        <w:rPr>
-          <w:rFonts w:ascii="Charis SIL Italic" w:hAnsi="Charis SIL Italic" w:eastAsia="Charis SIL Italic"/>
-          <w:b w:val="0"/>
-          <w:i w:val="0"/>
-          <w:color w:val="0000FF"/>
-          <w:sz w:val="24"/>
-          <w:u w:val="single"/>
-        </w:rPr>
-        <w:t xml:space="preserve"> </w:t>
-      </w:r>
-      <w:r>
-        <w:rPr>
-          <w:rFonts w:ascii="Charis SIL Italic" w:hAnsi="Charis SIL Italic" w:eastAsia="Charis SIL Italic"/>
-          <w:b w:val="0"/>
-          <w:i w:val="0"/>
-          <w:color w:val="0000FF"/>
-          <w:sz w:val="24"/>
-          <w:u w:val="single"/>
-        </w:rPr>
-        <w:hyperlink r:id="rId33" w:history="1">
-          <w:r>
-            <w:rPr>
-              <w:rStyle w:val="Hyperlink"/>
-            </w:rPr>
-            <w:t>Cur</w:t>
-          </w:r>
-        </w:hyperlink>
-      </w:r>
-      <w:r>
-        <w:rPr>
-          <w:rFonts w:ascii="Charis SIL Italic" w:hAnsi="Charis SIL Italic" w:eastAsia="Charis SIL Italic"/>
-          <w:b w:val="0"/>
-          <w:i w:val="0"/>
-          <w:color w:val="0000FF"/>
-          <w:sz w:val="24"/>
-          <w:u w:val="single"/>
-        </w:rPr>
-        <w:hyperlink r:id="rId33" w:history="1">
-          <w:r>
-            <w:rPr>
-              <w:rStyle w:val="Hyperlink"/>
-            </w:rPr>
-            <w:t>açao</w:t>
-          </w:r>
-        </w:hyperlink>
-      </w:r>
-      <w:r>
-        <w:rPr>
-          <w:u w:val="single" w:color="0000ff"/>
-          <w:rFonts w:ascii="Charis SIL Italic" w:hAnsi="Charis SIL Italic" w:eastAsia="Charis SIL Italic"/>
-          <w:b w:val="0"/>
-          <w:i w:val="0"/>
-          <w:color w:val="000000"/>
-          <w:sz w:val="24"/>
-        </w:rPr>
-        <w:hyperlink r:id="rId31" w:history="1">
-          <w:r>
-            <w:rPr>
-              <w:rStyle w:val="Hyperlink"/>
-            </w:rPr>
-            <w:t>. Vo</w:t>
-          </w:r>
-        </w:hyperlink>
-      </w:r>
-      <w:r>
-        <w:rPr>
-          <w:u w:val="single" w:color="0000ff"/>
-          <w:rFonts w:ascii="Charis SIL Italic" w:hAnsi="Charis SIL Italic" w:eastAsia="Charis SIL Italic"/>
-          <w:b w:val="0"/>
-          <w:i w:val="0"/>
-          <w:color w:val="000000"/>
-          <w:sz w:val="24"/>
         </w:rPr>
         <w:hyperlink r:id="rId31" w:history="1">
           <w:r>
@@ -4944,6 +4812,129 @@
       </w:r>
       <w:r>
         <w:rPr>
+          <w:rFonts w:ascii="Charis SIL Italic" w:hAnsi="Charis SIL Italic" w:eastAsia="Charis SIL Italic"/>
+          <w:b w:val="0"/>
+          <w:i w:val="0"/>
+          <w:color w:val="0000FF"/>
+          <w:sz w:val="24"/>
+          <w:u w:val="single"/>
+        </w:rPr>
+        <w:hyperlink r:id="rId31" w:history="1">
+          <w:r>
+            <w:rPr>
+              <w:rStyle w:val="Hyperlink"/>
+            </w:rPr>
+            <w:t>naal</w:t>
+          </w:r>
+        </w:hyperlink>
+      </w:r>
+      <w:r>
+        <w:rPr>
+          <w:rFonts w:ascii="Charis SIL Italic" w:hAnsi="Charis SIL Italic" w:eastAsia="Charis SIL Italic"/>
+          <w:b w:val="0"/>
+          <w:i w:val="0"/>
+          <w:color w:val="0000FF"/>
+          <w:sz w:val="24"/>
+          <w:u w:val="single"/>
+        </w:rPr>
+        <w:t xml:space="preserve"> </w:t>
+      </w:r>
+      <w:r>
+        <w:rPr>
+          <w:rFonts w:ascii="Charis SIL Italic" w:hAnsi="Charis SIL Italic" w:eastAsia="Charis SIL Italic"/>
+          <w:b w:val="0"/>
+          <w:i w:val="0"/>
+          <w:color w:val="0000FF"/>
+          <w:sz w:val="24"/>
+          <w:u w:val="single"/>
+        </w:rPr>
+        <w:hyperlink r:id="rId31" w:history="1">
+          <w:r>
+            <w:rPr>
+              <w:rStyle w:val="Hyperlink"/>
+            </w:rPr>
+            <w:t>Arch</w:t>
+          </w:r>
+        </w:hyperlink>
+      </w:r>
+      <w:r>
+        <w:rPr>
+          <w:rFonts w:ascii="Charis SIL Italic" w:hAnsi="Charis SIL Italic" w:eastAsia="Charis SIL Italic"/>
+          <w:b w:val="0"/>
+          <w:i w:val="0"/>
+          <w:color w:val="0000FF"/>
+          <w:sz w:val="24"/>
+          <w:u w:val="single"/>
+        </w:rPr>
+        <w:t>i</w:t>
+      </w:r>
+      <w:r>
+        <w:rPr>
+          <w:rFonts w:ascii="Charis SIL Italic" w:hAnsi="Charis SIL Italic" w:eastAsia="Charis SIL Italic"/>
+          <w:b w:val="0"/>
+          <w:i w:val="0"/>
+          <w:color w:val="0000FF"/>
+          <w:sz w:val="24"/>
+          <w:u w:val="single"/>
+        </w:rPr>
+        <w:hyperlink r:id="rId32" w:history="1">
+          <w:r>
+            <w:rPr>
+              <w:rStyle w:val="Hyperlink"/>
+            </w:rPr>
+            <w:t>ef</w:t>
+          </w:r>
+        </w:hyperlink>
+      </w:r>
+      <w:r>
+        <w:rPr>
+          <w:rFonts w:ascii="Charis SIL Italic" w:hAnsi="Charis SIL Italic" w:eastAsia="Charis SIL Italic"/>
+          <w:b w:val="0"/>
+          <w:i w:val="0"/>
+          <w:color w:val="0000FF"/>
+          <w:sz w:val="24"/>
+          <w:u w:val="single"/>
+        </w:rPr>
+        <w:t xml:space="preserve"> </w:t>
+      </w:r>
+      <w:r>
+        <w:rPr>
+          <w:rFonts w:ascii="Charis SIL Italic" w:hAnsi="Charis SIL Italic" w:eastAsia="Charis SIL Italic"/>
+          <w:b w:val="0"/>
+          <w:i w:val="0"/>
+          <w:color w:val="0000FF"/>
+          <w:sz w:val="24"/>
+          <w:u w:val="single"/>
+        </w:rPr>
+        <w:hyperlink r:id="rId32" w:history="1">
+          <w:r>
+            <w:rPr>
+              <w:rStyle w:val="Hyperlink"/>
+            </w:rPr>
+            <w:t>Cur</w:t>
+          </w:r>
+        </w:hyperlink>
+      </w:r>
+      <w:r>
+        <w:rPr>
+          <w:rFonts w:ascii="Charis SIL Italic" w:hAnsi="Charis SIL Italic" w:eastAsia="Charis SIL Italic"/>
+          <w:b w:val="0"/>
+          <w:i w:val="0"/>
+          <w:color w:val="0000FF"/>
+          <w:sz w:val="24"/>
+          <w:u w:val="single"/>
+        </w:rPr>
+        <w:hyperlink r:id="rId32" w:history="1">
+          <w:r>
+            <w:rPr>
+              <w:rStyle w:val="Hyperlink"/>
+            </w:rPr>
+            <w:t>açao</w:t>
+          </w:r>
+        </w:hyperlink>
+      </w:r>
+      <w:r>
+        <w:rPr>
           <w:u w:val="single" w:color="0000ff"/>
           <w:rFonts w:ascii="Charis SIL Italic" w:hAnsi="Charis SIL Italic" w:eastAsia="Charis SIL Italic"/>
           <w:b w:val="0"/>
@@ -4951,7 +4942,43 @@
           <w:color w:val="000000"/>
           <w:sz w:val="24"/>
         </w:rPr>
-        <w:hyperlink r:id="rId31" w:history="1">
+        <w:hyperlink r:id="rId32" w:history="1">
+          <w:r>
+            <w:rPr>
+              <w:rStyle w:val="Hyperlink"/>
+            </w:rPr>
+            <w:t>. Vo</w:t>
+          </w:r>
+        </w:hyperlink>
+      </w:r>
+      <w:r>
+        <w:rPr>
+          <w:u w:val="single" w:color="0000ff"/>
+          <w:rFonts w:ascii="Charis SIL Italic" w:hAnsi="Charis SIL Italic" w:eastAsia="Charis SIL Italic"/>
+          <w:b w:val="0"/>
+          <w:i w:val="0"/>
+          <w:color w:val="000000"/>
+          <w:sz w:val="24"/>
+        </w:rPr>
+        <w:hyperlink r:id="rId32" w:history="1">
+          <w:r>
+            <w:rPr>
+              <w:rStyle w:val="Hyperlink"/>
+            </w:rPr>
+            <w:t>o</w:t>
+          </w:r>
+        </w:hyperlink>
+      </w:r>
+      <w:r>
+        <w:rPr>
+          <w:u w:val="single" w:color="0000ff"/>
+          <w:rFonts w:ascii="Charis SIL Italic" w:hAnsi="Charis SIL Italic" w:eastAsia="Charis SIL Italic"/>
+          <w:b w:val="0"/>
+          <w:i w:val="0"/>
+          <w:color w:val="000000"/>
+          <w:sz w:val="24"/>
+        </w:rPr>
+        <w:hyperlink r:id="rId32" w:history="1">
           <w:r>
             <w:rPr>
               <w:rStyle w:val="Hyperlink"/>
@@ -4980,7 +5007,7 @@
           <w:color w:val="000000"/>
           <w:sz w:val="24"/>
         </w:rPr>
-        <w:hyperlink r:id="rId31" w:history="1">
+        <w:hyperlink r:id="rId32" w:history="1">
           <w:r>
             <w:rPr>
               <w:rStyle w:val="Hyperlink"/>
@@ -5008,7 +5035,7 @@
           <w:color w:val="000000"/>
           <w:sz w:val="24"/>
         </w:rPr>
-        <w:hyperlink r:id="rId32" w:history="1">
+        <w:hyperlink r:id="rId33" w:history="1">
           <w:r>
             <w:rPr>
               <w:rStyle w:val="Hyperlink"/>
@@ -5026,7 +5053,7 @@
           <w:color w:val="000000"/>
           <w:sz w:val="24"/>
         </w:rPr>
-        <w:hyperlink r:id="rId32" w:history="1">
+        <w:hyperlink r:id="rId33" w:history="1">
           <w:r>
             <w:rPr>
               <w:rStyle w:val="Hyperlink"/>
@@ -5044,7 +5071,7 @@
           <w:color w:val="000000"/>
           <w:sz w:val="24"/>
         </w:rPr>
-        <w:hyperlink r:id="rId32" w:history="1">
+        <w:hyperlink r:id="rId33" w:history="1">
           <w:r>
             <w:rPr>
               <w:rStyle w:val="Hyperlink"/>
@@ -5062,7 +5089,7 @@
           <w:color w:val="000000"/>
           <w:sz w:val="24"/>
         </w:rPr>
-        <w:hyperlink r:id="rId32" w:history="1">
+        <w:hyperlink r:id="rId33" w:history="1">
           <w:r>
             <w:rPr>
               <w:rStyle w:val="Hyperlink"/>
@@ -5090,7 +5117,7 @@
           <w:sz w:val="24"/>
           <w:u w:val="single"/>
         </w:rPr>
-        <w:hyperlink r:id="rId34" w:history="1">
+        <w:hyperlink r:id="rId33" w:history="1">
           <w:r>
             <w:rPr>
               <w:rStyle w:val="Hyperlink"/>
@@ -5108,7 +5135,7 @@
           <w:sz w:val="24"/>
           <w:u w:val="single"/>
         </w:rPr>
-        <w:hyperlink r:id="rId34" w:history="1">
+        <w:hyperlink r:id="rId33" w:history="1">
           <w:r>
             <w:rPr>
               <w:rStyle w:val="Hyperlink"/>
@@ -5126,7 +5153,7 @@
           <w:color w:val="000000"/>
           <w:sz w:val="24"/>
         </w:rPr>
-        <w:hyperlink r:id="rId32" w:history="1">
+        <w:hyperlink r:id="rId33" w:history="1">
           <w:r>
             <w:rPr>
               <w:rStyle w:val="Hyperlink"/>
@@ -5165,7 +5192,7 @@
           <w:color w:val="000000"/>
           <w:sz w:val="24"/>
         </w:rPr>
-        <w:hyperlink r:id="rId33" w:history="1">
+        <w:hyperlink r:id="rId34" w:history="1">
           <w:r>
             <w:rPr>
               <w:rStyle w:val="Hyperlink"/>
@@ -5444,7 +5471,6 @@
       </w:r>
       <w:r>
         <w:rPr>
-          <w:u w:val="single" w:color="0000ff"/>
           <w:rFonts w:ascii="Charis SIL Italic" w:hAnsi="Charis SIL Italic" w:eastAsia="Charis SIL Italic"/>
           <w:b w:val="0"/>
           <w:i w:val="0"/>
@@ -5836,7 +5862,7 @@
           <w:sz w:val="24"/>
           <w:u w:val="single"/>
         </w:rPr>
-        <w:hyperlink r:id="rId37" w:history="1">
+        <w:hyperlink r:id="rId38" w:history="1">
           <w:r>
             <w:rPr>
               <w:rStyle w:val="Hyperlink"/>

--- a/EXPORTS/DOCX/published/niveau1/Dutch/Sources.docx
+++ b/EXPORTS/DOCX/published/niveau1/Dutch/Sources.docx
@@ -609,31 +609,13 @@
       </w:r>
       <w:r>
         <w:rPr>
-          <w:u w:val="single" w:color="0000ff"/>
           <w:rFonts w:ascii="Charis SIL Italic" w:hAnsi="Charis SIL Italic" w:eastAsia="Charis SIL Italic"/>
           <w:b w:val="0"/>
           <w:i w:val="0"/>
           <w:color w:val="000000"/>
           <w:sz w:val="24"/>
         </w:rPr>
-        <w:hyperlink r:id="rId11" w:history="1">
-          <w:r>
-            <w:rPr>
-              <w:rStyle w:val="Hyperlink"/>
-            </w:rPr>
-            <w:t>anders d</w:t>
-          </w:r>
-        </w:hyperlink>
-      </w:r>
-      <w:r>
-        <w:rPr>
-          <w:rFonts w:ascii="Charis SIL Italic" w:hAnsi="Charis SIL Italic" w:eastAsia="Charis SIL Italic"/>
-          <w:b w:val="0"/>
-          <w:i w:val="0"/>
-          <w:color w:val="000000"/>
-          <w:sz w:val="24"/>
-        </w:rPr>
-        <w:t xml:space="preserve">an nu (denk aan </w:t>
+        <w:t xml:space="preserve">anders dan nu (denk aan </w:t>
       </w:r>
       <w:r>
         <w:rPr>
@@ -1354,7 +1336,7 @@
           <w:sz w:val="24"/>
           <w:u w:val="single"/>
         </w:rPr>
-        <w:hyperlink r:id="rId16" w:history="1">
+        <w:hyperlink r:id="rId15" w:history="1">
           <w:r>
             <w:rPr>
               <w:rStyle w:val="Hyperlink"/>
@@ -4707,7 +4689,7 @@
           <w:sz w:val="24"/>
           <w:u w:val="single"/>
         </w:rPr>
-        <w:hyperlink r:id="rId31" w:history="1">
+        <w:hyperlink r:id="rId33" w:history="1">
           <w:r>
             <w:rPr>
               <w:rStyle w:val="Hyperlink"/>
@@ -4736,7 +4718,7 @@
           <w:sz w:val="24"/>
           <w:u w:val="single"/>
         </w:rPr>
-        <w:hyperlink r:id="rId31" w:history="1">
+        <w:hyperlink r:id="rId33" w:history="1">
           <w:r>
             <w:rPr>
               <w:rStyle w:val="Hyperlink"/>
@@ -5100,13 +5082,38 @@
       </w:r>
       <w:r>
         <w:rPr>
+          <w:u w:val="single" w:color="0000ff"/>
           <w:rFonts w:ascii="Charis SIL Italic" w:hAnsi="Charis SIL Italic" w:eastAsia="Charis SIL Italic"/>
           <w:b w:val="0"/>
           <w:i w:val="0"/>
           <w:color w:val="000000"/>
           <w:sz w:val="24"/>
         </w:rPr>
-        <w:t xml:space="preserve">tal </w:t>
+        <w:hyperlink r:id="rId33" w:history="1">
+          <w:r>
+            <w:rPr>
+              <w:rStyle w:val="Hyperlink"/>
+            </w:rPr>
+            <w:t>ta</w:t>
+          </w:r>
+        </w:hyperlink>
+      </w:r>
+      <w:r>
+        <w:rPr>
+          <w:rFonts w:ascii="Charis SIL Italic" w:hAnsi="Charis SIL Italic" w:eastAsia="Charis SIL Italic"/>
+          <w:b w:val="0"/>
+          <w:i w:val="0"/>
+          <w:color w:val="000000"/>
+          <w:sz w:val="24"/>
+        </w:rPr>
+        <w:hyperlink r:id="rId33" w:history="1">
+          <w:r>
+            <w:rPr>
+              <w:rStyle w:val="Hyperlink"/>
+            </w:rPr>
+            <w:t xml:space="preserve">l </w:t>
+          </w:r>
+        </w:hyperlink>
       </w:r>
       <w:r>
         <w:rPr>
@@ -5891,7 +5898,7 @@
           <w:sz w:val="24"/>
           <w:u w:val="single"/>
         </w:rPr>
-        <w:hyperlink r:id="rId37" w:history="1">
+        <w:hyperlink r:id="rId38" w:history="1">
           <w:r>
             <w:rPr>
               <w:rStyle w:val="Hyperlink"/>
@@ -5909,7 +5916,7 @@
           <w:sz w:val="24"/>
           <w:u w:val="single"/>
         </w:rPr>
-        <w:hyperlink r:id="rId37" w:history="1">
+        <w:hyperlink r:id="rId38" w:history="1">
           <w:r>
             <w:rPr>
               <w:rStyle w:val="Hyperlink"/>

--- a/EXPORTS/DOCX/published/niveau1/Dutch/Sources.docx
+++ b/EXPORTS/DOCX/published/niveau1/Dutch/Sources.docx
@@ -1336,7 +1336,7 @@
           <w:sz w:val="24"/>
           <w:u w:val="single"/>
         </w:rPr>
-        <w:hyperlink r:id="rId15" w:history="1">
+        <w:hyperlink r:id="rId16" w:history="1">
           <w:r>
             <w:rPr>
               <w:rStyle w:val="Hyperlink"/>
@@ -1399,7 +1399,6 @@
           <w:i w:val="0"/>
           <w:color w:val="0000FF"/>
           <w:sz w:val="24"/>
-          <w:u w:val="single"/>
         </w:rPr>
         <w:t>B</w:t>
       </w:r>
@@ -3345,7 +3344,7 @@
           <w:sz w:val="24"/>
           <w:u w:val="single"/>
         </w:rPr>
-        <w:hyperlink r:id="rId16" w:history="1">
+        <w:hyperlink r:id="rId22" w:history="1">
           <w:r>
             <w:rPr>
               <w:rStyle w:val="Hyperlink"/>
@@ -3600,7 +3599,7 @@
           <w:sz w:val="24"/>
           <w:u w:val="single"/>
         </w:rPr>
-        <w:hyperlink r:id="rId25" w:history="1">
+        <w:hyperlink r:id="rId23" w:history="1">
           <w:r>
             <w:rPr>
               <w:rStyle w:val="Hyperlink"/>
@@ -3629,7 +3628,7 @@
           <w:sz w:val="24"/>
           <w:u w:val="single"/>
         </w:rPr>
-        <w:hyperlink r:id="rId25" w:history="1">
+        <w:hyperlink r:id="rId23" w:history="1">
           <w:r>
             <w:rPr>
               <w:rStyle w:val="Hyperlink"/>
@@ -3665,14 +3664,7 @@
           <w:color w:val="000000"/>
           <w:sz w:val="24"/>
         </w:rPr>
-        <w:hyperlink r:id="rId23" w:history="1">
-          <w:r>
-            <w:rPr>
-              <w:rStyle w:val="Hyperlink"/>
-            </w:rPr>
-            <w:t xml:space="preserve"> en </w:t>
-          </w:r>
-        </w:hyperlink>
+        <w:t xml:space="preserve"> en </w:t>
       </w:r>
       <w:r>
         <w:rPr>
@@ -3719,7 +3711,7 @@
           <w:sz w:val="24"/>
           <w:u w:val="single"/>
         </w:rPr>
-        <w:hyperlink r:id="rId26" w:history="1">
+        <w:hyperlink r:id="rId25" w:history="1">
           <w:r>
             <w:rPr>
               <w:rStyle w:val="Hyperlink"/>
@@ -3736,25 +3728,7 @@
           <w:color w:val="000000"/>
           <w:sz w:val="24"/>
         </w:rPr>
-        <w:t>. H</w:t>
-      </w:r>
-      <w:r>
-        <w:rPr>
-          <w:u w:val="single" w:color="0000ff"/>
-          <w:rFonts w:ascii="Charis SIL Italic" w:hAnsi="Charis SIL Italic" w:eastAsia="Charis SIL Italic"/>
-          <w:b w:val="0"/>
-          <w:i w:val="0"/>
-          <w:color w:val="000000"/>
-          <w:sz w:val="24"/>
-        </w:rPr>
-        <w:hyperlink r:id="rId24" w:history="1">
-          <w:r>
-            <w:rPr>
-              <w:rStyle w:val="Hyperlink"/>
-            </w:rPr>
-            <w:t xml:space="preserve">et </w:t>
-          </w:r>
-        </w:hyperlink>
+        <w:t xml:space="preserve">. Het </w:t>
       </w:r>
       <w:r>
         <w:rPr>
@@ -3794,7 +3768,7 @@
           <w:sz w:val="24"/>
           <w:u w:val="single"/>
         </w:rPr>
-        <w:hyperlink r:id="rId24" w:history="1">
+        <w:hyperlink r:id="rId26" w:history="1">
           <w:r>
             <w:rPr>
               <w:rStyle w:val="Hyperlink"/>
@@ -3812,7 +3786,7 @@
           <w:sz w:val="24"/>
           <w:u w:val="single"/>
         </w:rPr>
-        <w:hyperlink r:id="rId27" w:history="1">
+        <w:hyperlink r:id="rId26" w:history="1">
           <w:r>
             <w:rPr>
               <w:rStyle w:val="Hyperlink"/>
@@ -3844,13 +3818,14 @@
       </w:r>
       <w:r>
         <w:rPr>
+          <w:u w:val="single" w:color="0000ff"/>
           <w:rFonts w:ascii="Charis SIL Italic" w:hAnsi="Charis SIL Italic" w:eastAsia="Charis SIL Italic"/>
           <w:b w:val="0"/>
           <w:i w:val="0"/>
           <w:color w:val="000000"/>
           <w:sz w:val="24"/>
         </w:rPr>
-        <w:hyperlink r:id="rId25" w:history="1">
+        <w:hyperlink r:id="rId27" w:history="1">
           <w:r>
             <w:rPr>
               <w:rStyle w:val="Hyperlink"/>
@@ -3868,7 +3843,7 @@
           <w:sz w:val="24"/>
           <w:u w:val="single"/>
         </w:rPr>
-        <w:hyperlink r:id="rId25" w:history="1">
+        <w:hyperlink r:id="rId28" w:history="1">
           <w:r>
             <w:rPr>
               <w:rStyle w:val="Hyperlink"/>
@@ -3886,7 +3861,7 @@
           <w:sz w:val="24"/>
           <w:u w:val="single"/>
         </w:rPr>
-        <w:hyperlink r:id="rId25" w:history="1">
+        <w:hyperlink r:id="rId28" w:history="1">
           <w:r>
             <w:rPr>
               <w:rStyle w:val="Hyperlink"/>
@@ -3922,7 +3897,25 @@
           <w:sz w:val="24"/>
           <w:u w:val="single"/>
         </w:rPr>
-        <w:t xml:space="preserve"> in</w:t>
+        <w:t xml:space="preserve"> </w:t>
+      </w:r>
+      <w:r>
+        <w:rPr>
+          <w:rFonts w:ascii="Charis SIL Italic" w:hAnsi="Charis SIL Italic" w:eastAsia="Charis SIL Italic"/>
+          <w:b w:val="0"/>
+          <w:i w:val="0"/>
+          <w:color w:val="0000FF"/>
+          <w:sz w:val="24"/>
+          <w:u w:val="single"/>
+        </w:rPr>
+        <w:hyperlink r:id="rId28" w:history="1">
+          <w:r>
+            <w:rPr>
+              <w:rStyle w:val="Hyperlink"/>
+            </w:rPr>
+            <w:t>in</w:t>
+          </w:r>
+        </w:hyperlink>
       </w:r>
       <w:r>
         <w:rPr>
@@ -3962,7 +3955,7 @@
           <w:color w:val="000000"/>
           <w:sz w:val="24"/>
         </w:rPr>
-        <w:hyperlink r:id="rId26" w:history="1">
+        <w:hyperlink r:id="rId25" w:history="1">
           <w:r>
             <w:rPr>
               <w:rStyle w:val="Hyperlink"/>
@@ -4689,7 +4682,7 @@
           <w:sz w:val="24"/>
           <w:u w:val="single"/>
         </w:rPr>
-        <w:hyperlink r:id="rId33" w:history="1">
+        <w:hyperlink r:id="rId31" w:history="1">
           <w:r>
             <w:rPr>
               <w:rStyle w:val="Hyperlink"/>
@@ -4718,7 +4711,7 @@
           <w:sz w:val="24"/>
           <w:u w:val="single"/>
         </w:rPr>
-        <w:hyperlink r:id="rId33" w:history="1">
+        <w:hyperlink r:id="rId31" w:history="1">
           <w:r>
             <w:rPr>
               <w:rStyle w:val="Hyperlink"/>
@@ -4888,7 +4881,7 @@
           <w:sz w:val="24"/>
           <w:u w:val="single"/>
         </w:rPr>
-        <w:hyperlink r:id="rId32" w:history="1">
+        <w:hyperlink r:id="rId34" w:history="1">
           <w:r>
             <w:rPr>
               <w:rStyle w:val="Hyperlink"/>
@@ -4906,7 +4899,7 @@
           <w:sz w:val="24"/>
           <w:u w:val="single"/>
         </w:rPr>
-        <w:hyperlink r:id="rId32" w:history="1">
+        <w:hyperlink r:id="rId34" w:history="1">
           <w:r>
             <w:rPr>
               <w:rStyle w:val="Hyperlink"/>
@@ -5082,38 +5075,13 @@
       </w:r>
       <w:r>
         <w:rPr>
-          <w:u w:val="single" w:color="0000ff"/>
           <w:rFonts w:ascii="Charis SIL Italic" w:hAnsi="Charis SIL Italic" w:eastAsia="Charis SIL Italic"/>
           <w:b w:val="0"/>
           <w:i w:val="0"/>
           <w:color w:val="000000"/>
           <w:sz w:val="24"/>
         </w:rPr>
-        <w:hyperlink r:id="rId33" w:history="1">
-          <w:r>
-            <w:rPr>
-              <w:rStyle w:val="Hyperlink"/>
-            </w:rPr>
-            <w:t>ta</w:t>
-          </w:r>
-        </w:hyperlink>
-      </w:r>
-      <w:r>
-        <w:rPr>
-          <w:rFonts w:ascii="Charis SIL Italic" w:hAnsi="Charis SIL Italic" w:eastAsia="Charis SIL Italic"/>
-          <w:b w:val="0"/>
-          <w:i w:val="0"/>
-          <w:color w:val="000000"/>
-          <w:sz w:val="24"/>
-        </w:rPr>
-        <w:hyperlink r:id="rId33" w:history="1">
-          <w:r>
-            <w:rPr>
-              <w:rStyle w:val="Hyperlink"/>
-            </w:rPr>
-            <w:t xml:space="preserve">l </w:t>
-          </w:r>
-        </w:hyperlink>
+        <w:t xml:space="preserve">tal </w:t>
       </w:r>
       <w:r>
         <w:rPr>
@@ -5124,7 +5092,7 @@
           <w:sz w:val="24"/>
           <w:u w:val="single"/>
         </w:rPr>
-        <w:hyperlink r:id="rId33" w:history="1">
+        <w:hyperlink r:id="rId35" w:history="1">
           <w:r>
             <w:rPr>
               <w:rStyle w:val="Hyperlink"/>
@@ -5142,7 +5110,7 @@
           <w:sz w:val="24"/>
           <w:u w:val="single"/>
         </w:rPr>
-        <w:hyperlink r:id="rId33" w:history="1">
+        <w:hyperlink r:id="rId35" w:history="1">
           <w:r>
             <w:rPr>
               <w:rStyle w:val="Hyperlink"/>
@@ -5237,7 +5205,7 @@
           <w:sz w:val="24"/>
           <w:u w:val="single"/>
         </w:rPr>
-        <w:hyperlink r:id="rId35" w:history="1">
+        <w:hyperlink r:id="rId36" w:history="1">
           <w:r>
             <w:rPr>
               <w:rStyle w:val="Hyperlink"/>
@@ -5266,7 +5234,7 @@
           <w:sz w:val="24"/>
           <w:u w:val="single"/>
         </w:rPr>
-        <w:hyperlink r:id="rId35" w:history="1">
+        <w:hyperlink r:id="rId36" w:history="1">
           <w:r>
             <w:rPr>
               <w:rStyle w:val="Hyperlink"/>
@@ -5295,7 +5263,7 @@
           <w:sz w:val="24"/>
           <w:u w:val="single"/>
         </w:rPr>
-        <w:hyperlink r:id="rId35" w:history="1">
+        <w:hyperlink r:id="rId36" w:history="1">
           <w:r>
             <w:rPr>
               <w:rStyle w:val="Hyperlink"/>
@@ -5324,7 +5292,7 @@
           <w:sz w:val="24"/>
           <w:u w:val="single"/>
         </w:rPr>
-        <w:hyperlink r:id="rId35" w:history="1">
+        <w:hyperlink r:id="rId36" w:history="1">
           <w:r>
             <w:rPr>
               <w:rStyle w:val="Hyperlink"/>
@@ -5353,7 +5321,7 @@
           <w:sz w:val="24"/>
           <w:u w:val="single"/>
         </w:rPr>
-        <w:hyperlink r:id="rId35" w:history="1">
+        <w:hyperlink r:id="rId36" w:history="1">
           <w:r>
             <w:rPr>
               <w:rStyle w:val="Hyperlink"/>
@@ -5374,7 +5342,7 @@
           <w:sz w:val="24"/>
           <w:u w:val="single"/>
         </w:rPr>
-        <w:hyperlink r:id="rId35" w:history="1">
+        <w:hyperlink r:id="rId36" w:history="1">
           <w:r>
             <w:rPr>
               <w:rStyle w:val="Hyperlink"/>
@@ -5402,7 +5370,7 @@
           <w:color w:val="000000"/>
           <w:sz w:val="24"/>
         </w:rPr>
-        <w:hyperlink r:id="rId35" w:history="1">
+        <w:hyperlink r:id="rId36" w:history="1">
           <w:r>
             <w:rPr>
               <w:rStyle w:val="Hyperlink"/>
@@ -5420,7 +5388,7 @@
           <w:color w:val="000000"/>
           <w:sz w:val="24"/>
         </w:rPr>
-        <w:hyperlink r:id="rId35" w:history="1">
+        <w:hyperlink r:id="rId36" w:history="1">
           <w:r>
             <w:rPr>
               <w:rStyle w:val="Hyperlink"/>
@@ -5438,7 +5406,7 @@
           <w:color w:val="000000"/>
           <w:sz w:val="24"/>
         </w:rPr>
-        <w:hyperlink r:id="rId35" w:history="1">
+        <w:hyperlink r:id="rId36" w:history="1">
           <w:r>
             <w:rPr>
               <w:rStyle w:val="Hyperlink"/>
@@ -5467,7 +5435,7 @@
           <w:color w:val="000000"/>
           <w:sz w:val="24"/>
         </w:rPr>
-        <w:hyperlink r:id="rId35" w:history="1">
+        <w:hyperlink r:id="rId36" w:history="1">
           <w:r>
             <w:rPr>
               <w:rStyle w:val="Hyperlink"/>
@@ -5478,6 +5446,7 @@
       </w:r>
       <w:r>
         <w:rPr>
+          <w:u w:val="single" w:color="0000ff"/>
           <w:rFonts w:ascii="Charis SIL Italic" w:hAnsi="Charis SIL Italic" w:eastAsia="Charis SIL Italic"/>
           <w:b w:val="0"/>
           <w:i w:val="0"/>
@@ -5495,7 +5464,7 @@
           <w:color w:val="000000"/>
           <w:sz w:val="24"/>
         </w:rPr>
-        <w:hyperlink r:id="rId35" w:history="1">
+        <w:hyperlink r:id="rId36" w:history="1">
           <w:r>
             <w:rPr>
               <w:rStyle w:val="Hyperlink"/>
@@ -5523,7 +5492,7 @@
           <w:color w:val="000000"/>
           <w:sz w:val="24"/>
         </w:rPr>
-        <w:hyperlink r:id="rId35" w:history="1">
+        <w:hyperlink r:id="rId36" w:history="1">
           <w:r>
             <w:rPr>
               <w:rStyle w:val="Hyperlink"/>
@@ -5622,7 +5591,7 @@
           <w:sz w:val="24"/>
           <w:u w:val="single"/>
         </w:rPr>
-        <w:hyperlink r:id="rId36" w:history="1">
+        <w:hyperlink r:id="rId37" w:history="1">
           <w:r>
             <w:rPr>
               <w:rStyle w:val="Hyperlink"/>
@@ -5650,7 +5619,7 @@
           <w:sz w:val="24"/>
           <w:u w:val="single"/>
         </w:rPr>
-        <w:hyperlink r:id="rId37" w:history="1">
+        <w:hyperlink r:id="rId38" w:history="1">
           <w:r>
             <w:rPr>
               <w:rStyle w:val="Hyperlink"/>
@@ -5679,7 +5648,7 @@
           <w:sz w:val="24"/>
           <w:u w:val="single"/>
         </w:rPr>
-        <w:hyperlink r:id="rId37" w:history="1">
+        <w:hyperlink r:id="rId38" w:history="1">
           <w:r>
             <w:rPr>
               <w:rStyle w:val="Hyperlink"/>
@@ -5708,7 +5677,7 @@
           <w:sz w:val="24"/>
           <w:u w:val="single"/>
         </w:rPr>
-        <w:hyperlink r:id="rId37" w:history="1">
+        <w:hyperlink r:id="rId38" w:history="1">
           <w:r>
             <w:rPr>
               <w:rStyle w:val="Hyperlink"/>
@@ -5729,7 +5698,7 @@
           <w:sz w:val="24"/>
           <w:u w:val="single"/>
         </w:rPr>
-        <w:hyperlink r:id="rId37" w:history="1">
+        <w:hyperlink r:id="rId38" w:history="1">
           <w:r>
             <w:rPr>
               <w:rStyle w:val="Hyperlink"/>
@@ -5757,7 +5726,7 @@
           <w:sz w:val="24"/>
           <w:u w:val="single"/>
         </w:rPr>
-        <w:hyperlink r:id="rId38" w:history="1">
+        <w:hyperlink r:id="rId39" w:history="1">
           <w:r>
             <w:rPr>
               <w:rStyle w:val="Hyperlink"/>
@@ -5775,7 +5744,7 @@
           <w:sz w:val="24"/>
           <w:u w:val="single"/>
         </w:rPr>
-        <w:hyperlink r:id="rId38" w:history="1">
+        <w:hyperlink r:id="rId39" w:history="1">
           <w:r>
             <w:rPr>
               <w:rStyle w:val="Hyperlink"/>
@@ -5804,7 +5773,7 @@
           <w:sz w:val="24"/>
           <w:u w:val="single"/>
         </w:rPr>
-        <w:hyperlink r:id="rId38" w:history="1">
+        <w:hyperlink r:id="rId39" w:history="1">
           <w:r>
             <w:rPr>
               <w:rStyle w:val="Hyperlink"/>
@@ -5822,7 +5791,7 @@
           <w:sz w:val="24"/>
           <w:u w:val="single"/>
         </w:rPr>
-        <w:hyperlink r:id="rId38" w:history="1">
+        <w:hyperlink r:id="rId39" w:history="1">
           <w:r>
             <w:rPr>
               <w:rStyle w:val="Hyperlink"/>
@@ -5851,7 +5820,7 @@
           <w:sz w:val="24"/>
           <w:u w:val="single"/>
         </w:rPr>
-        <w:hyperlink r:id="rId38" w:history="1">
+        <w:hyperlink r:id="rId39" w:history="1">
           <w:r>
             <w:rPr>
               <w:rStyle w:val="Hyperlink"/>
@@ -5934,7 +5903,7 @@
           <w:color w:val="000000"/>
           <w:sz w:val="24"/>
         </w:rPr>
-        <w:hyperlink r:id="rId37" w:history="1">
+        <w:hyperlink r:id="rId38" w:history="1">
           <w:r>
             <w:rPr>
               <w:rStyle w:val="Hyperlink"/>
@@ -5962,7 +5931,7 @@
           <w:sz w:val="24"/>
           <w:u w:val="single"/>
         </w:rPr>
-        <w:hyperlink r:id="rId37" w:history="1">
+        <w:hyperlink r:id="rId38" w:history="1">
           <w:r>
             <w:rPr>
               <w:rStyle w:val="Hyperlink"/>
@@ -5980,7 +5949,7 @@
           <w:color w:val="000000"/>
           <w:sz w:val="24"/>
         </w:rPr>
-        <w:hyperlink r:id="rId37" w:history="1">
+        <w:hyperlink r:id="rId38" w:history="1">
           <w:r>
             <w:rPr>
               <w:rStyle w:val="Hyperlink"/>
@@ -6008,7 +5977,7 @@
           <w:color w:val="000000"/>
           <w:sz w:val="24"/>
         </w:rPr>
-        <w:hyperlink r:id="rId38" w:history="1">
+        <w:hyperlink r:id="rId39" w:history="1">
           <w:r>
             <w:rPr>
               <w:rStyle w:val="Hyperlink"/>
@@ -6026,7 +5995,7 @@
           <w:color w:val="000000"/>
           <w:sz w:val="24"/>
         </w:rPr>
-        <w:hyperlink r:id="rId38" w:history="1">
+        <w:hyperlink r:id="rId39" w:history="1">
           <w:r>
             <w:rPr>
               <w:rStyle w:val="Hyperlink"/>
@@ -6044,7 +6013,7 @@
           <w:color w:val="000000"/>
           <w:sz w:val="24"/>
         </w:rPr>
-        <w:hyperlink r:id="rId38" w:history="1">
+        <w:hyperlink r:id="rId39" w:history="1">
           <w:r>
             <w:rPr>
               <w:rStyle w:val="Hyperlink"/>
@@ -6062,7 +6031,7 @@
           <w:color w:val="000000"/>
           <w:sz w:val="24"/>
         </w:rPr>
-        <w:hyperlink r:id="rId38" w:history="1">
+        <w:hyperlink r:id="rId39" w:history="1">
           <w:r>
             <w:rPr>
               <w:rStyle w:val="Hyperlink"/>
@@ -6080,7 +6049,7 @@
           <w:color w:val="000000"/>
           <w:sz w:val="24"/>
         </w:rPr>
-        <w:hyperlink r:id="rId38" w:history="1">
+        <w:hyperlink r:id="rId39" w:history="1">
           <w:r>
             <w:rPr>
               <w:rStyle w:val="Hyperlink"/>
@@ -6098,7 +6067,7 @@
           <w:color w:val="000000"/>
           <w:sz w:val="24"/>
         </w:rPr>
-        <w:hyperlink r:id="rId38" w:history="1">
+        <w:hyperlink r:id="rId39" w:history="1">
           <w:r>
             <w:rPr>
               <w:rStyle w:val="Hyperlink"/>
@@ -6126,7 +6095,7 @@
           <w:color w:val="000000"/>
           <w:sz w:val="24"/>
         </w:rPr>
-        <w:hyperlink r:id="rId39" w:history="1">
+        <w:hyperlink r:id="rId40" w:history="1">
           <w:r>
             <w:rPr>
               <w:rStyle w:val="Hyperlink"/>

--- a/EXPORTS/DOCX/published/niveau1/Dutch/Sources.docx
+++ b/EXPORTS/DOCX/published/niveau1/Dutch/Sources.docx
@@ -609,13 +609,31 @@
       </w:r>
       <w:r>
         <w:rPr>
+          <w:u w:val="single" w:color="0000ff"/>
           <w:rFonts w:ascii="Charis SIL Italic" w:hAnsi="Charis SIL Italic" w:eastAsia="Charis SIL Italic"/>
           <w:b w:val="0"/>
           <w:i w:val="0"/>
           <w:color w:val="000000"/>
           <w:sz w:val="24"/>
         </w:rPr>
-        <w:t xml:space="preserve">anders dan nu (denk aan </w:t>
+        <w:hyperlink r:id="rId11" w:history="1">
+          <w:r>
+            <w:rPr>
+              <w:rStyle w:val="Hyperlink"/>
+            </w:rPr>
+            <w:t>anders d</w:t>
+          </w:r>
+        </w:hyperlink>
+      </w:r>
+      <w:r>
+        <w:rPr>
+          <w:rFonts w:ascii="Charis SIL Italic" w:hAnsi="Charis SIL Italic" w:eastAsia="Charis SIL Italic"/>
+          <w:b w:val="0"/>
+          <w:i w:val="0"/>
+          <w:color w:val="000000"/>
+          <w:sz w:val="24"/>
+        </w:rPr>
+        <w:t xml:space="preserve">an nu (denk aan </w:t>
       </w:r>
       <w:r>
         <w:rPr>
@@ -1354,7 +1372,7 @@
           <w:sz w:val="24"/>
           <w:u w:val="single"/>
         </w:rPr>
-        <w:hyperlink r:id="rId15" w:history="1">
+        <w:hyperlink r:id="rId16" w:history="1">
           <w:r>
             <w:rPr>
               <w:rStyle w:val="Hyperlink"/>
@@ -1372,7 +1390,7 @@
           <w:sz w:val="24"/>
           <w:u w:val="single"/>
         </w:rPr>
-        <w:hyperlink r:id="rId15" w:history="1">
+        <w:hyperlink r:id="rId16" w:history="1">
           <w:r>
             <w:rPr>
               <w:rStyle w:val="Hyperlink"/>
@@ -1399,8 +1417,16 @@
           <w:i w:val="0"/>
           <w:color w:val="0000FF"/>
           <w:sz w:val="24"/>
-        </w:rPr>
-        <w:t>B</w:t>
+          <w:u w:val="single"/>
+        </w:rPr>
+        <w:hyperlink r:id="rId16" w:history="1">
+          <w:r>
+            <w:rPr>
+              <w:rStyle w:val="Hyperlink"/>
+            </w:rPr>
+            <w:t>B</w:t>
+          </w:r>
+        </w:hyperlink>
       </w:r>
       <w:r>
         <w:rPr>
@@ -2488,45 +2514,8 @@
           <w:i w:val="0"/>
           <w:color w:val="0000FF"/>
           <w:sz w:val="24"/>
-          <w:u w:val="single"/>
-        </w:rPr>
-        <w:hyperlink r:id="rId18" w:history="1">
-          <w:r>
-            <w:rPr>
-              <w:rStyle w:val="Hyperlink"/>
-            </w:rPr>
-            <w:t>De</w:t>
-          </w:r>
-        </w:hyperlink>
-      </w:r>
-      <w:r>
-        <w:rPr>
-          <w:rFonts w:ascii="Charis SIL Italic" w:hAnsi="Charis SIL Italic" w:eastAsia="Charis SIL Italic"/>
-          <w:b w:val="0"/>
-          <w:i w:val="0"/>
-          <w:color w:val="0000FF"/>
-          <w:sz w:val="24"/>
-          <w:u w:val="single"/>
-        </w:rPr>
-        <w:t xml:space="preserve"> </w:t>
-      </w:r>
-      <w:r>
-        <w:rPr>
-          <w:rFonts w:ascii="Charis SIL Italic" w:hAnsi="Charis SIL Italic" w:eastAsia="Charis SIL Italic"/>
-          <w:b w:val="0"/>
-          <w:i w:val="0"/>
-          <w:color w:val="0000FF"/>
-          <w:sz w:val="24"/>
-          <w:u w:val="single"/>
-        </w:rPr>
-        <w:hyperlink r:id="rId18" w:history="1">
-          <w:r>
-            <w:rPr>
-              <w:rStyle w:val="Hyperlink"/>
-            </w:rPr>
-            <w:t>kolo</w:t>
-          </w:r>
-        </w:hyperlink>
+        </w:rPr>
+        <w:t>De kolo</w:t>
       </w:r>
       <w:r>
         <w:rPr>
@@ -3142,7 +3131,7 @@
           <w:sz w:val="24"/>
           <w:u w:val="single"/>
         </w:rPr>
-        <w:hyperlink r:id="rId20" w:history="1">
+        <w:hyperlink r:id="rId16" w:history="1">
           <w:r>
             <w:rPr>
               <w:rStyle w:val="Hyperlink"/>
@@ -3315,7 +3304,7 @@
           <w:sz w:val="24"/>
           <w:u w:val="single"/>
         </w:rPr>
-        <w:hyperlink r:id="rId22" w:history="1">
+        <w:hyperlink r:id="rId16" w:history="1">
           <w:r>
             <w:rPr>
               <w:rStyle w:val="Hyperlink"/>
@@ -3344,7 +3333,7 @@
           <w:sz w:val="24"/>
           <w:u w:val="single"/>
         </w:rPr>
-        <w:hyperlink r:id="rId22" w:history="1">
+        <w:hyperlink r:id="rId16" w:history="1">
           <w:r>
             <w:rPr>
               <w:rStyle w:val="Hyperlink"/>
@@ -3475,7 +3464,7 @@
           <w:sz w:val="24"/>
           <w:u w:val="single"/>
         </w:rPr>
-        <w:hyperlink r:id="rId23" w:history="1">
+        <w:hyperlink r:id="rId22" w:history="1">
           <w:r>
             <w:rPr>
               <w:rStyle w:val="Hyperlink"/>
@@ -3504,7 +3493,7 @@
           <w:sz w:val="24"/>
           <w:u w:val="single"/>
         </w:rPr>
-        <w:hyperlink r:id="rId23" w:history="1">
+        <w:hyperlink r:id="rId22" w:history="1">
           <w:r>
             <w:rPr>
               <w:rStyle w:val="Hyperlink"/>
@@ -3533,7 +3522,7 @@
           <w:sz w:val="24"/>
           <w:u w:val="single"/>
         </w:rPr>
-        <w:hyperlink r:id="rId23" w:history="1">
+        <w:hyperlink r:id="rId22" w:history="1">
           <w:r>
             <w:rPr>
               <w:rStyle w:val="Hyperlink"/>
@@ -3561,7 +3550,7 @@
           <w:sz w:val="24"/>
           <w:u w:val="single"/>
         </w:rPr>
-        <w:hyperlink r:id="rId24" w:history="1">
+        <w:hyperlink r:id="rId23" w:history="1">
           <w:r>
             <w:rPr>
               <w:rStyle w:val="Hyperlink"/>
@@ -3588,7 +3577,171 @@
           <w:color w:val="000000"/>
           <w:sz w:val="24"/>
         </w:rPr>
-        <w:t xml:space="preserve">de beeldcollecties van het </w:t>
+        <w:t>de beeldcollecties van he</w:t>
+      </w:r>
+      <w:r>
+        <w:rPr>
+          <w:rFonts w:ascii="Charis SIL Italic" w:hAnsi="Charis SIL Italic" w:eastAsia="Charis SIL Italic"/>
+          <w:b w:val="0"/>
+          <w:i w:val="0"/>
+          <w:color w:val="000000"/>
+          <w:sz w:val="24"/>
+        </w:rPr>
+        <w:hyperlink r:id="rId22" w:history="1">
+          <w:r>
+            <w:rPr>
+              <w:rStyle w:val="Hyperlink"/>
+            </w:rPr>
+            <w:t xml:space="preserve">t </w:t>
+          </w:r>
+        </w:hyperlink>
+      </w:r>
+      <w:r>
+        <w:rPr>
+          <w:rFonts w:ascii="Charis SIL Italic" w:hAnsi="Charis SIL Italic" w:eastAsia="Charis SIL Italic"/>
+          <w:b w:val="0"/>
+          <w:i w:val="0"/>
+          <w:color w:val="0000FF"/>
+          <w:sz w:val="24"/>
+          <w:u w:val="single"/>
+        </w:rPr>
+        <w:hyperlink r:id="rId22" w:history="1">
+          <w:r>
+            <w:rPr>
+              <w:rStyle w:val="Hyperlink"/>
+            </w:rPr>
+            <w:t>Nationaal</w:t>
+          </w:r>
+        </w:hyperlink>
+      </w:r>
+      <w:r>
+        <w:rPr>
+          <w:rFonts w:ascii="Charis SIL Italic" w:hAnsi="Charis SIL Italic" w:eastAsia="Charis SIL Italic"/>
+          <w:b w:val="0"/>
+          <w:i w:val="0"/>
+          <w:color w:val="0000FF"/>
+          <w:sz w:val="24"/>
+          <w:u w:val="single"/>
+        </w:rPr>
+        <w:t xml:space="preserve"> </w:t>
+      </w:r>
+      <w:r>
+        <w:rPr>
+          <w:rFonts w:ascii="Charis SIL Italic" w:hAnsi="Charis SIL Italic" w:eastAsia="Charis SIL Italic"/>
+          <w:b w:val="0"/>
+          <w:i w:val="0"/>
+          <w:color w:val="0000FF"/>
+          <w:sz w:val="24"/>
+          <w:u w:val="single"/>
+        </w:rPr>
+        <w:hyperlink r:id="rId22" w:history="1">
+          <w:r>
+            <w:rPr>
+              <w:rStyle w:val="Hyperlink"/>
+            </w:rPr>
+            <w:t>A</w:t>
+          </w:r>
+        </w:hyperlink>
+      </w:r>
+      <w:r>
+        <w:rPr>
+          <w:rFonts w:ascii="Charis SIL Italic" w:hAnsi="Charis SIL Italic" w:eastAsia="Charis SIL Italic"/>
+          <w:b w:val="0"/>
+          <w:i w:val="0"/>
+          <w:color w:val="0000FF"/>
+          <w:sz w:val="24"/>
+          <w:u w:val="single"/>
+        </w:rPr>
+        <w:hyperlink r:id="rId22" w:history="1">
+          <w:r>
+            <w:rPr>
+              <w:rStyle w:val="Hyperlink"/>
+            </w:rPr>
+            <w:t>rchief</w:t>
+          </w:r>
+        </w:hyperlink>
+      </w:r>
+      <w:r>
+        <w:rPr>
+          <w:u w:val="single" w:color="0000ff"/>
+          <w:rFonts w:ascii="Charis SIL Italic" w:hAnsi="Charis SIL Italic" w:eastAsia="Charis SIL Italic"/>
+          <w:b w:val="0"/>
+          <w:i w:val="0"/>
+          <w:color w:val="000000"/>
+          <w:sz w:val="24"/>
+        </w:rPr>
+        <w:hyperlink r:id="rId22" w:history="1">
+          <w:r>
+            <w:rPr>
+              <w:rStyle w:val="Hyperlink"/>
+            </w:rPr>
+            <w:t xml:space="preserve"> en </w:t>
+          </w:r>
+        </w:hyperlink>
+      </w:r>
+      <w:r>
+        <w:rPr>
+          <w:rFonts w:ascii="Charis SIL Italic" w:hAnsi="Charis SIL Italic" w:eastAsia="Charis SIL Italic"/>
+          <w:b w:val="0"/>
+          <w:i w:val="0"/>
+          <w:color w:val="0000FF"/>
+          <w:sz w:val="24"/>
+          <w:u w:val="single"/>
+        </w:rPr>
+        <w:hyperlink r:id="rId22" w:history="1">
+          <w:r>
+            <w:rPr>
+              <w:rStyle w:val="Hyperlink"/>
+            </w:rPr>
+            <w:t>Rijk</w:t>
+          </w:r>
+        </w:hyperlink>
+      </w:r>
+      <w:r>
+        <w:rPr>
+          <w:rFonts w:ascii="Charis SIL Italic" w:hAnsi="Charis SIL Italic" w:eastAsia="Charis SIL Italic"/>
+          <w:b w:val="0"/>
+          <w:i w:val="0"/>
+          <w:color w:val="0000FF"/>
+          <w:sz w:val="24"/>
+          <w:u w:val="single"/>
+        </w:rPr>
+        <w:hyperlink r:id="rId22" w:history="1">
+          <w:r>
+            <w:rPr>
+              <w:rStyle w:val="Hyperlink"/>
+            </w:rPr>
+            <w:t>smuseu</w:t>
+          </w:r>
+        </w:hyperlink>
+      </w:r>
+      <w:r>
+        <w:rPr>
+          <w:rFonts w:ascii="Charis SIL Italic" w:hAnsi="Charis SIL Italic" w:eastAsia="Charis SIL Italic"/>
+          <w:b w:val="0"/>
+          <w:i w:val="0"/>
+          <w:color w:val="0000FF"/>
+          <w:sz w:val="24"/>
+          <w:u w:val="single"/>
+        </w:rPr>
+        <w:hyperlink r:id="rId24" w:history="1">
+          <w:r>
+            <w:rPr>
+              <w:rStyle w:val="Hyperlink"/>
+            </w:rPr>
+            <w:t>m</w:t>
+          </w:r>
+        </w:hyperlink>
+      </w:r>
+      <w:r>
+        <w:rPr>
+          <w:rFonts w:ascii="Charis SIL Italic" w:hAnsi="Charis SIL Italic" w:eastAsia="Charis SIL Italic"/>
+          <w:b w:val="0"/>
+          <w:i w:val="0"/>
+          <w:color w:val="000000"/>
+          <w:sz w:val="24"/>
+        </w:rPr>
+        <w:t xml:space="preserve">. Het </w:t>
       </w:r>
       <w:r>
         <w:rPr>
@@ -3633,7 +3786,7 @@
             <w:rPr>
               <w:rStyle w:val="Hyperlink"/>
             </w:rPr>
-            <w:t>A</w:t>
+            <w:t>Fo</w:t>
           </w:r>
         </w:hyperlink>
       </w:r>
@@ -3646,17 +3799,27 @@
           <w:sz w:val="24"/>
           <w:u w:val="single"/>
         </w:rPr>
-        <w:hyperlink r:id="rId23" w:history="1">
+        <w:hyperlink r:id="rId25" w:history="1">
           <w:r>
             <w:rPr>
               <w:rStyle w:val="Hyperlink"/>
             </w:rPr>
-            <w:t>rchief</w:t>
+            <w:t xml:space="preserve">tomuseum </w:t>
           </w:r>
         </w:hyperlink>
       </w:r>
       <w:r>
         <w:rPr>
+          <w:rFonts w:ascii="Charis SIL Italic" w:hAnsi="Charis SIL Italic" w:eastAsia="Charis SIL Italic"/>
+          <w:b w:val="0"/>
+          <w:i w:val="0"/>
+          <w:color w:val="000000"/>
+          <w:sz w:val="24"/>
+        </w:rPr>
+        <w:t xml:space="preserve">bezit de fotocollectie van </w:t>
+      </w:r>
+      <w:r>
+        <w:rPr>
           <w:u w:val="single" w:color="0000ff"/>
           <w:rFonts w:ascii="Charis SIL Italic" w:hAnsi="Charis SIL Italic" w:eastAsia="Charis SIL Italic"/>
           <w:b w:val="0"/>
@@ -3664,23 +3827,22 @@
           <w:color w:val="000000"/>
           <w:sz w:val="24"/>
         </w:rPr>
-        <w:t xml:space="preserve"> en </w:t>
-      </w:r>
-      <w:r>
-        <w:rPr>
-          <w:rFonts w:ascii="Charis SIL Italic" w:hAnsi="Charis SIL Italic" w:eastAsia="Charis SIL Italic"/>
-          <w:b w:val="0"/>
-          <w:i w:val="0"/>
-          <w:color w:val="0000FF"/>
-          <w:sz w:val="24"/>
-          <w:u w:val="single"/>
-        </w:rPr>
-        <w:hyperlink r:id="rId23" w:history="1">
+        <w:t>h</w:t>
+      </w:r>
+      <w:r>
+        <w:rPr>
+          <w:rFonts w:ascii="Charis SIL Italic" w:hAnsi="Charis SIL Italic" w:eastAsia="Charis SIL Italic"/>
+          <w:b w:val="0"/>
+          <w:i w:val="0"/>
+          <w:color w:val="000000"/>
+          <w:sz w:val="24"/>
+        </w:rPr>
+        <w:hyperlink r:id="rId26" w:history="1">
           <w:r>
             <w:rPr>
               <w:rStyle w:val="Hyperlink"/>
             </w:rPr>
-            <w:t>Rijk</w:t>
+            <w:t xml:space="preserve">et </w:t>
           </w:r>
         </w:hyperlink>
       </w:r>
@@ -3693,12 +3855,12 @@
           <w:sz w:val="24"/>
           <w:u w:val="single"/>
         </w:rPr>
-        <w:hyperlink r:id="rId23" w:history="1">
+        <w:hyperlink r:id="rId26" w:history="1">
           <w:r>
             <w:rPr>
               <w:rStyle w:val="Hyperlink"/>
             </w:rPr>
-            <w:t>smuseu</w:t>
+            <w:t>Wereld</w:t>
           </w:r>
         </w:hyperlink>
       </w:r>
@@ -3711,7 +3873,25 @@
           <w:sz w:val="24"/>
           <w:u w:val="single"/>
         </w:rPr>
-        <w:hyperlink r:id="rId25" w:history="1">
+        <w:hyperlink r:id="rId26" w:history="1">
+          <w:r>
+            <w:rPr>
+              <w:rStyle w:val="Hyperlink"/>
+            </w:rPr>
+            <w:t>museu</w:t>
+          </w:r>
+        </w:hyperlink>
+      </w:r>
+      <w:r>
+        <w:rPr>
+          <w:rFonts w:ascii="Charis SIL Italic" w:hAnsi="Charis SIL Italic" w:eastAsia="Charis SIL Italic"/>
+          <w:b w:val="0"/>
+          <w:i w:val="0"/>
+          <w:color w:val="0000FF"/>
+          <w:sz w:val="24"/>
+          <w:u w:val="single"/>
+        </w:rPr>
+        <w:hyperlink r:id="rId27" w:history="1">
           <w:r>
             <w:rPr>
               <w:rStyle w:val="Hyperlink"/>
@@ -3725,28 +3905,11 @@
           <w:rFonts w:ascii="Charis SIL Italic" w:hAnsi="Charis SIL Italic" w:eastAsia="Charis SIL Italic"/>
           <w:b w:val="0"/>
           <w:i w:val="0"/>
-          <w:color w:val="000000"/>
-          <w:sz w:val="24"/>
-        </w:rPr>
-        <w:t xml:space="preserve">. Het </w:t>
-      </w:r>
-      <w:r>
-        <w:rPr>
-          <w:rFonts w:ascii="Charis SIL Italic" w:hAnsi="Charis SIL Italic" w:eastAsia="Charis SIL Italic"/>
-          <w:b w:val="0"/>
-          <w:i w:val="0"/>
           <w:color w:val="0000FF"/>
           <w:sz w:val="24"/>
           <w:u w:val="single"/>
         </w:rPr>
-        <w:hyperlink r:id="rId24" w:history="1">
-          <w:r>
-            <w:rPr>
-              <w:rStyle w:val="Hyperlink"/>
-            </w:rPr>
-            <w:t>Nationaal</w:t>
-          </w:r>
-        </w:hyperlink>
+        <w:t xml:space="preserve"> </w:t>
       </w:r>
       <w:r>
         <w:rPr>
@@ -3757,158 +3920,7 @@
           <w:sz w:val="24"/>
           <w:u w:val="single"/>
         </w:rPr>
-        <w:t xml:space="preserve"> </w:t>
-      </w:r>
-      <w:r>
-        <w:rPr>
-          <w:rFonts w:ascii="Charis SIL Italic" w:hAnsi="Charis SIL Italic" w:eastAsia="Charis SIL Italic"/>
-          <w:b w:val="0"/>
-          <w:i w:val="0"/>
-          <w:color w:val="0000FF"/>
-          <w:sz w:val="24"/>
-          <w:u w:val="single"/>
-        </w:rPr>
-        <w:hyperlink r:id="rId26" w:history="1">
-          <w:r>
-            <w:rPr>
-              <w:rStyle w:val="Hyperlink"/>
-            </w:rPr>
-            <w:t>Fo</w:t>
-          </w:r>
-        </w:hyperlink>
-      </w:r>
-      <w:r>
-        <w:rPr>
-          <w:rFonts w:ascii="Charis SIL Italic" w:hAnsi="Charis SIL Italic" w:eastAsia="Charis SIL Italic"/>
-          <w:b w:val="0"/>
-          <w:i w:val="0"/>
-          <w:color w:val="0000FF"/>
-          <w:sz w:val="24"/>
-          <w:u w:val="single"/>
-        </w:rPr>
-        <w:hyperlink r:id="rId26" w:history="1">
-          <w:r>
-            <w:rPr>
-              <w:rStyle w:val="Hyperlink"/>
-            </w:rPr>
-            <w:t xml:space="preserve">tomuseum </w:t>
-          </w:r>
-        </w:hyperlink>
-      </w:r>
-      <w:r>
-        <w:rPr>
-          <w:rFonts w:ascii="Charis SIL Italic" w:hAnsi="Charis SIL Italic" w:eastAsia="Charis SIL Italic"/>
-          <w:b w:val="0"/>
-          <w:i w:val="0"/>
-          <w:color w:val="000000"/>
-          <w:sz w:val="24"/>
-        </w:rPr>
-        <w:t xml:space="preserve">bezit de fotocollectie van </w:t>
-      </w:r>
-      <w:r>
-        <w:rPr>
-          <w:u w:val="single" w:color="0000ff"/>
-          <w:rFonts w:ascii="Charis SIL Italic" w:hAnsi="Charis SIL Italic" w:eastAsia="Charis SIL Italic"/>
-          <w:b w:val="0"/>
-          <w:i w:val="0"/>
-          <w:color w:val="000000"/>
-          <w:sz w:val="24"/>
-        </w:rPr>
-        <w:t>h</w:t>
-      </w:r>
-      <w:r>
-        <w:rPr>
-          <w:u w:val="single" w:color="0000ff"/>
-          <w:rFonts w:ascii="Charis SIL Italic" w:hAnsi="Charis SIL Italic" w:eastAsia="Charis SIL Italic"/>
-          <w:b w:val="0"/>
-          <w:i w:val="0"/>
-          <w:color w:val="000000"/>
-          <w:sz w:val="24"/>
-        </w:rPr>
         <w:hyperlink r:id="rId27" w:history="1">
-          <w:r>
-            <w:rPr>
-              <w:rStyle w:val="Hyperlink"/>
-            </w:rPr>
-            <w:t xml:space="preserve">et </w:t>
-          </w:r>
-        </w:hyperlink>
-      </w:r>
-      <w:r>
-        <w:rPr>
-          <w:rFonts w:ascii="Charis SIL Italic" w:hAnsi="Charis SIL Italic" w:eastAsia="Charis SIL Italic"/>
-          <w:b w:val="0"/>
-          <w:i w:val="0"/>
-          <w:color w:val="0000FF"/>
-          <w:sz w:val="24"/>
-          <w:u w:val="single"/>
-        </w:rPr>
-        <w:hyperlink r:id="rId28" w:history="1">
-          <w:r>
-            <w:rPr>
-              <w:rStyle w:val="Hyperlink"/>
-            </w:rPr>
-            <w:t>Wereld</w:t>
-          </w:r>
-        </w:hyperlink>
-      </w:r>
-      <w:r>
-        <w:rPr>
-          <w:rFonts w:ascii="Charis SIL Italic" w:hAnsi="Charis SIL Italic" w:eastAsia="Charis SIL Italic"/>
-          <w:b w:val="0"/>
-          <w:i w:val="0"/>
-          <w:color w:val="0000FF"/>
-          <w:sz w:val="24"/>
-          <w:u w:val="single"/>
-        </w:rPr>
-        <w:hyperlink r:id="rId28" w:history="1">
-          <w:r>
-            <w:rPr>
-              <w:rStyle w:val="Hyperlink"/>
-            </w:rPr>
-            <w:t>museu</w:t>
-          </w:r>
-        </w:hyperlink>
-      </w:r>
-      <w:r>
-        <w:rPr>
-          <w:rFonts w:ascii="Charis SIL Italic" w:hAnsi="Charis SIL Italic" w:eastAsia="Charis SIL Italic"/>
-          <w:b w:val="0"/>
-          <w:i w:val="0"/>
-          <w:color w:val="0000FF"/>
-          <w:sz w:val="24"/>
-          <w:u w:val="single"/>
-        </w:rPr>
-        <w:hyperlink r:id="rId28" w:history="1">
-          <w:r>
-            <w:rPr>
-              <w:rStyle w:val="Hyperlink"/>
-            </w:rPr>
-            <w:t>m</w:t>
-          </w:r>
-        </w:hyperlink>
-      </w:r>
-      <w:r>
-        <w:rPr>
-          <w:rFonts w:ascii="Charis SIL Italic" w:hAnsi="Charis SIL Italic" w:eastAsia="Charis SIL Italic"/>
-          <w:b w:val="0"/>
-          <w:i w:val="0"/>
-          <w:color w:val="0000FF"/>
-          <w:sz w:val="24"/>
-          <w:u w:val="single"/>
-        </w:rPr>
-        <w:t xml:space="preserve"> </w:t>
-      </w:r>
-      <w:r>
-        <w:rPr>
-          <w:rFonts w:ascii="Charis SIL Italic" w:hAnsi="Charis SIL Italic" w:eastAsia="Charis SIL Italic"/>
-          <w:b w:val="0"/>
-          <w:i w:val="0"/>
-          <w:color w:val="0000FF"/>
-          <w:sz w:val="24"/>
-          <w:u w:val="single"/>
-        </w:rPr>
-        <w:hyperlink r:id="rId28" w:history="1">
           <w:r>
             <w:rPr>
               <w:rStyle w:val="Hyperlink"/>
@@ -3937,7 +3949,7 @@
           <w:sz w:val="24"/>
           <w:u w:val="single"/>
         </w:rPr>
-        <w:hyperlink r:id="rId28" w:history="1">
+        <w:hyperlink r:id="rId27" w:history="1">
           <w:r>
             <w:rPr>
               <w:rStyle w:val="Hyperlink"/>
@@ -3955,7 +3967,7 @@
           <w:color w:val="000000"/>
           <w:sz w:val="24"/>
         </w:rPr>
-        <w:hyperlink r:id="rId25" w:history="1">
+        <w:hyperlink r:id="rId24" w:history="1">
           <w:r>
             <w:rPr>
               <w:rStyle w:val="Hyperlink"/>
@@ -4003,7 +4015,7 @@
           <w:sz w:val="24"/>
           <w:u w:val="single"/>
         </w:rPr>
-        <w:hyperlink r:id="rId29" w:history="1">
+        <w:hyperlink r:id="rId28" w:history="1">
           <w:r>
             <w:rPr>
               <w:rStyle w:val="Hyperlink"/>
@@ -4032,7 +4044,7 @@
           <w:sz w:val="24"/>
           <w:u w:val="single"/>
         </w:rPr>
-        <w:hyperlink r:id="rId29" w:history="1">
+        <w:hyperlink r:id="rId28" w:history="1">
           <w:r>
             <w:rPr>
               <w:rStyle w:val="Hyperlink"/>
@@ -4060,7 +4072,7 @@
           <w:sz w:val="24"/>
           <w:u w:val="single"/>
         </w:rPr>
-        <w:hyperlink r:id="rId30" w:history="1">
+        <w:hyperlink r:id="rId29" w:history="1">
           <w:r>
             <w:rPr>
               <w:rStyle w:val="Hyperlink"/>
@@ -4078,7 +4090,7 @@
           <w:sz w:val="24"/>
           <w:u w:val="single"/>
         </w:rPr>
-        <w:hyperlink r:id="rId30" w:history="1">
+        <w:hyperlink r:id="rId29" w:history="1">
           <w:r>
             <w:rPr>
               <w:rStyle w:val="Hyperlink"/>
@@ -4107,7 +4119,7 @@
           <w:sz w:val="24"/>
           <w:u w:val="single"/>
         </w:rPr>
-        <w:hyperlink r:id="rId30" w:history="1">
+        <w:hyperlink r:id="rId29" w:history="1">
           <w:r>
             <w:rPr>
               <w:rStyle w:val="Hyperlink"/>
@@ -4394,7 +4406,7 @@
           <w:sz w:val="24"/>
           <w:u w:val="single"/>
         </w:rPr>
-        <w:hyperlink r:id="rId31" w:history="1">
+        <w:hyperlink r:id="rId30" w:history="1">
           <w:r>
             <w:rPr>
               <w:rStyle w:val="Hyperlink"/>
@@ -4423,7 +4435,7 @@
           <w:sz w:val="24"/>
           <w:u w:val="single"/>
         </w:rPr>
-        <w:hyperlink r:id="rId31" w:history="1">
+        <w:hyperlink r:id="rId30" w:history="1">
           <w:r>
             <w:rPr>
               <w:rStyle w:val="Hyperlink"/>
@@ -4452,7 +4464,7 @@
           <w:sz w:val="24"/>
           <w:u w:val="single"/>
         </w:rPr>
-        <w:hyperlink r:id="rId31" w:history="1">
+        <w:hyperlink r:id="rId30" w:history="1">
           <w:r>
             <w:rPr>
               <w:rStyle w:val="Hyperlink"/>
@@ -4480,7 +4492,7 @@
           <w:sz w:val="24"/>
           <w:u w:val="single"/>
         </w:rPr>
-        <w:hyperlink r:id="rId32" w:history="1">
+        <w:hyperlink r:id="rId31" w:history="1">
           <w:r>
             <w:rPr>
               <w:rStyle w:val="Hyperlink"/>
@@ -4509,7 +4521,7 @@
           <w:sz w:val="24"/>
           <w:u w:val="single"/>
         </w:rPr>
-        <w:hyperlink r:id="rId32" w:history="1">
+        <w:hyperlink r:id="rId31" w:history="1">
           <w:r>
             <w:rPr>
               <w:rStyle w:val="Hyperlink"/>
@@ -4538,7 +4550,7 @@
           <w:sz w:val="24"/>
           <w:u w:val="single"/>
         </w:rPr>
-        <w:hyperlink r:id="rId32" w:history="1">
+        <w:hyperlink r:id="rId31" w:history="1">
           <w:r>
             <w:rPr>
               <w:rStyle w:val="Hyperlink"/>
@@ -4567,7 +4579,7 @@
           <w:sz w:val="24"/>
           <w:u w:val="single"/>
         </w:rPr>
-        <w:hyperlink r:id="rId32" w:history="1">
+        <w:hyperlink r:id="rId31" w:history="1">
           <w:r>
             <w:rPr>
               <w:rStyle w:val="Hyperlink"/>
@@ -4595,7 +4607,7 @@
           <w:sz w:val="24"/>
           <w:u w:val="single"/>
         </w:rPr>
-        <w:hyperlink r:id="rId33" w:history="1">
+        <w:hyperlink r:id="rId32" w:history="1">
           <w:r>
             <w:rPr>
               <w:rStyle w:val="Hyperlink"/>
@@ -4624,7 +4636,7 @@
           <w:sz w:val="24"/>
           <w:u w:val="single"/>
         </w:rPr>
-        <w:hyperlink r:id="rId33" w:history="1">
+        <w:hyperlink r:id="rId32" w:history="1">
           <w:r>
             <w:rPr>
               <w:rStyle w:val="Hyperlink"/>
@@ -4653,7 +4665,7 @@
           <w:sz w:val="24"/>
           <w:u w:val="single"/>
         </w:rPr>
-        <w:hyperlink r:id="rId33" w:history="1">
+        <w:hyperlink r:id="rId32" w:history="1">
           <w:r>
             <w:rPr>
               <w:rStyle w:val="Hyperlink"/>
@@ -4682,7 +4694,7 @@
           <w:sz w:val="24"/>
           <w:u w:val="single"/>
         </w:rPr>
-        <w:hyperlink r:id="rId31" w:history="1">
+        <w:hyperlink r:id="rId32" w:history="1">
           <w:r>
             <w:rPr>
               <w:rStyle w:val="Hyperlink"/>
@@ -4711,7 +4723,7 @@
           <w:sz w:val="24"/>
           <w:u w:val="single"/>
         </w:rPr>
-        <w:hyperlink r:id="rId31" w:history="1">
+        <w:hyperlink r:id="rId32" w:history="1">
           <w:r>
             <w:rPr>
               <w:rStyle w:val="Hyperlink"/>
@@ -4722,6 +4734,16 @@
       </w:r>
       <w:r>
         <w:rPr>
+          <w:rFonts w:ascii="Charis SIL Italic" w:hAnsi="Charis SIL Italic" w:eastAsia="Charis SIL Italic"/>
+          <w:b w:val="0"/>
+          <w:i w:val="0"/>
+          <w:color w:val="000000"/>
+          <w:sz w:val="24"/>
+        </w:rPr>
+        <w:t xml:space="preserve"> </w:t>
+      </w:r>
+      <w:r>
+        <w:rPr>
           <w:u w:val="single" w:color="0000ff"/>
           <w:rFonts w:ascii="Charis SIL Italic" w:hAnsi="Charis SIL Italic" w:eastAsia="Charis SIL Italic"/>
           <w:b w:val="0"/>
@@ -4729,18 +4751,7 @@
           <w:color w:val="000000"/>
           <w:sz w:val="24"/>
         </w:rPr>
-        <w:t xml:space="preserve"> </w:t>
-      </w:r>
-      <w:r>
-        <w:rPr>
-          <w:u w:val="single" w:color="0000ff"/>
-          <w:rFonts w:ascii="Charis SIL Italic" w:hAnsi="Charis SIL Italic" w:eastAsia="Charis SIL Italic"/>
-          <w:b w:val="0"/>
-          <w:i w:val="0"/>
-          <w:color w:val="000000"/>
-          <w:sz w:val="24"/>
-        </w:rPr>
-        <w:hyperlink r:id="rId31" w:history="1">
+        <w:hyperlink r:id="rId30" w:history="1">
           <w:r>
             <w:rPr>
               <w:rStyle w:val="Hyperlink"/>
@@ -4758,7 +4769,7 @@
           <w:sz w:val="24"/>
           <w:u w:val="single"/>
         </w:rPr>
-        <w:hyperlink r:id="rId31" w:history="1">
+        <w:hyperlink r:id="rId30" w:history="1">
           <w:r>
             <w:rPr>
               <w:rStyle w:val="Hyperlink"/>
@@ -4775,6 +4786,165 @@
           <w:color w:val="0000FF"/>
           <w:sz w:val="24"/>
           <w:u w:val="single"/>
+        </w:rPr>
+        <w:hyperlink r:id="rId30" w:history="1">
+          <w:r>
+            <w:rPr>
+              <w:rStyle w:val="Hyperlink"/>
+            </w:rPr>
+            <w:t>o</w:t>
+          </w:r>
+        </w:hyperlink>
+      </w:r>
+      <w:r>
+        <w:rPr>
+          <w:rFonts w:ascii="Charis SIL Italic" w:hAnsi="Charis SIL Italic" w:eastAsia="Charis SIL Italic"/>
+          <w:b w:val="0"/>
+          <w:i w:val="0"/>
+          <w:color w:val="0000FF"/>
+          <w:sz w:val="24"/>
+          <w:u w:val="single"/>
+        </w:rPr>
+        <w:hyperlink r:id="rId30" w:history="1">
+          <w:r>
+            <w:rPr>
+              <w:rStyle w:val="Hyperlink"/>
+            </w:rPr>
+            <w:t>naal</w:t>
+          </w:r>
+        </w:hyperlink>
+      </w:r>
+      <w:r>
+        <w:rPr>
+          <w:rFonts w:ascii="Charis SIL Italic" w:hAnsi="Charis SIL Italic" w:eastAsia="Charis SIL Italic"/>
+          <w:b w:val="0"/>
+          <w:i w:val="0"/>
+          <w:color w:val="0000FF"/>
+          <w:sz w:val="24"/>
+          <w:u w:val="single"/>
+        </w:rPr>
+        <w:t xml:space="preserve"> </w:t>
+      </w:r>
+      <w:r>
+        <w:rPr>
+          <w:rFonts w:ascii="Charis SIL Italic" w:hAnsi="Charis SIL Italic" w:eastAsia="Charis SIL Italic"/>
+          <w:b w:val="0"/>
+          <w:i w:val="0"/>
+          <w:color w:val="0000FF"/>
+          <w:sz w:val="24"/>
+          <w:u w:val="single"/>
+        </w:rPr>
+        <w:hyperlink r:id="rId30" w:history="1">
+          <w:r>
+            <w:rPr>
+              <w:rStyle w:val="Hyperlink"/>
+            </w:rPr>
+            <w:t>Arch</w:t>
+          </w:r>
+        </w:hyperlink>
+      </w:r>
+      <w:r>
+        <w:rPr>
+          <w:rFonts w:ascii="Charis SIL Italic" w:hAnsi="Charis SIL Italic" w:eastAsia="Charis SIL Italic"/>
+          <w:b w:val="0"/>
+          <w:i w:val="0"/>
+          <w:color w:val="0000FF"/>
+          <w:sz w:val="24"/>
+          <w:u w:val="single"/>
+        </w:rPr>
+        <w:t>i</w:t>
+      </w:r>
+      <w:r>
+        <w:rPr>
+          <w:rFonts w:ascii="Charis SIL Italic" w:hAnsi="Charis SIL Italic" w:eastAsia="Charis SIL Italic"/>
+          <w:b w:val="0"/>
+          <w:i w:val="0"/>
+          <w:color w:val="0000FF"/>
+          <w:sz w:val="24"/>
+          <w:u w:val="single"/>
+        </w:rPr>
+        <w:hyperlink r:id="rId31" w:history="1">
+          <w:r>
+            <w:rPr>
+              <w:rStyle w:val="Hyperlink"/>
+            </w:rPr>
+            <w:t>ef</w:t>
+          </w:r>
+        </w:hyperlink>
+      </w:r>
+      <w:r>
+        <w:rPr>
+          <w:rFonts w:ascii="Charis SIL Italic" w:hAnsi="Charis SIL Italic" w:eastAsia="Charis SIL Italic"/>
+          <w:b w:val="0"/>
+          <w:i w:val="0"/>
+          <w:color w:val="0000FF"/>
+          <w:sz w:val="24"/>
+          <w:u w:val="single"/>
+        </w:rPr>
+        <w:t xml:space="preserve"> </w:t>
+      </w:r>
+      <w:r>
+        <w:rPr>
+          <w:rFonts w:ascii="Charis SIL Italic" w:hAnsi="Charis SIL Italic" w:eastAsia="Charis SIL Italic"/>
+          <w:b w:val="0"/>
+          <w:i w:val="0"/>
+          <w:color w:val="0000FF"/>
+          <w:sz w:val="24"/>
+          <w:u w:val="single"/>
+        </w:rPr>
+        <w:hyperlink r:id="rId31" w:history="1">
+          <w:r>
+            <w:rPr>
+              <w:rStyle w:val="Hyperlink"/>
+            </w:rPr>
+            <w:t>Cur</w:t>
+          </w:r>
+        </w:hyperlink>
+      </w:r>
+      <w:r>
+        <w:rPr>
+          <w:rFonts w:ascii="Charis SIL Italic" w:hAnsi="Charis SIL Italic" w:eastAsia="Charis SIL Italic"/>
+          <w:b w:val="0"/>
+          <w:i w:val="0"/>
+          <w:color w:val="0000FF"/>
+          <w:sz w:val="24"/>
+          <w:u w:val="single"/>
+        </w:rPr>
+        <w:hyperlink r:id="rId31" w:history="1">
+          <w:r>
+            <w:rPr>
+              <w:rStyle w:val="Hyperlink"/>
+            </w:rPr>
+            <w:t>açao</w:t>
+          </w:r>
+        </w:hyperlink>
+      </w:r>
+      <w:r>
+        <w:rPr>
+          <w:u w:val="single" w:color="0000ff"/>
+          <w:rFonts w:ascii="Charis SIL Italic" w:hAnsi="Charis SIL Italic" w:eastAsia="Charis SIL Italic"/>
+          <w:b w:val="0"/>
+          <w:i w:val="0"/>
+          <w:color w:val="000000"/>
+          <w:sz w:val="24"/>
+        </w:rPr>
+        <w:hyperlink r:id="rId31" w:history="1">
+          <w:r>
+            <w:rPr>
+              <w:rStyle w:val="Hyperlink"/>
+            </w:rPr>
+            <w:t>. Vo</w:t>
+          </w:r>
+        </w:hyperlink>
+      </w:r>
+      <w:r>
+        <w:rPr>
+          <w:u w:val="single" w:color="0000ff"/>
+          <w:rFonts w:ascii="Charis SIL Italic" w:hAnsi="Charis SIL Italic" w:eastAsia="Charis SIL Italic"/>
+          <w:b w:val="0"/>
+          <w:i w:val="0"/>
+          <w:color w:val="000000"/>
+          <w:sz w:val="24"/>
         </w:rPr>
         <w:hyperlink r:id="rId31" w:history="1">
           <w:r>
@@ -4787,173 +4957,14 @@
       </w:r>
       <w:r>
         <w:rPr>
-          <w:rFonts w:ascii="Charis SIL Italic" w:hAnsi="Charis SIL Italic" w:eastAsia="Charis SIL Italic"/>
-          <w:b w:val="0"/>
-          <w:i w:val="0"/>
-          <w:color w:val="0000FF"/>
-          <w:sz w:val="24"/>
-          <w:u w:val="single"/>
+          <w:u w:val="single" w:color="0000ff"/>
+          <w:rFonts w:ascii="Charis SIL Italic" w:hAnsi="Charis SIL Italic" w:eastAsia="Charis SIL Italic"/>
+          <w:b w:val="0"/>
+          <w:i w:val="0"/>
+          <w:color w:val="000000"/>
+          <w:sz w:val="24"/>
         </w:rPr>
         <w:hyperlink r:id="rId31" w:history="1">
-          <w:r>
-            <w:rPr>
-              <w:rStyle w:val="Hyperlink"/>
-            </w:rPr>
-            <w:t>naal</w:t>
-          </w:r>
-        </w:hyperlink>
-      </w:r>
-      <w:r>
-        <w:rPr>
-          <w:rFonts w:ascii="Charis SIL Italic" w:hAnsi="Charis SIL Italic" w:eastAsia="Charis SIL Italic"/>
-          <w:b w:val="0"/>
-          <w:i w:val="0"/>
-          <w:color w:val="0000FF"/>
-          <w:sz w:val="24"/>
-          <w:u w:val="single"/>
-        </w:rPr>
-        <w:t xml:space="preserve"> </w:t>
-      </w:r>
-      <w:r>
-        <w:rPr>
-          <w:rFonts w:ascii="Charis SIL Italic" w:hAnsi="Charis SIL Italic" w:eastAsia="Charis SIL Italic"/>
-          <w:b w:val="0"/>
-          <w:i w:val="0"/>
-          <w:color w:val="0000FF"/>
-          <w:sz w:val="24"/>
-          <w:u w:val="single"/>
-        </w:rPr>
-        <w:hyperlink r:id="rId31" w:history="1">
-          <w:r>
-            <w:rPr>
-              <w:rStyle w:val="Hyperlink"/>
-            </w:rPr>
-            <w:t>Arch</w:t>
-          </w:r>
-        </w:hyperlink>
-      </w:r>
-      <w:r>
-        <w:rPr>
-          <w:rFonts w:ascii="Charis SIL Italic" w:hAnsi="Charis SIL Italic" w:eastAsia="Charis SIL Italic"/>
-          <w:b w:val="0"/>
-          <w:i w:val="0"/>
-          <w:color w:val="0000FF"/>
-          <w:sz w:val="24"/>
-          <w:u w:val="single"/>
-        </w:rPr>
-        <w:t>i</w:t>
-      </w:r>
-      <w:r>
-        <w:rPr>
-          <w:rFonts w:ascii="Charis SIL Italic" w:hAnsi="Charis SIL Italic" w:eastAsia="Charis SIL Italic"/>
-          <w:b w:val="0"/>
-          <w:i w:val="0"/>
-          <w:color w:val="0000FF"/>
-          <w:sz w:val="24"/>
-          <w:u w:val="single"/>
-        </w:rPr>
-        <w:hyperlink r:id="rId32" w:history="1">
-          <w:r>
-            <w:rPr>
-              <w:rStyle w:val="Hyperlink"/>
-            </w:rPr>
-            <w:t>ef</w:t>
-          </w:r>
-        </w:hyperlink>
-      </w:r>
-      <w:r>
-        <w:rPr>
-          <w:rFonts w:ascii="Charis SIL Italic" w:hAnsi="Charis SIL Italic" w:eastAsia="Charis SIL Italic"/>
-          <w:b w:val="0"/>
-          <w:i w:val="0"/>
-          <w:color w:val="0000FF"/>
-          <w:sz w:val="24"/>
-          <w:u w:val="single"/>
-        </w:rPr>
-        <w:t xml:space="preserve"> </w:t>
-      </w:r>
-      <w:r>
-        <w:rPr>
-          <w:rFonts w:ascii="Charis SIL Italic" w:hAnsi="Charis SIL Italic" w:eastAsia="Charis SIL Italic"/>
-          <w:b w:val="0"/>
-          <w:i w:val="0"/>
-          <w:color w:val="0000FF"/>
-          <w:sz w:val="24"/>
-          <w:u w:val="single"/>
-        </w:rPr>
-        <w:hyperlink r:id="rId34" w:history="1">
-          <w:r>
-            <w:rPr>
-              <w:rStyle w:val="Hyperlink"/>
-            </w:rPr>
-            <w:t>Cur</w:t>
-          </w:r>
-        </w:hyperlink>
-      </w:r>
-      <w:r>
-        <w:rPr>
-          <w:rFonts w:ascii="Charis SIL Italic" w:hAnsi="Charis SIL Italic" w:eastAsia="Charis SIL Italic"/>
-          <w:b w:val="0"/>
-          <w:i w:val="0"/>
-          <w:color w:val="0000FF"/>
-          <w:sz w:val="24"/>
-          <w:u w:val="single"/>
-        </w:rPr>
-        <w:hyperlink r:id="rId34" w:history="1">
-          <w:r>
-            <w:rPr>
-              <w:rStyle w:val="Hyperlink"/>
-            </w:rPr>
-            <w:t>açao</w:t>
-          </w:r>
-        </w:hyperlink>
-      </w:r>
-      <w:r>
-        <w:rPr>
-          <w:u w:val="single" w:color="0000ff"/>
-          <w:rFonts w:ascii="Charis SIL Italic" w:hAnsi="Charis SIL Italic" w:eastAsia="Charis SIL Italic"/>
-          <w:b w:val="0"/>
-          <w:i w:val="0"/>
-          <w:color w:val="000000"/>
-          <w:sz w:val="24"/>
-        </w:rPr>
-        <w:hyperlink r:id="rId32" w:history="1">
-          <w:r>
-            <w:rPr>
-              <w:rStyle w:val="Hyperlink"/>
-            </w:rPr>
-            <w:t>. Vo</w:t>
-          </w:r>
-        </w:hyperlink>
-      </w:r>
-      <w:r>
-        <w:rPr>
-          <w:u w:val="single" w:color="0000ff"/>
-          <w:rFonts w:ascii="Charis SIL Italic" w:hAnsi="Charis SIL Italic" w:eastAsia="Charis SIL Italic"/>
-          <w:b w:val="0"/>
-          <w:i w:val="0"/>
-          <w:color w:val="000000"/>
-          <w:sz w:val="24"/>
-        </w:rPr>
-        <w:hyperlink r:id="rId32" w:history="1">
-          <w:r>
-            <w:rPr>
-              <w:rStyle w:val="Hyperlink"/>
-            </w:rPr>
-            <w:t>o</w:t>
-          </w:r>
-        </w:hyperlink>
-      </w:r>
-      <w:r>
-        <w:rPr>
-          <w:u w:val="single" w:color="0000ff"/>
-          <w:rFonts w:ascii="Charis SIL Italic" w:hAnsi="Charis SIL Italic" w:eastAsia="Charis SIL Italic"/>
-          <w:b w:val="0"/>
-          <w:i w:val="0"/>
-          <w:color w:val="000000"/>
-          <w:sz w:val="24"/>
-        </w:rPr>
-        <w:hyperlink r:id="rId32" w:history="1">
           <w:r>
             <w:rPr>
               <w:rStyle w:val="Hyperlink"/>
@@ -4982,7 +4993,7 @@
           <w:color w:val="000000"/>
           <w:sz w:val="24"/>
         </w:rPr>
-        <w:hyperlink r:id="rId32" w:history="1">
+        <w:hyperlink r:id="rId31" w:history="1">
           <w:r>
             <w:rPr>
               <w:rStyle w:val="Hyperlink"/>
@@ -5010,7 +5021,7 @@
           <w:color w:val="000000"/>
           <w:sz w:val="24"/>
         </w:rPr>
-        <w:hyperlink r:id="rId33" w:history="1">
+        <w:hyperlink r:id="rId32" w:history="1">
           <w:r>
             <w:rPr>
               <w:rStyle w:val="Hyperlink"/>
@@ -5028,7 +5039,7 @@
           <w:color w:val="000000"/>
           <w:sz w:val="24"/>
         </w:rPr>
-        <w:hyperlink r:id="rId33" w:history="1">
+        <w:hyperlink r:id="rId32" w:history="1">
           <w:r>
             <w:rPr>
               <w:rStyle w:val="Hyperlink"/>
@@ -5046,7 +5057,7 @@
           <w:color w:val="000000"/>
           <w:sz w:val="24"/>
         </w:rPr>
-        <w:hyperlink r:id="rId33" w:history="1">
+        <w:hyperlink r:id="rId32" w:history="1">
           <w:r>
             <w:rPr>
               <w:rStyle w:val="Hyperlink"/>
@@ -5064,7 +5075,7 @@
           <w:color w:val="000000"/>
           <w:sz w:val="24"/>
         </w:rPr>
-        <w:hyperlink r:id="rId33" w:history="1">
+        <w:hyperlink r:id="rId32" w:history="1">
           <w:r>
             <w:rPr>
               <w:rStyle w:val="Hyperlink"/>
@@ -5092,7 +5103,7 @@
           <w:sz w:val="24"/>
           <w:u w:val="single"/>
         </w:rPr>
-        <w:hyperlink r:id="rId35" w:history="1">
+        <w:hyperlink r:id="rId32" w:history="1">
           <w:r>
             <w:rPr>
               <w:rStyle w:val="Hyperlink"/>
@@ -5110,7 +5121,7 @@
           <w:sz w:val="24"/>
           <w:u w:val="single"/>
         </w:rPr>
-        <w:hyperlink r:id="rId35" w:history="1">
+        <w:hyperlink r:id="rId32" w:history="1">
           <w:r>
             <w:rPr>
               <w:rStyle w:val="Hyperlink"/>
@@ -5128,7 +5139,7 @@
           <w:color w:val="000000"/>
           <w:sz w:val="24"/>
         </w:rPr>
-        <w:hyperlink r:id="rId33" w:history="1">
+        <w:hyperlink r:id="rId32" w:history="1">
           <w:r>
             <w:rPr>
               <w:rStyle w:val="Hyperlink"/>
@@ -5167,7 +5178,7 @@
           <w:color w:val="000000"/>
           <w:sz w:val="24"/>
         </w:rPr>
-        <w:hyperlink r:id="rId34" w:history="1">
+        <w:hyperlink r:id="rId33" w:history="1">
           <w:r>
             <w:rPr>
               <w:rStyle w:val="Hyperlink"/>
@@ -5205,7 +5216,7 @@
           <w:sz w:val="24"/>
           <w:u w:val="single"/>
         </w:rPr>
-        <w:hyperlink r:id="rId36" w:history="1">
+        <w:hyperlink r:id="rId34" w:history="1">
           <w:r>
             <w:rPr>
               <w:rStyle w:val="Hyperlink"/>
@@ -5234,7 +5245,7 @@
           <w:sz w:val="24"/>
           <w:u w:val="single"/>
         </w:rPr>
-        <w:hyperlink r:id="rId36" w:history="1">
+        <w:hyperlink r:id="rId34" w:history="1">
           <w:r>
             <w:rPr>
               <w:rStyle w:val="Hyperlink"/>
@@ -5263,7 +5274,7 @@
           <w:sz w:val="24"/>
           <w:u w:val="single"/>
         </w:rPr>
-        <w:hyperlink r:id="rId36" w:history="1">
+        <w:hyperlink r:id="rId34" w:history="1">
           <w:r>
             <w:rPr>
               <w:rStyle w:val="Hyperlink"/>
@@ -5292,7 +5303,7 @@
           <w:sz w:val="24"/>
           <w:u w:val="single"/>
         </w:rPr>
-        <w:hyperlink r:id="rId36" w:history="1">
+        <w:hyperlink r:id="rId34" w:history="1">
           <w:r>
             <w:rPr>
               <w:rStyle w:val="Hyperlink"/>
@@ -5321,7 +5332,7 @@
           <w:sz w:val="24"/>
           <w:u w:val="single"/>
         </w:rPr>
-        <w:hyperlink r:id="rId36" w:history="1">
+        <w:hyperlink r:id="rId34" w:history="1">
           <w:r>
             <w:rPr>
               <w:rStyle w:val="Hyperlink"/>
@@ -5342,7 +5353,7 @@
           <w:sz w:val="24"/>
           <w:u w:val="single"/>
         </w:rPr>
-        <w:hyperlink r:id="rId36" w:history="1">
+        <w:hyperlink r:id="rId34" w:history="1">
           <w:r>
             <w:rPr>
               <w:rStyle w:val="Hyperlink"/>
@@ -5359,7 +5370,7 @@
           <w:color w:val="000000"/>
           <w:sz w:val="24"/>
         </w:rPr>
-        <w:t xml:space="preserve"> dat zich bij het Arsip</w:t>
+        <w:t xml:space="preserve"> dat zich bij het Arsip Nasional in</w:t>
       </w:r>
       <w:r>
         <w:rPr>
@@ -5370,25 +5381,7 @@
           <w:color w:val="000000"/>
           <w:sz w:val="24"/>
         </w:rPr>
-        <w:hyperlink r:id="rId36" w:history="1">
-          <w:r>
-            <w:rPr>
-              <w:rStyle w:val="Hyperlink"/>
-            </w:rPr>
-            <w:t xml:space="preserve"> Nasional in</w:t>
-          </w:r>
-        </w:hyperlink>
-      </w:r>
-      <w:r>
-        <w:rPr>
-          <w:u w:val="single" w:color="0000ff"/>
-          <w:rFonts w:ascii="Charis SIL Italic" w:hAnsi="Charis SIL Italic" w:eastAsia="Charis SIL Italic"/>
-          <w:b w:val="0"/>
-          <w:i w:val="0"/>
-          <w:color w:val="000000"/>
-          <w:sz w:val="24"/>
-        </w:rPr>
-        <w:hyperlink r:id="rId36" w:history="1">
+        <w:hyperlink r:id="rId34" w:history="1">
           <w:r>
             <w:rPr>
               <w:rStyle w:val="Hyperlink"/>
@@ -5406,7 +5399,7 @@
           <w:color w:val="000000"/>
           <w:sz w:val="24"/>
         </w:rPr>
-        <w:hyperlink r:id="rId36" w:history="1">
+        <w:hyperlink r:id="rId34" w:history="1">
           <w:r>
             <w:rPr>
               <w:rStyle w:val="Hyperlink"/>
@@ -5435,7 +5428,7 @@
           <w:color w:val="000000"/>
           <w:sz w:val="24"/>
         </w:rPr>
-        <w:hyperlink r:id="rId36" w:history="1">
+        <w:hyperlink r:id="rId34" w:history="1">
           <w:r>
             <w:rPr>
               <w:rStyle w:val="Hyperlink"/>
@@ -5446,6 +5439,16 @@
       </w:r>
       <w:r>
         <w:rPr>
+          <w:rFonts w:ascii="Charis SIL Italic" w:hAnsi="Charis SIL Italic" w:eastAsia="Charis SIL Italic"/>
+          <w:b w:val="0"/>
+          <w:i w:val="0"/>
+          <w:color w:val="000000"/>
+          <w:sz w:val="24"/>
+        </w:rPr>
+        <w:t>w</w:t>
+      </w:r>
+      <w:r>
+        <w:rPr>
           <w:u w:val="single" w:color="0000ff"/>
           <w:rFonts w:ascii="Charis SIL Italic" w:hAnsi="Charis SIL Italic" w:eastAsia="Charis SIL Italic"/>
           <w:b w:val="0"/>
@@ -5453,18 +5456,7 @@
           <w:color w:val="000000"/>
           <w:sz w:val="24"/>
         </w:rPr>
-        <w:t>w</w:t>
-      </w:r>
-      <w:r>
-        <w:rPr>
-          <w:u w:val="single" w:color="0000ff"/>
-          <w:rFonts w:ascii="Charis SIL Italic" w:hAnsi="Charis SIL Italic" w:eastAsia="Charis SIL Italic"/>
-          <w:b w:val="0"/>
-          <w:i w:val="0"/>
-          <w:color w:val="000000"/>
-          <w:sz w:val="24"/>
-        </w:rPr>
-        <w:hyperlink r:id="rId36" w:history="1">
+        <w:hyperlink r:id="rId34" w:history="1">
           <w:r>
             <w:rPr>
               <w:rStyle w:val="Hyperlink"/>
@@ -5492,7 +5484,7 @@
           <w:color w:val="000000"/>
           <w:sz w:val="24"/>
         </w:rPr>
-        <w:hyperlink r:id="rId36" w:history="1">
+        <w:hyperlink r:id="rId34" w:history="1">
           <w:r>
             <w:rPr>
               <w:rStyle w:val="Hyperlink"/>
@@ -5591,7 +5583,7 @@
           <w:sz w:val="24"/>
           <w:u w:val="single"/>
         </w:rPr>
-        <w:hyperlink r:id="rId37" w:history="1">
+        <w:hyperlink r:id="rId35" w:history="1">
           <w:r>
             <w:rPr>
               <w:rStyle w:val="Hyperlink"/>
@@ -5619,7 +5611,7 @@
           <w:sz w:val="24"/>
           <w:u w:val="single"/>
         </w:rPr>
-        <w:hyperlink r:id="rId38" w:history="1">
+        <w:hyperlink r:id="rId36" w:history="1">
           <w:r>
             <w:rPr>
               <w:rStyle w:val="Hyperlink"/>
@@ -5648,7 +5640,7 @@
           <w:sz w:val="24"/>
           <w:u w:val="single"/>
         </w:rPr>
-        <w:hyperlink r:id="rId38" w:history="1">
+        <w:hyperlink r:id="rId36" w:history="1">
           <w:r>
             <w:rPr>
               <w:rStyle w:val="Hyperlink"/>
@@ -5677,7 +5669,7 @@
           <w:sz w:val="24"/>
           <w:u w:val="single"/>
         </w:rPr>
-        <w:hyperlink r:id="rId38" w:history="1">
+        <w:hyperlink r:id="rId36" w:history="1">
           <w:r>
             <w:rPr>
               <w:rStyle w:val="Hyperlink"/>
@@ -5698,7 +5690,7 @@
           <w:sz w:val="24"/>
           <w:u w:val="single"/>
         </w:rPr>
-        <w:hyperlink r:id="rId38" w:history="1">
+        <w:hyperlink r:id="rId36" w:history="1">
           <w:r>
             <w:rPr>
               <w:rStyle w:val="Hyperlink"/>
@@ -5724,32 +5716,42 @@
           <w:i w:val="0"/>
           <w:color w:val="0000FF"/>
           <w:sz w:val="24"/>
+        </w:rPr>
+        <w:t>Sammlungsgut aus Kolonialen Ko</w:t>
+      </w:r>
+      <w:r>
+        <w:rPr>
+          <w:rFonts w:ascii="Charis SIL Italic" w:hAnsi="Charis SIL Italic" w:eastAsia="Charis SIL Italic"/>
+          <w:b w:val="0"/>
+          <w:i w:val="0"/>
+          <w:color w:val="0000FF"/>
+          <w:sz w:val="24"/>
           <w:u w:val="single"/>
         </w:rPr>
-        <w:hyperlink r:id="rId39" w:history="1">
+        <w:hyperlink r:id="rId36" w:history="1">
           <w:r>
             <w:rPr>
               <w:rStyle w:val="Hyperlink"/>
             </w:rPr>
-            <w:t>Samm</w:t>
+            <w:t>ntexten</w:t>
           </w:r>
         </w:hyperlink>
       </w:r>
       <w:r>
         <w:rPr>
-          <w:rFonts w:ascii="Charis SIL Italic" w:hAnsi="Charis SIL Italic" w:eastAsia="Charis SIL Italic"/>
-          <w:b w:val="0"/>
-          <w:i w:val="0"/>
-          <w:color w:val="0000FF"/>
-          <w:sz w:val="24"/>
-          <w:u w:val="single"/>
-        </w:rPr>
-        <w:hyperlink r:id="rId39" w:history="1">
+          <w:u w:val="single" w:color="0000ff"/>
+          <w:rFonts w:ascii="Charis SIL Italic" w:hAnsi="Charis SIL Italic" w:eastAsia="Charis SIL Italic"/>
+          <w:b w:val="0"/>
+          <w:i w:val="0"/>
+          <w:color w:val="000000"/>
+          <w:sz w:val="24"/>
+        </w:rPr>
+        <w:hyperlink r:id="rId36" w:history="1">
           <w:r>
             <w:rPr>
               <w:rStyle w:val="Hyperlink"/>
             </w:rPr>
-            <w:t>lungsgut</w:t>
+            <w:t>. D</w:t>
           </w:r>
         </w:hyperlink>
       </w:r>
@@ -5758,22 +5760,121 @@
           <w:rFonts w:ascii="Charis SIL Italic" w:hAnsi="Charis SIL Italic" w:eastAsia="Charis SIL Italic"/>
           <w:b w:val="0"/>
           <w:i w:val="0"/>
+          <w:color w:val="000000"/>
+          <w:sz w:val="24"/>
+        </w:rPr>
+        <w:t xml:space="preserve">e Franse portal </w:t>
+      </w:r>
+      <w:r>
+        <w:rPr>
+          <w:rFonts w:ascii="Charis SIL Italic" w:hAnsi="Charis SIL Italic" w:eastAsia="Charis SIL Italic"/>
+          <w:b w:val="0"/>
+          <w:i w:val="0"/>
           <w:color w:val="0000FF"/>
           <w:sz w:val="24"/>
           <w:u w:val="single"/>
         </w:rPr>
-        <w:t xml:space="preserve"> </w:t>
-      </w:r>
-      <w:r>
-        <w:rPr>
-          <w:rFonts w:ascii="Charis SIL Italic" w:hAnsi="Charis SIL Italic" w:eastAsia="Charis SIL Italic"/>
-          <w:b w:val="0"/>
-          <w:i w:val="0"/>
-          <w:color w:val="0000FF"/>
-          <w:sz w:val="24"/>
-          <w:u w:val="single"/>
-        </w:rPr>
-        <w:hyperlink r:id="rId39" w:history="1">
+        <w:hyperlink r:id="rId36" w:history="1">
+          <w:r>
+            <w:rPr>
+              <w:rStyle w:val="Hyperlink"/>
+            </w:rPr>
+            <w:t>AGORHA</w:t>
+          </w:r>
+        </w:hyperlink>
+      </w:r>
+      <w:r>
+        <w:rPr>
+          <w:u w:val="single" w:color="0000ff"/>
+          <w:rFonts w:ascii="Charis SIL Italic" w:hAnsi="Charis SIL Italic" w:eastAsia="Charis SIL Italic"/>
+          <w:b w:val="0"/>
+          <w:i w:val="0"/>
+          <w:color w:val="000000"/>
+          <w:sz w:val="24"/>
+        </w:rPr>
+        <w:hyperlink r:id="rId36" w:history="1">
+          <w:r>
+            <w:rPr>
+              <w:rStyle w:val="Hyperlink"/>
+            </w:rPr>
+            <w:t xml:space="preserve"> bevat inf</w:t>
+          </w:r>
+        </w:hyperlink>
+      </w:r>
+      <w:r>
+        <w:rPr>
+          <w:rFonts w:ascii="Charis SIL Italic" w:hAnsi="Charis SIL Italic" w:eastAsia="Charis SIL Italic"/>
+          <w:b w:val="0"/>
+          <w:i w:val="0"/>
+          <w:color w:val="000000"/>
+          <w:sz w:val="24"/>
+        </w:rPr>
+        <w:t>ormatie over ve</w:t>
+      </w:r>
+      <w:r>
+        <w:rPr>
+          <w:u w:val="single" w:color="0000ff"/>
+          <w:rFonts w:ascii="Charis SIL Italic" w:hAnsi="Charis SIL Italic" w:eastAsia="Charis SIL Italic"/>
+          <w:b w:val="0"/>
+          <w:i w:val="0"/>
+          <w:color w:val="000000"/>
+          <w:sz w:val="24"/>
+        </w:rPr>
+        <w:hyperlink r:id="rId37" w:history="1">
+          <w:r>
+            <w:rPr>
+              <w:rStyle w:val="Hyperlink"/>
+            </w:rPr>
+            <w:t>rzamelaars, ha</w:t>
+          </w:r>
+        </w:hyperlink>
+      </w:r>
+      <w:r>
+        <w:rPr>
+          <w:u w:val="single" w:color="0000ff"/>
+          <w:rFonts w:ascii="Charis SIL Italic" w:hAnsi="Charis SIL Italic" w:eastAsia="Charis SIL Italic"/>
+          <w:b w:val="0"/>
+          <w:i w:val="0"/>
+          <w:color w:val="000000"/>
+          <w:sz w:val="24"/>
+        </w:rPr>
+        <w:hyperlink r:id="rId37" w:history="1">
+          <w:r>
+            <w:rPr>
+              <w:rStyle w:val="Hyperlink"/>
+            </w:rPr>
+            <w:t>n</w:t>
+          </w:r>
+        </w:hyperlink>
+      </w:r>
+      <w:r>
+        <w:rPr>
+          <w:u w:val="single" w:color="0000ff"/>
+          <w:rFonts w:ascii="Charis SIL Italic" w:hAnsi="Charis SIL Italic" w:eastAsia="Charis SIL Italic"/>
+          <w:b w:val="0"/>
+          <w:i w:val="0"/>
+          <w:color w:val="000000"/>
+          <w:sz w:val="24"/>
+        </w:rPr>
+        <w:hyperlink r:id="rId37" w:history="1">
+          <w:r>
+            <w:rPr>
+              <w:rStyle w:val="Hyperlink"/>
+            </w:rPr>
+            <w:t>del</w:t>
+          </w:r>
+        </w:hyperlink>
+      </w:r>
+      <w:r>
+        <w:rPr>
+          <w:u w:val="single" w:color="0000ff"/>
+          <w:rFonts w:ascii="Charis SIL Italic" w:hAnsi="Charis SIL Italic" w:eastAsia="Charis SIL Italic"/>
+          <w:b w:val="0"/>
+          <w:i w:val="0"/>
+          <w:color w:val="000000"/>
+          <w:sz w:val="24"/>
+        </w:rPr>
+        <w:hyperlink r:id="rId37" w:history="1">
           <w:r>
             <w:rPr>
               <w:rStyle w:val="Hyperlink"/>
@@ -5784,118 +5885,6 @@
       </w:r>
       <w:r>
         <w:rPr>
-          <w:rFonts w:ascii="Charis SIL Italic" w:hAnsi="Charis SIL Italic" w:eastAsia="Charis SIL Italic"/>
-          <w:b w:val="0"/>
-          <w:i w:val="0"/>
-          <w:color w:val="0000FF"/>
-          <w:sz w:val="24"/>
-          <w:u w:val="single"/>
-        </w:rPr>
-        <w:hyperlink r:id="rId39" w:history="1">
-          <w:r>
-            <w:rPr>
-              <w:rStyle w:val="Hyperlink"/>
-            </w:rPr>
-            <w:t>us</w:t>
-          </w:r>
-        </w:hyperlink>
-      </w:r>
-      <w:r>
-        <w:rPr>
-          <w:rFonts w:ascii="Charis SIL Italic" w:hAnsi="Charis SIL Italic" w:eastAsia="Charis SIL Italic"/>
-          <w:b w:val="0"/>
-          <w:i w:val="0"/>
-          <w:color w:val="0000FF"/>
-          <w:sz w:val="24"/>
-          <w:u w:val="single"/>
-        </w:rPr>
-        <w:t xml:space="preserve"> </w:t>
-      </w:r>
-      <w:r>
-        <w:rPr>
-          <w:rFonts w:ascii="Charis SIL Italic" w:hAnsi="Charis SIL Italic" w:eastAsia="Charis SIL Italic"/>
-          <w:b w:val="0"/>
-          <w:i w:val="0"/>
-          <w:color w:val="0000FF"/>
-          <w:sz w:val="24"/>
-          <w:u w:val="single"/>
-        </w:rPr>
-        <w:hyperlink r:id="rId39" w:history="1">
-          <w:r>
-            <w:rPr>
-              <w:rStyle w:val="Hyperlink"/>
-            </w:rPr>
-            <w:t>Koloniale</w:t>
-          </w:r>
-        </w:hyperlink>
-      </w:r>
-      <w:r>
-        <w:rPr>
-          <w:rFonts w:ascii="Charis SIL Italic" w:hAnsi="Charis SIL Italic" w:eastAsia="Charis SIL Italic"/>
-          <w:b w:val="0"/>
-          <w:i w:val="0"/>
-          <w:color w:val="0000FF"/>
-          <w:sz w:val="24"/>
-          <w:u w:val="single"/>
-        </w:rPr>
-        <w:hyperlink r:id="rId38" w:history="1">
-          <w:r>
-            <w:rPr>
-              <w:rStyle w:val="Hyperlink"/>
-            </w:rPr>
-            <w:t>n</w:t>
-          </w:r>
-        </w:hyperlink>
-      </w:r>
-      <w:r>
-        <w:rPr>
-          <w:rFonts w:ascii="Charis SIL Italic" w:hAnsi="Charis SIL Italic" w:eastAsia="Charis SIL Italic"/>
-          <w:b w:val="0"/>
-          <w:i w:val="0"/>
-          <w:color w:val="0000FF"/>
-          <w:sz w:val="24"/>
-          <w:u w:val="single"/>
-        </w:rPr>
-        <w:t xml:space="preserve"> </w:t>
-      </w:r>
-      <w:r>
-        <w:rPr>
-          <w:rFonts w:ascii="Charis SIL Italic" w:hAnsi="Charis SIL Italic" w:eastAsia="Charis SIL Italic"/>
-          <w:b w:val="0"/>
-          <w:i w:val="0"/>
-          <w:color w:val="0000FF"/>
-          <w:sz w:val="24"/>
-          <w:u w:val="single"/>
-        </w:rPr>
-        <w:hyperlink r:id="rId38" w:history="1">
-          <w:r>
-            <w:rPr>
-              <w:rStyle w:val="Hyperlink"/>
-            </w:rPr>
-            <w:t>Ko</w:t>
-          </w:r>
-        </w:hyperlink>
-      </w:r>
-      <w:r>
-        <w:rPr>
-          <w:rFonts w:ascii="Charis SIL Italic" w:hAnsi="Charis SIL Italic" w:eastAsia="Charis SIL Italic"/>
-          <w:b w:val="0"/>
-          <w:i w:val="0"/>
-          <w:color w:val="0000FF"/>
-          <w:sz w:val="24"/>
-          <w:u w:val="single"/>
-        </w:rPr>
-        <w:hyperlink r:id="rId38" w:history="1">
-          <w:r>
-            <w:rPr>
-              <w:rStyle w:val="Hyperlink"/>
-            </w:rPr>
-            <w:t>ntexten</w:t>
-          </w:r>
-        </w:hyperlink>
-      </w:r>
-      <w:r>
-        <w:rPr>
           <w:u w:val="single" w:color="0000ff"/>
           <w:rFonts w:ascii="Charis SIL Italic" w:hAnsi="Charis SIL Italic" w:eastAsia="Charis SIL Italic"/>
           <w:b w:val="0"/>
@@ -5903,153 +5892,7 @@
           <w:color w:val="000000"/>
           <w:sz w:val="24"/>
         </w:rPr>
-        <w:hyperlink r:id="rId38" w:history="1">
-          <w:r>
-            <w:rPr>
-              <w:rStyle w:val="Hyperlink"/>
-            </w:rPr>
-            <w:t>. D</w:t>
-          </w:r>
-        </w:hyperlink>
-      </w:r>
-      <w:r>
-        <w:rPr>
-          <w:rFonts w:ascii="Charis SIL Italic" w:hAnsi="Charis SIL Italic" w:eastAsia="Charis SIL Italic"/>
-          <w:b w:val="0"/>
-          <w:i w:val="0"/>
-          <w:color w:val="000000"/>
-          <w:sz w:val="24"/>
-        </w:rPr>
-        <w:t xml:space="preserve">e Franse portal </w:t>
-      </w:r>
-      <w:r>
-        <w:rPr>
-          <w:rFonts w:ascii="Charis SIL Italic" w:hAnsi="Charis SIL Italic" w:eastAsia="Charis SIL Italic"/>
-          <w:b w:val="0"/>
-          <w:i w:val="0"/>
-          <w:color w:val="0000FF"/>
-          <w:sz w:val="24"/>
-          <w:u w:val="single"/>
-        </w:rPr>
-        <w:hyperlink r:id="rId38" w:history="1">
-          <w:r>
-            <w:rPr>
-              <w:rStyle w:val="Hyperlink"/>
-            </w:rPr>
-            <w:t>AGORHA</w:t>
-          </w:r>
-        </w:hyperlink>
-      </w:r>
-      <w:r>
-        <w:rPr>
-          <w:u w:val="single" w:color="0000ff"/>
-          <w:rFonts w:ascii="Charis SIL Italic" w:hAnsi="Charis SIL Italic" w:eastAsia="Charis SIL Italic"/>
-          <w:b w:val="0"/>
-          <w:i w:val="0"/>
-          <w:color w:val="000000"/>
-          <w:sz w:val="24"/>
-        </w:rPr>
-        <w:hyperlink r:id="rId38" w:history="1">
-          <w:r>
-            <w:rPr>
-              <w:rStyle w:val="Hyperlink"/>
-            </w:rPr>
-            <w:t xml:space="preserve"> bevat inf</w:t>
-          </w:r>
-        </w:hyperlink>
-      </w:r>
-      <w:r>
-        <w:rPr>
-          <w:rFonts w:ascii="Charis SIL Italic" w:hAnsi="Charis SIL Italic" w:eastAsia="Charis SIL Italic"/>
-          <w:b w:val="0"/>
-          <w:i w:val="0"/>
-          <w:color w:val="000000"/>
-          <w:sz w:val="24"/>
-        </w:rPr>
-        <w:t>ormatie over ve</w:t>
-      </w:r>
-      <w:r>
-        <w:rPr>
-          <w:u w:val="single" w:color="0000ff"/>
-          <w:rFonts w:ascii="Charis SIL Italic" w:hAnsi="Charis SIL Italic" w:eastAsia="Charis SIL Italic"/>
-          <w:b w:val="0"/>
-          <w:i w:val="0"/>
-          <w:color w:val="000000"/>
-          <w:sz w:val="24"/>
-        </w:rPr>
-        <w:hyperlink r:id="rId39" w:history="1">
-          <w:r>
-            <w:rPr>
-              <w:rStyle w:val="Hyperlink"/>
-            </w:rPr>
-            <w:t>rzamelaars, ha</w:t>
-          </w:r>
-        </w:hyperlink>
-      </w:r>
-      <w:r>
-        <w:rPr>
-          <w:u w:val="single" w:color="0000ff"/>
-          <w:rFonts w:ascii="Charis SIL Italic" w:hAnsi="Charis SIL Italic" w:eastAsia="Charis SIL Italic"/>
-          <w:b w:val="0"/>
-          <w:i w:val="0"/>
-          <w:color w:val="000000"/>
-          <w:sz w:val="24"/>
-        </w:rPr>
-        <w:hyperlink r:id="rId39" w:history="1">
-          <w:r>
-            <w:rPr>
-              <w:rStyle w:val="Hyperlink"/>
-            </w:rPr>
-            <w:t>n</w:t>
-          </w:r>
-        </w:hyperlink>
-      </w:r>
-      <w:r>
-        <w:rPr>
-          <w:u w:val="single" w:color="0000ff"/>
-          <w:rFonts w:ascii="Charis SIL Italic" w:hAnsi="Charis SIL Italic" w:eastAsia="Charis SIL Italic"/>
-          <w:b w:val="0"/>
-          <w:i w:val="0"/>
-          <w:color w:val="000000"/>
-          <w:sz w:val="24"/>
-        </w:rPr>
-        <w:hyperlink r:id="rId39" w:history="1">
-          <w:r>
-            <w:rPr>
-              <w:rStyle w:val="Hyperlink"/>
-            </w:rPr>
-            <w:t>del</w:t>
-          </w:r>
-        </w:hyperlink>
-      </w:r>
-      <w:r>
-        <w:rPr>
-          <w:u w:val="single" w:color="0000ff"/>
-          <w:rFonts w:ascii="Charis SIL Italic" w:hAnsi="Charis SIL Italic" w:eastAsia="Charis SIL Italic"/>
-          <w:b w:val="0"/>
-          <w:i w:val="0"/>
-          <w:color w:val="000000"/>
-          <w:sz w:val="24"/>
-        </w:rPr>
-        <w:hyperlink r:id="rId39" w:history="1">
-          <w:r>
-            <w:rPr>
-              <w:rStyle w:val="Hyperlink"/>
-            </w:rPr>
-            <w:t>a</w:t>
-          </w:r>
-        </w:hyperlink>
-      </w:r>
-      <w:r>
-        <w:rPr>
-          <w:u w:val="single" w:color="0000ff"/>
-          <w:rFonts w:ascii="Charis SIL Italic" w:hAnsi="Charis SIL Italic" w:eastAsia="Charis SIL Italic"/>
-          <w:b w:val="0"/>
-          <w:i w:val="0"/>
-          <w:color w:val="000000"/>
-          <w:sz w:val="24"/>
-        </w:rPr>
-        <w:hyperlink r:id="rId39" w:history="1">
+        <w:hyperlink r:id="rId37" w:history="1">
           <w:r>
             <w:rPr>
               <w:rStyle w:val="Hyperlink"/>
@@ -6067,7 +5910,7 @@
           <w:color w:val="000000"/>
           <w:sz w:val="24"/>
         </w:rPr>
-        <w:hyperlink r:id="rId39" w:history="1">
+        <w:hyperlink r:id="rId37" w:history="1">
           <w:r>
             <w:rPr>
               <w:rStyle w:val="Hyperlink"/>
@@ -6095,7 +5938,7 @@
           <w:color w:val="000000"/>
           <w:sz w:val="24"/>
         </w:rPr>
-        <w:hyperlink r:id="rId40" w:history="1">
+        <w:hyperlink r:id="rId38" w:history="1">
           <w:r>
             <w:rPr>
               <w:rStyle w:val="Hyperlink"/>

--- a/EXPORTS/DOCX/published/niveau1/Dutch/Sources.docx
+++ b/EXPORTS/DOCX/published/niveau1/Dutch/Sources.docx
@@ -1319,13 +1319,86 @@
       </w:r>
       <w:r>
         <w:rPr>
+          <w:u w:val="single" w:color="0000ff"/>
           <w:rFonts w:ascii="Charis SIL Italic" w:hAnsi="Charis SIL Italic" w:eastAsia="Charis SIL Italic"/>
           <w:b w:val="0"/>
           <w:i w:val="0"/>
           <w:color w:val="000000"/>
           <w:sz w:val="24"/>
         </w:rPr>
-        <w:t xml:space="preserve">deel uit van de </w:t>
+        <w:hyperlink r:id="rId15" w:history="1">
+          <w:r>
+            <w:rPr>
+              <w:rStyle w:val="Hyperlink"/>
+            </w:rPr>
+            <w:t xml:space="preserve">deel uit </w:t>
+          </w:r>
+        </w:hyperlink>
+      </w:r>
+      <w:r>
+        <w:rPr>
+          <w:u w:val="single" w:color="0000ff"/>
+          <w:rFonts w:ascii="Charis SIL Italic" w:hAnsi="Charis SIL Italic" w:eastAsia="Charis SIL Italic"/>
+          <w:b w:val="0"/>
+          <w:i w:val="0"/>
+          <w:color w:val="000000"/>
+          <w:sz w:val="24"/>
+        </w:rPr>
+        <w:hyperlink r:id="rId15" w:history="1">
+          <w:r>
+            <w:rPr>
+              <w:rStyle w:val="Hyperlink"/>
+            </w:rPr>
+            <w:t>v</w:t>
+          </w:r>
+        </w:hyperlink>
+      </w:r>
+      <w:r>
+        <w:rPr>
+          <w:u w:val="single" w:color="0000ff"/>
+          <w:rFonts w:ascii="Charis SIL Italic" w:hAnsi="Charis SIL Italic" w:eastAsia="Charis SIL Italic"/>
+          <w:b w:val="0"/>
+          <w:i w:val="0"/>
+          <w:color w:val="000000"/>
+          <w:sz w:val="24"/>
+        </w:rPr>
+        <w:hyperlink r:id="rId15" w:history="1">
+          <w:r>
+            <w:rPr>
+              <w:rStyle w:val="Hyperlink"/>
+            </w:rPr>
+            <w:t>an d</w:t>
+          </w:r>
+        </w:hyperlink>
+      </w:r>
+      <w:r>
+        <w:rPr>
+          <w:u w:val="single" w:color="0000ff"/>
+          <w:rFonts w:ascii="Charis SIL Italic" w:hAnsi="Charis SIL Italic" w:eastAsia="Charis SIL Italic"/>
+          <w:b w:val="0"/>
+          <w:i w:val="0"/>
+          <w:color w:val="000000"/>
+          <w:sz w:val="24"/>
+        </w:rPr>
+        <w:hyperlink r:id="rId15" w:history="1">
+          <w:r>
+            <w:rPr>
+              <w:rStyle w:val="Hyperlink"/>
+            </w:rPr>
+            <w:t>e</w:t>
+          </w:r>
+        </w:hyperlink>
+      </w:r>
+      <w:r>
+        <w:rPr>
+          <w:u w:val="single" w:color="0000ff"/>
+          <w:rFonts w:ascii="Charis SIL Italic" w:hAnsi="Charis SIL Italic" w:eastAsia="Charis SIL Italic"/>
+          <w:b w:val="0"/>
+          <w:i w:val="0"/>
+          <w:color w:val="000000"/>
+          <w:sz w:val="24"/>
+        </w:rPr>
+        <w:t xml:space="preserve"> </w:t>
       </w:r>
       <w:r>
         <w:rPr>
@@ -1437,7 +1510,7 @@
           <w:sz w:val="24"/>
           <w:u w:val="single"/>
         </w:rPr>
-        <w:hyperlink r:id="rId15" w:history="1">
+        <w:hyperlink r:id="rId16" w:history="1">
           <w:r>
             <w:rPr>
               <w:rStyle w:val="Hyperlink"/>
@@ -1466,7 +1539,7 @@
           <w:sz w:val="24"/>
           <w:u w:val="single"/>
         </w:rPr>
-        <w:hyperlink r:id="rId15" w:history="1">
+        <w:hyperlink r:id="rId16" w:history="1">
           <w:r>
             <w:rPr>
               <w:rStyle w:val="Hyperlink"/>
@@ -2115,7 +2188,6 @@
       </w:r>
       <w:r>
         <w:rPr>
-          <w:u w:val="single" w:color="0000ff"/>
           <w:rFonts w:ascii="Charis SIL Italic" w:hAnsi="Charis SIL Italic" w:eastAsia="Charis SIL Italic"/>
           <w:b w:val="0"/>
           <w:i w:val="0"/>
@@ -2514,8 +2586,16 @@
           <w:i w:val="0"/>
           <w:color w:val="0000FF"/>
           <w:sz w:val="24"/>
-        </w:rPr>
-        <w:t>De kolo</w:t>
+          <w:u w:val="single"/>
+        </w:rPr>
+        <w:hyperlink r:id="rId19" w:history="1">
+          <w:r>
+            <w:rPr>
+              <w:rStyle w:val="Hyperlink"/>
+            </w:rPr>
+            <w:t>De</w:t>
+          </w:r>
+        </w:hyperlink>
       </w:r>
       <w:r>
         <w:rPr>
@@ -2526,7 +2606,36 @@
           <w:sz w:val="24"/>
           <w:u w:val="single"/>
         </w:rPr>
-        <w:hyperlink r:id="rId18" w:history="1">
+        <w:t xml:space="preserve"> </w:t>
+      </w:r>
+      <w:r>
+        <w:rPr>
+          <w:rFonts w:ascii="Charis SIL Italic" w:hAnsi="Charis SIL Italic" w:eastAsia="Charis SIL Italic"/>
+          <w:b w:val="0"/>
+          <w:i w:val="0"/>
+          <w:color w:val="0000FF"/>
+          <w:sz w:val="24"/>
+          <w:u w:val="single"/>
+        </w:rPr>
+        <w:hyperlink r:id="rId19" w:history="1">
+          <w:r>
+            <w:rPr>
+              <w:rStyle w:val="Hyperlink"/>
+            </w:rPr>
+            <w:t>kolo</w:t>
+          </w:r>
+        </w:hyperlink>
+      </w:r>
+      <w:r>
+        <w:rPr>
+          <w:rFonts w:ascii="Charis SIL Italic" w:hAnsi="Charis SIL Italic" w:eastAsia="Charis SIL Italic"/>
+          <w:b w:val="0"/>
+          <w:i w:val="0"/>
+          <w:color w:val="0000FF"/>
+          <w:sz w:val="24"/>
+          <w:u w:val="single"/>
+        </w:rPr>
+        <w:hyperlink r:id="rId19" w:history="1">
           <w:r>
             <w:rPr>
               <w:rStyle w:val="Hyperlink"/>
@@ -2555,7 +2664,7 @@
           <w:sz w:val="24"/>
           <w:u w:val="single"/>
         </w:rPr>
-        <w:hyperlink r:id="rId18" w:history="1">
+        <w:hyperlink r:id="rId19" w:history="1">
           <w:r>
             <w:rPr>
               <w:rStyle w:val="Hyperlink"/>
@@ -2584,7 +2693,7 @@
           <w:sz w:val="24"/>
           <w:u w:val="single"/>
         </w:rPr>
-        <w:hyperlink r:id="rId18" w:history="1">
+        <w:hyperlink r:id="rId19" w:history="1">
           <w:r>
             <w:rPr>
               <w:rStyle w:val="Hyperlink"/>
@@ -3131,7 +3240,7 @@
           <w:sz w:val="24"/>
           <w:u w:val="single"/>
         </w:rPr>
-        <w:hyperlink r:id="rId16" w:history="1">
+        <w:hyperlink r:id="rId20" w:history="1">
           <w:r>
             <w:rPr>
               <w:rStyle w:val="Hyperlink"/>
@@ -3304,7 +3413,7 @@
           <w:sz w:val="24"/>
           <w:u w:val="single"/>
         </w:rPr>
-        <w:hyperlink r:id="rId16" w:history="1">
+        <w:hyperlink r:id="rId22" w:history="1">
           <w:r>
             <w:rPr>
               <w:rStyle w:val="Hyperlink"/>
@@ -3464,7 +3573,7 @@
           <w:sz w:val="24"/>
           <w:u w:val="single"/>
         </w:rPr>
-        <w:hyperlink r:id="rId22" w:history="1">
+        <w:hyperlink r:id="rId23" w:history="1">
           <w:r>
             <w:rPr>
               <w:rStyle w:val="Hyperlink"/>
@@ -3493,7 +3602,7 @@
           <w:sz w:val="24"/>
           <w:u w:val="single"/>
         </w:rPr>
-        <w:hyperlink r:id="rId22" w:history="1">
+        <w:hyperlink r:id="rId23" w:history="1">
           <w:r>
             <w:rPr>
               <w:rStyle w:val="Hyperlink"/>
@@ -3522,7 +3631,7 @@
           <w:sz w:val="24"/>
           <w:u w:val="single"/>
         </w:rPr>
-        <w:hyperlink r:id="rId22" w:history="1">
+        <w:hyperlink r:id="rId23" w:history="1">
           <w:r>
             <w:rPr>
               <w:rStyle w:val="Hyperlink"/>
@@ -3550,7 +3659,7 @@
           <w:sz w:val="24"/>
           <w:u w:val="single"/>
         </w:rPr>
-        <w:hyperlink r:id="rId23" w:history="1">
+        <w:hyperlink r:id="rId24" w:history="1">
           <w:r>
             <w:rPr>
               <w:rStyle w:val="Hyperlink"/>
@@ -3577,24 +3686,7 @@
           <w:color w:val="000000"/>
           <w:sz w:val="24"/>
         </w:rPr>
-        <w:t>de beeldcollecties van he</w:t>
-      </w:r>
-      <w:r>
-        <w:rPr>
-          <w:rFonts w:ascii="Charis SIL Italic" w:hAnsi="Charis SIL Italic" w:eastAsia="Charis SIL Italic"/>
-          <w:b w:val="0"/>
-          <w:i w:val="0"/>
-          <w:color w:val="000000"/>
-          <w:sz w:val="24"/>
-        </w:rPr>
-        <w:hyperlink r:id="rId22" w:history="1">
-          <w:r>
-            <w:rPr>
-              <w:rStyle w:val="Hyperlink"/>
-            </w:rPr>
-            <w:t xml:space="preserve">t </w:t>
-          </w:r>
-        </w:hyperlink>
+        <w:t xml:space="preserve">de beeldcollecties van het </w:t>
       </w:r>
       <w:r>
         <w:rPr>
@@ -3605,7 +3697,7 @@
           <w:sz w:val="24"/>
           <w:u w:val="single"/>
         </w:rPr>
-        <w:hyperlink r:id="rId22" w:history="1">
+        <w:hyperlink r:id="rId25" w:history="1">
           <w:r>
             <w:rPr>
               <w:rStyle w:val="Hyperlink"/>
@@ -3634,7 +3726,7 @@
           <w:sz w:val="24"/>
           <w:u w:val="single"/>
         </w:rPr>
-        <w:hyperlink r:id="rId22" w:history="1">
+        <w:hyperlink r:id="rId25" w:history="1">
           <w:r>
             <w:rPr>
               <w:rStyle w:val="Hyperlink"/>
@@ -3652,7 +3744,7 @@
           <w:sz w:val="24"/>
           <w:u w:val="single"/>
         </w:rPr>
-        <w:hyperlink r:id="rId22" w:history="1">
+        <w:hyperlink r:id="rId23" w:history="1">
           <w:r>
             <w:rPr>
               <w:rStyle w:val="Hyperlink"/>
@@ -3670,7 +3762,7 @@
           <w:color w:val="000000"/>
           <w:sz w:val="24"/>
         </w:rPr>
-        <w:hyperlink r:id="rId22" w:history="1">
+        <w:hyperlink r:id="rId23" w:history="1">
           <w:r>
             <w:rPr>
               <w:rStyle w:val="Hyperlink"/>
@@ -3688,7 +3780,7 @@
           <w:sz w:val="24"/>
           <w:u w:val="single"/>
         </w:rPr>
-        <w:hyperlink r:id="rId22" w:history="1">
+        <w:hyperlink r:id="rId23" w:history="1">
           <w:r>
             <w:rPr>
               <w:rStyle w:val="Hyperlink"/>
@@ -3706,7 +3798,7 @@
           <w:sz w:val="24"/>
           <w:u w:val="single"/>
         </w:rPr>
-        <w:hyperlink r:id="rId22" w:history="1">
+        <w:hyperlink r:id="rId23" w:history="1">
           <w:r>
             <w:rPr>
               <w:rStyle w:val="Hyperlink"/>
@@ -3724,7 +3816,7 @@
           <w:sz w:val="24"/>
           <w:u w:val="single"/>
         </w:rPr>
-        <w:hyperlink r:id="rId24" w:history="1">
+        <w:hyperlink r:id="rId26" w:history="1">
           <w:r>
             <w:rPr>
               <w:rStyle w:val="Hyperlink"/>
@@ -3741,7 +3833,25 @@
           <w:color w:val="000000"/>
           <w:sz w:val="24"/>
         </w:rPr>
-        <w:t xml:space="preserve">. Het </w:t>
+        <w:t>. H</w:t>
+      </w:r>
+      <w:r>
+        <w:rPr>
+          <w:u w:val="single" w:color="0000ff"/>
+          <w:rFonts w:ascii="Charis SIL Italic" w:hAnsi="Charis SIL Italic" w:eastAsia="Charis SIL Italic"/>
+          <w:b w:val="0"/>
+          <w:i w:val="0"/>
+          <w:color w:val="000000"/>
+          <w:sz w:val="24"/>
+        </w:rPr>
+        <w:hyperlink r:id="rId24" w:history="1">
+          <w:r>
+            <w:rPr>
+              <w:rStyle w:val="Hyperlink"/>
+            </w:rPr>
+            <w:t xml:space="preserve">et </w:t>
+          </w:r>
+        </w:hyperlink>
       </w:r>
       <w:r>
         <w:rPr>
@@ -3752,7 +3862,7 @@
           <w:sz w:val="24"/>
           <w:u w:val="single"/>
         </w:rPr>
-        <w:hyperlink r:id="rId23" w:history="1">
+        <w:hyperlink r:id="rId24" w:history="1">
           <w:r>
             <w:rPr>
               <w:rStyle w:val="Hyperlink"/>
@@ -3781,7 +3891,7 @@
           <w:sz w:val="24"/>
           <w:u w:val="single"/>
         </w:rPr>
-        <w:hyperlink r:id="rId23" w:history="1">
+        <w:hyperlink r:id="rId24" w:history="1">
           <w:r>
             <w:rPr>
               <w:rStyle w:val="Hyperlink"/>
@@ -3799,7 +3909,7 @@
           <w:sz w:val="24"/>
           <w:u w:val="single"/>
         </w:rPr>
-        <w:hyperlink r:id="rId25" w:history="1">
+        <w:hyperlink r:id="rId27" w:history="1">
           <w:r>
             <w:rPr>
               <w:rStyle w:val="Hyperlink"/>
@@ -3837,7 +3947,7 @@
           <w:color w:val="000000"/>
           <w:sz w:val="24"/>
         </w:rPr>
-        <w:hyperlink r:id="rId26" w:history="1">
+        <w:hyperlink r:id="rId25" w:history="1">
           <w:r>
             <w:rPr>
               <w:rStyle w:val="Hyperlink"/>
@@ -3855,7 +3965,7 @@
           <w:sz w:val="24"/>
           <w:u w:val="single"/>
         </w:rPr>
-        <w:hyperlink r:id="rId26" w:history="1">
+        <w:hyperlink r:id="rId25" w:history="1">
           <w:r>
             <w:rPr>
               <w:rStyle w:val="Hyperlink"/>
@@ -3873,7 +3983,7 @@
           <w:sz w:val="24"/>
           <w:u w:val="single"/>
         </w:rPr>
-        <w:hyperlink r:id="rId26" w:history="1">
+        <w:hyperlink r:id="rId25" w:history="1">
           <w:r>
             <w:rPr>
               <w:rStyle w:val="Hyperlink"/>
@@ -3891,7 +4001,7 @@
           <w:sz w:val="24"/>
           <w:u w:val="single"/>
         </w:rPr>
-        <w:hyperlink r:id="rId27" w:history="1">
+        <w:hyperlink r:id="rId28" w:history="1">
           <w:r>
             <w:rPr>
               <w:rStyle w:val="Hyperlink"/>
@@ -3909,6 +4019,17 @@
           <w:sz w:val="24"/>
           <w:u w:val="single"/>
         </w:rPr>
+        <w:t xml:space="preserve"> in</w:t>
+      </w:r>
+      <w:r>
+        <w:rPr>
+          <w:rFonts w:ascii="Charis SIL Italic" w:hAnsi="Charis SIL Italic" w:eastAsia="Charis SIL Italic"/>
+          <w:b w:val="0"/>
+          <w:i w:val="0"/>
+          <w:color w:val="0000FF"/>
+          <w:sz w:val="24"/>
+          <w:u w:val="single"/>
+        </w:rPr>
         <w:t xml:space="preserve"> </w:t>
       </w:r>
       <w:r>
@@ -3920,36 +4041,7 @@
           <w:sz w:val="24"/>
           <w:u w:val="single"/>
         </w:rPr>
-        <w:hyperlink r:id="rId27" w:history="1">
-          <w:r>
-            <w:rPr>
-              <w:rStyle w:val="Hyperlink"/>
-            </w:rPr>
-            <w:t>in</w:t>
-          </w:r>
-        </w:hyperlink>
-      </w:r>
-      <w:r>
-        <w:rPr>
-          <w:rFonts w:ascii="Charis SIL Italic" w:hAnsi="Charis SIL Italic" w:eastAsia="Charis SIL Italic"/>
-          <w:b w:val="0"/>
-          <w:i w:val="0"/>
-          <w:color w:val="0000FF"/>
-          <w:sz w:val="24"/>
-          <w:u w:val="single"/>
-        </w:rPr>
-        <w:t xml:space="preserve"> </w:t>
-      </w:r>
-      <w:r>
-        <w:rPr>
-          <w:rFonts w:ascii="Charis SIL Italic" w:hAnsi="Charis SIL Italic" w:eastAsia="Charis SIL Italic"/>
-          <w:b w:val="0"/>
-          <w:i w:val="0"/>
-          <w:color w:val="0000FF"/>
-          <w:sz w:val="24"/>
-          <w:u w:val="single"/>
-        </w:rPr>
-        <w:hyperlink r:id="rId27" w:history="1">
+        <w:hyperlink r:id="rId28" w:history="1">
           <w:r>
             <w:rPr>
               <w:rStyle w:val="Hyperlink"/>
@@ -3967,7 +4059,7 @@
           <w:color w:val="000000"/>
           <w:sz w:val="24"/>
         </w:rPr>
-        <w:hyperlink r:id="rId24" w:history="1">
+        <w:hyperlink r:id="rId26" w:history="1">
           <w:r>
             <w:rPr>
               <w:rStyle w:val="Hyperlink"/>
@@ -4015,7 +4107,7 @@
           <w:sz w:val="24"/>
           <w:u w:val="single"/>
         </w:rPr>
-        <w:hyperlink r:id="rId28" w:history="1">
+        <w:hyperlink r:id="rId29" w:history="1">
           <w:r>
             <w:rPr>
               <w:rStyle w:val="Hyperlink"/>
@@ -4044,7 +4136,7 @@
           <w:sz w:val="24"/>
           <w:u w:val="single"/>
         </w:rPr>
-        <w:hyperlink r:id="rId28" w:history="1">
+        <w:hyperlink r:id="rId29" w:history="1">
           <w:r>
             <w:rPr>
               <w:rStyle w:val="Hyperlink"/>
@@ -4072,7 +4164,7 @@
           <w:sz w:val="24"/>
           <w:u w:val="single"/>
         </w:rPr>
-        <w:hyperlink r:id="rId29" w:history="1">
+        <w:hyperlink r:id="rId30" w:history="1">
           <w:r>
             <w:rPr>
               <w:rStyle w:val="Hyperlink"/>
@@ -4090,7 +4182,7 @@
           <w:sz w:val="24"/>
           <w:u w:val="single"/>
         </w:rPr>
-        <w:hyperlink r:id="rId29" w:history="1">
+        <w:hyperlink r:id="rId30" w:history="1">
           <w:r>
             <w:rPr>
               <w:rStyle w:val="Hyperlink"/>
@@ -4119,7 +4211,7 @@
           <w:sz w:val="24"/>
           <w:u w:val="single"/>
         </w:rPr>
-        <w:hyperlink r:id="rId29" w:history="1">
+        <w:hyperlink r:id="rId30" w:history="1">
           <w:r>
             <w:rPr>
               <w:rStyle w:val="Hyperlink"/>
@@ -4406,7 +4498,7 @@
           <w:sz w:val="24"/>
           <w:u w:val="single"/>
         </w:rPr>
-        <w:hyperlink r:id="rId30" w:history="1">
+        <w:hyperlink r:id="rId31" w:history="1">
           <w:r>
             <w:rPr>
               <w:rStyle w:val="Hyperlink"/>
@@ -4435,7 +4527,7 @@
           <w:sz w:val="24"/>
           <w:u w:val="single"/>
         </w:rPr>
-        <w:hyperlink r:id="rId30" w:history="1">
+        <w:hyperlink r:id="rId31" w:history="1">
           <w:r>
             <w:rPr>
               <w:rStyle w:val="Hyperlink"/>
@@ -4464,7 +4556,7 @@
           <w:sz w:val="24"/>
           <w:u w:val="single"/>
         </w:rPr>
-        <w:hyperlink r:id="rId30" w:history="1">
+        <w:hyperlink r:id="rId31" w:history="1">
           <w:r>
             <w:rPr>
               <w:rStyle w:val="Hyperlink"/>
@@ -4492,7 +4584,7 @@
           <w:sz w:val="24"/>
           <w:u w:val="single"/>
         </w:rPr>
-        <w:hyperlink r:id="rId31" w:history="1">
+        <w:hyperlink r:id="rId32" w:history="1">
           <w:r>
             <w:rPr>
               <w:rStyle w:val="Hyperlink"/>
@@ -4521,7 +4613,7 @@
           <w:sz w:val="24"/>
           <w:u w:val="single"/>
         </w:rPr>
-        <w:hyperlink r:id="rId31" w:history="1">
+        <w:hyperlink r:id="rId32" w:history="1">
           <w:r>
             <w:rPr>
               <w:rStyle w:val="Hyperlink"/>
@@ -4550,7 +4642,7 @@
           <w:sz w:val="24"/>
           <w:u w:val="single"/>
         </w:rPr>
-        <w:hyperlink r:id="rId31" w:history="1">
+        <w:hyperlink r:id="rId32" w:history="1">
           <w:r>
             <w:rPr>
               <w:rStyle w:val="Hyperlink"/>
@@ -4579,7 +4671,7 @@
           <w:sz w:val="24"/>
           <w:u w:val="single"/>
         </w:rPr>
-        <w:hyperlink r:id="rId31" w:history="1">
+        <w:hyperlink r:id="rId32" w:history="1">
           <w:r>
             <w:rPr>
               <w:rStyle w:val="Hyperlink"/>
@@ -4607,7 +4699,7 @@
           <w:sz w:val="24"/>
           <w:u w:val="single"/>
         </w:rPr>
-        <w:hyperlink r:id="rId32" w:history="1">
+        <w:hyperlink r:id="rId33" w:history="1">
           <w:r>
             <w:rPr>
               <w:rStyle w:val="Hyperlink"/>
@@ -4636,7 +4728,7 @@
           <w:sz w:val="24"/>
           <w:u w:val="single"/>
         </w:rPr>
-        <w:hyperlink r:id="rId32" w:history="1">
+        <w:hyperlink r:id="rId33" w:history="1">
           <w:r>
             <w:rPr>
               <w:rStyle w:val="Hyperlink"/>
@@ -4665,7 +4757,7 @@
           <w:sz w:val="24"/>
           <w:u w:val="single"/>
         </w:rPr>
-        <w:hyperlink r:id="rId32" w:history="1">
+        <w:hyperlink r:id="rId33" w:history="1">
           <w:r>
             <w:rPr>
               <w:rStyle w:val="Hyperlink"/>
@@ -4694,7 +4786,7 @@
           <w:sz w:val="24"/>
           <w:u w:val="single"/>
         </w:rPr>
-        <w:hyperlink r:id="rId32" w:history="1">
+        <w:hyperlink r:id="rId33" w:history="1">
           <w:r>
             <w:rPr>
               <w:rStyle w:val="Hyperlink"/>
@@ -4723,7 +4815,7 @@
           <w:sz w:val="24"/>
           <w:u w:val="single"/>
         </w:rPr>
-        <w:hyperlink r:id="rId32" w:history="1">
+        <w:hyperlink r:id="rId33" w:history="1">
           <w:r>
             <w:rPr>
               <w:rStyle w:val="Hyperlink"/>
@@ -4734,6 +4826,7 @@
       </w:r>
       <w:r>
         <w:rPr>
+          <w:u w:val="single" w:color="0000ff"/>
           <w:rFonts w:ascii="Charis SIL Italic" w:hAnsi="Charis SIL Italic" w:eastAsia="Charis SIL Italic"/>
           <w:b w:val="0"/>
           <w:i w:val="0"/>
@@ -4751,7 +4844,7 @@
           <w:color w:val="000000"/>
           <w:sz w:val="24"/>
         </w:rPr>
-        <w:hyperlink r:id="rId30" w:history="1">
+        <w:hyperlink r:id="rId31" w:history="1">
           <w:r>
             <w:rPr>
               <w:rStyle w:val="Hyperlink"/>
@@ -4769,7 +4862,7 @@
           <w:sz w:val="24"/>
           <w:u w:val="single"/>
         </w:rPr>
-        <w:hyperlink r:id="rId30" w:history="1">
+        <w:hyperlink r:id="rId31" w:history="1">
           <w:r>
             <w:rPr>
               <w:rStyle w:val="Hyperlink"/>
@@ -4786,165 +4879,6 @@
           <w:color w:val="0000FF"/>
           <w:sz w:val="24"/>
           <w:u w:val="single"/>
-        </w:rPr>
-        <w:hyperlink r:id="rId30" w:history="1">
-          <w:r>
-            <w:rPr>
-              <w:rStyle w:val="Hyperlink"/>
-            </w:rPr>
-            <w:t>o</w:t>
-          </w:r>
-        </w:hyperlink>
-      </w:r>
-      <w:r>
-        <w:rPr>
-          <w:rFonts w:ascii="Charis SIL Italic" w:hAnsi="Charis SIL Italic" w:eastAsia="Charis SIL Italic"/>
-          <w:b w:val="0"/>
-          <w:i w:val="0"/>
-          <w:color w:val="0000FF"/>
-          <w:sz w:val="24"/>
-          <w:u w:val="single"/>
-        </w:rPr>
-        <w:hyperlink r:id="rId30" w:history="1">
-          <w:r>
-            <w:rPr>
-              <w:rStyle w:val="Hyperlink"/>
-            </w:rPr>
-            <w:t>naal</w:t>
-          </w:r>
-        </w:hyperlink>
-      </w:r>
-      <w:r>
-        <w:rPr>
-          <w:rFonts w:ascii="Charis SIL Italic" w:hAnsi="Charis SIL Italic" w:eastAsia="Charis SIL Italic"/>
-          <w:b w:val="0"/>
-          <w:i w:val="0"/>
-          <w:color w:val="0000FF"/>
-          <w:sz w:val="24"/>
-          <w:u w:val="single"/>
-        </w:rPr>
-        <w:t xml:space="preserve"> </w:t>
-      </w:r>
-      <w:r>
-        <w:rPr>
-          <w:rFonts w:ascii="Charis SIL Italic" w:hAnsi="Charis SIL Italic" w:eastAsia="Charis SIL Italic"/>
-          <w:b w:val="0"/>
-          <w:i w:val="0"/>
-          <w:color w:val="0000FF"/>
-          <w:sz w:val="24"/>
-          <w:u w:val="single"/>
-        </w:rPr>
-        <w:hyperlink r:id="rId30" w:history="1">
-          <w:r>
-            <w:rPr>
-              <w:rStyle w:val="Hyperlink"/>
-            </w:rPr>
-            <w:t>Arch</w:t>
-          </w:r>
-        </w:hyperlink>
-      </w:r>
-      <w:r>
-        <w:rPr>
-          <w:rFonts w:ascii="Charis SIL Italic" w:hAnsi="Charis SIL Italic" w:eastAsia="Charis SIL Italic"/>
-          <w:b w:val="0"/>
-          <w:i w:val="0"/>
-          <w:color w:val="0000FF"/>
-          <w:sz w:val="24"/>
-          <w:u w:val="single"/>
-        </w:rPr>
-        <w:t>i</w:t>
-      </w:r>
-      <w:r>
-        <w:rPr>
-          <w:rFonts w:ascii="Charis SIL Italic" w:hAnsi="Charis SIL Italic" w:eastAsia="Charis SIL Italic"/>
-          <w:b w:val="0"/>
-          <w:i w:val="0"/>
-          <w:color w:val="0000FF"/>
-          <w:sz w:val="24"/>
-          <w:u w:val="single"/>
-        </w:rPr>
-        <w:hyperlink r:id="rId31" w:history="1">
-          <w:r>
-            <w:rPr>
-              <w:rStyle w:val="Hyperlink"/>
-            </w:rPr>
-            <w:t>ef</w:t>
-          </w:r>
-        </w:hyperlink>
-      </w:r>
-      <w:r>
-        <w:rPr>
-          <w:rFonts w:ascii="Charis SIL Italic" w:hAnsi="Charis SIL Italic" w:eastAsia="Charis SIL Italic"/>
-          <w:b w:val="0"/>
-          <w:i w:val="0"/>
-          <w:color w:val="0000FF"/>
-          <w:sz w:val="24"/>
-          <w:u w:val="single"/>
-        </w:rPr>
-        <w:t xml:space="preserve"> </w:t>
-      </w:r>
-      <w:r>
-        <w:rPr>
-          <w:rFonts w:ascii="Charis SIL Italic" w:hAnsi="Charis SIL Italic" w:eastAsia="Charis SIL Italic"/>
-          <w:b w:val="0"/>
-          <w:i w:val="0"/>
-          <w:color w:val="0000FF"/>
-          <w:sz w:val="24"/>
-          <w:u w:val="single"/>
-        </w:rPr>
-        <w:hyperlink r:id="rId31" w:history="1">
-          <w:r>
-            <w:rPr>
-              <w:rStyle w:val="Hyperlink"/>
-            </w:rPr>
-            <w:t>Cur</w:t>
-          </w:r>
-        </w:hyperlink>
-      </w:r>
-      <w:r>
-        <w:rPr>
-          <w:rFonts w:ascii="Charis SIL Italic" w:hAnsi="Charis SIL Italic" w:eastAsia="Charis SIL Italic"/>
-          <w:b w:val="0"/>
-          <w:i w:val="0"/>
-          <w:color w:val="0000FF"/>
-          <w:sz w:val="24"/>
-          <w:u w:val="single"/>
-        </w:rPr>
-        <w:hyperlink r:id="rId31" w:history="1">
-          <w:r>
-            <w:rPr>
-              <w:rStyle w:val="Hyperlink"/>
-            </w:rPr>
-            <w:t>açao</w:t>
-          </w:r>
-        </w:hyperlink>
-      </w:r>
-      <w:r>
-        <w:rPr>
-          <w:u w:val="single" w:color="0000ff"/>
-          <w:rFonts w:ascii="Charis SIL Italic" w:hAnsi="Charis SIL Italic" w:eastAsia="Charis SIL Italic"/>
-          <w:b w:val="0"/>
-          <w:i w:val="0"/>
-          <w:color w:val="000000"/>
-          <w:sz w:val="24"/>
-        </w:rPr>
-        <w:hyperlink r:id="rId31" w:history="1">
-          <w:r>
-            <w:rPr>
-              <w:rStyle w:val="Hyperlink"/>
-            </w:rPr>
-            <w:t>. Vo</w:t>
-          </w:r>
-        </w:hyperlink>
-      </w:r>
-      <w:r>
-        <w:rPr>
-          <w:u w:val="single" w:color="0000ff"/>
-          <w:rFonts w:ascii="Charis SIL Italic" w:hAnsi="Charis SIL Italic" w:eastAsia="Charis SIL Italic"/>
-          <w:b w:val="0"/>
-          <w:i w:val="0"/>
-          <w:color w:val="000000"/>
-          <w:sz w:val="24"/>
         </w:rPr>
         <w:hyperlink r:id="rId31" w:history="1">
           <w:r>
@@ -4957,6 +4891,129 @@
       </w:r>
       <w:r>
         <w:rPr>
+          <w:rFonts w:ascii="Charis SIL Italic" w:hAnsi="Charis SIL Italic" w:eastAsia="Charis SIL Italic"/>
+          <w:b w:val="0"/>
+          <w:i w:val="0"/>
+          <w:color w:val="0000FF"/>
+          <w:sz w:val="24"/>
+          <w:u w:val="single"/>
+        </w:rPr>
+        <w:hyperlink r:id="rId31" w:history="1">
+          <w:r>
+            <w:rPr>
+              <w:rStyle w:val="Hyperlink"/>
+            </w:rPr>
+            <w:t>naal</w:t>
+          </w:r>
+        </w:hyperlink>
+      </w:r>
+      <w:r>
+        <w:rPr>
+          <w:rFonts w:ascii="Charis SIL Italic" w:hAnsi="Charis SIL Italic" w:eastAsia="Charis SIL Italic"/>
+          <w:b w:val="0"/>
+          <w:i w:val="0"/>
+          <w:color w:val="0000FF"/>
+          <w:sz w:val="24"/>
+          <w:u w:val="single"/>
+        </w:rPr>
+        <w:t xml:space="preserve"> </w:t>
+      </w:r>
+      <w:r>
+        <w:rPr>
+          <w:rFonts w:ascii="Charis SIL Italic" w:hAnsi="Charis SIL Italic" w:eastAsia="Charis SIL Italic"/>
+          <w:b w:val="0"/>
+          <w:i w:val="0"/>
+          <w:color w:val="0000FF"/>
+          <w:sz w:val="24"/>
+          <w:u w:val="single"/>
+        </w:rPr>
+        <w:hyperlink r:id="rId31" w:history="1">
+          <w:r>
+            <w:rPr>
+              <w:rStyle w:val="Hyperlink"/>
+            </w:rPr>
+            <w:t>Arch</w:t>
+          </w:r>
+        </w:hyperlink>
+      </w:r>
+      <w:r>
+        <w:rPr>
+          <w:rFonts w:ascii="Charis SIL Italic" w:hAnsi="Charis SIL Italic" w:eastAsia="Charis SIL Italic"/>
+          <w:b w:val="0"/>
+          <w:i w:val="0"/>
+          <w:color w:val="0000FF"/>
+          <w:sz w:val="24"/>
+          <w:u w:val="single"/>
+        </w:rPr>
+        <w:t>i</w:t>
+      </w:r>
+      <w:r>
+        <w:rPr>
+          <w:rFonts w:ascii="Charis SIL Italic" w:hAnsi="Charis SIL Italic" w:eastAsia="Charis SIL Italic"/>
+          <w:b w:val="0"/>
+          <w:i w:val="0"/>
+          <w:color w:val="0000FF"/>
+          <w:sz w:val="24"/>
+          <w:u w:val="single"/>
+        </w:rPr>
+        <w:hyperlink r:id="rId32" w:history="1">
+          <w:r>
+            <w:rPr>
+              <w:rStyle w:val="Hyperlink"/>
+            </w:rPr>
+            <w:t>ef</w:t>
+          </w:r>
+        </w:hyperlink>
+      </w:r>
+      <w:r>
+        <w:rPr>
+          <w:rFonts w:ascii="Charis SIL Italic" w:hAnsi="Charis SIL Italic" w:eastAsia="Charis SIL Italic"/>
+          <w:b w:val="0"/>
+          <w:i w:val="0"/>
+          <w:color w:val="0000FF"/>
+          <w:sz w:val="24"/>
+          <w:u w:val="single"/>
+        </w:rPr>
+        <w:t xml:space="preserve"> </w:t>
+      </w:r>
+      <w:r>
+        <w:rPr>
+          <w:rFonts w:ascii="Charis SIL Italic" w:hAnsi="Charis SIL Italic" w:eastAsia="Charis SIL Italic"/>
+          <w:b w:val="0"/>
+          <w:i w:val="0"/>
+          <w:color w:val="0000FF"/>
+          <w:sz w:val="24"/>
+          <w:u w:val="single"/>
+        </w:rPr>
+        <w:hyperlink r:id="rId32" w:history="1">
+          <w:r>
+            <w:rPr>
+              <w:rStyle w:val="Hyperlink"/>
+            </w:rPr>
+            <w:t>Cur</w:t>
+          </w:r>
+        </w:hyperlink>
+      </w:r>
+      <w:r>
+        <w:rPr>
+          <w:rFonts w:ascii="Charis SIL Italic" w:hAnsi="Charis SIL Italic" w:eastAsia="Charis SIL Italic"/>
+          <w:b w:val="0"/>
+          <w:i w:val="0"/>
+          <w:color w:val="0000FF"/>
+          <w:sz w:val="24"/>
+          <w:u w:val="single"/>
+        </w:rPr>
+        <w:hyperlink r:id="rId32" w:history="1">
+          <w:r>
+            <w:rPr>
+              <w:rStyle w:val="Hyperlink"/>
+            </w:rPr>
+            <w:t>açao</w:t>
+          </w:r>
+        </w:hyperlink>
+      </w:r>
+      <w:r>
+        <w:rPr>
           <w:u w:val="single" w:color="0000ff"/>
           <w:rFonts w:ascii="Charis SIL Italic" w:hAnsi="Charis SIL Italic" w:eastAsia="Charis SIL Italic"/>
           <w:b w:val="0"/>
@@ -4964,7 +5021,43 @@
           <w:color w:val="000000"/>
           <w:sz w:val="24"/>
         </w:rPr>
-        <w:hyperlink r:id="rId31" w:history="1">
+        <w:hyperlink r:id="rId32" w:history="1">
+          <w:r>
+            <w:rPr>
+              <w:rStyle w:val="Hyperlink"/>
+            </w:rPr>
+            <w:t>. Vo</w:t>
+          </w:r>
+        </w:hyperlink>
+      </w:r>
+      <w:r>
+        <w:rPr>
+          <w:u w:val="single" w:color="0000ff"/>
+          <w:rFonts w:ascii="Charis SIL Italic" w:hAnsi="Charis SIL Italic" w:eastAsia="Charis SIL Italic"/>
+          <w:b w:val="0"/>
+          <w:i w:val="0"/>
+          <w:color w:val="000000"/>
+          <w:sz w:val="24"/>
+        </w:rPr>
+        <w:hyperlink r:id="rId32" w:history="1">
+          <w:r>
+            <w:rPr>
+              <w:rStyle w:val="Hyperlink"/>
+            </w:rPr>
+            <w:t>o</w:t>
+          </w:r>
+        </w:hyperlink>
+      </w:r>
+      <w:r>
+        <w:rPr>
+          <w:u w:val="single" w:color="0000ff"/>
+          <w:rFonts w:ascii="Charis SIL Italic" w:hAnsi="Charis SIL Italic" w:eastAsia="Charis SIL Italic"/>
+          <w:b w:val="0"/>
+          <w:i w:val="0"/>
+          <w:color w:val="000000"/>
+          <w:sz w:val="24"/>
+        </w:rPr>
+        <w:hyperlink r:id="rId32" w:history="1">
           <w:r>
             <w:rPr>
               <w:rStyle w:val="Hyperlink"/>
@@ -4993,7 +5086,7 @@
           <w:color w:val="000000"/>
           <w:sz w:val="24"/>
         </w:rPr>
-        <w:hyperlink r:id="rId31" w:history="1">
+        <w:hyperlink r:id="rId32" w:history="1">
           <w:r>
             <w:rPr>
               <w:rStyle w:val="Hyperlink"/>
@@ -5014,6 +5107,16 @@
       </w:r>
       <w:r>
         <w:rPr>
+          <w:rFonts w:ascii="Charis SIL Italic" w:hAnsi="Charis SIL Italic" w:eastAsia="Charis SIL Italic"/>
+          <w:b w:val="0"/>
+          <w:i w:val="0"/>
+          <w:color w:val="000000"/>
+          <w:sz w:val="24"/>
+        </w:rPr>
+        <w:t>Indonesië is de porta</w:t>
+      </w:r>
+      <w:r>
+        <w:rPr>
           <w:u w:val="single" w:color="0000ff"/>
           <w:rFonts w:ascii="Charis SIL Italic" w:hAnsi="Charis SIL Italic" w:eastAsia="Charis SIL Italic"/>
           <w:b w:val="0"/>
@@ -5021,81 +5124,17 @@
           <w:color w:val="000000"/>
           <w:sz w:val="24"/>
         </w:rPr>
-        <w:hyperlink r:id="rId32" w:history="1">
+        <w:hyperlink r:id="rId33" w:history="1">
           <w:r>
             <w:rPr>
               <w:rStyle w:val="Hyperlink"/>
             </w:rPr>
-            <w:t>Indonesi</w:t>
+            <w:t xml:space="preserve">l </w:t>
           </w:r>
         </w:hyperlink>
       </w:r>
       <w:r>
         <w:rPr>
-          <w:u w:val="single" w:color="0000ff"/>
-          <w:rFonts w:ascii="Charis SIL Italic" w:hAnsi="Charis SIL Italic" w:eastAsia="Charis SIL Italic"/>
-          <w:b w:val="0"/>
-          <w:i w:val="0"/>
-          <w:color w:val="000000"/>
-          <w:sz w:val="24"/>
-        </w:rPr>
-        <w:hyperlink r:id="rId32" w:history="1">
-          <w:r>
-            <w:rPr>
-              <w:rStyle w:val="Hyperlink"/>
-            </w:rPr>
-            <w:t>ë</w:t>
-          </w:r>
-        </w:hyperlink>
-      </w:r>
-      <w:r>
-        <w:rPr>
-          <w:u w:val="single" w:color="0000ff"/>
-          <w:rFonts w:ascii="Charis SIL Italic" w:hAnsi="Charis SIL Italic" w:eastAsia="Charis SIL Italic"/>
-          <w:b w:val="0"/>
-          <w:i w:val="0"/>
-          <w:color w:val="000000"/>
-          <w:sz w:val="24"/>
-        </w:rPr>
-        <w:hyperlink r:id="rId32" w:history="1">
-          <w:r>
-            <w:rPr>
-              <w:rStyle w:val="Hyperlink"/>
-            </w:rPr>
-            <w:t xml:space="preserve"> is de po</w:t>
-          </w:r>
-        </w:hyperlink>
-      </w:r>
-      <w:r>
-        <w:rPr>
-          <w:u w:val="single" w:color="0000ff"/>
-          <w:rFonts w:ascii="Charis SIL Italic" w:hAnsi="Charis SIL Italic" w:eastAsia="Charis SIL Italic"/>
-          <w:b w:val="0"/>
-          <w:i w:val="0"/>
-          <w:color w:val="000000"/>
-          <w:sz w:val="24"/>
-        </w:rPr>
-        <w:hyperlink r:id="rId32" w:history="1">
-          <w:r>
-            <w:rPr>
-              <w:rStyle w:val="Hyperlink"/>
-            </w:rPr>
-            <w:t>r</w:t>
-          </w:r>
-        </w:hyperlink>
-      </w:r>
-      <w:r>
-        <w:rPr>
-          <w:rFonts w:ascii="Charis SIL Italic" w:hAnsi="Charis SIL Italic" w:eastAsia="Charis SIL Italic"/>
-          <w:b w:val="0"/>
-          <w:i w:val="0"/>
-          <w:color w:val="000000"/>
-          <w:sz w:val="24"/>
-        </w:rPr>
-        <w:t xml:space="preserve">tal </w:t>
-      </w:r>
-      <w:r>
-        <w:rPr>
           <w:rFonts w:ascii="Charis SIL Italic" w:hAnsi="Charis SIL Italic" w:eastAsia="Charis SIL Italic"/>
           <w:b w:val="0"/>
           <w:i w:val="0"/>
@@ -5103,7 +5142,7 @@
           <w:sz w:val="24"/>
           <w:u w:val="single"/>
         </w:rPr>
-        <w:hyperlink r:id="rId32" w:history="1">
+        <w:hyperlink r:id="rId33" w:history="1">
           <w:r>
             <w:rPr>
               <w:rStyle w:val="Hyperlink"/>
@@ -5121,7 +5160,7 @@
           <w:sz w:val="24"/>
           <w:u w:val="single"/>
         </w:rPr>
-        <w:hyperlink r:id="rId32" w:history="1">
+        <w:hyperlink r:id="rId33" w:history="1">
           <w:r>
             <w:rPr>
               <w:rStyle w:val="Hyperlink"/>
@@ -5139,7 +5178,7 @@
           <w:color w:val="000000"/>
           <w:sz w:val="24"/>
         </w:rPr>
-        <w:hyperlink r:id="rId32" w:history="1">
+        <w:hyperlink r:id="rId33" w:history="1">
           <w:r>
             <w:rPr>
               <w:rStyle w:val="Hyperlink"/>
@@ -5178,7 +5217,7 @@
           <w:color w:val="000000"/>
           <w:sz w:val="24"/>
         </w:rPr>
-        <w:hyperlink r:id="rId33" w:history="1">
+        <w:hyperlink r:id="rId34" w:history="1">
           <w:r>
             <w:rPr>
               <w:rStyle w:val="Hyperlink"/>
@@ -5216,7 +5255,7 @@
           <w:sz w:val="24"/>
           <w:u w:val="single"/>
         </w:rPr>
-        <w:hyperlink r:id="rId34" w:history="1">
+        <w:hyperlink r:id="rId35" w:history="1">
           <w:r>
             <w:rPr>
               <w:rStyle w:val="Hyperlink"/>
@@ -5245,7 +5284,7 @@
           <w:sz w:val="24"/>
           <w:u w:val="single"/>
         </w:rPr>
-        <w:hyperlink r:id="rId34" w:history="1">
+        <w:hyperlink r:id="rId35" w:history="1">
           <w:r>
             <w:rPr>
               <w:rStyle w:val="Hyperlink"/>
@@ -5274,7 +5313,7 @@
           <w:sz w:val="24"/>
           <w:u w:val="single"/>
         </w:rPr>
-        <w:hyperlink r:id="rId34" w:history="1">
+        <w:hyperlink r:id="rId35" w:history="1">
           <w:r>
             <w:rPr>
               <w:rStyle w:val="Hyperlink"/>
@@ -5303,7 +5342,7 @@
           <w:sz w:val="24"/>
           <w:u w:val="single"/>
         </w:rPr>
-        <w:hyperlink r:id="rId34" w:history="1">
+        <w:hyperlink r:id="rId35" w:history="1">
           <w:r>
             <w:rPr>
               <w:rStyle w:val="Hyperlink"/>
@@ -5332,7 +5371,7 @@
           <w:sz w:val="24"/>
           <w:u w:val="single"/>
         </w:rPr>
-        <w:hyperlink r:id="rId34" w:history="1">
+        <w:hyperlink r:id="rId35" w:history="1">
           <w:r>
             <w:rPr>
               <w:rStyle w:val="Hyperlink"/>
@@ -5353,7 +5392,7 @@
           <w:sz w:val="24"/>
           <w:u w:val="single"/>
         </w:rPr>
-        <w:hyperlink r:id="rId34" w:history="1">
+        <w:hyperlink r:id="rId35" w:history="1">
           <w:r>
             <w:rPr>
               <w:rStyle w:val="Hyperlink"/>
@@ -5370,7 +5409,7 @@
           <w:color w:val="000000"/>
           <w:sz w:val="24"/>
         </w:rPr>
-        <w:t xml:space="preserve"> dat zich bij het Arsip Nasional in</w:t>
+        <w:t xml:space="preserve"> dat zich bij het Arsip Nasional in Jakarta bevi</w:t>
       </w:r>
       <w:r>
         <w:rPr>
@@ -5381,25 +5420,7 @@
           <w:color w:val="000000"/>
           <w:sz w:val="24"/>
         </w:rPr>
-        <w:hyperlink r:id="rId34" w:history="1">
-          <w:r>
-            <w:rPr>
-              <w:rStyle w:val="Hyperlink"/>
-            </w:rPr>
-            <w:t xml:space="preserve"> Jakarta bevi</w:t>
-          </w:r>
-        </w:hyperlink>
-      </w:r>
-      <w:r>
-        <w:rPr>
-          <w:u w:val="single" w:color="0000ff"/>
-          <w:rFonts w:ascii="Charis SIL Italic" w:hAnsi="Charis SIL Italic" w:eastAsia="Charis SIL Italic"/>
-          <w:b w:val="0"/>
-          <w:i w:val="0"/>
-          <w:color w:val="000000"/>
-          <w:sz w:val="24"/>
-        </w:rPr>
-        <w:hyperlink r:id="rId34" w:history="1">
+        <w:hyperlink r:id="rId35" w:history="1">
           <w:r>
             <w:rPr>
               <w:rStyle w:val="Hyperlink"/>
@@ -5428,7 +5449,7 @@
           <w:color w:val="000000"/>
           <w:sz w:val="24"/>
         </w:rPr>
-        <w:hyperlink r:id="rId34" w:history="1">
+        <w:hyperlink r:id="rId35" w:history="1">
           <w:r>
             <w:rPr>
               <w:rStyle w:val="Hyperlink"/>
@@ -5456,7 +5477,7 @@
           <w:color w:val="000000"/>
           <w:sz w:val="24"/>
         </w:rPr>
-        <w:hyperlink r:id="rId34" w:history="1">
+        <w:hyperlink r:id="rId35" w:history="1">
           <w:r>
             <w:rPr>
               <w:rStyle w:val="Hyperlink"/>
@@ -5484,7 +5505,7 @@
           <w:color w:val="000000"/>
           <w:sz w:val="24"/>
         </w:rPr>
-        <w:hyperlink r:id="rId34" w:history="1">
+        <w:hyperlink r:id="rId35" w:history="1">
           <w:r>
             <w:rPr>
               <w:rStyle w:val="Hyperlink"/>
@@ -5583,7 +5604,7 @@
           <w:sz w:val="24"/>
           <w:u w:val="single"/>
         </w:rPr>
-        <w:hyperlink r:id="rId35" w:history="1">
+        <w:hyperlink r:id="rId36" w:history="1">
           <w:r>
             <w:rPr>
               <w:rStyle w:val="Hyperlink"/>
@@ -5611,7 +5632,7 @@
           <w:sz w:val="24"/>
           <w:u w:val="single"/>
         </w:rPr>
-        <w:hyperlink r:id="rId36" w:history="1">
+        <w:hyperlink r:id="rId37" w:history="1">
           <w:r>
             <w:rPr>
               <w:rStyle w:val="Hyperlink"/>
@@ -5640,7 +5661,7 @@
           <w:sz w:val="24"/>
           <w:u w:val="single"/>
         </w:rPr>
-        <w:hyperlink r:id="rId36" w:history="1">
+        <w:hyperlink r:id="rId37" w:history="1">
           <w:r>
             <w:rPr>
               <w:rStyle w:val="Hyperlink"/>
@@ -5669,7 +5690,7 @@
           <w:sz w:val="24"/>
           <w:u w:val="single"/>
         </w:rPr>
-        <w:hyperlink r:id="rId36" w:history="1">
+        <w:hyperlink r:id="rId37" w:history="1">
           <w:r>
             <w:rPr>
               <w:rStyle w:val="Hyperlink"/>
@@ -5690,7 +5711,7 @@
           <w:sz w:val="24"/>
           <w:u w:val="single"/>
         </w:rPr>
-        <w:hyperlink r:id="rId36" w:history="1">
+        <w:hyperlink r:id="rId37" w:history="1">
           <w:r>
             <w:rPr>
               <w:rStyle w:val="Hyperlink"/>
@@ -5716,8 +5737,16 @@
           <w:i w:val="0"/>
           <w:color w:val="0000FF"/>
           <w:sz w:val="24"/>
-        </w:rPr>
-        <w:t>Sammlungsgut aus Kolonialen Ko</w:t>
+          <w:u w:val="single"/>
+        </w:rPr>
+        <w:hyperlink r:id="rId38" w:history="1">
+          <w:r>
+            <w:rPr>
+              <w:rStyle w:val="Hyperlink"/>
+            </w:rPr>
+            <w:t>Samm</w:t>
+          </w:r>
+        </w:hyperlink>
       </w:r>
       <w:r>
         <w:rPr>
@@ -5728,7 +5757,148 @@
           <w:sz w:val="24"/>
           <w:u w:val="single"/>
         </w:rPr>
-        <w:hyperlink r:id="rId36" w:history="1">
+        <w:hyperlink r:id="rId38" w:history="1">
+          <w:r>
+            <w:rPr>
+              <w:rStyle w:val="Hyperlink"/>
+            </w:rPr>
+            <w:t>lungsgut</w:t>
+          </w:r>
+        </w:hyperlink>
+      </w:r>
+      <w:r>
+        <w:rPr>
+          <w:rFonts w:ascii="Charis SIL Italic" w:hAnsi="Charis SIL Italic" w:eastAsia="Charis SIL Italic"/>
+          <w:b w:val="0"/>
+          <w:i w:val="0"/>
+          <w:color w:val="0000FF"/>
+          <w:sz w:val="24"/>
+          <w:u w:val="single"/>
+        </w:rPr>
+        <w:t xml:space="preserve"> </w:t>
+      </w:r>
+      <w:r>
+        <w:rPr>
+          <w:rFonts w:ascii="Charis SIL Italic" w:hAnsi="Charis SIL Italic" w:eastAsia="Charis SIL Italic"/>
+          <w:b w:val="0"/>
+          <w:i w:val="0"/>
+          <w:color w:val="0000FF"/>
+          <w:sz w:val="24"/>
+          <w:u w:val="single"/>
+        </w:rPr>
+        <w:hyperlink r:id="rId38" w:history="1">
+          <w:r>
+            <w:rPr>
+              <w:rStyle w:val="Hyperlink"/>
+            </w:rPr>
+            <w:t>a</w:t>
+          </w:r>
+        </w:hyperlink>
+      </w:r>
+      <w:r>
+        <w:rPr>
+          <w:rFonts w:ascii="Charis SIL Italic" w:hAnsi="Charis SIL Italic" w:eastAsia="Charis SIL Italic"/>
+          <w:b w:val="0"/>
+          <w:i w:val="0"/>
+          <w:color w:val="0000FF"/>
+          <w:sz w:val="24"/>
+          <w:u w:val="single"/>
+        </w:rPr>
+        <w:hyperlink r:id="rId38" w:history="1">
+          <w:r>
+            <w:rPr>
+              <w:rStyle w:val="Hyperlink"/>
+            </w:rPr>
+            <w:t>us</w:t>
+          </w:r>
+        </w:hyperlink>
+      </w:r>
+      <w:r>
+        <w:rPr>
+          <w:rFonts w:ascii="Charis SIL Italic" w:hAnsi="Charis SIL Italic" w:eastAsia="Charis SIL Italic"/>
+          <w:b w:val="0"/>
+          <w:i w:val="0"/>
+          <w:color w:val="0000FF"/>
+          <w:sz w:val="24"/>
+          <w:u w:val="single"/>
+        </w:rPr>
+        <w:t xml:space="preserve"> </w:t>
+      </w:r>
+      <w:r>
+        <w:rPr>
+          <w:rFonts w:ascii="Charis SIL Italic" w:hAnsi="Charis SIL Italic" w:eastAsia="Charis SIL Italic"/>
+          <w:b w:val="0"/>
+          <w:i w:val="0"/>
+          <w:color w:val="0000FF"/>
+          <w:sz w:val="24"/>
+          <w:u w:val="single"/>
+        </w:rPr>
+        <w:hyperlink r:id="rId38" w:history="1">
+          <w:r>
+            <w:rPr>
+              <w:rStyle w:val="Hyperlink"/>
+            </w:rPr>
+            <w:t>Koloniale</w:t>
+          </w:r>
+        </w:hyperlink>
+      </w:r>
+      <w:r>
+        <w:rPr>
+          <w:rFonts w:ascii="Charis SIL Italic" w:hAnsi="Charis SIL Italic" w:eastAsia="Charis SIL Italic"/>
+          <w:b w:val="0"/>
+          <w:i w:val="0"/>
+          <w:color w:val="0000FF"/>
+          <w:sz w:val="24"/>
+          <w:u w:val="single"/>
+        </w:rPr>
+        <w:hyperlink r:id="rId38" w:history="1">
+          <w:r>
+            <w:rPr>
+              <w:rStyle w:val="Hyperlink"/>
+            </w:rPr>
+            <w:t>n</w:t>
+          </w:r>
+        </w:hyperlink>
+      </w:r>
+      <w:r>
+        <w:rPr>
+          <w:rFonts w:ascii="Charis SIL Italic" w:hAnsi="Charis SIL Italic" w:eastAsia="Charis SIL Italic"/>
+          <w:b w:val="0"/>
+          <w:i w:val="0"/>
+          <w:color w:val="0000FF"/>
+          <w:sz w:val="24"/>
+          <w:u w:val="single"/>
+        </w:rPr>
+        <w:t xml:space="preserve"> </w:t>
+      </w:r>
+      <w:r>
+        <w:rPr>
+          <w:rFonts w:ascii="Charis SIL Italic" w:hAnsi="Charis SIL Italic" w:eastAsia="Charis SIL Italic"/>
+          <w:b w:val="0"/>
+          <w:i w:val="0"/>
+          <w:color w:val="0000FF"/>
+          <w:sz w:val="24"/>
+          <w:u w:val="single"/>
+        </w:rPr>
+        <w:hyperlink r:id="rId38" w:history="1">
+          <w:r>
+            <w:rPr>
+              <w:rStyle w:val="Hyperlink"/>
+            </w:rPr>
+            <w:t>Ko</w:t>
+          </w:r>
+        </w:hyperlink>
+      </w:r>
+      <w:r>
+        <w:rPr>
+          <w:rFonts w:ascii="Charis SIL Italic" w:hAnsi="Charis SIL Italic" w:eastAsia="Charis SIL Italic"/>
+          <w:b w:val="0"/>
+          <w:i w:val="0"/>
+          <w:color w:val="0000FF"/>
+          <w:sz w:val="24"/>
+          <w:u w:val="single"/>
+        </w:rPr>
+        <w:hyperlink r:id="rId38" w:history="1">
           <w:r>
             <w:rPr>
               <w:rStyle w:val="Hyperlink"/>
@@ -5739,31 +5909,13 @@
       </w:r>
       <w:r>
         <w:rPr>
-          <w:u w:val="single" w:color="0000ff"/>
           <w:rFonts w:ascii="Charis SIL Italic" w:hAnsi="Charis SIL Italic" w:eastAsia="Charis SIL Italic"/>
           <w:b w:val="0"/>
           <w:i w:val="0"/>
           <w:color w:val="000000"/>
           <w:sz w:val="24"/>
         </w:rPr>
-        <w:hyperlink r:id="rId36" w:history="1">
-          <w:r>
-            <w:rPr>
-              <w:rStyle w:val="Hyperlink"/>
-            </w:rPr>
-            <w:t>. D</w:t>
-          </w:r>
-        </w:hyperlink>
-      </w:r>
-      <w:r>
-        <w:rPr>
-          <w:rFonts w:ascii="Charis SIL Italic" w:hAnsi="Charis SIL Italic" w:eastAsia="Charis SIL Italic"/>
-          <w:b w:val="0"/>
-          <w:i w:val="0"/>
-          <w:color w:val="000000"/>
-          <w:sz w:val="24"/>
-        </w:rPr>
-        <w:t xml:space="preserve">e Franse portal </w:t>
+        <w:t xml:space="preserve">. De Franse portal </w:t>
       </w:r>
       <w:r>
         <w:rPr>
@@ -5774,7 +5926,7 @@
           <w:sz w:val="24"/>
           <w:u w:val="single"/>
         </w:rPr>
-        <w:hyperlink r:id="rId36" w:history="1">
+        <w:hyperlink r:id="rId37" w:history="1">
           <w:r>
             <w:rPr>
               <w:rStyle w:val="Hyperlink"/>
@@ -5792,7 +5944,7 @@
           <w:color w:val="000000"/>
           <w:sz w:val="24"/>
         </w:rPr>
-        <w:hyperlink r:id="rId36" w:history="1">
+        <w:hyperlink r:id="rId37" w:history="1">
           <w:r>
             <w:rPr>
               <w:rStyle w:val="Hyperlink"/>
@@ -5820,7 +5972,7 @@
           <w:color w:val="000000"/>
           <w:sz w:val="24"/>
         </w:rPr>
-        <w:hyperlink r:id="rId37" w:history="1">
+        <w:hyperlink r:id="rId38" w:history="1">
           <w:r>
             <w:rPr>
               <w:rStyle w:val="Hyperlink"/>
@@ -5838,7 +5990,7 @@
           <w:color w:val="000000"/>
           <w:sz w:val="24"/>
         </w:rPr>
-        <w:hyperlink r:id="rId37" w:history="1">
+        <w:hyperlink r:id="rId38" w:history="1">
           <w:r>
             <w:rPr>
               <w:rStyle w:val="Hyperlink"/>
@@ -5856,7 +6008,7 @@
           <w:color w:val="000000"/>
           <w:sz w:val="24"/>
         </w:rPr>
-        <w:hyperlink r:id="rId37" w:history="1">
+        <w:hyperlink r:id="rId38" w:history="1">
           <w:r>
             <w:rPr>
               <w:rStyle w:val="Hyperlink"/>
@@ -5874,7 +6026,7 @@
           <w:color w:val="000000"/>
           <w:sz w:val="24"/>
         </w:rPr>
-        <w:hyperlink r:id="rId37" w:history="1">
+        <w:hyperlink r:id="rId38" w:history="1">
           <w:r>
             <w:rPr>
               <w:rStyle w:val="Hyperlink"/>
@@ -5892,7 +6044,7 @@
           <w:color w:val="000000"/>
           <w:sz w:val="24"/>
         </w:rPr>
-        <w:hyperlink r:id="rId37" w:history="1">
+        <w:hyperlink r:id="rId38" w:history="1">
           <w:r>
             <w:rPr>
               <w:rStyle w:val="Hyperlink"/>
@@ -5910,7 +6062,7 @@
           <w:color w:val="000000"/>
           <w:sz w:val="24"/>
         </w:rPr>
-        <w:hyperlink r:id="rId37" w:history="1">
+        <w:hyperlink r:id="rId38" w:history="1">
           <w:r>
             <w:rPr>
               <w:rStyle w:val="Hyperlink"/>
@@ -5938,7 +6090,7 @@
           <w:color w:val="000000"/>
           <w:sz w:val="24"/>
         </w:rPr>
-        <w:hyperlink r:id="rId38" w:history="1">
+        <w:hyperlink r:id="rId39" w:history="1">
           <w:r>
             <w:rPr>
               <w:rStyle w:val="Hyperlink"/>

--- a/EXPORTS/DOCX/published/niveau1/Dutch/Sources.docx
+++ b/EXPORTS/DOCX/published/niveau1/Dutch/Sources.docx
@@ -1319,66 +1319,76 @@
       </w:r>
       <w:r>
         <w:rPr>
-          <w:u w:val="single" w:color="0000ff"/>
           <w:rFonts w:ascii="Charis SIL Italic" w:hAnsi="Charis SIL Italic" w:eastAsia="Charis SIL Italic"/>
           <w:b w:val="0"/>
           <w:i w:val="0"/>
           <w:color w:val="000000"/>
           <w:sz w:val="24"/>
         </w:rPr>
-        <w:hyperlink r:id="rId15" w:history="1">
+        <w:t xml:space="preserve">deel uit van de </w:t>
+      </w:r>
+      <w:r>
+        <w:rPr>
+          <w:rFonts w:ascii="Charis SIL Italic" w:hAnsi="Charis SIL Italic" w:eastAsia="Charis SIL Italic"/>
+          <w:b w:val="0"/>
+          <w:i w:val="0"/>
+          <w:color w:val="0000FF"/>
+          <w:sz w:val="24"/>
+          <w:u w:val="single"/>
+        </w:rPr>
+        <w:hyperlink r:id="rId16" w:history="1">
           <w:r>
             <w:rPr>
               <w:rStyle w:val="Hyperlink"/>
             </w:rPr>
-            <w:t xml:space="preserve">deel uit </w:t>
+            <w:t>Univ</w:t>
           </w:r>
         </w:hyperlink>
       </w:r>
       <w:r>
         <w:rPr>
-          <w:u w:val="single" w:color="0000ff"/>
-          <w:rFonts w:ascii="Charis SIL Italic" w:hAnsi="Charis SIL Italic" w:eastAsia="Charis SIL Italic"/>
-          <w:b w:val="0"/>
-          <w:i w:val="0"/>
-          <w:color w:val="000000"/>
-          <w:sz w:val="24"/>
-        </w:rPr>
-        <w:hyperlink r:id="rId15" w:history="1">
+          <w:rFonts w:ascii="Charis SIL Italic" w:hAnsi="Charis SIL Italic" w:eastAsia="Charis SIL Italic"/>
+          <w:b w:val="0"/>
+          <w:i w:val="0"/>
+          <w:color w:val="0000FF"/>
+          <w:sz w:val="24"/>
+          <w:u w:val="single"/>
+        </w:rPr>
+        <w:hyperlink r:id="rId16" w:history="1">
           <w:r>
             <w:rPr>
               <w:rStyle w:val="Hyperlink"/>
             </w:rPr>
-            <w:t>v</w:t>
+            <w:t>ersitai</w:t>
           </w:r>
         </w:hyperlink>
       </w:r>
       <w:r>
         <w:rPr>
-          <w:u w:val="single" w:color="0000ff"/>
-          <w:rFonts w:ascii="Charis SIL Italic" w:hAnsi="Charis SIL Italic" w:eastAsia="Charis SIL Italic"/>
-          <w:b w:val="0"/>
-          <w:i w:val="0"/>
-          <w:color w:val="000000"/>
-          <w:sz w:val="24"/>
-        </w:rPr>
-        <w:hyperlink r:id="rId15" w:history="1">
+          <w:rFonts w:ascii="Charis SIL Italic" w:hAnsi="Charis SIL Italic" w:eastAsia="Charis SIL Italic"/>
+          <w:b w:val="0"/>
+          <w:i w:val="0"/>
+          <w:color w:val="0000FF"/>
+          <w:sz w:val="24"/>
+          <w:u w:val="single"/>
+        </w:rPr>
+        <w:hyperlink r:id="rId16" w:history="1">
           <w:r>
             <w:rPr>
               <w:rStyle w:val="Hyperlink"/>
             </w:rPr>
-            <w:t>an d</w:t>
+            <w:t>r</w:t>
           </w:r>
         </w:hyperlink>
       </w:r>
       <w:r>
         <w:rPr>
-          <w:u w:val="single" w:color="0000ff"/>
-          <w:rFonts w:ascii="Charis SIL Italic" w:hAnsi="Charis SIL Italic" w:eastAsia="Charis SIL Italic"/>
-          <w:b w:val="0"/>
-          <w:i w:val="0"/>
-          <w:color w:val="000000"/>
-          <w:sz w:val="24"/>
+          <w:rFonts w:ascii="Charis SIL Italic" w:hAnsi="Charis SIL Italic" w:eastAsia="Charis SIL Italic"/>
+          <w:b w:val="0"/>
+          <w:i w:val="0"/>
+          <w:color w:val="0000FF"/>
+          <w:sz w:val="24"/>
+          <w:u w:val="single"/>
         </w:rPr>
         <w:hyperlink r:id="rId15" w:history="1">
           <w:r>
@@ -1391,12 +1401,12 @@
       </w:r>
       <w:r>
         <w:rPr>
-          <w:u w:val="single" w:color="0000ff"/>
-          <w:rFonts w:ascii="Charis SIL Italic" w:hAnsi="Charis SIL Italic" w:eastAsia="Charis SIL Italic"/>
-          <w:b w:val="0"/>
-          <w:i w:val="0"/>
-          <w:color w:val="000000"/>
-          <w:sz w:val="24"/>
+          <w:rFonts w:ascii="Charis SIL Italic" w:hAnsi="Charis SIL Italic" w:eastAsia="Charis SIL Italic"/>
+          <w:b w:val="0"/>
+          <w:i w:val="0"/>
+          <w:color w:val="0000FF"/>
+          <w:sz w:val="24"/>
+          <w:u w:val="single"/>
         </w:rPr>
         <w:t xml:space="preserve"> </w:t>
       </w:r>
@@ -1409,14 +1419,7 @@
           <w:sz w:val="24"/>
           <w:u w:val="single"/>
         </w:rPr>
-        <w:hyperlink r:id="rId16" w:history="1">
-          <w:r>
-            <w:rPr>
-              <w:rStyle w:val="Hyperlink"/>
-            </w:rPr>
-            <w:t>Univ</w:t>
-          </w:r>
-        </w:hyperlink>
+        <w:t>B</w:t>
       </w:r>
       <w:r>
         <w:rPr>
@@ -1427,90 +1430,7 @@
           <w:sz w:val="24"/>
           <w:u w:val="single"/>
         </w:rPr>
-        <w:hyperlink r:id="rId16" w:history="1">
-          <w:r>
-            <w:rPr>
-              <w:rStyle w:val="Hyperlink"/>
-            </w:rPr>
-            <w:t>ersitai</w:t>
-          </w:r>
-        </w:hyperlink>
-      </w:r>
-      <w:r>
-        <w:rPr>
-          <w:rFonts w:ascii="Charis SIL Italic" w:hAnsi="Charis SIL Italic" w:eastAsia="Charis SIL Italic"/>
-          <w:b w:val="0"/>
-          <w:i w:val="0"/>
-          <w:color w:val="0000FF"/>
-          <w:sz w:val="24"/>
-          <w:u w:val="single"/>
-        </w:rPr>
-        <w:hyperlink r:id="rId16" w:history="1">
-          <w:r>
-            <w:rPr>
-              <w:rStyle w:val="Hyperlink"/>
-            </w:rPr>
-            <w:t>r</w:t>
-          </w:r>
-        </w:hyperlink>
-      </w:r>
-      <w:r>
-        <w:rPr>
-          <w:rFonts w:ascii="Charis SIL Italic" w:hAnsi="Charis SIL Italic" w:eastAsia="Charis SIL Italic"/>
-          <w:b w:val="0"/>
-          <w:i w:val="0"/>
-          <w:color w:val="0000FF"/>
-          <w:sz w:val="24"/>
-          <w:u w:val="single"/>
-        </w:rPr>
-        <w:hyperlink r:id="rId16" w:history="1">
-          <w:r>
-            <w:rPr>
-              <w:rStyle w:val="Hyperlink"/>
-            </w:rPr>
-            <w:t>e</w:t>
-          </w:r>
-        </w:hyperlink>
-      </w:r>
-      <w:r>
-        <w:rPr>
-          <w:rFonts w:ascii="Charis SIL Italic" w:hAnsi="Charis SIL Italic" w:eastAsia="Charis SIL Italic"/>
-          <w:b w:val="0"/>
-          <w:i w:val="0"/>
-          <w:color w:val="0000FF"/>
-          <w:sz w:val="24"/>
-          <w:u w:val="single"/>
-        </w:rPr>
-        <w:t xml:space="preserve"> </w:t>
-      </w:r>
-      <w:r>
-        <w:rPr>
-          <w:rFonts w:ascii="Charis SIL Italic" w:hAnsi="Charis SIL Italic" w:eastAsia="Charis SIL Italic"/>
-          <w:b w:val="0"/>
-          <w:i w:val="0"/>
-          <w:color w:val="0000FF"/>
-          <w:sz w:val="24"/>
-          <w:u w:val="single"/>
-        </w:rPr>
-        <w:hyperlink r:id="rId16" w:history="1">
-          <w:r>
-            <w:rPr>
-              <w:rStyle w:val="Hyperlink"/>
-            </w:rPr>
-            <w:t>B</w:t>
-          </w:r>
-        </w:hyperlink>
-      </w:r>
-      <w:r>
-        <w:rPr>
-          <w:rFonts w:ascii="Charis SIL Italic" w:hAnsi="Charis SIL Italic" w:eastAsia="Charis SIL Italic"/>
-          <w:b w:val="0"/>
-          <w:i w:val="0"/>
-          <w:color w:val="0000FF"/>
-          <w:sz w:val="24"/>
-          <w:u w:val="single"/>
-        </w:rPr>
-        <w:hyperlink r:id="rId16" w:history="1">
+        <w:hyperlink r:id="rId15" w:history="1">
           <w:r>
             <w:rPr>
               <w:rStyle w:val="Hyperlink"/>
@@ -1539,7 +1459,7 @@
           <w:sz w:val="24"/>
           <w:u w:val="single"/>
         </w:rPr>
-        <w:hyperlink r:id="rId16" w:history="1">
+        <w:hyperlink r:id="rId15" w:history="1">
           <w:r>
             <w:rPr>
               <w:rStyle w:val="Hyperlink"/>
@@ -2188,6 +2108,7 @@
       </w:r>
       <w:r>
         <w:rPr>
+          <w:u w:val="single" w:color="0000ff"/>
           <w:rFonts w:ascii="Charis SIL Italic" w:hAnsi="Charis SIL Italic" w:eastAsia="Charis SIL Italic"/>
           <w:b w:val="0"/>
           <w:i w:val="0"/>
@@ -2588,7 +2509,7 @@
           <w:sz w:val="24"/>
           <w:u w:val="single"/>
         </w:rPr>
-        <w:hyperlink r:id="rId19" w:history="1">
+        <w:hyperlink r:id="rId18" w:history="1">
           <w:r>
             <w:rPr>
               <w:rStyle w:val="Hyperlink"/>
@@ -2617,7 +2538,7 @@
           <w:sz w:val="24"/>
           <w:u w:val="single"/>
         </w:rPr>
-        <w:hyperlink r:id="rId19" w:history="1">
+        <w:hyperlink r:id="rId18" w:history="1">
           <w:r>
             <w:rPr>
               <w:rStyle w:val="Hyperlink"/>
@@ -2635,7 +2556,7 @@
           <w:sz w:val="24"/>
           <w:u w:val="single"/>
         </w:rPr>
-        <w:hyperlink r:id="rId19" w:history="1">
+        <w:hyperlink r:id="rId18" w:history="1">
           <w:r>
             <w:rPr>
               <w:rStyle w:val="Hyperlink"/>
@@ -2664,7 +2585,7 @@
           <w:sz w:val="24"/>
           <w:u w:val="single"/>
         </w:rPr>
-        <w:hyperlink r:id="rId19" w:history="1">
+        <w:hyperlink r:id="rId18" w:history="1">
           <w:r>
             <w:rPr>
               <w:rStyle w:val="Hyperlink"/>
@@ -2693,7 +2614,7 @@
           <w:sz w:val="24"/>
           <w:u w:val="single"/>
         </w:rPr>
-        <w:hyperlink r:id="rId19" w:history="1">
+        <w:hyperlink r:id="rId18" w:history="1">
           <w:r>
             <w:rPr>
               <w:rStyle w:val="Hyperlink"/>
@@ -3442,7 +3363,7 @@
           <w:sz w:val="24"/>
           <w:u w:val="single"/>
         </w:rPr>
-        <w:hyperlink r:id="rId16" w:history="1">
+        <w:hyperlink r:id="rId22" w:history="1">
           <w:r>
             <w:rPr>
               <w:rStyle w:val="Hyperlink"/>
@@ -3686,7 +3607,25 @@
           <w:color w:val="000000"/>
           <w:sz w:val="24"/>
         </w:rPr>
-        <w:t xml:space="preserve">de beeldcollecties van het </w:t>
+        <w:t>de beeldcollecties van he</w:t>
+      </w:r>
+      <w:r>
+        <w:rPr>
+          <w:u w:val="single" w:color="0000ff"/>
+          <w:rFonts w:ascii="Charis SIL Italic" w:hAnsi="Charis SIL Italic" w:eastAsia="Charis SIL Italic"/>
+          <w:b w:val="0"/>
+          <w:i w:val="0"/>
+          <w:color w:val="000000"/>
+          <w:sz w:val="24"/>
+        </w:rPr>
+        <w:hyperlink r:id="rId23" w:history="1">
+          <w:r>
+            <w:rPr>
+              <w:rStyle w:val="Hyperlink"/>
+            </w:rPr>
+            <w:t xml:space="preserve">t </w:t>
+          </w:r>
+        </w:hyperlink>
       </w:r>
       <w:r>
         <w:rPr>
@@ -3697,7 +3636,7 @@
           <w:sz w:val="24"/>
           <w:u w:val="single"/>
         </w:rPr>
-        <w:hyperlink r:id="rId25" w:history="1">
+        <w:hyperlink r:id="rId23" w:history="1">
           <w:r>
             <w:rPr>
               <w:rStyle w:val="Hyperlink"/>
@@ -3726,7 +3665,7 @@
           <w:sz w:val="24"/>
           <w:u w:val="single"/>
         </w:rPr>
-        <w:hyperlink r:id="rId25" w:history="1">
+        <w:hyperlink r:id="rId23" w:history="1">
           <w:r>
             <w:rPr>
               <w:rStyle w:val="Hyperlink"/>
@@ -3762,14 +3701,7 @@
           <w:color w:val="000000"/>
           <w:sz w:val="24"/>
         </w:rPr>
-        <w:hyperlink r:id="rId23" w:history="1">
-          <w:r>
-            <w:rPr>
-              <w:rStyle w:val="Hyperlink"/>
-            </w:rPr>
-            <w:t xml:space="preserve"> en </w:t>
-          </w:r>
-        </w:hyperlink>
+        <w:t xml:space="preserve"> en </w:t>
       </w:r>
       <w:r>
         <w:rPr>
@@ -3816,7 +3748,7 @@
           <w:sz w:val="24"/>
           <w:u w:val="single"/>
         </w:rPr>
-        <w:hyperlink r:id="rId26" w:history="1">
+        <w:hyperlink r:id="rId25" w:history="1">
           <w:r>
             <w:rPr>
               <w:rStyle w:val="Hyperlink"/>
@@ -3833,25 +3765,7 @@
           <w:color w:val="000000"/>
           <w:sz w:val="24"/>
         </w:rPr>
-        <w:t>. H</w:t>
-      </w:r>
-      <w:r>
-        <w:rPr>
-          <w:u w:val="single" w:color="0000ff"/>
-          <w:rFonts w:ascii="Charis SIL Italic" w:hAnsi="Charis SIL Italic" w:eastAsia="Charis SIL Italic"/>
-          <w:b w:val="0"/>
-          <w:i w:val="0"/>
-          <w:color w:val="000000"/>
-          <w:sz w:val="24"/>
-        </w:rPr>
-        <w:hyperlink r:id="rId24" w:history="1">
-          <w:r>
-            <w:rPr>
-              <w:rStyle w:val="Hyperlink"/>
-            </w:rPr>
-            <w:t xml:space="preserve">et </w:t>
-          </w:r>
-        </w:hyperlink>
+        <w:t xml:space="preserve">. Het </w:t>
       </w:r>
       <w:r>
         <w:rPr>
@@ -3891,7 +3805,7 @@
           <w:sz w:val="24"/>
           <w:u w:val="single"/>
         </w:rPr>
-        <w:hyperlink r:id="rId24" w:history="1">
+        <w:hyperlink r:id="rId26" w:history="1">
           <w:r>
             <w:rPr>
               <w:rStyle w:val="Hyperlink"/>
@@ -3909,7 +3823,7 @@
           <w:sz w:val="24"/>
           <w:u w:val="single"/>
         </w:rPr>
-        <w:hyperlink r:id="rId27" w:history="1">
+        <w:hyperlink r:id="rId26" w:history="1">
           <w:r>
             <w:rPr>
               <w:rStyle w:val="Hyperlink"/>
@@ -3947,7 +3861,7 @@
           <w:color w:val="000000"/>
           <w:sz w:val="24"/>
         </w:rPr>
-        <w:hyperlink r:id="rId25" w:history="1">
+        <w:hyperlink r:id="rId27" w:history="1">
           <w:r>
             <w:rPr>
               <w:rStyle w:val="Hyperlink"/>
@@ -3965,7 +3879,7 @@
           <w:sz w:val="24"/>
           <w:u w:val="single"/>
         </w:rPr>
-        <w:hyperlink r:id="rId25" w:history="1">
+        <w:hyperlink r:id="rId28" w:history="1">
           <w:r>
             <w:rPr>
               <w:rStyle w:val="Hyperlink"/>
@@ -3983,7 +3897,7 @@
           <w:sz w:val="24"/>
           <w:u w:val="single"/>
         </w:rPr>
-        <w:hyperlink r:id="rId25" w:history="1">
+        <w:hyperlink r:id="rId28" w:history="1">
           <w:r>
             <w:rPr>
               <w:rStyle w:val="Hyperlink"/>
@@ -4019,7 +3933,25 @@
           <w:sz w:val="24"/>
           <w:u w:val="single"/>
         </w:rPr>
-        <w:t xml:space="preserve"> in</w:t>
+        <w:t xml:space="preserve"> </w:t>
+      </w:r>
+      <w:r>
+        <w:rPr>
+          <w:rFonts w:ascii="Charis SIL Italic" w:hAnsi="Charis SIL Italic" w:eastAsia="Charis SIL Italic"/>
+          <w:b w:val="0"/>
+          <w:i w:val="0"/>
+          <w:color w:val="0000FF"/>
+          <w:sz w:val="24"/>
+          <w:u w:val="single"/>
+        </w:rPr>
+        <w:hyperlink r:id="rId28" w:history="1">
+          <w:r>
+            <w:rPr>
+              <w:rStyle w:val="Hyperlink"/>
+            </w:rPr>
+            <w:t>in</w:t>
+          </w:r>
+        </w:hyperlink>
       </w:r>
       <w:r>
         <w:rPr>
@@ -4059,7 +3991,7 @@
           <w:color w:val="000000"/>
           <w:sz w:val="24"/>
         </w:rPr>
-        <w:hyperlink r:id="rId26" w:history="1">
+        <w:hyperlink r:id="rId25" w:history="1">
           <w:r>
             <w:rPr>
               <w:rStyle w:val="Hyperlink"/>
@@ -4786,7 +4718,7 @@
           <w:sz w:val="24"/>
           <w:u w:val="single"/>
         </w:rPr>
-        <w:hyperlink r:id="rId33" w:history="1">
+        <w:hyperlink r:id="rId31" w:history="1">
           <w:r>
             <w:rPr>
               <w:rStyle w:val="Hyperlink"/>
@@ -4815,7 +4747,7 @@
           <w:sz w:val="24"/>
           <w:u w:val="single"/>
         </w:rPr>
-        <w:hyperlink r:id="rId33" w:history="1">
+        <w:hyperlink r:id="rId31" w:history="1">
           <w:r>
             <w:rPr>
               <w:rStyle w:val="Hyperlink"/>
@@ -5107,16 +5039,6 @@
       </w:r>
       <w:r>
         <w:rPr>
-          <w:rFonts w:ascii="Charis SIL Italic" w:hAnsi="Charis SIL Italic" w:eastAsia="Charis SIL Italic"/>
-          <w:b w:val="0"/>
-          <w:i w:val="0"/>
-          <w:color w:val="000000"/>
-          <w:sz w:val="24"/>
-        </w:rPr>
-        <w:t>Indonesië is de porta</w:t>
-      </w:r>
-      <w:r>
-        <w:rPr>
           <w:u w:val="single" w:color="0000ff"/>
           <w:rFonts w:ascii="Charis SIL Italic" w:hAnsi="Charis SIL Italic" w:eastAsia="Charis SIL Italic"/>
           <w:b w:val="0"/>
@@ -5129,12 +5051,76 @@
             <w:rPr>
               <w:rStyle w:val="Hyperlink"/>
             </w:rPr>
-            <w:t xml:space="preserve">l </w:t>
+            <w:t>Indonesi</w:t>
           </w:r>
         </w:hyperlink>
       </w:r>
       <w:r>
         <w:rPr>
+          <w:u w:val="single" w:color="0000ff"/>
+          <w:rFonts w:ascii="Charis SIL Italic" w:hAnsi="Charis SIL Italic" w:eastAsia="Charis SIL Italic"/>
+          <w:b w:val="0"/>
+          <w:i w:val="0"/>
+          <w:color w:val="000000"/>
+          <w:sz w:val="24"/>
+        </w:rPr>
+        <w:hyperlink r:id="rId33" w:history="1">
+          <w:r>
+            <w:rPr>
+              <w:rStyle w:val="Hyperlink"/>
+            </w:rPr>
+            <w:t>ë</w:t>
+          </w:r>
+        </w:hyperlink>
+      </w:r>
+      <w:r>
+        <w:rPr>
+          <w:u w:val="single" w:color="0000ff"/>
+          <w:rFonts w:ascii="Charis SIL Italic" w:hAnsi="Charis SIL Italic" w:eastAsia="Charis SIL Italic"/>
+          <w:b w:val="0"/>
+          <w:i w:val="0"/>
+          <w:color w:val="000000"/>
+          <w:sz w:val="24"/>
+        </w:rPr>
+        <w:hyperlink r:id="rId33" w:history="1">
+          <w:r>
+            <w:rPr>
+              <w:rStyle w:val="Hyperlink"/>
+            </w:rPr>
+            <w:t xml:space="preserve"> is de po</w:t>
+          </w:r>
+        </w:hyperlink>
+      </w:r>
+      <w:r>
+        <w:rPr>
+          <w:u w:val="single" w:color="0000ff"/>
+          <w:rFonts w:ascii="Charis SIL Italic" w:hAnsi="Charis SIL Italic" w:eastAsia="Charis SIL Italic"/>
+          <w:b w:val="0"/>
+          <w:i w:val="0"/>
+          <w:color w:val="000000"/>
+          <w:sz w:val="24"/>
+        </w:rPr>
+        <w:hyperlink r:id="rId33" w:history="1">
+          <w:r>
+            <w:rPr>
+              <w:rStyle w:val="Hyperlink"/>
+            </w:rPr>
+            <w:t>r</w:t>
+          </w:r>
+        </w:hyperlink>
+      </w:r>
+      <w:r>
+        <w:rPr>
+          <w:rFonts w:ascii="Charis SIL Italic" w:hAnsi="Charis SIL Italic" w:eastAsia="Charis SIL Italic"/>
+          <w:b w:val="0"/>
+          <w:i w:val="0"/>
+          <w:color w:val="000000"/>
+          <w:sz w:val="24"/>
+        </w:rPr>
+        <w:t xml:space="preserve">tal </w:t>
+      </w:r>
+      <w:r>
+        <w:rPr>
           <w:rFonts w:ascii="Charis SIL Italic" w:hAnsi="Charis SIL Italic" w:eastAsia="Charis SIL Italic"/>
           <w:b w:val="0"/>
           <w:i w:val="0"/>
@@ -5142,7 +5128,7 @@
           <w:sz w:val="24"/>
           <w:u w:val="single"/>
         </w:rPr>
-        <w:hyperlink r:id="rId33" w:history="1">
+        <w:hyperlink r:id="rId34" w:history="1">
           <w:r>
             <w:rPr>
               <w:rStyle w:val="Hyperlink"/>
@@ -5160,7 +5146,7 @@
           <w:sz w:val="24"/>
           <w:u w:val="single"/>
         </w:rPr>
-        <w:hyperlink r:id="rId33" w:history="1">
+        <w:hyperlink r:id="rId34" w:history="1">
           <w:r>
             <w:rPr>
               <w:rStyle w:val="Hyperlink"/>
@@ -5217,7 +5203,7 @@
           <w:color w:val="000000"/>
           <w:sz w:val="24"/>
         </w:rPr>
-        <w:hyperlink r:id="rId34" w:history="1">
+        <w:hyperlink r:id="rId35" w:history="1">
           <w:r>
             <w:rPr>
               <w:rStyle w:val="Hyperlink"/>
@@ -5255,7 +5241,7 @@
           <w:sz w:val="24"/>
           <w:u w:val="single"/>
         </w:rPr>
-        <w:hyperlink r:id="rId35" w:history="1">
+        <w:hyperlink r:id="rId36" w:history="1">
           <w:r>
             <w:rPr>
               <w:rStyle w:val="Hyperlink"/>
@@ -5284,7 +5270,7 @@
           <w:sz w:val="24"/>
           <w:u w:val="single"/>
         </w:rPr>
-        <w:hyperlink r:id="rId35" w:history="1">
+        <w:hyperlink r:id="rId36" w:history="1">
           <w:r>
             <w:rPr>
               <w:rStyle w:val="Hyperlink"/>
@@ -5313,7 +5299,7 @@
           <w:sz w:val="24"/>
           <w:u w:val="single"/>
         </w:rPr>
-        <w:hyperlink r:id="rId35" w:history="1">
+        <w:hyperlink r:id="rId36" w:history="1">
           <w:r>
             <w:rPr>
               <w:rStyle w:val="Hyperlink"/>
@@ -5342,7 +5328,7 @@
           <w:sz w:val="24"/>
           <w:u w:val="single"/>
         </w:rPr>
-        <w:hyperlink r:id="rId35" w:history="1">
+        <w:hyperlink r:id="rId36" w:history="1">
           <w:r>
             <w:rPr>
               <w:rStyle w:val="Hyperlink"/>
@@ -5371,7 +5357,7 @@
           <w:sz w:val="24"/>
           <w:u w:val="single"/>
         </w:rPr>
-        <w:hyperlink r:id="rId35" w:history="1">
+        <w:hyperlink r:id="rId36" w:history="1">
           <w:r>
             <w:rPr>
               <w:rStyle w:val="Hyperlink"/>
@@ -5392,7 +5378,7 @@
           <w:sz w:val="24"/>
           <w:u w:val="single"/>
         </w:rPr>
-        <w:hyperlink r:id="rId35" w:history="1">
+        <w:hyperlink r:id="rId36" w:history="1">
           <w:r>
             <w:rPr>
               <w:rStyle w:val="Hyperlink"/>
@@ -5409,7 +5395,7 @@
           <w:color w:val="000000"/>
           <w:sz w:val="24"/>
         </w:rPr>
-        <w:t xml:space="preserve"> dat zich bij het Arsip Nasional in Jakarta bevi</w:t>
+        <w:t xml:space="preserve"> dat zich bij het Arsip</w:t>
       </w:r>
       <w:r>
         <w:rPr>
@@ -5420,7 +5406,43 @@
           <w:color w:val="000000"/>
           <w:sz w:val="24"/>
         </w:rPr>
-        <w:hyperlink r:id="rId35" w:history="1">
+        <w:hyperlink r:id="rId36" w:history="1">
+          <w:r>
+            <w:rPr>
+              <w:rStyle w:val="Hyperlink"/>
+            </w:rPr>
+            <w:t xml:space="preserve"> Nasional in</w:t>
+          </w:r>
+        </w:hyperlink>
+      </w:r>
+      <w:r>
+        <w:rPr>
+          <w:u w:val="single" w:color="0000ff"/>
+          <w:rFonts w:ascii="Charis SIL Italic" w:hAnsi="Charis SIL Italic" w:eastAsia="Charis SIL Italic"/>
+          <w:b w:val="0"/>
+          <w:i w:val="0"/>
+          <w:color w:val="000000"/>
+          <w:sz w:val="24"/>
+        </w:rPr>
+        <w:hyperlink r:id="rId36" w:history="1">
+          <w:r>
+            <w:rPr>
+              <w:rStyle w:val="Hyperlink"/>
+            </w:rPr>
+            <w:t xml:space="preserve"> Jakarta bevi</w:t>
+          </w:r>
+        </w:hyperlink>
+      </w:r>
+      <w:r>
+        <w:rPr>
+          <w:u w:val="single" w:color="0000ff"/>
+          <w:rFonts w:ascii="Charis SIL Italic" w:hAnsi="Charis SIL Italic" w:eastAsia="Charis SIL Italic"/>
+          <w:b w:val="0"/>
+          <w:i w:val="0"/>
+          <w:color w:val="000000"/>
+          <w:sz w:val="24"/>
+        </w:rPr>
+        <w:hyperlink r:id="rId36" w:history="1">
           <w:r>
             <w:rPr>
               <w:rStyle w:val="Hyperlink"/>
@@ -5449,7 +5471,7 @@
           <w:color w:val="000000"/>
           <w:sz w:val="24"/>
         </w:rPr>
-        <w:hyperlink r:id="rId35" w:history="1">
+        <w:hyperlink r:id="rId36" w:history="1">
           <w:r>
             <w:rPr>
               <w:rStyle w:val="Hyperlink"/>
@@ -5460,6 +5482,7 @@
       </w:r>
       <w:r>
         <w:rPr>
+          <w:u w:val="single" w:color="0000ff"/>
           <w:rFonts w:ascii="Charis SIL Italic" w:hAnsi="Charis SIL Italic" w:eastAsia="Charis SIL Italic"/>
           <w:b w:val="0"/>
           <w:i w:val="0"/>
@@ -5477,7 +5500,7 @@
           <w:color w:val="000000"/>
           <w:sz w:val="24"/>
         </w:rPr>
-        <w:hyperlink r:id="rId35" w:history="1">
+        <w:hyperlink r:id="rId36" w:history="1">
           <w:r>
             <w:rPr>
               <w:rStyle w:val="Hyperlink"/>
@@ -5505,7 +5528,7 @@
           <w:color w:val="000000"/>
           <w:sz w:val="24"/>
         </w:rPr>
-        <w:hyperlink r:id="rId35" w:history="1">
+        <w:hyperlink r:id="rId36" w:history="1">
           <w:r>
             <w:rPr>
               <w:rStyle w:val="Hyperlink"/>
@@ -5604,7 +5627,7 @@
           <w:sz w:val="24"/>
           <w:u w:val="single"/>
         </w:rPr>
-        <w:hyperlink r:id="rId36" w:history="1">
+        <w:hyperlink r:id="rId37" w:history="1">
           <w:r>
             <w:rPr>
               <w:rStyle w:val="Hyperlink"/>
@@ -5632,7 +5655,7 @@
           <w:sz w:val="24"/>
           <w:u w:val="single"/>
         </w:rPr>
-        <w:hyperlink r:id="rId37" w:history="1">
+        <w:hyperlink r:id="rId38" w:history="1">
           <w:r>
             <w:rPr>
               <w:rStyle w:val="Hyperlink"/>
@@ -5661,7 +5684,7 @@
           <w:sz w:val="24"/>
           <w:u w:val="single"/>
         </w:rPr>
-        <w:hyperlink r:id="rId37" w:history="1">
+        <w:hyperlink r:id="rId38" w:history="1">
           <w:r>
             <w:rPr>
               <w:rStyle w:val="Hyperlink"/>
@@ -5690,7 +5713,7 @@
           <w:sz w:val="24"/>
           <w:u w:val="single"/>
         </w:rPr>
-        <w:hyperlink r:id="rId37" w:history="1">
+        <w:hyperlink r:id="rId38" w:history="1">
           <w:r>
             <w:rPr>
               <w:rStyle w:val="Hyperlink"/>
@@ -5711,7 +5734,7 @@
           <w:sz w:val="24"/>
           <w:u w:val="single"/>
         </w:rPr>
-        <w:hyperlink r:id="rId37" w:history="1">
+        <w:hyperlink r:id="rId38" w:history="1">
           <w:r>
             <w:rPr>
               <w:rStyle w:val="Hyperlink"/>
@@ -5739,7 +5762,7 @@
           <w:sz w:val="24"/>
           <w:u w:val="single"/>
         </w:rPr>
-        <w:hyperlink r:id="rId38" w:history="1">
+        <w:hyperlink r:id="rId39" w:history="1">
           <w:r>
             <w:rPr>
               <w:rStyle w:val="Hyperlink"/>
@@ -5757,7 +5780,7 @@
           <w:sz w:val="24"/>
           <w:u w:val="single"/>
         </w:rPr>
-        <w:hyperlink r:id="rId38" w:history="1">
+        <w:hyperlink r:id="rId39" w:history="1">
           <w:r>
             <w:rPr>
               <w:rStyle w:val="Hyperlink"/>
@@ -5786,7 +5809,7 @@
           <w:sz w:val="24"/>
           <w:u w:val="single"/>
         </w:rPr>
-        <w:hyperlink r:id="rId38" w:history="1">
+        <w:hyperlink r:id="rId39" w:history="1">
           <w:r>
             <w:rPr>
               <w:rStyle w:val="Hyperlink"/>
@@ -5804,7 +5827,7 @@
           <w:sz w:val="24"/>
           <w:u w:val="single"/>
         </w:rPr>
-        <w:hyperlink r:id="rId38" w:history="1">
+        <w:hyperlink r:id="rId39" w:history="1">
           <w:r>
             <w:rPr>
               <w:rStyle w:val="Hyperlink"/>
@@ -5833,7 +5856,7 @@
           <w:sz w:val="24"/>
           <w:u w:val="single"/>
         </w:rPr>
-        <w:hyperlink r:id="rId38" w:history="1">
+        <w:hyperlink r:id="rId39" w:history="1">
           <w:r>
             <w:rPr>
               <w:rStyle w:val="Hyperlink"/>
@@ -5909,13 +5932,31 @@
       </w:r>
       <w:r>
         <w:rPr>
+          <w:u w:val="single" w:color="0000ff"/>
           <w:rFonts w:ascii="Charis SIL Italic" w:hAnsi="Charis SIL Italic" w:eastAsia="Charis SIL Italic"/>
           <w:b w:val="0"/>
           <w:i w:val="0"/>
           <w:color w:val="000000"/>
           <w:sz w:val="24"/>
         </w:rPr>
-        <w:t xml:space="preserve">. De Franse portal </w:t>
+        <w:hyperlink r:id="rId38" w:history="1">
+          <w:r>
+            <w:rPr>
+              <w:rStyle w:val="Hyperlink"/>
+            </w:rPr>
+            <w:t>. D</w:t>
+          </w:r>
+        </w:hyperlink>
+      </w:r>
+      <w:r>
+        <w:rPr>
+          <w:rFonts w:ascii="Charis SIL Italic" w:hAnsi="Charis SIL Italic" w:eastAsia="Charis SIL Italic"/>
+          <w:b w:val="0"/>
+          <w:i w:val="0"/>
+          <w:color w:val="000000"/>
+          <w:sz w:val="24"/>
+        </w:rPr>
+        <w:t xml:space="preserve">e Franse portal </w:t>
       </w:r>
       <w:r>
         <w:rPr>
@@ -5926,7 +5967,7 @@
           <w:sz w:val="24"/>
           <w:u w:val="single"/>
         </w:rPr>
-        <w:hyperlink r:id="rId37" w:history="1">
+        <w:hyperlink r:id="rId38" w:history="1">
           <w:r>
             <w:rPr>
               <w:rStyle w:val="Hyperlink"/>
@@ -5944,7 +5985,7 @@
           <w:color w:val="000000"/>
           <w:sz w:val="24"/>
         </w:rPr>
-        <w:hyperlink r:id="rId37" w:history="1">
+        <w:hyperlink r:id="rId38" w:history="1">
           <w:r>
             <w:rPr>
               <w:rStyle w:val="Hyperlink"/>
@@ -5972,7 +6013,7 @@
           <w:color w:val="000000"/>
           <w:sz w:val="24"/>
         </w:rPr>
-        <w:hyperlink r:id="rId38" w:history="1">
+        <w:hyperlink r:id="rId39" w:history="1">
           <w:r>
             <w:rPr>
               <w:rStyle w:val="Hyperlink"/>
@@ -5990,7 +6031,7 @@
           <w:color w:val="000000"/>
           <w:sz w:val="24"/>
         </w:rPr>
-        <w:hyperlink r:id="rId38" w:history="1">
+        <w:hyperlink r:id="rId39" w:history="1">
           <w:r>
             <w:rPr>
               <w:rStyle w:val="Hyperlink"/>
@@ -6008,7 +6049,7 @@
           <w:color w:val="000000"/>
           <w:sz w:val="24"/>
         </w:rPr>
-        <w:hyperlink r:id="rId38" w:history="1">
+        <w:hyperlink r:id="rId39" w:history="1">
           <w:r>
             <w:rPr>
               <w:rStyle w:val="Hyperlink"/>
@@ -6026,7 +6067,7 @@
           <w:color w:val="000000"/>
           <w:sz w:val="24"/>
         </w:rPr>
-        <w:hyperlink r:id="rId38" w:history="1">
+        <w:hyperlink r:id="rId39" w:history="1">
           <w:r>
             <w:rPr>
               <w:rStyle w:val="Hyperlink"/>
@@ -6044,7 +6085,7 @@
           <w:color w:val="000000"/>
           <w:sz w:val="24"/>
         </w:rPr>
-        <w:hyperlink r:id="rId38" w:history="1">
+        <w:hyperlink r:id="rId39" w:history="1">
           <w:r>
             <w:rPr>
               <w:rStyle w:val="Hyperlink"/>
@@ -6062,7 +6103,7 @@
           <w:color w:val="000000"/>
           <w:sz w:val="24"/>
         </w:rPr>
-        <w:hyperlink r:id="rId38" w:history="1">
+        <w:hyperlink r:id="rId39" w:history="1">
           <w:r>
             <w:rPr>
               <w:rStyle w:val="Hyperlink"/>
@@ -6090,7 +6131,7 @@
           <w:color w:val="000000"/>
           <w:sz w:val="24"/>
         </w:rPr>
-        <w:hyperlink r:id="rId39" w:history="1">
+        <w:hyperlink r:id="rId40" w:history="1">
           <w:r>
             <w:rPr>
               <w:rStyle w:val="Hyperlink"/>

--- a/EXPORTS/DOCX/published/niveau1/Dutch/Sources.docx
+++ b/EXPORTS/DOCX/published/niveau1/Dutch/Sources.docx
@@ -609,31 +609,13 @@
       </w:r>
       <w:r>
         <w:rPr>
-          <w:u w:val="single" w:color="0000ff"/>
           <w:rFonts w:ascii="Charis SIL Italic" w:hAnsi="Charis SIL Italic" w:eastAsia="Charis SIL Italic"/>
           <w:b w:val="0"/>
           <w:i w:val="0"/>
           <w:color w:val="000000"/>
           <w:sz w:val="24"/>
         </w:rPr>
-        <w:hyperlink r:id="rId11" w:history="1">
-          <w:r>
-            <w:rPr>
-              <w:rStyle w:val="Hyperlink"/>
-            </w:rPr>
-            <w:t>anders d</w:t>
-          </w:r>
-        </w:hyperlink>
-      </w:r>
-      <w:r>
-        <w:rPr>
-          <w:rFonts w:ascii="Charis SIL Italic" w:hAnsi="Charis SIL Italic" w:eastAsia="Charis SIL Italic"/>
-          <w:b w:val="0"/>
-          <w:i w:val="0"/>
-          <w:color w:val="000000"/>
-          <w:sz w:val="24"/>
-        </w:rPr>
-        <w:t xml:space="preserve">an nu (denk aan </w:t>
+        <w:t xml:space="preserve">anders dan nu (denk aan </w:t>
       </w:r>
       <w:r>
         <w:rPr>
@@ -1319,76 +1301,66 @@
       </w:r>
       <w:r>
         <w:rPr>
+          <w:u w:val="single" w:color="0000ff"/>
           <w:rFonts w:ascii="Charis SIL Italic" w:hAnsi="Charis SIL Italic" w:eastAsia="Charis SIL Italic"/>
           <w:b w:val="0"/>
           <w:i w:val="0"/>
           <w:color w:val="000000"/>
           <w:sz w:val="24"/>
         </w:rPr>
-        <w:t xml:space="preserve">deel uit van de </w:t>
-      </w:r>
-      <w:r>
-        <w:rPr>
-          <w:rFonts w:ascii="Charis SIL Italic" w:hAnsi="Charis SIL Italic" w:eastAsia="Charis SIL Italic"/>
-          <w:b w:val="0"/>
-          <w:i w:val="0"/>
-          <w:color w:val="0000FF"/>
-          <w:sz w:val="24"/>
-          <w:u w:val="single"/>
-        </w:rPr>
-        <w:hyperlink r:id="rId16" w:history="1">
+        <w:hyperlink r:id="rId15" w:history="1">
           <w:r>
             <w:rPr>
               <w:rStyle w:val="Hyperlink"/>
             </w:rPr>
-            <w:t>Univ</w:t>
+            <w:t xml:space="preserve">deel uit </w:t>
           </w:r>
         </w:hyperlink>
       </w:r>
       <w:r>
         <w:rPr>
-          <w:rFonts w:ascii="Charis SIL Italic" w:hAnsi="Charis SIL Italic" w:eastAsia="Charis SIL Italic"/>
-          <w:b w:val="0"/>
-          <w:i w:val="0"/>
-          <w:color w:val="0000FF"/>
-          <w:sz w:val="24"/>
-          <w:u w:val="single"/>
-        </w:rPr>
-        <w:hyperlink r:id="rId16" w:history="1">
+          <w:u w:val="single" w:color="0000ff"/>
+          <w:rFonts w:ascii="Charis SIL Italic" w:hAnsi="Charis SIL Italic" w:eastAsia="Charis SIL Italic"/>
+          <w:b w:val="0"/>
+          <w:i w:val="0"/>
+          <w:color w:val="000000"/>
+          <w:sz w:val="24"/>
+        </w:rPr>
+        <w:hyperlink r:id="rId15" w:history="1">
           <w:r>
             <w:rPr>
               <w:rStyle w:val="Hyperlink"/>
             </w:rPr>
-            <w:t>ersitai</w:t>
+            <w:t>v</w:t>
           </w:r>
         </w:hyperlink>
       </w:r>
       <w:r>
         <w:rPr>
-          <w:rFonts w:ascii="Charis SIL Italic" w:hAnsi="Charis SIL Italic" w:eastAsia="Charis SIL Italic"/>
-          <w:b w:val="0"/>
-          <w:i w:val="0"/>
-          <w:color w:val="0000FF"/>
-          <w:sz w:val="24"/>
-          <w:u w:val="single"/>
-        </w:rPr>
-        <w:hyperlink r:id="rId16" w:history="1">
+          <w:u w:val="single" w:color="0000ff"/>
+          <w:rFonts w:ascii="Charis SIL Italic" w:hAnsi="Charis SIL Italic" w:eastAsia="Charis SIL Italic"/>
+          <w:b w:val="0"/>
+          <w:i w:val="0"/>
+          <w:color w:val="000000"/>
+          <w:sz w:val="24"/>
+        </w:rPr>
+        <w:hyperlink r:id="rId15" w:history="1">
           <w:r>
             <w:rPr>
               <w:rStyle w:val="Hyperlink"/>
             </w:rPr>
-            <w:t>r</w:t>
+            <w:t>an d</w:t>
           </w:r>
         </w:hyperlink>
       </w:r>
       <w:r>
         <w:rPr>
-          <w:rFonts w:ascii="Charis SIL Italic" w:hAnsi="Charis SIL Italic" w:eastAsia="Charis SIL Italic"/>
-          <w:b w:val="0"/>
-          <w:i w:val="0"/>
-          <w:color w:val="0000FF"/>
-          <w:sz w:val="24"/>
-          <w:u w:val="single"/>
+          <w:u w:val="single" w:color="0000ff"/>
+          <w:rFonts w:ascii="Charis SIL Italic" w:hAnsi="Charis SIL Italic" w:eastAsia="Charis SIL Italic"/>
+          <w:b w:val="0"/>
+          <w:i w:val="0"/>
+          <w:color w:val="000000"/>
+          <w:sz w:val="24"/>
         </w:rPr>
         <w:hyperlink r:id="rId15" w:history="1">
           <w:r>
@@ -1401,6 +1373,17 @@
       </w:r>
       <w:r>
         <w:rPr>
+          <w:u w:val="single" w:color="0000ff"/>
+          <w:rFonts w:ascii="Charis SIL Italic" w:hAnsi="Charis SIL Italic" w:eastAsia="Charis SIL Italic"/>
+          <w:b w:val="0"/>
+          <w:i w:val="0"/>
+          <w:color w:val="000000"/>
+          <w:sz w:val="24"/>
+        </w:rPr>
+        <w:t xml:space="preserve"> </w:t>
+      </w:r>
+      <w:r>
+        <w:rPr>
           <w:rFonts w:ascii="Charis SIL Italic" w:hAnsi="Charis SIL Italic" w:eastAsia="Charis SIL Italic"/>
           <w:b w:val="0"/>
           <w:i w:val="0"/>
@@ -1408,6 +1391,78 @@
           <w:sz w:val="24"/>
           <w:u w:val="single"/>
         </w:rPr>
+        <w:hyperlink r:id="rId15" w:history="1">
+          <w:r>
+            <w:rPr>
+              <w:rStyle w:val="Hyperlink"/>
+            </w:rPr>
+            <w:t>Univ</w:t>
+          </w:r>
+        </w:hyperlink>
+      </w:r>
+      <w:r>
+        <w:rPr>
+          <w:rFonts w:ascii="Charis SIL Italic" w:hAnsi="Charis SIL Italic" w:eastAsia="Charis SIL Italic"/>
+          <w:b w:val="0"/>
+          <w:i w:val="0"/>
+          <w:color w:val="0000FF"/>
+          <w:sz w:val="24"/>
+          <w:u w:val="single"/>
+        </w:rPr>
+        <w:hyperlink r:id="rId15" w:history="1">
+          <w:r>
+            <w:rPr>
+              <w:rStyle w:val="Hyperlink"/>
+            </w:rPr>
+            <w:t>ersitai</w:t>
+          </w:r>
+        </w:hyperlink>
+      </w:r>
+      <w:r>
+        <w:rPr>
+          <w:rFonts w:ascii="Charis SIL Italic" w:hAnsi="Charis SIL Italic" w:eastAsia="Charis SIL Italic"/>
+          <w:b w:val="0"/>
+          <w:i w:val="0"/>
+          <w:color w:val="0000FF"/>
+          <w:sz w:val="24"/>
+          <w:u w:val="single"/>
+        </w:rPr>
+        <w:hyperlink r:id="rId15" w:history="1">
+          <w:r>
+            <w:rPr>
+              <w:rStyle w:val="Hyperlink"/>
+            </w:rPr>
+            <w:t>r</w:t>
+          </w:r>
+        </w:hyperlink>
+      </w:r>
+      <w:r>
+        <w:rPr>
+          <w:rFonts w:ascii="Charis SIL Italic" w:hAnsi="Charis SIL Italic" w:eastAsia="Charis SIL Italic"/>
+          <w:b w:val="0"/>
+          <w:i w:val="0"/>
+          <w:color w:val="0000FF"/>
+          <w:sz w:val="24"/>
+          <w:u w:val="single"/>
+        </w:rPr>
+        <w:hyperlink r:id="rId15" w:history="1">
+          <w:r>
+            <w:rPr>
+              <w:rStyle w:val="Hyperlink"/>
+            </w:rPr>
+            <w:t>e</w:t>
+          </w:r>
+        </w:hyperlink>
+      </w:r>
+      <w:r>
+        <w:rPr>
+          <w:rFonts w:ascii="Charis SIL Italic" w:hAnsi="Charis SIL Italic" w:eastAsia="Charis SIL Italic"/>
+          <w:b w:val="0"/>
+          <w:i w:val="0"/>
+          <w:color w:val="0000FF"/>
+          <w:sz w:val="24"/>
+          <w:u w:val="single"/>
+        </w:rPr>
         <w:t xml:space="preserve"> </w:t>
       </w:r>
       <w:r>
@@ -1419,7 +1474,14 @@
           <w:sz w:val="24"/>
           <w:u w:val="single"/>
         </w:rPr>
-        <w:t>B</w:t>
+        <w:hyperlink r:id="rId16" w:history="1">
+          <w:r>
+            <w:rPr>
+              <w:rStyle w:val="Hyperlink"/>
+            </w:rPr>
+            <w:t>B</w:t>
+          </w:r>
+        </w:hyperlink>
       </w:r>
       <w:r>
         <w:rPr>
@@ -1430,7 +1492,7 @@
           <w:sz w:val="24"/>
           <w:u w:val="single"/>
         </w:rPr>
-        <w:hyperlink r:id="rId15" w:history="1">
+        <w:hyperlink r:id="rId16" w:history="1">
           <w:r>
             <w:rPr>
               <w:rStyle w:val="Hyperlink"/>
@@ -1459,7 +1521,7 @@
           <w:sz w:val="24"/>
           <w:u w:val="single"/>
         </w:rPr>
-        <w:hyperlink r:id="rId15" w:history="1">
+        <w:hyperlink r:id="rId16" w:history="1">
           <w:r>
             <w:rPr>
               <w:rStyle w:val="Hyperlink"/>
@@ -1477,7 +1539,7 @@
           <w:sz w:val="24"/>
           <w:u w:val="single"/>
         </w:rPr>
-        <w:hyperlink r:id="rId15" w:history="1">
+        <w:hyperlink r:id="rId16" w:history="1">
           <w:r>
             <w:rPr>
               <w:rStyle w:val="Hyperlink"/>
@@ -2108,7 +2170,6 @@
       </w:r>
       <w:r>
         <w:rPr>
-          <w:u w:val="single" w:color="0000ff"/>
           <w:rFonts w:ascii="Charis SIL Italic" w:hAnsi="Charis SIL Italic" w:eastAsia="Charis SIL Italic"/>
           <w:b w:val="0"/>
           <w:i w:val="0"/>
@@ -2585,7 +2646,7 @@
           <w:sz w:val="24"/>
           <w:u w:val="single"/>
         </w:rPr>
-        <w:hyperlink r:id="rId18" w:history="1">
+        <w:hyperlink r:id="rId19" w:history="1">
           <w:r>
             <w:rPr>
               <w:rStyle w:val="Hyperlink"/>
@@ -2614,7 +2675,7 @@
           <w:sz w:val="24"/>
           <w:u w:val="single"/>
         </w:rPr>
-        <w:hyperlink r:id="rId18" w:history="1">
+        <w:hyperlink r:id="rId19" w:history="1">
           <w:r>
             <w:rPr>
               <w:rStyle w:val="Hyperlink"/>
@@ -3607,25 +3668,7 @@
           <w:color w:val="000000"/>
           <w:sz w:val="24"/>
         </w:rPr>
-        <w:t>de beeldcollecties van he</w:t>
-      </w:r>
-      <w:r>
-        <w:rPr>
-          <w:u w:val="single" w:color="0000ff"/>
-          <w:rFonts w:ascii="Charis SIL Italic" w:hAnsi="Charis SIL Italic" w:eastAsia="Charis SIL Italic"/>
-          <w:b w:val="0"/>
-          <w:i w:val="0"/>
-          <w:color w:val="000000"/>
-          <w:sz w:val="24"/>
-        </w:rPr>
-        <w:hyperlink r:id="rId23" w:history="1">
-          <w:r>
-            <w:rPr>
-              <w:rStyle w:val="Hyperlink"/>
-            </w:rPr>
-            <w:t xml:space="preserve">t </w:t>
-          </w:r>
-        </w:hyperlink>
+        <w:t xml:space="preserve">de beeldcollecties van het </w:t>
       </w:r>
       <w:r>
         <w:rPr>
@@ -3636,7 +3679,7 @@
           <w:sz w:val="24"/>
           <w:u w:val="single"/>
         </w:rPr>
-        <w:hyperlink r:id="rId23" w:history="1">
+        <w:hyperlink r:id="rId25" w:history="1">
           <w:r>
             <w:rPr>
               <w:rStyle w:val="Hyperlink"/>
@@ -3665,7 +3708,7 @@
           <w:sz w:val="24"/>
           <w:u w:val="single"/>
         </w:rPr>
-        <w:hyperlink r:id="rId23" w:history="1">
+        <w:hyperlink r:id="rId25" w:history="1">
           <w:r>
             <w:rPr>
               <w:rStyle w:val="Hyperlink"/>
@@ -3683,7 +3726,7 @@
           <w:sz w:val="24"/>
           <w:u w:val="single"/>
         </w:rPr>
-        <w:hyperlink r:id="rId23" w:history="1">
+        <w:hyperlink r:id="rId25" w:history="1">
           <w:r>
             <w:rPr>
               <w:rStyle w:val="Hyperlink"/>
@@ -3712,7 +3755,7 @@
           <w:sz w:val="24"/>
           <w:u w:val="single"/>
         </w:rPr>
-        <w:hyperlink r:id="rId23" w:history="1">
+        <w:hyperlink r:id="rId26" w:history="1">
           <w:r>
             <w:rPr>
               <w:rStyle w:val="Hyperlink"/>
@@ -3730,7 +3773,7 @@
           <w:sz w:val="24"/>
           <w:u w:val="single"/>
         </w:rPr>
-        <w:hyperlink r:id="rId23" w:history="1">
+        <w:hyperlink r:id="rId26" w:history="1">
           <w:r>
             <w:rPr>
               <w:rStyle w:val="Hyperlink"/>
@@ -3748,7 +3791,7 @@
           <w:sz w:val="24"/>
           <w:u w:val="single"/>
         </w:rPr>
-        <w:hyperlink r:id="rId25" w:history="1">
+        <w:hyperlink r:id="rId26" w:history="1">
           <w:r>
             <w:rPr>
               <w:rStyle w:val="Hyperlink"/>
@@ -3765,7 +3808,25 @@
           <w:color w:val="000000"/>
           <w:sz w:val="24"/>
         </w:rPr>
-        <w:t xml:space="preserve">. Het </w:t>
+        <w:t>. H</w:t>
+      </w:r>
+      <w:r>
+        <w:rPr>
+          <w:u w:val="single" w:color="0000ff"/>
+          <w:rFonts w:ascii="Charis SIL Italic" w:hAnsi="Charis SIL Italic" w:eastAsia="Charis SIL Italic"/>
+          <w:b w:val="0"/>
+          <w:i w:val="0"/>
+          <w:color w:val="000000"/>
+          <w:sz w:val="24"/>
+        </w:rPr>
+        <w:hyperlink r:id="rId24" w:history="1">
+          <w:r>
+            <w:rPr>
+              <w:rStyle w:val="Hyperlink"/>
+            </w:rPr>
+            <w:t xml:space="preserve">et </w:t>
+          </w:r>
+        </w:hyperlink>
       </w:r>
       <w:r>
         <w:rPr>
@@ -3805,7 +3866,7 @@
           <w:sz w:val="24"/>
           <w:u w:val="single"/>
         </w:rPr>
-        <w:hyperlink r:id="rId26" w:history="1">
+        <w:hyperlink r:id="rId24" w:history="1">
           <w:r>
             <w:rPr>
               <w:rStyle w:val="Hyperlink"/>
@@ -3823,7 +3884,7 @@
           <w:sz w:val="24"/>
           <w:u w:val="single"/>
         </w:rPr>
-        <w:hyperlink r:id="rId26" w:history="1">
+        <w:hyperlink r:id="rId27" w:history="1">
           <w:r>
             <w:rPr>
               <w:rStyle w:val="Hyperlink"/>
@@ -3861,7 +3922,7 @@
           <w:color w:val="000000"/>
           <w:sz w:val="24"/>
         </w:rPr>
-        <w:hyperlink r:id="rId27" w:history="1">
+        <w:hyperlink r:id="rId25" w:history="1">
           <w:r>
             <w:rPr>
               <w:rStyle w:val="Hyperlink"/>
@@ -3879,7 +3940,7 @@
           <w:sz w:val="24"/>
           <w:u w:val="single"/>
         </w:rPr>
-        <w:hyperlink r:id="rId28" w:history="1">
+        <w:hyperlink r:id="rId25" w:history="1">
           <w:r>
             <w:rPr>
               <w:rStyle w:val="Hyperlink"/>
@@ -3897,7 +3958,7 @@
           <w:sz w:val="24"/>
           <w:u w:val="single"/>
         </w:rPr>
-        <w:hyperlink r:id="rId28" w:history="1">
+        <w:hyperlink r:id="rId25" w:history="1">
           <w:r>
             <w:rPr>
               <w:rStyle w:val="Hyperlink"/>
@@ -3933,6 +3994,17 @@
           <w:sz w:val="24"/>
           <w:u w:val="single"/>
         </w:rPr>
+        <w:t xml:space="preserve"> in</w:t>
+      </w:r>
+      <w:r>
+        <w:rPr>
+          <w:rFonts w:ascii="Charis SIL Italic" w:hAnsi="Charis SIL Italic" w:eastAsia="Charis SIL Italic"/>
+          <w:b w:val="0"/>
+          <w:i w:val="0"/>
+          <w:color w:val="0000FF"/>
+          <w:sz w:val="24"/>
+          <w:u w:val="single"/>
+        </w:rPr>
         <w:t xml:space="preserve"> </w:t>
       </w:r>
       <w:r>
@@ -3944,36 +4016,7 @@
           <w:sz w:val="24"/>
           <w:u w:val="single"/>
         </w:rPr>
-        <w:hyperlink r:id="rId28" w:history="1">
-          <w:r>
-            <w:rPr>
-              <w:rStyle w:val="Hyperlink"/>
-            </w:rPr>
-            <w:t>in</w:t>
-          </w:r>
-        </w:hyperlink>
-      </w:r>
-      <w:r>
-        <w:rPr>
-          <w:rFonts w:ascii="Charis SIL Italic" w:hAnsi="Charis SIL Italic" w:eastAsia="Charis SIL Italic"/>
-          <w:b w:val="0"/>
-          <w:i w:val="0"/>
-          <w:color w:val="0000FF"/>
-          <w:sz w:val="24"/>
-          <w:u w:val="single"/>
-        </w:rPr>
-        <w:t xml:space="preserve"> </w:t>
-      </w:r>
-      <w:r>
-        <w:rPr>
-          <w:rFonts w:ascii="Charis SIL Italic" w:hAnsi="Charis SIL Italic" w:eastAsia="Charis SIL Italic"/>
-          <w:b w:val="0"/>
-          <w:i w:val="0"/>
-          <w:color w:val="0000FF"/>
-          <w:sz w:val="24"/>
-          <w:u w:val="single"/>
-        </w:rPr>
-        <w:hyperlink r:id="rId28" w:history="1">
+        <w:hyperlink r:id="rId26" w:history="1">
           <w:r>
             <w:rPr>
               <w:rStyle w:val="Hyperlink"/>
@@ -3991,7 +4034,7 @@
           <w:color w:val="000000"/>
           <w:sz w:val="24"/>
         </w:rPr>
-        <w:hyperlink r:id="rId25" w:history="1">
+        <w:hyperlink r:id="rId26" w:history="1">
           <w:r>
             <w:rPr>
               <w:rStyle w:val="Hyperlink"/>
@@ -4747,7 +4790,7 @@
           <w:sz w:val="24"/>
           <w:u w:val="single"/>
         </w:rPr>
-        <w:hyperlink r:id="rId31" w:history="1">
+        <w:hyperlink r:id="rId33" w:history="1">
           <w:r>
             <w:rPr>
               <w:rStyle w:val="Hyperlink"/>
@@ -4765,25 +4808,7 @@
           <w:color w:val="000000"/>
           <w:sz w:val="24"/>
         </w:rPr>
-        <w:t xml:space="preserve"> </w:t>
-      </w:r>
-      <w:r>
-        <w:rPr>
-          <w:u w:val="single" w:color="0000ff"/>
-          <w:rFonts w:ascii="Charis SIL Italic" w:hAnsi="Charis SIL Italic" w:eastAsia="Charis SIL Italic"/>
-          <w:b w:val="0"/>
-          <w:i w:val="0"/>
-          <w:color w:val="000000"/>
-          <w:sz w:val="24"/>
-        </w:rPr>
-        <w:hyperlink r:id="rId31" w:history="1">
-          <w:r>
-            <w:rPr>
-              <w:rStyle w:val="Hyperlink"/>
-            </w:rPr>
-            <w:t xml:space="preserve">en </w:t>
-          </w:r>
-        </w:hyperlink>
+        <w:t xml:space="preserve"> en </w:t>
       </w:r>
       <w:r>
         <w:rPr>
@@ -4794,7 +4819,7 @@
           <w:sz w:val="24"/>
           <w:u w:val="single"/>
         </w:rPr>
-        <w:hyperlink r:id="rId31" w:history="1">
+        <w:hyperlink r:id="rId34" w:history="1">
           <w:r>
             <w:rPr>
               <w:rStyle w:val="Hyperlink"/>
@@ -4812,7 +4837,7 @@
           <w:sz w:val="24"/>
           <w:u w:val="single"/>
         </w:rPr>
-        <w:hyperlink r:id="rId31" w:history="1">
+        <w:hyperlink r:id="rId34" w:history="1">
           <w:r>
             <w:rPr>
               <w:rStyle w:val="Hyperlink"/>
@@ -4830,7 +4855,7 @@
           <w:sz w:val="24"/>
           <w:u w:val="single"/>
         </w:rPr>
-        <w:hyperlink r:id="rId31" w:history="1">
+        <w:hyperlink r:id="rId34" w:history="1">
           <w:r>
             <w:rPr>
               <w:rStyle w:val="Hyperlink"/>
@@ -4859,7 +4884,7 @@
           <w:sz w:val="24"/>
           <w:u w:val="single"/>
         </w:rPr>
-        <w:hyperlink r:id="rId31" w:history="1">
+        <w:hyperlink r:id="rId34" w:history="1">
           <w:r>
             <w:rPr>
               <w:rStyle w:val="Hyperlink"/>
@@ -5111,6 +5136,7 @@
       </w:r>
       <w:r>
         <w:rPr>
+          <w:u w:val="single" w:color="0000ff"/>
           <w:rFonts w:ascii="Charis SIL Italic" w:hAnsi="Charis SIL Italic" w:eastAsia="Charis SIL Italic"/>
           <w:b w:val="0"/>
           <w:i w:val="0"/>
@@ -5126,27 +5152,19 @@
           <w:i w:val="0"/>
           <w:color w:val="0000FF"/>
           <w:sz w:val="24"/>
+        </w:rPr>
+        <w:t>JI</w:t>
+      </w:r>
+      <w:r>
+        <w:rPr>
+          <w:rFonts w:ascii="Charis SIL Italic" w:hAnsi="Charis SIL Italic" w:eastAsia="Charis SIL Italic"/>
+          <w:b w:val="0"/>
+          <w:i w:val="0"/>
+          <w:color w:val="0000FF"/>
+          <w:sz w:val="24"/>
           <w:u w:val="single"/>
         </w:rPr>
-        <w:hyperlink r:id="rId34" w:history="1">
-          <w:r>
-            <w:rPr>
-              <w:rStyle w:val="Hyperlink"/>
-            </w:rPr>
-            <w:t>JI</w:t>
-          </w:r>
-        </w:hyperlink>
-      </w:r>
-      <w:r>
-        <w:rPr>
-          <w:rFonts w:ascii="Charis SIL Italic" w:hAnsi="Charis SIL Italic" w:eastAsia="Charis SIL Italic"/>
-          <w:b w:val="0"/>
-          <w:i w:val="0"/>
-          <w:color w:val="0000FF"/>
-          <w:sz w:val="24"/>
-          <w:u w:val="single"/>
-        </w:rPr>
-        <w:hyperlink r:id="rId34" w:history="1">
+        <w:hyperlink r:id="rId33" w:history="1">
           <w:r>
             <w:rPr>
               <w:rStyle w:val="Hyperlink"/>
@@ -5203,7 +5221,7 @@
           <w:color w:val="000000"/>
           <w:sz w:val="24"/>
         </w:rPr>
-        <w:hyperlink r:id="rId35" w:history="1">
+        <w:hyperlink r:id="rId34" w:history="1">
           <w:r>
             <w:rPr>
               <w:rStyle w:val="Hyperlink"/>
@@ -5241,7 +5259,7 @@
           <w:sz w:val="24"/>
           <w:u w:val="single"/>
         </w:rPr>
-        <w:hyperlink r:id="rId36" w:history="1">
+        <w:hyperlink r:id="rId35" w:history="1">
           <w:r>
             <w:rPr>
               <w:rStyle w:val="Hyperlink"/>
@@ -5270,7 +5288,7 @@
           <w:sz w:val="24"/>
           <w:u w:val="single"/>
         </w:rPr>
-        <w:hyperlink r:id="rId36" w:history="1">
+        <w:hyperlink r:id="rId35" w:history="1">
           <w:r>
             <w:rPr>
               <w:rStyle w:val="Hyperlink"/>
@@ -5299,7 +5317,7 @@
           <w:sz w:val="24"/>
           <w:u w:val="single"/>
         </w:rPr>
-        <w:hyperlink r:id="rId36" w:history="1">
+        <w:hyperlink r:id="rId35" w:history="1">
           <w:r>
             <w:rPr>
               <w:rStyle w:val="Hyperlink"/>
@@ -5328,7 +5346,7 @@
           <w:sz w:val="24"/>
           <w:u w:val="single"/>
         </w:rPr>
-        <w:hyperlink r:id="rId36" w:history="1">
+        <w:hyperlink r:id="rId35" w:history="1">
           <w:r>
             <w:rPr>
               <w:rStyle w:val="Hyperlink"/>
@@ -5357,7 +5375,7 @@
           <w:sz w:val="24"/>
           <w:u w:val="single"/>
         </w:rPr>
-        <w:hyperlink r:id="rId36" w:history="1">
+        <w:hyperlink r:id="rId35" w:history="1">
           <w:r>
             <w:rPr>
               <w:rStyle w:val="Hyperlink"/>
@@ -5378,7 +5396,7 @@
           <w:sz w:val="24"/>
           <w:u w:val="single"/>
         </w:rPr>
-        <w:hyperlink r:id="rId36" w:history="1">
+        <w:hyperlink r:id="rId35" w:history="1">
           <w:r>
             <w:rPr>
               <w:rStyle w:val="Hyperlink"/>
@@ -5395,7 +5413,7 @@
           <w:color w:val="000000"/>
           <w:sz w:val="24"/>
         </w:rPr>
-        <w:t xml:space="preserve"> dat zich bij het Arsip</w:t>
+        <w:t xml:space="preserve"> dat zich bij het Arsip Nasional in Jakarta bevindt, de stad w</w:t>
       </w:r>
       <w:r>
         <w:rPr>
@@ -5406,101 +5424,7 @@
           <w:color w:val="000000"/>
           <w:sz w:val="24"/>
         </w:rPr>
-        <w:hyperlink r:id="rId36" w:history="1">
-          <w:r>
-            <w:rPr>
-              <w:rStyle w:val="Hyperlink"/>
-            </w:rPr>
-            <w:t xml:space="preserve"> Nasional in</w:t>
-          </w:r>
-        </w:hyperlink>
-      </w:r>
-      <w:r>
-        <w:rPr>
-          <w:u w:val="single" w:color="0000ff"/>
-          <w:rFonts w:ascii="Charis SIL Italic" w:hAnsi="Charis SIL Italic" w:eastAsia="Charis SIL Italic"/>
-          <w:b w:val="0"/>
-          <w:i w:val="0"/>
-          <w:color w:val="000000"/>
-          <w:sz w:val="24"/>
-        </w:rPr>
-        <w:hyperlink r:id="rId36" w:history="1">
-          <w:r>
-            <w:rPr>
-              <w:rStyle w:val="Hyperlink"/>
-            </w:rPr>
-            <w:t xml:space="preserve"> Jakarta bevi</w:t>
-          </w:r>
-        </w:hyperlink>
-      </w:r>
-      <w:r>
-        <w:rPr>
-          <w:u w:val="single" w:color="0000ff"/>
-          <w:rFonts w:ascii="Charis SIL Italic" w:hAnsi="Charis SIL Italic" w:eastAsia="Charis SIL Italic"/>
-          <w:b w:val="0"/>
-          <w:i w:val="0"/>
-          <w:color w:val="000000"/>
-          <w:sz w:val="24"/>
-        </w:rPr>
-        <w:hyperlink r:id="rId36" w:history="1">
-          <w:r>
-            <w:rPr>
-              <w:rStyle w:val="Hyperlink"/>
-            </w:rPr>
-            <w:t>ndt,</w:t>
-          </w:r>
-        </w:hyperlink>
-      </w:r>
-      <w:r>
-        <w:rPr>
-          <w:u w:val="single" w:color="0000ff"/>
-          <w:rFonts w:ascii="Charis SIL Italic" w:hAnsi="Charis SIL Italic" w:eastAsia="Charis SIL Italic"/>
-          <w:b w:val="0"/>
-          <w:i w:val="0"/>
-          <w:color w:val="000000"/>
-          <w:sz w:val="24"/>
-        </w:rPr>
-        <w:t xml:space="preserve"> </w:t>
-      </w:r>
-      <w:r>
-        <w:rPr>
-          <w:u w:val="single" w:color="0000ff"/>
-          <w:rFonts w:ascii="Charis SIL Italic" w:hAnsi="Charis SIL Italic" w:eastAsia="Charis SIL Italic"/>
-          <w:b w:val="0"/>
-          <w:i w:val="0"/>
-          <w:color w:val="000000"/>
-          <w:sz w:val="24"/>
-        </w:rPr>
-        <w:hyperlink r:id="rId36" w:history="1">
-          <w:r>
-            <w:rPr>
-              <w:rStyle w:val="Hyperlink"/>
-            </w:rPr>
-            <w:t xml:space="preserve">de stad </w:t>
-          </w:r>
-        </w:hyperlink>
-      </w:r>
-      <w:r>
-        <w:rPr>
-          <w:u w:val="single" w:color="0000ff"/>
-          <w:rFonts w:ascii="Charis SIL Italic" w:hAnsi="Charis SIL Italic" w:eastAsia="Charis SIL Italic"/>
-          <w:b w:val="0"/>
-          <w:i w:val="0"/>
-          <w:color w:val="000000"/>
-          <w:sz w:val="24"/>
-        </w:rPr>
-        <w:t>w</w:t>
-      </w:r>
-      <w:r>
-        <w:rPr>
-          <w:u w:val="single" w:color="0000ff"/>
-          <w:rFonts w:ascii="Charis SIL Italic" w:hAnsi="Charis SIL Italic" w:eastAsia="Charis SIL Italic"/>
-          <w:b w:val="0"/>
-          <w:i w:val="0"/>
-          <w:color w:val="000000"/>
-          <w:sz w:val="24"/>
-        </w:rPr>
-        <w:hyperlink r:id="rId36" w:history="1">
+        <w:hyperlink r:id="rId35" w:history="1">
           <w:r>
             <w:rPr>
               <w:rStyle w:val="Hyperlink"/>
@@ -5528,7 +5452,7 @@
           <w:color w:val="000000"/>
           <w:sz w:val="24"/>
         </w:rPr>
-        <w:hyperlink r:id="rId36" w:history="1">
+        <w:hyperlink r:id="rId35" w:history="1">
           <w:r>
             <w:rPr>
               <w:rStyle w:val="Hyperlink"/>
@@ -5627,7 +5551,7 @@
           <w:sz w:val="24"/>
           <w:u w:val="single"/>
         </w:rPr>
-        <w:hyperlink r:id="rId37" w:history="1">
+        <w:hyperlink r:id="rId36" w:history="1">
           <w:r>
             <w:rPr>
               <w:rStyle w:val="Hyperlink"/>
@@ -5655,7 +5579,7 @@
           <w:sz w:val="24"/>
           <w:u w:val="single"/>
         </w:rPr>
-        <w:hyperlink r:id="rId38" w:history="1">
+        <w:hyperlink r:id="rId37" w:history="1">
           <w:r>
             <w:rPr>
               <w:rStyle w:val="Hyperlink"/>
@@ -5684,7 +5608,7 @@
           <w:sz w:val="24"/>
           <w:u w:val="single"/>
         </w:rPr>
-        <w:hyperlink r:id="rId38" w:history="1">
+        <w:hyperlink r:id="rId37" w:history="1">
           <w:r>
             <w:rPr>
               <w:rStyle w:val="Hyperlink"/>
@@ -5713,7 +5637,7 @@
           <w:sz w:val="24"/>
           <w:u w:val="single"/>
         </w:rPr>
-        <w:hyperlink r:id="rId38" w:history="1">
+        <w:hyperlink r:id="rId37" w:history="1">
           <w:r>
             <w:rPr>
               <w:rStyle w:val="Hyperlink"/>
@@ -5734,7 +5658,7 @@
           <w:sz w:val="24"/>
           <w:u w:val="single"/>
         </w:rPr>
-        <w:hyperlink r:id="rId38" w:history="1">
+        <w:hyperlink r:id="rId37" w:history="1">
           <w:r>
             <w:rPr>
               <w:rStyle w:val="Hyperlink"/>
@@ -5762,7 +5686,7 @@
           <w:sz w:val="24"/>
           <w:u w:val="single"/>
         </w:rPr>
-        <w:hyperlink r:id="rId39" w:history="1">
+        <w:hyperlink r:id="rId38" w:history="1">
           <w:r>
             <w:rPr>
               <w:rStyle w:val="Hyperlink"/>
@@ -5780,7 +5704,7 @@
           <w:sz w:val="24"/>
           <w:u w:val="single"/>
         </w:rPr>
-        <w:hyperlink r:id="rId39" w:history="1">
+        <w:hyperlink r:id="rId36" w:history="1">
           <w:r>
             <w:rPr>
               <w:rStyle w:val="Hyperlink"/>
@@ -5809,7 +5733,7 @@
           <w:sz w:val="24"/>
           <w:u w:val="single"/>
         </w:rPr>
-        <w:hyperlink r:id="rId39" w:history="1">
+        <w:hyperlink r:id="rId38" w:history="1">
           <w:r>
             <w:rPr>
               <w:rStyle w:val="Hyperlink"/>
@@ -5827,7 +5751,7 @@
           <w:sz w:val="24"/>
           <w:u w:val="single"/>
         </w:rPr>
-        <w:hyperlink r:id="rId39" w:history="1">
+        <w:hyperlink r:id="rId38" w:history="1">
           <w:r>
             <w:rPr>
               <w:rStyle w:val="Hyperlink"/>
@@ -5856,7 +5780,7 @@
           <w:sz w:val="24"/>
           <w:u w:val="single"/>
         </w:rPr>
-        <w:hyperlink r:id="rId39" w:history="1">
+        <w:hyperlink r:id="rId38" w:history="1">
           <w:r>
             <w:rPr>
               <w:rStyle w:val="Hyperlink"/>
@@ -5939,7 +5863,7 @@
           <w:color w:val="000000"/>
           <w:sz w:val="24"/>
         </w:rPr>
-        <w:hyperlink r:id="rId38" w:history="1">
+        <w:hyperlink r:id="rId37" w:history="1">
           <w:r>
             <w:rPr>
               <w:rStyle w:val="Hyperlink"/>
@@ -5967,7 +5891,7 @@
           <w:sz w:val="24"/>
           <w:u w:val="single"/>
         </w:rPr>
-        <w:hyperlink r:id="rId38" w:history="1">
+        <w:hyperlink r:id="rId39" w:history="1">
           <w:r>
             <w:rPr>
               <w:rStyle w:val="Hyperlink"/>
@@ -5985,7 +5909,7 @@
           <w:color w:val="000000"/>
           <w:sz w:val="24"/>
         </w:rPr>
-        <w:hyperlink r:id="rId38" w:history="1">
+        <w:hyperlink r:id="rId37" w:history="1">
           <w:r>
             <w:rPr>
               <w:rStyle w:val="Hyperlink"/>
@@ -6013,7 +5937,7 @@
           <w:color w:val="000000"/>
           <w:sz w:val="24"/>
         </w:rPr>
-        <w:hyperlink r:id="rId39" w:history="1">
+        <w:hyperlink r:id="rId38" w:history="1">
           <w:r>
             <w:rPr>
               <w:rStyle w:val="Hyperlink"/>
@@ -6031,7 +5955,7 @@
           <w:color w:val="000000"/>
           <w:sz w:val="24"/>
         </w:rPr>
-        <w:hyperlink r:id="rId39" w:history="1">
+        <w:hyperlink r:id="rId38" w:history="1">
           <w:r>
             <w:rPr>
               <w:rStyle w:val="Hyperlink"/>
@@ -6049,7 +5973,7 @@
           <w:color w:val="000000"/>
           <w:sz w:val="24"/>
         </w:rPr>
-        <w:hyperlink r:id="rId39" w:history="1">
+        <w:hyperlink r:id="rId38" w:history="1">
           <w:r>
             <w:rPr>
               <w:rStyle w:val="Hyperlink"/>
@@ -6067,7 +5991,7 @@
           <w:color w:val="000000"/>
           <w:sz w:val="24"/>
         </w:rPr>
-        <w:hyperlink r:id="rId39" w:history="1">
+        <w:hyperlink r:id="rId38" w:history="1">
           <w:r>
             <w:rPr>
               <w:rStyle w:val="Hyperlink"/>
@@ -6085,7 +6009,7 @@
           <w:color w:val="000000"/>
           <w:sz w:val="24"/>
         </w:rPr>
-        <w:hyperlink r:id="rId39" w:history="1">
+        <w:hyperlink r:id="rId38" w:history="1">
           <w:r>
             <w:rPr>
               <w:rStyle w:val="Hyperlink"/>
@@ -6103,7 +6027,7 @@
           <w:color w:val="000000"/>
           <w:sz w:val="24"/>
         </w:rPr>
-        <w:hyperlink r:id="rId39" w:history="1">
+        <w:hyperlink r:id="rId38" w:history="1">
           <w:r>
             <w:rPr>
               <w:rStyle w:val="Hyperlink"/>
@@ -6131,7 +6055,7 @@
           <w:color w:val="000000"/>
           <w:sz w:val="24"/>
         </w:rPr>
-        <w:hyperlink r:id="rId40" w:history="1">
+        <w:hyperlink r:id="rId39" w:history="1">
           <w:r>
             <w:rPr>
               <w:rStyle w:val="Hyperlink"/>

--- a/EXPORTS/DOCX/published/niveau1/Dutch/Sources.docx
+++ b/EXPORTS/DOCX/published/niveau1/Dutch/Sources.docx
@@ -609,13 +609,31 @@
       </w:r>
       <w:r>
         <w:rPr>
+          <w:u w:val="single" w:color="0000ff"/>
           <w:rFonts w:ascii="Charis SIL Italic" w:hAnsi="Charis SIL Italic" w:eastAsia="Charis SIL Italic"/>
           <w:b w:val="0"/>
           <w:i w:val="0"/>
           <w:color w:val="000000"/>
           <w:sz w:val="24"/>
         </w:rPr>
-        <w:t xml:space="preserve">anders dan nu (denk aan </w:t>
+        <w:hyperlink r:id="rId11" w:history="1">
+          <w:r>
+            <w:rPr>
+              <w:rStyle w:val="Hyperlink"/>
+            </w:rPr>
+            <w:t>anders d</w:t>
+          </w:r>
+        </w:hyperlink>
+      </w:r>
+      <w:r>
+        <w:rPr>
+          <w:rFonts w:ascii="Charis SIL Italic" w:hAnsi="Charis SIL Italic" w:eastAsia="Charis SIL Italic"/>
+          <w:b w:val="0"/>
+          <w:i w:val="0"/>
+          <w:color w:val="000000"/>
+          <w:sz w:val="24"/>
+        </w:rPr>
+        <w:t xml:space="preserve">an nu (denk aan </w:t>
       </w:r>
       <w:r>
         <w:rPr>
@@ -1301,66 +1319,76 @@
       </w:r>
       <w:r>
         <w:rPr>
-          <w:u w:val="single" w:color="0000ff"/>
           <w:rFonts w:ascii="Charis SIL Italic" w:hAnsi="Charis SIL Italic" w:eastAsia="Charis SIL Italic"/>
           <w:b w:val="0"/>
           <w:i w:val="0"/>
           <w:color w:val="000000"/>
           <w:sz w:val="24"/>
+        </w:rPr>
+        <w:t xml:space="preserve">deel uit van de </w:t>
+      </w:r>
+      <w:r>
+        <w:rPr>
+          <w:rFonts w:ascii="Charis SIL Italic" w:hAnsi="Charis SIL Italic" w:eastAsia="Charis SIL Italic"/>
+          <w:b w:val="0"/>
+          <w:i w:val="0"/>
+          <w:color w:val="0000FF"/>
+          <w:sz w:val="24"/>
+          <w:u w:val="single"/>
+        </w:rPr>
+        <w:hyperlink r:id="rId16" w:history="1">
+          <w:r>
+            <w:rPr>
+              <w:rStyle w:val="Hyperlink"/>
+            </w:rPr>
+            <w:t>Univ</w:t>
+          </w:r>
+        </w:hyperlink>
+      </w:r>
+      <w:r>
+        <w:rPr>
+          <w:rFonts w:ascii="Charis SIL Italic" w:hAnsi="Charis SIL Italic" w:eastAsia="Charis SIL Italic"/>
+          <w:b w:val="0"/>
+          <w:i w:val="0"/>
+          <w:color w:val="0000FF"/>
+          <w:sz w:val="24"/>
+          <w:u w:val="single"/>
+        </w:rPr>
+        <w:hyperlink r:id="rId16" w:history="1">
+          <w:r>
+            <w:rPr>
+              <w:rStyle w:val="Hyperlink"/>
+            </w:rPr>
+            <w:t>ersitai</w:t>
+          </w:r>
+        </w:hyperlink>
+      </w:r>
+      <w:r>
+        <w:rPr>
+          <w:rFonts w:ascii="Charis SIL Italic" w:hAnsi="Charis SIL Italic" w:eastAsia="Charis SIL Italic"/>
+          <w:b w:val="0"/>
+          <w:i w:val="0"/>
+          <w:color w:val="0000FF"/>
+          <w:sz w:val="24"/>
+          <w:u w:val="single"/>
         </w:rPr>
         <w:hyperlink r:id="rId15" w:history="1">
           <w:r>
             <w:rPr>
               <w:rStyle w:val="Hyperlink"/>
             </w:rPr>
-            <w:t xml:space="preserve">deel uit </w:t>
+            <w:t>r</w:t>
           </w:r>
         </w:hyperlink>
       </w:r>
       <w:r>
         <w:rPr>
-          <w:u w:val="single" w:color="0000ff"/>
-          <w:rFonts w:ascii="Charis SIL Italic" w:hAnsi="Charis SIL Italic" w:eastAsia="Charis SIL Italic"/>
-          <w:b w:val="0"/>
-          <w:i w:val="0"/>
-          <w:color w:val="000000"/>
-          <w:sz w:val="24"/>
-        </w:rPr>
-        <w:hyperlink r:id="rId15" w:history="1">
-          <w:r>
-            <w:rPr>
-              <w:rStyle w:val="Hyperlink"/>
-            </w:rPr>
-            <w:t>v</w:t>
-          </w:r>
-        </w:hyperlink>
-      </w:r>
-      <w:r>
-        <w:rPr>
-          <w:u w:val="single" w:color="0000ff"/>
-          <w:rFonts w:ascii="Charis SIL Italic" w:hAnsi="Charis SIL Italic" w:eastAsia="Charis SIL Italic"/>
-          <w:b w:val="0"/>
-          <w:i w:val="0"/>
-          <w:color w:val="000000"/>
-          <w:sz w:val="24"/>
-        </w:rPr>
-        <w:hyperlink r:id="rId15" w:history="1">
-          <w:r>
-            <w:rPr>
-              <w:rStyle w:val="Hyperlink"/>
-            </w:rPr>
-            <w:t>an d</w:t>
-          </w:r>
-        </w:hyperlink>
-      </w:r>
-      <w:r>
-        <w:rPr>
-          <w:u w:val="single" w:color="0000ff"/>
-          <w:rFonts w:ascii="Charis SIL Italic" w:hAnsi="Charis SIL Italic" w:eastAsia="Charis SIL Italic"/>
-          <w:b w:val="0"/>
-          <w:i w:val="0"/>
-          <w:color w:val="000000"/>
-          <w:sz w:val="24"/>
+          <w:rFonts w:ascii="Charis SIL Italic" w:hAnsi="Charis SIL Italic" w:eastAsia="Charis SIL Italic"/>
+          <w:b w:val="0"/>
+          <w:i w:val="0"/>
+          <w:color w:val="0000FF"/>
+          <w:sz w:val="24"/>
+          <w:u w:val="single"/>
         </w:rPr>
         <w:hyperlink r:id="rId15" w:history="1">
           <w:r>
@@ -1373,12 +1401,12 @@
       </w:r>
       <w:r>
         <w:rPr>
-          <w:u w:val="single" w:color="0000ff"/>
-          <w:rFonts w:ascii="Charis SIL Italic" w:hAnsi="Charis SIL Italic" w:eastAsia="Charis SIL Italic"/>
-          <w:b w:val="0"/>
-          <w:i w:val="0"/>
-          <w:color w:val="000000"/>
-          <w:sz w:val="24"/>
+          <w:rFonts w:ascii="Charis SIL Italic" w:hAnsi="Charis SIL Italic" w:eastAsia="Charis SIL Italic"/>
+          <w:b w:val="0"/>
+          <w:i w:val="0"/>
+          <w:color w:val="0000FF"/>
+          <w:sz w:val="24"/>
+          <w:u w:val="single"/>
         </w:rPr>
         <w:t xml:space="preserve"> </w:t>
       </w:r>
@@ -1391,108 +1419,18 @@
           <w:sz w:val="24"/>
           <w:u w:val="single"/>
         </w:rPr>
+        <w:t>B</w:t>
+      </w:r>
+      <w:r>
+        <w:rPr>
+          <w:rFonts w:ascii="Charis SIL Italic" w:hAnsi="Charis SIL Italic" w:eastAsia="Charis SIL Italic"/>
+          <w:b w:val="0"/>
+          <w:i w:val="0"/>
+          <w:color w:val="0000FF"/>
+          <w:sz w:val="24"/>
+          <w:u w:val="single"/>
+        </w:rPr>
         <w:hyperlink r:id="rId15" w:history="1">
-          <w:r>
-            <w:rPr>
-              <w:rStyle w:val="Hyperlink"/>
-            </w:rPr>
-            <w:t>Univ</w:t>
-          </w:r>
-        </w:hyperlink>
-      </w:r>
-      <w:r>
-        <w:rPr>
-          <w:rFonts w:ascii="Charis SIL Italic" w:hAnsi="Charis SIL Italic" w:eastAsia="Charis SIL Italic"/>
-          <w:b w:val="0"/>
-          <w:i w:val="0"/>
-          <w:color w:val="0000FF"/>
-          <w:sz w:val="24"/>
-          <w:u w:val="single"/>
-        </w:rPr>
-        <w:hyperlink r:id="rId15" w:history="1">
-          <w:r>
-            <w:rPr>
-              <w:rStyle w:val="Hyperlink"/>
-            </w:rPr>
-            <w:t>ersitai</w:t>
-          </w:r>
-        </w:hyperlink>
-      </w:r>
-      <w:r>
-        <w:rPr>
-          <w:rFonts w:ascii="Charis SIL Italic" w:hAnsi="Charis SIL Italic" w:eastAsia="Charis SIL Italic"/>
-          <w:b w:val="0"/>
-          <w:i w:val="0"/>
-          <w:color w:val="0000FF"/>
-          <w:sz w:val="24"/>
-          <w:u w:val="single"/>
-        </w:rPr>
-        <w:hyperlink r:id="rId15" w:history="1">
-          <w:r>
-            <w:rPr>
-              <w:rStyle w:val="Hyperlink"/>
-            </w:rPr>
-            <w:t>r</w:t>
-          </w:r>
-        </w:hyperlink>
-      </w:r>
-      <w:r>
-        <w:rPr>
-          <w:rFonts w:ascii="Charis SIL Italic" w:hAnsi="Charis SIL Italic" w:eastAsia="Charis SIL Italic"/>
-          <w:b w:val="0"/>
-          <w:i w:val="0"/>
-          <w:color w:val="0000FF"/>
-          <w:sz w:val="24"/>
-          <w:u w:val="single"/>
-        </w:rPr>
-        <w:hyperlink r:id="rId15" w:history="1">
-          <w:r>
-            <w:rPr>
-              <w:rStyle w:val="Hyperlink"/>
-            </w:rPr>
-            <w:t>e</w:t>
-          </w:r>
-        </w:hyperlink>
-      </w:r>
-      <w:r>
-        <w:rPr>
-          <w:rFonts w:ascii="Charis SIL Italic" w:hAnsi="Charis SIL Italic" w:eastAsia="Charis SIL Italic"/>
-          <w:b w:val="0"/>
-          <w:i w:val="0"/>
-          <w:color w:val="0000FF"/>
-          <w:sz w:val="24"/>
-          <w:u w:val="single"/>
-        </w:rPr>
-        <w:t xml:space="preserve"> </w:t>
-      </w:r>
-      <w:r>
-        <w:rPr>
-          <w:rFonts w:ascii="Charis SIL Italic" w:hAnsi="Charis SIL Italic" w:eastAsia="Charis SIL Italic"/>
-          <w:b w:val="0"/>
-          <w:i w:val="0"/>
-          <w:color w:val="0000FF"/>
-          <w:sz w:val="24"/>
-          <w:u w:val="single"/>
-        </w:rPr>
-        <w:hyperlink r:id="rId16" w:history="1">
-          <w:r>
-            <w:rPr>
-              <w:rStyle w:val="Hyperlink"/>
-            </w:rPr>
-            <w:t>B</w:t>
-          </w:r>
-        </w:hyperlink>
-      </w:r>
-      <w:r>
-        <w:rPr>
-          <w:rFonts w:ascii="Charis SIL Italic" w:hAnsi="Charis SIL Italic" w:eastAsia="Charis SIL Italic"/>
-          <w:b w:val="0"/>
-          <w:i w:val="0"/>
-          <w:color w:val="0000FF"/>
-          <w:sz w:val="24"/>
-          <w:u w:val="single"/>
-        </w:rPr>
-        <w:hyperlink r:id="rId16" w:history="1">
           <w:r>
             <w:rPr>
               <w:rStyle w:val="Hyperlink"/>
@@ -1521,7 +1459,7 @@
           <w:sz w:val="24"/>
           <w:u w:val="single"/>
         </w:rPr>
-        <w:hyperlink r:id="rId16" w:history="1">
+        <w:hyperlink r:id="rId15" w:history="1">
           <w:r>
             <w:rPr>
               <w:rStyle w:val="Hyperlink"/>
@@ -1539,7 +1477,7 @@
           <w:sz w:val="24"/>
           <w:u w:val="single"/>
         </w:rPr>
-        <w:hyperlink r:id="rId16" w:history="1">
+        <w:hyperlink r:id="rId15" w:history="1">
           <w:r>
             <w:rPr>
               <w:rStyle w:val="Hyperlink"/>
@@ -2170,6 +2108,7 @@
       </w:r>
       <w:r>
         <w:rPr>
+          <w:u w:val="single" w:color="0000ff"/>
           <w:rFonts w:ascii="Charis SIL Italic" w:hAnsi="Charis SIL Italic" w:eastAsia="Charis SIL Italic"/>
           <w:b w:val="0"/>
           <w:i w:val="0"/>
@@ -2646,7 +2585,7 @@
           <w:sz w:val="24"/>
           <w:u w:val="single"/>
         </w:rPr>
-        <w:hyperlink r:id="rId19" w:history="1">
+        <w:hyperlink r:id="rId18" w:history="1">
           <w:r>
             <w:rPr>
               <w:rStyle w:val="Hyperlink"/>
@@ -2675,7 +2614,7 @@
           <w:sz w:val="24"/>
           <w:u w:val="single"/>
         </w:rPr>
-        <w:hyperlink r:id="rId19" w:history="1">
+        <w:hyperlink r:id="rId18" w:history="1">
           <w:r>
             <w:rPr>
               <w:rStyle w:val="Hyperlink"/>
@@ -3395,7 +3334,7 @@
           <w:sz w:val="24"/>
           <w:u w:val="single"/>
         </w:rPr>
-        <w:hyperlink r:id="rId22" w:history="1">
+        <w:hyperlink r:id="rId16" w:history="1">
           <w:r>
             <w:rPr>
               <w:rStyle w:val="Hyperlink"/>
@@ -3668,7 +3607,25 @@
           <w:color w:val="000000"/>
           <w:sz w:val="24"/>
         </w:rPr>
-        <w:t xml:space="preserve">de beeldcollecties van het </w:t>
+        <w:t>de beeldcollecties van he</w:t>
+      </w:r>
+      <w:r>
+        <w:rPr>
+          <w:u w:val="single" w:color="0000ff"/>
+          <w:rFonts w:ascii="Charis SIL Italic" w:hAnsi="Charis SIL Italic" w:eastAsia="Charis SIL Italic"/>
+          <w:b w:val="0"/>
+          <w:i w:val="0"/>
+          <w:color w:val="000000"/>
+          <w:sz w:val="24"/>
+        </w:rPr>
+        <w:hyperlink r:id="rId23" w:history="1">
+          <w:r>
+            <w:rPr>
+              <w:rStyle w:val="Hyperlink"/>
+            </w:rPr>
+            <w:t xml:space="preserve">t </w:t>
+          </w:r>
+        </w:hyperlink>
       </w:r>
       <w:r>
         <w:rPr>
@@ -3679,7 +3636,7 @@
           <w:sz w:val="24"/>
           <w:u w:val="single"/>
         </w:rPr>
-        <w:hyperlink r:id="rId25" w:history="1">
+        <w:hyperlink r:id="rId23" w:history="1">
           <w:r>
             <w:rPr>
               <w:rStyle w:val="Hyperlink"/>
@@ -3708,7 +3665,7 @@
           <w:sz w:val="24"/>
           <w:u w:val="single"/>
         </w:rPr>
-        <w:hyperlink r:id="rId25" w:history="1">
+        <w:hyperlink r:id="rId23" w:history="1">
           <w:r>
             <w:rPr>
               <w:rStyle w:val="Hyperlink"/>
@@ -3726,7 +3683,7 @@
           <w:sz w:val="24"/>
           <w:u w:val="single"/>
         </w:rPr>
-        <w:hyperlink r:id="rId25" w:history="1">
+        <w:hyperlink r:id="rId23" w:history="1">
           <w:r>
             <w:rPr>
               <w:rStyle w:val="Hyperlink"/>
@@ -3755,7 +3712,7 @@
           <w:sz w:val="24"/>
           <w:u w:val="single"/>
         </w:rPr>
-        <w:hyperlink r:id="rId26" w:history="1">
+        <w:hyperlink r:id="rId23" w:history="1">
           <w:r>
             <w:rPr>
               <w:rStyle w:val="Hyperlink"/>
@@ -3773,7 +3730,7 @@
           <w:sz w:val="24"/>
           <w:u w:val="single"/>
         </w:rPr>
-        <w:hyperlink r:id="rId26" w:history="1">
+        <w:hyperlink r:id="rId23" w:history="1">
           <w:r>
             <w:rPr>
               <w:rStyle w:val="Hyperlink"/>
@@ -3791,7 +3748,7 @@
           <w:sz w:val="24"/>
           <w:u w:val="single"/>
         </w:rPr>
-        <w:hyperlink r:id="rId26" w:history="1">
+        <w:hyperlink r:id="rId25" w:history="1">
           <w:r>
             <w:rPr>
               <w:rStyle w:val="Hyperlink"/>
@@ -3808,25 +3765,7 @@
           <w:color w:val="000000"/>
           <w:sz w:val="24"/>
         </w:rPr>
-        <w:t>. H</w:t>
-      </w:r>
-      <w:r>
-        <w:rPr>
-          <w:u w:val="single" w:color="0000ff"/>
-          <w:rFonts w:ascii="Charis SIL Italic" w:hAnsi="Charis SIL Italic" w:eastAsia="Charis SIL Italic"/>
-          <w:b w:val="0"/>
-          <w:i w:val="0"/>
-          <w:color w:val="000000"/>
-          <w:sz w:val="24"/>
-        </w:rPr>
-        <w:hyperlink r:id="rId24" w:history="1">
-          <w:r>
-            <w:rPr>
-              <w:rStyle w:val="Hyperlink"/>
-            </w:rPr>
-            <w:t xml:space="preserve">et </w:t>
-          </w:r>
-        </w:hyperlink>
+        <w:t xml:space="preserve">. Het </w:t>
       </w:r>
       <w:r>
         <w:rPr>
@@ -3866,7 +3805,7 @@
           <w:sz w:val="24"/>
           <w:u w:val="single"/>
         </w:rPr>
-        <w:hyperlink r:id="rId24" w:history="1">
+        <w:hyperlink r:id="rId26" w:history="1">
           <w:r>
             <w:rPr>
               <w:rStyle w:val="Hyperlink"/>
@@ -3884,7 +3823,7 @@
           <w:sz w:val="24"/>
           <w:u w:val="single"/>
         </w:rPr>
-        <w:hyperlink r:id="rId27" w:history="1">
+        <w:hyperlink r:id="rId26" w:history="1">
           <w:r>
             <w:rPr>
               <w:rStyle w:val="Hyperlink"/>
@@ -3922,7 +3861,7 @@
           <w:color w:val="000000"/>
           <w:sz w:val="24"/>
         </w:rPr>
-        <w:hyperlink r:id="rId25" w:history="1">
+        <w:hyperlink r:id="rId27" w:history="1">
           <w:r>
             <w:rPr>
               <w:rStyle w:val="Hyperlink"/>
@@ -3940,7 +3879,7 @@
           <w:sz w:val="24"/>
           <w:u w:val="single"/>
         </w:rPr>
-        <w:hyperlink r:id="rId25" w:history="1">
+        <w:hyperlink r:id="rId28" w:history="1">
           <w:r>
             <w:rPr>
               <w:rStyle w:val="Hyperlink"/>
@@ -3958,7 +3897,7 @@
           <w:sz w:val="24"/>
           <w:u w:val="single"/>
         </w:rPr>
-        <w:hyperlink r:id="rId25" w:history="1">
+        <w:hyperlink r:id="rId28" w:history="1">
           <w:r>
             <w:rPr>
               <w:rStyle w:val="Hyperlink"/>
@@ -3994,7 +3933,7 @@
           <w:sz w:val="24"/>
           <w:u w:val="single"/>
         </w:rPr>
-        <w:t xml:space="preserve"> in</w:t>
+        <w:t xml:space="preserve"> </w:t>
       </w:r>
       <w:r>
         <w:rPr>
@@ -4005,6 +3944,24 @@
           <w:sz w:val="24"/>
           <w:u w:val="single"/>
         </w:rPr>
+        <w:hyperlink r:id="rId28" w:history="1">
+          <w:r>
+            <w:rPr>
+              <w:rStyle w:val="Hyperlink"/>
+            </w:rPr>
+            <w:t>in</w:t>
+          </w:r>
+        </w:hyperlink>
+      </w:r>
+      <w:r>
+        <w:rPr>
+          <w:rFonts w:ascii="Charis SIL Italic" w:hAnsi="Charis SIL Italic" w:eastAsia="Charis SIL Italic"/>
+          <w:b w:val="0"/>
+          <w:i w:val="0"/>
+          <w:color w:val="0000FF"/>
+          <w:sz w:val="24"/>
+          <w:u w:val="single"/>
+        </w:rPr>
         <w:t xml:space="preserve"> </w:t>
       </w:r>
       <w:r>
@@ -4016,7 +3973,7 @@
           <w:sz w:val="24"/>
           <w:u w:val="single"/>
         </w:rPr>
-        <w:hyperlink r:id="rId26" w:history="1">
+        <w:hyperlink r:id="rId28" w:history="1">
           <w:r>
             <w:rPr>
               <w:rStyle w:val="Hyperlink"/>
@@ -4034,7 +3991,7 @@
           <w:color w:val="000000"/>
           <w:sz w:val="24"/>
         </w:rPr>
-        <w:hyperlink r:id="rId26" w:history="1">
+        <w:hyperlink r:id="rId25" w:history="1">
           <w:r>
             <w:rPr>
               <w:rStyle w:val="Hyperlink"/>
@@ -4790,7 +4747,7 @@
           <w:sz w:val="24"/>
           <w:u w:val="single"/>
         </w:rPr>
-        <w:hyperlink r:id="rId33" w:history="1">
+        <w:hyperlink r:id="rId31" w:history="1">
           <w:r>
             <w:rPr>
               <w:rStyle w:val="Hyperlink"/>
@@ -4808,7 +4765,25 @@
           <w:color w:val="000000"/>
           <w:sz w:val="24"/>
         </w:rPr>
-        <w:t xml:space="preserve"> en </w:t>
+        <w:t xml:space="preserve"> </w:t>
+      </w:r>
+      <w:r>
+        <w:rPr>
+          <w:u w:val="single" w:color="0000ff"/>
+          <w:rFonts w:ascii="Charis SIL Italic" w:hAnsi="Charis SIL Italic" w:eastAsia="Charis SIL Italic"/>
+          <w:b w:val="0"/>
+          <w:i w:val="0"/>
+          <w:color w:val="000000"/>
+          <w:sz w:val="24"/>
+        </w:rPr>
+        <w:hyperlink r:id="rId31" w:history="1">
+          <w:r>
+            <w:rPr>
+              <w:rStyle w:val="Hyperlink"/>
+            </w:rPr>
+            <w:t xml:space="preserve">en </w:t>
+          </w:r>
+        </w:hyperlink>
       </w:r>
       <w:r>
         <w:rPr>
@@ -4819,7 +4794,7 @@
           <w:sz w:val="24"/>
           <w:u w:val="single"/>
         </w:rPr>
-        <w:hyperlink r:id="rId34" w:history="1">
+        <w:hyperlink r:id="rId31" w:history="1">
           <w:r>
             <w:rPr>
               <w:rStyle w:val="Hyperlink"/>
@@ -4837,7 +4812,7 @@
           <w:sz w:val="24"/>
           <w:u w:val="single"/>
         </w:rPr>
-        <w:hyperlink r:id="rId34" w:history="1">
+        <w:hyperlink r:id="rId31" w:history="1">
           <w:r>
             <w:rPr>
               <w:rStyle w:val="Hyperlink"/>
@@ -4855,7 +4830,7 @@
           <w:sz w:val="24"/>
           <w:u w:val="single"/>
         </w:rPr>
-        <w:hyperlink r:id="rId34" w:history="1">
+        <w:hyperlink r:id="rId31" w:history="1">
           <w:r>
             <w:rPr>
               <w:rStyle w:val="Hyperlink"/>
@@ -4884,7 +4859,7 @@
           <w:sz w:val="24"/>
           <w:u w:val="single"/>
         </w:rPr>
-        <w:hyperlink r:id="rId34" w:history="1">
+        <w:hyperlink r:id="rId31" w:history="1">
           <w:r>
             <w:rPr>
               <w:rStyle w:val="Hyperlink"/>
@@ -5136,7 +5111,6 @@
       </w:r>
       <w:r>
         <w:rPr>
-          <w:u w:val="single" w:color="0000ff"/>
           <w:rFonts w:ascii="Charis SIL Italic" w:hAnsi="Charis SIL Italic" w:eastAsia="Charis SIL Italic"/>
           <w:b w:val="0"/>
           <w:i w:val="0"/>
@@ -5152,8 +5126,16 @@
           <w:i w:val="0"/>
           <w:color w:val="0000FF"/>
           <w:sz w:val="24"/>
-        </w:rPr>
-        <w:t>JI</w:t>
+          <w:u w:val="single"/>
+        </w:rPr>
+        <w:hyperlink r:id="rId34" w:history="1">
+          <w:r>
+            <w:rPr>
+              <w:rStyle w:val="Hyperlink"/>
+            </w:rPr>
+            <w:t>JI</w:t>
+          </w:r>
+        </w:hyperlink>
       </w:r>
       <w:r>
         <w:rPr>
@@ -5164,7 +5146,7 @@
           <w:sz w:val="24"/>
           <w:u w:val="single"/>
         </w:rPr>
-        <w:hyperlink r:id="rId33" w:history="1">
+        <w:hyperlink r:id="rId34" w:history="1">
           <w:r>
             <w:rPr>
               <w:rStyle w:val="Hyperlink"/>
@@ -5221,7 +5203,7 @@
           <w:color w:val="000000"/>
           <w:sz w:val="24"/>
         </w:rPr>
-        <w:hyperlink r:id="rId34" w:history="1">
+        <w:hyperlink r:id="rId35" w:history="1">
           <w:r>
             <w:rPr>
               <w:rStyle w:val="Hyperlink"/>
@@ -5259,7 +5241,7 @@
           <w:sz w:val="24"/>
           <w:u w:val="single"/>
         </w:rPr>
-        <w:hyperlink r:id="rId35" w:history="1">
+        <w:hyperlink r:id="rId36" w:history="1">
           <w:r>
             <w:rPr>
               <w:rStyle w:val="Hyperlink"/>
@@ -5288,7 +5270,7 @@
           <w:sz w:val="24"/>
           <w:u w:val="single"/>
         </w:rPr>
-        <w:hyperlink r:id="rId35" w:history="1">
+        <w:hyperlink r:id="rId36" w:history="1">
           <w:r>
             <w:rPr>
               <w:rStyle w:val="Hyperlink"/>
@@ -5317,7 +5299,7 @@
           <w:sz w:val="24"/>
           <w:u w:val="single"/>
         </w:rPr>
-        <w:hyperlink r:id="rId35" w:history="1">
+        <w:hyperlink r:id="rId36" w:history="1">
           <w:r>
             <w:rPr>
               <w:rStyle w:val="Hyperlink"/>
@@ -5346,7 +5328,7 @@
           <w:sz w:val="24"/>
           <w:u w:val="single"/>
         </w:rPr>
-        <w:hyperlink r:id="rId35" w:history="1">
+        <w:hyperlink r:id="rId36" w:history="1">
           <w:r>
             <w:rPr>
               <w:rStyle w:val="Hyperlink"/>
@@ -5375,7 +5357,7 @@
           <w:sz w:val="24"/>
           <w:u w:val="single"/>
         </w:rPr>
-        <w:hyperlink r:id="rId35" w:history="1">
+        <w:hyperlink r:id="rId36" w:history="1">
           <w:r>
             <w:rPr>
               <w:rStyle w:val="Hyperlink"/>
@@ -5396,7 +5378,7 @@
           <w:sz w:val="24"/>
           <w:u w:val="single"/>
         </w:rPr>
-        <w:hyperlink r:id="rId35" w:history="1">
+        <w:hyperlink r:id="rId36" w:history="1">
           <w:r>
             <w:rPr>
               <w:rStyle w:val="Hyperlink"/>
@@ -5413,7 +5395,7 @@
           <w:color w:val="000000"/>
           <w:sz w:val="24"/>
         </w:rPr>
-        <w:t xml:space="preserve"> dat zich bij het Arsip Nasional in Jakarta bevindt, de stad w</w:t>
+        <w:t xml:space="preserve"> dat zich bij het Arsip</w:t>
       </w:r>
       <w:r>
         <w:rPr>
@@ -5424,7 +5406,101 @@
           <w:color w:val="000000"/>
           <w:sz w:val="24"/>
         </w:rPr>
-        <w:hyperlink r:id="rId35" w:history="1">
+        <w:hyperlink r:id="rId36" w:history="1">
+          <w:r>
+            <w:rPr>
+              <w:rStyle w:val="Hyperlink"/>
+            </w:rPr>
+            <w:t xml:space="preserve"> Nasional in</w:t>
+          </w:r>
+        </w:hyperlink>
+      </w:r>
+      <w:r>
+        <w:rPr>
+          <w:u w:val="single" w:color="0000ff"/>
+          <w:rFonts w:ascii="Charis SIL Italic" w:hAnsi="Charis SIL Italic" w:eastAsia="Charis SIL Italic"/>
+          <w:b w:val="0"/>
+          <w:i w:val="0"/>
+          <w:color w:val="000000"/>
+          <w:sz w:val="24"/>
+        </w:rPr>
+        <w:hyperlink r:id="rId36" w:history="1">
+          <w:r>
+            <w:rPr>
+              <w:rStyle w:val="Hyperlink"/>
+            </w:rPr>
+            <w:t xml:space="preserve"> Jakarta bevi</w:t>
+          </w:r>
+        </w:hyperlink>
+      </w:r>
+      <w:r>
+        <w:rPr>
+          <w:u w:val="single" w:color="0000ff"/>
+          <w:rFonts w:ascii="Charis SIL Italic" w:hAnsi="Charis SIL Italic" w:eastAsia="Charis SIL Italic"/>
+          <w:b w:val="0"/>
+          <w:i w:val="0"/>
+          <w:color w:val="000000"/>
+          <w:sz w:val="24"/>
+        </w:rPr>
+        <w:hyperlink r:id="rId36" w:history="1">
+          <w:r>
+            <w:rPr>
+              <w:rStyle w:val="Hyperlink"/>
+            </w:rPr>
+            <w:t>ndt,</w:t>
+          </w:r>
+        </w:hyperlink>
+      </w:r>
+      <w:r>
+        <w:rPr>
+          <w:u w:val="single" w:color="0000ff"/>
+          <w:rFonts w:ascii="Charis SIL Italic" w:hAnsi="Charis SIL Italic" w:eastAsia="Charis SIL Italic"/>
+          <w:b w:val="0"/>
+          <w:i w:val="0"/>
+          <w:color w:val="000000"/>
+          <w:sz w:val="24"/>
+        </w:rPr>
+        <w:t xml:space="preserve"> </w:t>
+      </w:r>
+      <w:r>
+        <w:rPr>
+          <w:u w:val="single" w:color="0000ff"/>
+          <w:rFonts w:ascii="Charis SIL Italic" w:hAnsi="Charis SIL Italic" w:eastAsia="Charis SIL Italic"/>
+          <w:b w:val="0"/>
+          <w:i w:val="0"/>
+          <w:color w:val="000000"/>
+          <w:sz w:val="24"/>
+        </w:rPr>
+        <w:hyperlink r:id="rId36" w:history="1">
+          <w:r>
+            <w:rPr>
+              <w:rStyle w:val="Hyperlink"/>
+            </w:rPr>
+            <w:t xml:space="preserve">de stad </w:t>
+          </w:r>
+        </w:hyperlink>
+      </w:r>
+      <w:r>
+        <w:rPr>
+          <w:u w:val="single" w:color="0000ff"/>
+          <w:rFonts w:ascii="Charis SIL Italic" w:hAnsi="Charis SIL Italic" w:eastAsia="Charis SIL Italic"/>
+          <w:b w:val="0"/>
+          <w:i w:val="0"/>
+          <w:color w:val="000000"/>
+          <w:sz w:val="24"/>
+        </w:rPr>
+        <w:t>w</w:t>
+      </w:r>
+      <w:r>
+        <w:rPr>
+          <w:u w:val="single" w:color="0000ff"/>
+          <w:rFonts w:ascii="Charis SIL Italic" w:hAnsi="Charis SIL Italic" w:eastAsia="Charis SIL Italic"/>
+          <w:b w:val="0"/>
+          <w:i w:val="0"/>
+          <w:color w:val="000000"/>
+          <w:sz w:val="24"/>
+        </w:rPr>
+        <w:hyperlink r:id="rId36" w:history="1">
           <w:r>
             <w:rPr>
               <w:rStyle w:val="Hyperlink"/>
@@ -5452,7 +5528,7 @@
           <w:color w:val="000000"/>
           <w:sz w:val="24"/>
         </w:rPr>
-        <w:hyperlink r:id="rId35" w:history="1">
+        <w:hyperlink r:id="rId36" w:history="1">
           <w:r>
             <w:rPr>
               <w:rStyle w:val="Hyperlink"/>
@@ -5551,7 +5627,7 @@
           <w:sz w:val="24"/>
           <w:u w:val="single"/>
         </w:rPr>
-        <w:hyperlink r:id="rId36" w:history="1">
+        <w:hyperlink r:id="rId37" w:history="1">
           <w:r>
             <w:rPr>
               <w:rStyle w:val="Hyperlink"/>
@@ -5579,7 +5655,7 @@
           <w:sz w:val="24"/>
           <w:u w:val="single"/>
         </w:rPr>
-        <w:hyperlink r:id="rId37" w:history="1">
+        <w:hyperlink r:id="rId38" w:history="1">
           <w:r>
             <w:rPr>
               <w:rStyle w:val="Hyperlink"/>
@@ -5608,7 +5684,7 @@
           <w:sz w:val="24"/>
           <w:u w:val="single"/>
         </w:rPr>
-        <w:hyperlink r:id="rId37" w:history="1">
+        <w:hyperlink r:id="rId38" w:history="1">
           <w:r>
             <w:rPr>
               <w:rStyle w:val="Hyperlink"/>
@@ -5637,7 +5713,7 @@
           <w:sz w:val="24"/>
           <w:u w:val="single"/>
         </w:rPr>
-        <w:hyperlink r:id="rId37" w:history="1">
+        <w:hyperlink r:id="rId38" w:history="1">
           <w:r>
             <w:rPr>
               <w:rStyle w:val="Hyperlink"/>
@@ -5658,7 +5734,7 @@
           <w:sz w:val="24"/>
           <w:u w:val="single"/>
         </w:rPr>
-        <w:hyperlink r:id="rId37" w:history="1">
+        <w:hyperlink r:id="rId38" w:history="1">
           <w:r>
             <w:rPr>
               <w:rStyle w:val="Hyperlink"/>
@@ -5686,7 +5762,7 @@
           <w:sz w:val="24"/>
           <w:u w:val="single"/>
         </w:rPr>
-        <w:hyperlink r:id="rId38" w:history="1">
+        <w:hyperlink r:id="rId39" w:history="1">
           <w:r>
             <w:rPr>
               <w:rStyle w:val="Hyperlink"/>
@@ -5704,7 +5780,7 @@
           <w:sz w:val="24"/>
           <w:u w:val="single"/>
         </w:rPr>
-        <w:hyperlink r:id="rId36" w:history="1">
+        <w:hyperlink r:id="rId39" w:history="1">
           <w:r>
             <w:rPr>
               <w:rStyle w:val="Hyperlink"/>
@@ -5733,7 +5809,7 @@
           <w:sz w:val="24"/>
           <w:u w:val="single"/>
         </w:rPr>
-        <w:hyperlink r:id="rId38" w:history="1">
+        <w:hyperlink r:id="rId39" w:history="1">
           <w:r>
             <w:rPr>
               <w:rStyle w:val="Hyperlink"/>
@@ -5751,7 +5827,7 @@
           <w:sz w:val="24"/>
           <w:u w:val="single"/>
         </w:rPr>
-        <w:hyperlink r:id="rId38" w:history="1">
+        <w:hyperlink r:id="rId39" w:history="1">
           <w:r>
             <w:rPr>
               <w:rStyle w:val="Hyperlink"/>
@@ -5780,7 +5856,7 @@
           <w:sz w:val="24"/>
           <w:u w:val="single"/>
         </w:rPr>
-        <w:hyperlink r:id="rId38" w:history="1">
+        <w:hyperlink r:id="rId39" w:history="1">
           <w:r>
             <w:rPr>
               <w:rStyle w:val="Hyperlink"/>
@@ -5863,7 +5939,7 @@
           <w:color w:val="000000"/>
           <w:sz w:val="24"/>
         </w:rPr>
-        <w:hyperlink r:id="rId37" w:history="1">
+        <w:hyperlink r:id="rId38" w:history="1">
           <w:r>
             <w:rPr>
               <w:rStyle w:val="Hyperlink"/>
@@ -5891,7 +5967,7 @@
           <w:sz w:val="24"/>
           <w:u w:val="single"/>
         </w:rPr>
-        <w:hyperlink r:id="rId39" w:history="1">
+        <w:hyperlink r:id="rId38" w:history="1">
           <w:r>
             <w:rPr>
               <w:rStyle w:val="Hyperlink"/>
@@ -5909,7 +5985,7 @@
           <w:color w:val="000000"/>
           <w:sz w:val="24"/>
         </w:rPr>
-        <w:hyperlink r:id="rId37" w:history="1">
+        <w:hyperlink r:id="rId38" w:history="1">
           <w:r>
             <w:rPr>
               <w:rStyle w:val="Hyperlink"/>
@@ -5937,7 +6013,7 @@
           <w:color w:val="000000"/>
           <w:sz w:val="24"/>
         </w:rPr>
-        <w:hyperlink r:id="rId38" w:history="1">
+        <w:hyperlink r:id="rId39" w:history="1">
           <w:r>
             <w:rPr>
               <w:rStyle w:val="Hyperlink"/>
@@ -5955,7 +6031,7 @@
           <w:color w:val="000000"/>
           <w:sz w:val="24"/>
         </w:rPr>
-        <w:hyperlink r:id="rId38" w:history="1">
+        <w:hyperlink r:id="rId39" w:history="1">
           <w:r>
             <w:rPr>
               <w:rStyle w:val="Hyperlink"/>
@@ -5973,7 +6049,7 @@
           <w:color w:val="000000"/>
           <w:sz w:val="24"/>
         </w:rPr>
-        <w:hyperlink r:id="rId38" w:history="1">
+        <w:hyperlink r:id="rId39" w:history="1">
           <w:r>
             <w:rPr>
               <w:rStyle w:val="Hyperlink"/>
@@ -5991,7 +6067,7 @@
           <w:color w:val="000000"/>
           <w:sz w:val="24"/>
         </w:rPr>
-        <w:hyperlink r:id="rId38" w:history="1">
+        <w:hyperlink r:id="rId39" w:history="1">
           <w:r>
             <w:rPr>
               <w:rStyle w:val="Hyperlink"/>
@@ -6009,7 +6085,7 @@
           <w:color w:val="000000"/>
           <w:sz w:val="24"/>
         </w:rPr>
-        <w:hyperlink r:id="rId38" w:history="1">
+        <w:hyperlink r:id="rId39" w:history="1">
           <w:r>
             <w:rPr>
               <w:rStyle w:val="Hyperlink"/>
@@ -6027,7 +6103,7 @@
           <w:color w:val="000000"/>
           <w:sz w:val="24"/>
         </w:rPr>
-        <w:hyperlink r:id="rId38" w:history="1">
+        <w:hyperlink r:id="rId39" w:history="1">
           <w:r>
             <w:rPr>
               <w:rStyle w:val="Hyperlink"/>
@@ -6055,7 +6131,7 @@
           <w:color w:val="000000"/>
           <w:sz w:val="24"/>
         </w:rPr>
-        <w:hyperlink r:id="rId39" w:history="1">
+        <w:hyperlink r:id="rId40" w:history="1">
           <w:r>
             <w:rPr>
               <w:rStyle w:val="Hyperlink"/>

--- a/EXPORTS/DOCX/published/niveau1/Dutch/Sources.docx
+++ b/EXPORTS/DOCX/published/niveau1/Dutch/Sources.docx
@@ -3334,7 +3334,7 @@
           <w:sz w:val="24"/>
           <w:u w:val="single"/>
         </w:rPr>
-        <w:hyperlink r:id="rId16" w:history="1">
+        <w:hyperlink r:id="rId22" w:history="1">
           <w:r>
             <w:rPr>
               <w:rStyle w:val="Hyperlink"/>
@@ -3607,25 +3607,7 @@
           <w:color w:val="000000"/>
           <w:sz w:val="24"/>
         </w:rPr>
-        <w:t>de beeldcollecties van he</w:t>
-      </w:r>
-      <w:r>
-        <w:rPr>
-          <w:u w:val="single" w:color="0000ff"/>
-          <w:rFonts w:ascii="Charis SIL Italic" w:hAnsi="Charis SIL Italic" w:eastAsia="Charis SIL Italic"/>
-          <w:b w:val="0"/>
-          <w:i w:val="0"/>
-          <w:color w:val="000000"/>
-          <w:sz w:val="24"/>
-        </w:rPr>
-        <w:hyperlink r:id="rId23" w:history="1">
-          <w:r>
-            <w:rPr>
-              <w:rStyle w:val="Hyperlink"/>
-            </w:rPr>
-            <w:t xml:space="preserve">t </w:t>
-          </w:r>
-        </w:hyperlink>
+        <w:t xml:space="preserve">de beeldcollecties van het </w:t>
       </w:r>
       <w:r>
         <w:rPr>
@@ -3855,6 +3837,7 @@
       </w:r>
       <w:r>
         <w:rPr>
+          <w:u w:val="single" w:color="0000ff"/>
           <w:rFonts w:ascii="Charis SIL Italic" w:hAnsi="Charis SIL Italic" w:eastAsia="Charis SIL Italic"/>
           <w:b w:val="0"/>
           <w:i w:val="0"/>
@@ -4917,7 +4900,7 @@
           <w:sz w:val="24"/>
           <w:u w:val="single"/>
         </w:rPr>
-        <w:hyperlink r:id="rId32" w:history="1">
+        <w:hyperlink r:id="rId34" w:history="1">
           <w:r>
             <w:rPr>
               <w:rStyle w:val="Hyperlink"/>
@@ -4935,7 +4918,7 @@
           <w:sz w:val="24"/>
           <w:u w:val="single"/>
         </w:rPr>
-        <w:hyperlink r:id="rId32" w:history="1">
+        <w:hyperlink r:id="rId34" w:history="1">
           <w:r>
             <w:rPr>
               <w:rStyle w:val="Hyperlink"/>
@@ -5128,7 +5111,7 @@
           <w:sz w:val="24"/>
           <w:u w:val="single"/>
         </w:rPr>
-        <w:hyperlink r:id="rId34" w:history="1">
+        <w:hyperlink r:id="rId35" w:history="1">
           <w:r>
             <w:rPr>
               <w:rStyle w:val="Hyperlink"/>
@@ -5146,7 +5129,7 @@
           <w:sz w:val="24"/>
           <w:u w:val="single"/>
         </w:rPr>
-        <w:hyperlink r:id="rId34" w:history="1">
+        <w:hyperlink r:id="rId35" w:history="1">
           <w:r>
             <w:rPr>
               <w:rStyle w:val="Hyperlink"/>
@@ -5203,7 +5186,7 @@
           <w:color w:val="000000"/>
           <w:sz w:val="24"/>
         </w:rPr>
-        <w:hyperlink r:id="rId35" w:history="1">
+        <w:hyperlink r:id="rId34" w:history="1">
           <w:r>
             <w:rPr>
               <w:rStyle w:val="Hyperlink"/>
@@ -5967,7 +5950,7 @@
           <w:sz w:val="24"/>
           <w:u w:val="single"/>
         </w:rPr>
-        <w:hyperlink r:id="rId38" w:history="1">
+        <w:hyperlink r:id="rId40" w:history="1">
           <w:r>
             <w:rPr>
               <w:rStyle w:val="Hyperlink"/>

--- a/EXPORTS/DOCX/published/niveau1/Dutch/Sources.docx
+++ b/EXPORTS/DOCX/published/niveau1/Dutch/Sources.docx
@@ -1319,13 +1319,85 @@
       </w:r>
       <w:r>
         <w:rPr>
+          <w:u w:val="single" w:color="0000ff"/>
           <w:rFonts w:ascii="Charis SIL Italic" w:hAnsi="Charis SIL Italic" w:eastAsia="Charis SIL Italic"/>
           <w:b w:val="0"/>
           <w:i w:val="0"/>
           <w:color w:val="000000"/>
           <w:sz w:val="24"/>
         </w:rPr>
-        <w:t xml:space="preserve">deel uit van de </w:t>
+        <w:hyperlink r:id="rId15" w:history="1">
+          <w:r>
+            <w:rPr>
+              <w:rStyle w:val="Hyperlink"/>
+            </w:rPr>
+            <w:t xml:space="preserve">deel uit </w:t>
+          </w:r>
+        </w:hyperlink>
+      </w:r>
+      <w:r>
+        <w:rPr>
+          <w:u w:val="single" w:color="0000ff"/>
+          <w:rFonts w:ascii="Charis SIL Italic" w:hAnsi="Charis SIL Italic" w:eastAsia="Charis SIL Italic"/>
+          <w:b w:val="0"/>
+          <w:i w:val="0"/>
+          <w:color w:val="000000"/>
+          <w:sz w:val="24"/>
+        </w:rPr>
+        <w:hyperlink r:id="rId15" w:history="1">
+          <w:r>
+            <w:rPr>
+              <w:rStyle w:val="Hyperlink"/>
+            </w:rPr>
+            <w:t>v</w:t>
+          </w:r>
+        </w:hyperlink>
+      </w:r>
+      <w:r>
+        <w:rPr>
+          <w:u w:val="single" w:color="0000ff"/>
+          <w:rFonts w:ascii="Charis SIL Italic" w:hAnsi="Charis SIL Italic" w:eastAsia="Charis SIL Italic"/>
+          <w:b w:val="0"/>
+          <w:i w:val="0"/>
+          <w:color w:val="000000"/>
+          <w:sz w:val="24"/>
+        </w:rPr>
+        <w:hyperlink r:id="rId15" w:history="1">
+          <w:r>
+            <w:rPr>
+              <w:rStyle w:val="Hyperlink"/>
+            </w:rPr>
+            <w:t>an d</w:t>
+          </w:r>
+        </w:hyperlink>
+      </w:r>
+      <w:r>
+        <w:rPr>
+          <w:u w:val="single" w:color="0000ff"/>
+          <w:rFonts w:ascii="Charis SIL Italic" w:hAnsi="Charis SIL Italic" w:eastAsia="Charis SIL Italic"/>
+          <w:b w:val="0"/>
+          <w:i w:val="0"/>
+          <w:color w:val="000000"/>
+          <w:sz w:val="24"/>
+        </w:rPr>
+        <w:hyperlink r:id="rId15" w:history="1">
+          <w:r>
+            <w:rPr>
+              <w:rStyle w:val="Hyperlink"/>
+            </w:rPr>
+            <w:t>e</w:t>
+          </w:r>
+        </w:hyperlink>
+      </w:r>
+      <w:r>
+        <w:rPr>
+          <w:rFonts w:ascii="Charis SIL Italic" w:hAnsi="Charis SIL Italic" w:eastAsia="Charis SIL Italic"/>
+          <w:b w:val="0"/>
+          <w:i w:val="0"/>
+          <w:color w:val="000000"/>
+          <w:sz w:val="24"/>
+        </w:rPr>
+        <w:t xml:space="preserve"> </w:t>
       </w:r>
       <w:r>
         <w:rPr>
@@ -1336,7 +1408,7 @@
           <w:sz w:val="24"/>
           <w:u w:val="single"/>
         </w:rPr>
-        <w:hyperlink r:id="rId16" w:history="1">
+        <w:hyperlink r:id="rId15" w:history="1">
           <w:r>
             <w:rPr>
               <w:rStyle w:val="Hyperlink"/>
@@ -1354,7 +1426,7 @@
           <w:sz w:val="24"/>
           <w:u w:val="single"/>
         </w:rPr>
-        <w:hyperlink r:id="rId16" w:history="1">
+        <w:hyperlink r:id="rId15" w:history="1">
           <w:r>
             <w:rPr>
               <w:rStyle w:val="Hyperlink"/>
@@ -3758,7 +3830,7 @@
           <w:sz w:val="24"/>
           <w:u w:val="single"/>
         </w:rPr>
-        <w:hyperlink r:id="rId24" w:history="1">
+        <w:hyperlink r:id="rId26" w:history="1">
           <w:r>
             <w:rPr>
               <w:rStyle w:val="Hyperlink"/>
@@ -3822,47 +3894,18 @@
           <w:color w:val="000000"/>
           <w:sz w:val="24"/>
         </w:rPr>
-        <w:t xml:space="preserve">bezit de fotocollectie van </w:t>
-      </w:r>
-      <w:r>
-        <w:rPr>
-          <w:u w:val="single" w:color="0000ff"/>
-          <w:rFonts w:ascii="Charis SIL Italic" w:hAnsi="Charis SIL Italic" w:eastAsia="Charis SIL Italic"/>
-          <w:b w:val="0"/>
-          <w:i w:val="0"/>
-          <w:color w:val="000000"/>
-          <w:sz w:val="24"/>
-        </w:rPr>
-        <w:t>h</w:t>
-      </w:r>
-      <w:r>
-        <w:rPr>
-          <w:u w:val="single" w:color="0000ff"/>
-          <w:rFonts w:ascii="Charis SIL Italic" w:hAnsi="Charis SIL Italic" w:eastAsia="Charis SIL Italic"/>
-          <w:b w:val="0"/>
-          <w:i w:val="0"/>
-          <w:color w:val="000000"/>
-          <w:sz w:val="24"/>
+        <w:t xml:space="preserve">bezit de fotocollectie van het </w:t>
+      </w:r>
+      <w:r>
+        <w:rPr>
+          <w:rFonts w:ascii="Charis SIL Italic" w:hAnsi="Charis SIL Italic" w:eastAsia="Charis SIL Italic"/>
+          <w:b w:val="0"/>
+          <w:i w:val="0"/>
+          <w:color w:val="0000FF"/>
+          <w:sz w:val="24"/>
+          <w:u w:val="single"/>
         </w:rPr>
         <w:hyperlink r:id="rId27" w:history="1">
-          <w:r>
-            <w:rPr>
-              <w:rStyle w:val="Hyperlink"/>
-            </w:rPr>
-            <w:t xml:space="preserve">et </w:t>
-          </w:r>
-        </w:hyperlink>
-      </w:r>
-      <w:r>
-        <w:rPr>
-          <w:rFonts w:ascii="Charis SIL Italic" w:hAnsi="Charis SIL Italic" w:eastAsia="Charis SIL Italic"/>
-          <w:b w:val="0"/>
-          <w:i w:val="0"/>
-          <w:color w:val="0000FF"/>
-          <w:sz w:val="24"/>
-          <w:u w:val="single"/>
-        </w:rPr>
-        <w:hyperlink r:id="rId28" w:history="1">
           <w:r>
             <w:rPr>
               <w:rStyle w:val="Hyperlink"/>
@@ -3880,7 +3923,7 @@
           <w:sz w:val="24"/>
           <w:u w:val="single"/>
         </w:rPr>
-        <w:hyperlink r:id="rId28" w:history="1">
+        <w:hyperlink r:id="rId27" w:history="1">
           <w:r>
             <w:rPr>
               <w:rStyle w:val="Hyperlink"/>
@@ -3898,7 +3941,7 @@
           <w:sz w:val="24"/>
           <w:u w:val="single"/>
         </w:rPr>
-        <w:hyperlink r:id="rId28" w:history="1">
+        <w:hyperlink r:id="rId27" w:history="1">
           <w:r>
             <w:rPr>
               <w:rStyle w:val="Hyperlink"/>
@@ -3927,7 +3970,7 @@
           <w:sz w:val="24"/>
           <w:u w:val="single"/>
         </w:rPr>
-        <w:hyperlink r:id="rId28" w:history="1">
+        <w:hyperlink r:id="rId27" w:history="1">
           <w:r>
             <w:rPr>
               <w:rStyle w:val="Hyperlink"/>
@@ -3956,7 +3999,7 @@
           <w:sz w:val="24"/>
           <w:u w:val="single"/>
         </w:rPr>
-        <w:hyperlink r:id="rId28" w:history="1">
+        <w:hyperlink r:id="rId27" w:history="1">
           <w:r>
             <w:rPr>
               <w:rStyle w:val="Hyperlink"/>
@@ -4022,7 +4065,7 @@
           <w:sz w:val="24"/>
           <w:u w:val="single"/>
         </w:rPr>
-        <w:hyperlink r:id="rId29" w:history="1">
+        <w:hyperlink r:id="rId28" w:history="1">
           <w:r>
             <w:rPr>
               <w:rStyle w:val="Hyperlink"/>
@@ -4051,7 +4094,7 @@
           <w:sz w:val="24"/>
           <w:u w:val="single"/>
         </w:rPr>
-        <w:hyperlink r:id="rId29" w:history="1">
+        <w:hyperlink r:id="rId28" w:history="1">
           <w:r>
             <w:rPr>
               <w:rStyle w:val="Hyperlink"/>
@@ -4079,7 +4122,7 @@
           <w:sz w:val="24"/>
           <w:u w:val="single"/>
         </w:rPr>
-        <w:hyperlink r:id="rId30" w:history="1">
+        <w:hyperlink r:id="rId29" w:history="1">
           <w:r>
             <w:rPr>
               <w:rStyle w:val="Hyperlink"/>
@@ -4097,7 +4140,7 @@
           <w:sz w:val="24"/>
           <w:u w:val="single"/>
         </w:rPr>
-        <w:hyperlink r:id="rId30" w:history="1">
+        <w:hyperlink r:id="rId29" w:history="1">
           <w:r>
             <w:rPr>
               <w:rStyle w:val="Hyperlink"/>
@@ -4126,7 +4169,7 @@
           <w:sz w:val="24"/>
           <w:u w:val="single"/>
         </w:rPr>
-        <w:hyperlink r:id="rId30" w:history="1">
+        <w:hyperlink r:id="rId29" w:history="1">
           <w:r>
             <w:rPr>
               <w:rStyle w:val="Hyperlink"/>
@@ -4413,7 +4456,7 @@
           <w:sz w:val="24"/>
           <w:u w:val="single"/>
         </w:rPr>
-        <w:hyperlink r:id="rId31" w:history="1">
+        <w:hyperlink r:id="rId30" w:history="1">
           <w:r>
             <w:rPr>
               <w:rStyle w:val="Hyperlink"/>
@@ -4442,7 +4485,7 @@
           <w:sz w:val="24"/>
           <w:u w:val="single"/>
         </w:rPr>
-        <w:hyperlink r:id="rId31" w:history="1">
+        <w:hyperlink r:id="rId30" w:history="1">
           <w:r>
             <w:rPr>
               <w:rStyle w:val="Hyperlink"/>
@@ -4471,7 +4514,7 @@
           <w:sz w:val="24"/>
           <w:u w:val="single"/>
         </w:rPr>
-        <w:hyperlink r:id="rId31" w:history="1">
+        <w:hyperlink r:id="rId30" w:history="1">
           <w:r>
             <w:rPr>
               <w:rStyle w:val="Hyperlink"/>
@@ -4499,7 +4542,7 @@
           <w:sz w:val="24"/>
           <w:u w:val="single"/>
         </w:rPr>
-        <w:hyperlink r:id="rId32" w:history="1">
+        <w:hyperlink r:id="rId31" w:history="1">
           <w:r>
             <w:rPr>
               <w:rStyle w:val="Hyperlink"/>
@@ -4528,7 +4571,7 @@
           <w:sz w:val="24"/>
           <w:u w:val="single"/>
         </w:rPr>
-        <w:hyperlink r:id="rId32" w:history="1">
+        <w:hyperlink r:id="rId31" w:history="1">
           <w:r>
             <w:rPr>
               <w:rStyle w:val="Hyperlink"/>
@@ -4557,7 +4600,7 @@
           <w:sz w:val="24"/>
           <w:u w:val="single"/>
         </w:rPr>
-        <w:hyperlink r:id="rId32" w:history="1">
+        <w:hyperlink r:id="rId31" w:history="1">
           <w:r>
             <w:rPr>
               <w:rStyle w:val="Hyperlink"/>
@@ -4586,7 +4629,7 @@
           <w:sz w:val="24"/>
           <w:u w:val="single"/>
         </w:rPr>
-        <w:hyperlink r:id="rId32" w:history="1">
+        <w:hyperlink r:id="rId31" w:history="1">
           <w:r>
             <w:rPr>
               <w:rStyle w:val="Hyperlink"/>
@@ -4614,7 +4657,7 @@
           <w:sz w:val="24"/>
           <w:u w:val="single"/>
         </w:rPr>
-        <w:hyperlink r:id="rId33" w:history="1">
+        <w:hyperlink r:id="rId32" w:history="1">
           <w:r>
             <w:rPr>
               <w:rStyle w:val="Hyperlink"/>
@@ -4643,7 +4686,7 @@
           <w:sz w:val="24"/>
           <w:u w:val="single"/>
         </w:rPr>
-        <w:hyperlink r:id="rId33" w:history="1">
+        <w:hyperlink r:id="rId32" w:history="1">
           <w:r>
             <w:rPr>
               <w:rStyle w:val="Hyperlink"/>
@@ -4672,7 +4715,7 @@
           <w:sz w:val="24"/>
           <w:u w:val="single"/>
         </w:rPr>
-        <w:hyperlink r:id="rId33" w:history="1">
+        <w:hyperlink r:id="rId32" w:history="1">
           <w:r>
             <w:rPr>
               <w:rStyle w:val="Hyperlink"/>
@@ -4701,7 +4744,7 @@
           <w:sz w:val="24"/>
           <w:u w:val="single"/>
         </w:rPr>
-        <w:hyperlink r:id="rId31" w:history="1">
+        <w:hyperlink r:id="rId30" w:history="1">
           <w:r>
             <w:rPr>
               <w:rStyle w:val="Hyperlink"/>
@@ -4730,7 +4773,7 @@
           <w:sz w:val="24"/>
           <w:u w:val="single"/>
         </w:rPr>
-        <w:hyperlink r:id="rId31" w:history="1">
+        <w:hyperlink r:id="rId30" w:history="1">
           <w:r>
             <w:rPr>
               <w:rStyle w:val="Hyperlink"/>
@@ -4759,7 +4802,7 @@
           <w:color w:val="000000"/>
           <w:sz w:val="24"/>
         </w:rPr>
-        <w:hyperlink r:id="rId31" w:history="1">
+        <w:hyperlink r:id="rId30" w:history="1">
           <w:r>
             <w:rPr>
               <w:rStyle w:val="Hyperlink"/>
@@ -4777,7 +4820,7 @@
           <w:sz w:val="24"/>
           <w:u w:val="single"/>
         </w:rPr>
-        <w:hyperlink r:id="rId31" w:history="1">
+        <w:hyperlink r:id="rId30" w:history="1">
           <w:r>
             <w:rPr>
               <w:rStyle w:val="Hyperlink"/>
@@ -4794,6 +4837,165 @@
           <w:color w:val="0000FF"/>
           <w:sz w:val="24"/>
           <w:u w:val="single"/>
+        </w:rPr>
+        <w:hyperlink r:id="rId30" w:history="1">
+          <w:r>
+            <w:rPr>
+              <w:rStyle w:val="Hyperlink"/>
+            </w:rPr>
+            <w:t>o</w:t>
+          </w:r>
+        </w:hyperlink>
+      </w:r>
+      <w:r>
+        <w:rPr>
+          <w:rFonts w:ascii="Charis SIL Italic" w:hAnsi="Charis SIL Italic" w:eastAsia="Charis SIL Italic"/>
+          <w:b w:val="0"/>
+          <w:i w:val="0"/>
+          <w:color w:val="0000FF"/>
+          <w:sz w:val="24"/>
+          <w:u w:val="single"/>
+        </w:rPr>
+        <w:hyperlink r:id="rId30" w:history="1">
+          <w:r>
+            <w:rPr>
+              <w:rStyle w:val="Hyperlink"/>
+            </w:rPr>
+            <w:t>naal</w:t>
+          </w:r>
+        </w:hyperlink>
+      </w:r>
+      <w:r>
+        <w:rPr>
+          <w:rFonts w:ascii="Charis SIL Italic" w:hAnsi="Charis SIL Italic" w:eastAsia="Charis SIL Italic"/>
+          <w:b w:val="0"/>
+          <w:i w:val="0"/>
+          <w:color w:val="0000FF"/>
+          <w:sz w:val="24"/>
+          <w:u w:val="single"/>
+        </w:rPr>
+        <w:t xml:space="preserve"> </w:t>
+      </w:r>
+      <w:r>
+        <w:rPr>
+          <w:rFonts w:ascii="Charis SIL Italic" w:hAnsi="Charis SIL Italic" w:eastAsia="Charis SIL Italic"/>
+          <w:b w:val="0"/>
+          <w:i w:val="0"/>
+          <w:color w:val="0000FF"/>
+          <w:sz w:val="24"/>
+          <w:u w:val="single"/>
+        </w:rPr>
+        <w:hyperlink r:id="rId30" w:history="1">
+          <w:r>
+            <w:rPr>
+              <w:rStyle w:val="Hyperlink"/>
+            </w:rPr>
+            <w:t>Arch</w:t>
+          </w:r>
+        </w:hyperlink>
+      </w:r>
+      <w:r>
+        <w:rPr>
+          <w:rFonts w:ascii="Charis SIL Italic" w:hAnsi="Charis SIL Italic" w:eastAsia="Charis SIL Italic"/>
+          <w:b w:val="0"/>
+          <w:i w:val="0"/>
+          <w:color w:val="0000FF"/>
+          <w:sz w:val="24"/>
+          <w:u w:val="single"/>
+        </w:rPr>
+        <w:t>i</w:t>
+      </w:r>
+      <w:r>
+        <w:rPr>
+          <w:rFonts w:ascii="Charis SIL Italic" w:hAnsi="Charis SIL Italic" w:eastAsia="Charis SIL Italic"/>
+          <w:b w:val="0"/>
+          <w:i w:val="0"/>
+          <w:color w:val="0000FF"/>
+          <w:sz w:val="24"/>
+          <w:u w:val="single"/>
+        </w:rPr>
+        <w:hyperlink r:id="rId31" w:history="1">
+          <w:r>
+            <w:rPr>
+              <w:rStyle w:val="Hyperlink"/>
+            </w:rPr>
+            <w:t>ef</w:t>
+          </w:r>
+        </w:hyperlink>
+      </w:r>
+      <w:r>
+        <w:rPr>
+          <w:rFonts w:ascii="Charis SIL Italic" w:hAnsi="Charis SIL Italic" w:eastAsia="Charis SIL Italic"/>
+          <w:b w:val="0"/>
+          <w:i w:val="0"/>
+          <w:color w:val="0000FF"/>
+          <w:sz w:val="24"/>
+          <w:u w:val="single"/>
+        </w:rPr>
+        <w:t xml:space="preserve"> </w:t>
+      </w:r>
+      <w:r>
+        <w:rPr>
+          <w:rFonts w:ascii="Charis SIL Italic" w:hAnsi="Charis SIL Italic" w:eastAsia="Charis SIL Italic"/>
+          <w:b w:val="0"/>
+          <w:i w:val="0"/>
+          <w:color w:val="0000FF"/>
+          <w:sz w:val="24"/>
+          <w:u w:val="single"/>
+        </w:rPr>
+        <w:hyperlink r:id="rId33" w:history="1">
+          <w:r>
+            <w:rPr>
+              <w:rStyle w:val="Hyperlink"/>
+            </w:rPr>
+            <w:t>Cur</w:t>
+          </w:r>
+        </w:hyperlink>
+      </w:r>
+      <w:r>
+        <w:rPr>
+          <w:rFonts w:ascii="Charis SIL Italic" w:hAnsi="Charis SIL Italic" w:eastAsia="Charis SIL Italic"/>
+          <w:b w:val="0"/>
+          <w:i w:val="0"/>
+          <w:color w:val="0000FF"/>
+          <w:sz w:val="24"/>
+          <w:u w:val="single"/>
+        </w:rPr>
+        <w:hyperlink r:id="rId33" w:history="1">
+          <w:r>
+            <w:rPr>
+              <w:rStyle w:val="Hyperlink"/>
+            </w:rPr>
+            <w:t>açao</w:t>
+          </w:r>
+        </w:hyperlink>
+      </w:r>
+      <w:r>
+        <w:rPr>
+          <w:u w:val="single" w:color="0000ff"/>
+          <w:rFonts w:ascii="Charis SIL Italic" w:hAnsi="Charis SIL Italic" w:eastAsia="Charis SIL Italic"/>
+          <w:b w:val="0"/>
+          <w:i w:val="0"/>
+          <w:color w:val="000000"/>
+          <w:sz w:val="24"/>
+        </w:rPr>
+        <w:hyperlink r:id="rId31" w:history="1">
+          <w:r>
+            <w:rPr>
+              <w:rStyle w:val="Hyperlink"/>
+            </w:rPr>
+            <w:t>. Vo</w:t>
+          </w:r>
+        </w:hyperlink>
+      </w:r>
+      <w:r>
+        <w:rPr>
+          <w:u w:val="single" w:color="0000ff"/>
+          <w:rFonts w:ascii="Charis SIL Italic" w:hAnsi="Charis SIL Italic" w:eastAsia="Charis SIL Italic"/>
+          <w:b w:val="0"/>
+          <w:i w:val="0"/>
+          <w:color w:val="000000"/>
+          <w:sz w:val="24"/>
         </w:rPr>
         <w:hyperlink r:id="rId31" w:history="1">
           <w:r>
@@ -4806,173 +5008,14 @@
       </w:r>
       <w:r>
         <w:rPr>
-          <w:rFonts w:ascii="Charis SIL Italic" w:hAnsi="Charis SIL Italic" w:eastAsia="Charis SIL Italic"/>
-          <w:b w:val="0"/>
-          <w:i w:val="0"/>
-          <w:color w:val="0000FF"/>
-          <w:sz w:val="24"/>
-          <w:u w:val="single"/>
+          <w:u w:val="single" w:color="0000ff"/>
+          <w:rFonts w:ascii="Charis SIL Italic" w:hAnsi="Charis SIL Italic" w:eastAsia="Charis SIL Italic"/>
+          <w:b w:val="0"/>
+          <w:i w:val="0"/>
+          <w:color w:val="000000"/>
+          <w:sz w:val="24"/>
         </w:rPr>
         <w:hyperlink r:id="rId31" w:history="1">
-          <w:r>
-            <w:rPr>
-              <w:rStyle w:val="Hyperlink"/>
-            </w:rPr>
-            <w:t>naal</w:t>
-          </w:r>
-        </w:hyperlink>
-      </w:r>
-      <w:r>
-        <w:rPr>
-          <w:rFonts w:ascii="Charis SIL Italic" w:hAnsi="Charis SIL Italic" w:eastAsia="Charis SIL Italic"/>
-          <w:b w:val="0"/>
-          <w:i w:val="0"/>
-          <w:color w:val="0000FF"/>
-          <w:sz w:val="24"/>
-          <w:u w:val="single"/>
-        </w:rPr>
-        <w:t xml:space="preserve"> </w:t>
-      </w:r>
-      <w:r>
-        <w:rPr>
-          <w:rFonts w:ascii="Charis SIL Italic" w:hAnsi="Charis SIL Italic" w:eastAsia="Charis SIL Italic"/>
-          <w:b w:val="0"/>
-          <w:i w:val="0"/>
-          <w:color w:val="0000FF"/>
-          <w:sz w:val="24"/>
-          <w:u w:val="single"/>
-        </w:rPr>
-        <w:hyperlink r:id="rId31" w:history="1">
-          <w:r>
-            <w:rPr>
-              <w:rStyle w:val="Hyperlink"/>
-            </w:rPr>
-            <w:t>Arch</w:t>
-          </w:r>
-        </w:hyperlink>
-      </w:r>
-      <w:r>
-        <w:rPr>
-          <w:rFonts w:ascii="Charis SIL Italic" w:hAnsi="Charis SIL Italic" w:eastAsia="Charis SIL Italic"/>
-          <w:b w:val="0"/>
-          <w:i w:val="0"/>
-          <w:color w:val="0000FF"/>
-          <w:sz w:val="24"/>
-          <w:u w:val="single"/>
-        </w:rPr>
-        <w:t>i</w:t>
-      </w:r>
-      <w:r>
-        <w:rPr>
-          <w:rFonts w:ascii="Charis SIL Italic" w:hAnsi="Charis SIL Italic" w:eastAsia="Charis SIL Italic"/>
-          <w:b w:val="0"/>
-          <w:i w:val="0"/>
-          <w:color w:val="0000FF"/>
-          <w:sz w:val="24"/>
-          <w:u w:val="single"/>
-        </w:rPr>
-        <w:hyperlink r:id="rId32" w:history="1">
-          <w:r>
-            <w:rPr>
-              <w:rStyle w:val="Hyperlink"/>
-            </w:rPr>
-            <w:t>ef</w:t>
-          </w:r>
-        </w:hyperlink>
-      </w:r>
-      <w:r>
-        <w:rPr>
-          <w:rFonts w:ascii="Charis SIL Italic" w:hAnsi="Charis SIL Italic" w:eastAsia="Charis SIL Italic"/>
-          <w:b w:val="0"/>
-          <w:i w:val="0"/>
-          <w:color w:val="0000FF"/>
-          <w:sz w:val="24"/>
-          <w:u w:val="single"/>
-        </w:rPr>
-        <w:t xml:space="preserve"> </w:t>
-      </w:r>
-      <w:r>
-        <w:rPr>
-          <w:rFonts w:ascii="Charis SIL Italic" w:hAnsi="Charis SIL Italic" w:eastAsia="Charis SIL Italic"/>
-          <w:b w:val="0"/>
-          <w:i w:val="0"/>
-          <w:color w:val="0000FF"/>
-          <w:sz w:val="24"/>
-          <w:u w:val="single"/>
-        </w:rPr>
-        <w:hyperlink r:id="rId34" w:history="1">
-          <w:r>
-            <w:rPr>
-              <w:rStyle w:val="Hyperlink"/>
-            </w:rPr>
-            <w:t>Cur</w:t>
-          </w:r>
-        </w:hyperlink>
-      </w:r>
-      <w:r>
-        <w:rPr>
-          <w:rFonts w:ascii="Charis SIL Italic" w:hAnsi="Charis SIL Italic" w:eastAsia="Charis SIL Italic"/>
-          <w:b w:val="0"/>
-          <w:i w:val="0"/>
-          <w:color w:val="0000FF"/>
-          <w:sz w:val="24"/>
-          <w:u w:val="single"/>
-        </w:rPr>
-        <w:hyperlink r:id="rId34" w:history="1">
-          <w:r>
-            <w:rPr>
-              <w:rStyle w:val="Hyperlink"/>
-            </w:rPr>
-            <w:t>açao</w:t>
-          </w:r>
-        </w:hyperlink>
-      </w:r>
-      <w:r>
-        <w:rPr>
-          <w:u w:val="single" w:color="0000ff"/>
-          <w:rFonts w:ascii="Charis SIL Italic" w:hAnsi="Charis SIL Italic" w:eastAsia="Charis SIL Italic"/>
-          <w:b w:val="0"/>
-          <w:i w:val="0"/>
-          <w:color w:val="000000"/>
-          <w:sz w:val="24"/>
-        </w:rPr>
-        <w:hyperlink r:id="rId32" w:history="1">
-          <w:r>
-            <w:rPr>
-              <w:rStyle w:val="Hyperlink"/>
-            </w:rPr>
-            <w:t>. Vo</w:t>
-          </w:r>
-        </w:hyperlink>
-      </w:r>
-      <w:r>
-        <w:rPr>
-          <w:u w:val="single" w:color="0000ff"/>
-          <w:rFonts w:ascii="Charis SIL Italic" w:hAnsi="Charis SIL Italic" w:eastAsia="Charis SIL Italic"/>
-          <w:b w:val="0"/>
-          <w:i w:val="0"/>
-          <w:color w:val="000000"/>
-          <w:sz w:val="24"/>
-        </w:rPr>
-        <w:hyperlink r:id="rId32" w:history="1">
-          <w:r>
-            <w:rPr>
-              <w:rStyle w:val="Hyperlink"/>
-            </w:rPr>
-            <w:t>o</w:t>
-          </w:r>
-        </w:hyperlink>
-      </w:r>
-      <w:r>
-        <w:rPr>
-          <w:u w:val="single" w:color="0000ff"/>
-          <w:rFonts w:ascii="Charis SIL Italic" w:hAnsi="Charis SIL Italic" w:eastAsia="Charis SIL Italic"/>
-          <w:b w:val="0"/>
-          <w:i w:val="0"/>
-          <w:color w:val="000000"/>
-          <w:sz w:val="24"/>
-        </w:rPr>
-        <w:hyperlink r:id="rId32" w:history="1">
           <w:r>
             <w:rPr>
               <w:rStyle w:val="Hyperlink"/>
@@ -5001,7 +5044,7 @@
           <w:color w:val="000000"/>
           <w:sz w:val="24"/>
         </w:rPr>
-        <w:hyperlink r:id="rId32" w:history="1">
+        <w:hyperlink r:id="rId31" w:history="1">
           <w:r>
             <w:rPr>
               <w:rStyle w:val="Hyperlink"/>
@@ -5029,7 +5072,7 @@
           <w:color w:val="000000"/>
           <w:sz w:val="24"/>
         </w:rPr>
-        <w:hyperlink r:id="rId33" w:history="1">
+        <w:hyperlink r:id="rId32" w:history="1">
           <w:r>
             <w:rPr>
               <w:rStyle w:val="Hyperlink"/>
@@ -5047,7 +5090,7 @@
           <w:color w:val="000000"/>
           <w:sz w:val="24"/>
         </w:rPr>
-        <w:hyperlink r:id="rId33" w:history="1">
+        <w:hyperlink r:id="rId32" w:history="1">
           <w:r>
             <w:rPr>
               <w:rStyle w:val="Hyperlink"/>
@@ -5065,7 +5108,7 @@
           <w:color w:val="000000"/>
           <w:sz w:val="24"/>
         </w:rPr>
-        <w:hyperlink r:id="rId33" w:history="1">
+        <w:hyperlink r:id="rId32" w:history="1">
           <w:r>
             <w:rPr>
               <w:rStyle w:val="Hyperlink"/>
@@ -5083,7 +5126,7 @@
           <w:color w:val="000000"/>
           <w:sz w:val="24"/>
         </w:rPr>
-        <w:hyperlink r:id="rId33" w:history="1">
+        <w:hyperlink r:id="rId32" w:history="1">
           <w:r>
             <w:rPr>
               <w:rStyle w:val="Hyperlink"/>
@@ -5111,7 +5154,7 @@
           <w:sz w:val="24"/>
           <w:u w:val="single"/>
         </w:rPr>
-        <w:hyperlink r:id="rId35" w:history="1">
+        <w:hyperlink r:id="rId34" w:history="1">
           <w:r>
             <w:rPr>
               <w:rStyle w:val="Hyperlink"/>
@@ -5129,7 +5172,7 @@
           <w:sz w:val="24"/>
           <w:u w:val="single"/>
         </w:rPr>
-        <w:hyperlink r:id="rId35" w:history="1">
+        <w:hyperlink r:id="rId34" w:history="1">
           <w:r>
             <w:rPr>
               <w:rStyle w:val="Hyperlink"/>
@@ -5147,7 +5190,7 @@
           <w:color w:val="000000"/>
           <w:sz w:val="24"/>
         </w:rPr>
-        <w:hyperlink r:id="rId33" w:history="1">
+        <w:hyperlink r:id="rId32" w:history="1">
           <w:r>
             <w:rPr>
               <w:rStyle w:val="Hyperlink"/>
@@ -5186,7 +5229,7 @@
           <w:color w:val="000000"/>
           <w:sz w:val="24"/>
         </w:rPr>
-        <w:hyperlink r:id="rId34" w:history="1">
+        <w:hyperlink r:id="rId33" w:history="1">
           <w:r>
             <w:rPr>
               <w:rStyle w:val="Hyperlink"/>
@@ -5224,7 +5267,7 @@
           <w:sz w:val="24"/>
           <w:u w:val="single"/>
         </w:rPr>
-        <w:hyperlink r:id="rId36" w:history="1">
+        <w:hyperlink r:id="rId35" w:history="1">
           <w:r>
             <w:rPr>
               <w:rStyle w:val="Hyperlink"/>
@@ -5253,7 +5296,7 @@
           <w:sz w:val="24"/>
           <w:u w:val="single"/>
         </w:rPr>
-        <w:hyperlink r:id="rId36" w:history="1">
+        <w:hyperlink r:id="rId35" w:history="1">
           <w:r>
             <w:rPr>
               <w:rStyle w:val="Hyperlink"/>
@@ -5282,7 +5325,7 @@
           <w:sz w:val="24"/>
           <w:u w:val="single"/>
         </w:rPr>
-        <w:hyperlink r:id="rId36" w:history="1">
+        <w:hyperlink r:id="rId35" w:history="1">
           <w:r>
             <w:rPr>
               <w:rStyle w:val="Hyperlink"/>
@@ -5311,7 +5354,7 @@
           <w:sz w:val="24"/>
           <w:u w:val="single"/>
         </w:rPr>
-        <w:hyperlink r:id="rId36" w:history="1">
+        <w:hyperlink r:id="rId35" w:history="1">
           <w:r>
             <w:rPr>
               <w:rStyle w:val="Hyperlink"/>
@@ -5340,7 +5383,7 @@
           <w:sz w:val="24"/>
           <w:u w:val="single"/>
         </w:rPr>
-        <w:hyperlink r:id="rId36" w:history="1">
+        <w:hyperlink r:id="rId35" w:history="1">
           <w:r>
             <w:rPr>
               <w:rStyle w:val="Hyperlink"/>
@@ -5361,7 +5404,7 @@
           <w:sz w:val="24"/>
           <w:u w:val="single"/>
         </w:rPr>
-        <w:hyperlink r:id="rId36" w:history="1">
+        <w:hyperlink r:id="rId35" w:history="1">
           <w:r>
             <w:rPr>
               <w:rStyle w:val="Hyperlink"/>
@@ -5389,7 +5432,7 @@
           <w:color w:val="000000"/>
           <w:sz w:val="24"/>
         </w:rPr>
-        <w:hyperlink r:id="rId36" w:history="1">
+        <w:hyperlink r:id="rId35" w:history="1">
           <w:r>
             <w:rPr>
               <w:rStyle w:val="Hyperlink"/>
@@ -5407,7 +5450,7 @@
           <w:color w:val="000000"/>
           <w:sz w:val="24"/>
         </w:rPr>
-        <w:hyperlink r:id="rId36" w:history="1">
+        <w:hyperlink r:id="rId35" w:history="1">
           <w:r>
             <w:rPr>
               <w:rStyle w:val="Hyperlink"/>
@@ -5425,7 +5468,7 @@
           <w:color w:val="000000"/>
           <w:sz w:val="24"/>
         </w:rPr>
-        <w:hyperlink r:id="rId36" w:history="1">
+        <w:hyperlink r:id="rId35" w:history="1">
           <w:r>
             <w:rPr>
               <w:rStyle w:val="Hyperlink"/>
@@ -5454,7 +5497,7 @@
           <w:color w:val="000000"/>
           <w:sz w:val="24"/>
         </w:rPr>
-        <w:hyperlink r:id="rId36" w:history="1">
+        <w:hyperlink r:id="rId35" w:history="1">
           <w:r>
             <w:rPr>
               <w:rStyle w:val="Hyperlink"/>
@@ -5483,7 +5526,7 @@
           <w:color w:val="000000"/>
           <w:sz w:val="24"/>
         </w:rPr>
-        <w:hyperlink r:id="rId36" w:history="1">
+        <w:hyperlink r:id="rId35" w:history="1">
           <w:r>
             <w:rPr>
               <w:rStyle w:val="Hyperlink"/>
@@ -5511,7 +5554,7 @@
           <w:color w:val="000000"/>
           <w:sz w:val="24"/>
         </w:rPr>
-        <w:hyperlink r:id="rId36" w:history="1">
+        <w:hyperlink r:id="rId35" w:history="1">
           <w:r>
             <w:rPr>
               <w:rStyle w:val="Hyperlink"/>
@@ -5610,7 +5653,7 @@
           <w:sz w:val="24"/>
           <w:u w:val="single"/>
         </w:rPr>
-        <w:hyperlink r:id="rId37" w:history="1">
+        <w:hyperlink r:id="rId36" w:history="1">
           <w:r>
             <w:rPr>
               <w:rStyle w:val="Hyperlink"/>
@@ -5638,7 +5681,7 @@
           <w:sz w:val="24"/>
           <w:u w:val="single"/>
         </w:rPr>
-        <w:hyperlink r:id="rId38" w:history="1">
+        <w:hyperlink r:id="rId37" w:history="1">
           <w:r>
             <w:rPr>
               <w:rStyle w:val="Hyperlink"/>
@@ -5667,7 +5710,7 @@
           <w:sz w:val="24"/>
           <w:u w:val="single"/>
         </w:rPr>
-        <w:hyperlink r:id="rId38" w:history="1">
+        <w:hyperlink r:id="rId37" w:history="1">
           <w:r>
             <w:rPr>
               <w:rStyle w:val="Hyperlink"/>
@@ -5696,7 +5739,7 @@
           <w:sz w:val="24"/>
           <w:u w:val="single"/>
         </w:rPr>
-        <w:hyperlink r:id="rId38" w:history="1">
+        <w:hyperlink r:id="rId37" w:history="1">
           <w:r>
             <w:rPr>
               <w:rStyle w:val="Hyperlink"/>
@@ -5717,7 +5760,7 @@
           <w:sz w:val="24"/>
           <w:u w:val="single"/>
         </w:rPr>
-        <w:hyperlink r:id="rId38" w:history="1">
+        <w:hyperlink r:id="rId37" w:history="1">
           <w:r>
             <w:rPr>
               <w:rStyle w:val="Hyperlink"/>
@@ -5745,7 +5788,7 @@
           <w:sz w:val="24"/>
           <w:u w:val="single"/>
         </w:rPr>
-        <w:hyperlink r:id="rId39" w:history="1">
+        <w:hyperlink r:id="rId38" w:history="1">
           <w:r>
             <w:rPr>
               <w:rStyle w:val="Hyperlink"/>
@@ -5763,7 +5806,7 @@
           <w:sz w:val="24"/>
           <w:u w:val="single"/>
         </w:rPr>
-        <w:hyperlink r:id="rId39" w:history="1">
+        <w:hyperlink r:id="rId38" w:history="1">
           <w:r>
             <w:rPr>
               <w:rStyle w:val="Hyperlink"/>
@@ -5792,7 +5835,7 @@
           <w:sz w:val="24"/>
           <w:u w:val="single"/>
         </w:rPr>
-        <w:hyperlink r:id="rId39" w:history="1">
+        <w:hyperlink r:id="rId38" w:history="1">
           <w:r>
             <w:rPr>
               <w:rStyle w:val="Hyperlink"/>
@@ -5810,7 +5853,7 @@
           <w:sz w:val="24"/>
           <w:u w:val="single"/>
         </w:rPr>
-        <w:hyperlink r:id="rId39" w:history="1">
+        <w:hyperlink r:id="rId37" w:history="1">
           <w:r>
             <w:rPr>
               <w:rStyle w:val="Hyperlink"/>
@@ -5839,7 +5882,7 @@
           <w:sz w:val="24"/>
           <w:u w:val="single"/>
         </w:rPr>
-        <w:hyperlink r:id="rId39" w:history="1">
+        <w:hyperlink r:id="rId37" w:history="1">
           <w:r>
             <w:rPr>
               <w:rStyle w:val="Hyperlink"/>
@@ -5856,6 +5899,163 @@
           <w:color w:val="0000FF"/>
           <w:sz w:val="24"/>
           <w:u w:val="single"/>
+        </w:rPr>
+        <w:hyperlink r:id="rId37" w:history="1">
+          <w:r>
+            <w:rPr>
+              <w:rStyle w:val="Hyperlink"/>
+            </w:rPr>
+            <w:t>n</w:t>
+          </w:r>
+        </w:hyperlink>
+      </w:r>
+      <w:r>
+        <w:rPr>
+          <w:rFonts w:ascii="Charis SIL Italic" w:hAnsi="Charis SIL Italic" w:eastAsia="Charis SIL Italic"/>
+          <w:b w:val="0"/>
+          <w:i w:val="0"/>
+          <w:color w:val="0000FF"/>
+          <w:sz w:val="24"/>
+          <w:u w:val="single"/>
+        </w:rPr>
+        <w:t xml:space="preserve"> </w:t>
+      </w:r>
+      <w:r>
+        <w:rPr>
+          <w:rFonts w:ascii="Charis SIL Italic" w:hAnsi="Charis SIL Italic" w:eastAsia="Charis SIL Italic"/>
+          <w:b w:val="0"/>
+          <w:i w:val="0"/>
+          <w:color w:val="0000FF"/>
+          <w:sz w:val="24"/>
+          <w:u w:val="single"/>
+        </w:rPr>
+        <w:hyperlink r:id="rId37" w:history="1">
+          <w:r>
+            <w:rPr>
+              <w:rStyle w:val="Hyperlink"/>
+            </w:rPr>
+            <w:t>Ko</w:t>
+          </w:r>
+        </w:hyperlink>
+      </w:r>
+      <w:r>
+        <w:rPr>
+          <w:rFonts w:ascii="Charis SIL Italic" w:hAnsi="Charis SIL Italic" w:eastAsia="Charis SIL Italic"/>
+          <w:b w:val="0"/>
+          <w:i w:val="0"/>
+          <w:color w:val="0000FF"/>
+          <w:sz w:val="24"/>
+          <w:u w:val="single"/>
+        </w:rPr>
+        <w:hyperlink r:id="rId37" w:history="1">
+          <w:r>
+            <w:rPr>
+              <w:rStyle w:val="Hyperlink"/>
+            </w:rPr>
+            <w:t>ntexten</w:t>
+          </w:r>
+        </w:hyperlink>
+      </w:r>
+      <w:r>
+        <w:rPr>
+          <w:u w:val="single" w:color="0000ff"/>
+          <w:rFonts w:ascii="Charis SIL Italic" w:hAnsi="Charis SIL Italic" w:eastAsia="Charis SIL Italic"/>
+          <w:b w:val="0"/>
+          <w:i w:val="0"/>
+          <w:color w:val="000000"/>
+          <w:sz w:val="24"/>
+        </w:rPr>
+        <w:hyperlink r:id="rId37" w:history="1">
+          <w:r>
+            <w:rPr>
+              <w:rStyle w:val="Hyperlink"/>
+            </w:rPr>
+            <w:t>. D</w:t>
+          </w:r>
+        </w:hyperlink>
+      </w:r>
+      <w:r>
+        <w:rPr>
+          <w:rFonts w:ascii="Charis SIL Italic" w:hAnsi="Charis SIL Italic" w:eastAsia="Charis SIL Italic"/>
+          <w:b w:val="0"/>
+          <w:i w:val="0"/>
+          <w:color w:val="000000"/>
+          <w:sz w:val="24"/>
+        </w:rPr>
+        <w:t xml:space="preserve">e Franse portal </w:t>
+      </w:r>
+      <w:r>
+        <w:rPr>
+          <w:rFonts w:ascii="Charis SIL Italic" w:hAnsi="Charis SIL Italic" w:eastAsia="Charis SIL Italic"/>
+          <w:b w:val="0"/>
+          <w:i w:val="0"/>
+          <w:color w:val="0000FF"/>
+          <w:sz w:val="24"/>
+          <w:u w:val="single"/>
+        </w:rPr>
+        <w:hyperlink r:id="rId39" w:history="1">
+          <w:r>
+            <w:rPr>
+              <w:rStyle w:val="Hyperlink"/>
+            </w:rPr>
+            <w:t>AGORHA</w:t>
+          </w:r>
+        </w:hyperlink>
+      </w:r>
+      <w:r>
+        <w:rPr>
+          <w:u w:val="single" w:color="0000ff"/>
+          <w:rFonts w:ascii="Charis SIL Italic" w:hAnsi="Charis SIL Italic" w:eastAsia="Charis SIL Italic"/>
+          <w:b w:val="0"/>
+          <w:i w:val="0"/>
+          <w:color w:val="000000"/>
+          <w:sz w:val="24"/>
+        </w:rPr>
+        <w:hyperlink r:id="rId37" w:history="1">
+          <w:r>
+            <w:rPr>
+              <w:rStyle w:val="Hyperlink"/>
+            </w:rPr>
+            <w:t xml:space="preserve"> bevat inf</w:t>
+          </w:r>
+        </w:hyperlink>
+      </w:r>
+      <w:r>
+        <w:rPr>
+          <w:rFonts w:ascii="Charis SIL Italic" w:hAnsi="Charis SIL Italic" w:eastAsia="Charis SIL Italic"/>
+          <w:b w:val="0"/>
+          <w:i w:val="0"/>
+          <w:color w:val="000000"/>
+          <w:sz w:val="24"/>
+        </w:rPr>
+        <w:t>ormatie over ve</w:t>
+      </w:r>
+      <w:r>
+        <w:rPr>
+          <w:u w:val="single" w:color="0000ff"/>
+          <w:rFonts w:ascii="Charis SIL Italic" w:hAnsi="Charis SIL Italic" w:eastAsia="Charis SIL Italic"/>
+          <w:b w:val="0"/>
+          <w:i w:val="0"/>
+          <w:color w:val="000000"/>
+          <w:sz w:val="24"/>
+        </w:rPr>
+        <w:hyperlink r:id="rId38" w:history="1">
+          <w:r>
+            <w:rPr>
+              <w:rStyle w:val="Hyperlink"/>
+            </w:rPr>
+            <w:t>rzamelaars, ha</w:t>
+          </w:r>
+        </w:hyperlink>
+      </w:r>
+      <w:r>
+        <w:rPr>
+          <w:u w:val="single" w:color="0000ff"/>
+          <w:rFonts w:ascii="Charis SIL Italic" w:hAnsi="Charis SIL Italic" w:eastAsia="Charis SIL Italic"/>
+          <w:b w:val="0"/>
+          <w:i w:val="0"/>
+          <w:color w:val="000000"/>
+          <w:sz w:val="24"/>
         </w:rPr>
         <w:hyperlink r:id="rId38" w:history="1">
           <w:r>
@@ -5868,171 +6068,14 @@
       </w:r>
       <w:r>
         <w:rPr>
-          <w:rFonts w:ascii="Charis SIL Italic" w:hAnsi="Charis SIL Italic" w:eastAsia="Charis SIL Italic"/>
-          <w:b w:val="0"/>
-          <w:i w:val="0"/>
-          <w:color w:val="0000FF"/>
-          <w:sz w:val="24"/>
-          <w:u w:val="single"/>
-        </w:rPr>
-        <w:t xml:space="preserve"> </w:t>
-      </w:r>
-      <w:r>
-        <w:rPr>
-          <w:rFonts w:ascii="Charis SIL Italic" w:hAnsi="Charis SIL Italic" w:eastAsia="Charis SIL Italic"/>
-          <w:b w:val="0"/>
-          <w:i w:val="0"/>
-          <w:color w:val="0000FF"/>
-          <w:sz w:val="24"/>
-          <w:u w:val="single"/>
+          <w:u w:val="single" w:color="0000ff"/>
+          <w:rFonts w:ascii="Charis SIL Italic" w:hAnsi="Charis SIL Italic" w:eastAsia="Charis SIL Italic"/>
+          <w:b w:val="0"/>
+          <w:i w:val="0"/>
+          <w:color w:val="000000"/>
+          <w:sz w:val="24"/>
         </w:rPr>
         <w:hyperlink r:id="rId38" w:history="1">
-          <w:r>
-            <w:rPr>
-              <w:rStyle w:val="Hyperlink"/>
-            </w:rPr>
-            <w:t>Ko</w:t>
-          </w:r>
-        </w:hyperlink>
-      </w:r>
-      <w:r>
-        <w:rPr>
-          <w:rFonts w:ascii="Charis SIL Italic" w:hAnsi="Charis SIL Italic" w:eastAsia="Charis SIL Italic"/>
-          <w:b w:val="0"/>
-          <w:i w:val="0"/>
-          <w:color w:val="0000FF"/>
-          <w:sz w:val="24"/>
-          <w:u w:val="single"/>
-        </w:rPr>
-        <w:hyperlink r:id="rId38" w:history="1">
-          <w:r>
-            <w:rPr>
-              <w:rStyle w:val="Hyperlink"/>
-            </w:rPr>
-            <w:t>ntexten</w:t>
-          </w:r>
-        </w:hyperlink>
-      </w:r>
-      <w:r>
-        <w:rPr>
-          <w:u w:val="single" w:color="0000ff"/>
-          <w:rFonts w:ascii="Charis SIL Italic" w:hAnsi="Charis SIL Italic" w:eastAsia="Charis SIL Italic"/>
-          <w:b w:val="0"/>
-          <w:i w:val="0"/>
-          <w:color w:val="000000"/>
-          <w:sz w:val="24"/>
-        </w:rPr>
-        <w:hyperlink r:id="rId38" w:history="1">
-          <w:r>
-            <w:rPr>
-              <w:rStyle w:val="Hyperlink"/>
-            </w:rPr>
-            <w:t>. D</w:t>
-          </w:r>
-        </w:hyperlink>
-      </w:r>
-      <w:r>
-        <w:rPr>
-          <w:rFonts w:ascii="Charis SIL Italic" w:hAnsi="Charis SIL Italic" w:eastAsia="Charis SIL Italic"/>
-          <w:b w:val="0"/>
-          <w:i w:val="0"/>
-          <w:color w:val="000000"/>
-          <w:sz w:val="24"/>
-        </w:rPr>
-        <w:t xml:space="preserve">e Franse portal </w:t>
-      </w:r>
-      <w:r>
-        <w:rPr>
-          <w:rFonts w:ascii="Charis SIL Italic" w:hAnsi="Charis SIL Italic" w:eastAsia="Charis SIL Italic"/>
-          <w:b w:val="0"/>
-          <w:i w:val="0"/>
-          <w:color w:val="0000FF"/>
-          <w:sz w:val="24"/>
-          <w:u w:val="single"/>
-        </w:rPr>
-        <w:hyperlink r:id="rId40" w:history="1">
-          <w:r>
-            <w:rPr>
-              <w:rStyle w:val="Hyperlink"/>
-            </w:rPr>
-            <w:t>AGORHA</w:t>
-          </w:r>
-        </w:hyperlink>
-      </w:r>
-      <w:r>
-        <w:rPr>
-          <w:u w:val="single" w:color="0000ff"/>
-          <w:rFonts w:ascii="Charis SIL Italic" w:hAnsi="Charis SIL Italic" w:eastAsia="Charis SIL Italic"/>
-          <w:b w:val="0"/>
-          <w:i w:val="0"/>
-          <w:color w:val="000000"/>
-          <w:sz w:val="24"/>
-        </w:rPr>
-        <w:hyperlink r:id="rId38" w:history="1">
-          <w:r>
-            <w:rPr>
-              <w:rStyle w:val="Hyperlink"/>
-            </w:rPr>
-            <w:t xml:space="preserve"> bevat inf</w:t>
-          </w:r>
-        </w:hyperlink>
-      </w:r>
-      <w:r>
-        <w:rPr>
-          <w:rFonts w:ascii="Charis SIL Italic" w:hAnsi="Charis SIL Italic" w:eastAsia="Charis SIL Italic"/>
-          <w:b w:val="0"/>
-          <w:i w:val="0"/>
-          <w:color w:val="000000"/>
-          <w:sz w:val="24"/>
-        </w:rPr>
-        <w:t>ormatie over ve</w:t>
-      </w:r>
-      <w:r>
-        <w:rPr>
-          <w:u w:val="single" w:color="0000ff"/>
-          <w:rFonts w:ascii="Charis SIL Italic" w:hAnsi="Charis SIL Italic" w:eastAsia="Charis SIL Italic"/>
-          <w:b w:val="0"/>
-          <w:i w:val="0"/>
-          <w:color w:val="000000"/>
-          <w:sz w:val="24"/>
-        </w:rPr>
-        <w:hyperlink r:id="rId39" w:history="1">
-          <w:r>
-            <w:rPr>
-              <w:rStyle w:val="Hyperlink"/>
-            </w:rPr>
-            <w:t>rzamelaars, ha</w:t>
-          </w:r>
-        </w:hyperlink>
-      </w:r>
-      <w:r>
-        <w:rPr>
-          <w:u w:val="single" w:color="0000ff"/>
-          <w:rFonts w:ascii="Charis SIL Italic" w:hAnsi="Charis SIL Italic" w:eastAsia="Charis SIL Italic"/>
-          <w:b w:val="0"/>
-          <w:i w:val="0"/>
-          <w:color w:val="000000"/>
-          <w:sz w:val="24"/>
-        </w:rPr>
-        <w:hyperlink r:id="rId39" w:history="1">
-          <w:r>
-            <w:rPr>
-              <w:rStyle w:val="Hyperlink"/>
-            </w:rPr>
-            <w:t>n</w:t>
-          </w:r>
-        </w:hyperlink>
-      </w:r>
-      <w:r>
-        <w:rPr>
-          <w:u w:val="single" w:color="0000ff"/>
-          <w:rFonts w:ascii="Charis SIL Italic" w:hAnsi="Charis SIL Italic" w:eastAsia="Charis SIL Italic"/>
-          <w:b w:val="0"/>
-          <w:i w:val="0"/>
-          <w:color w:val="000000"/>
-          <w:sz w:val="24"/>
-        </w:rPr>
-        <w:hyperlink r:id="rId39" w:history="1">
           <w:r>
             <w:rPr>
               <w:rStyle w:val="Hyperlink"/>
@@ -6050,7 +6093,7 @@
           <w:color w:val="000000"/>
           <w:sz w:val="24"/>
         </w:rPr>
-        <w:hyperlink r:id="rId39" w:history="1">
+        <w:hyperlink r:id="rId38" w:history="1">
           <w:r>
             <w:rPr>
               <w:rStyle w:val="Hyperlink"/>
@@ -6068,7 +6111,7 @@
           <w:color w:val="000000"/>
           <w:sz w:val="24"/>
         </w:rPr>
-        <w:hyperlink r:id="rId39" w:history="1">
+        <w:hyperlink r:id="rId38" w:history="1">
           <w:r>
             <w:rPr>
               <w:rStyle w:val="Hyperlink"/>
@@ -6086,7 +6129,7 @@
           <w:color w:val="000000"/>
           <w:sz w:val="24"/>
         </w:rPr>
-        <w:hyperlink r:id="rId39" w:history="1">
+        <w:hyperlink r:id="rId38" w:history="1">
           <w:r>
             <w:rPr>
               <w:rStyle w:val="Hyperlink"/>
@@ -6114,7 +6157,7 @@
           <w:color w:val="000000"/>
           <w:sz w:val="24"/>
         </w:rPr>
-        <w:hyperlink r:id="rId40" w:history="1">
+        <w:hyperlink r:id="rId39" w:history="1">
           <w:r>
             <w:rPr>
               <w:rStyle w:val="Hyperlink"/>

--- a/EXPORTS/DOCX/published/niveau1/Dutch/Sources.docx
+++ b/EXPORTS/DOCX/published/niveau1/Dutch/Sources.docx
@@ -1391,6 +1391,7 @@
       </w:r>
       <w:r>
         <w:rPr>
+          <w:u w:val="single" w:color="0000ff"/>
           <w:rFonts w:ascii="Charis SIL Italic" w:hAnsi="Charis SIL Italic" w:eastAsia="Charis SIL Italic"/>
           <w:b w:val="0"/>
           <w:i w:val="0"/>
@@ -1491,7 +1492,14 @@
           <w:sz w:val="24"/>
           <w:u w:val="single"/>
         </w:rPr>
-        <w:t>B</w:t>
+        <w:hyperlink r:id="rId16" w:history="1">
+          <w:r>
+            <w:rPr>
+              <w:rStyle w:val="Hyperlink"/>
+            </w:rPr>
+            <w:t>B</w:t>
+          </w:r>
+        </w:hyperlink>
       </w:r>
       <w:r>
         <w:rPr>
@@ -1502,7 +1510,7 @@
           <w:sz w:val="24"/>
           <w:u w:val="single"/>
         </w:rPr>
-        <w:hyperlink r:id="rId15" w:history="1">
+        <w:hyperlink r:id="rId16" w:history="1">
           <w:r>
             <w:rPr>
               <w:rStyle w:val="Hyperlink"/>
@@ -1531,7 +1539,7 @@
           <w:sz w:val="24"/>
           <w:u w:val="single"/>
         </w:rPr>
-        <w:hyperlink r:id="rId15" w:history="1">
+        <w:hyperlink r:id="rId16" w:history="1">
           <w:r>
             <w:rPr>
               <w:rStyle w:val="Hyperlink"/>
@@ -1549,7 +1557,7 @@
           <w:sz w:val="24"/>
           <w:u w:val="single"/>
         </w:rPr>
-        <w:hyperlink r:id="rId15" w:history="1">
+        <w:hyperlink r:id="rId16" w:history="1">
           <w:r>
             <w:rPr>
               <w:rStyle w:val="Hyperlink"/>
@@ -2180,7 +2188,6 @@
       </w:r>
       <w:r>
         <w:rPr>
-          <w:u w:val="single" w:color="0000ff"/>
           <w:rFonts w:ascii="Charis SIL Italic" w:hAnsi="Charis SIL Italic" w:eastAsia="Charis SIL Italic"/>
           <w:b w:val="0"/>
           <w:i w:val="0"/>
@@ -2610,7 +2617,7 @@
           <w:sz w:val="24"/>
           <w:u w:val="single"/>
         </w:rPr>
-        <w:hyperlink r:id="rId18" w:history="1">
+        <w:hyperlink r:id="rId19" w:history="1">
           <w:r>
             <w:rPr>
               <w:rStyle w:val="Hyperlink"/>
@@ -2628,7 +2635,7 @@
           <w:sz w:val="24"/>
           <w:u w:val="single"/>
         </w:rPr>
-        <w:hyperlink r:id="rId18" w:history="1">
+        <w:hyperlink r:id="rId19" w:history="1">
           <w:r>
             <w:rPr>
               <w:rStyle w:val="Hyperlink"/>
@@ -2657,7 +2664,7 @@
           <w:sz w:val="24"/>
           <w:u w:val="single"/>
         </w:rPr>
-        <w:hyperlink r:id="rId18" w:history="1">
+        <w:hyperlink r:id="rId19" w:history="1">
           <w:r>
             <w:rPr>
               <w:rStyle w:val="Hyperlink"/>
@@ -2686,7 +2693,7 @@
           <w:sz w:val="24"/>
           <w:u w:val="single"/>
         </w:rPr>
-        <w:hyperlink r:id="rId18" w:history="1">
+        <w:hyperlink r:id="rId19" w:history="1">
           <w:r>
             <w:rPr>
               <w:rStyle w:val="Hyperlink"/>
@@ -3435,7 +3442,7 @@
           <w:sz w:val="24"/>
           <w:u w:val="single"/>
         </w:rPr>
-        <w:hyperlink r:id="rId22" w:history="1">
+        <w:hyperlink r:id="rId16" w:history="1">
           <w:r>
             <w:rPr>
               <w:rStyle w:val="Hyperlink"/>
@@ -3690,7 +3697,7 @@
           <w:sz w:val="24"/>
           <w:u w:val="single"/>
         </w:rPr>
-        <w:hyperlink r:id="rId23" w:history="1">
+        <w:hyperlink r:id="rId25" w:history="1">
           <w:r>
             <w:rPr>
               <w:rStyle w:val="Hyperlink"/>
@@ -3719,7 +3726,7 @@
           <w:sz w:val="24"/>
           <w:u w:val="single"/>
         </w:rPr>
-        <w:hyperlink r:id="rId23" w:history="1">
+        <w:hyperlink r:id="rId25" w:history="1">
           <w:r>
             <w:rPr>
               <w:rStyle w:val="Hyperlink"/>
@@ -3737,7 +3744,7 @@
           <w:sz w:val="24"/>
           <w:u w:val="single"/>
         </w:rPr>
-        <w:hyperlink r:id="rId23" w:history="1">
+        <w:hyperlink r:id="rId25" w:history="1">
           <w:r>
             <w:rPr>
               <w:rStyle w:val="Hyperlink"/>
@@ -3764,16 +3771,8 @@
           <w:i w:val="0"/>
           <w:color w:val="0000FF"/>
           <w:sz w:val="24"/>
-          <w:u w:val="single"/>
-        </w:rPr>
-        <w:hyperlink r:id="rId23" w:history="1">
-          <w:r>
-            <w:rPr>
-              <w:rStyle w:val="Hyperlink"/>
-            </w:rPr>
-            <w:t>Rijk</w:t>
-          </w:r>
-        </w:hyperlink>
+        </w:rPr>
+        <w:t>Rijk</w:t>
       </w:r>
       <w:r>
         <w:rPr>
@@ -3802,7 +3801,7 @@
           <w:sz w:val="24"/>
           <w:u w:val="single"/>
         </w:rPr>
-        <w:hyperlink r:id="rId25" w:history="1">
+        <w:hyperlink r:id="rId26" w:history="1">
           <w:r>
             <w:rPr>
               <w:rStyle w:val="Hyperlink"/>
@@ -3819,7 +3818,25 @@
           <w:color w:val="000000"/>
           <w:sz w:val="24"/>
         </w:rPr>
-        <w:t xml:space="preserve">. Het </w:t>
+        <w:t>. H</w:t>
+      </w:r>
+      <w:r>
+        <w:rPr>
+          <w:u w:val="single" w:color="0000ff"/>
+          <w:rFonts w:ascii="Charis SIL Italic" w:hAnsi="Charis SIL Italic" w:eastAsia="Charis SIL Italic"/>
+          <w:b w:val="0"/>
+          <w:i w:val="0"/>
+          <w:color w:val="000000"/>
+          <w:sz w:val="24"/>
+        </w:rPr>
+        <w:hyperlink r:id="rId24" w:history="1">
+          <w:r>
+            <w:rPr>
+              <w:rStyle w:val="Hyperlink"/>
+            </w:rPr>
+            <w:t xml:space="preserve">et </w:t>
+          </w:r>
+        </w:hyperlink>
       </w:r>
       <w:r>
         <w:rPr>
@@ -3830,7 +3847,7 @@
           <w:sz w:val="24"/>
           <w:u w:val="single"/>
         </w:rPr>
-        <w:hyperlink r:id="rId26" w:history="1">
+        <w:hyperlink r:id="rId24" w:history="1">
           <w:r>
             <w:rPr>
               <w:rStyle w:val="Hyperlink"/>
@@ -3859,7 +3876,7 @@
           <w:sz w:val="24"/>
           <w:u w:val="single"/>
         </w:rPr>
-        <w:hyperlink r:id="rId26" w:history="1">
+        <w:hyperlink r:id="rId24" w:history="1">
           <w:r>
             <w:rPr>
               <w:rStyle w:val="Hyperlink"/>
@@ -3877,7 +3894,7 @@
           <w:sz w:val="24"/>
           <w:u w:val="single"/>
         </w:rPr>
-        <w:hyperlink r:id="rId26" w:history="1">
+        <w:hyperlink r:id="rId27" w:history="1">
           <w:r>
             <w:rPr>
               <w:rStyle w:val="Hyperlink"/>
@@ -3894,7 +3911,35 @@
           <w:color w:val="000000"/>
           <w:sz w:val="24"/>
         </w:rPr>
-        <w:t xml:space="preserve">bezit de fotocollectie van het </w:t>
+        <w:t xml:space="preserve">bezit de fotocollectie van </w:t>
+      </w:r>
+      <w:r>
+        <w:rPr>
+          <w:u w:val="single" w:color="0000ff"/>
+          <w:rFonts w:ascii="Charis SIL Italic" w:hAnsi="Charis SIL Italic" w:eastAsia="Charis SIL Italic"/>
+          <w:b w:val="0"/>
+          <w:i w:val="0"/>
+          <w:color w:val="000000"/>
+          <w:sz w:val="24"/>
+        </w:rPr>
+        <w:t>h</w:t>
+      </w:r>
+      <w:r>
+        <w:rPr>
+          <w:rFonts w:ascii="Charis SIL Italic" w:hAnsi="Charis SIL Italic" w:eastAsia="Charis SIL Italic"/>
+          <w:b w:val="0"/>
+          <w:i w:val="0"/>
+          <w:color w:val="000000"/>
+          <w:sz w:val="24"/>
+        </w:rPr>
+        <w:hyperlink r:id="rId25" w:history="1">
+          <w:r>
+            <w:rPr>
+              <w:rStyle w:val="Hyperlink"/>
+            </w:rPr>
+            <w:t xml:space="preserve">et </w:t>
+          </w:r>
+        </w:hyperlink>
       </w:r>
       <w:r>
         <w:rPr>
@@ -3905,7 +3950,7 @@
           <w:sz w:val="24"/>
           <w:u w:val="single"/>
         </w:rPr>
-        <w:hyperlink r:id="rId27" w:history="1">
+        <w:hyperlink r:id="rId25" w:history="1">
           <w:r>
             <w:rPr>
               <w:rStyle w:val="Hyperlink"/>
@@ -3923,7 +3968,7 @@
           <w:sz w:val="24"/>
           <w:u w:val="single"/>
         </w:rPr>
-        <w:hyperlink r:id="rId27" w:history="1">
+        <w:hyperlink r:id="rId25" w:history="1">
           <w:r>
             <w:rPr>
               <w:rStyle w:val="Hyperlink"/>
@@ -3941,7 +3986,7 @@
           <w:sz w:val="24"/>
           <w:u w:val="single"/>
         </w:rPr>
-        <w:hyperlink r:id="rId27" w:history="1">
+        <w:hyperlink r:id="rId28" w:history="1">
           <w:r>
             <w:rPr>
               <w:rStyle w:val="Hyperlink"/>
@@ -3970,7 +4015,7 @@
           <w:sz w:val="24"/>
           <w:u w:val="single"/>
         </w:rPr>
-        <w:hyperlink r:id="rId27" w:history="1">
+        <w:hyperlink r:id="rId28" w:history="1">
           <w:r>
             <w:rPr>
               <w:rStyle w:val="Hyperlink"/>
@@ -3999,7 +4044,7 @@
           <w:sz w:val="24"/>
           <w:u w:val="single"/>
         </w:rPr>
-        <w:hyperlink r:id="rId27" w:history="1">
+        <w:hyperlink r:id="rId28" w:history="1">
           <w:r>
             <w:rPr>
               <w:rStyle w:val="Hyperlink"/>
@@ -4017,7 +4062,7 @@
           <w:color w:val="000000"/>
           <w:sz w:val="24"/>
         </w:rPr>
-        <w:hyperlink r:id="rId25" w:history="1">
+        <w:hyperlink r:id="rId26" w:history="1">
           <w:r>
             <w:rPr>
               <w:rStyle w:val="Hyperlink"/>
@@ -4065,7 +4110,7 @@
           <w:sz w:val="24"/>
           <w:u w:val="single"/>
         </w:rPr>
-        <w:hyperlink r:id="rId28" w:history="1">
+        <w:hyperlink r:id="rId29" w:history="1">
           <w:r>
             <w:rPr>
               <w:rStyle w:val="Hyperlink"/>
@@ -4094,7 +4139,7 @@
           <w:sz w:val="24"/>
           <w:u w:val="single"/>
         </w:rPr>
-        <w:hyperlink r:id="rId28" w:history="1">
+        <w:hyperlink r:id="rId29" w:history="1">
           <w:r>
             <w:rPr>
               <w:rStyle w:val="Hyperlink"/>
@@ -4122,7 +4167,7 @@
           <w:sz w:val="24"/>
           <w:u w:val="single"/>
         </w:rPr>
-        <w:hyperlink r:id="rId29" w:history="1">
+        <w:hyperlink r:id="rId30" w:history="1">
           <w:r>
             <w:rPr>
               <w:rStyle w:val="Hyperlink"/>
@@ -4140,7 +4185,7 @@
           <w:sz w:val="24"/>
           <w:u w:val="single"/>
         </w:rPr>
-        <w:hyperlink r:id="rId29" w:history="1">
+        <w:hyperlink r:id="rId30" w:history="1">
           <w:r>
             <w:rPr>
               <w:rStyle w:val="Hyperlink"/>
@@ -4169,7 +4214,7 @@
           <w:sz w:val="24"/>
           <w:u w:val="single"/>
         </w:rPr>
-        <w:hyperlink r:id="rId29" w:history="1">
+        <w:hyperlink r:id="rId30" w:history="1">
           <w:r>
             <w:rPr>
               <w:rStyle w:val="Hyperlink"/>
@@ -4456,7 +4501,7 @@
           <w:sz w:val="24"/>
           <w:u w:val="single"/>
         </w:rPr>
-        <w:hyperlink r:id="rId30" w:history="1">
+        <w:hyperlink r:id="rId31" w:history="1">
           <w:r>
             <w:rPr>
               <w:rStyle w:val="Hyperlink"/>
@@ -4485,7 +4530,7 @@
           <w:sz w:val="24"/>
           <w:u w:val="single"/>
         </w:rPr>
-        <w:hyperlink r:id="rId30" w:history="1">
+        <w:hyperlink r:id="rId31" w:history="1">
           <w:r>
             <w:rPr>
               <w:rStyle w:val="Hyperlink"/>
@@ -4514,7 +4559,7 @@
           <w:sz w:val="24"/>
           <w:u w:val="single"/>
         </w:rPr>
-        <w:hyperlink r:id="rId30" w:history="1">
+        <w:hyperlink r:id="rId31" w:history="1">
           <w:r>
             <w:rPr>
               <w:rStyle w:val="Hyperlink"/>
@@ -4542,7 +4587,7 @@
           <w:sz w:val="24"/>
           <w:u w:val="single"/>
         </w:rPr>
-        <w:hyperlink r:id="rId31" w:history="1">
+        <w:hyperlink r:id="rId32" w:history="1">
           <w:r>
             <w:rPr>
               <w:rStyle w:val="Hyperlink"/>
@@ -4571,7 +4616,7 @@
           <w:sz w:val="24"/>
           <w:u w:val="single"/>
         </w:rPr>
-        <w:hyperlink r:id="rId31" w:history="1">
+        <w:hyperlink r:id="rId32" w:history="1">
           <w:r>
             <w:rPr>
               <w:rStyle w:val="Hyperlink"/>
@@ -4600,7 +4645,7 @@
           <w:sz w:val="24"/>
           <w:u w:val="single"/>
         </w:rPr>
-        <w:hyperlink r:id="rId31" w:history="1">
+        <w:hyperlink r:id="rId32" w:history="1">
           <w:r>
             <w:rPr>
               <w:rStyle w:val="Hyperlink"/>
@@ -4629,7 +4674,7 @@
           <w:sz w:val="24"/>
           <w:u w:val="single"/>
         </w:rPr>
-        <w:hyperlink r:id="rId31" w:history="1">
+        <w:hyperlink r:id="rId32" w:history="1">
           <w:r>
             <w:rPr>
               <w:rStyle w:val="Hyperlink"/>
@@ -4657,7 +4702,7 @@
           <w:sz w:val="24"/>
           <w:u w:val="single"/>
         </w:rPr>
-        <w:hyperlink r:id="rId32" w:history="1">
+        <w:hyperlink r:id="rId33" w:history="1">
           <w:r>
             <w:rPr>
               <w:rStyle w:val="Hyperlink"/>
@@ -4686,7 +4731,7 @@
           <w:sz w:val="24"/>
           <w:u w:val="single"/>
         </w:rPr>
-        <w:hyperlink r:id="rId32" w:history="1">
+        <w:hyperlink r:id="rId33" w:history="1">
           <w:r>
             <w:rPr>
               <w:rStyle w:val="Hyperlink"/>
@@ -4715,7 +4760,7 @@
           <w:sz w:val="24"/>
           <w:u w:val="single"/>
         </w:rPr>
-        <w:hyperlink r:id="rId32" w:history="1">
+        <w:hyperlink r:id="rId33" w:history="1">
           <w:r>
             <w:rPr>
               <w:rStyle w:val="Hyperlink"/>
@@ -4744,7 +4789,7 @@
           <w:sz w:val="24"/>
           <w:u w:val="single"/>
         </w:rPr>
-        <w:hyperlink r:id="rId30" w:history="1">
+        <w:hyperlink r:id="rId33" w:history="1">
           <w:r>
             <w:rPr>
               <w:rStyle w:val="Hyperlink"/>
@@ -4773,7 +4818,7 @@
           <w:sz w:val="24"/>
           <w:u w:val="single"/>
         </w:rPr>
-        <w:hyperlink r:id="rId30" w:history="1">
+        <w:hyperlink r:id="rId33" w:history="1">
           <w:r>
             <w:rPr>
               <w:rStyle w:val="Hyperlink"/>
@@ -4802,7 +4847,7 @@
           <w:color w:val="000000"/>
           <w:sz w:val="24"/>
         </w:rPr>
-        <w:hyperlink r:id="rId30" w:history="1">
+        <w:hyperlink r:id="rId31" w:history="1">
           <w:r>
             <w:rPr>
               <w:rStyle w:val="Hyperlink"/>
@@ -4820,7 +4865,7 @@
           <w:sz w:val="24"/>
           <w:u w:val="single"/>
         </w:rPr>
-        <w:hyperlink r:id="rId30" w:history="1">
+        <w:hyperlink r:id="rId31" w:history="1">
           <w:r>
             <w:rPr>
               <w:rStyle w:val="Hyperlink"/>
@@ -4837,165 +4882,6 @@
           <w:color w:val="0000FF"/>
           <w:sz w:val="24"/>
           <w:u w:val="single"/>
-        </w:rPr>
-        <w:hyperlink r:id="rId30" w:history="1">
-          <w:r>
-            <w:rPr>
-              <w:rStyle w:val="Hyperlink"/>
-            </w:rPr>
-            <w:t>o</w:t>
-          </w:r>
-        </w:hyperlink>
-      </w:r>
-      <w:r>
-        <w:rPr>
-          <w:rFonts w:ascii="Charis SIL Italic" w:hAnsi="Charis SIL Italic" w:eastAsia="Charis SIL Italic"/>
-          <w:b w:val="0"/>
-          <w:i w:val="0"/>
-          <w:color w:val="0000FF"/>
-          <w:sz w:val="24"/>
-          <w:u w:val="single"/>
-        </w:rPr>
-        <w:hyperlink r:id="rId30" w:history="1">
-          <w:r>
-            <w:rPr>
-              <w:rStyle w:val="Hyperlink"/>
-            </w:rPr>
-            <w:t>naal</w:t>
-          </w:r>
-        </w:hyperlink>
-      </w:r>
-      <w:r>
-        <w:rPr>
-          <w:rFonts w:ascii="Charis SIL Italic" w:hAnsi="Charis SIL Italic" w:eastAsia="Charis SIL Italic"/>
-          <w:b w:val="0"/>
-          <w:i w:val="0"/>
-          <w:color w:val="0000FF"/>
-          <w:sz w:val="24"/>
-          <w:u w:val="single"/>
-        </w:rPr>
-        <w:t xml:space="preserve"> </w:t>
-      </w:r>
-      <w:r>
-        <w:rPr>
-          <w:rFonts w:ascii="Charis SIL Italic" w:hAnsi="Charis SIL Italic" w:eastAsia="Charis SIL Italic"/>
-          <w:b w:val="0"/>
-          <w:i w:val="0"/>
-          <w:color w:val="0000FF"/>
-          <w:sz w:val="24"/>
-          <w:u w:val="single"/>
-        </w:rPr>
-        <w:hyperlink r:id="rId30" w:history="1">
-          <w:r>
-            <w:rPr>
-              <w:rStyle w:val="Hyperlink"/>
-            </w:rPr>
-            <w:t>Arch</w:t>
-          </w:r>
-        </w:hyperlink>
-      </w:r>
-      <w:r>
-        <w:rPr>
-          <w:rFonts w:ascii="Charis SIL Italic" w:hAnsi="Charis SIL Italic" w:eastAsia="Charis SIL Italic"/>
-          <w:b w:val="0"/>
-          <w:i w:val="0"/>
-          <w:color w:val="0000FF"/>
-          <w:sz w:val="24"/>
-          <w:u w:val="single"/>
-        </w:rPr>
-        <w:t>i</w:t>
-      </w:r>
-      <w:r>
-        <w:rPr>
-          <w:rFonts w:ascii="Charis SIL Italic" w:hAnsi="Charis SIL Italic" w:eastAsia="Charis SIL Italic"/>
-          <w:b w:val="0"/>
-          <w:i w:val="0"/>
-          <w:color w:val="0000FF"/>
-          <w:sz w:val="24"/>
-          <w:u w:val="single"/>
-        </w:rPr>
-        <w:hyperlink r:id="rId31" w:history="1">
-          <w:r>
-            <w:rPr>
-              <w:rStyle w:val="Hyperlink"/>
-            </w:rPr>
-            <w:t>ef</w:t>
-          </w:r>
-        </w:hyperlink>
-      </w:r>
-      <w:r>
-        <w:rPr>
-          <w:rFonts w:ascii="Charis SIL Italic" w:hAnsi="Charis SIL Italic" w:eastAsia="Charis SIL Italic"/>
-          <w:b w:val="0"/>
-          <w:i w:val="0"/>
-          <w:color w:val="0000FF"/>
-          <w:sz w:val="24"/>
-          <w:u w:val="single"/>
-        </w:rPr>
-        <w:t xml:space="preserve"> </w:t>
-      </w:r>
-      <w:r>
-        <w:rPr>
-          <w:rFonts w:ascii="Charis SIL Italic" w:hAnsi="Charis SIL Italic" w:eastAsia="Charis SIL Italic"/>
-          <w:b w:val="0"/>
-          <w:i w:val="0"/>
-          <w:color w:val="0000FF"/>
-          <w:sz w:val="24"/>
-          <w:u w:val="single"/>
-        </w:rPr>
-        <w:hyperlink r:id="rId33" w:history="1">
-          <w:r>
-            <w:rPr>
-              <w:rStyle w:val="Hyperlink"/>
-            </w:rPr>
-            <w:t>Cur</w:t>
-          </w:r>
-        </w:hyperlink>
-      </w:r>
-      <w:r>
-        <w:rPr>
-          <w:rFonts w:ascii="Charis SIL Italic" w:hAnsi="Charis SIL Italic" w:eastAsia="Charis SIL Italic"/>
-          <w:b w:val="0"/>
-          <w:i w:val="0"/>
-          <w:color w:val="0000FF"/>
-          <w:sz w:val="24"/>
-          <w:u w:val="single"/>
-        </w:rPr>
-        <w:hyperlink r:id="rId33" w:history="1">
-          <w:r>
-            <w:rPr>
-              <w:rStyle w:val="Hyperlink"/>
-            </w:rPr>
-            <w:t>açao</w:t>
-          </w:r>
-        </w:hyperlink>
-      </w:r>
-      <w:r>
-        <w:rPr>
-          <w:u w:val="single" w:color="0000ff"/>
-          <w:rFonts w:ascii="Charis SIL Italic" w:hAnsi="Charis SIL Italic" w:eastAsia="Charis SIL Italic"/>
-          <w:b w:val="0"/>
-          <w:i w:val="0"/>
-          <w:color w:val="000000"/>
-          <w:sz w:val="24"/>
-        </w:rPr>
-        <w:hyperlink r:id="rId31" w:history="1">
-          <w:r>
-            <w:rPr>
-              <w:rStyle w:val="Hyperlink"/>
-            </w:rPr>
-            <w:t>. Vo</w:t>
-          </w:r>
-        </w:hyperlink>
-      </w:r>
-      <w:r>
-        <w:rPr>
-          <w:u w:val="single" w:color="0000ff"/>
-          <w:rFonts w:ascii="Charis SIL Italic" w:hAnsi="Charis SIL Italic" w:eastAsia="Charis SIL Italic"/>
-          <w:b w:val="0"/>
-          <w:i w:val="0"/>
-          <w:color w:val="000000"/>
-          <w:sz w:val="24"/>
         </w:rPr>
         <w:hyperlink r:id="rId31" w:history="1">
           <w:r>
@@ -5008,6 +4894,129 @@
       </w:r>
       <w:r>
         <w:rPr>
+          <w:rFonts w:ascii="Charis SIL Italic" w:hAnsi="Charis SIL Italic" w:eastAsia="Charis SIL Italic"/>
+          <w:b w:val="0"/>
+          <w:i w:val="0"/>
+          <w:color w:val="0000FF"/>
+          <w:sz w:val="24"/>
+          <w:u w:val="single"/>
+        </w:rPr>
+        <w:hyperlink r:id="rId31" w:history="1">
+          <w:r>
+            <w:rPr>
+              <w:rStyle w:val="Hyperlink"/>
+            </w:rPr>
+            <w:t>naal</w:t>
+          </w:r>
+        </w:hyperlink>
+      </w:r>
+      <w:r>
+        <w:rPr>
+          <w:rFonts w:ascii="Charis SIL Italic" w:hAnsi="Charis SIL Italic" w:eastAsia="Charis SIL Italic"/>
+          <w:b w:val="0"/>
+          <w:i w:val="0"/>
+          <w:color w:val="0000FF"/>
+          <w:sz w:val="24"/>
+          <w:u w:val="single"/>
+        </w:rPr>
+        <w:t xml:space="preserve"> </w:t>
+      </w:r>
+      <w:r>
+        <w:rPr>
+          <w:rFonts w:ascii="Charis SIL Italic" w:hAnsi="Charis SIL Italic" w:eastAsia="Charis SIL Italic"/>
+          <w:b w:val="0"/>
+          <w:i w:val="0"/>
+          <w:color w:val="0000FF"/>
+          <w:sz w:val="24"/>
+          <w:u w:val="single"/>
+        </w:rPr>
+        <w:hyperlink r:id="rId31" w:history="1">
+          <w:r>
+            <w:rPr>
+              <w:rStyle w:val="Hyperlink"/>
+            </w:rPr>
+            <w:t>Arch</w:t>
+          </w:r>
+        </w:hyperlink>
+      </w:r>
+      <w:r>
+        <w:rPr>
+          <w:rFonts w:ascii="Charis SIL Italic" w:hAnsi="Charis SIL Italic" w:eastAsia="Charis SIL Italic"/>
+          <w:b w:val="0"/>
+          <w:i w:val="0"/>
+          <w:color w:val="0000FF"/>
+          <w:sz w:val="24"/>
+          <w:u w:val="single"/>
+        </w:rPr>
+        <w:t>i</w:t>
+      </w:r>
+      <w:r>
+        <w:rPr>
+          <w:rFonts w:ascii="Charis SIL Italic" w:hAnsi="Charis SIL Italic" w:eastAsia="Charis SIL Italic"/>
+          <w:b w:val="0"/>
+          <w:i w:val="0"/>
+          <w:color w:val="0000FF"/>
+          <w:sz w:val="24"/>
+          <w:u w:val="single"/>
+        </w:rPr>
+        <w:hyperlink r:id="rId32" w:history="1">
+          <w:r>
+            <w:rPr>
+              <w:rStyle w:val="Hyperlink"/>
+            </w:rPr>
+            <w:t>ef</w:t>
+          </w:r>
+        </w:hyperlink>
+      </w:r>
+      <w:r>
+        <w:rPr>
+          <w:rFonts w:ascii="Charis SIL Italic" w:hAnsi="Charis SIL Italic" w:eastAsia="Charis SIL Italic"/>
+          <w:b w:val="0"/>
+          <w:i w:val="0"/>
+          <w:color w:val="0000FF"/>
+          <w:sz w:val="24"/>
+          <w:u w:val="single"/>
+        </w:rPr>
+        <w:t xml:space="preserve"> </w:t>
+      </w:r>
+      <w:r>
+        <w:rPr>
+          <w:rFonts w:ascii="Charis SIL Italic" w:hAnsi="Charis SIL Italic" w:eastAsia="Charis SIL Italic"/>
+          <w:b w:val="0"/>
+          <w:i w:val="0"/>
+          <w:color w:val="0000FF"/>
+          <w:sz w:val="24"/>
+          <w:u w:val="single"/>
+        </w:rPr>
+        <w:hyperlink r:id="rId32" w:history="1">
+          <w:r>
+            <w:rPr>
+              <w:rStyle w:val="Hyperlink"/>
+            </w:rPr>
+            <w:t>Cur</w:t>
+          </w:r>
+        </w:hyperlink>
+      </w:r>
+      <w:r>
+        <w:rPr>
+          <w:rFonts w:ascii="Charis SIL Italic" w:hAnsi="Charis SIL Italic" w:eastAsia="Charis SIL Italic"/>
+          <w:b w:val="0"/>
+          <w:i w:val="0"/>
+          <w:color w:val="0000FF"/>
+          <w:sz w:val="24"/>
+          <w:u w:val="single"/>
+        </w:rPr>
+        <w:hyperlink r:id="rId32" w:history="1">
+          <w:r>
+            <w:rPr>
+              <w:rStyle w:val="Hyperlink"/>
+            </w:rPr>
+            <w:t>açao</w:t>
+          </w:r>
+        </w:hyperlink>
+      </w:r>
+      <w:r>
+        <w:rPr>
           <w:u w:val="single" w:color="0000ff"/>
           <w:rFonts w:ascii="Charis SIL Italic" w:hAnsi="Charis SIL Italic" w:eastAsia="Charis SIL Italic"/>
           <w:b w:val="0"/>
@@ -5015,7 +5024,43 @@
           <w:color w:val="000000"/>
           <w:sz w:val="24"/>
         </w:rPr>
-        <w:hyperlink r:id="rId31" w:history="1">
+        <w:hyperlink r:id="rId32" w:history="1">
+          <w:r>
+            <w:rPr>
+              <w:rStyle w:val="Hyperlink"/>
+            </w:rPr>
+            <w:t>. Vo</w:t>
+          </w:r>
+        </w:hyperlink>
+      </w:r>
+      <w:r>
+        <w:rPr>
+          <w:u w:val="single" w:color="0000ff"/>
+          <w:rFonts w:ascii="Charis SIL Italic" w:hAnsi="Charis SIL Italic" w:eastAsia="Charis SIL Italic"/>
+          <w:b w:val="0"/>
+          <w:i w:val="0"/>
+          <w:color w:val="000000"/>
+          <w:sz w:val="24"/>
+        </w:rPr>
+        <w:hyperlink r:id="rId32" w:history="1">
+          <w:r>
+            <w:rPr>
+              <w:rStyle w:val="Hyperlink"/>
+            </w:rPr>
+            <w:t>o</w:t>
+          </w:r>
+        </w:hyperlink>
+      </w:r>
+      <w:r>
+        <w:rPr>
+          <w:u w:val="single" w:color="0000ff"/>
+          <w:rFonts w:ascii="Charis SIL Italic" w:hAnsi="Charis SIL Italic" w:eastAsia="Charis SIL Italic"/>
+          <w:b w:val="0"/>
+          <w:i w:val="0"/>
+          <w:color w:val="000000"/>
+          <w:sz w:val="24"/>
+        </w:rPr>
+        <w:hyperlink r:id="rId32" w:history="1">
           <w:r>
             <w:rPr>
               <w:rStyle w:val="Hyperlink"/>
@@ -5044,7 +5089,7 @@
           <w:color w:val="000000"/>
           <w:sz w:val="24"/>
         </w:rPr>
-        <w:hyperlink r:id="rId31" w:history="1">
+        <w:hyperlink r:id="rId32" w:history="1">
           <w:r>
             <w:rPr>
               <w:rStyle w:val="Hyperlink"/>
@@ -5072,7 +5117,7 @@
           <w:color w:val="000000"/>
           <w:sz w:val="24"/>
         </w:rPr>
-        <w:hyperlink r:id="rId32" w:history="1">
+        <w:hyperlink r:id="rId33" w:history="1">
           <w:r>
             <w:rPr>
               <w:rStyle w:val="Hyperlink"/>
@@ -5090,7 +5135,7 @@
           <w:color w:val="000000"/>
           <w:sz w:val="24"/>
         </w:rPr>
-        <w:hyperlink r:id="rId32" w:history="1">
+        <w:hyperlink r:id="rId33" w:history="1">
           <w:r>
             <w:rPr>
               <w:rStyle w:val="Hyperlink"/>
@@ -5108,7 +5153,7 @@
           <w:color w:val="000000"/>
           <w:sz w:val="24"/>
         </w:rPr>
-        <w:hyperlink r:id="rId32" w:history="1">
+        <w:hyperlink r:id="rId33" w:history="1">
           <w:r>
             <w:rPr>
               <w:rStyle w:val="Hyperlink"/>
@@ -5126,7 +5171,7 @@
           <w:color w:val="000000"/>
           <w:sz w:val="24"/>
         </w:rPr>
-        <w:hyperlink r:id="rId32" w:history="1">
+        <w:hyperlink r:id="rId33" w:history="1">
           <w:r>
             <w:rPr>
               <w:rStyle w:val="Hyperlink"/>
@@ -5137,13 +5182,39 @@
       </w:r>
       <w:r>
         <w:rPr>
+          <w:u w:val="single" w:color="0000ff"/>
           <w:rFonts w:ascii="Charis SIL Italic" w:hAnsi="Charis SIL Italic" w:eastAsia="Charis SIL Italic"/>
           <w:b w:val="0"/>
           <w:i w:val="0"/>
           <w:color w:val="000000"/>
           <w:sz w:val="24"/>
         </w:rPr>
-        <w:t xml:space="preserve">tal </w:t>
+        <w:hyperlink r:id="rId33" w:history="1">
+          <w:r>
+            <w:rPr>
+              <w:rStyle w:val="Hyperlink"/>
+            </w:rPr>
+            <w:t>ta</w:t>
+          </w:r>
+        </w:hyperlink>
+      </w:r>
+      <w:r>
+        <w:rPr>
+          <w:u w:val="single" w:color="0000ff"/>
+          <w:rFonts w:ascii="Charis SIL Italic" w:hAnsi="Charis SIL Italic" w:eastAsia="Charis SIL Italic"/>
+          <w:b w:val="0"/>
+          <w:i w:val="0"/>
+          <w:color w:val="000000"/>
+          <w:sz w:val="24"/>
+        </w:rPr>
+        <w:hyperlink r:id="rId33" w:history="1">
+          <w:r>
+            <w:rPr>
+              <w:rStyle w:val="Hyperlink"/>
+            </w:rPr>
+            <w:t xml:space="preserve">l </w:t>
+          </w:r>
+        </w:hyperlink>
       </w:r>
       <w:r>
         <w:rPr>
@@ -5154,7 +5225,7 @@
           <w:sz w:val="24"/>
           <w:u w:val="single"/>
         </w:rPr>
-        <w:hyperlink r:id="rId34" w:history="1">
+        <w:hyperlink r:id="rId33" w:history="1">
           <w:r>
             <w:rPr>
               <w:rStyle w:val="Hyperlink"/>
@@ -5172,7 +5243,7 @@
           <w:sz w:val="24"/>
           <w:u w:val="single"/>
         </w:rPr>
-        <w:hyperlink r:id="rId34" w:history="1">
+        <w:hyperlink r:id="rId33" w:history="1">
           <w:r>
             <w:rPr>
               <w:rStyle w:val="Hyperlink"/>
@@ -5190,7 +5261,7 @@
           <w:color w:val="000000"/>
           <w:sz w:val="24"/>
         </w:rPr>
-        <w:hyperlink r:id="rId32" w:history="1">
+        <w:hyperlink r:id="rId33" w:history="1">
           <w:r>
             <w:rPr>
               <w:rStyle w:val="Hyperlink"/>
@@ -5229,7 +5300,7 @@
           <w:color w:val="000000"/>
           <w:sz w:val="24"/>
         </w:rPr>
-        <w:hyperlink r:id="rId33" w:history="1">
+        <w:hyperlink r:id="rId34" w:history="1">
           <w:r>
             <w:rPr>
               <w:rStyle w:val="Hyperlink"/>
@@ -5508,7 +5579,6 @@
       </w:r>
       <w:r>
         <w:rPr>
-          <w:u w:val="single" w:color="0000ff"/>
           <w:rFonts w:ascii="Charis SIL Italic" w:hAnsi="Charis SIL Italic" w:eastAsia="Charis SIL Italic"/>
           <w:b w:val="0"/>
           <w:i w:val="0"/>
@@ -5853,7 +5923,7 @@
           <w:sz w:val="24"/>
           <w:u w:val="single"/>
         </w:rPr>
-        <w:hyperlink r:id="rId37" w:history="1">
+        <w:hyperlink r:id="rId38" w:history="1">
           <w:r>
             <w:rPr>
               <w:rStyle w:val="Hyperlink"/>
@@ -5882,7 +5952,7 @@
           <w:sz w:val="24"/>
           <w:u w:val="single"/>
         </w:rPr>
-        <w:hyperlink r:id="rId37" w:history="1">
+        <w:hyperlink r:id="rId38" w:history="1">
           <w:r>
             <w:rPr>
               <w:rStyle w:val="Hyperlink"/>
@@ -5900,7 +5970,7 @@
           <w:sz w:val="24"/>
           <w:u w:val="single"/>
         </w:rPr>
-        <w:hyperlink r:id="rId37" w:history="1">
+        <w:hyperlink r:id="rId38" w:history="1">
           <w:r>
             <w:rPr>
               <w:rStyle w:val="Hyperlink"/>
@@ -5929,7 +5999,7 @@
           <w:sz w:val="24"/>
           <w:u w:val="single"/>
         </w:rPr>
-        <w:hyperlink r:id="rId37" w:history="1">
+        <w:hyperlink r:id="rId38" w:history="1">
           <w:r>
             <w:rPr>
               <w:rStyle w:val="Hyperlink"/>
@@ -5947,7 +6017,7 @@
           <w:sz w:val="24"/>
           <w:u w:val="single"/>
         </w:rPr>
-        <w:hyperlink r:id="rId37" w:history="1">
+        <w:hyperlink r:id="rId38" w:history="1">
           <w:r>
             <w:rPr>
               <w:rStyle w:val="Hyperlink"/>
@@ -5993,7 +6063,7 @@
           <w:sz w:val="24"/>
           <w:u w:val="single"/>
         </w:rPr>
-        <w:hyperlink r:id="rId39" w:history="1">
+        <w:hyperlink r:id="rId37" w:history="1">
           <w:r>
             <w:rPr>
               <w:rStyle w:val="Hyperlink"/>

--- a/EXPORTS/DOCX/published/niveau1/Dutch/Sources.docx
+++ b/EXPORTS/DOCX/published/niveau1/Dutch/Sources.docx
@@ -1407,157 +1407,19 @@
           <w:i w:val="0"/>
           <w:color w:val="0000FF"/>
           <w:sz w:val="24"/>
+        </w:rPr>
+        <w:t>Universitaire Bibliotheken L</w:t>
+      </w:r>
+      <w:r>
+        <w:rPr>
+          <w:rFonts w:ascii="Charis SIL Italic" w:hAnsi="Charis SIL Italic" w:eastAsia="Charis SIL Italic"/>
+          <w:b w:val="0"/>
+          <w:i w:val="0"/>
+          <w:color w:val="0000FF"/>
+          <w:sz w:val="24"/>
           <w:u w:val="single"/>
         </w:rPr>
         <w:hyperlink r:id="rId15" w:history="1">
-          <w:r>
-            <w:rPr>
-              <w:rStyle w:val="Hyperlink"/>
-            </w:rPr>
-            <w:t>Univ</w:t>
-          </w:r>
-        </w:hyperlink>
-      </w:r>
-      <w:r>
-        <w:rPr>
-          <w:rFonts w:ascii="Charis SIL Italic" w:hAnsi="Charis SIL Italic" w:eastAsia="Charis SIL Italic"/>
-          <w:b w:val="0"/>
-          <w:i w:val="0"/>
-          <w:color w:val="0000FF"/>
-          <w:sz w:val="24"/>
-          <w:u w:val="single"/>
-        </w:rPr>
-        <w:hyperlink r:id="rId15" w:history="1">
-          <w:r>
-            <w:rPr>
-              <w:rStyle w:val="Hyperlink"/>
-            </w:rPr>
-            <w:t>ersitai</w:t>
-          </w:r>
-        </w:hyperlink>
-      </w:r>
-      <w:r>
-        <w:rPr>
-          <w:rFonts w:ascii="Charis SIL Italic" w:hAnsi="Charis SIL Italic" w:eastAsia="Charis SIL Italic"/>
-          <w:b w:val="0"/>
-          <w:i w:val="0"/>
-          <w:color w:val="0000FF"/>
-          <w:sz w:val="24"/>
-          <w:u w:val="single"/>
-        </w:rPr>
-        <w:hyperlink r:id="rId15" w:history="1">
-          <w:r>
-            <w:rPr>
-              <w:rStyle w:val="Hyperlink"/>
-            </w:rPr>
-            <w:t>r</w:t>
-          </w:r>
-        </w:hyperlink>
-      </w:r>
-      <w:r>
-        <w:rPr>
-          <w:rFonts w:ascii="Charis SIL Italic" w:hAnsi="Charis SIL Italic" w:eastAsia="Charis SIL Italic"/>
-          <w:b w:val="0"/>
-          <w:i w:val="0"/>
-          <w:color w:val="0000FF"/>
-          <w:sz w:val="24"/>
-          <w:u w:val="single"/>
-        </w:rPr>
-        <w:hyperlink r:id="rId15" w:history="1">
-          <w:r>
-            <w:rPr>
-              <w:rStyle w:val="Hyperlink"/>
-            </w:rPr>
-            <w:t>e</w:t>
-          </w:r>
-        </w:hyperlink>
-      </w:r>
-      <w:r>
-        <w:rPr>
-          <w:rFonts w:ascii="Charis SIL Italic" w:hAnsi="Charis SIL Italic" w:eastAsia="Charis SIL Italic"/>
-          <w:b w:val="0"/>
-          <w:i w:val="0"/>
-          <w:color w:val="0000FF"/>
-          <w:sz w:val="24"/>
-          <w:u w:val="single"/>
-        </w:rPr>
-        <w:t xml:space="preserve"> </w:t>
-      </w:r>
-      <w:r>
-        <w:rPr>
-          <w:rFonts w:ascii="Charis SIL Italic" w:hAnsi="Charis SIL Italic" w:eastAsia="Charis SIL Italic"/>
-          <w:b w:val="0"/>
-          <w:i w:val="0"/>
-          <w:color w:val="0000FF"/>
-          <w:sz w:val="24"/>
-          <w:u w:val="single"/>
-        </w:rPr>
-        <w:hyperlink r:id="rId16" w:history="1">
-          <w:r>
-            <w:rPr>
-              <w:rStyle w:val="Hyperlink"/>
-            </w:rPr>
-            <w:t>B</w:t>
-          </w:r>
-        </w:hyperlink>
-      </w:r>
-      <w:r>
-        <w:rPr>
-          <w:rFonts w:ascii="Charis SIL Italic" w:hAnsi="Charis SIL Italic" w:eastAsia="Charis SIL Italic"/>
-          <w:b w:val="0"/>
-          <w:i w:val="0"/>
-          <w:color w:val="0000FF"/>
-          <w:sz w:val="24"/>
-          <w:u w:val="single"/>
-        </w:rPr>
-        <w:hyperlink r:id="rId16" w:history="1">
-          <w:r>
-            <w:rPr>
-              <w:rStyle w:val="Hyperlink"/>
-            </w:rPr>
-            <w:t>ibliotheken</w:t>
-          </w:r>
-        </w:hyperlink>
-      </w:r>
-      <w:r>
-        <w:rPr>
-          <w:rFonts w:ascii="Charis SIL Italic" w:hAnsi="Charis SIL Italic" w:eastAsia="Charis SIL Italic"/>
-          <w:b w:val="0"/>
-          <w:i w:val="0"/>
-          <w:color w:val="0000FF"/>
-          <w:sz w:val="24"/>
-          <w:u w:val="single"/>
-        </w:rPr>
-        <w:t xml:space="preserve"> </w:t>
-      </w:r>
-      <w:r>
-        <w:rPr>
-          <w:rFonts w:ascii="Charis SIL Italic" w:hAnsi="Charis SIL Italic" w:eastAsia="Charis SIL Italic"/>
-          <w:b w:val="0"/>
-          <w:i w:val="0"/>
-          <w:color w:val="0000FF"/>
-          <w:sz w:val="24"/>
-          <w:u w:val="single"/>
-        </w:rPr>
-        <w:hyperlink r:id="rId16" w:history="1">
-          <w:r>
-            <w:rPr>
-              <w:rStyle w:val="Hyperlink"/>
-            </w:rPr>
-            <w:t>L</w:t>
-          </w:r>
-        </w:hyperlink>
-      </w:r>
-      <w:r>
-        <w:rPr>
-          <w:rFonts w:ascii="Charis SIL Italic" w:hAnsi="Charis SIL Italic" w:eastAsia="Charis SIL Italic"/>
-          <w:b w:val="0"/>
-          <w:i w:val="0"/>
-          <w:color w:val="0000FF"/>
-          <w:sz w:val="24"/>
-          <w:u w:val="single"/>
-        </w:rPr>
-        <w:hyperlink r:id="rId16" w:history="1">
           <w:r>
             <w:rPr>
               <w:rStyle w:val="Hyperlink"/>
@@ -2588,7 +2450,7 @@
           <w:sz w:val="24"/>
           <w:u w:val="single"/>
         </w:rPr>
-        <w:hyperlink r:id="rId18" w:history="1">
+        <w:hyperlink r:id="rId19" w:history="1">
           <w:r>
             <w:rPr>
               <w:rStyle w:val="Hyperlink"/>
@@ -3744,7 +3606,7 @@
           <w:sz w:val="24"/>
           <w:u w:val="single"/>
         </w:rPr>
-        <w:hyperlink r:id="rId25" w:history="1">
+        <w:hyperlink r:id="rId23" w:history="1">
           <w:r>
             <w:rPr>
               <w:rStyle w:val="Hyperlink"/>
@@ -3762,7 +3624,14 @@
           <w:color w:val="000000"/>
           <w:sz w:val="24"/>
         </w:rPr>
-        <w:t xml:space="preserve"> en </w:t>
+        <w:hyperlink r:id="rId23" w:history="1">
+          <w:r>
+            <w:rPr>
+              <w:rStyle w:val="Hyperlink"/>
+            </w:rPr>
+            <w:t xml:space="preserve"> en </w:t>
+          </w:r>
+        </w:hyperlink>
       </w:r>
       <w:r>
         <w:rPr>
@@ -3771,8 +3640,16 @@
           <w:i w:val="0"/>
           <w:color w:val="0000FF"/>
           <w:sz w:val="24"/>
-        </w:rPr>
-        <w:t>Rijk</w:t>
+          <w:u w:val="single"/>
+        </w:rPr>
+        <w:hyperlink r:id="rId23" w:history="1">
+          <w:r>
+            <w:rPr>
+              <w:rStyle w:val="Hyperlink"/>
+            </w:rPr>
+            <w:t>Rijk</w:t>
+          </w:r>
+        </w:hyperlink>
       </w:r>
       <w:r>
         <w:rPr>
@@ -4004,25 +3881,7 @@
           <w:sz w:val="24"/>
           <w:u w:val="single"/>
         </w:rPr>
-        <w:t xml:space="preserve"> </w:t>
-      </w:r>
-      <w:r>
-        <w:rPr>
-          <w:rFonts w:ascii="Charis SIL Italic" w:hAnsi="Charis SIL Italic" w:eastAsia="Charis SIL Italic"/>
-          <w:b w:val="0"/>
-          <w:i w:val="0"/>
-          <w:color w:val="0000FF"/>
-          <w:sz w:val="24"/>
-          <w:u w:val="single"/>
-        </w:rPr>
-        <w:hyperlink r:id="rId28" w:history="1">
-          <w:r>
-            <w:rPr>
-              <w:rStyle w:val="Hyperlink"/>
-            </w:rPr>
-            <w:t>in</w:t>
-          </w:r>
-        </w:hyperlink>
+        <w:t xml:space="preserve"> in</w:t>
       </w:r>
       <w:r>
         <w:rPr>
@@ -4829,7 +4688,6 @@
       </w:r>
       <w:r>
         <w:rPr>
-          <w:u w:val="single" w:color="0000ff"/>
           <w:rFonts w:ascii="Charis SIL Italic" w:hAnsi="Charis SIL Italic" w:eastAsia="Charis SIL Italic"/>
           <w:b w:val="0"/>
           <w:i w:val="0"/>
@@ -5110,111 +4968,13 @@
       </w:r>
       <w:r>
         <w:rPr>
-          <w:u w:val="single" w:color="0000ff"/>
           <w:rFonts w:ascii="Charis SIL Italic" w:hAnsi="Charis SIL Italic" w:eastAsia="Charis SIL Italic"/>
           <w:b w:val="0"/>
           <w:i w:val="0"/>
           <w:color w:val="000000"/>
           <w:sz w:val="24"/>
         </w:rPr>
-        <w:hyperlink r:id="rId33" w:history="1">
-          <w:r>
-            <w:rPr>
-              <w:rStyle w:val="Hyperlink"/>
-            </w:rPr>
-            <w:t>Indonesi</w:t>
-          </w:r>
-        </w:hyperlink>
-      </w:r>
-      <w:r>
-        <w:rPr>
-          <w:u w:val="single" w:color="0000ff"/>
-          <w:rFonts w:ascii="Charis SIL Italic" w:hAnsi="Charis SIL Italic" w:eastAsia="Charis SIL Italic"/>
-          <w:b w:val="0"/>
-          <w:i w:val="0"/>
-          <w:color w:val="000000"/>
-          <w:sz w:val="24"/>
-        </w:rPr>
-        <w:hyperlink r:id="rId33" w:history="1">
-          <w:r>
-            <w:rPr>
-              <w:rStyle w:val="Hyperlink"/>
-            </w:rPr>
-            <w:t>ë</w:t>
-          </w:r>
-        </w:hyperlink>
-      </w:r>
-      <w:r>
-        <w:rPr>
-          <w:u w:val="single" w:color="0000ff"/>
-          <w:rFonts w:ascii="Charis SIL Italic" w:hAnsi="Charis SIL Italic" w:eastAsia="Charis SIL Italic"/>
-          <w:b w:val="0"/>
-          <w:i w:val="0"/>
-          <w:color w:val="000000"/>
-          <w:sz w:val="24"/>
-        </w:rPr>
-        <w:hyperlink r:id="rId33" w:history="1">
-          <w:r>
-            <w:rPr>
-              <w:rStyle w:val="Hyperlink"/>
-            </w:rPr>
-            <w:t xml:space="preserve"> is de po</w:t>
-          </w:r>
-        </w:hyperlink>
-      </w:r>
-      <w:r>
-        <w:rPr>
-          <w:u w:val="single" w:color="0000ff"/>
-          <w:rFonts w:ascii="Charis SIL Italic" w:hAnsi="Charis SIL Italic" w:eastAsia="Charis SIL Italic"/>
-          <w:b w:val="0"/>
-          <w:i w:val="0"/>
-          <w:color w:val="000000"/>
-          <w:sz w:val="24"/>
-        </w:rPr>
-        <w:hyperlink r:id="rId33" w:history="1">
-          <w:r>
-            <w:rPr>
-              <w:rStyle w:val="Hyperlink"/>
-            </w:rPr>
-            <w:t>r</w:t>
-          </w:r>
-        </w:hyperlink>
-      </w:r>
-      <w:r>
-        <w:rPr>
-          <w:u w:val="single" w:color="0000ff"/>
-          <w:rFonts w:ascii="Charis SIL Italic" w:hAnsi="Charis SIL Italic" w:eastAsia="Charis SIL Italic"/>
-          <w:b w:val="0"/>
-          <w:i w:val="0"/>
-          <w:color w:val="000000"/>
-          <w:sz w:val="24"/>
-        </w:rPr>
-        <w:hyperlink r:id="rId33" w:history="1">
-          <w:r>
-            <w:rPr>
-              <w:rStyle w:val="Hyperlink"/>
-            </w:rPr>
-            <w:t>ta</w:t>
-          </w:r>
-        </w:hyperlink>
-      </w:r>
-      <w:r>
-        <w:rPr>
-          <w:u w:val="single" w:color="0000ff"/>
-          <w:rFonts w:ascii="Charis SIL Italic" w:hAnsi="Charis SIL Italic" w:eastAsia="Charis SIL Italic"/>
-          <w:b w:val="0"/>
-          <w:i w:val="0"/>
-          <w:color w:val="000000"/>
-          <w:sz w:val="24"/>
-        </w:rPr>
-        <w:hyperlink r:id="rId33" w:history="1">
-          <w:r>
-            <w:rPr>
-              <w:rStyle w:val="Hyperlink"/>
-            </w:rPr>
-            <w:t xml:space="preserve">l </w:t>
-          </w:r>
-        </w:hyperlink>
+        <w:t xml:space="preserve">Indonesië is de portal </w:t>
       </w:r>
       <w:r>
         <w:rPr>
@@ -5492,43 +5252,7 @@
           <w:color w:val="000000"/>
           <w:sz w:val="24"/>
         </w:rPr>
-        <w:t xml:space="preserve"> dat zich bij het Arsip</w:t>
-      </w:r>
-      <w:r>
-        <w:rPr>
-          <w:u w:val="single" w:color="0000ff"/>
-          <w:rFonts w:ascii="Charis SIL Italic" w:hAnsi="Charis SIL Italic" w:eastAsia="Charis SIL Italic"/>
-          <w:b w:val="0"/>
-          <w:i w:val="0"/>
-          <w:color w:val="000000"/>
-          <w:sz w:val="24"/>
-        </w:rPr>
-        <w:hyperlink r:id="rId35" w:history="1">
-          <w:r>
-            <w:rPr>
-              <w:rStyle w:val="Hyperlink"/>
-            </w:rPr>
-            <w:t xml:space="preserve"> Nasional in</w:t>
-          </w:r>
-        </w:hyperlink>
-      </w:r>
-      <w:r>
-        <w:rPr>
-          <w:u w:val="single" w:color="0000ff"/>
-          <w:rFonts w:ascii="Charis SIL Italic" w:hAnsi="Charis SIL Italic" w:eastAsia="Charis SIL Italic"/>
-          <w:b w:val="0"/>
-          <w:i w:val="0"/>
-          <w:color w:val="000000"/>
-          <w:sz w:val="24"/>
-        </w:rPr>
-        <w:hyperlink r:id="rId35" w:history="1">
-          <w:r>
-            <w:rPr>
-              <w:rStyle w:val="Hyperlink"/>
-            </w:rPr>
-            <w:t xml:space="preserve"> Jakarta bevi</w:t>
-          </w:r>
-        </w:hyperlink>
+        <w:t xml:space="preserve"> dat zich bij het Arsip Nasional in Jakarta bevi</w:t>
       </w:r>
       <w:r>
         <w:rPr>
@@ -6028,31 +5752,13 @@
       </w:r>
       <w:r>
         <w:rPr>
-          <w:u w:val="single" w:color="0000ff"/>
           <w:rFonts w:ascii="Charis SIL Italic" w:hAnsi="Charis SIL Italic" w:eastAsia="Charis SIL Italic"/>
           <w:b w:val="0"/>
           <w:i w:val="0"/>
           <w:color w:val="000000"/>
           <w:sz w:val="24"/>
         </w:rPr>
-        <w:hyperlink r:id="rId37" w:history="1">
-          <w:r>
-            <w:rPr>
-              <w:rStyle w:val="Hyperlink"/>
-            </w:rPr>
-            <w:t>. D</w:t>
-          </w:r>
-        </w:hyperlink>
-      </w:r>
-      <w:r>
-        <w:rPr>
-          <w:rFonts w:ascii="Charis SIL Italic" w:hAnsi="Charis SIL Italic" w:eastAsia="Charis SIL Italic"/>
-          <w:b w:val="0"/>
-          <w:i w:val="0"/>
-          <w:color w:val="000000"/>
-          <w:sz w:val="24"/>
-        </w:rPr>
-        <w:t xml:space="preserve">e Franse portal </w:t>
+        <w:t xml:space="preserve">. De Franse portal </w:t>
       </w:r>
       <w:r>
         <w:rPr>

--- a/EXPORTS/DOCX/published/niveau1/Dutch/Sources.docx
+++ b/EXPORTS/DOCX/published/niveau1/Dutch/Sources.docx
@@ -609,31 +609,13 @@
       </w:r>
       <w:r>
         <w:rPr>
-          <w:u w:val="single" w:color="0000ff"/>
           <w:rFonts w:ascii="Charis SIL Italic" w:hAnsi="Charis SIL Italic" w:eastAsia="Charis SIL Italic"/>
           <w:b w:val="0"/>
           <w:i w:val="0"/>
           <w:color w:val="000000"/>
           <w:sz w:val="24"/>
         </w:rPr>
-        <w:hyperlink r:id="rId11" w:history="1">
-          <w:r>
-            <w:rPr>
-              <w:rStyle w:val="Hyperlink"/>
-            </w:rPr>
-            <w:t>anders d</w:t>
-          </w:r>
-        </w:hyperlink>
-      </w:r>
-      <w:r>
-        <w:rPr>
-          <w:rFonts w:ascii="Charis SIL Italic" w:hAnsi="Charis SIL Italic" w:eastAsia="Charis SIL Italic"/>
-          <w:b w:val="0"/>
-          <w:i w:val="0"/>
-          <w:color w:val="000000"/>
-          <w:sz w:val="24"/>
-        </w:rPr>
-        <w:t xml:space="preserve">an nu (denk aan </w:t>
+        <w:t xml:space="preserve">anders dan nu (denk aan </w:t>
       </w:r>
       <w:r>
         <w:rPr>
@@ -1407,8 +1389,16 @@
           <w:i w:val="0"/>
           <w:color w:val="0000FF"/>
           <w:sz w:val="24"/>
-        </w:rPr>
-        <w:t>Universitaire Bibliotheken L</w:t>
+          <w:u w:val="single"/>
+        </w:rPr>
+        <w:hyperlink r:id="rId15" w:history="1">
+          <w:r>
+            <w:rPr>
+              <w:rStyle w:val="Hyperlink"/>
+            </w:rPr>
+            <w:t>Univ</w:t>
+          </w:r>
+        </w:hyperlink>
       </w:r>
       <w:r>
         <w:rPr>
@@ -1420,6 +1410,136 @@
           <w:u w:val="single"/>
         </w:rPr>
         <w:hyperlink r:id="rId15" w:history="1">
+          <w:r>
+            <w:rPr>
+              <w:rStyle w:val="Hyperlink"/>
+            </w:rPr>
+            <w:t>ersitai</w:t>
+          </w:r>
+        </w:hyperlink>
+      </w:r>
+      <w:r>
+        <w:rPr>
+          <w:rFonts w:ascii="Charis SIL Italic" w:hAnsi="Charis SIL Italic" w:eastAsia="Charis SIL Italic"/>
+          <w:b w:val="0"/>
+          <w:i w:val="0"/>
+          <w:color w:val="0000FF"/>
+          <w:sz w:val="24"/>
+          <w:u w:val="single"/>
+        </w:rPr>
+        <w:hyperlink r:id="rId15" w:history="1">
+          <w:r>
+            <w:rPr>
+              <w:rStyle w:val="Hyperlink"/>
+            </w:rPr>
+            <w:t>r</w:t>
+          </w:r>
+        </w:hyperlink>
+      </w:r>
+      <w:r>
+        <w:rPr>
+          <w:rFonts w:ascii="Charis SIL Italic" w:hAnsi="Charis SIL Italic" w:eastAsia="Charis SIL Italic"/>
+          <w:b w:val="0"/>
+          <w:i w:val="0"/>
+          <w:color w:val="0000FF"/>
+          <w:sz w:val="24"/>
+          <w:u w:val="single"/>
+        </w:rPr>
+        <w:hyperlink r:id="rId15" w:history="1">
+          <w:r>
+            <w:rPr>
+              <w:rStyle w:val="Hyperlink"/>
+            </w:rPr>
+            <w:t>e</w:t>
+          </w:r>
+        </w:hyperlink>
+      </w:r>
+      <w:r>
+        <w:rPr>
+          <w:rFonts w:ascii="Charis SIL Italic" w:hAnsi="Charis SIL Italic" w:eastAsia="Charis SIL Italic"/>
+          <w:b w:val="0"/>
+          <w:i w:val="0"/>
+          <w:color w:val="0000FF"/>
+          <w:sz w:val="24"/>
+          <w:u w:val="single"/>
+        </w:rPr>
+        <w:t xml:space="preserve"> </w:t>
+      </w:r>
+      <w:r>
+        <w:rPr>
+          <w:rFonts w:ascii="Charis SIL Italic" w:hAnsi="Charis SIL Italic" w:eastAsia="Charis SIL Italic"/>
+          <w:b w:val="0"/>
+          <w:i w:val="0"/>
+          <w:color w:val="0000FF"/>
+          <w:sz w:val="24"/>
+          <w:u w:val="single"/>
+        </w:rPr>
+        <w:hyperlink r:id="rId16" w:history="1">
+          <w:r>
+            <w:rPr>
+              <w:rStyle w:val="Hyperlink"/>
+            </w:rPr>
+            <w:t>B</w:t>
+          </w:r>
+        </w:hyperlink>
+      </w:r>
+      <w:r>
+        <w:rPr>
+          <w:rFonts w:ascii="Charis SIL Italic" w:hAnsi="Charis SIL Italic" w:eastAsia="Charis SIL Italic"/>
+          <w:b w:val="0"/>
+          <w:i w:val="0"/>
+          <w:color w:val="0000FF"/>
+          <w:sz w:val="24"/>
+          <w:u w:val="single"/>
+        </w:rPr>
+        <w:hyperlink r:id="rId16" w:history="1">
+          <w:r>
+            <w:rPr>
+              <w:rStyle w:val="Hyperlink"/>
+            </w:rPr>
+            <w:t>ibliotheken</w:t>
+          </w:r>
+        </w:hyperlink>
+      </w:r>
+      <w:r>
+        <w:rPr>
+          <w:rFonts w:ascii="Charis SIL Italic" w:hAnsi="Charis SIL Italic" w:eastAsia="Charis SIL Italic"/>
+          <w:b w:val="0"/>
+          <w:i w:val="0"/>
+          <w:color w:val="0000FF"/>
+          <w:sz w:val="24"/>
+          <w:u w:val="single"/>
+        </w:rPr>
+        <w:t xml:space="preserve"> </w:t>
+      </w:r>
+      <w:r>
+        <w:rPr>
+          <w:rFonts w:ascii="Charis SIL Italic" w:hAnsi="Charis SIL Italic" w:eastAsia="Charis SIL Italic"/>
+          <w:b w:val="0"/>
+          <w:i w:val="0"/>
+          <w:color w:val="0000FF"/>
+          <w:sz w:val="24"/>
+          <w:u w:val="single"/>
+        </w:rPr>
+        <w:hyperlink r:id="rId16" w:history="1">
+          <w:r>
+            <w:rPr>
+              <w:rStyle w:val="Hyperlink"/>
+            </w:rPr>
+            <w:t>L</w:t>
+          </w:r>
+        </w:hyperlink>
+      </w:r>
+      <w:r>
+        <w:rPr>
+          <w:rFonts w:ascii="Charis SIL Italic" w:hAnsi="Charis SIL Italic" w:eastAsia="Charis SIL Italic"/>
+          <w:b w:val="0"/>
+          <w:i w:val="0"/>
+          <w:color w:val="0000FF"/>
+          <w:sz w:val="24"/>
+          <w:u w:val="single"/>
+        </w:rPr>
+        <w:hyperlink r:id="rId16" w:history="1">
           <w:r>
             <w:rPr>
               <w:rStyle w:val="Hyperlink"/>
@@ -2450,7 +2570,7 @@
           <w:sz w:val="24"/>
           <w:u w:val="single"/>
         </w:rPr>
-        <w:hyperlink r:id="rId19" w:history="1">
+        <w:hyperlink r:id="rId18" w:history="1">
           <w:r>
             <w:rPr>
               <w:rStyle w:val="Hyperlink"/>
@@ -2479,7 +2599,7 @@
           <w:sz w:val="24"/>
           <w:u w:val="single"/>
         </w:rPr>
-        <w:hyperlink r:id="rId19" w:history="1">
+        <w:hyperlink r:id="rId18" w:history="1">
           <w:r>
             <w:rPr>
               <w:rStyle w:val="Hyperlink"/>
@@ -2497,7 +2617,7 @@
           <w:sz w:val="24"/>
           <w:u w:val="single"/>
         </w:rPr>
-        <w:hyperlink r:id="rId19" w:history="1">
+        <w:hyperlink r:id="rId18" w:history="1">
           <w:r>
             <w:rPr>
               <w:rStyle w:val="Hyperlink"/>
@@ -3304,7 +3424,7 @@
           <w:sz w:val="24"/>
           <w:u w:val="single"/>
         </w:rPr>
-        <w:hyperlink r:id="rId16" w:history="1">
+        <w:hyperlink r:id="rId22" w:history="1">
           <w:r>
             <w:rPr>
               <w:rStyle w:val="Hyperlink"/>
@@ -3559,7 +3679,7 @@
           <w:sz w:val="24"/>
           <w:u w:val="single"/>
         </w:rPr>
-        <w:hyperlink r:id="rId25" w:history="1">
+        <w:hyperlink r:id="rId23" w:history="1">
           <w:r>
             <w:rPr>
               <w:rStyle w:val="Hyperlink"/>
@@ -3606,7 +3726,7 @@
           <w:sz w:val="24"/>
           <w:u w:val="single"/>
         </w:rPr>
-        <w:hyperlink r:id="rId23" w:history="1">
+        <w:hyperlink r:id="rId25" w:history="1">
           <w:r>
             <w:rPr>
               <w:rStyle w:val="Hyperlink"/>
@@ -3624,14 +3744,7 @@
           <w:color w:val="000000"/>
           <w:sz w:val="24"/>
         </w:rPr>
-        <w:hyperlink r:id="rId23" w:history="1">
-          <w:r>
-            <w:rPr>
-              <w:rStyle w:val="Hyperlink"/>
-            </w:rPr>
-            <w:t xml:space="preserve"> en </w:t>
-          </w:r>
-        </w:hyperlink>
+        <w:t xml:space="preserve"> en </w:t>
       </w:r>
       <w:r>
         <w:rPr>
@@ -3642,7 +3755,7 @@
           <w:sz w:val="24"/>
           <w:u w:val="single"/>
         </w:rPr>
-        <w:hyperlink r:id="rId23" w:history="1">
+        <w:hyperlink r:id="rId26" w:history="1">
           <w:r>
             <w:rPr>
               <w:rStyle w:val="Hyperlink"/>
@@ -3660,7 +3773,7 @@
           <w:sz w:val="24"/>
           <w:u w:val="single"/>
         </w:rPr>
-        <w:hyperlink r:id="rId23" w:history="1">
+        <w:hyperlink r:id="rId26" w:history="1">
           <w:r>
             <w:rPr>
               <w:rStyle w:val="Hyperlink"/>
@@ -3695,25 +3808,7 @@
           <w:color w:val="000000"/>
           <w:sz w:val="24"/>
         </w:rPr>
-        <w:t>. H</w:t>
-      </w:r>
-      <w:r>
-        <w:rPr>
-          <w:u w:val="single" w:color="0000ff"/>
-          <w:rFonts w:ascii="Charis SIL Italic" w:hAnsi="Charis SIL Italic" w:eastAsia="Charis SIL Italic"/>
-          <w:b w:val="0"/>
-          <w:i w:val="0"/>
-          <w:color w:val="000000"/>
-          <w:sz w:val="24"/>
-        </w:rPr>
-        <w:hyperlink r:id="rId24" w:history="1">
-          <w:r>
-            <w:rPr>
-              <w:rStyle w:val="Hyperlink"/>
-            </w:rPr>
-            <w:t xml:space="preserve">et </w:t>
-          </w:r>
-        </w:hyperlink>
+        <w:t xml:space="preserve">. Het </w:t>
       </w:r>
       <w:r>
         <w:rPr>
@@ -3724,7 +3819,7 @@
           <w:sz w:val="24"/>
           <w:u w:val="single"/>
         </w:rPr>
-        <w:hyperlink r:id="rId24" w:history="1">
+        <w:hyperlink r:id="rId27" w:history="1">
           <w:r>
             <w:rPr>
               <w:rStyle w:val="Hyperlink"/>
@@ -3753,7 +3848,7 @@
           <w:sz w:val="24"/>
           <w:u w:val="single"/>
         </w:rPr>
-        <w:hyperlink r:id="rId24" w:history="1">
+        <w:hyperlink r:id="rId27" w:history="1">
           <w:r>
             <w:rPr>
               <w:rStyle w:val="Hyperlink"/>
@@ -3788,35 +3883,7 @@
           <w:color w:val="000000"/>
           <w:sz w:val="24"/>
         </w:rPr>
-        <w:t xml:space="preserve">bezit de fotocollectie van </w:t>
-      </w:r>
-      <w:r>
-        <w:rPr>
-          <w:u w:val="single" w:color="0000ff"/>
-          <w:rFonts w:ascii="Charis SIL Italic" w:hAnsi="Charis SIL Italic" w:eastAsia="Charis SIL Italic"/>
-          <w:b w:val="0"/>
-          <w:i w:val="0"/>
-          <w:color w:val="000000"/>
-          <w:sz w:val="24"/>
-        </w:rPr>
-        <w:t>h</w:t>
-      </w:r>
-      <w:r>
-        <w:rPr>
-          <w:rFonts w:ascii="Charis SIL Italic" w:hAnsi="Charis SIL Italic" w:eastAsia="Charis SIL Italic"/>
-          <w:b w:val="0"/>
-          <w:i w:val="0"/>
-          <w:color w:val="000000"/>
-          <w:sz w:val="24"/>
-        </w:rPr>
-        <w:hyperlink r:id="rId25" w:history="1">
-          <w:r>
-            <w:rPr>
-              <w:rStyle w:val="Hyperlink"/>
-            </w:rPr>
-            <w:t xml:space="preserve">et </w:t>
-          </w:r>
-        </w:hyperlink>
+        <w:t xml:space="preserve">bezit de fotocollectie van het </w:t>
       </w:r>
       <w:r>
         <w:rPr>
@@ -3825,16 +3892,8 @@
           <w:i w:val="0"/>
           <w:color w:val="0000FF"/>
           <w:sz w:val="24"/>
-          <w:u w:val="single"/>
-        </w:rPr>
-        <w:hyperlink r:id="rId25" w:history="1">
-          <w:r>
-            <w:rPr>
-              <w:rStyle w:val="Hyperlink"/>
-            </w:rPr>
-            <w:t>Wereld</w:t>
-          </w:r>
-        </w:hyperlink>
+        </w:rPr>
+        <w:t>Wereld</w:t>
       </w:r>
       <w:r>
         <w:rPr>
@@ -3903,7 +3962,7 @@
           <w:sz w:val="24"/>
           <w:u w:val="single"/>
         </w:rPr>
-        <w:hyperlink r:id="rId28" w:history="1">
+        <w:hyperlink r:id="rId26" w:history="1">
           <w:r>
             <w:rPr>
               <w:rStyle w:val="Hyperlink"/>
@@ -4648,7 +4707,7 @@
           <w:sz w:val="24"/>
           <w:u w:val="single"/>
         </w:rPr>
-        <w:hyperlink r:id="rId33" w:history="1">
+        <w:hyperlink r:id="rId31" w:history="1">
           <w:r>
             <w:rPr>
               <w:rStyle w:val="Hyperlink"/>
@@ -4677,7 +4736,7 @@
           <w:sz w:val="24"/>
           <w:u w:val="single"/>
         </w:rPr>
-        <w:hyperlink r:id="rId33" w:history="1">
+        <w:hyperlink r:id="rId31" w:history="1">
           <w:r>
             <w:rPr>
               <w:rStyle w:val="Hyperlink"/>
@@ -4694,25 +4753,7 @@
           <w:color w:val="000000"/>
           <w:sz w:val="24"/>
         </w:rPr>
-        <w:t xml:space="preserve"> </w:t>
-      </w:r>
-      <w:r>
-        <w:rPr>
-          <w:u w:val="single" w:color="0000ff"/>
-          <w:rFonts w:ascii="Charis SIL Italic" w:hAnsi="Charis SIL Italic" w:eastAsia="Charis SIL Italic"/>
-          <w:b w:val="0"/>
-          <w:i w:val="0"/>
-          <w:color w:val="000000"/>
-          <w:sz w:val="24"/>
-        </w:rPr>
-        <w:hyperlink r:id="rId31" w:history="1">
-          <w:r>
-            <w:rPr>
-              <w:rStyle w:val="Hyperlink"/>
-            </w:rPr>
-            <w:t xml:space="preserve">en </w:t>
-          </w:r>
-        </w:hyperlink>
+        <w:t xml:space="preserve"> en </w:t>
       </w:r>
       <w:r>
         <w:rPr>
@@ -4723,137 +4764,7 @@
           <w:sz w:val="24"/>
           <w:u w:val="single"/>
         </w:rPr>
-        <w:hyperlink r:id="rId31" w:history="1">
-          <w:r>
-            <w:rPr>
-              <w:rStyle w:val="Hyperlink"/>
-            </w:rPr>
-            <w:t>Nati</w:t>
-          </w:r>
-        </w:hyperlink>
-      </w:r>
-      <w:r>
-        <w:rPr>
-          <w:rFonts w:ascii="Charis SIL Italic" w:hAnsi="Charis SIL Italic" w:eastAsia="Charis SIL Italic"/>
-          <w:b w:val="0"/>
-          <w:i w:val="0"/>
-          <w:color w:val="0000FF"/>
-          <w:sz w:val="24"/>
-          <w:u w:val="single"/>
-        </w:rPr>
-        <w:hyperlink r:id="rId31" w:history="1">
-          <w:r>
-            <w:rPr>
-              <w:rStyle w:val="Hyperlink"/>
-            </w:rPr>
-            <w:t>o</w:t>
-          </w:r>
-        </w:hyperlink>
-      </w:r>
-      <w:r>
-        <w:rPr>
-          <w:rFonts w:ascii="Charis SIL Italic" w:hAnsi="Charis SIL Italic" w:eastAsia="Charis SIL Italic"/>
-          <w:b w:val="0"/>
-          <w:i w:val="0"/>
-          <w:color w:val="0000FF"/>
-          <w:sz w:val="24"/>
-          <w:u w:val="single"/>
-        </w:rPr>
-        <w:hyperlink r:id="rId31" w:history="1">
-          <w:r>
-            <w:rPr>
-              <w:rStyle w:val="Hyperlink"/>
-            </w:rPr>
-            <w:t>naal</w:t>
-          </w:r>
-        </w:hyperlink>
-      </w:r>
-      <w:r>
-        <w:rPr>
-          <w:rFonts w:ascii="Charis SIL Italic" w:hAnsi="Charis SIL Italic" w:eastAsia="Charis SIL Italic"/>
-          <w:b w:val="0"/>
-          <w:i w:val="0"/>
-          <w:color w:val="0000FF"/>
-          <w:sz w:val="24"/>
-          <w:u w:val="single"/>
-        </w:rPr>
-        <w:t xml:space="preserve"> </w:t>
-      </w:r>
-      <w:r>
-        <w:rPr>
-          <w:rFonts w:ascii="Charis SIL Italic" w:hAnsi="Charis SIL Italic" w:eastAsia="Charis SIL Italic"/>
-          <w:b w:val="0"/>
-          <w:i w:val="0"/>
-          <w:color w:val="0000FF"/>
-          <w:sz w:val="24"/>
-          <w:u w:val="single"/>
-        </w:rPr>
-        <w:hyperlink r:id="rId31" w:history="1">
-          <w:r>
-            <w:rPr>
-              <w:rStyle w:val="Hyperlink"/>
-            </w:rPr>
-            <w:t>Arch</w:t>
-          </w:r>
-        </w:hyperlink>
-      </w:r>
-      <w:r>
-        <w:rPr>
-          <w:rFonts w:ascii="Charis SIL Italic" w:hAnsi="Charis SIL Italic" w:eastAsia="Charis SIL Italic"/>
-          <w:b w:val="0"/>
-          <w:i w:val="0"/>
-          <w:color w:val="0000FF"/>
-          <w:sz w:val="24"/>
-          <w:u w:val="single"/>
-        </w:rPr>
-        <w:t>i</w:t>
-      </w:r>
-      <w:r>
-        <w:rPr>
-          <w:rFonts w:ascii="Charis SIL Italic" w:hAnsi="Charis SIL Italic" w:eastAsia="Charis SIL Italic"/>
-          <w:b w:val="0"/>
-          <w:i w:val="0"/>
-          <w:color w:val="0000FF"/>
-          <w:sz w:val="24"/>
-          <w:u w:val="single"/>
-        </w:rPr>
-        <w:hyperlink r:id="rId32" w:history="1">
-          <w:r>
-            <w:rPr>
-              <w:rStyle w:val="Hyperlink"/>
-            </w:rPr>
-            <w:t>ef</w:t>
-          </w:r>
-        </w:hyperlink>
-      </w:r>
-      <w:r>
-        <w:rPr>
-          <w:rFonts w:ascii="Charis SIL Italic" w:hAnsi="Charis SIL Italic" w:eastAsia="Charis SIL Italic"/>
-          <w:b w:val="0"/>
-          <w:i w:val="0"/>
-          <w:color w:val="0000FF"/>
-          <w:sz w:val="24"/>
-          <w:u w:val="single"/>
-        </w:rPr>
-        <w:t xml:space="preserve"> </w:t>
-      </w:r>
-      <w:r>
-        <w:rPr>
-          <w:rFonts w:ascii="Charis SIL Italic" w:hAnsi="Charis SIL Italic" w:eastAsia="Charis SIL Italic"/>
-          <w:b w:val="0"/>
-          <w:i w:val="0"/>
-          <w:color w:val="0000FF"/>
-          <w:sz w:val="24"/>
-          <w:u w:val="single"/>
-        </w:rPr>
-        <w:hyperlink r:id="rId32" w:history="1">
-          <w:r>
-            <w:rPr>
-              <w:rStyle w:val="Hyperlink"/>
-            </w:rPr>
-            <w:t>Cur</w:t>
-          </w:r>
-        </w:hyperlink>
+        <w:t>Nationaal Archief Cur</w:t>
       </w:r>
       <w:r>
         <w:rPr>
@@ -4968,13 +4879,86 @@
       </w:r>
       <w:r>
         <w:rPr>
+          <w:u w:val="single" w:color="0000ff"/>
           <w:rFonts w:ascii="Charis SIL Italic" w:hAnsi="Charis SIL Italic" w:eastAsia="Charis SIL Italic"/>
           <w:b w:val="0"/>
           <w:i w:val="0"/>
           <w:color w:val="000000"/>
           <w:sz w:val="24"/>
         </w:rPr>
-        <w:t xml:space="preserve">Indonesië is de portal </w:t>
+        <w:hyperlink r:id="rId33" w:history="1">
+          <w:r>
+            <w:rPr>
+              <w:rStyle w:val="Hyperlink"/>
+            </w:rPr>
+            <w:t>Indonesi</w:t>
+          </w:r>
+        </w:hyperlink>
+      </w:r>
+      <w:r>
+        <w:rPr>
+          <w:u w:val="single" w:color="0000ff"/>
+          <w:rFonts w:ascii="Charis SIL Italic" w:hAnsi="Charis SIL Italic" w:eastAsia="Charis SIL Italic"/>
+          <w:b w:val="0"/>
+          <w:i w:val="0"/>
+          <w:color w:val="000000"/>
+          <w:sz w:val="24"/>
+        </w:rPr>
+        <w:hyperlink r:id="rId33" w:history="1">
+          <w:r>
+            <w:rPr>
+              <w:rStyle w:val="Hyperlink"/>
+            </w:rPr>
+            <w:t>ë</w:t>
+          </w:r>
+        </w:hyperlink>
+      </w:r>
+      <w:r>
+        <w:rPr>
+          <w:u w:val="single" w:color="0000ff"/>
+          <w:rFonts w:ascii="Charis SIL Italic" w:hAnsi="Charis SIL Italic" w:eastAsia="Charis SIL Italic"/>
+          <w:b w:val="0"/>
+          <w:i w:val="0"/>
+          <w:color w:val="000000"/>
+          <w:sz w:val="24"/>
+        </w:rPr>
+        <w:hyperlink r:id="rId33" w:history="1">
+          <w:r>
+            <w:rPr>
+              <w:rStyle w:val="Hyperlink"/>
+            </w:rPr>
+            <w:t xml:space="preserve"> is de po</w:t>
+          </w:r>
+        </w:hyperlink>
+      </w:r>
+      <w:r>
+        <w:rPr>
+          <w:u w:val="single" w:color="0000ff"/>
+          <w:rFonts w:ascii="Charis SIL Italic" w:hAnsi="Charis SIL Italic" w:eastAsia="Charis SIL Italic"/>
+          <w:b w:val="0"/>
+          <w:i w:val="0"/>
+          <w:color w:val="000000"/>
+          <w:sz w:val="24"/>
+        </w:rPr>
+        <w:hyperlink r:id="rId33" w:history="1">
+          <w:r>
+            <w:rPr>
+              <w:rStyle w:val="Hyperlink"/>
+            </w:rPr>
+            <w:t>r</w:t>
+          </w:r>
+        </w:hyperlink>
+      </w:r>
+      <w:r>
+        <w:rPr>
+          <w:u w:val="single" w:color="0000ff"/>
+          <w:rFonts w:ascii="Charis SIL Italic" w:hAnsi="Charis SIL Italic" w:eastAsia="Charis SIL Italic"/>
+          <w:b w:val="0"/>
+          <w:i w:val="0"/>
+          <w:color w:val="000000"/>
+          <w:sz w:val="24"/>
+        </w:rPr>
+        <w:t xml:space="preserve">tal </w:t>
       </w:r>
       <w:r>
         <w:rPr>
@@ -4985,7 +4969,7 @@
           <w:sz w:val="24"/>
           <w:u w:val="single"/>
         </w:rPr>
-        <w:hyperlink r:id="rId33" w:history="1">
+        <w:hyperlink r:id="rId34" w:history="1">
           <w:r>
             <w:rPr>
               <w:rStyle w:val="Hyperlink"/>
@@ -5003,7 +4987,7 @@
           <w:sz w:val="24"/>
           <w:u w:val="single"/>
         </w:rPr>
-        <w:hyperlink r:id="rId33" w:history="1">
+        <w:hyperlink r:id="rId34" w:history="1">
           <w:r>
             <w:rPr>
               <w:rStyle w:val="Hyperlink"/>
@@ -5060,7 +5044,7 @@
           <w:color w:val="000000"/>
           <w:sz w:val="24"/>
         </w:rPr>
-        <w:hyperlink r:id="rId34" w:history="1">
+        <w:hyperlink r:id="rId35" w:history="1">
           <w:r>
             <w:rPr>
               <w:rStyle w:val="Hyperlink"/>
@@ -5098,7 +5082,7 @@
           <w:sz w:val="24"/>
           <w:u w:val="single"/>
         </w:rPr>
-        <w:hyperlink r:id="rId35" w:history="1">
+        <w:hyperlink r:id="rId36" w:history="1">
           <w:r>
             <w:rPr>
               <w:rStyle w:val="Hyperlink"/>
@@ -5127,7 +5111,7 @@
           <w:sz w:val="24"/>
           <w:u w:val="single"/>
         </w:rPr>
-        <w:hyperlink r:id="rId35" w:history="1">
+        <w:hyperlink r:id="rId36" w:history="1">
           <w:r>
             <w:rPr>
               <w:rStyle w:val="Hyperlink"/>
@@ -5156,7 +5140,7 @@
           <w:sz w:val="24"/>
           <w:u w:val="single"/>
         </w:rPr>
-        <w:hyperlink r:id="rId35" w:history="1">
+        <w:hyperlink r:id="rId36" w:history="1">
           <w:r>
             <w:rPr>
               <w:rStyle w:val="Hyperlink"/>
@@ -5185,7 +5169,7 @@
           <w:sz w:val="24"/>
           <w:u w:val="single"/>
         </w:rPr>
-        <w:hyperlink r:id="rId35" w:history="1">
+        <w:hyperlink r:id="rId36" w:history="1">
           <w:r>
             <w:rPr>
               <w:rStyle w:val="Hyperlink"/>
@@ -5214,7 +5198,7 @@
           <w:sz w:val="24"/>
           <w:u w:val="single"/>
         </w:rPr>
-        <w:hyperlink r:id="rId35" w:history="1">
+        <w:hyperlink r:id="rId36" w:history="1">
           <w:r>
             <w:rPr>
               <w:rStyle w:val="Hyperlink"/>
@@ -5235,7 +5219,7 @@
           <w:sz w:val="24"/>
           <w:u w:val="single"/>
         </w:rPr>
-        <w:hyperlink r:id="rId35" w:history="1">
+        <w:hyperlink r:id="rId36" w:history="1">
           <w:r>
             <w:rPr>
               <w:rStyle w:val="Hyperlink"/>
@@ -5252,7 +5236,7 @@
           <w:color w:val="000000"/>
           <w:sz w:val="24"/>
         </w:rPr>
-        <w:t xml:space="preserve"> dat zich bij het Arsip Nasional in Jakarta bevi</w:t>
+        <w:t xml:space="preserve"> dat zich bij het Arsip</w:t>
       </w:r>
       <w:r>
         <w:rPr>
@@ -5263,7 +5247,43 @@
           <w:color w:val="000000"/>
           <w:sz w:val="24"/>
         </w:rPr>
-        <w:hyperlink r:id="rId35" w:history="1">
+        <w:hyperlink r:id="rId36" w:history="1">
+          <w:r>
+            <w:rPr>
+              <w:rStyle w:val="Hyperlink"/>
+            </w:rPr>
+            <w:t xml:space="preserve"> Nasional in</w:t>
+          </w:r>
+        </w:hyperlink>
+      </w:r>
+      <w:r>
+        <w:rPr>
+          <w:u w:val="single" w:color="0000ff"/>
+          <w:rFonts w:ascii="Charis SIL Italic" w:hAnsi="Charis SIL Italic" w:eastAsia="Charis SIL Italic"/>
+          <w:b w:val="0"/>
+          <w:i w:val="0"/>
+          <w:color w:val="000000"/>
+          <w:sz w:val="24"/>
+        </w:rPr>
+        <w:hyperlink r:id="rId36" w:history="1">
+          <w:r>
+            <w:rPr>
+              <w:rStyle w:val="Hyperlink"/>
+            </w:rPr>
+            <w:t xml:space="preserve"> Jakarta bevi</w:t>
+          </w:r>
+        </w:hyperlink>
+      </w:r>
+      <w:r>
+        <w:rPr>
+          <w:u w:val="single" w:color="0000ff"/>
+          <w:rFonts w:ascii="Charis SIL Italic" w:hAnsi="Charis SIL Italic" w:eastAsia="Charis SIL Italic"/>
+          <w:b w:val="0"/>
+          <w:i w:val="0"/>
+          <w:color w:val="000000"/>
+          <w:sz w:val="24"/>
+        </w:rPr>
+        <w:hyperlink r:id="rId36" w:history="1">
           <w:r>
             <w:rPr>
               <w:rStyle w:val="Hyperlink"/>
@@ -5292,7 +5312,7 @@
           <w:color w:val="000000"/>
           <w:sz w:val="24"/>
         </w:rPr>
-        <w:hyperlink r:id="rId35" w:history="1">
+        <w:hyperlink r:id="rId36" w:history="1">
           <w:r>
             <w:rPr>
               <w:rStyle w:val="Hyperlink"/>
@@ -5303,6 +5323,7 @@
       </w:r>
       <w:r>
         <w:rPr>
+          <w:u w:val="single" w:color="0000ff"/>
           <w:rFonts w:ascii="Charis SIL Italic" w:hAnsi="Charis SIL Italic" w:eastAsia="Charis SIL Italic"/>
           <w:b w:val="0"/>
           <w:i w:val="0"/>
@@ -5320,7 +5341,7 @@
           <w:color w:val="000000"/>
           <w:sz w:val="24"/>
         </w:rPr>
-        <w:hyperlink r:id="rId35" w:history="1">
+        <w:hyperlink r:id="rId36" w:history="1">
           <w:r>
             <w:rPr>
               <w:rStyle w:val="Hyperlink"/>
@@ -5348,7 +5369,7 @@
           <w:color w:val="000000"/>
           <w:sz w:val="24"/>
         </w:rPr>
-        <w:hyperlink r:id="rId35" w:history="1">
+        <w:hyperlink r:id="rId36" w:history="1">
           <w:r>
             <w:rPr>
               <w:rStyle w:val="Hyperlink"/>
@@ -5447,7 +5468,7 @@
           <w:sz w:val="24"/>
           <w:u w:val="single"/>
         </w:rPr>
-        <w:hyperlink r:id="rId36" w:history="1">
+        <w:hyperlink r:id="rId37" w:history="1">
           <w:r>
             <w:rPr>
               <w:rStyle w:val="Hyperlink"/>
@@ -5475,7 +5496,7 @@
           <w:sz w:val="24"/>
           <w:u w:val="single"/>
         </w:rPr>
-        <w:hyperlink r:id="rId37" w:history="1">
+        <w:hyperlink r:id="rId38" w:history="1">
           <w:r>
             <w:rPr>
               <w:rStyle w:val="Hyperlink"/>
@@ -5504,7 +5525,7 @@
           <w:sz w:val="24"/>
           <w:u w:val="single"/>
         </w:rPr>
-        <w:hyperlink r:id="rId37" w:history="1">
+        <w:hyperlink r:id="rId38" w:history="1">
           <w:r>
             <w:rPr>
               <w:rStyle w:val="Hyperlink"/>
@@ -5533,7 +5554,7 @@
           <w:sz w:val="24"/>
           <w:u w:val="single"/>
         </w:rPr>
-        <w:hyperlink r:id="rId37" w:history="1">
+        <w:hyperlink r:id="rId38" w:history="1">
           <w:r>
             <w:rPr>
               <w:rStyle w:val="Hyperlink"/>
@@ -5554,7 +5575,7 @@
           <w:sz w:val="24"/>
           <w:u w:val="single"/>
         </w:rPr>
-        <w:hyperlink r:id="rId37" w:history="1">
+        <w:hyperlink r:id="rId38" w:history="1">
           <w:r>
             <w:rPr>
               <w:rStyle w:val="Hyperlink"/>
@@ -5582,7 +5603,7 @@
           <w:sz w:val="24"/>
           <w:u w:val="single"/>
         </w:rPr>
-        <w:hyperlink r:id="rId38" w:history="1">
+        <w:hyperlink r:id="rId39" w:history="1">
           <w:r>
             <w:rPr>
               <w:rStyle w:val="Hyperlink"/>
@@ -5600,7 +5621,7 @@
           <w:sz w:val="24"/>
           <w:u w:val="single"/>
         </w:rPr>
-        <w:hyperlink r:id="rId38" w:history="1">
+        <w:hyperlink r:id="rId37" w:history="1">
           <w:r>
             <w:rPr>
               <w:rStyle w:val="Hyperlink"/>
@@ -5629,7 +5650,7 @@
           <w:sz w:val="24"/>
           <w:u w:val="single"/>
         </w:rPr>
-        <w:hyperlink r:id="rId38" w:history="1">
+        <w:hyperlink r:id="rId39" w:history="1">
           <w:r>
             <w:rPr>
               <w:rStyle w:val="Hyperlink"/>
@@ -5676,7 +5697,7 @@
           <w:sz w:val="24"/>
           <w:u w:val="single"/>
         </w:rPr>
-        <w:hyperlink r:id="rId38" w:history="1">
+        <w:hyperlink r:id="rId39" w:history="1">
           <w:r>
             <w:rPr>
               <w:rStyle w:val="Hyperlink"/>
@@ -5694,7 +5715,7 @@
           <w:sz w:val="24"/>
           <w:u w:val="single"/>
         </w:rPr>
-        <w:hyperlink r:id="rId38" w:history="1">
+        <w:hyperlink r:id="rId39" w:history="1">
           <w:r>
             <w:rPr>
               <w:rStyle w:val="Hyperlink"/>
@@ -5723,7 +5744,7 @@
           <w:sz w:val="24"/>
           <w:u w:val="single"/>
         </w:rPr>
-        <w:hyperlink r:id="rId38" w:history="1">
+        <w:hyperlink r:id="rId39" w:history="1">
           <w:r>
             <w:rPr>
               <w:rStyle w:val="Hyperlink"/>
@@ -5741,7 +5762,7 @@
           <w:sz w:val="24"/>
           <w:u w:val="single"/>
         </w:rPr>
-        <w:hyperlink r:id="rId38" w:history="1">
+        <w:hyperlink r:id="rId39" w:history="1">
           <w:r>
             <w:rPr>
               <w:rStyle w:val="Hyperlink"/>
@@ -5752,13 +5773,31 @@
       </w:r>
       <w:r>
         <w:rPr>
+          <w:u w:val="single" w:color="0000ff"/>
           <w:rFonts w:ascii="Charis SIL Italic" w:hAnsi="Charis SIL Italic" w:eastAsia="Charis SIL Italic"/>
           <w:b w:val="0"/>
           <w:i w:val="0"/>
           <w:color w:val="000000"/>
           <w:sz w:val="24"/>
         </w:rPr>
-        <w:t xml:space="preserve">. De Franse portal </w:t>
+        <w:hyperlink r:id="rId38" w:history="1">
+          <w:r>
+            <w:rPr>
+              <w:rStyle w:val="Hyperlink"/>
+            </w:rPr>
+            <w:t>. D</w:t>
+          </w:r>
+        </w:hyperlink>
+      </w:r>
+      <w:r>
+        <w:rPr>
+          <w:rFonts w:ascii="Charis SIL Italic" w:hAnsi="Charis SIL Italic" w:eastAsia="Charis SIL Italic"/>
+          <w:b w:val="0"/>
+          <w:i w:val="0"/>
+          <w:color w:val="000000"/>
+          <w:sz w:val="24"/>
+        </w:rPr>
+        <w:t xml:space="preserve">e Franse portal </w:t>
       </w:r>
       <w:r>
         <w:rPr>
@@ -5769,7 +5808,7 @@
           <w:sz w:val="24"/>
           <w:u w:val="single"/>
         </w:rPr>
-        <w:hyperlink r:id="rId37" w:history="1">
+        <w:hyperlink r:id="rId40" w:history="1">
           <w:r>
             <w:rPr>
               <w:rStyle w:val="Hyperlink"/>
@@ -5787,7 +5826,7 @@
           <w:color w:val="000000"/>
           <w:sz w:val="24"/>
         </w:rPr>
-        <w:hyperlink r:id="rId37" w:history="1">
+        <w:hyperlink r:id="rId38" w:history="1">
           <w:r>
             <w:rPr>
               <w:rStyle w:val="Hyperlink"/>
@@ -5815,7 +5854,7 @@
           <w:color w:val="000000"/>
           <w:sz w:val="24"/>
         </w:rPr>
-        <w:hyperlink r:id="rId38" w:history="1">
+        <w:hyperlink r:id="rId39" w:history="1">
           <w:r>
             <w:rPr>
               <w:rStyle w:val="Hyperlink"/>
@@ -5833,7 +5872,7 @@
           <w:color w:val="000000"/>
           <w:sz w:val="24"/>
         </w:rPr>
-        <w:hyperlink r:id="rId38" w:history="1">
+        <w:hyperlink r:id="rId39" w:history="1">
           <w:r>
             <w:rPr>
               <w:rStyle w:val="Hyperlink"/>
@@ -5851,7 +5890,7 @@
           <w:color w:val="000000"/>
           <w:sz w:val="24"/>
         </w:rPr>
-        <w:hyperlink r:id="rId38" w:history="1">
+        <w:hyperlink r:id="rId39" w:history="1">
           <w:r>
             <w:rPr>
               <w:rStyle w:val="Hyperlink"/>
@@ -5869,7 +5908,7 @@
           <w:color w:val="000000"/>
           <w:sz w:val="24"/>
         </w:rPr>
-        <w:hyperlink r:id="rId38" w:history="1">
+        <w:hyperlink r:id="rId39" w:history="1">
           <w:r>
             <w:rPr>
               <w:rStyle w:val="Hyperlink"/>
@@ -5887,7 +5926,7 @@
           <w:color w:val="000000"/>
           <w:sz w:val="24"/>
         </w:rPr>
-        <w:hyperlink r:id="rId38" w:history="1">
+        <w:hyperlink r:id="rId39" w:history="1">
           <w:r>
             <w:rPr>
               <w:rStyle w:val="Hyperlink"/>
@@ -5905,7 +5944,7 @@
           <w:color w:val="000000"/>
           <w:sz w:val="24"/>
         </w:rPr>
-        <w:hyperlink r:id="rId38" w:history="1">
+        <w:hyperlink r:id="rId39" w:history="1">
           <w:r>
             <w:rPr>
               <w:rStyle w:val="Hyperlink"/>
@@ -5933,7 +5972,7 @@
           <w:color w:val="000000"/>
           <w:sz w:val="24"/>
         </w:rPr>
-        <w:hyperlink r:id="rId39" w:history="1">
+        <w:hyperlink r:id="rId40" w:history="1">
           <w:r>
             <w:rPr>
               <w:rStyle w:val="Hyperlink"/>

--- a/EXPORTS/DOCX/published/niveau1/Dutch/Sources.docx
+++ b/EXPORTS/DOCX/published/niveau1/Dutch/Sources.docx
@@ -1373,7 +1373,6 @@
       </w:r>
       <w:r>
         <w:rPr>
-          <w:u w:val="single" w:color="0000ff"/>
           <w:rFonts w:ascii="Charis SIL Italic" w:hAnsi="Charis SIL Italic" w:eastAsia="Charis SIL Italic"/>
           <w:b w:val="0"/>
           <w:i w:val="0"/>
@@ -1474,14 +1473,7 @@
           <w:sz w:val="24"/>
           <w:u w:val="single"/>
         </w:rPr>
-        <w:hyperlink r:id="rId16" w:history="1">
-          <w:r>
-            <w:rPr>
-              <w:rStyle w:val="Hyperlink"/>
-            </w:rPr>
-            <w:t>B</w:t>
-          </w:r>
-        </w:hyperlink>
+        <w:t>B</w:t>
       </w:r>
       <w:r>
         <w:rPr>
@@ -1492,7 +1484,7 @@
           <w:sz w:val="24"/>
           <w:u w:val="single"/>
         </w:rPr>
-        <w:hyperlink r:id="rId16" w:history="1">
+        <w:hyperlink r:id="rId15" w:history="1">
           <w:r>
             <w:rPr>
               <w:rStyle w:val="Hyperlink"/>
@@ -1521,7 +1513,7 @@
           <w:sz w:val="24"/>
           <w:u w:val="single"/>
         </w:rPr>
-        <w:hyperlink r:id="rId16" w:history="1">
+        <w:hyperlink r:id="rId15" w:history="1">
           <w:r>
             <w:rPr>
               <w:rStyle w:val="Hyperlink"/>
@@ -1539,7 +1531,7 @@
           <w:sz w:val="24"/>
           <w:u w:val="single"/>
         </w:rPr>
-        <w:hyperlink r:id="rId16" w:history="1">
+        <w:hyperlink r:id="rId15" w:history="1">
           <w:r>
             <w:rPr>
               <w:rStyle w:val="Hyperlink"/>
@@ -2170,6 +2162,7 @@
       </w:r>
       <w:r>
         <w:rPr>
+          <w:u w:val="single" w:color="0000ff"/>
           <w:rFonts w:ascii="Charis SIL Italic" w:hAnsi="Charis SIL Italic" w:eastAsia="Charis SIL Italic"/>
           <w:b w:val="0"/>
           <w:i w:val="0"/>
@@ -2646,7 +2639,7 @@
           <w:sz w:val="24"/>
           <w:u w:val="single"/>
         </w:rPr>
-        <w:hyperlink r:id="rId19" w:history="1">
+        <w:hyperlink r:id="rId18" w:history="1">
           <w:r>
             <w:rPr>
               <w:rStyle w:val="Hyperlink"/>
@@ -2675,7 +2668,7 @@
           <w:sz w:val="24"/>
           <w:u w:val="single"/>
         </w:rPr>
-        <w:hyperlink r:id="rId19" w:history="1">
+        <w:hyperlink r:id="rId18" w:history="1">
           <w:r>
             <w:rPr>
               <w:rStyle w:val="Hyperlink"/>
@@ -3708,7 +3701,7 @@
           <w:sz w:val="24"/>
           <w:u w:val="single"/>
         </w:rPr>
-        <w:hyperlink r:id="rId25" w:history="1">
+        <w:hyperlink r:id="rId23" w:history="1">
           <w:r>
             <w:rPr>
               <w:rStyle w:val="Hyperlink"/>
@@ -3726,7 +3719,7 @@
           <w:sz w:val="24"/>
           <w:u w:val="single"/>
         </w:rPr>
-        <w:hyperlink r:id="rId25" w:history="1">
+        <w:hyperlink r:id="rId23" w:history="1">
           <w:r>
             <w:rPr>
               <w:rStyle w:val="Hyperlink"/>
@@ -3755,7 +3748,7 @@
           <w:sz w:val="24"/>
           <w:u w:val="single"/>
         </w:rPr>
-        <w:hyperlink r:id="rId26" w:history="1">
+        <w:hyperlink r:id="rId25" w:history="1">
           <w:r>
             <w:rPr>
               <w:rStyle w:val="Hyperlink"/>
@@ -3773,7 +3766,7 @@
           <w:sz w:val="24"/>
           <w:u w:val="single"/>
         </w:rPr>
-        <w:hyperlink r:id="rId26" w:history="1">
+        <w:hyperlink r:id="rId25" w:history="1">
           <w:r>
             <w:rPr>
               <w:rStyle w:val="Hyperlink"/>
@@ -3791,7 +3784,7 @@
           <w:sz w:val="24"/>
           <w:u w:val="single"/>
         </w:rPr>
-        <w:hyperlink r:id="rId26" w:history="1">
+        <w:hyperlink r:id="rId25" w:history="1">
           <w:r>
             <w:rPr>
               <w:rStyle w:val="Hyperlink"/>
@@ -3819,7 +3812,7 @@
           <w:sz w:val="24"/>
           <w:u w:val="single"/>
         </w:rPr>
-        <w:hyperlink r:id="rId27" w:history="1">
+        <w:hyperlink r:id="rId26" w:history="1">
           <w:r>
             <w:rPr>
               <w:rStyle w:val="Hyperlink"/>
@@ -3848,7 +3841,7 @@
           <w:sz w:val="24"/>
           <w:u w:val="single"/>
         </w:rPr>
-        <w:hyperlink r:id="rId27" w:history="1">
+        <w:hyperlink r:id="rId26" w:history="1">
           <w:r>
             <w:rPr>
               <w:rStyle w:val="Hyperlink"/>
@@ -3866,7 +3859,7 @@
           <w:sz w:val="24"/>
           <w:u w:val="single"/>
         </w:rPr>
-        <w:hyperlink r:id="rId27" w:history="1">
+        <w:hyperlink r:id="rId26" w:history="1">
           <w:r>
             <w:rPr>
               <w:rStyle w:val="Hyperlink"/>
@@ -3892,8 +3885,16 @@
           <w:i w:val="0"/>
           <w:color w:val="0000FF"/>
           <w:sz w:val="24"/>
-        </w:rPr>
-        <w:t>Wereld</w:t>
+          <w:u w:val="single"/>
+        </w:rPr>
+        <w:hyperlink r:id="rId27" w:history="1">
+          <w:r>
+            <w:rPr>
+              <w:rStyle w:val="Hyperlink"/>
+            </w:rPr>
+            <w:t>Wereld</w:t>
+          </w:r>
+        </w:hyperlink>
       </w:r>
       <w:r>
         <w:rPr>
@@ -3904,7 +3905,7 @@
           <w:sz w:val="24"/>
           <w:u w:val="single"/>
         </w:rPr>
-        <w:hyperlink r:id="rId25" w:history="1">
+        <w:hyperlink r:id="rId27" w:history="1">
           <w:r>
             <w:rPr>
               <w:rStyle w:val="Hyperlink"/>
@@ -3922,7 +3923,7 @@
           <w:sz w:val="24"/>
           <w:u w:val="single"/>
         </w:rPr>
-        <w:hyperlink r:id="rId28" w:history="1">
+        <w:hyperlink r:id="rId27" w:history="1">
           <w:r>
             <w:rPr>
               <w:rStyle w:val="Hyperlink"/>
@@ -3962,7 +3963,7 @@
           <w:sz w:val="24"/>
           <w:u w:val="single"/>
         </w:rPr>
-        <w:hyperlink r:id="rId26" w:history="1">
+        <w:hyperlink r:id="rId25" w:history="1">
           <w:r>
             <w:rPr>
               <w:rStyle w:val="Hyperlink"/>
@@ -3980,7 +3981,7 @@
           <w:color w:val="000000"/>
           <w:sz w:val="24"/>
         </w:rPr>
-        <w:hyperlink r:id="rId26" w:history="1">
+        <w:hyperlink r:id="rId25" w:history="1">
           <w:r>
             <w:rPr>
               <w:rStyle w:val="Hyperlink"/>
@@ -4028,7 +4029,7 @@
           <w:sz w:val="24"/>
           <w:u w:val="single"/>
         </w:rPr>
-        <w:hyperlink r:id="rId29" w:history="1">
+        <w:hyperlink r:id="rId28" w:history="1">
           <w:r>
             <w:rPr>
               <w:rStyle w:val="Hyperlink"/>
@@ -4057,7 +4058,7 @@
           <w:sz w:val="24"/>
           <w:u w:val="single"/>
         </w:rPr>
-        <w:hyperlink r:id="rId29" w:history="1">
+        <w:hyperlink r:id="rId28" w:history="1">
           <w:r>
             <w:rPr>
               <w:rStyle w:val="Hyperlink"/>
@@ -4085,7 +4086,7 @@
           <w:sz w:val="24"/>
           <w:u w:val="single"/>
         </w:rPr>
-        <w:hyperlink r:id="rId30" w:history="1">
+        <w:hyperlink r:id="rId29" w:history="1">
           <w:r>
             <w:rPr>
               <w:rStyle w:val="Hyperlink"/>
@@ -4103,7 +4104,7 @@
           <w:sz w:val="24"/>
           <w:u w:val="single"/>
         </w:rPr>
-        <w:hyperlink r:id="rId30" w:history="1">
+        <w:hyperlink r:id="rId29" w:history="1">
           <w:r>
             <w:rPr>
               <w:rStyle w:val="Hyperlink"/>
@@ -4132,7 +4133,7 @@
           <w:sz w:val="24"/>
           <w:u w:val="single"/>
         </w:rPr>
-        <w:hyperlink r:id="rId30" w:history="1">
+        <w:hyperlink r:id="rId29" w:history="1">
           <w:r>
             <w:rPr>
               <w:rStyle w:val="Hyperlink"/>
@@ -4419,7 +4420,7 @@
           <w:sz w:val="24"/>
           <w:u w:val="single"/>
         </w:rPr>
-        <w:hyperlink r:id="rId31" w:history="1">
+        <w:hyperlink r:id="rId30" w:history="1">
           <w:r>
             <w:rPr>
               <w:rStyle w:val="Hyperlink"/>
@@ -4448,7 +4449,7 @@
           <w:sz w:val="24"/>
           <w:u w:val="single"/>
         </w:rPr>
-        <w:hyperlink r:id="rId31" w:history="1">
+        <w:hyperlink r:id="rId30" w:history="1">
           <w:r>
             <w:rPr>
               <w:rStyle w:val="Hyperlink"/>
@@ -4477,7 +4478,7 @@
           <w:sz w:val="24"/>
           <w:u w:val="single"/>
         </w:rPr>
-        <w:hyperlink r:id="rId31" w:history="1">
+        <w:hyperlink r:id="rId30" w:history="1">
           <w:r>
             <w:rPr>
               <w:rStyle w:val="Hyperlink"/>
@@ -4505,7 +4506,7 @@
           <w:sz w:val="24"/>
           <w:u w:val="single"/>
         </w:rPr>
-        <w:hyperlink r:id="rId32" w:history="1">
+        <w:hyperlink r:id="rId31" w:history="1">
           <w:r>
             <w:rPr>
               <w:rStyle w:val="Hyperlink"/>
@@ -4534,7 +4535,7 @@
           <w:sz w:val="24"/>
           <w:u w:val="single"/>
         </w:rPr>
-        <w:hyperlink r:id="rId32" w:history="1">
+        <w:hyperlink r:id="rId31" w:history="1">
           <w:r>
             <w:rPr>
               <w:rStyle w:val="Hyperlink"/>
@@ -4563,7 +4564,7 @@
           <w:sz w:val="24"/>
           <w:u w:val="single"/>
         </w:rPr>
-        <w:hyperlink r:id="rId32" w:history="1">
+        <w:hyperlink r:id="rId31" w:history="1">
           <w:r>
             <w:rPr>
               <w:rStyle w:val="Hyperlink"/>
@@ -4592,7 +4593,7 @@
           <w:sz w:val="24"/>
           <w:u w:val="single"/>
         </w:rPr>
-        <w:hyperlink r:id="rId32" w:history="1">
+        <w:hyperlink r:id="rId31" w:history="1">
           <w:r>
             <w:rPr>
               <w:rStyle w:val="Hyperlink"/>
@@ -4620,7 +4621,7 @@
           <w:sz w:val="24"/>
           <w:u w:val="single"/>
         </w:rPr>
-        <w:hyperlink r:id="rId33" w:history="1">
+        <w:hyperlink r:id="rId32" w:history="1">
           <w:r>
             <w:rPr>
               <w:rStyle w:val="Hyperlink"/>
@@ -4649,7 +4650,7 @@
           <w:sz w:val="24"/>
           <w:u w:val="single"/>
         </w:rPr>
-        <w:hyperlink r:id="rId33" w:history="1">
+        <w:hyperlink r:id="rId32" w:history="1">
           <w:r>
             <w:rPr>
               <w:rStyle w:val="Hyperlink"/>
@@ -4678,7 +4679,7 @@
           <w:sz w:val="24"/>
           <w:u w:val="single"/>
         </w:rPr>
-        <w:hyperlink r:id="rId33" w:history="1">
+        <w:hyperlink r:id="rId32" w:history="1">
           <w:r>
             <w:rPr>
               <w:rStyle w:val="Hyperlink"/>
@@ -4707,7 +4708,7 @@
           <w:sz w:val="24"/>
           <w:u w:val="single"/>
         </w:rPr>
-        <w:hyperlink r:id="rId31" w:history="1">
+        <w:hyperlink r:id="rId30" w:history="1">
           <w:r>
             <w:rPr>
               <w:rStyle w:val="Hyperlink"/>
@@ -4736,7 +4737,7 @@
           <w:sz w:val="24"/>
           <w:u w:val="single"/>
         </w:rPr>
-        <w:hyperlink r:id="rId31" w:history="1">
+        <w:hyperlink r:id="rId30" w:history="1">
           <w:r>
             <w:rPr>
               <w:rStyle w:val="Hyperlink"/>
@@ -4747,13 +4748,32 @@
       </w:r>
       <w:r>
         <w:rPr>
+          <w:u w:val="single" w:color="0000ff"/>
           <w:rFonts w:ascii="Charis SIL Italic" w:hAnsi="Charis SIL Italic" w:eastAsia="Charis SIL Italic"/>
           <w:b w:val="0"/>
           <w:i w:val="0"/>
           <w:color w:val="000000"/>
           <w:sz w:val="24"/>
         </w:rPr>
-        <w:t xml:space="preserve"> en </w:t>
+        <w:t xml:space="preserve"> </w:t>
+      </w:r>
+      <w:r>
+        <w:rPr>
+          <w:u w:val="single" w:color="0000ff"/>
+          <w:rFonts w:ascii="Charis SIL Italic" w:hAnsi="Charis SIL Italic" w:eastAsia="Charis SIL Italic"/>
+          <w:b w:val="0"/>
+          <w:i w:val="0"/>
+          <w:color w:val="000000"/>
+          <w:sz w:val="24"/>
+        </w:rPr>
+        <w:hyperlink r:id="rId30" w:history="1">
+          <w:r>
+            <w:rPr>
+              <w:rStyle w:val="Hyperlink"/>
+            </w:rPr>
+            <w:t xml:space="preserve">en </w:t>
+          </w:r>
+        </w:hyperlink>
       </w:r>
       <w:r>
         <w:rPr>
@@ -4764,7 +4784,14 @@
           <w:sz w:val="24"/>
           <w:u w:val="single"/>
         </w:rPr>
-        <w:t>Nationaal Archief Cur</w:t>
+        <w:hyperlink r:id="rId30" w:history="1">
+          <w:r>
+            <w:rPr>
+              <w:rStyle w:val="Hyperlink"/>
+            </w:rPr>
+            <w:t>Nati</w:t>
+          </w:r>
+        </w:hyperlink>
       </w:r>
       <w:r>
         <w:rPr>
@@ -4775,7 +4802,137 @@
           <w:sz w:val="24"/>
           <w:u w:val="single"/>
         </w:rPr>
-        <w:hyperlink r:id="rId32" w:history="1">
+        <w:hyperlink r:id="rId30" w:history="1">
+          <w:r>
+            <w:rPr>
+              <w:rStyle w:val="Hyperlink"/>
+            </w:rPr>
+            <w:t>o</w:t>
+          </w:r>
+        </w:hyperlink>
+      </w:r>
+      <w:r>
+        <w:rPr>
+          <w:rFonts w:ascii="Charis SIL Italic" w:hAnsi="Charis SIL Italic" w:eastAsia="Charis SIL Italic"/>
+          <w:b w:val="0"/>
+          <w:i w:val="0"/>
+          <w:color w:val="0000FF"/>
+          <w:sz w:val="24"/>
+          <w:u w:val="single"/>
+        </w:rPr>
+        <w:hyperlink r:id="rId30" w:history="1">
+          <w:r>
+            <w:rPr>
+              <w:rStyle w:val="Hyperlink"/>
+            </w:rPr>
+            <w:t>naal</w:t>
+          </w:r>
+        </w:hyperlink>
+      </w:r>
+      <w:r>
+        <w:rPr>
+          <w:rFonts w:ascii="Charis SIL Italic" w:hAnsi="Charis SIL Italic" w:eastAsia="Charis SIL Italic"/>
+          <w:b w:val="0"/>
+          <w:i w:val="0"/>
+          <w:color w:val="0000FF"/>
+          <w:sz w:val="24"/>
+          <w:u w:val="single"/>
+        </w:rPr>
+        <w:t xml:space="preserve"> </w:t>
+      </w:r>
+      <w:r>
+        <w:rPr>
+          <w:rFonts w:ascii="Charis SIL Italic" w:hAnsi="Charis SIL Italic" w:eastAsia="Charis SIL Italic"/>
+          <w:b w:val="0"/>
+          <w:i w:val="0"/>
+          <w:color w:val="0000FF"/>
+          <w:sz w:val="24"/>
+          <w:u w:val="single"/>
+        </w:rPr>
+        <w:hyperlink r:id="rId33" w:history="1">
+          <w:r>
+            <w:rPr>
+              <w:rStyle w:val="Hyperlink"/>
+            </w:rPr>
+            <w:t>Arch</w:t>
+          </w:r>
+        </w:hyperlink>
+      </w:r>
+      <w:r>
+        <w:rPr>
+          <w:rFonts w:ascii="Charis SIL Italic" w:hAnsi="Charis SIL Italic" w:eastAsia="Charis SIL Italic"/>
+          <w:b w:val="0"/>
+          <w:i w:val="0"/>
+          <w:color w:val="0000FF"/>
+          <w:sz w:val="24"/>
+          <w:u w:val="single"/>
+        </w:rPr>
+        <w:hyperlink r:id="rId33" w:history="1">
+          <w:r>
+            <w:rPr>
+              <w:rStyle w:val="Hyperlink"/>
+            </w:rPr>
+            <w:t>i</w:t>
+          </w:r>
+        </w:hyperlink>
+      </w:r>
+      <w:r>
+        <w:rPr>
+          <w:rFonts w:ascii="Charis SIL Italic" w:hAnsi="Charis SIL Italic" w:eastAsia="Charis SIL Italic"/>
+          <w:b w:val="0"/>
+          <w:i w:val="0"/>
+          <w:color w:val="0000FF"/>
+          <w:sz w:val="24"/>
+          <w:u w:val="single"/>
+        </w:rPr>
+        <w:hyperlink r:id="rId33" w:history="1">
+          <w:r>
+            <w:rPr>
+              <w:rStyle w:val="Hyperlink"/>
+            </w:rPr>
+            <w:t>ef</w:t>
+          </w:r>
+        </w:hyperlink>
+      </w:r>
+      <w:r>
+        <w:rPr>
+          <w:rFonts w:ascii="Charis SIL Italic" w:hAnsi="Charis SIL Italic" w:eastAsia="Charis SIL Italic"/>
+          <w:b w:val="0"/>
+          <w:i w:val="0"/>
+          <w:color w:val="0000FF"/>
+          <w:sz w:val="24"/>
+          <w:u w:val="single"/>
+        </w:rPr>
+        <w:t xml:space="preserve"> </w:t>
+      </w:r>
+      <w:r>
+        <w:rPr>
+          <w:rFonts w:ascii="Charis SIL Italic" w:hAnsi="Charis SIL Italic" w:eastAsia="Charis SIL Italic"/>
+          <w:b w:val="0"/>
+          <w:i w:val="0"/>
+          <w:color w:val="0000FF"/>
+          <w:sz w:val="24"/>
+          <w:u w:val="single"/>
+        </w:rPr>
+        <w:hyperlink r:id="rId33" w:history="1">
+          <w:r>
+            <w:rPr>
+              <w:rStyle w:val="Hyperlink"/>
+            </w:rPr>
+            <w:t>Cur</w:t>
+          </w:r>
+        </w:hyperlink>
+      </w:r>
+      <w:r>
+        <w:rPr>
+          <w:rFonts w:ascii="Charis SIL Italic" w:hAnsi="Charis SIL Italic" w:eastAsia="Charis SIL Italic"/>
+          <w:b w:val="0"/>
+          <w:i w:val="0"/>
+          <w:color w:val="0000FF"/>
+          <w:sz w:val="24"/>
+          <w:u w:val="single"/>
+        </w:rPr>
+        <w:hyperlink r:id="rId33" w:history="1">
           <w:r>
             <w:rPr>
               <w:rStyle w:val="Hyperlink"/>
@@ -4793,7 +4950,7 @@
           <w:color w:val="000000"/>
           <w:sz w:val="24"/>
         </w:rPr>
-        <w:hyperlink r:id="rId32" w:history="1">
+        <w:hyperlink r:id="rId31" w:history="1">
           <w:r>
             <w:rPr>
               <w:rStyle w:val="Hyperlink"/>
@@ -4811,7 +4968,7 @@
           <w:color w:val="000000"/>
           <w:sz w:val="24"/>
         </w:rPr>
-        <w:hyperlink r:id="rId32" w:history="1">
+        <w:hyperlink r:id="rId31" w:history="1">
           <w:r>
             <w:rPr>
               <w:rStyle w:val="Hyperlink"/>
@@ -4829,7 +4986,7 @@
           <w:color w:val="000000"/>
           <w:sz w:val="24"/>
         </w:rPr>
-        <w:hyperlink r:id="rId32" w:history="1">
+        <w:hyperlink r:id="rId31" w:history="1">
           <w:r>
             <w:rPr>
               <w:rStyle w:val="Hyperlink"/>
@@ -4858,7 +5015,7 @@
           <w:color w:val="000000"/>
           <w:sz w:val="24"/>
         </w:rPr>
-        <w:hyperlink r:id="rId32" w:history="1">
+        <w:hyperlink r:id="rId31" w:history="1">
           <w:r>
             <w:rPr>
               <w:rStyle w:val="Hyperlink"/>
@@ -4886,7 +5043,7 @@
           <w:color w:val="000000"/>
           <w:sz w:val="24"/>
         </w:rPr>
-        <w:hyperlink r:id="rId33" w:history="1">
+        <w:hyperlink r:id="rId32" w:history="1">
           <w:r>
             <w:rPr>
               <w:rStyle w:val="Hyperlink"/>
@@ -4904,7 +5061,7 @@
           <w:color w:val="000000"/>
           <w:sz w:val="24"/>
         </w:rPr>
-        <w:hyperlink r:id="rId33" w:history="1">
+        <w:hyperlink r:id="rId32" w:history="1">
           <w:r>
             <w:rPr>
               <w:rStyle w:val="Hyperlink"/>
@@ -4922,7 +5079,7 @@
           <w:color w:val="000000"/>
           <w:sz w:val="24"/>
         </w:rPr>
-        <w:hyperlink r:id="rId33" w:history="1">
+        <w:hyperlink r:id="rId32" w:history="1">
           <w:r>
             <w:rPr>
               <w:rStyle w:val="Hyperlink"/>
@@ -4940,7 +5097,7 @@
           <w:color w:val="000000"/>
           <w:sz w:val="24"/>
         </w:rPr>
-        <w:hyperlink r:id="rId33" w:history="1">
+        <w:hyperlink r:id="rId32" w:history="1">
           <w:r>
             <w:rPr>
               <w:rStyle w:val="Hyperlink"/>
@@ -4951,7 +5108,6 @@
       </w:r>
       <w:r>
         <w:rPr>
-          <w:u w:val="single" w:color="0000ff"/>
           <w:rFonts w:ascii="Charis SIL Italic" w:hAnsi="Charis SIL Italic" w:eastAsia="Charis SIL Italic"/>
           <w:b w:val="0"/>
           <w:i w:val="0"/>
@@ -5005,7 +5161,7 @@
           <w:color w:val="000000"/>
           <w:sz w:val="24"/>
         </w:rPr>
-        <w:hyperlink r:id="rId33" w:history="1">
+        <w:hyperlink r:id="rId32" w:history="1">
           <w:r>
             <w:rPr>
               <w:rStyle w:val="Hyperlink"/>
@@ -5044,7 +5200,7 @@
           <w:color w:val="000000"/>
           <w:sz w:val="24"/>
         </w:rPr>
-        <w:hyperlink r:id="rId35" w:history="1">
+        <w:hyperlink r:id="rId33" w:history="1">
           <w:r>
             <w:rPr>
               <w:rStyle w:val="Hyperlink"/>
@@ -5082,7 +5238,7 @@
           <w:sz w:val="24"/>
           <w:u w:val="single"/>
         </w:rPr>
-        <w:hyperlink r:id="rId36" w:history="1">
+        <w:hyperlink r:id="rId35" w:history="1">
           <w:r>
             <w:rPr>
               <w:rStyle w:val="Hyperlink"/>
@@ -5111,7 +5267,7 @@
           <w:sz w:val="24"/>
           <w:u w:val="single"/>
         </w:rPr>
-        <w:hyperlink r:id="rId36" w:history="1">
+        <w:hyperlink r:id="rId35" w:history="1">
           <w:r>
             <w:rPr>
               <w:rStyle w:val="Hyperlink"/>
@@ -5140,7 +5296,7 @@
           <w:sz w:val="24"/>
           <w:u w:val="single"/>
         </w:rPr>
-        <w:hyperlink r:id="rId36" w:history="1">
+        <w:hyperlink r:id="rId35" w:history="1">
           <w:r>
             <w:rPr>
               <w:rStyle w:val="Hyperlink"/>
@@ -5169,7 +5325,7 @@
           <w:sz w:val="24"/>
           <w:u w:val="single"/>
         </w:rPr>
-        <w:hyperlink r:id="rId36" w:history="1">
+        <w:hyperlink r:id="rId35" w:history="1">
           <w:r>
             <w:rPr>
               <w:rStyle w:val="Hyperlink"/>
@@ -5198,7 +5354,7 @@
           <w:sz w:val="24"/>
           <w:u w:val="single"/>
         </w:rPr>
-        <w:hyperlink r:id="rId36" w:history="1">
+        <w:hyperlink r:id="rId35" w:history="1">
           <w:r>
             <w:rPr>
               <w:rStyle w:val="Hyperlink"/>
@@ -5219,7 +5375,7 @@
           <w:sz w:val="24"/>
           <w:u w:val="single"/>
         </w:rPr>
-        <w:hyperlink r:id="rId36" w:history="1">
+        <w:hyperlink r:id="rId35" w:history="1">
           <w:r>
             <w:rPr>
               <w:rStyle w:val="Hyperlink"/>
@@ -5247,7 +5403,7 @@
           <w:color w:val="000000"/>
           <w:sz w:val="24"/>
         </w:rPr>
-        <w:hyperlink r:id="rId36" w:history="1">
+        <w:hyperlink r:id="rId35" w:history="1">
           <w:r>
             <w:rPr>
               <w:rStyle w:val="Hyperlink"/>
@@ -5265,7 +5421,7 @@
           <w:color w:val="000000"/>
           <w:sz w:val="24"/>
         </w:rPr>
-        <w:hyperlink r:id="rId36" w:history="1">
+        <w:hyperlink r:id="rId35" w:history="1">
           <w:r>
             <w:rPr>
               <w:rStyle w:val="Hyperlink"/>
@@ -5283,7 +5439,7 @@
           <w:color w:val="000000"/>
           <w:sz w:val="24"/>
         </w:rPr>
-        <w:hyperlink r:id="rId36" w:history="1">
+        <w:hyperlink r:id="rId35" w:history="1">
           <w:r>
             <w:rPr>
               <w:rStyle w:val="Hyperlink"/>
@@ -5312,7 +5468,7 @@
           <w:color w:val="000000"/>
           <w:sz w:val="24"/>
         </w:rPr>
-        <w:hyperlink r:id="rId36" w:history="1">
+        <w:hyperlink r:id="rId35" w:history="1">
           <w:r>
             <w:rPr>
               <w:rStyle w:val="Hyperlink"/>
@@ -5341,7 +5497,7 @@
           <w:color w:val="000000"/>
           <w:sz w:val="24"/>
         </w:rPr>
-        <w:hyperlink r:id="rId36" w:history="1">
+        <w:hyperlink r:id="rId35" w:history="1">
           <w:r>
             <w:rPr>
               <w:rStyle w:val="Hyperlink"/>
@@ -5369,7 +5525,7 @@
           <w:color w:val="000000"/>
           <w:sz w:val="24"/>
         </w:rPr>
-        <w:hyperlink r:id="rId36" w:history="1">
+        <w:hyperlink r:id="rId35" w:history="1">
           <w:r>
             <w:rPr>
               <w:rStyle w:val="Hyperlink"/>
@@ -5468,7 +5624,7 @@
           <w:sz w:val="24"/>
           <w:u w:val="single"/>
         </w:rPr>
-        <w:hyperlink r:id="rId37" w:history="1">
+        <w:hyperlink r:id="rId36" w:history="1">
           <w:r>
             <w:rPr>
               <w:rStyle w:val="Hyperlink"/>
@@ -5496,7 +5652,7 @@
           <w:sz w:val="24"/>
           <w:u w:val="single"/>
         </w:rPr>
-        <w:hyperlink r:id="rId38" w:history="1">
+        <w:hyperlink r:id="rId37" w:history="1">
           <w:r>
             <w:rPr>
               <w:rStyle w:val="Hyperlink"/>
@@ -5525,7 +5681,7 @@
           <w:sz w:val="24"/>
           <w:u w:val="single"/>
         </w:rPr>
-        <w:hyperlink r:id="rId38" w:history="1">
+        <w:hyperlink r:id="rId37" w:history="1">
           <w:r>
             <w:rPr>
               <w:rStyle w:val="Hyperlink"/>
@@ -5554,7 +5710,7 @@
           <w:sz w:val="24"/>
           <w:u w:val="single"/>
         </w:rPr>
-        <w:hyperlink r:id="rId38" w:history="1">
+        <w:hyperlink r:id="rId37" w:history="1">
           <w:r>
             <w:rPr>
               <w:rStyle w:val="Hyperlink"/>
@@ -5575,7 +5731,7 @@
           <w:sz w:val="24"/>
           <w:u w:val="single"/>
         </w:rPr>
-        <w:hyperlink r:id="rId38" w:history="1">
+        <w:hyperlink r:id="rId37" w:history="1">
           <w:r>
             <w:rPr>
               <w:rStyle w:val="Hyperlink"/>
@@ -5603,7 +5759,7 @@
           <w:sz w:val="24"/>
           <w:u w:val="single"/>
         </w:rPr>
-        <w:hyperlink r:id="rId39" w:history="1">
+        <w:hyperlink r:id="rId38" w:history="1">
           <w:r>
             <w:rPr>
               <w:rStyle w:val="Hyperlink"/>
@@ -5621,7 +5777,7 @@
           <w:sz w:val="24"/>
           <w:u w:val="single"/>
         </w:rPr>
-        <w:hyperlink r:id="rId37" w:history="1">
+        <w:hyperlink r:id="rId36" w:history="1">
           <w:r>
             <w:rPr>
               <w:rStyle w:val="Hyperlink"/>
@@ -5650,7 +5806,7 @@
           <w:sz w:val="24"/>
           <w:u w:val="single"/>
         </w:rPr>
-        <w:hyperlink r:id="rId39" w:history="1">
+        <w:hyperlink r:id="rId38" w:history="1">
           <w:r>
             <w:rPr>
               <w:rStyle w:val="Hyperlink"/>
@@ -5668,7 +5824,7 @@
           <w:sz w:val="24"/>
           <w:u w:val="single"/>
         </w:rPr>
-        <w:hyperlink r:id="rId38" w:history="1">
+        <w:hyperlink r:id="rId37" w:history="1">
           <w:r>
             <w:rPr>
               <w:rStyle w:val="Hyperlink"/>
@@ -5697,7 +5853,7 @@
           <w:sz w:val="24"/>
           <w:u w:val="single"/>
         </w:rPr>
-        <w:hyperlink r:id="rId39" w:history="1">
+        <w:hyperlink r:id="rId37" w:history="1">
           <w:r>
             <w:rPr>
               <w:rStyle w:val="Hyperlink"/>
@@ -5715,7 +5871,7 @@
           <w:sz w:val="24"/>
           <w:u w:val="single"/>
         </w:rPr>
-        <w:hyperlink r:id="rId39" w:history="1">
+        <w:hyperlink r:id="rId37" w:history="1">
           <w:r>
             <w:rPr>
               <w:rStyle w:val="Hyperlink"/>
@@ -5744,7 +5900,7 @@
           <w:sz w:val="24"/>
           <w:u w:val="single"/>
         </w:rPr>
-        <w:hyperlink r:id="rId39" w:history="1">
+        <w:hyperlink r:id="rId38" w:history="1">
           <w:r>
             <w:rPr>
               <w:rStyle w:val="Hyperlink"/>
@@ -5762,7 +5918,7 @@
           <w:sz w:val="24"/>
           <w:u w:val="single"/>
         </w:rPr>
-        <w:hyperlink r:id="rId39" w:history="1">
+        <w:hyperlink r:id="rId38" w:history="1">
           <w:r>
             <w:rPr>
               <w:rStyle w:val="Hyperlink"/>
@@ -5780,7 +5936,7 @@
           <w:color w:val="000000"/>
           <w:sz w:val="24"/>
         </w:rPr>
-        <w:hyperlink r:id="rId38" w:history="1">
+        <w:hyperlink r:id="rId37" w:history="1">
           <w:r>
             <w:rPr>
               <w:rStyle w:val="Hyperlink"/>
@@ -5808,7 +5964,7 @@
           <w:sz w:val="24"/>
           <w:u w:val="single"/>
         </w:rPr>
-        <w:hyperlink r:id="rId40" w:history="1">
+        <w:hyperlink r:id="rId39" w:history="1">
           <w:r>
             <w:rPr>
               <w:rStyle w:val="Hyperlink"/>
@@ -5819,6 +5975,16 @@
       </w:r>
       <w:r>
         <w:rPr>
+          <w:rFonts w:ascii="Charis SIL Italic" w:hAnsi="Charis SIL Italic" w:eastAsia="Charis SIL Italic"/>
+          <w:b w:val="0"/>
+          <w:i w:val="0"/>
+          <w:color w:val="000000"/>
+          <w:sz w:val="24"/>
+        </w:rPr>
+        <w:t xml:space="preserve"> bevat informatie over verzamelaars, handelaren en coll</w:t>
+      </w:r>
+      <w:r>
+        <w:rPr>
           <w:u w:val="single" w:color="0000ff"/>
           <w:rFonts w:ascii="Charis SIL Italic" w:hAnsi="Charis SIL Italic" w:eastAsia="Charis SIL Italic"/>
           <w:b w:val="0"/>
@@ -5827,124 +5993,6 @@
           <w:sz w:val="24"/>
         </w:rPr>
         <w:hyperlink r:id="rId38" w:history="1">
-          <w:r>
-            <w:rPr>
-              <w:rStyle w:val="Hyperlink"/>
-            </w:rPr>
-            <w:t xml:space="preserve"> bevat inf</w:t>
-          </w:r>
-        </w:hyperlink>
-      </w:r>
-      <w:r>
-        <w:rPr>
-          <w:rFonts w:ascii="Charis SIL Italic" w:hAnsi="Charis SIL Italic" w:eastAsia="Charis SIL Italic"/>
-          <w:b w:val="0"/>
-          <w:i w:val="0"/>
-          <w:color w:val="000000"/>
-          <w:sz w:val="24"/>
-        </w:rPr>
-        <w:t>ormatie over ve</w:t>
-      </w:r>
-      <w:r>
-        <w:rPr>
-          <w:u w:val="single" w:color="0000ff"/>
-          <w:rFonts w:ascii="Charis SIL Italic" w:hAnsi="Charis SIL Italic" w:eastAsia="Charis SIL Italic"/>
-          <w:b w:val="0"/>
-          <w:i w:val="0"/>
-          <w:color w:val="000000"/>
-          <w:sz w:val="24"/>
-        </w:rPr>
-        <w:hyperlink r:id="rId39" w:history="1">
-          <w:r>
-            <w:rPr>
-              <w:rStyle w:val="Hyperlink"/>
-            </w:rPr>
-            <w:t>rzamelaars, ha</w:t>
-          </w:r>
-        </w:hyperlink>
-      </w:r>
-      <w:r>
-        <w:rPr>
-          <w:u w:val="single" w:color="0000ff"/>
-          <w:rFonts w:ascii="Charis SIL Italic" w:hAnsi="Charis SIL Italic" w:eastAsia="Charis SIL Italic"/>
-          <w:b w:val="0"/>
-          <w:i w:val="0"/>
-          <w:color w:val="000000"/>
-          <w:sz w:val="24"/>
-        </w:rPr>
-        <w:hyperlink r:id="rId39" w:history="1">
-          <w:r>
-            <w:rPr>
-              <w:rStyle w:val="Hyperlink"/>
-            </w:rPr>
-            <w:t>n</w:t>
-          </w:r>
-        </w:hyperlink>
-      </w:r>
-      <w:r>
-        <w:rPr>
-          <w:u w:val="single" w:color="0000ff"/>
-          <w:rFonts w:ascii="Charis SIL Italic" w:hAnsi="Charis SIL Italic" w:eastAsia="Charis SIL Italic"/>
-          <w:b w:val="0"/>
-          <w:i w:val="0"/>
-          <w:color w:val="000000"/>
-          <w:sz w:val="24"/>
-        </w:rPr>
-        <w:hyperlink r:id="rId39" w:history="1">
-          <w:r>
-            <w:rPr>
-              <w:rStyle w:val="Hyperlink"/>
-            </w:rPr>
-            <w:t>del</w:t>
-          </w:r>
-        </w:hyperlink>
-      </w:r>
-      <w:r>
-        <w:rPr>
-          <w:u w:val="single" w:color="0000ff"/>
-          <w:rFonts w:ascii="Charis SIL Italic" w:hAnsi="Charis SIL Italic" w:eastAsia="Charis SIL Italic"/>
-          <w:b w:val="0"/>
-          <w:i w:val="0"/>
-          <w:color w:val="000000"/>
-          <w:sz w:val="24"/>
-        </w:rPr>
-        <w:hyperlink r:id="rId39" w:history="1">
-          <w:r>
-            <w:rPr>
-              <w:rStyle w:val="Hyperlink"/>
-            </w:rPr>
-            <w:t>a</w:t>
-          </w:r>
-        </w:hyperlink>
-      </w:r>
-      <w:r>
-        <w:rPr>
-          <w:u w:val="single" w:color="0000ff"/>
-          <w:rFonts w:ascii="Charis SIL Italic" w:hAnsi="Charis SIL Italic" w:eastAsia="Charis SIL Italic"/>
-          <w:b w:val="0"/>
-          <w:i w:val="0"/>
-          <w:color w:val="000000"/>
-          <w:sz w:val="24"/>
-        </w:rPr>
-        <w:hyperlink r:id="rId39" w:history="1">
-          <w:r>
-            <w:rPr>
-              <w:rStyle w:val="Hyperlink"/>
-            </w:rPr>
-            <w:t>ren en coll</w:t>
-          </w:r>
-        </w:hyperlink>
-      </w:r>
-      <w:r>
-        <w:rPr>
-          <w:u w:val="single" w:color="0000ff"/>
-          <w:rFonts w:ascii="Charis SIL Italic" w:hAnsi="Charis SIL Italic" w:eastAsia="Charis SIL Italic"/>
-          <w:b w:val="0"/>
-          <w:i w:val="0"/>
-          <w:color w:val="000000"/>
-          <w:sz w:val="24"/>
-        </w:rPr>
-        <w:hyperlink r:id="rId39" w:history="1">
           <w:r>
             <w:rPr>
               <w:rStyle w:val="Hyperlink"/>
@@ -5972,7 +6020,7 @@
           <w:color w:val="000000"/>
           <w:sz w:val="24"/>
         </w:rPr>
-        <w:hyperlink r:id="rId40" w:history="1">
+        <w:hyperlink r:id="rId39" w:history="1">
           <w:r>
             <w:rPr>
               <w:rStyle w:val="Hyperlink"/>

--- a/EXPORTS/DOCX/published/niveau1/Dutch/Sources.docx
+++ b/EXPORTS/DOCX/published/niveau1/Dutch/Sources.docx
@@ -609,13 +609,31 @@
       </w:r>
       <w:r>
         <w:rPr>
+          <w:u w:val="single" w:color="0000ff"/>
           <w:rFonts w:ascii="Charis SIL Italic" w:hAnsi="Charis SIL Italic" w:eastAsia="Charis SIL Italic"/>
           <w:b w:val="0"/>
           <w:i w:val="0"/>
           <w:color w:val="000000"/>
           <w:sz w:val="24"/>
         </w:rPr>
-        <w:t xml:space="preserve">anders dan nu (denk aan </w:t>
+        <w:hyperlink r:id="rId11" w:history="1">
+          <w:r>
+            <w:rPr>
+              <w:rStyle w:val="Hyperlink"/>
+            </w:rPr>
+            <w:t>anders d</w:t>
+          </w:r>
+        </w:hyperlink>
+      </w:r>
+      <w:r>
+        <w:rPr>
+          <w:rFonts w:ascii="Charis SIL Italic" w:hAnsi="Charis SIL Italic" w:eastAsia="Charis SIL Italic"/>
+          <w:b w:val="0"/>
+          <w:i w:val="0"/>
+          <w:color w:val="000000"/>
+          <w:sz w:val="24"/>
+        </w:rPr>
+        <w:t xml:space="preserve">an nu (denk aan </w:t>
       </w:r>
       <w:r>
         <w:rPr>
@@ -1301,85 +1319,13 @@
       </w:r>
       <w:r>
         <w:rPr>
-          <w:u w:val="single" w:color="0000ff"/>
           <w:rFonts w:ascii="Charis SIL Italic" w:hAnsi="Charis SIL Italic" w:eastAsia="Charis SIL Italic"/>
           <w:b w:val="0"/>
           <w:i w:val="0"/>
           <w:color w:val="000000"/>
           <w:sz w:val="24"/>
         </w:rPr>
-        <w:hyperlink r:id="rId15" w:history="1">
-          <w:r>
-            <w:rPr>
-              <w:rStyle w:val="Hyperlink"/>
-            </w:rPr>
-            <w:t xml:space="preserve">deel uit </w:t>
-          </w:r>
-        </w:hyperlink>
-      </w:r>
-      <w:r>
-        <w:rPr>
-          <w:u w:val="single" w:color="0000ff"/>
-          <w:rFonts w:ascii="Charis SIL Italic" w:hAnsi="Charis SIL Italic" w:eastAsia="Charis SIL Italic"/>
-          <w:b w:val="0"/>
-          <w:i w:val="0"/>
-          <w:color w:val="000000"/>
-          <w:sz w:val="24"/>
-        </w:rPr>
-        <w:hyperlink r:id="rId15" w:history="1">
-          <w:r>
-            <w:rPr>
-              <w:rStyle w:val="Hyperlink"/>
-            </w:rPr>
-            <w:t>v</w:t>
-          </w:r>
-        </w:hyperlink>
-      </w:r>
-      <w:r>
-        <w:rPr>
-          <w:u w:val="single" w:color="0000ff"/>
-          <w:rFonts w:ascii="Charis SIL Italic" w:hAnsi="Charis SIL Italic" w:eastAsia="Charis SIL Italic"/>
-          <w:b w:val="0"/>
-          <w:i w:val="0"/>
-          <w:color w:val="000000"/>
-          <w:sz w:val="24"/>
-        </w:rPr>
-        <w:hyperlink r:id="rId15" w:history="1">
-          <w:r>
-            <w:rPr>
-              <w:rStyle w:val="Hyperlink"/>
-            </w:rPr>
-            <w:t>an d</w:t>
-          </w:r>
-        </w:hyperlink>
-      </w:r>
-      <w:r>
-        <w:rPr>
-          <w:u w:val="single" w:color="0000ff"/>
-          <w:rFonts w:ascii="Charis SIL Italic" w:hAnsi="Charis SIL Italic" w:eastAsia="Charis SIL Italic"/>
-          <w:b w:val="0"/>
-          <w:i w:val="0"/>
-          <w:color w:val="000000"/>
-          <w:sz w:val="24"/>
-        </w:rPr>
-        <w:hyperlink r:id="rId15" w:history="1">
-          <w:r>
-            <w:rPr>
-              <w:rStyle w:val="Hyperlink"/>
-            </w:rPr>
-            <w:t>e</w:t>
-          </w:r>
-        </w:hyperlink>
-      </w:r>
-      <w:r>
-        <w:rPr>
-          <w:rFonts w:ascii="Charis SIL Italic" w:hAnsi="Charis SIL Italic" w:eastAsia="Charis SIL Italic"/>
-          <w:b w:val="0"/>
-          <w:i w:val="0"/>
-          <w:color w:val="000000"/>
-          <w:sz w:val="24"/>
-        </w:rPr>
-        <w:t xml:space="preserve"> </w:t>
+        <w:t xml:space="preserve">deel uit van de </w:t>
       </w:r>
       <w:r>
         <w:rPr>
@@ -1390,7 +1336,7 @@
           <w:sz w:val="24"/>
           <w:u w:val="single"/>
         </w:rPr>
-        <w:hyperlink r:id="rId15" w:history="1">
+        <w:hyperlink r:id="rId16" w:history="1">
           <w:r>
             <w:rPr>
               <w:rStyle w:val="Hyperlink"/>
@@ -1408,7 +1354,7 @@
           <w:sz w:val="24"/>
           <w:u w:val="single"/>
         </w:rPr>
-        <w:hyperlink r:id="rId15" w:history="1">
+        <w:hyperlink r:id="rId16" w:history="1">
           <w:r>
             <w:rPr>
               <w:rStyle w:val="Hyperlink"/>
@@ -3748,7 +3694,7 @@
           <w:sz w:val="24"/>
           <w:u w:val="single"/>
         </w:rPr>
-        <w:hyperlink r:id="rId25" w:history="1">
+        <w:hyperlink r:id="rId23" w:history="1">
           <w:r>
             <w:rPr>
               <w:rStyle w:val="Hyperlink"/>
@@ -3766,7 +3712,7 @@
           <w:sz w:val="24"/>
           <w:u w:val="single"/>
         </w:rPr>
-        <w:hyperlink r:id="rId25" w:history="1">
+        <w:hyperlink r:id="rId23" w:history="1">
           <w:r>
             <w:rPr>
               <w:rStyle w:val="Hyperlink"/>
@@ -3812,7 +3758,7 @@
           <w:sz w:val="24"/>
           <w:u w:val="single"/>
         </w:rPr>
-        <w:hyperlink r:id="rId26" w:history="1">
+        <w:hyperlink r:id="rId24" w:history="1">
           <w:r>
             <w:rPr>
               <w:rStyle w:val="Hyperlink"/>
@@ -3876,7 +3822,36 @@
           <w:color w:val="000000"/>
           <w:sz w:val="24"/>
         </w:rPr>
-        <w:t xml:space="preserve">bezit de fotocollectie van het </w:t>
+        <w:t xml:space="preserve">bezit de fotocollectie van </w:t>
+      </w:r>
+      <w:r>
+        <w:rPr>
+          <w:u w:val="single" w:color="0000ff"/>
+          <w:rFonts w:ascii="Charis SIL Italic" w:hAnsi="Charis SIL Italic" w:eastAsia="Charis SIL Italic"/>
+          <w:b w:val="0"/>
+          <w:i w:val="0"/>
+          <w:color w:val="000000"/>
+          <w:sz w:val="24"/>
+        </w:rPr>
+        <w:t>h</w:t>
+      </w:r>
+      <w:r>
+        <w:rPr>
+          <w:u w:val="single" w:color="0000ff"/>
+          <w:rFonts w:ascii="Charis SIL Italic" w:hAnsi="Charis SIL Italic" w:eastAsia="Charis SIL Italic"/>
+          <w:b w:val="0"/>
+          <w:i w:val="0"/>
+          <w:color w:val="000000"/>
+          <w:sz w:val="24"/>
+        </w:rPr>
+        <w:hyperlink r:id="rId27" w:history="1">
+          <w:r>
+            <w:rPr>
+              <w:rStyle w:val="Hyperlink"/>
+            </w:rPr>
+            <w:t xml:space="preserve">et </w:t>
+          </w:r>
+        </w:hyperlink>
       </w:r>
       <w:r>
         <w:rPr>
@@ -3887,7 +3862,7 @@
           <w:sz w:val="24"/>
           <w:u w:val="single"/>
         </w:rPr>
-        <w:hyperlink r:id="rId27" w:history="1">
+        <w:hyperlink r:id="rId28" w:history="1">
           <w:r>
             <w:rPr>
               <w:rStyle w:val="Hyperlink"/>
@@ -3905,7 +3880,7 @@
           <w:sz w:val="24"/>
           <w:u w:val="single"/>
         </w:rPr>
-        <w:hyperlink r:id="rId27" w:history="1">
+        <w:hyperlink r:id="rId28" w:history="1">
           <w:r>
             <w:rPr>
               <w:rStyle w:val="Hyperlink"/>
@@ -3923,7 +3898,7 @@
           <w:sz w:val="24"/>
           <w:u w:val="single"/>
         </w:rPr>
-        <w:hyperlink r:id="rId27" w:history="1">
+        <w:hyperlink r:id="rId28" w:history="1">
           <w:r>
             <w:rPr>
               <w:rStyle w:val="Hyperlink"/>
@@ -3941,7 +3916,7 @@
           <w:sz w:val="24"/>
           <w:u w:val="single"/>
         </w:rPr>
-        <w:t xml:space="preserve"> in</w:t>
+        <w:t xml:space="preserve"> </w:t>
       </w:r>
       <w:r>
         <w:rPr>
@@ -3952,6 +3927,24 @@
           <w:sz w:val="24"/>
           <w:u w:val="single"/>
         </w:rPr>
+        <w:hyperlink r:id="rId28" w:history="1">
+          <w:r>
+            <w:rPr>
+              <w:rStyle w:val="Hyperlink"/>
+            </w:rPr>
+            <w:t>in</w:t>
+          </w:r>
+        </w:hyperlink>
+      </w:r>
+      <w:r>
+        <w:rPr>
+          <w:rFonts w:ascii="Charis SIL Italic" w:hAnsi="Charis SIL Italic" w:eastAsia="Charis SIL Italic"/>
+          <w:b w:val="0"/>
+          <w:i w:val="0"/>
+          <w:color w:val="0000FF"/>
+          <w:sz w:val="24"/>
+          <w:u w:val="single"/>
+        </w:rPr>
         <w:t xml:space="preserve"> </w:t>
       </w:r>
       <w:r>
@@ -3963,7 +3956,7 @@
           <w:sz w:val="24"/>
           <w:u w:val="single"/>
         </w:rPr>
-        <w:hyperlink r:id="rId25" w:history="1">
+        <w:hyperlink r:id="rId28" w:history="1">
           <w:r>
             <w:rPr>
               <w:rStyle w:val="Hyperlink"/>
@@ -4029,7 +4022,7 @@
           <w:sz w:val="24"/>
           <w:u w:val="single"/>
         </w:rPr>
-        <w:hyperlink r:id="rId28" w:history="1">
+        <w:hyperlink r:id="rId29" w:history="1">
           <w:r>
             <w:rPr>
               <w:rStyle w:val="Hyperlink"/>
@@ -4058,7 +4051,7 @@
           <w:sz w:val="24"/>
           <w:u w:val="single"/>
         </w:rPr>
-        <w:hyperlink r:id="rId28" w:history="1">
+        <w:hyperlink r:id="rId29" w:history="1">
           <w:r>
             <w:rPr>
               <w:rStyle w:val="Hyperlink"/>
@@ -4086,7 +4079,7 @@
           <w:sz w:val="24"/>
           <w:u w:val="single"/>
         </w:rPr>
-        <w:hyperlink r:id="rId29" w:history="1">
+        <w:hyperlink r:id="rId30" w:history="1">
           <w:r>
             <w:rPr>
               <w:rStyle w:val="Hyperlink"/>
@@ -4104,7 +4097,7 @@
           <w:sz w:val="24"/>
           <w:u w:val="single"/>
         </w:rPr>
-        <w:hyperlink r:id="rId29" w:history="1">
+        <w:hyperlink r:id="rId30" w:history="1">
           <w:r>
             <w:rPr>
               <w:rStyle w:val="Hyperlink"/>
@@ -4133,7 +4126,7 @@
           <w:sz w:val="24"/>
           <w:u w:val="single"/>
         </w:rPr>
-        <w:hyperlink r:id="rId29" w:history="1">
+        <w:hyperlink r:id="rId30" w:history="1">
           <w:r>
             <w:rPr>
               <w:rStyle w:val="Hyperlink"/>
@@ -4420,7 +4413,7 @@
           <w:sz w:val="24"/>
           <w:u w:val="single"/>
         </w:rPr>
-        <w:hyperlink r:id="rId30" w:history="1">
+        <w:hyperlink r:id="rId31" w:history="1">
           <w:r>
             <w:rPr>
               <w:rStyle w:val="Hyperlink"/>
@@ -4449,7 +4442,7 @@
           <w:sz w:val="24"/>
           <w:u w:val="single"/>
         </w:rPr>
-        <w:hyperlink r:id="rId30" w:history="1">
+        <w:hyperlink r:id="rId31" w:history="1">
           <w:r>
             <w:rPr>
               <w:rStyle w:val="Hyperlink"/>
@@ -4478,7 +4471,7 @@
           <w:sz w:val="24"/>
           <w:u w:val="single"/>
         </w:rPr>
-        <w:hyperlink r:id="rId30" w:history="1">
+        <w:hyperlink r:id="rId31" w:history="1">
           <w:r>
             <w:rPr>
               <w:rStyle w:val="Hyperlink"/>
@@ -4506,7 +4499,7 @@
           <w:sz w:val="24"/>
           <w:u w:val="single"/>
         </w:rPr>
-        <w:hyperlink r:id="rId31" w:history="1">
+        <w:hyperlink r:id="rId32" w:history="1">
           <w:r>
             <w:rPr>
               <w:rStyle w:val="Hyperlink"/>
@@ -4535,7 +4528,7 @@
           <w:sz w:val="24"/>
           <w:u w:val="single"/>
         </w:rPr>
-        <w:hyperlink r:id="rId31" w:history="1">
+        <w:hyperlink r:id="rId32" w:history="1">
           <w:r>
             <w:rPr>
               <w:rStyle w:val="Hyperlink"/>
@@ -4564,7 +4557,7 @@
           <w:sz w:val="24"/>
           <w:u w:val="single"/>
         </w:rPr>
-        <w:hyperlink r:id="rId31" w:history="1">
+        <w:hyperlink r:id="rId32" w:history="1">
           <w:r>
             <w:rPr>
               <w:rStyle w:val="Hyperlink"/>
@@ -4593,7 +4586,7 @@
           <w:sz w:val="24"/>
           <w:u w:val="single"/>
         </w:rPr>
-        <w:hyperlink r:id="rId31" w:history="1">
+        <w:hyperlink r:id="rId32" w:history="1">
           <w:r>
             <w:rPr>
               <w:rStyle w:val="Hyperlink"/>
@@ -4621,7 +4614,7 @@
           <w:sz w:val="24"/>
           <w:u w:val="single"/>
         </w:rPr>
-        <w:hyperlink r:id="rId32" w:history="1">
+        <w:hyperlink r:id="rId33" w:history="1">
           <w:r>
             <w:rPr>
               <w:rStyle w:val="Hyperlink"/>
@@ -4650,7 +4643,7 @@
           <w:sz w:val="24"/>
           <w:u w:val="single"/>
         </w:rPr>
-        <w:hyperlink r:id="rId32" w:history="1">
+        <w:hyperlink r:id="rId33" w:history="1">
           <w:r>
             <w:rPr>
               <w:rStyle w:val="Hyperlink"/>
@@ -4679,7 +4672,7 @@
           <w:sz w:val="24"/>
           <w:u w:val="single"/>
         </w:rPr>
-        <w:hyperlink r:id="rId32" w:history="1">
+        <w:hyperlink r:id="rId33" w:history="1">
           <w:r>
             <w:rPr>
               <w:rStyle w:val="Hyperlink"/>
@@ -4708,7 +4701,7 @@
           <w:sz w:val="24"/>
           <w:u w:val="single"/>
         </w:rPr>
-        <w:hyperlink r:id="rId30" w:history="1">
+        <w:hyperlink r:id="rId31" w:history="1">
           <w:r>
             <w:rPr>
               <w:rStyle w:val="Hyperlink"/>
@@ -4737,7 +4730,7 @@
           <w:sz w:val="24"/>
           <w:u w:val="single"/>
         </w:rPr>
-        <w:hyperlink r:id="rId30" w:history="1">
+        <w:hyperlink r:id="rId31" w:history="1">
           <w:r>
             <w:rPr>
               <w:rStyle w:val="Hyperlink"/>
@@ -4766,7 +4759,7 @@
           <w:color w:val="000000"/>
           <w:sz w:val="24"/>
         </w:rPr>
-        <w:hyperlink r:id="rId30" w:history="1">
+        <w:hyperlink r:id="rId31" w:history="1">
           <w:r>
             <w:rPr>
               <w:rStyle w:val="Hyperlink"/>
@@ -4784,7 +4777,7 @@
           <w:sz w:val="24"/>
           <w:u w:val="single"/>
         </w:rPr>
-        <w:hyperlink r:id="rId30" w:history="1">
+        <w:hyperlink r:id="rId31" w:history="1">
           <w:r>
             <w:rPr>
               <w:rStyle w:val="Hyperlink"/>
@@ -4801,172 +4794,6 @@
           <w:color w:val="0000FF"/>
           <w:sz w:val="24"/>
           <w:u w:val="single"/>
-        </w:rPr>
-        <w:hyperlink r:id="rId30" w:history="1">
-          <w:r>
-            <w:rPr>
-              <w:rStyle w:val="Hyperlink"/>
-            </w:rPr>
-            <w:t>o</w:t>
-          </w:r>
-        </w:hyperlink>
-      </w:r>
-      <w:r>
-        <w:rPr>
-          <w:rFonts w:ascii="Charis SIL Italic" w:hAnsi="Charis SIL Italic" w:eastAsia="Charis SIL Italic"/>
-          <w:b w:val="0"/>
-          <w:i w:val="0"/>
-          <w:color w:val="0000FF"/>
-          <w:sz w:val="24"/>
-          <w:u w:val="single"/>
-        </w:rPr>
-        <w:hyperlink r:id="rId30" w:history="1">
-          <w:r>
-            <w:rPr>
-              <w:rStyle w:val="Hyperlink"/>
-            </w:rPr>
-            <w:t>naal</w:t>
-          </w:r>
-        </w:hyperlink>
-      </w:r>
-      <w:r>
-        <w:rPr>
-          <w:rFonts w:ascii="Charis SIL Italic" w:hAnsi="Charis SIL Italic" w:eastAsia="Charis SIL Italic"/>
-          <w:b w:val="0"/>
-          <w:i w:val="0"/>
-          <w:color w:val="0000FF"/>
-          <w:sz w:val="24"/>
-          <w:u w:val="single"/>
-        </w:rPr>
-        <w:t xml:space="preserve"> </w:t>
-      </w:r>
-      <w:r>
-        <w:rPr>
-          <w:rFonts w:ascii="Charis SIL Italic" w:hAnsi="Charis SIL Italic" w:eastAsia="Charis SIL Italic"/>
-          <w:b w:val="0"/>
-          <w:i w:val="0"/>
-          <w:color w:val="0000FF"/>
-          <w:sz w:val="24"/>
-          <w:u w:val="single"/>
-        </w:rPr>
-        <w:hyperlink r:id="rId33" w:history="1">
-          <w:r>
-            <w:rPr>
-              <w:rStyle w:val="Hyperlink"/>
-            </w:rPr>
-            <w:t>Arch</w:t>
-          </w:r>
-        </w:hyperlink>
-      </w:r>
-      <w:r>
-        <w:rPr>
-          <w:rFonts w:ascii="Charis SIL Italic" w:hAnsi="Charis SIL Italic" w:eastAsia="Charis SIL Italic"/>
-          <w:b w:val="0"/>
-          <w:i w:val="0"/>
-          <w:color w:val="0000FF"/>
-          <w:sz w:val="24"/>
-          <w:u w:val="single"/>
-        </w:rPr>
-        <w:hyperlink r:id="rId33" w:history="1">
-          <w:r>
-            <w:rPr>
-              <w:rStyle w:val="Hyperlink"/>
-            </w:rPr>
-            <w:t>i</w:t>
-          </w:r>
-        </w:hyperlink>
-      </w:r>
-      <w:r>
-        <w:rPr>
-          <w:rFonts w:ascii="Charis SIL Italic" w:hAnsi="Charis SIL Italic" w:eastAsia="Charis SIL Italic"/>
-          <w:b w:val="0"/>
-          <w:i w:val="0"/>
-          <w:color w:val="0000FF"/>
-          <w:sz w:val="24"/>
-          <w:u w:val="single"/>
-        </w:rPr>
-        <w:hyperlink r:id="rId33" w:history="1">
-          <w:r>
-            <w:rPr>
-              <w:rStyle w:val="Hyperlink"/>
-            </w:rPr>
-            <w:t>ef</w:t>
-          </w:r>
-        </w:hyperlink>
-      </w:r>
-      <w:r>
-        <w:rPr>
-          <w:rFonts w:ascii="Charis SIL Italic" w:hAnsi="Charis SIL Italic" w:eastAsia="Charis SIL Italic"/>
-          <w:b w:val="0"/>
-          <w:i w:val="0"/>
-          <w:color w:val="0000FF"/>
-          <w:sz w:val="24"/>
-          <w:u w:val="single"/>
-        </w:rPr>
-        <w:t xml:space="preserve"> </w:t>
-      </w:r>
-      <w:r>
-        <w:rPr>
-          <w:rFonts w:ascii="Charis SIL Italic" w:hAnsi="Charis SIL Italic" w:eastAsia="Charis SIL Italic"/>
-          <w:b w:val="0"/>
-          <w:i w:val="0"/>
-          <w:color w:val="0000FF"/>
-          <w:sz w:val="24"/>
-          <w:u w:val="single"/>
-        </w:rPr>
-        <w:hyperlink r:id="rId33" w:history="1">
-          <w:r>
-            <w:rPr>
-              <w:rStyle w:val="Hyperlink"/>
-            </w:rPr>
-            <w:t>Cur</w:t>
-          </w:r>
-        </w:hyperlink>
-      </w:r>
-      <w:r>
-        <w:rPr>
-          <w:rFonts w:ascii="Charis SIL Italic" w:hAnsi="Charis SIL Italic" w:eastAsia="Charis SIL Italic"/>
-          <w:b w:val="0"/>
-          <w:i w:val="0"/>
-          <w:color w:val="0000FF"/>
-          <w:sz w:val="24"/>
-          <w:u w:val="single"/>
-        </w:rPr>
-        <w:hyperlink r:id="rId33" w:history="1">
-          <w:r>
-            <w:rPr>
-              <w:rStyle w:val="Hyperlink"/>
-            </w:rPr>
-            <w:t>açao</w:t>
-          </w:r>
-        </w:hyperlink>
-      </w:r>
-      <w:r>
-        <w:rPr>
-          <w:u w:val="single" w:color="0000ff"/>
-          <w:rFonts w:ascii="Charis SIL Italic" w:hAnsi="Charis SIL Italic" w:eastAsia="Charis SIL Italic"/>
-          <w:b w:val="0"/>
-          <w:i w:val="0"/>
-          <w:color w:val="000000"/>
-          <w:sz w:val="24"/>
-        </w:rPr>
-        <w:hyperlink r:id="rId31" w:history="1">
-          <w:r>
-            <w:rPr>
-              <w:rStyle w:val="Hyperlink"/>
-            </w:rPr>
-            <w:t>. Vo</w:t>
-          </w:r>
-        </w:hyperlink>
-      </w:r>
-      <w:r>
-        <w:rPr>
-          <w:u w:val="single" w:color="0000ff"/>
-          <w:rFonts w:ascii="Charis SIL Italic" w:hAnsi="Charis SIL Italic" w:eastAsia="Charis SIL Italic"/>
-          <w:b w:val="0"/>
-          <w:i w:val="0"/>
-          <w:color w:val="000000"/>
-          <w:sz w:val="24"/>
         </w:rPr>
         <w:hyperlink r:id="rId31" w:history="1">
           <w:r>
@@ -4979,6 +4806,129 @@
       </w:r>
       <w:r>
         <w:rPr>
+          <w:rFonts w:ascii="Charis SIL Italic" w:hAnsi="Charis SIL Italic" w:eastAsia="Charis SIL Italic"/>
+          <w:b w:val="0"/>
+          <w:i w:val="0"/>
+          <w:color w:val="0000FF"/>
+          <w:sz w:val="24"/>
+          <w:u w:val="single"/>
+        </w:rPr>
+        <w:hyperlink r:id="rId31" w:history="1">
+          <w:r>
+            <w:rPr>
+              <w:rStyle w:val="Hyperlink"/>
+            </w:rPr>
+            <w:t>naal</w:t>
+          </w:r>
+        </w:hyperlink>
+      </w:r>
+      <w:r>
+        <w:rPr>
+          <w:rFonts w:ascii="Charis SIL Italic" w:hAnsi="Charis SIL Italic" w:eastAsia="Charis SIL Italic"/>
+          <w:b w:val="0"/>
+          <w:i w:val="0"/>
+          <w:color w:val="0000FF"/>
+          <w:sz w:val="24"/>
+          <w:u w:val="single"/>
+        </w:rPr>
+        <w:t xml:space="preserve"> </w:t>
+      </w:r>
+      <w:r>
+        <w:rPr>
+          <w:rFonts w:ascii="Charis SIL Italic" w:hAnsi="Charis SIL Italic" w:eastAsia="Charis SIL Italic"/>
+          <w:b w:val="0"/>
+          <w:i w:val="0"/>
+          <w:color w:val="0000FF"/>
+          <w:sz w:val="24"/>
+          <w:u w:val="single"/>
+        </w:rPr>
+        <w:hyperlink r:id="rId31" w:history="1">
+          <w:r>
+            <w:rPr>
+              <w:rStyle w:val="Hyperlink"/>
+            </w:rPr>
+            <w:t>Arch</w:t>
+          </w:r>
+        </w:hyperlink>
+      </w:r>
+      <w:r>
+        <w:rPr>
+          <w:rFonts w:ascii="Charis SIL Italic" w:hAnsi="Charis SIL Italic" w:eastAsia="Charis SIL Italic"/>
+          <w:b w:val="0"/>
+          <w:i w:val="0"/>
+          <w:color w:val="0000FF"/>
+          <w:sz w:val="24"/>
+          <w:u w:val="single"/>
+        </w:rPr>
+        <w:t>i</w:t>
+      </w:r>
+      <w:r>
+        <w:rPr>
+          <w:rFonts w:ascii="Charis SIL Italic" w:hAnsi="Charis SIL Italic" w:eastAsia="Charis SIL Italic"/>
+          <w:b w:val="0"/>
+          <w:i w:val="0"/>
+          <w:color w:val="0000FF"/>
+          <w:sz w:val="24"/>
+          <w:u w:val="single"/>
+        </w:rPr>
+        <w:hyperlink r:id="rId32" w:history="1">
+          <w:r>
+            <w:rPr>
+              <w:rStyle w:val="Hyperlink"/>
+            </w:rPr>
+            <w:t>ef</w:t>
+          </w:r>
+        </w:hyperlink>
+      </w:r>
+      <w:r>
+        <w:rPr>
+          <w:rFonts w:ascii="Charis SIL Italic" w:hAnsi="Charis SIL Italic" w:eastAsia="Charis SIL Italic"/>
+          <w:b w:val="0"/>
+          <w:i w:val="0"/>
+          <w:color w:val="0000FF"/>
+          <w:sz w:val="24"/>
+          <w:u w:val="single"/>
+        </w:rPr>
+        <w:t xml:space="preserve"> </w:t>
+      </w:r>
+      <w:r>
+        <w:rPr>
+          <w:rFonts w:ascii="Charis SIL Italic" w:hAnsi="Charis SIL Italic" w:eastAsia="Charis SIL Italic"/>
+          <w:b w:val="0"/>
+          <w:i w:val="0"/>
+          <w:color w:val="0000FF"/>
+          <w:sz w:val="24"/>
+          <w:u w:val="single"/>
+        </w:rPr>
+        <w:hyperlink r:id="rId32" w:history="1">
+          <w:r>
+            <w:rPr>
+              <w:rStyle w:val="Hyperlink"/>
+            </w:rPr>
+            <w:t>Cur</w:t>
+          </w:r>
+        </w:hyperlink>
+      </w:r>
+      <w:r>
+        <w:rPr>
+          <w:rFonts w:ascii="Charis SIL Italic" w:hAnsi="Charis SIL Italic" w:eastAsia="Charis SIL Italic"/>
+          <w:b w:val="0"/>
+          <w:i w:val="0"/>
+          <w:color w:val="0000FF"/>
+          <w:sz w:val="24"/>
+          <w:u w:val="single"/>
+        </w:rPr>
+        <w:hyperlink r:id="rId32" w:history="1">
+          <w:r>
+            <w:rPr>
+              <w:rStyle w:val="Hyperlink"/>
+            </w:rPr>
+            <w:t>açao</w:t>
+          </w:r>
+        </w:hyperlink>
+      </w:r>
+      <w:r>
+        <w:rPr>
           <w:u w:val="single" w:color="0000ff"/>
           <w:rFonts w:ascii="Charis SIL Italic" w:hAnsi="Charis SIL Italic" w:eastAsia="Charis SIL Italic"/>
           <w:b w:val="0"/>
@@ -4986,7 +4936,43 @@
           <w:color w:val="000000"/>
           <w:sz w:val="24"/>
         </w:rPr>
-        <w:hyperlink r:id="rId31" w:history="1">
+        <w:hyperlink r:id="rId32" w:history="1">
+          <w:r>
+            <w:rPr>
+              <w:rStyle w:val="Hyperlink"/>
+            </w:rPr>
+            <w:t>. Vo</w:t>
+          </w:r>
+        </w:hyperlink>
+      </w:r>
+      <w:r>
+        <w:rPr>
+          <w:u w:val="single" w:color="0000ff"/>
+          <w:rFonts w:ascii="Charis SIL Italic" w:hAnsi="Charis SIL Italic" w:eastAsia="Charis SIL Italic"/>
+          <w:b w:val="0"/>
+          <w:i w:val="0"/>
+          <w:color w:val="000000"/>
+          <w:sz w:val="24"/>
+        </w:rPr>
+        <w:hyperlink r:id="rId32" w:history="1">
+          <w:r>
+            <w:rPr>
+              <w:rStyle w:val="Hyperlink"/>
+            </w:rPr>
+            <w:t>o</w:t>
+          </w:r>
+        </w:hyperlink>
+      </w:r>
+      <w:r>
+        <w:rPr>
+          <w:u w:val="single" w:color="0000ff"/>
+          <w:rFonts w:ascii="Charis SIL Italic" w:hAnsi="Charis SIL Italic" w:eastAsia="Charis SIL Italic"/>
+          <w:b w:val="0"/>
+          <w:i w:val="0"/>
+          <w:color w:val="000000"/>
+          <w:sz w:val="24"/>
+        </w:rPr>
+        <w:hyperlink r:id="rId32" w:history="1">
           <w:r>
             <w:rPr>
               <w:rStyle w:val="Hyperlink"/>
@@ -5015,7 +5001,7 @@
           <w:color w:val="000000"/>
           <w:sz w:val="24"/>
         </w:rPr>
-        <w:hyperlink r:id="rId31" w:history="1">
+        <w:hyperlink r:id="rId32" w:history="1">
           <w:r>
             <w:rPr>
               <w:rStyle w:val="Hyperlink"/>
@@ -5043,7 +5029,7 @@
           <w:color w:val="000000"/>
           <w:sz w:val="24"/>
         </w:rPr>
-        <w:hyperlink r:id="rId32" w:history="1">
+        <w:hyperlink r:id="rId33" w:history="1">
           <w:r>
             <w:rPr>
               <w:rStyle w:val="Hyperlink"/>
@@ -5061,7 +5047,7 @@
           <w:color w:val="000000"/>
           <w:sz w:val="24"/>
         </w:rPr>
-        <w:hyperlink r:id="rId32" w:history="1">
+        <w:hyperlink r:id="rId33" w:history="1">
           <w:r>
             <w:rPr>
               <w:rStyle w:val="Hyperlink"/>
@@ -5079,7 +5065,7 @@
           <w:color w:val="000000"/>
           <w:sz w:val="24"/>
         </w:rPr>
-        <w:hyperlink r:id="rId32" w:history="1">
+        <w:hyperlink r:id="rId33" w:history="1">
           <w:r>
             <w:rPr>
               <w:rStyle w:val="Hyperlink"/>
@@ -5097,7 +5083,7 @@
           <w:color w:val="000000"/>
           <w:sz w:val="24"/>
         </w:rPr>
-        <w:hyperlink r:id="rId32" w:history="1">
+        <w:hyperlink r:id="rId33" w:history="1">
           <w:r>
             <w:rPr>
               <w:rStyle w:val="Hyperlink"/>
@@ -5161,7 +5147,7 @@
           <w:color w:val="000000"/>
           <w:sz w:val="24"/>
         </w:rPr>
-        <w:hyperlink r:id="rId32" w:history="1">
+        <w:hyperlink r:id="rId33" w:history="1">
           <w:r>
             <w:rPr>
               <w:rStyle w:val="Hyperlink"/>
@@ -5200,7 +5186,7 @@
           <w:color w:val="000000"/>
           <w:sz w:val="24"/>
         </w:rPr>
-        <w:hyperlink r:id="rId33" w:history="1">
+        <w:hyperlink r:id="rId35" w:history="1">
           <w:r>
             <w:rPr>
               <w:rStyle w:val="Hyperlink"/>
@@ -5238,7 +5224,7 @@
           <w:sz w:val="24"/>
           <w:u w:val="single"/>
         </w:rPr>
-        <w:hyperlink r:id="rId35" w:history="1">
+        <w:hyperlink r:id="rId36" w:history="1">
           <w:r>
             <w:rPr>
               <w:rStyle w:val="Hyperlink"/>
@@ -5267,7 +5253,7 @@
           <w:sz w:val="24"/>
           <w:u w:val="single"/>
         </w:rPr>
-        <w:hyperlink r:id="rId35" w:history="1">
+        <w:hyperlink r:id="rId36" w:history="1">
           <w:r>
             <w:rPr>
               <w:rStyle w:val="Hyperlink"/>
@@ -5296,7 +5282,7 @@
           <w:sz w:val="24"/>
           <w:u w:val="single"/>
         </w:rPr>
-        <w:hyperlink r:id="rId35" w:history="1">
+        <w:hyperlink r:id="rId36" w:history="1">
           <w:r>
             <w:rPr>
               <w:rStyle w:val="Hyperlink"/>
@@ -5325,7 +5311,7 @@
           <w:sz w:val="24"/>
           <w:u w:val="single"/>
         </w:rPr>
-        <w:hyperlink r:id="rId35" w:history="1">
+        <w:hyperlink r:id="rId36" w:history="1">
           <w:r>
             <w:rPr>
               <w:rStyle w:val="Hyperlink"/>
@@ -5354,7 +5340,7 @@
           <w:sz w:val="24"/>
           <w:u w:val="single"/>
         </w:rPr>
-        <w:hyperlink r:id="rId35" w:history="1">
+        <w:hyperlink r:id="rId36" w:history="1">
           <w:r>
             <w:rPr>
               <w:rStyle w:val="Hyperlink"/>
@@ -5375,7 +5361,7 @@
           <w:sz w:val="24"/>
           <w:u w:val="single"/>
         </w:rPr>
-        <w:hyperlink r:id="rId35" w:history="1">
+        <w:hyperlink r:id="rId36" w:history="1">
           <w:r>
             <w:rPr>
               <w:rStyle w:val="Hyperlink"/>
@@ -5403,7 +5389,7 @@
           <w:color w:val="000000"/>
           <w:sz w:val="24"/>
         </w:rPr>
-        <w:hyperlink r:id="rId35" w:history="1">
+        <w:hyperlink r:id="rId36" w:history="1">
           <w:r>
             <w:rPr>
               <w:rStyle w:val="Hyperlink"/>
@@ -5421,7 +5407,7 @@
           <w:color w:val="000000"/>
           <w:sz w:val="24"/>
         </w:rPr>
-        <w:hyperlink r:id="rId35" w:history="1">
+        <w:hyperlink r:id="rId36" w:history="1">
           <w:r>
             <w:rPr>
               <w:rStyle w:val="Hyperlink"/>
@@ -5439,7 +5425,7 @@
           <w:color w:val="000000"/>
           <w:sz w:val="24"/>
         </w:rPr>
-        <w:hyperlink r:id="rId35" w:history="1">
+        <w:hyperlink r:id="rId36" w:history="1">
           <w:r>
             <w:rPr>
               <w:rStyle w:val="Hyperlink"/>
@@ -5468,7 +5454,7 @@
           <w:color w:val="000000"/>
           <w:sz w:val="24"/>
         </w:rPr>
-        <w:hyperlink r:id="rId35" w:history="1">
+        <w:hyperlink r:id="rId36" w:history="1">
           <w:r>
             <w:rPr>
               <w:rStyle w:val="Hyperlink"/>
@@ -5497,7 +5483,7 @@
           <w:color w:val="000000"/>
           <w:sz w:val="24"/>
         </w:rPr>
-        <w:hyperlink r:id="rId35" w:history="1">
+        <w:hyperlink r:id="rId36" w:history="1">
           <w:r>
             <w:rPr>
               <w:rStyle w:val="Hyperlink"/>
@@ -5525,7 +5511,7 @@
           <w:color w:val="000000"/>
           <w:sz w:val="24"/>
         </w:rPr>
-        <w:hyperlink r:id="rId35" w:history="1">
+        <w:hyperlink r:id="rId36" w:history="1">
           <w:r>
             <w:rPr>
               <w:rStyle w:val="Hyperlink"/>
@@ -5624,7 +5610,7 @@
           <w:sz w:val="24"/>
           <w:u w:val="single"/>
         </w:rPr>
-        <w:hyperlink r:id="rId36" w:history="1">
+        <w:hyperlink r:id="rId37" w:history="1">
           <w:r>
             <w:rPr>
               <w:rStyle w:val="Hyperlink"/>
@@ -5652,7 +5638,7 @@
           <w:sz w:val="24"/>
           <w:u w:val="single"/>
         </w:rPr>
-        <w:hyperlink r:id="rId37" w:history="1">
+        <w:hyperlink r:id="rId38" w:history="1">
           <w:r>
             <w:rPr>
               <w:rStyle w:val="Hyperlink"/>
@@ -5681,7 +5667,7 @@
           <w:sz w:val="24"/>
           <w:u w:val="single"/>
         </w:rPr>
-        <w:hyperlink r:id="rId37" w:history="1">
+        <w:hyperlink r:id="rId38" w:history="1">
           <w:r>
             <w:rPr>
               <w:rStyle w:val="Hyperlink"/>
@@ -5710,7 +5696,7 @@
           <w:sz w:val="24"/>
           <w:u w:val="single"/>
         </w:rPr>
-        <w:hyperlink r:id="rId37" w:history="1">
+        <w:hyperlink r:id="rId38" w:history="1">
           <w:r>
             <w:rPr>
               <w:rStyle w:val="Hyperlink"/>
@@ -5731,7 +5717,7 @@
           <w:sz w:val="24"/>
           <w:u w:val="single"/>
         </w:rPr>
-        <w:hyperlink r:id="rId37" w:history="1">
+        <w:hyperlink r:id="rId38" w:history="1">
           <w:r>
             <w:rPr>
               <w:rStyle w:val="Hyperlink"/>
@@ -5759,7 +5745,7 @@
           <w:sz w:val="24"/>
           <w:u w:val="single"/>
         </w:rPr>
-        <w:hyperlink r:id="rId38" w:history="1">
+        <w:hyperlink r:id="rId39" w:history="1">
           <w:r>
             <w:rPr>
               <w:rStyle w:val="Hyperlink"/>
@@ -5777,7 +5763,7 @@
           <w:sz w:val="24"/>
           <w:u w:val="single"/>
         </w:rPr>
-        <w:hyperlink r:id="rId36" w:history="1">
+        <w:hyperlink r:id="rId39" w:history="1">
           <w:r>
             <w:rPr>
               <w:rStyle w:val="Hyperlink"/>
@@ -5806,7 +5792,7 @@
           <w:sz w:val="24"/>
           <w:u w:val="single"/>
         </w:rPr>
-        <w:hyperlink r:id="rId38" w:history="1">
+        <w:hyperlink r:id="rId39" w:history="1">
           <w:r>
             <w:rPr>
               <w:rStyle w:val="Hyperlink"/>
@@ -5824,7 +5810,7 @@
           <w:sz w:val="24"/>
           <w:u w:val="single"/>
         </w:rPr>
-        <w:hyperlink r:id="rId37" w:history="1">
+        <w:hyperlink r:id="rId39" w:history="1">
           <w:r>
             <w:rPr>
               <w:rStyle w:val="Hyperlink"/>
@@ -5853,7 +5839,7 @@
           <w:sz w:val="24"/>
           <w:u w:val="single"/>
         </w:rPr>
-        <w:hyperlink r:id="rId37" w:history="1">
+        <w:hyperlink r:id="rId39" w:history="1">
           <w:r>
             <w:rPr>
               <w:rStyle w:val="Hyperlink"/>
@@ -5871,7 +5857,7 @@
           <w:sz w:val="24"/>
           <w:u w:val="single"/>
         </w:rPr>
-        <w:hyperlink r:id="rId37" w:history="1">
+        <w:hyperlink r:id="rId39" w:history="1">
           <w:r>
             <w:rPr>
               <w:rStyle w:val="Hyperlink"/>
@@ -5936,7 +5922,7 @@
           <w:color w:val="000000"/>
           <w:sz w:val="24"/>
         </w:rPr>
-        <w:hyperlink r:id="rId37" w:history="1">
+        <w:hyperlink r:id="rId38" w:history="1">
           <w:r>
             <w:rPr>
               <w:rStyle w:val="Hyperlink"/>
@@ -5964,7 +5950,7 @@
           <w:sz w:val="24"/>
           <w:u w:val="single"/>
         </w:rPr>
-        <w:hyperlink r:id="rId39" w:history="1">
+        <w:hyperlink r:id="rId38" w:history="1">
           <w:r>
             <w:rPr>
               <w:rStyle w:val="Hyperlink"/>
@@ -5975,13 +5961,31 @@
       </w:r>
       <w:r>
         <w:rPr>
+          <w:u w:val="single" w:color="0000ff"/>
           <w:rFonts w:ascii="Charis SIL Italic" w:hAnsi="Charis SIL Italic" w:eastAsia="Charis SIL Italic"/>
           <w:b w:val="0"/>
           <w:i w:val="0"/>
           <w:color w:val="000000"/>
           <w:sz w:val="24"/>
         </w:rPr>
-        <w:t xml:space="preserve"> bevat informatie over verzamelaars, handelaren en coll</w:t>
+        <w:hyperlink r:id="rId38" w:history="1">
+          <w:r>
+            <w:rPr>
+              <w:rStyle w:val="Hyperlink"/>
+            </w:rPr>
+            <w:t xml:space="preserve"> bevat inf</w:t>
+          </w:r>
+        </w:hyperlink>
+      </w:r>
+      <w:r>
+        <w:rPr>
+          <w:rFonts w:ascii="Charis SIL Italic" w:hAnsi="Charis SIL Italic" w:eastAsia="Charis SIL Italic"/>
+          <w:b w:val="0"/>
+          <w:i w:val="0"/>
+          <w:color w:val="000000"/>
+          <w:sz w:val="24"/>
+        </w:rPr>
+        <w:t>ormatie over ve</w:t>
       </w:r>
       <w:r>
         <w:rPr>
@@ -5992,7 +5996,97 @@
           <w:color w:val="000000"/>
           <w:sz w:val="24"/>
         </w:rPr>
-        <w:hyperlink r:id="rId38" w:history="1">
+        <w:hyperlink r:id="rId39" w:history="1">
+          <w:r>
+            <w:rPr>
+              <w:rStyle w:val="Hyperlink"/>
+            </w:rPr>
+            <w:t>rzamelaars, ha</w:t>
+          </w:r>
+        </w:hyperlink>
+      </w:r>
+      <w:r>
+        <w:rPr>
+          <w:u w:val="single" w:color="0000ff"/>
+          <w:rFonts w:ascii="Charis SIL Italic" w:hAnsi="Charis SIL Italic" w:eastAsia="Charis SIL Italic"/>
+          <w:b w:val="0"/>
+          <w:i w:val="0"/>
+          <w:color w:val="000000"/>
+          <w:sz w:val="24"/>
+        </w:rPr>
+        <w:hyperlink r:id="rId39" w:history="1">
+          <w:r>
+            <w:rPr>
+              <w:rStyle w:val="Hyperlink"/>
+            </w:rPr>
+            <w:t>n</w:t>
+          </w:r>
+        </w:hyperlink>
+      </w:r>
+      <w:r>
+        <w:rPr>
+          <w:u w:val="single" w:color="0000ff"/>
+          <w:rFonts w:ascii="Charis SIL Italic" w:hAnsi="Charis SIL Italic" w:eastAsia="Charis SIL Italic"/>
+          <w:b w:val="0"/>
+          <w:i w:val="0"/>
+          <w:color w:val="000000"/>
+          <w:sz w:val="24"/>
+        </w:rPr>
+        <w:hyperlink r:id="rId39" w:history="1">
+          <w:r>
+            <w:rPr>
+              <w:rStyle w:val="Hyperlink"/>
+            </w:rPr>
+            <w:t>del</w:t>
+          </w:r>
+        </w:hyperlink>
+      </w:r>
+      <w:r>
+        <w:rPr>
+          <w:u w:val="single" w:color="0000ff"/>
+          <w:rFonts w:ascii="Charis SIL Italic" w:hAnsi="Charis SIL Italic" w:eastAsia="Charis SIL Italic"/>
+          <w:b w:val="0"/>
+          <w:i w:val="0"/>
+          <w:color w:val="000000"/>
+          <w:sz w:val="24"/>
+        </w:rPr>
+        <w:hyperlink r:id="rId39" w:history="1">
+          <w:r>
+            <w:rPr>
+              <w:rStyle w:val="Hyperlink"/>
+            </w:rPr>
+            <w:t>a</w:t>
+          </w:r>
+        </w:hyperlink>
+      </w:r>
+      <w:r>
+        <w:rPr>
+          <w:u w:val="single" w:color="0000ff"/>
+          <w:rFonts w:ascii="Charis SIL Italic" w:hAnsi="Charis SIL Italic" w:eastAsia="Charis SIL Italic"/>
+          <w:b w:val="0"/>
+          <w:i w:val="0"/>
+          <w:color w:val="000000"/>
+          <w:sz w:val="24"/>
+        </w:rPr>
+        <w:hyperlink r:id="rId39" w:history="1">
+          <w:r>
+            <w:rPr>
+              <w:rStyle w:val="Hyperlink"/>
+            </w:rPr>
+            <w:t>ren en coll</w:t>
+          </w:r>
+        </w:hyperlink>
+      </w:r>
+      <w:r>
+        <w:rPr>
+          <w:u w:val="single" w:color="0000ff"/>
+          <w:rFonts w:ascii="Charis SIL Italic" w:hAnsi="Charis SIL Italic" w:eastAsia="Charis SIL Italic"/>
+          <w:b w:val="0"/>
+          <w:i w:val="0"/>
+          <w:color w:val="000000"/>
+          <w:sz w:val="24"/>
+        </w:rPr>
+        <w:hyperlink r:id="rId39" w:history="1">
           <w:r>
             <w:rPr>
               <w:rStyle w:val="Hyperlink"/>
@@ -6020,7 +6114,7 @@
           <w:color w:val="000000"/>
           <w:sz w:val="24"/>
         </w:rPr>
-        <w:hyperlink r:id="rId39" w:history="1">
+        <w:hyperlink r:id="rId40" w:history="1">
           <w:r>
             <w:rPr>
               <w:rStyle w:val="Hyperlink"/>

--- a/EXPORTS/DOCX/published/niveau1/Dutch/Sources.docx
+++ b/EXPORTS/DOCX/published/niveau1/Dutch/Sources.docx
@@ -1319,13 +1319,86 @@
       </w:r>
       <w:r>
         <w:rPr>
+          <w:u w:val="single" w:color="0000ff"/>
           <w:rFonts w:ascii="Charis SIL Italic" w:hAnsi="Charis SIL Italic" w:eastAsia="Charis SIL Italic"/>
           <w:b w:val="0"/>
           <w:i w:val="0"/>
           <w:color w:val="000000"/>
           <w:sz w:val="24"/>
         </w:rPr>
-        <w:t xml:space="preserve">deel uit van de </w:t>
+        <w:hyperlink r:id="rId15" w:history="1">
+          <w:r>
+            <w:rPr>
+              <w:rStyle w:val="Hyperlink"/>
+            </w:rPr>
+            <w:t xml:space="preserve">deel uit </w:t>
+          </w:r>
+        </w:hyperlink>
+      </w:r>
+      <w:r>
+        <w:rPr>
+          <w:u w:val="single" w:color="0000ff"/>
+          <w:rFonts w:ascii="Charis SIL Italic" w:hAnsi="Charis SIL Italic" w:eastAsia="Charis SIL Italic"/>
+          <w:b w:val="0"/>
+          <w:i w:val="0"/>
+          <w:color w:val="000000"/>
+          <w:sz w:val="24"/>
+        </w:rPr>
+        <w:hyperlink r:id="rId15" w:history="1">
+          <w:r>
+            <w:rPr>
+              <w:rStyle w:val="Hyperlink"/>
+            </w:rPr>
+            <w:t>v</w:t>
+          </w:r>
+        </w:hyperlink>
+      </w:r>
+      <w:r>
+        <w:rPr>
+          <w:u w:val="single" w:color="0000ff"/>
+          <w:rFonts w:ascii="Charis SIL Italic" w:hAnsi="Charis SIL Italic" w:eastAsia="Charis SIL Italic"/>
+          <w:b w:val="0"/>
+          <w:i w:val="0"/>
+          <w:color w:val="000000"/>
+          <w:sz w:val="24"/>
+        </w:rPr>
+        <w:hyperlink r:id="rId15" w:history="1">
+          <w:r>
+            <w:rPr>
+              <w:rStyle w:val="Hyperlink"/>
+            </w:rPr>
+            <w:t>an d</w:t>
+          </w:r>
+        </w:hyperlink>
+      </w:r>
+      <w:r>
+        <w:rPr>
+          <w:u w:val="single" w:color="0000ff"/>
+          <w:rFonts w:ascii="Charis SIL Italic" w:hAnsi="Charis SIL Italic" w:eastAsia="Charis SIL Italic"/>
+          <w:b w:val="0"/>
+          <w:i w:val="0"/>
+          <w:color w:val="000000"/>
+          <w:sz w:val="24"/>
+        </w:rPr>
+        <w:hyperlink r:id="rId15" w:history="1">
+          <w:r>
+            <w:rPr>
+              <w:rStyle w:val="Hyperlink"/>
+            </w:rPr>
+            <w:t>e</w:t>
+          </w:r>
+        </w:hyperlink>
+      </w:r>
+      <w:r>
+        <w:rPr>
+          <w:u w:val="single" w:color="0000ff"/>
+          <w:rFonts w:ascii="Charis SIL Italic" w:hAnsi="Charis SIL Italic" w:eastAsia="Charis SIL Italic"/>
+          <w:b w:val="0"/>
+          <w:i w:val="0"/>
+          <w:color w:val="000000"/>
+          <w:sz w:val="24"/>
+        </w:rPr>
+        <w:t xml:space="preserve"> </w:t>
       </w:r>
       <w:r>
         <w:rPr>
@@ -1372,7 +1445,7 @@
           <w:sz w:val="24"/>
           <w:u w:val="single"/>
         </w:rPr>
-        <w:hyperlink r:id="rId15" w:history="1">
+        <w:hyperlink r:id="rId16" w:history="1">
           <w:r>
             <w:rPr>
               <w:rStyle w:val="Hyperlink"/>
@@ -1390,7 +1463,7 @@
           <w:sz w:val="24"/>
           <w:u w:val="single"/>
         </w:rPr>
-        <w:hyperlink r:id="rId15" w:history="1">
+        <w:hyperlink r:id="rId16" w:history="1">
           <w:r>
             <w:rPr>
               <w:rStyle w:val="Hyperlink"/>
@@ -1419,7 +1492,14 @@
           <w:sz w:val="24"/>
           <w:u w:val="single"/>
         </w:rPr>
-        <w:t>B</w:t>
+        <w:hyperlink r:id="rId16" w:history="1">
+          <w:r>
+            <w:rPr>
+              <w:rStyle w:val="Hyperlink"/>
+            </w:rPr>
+            <w:t>B</w:t>
+          </w:r>
+        </w:hyperlink>
       </w:r>
       <w:r>
         <w:rPr>
@@ -1430,7 +1510,7 @@
           <w:sz w:val="24"/>
           <w:u w:val="single"/>
         </w:rPr>
-        <w:hyperlink r:id="rId15" w:history="1">
+        <w:hyperlink r:id="rId16" w:history="1">
           <w:r>
             <w:rPr>
               <w:rStyle w:val="Hyperlink"/>
@@ -1459,7 +1539,7 @@
           <w:sz w:val="24"/>
           <w:u w:val="single"/>
         </w:rPr>
-        <w:hyperlink r:id="rId15" w:history="1">
+        <w:hyperlink r:id="rId16" w:history="1">
           <w:r>
             <w:rPr>
               <w:rStyle w:val="Hyperlink"/>
@@ -2108,7 +2188,6 @@
       </w:r>
       <w:r>
         <w:rPr>
-          <w:u w:val="single" w:color="0000ff"/>
           <w:rFonts w:ascii="Charis SIL Italic" w:hAnsi="Charis SIL Italic" w:eastAsia="Charis SIL Italic"/>
           <w:b w:val="0"/>
           <w:i w:val="0"/>
@@ -2509,7 +2588,7 @@
           <w:sz w:val="24"/>
           <w:u w:val="single"/>
         </w:rPr>
-        <w:hyperlink r:id="rId18" w:history="1">
+        <w:hyperlink r:id="rId19" w:history="1">
           <w:r>
             <w:rPr>
               <w:rStyle w:val="Hyperlink"/>
@@ -2538,7 +2617,7 @@
           <w:sz w:val="24"/>
           <w:u w:val="single"/>
         </w:rPr>
-        <w:hyperlink r:id="rId18" w:history="1">
+        <w:hyperlink r:id="rId19" w:history="1">
           <w:r>
             <w:rPr>
               <w:rStyle w:val="Hyperlink"/>
@@ -2556,7 +2635,7 @@
           <w:sz w:val="24"/>
           <w:u w:val="single"/>
         </w:rPr>
-        <w:hyperlink r:id="rId18" w:history="1">
+        <w:hyperlink r:id="rId19" w:history="1">
           <w:r>
             <w:rPr>
               <w:rStyle w:val="Hyperlink"/>
@@ -2585,7 +2664,7 @@
           <w:sz w:val="24"/>
           <w:u w:val="single"/>
         </w:rPr>
-        <w:hyperlink r:id="rId18" w:history="1">
+        <w:hyperlink r:id="rId19" w:history="1">
           <w:r>
             <w:rPr>
               <w:rStyle w:val="Hyperlink"/>
@@ -2614,7 +2693,7 @@
           <w:sz w:val="24"/>
           <w:u w:val="single"/>
         </w:rPr>
-        <w:hyperlink r:id="rId18" w:history="1">
+        <w:hyperlink r:id="rId19" w:history="1">
           <w:r>
             <w:rPr>
               <w:rStyle w:val="Hyperlink"/>
@@ -3363,7 +3442,7 @@
           <w:sz w:val="24"/>
           <w:u w:val="single"/>
         </w:rPr>
-        <w:hyperlink r:id="rId22" w:history="1">
+        <w:hyperlink r:id="rId16" w:history="1">
           <w:r>
             <w:rPr>
               <w:rStyle w:val="Hyperlink"/>
@@ -3618,7 +3697,7 @@
           <w:sz w:val="24"/>
           <w:u w:val="single"/>
         </w:rPr>
-        <w:hyperlink r:id="rId23" w:history="1">
+        <w:hyperlink r:id="rId25" w:history="1">
           <w:r>
             <w:rPr>
               <w:rStyle w:val="Hyperlink"/>
@@ -3647,7 +3726,7 @@
           <w:sz w:val="24"/>
           <w:u w:val="single"/>
         </w:rPr>
-        <w:hyperlink r:id="rId23" w:history="1">
+        <w:hyperlink r:id="rId25" w:history="1">
           <w:r>
             <w:rPr>
               <w:rStyle w:val="Hyperlink"/>
@@ -3683,7 +3762,14 @@
           <w:color w:val="000000"/>
           <w:sz w:val="24"/>
         </w:rPr>
-        <w:t xml:space="preserve"> en </w:t>
+        <w:hyperlink r:id="rId23" w:history="1">
+          <w:r>
+            <w:rPr>
+              <w:rStyle w:val="Hyperlink"/>
+            </w:rPr>
+            <w:t xml:space="preserve"> en </w:t>
+          </w:r>
+        </w:hyperlink>
       </w:r>
       <w:r>
         <w:rPr>
@@ -3730,7 +3816,7 @@
           <w:sz w:val="24"/>
           <w:u w:val="single"/>
         </w:rPr>
-        <w:hyperlink r:id="rId25" w:history="1">
+        <w:hyperlink r:id="rId26" w:history="1">
           <w:r>
             <w:rPr>
               <w:rStyle w:val="Hyperlink"/>
@@ -3747,7 +3833,25 @@
           <w:color w:val="000000"/>
           <w:sz w:val="24"/>
         </w:rPr>
-        <w:t xml:space="preserve">. Het </w:t>
+        <w:t>. H</w:t>
+      </w:r>
+      <w:r>
+        <w:rPr>
+          <w:u w:val="single" w:color="0000ff"/>
+          <w:rFonts w:ascii="Charis SIL Italic" w:hAnsi="Charis SIL Italic" w:eastAsia="Charis SIL Italic"/>
+          <w:b w:val="0"/>
+          <w:i w:val="0"/>
+          <w:color w:val="000000"/>
+          <w:sz w:val="24"/>
+        </w:rPr>
+        <w:hyperlink r:id="rId24" w:history="1">
+          <w:r>
+            <w:rPr>
+              <w:rStyle w:val="Hyperlink"/>
+            </w:rPr>
+            <w:t xml:space="preserve">et </w:t>
+          </w:r>
+        </w:hyperlink>
       </w:r>
       <w:r>
         <w:rPr>
@@ -3787,7 +3891,7 @@
           <w:sz w:val="24"/>
           <w:u w:val="single"/>
         </w:rPr>
-        <w:hyperlink r:id="rId26" w:history="1">
+        <w:hyperlink r:id="rId24" w:history="1">
           <w:r>
             <w:rPr>
               <w:rStyle w:val="Hyperlink"/>
@@ -3805,7 +3909,7 @@
           <w:sz w:val="24"/>
           <w:u w:val="single"/>
         </w:rPr>
-        <w:hyperlink r:id="rId26" w:history="1">
+        <w:hyperlink r:id="rId27" w:history="1">
           <w:r>
             <w:rPr>
               <w:rStyle w:val="Hyperlink"/>
@@ -3837,14 +3941,13 @@
       </w:r>
       <w:r>
         <w:rPr>
-          <w:u w:val="single" w:color="0000ff"/>
           <w:rFonts w:ascii="Charis SIL Italic" w:hAnsi="Charis SIL Italic" w:eastAsia="Charis SIL Italic"/>
           <w:b w:val="0"/>
           <w:i w:val="0"/>
           <w:color w:val="000000"/>
           <w:sz w:val="24"/>
         </w:rPr>
-        <w:hyperlink r:id="rId27" w:history="1">
+        <w:hyperlink r:id="rId25" w:history="1">
           <w:r>
             <w:rPr>
               <w:rStyle w:val="Hyperlink"/>
@@ -3862,7 +3965,7 @@
           <w:sz w:val="24"/>
           <w:u w:val="single"/>
         </w:rPr>
-        <w:hyperlink r:id="rId28" w:history="1">
+        <w:hyperlink r:id="rId25" w:history="1">
           <w:r>
             <w:rPr>
               <w:rStyle w:val="Hyperlink"/>
@@ -3880,7 +3983,7 @@
           <w:sz w:val="24"/>
           <w:u w:val="single"/>
         </w:rPr>
-        <w:hyperlink r:id="rId28" w:history="1">
+        <w:hyperlink r:id="rId25" w:history="1">
           <w:r>
             <w:rPr>
               <w:rStyle w:val="Hyperlink"/>
@@ -3916,25 +4019,7 @@
           <w:sz w:val="24"/>
           <w:u w:val="single"/>
         </w:rPr>
-        <w:t xml:space="preserve"> </w:t>
-      </w:r>
-      <w:r>
-        <w:rPr>
-          <w:rFonts w:ascii="Charis SIL Italic" w:hAnsi="Charis SIL Italic" w:eastAsia="Charis SIL Italic"/>
-          <w:b w:val="0"/>
-          <w:i w:val="0"/>
-          <w:color w:val="0000FF"/>
-          <w:sz w:val="24"/>
-          <w:u w:val="single"/>
-        </w:rPr>
-        <w:hyperlink r:id="rId28" w:history="1">
-          <w:r>
-            <w:rPr>
-              <w:rStyle w:val="Hyperlink"/>
-            </w:rPr>
-            <w:t>in</w:t>
-          </w:r>
-        </w:hyperlink>
+        <w:t xml:space="preserve"> in</w:t>
       </w:r>
       <w:r>
         <w:rPr>
@@ -3974,7 +4059,7 @@
           <w:color w:val="000000"/>
           <w:sz w:val="24"/>
         </w:rPr>
-        <w:hyperlink r:id="rId25" w:history="1">
+        <w:hyperlink r:id="rId26" w:history="1">
           <w:r>
             <w:rPr>
               <w:rStyle w:val="Hyperlink"/>
@@ -4701,7 +4786,7 @@
           <w:sz w:val="24"/>
           <w:u w:val="single"/>
         </w:rPr>
-        <w:hyperlink r:id="rId31" w:history="1">
+        <w:hyperlink r:id="rId33" w:history="1">
           <w:r>
             <w:rPr>
               <w:rStyle w:val="Hyperlink"/>
@@ -4730,7 +4815,7 @@
           <w:sz w:val="24"/>
           <w:u w:val="single"/>
         </w:rPr>
-        <w:hyperlink r:id="rId31" w:history="1">
+        <w:hyperlink r:id="rId33" w:history="1">
           <w:r>
             <w:rPr>
               <w:rStyle w:val="Hyperlink"/>
@@ -5094,13 +5179,31 @@
       </w:r>
       <w:r>
         <w:rPr>
+          <w:u w:val="single" w:color="0000ff"/>
           <w:rFonts w:ascii="Charis SIL Italic" w:hAnsi="Charis SIL Italic" w:eastAsia="Charis SIL Italic"/>
           <w:b w:val="0"/>
           <w:i w:val="0"/>
           <w:color w:val="000000"/>
           <w:sz w:val="24"/>
         </w:rPr>
-        <w:t xml:space="preserve">tal </w:t>
+        <w:hyperlink r:id="rId33" w:history="1">
+          <w:r>
+            <w:rPr>
+              <w:rStyle w:val="Hyperlink"/>
+            </w:rPr>
+            <w:t>ta</w:t>
+          </w:r>
+        </w:hyperlink>
+      </w:r>
+      <w:r>
+        <w:rPr>
+          <w:rFonts w:ascii="Charis SIL Italic" w:hAnsi="Charis SIL Italic" w:eastAsia="Charis SIL Italic"/>
+          <w:b w:val="0"/>
+          <w:i w:val="0"/>
+          <w:color w:val="000000"/>
+          <w:sz w:val="24"/>
+        </w:rPr>
+        <w:t xml:space="preserve">l </w:t>
       </w:r>
       <w:r>
         <w:rPr>
@@ -5111,7 +5214,7 @@
           <w:sz w:val="24"/>
           <w:u w:val="single"/>
         </w:rPr>
-        <w:hyperlink r:id="rId34" w:history="1">
+        <w:hyperlink r:id="rId33" w:history="1">
           <w:r>
             <w:rPr>
               <w:rStyle w:val="Hyperlink"/>
@@ -5129,7 +5232,7 @@
           <w:sz w:val="24"/>
           <w:u w:val="single"/>
         </w:rPr>
-        <w:hyperlink r:id="rId34" w:history="1">
+        <w:hyperlink r:id="rId33" w:history="1">
           <w:r>
             <w:rPr>
               <w:rStyle w:val="Hyperlink"/>
@@ -5186,7 +5289,7 @@
           <w:color w:val="000000"/>
           <w:sz w:val="24"/>
         </w:rPr>
-        <w:hyperlink r:id="rId35" w:history="1">
+        <w:hyperlink r:id="rId34" w:history="1">
           <w:r>
             <w:rPr>
               <w:rStyle w:val="Hyperlink"/>
@@ -5224,7 +5327,7 @@
           <w:sz w:val="24"/>
           <w:u w:val="single"/>
         </w:rPr>
-        <w:hyperlink r:id="rId36" w:history="1">
+        <w:hyperlink r:id="rId35" w:history="1">
           <w:r>
             <w:rPr>
               <w:rStyle w:val="Hyperlink"/>
@@ -5253,7 +5356,7 @@
           <w:sz w:val="24"/>
           <w:u w:val="single"/>
         </w:rPr>
-        <w:hyperlink r:id="rId36" w:history="1">
+        <w:hyperlink r:id="rId35" w:history="1">
           <w:r>
             <w:rPr>
               <w:rStyle w:val="Hyperlink"/>
@@ -5282,7 +5385,7 @@
           <w:sz w:val="24"/>
           <w:u w:val="single"/>
         </w:rPr>
-        <w:hyperlink r:id="rId36" w:history="1">
+        <w:hyperlink r:id="rId35" w:history="1">
           <w:r>
             <w:rPr>
               <w:rStyle w:val="Hyperlink"/>
@@ -5311,7 +5414,7 @@
           <w:sz w:val="24"/>
           <w:u w:val="single"/>
         </w:rPr>
-        <w:hyperlink r:id="rId36" w:history="1">
+        <w:hyperlink r:id="rId35" w:history="1">
           <w:r>
             <w:rPr>
               <w:rStyle w:val="Hyperlink"/>
@@ -5340,7 +5443,7 @@
           <w:sz w:val="24"/>
           <w:u w:val="single"/>
         </w:rPr>
-        <w:hyperlink r:id="rId36" w:history="1">
+        <w:hyperlink r:id="rId35" w:history="1">
           <w:r>
             <w:rPr>
               <w:rStyle w:val="Hyperlink"/>
@@ -5361,7 +5464,7 @@
           <w:sz w:val="24"/>
           <w:u w:val="single"/>
         </w:rPr>
-        <w:hyperlink r:id="rId36" w:history="1">
+        <w:hyperlink r:id="rId35" w:history="1">
           <w:r>
             <w:rPr>
               <w:rStyle w:val="Hyperlink"/>
@@ -5378,7 +5481,7 @@
           <w:color w:val="000000"/>
           <w:sz w:val="24"/>
         </w:rPr>
-        <w:t xml:space="preserve"> dat zich bij het Arsip</w:t>
+        <w:t xml:space="preserve"> dat zich bij het Arsip Nasional in Jakarta bevi</w:t>
       </w:r>
       <w:r>
         <w:rPr>
@@ -5389,43 +5492,7 @@
           <w:color w:val="000000"/>
           <w:sz w:val="24"/>
         </w:rPr>
-        <w:hyperlink r:id="rId36" w:history="1">
-          <w:r>
-            <w:rPr>
-              <w:rStyle w:val="Hyperlink"/>
-            </w:rPr>
-            <w:t xml:space="preserve"> Nasional in</w:t>
-          </w:r>
-        </w:hyperlink>
-      </w:r>
-      <w:r>
-        <w:rPr>
-          <w:u w:val="single" w:color="0000ff"/>
-          <w:rFonts w:ascii="Charis SIL Italic" w:hAnsi="Charis SIL Italic" w:eastAsia="Charis SIL Italic"/>
-          <w:b w:val="0"/>
-          <w:i w:val="0"/>
-          <w:color w:val="000000"/>
-          <w:sz w:val="24"/>
-        </w:rPr>
-        <w:hyperlink r:id="rId36" w:history="1">
-          <w:r>
-            <w:rPr>
-              <w:rStyle w:val="Hyperlink"/>
-            </w:rPr>
-            <w:t xml:space="preserve"> Jakarta bevi</w:t>
-          </w:r>
-        </w:hyperlink>
-      </w:r>
-      <w:r>
-        <w:rPr>
-          <w:u w:val="single" w:color="0000ff"/>
-          <w:rFonts w:ascii="Charis SIL Italic" w:hAnsi="Charis SIL Italic" w:eastAsia="Charis SIL Italic"/>
-          <w:b w:val="0"/>
-          <w:i w:val="0"/>
-          <w:color w:val="000000"/>
-          <w:sz w:val="24"/>
-        </w:rPr>
-        <w:hyperlink r:id="rId36" w:history="1">
+        <w:hyperlink r:id="rId35" w:history="1">
           <w:r>
             <w:rPr>
               <w:rStyle w:val="Hyperlink"/>
@@ -5454,7 +5521,7 @@
           <w:color w:val="000000"/>
           <w:sz w:val="24"/>
         </w:rPr>
-        <w:hyperlink r:id="rId36" w:history="1">
+        <w:hyperlink r:id="rId35" w:history="1">
           <w:r>
             <w:rPr>
               <w:rStyle w:val="Hyperlink"/>
@@ -5465,6 +5532,16 @@
       </w:r>
       <w:r>
         <w:rPr>
+          <w:rFonts w:ascii="Charis SIL Italic" w:hAnsi="Charis SIL Italic" w:eastAsia="Charis SIL Italic"/>
+          <w:b w:val="0"/>
+          <w:i w:val="0"/>
+          <w:color w:val="000000"/>
+          <w:sz w:val="24"/>
+        </w:rPr>
+        <w:t>w</w:t>
+      </w:r>
+      <w:r>
+        <w:rPr>
           <w:u w:val="single" w:color="0000ff"/>
           <w:rFonts w:ascii="Charis SIL Italic" w:hAnsi="Charis SIL Italic" w:eastAsia="Charis SIL Italic"/>
           <w:b w:val="0"/>
@@ -5472,18 +5549,7 @@
           <w:color w:val="000000"/>
           <w:sz w:val="24"/>
         </w:rPr>
-        <w:t>w</w:t>
-      </w:r>
-      <w:r>
-        <w:rPr>
-          <w:u w:val="single" w:color="0000ff"/>
-          <w:rFonts w:ascii="Charis SIL Italic" w:hAnsi="Charis SIL Italic" w:eastAsia="Charis SIL Italic"/>
-          <w:b w:val="0"/>
-          <w:i w:val="0"/>
-          <w:color w:val="000000"/>
-          <w:sz w:val="24"/>
-        </w:rPr>
-        <w:hyperlink r:id="rId36" w:history="1">
+        <w:hyperlink r:id="rId35" w:history="1">
           <w:r>
             <w:rPr>
               <w:rStyle w:val="Hyperlink"/>
@@ -5511,7 +5577,7 @@
           <w:color w:val="000000"/>
           <w:sz w:val="24"/>
         </w:rPr>
-        <w:hyperlink r:id="rId36" w:history="1">
+        <w:hyperlink r:id="rId35" w:history="1">
           <w:r>
             <w:rPr>
               <w:rStyle w:val="Hyperlink"/>
@@ -5610,7 +5676,7 @@
           <w:sz w:val="24"/>
           <w:u w:val="single"/>
         </w:rPr>
-        <w:hyperlink r:id="rId37" w:history="1">
+        <w:hyperlink r:id="rId36" w:history="1">
           <w:r>
             <w:rPr>
               <w:rStyle w:val="Hyperlink"/>
@@ -5638,7 +5704,7 @@
           <w:sz w:val="24"/>
           <w:u w:val="single"/>
         </w:rPr>
-        <w:hyperlink r:id="rId38" w:history="1">
+        <w:hyperlink r:id="rId37" w:history="1">
           <w:r>
             <w:rPr>
               <w:rStyle w:val="Hyperlink"/>
@@ -5667,7 +5733,7 @@
           <w:sz w:val="24"/>
           <w:u w:val="single"/>
         </w:rPr>
-        <w:hyperlink r:id="rId38" w:history="1">
+        <w:hyperlink r:id="rId37" w:history="1">
           <w:r>
             <w:rPr>
               <w:rStyle w:val="Hyperlink"/>
@@ -5696,7 +5762,7 @@
           <w:sz w:val="24"/>
           <w:u w:val="single"/>
         </w:rPr>
-        <w:hyperlink r:id="rId38" w:history="1">
+        <w:hyperlink r:id="rId37" w:history="1">
           <w:r>
             <w:rPr>
               <w:rStyle w:val="Hyperlink"/>
@@ -5717,7 +5783,7 @@
           <w:sz w:val="24"/>
           <w:u w:val="single"/>
         </w:rPr>
-        <w:hyperlink r:id="rId38" w:history="1">
+        <w:hyperlink r:id="rId37" w:history="1">
           <w:r>
             <w:rPr>
               <w:rStyle w:val="Hyperlink"/>
@@ -5745,7 +5811,7 @@
           <w:sz w:val="24"/>
           <w:u w:val="single"/>
         </w:rPr>
-        <w:hyperlink r:id="rId39" w:history="1">
+        <w:hyperlink r:id="rId38" w:history="1">
           <w:r>
             <w:rPr>
               <w:rStyle w:val="Hyperlink"/>
@@ -5763,7 +5829,7 @@
           <w:sz w:val="24"/>
           <w:u w:val="single"/>
         </w:rPr>
-        <w:hyperlink r:id="rId39" w:history="1">
+        <w:hyperlink r:id="rId38" w:history="1">
           <w:r>
             <w:rPr>
               <w:rStyle w:val="Hyperlink"/>
@@ -5792,7 +5858,7 @@
           <w:sz w:val="24"/>
           <w:u w:val="single"/>
         </w:rPr>
-        <w:hyperlink r:id="rId39" w:history="1">
+        <w:hyperlink r:id="rId38" w:history="1">
           <w:r>
             <w:rPr>
               <w:rStyle w:val="Hyperlink"/>
@@ -5810,7 +5876,7 @@
           <w:sz w:val="24"/>
           <w:u w:val="single"/>
         </w:rPr>
-        <w:hyperlink r:id="rId39" w:history="1">
+        <w:hyperlink r:id="rId38" w:history="1">
           <w:r>
             <w:rPr>
               <w:rStyle w:val="Hyperlink"/>
@@ -5839,7 +5905,7 @@
           <w:sz w:val="24"/>
           <w:u w:val="single"/>
         </w:rPr>
-        <w:hyperlink r:id="rId39" w:history="1">
+        <w:hyperlink r:id="rId38" w:history="1">
           <w:r>
             <w:rPr>
               <w:rStyle w:val="Hyperlink"/>
@@ -5857,7 +5923,7 @@
           <w:sz w:val="24"/>
           <w:u w:val="single"/>
         </w:rPr>
-        <w:hyperlink r:id="rId39" w:history="1">
+        <w:hyperlink r:id="rId38" w:history="1">
           <w:r>
             <w:rPr>
               <w:rStyle w:val="Hyperlink"/>
@@ -5915,31 +5981,13 @@
       </w:r>
       <w:r>
         <w:rPr>
-          <w:u w:val="single" w:color="0000ff"/>
           <w:rFonts w:ascii="Charis SIL Italic" w:hAnsi="Charis SIL Italic" w:eastAsia="Charis SIL Italic"/>
           <w:b w:val="0"/>
           <w:i w:val="0"/>
           <w:color w:val="000000"/>
           <w:sz w:val="24"/>
         </w:rPr>
-        <w:hyperlink r:id="rId38" w:history="1">
-          <w:r>
-            <w:rPr>
-              <w:rStyle w:val="Hyperlink"/>
-            </w:rPr>
-            <w:t>. D</w:t>
-          </w:r>
-        </w:hyperlink>
-      </w:r>
-      <w:r>
-        <w:rPr>
-          <w:rFonts w:ascii="Charis SIL Italic" w:hAnsi="Charis SIL Italic" w:eastAsia="Charis SIL Italic"/>
-          <w:b w:val="0"/>
-          <w:i w:val="0"/>
-          <w:color w:val="000000"/>
-          <w:sz w:val="24"/>
-        </w:rPr>
-        <w:t xml:space="preserve">e Franse portal </w:t>
+        <w:t xml:space="preserve">. De Franse portal </w:t>
       </w:r>
       <w:r>
         <w:rPr>
@@ -5950,7 +5998,7 @@
           <w:sz w:val="24"/>
           <w:u w:val="single"/>
         </w:rPr>
-        <w:hyperlink r:id="rId38" w:history="1">
+        <w:hyperlink r:id="rId37" w:history="1">
           <w:r>
             <w:rPr>
               <w:rStyle w:val="Hyperlink"/>
@@ -5968,7 +6016,7 @@
           <w:color w:val="000000"/>
           <w:sz w:val="24"/>
         </w:rPr>
-        <w:hyperlink r:id="rId38" w:history="1">
+        <w:hyperlink r:id="rId37" w:history="1">
           <w:r>
             <w:rPr>
               <w:rStyle w:val="Hyperlink"/>
@@ -5996,7 +6044,7 @@
           <w:color w:val="000000"/>
           <w:sz w:val="24"/>
         </w:rPr>
-        <w:hyperlink r:id="rId39" w:history="1">
+        <w:hyperlink r:id="rId38" w:history="1">
           <w:r>
             <w:rPr>
               <w:rStyle w:val="Hyperlink"/>
@@ -6014,7 +6062,7 @@
           <w:color w:val="000000"/>
           <w:sz w:val="24"/>
         </w:rPr>
-        <w:hyperlink r:id="rId39" w:history="1">
+        <w:hyperlink r:id="rId38" w:history="1">
           <w:r>
             <w:rPr>
               <w:rStyle w:val="Hyperlink"/>
@@ -6032,7 +6080,7 @@
           <w:color w:val="000000"/>
           <w:sz w:val="24"/>
         </w:rPr>
-        <w:hyperlink r:id="rId39" w:history="1">
+        <w:hyperlink r:id="rId38" w:history="1">
           <w:r>
             <w:rPr>
               <w:rStyle w:val="Hyperlink"/>
@@ -6050,7 +6098,7 @@
           <w:color w:val="000000"/>
           <w:sz w:val="24"/>
         </w:rPr>
-        <w:hyperlink r:id="rId39" w:history="1">
+        <w:hyperlink r:id="rId38" w:history="1">
           <w:r>
             <w:rPr>
               <w:rStyle w:val="Hyperlink"/>
@@ -6068,7 +6116,7 @@
           <w:color w:val="000000"/>
           <w:sz w:val="24"/>
         </w:rPr>
-        <w:hyperlink r:id="rId39" w:history="1">
+        <w:hyperlink r:id="rId38" w:history="1">
           <w:r>
             <w:rPr>
               <w:rStyle w:val="Hyperlink"/>
@@ -6086,7 +6134,7 @@
           <w:color w:val="000000"/>
           <w:sz w:val="24"/>
         </w:rPr>
-        <w:hyperlink r:id="rId39" w:history="1">
+        <w:hyperlink r:id="rId38" w:history="1">
           <w:r>
             <w:rPr>
               <w:rStyle w:val="Hyperlink"/>
@@ -6114,7 +6162,7 @@
           <w:color w:val="000000"/>
           <w:sz w:val="24"/>
         </w:rPr>
-        <w:hyperlink r:id="rId40" w:history="1">
+        <w:hyperlink r:id="rId39" w:history="1">
           <w:r>
             <w:rPr>
               <w:rStyle w:val="Hyperlink"/>

--- a/EXPORTS/DOCX/published/niveau1/Dutch/Sources.docx
+++ b/EXPORTS/DOCX/published/niveau1/Dutch/Sources.docx
@@ -1287,35 +1287,7 @@
           <w:color w:val="000000"/>
           <w:sz w:val="24"/>
         </w:rPr>
-        <w:t>. Deze archieven maken t</w:t>
-      </w:r>
-      <w:r>
-        <w:rPr>
-          <w:u w:val="single" w:color="0000ff"/>
-          <w:rFonts w:ascii="Charis SIL Italic" w:hAnsi="Charis SIL Italic" w:eastAsia="Charis SIL Italic"/>
-          <w:b w:val="0"/>
-          <w:i w:val="0"/>
-          <w:color w:val="000000"/>
-          <w:sz w:val="24"/>
-        </w:rPr>
-        <w:hyperlink r:id="rId15" w:history="1">
-          <w:r>
-            <w:rPr>
-              <w:rStyle w:val="Hyperlink"/>
-            </w:rPr>
-            <w:t>egenwoord</w:t>
-          </w:r>
-        </w:hyperlink>
-      </w:r>
-      <w:r>
-        <w:rPr>
-          <w:rFonts w:ascii="Charis SIL Italic" w:hAnsi="Charis SIL Italic" w:eastAsia="Charis SIL Italic"/>
-          <w:b w:val="0"/>
-          <w:i w:val="0"/>
-          <w:color w:val="000000"/>
-          <w:sz w:val="24"/>
-        </w:rPr>
-        <w:t xml:space="preserve">ig </w:t>
+        <w:t xml:space="preserve">. Deze archieven maken tegenwoordig </w:t>
       </w:r>
       <w:r>
         <w:rPr>
@@ -1409,7 +1381,7 @@
           <w:sz w:val="24"/>
           <w:u w:val="single"/>
         </w:rPr>
-        <w:hyperlink r:id="rId16" w:history="1">
+        <w:hyperlink r:id="rId15" w:history="1">
           <w:r>
             <w:rPr>
               <w:rStyle w:val="Hyperlink"/>
@@ -1427,7 +1399,7 @@
           <w:sz w:val="24"/>
           <w:u w:val="single"/>
         </w:rPr>
-        <w:hyperlink r:id="rId16" w:history="1">
+        <w:hyperlink r:id="rId15" w:history="1">
           <w:r>
             <w:rPr>
               <w:rStyle w:val="Hyperlink"/>
@@ -1445,7 +1417,7 @@
           <w:sz w:val="24"/>
           <w:u w:val="single"/>
         </w:rPr>
-        <w:hyperlink r:id="rId16" w:history="1">
+        <w:hyperlink r:id="rId15" w:history="1">
           <w:r>
             <w:rPr>
               <w:rStyle w:val="Hyperlink"/>
@@ -1463,7 +1435,7 @@
           <w:sz w:val="24"/>
           <w:u w:val="single"/>
         </w:rPr>
-        <w:hyperlink r:id="rId16" w:history="1">
+        <w:hyperlink r:id="rId15" w:history="1">
           <w:r>
             <w:rPr>
               <w:rStyle w:val="Hyperlink"/>
@@ -1557,7 +1529,7 @@
           <w:sz w:val="24"/>
           <w:u w:val="single"/>
         </w:rPr>
-        <w:hyperlink r:id="rId15" w:history="1">
+        <w:hyperlink r:id="rId16" w:history="1">
           <w:r>
             <w:rPr>
               <w:rStyle w:val="Hyperlink"/>
@@ -2588,7 +2560,7 @@
           <w:sz w:val="24"/>
           <w:u w:val="single"/>
         </w:rPr>
-        <w:hyperlink r:id="rId19" w:history="1">
+        <w:hyperlink r:id="rId18" w:history="1">
           <w:r>
             <w:rPr>
               <w:rStyle w:val="Hyperlink"/>
@@ -2617,7 +2589,7 @@
           <w:sz w:val="24"/>
           <w:u w:val="single"/>
         </w:rPr>
-        <w:hyperlink r:id="rId19" w:history="1">
+        <w:hyperlink r:id="rId18" w:history="1">
           <w:r>
             <w:rPr>
               <w:rStyle w:val="Hyperlink"/>
@@ -2635,7 +2607,7 @@
           <w:sz w:val="24"/>
           <w:u w:val="single"/>
         </w:rPr>
-        <w:hyperlink r:id="rId19" w:history="1">
+        <w:hyperlink r:id="rId18" w:history="1">
           <w:r>
             <w:rPr>
               <w:rStyle w:val="Hyperlink"/>
@@ -3442,7 +3414,7 @@
           <w:sz w:val="24"/>
           <w:u w:val="single"/>
         </w:rPr>
-        <w:hyperlink r:id="rId16" w:history="1">
+        <w:hyperlink r:id="rId22" w:history="1">
           <w:r>
             <w:rPr>
               <w:rStyle w:val="Hyperlink"/>
@@ -3744,7 +3716,7 @@
           <w:sz w:val="24"/>
           <w:u w:val="single"/>
         </w:rPr>
-        <w:hyperlink r:id="rId23" w:history="1">
+        <w:hyperlink r:id="rId25" w:history="1">
           <w:r>
             <w:rPr>
               <w:rStyle w:val="Hyperlink"/>
@@ -3762,14 +3734,7 @@
           <w:color w:val="000000"/>
           <w:sz w:val="24"/>
         </w:rPr>
-        <w:hyperlink r:id="rId23" w:history="1">
-          <w:r>
-            <w:rPr>
-              <w:rStyle w:val="Hyperlink"/>
-            </w:rPr>
-            <w:t xml:space="preserve"> en </w:t>
-          </w:r>
-        </w:hyperlink>
+        <w:t xml:space="preserve"> en </w:t>
       </w:r>
       <w:r>
         <w:rPr>
@@ -3780,7 +3745,7 @@
           <w:sz w:val="24"/>
           <w:u w:val="single"/>
         </w:rPr>
-        <w:hyperlink r:id="rId23" w:history="1">
+        <w:hyperlink r:id="rId26" w:history="1">
           <w:r>
             <w:rPr>
               <w:rStyle w:val="Hyperlink"/>
@@ -4041,7 +4006,7 @@
           <w:sz w:val="24"/>
           <w:u w:val="single"/>
         </w:rPr>
-        <w:hyperlink r:id="rId28" w:history="1">
+        <w:hyperlink r:id="rId26" w:history="1">
           <w:r>
             <w:rPr>
               <w:rStyle w:val="Hyperlink"/>
@@ -4833,25 +4798,7 @@
           <w:color w:val="000000"/>
           <w:sz w:val="24"/>
         </w:rPr>
-        <w:t xml:space="preserve"> </w:t>
-      </w:r>
-      <w:r>
-        <w:rPr>
-          <w:u w:val="single" w:color="0000ff"/>
-          <w:rFonts w:ascii="Charis SIL Italic" w:hAnsi="Charis SIL Italic" w:eastAsia="Charis SIL Italic"/>
-          <w:b w:val="0"/>
-          <w:i w:val="0"/>
-          <w:color w:val="000000"/>
-          <w:sz w:val="24"/>
-        </w:rPr>
-        <w:hyperlink r:id="rId31" w:history="1">
-          <w:r>
-            <w:rPr>
-              <w:rStyle w:val="Hyperlink"/>
-            </w:rPr>
-            <w:t xml:space="preserve">en </w:t>
-          </w:r>
-        </w:hyperlink>
+        <w:t xml:space="preserve"> en </w:t>
       </w:r>
       <w:r>
         <w:rPr>
@@ -4862,7 +4809,7 @@
           <w:sz w:val="24"/>
           <w:u w:val="single"/>
         </w:rPr>
-        <w:hyperlink r:id="rId31" w:history="1">
+        <w:hyperlink r:id="rId34" w:history="1">
           <w:r>
             <w:rPr>
               <w:rStyle w:val="Hyperlink"/>
@@ -4880,7 +4827,7 @@
           <w:sz w:val="24"/>
           <w:u w:val="single"/>
         </w:rPr>
-        <w:hyperlink r:id="rId31" w:history="1">
+        <w:hyperlink r:id="rId34" w:history="1">
           <w:r>
             <w:rPr>
               <w:rStyle w:val="Hyperlink"/>
@@ -5107,6 +5054,16 @@
       </w:r>
       <w:r>
         <w:rPr>
+          <w:rFonts w:ascii="Charis SIL Italic" w:hAnsi="Charis SIL Italic" w:eastAsia="Charis SIL Italic"/>
+          <w:b w:val="0"/>
+          <w:i w:val="0"/>
+          <w:color w:val="000000"/>
+          <w:sz w:val="24"/>
+        </w:rPr>
+        <w:t>Indonesië is de porta</w:t>
+      </w:r>
+      <w:r>
+        <w:rPr>
           <w:u w:val="single" w:color="0000ff"/>
           <w:rFonts w:ascii="Charis SIL Italic" w:hAnsi="Charis SIL Italic" w:eastAsia="Charis SIL Italic"/>
           <w:b w:val="0"/>
@@ -5119,91 +5076,9 @@
             <w:rPr>
               <w:rStyle w:val="Hyperlink"/>
             </w:rPr>
-            <w:t>Indonesi</w:t>
+            <w:t xml:space="preserve">l </w:t>
           </w:r>
         </w:hyperlink>
-      </w:r>
-      <w:r>
-        <w:rPr>
-          <w:u w:val="single" w:color="0000ff"/>
-          <w:rFonts w:ascii="Charis SIL Italic" w:hAnsi="Charis SIL Italic" w:eastAsia="Charis SIL Italic"/>
-          <w:b w:val="0"/>
-          <w:i w:val="0"/>
-          <w:color w:val="000000"/>
-          <w:sz w:val="24"/>
-        </w:rPr>
-        <w:hyperlink r:id="rId33" w:history="1">
-          <w:r>
-            <w:rPr>
-              <w:rStyle w:val="Hyperlink"/>
-            </w:rPr>
-            <w:t>ë</w:t>
-          </w:r>
-        </w:hyperlink>
-      </w:r>
-      <w:r>
-        <w:rPr>
-          <w:u w:val="single" w:color="0000ff"/>
-          <w:rFonts w:ascii="Charis SIL Italic" w:hAnsi="Charis SIL Italic" w:eastAsia="Charis SIL Italic"/>
-          <w:b w:val="0"/>
-          <w:i w:val="0"/>
-          <w:color w:val="000000"/>
-          <w:sz w:val="24"/>
-        </w:rPr>
-        <w:hyperlink r:id="rId33" w:history="1">
-          <w:r>
-            <w:rPr>
-              <w:rStyle w:val="Hyperlink"/>
-            </w:rPr>
-            <w:t xml:space="preserve"> is de po</w:t>
-          </w:r>
-        </w:hyperlink>
-      </w:r>
-      <w:r>
-        <w:rPr>
-          <w:u w:val="single" w:color="0000ff"/>
-          <w:rFonts w:ascii="Charis SIL Italic" w:hAnsi="Charis SIL Italic" w:eastAsia="Charis SIL Italic"/>
-          <w:b w:val="0"/>
-          <w:i w:val="0"/>
-          <w:color w:val="000000"/>
-          <w:sz w:val="24"/>
-        </w:rPr>
-        <w:hyperlink r:id="rId33" w:history="1">
-          <w:r>
-            <w:rPr>
-              <w:rStyle w:val="Hyperlink"/>
-            </w:rPr>
-            <w:t>r</w:t>
-          </w:r>
-        </w:hyperlink>
-      </w:r>
-      <w:r>
-        <w:rPr>
-          <w:u w:val="single" w:color="0000ff"/>
-          <w:rFonts w:ascii="Charis SIL Italic" w:hAnsi="Charis SIL Italic" w:eastAsia="Charis SIL Italic"/>
-          <w:b w:val="0"/>
-          <w:i w:val="0"/>
-          <w:color w:val="000000"/>
-          <w:sz w:val="24"/>
-        </w:rPr>
-        <w:hyperlink r:id="rId33" w:history="1">
-          <w:r>
-            <w:rPr>
-              <w:rStyle w:val="Hyperlink"/>
-            </w:rPr>
-            <w:t>ta</w:t>
-          </w:r>
-        </w:hyperlink>
-      </w:r>
-      <w:r>
-        <w:rPr>
-          <w:rFonts w:ascii="Charis SIL Italic" w:hAnsi="Charis SIL Italic" w:eastAsia="Charis SIL Italic"/>
-          <w:b w:val="0"/>
-          <w:i w:val="0"/>
-          <w:color w:val="000000"/>
-          <w:sz w:val="24"/>
-        </w:rPr>
-        <w:t xml:space="preserve">l </w:t>
       </w:r>
       <w:r>
         <w:rPr>
@@ -5481,7 +5356,43 @@
           <w:color w:val="000000"/>
           <w:sz w:val="24"/>
         </w:rPr>
-        <w:t xml:space="preserve"> dat zich bij het Arsip Nasional in Jakarta bevi</w:t>
+        <w:t xml:space="preserve"> dat zich bij het Arsip</w:t>
+      </w:r>
+      <w:r>
+        <w:rPr>
+          <w:u w:val="single" w:color="0000ff"/>
+          <w:rFonts w:ascii="Charis SIL Italic" w:hAnsi="Charis SIL Italic" w:eastAsia="Charis SIL Italic"/>
+          <w:b w:val="0"/>
+          <w:i w:val="0"/>
+          <w:color w:val="000000"/>
+          <w:sz w:val="24"/>
+        </w:rPr>
+        <w:hyperlink r:id="rId35" w:history="1">
+          <w:r>
+            <w:rPr>
+              <w:rStyle w:val="Hyperlink"/>
+            </w:rPr>
+            <w:t xml:space="preserve"> Nasional in</w:t>
+          </w:r>
+        </w:hyperlink>
+      </w:r>
+      <w:r>
+        <w:rPr>
+          <w:u w:val="single" w:color="0000ff"/>
+          <w:rFonts w:ascii="Charis SIL Italic" w:hAnsi="Charis SIL Italic" w:eastAsia="Charis SIL Italic"/>
+          <w:b w:val="0"/>
+          <w:i w:val="0"/>
+          <w:color w:val="000000"/>
+          <w:sz w:val="24"/>
+        </w:rPr>
+        <w:hyperlink r:id="rId35" w:history="1">
+          <w:r>
+            <w:rPr>
+              <w:rStyle w:val="Hyperlink"/>
+            </w:rPr>
+            <w:t xml:space="preserve"> Jakarta bevi</w:t>
+          </w:r>
+        </w:hyperlink>
       </w:r>
       <w:r>
         <w:rPr>
@@ -5981,13 +5892,31 @@
       </w:r>
       <w:r>
         <w:rPr>
+          <w:u w:val="single" w:color="0000ff"/>
           <w:rFonts w:ascii="Charis SIL Italic" w:hAnsi="Charis SIL Italic" w:eastAsia="Charis SIL Italic"/>
           <w:b w:val="0"/>
           <w:i w:val="0"/>
           <w:color w:val="000000"/>
           <w:sz w:val="24"/>
         </w:rPr>
-        <w:t xml:space="preserve">. De Franse portal </w:t>
+        <w:hyperlink r:id="rId37" w:history="1">
+          <w:r>
+            <w:rPr>
+              <w:rStyle w:val="Hyperlink"/>
+            </w:rPr>
+            <w:t>. D</w:t>
+          </w:r>
+        </w:hyperlink>
+      </w:r>
+      <w:r>
+        <w:rPr>
+          <w:rFonts w:ascii="Charis SIL Italic" w:hAnsi="Charis SIL Italic" w:eastAsia="Charis SIL Italic"/>
+          <w:b w:val="0"/>
+          <w:i w:val="0"/>
+          <w:color w:val="000000"/>
+          <w:sz w:val="24"/>
+        </w:rPr>
+        <w:t xml:space="preserve">e Franse portal </w:t>
       </w:r>
       <w:r>
         <w:rPr>
@@ -5998,7 +5927,7 @@
           <w:sz w:val="24"/>
           <w:u w:val="single"/>
         </w:rPr>
-        <w:hyperlink r:id="rId37" w:history="1">
+        <w:hyperlink r:id="rId39" w:history="1">
           <w:r>
             <w:rPr>
               <w:rStyle w:val="Hyperlink"/>
@@ -6009,31 +5938,13 @@
       </w:r>
       <w:r>
         <w:rPr>
-          <w:u w:val="single" w:color="0000ff"/>
           <w:rFonts w:ascii="Charis SIL Italic" w:hAnsi="Charis SIL Italic" w:eastAsia="Charis SIL Italic"/>
           <w:b w:val="0"/>
           <w:i w:val="0"/>
           <w:color w:val="000000"/>
           <w:sz w:val="24"/>
         </w:rPr>
-        <w:hyperlink r:id="rId37" w:history="1">
-          <w:r>
-            <w:rPr>
-              <w:rStyle w:val="Hyperlink"/>
-            </w:rPr>
-            <w:t xml:space="preserve"> bevat inf</w:t>
-          </w:r>
-        </w:hyperlink>
-      </w:r>
-      <w:r>
-        <w:rPr>
-          <w:rFonts w:ascii="Charis SIL Italic" w:hAnsi="Charis SIL Italic" w:eastAsia="Charis SIL Italic"/>
-          <w:b w:val="0"/>
-          <w:i w:val="0"/>
-          <w:color w:val="000000"/>
-          <w:sz w:val="24"/>
-        </w:rPr>
-        <w:t>ormatie over ve</w:t>
+        <w:t xml:space="preserve"> bevat informatie over ve</w:t>
       </w:r>
       <w:r>
         <w:rPr>

--- a/EXPORTS/DOCX/published/niveau1/Dutch/Sources.docx
+++ b/EXPORTS/DOCX/published/niveau1/Dutch/Sources.docx
@@ -609,31 +609,13 @@
       </w:r>
       <w:r>
         <w:rPr>
-          <w:u w:val="single" w:color="0000ff"/>
           <w:rFonts w:ascii="Charis SIL Italic" w:hAnsi="Charis SIL Italic" w:eastAsia="Charis SIL Italic"/>
           <w:b w:val="0"/>
           <w:i w:val="0"/>
           <w:color w:val="000000"/>
           <w:sz w:val="24"/>
         </w:rPr>
-        <w:hyperlink r:id="rId11" w:history="1">
-          <w:r>
-            <w:rPr>
-              <w:rStyle w:val="Hyperlink"/>
-            </w:rPr>
-            <w:t>anders d</w:t>
-          </w:r>
-        </w:hyperlink>
-      </w:r>
-      <w:r>
-        <w:rPr>
-          <w:rFonts w:ascii="Charis SIL Italic" w:hAnsi="Charis SIL Italic" w:eastAsia="Charis SIL Italic"/>
-          <w:b w:val="0"/>
-          <w:i w:val="0"/>
-          <w:color w:val="000000"/>
-          <w:sz w:val="24"/>
-        </w:rPr>
-        <w:t xml:space="preserve">an nu (denk aan </w:t>
+        <w:t xml:space="preserve">anders dan nu (denk aan </w:t>
       </w:r>
       <w:r>
         <w:rPr>
@@ -1287,7 +1269,35 @@
           <w:color w:val="000000"/>
           <w:sz w:val="24"/>
         </w:rPr>
-        <w:t xml:space="preserve">. Deze archieven maken tegenwoordig </w:t>
+        <w:t>. Deze archieven maken t</w:t>
+      </w:r>
+      <w:r>
+        <w:rPr>
+          <w:u w:val="single" w:color="0000ff"/>
+          <w:rFonts w:ascii="Charis SIL Italic" w:hAnsi="Charis SIL Italic" w:eastAsia="Charis SIL Italic"/>
+          <w:b w:val="0"/>
+          <w:i w:val="0"/>
+          <w:color w:val="000000"/>
+          <w:sz w:val="24"/>
+        </w:rPr>
+        <w:hyperlink r:id="rId15" w:history="1">
+          <w:r>
+            <w:rPr>
+              <w:rStyle w:val="Hyperlink"/>
+            </w:rPr>
+            <w:t>egenwoord</w:t>
+          </w:r>
+        </w:hyperlink>
+      </w:r>
+      <w:r>
+        <w:rPr>
+          <w:rFonts w:ascii="Charis SIL Italic" w:hAnsi="Charis SIL Italic" w:eastAsia="Charis SIL Italic"/>
+          <w:b w:val="0"/>
+          <w:i w:val="0"/>
+          <w:color w:val="000000"/>
+          <w:sz w:val="24"/>
+        </w:rPr>
+        <w:t xml:space="preserve">ig </w:t>
       </w:r>
       <w:r>
         <w:rPr>
@@ -1464,14 +1474,7 @@
           <w:sz w:val="24"/>
           <w:u w:val="single"/>
         </w:rPr>
-        <w:hyperlink r:id="rId16" w:history="1">
-          <w:r>
-            <w:rPr>
-              <w:rStyle w:val="Hyperlink"/>
-            </w:rPr>
-            <w:t>B</w:t>
-          </w:r>
-        </w:hyperlink>
+        <w:t>B</w:t>
       </w:r>
       <w:r>
         <w:rPr>
@@ -1482,7 +1485,7 @@
           <w:sz w:val="24"/>
           <w:u w:val="single"/>
         </w:rPr>
-        <w:hyperlink r:id="rId16" w:history="1">
+        <w:hyperlink r:id="rId15" w:history="1">
           <w:r>
             <w:rPr>
               <w:rStyle w:val="Hyperlink"/>
@@ -2636,7 +2639,7 @@
           <w:sz w:val="24"/>
           <w:u w:val="single"/>
         </w:rPr>
-        <w:hyperlink r:id="rId19" w:history="1">
+        <w:hyperlink r:id="rId18" w:history="1">
           <w:r>
             <w:rPr>
               <w:rStyle w:val="Hyperlink"/>
@@ -2710,83 +2713,7 @@
           <w:color w:val="000000"/>
           <w:sz w:val="24"/>
         </w:rPr>
-        <w:t>de archieven m</w:t>
-      </w:r>
-      <w:r>
-        <w:rPr>
-          <w:u w:val="single" w:color="0000ff"/>
-          <w:rFonts w:ascii="Charis SIL Italic" w:hAnsi="Charis SIL Italic" w:eastAsia="Charis SIL Italic"/>
-          <w:b w:val="0"/>
-          <w:i w:val="0"/>
-          <w:color w:val="000000"/>
-          <w:sz w:val="24"/>
-        </w:rPr>
-        <w:t>e</w:t>
-      </w:r>
-      <w:r>
-        <w:rPr>
-          <w:u w:val="single" w:color="0000ff"/>
-          <w:rFonts w:ascii="Charis SIL Italic" w:hAnsi="Charis SIL Italic" w:eastAsia="Charis SIL Italic"/>
-          <w:b w:val="0"/>
-          <w:i w:val="0"/>
-          <w:color w:val="000000"/>
-          <w:sz w:val="24"/>
-        </w:rPr>
-        <w:hyperlink r:id="rId19" w:history="1">
-          <w:r>
-            <w:rPr>
-              <w:rStyle w:val="Hyperlink"/>
-            </w:rPr>
-            <w:t>t b</w:t>
-          </w:r>
-        </w:hyperlink>
-      </w:r>
-      <w:r>
-        <w:rPr>
-          <w:u w:val="single" w:color="0000ff"/>
-          <w:rFonts w:ascii="Charis SIL Italic" w:hAnsi="Charis SIL Italic" w:eastAsia="Charis SIL Italic"/>
-          <w:b w:val="0"/>
-          <w:i w:val="0"/>
-          <w:color w:val="000000"/>
-          <w:sz w:val="24"/>
-        </w:rPr>
-        <w:hyperlink r:id="rId19" w:history="1">
-          <w:r>
-            <w:rPr>
-              <w:rStyle w:val="Hyperlink"/>
-            </w:rPr>
-            <w:t>etrekking</w:t>
-          </w:r>
-        </w:hyperlink>
-      </w:r>
-      <w:r>
-        <w:rPr>
-          <w:u w:val="single" w:color="0000ff"/>
-          <w:rFonts w:ascii="Charis SIL Italic" w:hAnsi="Charis SIL Italic" w:eastAsia="Charis SIL Italic"/>
-          <w:b w:val="0"/>
-          <w:i w:val="0"/>
-          <w:color w:val="000000"/>
-          <w:sz w:val="24"/>
-        </w:rPr>
-        <w:t xml:space="preserve"> </w:t>
-      </w:r>
-      <w:r>
-        <w:rPr>
-          <w:u w:val="single" w:color="0000ff"/>
-          <w:rFonts w:ascii="Charis SIL Italic" w:hAnsi="Charis SIL Italic" w:eastAsia="Charis SIL Italic"/>
-          <w:b w:val="0"/>
-          <w:i w:val="0"/>
-          <w:color w:val="000000"/>
-          <w:sz w:val="24"/>
-        </w:rPr>
-        <w:hyperlink r:id="rId19" w:history="1">
-          <w:r>
-            <w:rPr>
-              <w:rStyle w:val="Hyperlink"/>
-            </w:rPr>
-            <w:t>tot N</w:t>
-          </w:r>
-        </w:hyperlink>
+        <w:t>de archieven met betrekking tot N</w:t>
       </w:r>
       <w:r>
         <w:rPr>
@@ -3763,7 +3690,7 @@
           <w:sz w:val="24"/>
           <w:u w:val="single"/>
         </w:rPr>
-        <w:hyperlink r:id="rId23" w:history="1">
+        <w:hyperlink r:id="rId26" w:history="1">
           <w:r>
             <w:rPr>
               <w:rStyle w:val="Hyperlink"/>
@@ -3809,14 +3736,7 @@
           <w:color w:val="000000"/>
           <w:sz w:val="24"/>
         </w:rPr>
-        <w:hyperlink r:id="rId24" w:history="1">
-          <w:r>
-            <w:rPr>
-              <w:rStyle w:val="Hyperlink"/>
-            </w:rPr>
-            <w:t xml:space="preserve">et </w:t>
-          </w:r>
-        </w:hyperlink>
+        <w:t xml:space="preserve">et </w:t>
       </w:r>
       <w:r>
         <w:rPr>
@@ -3827,7 +3747,7 @@
           <w:sz w:val="24"/>
           <w:u w:val="single"/>
         </w:rPr>
-        <w:hyperlink r:id="rId24" w:history="1">
+        <w:hyperlink r:id="rId27" w:history="1">
           <w:r>
             <w:rPr>
               <w:rStyle w:val="Hyperlink"/>
@@ -3856,7 +3776,7 @@
           <w:sz w:val="24"/>
           <w:u w:val="single"/>
         </w:rPr>
-        <w:hyperlink r:id="rId24" w:history="1">
+        <w:hyperlink r:id="rId27" w:history="1">
           <w:r>
             <w:rPr>
               <w:rStyle w:val="Hyperlink"/>
@@ -4751,7 +4671,7 @@
           <w:sz w:val="24"/>
           <w:u w:val="single"/>
         </w:rPr>
-        <w:hyperlink r:id="rId33" w:history="1">
+        <w:hyperlink r:id="rId31" w:history="1">
           <w:r>
             <w:rPr>
               <w:rStyle w:val="Hyperlink"/>
@@ -4845,7 +4765,7 @@
           <w:sz w:val="24"/>
           <w:u w:val="single"/>
         </w:rPr>
-        <w:hyperlink r:id="rId31" w:history="1">
+        <w:hyperlink r:id="rId34" w:history="1">
           <w:r>
             <w:rPr>
               <w:rStyle w:val="Hyperlink"/>
@@ -4874,7 +4794,7 @@
           <w:sz w:val="24"/>
           <w:u w:val="single"/>
         </w:rPr>
-        <w:hyperlink r:id="rId31" w:history="1">
+        <w:hyperlink r:id="rId34" w:history="1">
           <w:r>
             <w:rPr>
               <w:rStyle w:val="Hyperlink"/>
@@ -4892,54 +4812,7 @@
           <w:sz w:val="24"/>
           <w:u w:val="single"/>
         </w:rPr>
-        <w:t>i</w:t>
-      </w:r>
-      <w:r>
-        <w:rPr>
-          <w:rFonts w:ascii="Charis SIL Italic" w:hAnsi="Charis SIL Italic" w:eastAsia="Charis SIL Italic"/>
-          <w:b w:val="0"/>
-          <w:i w:val="0"/>
-          <w:color w:val="0000FF"/>
-          <w:sz w:val="24"/>
-          <w:u w:val="single"/>
-        </w:rPr>
-        <w:hyperlink r:id="rId32" w:history="1">
-          <w:r>
-            <w:rPr>
-              <w:rStyle w:val="Hyperlink"/>
-            </w:rPr>
-            <w:t>ef</w:t>
-          </w:r>
-        </w:hyperlink>
-      </w:r>
-      <w:r>
-        <w:rPr>
-          <w:rFonts w:ascii="Charis SIL Italic" w:hAnsi="Charis SIL Italic" w:eastAsia="Charis SIL Italic"/>
-          <w:b w:val="0"/>
-          <w:i w:val="0"/>
-          <w:color w:val="0000FF"/>
-          <w:sz w:val="24"/>
-          <w:u w:val="single"/>
-        </w:rPr>
-        <w:t xml:space="preserve"> </w:t>
-      </w:r>
-      <w:r>
-        <w:rPr>
-          <w:rFonts w:ascii="Charis SIL Italic" w:hAnsi="Charis SIL Italic" w:eastAsia="Charis SIL Italic"/>
-          <w:b w:val="0"/>
-          <w:i w:val="0"/>
-          <w:color w:val="0000FF"/>
-          <w:sz w:val="24"/>
-          <w:u w:val="single"/>
-        </w:rPr>
-        <w:hyperlink r:id="rId32" w:history="1">
-          <w:r>
-            <w:rPr>
-              <w:rStyle w:val="Hyperlink"/>
-            </w:rPr>
-            <w:t>Cur</w:t>
-          </w:r>
-        </w:hyperlink>
+        <w:t>ief Cur</w:t>
       </w:r>
       <w:r>
         <w:rPr>
@@ -5054,16 +4927,6 @@
       </w:r>
       <w:r>
         <w:rPr>
-          <w:rFonts w:ascii="Charis SIL Italic" w:hAnsi="Charis SIL Italic" w:eastAsia="Charis SIL Italic"/>
-          <w:b w:val="0"/>
-          <w:i w:val="0"/>
-          <w:color w:val="000000"/>
-          <w:sz w:val="24"/>
-        </w:rPr>
-        <w:t>Indonesië is de porta</w:t>
-      </w:r>
-      <w:r>
-        <w:rPr>
           <w:u w:val="single" w:color="0000ff"/>
           <w:rFonts w:ascii="Charis SIL Italic" w:hAnsi="Charis SIL Italic" w:eastAsia="Charis SIL Italic"/>
           <w:b w:val="0"/>
@@ -5076,27 +4939,84 @@
             <w:rPr>
               <w:rStyle w:val="Hyperlink"/>
             </w:rPr>
-            <w:t xml:space="preserve">l </w:t>
+            <w:t>Indonesi</w:t>
           </w:r>
         </w:hyperlink>
       </w:r>
       <w:r>
         <w:rPr>
-          <w:rFonts w:ascii="Charis SIL Italic" w:hAnsi="Charis SIL Italic" w:eastAsia="Charis SIL Italic"/>
-          <w:b w:val="0"/>
-          <w:i w:val="0"/>
-          <w:color w:val="0000FF"/>
-          <w:sz w:val="24"/>
-          <w:u w:val="single"/>
+          <w:u w:val="single" w:color="0000ff"/>
+          <w:rFonts w:ascii="Charis SIL Italic" w:hAnsi="Charis SIL Italic" w:eastAsia="Charis SIL Italic"/>
+          <w:b w:val="0"/>
+          <w:i w:val="0"/>
+          <w:color w:val="000000"/>
+          <w:sz w:val="24"/>
         </w:rPr>
         <w:hyperlink r:id="rId33" w:history="1">
           <w:r>
             <w:rPr>
               <w:rStyle w:val="Hyperlink"/>
             </w:rPr>
-            <w:t>JI</w:t>
+            <w:t>ë</w:t>
           </w:r>
         </w:hyperlink>
+      </w:r>
+      <w:r>
+        <w:rPr>
+          <w:u w:val="single" w:color="0000ff"/>
+          <w:rFonts w:ascii="Charis SIL Italic" w:hAnsi="Charis SIL Italic" w:eastAsia="Charis SIL Italic"/>
+          <w:b w:val="0"/>
+          <w:i w:val="0"/>
+          <w:color w:val="000000"/>
+          <w:sz w:val="24"/>
+        </w:rPr>
+        <w:hyperlink r:id="rId33" w:history="1">
+          <w:r>
+            <w:rPr>
+              <w:rStyle w:val="Hyperlink"/>
+            </w:rPr>
+            <w:t xml:space="preserve"> is de po</w:t>
+          </w:r>
+        </w:hyperlink>
+      </w:r>
+      <w:r>
+        <w:rPr>
+          <w:u w:val="single" w:color="0000ff"/>
+          <w:rFonts w:ascii="Charis SIL Italic" w:hAnsi="Charis SIL Italic" w:eastAsia="Charis SIL Italic"/>
+          <w:b w:val="0"/>
+          <w:i w:val="0"/>
+          <w:color w:val="000000"/>
+          <w:sz w:val="24"/>
+        </w:rPr>
+        <w:hyperlink r:id="rId33" w:history="1">
+          <w:r>
+            <w:rPr>
+              <w:rStyle w:val="Hyperlink"/>
+            </w:rPr>
+            <w:t>r</w:t>
+          </w:r>
+        </w:hyperlink>
+      </w:r>
+      <w:r>
+        <w:rPr>
+          <w:u w:val="single" w:color="0000ff"/>
+          <w:rFonts w:ascii="Charis SIL Italic" w:hAnsi="Charis SIL Italic" w:eastAsia="Charis SIL Italic"/>
+          <w:b w:val="0"/>
+          <w:i w:val="0"/>
+          <w:color w:val="000000"/>
+          <w:sz w:val="24"/>
+        </w:rPr>
+        <w:t xml:space="preserve">tal </w:t>
+      </w:r>
+      <w:r>
+        <w:rPr>
+          <w:rFonts w:ascii="Charis SIL Italic" w:hAnsi="Charis SIL Italic" w:eastAsia="Charis SIL Italic"/>
+          <w:b w:val="0"/>
+          <w:i w:val="0"/>
+          <w:color w:val="0000FF"/>
+          <w:sz w:val="24"/>
+        </w:rPr>
+        <w:t>JI</w:t>
       </w:r>
       <w:r>
         <w:rPr>
@@ -5356,100 +5276,7 @@
           <w:color w:val="000000"/>
           <w:sz w:val="24"/>
         </w:rPr>
-        <w:t xml:space="preserve"> dat zich bij het Arsip</w:t>
-      </w:r>
-      <w:r>
-        <w:rPr>
-          <w:u w:val="single" w:color="0000ff"/>
-          <w:rFonts w:ascii="Charis SIL Italic" w:hAnsi="Charis SIL Italic" w:eastAsia="Charis SIL Italic"/>
-          <w:b w:val="0"/>
-          <w:i w:val="0"/>
-          <w:color w:val="000000"/>
-          <w:sz w:val="24"/>
-        </w:rPr>
-        <w:hyperlink r:id="rId35" w:history="1">
-          <w:r>
-            <w:rPr>
-              <w:rStyle w:val="Hyperlink"/>
-            </w:rPr>
-            <w:t xml:space="preserve"> Nasional in</w:t>
-          </w:r>
-        </w:hyperlink>
-      </w:r>
-      <w:r>
-        <w:rPr>
-          <w:u w:val="single" w:color="0000ff"/>
-          <w:rFonts w:ascii="Charis SIL Italic" w:hAnsi="Charis SIL Italic" w:eastAsia="Charis SIL Italic"/>
-          <w:b w:val="0"/>
-          <w:i w:val="0"/>
-          <w:color w:val="000000"/>
-          <w:sz w:val="24"/>
-        </w:rPr>
-        <w:hyperlink r:id="rId35" w:history="1">
-          <w:r>
-            <w:rPr>
-              <w:rStyle w:val="Hyperlink"/>
-            </w:rPr>
-            <w:t xml:space="preserve"> Jakarta bevi</w:t>
-          </w:r>
-        </w:hyperlink>
-      </w:r>
-      <w:r>
-        <w:rPr>
-          <w:u w:val="single" w:color="0000ff"/>
-          <w:rFonts w:ascii="Charis SIL Italic" w:hAnsi="Charis SIL Italic" w:eastAsia="Charis SIL Italic"/>
-          <w:b w:val="0"/>
-          <w:i w:val="0"/>
-          <w:color w:val="000000"/>
-          <w:sz w:val="24"/>
-        </w:rPr>
-        <w:hyperlink r:id="rId35" w:history="1">
-          <w:r>
-            <w:rPr>
-              <w:rStyle w:val="Hyperlink"/>
-            </w:rPr>
-            <w:t>ndt,</w:t>
-          </w:r>
-        </w:hyperlink>
-      </w:r>
-      <w:r>
-        <w:rPr>
-          <w:u w:val="single" w:color="0000ff"/>
-          <w:rFonts w:ascii="Charis SIL Italic" w:hAnsi="Charis SIL Italic" w:eastAsia="Charis SIL Italic"/>
-          <w:b w:val="0"/>
-          <w:i w:val="0"/>
-          <w:color w:val="000000"/>
-          <w:sz w:val="24"/>
-        </w:rPr>
-        <w:t xml:space="preserve"> </w:t>
-      </w:r>
-      <w:r>
-        <w:rPr>
-          <w:u w:val="single" w:color="0000ff"/>
-          <w:rFonts w:ascii="Charis SIL Italic" w:hAnsi="Charis SIL Italic" w:eastAsia="Charis SIL Italic"/>
-          <w:b w:val="0"/>
-          <w:i w:val="0"/>
-          <w:color w:val="000000"/>
-          <w:sz w:val="24"/>
-        </w:rPr>
-        <w:hyperlink r:id="rId35" w:history="1">
-          <w:r>
-            <w:rPr>
-              <w:rStyle w:val="Hyperlink"/>
-            </w:rPr>
-            <w:t xml:space="preserve">de stad </w:t>
-          </w:r>
-        </w:hyperlink>
-      </w:r>
-      <w:r>
-        <w:rPr>
-          <w:rFonts w:ascii="Charis SIL Italic" w:hAnsi="Charis SIL Italic" w:eastAsia="Charis SIL Italic"/>
-          <w:b w:val="0"/>
-          <w:i w:val="0"/>
-          <w:color w:val="000000"/>
-          <w:sz w:val="24"/>
-        </w:rPr>
-        <w:t>w</w:t>
+        <w:t xml:space="preserve"> dat zich bij het Arsip Nasional in Jakarta bevindt, de stad w</w:t>
       </w:r>
       <w:r>
         <w:rPr>
@@ -5740,7 +5567,7 @@
           <w:sz w:val="24"/>
           <w:u w:val="single"/>
         </w:rPr>
-        <w:hyperlink r:id="rId38" w:history="1">
+        <w:hyperlink r:id="rId36" w:history="1">
           <w:r>
             <w:rPr>
               <w:rStyle w:val="Hyperlink"/>
@@ -5938,13 +5765,31 @@
       </w:r>
       <w:r>
         <w:rPr>
+          <w:u w:val="single" w:color="0000ff"/>
           <w:rFonts w:ascii="Charis SIL Italic" w:hAnsi="Charis SIL Italic" w:eastAsia="Charis SIL Italic"/>
           <w:b w:val="0"/>
           <w:i w:val="0"/>
           <w:color w:val="000000"/>
           <w:sz w:val="24"/>
         </w:rPr>
-        <w:t xml:space="preserve"> bevat informatie over ve</w:t>
+        <w:hyperlink r:id="rId37" w:history="1">
+          <w:r>
+            <w:rPr>
+              <w:rStyle w:val="Hyperlink"/>
+            </w:rPr>
+            <w:t xml:space="preserve"> bevat inf</w:t>
+          </w:r>
+        </w:hyperlink>
+      </w:r>
+      <w:r>
+        <w:rPr>
+          <w:rFonts w:ascii="Charis SIL Italic" w:hAnsi="Charis SIL Italic" w:eastAsia="Charis SIL Italic"/>
+          <w:b w:val="0"/>
+          <w:i w:val="0"/>
+          <w:color w:val="000000"/>
+          <w:sz w:val="24"/>
+        </w:rPr>
+        <w:t>ormatie over ve</w:t>
       </w:r>
       <w:r>
         <w:rPr>

--- a/EXPORTS/DOCX/published/niveau1/Dutch/Sources.docx
+++ b/EXPORTS/DOCX/published/niveau1/Dutch/Sources.docx
@@ -1301,86 +1301,13 @@
       </w:r>
       <w:r>
         <w:rPr>
-          <w:u w:val="single" w:color="0000ff"/>
           <w:rFonts w:ascii="Charis SIL Italic" w:hAnsi="Charis SIL Italic" w:eastAsia="Charis SIL Italic"/>
           <w:b w:val="0"/>
           <w:i w:val="0"/>
           <w:color w:val="000000"/>
           <w:sz w:val="24"/>
         </w:rPr>
-        <w:hyperlink r:id="rId15" w:history="1">
-          <w:r>
-            <w:rPr>
-              <w:rStyle w:val="Hyperlink"/>
-            </w:rPr>
-            <w:t xml:space="preserve">deel uit </w:t>
-          </w:r>
-        </w:hyperlink>
-      </w:r>
-      <w:r>
-        <w:rPr>
-          <w:u w:val="single" w:color="0000ff"/>
-          <w:rFonts w:ascii="Charis SIL Italic" w:hAnsi="Charis SIL Italic" w:eastAsia="Charis SIL Italic"/>
-          <w:b w:val="0"/>
-          <w:i w:val="0"/>
-          <w:color w:val="000000"/>
-          <w:sz w:val="24"/>
-        </w:rPr>
-        <w:hyperlink r:id="rId15" w:history="1">
-          <w:r>
-            <w:rPr>
-              <w:rStyle w:val="Hyperlink"/>
-            </w:rPr>
-            <w:t>v</w:t>
-          </w:r>
-        </w:hyperlink>
-      </w:r>
-      <w:r>
-        <w:rPr>
-          <w:u w:val="single" w:color="0000ff"/>
-          <w:rFonts w:ascii="Charis SIL Italic" w:hAnsi="Charis SIL Italic" w:eastAsia="Charis SIL Italic"/>
-          <w:b w:val="0"/>
-          <w:i w:val="0"/>
-          <w:color w:val="000000"/>
-          <w:sz w:val="24"/>
-        </w:rPr>
-        <w:hyperlink r:id="rId15" w:history="1">
-          <w:r>
-            <w:rPr>
-              <w:rStyle w:val="Hyperlink"/>
-            </w:rPr>
-            <w:t>an d</w:t>
-          </w:r>
-        </w:hyperlink>
-      </w:r>
-      <w:r>
-        <w:rPr>
-          <w:u w:val="single" w:color="0000ff"/>
-          <w:rFonts w:ascii="Charis SIL Italic" w:hAnsi="Charis SIL Italic" w:eastAsia="Charis SIL Italic"/>
-          <w:b w:val="0"/>
-          <w:i w:val="0"/>
-          <w:color w:val="000000"/>
-          <w:sz w:val="24"/>
-        </w:rPr>
-        <w:hyperlink r:id="rId15" w:history="1">
-          <w:r>
-            <w:rPr>
-              <w:rStyle w:val="Hyperlink"/>
-            </w:rPr>
-            <w:t>e</w:t>
-          </w:r>
-        </w:hyperlink>
-      </w:r>
-      <w:r>
-        <w:rPr>
-          <w:u w:val="single" w:color="0000ff"/>
-          <w:rFonts w:ascii="Charis SIL Italic" w:hAnsi="Charis SIL Italic" w:eastAsia="Charis SIL Italic"/>
-          <w:b w:val="0"/>
-          <w:i w:val="0"/>
-          <w:color w:val="000000"/>
-          <w:sz w:val="24"/>
-        </w:rPr>
-        <w:t xml:space="preserve"> </w:t>
+        <w:t xml:space="preserve">deel uit van de </w:t>
       </w:r>
       <w:r>
         <w:rPr>
@@ -1391,90 +1318,7 @@
           <w:sz w:val="24"/>
           <w:u w:val="single"/>
         </w:rPr>
-        <w:hyperlink r:id="rId15" w:history="1">
-          <w:r>
-            <w:rPr>
-              <w:rStyle w:val="Hyperlink"/>
-            </w:rPr>
-            <w:t>Univ</w:t>
-          </w:r>
-        </w:hyperlink>
-      </w:r>
-      <w:r>
-        <w:rPr>
-          <w:rFonts w:ascii="Charis SIL Italic" w:hAnsi="Charis SIL Italic" w:eastAsia="Charis SIL Italic"/>
-          <w:b w:val="0"/>
-          <w:i w:val="0"/>
-          <w:color w:val="0000FF"/>
-          <w:sz w:val="24"/>
-          <w:u w:val="single"/>
-        </w:rPr>
-        <w:hyperlink r:id="rId15" w:history="1">
-          <w:r>
-            <w:rPr>
-              <w:rStyle w:val="Hyperlink"/>
-            </w:rPr>
-            <w:t>ersitai</w:t>
-          </w:r>
-        </w:hyperlink>
-      </w:r>
-      <w:r>
-        <w:rPr>
-          <w:rFonts w:ascii="Charis SIL Italic" w:hAnsi="Charis SIL Italic" w:eastAsia="Charis SIL Italic"/>
-          <w:b w:val="0"/>
-          <w:i w:val="0"/>
-          <w:color w:val="0000FF"/>
-          <w:sz w:val="24"/>
-          <w:u w:val="single"/>
-        </w:rPr>
-        <w:hyperlink r:id="rId15" w:history="1">
-          <w:r>
-            <w:rPr>
-              <w:rStyle w:val="Hyperlink"/>
-            </w:rPr>
-            <w:t>r</w:t>
-          </w:r>
-        </w:hyperlink>
-      </w:r>
-      <w:r>
-        <w:rPr>
-          <w:rFonts w:ascii="Charis SIL Italic" w:hAnsi="Charis SIL Italic" w:eastAsia="Charis SIL Italic"/>
-          <w:b w:val="0"/>
-          <w:i w:val="0"/>
-          <w:color w:val="0000FF"/>
-          <w:sz w:val="24"/>
-          <w:u w:val="single"/>
-        </w:rPr>
-        <w:hyperlink r:id="rId15" w:history="1">
-          <w:r>
-            <w:rPr>
-              <w:rStyle w:val="Hyperlink"/>
-            </w:rPr>
-            <w:t>e</w:t>
-          </w:r>
-        </w:hyperlink>
-      </w:r>
-      <w:r>
-        <w:rPr>
-          <w:rFonts w:ascii="Charis SIL Italic" w:hAnsi="Charis SIL Italic" w:eastAsia="Charis SIL Italic"/>
-          <w:b w:val="0"/>
-          <w:i w:val="0"/>
-          <w:color w:val="0000FF"/>
-          <w:sz w:val="24"/>
-          <w:u w:val="single"/>
-        </w:rPr>
-        <w:t xml:space="preserve"> </w:t>
-      </w:r>
-      <w:r>
-        <w:rPr>
-          <w:rFonts w:ascii="Charis SIL Italic" w:hAnsi="Charis SIL Italic" w:eastAsia="Charis SIL Italic"/>
-          <w:b w:val="0"/>
-          <w:i w:val="0"/>
-          <w:color w:val="0000FF"/>
-          <w:sz w:val="24"/>
-          <w:u w:val="single"/>
-        </w:rPr>
-        <w:t>B</w:t>
+        <w:t>Universitaire B</w:t>
       </w:r>
       <w:r>
         <w:rPr>
@@ -1514,7 +1358,7 @@
           <w:sz w:val="24"/>
           <w:u w:val="single"/>
         </w:rPr>
-        <w:hyperlink r:id="rId16" w:history="1">
+        <w:hyperlink r:id="rId15" w:history="1">
           <w:r>
             <w:rPr>
               <w:rStyle w:val="Hyperlink"/>
@@ -1532,7 +1376,7 @@
           <w:sz w:val="24"/>
           <w:u w:val="single"/>
         </w:rPr>
-        <w:hyperlink r:id="rId16" w:history="1">
+        <w:hyperlink r:id="rId15" w:history="1">
           <w:r>
             <w:rPr>
               <w:rStyle w:val="Hyperlink"/>
@@ -2163,6 +2007,7 @@
       </w:r>
       <w:r>
         <w:rPr>
+          <w:u w:val="single" w:color="0000ff"/>
           <w:rFonts w:ascii="Charis SIL Italic" w:hAnsi="Charis SIL Italic" w:eastAsia="Charis SIL Italic"/>
           <w:b w:val="0"/>
           <w:i w:val="0"/>
@@ -2563,43 +2408,7 @@
           <w:sz w:val="24"/>
           <w:u w:val="single"/>
         </w:rPr>
-        <w:hyperlink r:id="rId18" w:history="1">
-          <w:r>
-            <w:rPr>
-              <w:rStyle w:val="Hyperlink"/>
-            </w:rPr>
-            <w:t>De</w:t>
-          </w:r>
-        </w:hyperlink>
-      </w:r>
-      <w:r>
-        <w:rPr>
-          <w:rFonts w:ascii="Charis SIL Italic" w:hAnsi="Charis SIL Italic" w:eastAsia="Charis SIL Italic"/>
-          <w:b w:val="0"/>
-          <w:i w:val="0"/>
-          <w:color w:val="0000FF"/>
-          <w:sz w:val="24"/>
-          <w:u w:val="single"/>
-        </w:rPr>
-        <w:t xml:space="preserve"> </w:t>
-      </w:r>
-      <w:r>
-        <w:rPr>
-          <w:rFonts w:ascii="Charis SIL Italic" w:hAnsi="Charis SIL Italic" w:eastAsia="Charis SIL Italic"/>
-          <w:b w:val="0"/>
-          <w:i w:val="0"/>
-          <w:color w:val="0000FF"/>
-          <w:sz w:val="24"/>
-          <w:u w:val="single"/>
-        </w:rPr>
-        <w:hyperlink r:id="rId18" w:history="1">
-          <w:r>
-            <w:rPr>
-              <w:rStyle w:val="Hyperlink"/>
-            </w:rPr>
-            <w:t>kolo</w:t>
-          </w:r>
-        </w:hyperlink>
+        <w:t>De kolo</w:t>
       </w:r>
       <w:r>
         <w:rPr>
@@ -2668,7 +2477,7 @@
           <w:sz w:val="24"/>
           <w:u w:val="single"/>
         </w:rPr>
-        <w:hyperlink r:id="rId19" w:history="1">
+        <w:hyperlink r:id="rId18" w:history="1">
           <w:r>
             <w:rPr>
               <w:rStyle w:val="Hyperlink"/>
@@ -2713,7 +2522,83 @@
           <w:color w:val="000000"/>
           <w:sz w:val="24"/>
         </w:rPr>
-        <w:t>de archieven met betrekking tot N</w:t>
+        <w:t>de archieven m</w:t>
+      </w:r>
+      <w:r>
+        <w:rPr>
+          <w:u w:val="single" w:color="0000ff"/>
+          <w:rFonts w:ascii="Charis SIL Italic" w:hAnsi="Charis SIL Italic" w:eastAsia="Charis SIL Italic"/>
+          <w:b w:val="0"/>
+          <w:i w:val="0"/>
+          <w:color w:val="000000"/>
+          <w:sz w:val="24"/>
+        </w:rPr>
+        <w:t>e</w:t>
+      </w:r>
+      <w:r>
+        <w:rPr>
+          <w:u w:val="single" w:color="0000ff"/>
+          <w:rFonts w:ascii="Charis SIL Italic" w:hAnsi="Charis SIL Italic" w:eastAsia="Charis SIL Italic"/>
+          <w:b w:val="0"/>
+          <w:i w:val="0"/>
+          <w:color w:val="000000"/>
+          <w:sz w:val="24"/>
+        </w:rPr>
+        <w:hyperlink r:id="rId19" w:history="1">
+          <w:r>
+            <w:rPr>
+              <w:rStyle w:val="Hyperlink"/>
+            </w:rPr>
+            <w:t>t b</w:t>
+          </w:r>
+        </w:hyperlink>
+      </w:r>
+      <w:r>
+        <w:rPr>
+          <w:u w:val="single" w:color="0000ff"/>
+          <w:rFonts w:ascii="Charis SIL Italic" w:hAnsi="Charis SIL Italic" w:eastAsia="Charis SIL Italic"/>
+          <w:b w:val="0"/>
+          <w:i w:val="0"/>
+          <w:color w:val="000000"/>
+          <w:sz w:val="24"/>
+        </w:rPr>
+        <w:hyperlink r:id="rId19" w:history="1">
+          <w:r>
+            <w:rPr>
+              <w:rStyle w:val="Hyperlink"/>
+            </w:rPr>
+            <w:t>etrekking</w:t>
+          </w:r>
+        </w:hyperlink>
+      </w:r>
+      <w:r>
+        <w:rPr>
+          <w:u w:val="single" w:color="0000ff"/>
+          <w:rFonts w:ascii="Charis SIL Italic" w:hAnsi="Charis SIL Italic" w:eastAsia="Charis SIL Italic"/>
+          <w:b w:val="0"/>
+          <w:i w:val="0"/>
+          <w:color w:val="000000"/>
+          <w:sz w:val="24"/>
+        </w:rPr>
+        <w:t xml:space="preserve"> </w:t>
+      </w:r>
+      <w:r>
+        <w:rPr>
+          <w:u w:val="single" w:color="0000ff"/>
+          <w:rFonts w:ascii="Charis SIL Italic" w:hAnsi="Charis SIL Italic" w:eastAsia="Charis SIL Italic"/>
+          <w:b w:val="0"/>
+          <w:i w:val="0"/>
+          <w:color w:val="000000"/>
+          <w:sz w:val="24"/>
+        </w:rPr>
+        <w:hyperlink r:id="rId19" w:history="1">
+          <w:r>
+            <w:rPr>
+              <w:rStyle w:val="Hyperlink"/>
+            </w:rPr>
+            <w:t>tot N</w:t>
+          </w:r>
+        </w:hyperlink>
       </w:r>
       <w:r>
         <w:rPr>
@@ -3312,7 +3197,7 @@
           <w:sz w:val="24"/>
           <w:u w:val="single"/>
         </w:rPr>
-        <w:hyperlink r:id="rId22" w:history="1">
+        <w:hyperlink r:id="rId16" w:history="1">
           <w:r>
             <w:rPr>
               <w:rStyle w:val="Hyperlink"/>
@@ -3341,7 +3226,7 @@
           <w:sz w:val="24"/>
           <w:u w:val="single"/>
         </w:rPr>
-        <w:hyperlink r:id="rId22" w:history="1">
+        <w:hyperlink r:id="rId16" w:history="1">
           <w:r>
             <w:rPr>
               <w:rStyle w:val="Hyperlink"/>
@@ -3472,7 +3357,7 @@
           <w:sz w:val="24"/>
           <w:u w:val="single"/>
         </w:rPr>
-        <w:hyperlink r:id="rId23" w:history="1">
+        <w:hyperlink r:id="rId22" w:history="1">
           <w:r>
             <w:rPr>
               <w:rStyle w:val="Hyperlink"/>
@@ -3501,7 +3386,7 @@
           <w:sz w:val="24"/>
           <w:u w:val="single"/>
         </w:rPr>
-        <w:hyperlink r:id="rId23" w:history="1">
+        <w:hyperlink r:id="rId22" w:history="1">
           <w:r>
             <w:rPr>
               <w:rStyle w:val="Hyperlink"/>
@@ -3530,7 +3415,7 @@
           <w:sz w:val="24"/>
           <w:u w:val="single"/>
         </w:rPr>
-        <w:hyperlink r:id="rId23" w:history="1">
+        <w:hyperlink r:id="rId22" w:history="1">
           <w:r>
             <w:rPr>
               <w:rStyle w:val="Hyperlink"/>
@@ -3558,7 +3443,7 @@
           <w:sz w:val="24"/>
           <w:u w:val="single"/>
         </w:rPr>
-        <w:hyperlink r:id="rId24" w:history="1">
+        <w:hyperlink r:id="rId23" w:history="1">
           <w:r>
             <w:rPr>
               <w:rStyle w:val="Hyperlink"/>
@@ -3585,7 +3470,24 @@
           <w:color w:val="000000"/>
           <w:sz w:val="24"/>
         </w:rPr>
-        <w:t xml:space="preserve">de beeldcollecties van het </w:t>
+        <w:t>de beeldcollecties van he</w:t>
+      </w:r>
+      <w:r>
+        <w:rPr>
+          <w:rFonts w:ascii="Charis SIL Italic" w:hAnsi="Charis SIL Italic" w:eastAsia="Charis SIL Italic"/>
+          <w:b w:val="0"/>
+          <w:i w:val="0"/>
+          <w:color w:val="000000"/>
+          <w:sz w:val="24"/>
+        </w:rPr>
+        <w:hyperlink r:id="rId22" w:history="1">
+          <w:r>
+            <w:rPr>
+              <w:rStyle w:val="Hyperlink"/>
+            </w:rPr>
+            <w:t xml:space="preserve">t </w:t>
+          </w:r>
+        </w:hyperlink>
       </w:r>
       <w:r>
         <w:rPr>
@@ -3596,7 +3498,7 @@
           <w:sz w:val="24"/>
           <w:u w:val="single"/>
         </w:rPr>
-        <w:hyperlink r:id="rId25" w:history="1">
+        <w:hyperlink r:id="rId22" w:history="1">
           <w:r>
             <w:rPr>
               <w:rStyle w:val="Hyperlink"/>
@@ -3625,7 +3527,7 @@
           <w:sz w:val="24"/>
           <w:u w:val="single"/>
         </w:rPr>
-        <w:hyperlink r:id="rId25" w:history="1">
+        <w:hyperlink r:id="rId22" w:history="1">
           <w:r>
             <w:rPr>
               <w:rStyle w:val="Hyperlink"/>
@@ -3643,7 +3545,7 @@
           <w:sz w:val="24"/>
           <w:u w:val="single"/>
         </w:rPr>
-        <w:hyperlink r:id="rId25" w:history="1">
+        <w:hyperlink r:id="rId22" w:history="1">
           <w:r>
             <w:rPr>
               <w:rStyle w:val="Hyperlink"/>
@@ -3661,7 +3563,14 @@
           <w:color w:val="000000"/>
           <w:sz w:val="24"/>
         </w:rPr>
-        <w:t xml:space="preserve"> en </w:t>
+        <w:hyperlink r:id="rId22" w:history="1">
+          <w:r>
+            <w:rPr>
+              <w:rStyle w:val="Hyperlink"/>
+            </w:rPr>
+            <w:t xml:space="preserve"> en </w:t>
+          </w:r>
+        </w:hyperlink>
       </w:r>
       <w:r>
         <w:rPr>
@@ -3672,7 +3581,7 @@
           <w:sz w:val="24"/>
           <w:u w:val="single"/>
         </w:rPr>
-        <w:hyperlink r:id="rId26" w:history="1">
+        <w:hyperlink r:id="rId22" w:history="1">
           <w:r>
             <w:rPr>
               <w:rStyle w:val="Hyperlink"/>
@@ -3690,7 +3599,7 @@
           <w:sz w:val="24"/>
           <w:u w:val="single"/>
         </w:rPr>
-        <w:hyperlink r:id="rId26" w:history="1">
+        <w:hyperlink r:id="rId22" w:history="1">
           <w:r>
             <w:rPr>
               <w:rStyle w:val="Hyperlink"/>
@@ -3708,7 +3617,7 @@
           <w:sz w:val="24"/>
           <w:u w:val="single"/>
         </w:rPr>
-        <w:hyperlink r:id="rId26" w:history="1">
+        <w:hyperlink r:id="rId24" w:history="1">
           <w:r>
             <w:rPr>
               <w:rStyle w:val="Hyperlink"/>
@@ -3725,18 +3634,7 @@
           <w:color w:val="000000"/>
           <w:sz w:val="24"/>
         </w:rPr>
-        <w:t>. H</w:t>
-      </w:r>
-      <w:r>
-        <w:rPr>
-          <w:u w:val="single" w:color="0000ff"/>
-          <w:rFonts w:ascii="Charis SIL Italic" w:hAnsi="Charis SIL Italic" w:eastAsia="Charis SIL Italic"/>
-          <w:b w:val="0"/>
-          <w:i w:val="0"/>
-          <w:color w:val="000000"/>
-          <w:sz w:val="24"/>
-        </w:rPr>
-        <w:t xml:space="preserve">et </w:t>
+        <w:t xml:space="preserve">. Het </w:t>
       </w:r>
       <w:r>
         <w:rPr>
@@ -3747,7 +3645,7 @@
           <w:sz w:val="24"/>
           <w:u w:val="single"/>
         </w:rPr>
-        <w:hyperlink r:id="rId27" w:history="1">
+        <w:hyperlink r:id="rId23" w:history="1">
           <w:r>
             <w:rPr>
               <w:rStyle w:val="Hyperlink"/>
@@ -3776,7 +3674,7 @@
           <w:sz w:val="24"/>
           <w:u w:val="single"/>
         </w:rPr>
-        <w:hyperlink r:id="rId27" w:history="1">
+        <w:hyperlink r:id="rId23" w:history="1">
           <w:r>
             <w:rPr>
               <w:rStyle w:val="Hyperlink"/>
@@ -3794,7 +3692,7 @@
           <w:sz w:val="24"/>
           <w:u w:val="single"/>
         </w:rPr>
-        <w:hyperlink r:id="rId27" w:history="1">
+        <w:hyperlink r:id="rId25" w:history="1">
           <w:r>
             <w:rPr>
               <w:rStyle w:val="Hyperlink"/>
@@ -3832,7 +3730,7 @@
           <w:color w:val="000000"/>
           <w:sz w:val="24"/>
         </w:rPr>
-        <w:hyperlink r:id="rId25" w:history="1">
+        <w:hyperlink r:id="rId26" w:history="1">
           <w:r>
             <w:rPr>
               <w:rStyle w:val="Hyperlink"/>
@@ -3850,7 +3748,7 @@
           <w:sz w:val="24"/>
           <w:u w:val="single"/>
         </w:rPr>
-        <w:hyperlink r:id="rId25" w:history="1">
+        <w:hyperlink r:id="rId26" w:history="1">
           <w:r>
             <w:rPr>
               <w:rStyle w:val="Hyperlink"/>
@@ -3868,7 +3766,7 @@
           <w:sz w:val="24"/>
           <w:u w:val="single"/>
         </w:rPr>
-        <w:hyperlink r:id="rId25" w:history="1">
+        <w:hyperlink r:id="rId26" w:history="1">
           <w:r>
             <w:rPr>
               <w:rStyle w:val="Hyperlink"/>
@@ -3886,7 +3784,7 @@
           <w:sz w:val="24"/>
           <w:u w:val="single"/>
         </w:rPr>
-        <w:hyperlink r:id="rId28" w:history="1">
+        <w:hyperlink r:id="rId27" w:history="1">
           <w:r>
             <w:rPr>
               <w:rStyle w:val="Hyperlink"/>
@@ -3904,7 +3802,7 @@
           <w:sz w:val="24"/>
           <w:u w:val="single"/>
         </w:rPr>
-        <w:t xml:space="preserve"> in</w:t>
+        <w:t xml:space="preserve"> </w:t>
       </w:r>
       <w:r>
         <w:rPr>
@@ -3915,6 +3813,24 @@
           <w:sz w:val="24"/>
           <w:u w:val="single"/>
         </w:rPr>
+        <w:hyperlink r:id="rId27" w:history="1">
+          <w:r>
+            <w:rPr>
+              <w:rStyle w:val="Hyperlink"/>
+            </w:rPr>
+            <w:t>in</w:t>
+          </w:r>
+        </w:hyperlink>
+      </w:r>
+      <w:r>
+        <w:rPr>
+          <w:rFonts w:ascii="Charis SIL Italic" w:hAnsi="Charis SIL Italic" w:eastAsia="Charis SIL Italic"/>
+          <w:b w:val="0"/>
+          <w:i w:val="0"/>
+          <w:color w:val="0000FF"/>
+          <w:sz w:val="24"/>
+          <w:u w:val="single"/>
+        </w:rPr>
         <w:t xml:space="preserve"> </w:t>
       </w:r>
       <w:r>
@@ -3926,7 +3842,7 @@
           <w:sz w:val="24"/>
           <w:u w:val="single"/>
         </w:rPr>
-        <w:hyperlink r:id="rId26" w:history="1">
+        <w:hyperlink r:id="rId27" w:history="1">
           <w:r>
             <w:rPr>
               <w:rStyle w:val="Hyperlink"/>
@@ -3944,7 +3860,7 @@
           <w:color w:val="000000"/>
           <w:sz w:val="24"/>
         </w:rPr>
-        <w:hyperlink r:id="rId26" w:history="1">
+        <w:hyperlink r:id="rId24" w:history="1">
           <w:r>
             <w:rPr>
               <w:rStyle w:val="Hyperlink"/>
@@ -3992,7 +3908,7 @@
           <w:sz w:val="24"/>
           <w:u w:val="single"/>
         </w:rPr>
-        <w:hyperlink r:id="rId29" w:history="1">
+        <w:hyperlink r:id="rId28" w:history="1">
           <w:r>
             <w:rPr>
               <w:rStyle w:val="Hyperlink"/>
@@ -4021,7 +3937,7 @@
           <w:sz w:val="24"/>
           <w:u w:val="single"/>
         </w:rPr>
-        <w:hyperlink r:id="rId29" w:history="1">
+        <w:hyperlink r:id="rId28" w:history="1">
           <w:r>
             <w:rPr>
               <w:rStyle w:val="Hyperlink"/>
@@ -4049,7 +3965,7 @@
           <w:sz w:val="24"/>
           <w:u w:val="single"/>
         </w:rPr>
-        <w:hyperlink r:id="rId30" w:history="1">
+        <w:hyperlink r:id="rId29" w:history="1">
           <w:r>
             <w:rPr>
               <w:rStyle w:val="Hyperlink"/>
@@ -4067,7 +3983,7 @@
           <w:sz w:val="24"/>
           <w:u w:val="single"/>
         </w:rPr>
-        <w:hyperlink r:id="rId30" w:history="1">
+        <w:hyperlink r:id="rId29" w:history="1">
           <w:r>
             <w:rPr>
               <w:rStyle w:val="Hyperlink"/>
@@ -4096,7 +4012,7 @@
           <w:sz w:val="24"/>
           <w:u w:val="single"/>
         </w:rPr>
-        <w:hyperlink r:id="rId30" w:history="1">
+        <w:hyperlink r:id="rId29" w:history="1">
           <w:r>
             <w:rPr>
               <w:rStyle w:val="Hyperlink"/>
@@ -4383,7 +4299,7 @@
           <w:sz w:val="24"/>
           <w:u w:val="single"/>
         </w:rPr>
-        <w:hyperlink r:id="rId31" w:history="1">
+        <w:hyperlink r:id="rId30" w:history="1">
           <w:r>
             <w:rPr>
               <w:rStyle w:val="Hyperlink"/>
@@ -4412,7 +4328,7 @@
           <w:sz w:val="24"/>
           <w:u w:val="single"/>
         </w:rPr>
-        <w:hyperlink r:id="rId31" w:history="1">
+        <w:hyperlink r:id="rId30" w:history="1">
           <w:r>
             <w:rPr>
               <w:rStyle w:val="Hyperlink"/>
@@ -4441,7 +4357,7 @@
           <w:sz w:val="24"/>
           <w:u w:val="single"/>
         </w:rPr>
-        <w:hyperlink r:id="rId31" w:history="1">
+        <w:hyperlink r:id="rId30" w:history="1">
           <w:r>
             <w:rPr>
               <w:rStyle w:val="Hyperlink"/>
@@ -4469,7 +4385,7 @@
           <w:sz w:val="24"/>
           <w:u w:val="single"/>
         </w:rPr>
-        <w:hyperlink r:id="rId32" w:history="1">
+        <w:hyperlink r:id="rId31" w:history="1">
           <w:r>
             <w:rPr>
               <w:rStyle w:val="Hyperlink"/>
@@ -4498,7 +4414,7 @@
           <w:sz w:val="24"/>
           <w:u w:val="single"/>
         </w:rPr>
-        <w:hyperlink r:id="rId32" w:history="1">
+        <w:hyperlink r:id="rId31" w:history="1">
           <w:r>
             <w:rPr>
               <w:rStyle w:val="Hyperlink"/>
@@ -4527,7 +4443,7 @@
           <w:sz w:val="24"/>
           <w:u w:val="single"/>
         </w:rPr>
-        <w:hyperlink r:id="rId32" w:history="1">
+        <w:hyperlink r:id="rId31" w:history="1">
           <w:r>
             <w:rPr>
               <w:rStyle w:val="Hyperlink"/>
@@ -4556,7 +4472,7 @@
           <w:sz w:val="24"/>
           <w:u w:val="single"/>
         </w:rPr>
-        <w:hyperlink r:id="rId32" w:history="1">
+        <w:hyperlink r:id="rId31" w:history="1">
           <w:r>
             <w:rPr>
               <w:rStyle w:val="Hyperlink"/>
@@ -4584,7 +4500,7 @@
           <w:sz w:val="24"/>
           <w:u w:val="single"/>
         </w:rPr>
-        <w:hyperlink r:id="rId33" w:history="1">
+        <w:hyperlink r:id="rId32" w:history="1">
           <w:r>
             <w:rPr>
               <w:rStyle w:val="Hyperlink"/>
@@ -4613,7 +4529,7 @@
           <w:sz w:val="24"/>
           <w:u w:val="single"/>
         </w:rPr>
-        <w:hyperlink r:id="rId33" w:history="1">
+        <w:hyperlink r:id="rId32" w:history="1">
           <w:r>
             <w:rPr>
               <w:rStyle w:val="Hyperlink"/>
@@ -4642,7 +4558,7 @@
           <w:sz w:val="24"/>
           <w:u w:val="single"/>
         </w:rPr>
-        <w:hyperlink r:id="rId33" w:history="1">
+        <w:hyperlink r:id="rId32" w:history="1">
           <w:r>
             <w:rPr>
               <w:rStyle w:val="Hyperlink"/>
@@ -4671,7 +4587,7 @@
           <w:sz w:val="24"/>
           <w:u w:val="single"/>
         </w:rPr>
-        <w:hyperlink r:id="rId31" w:history="1">
+        <w:hyperlink r:id="rId32" w:history="1">
           <w:r>
             <w:rPr>
               <w:rStyle w:val="Hyperlink"/>
@@ -4700,7 +4616,7 @@
           <w:sz w:val="24"/>
           <w:u w:val="single"/>
         </w:rPr>
-        <w:hyperlink r:id="rId33" w:history="1">
+        <w:hyperlink r:id="rId32" w:history="1">
           <w:r>
             <w:rPr>
               <w:rStyle w:val="Hyperlink"/>
@@ -4711,6 +4627,16 @@
       </w:r>
       <w:r>
         <w:rPr>
+          <w:rFonts w:ascii="Charis SIL Italic" w:hAnsi="Charis SIL Italic" w:eastAsia="Charis SIL Italic"/>
+          <w:b w:val="0"/>
+          <w:i w:val="0"/>
+          <w:color w:val="000000"/>
+          <w:sz w:val="24"/>
+        </w:rPr>
+        <w:t xml:space="preserve"> </w:t>
+      </w:r>
+      <w:r>
+        <w:rPr>
           <w:u w:val="single" w:color="0000ff"/>
           <w:rFonts w:ascii="Charis SIL Italic" w:hAnsi="Charis SIL Italic" w:eastAsia="Charis SIL Italic"/>
           <w:b w:val="0"/>
@@ -4718,7 +4644,14 @@
           <w:color w:val="000000"/>
           <w:sz w:val="24"/>
         </w:rPr>
-        <w:t xml:space="preserve"> en </w:t>
+        <w:hyperlink r:id="rId30" w:history="1">
+          <w:r>
+            <w:rPr>
+              <w:rStyle w:val="Hyperlink"/>
+            </w:rPr>
+            <w:t xml:space="preserve">en </w:t>
+          </w:r>
+        </w:hyperlink>
       </w:r>
       <w:r>
         <w:rPr>
@@ -4729,7 +4662,7 @@
           <w:sz w:val="24"/>
           <w:u w:val="single"/>
         </w:rPr>
-        <w:hyperlink r:id="rId34" w:history="1">
+        <w:hyperlink r:id="rId30" w:history="1">
           <w:r>
             <w:rPr>
               <w:rStyle w:val="Hyperlink"/>
@@ -4747,7 +4680,7 @@
           <w:sz w:val="24"/>
           <w:u w:val="single"/>
         </w:rPr>
-        <w:hyperlink r:id="rId34" w:history="1">
+        <w:hyperlink r:id="rId30" w:history="1">
           <w:r>
             <w:rPr>
               <w:rStyle w:val="Hyperlink"/>
@@ -4765,7 +4698,7 @@
           <w:sz w:val="24"/>
           <w:u w:val="single"/>
         </w:rPr>
-        <w:hyperlink r:id="rId34" w:history="1">
+        <w:hyperlink r:id="rId30" w:history="1">
           <w:r>
             <w:rPr>
               <w:rStyle w:val="Hyperlink"/>
@@ -4794,7 +4727,7 @@
           <w:sz w:val="24"/>
           <w:u w:val="single"/>
         </w:rPr>
-        <w:hyperlink r:id="rId34" w:history="1">
+        <w:hyperlink r:id="rId30" w:history="1">
           <w:r>
             <w:rPr>
               <w:rStyle w:val="Hyperlink"/>
@@ -4812,7 +4745,7 @@
           <w:sz w:val="24"/>
           <w:u w:val="single"/>
         </w:rPr>
-        <w:t>ief Cur</w:t>
+        <w:t>i</w:t>
       </w:r>
       <w:r>
         <w:rPr>
@@ -4823,7 +4756,54 @@
           <w:sz w:val="24"/>
           <w:u w:val="single"/>
         </w:rPr>
-        <w:hyperlink r:id="rId32" w:history="1">
+        <w:hyperlink r:id="rId31" w:history="1">
+          <w:r>
+            <w:rPr>
+              <w:rStyle w:val="Hyperlink"/>
+            </w:rPr>
+            <w:t>ef</w:t>
+          </w:r>
+        </w:hyperlink>
+      </w:r>
+      <w:r>
+        <w:rPr>
+          <w:rFonts w:ascii="Charis SIL Italic" w:hAnsi="Charis SIL Italic" w:eastAsia="Charis SIL Italic"/>
+          <w:b w:val="0"/>
+          <w:i w:val="0"/>
+          <w:color w:val="0000FF"/>
+          <w:sz w:val="24"/>
+          <w:u w:val="single"/>
+        </w:rPr>
+        <w:t xml:space="preserve"> </w:t>
+      </w:r>
+      <w:r>
+        <w:rPr>
+          <w:rFonts w:ascii="Charis SIL Italic" w:hAnsi="Charis SIL Italic" w:eastAsia="Charis SIL Italic"/>
+          <w:b w:val="0"/>
+          <w:i w:val="0"/>
+          <w:color w:val="0000FF"/>
+          <w:sz w:val="24"/>
+          <w:u w:val="single"/>
+        </w:rPr>
+        <w:hyperlink r:id="rId31" w:history="1">
+          <w:r>
+            <w:rPr>
+              <w:rStyle w:val="Hyperlink"/>
+            </w:rPr>
+            <w:t>Cur</w:t>
+          </w:r>
+        </w:hyperlink>
+      </w:r>
+      <w:r>
+        <w:rPr>
+          <w:rFonts w:ascii="Charis SIL Italic" w:hAnsi="Charis SIL Italic" w:eastAsia="Charis SIL Italic"/>
+          <w:b w:val="0"/>
+          <w:i w:val="0"/>
+          <w:color w:val="0000FF"/>
+          <w:sz w:val="24"/>
+          <w:u w:val="single"/>
+        </w:rPr>
+        <w:hyperlink r:id="rId31" w:history="1">
           <w:r>
             <w:rPr>
               <w:rStyle w:val="Hyperlink"/>
@@ -4841,7 +4821,7 @@
           <w:color w:val="000000"/>
           <w:sz w:val="24"/>
         </w:rPr>
-        <w:hyperlink r:id="rId32" w:history="1">
+        <w:hyperlink r:id="rId31" w:history="1">
           <w:r>
             <w:rPr>
               <w:rStyle w:val="Hyperlink"/>
@@ -4859,7 +4839,7 @@
           <w:color w:val="000000"/>
           <w:sz w:val="24"/>
         </w:rPr>
-        <w:hyperlink r:id="rId32" w:history="1">
+        <w:hyperlink r:id="rId31" w:history="1">
           <w:r>
             <w:rPr>
               <w:rStyle w:val="Hyperlink"/>
@@ -4877,7 +4857,7 @@
           <w:color w:val="000000"/>
           <w:sz w:val="24"/>
         </w:rPr>
-        <w:hyperlink r:id="rId32" w:history="1">
+        <w:hyperlink r:id="rId31" w:history="1">
           <w:r>
             <w:rPr>
               <w:rStyle w:val="Hyperlink"/>
@@ -4906,7 +4886,7 @@
           <w:color w:val="000000"/>
           <w:sz w:val="24"/>
         </w:rPr>
-        <w:hyperlink r:id="rId32" w:history="1">
+        <w:hyperlink r:id="rId31" w:history="1">
           <w:r>
             <w:rPr>
               <w:rStyle w:val="Hyperlink"/>
@@ -4934,7 +4914,7 @@
           <w:color w:val="000000"/>
           <w:sz w:val="24"/>
         </w:rPr>
-        <w:hyperlink r:id="rId33" w:history="1">
+        <w:hyperlink r:id="rId32" w:history="1">
           <w:r>
             <w:rPr>
               <w:rStyle w:val="Hyperlink"/>
@@ -4952,7 +4932,7 @@
           <w:color w:val="000000"/>
           <w:sz w:val="24"/>
         </w:rPr>
-        <w:hyperlink r:id="rId33" w:history="1">
+        <w:hyperlink r:id="rId32" w:history="1">
           <w:r>
             <w:rPr>
               <w:rStyle w:val="Hyperlink"/>
@@ -4970,7 +4950,7 @@
           <w:color w:val="000000"/>
           <w:sz w:val="24"/>
         </w:rPr>
-        <w:hyperlink r:id="rId33" w:history="1">
+        <w:hyperlink r:id="rId32" w:history="1">
           <w:r>
             <w:rPr>
               <w:rStyle w:val="Hyperlink"/>
@@ -4988,7 +4968,7 @@
           <w:color w:val="000000"/>
           <w:sz w:val="24"/>
         </w:rPr>
-        <w:hyperlink r:id="rId33" w:history="1">
+        <w:hyperlink r:id="rId32" w:history="1">
           <w:r>
             <w:rPr>
               <w:rStyle w:val="Hyperlink"/>
@@ -4999,7 +4979,6 @@
       </w:r>
       <w:r>
         <w:rPr>
-          <w:u w:val="single" w:color="0000ff"/>
           <w:rFonts w:ascii="Charis SIL Italic" w:hAnsi="Charis SIL Italic" w:eastAsia="Charis SIL Italic"/>
           <w:b w:val="0"/>
           <w:i w:val="0"/>
@@ -5015,8 +4994,16 @@
           <w:i w:val="0"/>
           <w:color w:val="0000FF"/>
           <w:sz w:val="24"/>
-        </w:rPr>
-        <w:t>JI</w:t>
+          <w:u w:val="single"/>
+        </w:rPr>
+        <w:hyperlink r:id="rId32" w:history="1">
+          <w:r>
+            <w:rPr>
+              <w:rStyle w:val="Hyperlink"/>
+            </w:rPr>
+            <w:t>JI</w:t>
+          </w:r>
+        </w:hyperlink>
       </w:r>
       <w:r>
         <w:rPr>
@@ -5027,7 +5014,7 @@
           <w:sz w:val="24"/>
           <w:u w:val="single"/>
         </w:rPr>
-        <w:hyperlink r:id="rId33" w:history="1">
+        <w:hyperlink r:id="rId32" w:history="1">
           <w:r>
             <w:rPr>
               <w:rStyle w:val="Hyperlink"/>
@@ -5045,7 +5032,7 @@
           <w:color w:val="000000"/>
           <w:sz w:val="24"/>
         </w:rPr>
-        <w:hyperlink r:id="rId33" w:history="1">
+        <w:hyperlink r:id="rId32" w:history="1">
           <w:r>
             <w:rPr>
               <w:rStyle w:val="Hyperlink"/>
@@ -5084,7 +5071,7 @@
           <w:color w:val="000000"/>
           <w:sz w:val="24"/>
         </w:rPr>
-        <w:hyperlink r:id="rId34" w:history="1">
+        <w:hyperlink r:id="rId33" w:history="1">
           <w:r>
             <w:rPr>
               <w:rStyle w:val="Hyperlink"/>
@@ -5122,7 +5109,7 @@
           <w:sz w:val="24"/>
           <w:u w:val="single"/>
         </w:rPr>
-        <w:hyperlink r:id="rId35" w:history="1">
+        <w:hyperlink r:id="rId34" w:history="1">
           <w:r>
             <w:rPr>
               <w:rStyle w:val="Hyperlink"/>
@@ -5151,7 +5138,7 @@
           <w:sz w:val="24"/>
           <w:u w:val="single"/>
         </w:rPr>
-        <w:hyperlink r:id="rId35" w:history="1">
+        <w:hyperlink r:id="rId34" w:history="1">
           <w:r>
             <w:rPr>
               <w:rStyle w:val="Hyperlink"/>
@@ -5180,7 +5167,7 @@
           <w:sz w:val="24"/>
           <w:u w:val="single"/>
         </w:rPr>
-        <w:hyperlink r:id="rId35" w:history="1">
+        <w:hyperlink r:id="rId34" w:history="1">
           <w:r>
             <w:rPr>
               <w:rStyle w:val="Hyperlink"/>
@@ -5209,7 +5196,7 @@
           <w:sz w:val="24"/>
           <w:u w:val="single"/>
         </w:rPr>
-        <w:hyperlink r:id="rId35" w:history="1">
+        <w:hyperlink r:id="rId34" w:history="1">
           <w:r>
             <w:rPr>
               <w:rStyle w:val="Hyperlink"/>
@@ -5238,7 +5225,7 @@
           <w:sz w:val="24"/>
           <w:u w:val="single"/>
         </w:rPr>
-        <w:hyperlink r:id="rId35" w:history="1">
+        <w:hyperlink r:id="rId34" w:history="1">
           <w:r>
             <w:rPr>
               <w:rStyle w:val="Hyperlink"/>
@@ -5259,7 +5246,7 @@
           <w:sz w:val="24"/>
           <w:u w:val="single"/>
         </w:rPr>
-        <w:hyperlink r:id="rId35" w:history="1">
+        <w:hyperlink r:id="rId34" w:history="1">
           <w:r>
             <w:rPr>
               <w:rStyle w:val="Hyperlink"/>
@@ -5276,7 +5263,7 @@
           <w:color w:val="000000"/>
           <w:sz w:val="24"/>
         </w:rPr>
-        <w:t xml:space="preserve"> dat zich bij het Arsip Nasional in Jakarta bevindt, de stad w</w:t>
+        <w:t xml:space="preserve"> dat zich bij het Arsip Nasional in</w:t>
       </w:r>
       <w:r>
         <w:rPr>
@@ -5287,7 +5274,82 @@
           <w:color w:val="000000"/>
           <w:sz w:val="24"/>
         </w:rPr>
-        <w:hyperlink r:id="rId35" w:history="1">
+        <w:hyperlink r:id="rId34" w:history="1">
+          <w:r>
+            <w:rPr>
+              <w:rStyle w:val="Hyperlink"/>
+            </w:rPr>
+            <w:t xml:space="preserve"> Jakarta bevi</w:t>
+          </w:r>
+        </w:hyperlink>
+      </w:r>
+      <w:r>
+        <w:rPr>
+          <w:u w:val="single" w:color="0000ff"/>
+          <w:rFonts w:ascii="Charis SIL Italic" w:hAnsi="Charis SIL Italic" w:eastAsia="Charis SIL Italic"/>
+          <w:b w:val="0"/>
+          <w:i w:val="0"/>
+          <w:color w:val="000000"/>
+          <w:sz w:val="24"/>
+        </w:rPr>
+        <w:hyperlink r:id="rId34" w:history="1">
+          <w:r>
+            <w:rPr>
+              <w:rStyle w:val="Hyperlink"/>
+            </w:rPr>
+            <w:t>ndt,</w:t>
+          </w:r>
+        </w:hyperlink>
+      </w:r>
+      <w:r>
+        <w:rPr>
+          <w:u w:val="single" w:color="0000ff"/>
+          <w:rFonts w:ascii="Charis SIL Italic" w:hAnsi="Charis SIL Italic" w:eastAsia="Charis SIL Italic"/>
+          <w:b w:val="0"/>
+          <w:i w:val="0"/>
+          <w:color w:val="000000"/>
+          <w:sz w:val="24"/>
+        </w:rPr>
+        <w:t xml:space="preserve"> </w:t>
+      </w:r>
+      <w:r>
+        <w:rPr>
+          <w:u w:val="single" w:color="0000ff"/>
+          <w:rFonts w:ascii="Charis SIL Italic" w:hAnsi="Charis SIL Italic" w:eastAsia="Charis SIL Italic"/>
+          <w:b w:val="0"/>
+          <w:i w:val="0"/>
+          <w:color w:val="000000"/>
+          <w:sz w:val="24"/>
+        </w:rPr>
+        <w:hyperlink r:id="rId34" w:history="1">
+          <w:r>
+            <w:rPr>
+              <w:rStyle w:val="Hyperlink"/>
+            </w:rPr>
+            <w:t xml:space="preserve">de stad </w:t>
+          </w:r>
+        </w:hyperlink>
+      </w:r>
+      <w:r>
+        <w:rPr>
+          <w:rFonts w:ascii="Charis SIL Italic" w:hAnsi="Charis SIL Italic" w:eastAsia="Charis SIL Italic"/>
+          <w:b w:val="0"/>
+          <w:i w:val="0"/>
+          <w:color w:val="000000"/>
+          <w:sz w:val="24"/>
+        </w:rPr>
+        <w:t>w</w:t>
+      </w:r>
+      <w:r>
+        <w:rPr>
+          <w:u w:val="single" w:color="0000ff"/>
+          <w:rFonts w:ascii="Charis SIL Italic" w:hAnsi="Charis SIL Italic" w:eastAsia="Charis SIL Italic"/>
+          <w:b w:val="0"/>
+          <w:i w:val="0"/>
+          <w:color w:val="000000"/>
+          <w:sz w:val="24"/>
+        </w:rPr>
+        <w:hyperlink r:id="rId34" w:history="1">
           <w:r>
             <w:rPr>
               <w:rStyle w:val="Hyperlink"/>
@@ -5315,7 +5377,7 @@
           <w:color w:val="000000"/>
           <w:sz w:val="24"/>
         </w:rPr>
-        <w:hyperlink r:id="rId35" w:history="1">
+        <w:hyperlink r:id="rId34" w:history="1">
           <w:r>
             <w:rPr>
               <w:rStyle w:val="Hyperlink"/>
@@ -5414,7 +5476,7 @@
           <w:sz w:val="24"/>
           <w:u w:val="single"/>
         </w:rPr>
-        <w:hyperlink r:id="rId36" w:history="1">
+        <w:hyperlink r:id="rId35" w:history="1">
           <w:r>
             <w:rPr>
               <w:rStyle w:val="Hyperlink"/>
@@ -5442,7 +5504,7 @@
           <w:sz w:val="24"/>
           <w:u w:val="single"/>
         </w:rPr>
-        <w:hyperlink r:id="rId37" w:history="1">
+        <w:hyperlink r:id="rId36" w:history="1">
           <w:r>
             <w:rPr>
               <w:rStyle w:val="Hyperlink"/>
@@ -5471,7 +5533,7 @@
           <w:sz w:val="24"/>
           <w:u w:val="single"/>
         </w:rPr>
-        <w:hyperlink r:id="rId37" w:history="1">
+        <w:hyperlink r:id="rId36" w:history="1">
           <w:r>
             <w:rPr>
               <w:rStyle w:val="Hyperlink"/>
@@ -5500,7 +5562,7 @@
           <w:sz w:val="24"/>
           <w:u w:val="single"/>
         </w:rPr>
-        <w:hyperlink r:id="rId37" w:history="1">
+        <w:hyperlink r:id="rId36" w:history="1">
           <w:r>
             <w:rPr>
               <w:rStyle w:val="Hyperlink"/>
@@ -5521,7 +5583,7 @@
           <w:sz w:val="24"/>
           <w:u w:val="single"/>
         </w:rPr>
-        <w:hyperlink r:id="rId37" w:history="1">
+        <w:hyperlink r:id="rId36" w:history="1">
           <w:r>
             <w:rPr>
               <w:rStyle w:val="Hyperlink"/>
@@ -5547,16 +5609,8 @@
           <w:i w:val="0"/>
           <w:color w:val="0000FF"/>
           <w:sz w:val="24"/>
-          <w:u w:val="single"/>
-        </w:rPr>
-        <w:hyperlink r:id="rId38" w:history="1">
-          <w:r>
-            <w:rPr>
-              <w:rStyle w:val="Hyperlink"/>
-            </w:rPr>
-            <w:t>Samm</w:t>
-          </w:r>
-        </w:hyperlink>
+        </w:rPr>
+        <w:t>Sammlungsgut aus Kolonialen Ko</w:t>
       </w:r>
       <w:r>
         <w:rPr>
@@ -5572,12 +5626,40 @@
             <w:rPr>
               <w:rStyle w:val="Hyperlink"/>
             </w:rPr>
-            <w:t>lungsgut</w:t>
+            <w:t>ntexten</w:t>
           </w:r>
         </w:hyperlink>
       </w:r>
       <w:r>
         <w:rPr>
+          <w:u w:val="single" w:color="0000ff"/>
+          <w:rFonts w:ascii="Charis SIL Italic" w:hAnsi="Charis SIL Italic" w:eastAsia="Charis SIL Italic"/>
+          <w:b w:val="0"/>
+          <w:i w:val="0"/>
+          <w:color w:val="000000"/>
+          <w:sz w:val="24"/>
+        </w:rPr>
+        <w:hyperlink r:id="rId36" w:history="1">
+          <w:r>
+            <w:rPr>
+              <w:rStyle w:val="Hyperlink"/>
+            </w:rPr>
+            <w:t>. D</w:t>
+          </w:r>
+        </w:hyperlink>
+      </w:r>
+      <w:r>
+        <w:rPr>
+          <w:rFonts w:ascii="Charis SIL Italic" w:hAnsi="Charis SIL Italic" w:eastAsia="Charis SIL Italic"/>
+          <w:b w:val="0"/>
+          <w:i w:val="0"/>
+          <w:color w:val="000000"/>
+          <w:sz w:val="24"/>
+        </w:rPr>
+        <w:t xml:space="preserve">e Franse portal </w:t>
+      </w:r>
+      <w:r>
+        <w:rPr>
           <w:rFonts w:ascii="Charis SIL Italic" w:hAnsi="Charis SIL Italic" w:eastAsia="Charis SIL Italic"/>
           <w:b w:val="0"/>
           <w:i w:val="0"/>
@@ -5585,18 +5667,107 @@
           <w:sz w:val="24"/>
           <w:u w:val="single"/>
         </w:rPr>
-        <w:t xml:space="preserve"> </w:t>
-      </w:r>
-      <w:r>
-        <w:rPr>
-          <w:rFonts w:ascii="Charis SIL Italic" w:hAnsi="Charis SIL Italic" w:eastAsia="Charis SIL Italic"/>
-          <w:b w:val="0"/>
-          <w:i w:val="0"/>
-          <w:color w:val="0000FF"/>
-          <w:sz w:val="24"/>
-          <w:u w:val="single"/>
-        </w:rPr>
-        <w:hyperlink r:id="rId38" w:history="1">
+        <w:hyperlink r:id="rId36" w:history="1">
+          <w:r>
+            <w:rPr>
+              <w:rStyle w:val="Hyperlink"/>
+            </w:rPr>
+            <w:t>AGORHA</w:t>
+          </w:r>
+        </w:hyperlink>
+      </w:r>
+      <w:r>
+        <w:rPr>
+          <w:u w:val="single" w:color="0000ff"/>
+          <w:rFonts w:ascii="Charis SIL Italic" w:hAnsi="Charis SIL Italic" w:eastAsia="Charis SIL Italic"/>
+          <w:b w:val="0"/>
+          <w:i w:val="0"/>
+          <w:color w:val="000000"/>
+          <w:sz w:val="24"/>
+        </w:rPr>
+        <w:hyperlink r:id="rId36" w:history="1">
+          <w:r>
+            <w:rPr>
+              <w:rStyle w:val="Hyperlink"/>
+            </w:rPr>
+            <w:t xml:space="preserve"> bevat inf</w:t>
+          </w:r>
+        </w:hyperlink>
+      </w:r>
+      <w:r>
+        <w:rPr>
+          <w:rFonts w:ascii="Charis SIL Italic" w:hAnsi="Charis SIL Italic" w:eastAsia="Charis SIL Italic"/>
+          <w:b w:val="0"/>
+          <w:i w:val="0"/>
+          <w:color w:val="000000"/>
+          <w:sz w:val="24"/>
+        </w:rPr>
+        <w:t>ormatie over ve</w:t>
+      </w:r>
+      <w:r>
+        <w:rPr>
+          <w:u w:val="single" w:color="0000ff"/>
+          <w:rFonts w:ascii="Charis SIL Italic" w:hAnsi="Charis SIL Italic" w:eastAsia="Charis SIL Italic"/>
+          <w:b w:val="0"/>
+          <w:i w:val="0"/>
+          <w:color w:val="000000"/>
+          <w:sz w:val="24"/>
+        </w:rPr>
+        <w:hyperlink r:id="rId37" w:history="1">
+          <w:r>
+            <w:rPr>
+              <w:rStyle w:val="Hyperlink"/>
+            </w:rPr>
+            <w:t>rzamelaars, ha</w:t>
+          </w:r>
+        </w:hyperlink>
+      </w:r>
+      <w:r>
+        <w:rPr>
+          <w:u w:val="single" w:color="0000ff"/>
+          <w:rFonts w:ascii="Charis SIL Italic" w:hAnsi="Charis SIL Italic" w:eastAsia="Charis SIL Italic"/>
+          <w:b w:val="0"/>
+          <w:i w:val="0"/>
+          <w:color w:val="000000"/>
+          <w:sz w:val="24"/>
+        </w:rPr>
+        <w:hyperlink r:id="rId37" w:history="1">
+          <w:r>
+            <w:rPr>
+              <w:rStyle w:val="Hyperlink"/>
+            </w:rPr>
+            <w:t>n</w:t>
+          </w:r>
+        </w:hyperlink>
+      </w:r>
+      <w:r>
+        <w:rPr>
+          <w:u w:val="single" w:color="0000ff"/>
+          <w:rFonts w:ascii="Charis SIL Italic" w:hAnsi="Charis SIL Italic" w:eastAsia="Charis SIL Italic"/>
+          <w:b w:val="0"/>
+          <w:i w:val="0"/>
+          <w:color w:val="000000"/>
+          <w:sz w:val="24"/>
+        </w:rPr>
+        <w:hyperlink r:id="rId37" w:history="1">
+          <w:r>
+            <w:rPr>
+              <w:rStyle w:val="Hyperlink"/>
+            </w:rPr>
+            <w:t>del</w:t>
+          </w:r>
+        </w:hyperlink>
+      </w:r>
+      <w:r>
+        <w:rPr>
+          <w:u w:val="single" w:color="0000ff"/>
+          <w:rFonts w:ascii="Charis SIL Italic" w:hAnsi="Charis SIL Italic" w:eastAsia="Charis SIL Italic"/>
+          <w:b w:val="0"/>
+          <w:i w:val="0"/>
+          <w:color w:val="000000"/>
+          <w:sz w:val="24"/>
+        </w:rPr>
+        <w:hyperlink r:id="rId37" w:history="1">
           <w:r>
             <w:rPr>
               <w:rStyle w:val="Hyperlink"/>
@@ -5607,118 +5778,6 @@
       </w:r>
       <w:r>
         <w:rPr>
-          <w:rFonts w:ascii="Charis SIL Italic" w:hAnsi="Charis SIL Italic" w:eastAsia="Charis SIL Italic"/>
-          <w:b w:val="0"/>
-          <w:i w:val="0"/>
-          <w:color w:val="0000FF"/>
-          <w:sz w:val="24"/>
-          <w:u w:val="single"/>
-        </w:rPr>
-        <w:hyperlink r:id="rId38" w:history="1">
-          <w:r>
-            <w:rPr>
-              <w:rStyle w:val="Hyperlink"/>
-            </w:rPr>
-            <w:t>us</w:t>
-          </w:r>
-        </w:hyperlink>
-      </w:r>
-      <w:r>
-        <w:rPr>
-          <w:rFonts w:ascii="Charis SIL Italic" w:hAnsi="Charis SIL Italic" w:eastAsia="Charis SIL Italic"/>
-          <w:b w:val="0"/>
-          <w:i w:val="0"/>
-          <w:color w:val="0000FF"/>
-          <w:sz w:val="24"/>
-          <w:u w:val="single"/>
-        </w:rPr>
-        <w:t xml:space="preserve"> </w:t>
-      </w:r>
-      <w:r>
-        <w:rPr>
-          <w:rFonts w:ascii="Charis SIL Italic" w:hAnsi="Charis SIL Italic" w:eastAsia="Charis SIL Italic"/>
-          <w:b w:val="0"/>
-          <w:i w:val="0"/>
-          <w:color w:val="0000FF"/>
-          <w:sz w:val="24"/>
-          <w:u w:val="single"/>
-        </w:rPr>
-        <w:hyperlink r:id="rId38" w:history="1">
-          <w:r>
-            <w:rPr>
-              <w:rStyle w:val="Hyperlink"/>
-            </w:rPr>
-            <w:t>Koloniale</w:t>
-          </w:r>
-        </w:hyperlink>
-      </w:r>
-      <w:r>
-        <w:rPr>
-          <w:rFonts w:ascii="Charis SIL Italic" w:hAnsi="Charis SIL Italic" w:eastAsia="Charis SIL Italic"/>
-          <w:b w:val="0"/>
-          <w:i w:val="0"/>
-          <w:color w:val="0000FF"/>
-          <w:sz w:val="24"/>
-          <w:u w:val="single"/>
-        </w:rPr>
-        <w:hyperlink r:id="rId38" w:history="1">
-          <w:r>
-            <w:rPr>
-              <w:rStyle w:val="Hyperlink"/>
-            </w:rPr>
-            <w:t>n</w:t>
-          </w:r>
-        </w:hyperlink>
-      </w:r>
-      <w:r>
-        <w:rPr>
-          <w:rFonts w:ascii="Charis SIL Italic" w:hAnsi="Charis SIL Italic" w:eastAsia="Charis SIL Italic"/>
-          <w:b w:val="0"/>
-          <w:i w:val="0"/>
-          <w:color w:val="0000FF"/>
-          <w:sz w:val="24"/>
-          <w:u w:val="single"/>
-        </w:rPr>
-        <w:t xml:space="preserve"> </w:t>
-      </w:r>
-      <w:r>
-        <w:rPr>
-          <w:rFonts w:ascii="Charis SIL Italic" w:hAnsi="Charis SIL Italic" w:eastAsia="Charis SIL Italic"/>
-          <w:b w:val="0"/>
-          <w:i w:val="0"/>
-          <w:color w:val="0000FF"/>
-          <w:sz w:val="24"/>
-          <w:u w:val="single"/>
-        </w:rPr>
-        <w:hyperlink r:id="rId38" w:history="1">
-          <w:r>
-            <w:rPr>
-              <w:rStyle w:val="Hyperlink"/>
-            </w:rPr>
-            <w:t>Ko</w:t>
-          </w:r>
-        </w:hyperlink>
-      </w:r>
-      <w:r>
-        <w:rPr>
-          <w:rFonts w:ascii="Charis SIL Italic" w:hAnsi="Charis SIL Italic" w:eastAsia="Charis SIL Italic"/>
-          <w:b w:val="0"/>
-          <w:i w:val="0"/>
-          <w:color w:val="0000FF"/>
-          <w:sz w:val="24"/>
-          <w:u w:val="single"/>
-        </w:rPr>
-        <w:hyperlink r:id="rId38" w:history="1">
-          <w:r>
-            <w:rPr>
-              <w:rStyle w:val="Hyperlink"/>
-            </w:rPr>
-            <w:t>ntexten</w:t>
-          </w:r>
-        </w:hyperlink>
-      </w:r>
-      <w:r>
-        <w:rPr>
           <w:u w:val="single" w:color="0000ff"/>
           <w:rFonts w:ascii="Charis SIL Italic" w:hAnsi="Charis SIL Italic" w:eastAsia="Charis SIL Italic"/>
           <w:b w:val="0"/>
@@ -5727,152 +5786,6 @@
           <w:sz w:val="24"/>
         </w:rPr>
         <w:hyperlink r:id="rId37" w:history="1">
-          <w:r>
-            <w:rPr>
-              <w:rStyle w:val="Hyperlink"/>
-            </w:rPr>
-            <w:t>. D</w:t>
-          </w:r>
-        </w:hyperlink>
-      </w:r>
-      <w:r>
-        <w:rPr>
-          <w:rFonts w:ascii="Charis SIL Italic" w:hAnsi="Charis SIL Italic" w:eastAsia="Charis SIL Italic"/>
-          <w:b w:val="0"/>
-          <w:i w:val="0"/>
-          <w:color w:val="000000"/>
-          <w:sz w:val="24"/>
-        </w:rPr>
-        <w:t xml:space="preserve">e Franse portal </w:t>
-      </w:r>
-      <w:r>
-        <w:rPr>
-          <w:rFonts w:ascii="Charis SIL Italic" w:hAnsi="Charis SIL Italic" w:eastAsia="Charis SIL Italic"/>
-          <w:b w:val="0"/>
-          <w:i w:val="0"/>
-          <w:color w:val="0000FF"/>
-          <w:sz w:val="24"/>
-          <w:u w:val="single"/>
-        </w:rPr>
-        <w:hyperlink r:id="rId39" w:history="1">
-          <w:r>
-            <w:rPr>
-              <w:rStyle w:val="Hyperlink"/>
-            </w:rPr>
-            <w:t>AGORHA</w:t>
-          </w:r>
-        </w:hyperlink>
-      </w:r>
-      <w:r>
-        <w:rPr>
-          <w:u w:val="single" w:color="0000ff"/>
-          <w:rFonts w:ascii="Charis SIL Italic" w:hAnsi="Charis SIL Italic" w:eastAsia="Charis SIL Italic"/>
-          <w:b w:val="0"/>
-          <w:i w:val="0"/>
-          <w:color w:val="000000"/>
-          <w:sz w:val="24"/>
-        </w:rPr>
-        <w:hyperlink r:id="rId37" w:history="1">
-          <w:r>
-            <w:rPr>
-              <w:rStyle w:val="Hyperlink"/>
-            </w:rPr>
-            <w:t xml:space="preserve"> bevat inf</w:t>
-          </w:r>
-        </w:hyperlink>
-      </w:r>
-      <w:r>
-        <w:rPr>
-          <w:rFonts w:ascii="Charis SIL Italic" w:hAnsi="Charis SIL Italic" w:eastAsia="Charis SIL Italic"/>
-          <w:b w:val="0"/>
-          <w:i w:val="0"/>
-          <w:color w:val="000000"/>
-          <w:sz w:val="24"/>
-        </w:rPr>
-        <w:t>ormatie over ve</w:t>
-      </w:r>
-      <w:r>
-        <w:rPr>
-          <w:u w:val="single" w:color="0000ff"/>
-          <w:rFonts w:ascii="Charis SIL Italic" w:hAnsi="Charis SIL Italic" w:eastAsia="Charis SIL Italic"/>
-          <w:b w:val="0"/>
-          <w:i w:val="0"/>
-          <w:color w:val="000000"/>
-          <w:sz w:val="24"/>
-        </w:rPr>
-        <w:hyperlink r:id="rId38" w:history="1">
-          <w:r>
-            <w:rPr>
-              <w:rStyle w:val="Hyperlink"/>
-            </w:rPr>
-            <w:t>rzamelaars, ha</w:t>
-          </w:r>
-        </w:hyperlink>
-      </w:r>
-      <w:r>
-        <w:rPr>
-          <w:u w:val="single" w:color="0000ff"/>
-          <w:rFonts w:ascii="Charis SIL Italic" w:hAnsi="Charis SIL Italic" w:eastAsia="Charis SIL Italic"/>
-          <w:b w:val="0"/>
-          <w:i w:val="0"/>
-          <w:color w:val="000000"/>
-          <w:sz w:val="24"/>
-        </w:rPr>
-        <w:hyperlink r:id="rId38" w:history="1">
-          <w:r>
-            <w:rPr>
-              <w:rStyle w:val="Hyperlink"/>
-            </w:rPr>
-            <w:t>n</w:t>
-          </w:r>
-        </w:hyperlink>
-      </w:r>
-      <w:r>
-        <w:rPr>
-          <w:u w:val="single" w:color="0000ff"/>
-          <w:rFonts w:ascii="Charis SIL Italic" w:hAnsi="Charis SIL Italic" w:eastAsia="Charis SIL Italic"/>
-          <w:b w:val="0"/>
-          <w:i w:val="0"/>
-          <w:color w:val="000000"/>
-          <w:sz w:val="24"/>
-        </w:rPr>
-        <w:hyperlink r:id="rId38" w:history="1">
-          <w:r>
-            <w:rPr>
-              <w:rStyle w:val="Hyperlink"/>
-            </w:rPr>
-            <w:t>del</w:t>
-          </w:r>
-        </w:hyperlink>
-      </w:r>
-      <w:r>
-        <w:rPr>
-          <w:u w:val="single" w:color="0000ff"/>
-          <w:rFonts w:ascii="Charis SIL Italic" w:hAnsi="Charis SIL Italic" w:eastAsia="Charis SIL Italic"/>
-          <w:b w:val="0"/>
-          <w:i w:val="0"/>
-          <w:color w:val="000000"/>
-          <w:sz w:val="24"/>
-        </w:rPr>
-        <w:hyperlink r:id="rId38" w:history="1">
-          <w:r>
-            <w:rPr>
-              <w:rStyle w:val="Hyperlink"/>
-            </w:rPr>
-            <w:t>a</w:t>
-          </w:r>
-        </w:hyperlink>
-      </w:r>
-      <w:r>
-        <w:rPr>
-          <w:u w:val="single" w:color="0000ff"/>
-          <w:rFonts w:ascii="Charis SIL Italic" w:hAnsi="Charis SIL Italic" w:eastAsia="Charis SIL Italic"/>
-          <w:b w:val="0"/>
-          <w:i w:val="0"/>
-          <w:color w:val="000000"/>
-          <w:sz w:val="24"/>
-        </w:rPr>
-        <w:hyperlink r:id="rId38" w:history="1">
           <w:r>
             <w:rPr>
               <w:rStyle w:val="Hyperlink"/>
@@ -5890,7 +5803,7 @@
           <w:color w:val="000000"/>
           <w:sz w:val="24"/>
         </w:rPr>
-        <w:hyperlink r:id="rId38" w:history="1">
+        <w:hyperlink r:id="rId37" w:history="1">
           <w:r>
             <w:rPr>
               <w:rStyle w:val="Hyperlink"/>
@@ -5918,7 +5831,7 @@
           <w:color w:val="000000"/>
           <w:sz w:val="24"/>
         </w:rPr>
-        <w:hyperlink r:id="rId39" w:history="1">
+        <w:hyperlink r:id="rId38" w:history="1">
           <w:r>
             <w:rPr>
               <w:rStyle w:val="Hyperlink"/>

--- a/EXPORTS/DOCX/published/niveau1/Dutch/Sources.docx
+++ b/EXPORTS/DOCX/published/niveau1/Dutch/Sources.docx
@@ -609,13 +609,31 @@
       </w:r>
       <w:r>
         <w:rPr>
+          <w:u w:val="single" w:color="0000ff"/>
           <w:rFonts w:ascii="Charis SIL Italic" w:hAnsi="Charis SIL Italic" w:eastAsia="Charis SIL Italic"/>
           <w:b w:val="0"/>
           <w:i w:val="0"/>
           <w:color w:val="000000"/>
           <w:sz w:val="24"/>
         </w:rPr>
-        <w:t xml:space="preserve">anders dan nu (denk aan </w:t>
+        <w:hyperlink r:id="rId11" w:history="1">
+          <w:r>
+            <w:rPr>
+              <w:rStyle w:val="Hyperlink"/>
+            </w:rPr>
+            <w:t>anders d</w:t>
+          </w:r>
+        </w:hyperlink>
+      </w:r>
+      <w:r>
+        <w:rPr>
+          <w:rFonts w:ascii="Charis SIL Italic" w:hAnsi="Charis SIL Italic" w:eastAsia="Charis SIL Italic"/>
+          <w:b w:val="0"/>
+          <w:i w:val="0"/>
+          <w:color w:val="000000"/>
+          <w:sz w:val="24"/>
+        </w:rPr>
+        <w:t xml:space="preserve">an nu (denk aan </w:t>
       </w:r>
       <w:r>
         <w:rPr>
@@ -1318,7 +1336,97 @@
           <w:sz w:val="24"/>
           <w:u w:val="single"/>
         </w:rPr>
-        <w:t>Universitaire B</w:t>
+        <w:hyperlink r:id="rId16" w:history="1">
+          <w:r>
+            <w:rPr>
+              <w:rStyle w:val="Hyperlink"/>
+            </w:rPr>
+            <w:t>Univ</w:t>
+          </w:r>
+        </w:hyperlink>
+      </w:r>
+      <w:r>
+        <w:rPr>
+          <w:rFonts w:ascii="Charis SIL Italic" w:hAnsi="Charis SIL Italic" w:eastAsia="Charis SIL Italic"/>
+          <w:b w:val="0"/>
+          <w:i w:val="0"/>
+          <w:color w:val="0000FF"/>
+          <w:sz w:val="24"/>
+          <w:u w:val="single"/>
+        </w:rPr>
+        <w:hyperlink r:id="rId16" w:history="1">
+          <w:r>
+            <w:rPr>
+              <w:rStyle w:val="Hyperlink"/>
+            </w:rPr>
+            <w:t>ersitai</w:t>
+          </w:r>
+        </w:hyperlink>
+      </w:r>
+      <w:r>
+        <w:rPr>
+          <w:rFonts w:ascii="Charis SIL Italic" w:hAnsi="Charis SIL Italic" w:eastAsia="Charis SIL Italic"/>
+          <w:b w:val="0"/>
+          <w:i w:val="0"/>
+          <w:color w:val="0000FF"/>
+          <w:sz w:val="24"/>
+          <w:u w:val="single"/>
+        </w:rPr>
+        <w:hyperlink r:id="rId16" w:history="1">
+          <w:r>
+            <w:rPr>
+              <w:rStyle w:val="Hyperlink"/>
+            </w:rPr>
+            <w:t>r</w:t>
+          </w:r>
+        </w:hyperlink>
+      </w:r>
+      <w:r>
+        <w:rPr>
+          <w:rFonts w:ascii="Charis SIL Italic" w:hAnsi="Charis SIL Italic" w:eastAsia="Charis SIL Italic"/>
+          <w:b w:val="0"/>
+          <w:i w:val="0"/>
+          <w:color w:val="0000FF"/>
+          <w:sz w:val="24"/>
+          <w:u w:val="single"/>
+        </w:rPr>
+        <w:hyperlink r:id="rId16" w:history="1">
+          <w:r>
+            <w:rPr>
+              <w:rStyle w:val="Hyperlink"/>
+            </w:rPr>
+            <w:t>e</w:t>
+          </w:r>
+        </w:hyperlink>
+      </w:r>
+      <w:r>
+        <w:rPr>
+          <w:rFonts w:ascii="Charis SIL Italic" w:hAnsi="Charis SIL Italic" w:eastAsia="Charis SIL Italic"/>
+          <w:b w:val="0"/>
+          <w:i w:val="0"/>
+          <w:color w:val="0000FF"/>
+          <w:sz w:val="24"/>
+          <w:u w:val="single"/>
+        </w:rPr>
+        <w:t xml:space="preserve"> </w:t>
+      </w:r>
+      <w:r>
+        <w:rPr>
+          <w:rFonts w:ascii="Charis SIL Italic" w:hAnsi="Charis SIL Italic" w:eastAsia="Charis SIL Italic"/>
+          <w:b w:val="0"/>
+          <w:i w:val="0"/>
+          <w:color w:val="0000FF"/>
+          <w:sz w:val="24"/>
+          <w:u w:val="single"/>
+        </w:rPr>
+        <w:hyperlink r:id="rId16" w:history="1">
+          <w:r>
+            <w:rPr>
+              <w:rStyle w:val="Hyperlink"/>
+            </w:rPr>
+            <w:t>B</w:t>
+          </w:r>
+        </w:hyperlink>
       </w:r>
       <w:r>
         <w:rPr>
@@ -3024,7 +3132,7 @@
           <w:sz w:val="24"/>
           <w:u w:val="single"/>
         </w:rPr>
-        <w:hyperlink r:id="rId20" w:history="1">
+        <w:hyperlink r:id="rId16" w:history="1">
           <w:r>
             <w:rPr>
               <w:rStyle w:val="Hyperlink"/>
@@ -3470,24 +3578,7 @@
           <w:color w:val="000000"/>
           <w:sz w:val="24"/>
         </w:rPr>
-        <w:t>de beeldcollecties van he</w:t>
-      </w:r>
-      <w:r>
-        <w:rPr>
-          <w:rFonts w:ascii="Charis SIL Italic" w:hAnsi="Charis SIL Italic" w:eastAsia="Charis SIL Italic"/>
-          <w:b w:val="0"/>
-          <w:i w:val="0"/>
-          <w:color w:val="000000"/>
-          <w:sz w:val="24"/>
-        </w:rPr>
-        <w:hyperlink r:id="rId22" w:history="1">
-          <w:r>
-            <w:rPr>
-              <w:rStyle w:val="Hyperlink"/>
-            </w:rPr>
-            <w:t xml:space="preserve">t </w:t>
-          </w:r>
-        </w:hyperlink>
+        <w:t xml:space="preserve">de beeldcollecties van het </w:t>
       </w:r>
       <w:r>
         <w:rPr>
@@ -3496,45 +3587,8 @@
           <w:i w:val="0"/>
           <w:color w:val="0000FF"/>
           <w:sz w:val="24"/>
-          <w:u w:val="single"/>
-        </w:rPr>
-        <w:hyperlink r:id="rId22" w:history="1">
-          <w:r>
-            <w:rPr>
-              <w:rStyle w:val="Hyperlink"/>
-            </w:rPr>
-            <w:t>Nationaal</w:t>
-          </w:r>
-        </w:hyperlink>
-      </w:r>
-      <w:r>
-        <w:rPr>
-          <w:rFonts w:ascii="Charis SIL Italic" w:hAnsi="Charis SIL Italic" w:eastAsia="Charis SIL Italic"/>
-          <w:b w:val="0"/>
-          <w:i w:val="0"/>
-          <w:color w:val="0000FF"/>
-          <w:sz w:val="24"/>
-          <w:u w:val="single"/>
-        </w:rPr>
-        <w:t xml:space="preserve"> </w:t>
-      </w:r>
-      <w:r>
-        <w:rPr>
-          <w:rFonts w:ascii="Charis SIL Italic" w:hAnsi="Charis SIL Italic" w:eastAsia="Charis SIL Italic"/>
-          <w:b w:val="0"/>
-          <w:i w:val="0"/>
-          <w:color w:val="0000FF"/>
-          <w:sz w:val="24"/>
-          <w:u w:val="single"/>
-        </w:rPr>
-        <w:hyperlink r:id="rId22" w:history="1">
-          <w:r>
-            <w:rPr>
-              <w:rStyle w:val="Hyperlink"/>
-            </w:rPr>
-            <w:t>A</w:t>
-          </w:r>
-        </w:hyperlink>
+        </w:rPr>
+        <w:t>Nationaal A</w:t>
       </w:r>
       <w:r>
         <w:rPr>

--- a/EXPORTS/DOCX/published/niveau1/Dutch/Sources.docx
+++ b/EXPORTS/DOCX/published/niveau1/Dutch/Sources.docx
@@ -1319,78 +1319,68 @@
       </w:r>
       <w:r>
         <w:rPr>
+          <w:u w:val="single" w:color="0000ff"/>
           <w:rFonts w:ascii="Charis SIL Italic" w:hAnsi="Charis SIL Italic" w:eastAsia="Charis SIL Italic"/>
           <w:b w:val="0"/>
           <w:i w:val="0"/>
           <w:color w:val="000000"/>
           <w:sz w:val="24"/>
         </w:rPr>
-        <w:t xml:space="preserve">deel uit van de </w:t>
-      </w:r>
-      <w:r>
-        <w:rPr>
-          <w:rFonts w:ascii="Charis SIL Italic" w:hAnsi="Charis SIL Italic" w:eastAsia="Charis SIL Italic"/>
-          <w:b w:val="0"/>
-          <w:i w:val="0"/>
-          <w:color w:val="0000FF"/>
-          <w:sz w:val="24"/>
-          <w:u w:val="single"/>
-        </w:rPr>
-        <w:hyperlink r:id="rId16" w:history="1">
+        <w:hyperlink r:id="rId15" w:history="1">
           <w:r>
             <w:rPr>
               <w:rStyle w:val="Hyperlink"/>
             </w:rPr>
-            <w:t>Univ</w:t>
+            <w:t xml:space="preserve">deel uit </w:t>
           </w:r>
         </w:hyperlink>
       </w:r>
       <w:r>
         <w:rPr>
-          <w:rFonts w:ascii="Charis SIL Italic" w:hAnsi="Charis SIL Italic" w:eastAsia="Charis SIL Italic"/>
-          <w:b w:val="0"/>
-          <w:i w:val="0"/>
-          <w:color w:val="0000FF"/>
-          <w:sz w:val="24"/>
-          <w:u w:val="single"/>
-        </w:rPr>
-        <w:hyperlink r:id="rId16" w:history="1">
+          <w:u w:val="single" w:color="0000ff"/>
+          <w:rFonts w:ascii="Charis SIL Italic" w:hAnsi="Charis SIL Italic" w:eastAsia="Charis SIL Italic"/>
+          <w:b w:val="0"/>
+          <w:i w:val="0"/>
+          <w:color w:val="000000"/>
+          <w:sz w:val="24"/>
+        </w:rPr>
+        <w:hyperlink r:id="rId15" w:history="1">
           <w:r>
             <w:rPr>
               <w:rStyle w:val="Hyperlink"/>
             </w:rPr>
-            <w:t>ersitai</w:t>
+            <w:t>v</w:t>
           </w:r>
         </w:hyperlink>
       </w:r>
       <w:r>
         <w:rPr>
-          <w:rFonts w:ascii="Charis SIL Italic" w:hAnsi="Charis SIL Italic" w:eastAsia="Charis SIL Italic"/>
-          <w:b w:val="0"/>
-          <w:i w:val="0"/>
-          <w:color w:val="0000FF"/>
-          <w:sz w:val="24"/>
-          <w:u w:val="single"/>
-        </w:rPr>
-        <w:hyperlink r:id="rId16" w:history="1">
+          <w:u w:val="single" w:color="0000ff"/>
+          <w:rFonts w:ascii="Charis SIL Italic" w:hAnsi="Charis SIL Italic" w:eastAsia="Charis SIL Italic"/>
+          <w:b w:val="0"/>
+          <w:i w:val="0"/>
+          <w:color w:val="000000"/>
+          <w:sz w:val="24"/>
+        </w:rPr>
+        <w:hyperlink r:id="rId15" w:history="1">
           <w:r>
             <w:rPr>
               <w:rStyle w:val="Hyperlink"/>
             </w:rPr>
-            <w:t>r</w:t>
+            <w:t>an d</w:t>
           </w:r>
         </w:hyperlink>
       </w:r>
       <w:r>
         <w:rPr>
-          <w:rFonts w:ascii="Charis SIL Italic" w:hAnsi="Charis SIL Italic" w:eastAsia="Charis SIL Italic"/>
-          <w:b w:val="0"/>
-          <w:i w:val="0"/>
-          <w:color w:val="0000FF"/>
-          <w:sz w:val="24"/>
-          <w:u w:val="single"/>
-        </w:rPr>
-        <w:hyperlink r:id="rId16" w:history="1">
+          <w:u w:val="single" w:color="0000ff"/>
+          <w:rFonts w:ascii="Charis SIL Italic" w:hAnsi="Charis SIL Italic" w:eastAsia="Charis SIL Italic"/>
+          <w:b w:val="0"/>
+          <w:i w:val="0"/>
+          <w:color w:val="000000"/>
+          <w:sz w:val="24"/>
+        </w:rPr>
+        <w:hyperlink r:id="rId15" w:history="1">
           <w:r>
             <w:rPr>
               <w:rStyle w:val="Hyperlink"/>
@@ -1401,79 +1391,24 @@
       </w:r>
       <w:r>
         <w:rPr>
+          <w:u w:val="single" w:color="0000ff"/>
+          <w:rFonts w:ascii="Charis SIL Italic" w:hAnsi="Charis SIL Italic" w:eastAsia="Charis SIL Italic"/>
+          <w:b w:val="0"/>
+          <w:i w:val="0"/>
+          <w:color w:val="000000"/>
+          <w:sz w:val="24"/>
+        </w:rPr>
+        <w:t xml:space="preserve"> </w:t>
+      </w:r>
+      <w:r>
+        <w:rPr>
           <w:rFonts w:ascii="Charis SIL Italic" w:hAnsi="Charis SIL Italic" w:eastAsia="Charis SIL Italic"/>
           <w:b w:val="0"/>
           <w:i w:val="0"/>
           <w:color w:val="0000FF"/>
           <w:sz w:val="24"/>
-          <w:u w:val="single"/>
-        </w:rPr>
-        <w:t xml:space="preserve"> </w:t>
-      </w:r>
-      <w:r>
-        <w:rPr>
-          <w:rFonts w:ascii="Charis SIL Italic" w:hAnsi="Charis SIL Italic" w:eastAsia="Charis SIL Italic"/>
-          <w:b w:val="0"/>
-          <w:i w:val="0"/>
-          <w:color w:val="0000FF"/>
-          <w:sz w:val="24"/>
-          <w:u w:val="single"/>
-        </w:rPr>
-        <w:hyperlink r:id="rId16" w:history="1">
-          <w:r>
-            <w:rPr>
-              <w:rStyle w:val="Hyperlink"/>
-            </w:rPr>
-            <w:t>B</w:t>
-          </w:r>
-        </w:hyperlink>
-      </w:r>
-      <w:r>
-        <w:rPr>
-          <w:rFonts w:ascii="Charis SIL Italic" w:hAnsi="Charis SIL Italic" w:eastAsia="Charis SIL Italic"/>
-          <w:b w:val="0"/>
-          <w:i w:val="0"/>
-          <w:color w:val="0000FF"/>
-          <w:sz w:val="24"/>
-          <w:u w:val="single"/>
-        </w:rPr>
-        <w:hyperlink r:id="rId15" w:history="1">
-          <w:r>
-            <w:rPr>
-              <w:rStyle w:val="Hyperlink"/>
-            </w:rPr>
-            <w:t>ibliotheken</w:t>
-          </w:r>
-        </w:hyperlink>
-      </w:r>
-      <w:r>
-        <w:rPr>
-          <w:rFonts w:ascii="Charis SIL Italic" w:hAnsi="Charis SIL Italic" w:eastAsia="Charis SIL Italic"/>
-          <w:b w:val="0"/>
-          <w:i w:val="0"/>
-          <w:color w:val="0000FF"/>
-          <w:sz w:val="24"/>
-          <w:u w:val="single"/>
-        </w:rPr>
-        <w:t xml:space="preserve"> </w:t>
-      </w:r>
-      <w:r>
-        <w:rPr>
-          <w:rFonts w:ascii="Charis SIL Italic" w:hAnsi="Charis SIL Italic" w:eastAsia="Charis SIL Italic"/>
-          <w:b w:val="0"/>
-          <w:i w:val="0"/>
-          <w:color w:val="0000FF"/>
-          <w:sz w:val="24"/>
-          <w:u w:val="single"/>
-        </w:rPr>
-        <w:hyperlink r:id="rId15" w:history="1">
-          <w:r>
-            <w:rPr>
-              <w:rStyle w:val="Hyperlink"/>
-            </w:rPr>
-            <w:t>L</w:t>
-          </w:r>
-        </w:hyperlink>
+        </w:rPr>
+        <w:t>Universitaire Bibliotheken L</w:t>
       </w:r>
       <w:r>
         <w:rPr>
@@ -2115,7 +2050,6 @@
       </w:r>
       <w:r>
         <w:rPr>
-          <w:u w:val="single" w:color="0000ff"/>
           <w:rFonts w:ascii="Charis SIL Italic" w:hAnsi="Charis SIL Italic" w:eastAsia="Charis SIL Italic"/>
           <w:b w:val="0"/>
           <w:i w:val="0"/>
@@ -2514,7 +2448,6 @@
           <w:i w:val="0"/>
           <w:color w:val="0000FF"/>
           <w:sz w:val="24"/>
-          <w:u w:val="single"/>
         </w:rPr>
         <w:t>De kolo</w:t>
       </w:r>
@@ -3132,7 +3065,7 @@
           <w:sz w:val="24"/>
           <w:u w:val="single"/>
         </w:rPr>
-        <w:hyperlink r:id="rId16" w:history="1">
+        <w:hyperlink r:id="rId20" w:history="1">
           <w:r>
             <w:rPr>
               <w:rStyle w:val="Hyperlink"/>
@@ -3305,7 +3238,7 @@
           <w:sz w:val="24"/>
           <w:u w:val="single"/>
         </w:rPr>
-        <w:hyperlink r:id="rId16" w:history="1">
+        <w:hyperlink r:id="rId22" w:history="1">
           <w:r>
             <w:rPr>
               <w:rStyle w:val="Hyperlink"/>
@@ -3465,7 +3398,7 @@
           <w:sz w:val="24"/>
           <w:u w:val="single"/>
         </w:rPr>
-        <w:hyperlink r:id="rId22" w:history="1">
+        <w:hyperlink r:id="rId23" w:history="1">
           <w:r>
             <w:rPr>
               <w:rStyle w:val="Hyperlink"/>
@@ -3494,7 +3427,7 @@
           <w:sz w:val="24"/>
           <w:u w:val="single"/>
         </w:rPr>
-        <w:hyperlink r:id="rId22" w:history="1">
+        <w:hyperlink r:id="rId23" w:history="1">
           <w:r>
             <w:rPr>
               <w:rStyle w:val="Hyperlink"/>
@@ -3523,7 +3456,7 @@
           <w:sz w:val="24"/>
           <w:u w:val="single"/>
         </w:rPr>
-        <w:hyperlink r:id="rId22" w:history="1">
+        <w:hyperlink r:id="rId23" w:history="1">
           <w:r>
             <w:rPr>
               <w:rStyle w:val="Hyperlink"/>
@@ -3551,7 +3484,7 @@
           <w:sz w:val="24"/>
           <w:u w:val="single"/>
         </w:rPr>
-        <w:hyperlink r:id="rId23" w:history="1">
+        <w:hyperlink r:id="rId24" w:history="1">
           <w:r>
             <w:rPr>
               <w:rStyle w:val="Hyperlink"/>
@@ -3599,7 +3532,7 @@
           <w:sz w:val="24"/>
           <w:u w:val="single"/>
         </w:rPr>
-        <w:hyperlink r:id="rId22" w:history="1">
+        <w:hyperlink r:id="rId23" w:history="1">
           <w:r>
             <w:rPr>
               <w:rStyle w:val="Hyperlink"/>
@@ -3617,7 +3550,7 @@
           <w:color w:val="000000"/>
           <w:sz w:val="24"/>
         </w:rPr>
-        <w:hyperlink r:id="rId22" w:history="1">
+        <w:hyperlink r:id="rId23" w:history="1">
           <w:r>
             <w:rPr>
               <w:rStyle w:val="Hyperlink"/>
@@ -3635,7 +3568,7 @@
           <w:sz w:val="24"/>
           <w:u w:val="single"/>
         </w:rPr>
-        <w:hyperlink r:id="rId22" w:history="1">
+        <w:hyperlink r:id="rId23" w:history="1">
           <w:r>
             <w:rPr>
               <w:rStyle w:val="Hyperlink"/>
@@ -3653,7 +3586,7 @@
           <w:sz w:val="24"/>
           <w:u w:val="single"/>
         </w:rPr>
-        <w:hyperlink r:id="rId22" w:history="1">
+        <w:hyperlink r:id="rId23" w:history="1">
           <w:r>
             <w:rPr>
               <w:rStyle w:val="Hyperlink"/>
@@ -3671,7 +3604,7 @@
           <w:sz w:val="24"/>
           <w:u w:val="single"/>
         </w:rPr>
-        <w:hyperlink r:id="rId24" w:history="1">
+        <w:hyperlink r:id="rId25" w:history="1">
           <w:r>
             <w:rPr>
               <w:rStyle w:val="Hyperlink"/>
@@ -3688,7 +3621,25 @@
           <w:color w:val="000000"/>
           <w:sz w:val="24"/>
         </w:rPr>
-        <w:t xml:space="preserve">. Het </w:t>
+        <w:t>. H</w:t>
+      </w:r>
+      <w:r>
+        <w:rPr>
+          <w:u w:val="single" w:color="0000ff"/>
+          <w:rFonts w:ascii="Charis SIL Italic" w:hAnsi="Charis SIL Italic" w:eastAsia="Charis SIL Italic"/>
+          <w:b w:val="0"/>
+          <w:i w:val="0"/>
+          <w:color w:val="000000"/>
+          <w:sz w:val="24"/>
+        </w:rPr>
+        <w:hyperlink r:id="rId24" w:history="1">
+          <w:r>
+            <w:rPr>
+              <w:rStyle w:val="Hyperlink"/>
+            </w:rPr>
+            <w:t xml:space="preserve">et </w:t>
+          </w:r>
+        </w:hyperlink>
       </w:r>
       <w:r>
         <w:rPr>
@@ -3699,7 +3650,7 @@
           <w:sz w:val="24"/>
           <w:u w:val="single"/>
         </w:rPr>
-        <w:hyperlink r:id="rId23" w:history="1">
+        <w:hyperlink r:id="rId24" w:history="1">
           <w:r>
             <w:rPr>
               <w:rStyle w:val="Hyperlink"/>
@@ -3728,7 +3679,7 @@
           <w:sz w:val="24"/>
           <w:u w:val="single"/>
         </w:rPr>
-        <w:hyperlink r:id="rId23" w:history="1">
+        <w:hyperlink r:id="rId24" w:history="1">
           <w:r>
             <w:rPr>
               <w:rStyle w:val="Hyperlink"/>
@@ -3746,7 +3697,7 @@
           <w:sz w:val="24"/>
           <w:u w:val="single"/>
         </w:rPr>
-        <w:hyperlink r:id="rId25" w:history="1">
+        <w:hyperlink r:id="rId26" w:history="1">
           <w:r>
             <w:rPr>
               <w:rStyle w:val="Hyperlink"/>
@@ -3784,7 +3735,7 @@
           <w:color w:val="000000"/>
           <w:sz w:val="24"/>
         </w:rPr>
-        <w:hyperlink r:id="rId26" w:history="1">
+        <w:hyperlink r:id="rId27" w:history="1">
           <w:r>
             <w:rPr>
               <w:rStyle w:val="Hyperlink"/>
@@ -3802,7 +3753,7 @@
           <w:sz w:val="24"/>
           <w:u w:val="single"/>
         </w:rPr>
-        <w:hyperlink r:id="rId26" w:history="1">
+        <w:hyperlink r:id="rId27" w:history="1">
           <w:r>
             <w:rPr>
               <w:rStyle w:val="Hyperlink"/>
@@ -3820,7 +3771,7 @@
           <w:sz w:val="24"/>
           <w:u w:val="single"/>
         </w:rPr>
-        <w:hyperlink r:id="rId26" w:history="1">
+        <w:hyperlink r:id="rId27" w:history="1">
           <w:r>
             <w:rPr>
               <w:rStyle w:val="Hyperlink"/>
@@ -3838,7 +3789,7 @@
           <w:sz w:val="24"/>
           <w:u w:val="single"/>
         </w:rPr>
-        <w:hyperlink r:id="rId27" w:history="1">
+        <w:hyperlink r:id="rId28" w:history="1">
           <w:r>
             <w:rPr>
               <w:rStyle w:val="Hyperlink"/>
@@ -3867,7 +3818,7 @@
           <w:sz w:val="24"/>
           <w:u w:val="single"/>
         </w:rPr>
-        <w:hyperlink r:id="rId27" w:history="1">
+        <w:hyperlink r:id="rId28" w:history="1">
           <w:r>
             <w:rPr>
               <w:rStyle w:val="Hyperlink"/>
@@ -3896,7 +3847,7 @@
           <w:sz w:val="24"/>
           <w:u w:val="single"/>
         </w:rPr>
-        <w:hyperlink r:id="rId27" w:history="1">
+        <w:hyperlink r:id="rId28" w:history="1">
           <w:r>
             <w:rPr>
               <w:rStyle w:val="Hyperlink"/>
@@ -3914,7 +3865,7 @@
           <w:color w:val="000000"/>
           <w:sz w:val="24"/>
         </w:rPr>
-        <w:hyperlink r:id="rId24" w:history="1">
+        <w:hyperlink r:id="rId25" w:history="1">
           <w:r>
             <w:rPr>
               <w:rStyle w:val="Hyperlink"/>
@@ -3962,7 +3913,7 @@
           <w:sz w:val="24"/>
           <w:u w:val="single"/>
         </w:rPr>
-        <w:hyperlink r:id="rId28" w:history="1">
+        <w:hyperlink r:id="rId29" w:history="1">
           <w:r>
             <w:rPr>
               <w:rStyle w:val="Hyperlink"/>
@@ -3991,7 +3942,7 @@
           <w:sz w:val="24"/>
           <w:u w:val="single"/>
         </w:rPr>
-        <w:hyperlink r:id="rId28" w:history="1">
+        <w:hyperlink r:id="rId29" w:history="1">
           <w:r>
             <w:rPr>
               <w:rStyle w:val="Hyperlink"/>
@@ -4019,7 +3970,7 @@
           <w:sz w:val="24"/>
           <w:u w:val="single"/>
         </w:rPr>
-        <w:hyperlink r:id="rId29" w:history="1">
+        <w:hyperlink r:id="rId30" w:history="1">
           <w:r>
             <w:rPr>
               <w:rStyle w:val="Hyperlink"/>
@@ -4037,7 +3988,7 @@
           <w:sz w:val="24"/>
           <w:u w:val="single"/>
         </w:rPr>
-        <w:hyperlink r:id="rId29" w:history="1">
+        <w:hyperlink r:id="rId30" w:history="1">
           <w:r>
             <w:rPr>
               <w:rStyle w:val="Hyperlink"/>
@@ -4066,7 +4017,7 @@
           <w:sz w:val="24"/>
           <w:u w:val="single"/>
         </w:rPr>
-        <w:hyperlink r:id="rId29" w:history="1">
+        <w:hyperlink r:id="rId30" w:history="1">
           <w:r>
             <w:rPr>
               <w:rStyle w:val="Hyperlink"/>
@@ -4353,7 +4304,7 @@
           <w:sz w:val="24"/>
           <w:u w:val="single"/>
         </w:rPr>
-        <w:hyperlink r:id="rId30" w:history="1">
+        <w:hyperlink r:id="rId31" w:history="1">
           <w:r>
             <w:rPr>
               <w:rStyle w:val="Hyperlink"/>
@@ -4382,7 +4333,7 @@
           <w:sz w:val="24"/>
           <w:u w:val="single"/>
         </w:rPr>
-        <w:hyperlink r:id="rId30" w:history="1">
+        <w:hyperlink r:id="rId31" w:history="1">
           <w:r>
             <w:rPr>
               <w:rStyle w:val="Hyperlink"/>
@@ -4411,7 +4362,7 @@
           <w:sz w:val="24"/>
           <w:u w:val="single"/>
         </w:rPr>
-        <w:hyperlink r:id="rId30" w:history="1">
+        <w:hyperlink r:id="rId31" w:history="1">
           <w:r>
             <w:rPr>
               <w:rStyle w:val="Hyperlink"/>
@@ -4439,7 +4390,7 @@
           <w:sz w:val="24"/>
           <w:u w:val="single"/>
         </w:rPr>
-        <w:hyperlink r:id="rId31" w:history="1">
+        <w:hyperlink r:id="rId32" w:history="1">
           <w:r>
             <w:rPr>
               <w:rStyle w:val="Hyperlink"/>
@@ -4468,7 +4419,7 @@
           <w:sz w:val="24"/>
           <w:u w:val="single"/>
         </w:rPr>
-        <w:hyperlink r:id="rId31" w:history="1">
+        <w:hyperlink r:id="rId32" w:history="1">
           <w:r>
             <w:rPr>
               <w:rStyle w:val="Hyperlink"/>
@@ -4497,7 +4448,7 @@
           <w:sz w:val="24"/>
           <w:u w:val="single"/>
         </w:rPr>
-        <w:hyperlink r:id="rId31" w:history="1">
+        <w:hyperlink r:id="rId32" w:history="1">
           <w:r>
             <w:rPr>
               <w:rStyle w:val="Hyperlink"/>
@@ -4526,7 +4477,7 @@
           <w:sz w:val="24"/>
           <w:u w:val="single"/>
         </w:rPr>
-        <w:hyperlink r:id="rId31" w:history="1">
+        <w:hyperlink r:id="rId32" w:history="1">
           <w:r>
             <w:rPr>
               <w:rStyle w:val="Hyperlink"/>
@@ -4554,7 +4505,7 @@
           <w:sz w:val="24"/>
           <w:u w:val="single"/>
         </w:rPr>
-        <w:hyperlink r:id="rId32" w:history="1">
+        <w:hyperlink r:id="rId33" w:history="1">
           <w:r>
             <w:rPr>
               <w:rStyle w:val="Hyperlink"/>
@@ -4583,7 +4534,7 @@
           <w:sz w:val="24"/>
           <w:u w:val="single"/>
         </w:rPr>
-        <w:hyperlink r:id="rId32" w:history="1">
+        <w:hyperlink r:id="rId33" w:history="1">
           <w:r>
             <w:rPr>
               <w:rStyle w:val="Hyperlink"/>
@@ -4612,7 +4563,7 @@
           <w:sz w:val="24"/>
           <w:u w:val="single"/>
         </w:rPr>
-        <w:hyperlink r:id="rId32" w:history="1">
+        <w:hyperlink r:id="rId33" w:history="1">
           <w:r>
             <w:rPr>
               <w:rStyle w:val="Hyperlink"/>
@@ -4641,7 +4592,7 @@
           <w:sz w:val="24"/>
           <w:u w:val="single"/>
         </w:rPr>
-        <w:hyperlink r:id="rId32" w:history="1">
+        <w:hyperlink r:id="rId33" w:history="1">
           <w:r>
             <w:rPr>
               <w:rStyle w:val="Hyperlink"/>
@@ -4670,7 +4621,7 @@
           <w:sz w:val="24"/>
           <w:u w:val="single"/>
         </w:rPr>
-        <w:hyperlink r:id="rId32" w:history="1">
+        <w:hyperlink r:id="rId33" w:history="1">
           <w:r>
             <w:rPr>
               <w:rStyle w:val="Hyperlink"/>
@@ -4698,7 +4649,7 @@
           <w:color w:val="000000"/>
           <w:sz w:val="24"/>
         </w:rPr>
-        <w:hyperlink r:id="rId30" w:history="1">
+        <w:hyperlink r:id="rId31" w:history="1">
           <w:r>
             <w:rPr>
               <w:rStyle w:val="Hyperlink"/>
@@ -4716,7 +4667,7 @@
           <w:sz w:val="24"/>
           <w:u w:val="single"/>
         </w:rPr>
-        <w:hyperlink r:id="rId30" w:history="1">
+        <w:hyperlink r:id="rId31" w:history="1">
           <w:r>
             <w:rPr>
               <w:rStyle w:val="Hyperlink"/>
@@ -4733,165 +4684,6 @@
           <w:color w:val="0000FF"/>
           <w:sz w:val="24"/>
           <w:u w:val="single"/>
-        </w:rPr>
-        <w:hyperlink r:id="rId30" w:history="1">
-          <w:r>
-            <w:rPr>
-              <w:rStyle w:val="Hyperlink"/>
-            </w:rPr>
-            <w:t>o</w:t>
-          </w:r>
-        </w:hyperlink>
-      </w:r>
-      <w:r>
-        <w:rPr>
-          <w:rFonts w:ascii="Charis SIL Italic" w:hAnsi="Charis SIL Italic" w:eastAsia="Charis SIL Italic"/>
-          <w:b w:val="0"/>
-          <w:i w:val="0"/>
-          <w:color w:val="0000FF"/>
-          <w:sz w:val="24"/>
-          <w:u w:val="single"/>
-        </w:rPr>
-        <w:hyperlink r:id="rId30" w:history="1">
-          <w:r>
-            <w:rPr>
-              <w:rStyle w:val="Hyperlink"/>
-            </w:rPr>
-            <w:t>naal</w:t>
-          </w:r>
-        </w:hyperlink>
-      </w:r>
-      <w:r>
-        <w:rPr>
-          <w:rFonts w:ascii="Charis SIL Italic" w:hAnsi="Charis SIL Italic" w:eastAsia="Charis SIL Italic"/>
-          <w:b w:val="0"/>
-          <w:i w:val="0"/>
-          <w:color w:val="0000FF"/>
-          <w:sz w:val="24"/>
-          <w:u w:val="single"/>
-        </w:rPr>
-        <w:t xml:space="preserve"> </w:t>
-      </w:r>
-      <w:r>
-        <w:rPr>
-          <w:rFonts w:ascii="Charis SIL Italic" w:hAnsi="Charis SIL Italic" w:eastAsia="Charis SIL Italic"/>
-          <w:b w:val="0"/>
-          <w:i w:val="0"/>
-          <w:color w:val="0000FF"/>
-          <w:sz w:val="24"/>
-          <w:u w:val="single"/>
-        </w:rPr>
-        <w:hyperlink r:id="rId30" w:history="1">
-          <w:r>
-            <w:rPr>
-              <w:rStyle w:val="Hyperlink"/>
-            </w:rPr>
-            <w:t>Arch</w:t>
-          </w:r>
-        </w:hyperlink>
-      </w:r>
-      <w:r>
-        <w:rPr>
-          <w:rFonts w:ascii="Charis SIL Italic" w:hAnsi="Charis SIL Italic" w:eastAsia="Charis SIL Italic"/>
-          <w:b w:val="0"/>
-          <w:i w:val="0"/>
-          <w:color w:val="0000FF"/>
-          <w:sz w:val="24"/>
-          <w:u w:val="single"/>
-        </w:rPr>
-        <w:t>i</w:t>
-      </w:r>
-      <w:r>
-        <w:rPr>
-          <w:rFonts w:ascii="Charis SIL Italic" w:hAnsi="Charis SIL Italic" w:eastAsia="Charis SIL Italic"/>
-          <w:b w:val="0"/>
-          <w:i w:val="0"/>
-          <w:color w:val="0000FF"/>
-          <w:sz w:val="24"/>
-          <w:u w:val="single"/>
-        </w:rPr>
-        <w:hyperlink r:id="rId31" w:history="1">
-          <w:r>
-            <w:rPr>
-              <w:rStyle w:val="Hyperlink"/>
-            </w:rPr>
-            <w:t>ef</w:t>
-          </w:r>
-        </w:hyperlink>
-      </w:r>
-      <w:r>
-        <w:rPr>
-          <w:rFonts w:ascii="Charis SIL Italic" w:hAnsi="Charis SIL Italic" w:eastAsia="Charis SIL Italic"/>
-          <w:b w:val="0"/>
-          <w:i w:val="0"/>
-          <w:color w:val="0000FF"/>
-          <w:sz w:val="24"/>
-          <w:u w:val="single"/>
-        </w:rPr>
-        <w:t xml:space="preserve"> </w:t>
-      </w:r>
-      <w:r>
-        <w:rPr>
-          <w:rFonts w:ascii="Charis SIL Italic" w:hAnsi="Charis SIL Italic" w:eastAsia="Charis SIL Italic"/>
-          <w:b w:val="0"/>
-          <w:i w:val="0"/>
-          <w:color w:val="0000FF"/>
-          <w:sz w:val="24"/>
-          <w:u w:val="single"/>
-        </w:rPr>
-        <w:hyperlink r:id="rId31" w:history="1">
-          <w:r>
-            <w:rPr>
-              <w:rStyle w:val="Hyperlink"/>
-            </w:rPr>
-            <w:t>Cur</w:t>
-          </w:r>
-        </w:hyperlink>
-      </w:r>
-      <w:r>
-        <w:rPr>
-          <w:rFonts w:ascii="Charis SIL Italic" w:hAnsi="Charis SIL Italic" w:eastAsia="Charis SIL Italic"/>
-          <w:b w:val="0"/>
-          <w:i w:val="0"/>
-          <w:color w:val="0000FF"/>
-          <w:sz w:val="24"/>
-          <w:u w:val="single"/>
-        </w:rPr>
-        <w:hyperlink r:id="rId31" w:history="1">
-          <w:r>
-            <w:rPr>
-              <w:rStyle w:val="Hyperlink"/>
-            </w:rPr>
-            <w:t>açao</w:t>
-          </w:r>
-        </w:hyperlink>
-      </w:r>
-      <w:r>
-        <w:rPr>
-          <w:u w:val="single" w:color="0000ff"/>
-          <w:rFonts w:ascii="Charis SIL Italic" w:hAnsi="Charis SIL Italic" w:eastAsia="Charis SIL Italic"/>
-          <w:b w:val="0"/>
-          <w:i w:val="0"/>
-          <w:color w:val="000000"/>
-          <w:sz w:val="24"/>
-        </w:rPr>
-        <w:hyperlink r:id="rId31" w:history="1">
-          <w:r>
-            <w:rPr>
-              <w:rStyle w:val="Hyperlink"/>
-            </w:rPr>
-            <w:t>. Vo</w:t>
-          </w:r>
-        </w:hyperlink>
-      </w:r>
-      <w:r>
-        <w:rPr>
-          <w:u w:val="single" w:color="0000ff"/>
-          <w:rFonts w:ascii="Charis SIL Italic" w:hAnsi="Charis SIL Italic" w:eastAsia="Charis SIL Italic"/>
-          <w:b w:val="0"/>
-          <w:i w:val="0"/>
-          <w:color w:val="000000"/>
-          <w:sz w:val="24"/>
         </w:rPr>
         <w:hyperlink r:id="rId31" w:history="1">
           <w:r>
@@ -4904,6 +4696,129 @@
       </w:r>
       <w:r>
         <w:rPr>
+          <w:rFonts w:ascii="Charis SIL Italic" w:hAnsi="Charis SIL Italic" w:eastAsia="Charis SIL Italic"/>
+          <w:b w:val="0"/>
+          <w:i w:val="0"/>
+          <w:color w:val="0000FF"/>
+          <w:sz w:val="24"/>
+          <w:u w:val="single"/>
+        </w:rPr>
+        <w:hyperlink r:id="rId31" w:history="1">
+          <w:r>
+            <w:rPr>
+              <w:rStyle w:val="Hyperlink"/>
+            </w:rPr>
+            <w:t>naal</w:t>
+          </w:r>
+        </w:hyperlink>
+      </w:r>
+      <w:r>
+        <w:rPr>
+          <w:rFonts w:ascii="Charis SIL Italic" w:hAnsi="Charis SIL Italic" w:eastAsia="Charis SIL Italic"/>
+          <w:b w:val="0"/>
+          <w:i w:val="0"/>
+          <w:color w:val="0000FF"/>
+          <w:sz w:val="24"/>
+          <w:u w:val="single"/>
+        </w:rPr>
+        <w:t xml:space="preserve"> </w:t>
+      </w:r>
+      <w:r>
+        <w:rPr>
+          <w:rFonts w:ascii="Charis SIL Italic" w:hAnsi="Charis SIL Italic" w:eastAsia="Charis SIL Italic"/>
+          <w:b w:val="0"/>
+          <w:i w:val="0"/>
+          <w:color w:val="0000FF"/>
+          <w:sz w:val="24"/>
+          <w:u w:val="single"/>
+        </w:rPr>
+        <w:hyperlink r:id="rId31" w:history="1">
+          <w:r>
+            <w:rPr>
+              <w:rStyle w:val="Hyperlink"/>
+            </w:rPr>
+            <w:t>Arch</w:t>
+          </w:r>
+        </w:hyperlink>
+      </w:r>
+      <w:r>
+        <w:rPr>
+          <w:rFonts w:ascii="Charis SIL Italic" w:hAnsi="Charis SIL Italic" w:eastAsia="Charis SIL Italic"/>
+          <w:b w:val="0"/>
+          <w:i w:val="0"/>
+          <w:color w:val="0000FF"/>
+          <w:sz w:val="24"/>
+          <w:u w:val="single"/>
+        </w:rPr>
+        <w:t>i</w:t>
+      </w:r>
+      <w:r>
+        <w:rPr>
+          <w:rFonts w:ascii="Charis SIL Italic" w:hAnsi="Charis SIL Italic" w:eastAsia="Charis SIL Italic"/>
+          <w:b w:val="0"/>
+          <w:i w:val="0"/>
+          <w:color w:val="0000FF"/>
+          <w:sz w:val="24"/>
+          <w:u w:val="single"/>
+        </w:rPr>
+        <w:hyperlink r:id="rId32" w:history="1">
+          <w:r>
+            <w:rPr>
+              <w:rStyle w:val="Hyperlink"/>
+            </w:rPr>
+            <w:t>ef</w:t>
+          </w:r>
+        </w:hyperlink>
+      </w:r>
+      <w:r>
+        <w:rPr>
+          <w:rFonts w:ascii="Charis SIL Italic" w:hAnsi="Charis SIL Italic" w:eastAsia="Charis SIL Italic"/>
+          <w:b w:val="0"/>
+          <w:i w:val="0"/>
+          <w:color w:val="0000FF"/>
+          <w:sz w:val="24"/>
+          <w:u w:val="single"/>
+        </w:rPr>
+        <w:t xml:space="preserve"> </w:t>
+      </w:r>
+      <w:r>
+        <w:rPr>
+          <w:rFonts w:ascii="Charis SIL Italic" w:hAnsi="Charis SIL Italic" w:eastAsia="Charis SIL Italic"/>
+          <w:b w:val="0"/>
+          <w:i w:val="0"/>
+          <w:color w:val="0000FF"/>
+          <w:sz w:val="24"/>
+          <w:u w:val="single"/>
+        </w:rPr>
+        <w:hyperlink r:id="rId32" w:history="1">
+          <w:r>
+            <w:rPr>
+              <w:rStyle w:val="Hyperlink"/>
+            </w:rPr>
+            <w:t>Cur</w:t>
+          </w:r>
+        </w:hyperlink>
+      </w:r>
+      <w:r>
+        <w:rPr>
+          <w:rFonts w:ascii="Charis SIL Italic" w:hAnsi="Charis SIL Italic" w:eastAsia="Charis SIL Italic"/>
+          <w:b w:val="0"/>
+          <w:i w:val="0"/>
+          <w:color w:val="0000FF"/>
+          <w:sz w:val="24"/>
+          <w:u w:val="single"/>
+        </w:rPr>
+        <w:hyperlink r:id="rId32" w:history="1">
+          <w:r>
+            <w:rPr>
+              <w:rStyle w:val="Hyperlink"/>
+            </w:rPr>
+            <w:t>açao</w:t>
+          </w:r>
+        </w:hyperlink>
+      </w:r>
+      <w:r>
+        <w:rPr>
           <w:u w:val="single" w:color="0000ff"/>
           <w:rFonts w:ascii="Charis SIL Italic" w:hAnsi="Charis SIL Italic" w:eastAsia="Charis SIL Italic"/>
           <w:b w:val="0"/>
@@ -4911,7 +4826,43 @@
           <w:color w:val="000000"/>
           <w:sz w:val="24"/>
         </w:rPr>
-        <w:hyperlink r:id="rId31" w:history="1">
+        <w:hyperlink r:id="rId32" w:history="1">
+          <w:r>
+            <w:rPr>
+              <w:rStyle w:val="Hyperlink"/>
+            </w:rPr>
+            <w:t>. Vo</w:t>
+          </w:r>
+        </w:hyperlink>
+      </w:r>
+      <w:r>
+        <w:rPr>
+          <w:u w:val="single" w:color="0000ff"/>
+          <w:rFonts w:ascii="Charis SIL Italic" w:hAnsi="Charis SIL Italic" w:eastAsia="Charis SIL Italic"/>
+          <w:b w:val="0"/>
+          <w:i w:val="0"/>
+          <w:color w:val="000000"/>
+          <w:sz w:val="24"/>
+        </w:rPr>
+        <w:hyperlink r:id="rId32" w:history="1">
+          <w:r>
+            <w:rPr>
+              <w:rStyle w:val="Hyperlink"/>
+            </w:rPr>
+            <w:t>o</w:t>
+          </w:r>
+        </w:hyperlink>
+      </w:r>
+      <w:r>
+        <w:rPr>
+          <w:u w:val="single" w:color="0000ff"/>
+          <w:rFonts w:ascii="Charis SIL Italic" w:hAnsi="Charis SIL Italic" w:eastAsia="Charis SIL Italic"/>
+          <w:b w:val="0"/>
+          <w:i w:val="0"/>
+          <w:color w:val="000000"/>
+          <w:sz w:val="24"/>
+        </w:rPr>
+        <w:hyperlink r:id="rId32" w:history="1">
           <w:r>
             <w:rPr>
               <w:rStyle w:val="Hyperlink"/>
@@ -4940,7 +4891,7 @@
           <w:color w:val="000000"/>
           <w:sz w:val="24"/>
         </w:rPr>
-        <w:hyperlink r:id="rId31" w:history="1">
+        <w:hyperlink r:id="rId32" w:history="1">
           <w:r>
             <w:rPr>
               <w:rStyle w:val="Hyperlink"/>
@@ -4968,7 +4919,7 @@
           <w:color w:val="000000"/>
           <w:sz w:val="24"/>
         </w:rPr>
-        <w:hyperlink r:id="rId32" w:history="1">
+        <w:hyperlink r:id="rId33" w:history="1">
           <w:r>
             <w:rPr>
               <w:rStyle w:val="Hyperlink"/>
@@ -4986,7 +4937,7 @@
           <w:color w:val="000000"/>
           <w:sz w:val="24"/>
         </w:rPr>
-        <w:hyperlink r:id="rId32" w:history="1">
+        <w:hyperlink r:id="rId33" w:history="1">
           <w:r>
             <w:rPr>
               <w:rStyle w:val="Hyperlink"/>
@@ -5004,7 +4955,7 @@
           <w:color w:val="000000"/>
           <w:sz w:val="24"/>
         </w:rPr>
-        <w:hyperlink r:id="rId32" w:history="1">
+        <w:hyperlink r:id="rId33" w:history="1">
           <w:r>
             <w:rPr>
               <w:rStyle w:val="Hyperlink"/>
@@ -5022,7 +4973,7 @@
           <w:color w:val="000000"/>
           <w:sz w:val="24"/>
         </w:rPr>
-        <w:hyperlink r:id="rId32" w:history="1">
+        <w:hyperlink r:id="rId33" w:history="1">
           <w:r>
             <w:rPr>
               <w:rStyle w:val="Hyperlink"/>
@@ -5050,7 +5001,7 @@
           <w:sz w:val="24"/>
           <w:u w:val="single"/>
         </w:rPr>
-        <w:hyperlink r:id="rId32" w:history="1">
+        <w:hyperlink r:id="rId33" w:history="1">
           <w:r>
             <w:rPr>
               <w:rStyle w:val="Hyperlink"/>
@@ -5068,7 +5019,7 @@
           <w:sz w:val="24"/>
           <w:u w:val="single"/>
         </w:rPr>
-        <w:hyperlink r:id="rId32" w:history="1">
+        <w:hyperlink r:id="rId33" w:history="1">
           <w:r>
             <w:rPr>
               <w:rStyle w:val="Hyperlink"/>
@@ -5086,7 +5037,7 @@
           <w:color w:val="000000"/>
           <w:sz w:val="24"/>
         </w:rPr>
-        <w:hyperlink r:id="rId32" w:history="1">
+        <w:hyperlink r:id="rId33" w:history="1">
           <w:r>
             <w:rPr>
               <w:rStyle w:val="Hyperlink"/>
@@ -5125,7 +5076,7 @@
           <w:color w:val="000000"/>
           <w:sz w:val="24"/>
         </w:rPr>
-        <w:hyperlink r:id="rId33" w:history="1">
+        <w:hyperlink r:id="rId34" w:history="1">
           <w:r>
             <w:rPr>
               <w:rStyle w:val="Hyperlink"/>
@@ -5163,7 +5114,7 @@
           <w:sz w:val="24"/>
           <w:u w:val="single"/>
         </w:rPr>
-        <w:hyperlink r:id="rId34" w:history="1">
+        <w:hyperlink r:id="rId35" w:history="1">
           <w:r>
             <w:rPr>
               <w:rStyle w:val="Hyperlink"/>
@@ -5192,7 +5143,7 @@
           <w:sz w:val="24"/>
           <w:u w:val="single"/>
         </w:rPr>
-        <w:hyperlink r:id="rId34" w:history="1">
+        <w:hyperlink r:id="rId35" w:history="1">
           <w:r>
             <w:rPr>
               <w:rStyle w:val="Hyperlink"/>
@@ -5221,7 +5172,7 @@
           <w:sz w:val="24"/>
           <w:u w:val="single"/>
         </w:rPr>
-        <w:hyperlink r:id="rId34" w:history="1">
+        <w:hyperlink r:id="rId35" w:history="1">
           <w:r>
             <w:rPr>
               <w:rStyle w:val="Hyperlink"/>
@@ -5250,7 +5201,7 @@
           <w:sz w:val="24"/>
           <w:u w:val="single"/>
         </w:rPr>
-        <w:hyperlink r:id="rId34" w:history="1">
+        <w:hyperlink r:id="rId35" w:history="1">
           <w:r>
             <w:rPr>
               <w:rStyle w:val="Hyperlink"/>
@@ -5279,7 +5230,7 @@
           <w:sz w:val="24"/>
           <w:u w:val="single"/>
         </w:rPr>
-        <w:hyperlink r:id="rId34" w:history="1">
+        <w:hyperlink r:id="rId35" w:history="1">
           <w:r>
             <w:rPr>
               <w:rStyle w:val="Hyperlink"/>
@@ -5300,7 +5251,7 @@
           <w:sz w:val="24"/>
           <w:u w:val="single"/>
         </w:rPr>
-        <w:hyperlink r:id="rId34" w:history="1">
+        <w:hyperlink r:id="rId35" w:history="1">
           <w:r>
             <w:rPr>
               <w:rStyle w:val="Hyperlink"/>
@@ -5317,7 +5268,7 @@
           <w:color w:val="000000"/>
           <w:sz w:val="24"/>
         </w:rPr>
-        <w:t xml:space="preserve"> dat zich bij het Arsip Nasional in</w:t>
+        <w:t xml:space="preserve"> dat zich bij het Arsip Nasional in Jakarta bevi</w:t>
       </w:r>
       <w:r>
         <w:rPr>
@@ -5328,25 +5279,7 @@
           <w:color w:val="000000"/>
           <w:sz w:val="24"/>
         </w:rPr>
-        <w:hyperlink r:id="rId34" w:history="1">
-          <w:r>
-            <w:rPr>
-              <w:rStyle w:val="Hyperlink"/>
-            </w:rPr>
-            <w:t xml:space="preserve"> Jakarta bevi</w:t>
-          </w:r>
-        </w:hyperlink>
-      </w:r>
-      <w:r>
-        <w:rPr>
-          <w:u w:val="single" w:color="0000ff"/>
-          <w:rFonts w:ascii="Charis SIL Italic" w:hAnsi="Charis SIL Italic" w:eastAsia="Charis SIL Italic"/>
-          <w:b w:val="0"/>
-          <w:i w:val="0"/>
-          <w:color w:val="000000"/>
-          <w:sz w:val="24"/>
-        </w:rPr>
-        <w:hyperlink r:id="rId34" w:history="1">
+        <w:hyperlink r:id="rId35" w:history="1">
           <w:r>
             <w:rPr>
               <w:rStyle w:val="Hyperlink"/>
@@ -5375,7 +5308,7 @@
           <w:color w:val="000000"/>
           <w:sz w:val="24"/>
         </w:rPr>
-        <w:hyperlink r:id="rId34" w:history="1">
+        <w:hyperlink r:id="rId35" w:history="1">
           <w:r>
             <w:rPr>
               <w:rStyle w:val="Hyperlink"/>
@@ -5403,7 +5336,7 @@
           <w:color w:val="000000"/>
           <w:sz w:val="24"/>
         </w:rPr>
-        <w:hyperlink r:id="rId34" w:history="1">
+        <w:hyperlink r:id="rId35" w:history="1">
           <w:r>
             <w:rPr>
               <w:rStyle w:val="Hyperlink"/>
@@ -5431,7 +5364,7 @@
           <w:color w:val="000000"/>
           <w:sz w:val="24"/>
         </w:rPr>
-        <w:hyperlink r:id="rId34" w:history="1">
+        <w:hyperlink r:id="rId35" w:history="1">
           <w:r>
             <w:rPr>
               <w:rStyle w:val="Hyperlink"/>
@@ -5530,7 +5463,7 @@
           <w:sz w:val="24"/>
           <w:u w:val="single"/>
         </w:rPr>
-        <w:hyperlink r:id="rId35" w:history="1">
+        <w:hyperlink r:id="rId36" w:history="1">
           <w:r>
             <w:rPr>
               <w:rStyle w:val="Hyperlink"/>
@@ -5558,7 +5491,7 @@
           <w:sz w:val="24"/>
           <w:u w:val="single"/>
         </w:rPr>
-        <w:hyperlink r:id="rId36" w:history="1">
+        <w:hyperlink r:id="rId37" w:history="1">
           <w:r>
             <w:rPr>
               <w:rStyle w:val="Hyperlink"/>
@@ -5587,7 +5520,7 @@
           <w:sz w:val="24"/>
           <w:u w:val="single"/>
         </w:rPr>
-        <w:hyperlink r:id="rId36" w:history="1">
+        <w:hyperlink r:id="rId37" w:history="1">
           <w:r>
             <w:rPr>
               <w:rStyle w:val="Hyperlink"/>
@@ -5616,7 +5549,7 @@
           <w:sz w:val="24"/>
           <w:u w:val="single"/>
         </w:rPr>
-        <w:hyperlink r:id="rId36" w:history="1">
+        <w:hyperlink r:id="rId37" w:history="1">
           <w:r>
             <w:rPr>
               <w:rStyle w:val="Hyperlink"/>
@@ -5637,7 +5570,7 @@
           <w:sz w:val="24"/>
           <w:u w:val="single"/>
         </w:rPr>
-        <w:hyperlink r:id="rId36" w:history="1">
+        <w:hyperlink r:id="rId37" w:history="1">
           <w:r>
             <w:rPr>
               <w:rStyle w:val="Hyperlink"/>
@@ -5663,8 +5596,16 @@
           <w:i w:val="0"/>
           <w:color w:val="0000FF"/>
           <w:sz w:val="24"/>
-        </w:rPr>
-        <w:t>Sammlungsgut aus Kolonialen Ko</w:t>
+          <w:u w:val="single"/>
+        </w:rPr>
+        <w:hyperlink r:id="rId38" w:history="1">
+          <w:r>
+            <w:rPr>
+              <w:rStyle w:val="Hyperlink"/>
+            </w:rPr>
+            <w:t>Samm</w:t>
+          </w:r>
+        </w:hyperlink>
       </w:r>
       <w:r>
         <w:rPr>
@@ -5675,7 +5616,148 @@
           <w:sz w:val="24"/>
           <w:u w:val="single"/>
         </w:rPr>
-        <w:hyperlink r:id="rId36" w:history="1">
+        <w:hyperlink r:id="rId38" w:history="1">
+          <w:r>
+            <w:rPr>
+              <w:rStyle w:val="Hyperlink"/>
+            </w:rPr>
+            <w:t>lungsgut</w:t>
+          </w:r>
+        </w:hyperlink>
+      </w:r>
+      <w:r>
+        <w:rPr>
+          <w:rFonts w:ascii="Charis SIL Italic" w:hAnsi="Charis SIL Italic" w:eastAsia="Charis SIL Italic"/>
+          <w:b w:val="0"/>
+          <w:i w:val="0"/>
+          <w:color w:val="0000FF"/>
+          <w:sz w:val="24"/>
+          <w:u w:val="single"/>
+        </w:rPr>
+        <w:t xml:space="preserve"> </w:t>
+      </w:r>
+      <w:r>
+        <w:rPr>
+          <w:rFonts w:ascii="Charis SIL Italic" w:hAnsi="Charis SIL Italic" w:eastAsia="Charis SIL Italic"/>
+          <w:b w:val="0"/>
+          <w:i w:val="0"/>
+          <w:color w:val="0000FF"/>
+          <w:sz w:val="24"/>
+          <w:u w:val="single"/>
+        </w:rPr>
+        <w:hyperlink r:id="rId38" w:history="1">
+          <w:r>
+            <w:rPr>
+              <w:rStyle w:val="Hyperlink"/>
+            </w:rPr>
+            <w:t>a</w:t>
+          </w:r>
+        </w:hyperlink>
+      </w:r>
+      <w:r>
+        <w:rPr>
+          <w:rFonts w:ascii="Charis SIL Italic" w:hAnsi="Charis SIL Italic" w:eastAsia="Charis SIL Italic"/>
+          <w:b w:val="0"/>
+          <w:i w:val="0"/>
+          <w:color w:val="0000FF"/>
+          <w:sz w:val="24"/>
+          <w:u w:val="single"/>
+        </w:rPr>
+        <w:hyperlink r:id="rId38" w:history="1">
+          <w:r>
+            <w:rPr>
+              <w:rStyle w:val="Hyperlink"/>
+            </w:rPr>
+            <w:t>us</w:t>
+          </w:r>
+        </w:hyperlink>
+      </w:r>
+      <w:r>
+        <w:rPr>
+          <w:rFonts w:ascii="Charis SIL Italic" w:hAnsi="Charis SIL Italic" w:eastAsia="Charis SIL Italic"/>
+          <w:b w:val="0"/>
+          <w:i w:val="0"/>
+          <w:color w:val="0000FF"/>
+          <w:sz w:val="24"/>
+          <w:u w:val="single"/>
+        </w:rPr>
+        <w:t xml:space="preserve"> </w:t>
+      </w:r>
+      <w:r>
+        <w:rPr>
+          <w:rFonts w:ascii="Charis SIL Italic" w:hAnsi="Charis SIL Italic" w:eastAsia="Charis SIL Italic"/>
+          <w:b w:val="0"/>
+          <w:i w:val="0"/>
+          <w:color w:val="0000FF"/>
+          <w:sz w:val="24"/>
+          <w:u w:val="single"/>
+        </w:rPr>
+        <w:hyperlink r:id="rId38" w:history="1">
+          <w:r>
+            <w:rPr>
+              <w:rStyle w:val="Hyperlink"/>
+            </w:rPr>
+            <w:t>Koloniale</w:t>
+          </w:r>
+        </w:hyperlink>
+      </w:r>
+      <w:r>
+        <w:rPr>
+          <w:rFonts w:ascii="Charis SIL Italic" w:hAnsi="Charis SIL Italic" w:eastAsia="Charis SIL Italic"/>
+          <w:b w:val="0"/>
+          <w:i w:val="0"/>
+          <w:color w:val="0000FF"/>
+          <w:sz w:val="24"/>
+          <w:u w:val="single"/>
+        </w:rPr>
+        <w:hyperlink r:id="rId38" w:history="1">
+          <w:r>
+            <w:rPr>
+              <w:rStyle w:val="Hyperlink"/>
+            </w:rPr>
+            <w:t>n</w:t>
+          </w:r>
+        </w:hyperlink>
+      </w:r>
+      <w:r>
+        <w:rPr>
+          <w:rFonts w:ascii="Charis SIL Italic" w:hAnsi="Charis SIL Italic" w:eastAsia="Charis SIL Italic"/>
+          <w:b w:val="0"/>
+          <w:i w:val="0"/>
+          <w:color w:val="0000FF"/>
+          <w:sz w:val="24"/>
+          <w:u w:val="single"/>
+        </w:rPr>
+        <w:t xml:space="preserve"> </w:t>
+      </w:r>
+      <w:r>
+        <w:rPr>
+          <w:rFonts w:ascii="Charis SIL Italic" w:hAnsi="Charis SIL Italic" w:eastAsia="Charis SIL Italic"/>
+          <w:b w:val="0"/>
+          <w:i w:val="0"/>
+          <w:color w:val="0000FF"/>
+          <w:sz w:val="24"/>
+          <w:u w:val="single"/>
+        </w:rPr>
+        <w:hyperlink r:id="rId38" w:history="1">
+          <w:r>
+            <w:rPr>
+              <w:rStyle w:val="Hyperlink"/>
+            </w:rPr>
+            <w:t>Ko</w:t>
+          </w:r>
+        </w:hyperlink>
+      </w:r>
+      <w:r>
+        <w:rPr>
+          <w:rFonts w:ascii="Charis SIL Italic" w:hAnsi="Charis SIL Italic" w:eastAsia="Charis SIL Italic"/>
+          <w:b w:val="0"/>
+          <w:i w:val="0"/>
+          <w:color w:val="0000FF"/>
+          <w:sz w:val="24"/>
+          <w:u w:val="single"/>
+        </w:rPr>
+        <w:hyperlink r:id="rId38" w:history="1">
           <w:r>
             <w:rPr>
               <w:rStyle w:val="Hyperlink"/>
@@ -5686,31 +5768,13 @@
       </w:r>
       <w:r>
         <w:rPr>
-          <w:u w:val="single" w:color="0000ff"/>
           <w:rFonts w:ascii="Charis SIL Italic" w:hAnsi="Charis SIL Italic" w:eastAsia="Charis SIL Italic"/>
           <w:b w:val="0"/>
           <w:i w:val="0"/>
           <w:color w:val="000000"/>
           <w:sz w:val="24"/>
         </w:rPr>
-        <w:hyperlink r:id="rId36" w:history="1">
-          <w:r>
-            <w:rPr>
-              <w:rStyle w:val="Hyperlink"/>
-            </w:rPr>
-            <w:t>. D</w:t>
-          </w:r>
-        </w:hyperlink>
-      </w:r>
-      <w:r>
-        <w:rPr>
-          <w:rFonts w:ascii="Charis SIL Italic" w:hAnsi="Charis SIL Italic" w:eastAsia="Charis SIL Italic"/>
-          <w:b w:val="0"/>
-          <w:i w:val="0"/>
-          <w:color w:val="000000"/>
-          <w:sz w:val="24"/>
-        </w:rPr>
-        <w:t xml:space="preserve">e Franse portal </w:t>
+        <w:t xml:space="preserve">. De Franse portal </w:t>
       </w:r>
       <w:r>
         <w:rPr>
@@ -5721,7 +5785,7 @@
           <w:sz w:val="24"/>
           <w:u w:val="single"/>
         </w:rPr>
-        <w:hyperlink r:id="rId36" w:history="1">
+        <w:hyperlink r:id="rId37" w:history="1">
           <w:r>
             <w:rPr>
               <w:rStyle w:val="Hyperlink"/>
@@ -5739,7 +5803,7 @@
           <w:color w:val="000000"/>
           <w:sz w:val="24"/>
         </w:rPr>
-        <w:hyperlink r:id="rId36" w:history="1">
+        <w:hyperlink r:id="rId37" w:history="1">
           <w:r>
             <w:rPr>
               <w:rStyle w:val="Hyperlink"/>
@@ -5767,7 +5831,7 @@
           <w:color w:val="000000"/>
           <w:sz w:val="24"/>
         </w:rPr>
-        <w:hyperlink r:id="rId37" w:history="1">
+        <w:hyperlink r:id="rId38" w:history="1">
           <w:r>
             <w:rPr>
               <w:rStyle w:val="Hyperlink"/>
@@ -5785,7 +5849,7 @@
           <w:color w:val="000000"/>
           <w:sz w:val="24"/>
         </w:rPr>
-        <w:hyperlink r:id="rId37" w:history="1">
+        <w:hyperlink r:id="rId38" w:history="1">
           <w:r>
             <w:rPr>
               <w:rStyle w:val="Hyperlink"/>
@@ -5803,7 +5867,7 @@
           <w:color w:val="000000"/>
           <w:sz w:val="24"/>
         </w:rPr>
-        <w:hyperlink r:id="rId37" w:history="1">
+        <w:hyperlink r:id="rId38" w:history="1">
           <w:r>
             <w:rPr>
               <w:rStyle w:val="Hyperlink"/>
@@ -5821,7 +5885,7 @@
           <w:color w:val="000000"/>
           <w:sz w:val="24"/>
         </w:rPr>
-        <w:hyperlink r:id="rId37" w:history="1">
+        <w:hyperlink r:id="rId38" w:history="1">
           <w:r>
             <w:rPr>
               <w:rStyle w:val="Hyperlink"/>
@@ -5839,7 +5903,7 @@
           <w:color w:val="000000"/>
           <w:sz w:val="24"/>
         </w:rPr>
-        <w:hyperlink r:id="rId37" w:history="1">
+        <w:hyperlink r:id="rId38" w:history="1">
           <w:r>
             <w:rPr>
               <w:rStyle w:val="Hyperlink"/>
@@ -5857,7 +5921,7 @@
           <w:color w:val="000000"/>
           <w:sz w:val="24"/>
         </w:rPr>
-        <w:hyperlink r:id="rId37" w:history="1">
+        <w:hyperlink r:id="rId38" w:history="1">
           <w:r>
             <w:rPr>
               <w:rStyle w:val="Hyperlink"/>
@@ -5885,7 +5949,7 @@
           <w:color w:val="000000"/>
           <w:sz w:val="24"/>
         </w:rPr>
-        <w:hyperlink r:id="rId38" w:history="1">
+        <w:hyperlink r:id="rId39" w:history="1">
           <w:r>
             <w:rPr>
               <w:rStyle w:val="Hyperlink"/>

--- a/EXPORTS/DOCX/published/niveau1/Dutch/Sources.docx
+++ b/EXPORTS/DOCX/published/niveau1/Dutch/Sources.docx
@@ -1407,8 +1407,16 @@
           <w:i w:val="0"/>
           <w:color w:val="0000FF"/>
           <w:sz w:val="24"/>
-        </w:rPr>
-        <w:t>Universitaire Bibliotheken L</w:t>
+          <w:u w:val="single"/>
+        </w:rPr>
+        <w:hyperlink r:id="rId15" w:history="1">
+          <w:r>
+            <w:rPr>
+              <w:rStyle w:val="Hyperlink"/>
+            </w:rPr>
+            <w:t>Univ</w:t>
+          </w:r>
+        </w:hyperlink>
       </w:r>
       <w:r>
         <w:rPr>
@@ -1420,6 +1428,129 @@
           <w:u w:val="single"/>
         </w:rPr>
         <w:hyperlink r:id="rId15" w:history="1">
+          <w:r>
+            <w:rPr>
+              <w:rStyle w:val="Hyperlink"/>
+            </w:rPr>
+            <w:t>ersitai</w:t>
+          </w:r>
+        </w:hyperlink>
+      </w:r>
+      <w:r>
+        <w:rPr>
+          <w:rFonts w:ascii="Charis SIL Italic" w:hAnsi="Charis SIL Italic" w:eastAsia="Charis SIL Italic"/>
+          <w:b w:val="0"/>
+          <w:i w:val="0"/>
+          <w:color w:val="0000FF"/>
+          <w:sz w:val="24"/>
+          <w:u w:val="single"/>
+        </w:rPr>
+        <w:hyperlink r:id="rId15" w:history="1">
+          <w:r>
+            <w:rPr>
+              <w:rStyle w:val="Hyperlink"/>
+            </w:rPr>
+            <w:t>r</w:t>
+          </w:r>
+        </w:hyperlink>
+      </w:r>
+      <w:r>
+        <w:rPr>
+          <w:rFonts w:ascii="Charis SIL Italic" w:hAnsi="Charis SIL Italic" w:eastAsia="Charis SIL Italic"/>
+          <w:b w:val="0"/>
+          <w:i w:val="0"/>
+          <w:color w:val="0000FF"/>
+          <w:sz w:val="24"/>
+          <w:u w:val="single"/>
+        </w:rPr>
+        <w:hyperlink r:id="rId15" w:history="1">
+          <w:r>
+            <w:rPr>
+              <w:rStyle w:val="Hyperlink"/>
+            </w:rPr>
+            <w:t>e</w:t>
+          </w:r>
+        </w:hyperlink>
+      </w:r>
+      <w:r>
+        <w:rPr>
+          <w:rFonts w:ascii="Charis SIL Italic" w:hAnsi="Charis SIL Italic" w:eastAsia="Charis SIL Italic"/>
+          <w:b w:val="0"/>
+          <w:i w:val="0"/>
+          <w:color w:val="0000FF"/>
+          <w:sz w:val="24"/>
+          <w:u w:val="single"/>
+        </w:rPr>
+        <w:t xml:space="preserve"> </w:t>
+      </w:r>
+      <w:r>
+        <w:rPr>
+          <w:rFonts w:ascii="Charis SIL Italic" w:hAnsi="Charis SIL Italic" w:eastAsia="Charis SIL Italic"/>
+          <w:b w:val="0"/>
+          <w:i w:val="0"/>
+          <w:color w:val="0000FF"/>
+          <w:sz w:val="24"/>
+          <w:u w:val="single"/>
+        </w:rPr>
+        <w:t>B</w:t>
+      </w:r>
+      <w:r>
+        <w:rPr>
+          <w:rFonts w:ascii="Charis SIL Italic" w:hAnsi="Charis SIL Italic" w:eastAsia="Charis SIL Italic"/>
+          <w:b w:val="0"/>
+          <w:i w:val="0"/>
+          <w:color w:val="0000FF"/>
+          <w:sz w:val="24"/>
+          <w:u w:val="single"/>
+        </w:rPr>
+        <w:hyperlink r:id="rId15" w:history="1">
+          <w:r>
+            <w:rPr>
+              <w:rStyle w:val="Hyperlink"/>
+            </w:rPr>
+            <w:t>ibliotheken</w:t>
+          </w:r>
+        </w:hyperlink>
+      </w:r>
+      <w:r>
+        <w:rPr>
+          <w:rFonts w:ascii="Charis SIL Italic" w:hAnsi="Charis SIL Italic" w:eastAsia="Charis SIL Italic"/>
+          <w:b w:val="0"/>
+          <w:i w:val="0"/>
+          <w:color w:val="0000FF"/>
+          <w:sz w:val="24"/>
+          <w:u w:val="single"/>
+        </w:rPr>
+        <w:t xml:space="preserve"> </w:t>
+      </w:r>
+      <w:r>
+        <w:rPr>
+          <w:rFonts w:ascii="Charis SIL Italic" w:hAnsi="Charis SIL Italic" w:eastAsia="Charis SIL Italic"/>
+          <w:b w:val="0"/>
+          <w:i w:val="0"/>
+          <w:color w:val="0000FF"/>
+          <w:sz w:val="24"/>
+          <w:u w:val="single"/>
+        </w:rPr>
+        <w:hyperlink r:id="rId16" w:history="1">
+          <w:r>
+            <w:rPr>
+              <w:rStyle w:val="Hyperlink"/>
+            </w:rPr>
+            <w:t>L</w:t>
+          </w:r>
+        </w:hyperlink>
+      </w:r>
+      <w:r>
+        <w:rPr>
+          <w:rFonts w:ascii="Charis SIL Italic" w:hAnsi="Charis SIL Italic" w:eastAsia="Charis SIL Italic"/>
+          <w:b w:val="0"/>
+          <w:i w:val="0"/>
+          <w:color w:val="0000FF"/>
+          <w:sz w:val="24"/>
+          <w:u w:val="single"/>
+        </w:rPr>
+        <w:hyperlink r:id="rId16" w:history="1">
           <w:r>
             <w:rPr>
               <w:rStyle w:val="Hyperlink"/>
@@ -2448,8 +2579,45 @@
           <w:i w:val="0"/>
           <w:color w:val="0000FF"/>
           <w:sz w:val="24"/>
-        </w:rPr>
-        <w:t>De kolo</w:t>
+          <w:u w:val="single"/>
+        </w:rPr>
+        <w:hyperlink r:id="rId18" w:history="1">
+          <w:r>
+            <w:rPr>
+              <w:rStyle w:val="Hyperlink"/>
+            </w:rPr>
+            <w:t>De</w:t>
+          </w:r>
+        </w:hyperlink>
+      </w:r>
+      <w:r>
+        <w:rPr>
+          <w:rFonts w:ascii="Charis SIL Italic" w:hAnsi="Charis SIL Italic" w:eastAsia="Charis SIL Italic"/>
+          <w:b w:val="0"/>
+          <w:i w:val="0"/>
+          <w:color w:val="0000FF"/>
+          <w:sz w:val="24"/>
+          <w:u w:val="single"/>
+        </w:rPr>
+        <w:t xml:space="preserve"> </w:t>
+      </w:r>
+      <w:r>
+        <w:rPr>
+          <w:rFonts w:ascii="Charis SIL Italic" w:hAnsi="Charis SIL Italic" w:eastAsia="Charis SIL Italic"/>
+          <w:b w:val="0"/>
+          <w:i w:val="0"/>
+          <w:color w:val="0000FF"/>
+          <w:sz w:val="24"/>
+          <w:u w:val="single"/>
+        </w:rPr>
+        <w:hyperlink r:id="rId18" w:history="1">
+          <w:r>
+            <w:rPr>
+              <w:rStyle w:val="Hyperlink"/>
+            </w:rPr>
+            <w:t>kolo</w:t>
+          </w:r>
+        </w:hyperlink>
       </w:r>
       <w:r>
         <w:rPr>
@@ -2518,7 +2686,7 @@
           <w:sz w:val="24"/>
           <w:u w:val="single"/>
         </w:rPr>
-        <w:hyperlink r:id="rId18" w:history="1">
+        <w:hyperlink r:id="rId19" w:history="1">
           <w:r>
             <w:rPr>
               <w:rStyle w:val="Hyperlink"/>
@@ -2563,83 +2731,7 @@
           <w:color w:val="000000"/>
           <w:sz w:val="24"/>
         </w:rPr>
-        <w:t>de archieven m</w:t>
-      </w:r>
-      <w:r>
-        <w:rPr>
-          <w:u w:val="single" w:color="0000ff"/>
-          <w:rFonts w:ascii="Charis SIL Italic" w:hAnsi="Charis SIL Italic" w:eastAsia="Charis SIL Italic"/>
-          <w:b w:val="0"/>
-          <w:i w:val="0"/>
-          <w:color w:val="000000"/>
-          <w:sz w:val="24"/>
-        </w:rPr>
-        <w:t>e</w:t>
-      </w:r>
-      <w:r>
-        <w:rPr>
-          <w:u w:val="single" w:color="0000ff"/>
-          <w:rFonts w:ascii="Charis SIL Italic" w:hAnsi="Charis SIL Italic" w:eastAsia="Charis SIL Italic"/>
-          <w:b w:val="0"/>
-          <w:i w:val="0"/>
-          <w:color w:val="000000"/>
-          <w:sz w:val="24"/>
-        </w:rPr>
-        <w:hyperlink r:id="rId19" w:history="1">
-          <w:r>
-            <w:rPr>
-              <w:rStyle w:val="Hyperlink"/>
-            </w:rPr>
-            <w:t>t b</w:t>
-          </w:r>
-        </w:hyperlink>
-      </w:r>
-      <w:r>
-        <w:rPr>
-          <w:u w:val="single" w:color="0000ff"/>
-          <w:rFonts w:ascii="Charis SIL Italic" w:hAnsi="Charis SIL Italic" w:eastAsia="Charis SIL Italic"/>
-          <w:b w:val="0"/>
-          <w:i w:val="0"/>
-          <w:color w:val="000000"/>
-          <w:sz w:val="24"/>
-        </w:rPr>
-        <w:hyperlink r:id="rId19" w:history="1">
-          <w:r>
-            <w:rPr>
-              <w:rStyle w:val="Hyperlink"/>
-            </w:rPr>
-            <w:t>etrekking</w:t>
-          </w:r>
-        </w:hyperlink>
-      </w:r>
-      <w:r>
-        <w:rPr>
-          <w:u w:val="single" w:color="0000ff"/>
-          <w:rFonts w:ascii="Charis SIL Italic" w:hAnsi="Charis SIL Italic" w:eastAsia="Charis SIL Italic"/>
-          <w:b w:val="0"/>
-          <w:i w:val="0"/>
-          <w:color w:val="000000"/>
-          <w:sz w:val="24"/>
-        </w:rPr>
-        <w:t xml:space="preserve"> </w:t>
-      </w:r>
-      <w:r>
-        <w:rPr>
-          <w:u w:val="single" w:color="0000ff"/>
-          <w:rFonts w:ascii="Charis SIL Italic" w:hAnsi="Charis SIL Italic" w:eastAsia="Charis SIL Italic"/>
-          <w:b w:val="0"/>
-          <w:i w:val="0"/>
-          <w:color w:val="000000"/>
-          <w:sz w:val="24"/>
-        </w:rPr>
-        <w:hyperlink r:id="rId19" w:history="1">
-          <w:r>
-            <w:rPr>
-              <w:rStyle w:val="Hyperlink"/>
-            </w:rPr>
-            <w:t>tot N</w:t>
-          </w:r>
-        </w:hyperlink>
+        <w:t>de archieven met betrekking tot N</w:t>
       </w:r>
       <w:r>
         <w:rPr>
@@ -3267,7 +3359,7 @@
           <w:sz w:val="24"/>
           <w:u w:val="single"/>
         </w:rPr>
-        <w:hyperlink r:id="rId16" w:history="1">
+        <w:hyperlink r:id="rId22" w:history="1">
           <w:r>
             <w:rPr>
               <w:rStyle w:val="Hyperlink"/>
@@ -3520,8 +3612,16 @@
           <w:i w:val="0"/>
           <w:color w:val="0000FF"/>
           <w:sz w:val="24"/>
-        </w:rPr>
-        <w:t>Nationaal A</w:t>
+          <w:u w:val="single"/>
+        </w:rPr>
+        <w:hyperlink r:id="rId25" w:history="1">
+          <w:r>
+            <w:rPr>
+              <w:rStyle w:val="Hyperlink"/>
+            </w:rPr>
+            <w:t>Nationaal</w:t>
+          </w:r>
+        </w:hyperlink>
       </w:r>
       <w:r>
         <w:rPr>
@@ -3532,7 +3632,36 @@
           <w:sz w:val="24"/>
           <w:u w:val="single"/>
         </w:rPr>
-        <w:hyperlink r:id="rId23" w:history="1">
+        <w:t xml:space="preserve"> </w:t>
+      </w:r>
+      <w:r>
+        <w:rPr>
+          <w:rFonts w:ascii="Charis SIL Italic" w:hAnsi="Charis SIL Italic" w:eastAsia="Charis SIL Italic"/>
+          <w:b w:val="0"/>
+          <w:i w:val="0"/>
+          <w:color w:val="0000FF"/>
+          <w:sz w:val="24"/>
+          <w:u w:val="single"/>
+        </w:rPr>
+        <w:hyperlink r:id="rId25" w:history="1">
+          <w:r>
+            <w:rPr>
+              <w:rStyle w:val="Hyperlink"/>
+            </w:rPr>
+            <w:t>A</w:t>
+          </w:r>
+        </w:hyperlink>
+      </w:r>
+      <w:r>
+        <w:rPr>
+          <w:rFonts w:ascii="Charis SIL Italic" w:hAnsi="Charis SIL Italic" w:eastAsia="Charis SIL Italic"/>
+          <w:b w:val="0"/>
+          <w:i w:val="0"/>
+          <w:color w:val="0000FF"/>
+          <w:sz w:val="24"/>
+          <w:u w:val="single"/>
+        </w:rPr>
+        <w:hyperlink r:id="rId25" w:history="1">
           <w:r>
             <w:rPr>
               <w:rStyle w:val="Hyperlink"/>
@@ -3550,14 +3679,7 @@
           <w:color w:val="000000"/>
           <w:sz w:val="24"/>
         </w:rPr>
-        <w:hyperlink r:id="rId23" w:history="1">
-          <w:r>
-            <w:rPr>
-              <w:rStyle w:val="Hyperlink"/>
-            </w:rPr>
-            <w:t xml:space="preserve"> en </w:t>
-          </w:r>
-        </w:hyperlink>
+        <w:t xml:space="preserve"> en </w:t>
       </w:r>
       <w:r>
         <w:rPr>
@@ -3568,7 +3690,7 @@
           <w:sz w:val="24"/>
           <w:u w:val="single"/>
         </w:rPr>
-        <w:hyperlink r:id="rId23" w:history="1">
+        <w:hyperlink r:id="rId26" w:history="1">
           <w:r>
             <w:rPr>
               <w:rStyle w:val="Hyperlink"/>
@@ -3586,7 +3708,7 @@
           <w:sz w:val="24"/>
           <w:u w:val="single"/>
         </w:rPr>
-        <w:hyperlink r:id="rId23" w:history="1">
+        <w:hyperlink r:id="rId26" w:history="1">
           <w:r>
             <w:rPr>
               <w:rStyle w:val="Hyperlink"/>
@@ -3604,7 +3726,7 @@
           <w:sz w:val="24"/>
           <w:u w:val="single"/>
         </w:rPr>
-        <w:hyperlink r:id="rId25" w:history="1">
+        <w:hyperlink r:id="rId26" w:history="1">
           <w:r>
             <w:rPr>
               <w:rStyle w:val="Hyperlink"/>
@@ -3632,7 +3754,103 @@
           <w:color w:val="000000"/>
           <w:sz w:val="24"/>
         </w:rPr>
-        <w:hyperlink r:id="rId24" w:history="1">
+        <w:t xml:space="preserve">et </w:t>
+      </w:r>
+      <w:r>
+        <w:rPr>
+          <w:rFonts w:ascii="Charis SIL Italic" w:hAnsi="Charis SIL Italic" w:eastAsia="Charis SIL Italic"/>
+          <w:b w:val="0"/>
+          <w:i w:val="0"/>
+          <w:color w:val="0000FF"/>
+          <w:sz w:val="24"/>
+          <w:u w:val="single"/>
+        </w:rPr>
+        <w:hyperlink r:id="rId27" w:history="1">
+          <w:r>
+            <w:rPr>
+              <w:rStyle w:val="Hyperlink"/>
+            </w:rPr>
+            <w:t>Nationaal</w:t>
+          </w:r>
+        </w:hyperlink>
+      </w:r>
+      <w:r>
+        <w:rPr>
+          <w:rFonts w:ascii="Charis SIL Italic" w:hAnsi="Charis SIL Italic" w:eastAsia="Charis SIL Italic"/>
+          <w:b w:val="0"/>
+          <w:i w:val="0"/>
+          <w:color w:val="0000FF"/>
+          <w:sz w:val="24"/>
+          <w:u w:val="single"/>
+        </w:rPr>
+        <w:t xml:space="preserve"> </w:t>
+      </w:r>
+      <w:r>
+        <w:rPr>
+          <w:rFonts w:ascii="Charis SIL Italic" w:hAnsi="Charis SIL Italic" w:eastAsia="Charis SIL Italic"/>
+          <w:b w:val="0"/>
+          <w:i w:val="0"/>
+          <w:color w:val="0000FF"/>
+          <w:sz w:val="24"/>
+          <w:u w:val="single"/>
+        </w:rPr>
+        <w:hyperlink r:id="rId27" w:history="1">
+          <w:r>
+            <w:rPr>
+              <w:rStyle w:val="Hyperlink"/>
+            </w:rPr>
+            <w:t>Fo</w:t>
+          </w:r>
+        </w:hyperlink>
+      </w:r>
+      <w:r>
+        <w:rPr>
+          <w:rFonts w:ascii="Charis SIL Italic" w:hAnsi="Charis SIL Italic" w:eastAsia="Charis SIL Italic"/>
+          <w:b w:val="0"/>
+          <w:i w:val="0"/>
+          <w:color w:val="0000FF"/>
+          <w:sz w:val="24"/>
+          <w:u w:val="single"/>
+        </w:rPr>
+        <w:hyperlink r:id="rId27" w:history="1">
+          <w:r>
+            <w:rPr>
+              <w:rStyle w:val="Hyperlink"/>
+            </w:rPr>
+            <w:t xml:space="preserve">tomuseum </w:t>
+          </w:r>
+        </w:hyperlink>
+      </w:r>
+      <w:r>
+        <w:rPr>
+          <w:rFonts w:ascii="Charis SIL Italic" w:hAnsi="Charis SIL Italic" w:eastAsia="Charis SIL Italic"/>
+          <w:b w:val="0"/>
+          <w:i w:val="0"/>
+          <w:color w:val="000000"/>
+          <w:sz w:val="24"/>
+        </w:rPr>
+        <w:t xml:space="preserve">bezit de fotocollectie van </w:t>
+      </w:r>
+      <w:r>
+        <w:rPr>
+          <w:u w:val="single" w:color="0000ff"/>
+          <w:rFonts w:ascii="Charis SIL Italic" w:hAnsi="Charis SIL Italic" w:eastAsia="Charis SIL Italic"/>
+          <w:b w:val="0"/>
+          <w:i w:val="0"/>
+          <w:color w:val="000000"/>
+          <w:sz w:val="24"/>
+        </w:rPr>
+        <w:t>h</w:t>
+      </w:r>
+      <w:r>
+        <w:rPr>
+          <w:rFonts w:ascii="Charis SIL Italic" w:hAnsi="Charis SIL Italic" w:eastAsia="Charis SIL Italic"/>
+          <w:b w:val="0"/>
+          <w:i w:val="0"/>
+          <w:color w:val="000000"/>
+          <w:sz w:val="24"/>
+        </w:rPr>
+        <w:hyperlink r:id="rId25" w:history="1">
           <w:r>
             <w:rPr>
               <w:rStyle w:val="Hyperlink"/>
@@ -3650,110 +3868,7 @@
           <w:sz w:val="24"/>
           <w:u w:val="single"/>
         </w:rPr>
-        <w:hyperlink r:id="rId24" w:history="1">
-          <w:r>
-            <w:rPr>
-              <w:rStyle w:val="Hyperlink"/>
-            </w:rPr>
-            <w:t>Nationaal</w:t>
-          </w:r>
-        </w:hyperlink>
-      </w:r>
-      <w:r>
-        <w:rPr>
-          <w:rFonts w:ascii="Charis SIL Italic" w:hAnsi="Charis SIL Italic" w:eastAsia="Charis SIL Italic"/>
-          <w:b w:val="0"/>
-          <w:i w:val="0"/>
-          <w:color w:val="0000FF"/>
-          <w:sz w:val="24"/>
-          <w:u w:val="single"/>
-        </w:rPr>
-        <w:t xml:space="preserve"> </w:t>
-      </w:r>
-      <w:r>
-        <w:rPr>
-          <w:rFonts w:ascii="Charis SIL Italic" w:hAnsi="Charis SIL Italic" w:eastAsia="Charis SIL Italic"/>
-          <w:b w:val="0"/>
-          <w:i w:val="0"/>
-          <w:color w:val="0000FF"/>
-          <w:sz w:val="24"/>
-          <w:u w:val="single"/>
-        </w:rPr>
-        <w:hyperlink r:id="rId24" w:history="1">
-          <w:r>
-            <w:rPr>
-              <w:rStyle w:val="Hyperlink"/>
-            </w:rPr>
-            <w:t>Fo</w:t>
-          </w:r>
-        </w:hyperlink>
-      </w:r>
-      <w:r>
-        <w:rPr>
-          <w:rFonts w:ascii="Charis SIL Italic" w:hAnsi="Charis SIL Italic" w:eastAsia="Charis SIL Italic"/>
-          <w:b w:val="0"/>
-          <w:i w:val="0"/>
-          <w:color w:val="0000FF"/>
-          <w:sz w:val="24"/>
-          <w:u w:val="single"/>
-        </w:rPr>
-        <w:hyperlink r:id="rId26" w:history="1">
-          <w:r>
-            <w:rPr>
-              <w:rStyle w:val="Hyperlink"/>
-            </w:rPr>
-            <w:t xml:space="preserve">tomuseum </w:t>
-          </w:r>
-        </w:hyperlink>
-      </w:r>
-      <w:r>
-        <w:rPr>
-          <w:rFonts w:ascii="Charis SIL Italic" w:hAnsi="Charis SIL Italic" w:eastAsia="Charis SIL Italic"/>
-          <w:b w:val="0"/>
-          <w:i w:val="0"/>
-          <w:color w:val="000000"/>
-          <w:sz w:val="24"/>
-        </w:rPr>
-        <w:t xml:space="preserve">bezit de fotocollectie van </w:t>
-      </w:r>
-      <w:r>
-        <w:rPr>
-          <w:u w:val="single" w:color="0000ff"/>
-          <w:rFonts w:ascii="Charis SIL Italic" w:hAnsi="Charis SIL Italic" w:eastAsia="Charis SIL Italic"/>
-          <w:b w:val="0"/>
-          <w:i w:val="0"/>
-          <w:color w:val="000000"/>
-          <w:sz w:val="24"/>
-        </w:rPr>
-        <w:t>h</w:t>
-      </w:r>
-      <w:r>
-        <w:rPr>
-          <w:rFonts w:ascii="Charis SIL Italic" w:hAnsi="Charis SIL Italic" w:eastAsia="Charis SIL Italic"/>
-          <w:b w:val="0"/>
-          <w:i w:val="0"/>
-          <w:color w:val="000000"/>
-          <w:sz w:val="24"/>
-        </w:rPr>
-        <w:hyperlink r:id="rId27" w:history="1">
-          <w:r>
-            <w:rPr>
-              <w:rStyle w:val="Hyperlink"/>
-            </w:rPr>
-            <w:t xml:space="preserve">et </w:t>
-          </w:r>
-        </w:hyperlink>
-      </w:r>
-      <w:r>
-        <w:rPr>
-          <w:rFonts w:ascii="Charis SIL Italic" w:hAnsi="Charis SIL Italic" w:eastAsia="Charis SIL Italic"/>
-          <w:b w:val="0"/>
-          <w:i w:val="0"/>
-          <w:color w:val="0000FF"/>
-          <w:sz w:val="24"/>
-          <w:u w:val="single"/>
-        </w:rPr>
-        <w:hyperlink r:id="rId27" w:history="1">
+        <w:hyperlink r:id="rId25" w:history="1">
           <w:r>
             <w:rPr>
               <w:rStyle w:val="Hyperlink"/>
@@ -3771,7 +3886,7 @@
           <w:sz w:val="24"/>
           <w:u w:val="single"/>
         </w:rPr>
-        <w:hyperlink r:id="rId27" w:history="1">
+        <w:hyperlink r:id="rId25" w:history="1">
           <w:r>
             <w:rPr>
               <w:rStyle w:val="Hyperlink"/>
@@ -3807,6 +3922,17 @@
           <w:sz w:val="24"/>
           <w:u w:val="single"/>
         </w:rPr>
+        <w:t xml:space="preserve"> in</w:t>
+      </w:r>
+      <w:r>
+        <w:rPr>
+          <w:rFonts w:ascii="Charis SIL Italic" w:hAnsi="Charis SIL Italic" w:eastAsia="Charis SIL Italic"/>
+          <w:b w:val="0"/>
+          <w:i w:val="0"/>
+          <w:color w:val="0000FF"/>
+          <w:sz w:val="24"/>
+          <w:u w:val="single"/>
+        </w:rPr>
         <w:t xml:space="preserve"> </w:t>
       </w:r>
       <w:r>
@@ -3818,36 +3944,7 @@
           <w:sz w:val="24"/>
           <w:u w:val="single"/>
         </w:rPr>
-        <w:hyperlink r:id="rId28" w:history="1">
-          <w:r>
-            <w:rPr>
-              <w:rStyle w:val="Hyperlink"/>
-            </w:rPr>
-            <w:t>in</w:t>
-          </w:r>
-        </w:hyperlink>
-      </w:r>
-      <w:r>
-        <w:rPr>
-          <w:rFonts w:ascii="Charis SIL Italic" w:hAnsi="Charis SIL Italic" w:eastAsia="Charis SIL Italic"/>
-          <w:b w:val="0"/>
-          <w:i w:val="0"/>
-          <w:color w:val="0000FF"/>
-          <w:sz w:val="24"/>
-          <w:u w:val="single"/>
-        </w:rPr>
-        <w:t xml:space="preserve"> </w:t>
-      </w:r>
-      <w:r>
-        <w:rPr>
-          <w:rFonts w:ascii="Charis SIL Italic" w:hAnsi="Charis SIL Italic" w:eastAsia="Charis SIL Italic"/>
-          <w:b w:val="0"/>
-          <w:i w:val="0"/>
-          <w:color w:val="0000FF"/>
-          <w:sz w:val="24"/>
-          <w:u w:val="single"/>
-        </w:rPr>
-        <w:hyperlink r:id="rId28" w:history="1">
+        <w:hyperlink r:id="rId26" w:history="1">
           <w:r>
             <w:rPr>
               <w:rStyle w:val="Hyperlink"/>
@@ -3865,7 +3962,7 @@
           <w:color w:val="000000"/>
           <w:sz w:val="24"/>
         </w:rPr>
-        <w:hyperlink r:id="rId25" w:history="1">
+        <w:hyperlink r:id="rId26" w:history="1">
           <w:r>
             <w:rPr>
               <w:rStyle w:val="Hyperlink"/>
@@ -4592,7 +4689,7 @@
           <w:sz w:val="24"/>
           <w:u w:val="single"/>
         </w:rPr>
-        <w:hyperlink r:id="rId33" w:history="1">
+        <w:hyperlink r:id="rId31" w:history="1">
           <w:r>
             <w:rPr>
               <w:rStyle w:val="Hyperlink"/>
@@ -4632,31 +4729,14 @@
       </w:r>
       <w:r>
         <w:rPr>
+          <w:u w:val="single" w:color="0000ff"/>
           <w:rFonts w:ascii="Charis SIL Italic" w:hAnsi="Charis SIL Italic" w:eastAsia="Charis SIL Italic"/>
           <w:b w:val="0"/>
           <w:i w:val="0"/>
           <w:color w:val="000000"/>
           <w:sz w:val="24"/>
         </w:rPr>
-        <w:t xml:space="preserve"> </w:t>
-      </w:r>
-      <w:r>
-        <w:rPr>
-          <w:u w:val="single" w:color="0000ff"/>
-          <w:rFonts w:ascii="Charis SIL Italic" w:hAnsi="Charis SIL Italic" w:eastAsia="Charis SIL Italic"/>
-          <w:b w:val="0"/>
-          <w:i w:val="0"/>
-          <w:color w:val="000000"/>
-          <w:sz w:val="24"/>
-        </w:rPr>
-        <w:hyperlink r:id="rId31" w:history="1">
-          <w:r>
-            <w:rPr>
-              <w:rStyle w:val="Hyperlink"/>
-            </w:rPr>
-            <w:t xml:space="preserve">en </w:t>
-          </w:r>
-        </w:hyperlink>
+        <w:t xml:space="preserve"> en </w:t>
       </w:r>
       <w:r>
         <w:rPr>
@@ -4667,7 +4747,7 @@
           <w:sz w:val="24"/>
           <w:u w:val="single"/>
         </w:rPr>
-        <w:hyperlink r:id="rId31" w:history="1">
+        <w:hyperlink r:id="rId34" w:history="1">
           <w:r>
             <w:rPr>
               <w:rStyle w:val="Hyperlink"/>
@@ -4685,7 +4765,7 @@
           <w:sz w:val="24"/>
           <w:u w:val="single"/>
         </w:rPr>
-        <w:hyperlink r:id="rId31" w:history="1">
+        <w:hyperlink r:id="rId34" w:history="1">
           <w:r>
             <w:rPr>
               <w:rStyle w:val="Hyperlink"/>
@@ -4703,7 +4783,7 @@
           <w:sz w:val="24"/>
           <w:u w:val="single"/>
         </w:rPr>
-        <w:hyperlink r:id="rId31" w:history="1">
+        <w:hyperlink r:id="rId34" w:history="1">
           <w:r>
             <w:rPr>
               <w:rStyle w:val="Hyperlink"/>
@@ -4732,7 +4812,7 @@
           <w:sz w:val="24"/>
           <w:u w:val="single"/>
         </w:rPr>
-        <w:hyperlink r:id="rId31" w:history="1">
+        <w:hyperlink r:id="rId34" w:history="1">
           <w:r>
             <w:rPr>
               <w:rStyle w:val="Hyperlink"/>
@@ -4750,7 +4830,14 @@
           <w:sz w:val="24"/>
           <w:u w:val="single"/>
         </w:rPr>
-        <w:t>i</w:t>
+        <w:hyperlink r:id="rId34" w:history="1">
+          <w:r>
+            <w:rPr>
+              <w:rStyle w:val="Hyperlink"/>
+            </w:rPr>
+            <w:t>i</w:t>
+          </w:r>
+        </w:hyperlink>
       </w:r>
       <w:r>
         <w:rPr>
@@ -4761,7 +4848,7 @@
           <w:sz w:val="24"/>
           <w:u w:val="single"/>
         </w:rPr>
-        <w:hyperlink r:id="rId32" w:history="1">
+        <w:hyperlink r:id="rId34" w:history="1">
           <w:r>
             <w:rPr>
               <w:rStyle w:val="Hyperlink"/>
@@ -4790,7 +4877,7 @@
           <w:sz w:val="24"/>
           <w:u w:val="single"/>
         </w:rPr>
-        <w:hyperlink r:id="rId32" w:history="1">
+        <w:hyperlink r:id="rId34" w:history="1">
           <w:r>
             <w:rPr>
               <w:rStyle w:val="Hyperlink"/>
@@ -4984,6 +5071,7 @@
       </w:r>
       <w:r>
         <w:rPr>
+          <w:u w:val="single" w:color="0000ff"/>
           <w:rFonts w:ascii="Charis SIL Italic" w:hAnsi="Charis SIL Italic" w:eastAsia="Charis SIL Italic"/>
           <w:b w:val="0"/>
           <w:i w:val="0"/>
@@ -5001,7 +5089,7 @@
           <w:sz w:val="24"/>
           <w:u w:val="single"/>
         </w:rPr>
-        <w:hyperlink r:id="rId33" w:history="1">
+        <w:hyperlink r:id="rId35" w:history="1">
           <w:r>
             <w:rPr>
               <w:rStyle w:val="Hyperlink"/>
@@ -5114,7 +5202,7 @@
           <w:sz w:val="24"/>
           <w:u w:val="single"/>
         </w:rPr>
-        <w:hyperlink r:id="rId35" w:history="1">
+        <w:hyperlink r:id="rId36" w:history="1">
           <w:r>
             <w:rPr>
               <w:rStyle w:val="Hyperlink"/>
@@ -5143,7 +5231,7 @@
           <w:sz w:val="24"/>
           <w:u w:val="single"/>
         </w:rPr>
-        <w:hyperlink r:id="rId35" w:history="1">
+        <w:hyperlink r:id="rId36" w:history="1">
           <w:r>
             <w:rPr>
               <w:rStyle w:val="Hyperlink"/>
@@ -5172,7 +5260,7 @@
           <w:sz w:val="24"/>
           <w:u w:val="single"/>
         </w:rPr>
-        <w:hyperlink r:id="rId35" w:history="1">
+        <w:hyperlink r:id="rId36" w:history="1">
           <w:r>
             <w:rPr>
               <w:rStyle w:val="Hyperlink"/>
@@ -5201,7 +5289,7 @@
           <w:sz w:val="24"/>
           <w:u w:val="single"/>
         </w:rPr>
-        <w:hyperlink r:id="rId35" w:history="1">
+        <w:hyperlink r:id="rId36" w:history="1">
           <w:r>
             <w:rPr>
               <w:rStyle w:val="Hyperlink"/>
@@ -5230,7 +5318,7 @@
           <w:sz w:val="24"/>
           <w:u w:val="single"/>
         </w:rPr>
-        <w:hyperlink r:id="rId35" w:history="1">
+        <w:hyperlink r:id="rId36" w:history="1">
           <w:r>
             <w:rPr>
               <w:rStyle w:val="Hyperlink"/>
@@ -5251,7 +5339,7 @@
           <w:sz w:val="24"/>
           <w:u w:val="single"/>
         </w:rPr>
-        <w:hyperlink r:id="rId35" w:history="1">
+        <w:hyperlink r:id="rId36" w:history="1">
           <w:r>
             <w:rPr>
               <w:rStyle w:val="Hyperlink"/>
@@ -5268,7 +5356,7 @@
           <w:color w:val="000000"/>
           <w:sz w:val="24"/>
         </w:rPr>
-        <w:t xml:space="preserve"> dat zich bij het Arsip Nasional in Jakarta bevi</w:t>
+        <w:t xml:space="preserve"> dat zich bij het Arsip Nasional in Jakarta bevindt, de stad w</w:t>
       </w:r>
       <w:r>
         <w:rPr>
@@ -5279,64 +5367,7 @@
           <w:color w:val="000000"/>
           <w:sz w:val="24"/>
         </w:rPr>
-        <w:hyperlink r:id="rId35" w:history="1">
-          <w:r>
-            <w:rPr>
-              <w:rStyle w:val="Hyperlink"/>
-            </w:rPr>
-            <w:t>ndt,</w:t>
-          </w:r>
-        </w:hyperlink>
-      </w:r>
-      <w:r>
-        <w:rPr>
-          <w:u w:val="single" w:color="0000ff"/>
-          <w:rFonts w:ascii="Charis SIL Italic" w:hAnsi="Charis SIL Italic" w:eastAsia="Charis SIL Italic"/>
-          <w:b w:val="0"/>
-          <w:i w:val="0"/>
-          <w:color w:val="000000"/>
-          <w:sz w:val="24"/>
-        </w:rPr>
-        <w:t xml:space="preserve"> </w:t>
-      </w:r>
-      <w:r>
-        <w:rPr>
-          <w:u w:val="single" w:color="0000ff"/>
-          <w:rFonts w:ascii="Charis SIL Italic" w:hAnsi="Charis SIL Italic" w:eastAsia="Charis SIL Italic"/>
-          <w:b w:val="0"/>
-          <w:i w:val="0"/>
-          <w:color w:val="000000"/>
-          <w:sz w:val="24"/>
-        </w:rPr>
-        <w:hyperlink r:id="rId35" w:history="1">
-          <w:r>
-            <w:rPr>
-              <w:rStyle w:val="Hyperlink"/>
-            </w:rPr>
-            <w:t xml:space="preserve">de stad </w:t>
-          </w:r>
-        </w:hyperlink>
-      </w:r>
-      <w:r>
-        <w:rPr>
-          <w:rFonts w:ascii="Charis SIL Italic" w:hAnsi="Charis SIL Italic" w:eastAsia="Charis SIL Italic"/>
-          <w:b w:val="0"/>
-          <w:i w:val="0"/>
-          <w:color w:val="000000"/>
-          <w:sz w:val="24"/>
-        </w:rPr>
-        <w:t>w</w:t>
-      </w:r>
-      <w:r>
-        <w:rPr>
-          <w:u w:val="single" w:color="0000ff"/>
-          <w:rFonts w:ascii="Charis SIL Italic" w:hAnsi="Charis SIL Italic" w:eastAsia="Charis SIL Italic"/>
-          <w:b w:val="0"/>
-          <w:i w:val="0"/>
-          <w:color w:val="000000"/>
-          <w:sz w:val="24"/>
-        </w:rPr>
-        <w:hyperlink r:id="rId35" w:history="1">
+        <w:hyperlink r:id="rId36" w:history="1">
           <w:r>
             <w:rPr>
               <w:rStyle w:val="Hyperlink"/>
@@ -5364,7 +5395,7 @@
           <w:color w:val="000000"/>
           <w:sz w:val="24"/>
         </w:rPr>
-        <w:hyperlink r:id="rId35" w:history="1">
+        <w:hyperlink r:id="rId36" w:history="1">
           <w:r>
             <w:rPr>
               <w:rStyle w:val="Hyperlink"/>
@@ -5463,7 +5494,7 @@
           <w:sz w:val="24"/>
           <w:u w:val="single"/>
         </w:rPr>
-        <w:hyperlink r:id="rId36" w:history="1">
+        <w:hyperlink r:id="rId37" w:history="1">
           <w:r>
             <w:rPr>
               <w:rStyle w:val="Hyperlink"/>
@@ -5491,7 +5522,7 @@
           <w:sz w:val="24"/>
           <w:u w:val="single"/>
         </w:rPr>
-        <w:hyperlink r:id="rId37" w:history="1">
+        <w:hyperlink r:id="rId38" w:history="1">
           <w:r>
             <w:rPr>
               <w:rStyle w:val="Hyperlink"/>
@@ -5520,7 +5551,7 @@
           <w:sz w:val="24"/>
           <w:u w:val="single"/>
         </w:rPr>
-        <w:hyperlink r:id="rId37" w:history="1">
+        <w:hyperlink r:id="rId38" w:history="1">
           <w:r>
             <w:rPr>
               <w:rStyle w:val="Hyperlink"/>
@@ -5549,7 +5580,7 @@
           <w:sz w:val="24"/>
           <w:u w:val="single"/>
         </w:rPr>
-        <w:hyperlink r:id="rId37" w:history="1">
+        <w:hyperlink r:id="rId38" w:history="1">
           <w:r>
             <w:rPr>
               <w:rStyle w:val="Hyperlink"/>
@@ -5570,7 +5601,7 @@
           <w:sz w:val="24"/>
           <w:u w:val="single"/>
         </w:rPr>
-        <w:hyperlink r:id="rId37" w:history="1">
+        <w:hyperlink r:id="rId38" w:history="1">
           <w:r>
             <w:rPr>
               <w:rStyle w:val="Hyperlink"/>
@@ -5598,7 +5629,7 @@
           <w:sz w:val="24"/>
           <w:u w:val="single"/>
         </w:rPr>
-        <w:hyperlink r:id="rId38" w:history="1">
+        <w:hyperlink r:id="rId39" w:history="1">
           <w:r>
             <w:rPr>
               <w:rStyle w:val="Hyperlink"/>
@@ -5616,7 +5647,7 @@
           <w:sz w:val="24"/>
           <w:u w:val="single"/>
         </w:rPr>
-        <w:hyperlink r:id="rId38" w:history="1">
+        <w:hyperlink r:id="rId37" w:history="1">
           <w:r>
             <w:rPr>
               <w:rStyle w:val="Hyperlink"/>
@@ -5645,7 +5676,7 @@
           <w:sz w:val="24"/>
           <w:u w:val="single"/>
         </w:rPr>
-        <w:hyperlink r:id="rId38" w:history="1">
+        <w:hyperlink r:id="rId39" w:history="1">
           <w:r>
             <w:rPr>
               <w:rStyle w:val="Hyperlink"/>
@@ -5663,7 +5694,7 @@
           <w:sz w:val="24"/>
           <w:u w:val="single"/>
         </w:rPr>
-        <w:hyperlink r:id="rId38" w:history="1">
+        <w:hyperlink r:id="rId39" w:history="1">
           <w:r>
             <w:rPr>
               <w:rStyle w:val="Hyperlink"/>
@@ -5692,7 +5723,7 @@
           <w:sz w:val="24"/>
           <w:u w:val="single"/>
         </w:rPr>
-        <w:hyperlink r:id="rId38" w:history="1">
+        <w:hyperlink r:id="rId39" w:history="1">
           <w:r>
             <w:rPr>
               <w:rStyle w:val="Hyperlink"/>
@@ -5710,7 +5741,7 @@
           <w:sz w:val="24"/>
           <w:u w:val="single"/>
         </w:rPr>
-        <w:hyperlink r:id="rId38" w:history="1">
+        <w:hyperlink r:id="rId39" w:history="1">
           <w:r>
             <w:rPr>
               <w:rStyle w:val="Hyperlink"/>
@@ -5739,7 +5770,7 @@
           <w:sz w:val="24"/>
           <w:u w:val="single"/>
         </w:rPr>
-        <w:hyperlink r:id="rId38" w:history="1">
+        <w:hyperlink r:id="rId39" w:history="1">
           <w:r>
             <w:rPr>
               <w:rStyle w:val="Hyperlink"/>
@@ -5757,7 +5788,7 @@
           <w:sz w:val="24"/>
           <w:u w:val="single"/>
         </w:rPr>
-        <w:hyperlink r:id="rId38" w:history="1">
+        <w:hyperlink r:id="rId39" w:history="1">
           <w:r>
             <w:rPr>
               <w:rStyle w:val="Hyperlink"/>
@@ -5768,13 +5799,31 @@
       </w:r>
       <w:r>
         <w:rPr>
+          <w:u w:val="single" w:color="0000ff"/>
           <w:rFonts w:ascii="Charis SIL Italic" w:hAnsi="Charis SIL Italic" w:eastAsia="Charis SIL Italic"/>
           <w:b w:val="0"/>
           <w:i w:val="0"/>
           <w:color w:val="000000"/>
           <w:sz w:val="24"/>
         </w:rPr>
-        <w:t xml:space="preserve">. De Franse portal </w:t>
+        <w:hyperlink r:id="rId38" w:history="1">
+          <w:r>
+            <w:rPr>
+              <w:rStyle w:val="Hyperlink"/>
+            </w:rPr>
+            <w:t>. D</w:t>
+          </w:r>
+        </w:hyperlink>
+      </w:r>
+      <w:r>
+        <w:rPr>
+          <w:rFonts w:ascii="Charis SIL Italic" w:hAnsi="Charis SIL Italic" w:eastAsia="Charis SIL Italic"/>
+          <w:b w:val="0"/>
+          <w:i w:val="0"/>
+          <w:color w:val="000000"/>
+          <w:sz w:val="24"/>
+        </w:rPr>
+        <w:t xml:space="preserve">e Franse portal </w:t>
       </w:r>
       <w:r>
         <w:rPr>
@@ -5785,7 +5834,7 @@
           <w:sz w:val="24"/>
           <w:u w:val="single"/>
         </w:rPr>
-        <w:hyperlink r:id="rId37" w:history="1">
+        <w:hyperlink r:id="rId40" w:history="1">
           <w:r>
             <w:rPr>
               <w:rStyle w:val="Hyperlink"/>
@@ -5803,7 +5852,7 @@
           <w:color w:val="000000"/>
           <w:sz w:val="24"/>
         </w:rPr>
-        <w:hyperlink r:id="rId37" w:history="1">
+        <w:hyperlink r:id="rId38" w:history="1">
           <w:r>
             <w:rPr>
               <w:rStyle w:val="Hyperlink"/>
@@ -5831,7 +5880,7 @@
           <w:color w:val="000000"/>
           <w:sz w:val="24"/>
         </w:rPr>
-        <w:hyperlink r:id="rId38" w:history="1">
+        <w:hyperlink r:id="rId39" w:history="1">
           <w:r>
             <w:rPr>
               <w:rStyle w:val="Hyperlink"/>
@@ -5849,7 +5898,7 @@
           <w:color w:val="000000"/>
           <w:sz w:val="24"/>
         </w:rPr>
-        <w:hyperlink r:id="rId38" w:history="1">
+        <w:hyperlink r:id="rId39" w:history="1">
           <w:r>
             <w:rPr>
               <w:rStyle w:val="Hyperlink"/>
@@ -5867,7 +5916,7 @@
           <w:color w:val="000000"/>
           <w:sz w:val="24"/>
         </w:rPr>
-        <w:hyperlink r:id="rId38" w:history="1">
+        <w:hyperlink r:id="rId39" w:history="1">
           <w:r>
             <w:rPr>
               <w:rStyle w:val="Hyperlink"/>
@@ -5885,7 +5934,7 @@
           <w:color w:val="000000"/>
           <w:sz w:val="24"/>
         </w:rPr>
-        <w:hyperlink r:id="rId38" w:history="1">
+        <w:hyperlink r:id="rId39" w:history="1">
           <w:r>
             <w:rPr>
               <w:rStyle w:val="Hyperlink"/>
@@ -5903,7 +5952,7 @@
           <w:color w:val="000000"/>
           <w:sz w:val="24"/>
         </w:rPr>
-        <w:hyperlink r:id="rId38" w:history="1">
+        <w:hyperlink r:id="rId39" w:history="1">
           <w:r>
             <w:rPr>
               <w:rStyle w:val="Hyperlink"/>
@@ -5921,7 +5970,7 @@
           <w:color w:val="000000"/>
           <w:sz w:val="24"/>
         </w:rPr>
-        <w:hyperlink r:id="rId38" w:history="1">
+        <w:hyperlink r:id="rId39" w:history="1">
           <w:r>
             <w:rPr>
               <w:rStyle w:val="Hyperlink"/>
@@ -5949,7 +5998,7 @@
           <w:color w:val="000000"/>
           <w:sz w:val="24"/>
         </w:rPr>
-        <w:hyperlink r:id="rId39" w:history="1">
+        <w:hyperlink r:id="rId40" w:history="1">
           <w:r>
             <w:rPr>
               <w:rStyle w:val="Hyperlink"/>

--- a/EXPORTS/DOCX/published/niveau1/Dutch/Sources.docx
+++ b/EXPORTS/DOCX/published/niveau1/Dutch/Sources.docx
@@ -609,31 +609,13 @@
       </w:r>
       <w:r>
         <w:rPr>
-          <w:u w:val="single" w:color="0000ff"/>
           <w:rFonts w:ascii="Charis SIL Italic" w:hAnsi="Charis SIL Italic" w:eastAsia="Charis SIL Italic"/>
           <w:b w:val="0"/>
           <w:i w:val="0"/>
           <w:color w:val="000000"/>
           <w:sz w:val="24"/>
         </w:rPr>
-        <w:hyperlink r:id="rId11" w:history="1">
-          <w:r>
-            <w:rPr>
-              <w:rStyle w:val="Hyperlink"/>
-            </w:rPr>
-            <w:t>anders d</w:t>
-          </w:r>
-        </w:hyperlink>
-      </w:r>
-      <w:r>
-        <w:rPr>
-          <w:rFonts w:ascii="Charis SIL Italic" w:hAnsi="Charis SIL Italic" w:eastAsia="Charis SIL Italic"/>
-          <w:b w:val="0"/>
-          <w:i w:val="0"/>
-          <w:color w:val="000000"/>
-          <w:sz w:val="24"/>
-        </w:rPr>
-        <w:t xml:space="preserve">an nu (denk aan </w:t>
+        <w:t xml:space="preserve">anders dan nu (denk aan </w:t>
       </w:r>
       <w:r>
         <w:rPr>
@@ -1492,7 +1474,14 @@
           <w:sz w:val="24"/>
           <w:u w:val="single"/>
         </w:rPr>
-        <w:t>B</w:t>
+        <w:hyperlink r:id="rId16" w:history="1">
+          <w:r>
+            <w:rPr>
+              <w:rStyle w:val="Hyperlink"/>
+            </w:rPr>
+            <w:t>B</w:t>
+          </w:r>
+        </w:hyperlink>
       </w:r>
       <w:r>
         <w:rPr>
@@ -1503,7 +1492,7 @@
           <w:sz w:val="24"/>
           <w:u w:val="single"/>
         </w:rPr>
-        <w:hyperlink r:id="rId15" w:history="1">
+        <w:hyperlink r:id="rId16" w:history="1">
           <w:r>
             <w:rPr>
               <w:rStyle w:val="Hyperlink"/>
@@ -2610,7 +2599,7 @@
           <w:sz w:val="24"/>
           <w:u w:val="single"/>
         </w:rPr>
-        <w:hyperlink r:id="rId18" w:history="1">
+        <w:hyperlink r:id="rId19" w:history="1">
           <w:r>
             <w:rPr>
               <w:rStyle w:val="Hyperlink"/>
@@ -2628,7 +2617,7 @@
           <w:sz w:val="24"/>
           <w:u w:val="single"/>
         </w:rPr>
-        <w:hyperlink r:id="rId18" w:history="1">
+        <w:hyperlink r:id="rId19" w:history="1">
           <w:r>
             <w:rPr>
               <w:rStyle w:val="Hyperlink"/>
@@ -2657,7 +2646,7 @@
           <w:sz w:val="24"/>
           <w:u w:val="single"/>
         </w:rPr>
-        <w:hyperlink r:id="rId18" w:history="1">
+        <w:hyperlink r:id="rId19" w:history="1">
           <w:r>
             <w:rPr>
               <w:rStyle w:val="Hyperlink"/>
@@ -2731,7 +2720,83 @@
           <w:color w:val="000000"/>
           <w:sz w:val="24"/>
         </w:rPr>
-        <w:t>de archieven met betrekking tot N</w:t>
+        <w:t>de archieven m</w:t>
+      </w:r>
+      <w:r>
+        <w:rPr>
+          <w:u w:val="single" w:color="0000ff"/>
+          <w:rFonts w:ascii="Charis SIL Italic" w:hAnsi="Charis SIL Italic" w:eastAsia="Charis SIL Italic"/>
+          <w:b w:val="0"/>
+          <w:i w:val="0"/>
+          <w:color w:val="000000"/>
+          <w:sz w:val="24"/>
+        </w:rPr>
+        <w:t>e</w:t>
+      </w:r>
+      <w:r>
+        <w:rPr>
+          <w:u w:val="single" w:color="0000ff"/>
+          <w:rFonts w:ascii="Charis SIL Italic" w:hAnsi="Charis SIL Italic" w:eastAsia="Charis SIL Italic"/>
+          <w:b w:val="0"/>
+          <w:i w:val="0"/>
+          <w:color w:val="000000"/>
+          <w:sz w:val="24"/>
+        </w:rPr>
+        <w:hyperlink r:id="rId19" w:history="1">
+          <w:r>
+            <w:rPr>
+              <w:rStyle w:val="Hyperlink"/>
+            </w:rPr>
+            <w:t>t b</w:t>
+          </w:r>
+        </w:hyperlink>
+      </w:r>
+      <w:r>
+        <w:rPr>
+          <w:u w:val="single" w:color="0000ff"/>
+          <w:rFonts w:ascii="Charis SIL Italic" w:hAnsi="Charis SIL Italic" w:eastAsia="Charis SIL Italic"/>
+          <w:b w:val="0"/>
+          <w:i w:val="0"/>
+          <w:color w:val="000000"/>
+          <w:sz w:val="24"/>
+        </w:rPr>
+        <w:hyperlink r:id="rId19" w:history="1">
+          <w:r>
+            <w:rPr>
+              <w:rStyle w:val="Hyperlink"/>
+            </w:rPr>
+            <w:t>etrekking</w:t>
+          </w:r>
+        </w:hyperlink>
+      </w:r>
+      <w:r>
+        <w:rPr>
+          <w:u w:val="single" w:color="0000ff"/>
+          <w:rFonts w:ascii="Charis SIL Italic" w:hAnsi="Charis SIL Italic" w:eastAsia="Charis SIL Italic"/>
+          <w:b w:val="0"/>
+          <w:i w:val="0"/>
+          <w:color w:val="000000"/>
+          <w:sz w:val="24"/>
+        </w:rPr>
+        <w:t xml:space="preserve"> </w:t>
+      </w:r>
+      <w:r>
+        <w:rPr>
+          <w:u w:val="single" w:color="0000ff"/>
+          <w:rFonts w:ascii="Charis SIL Italic" w:hAnsi="Charis SIL Italic" w:eastAsia="Charis SIL Italic"/>
+          <w:b w:val="0"/>
+          <w:i w:val="0"/>
+          <w:color w:val="000000"/>
+          <w:sz w:val="24"/>
+        </w:rPr>
+        <w:hyperlink r:id="rId19" w:history="1">
+          <w:r>
+            <w:rPr>
+              <w:rStyle w:val="Hyperlink"/>
+            </w:rPr>
+            <w:t>tot N</w:t>
+          </w:r>
+        </w:hyperlink>
       </w:r>
       <w:r>
         <w:rPr>
@@ -4830,14 +4895,7 @@
           <w:sz w:val="24"/>
           <w:u w:val="single"/>
         </w:rPr>
-        <w:hyperlink r:id="rId34" w:history="1">
-          <w:r>
-            <w:rPr>
-              <w:rStyle w:val="Hyperlink"/>
-            </w:rPr>
-            <w:t>i</w:t>
-          </w:r>
-        </w:hyperlink>
+        <w:t>i</w:t>
       </w:r>
       <w:r>
         <w:rPr>
@@ -4848,7 +4906,7 @@
           <w:sz w:val="24"/>
           <w:u w:val="single"/>
         </w:rPr>
-        <w:hyperlink r:id="rId34" w:history="1">
+        <w:hyperlink r:id="rId32" w:history="1">
           <w:r>
             <w:rPr>
               <w:rStyle w:val="Hyperlink"/>
@@ -4877,7 +4935,7 @@
           <w:sz w:val="24"/>
           <w:u w:val="single"/>
         </w:rPr>
-        <w:hyperlink r:id="rId34" w:history="1">
+        <w:hyperlink r:id="rId32" w:history="1">
           <w:r>
             <w:rPr>
               <w:rStyle w:val="Hyperlink"/>
@@ -5087,16 +5145,8 @@
           <w:i w:val="0"/>
           <w:color w:val="0000FF"/>
           <w:sz w:val="24"/>
-          <w:u w:val="single"/>
-        </w:rPr>
-        <w:hyperlink r:id="rId35" w:history="1">
-          <w:r>
-            <w:rPr>
-              <w:rStyle w:val="Hyperlink"/>
-            </w:rPr>
-            <w:t>JI</w:t>
-          </w:r>
-        </w:hyperlink>
+        </w:rPr>
+        <w:t>JI</w:t>
       </w:r>
       <w:r>
         <w:rPr>
@@ -5202,7 +5252,7 @@
           <w:sz w:val="24"/>
           <w:u w:val="single"/>
         </w:rPr>
-        <w:hyperlink r:id="rId36" w:history="1">
+        <w:hyperlink r:id="rId35" w:history="1">
           <w:r>
             <w:rPr>
               <w:rStyle w:val="Hyperlink"/>
@@ -5231,7 +5281,7 @@
           <w:sz w:val="24"/>
           <w:u w:val="single"/>
         </w:rPr>
-        <w:hyperlink r:id="rId36" w:history="1">
+        <w:hyperlink r:id="rId35" w:history="1">
           <w:r>
             <w:rPr>
               <w:rStyle w:val="Hyperlink"/>
@@ -5260,7 +5310,7 @@
           <w:sz w:val="24"/>
           <w:u w:val="single"/>
         </w:rPr>
-        <w:hyperlink r:id="rId36" w:history="1">
+        <w:hyperlink r:id="rId35" w:history="1">
           <w:r>
             <w:rPr>
               <w:rStyle w:val="Hyperlink"/>
@@ -5289,7 +5339,7 @@
           <w:sz w:val="24"/>
           <w:u w:val="single"/>
         </w:rPr>
-        <w:hyperlink r:id="rId36" w:history="1">
+        <w:hyperlink r:id="rId35" w:history="1">
           <w:r>
             <w:rPr>
               <w:rStyle w:val="Hyperlink"/>
@@ -5318,7 +5368,7 @@
           <w:sz w:val="24"/>
           <w:u w:val="single"/>
         </w:rPr>
-        <w:hyperlink r:id="rId36" w:history="1">
+        <w:hyperlink r:id="rId35" w:history="1">
           <w:r>
             <w:rPr>
               <w:rStyle w:val="Hyperlink"/>
@@ -5339,7 +5389,7 @@
           <w:sz w:val="24"/>
           <w:u w:val="single"/>
         </w:rPr>
-        <w:hyperlink r:id="rId36" w:history="1">
+        <w:hyperlink r:id="rId35" w:history="1">
           <w:r>
             <w:rPr>
               <w:rStyle w:val="Hyperlink"/>
@@ -5367,7 +5417,7 @@
           <w:color w:val="000000"/>
           <w:sz w:val="24"/>
         </w:rPr>
-        <w:hyperlink r:id="rId36" w:history="1">
+        <w:hyperlink r:id="rId35" w:history="1">
           <w:r>
             <w:rPr>
               <w:rStyle w:val="Hyperlink"/>
@@ -5395,7 +5445,7 @@
           <w:color w:val="000000"/>
           <w:sz w:val="24"/>
         </w:rPr>
-        <w:hyperlink r:id="rId36" w:history="1">
+        <w:hyperlink r:id="rId35" w:history="1">
           <w:r>
             <w:rPr>
               <w:rStyle w:val="Hyperlink"/>
@@ -5494,7 +5544,7 @@
           <w:sz w:val="24"/>
           <w:u w:val="single"/>
         </w:rPr>
-        <w:hyperlink r:id="rId37" w:history="1">
+        <w:hyperlink r:id="rId36" w:history="1">
           <w:r>
             <w:rPr>
               <w:rStyle w:val="Hyperlink"/>
@@ -5522,7 +5572,7 @@
           <w:sz w:val="24"/>
           <w:u w:val="single"/>
         </w:rPr>
-        <w:hyperlink r:id="rId38" w:history="1">
+        <w:hyperlink r:id="rId37" w:history="1">
           <w:r>
             <w:rPr>
               <w:rStyle w:val="Hyperlink"/>
@@ -5551,7 +5601,7 @@
           <w:sz w:val="24"/>
           <w:u w:val="single"/>
         </w:rPr>
-        <w:hyperlink r:id="rId38" w:history="1">
+        <w:hyperlink r:id="rId37" w:history="1">
           <w:r>
             <w:rPr>
               <w:rStyle w:val="Hyperlink"/>
@@ -5580,7 +5630,7 @@
           <w:sz w:val="24"/>
           <w:u w:val="single"/>
         </w:rPr>
-        <w:hyperlink r:id="rId38" w:history="1">
+        <w:hyperlink r:id="rId37" w:history="1">
           <w:r>
             <w:rPr>
               <w:rStyle w:val="Hyperlink"/>
@@ -5601,7 +5651,7 @@
           <w:sz w:val="24"/>
           <w:u w:val="single"/>
         </w:rPr>
-        <w:hyperlink r:id="rId38" w:history="1">
+        <w:hyperlink r:id="rId37" w:history="1">
           <w:r>
             <w:rPr>
               <w:rStyle w:val="Hyperlink"/>
@@ -5629,7 +5679,7 @@
           <w:sz w:val="24"/>
           <w:u w:val="single"/>
         </w:rPr>
-        <w:hyperlink r:id="rId39" w:history="1">
+        <w:hyperlink r:id="rId38" w:history="1">
           <w:r>
             <w:rPr>
               <w:rStyle w:val="Hyperlink"/>
@@ -5647,7 +5697,7 @@
           <w:sz w:val="24"/>
           <w:u w:val="single"/>
         </w:rPr>
-        <w:hyperlink r:id="rId37" w:history="1">
+        <w:hyperlink r:id="rId36" w:history="1">
           <w:r>
             <w:rPr>
               <w:rStyle w:val="Hyperlink"/>
@@ -5676,7 +5726,7 @@
           <w:sz w:val="24"/>
           <w:u w:val="single"/>
         </w:rPr>
-        <w:hyperlink r:id="rId39" w:history="1">
+        <w:hyperlink r:id="rId38" w:history="1">
           <w:r>
             <w:rPr>
               <w:rStyle w:val="Hyperlink"/>
@@ -5694,7 +5744,7 @@
           <w:sz w:val="24"/>
           <w:u w:val="single"/>
         </w:rPr>
-        <w:hyperlink r:id="rId39" w:history="1">
+        <w:hyperlink r:id="rId38" w:history="1">
           <w:r>
             <w:rPr>
               <w:rStyle w:val="Hyperlink"/>
@@ -5723,7 +5773,7 @@
           <w:sz w:val="24"/>
           <w:u w:val="single"/>
         </w:rPr>
-        <w:hyperlink r:id="rId39" w:history="1">
+        <w:hyperlink r:id="rId38" w:history="1">
           <w:r>
             <w:rPr>
               <w:rStyle w:val="Hyperlink"/>
@@ -5741,7 +5791,7 @@
           <w:sz w:val="24"/>
           <w:u w:val="single"/>
         </w:rPr>
-        <w:hyperlink r:id="rId39" w:history="1">
+        <w:hyperlink r:id="rId38" w:history="1">
           <w:r>
             <w:rPr>
               <w:rStyle w:val="Hyperlink"/>
@@ -5770,7 +5820,7 @@
           <w:sz w:val="24"/>
           <w:u w:val="single"/>
         </w:rPr>
-        <w:hyperlink r:id="rId39" w:history="1">
+        <w:hyperlink r:id="rId38" w:history="1">
           <w:r>
             <w:rPr>
               <w:rStyle w:val="Hyperlink"/>
@@ -5788,7 +5838,7 @@
           <w:sz w:val="24"/>
           <w:u w:val="single"/>
         </w:rPr>
-        <w:hyperlink r:id="rId39" w:history="1">
+        <w:hyperlink r:id="rId38" w:history="1">
           <w:r>
             <w:rPr>
               <w:rStyle w:val="Hyperlink"/>
@@ -5806,7 +5856,7 @@
           <w:color w:val="000000"/>
           <w:sz w:val="24"/>
         </w:rPr>
-        <w:hyperlink r:id="rId38" w:history="1">
+        <w:hyperlink r:id="rId37" w:history="1">
           <w:r>
             <w:rPr>
               <w:rStyle w:val="Hyperlink"/>
@@ -5834,7 +5884,7 @@
           <w:sz w:val="24"/>
           <w:u w:val="single"/>
         </w:rPr>
-        <w:hyperlink r:id="rId40" w:history="1">
+        <w:hyperlink r:id="rId39" w:history="1">
           <w:r>
             <w:rPr>
               <w:rStyle w:val="Hyperlink"/>
@@ -5852,7 +5902,7 @@
           <w:color w:val="000000"/>
           <w:sz w:val="24"/>
         </w:rPr>
-        <w:hyperlink r:id="rId38" w:history="1">
+        <w:hyperlink r:id="rId37" w:history="1">
           <w:r>
             <w:rPr>
               <w:rStyle w:val="Hyperlink"/>
@@ -5880,7 +5930,7 @@
           <w:color w:val="000000"/>
           <w:sz w:val="24"/>
         </w:rPr>
-        <w:hyperlink r:id="rId39" w:history="1">
+        <w:hyperlink r:id="rId38" w:history="1">
           <w:r>
             <w:rPr>
               <w:rStyle w:val="Hyperlink"/>
@@ -5898,7 +5948,7 @@
           <w:color w:val="000000"/>
           <w:sz w:val="24"/>
         </w:rPr>
-        <w:hyperlink r:id="rId39" w:history="1">
+        <w:hyperlink r:id="rId38" w:history="1">
           <w:r>
             <w:rPr>
               <w:rStyle w:val="Hyperlink"/>
@@ -5916,7 +5966,7 @@
           <w:color w:val="000000"/>
           <w:sz w:val="24"/>
         </w:rPr>
-        <w:hyperlink r:id="rId39" w:history="1">
+        <w:hyperlink r:id="rId38" w:history="1">
           <w:r>
             <w:rPr>
               <w:rStyle w:val="Hyperlink"/>
@@ -5934,7 +5984,7 @@
           <w:color w:val="000000"/>
           <w:sz w:val="24"/>
         </w:rPr>
-        <w:hyperlink r:id="rId39" w:history="1">
+        <w:hyperlink r:id="rId38" w:history="1">
           <w:r>
             <w:rPr>
               <w:rStyle w:val="Hyperlink"/>
@@ -5952,7 +6002,7 @@
           <w:color w:val="000000"/>
           <w:sz w:val="24"/>
         </w:rPr>
-        <w:hyperlink r:id="rId39" w:history="1">
+        <w:hyperlink r:id="rId38" w:history="1">
           <w:r>
             <w:rPr>
               <w:rStyle w:val="Hyperlink"/>
@@ -5970,7 +6020,7 @@
           <w:color w:val="000000"/>
           <w:sz w:val="24"/>
         </w:rPr>
-        <w:hyperlink r:id="rId39" w:history="1">
+        <w:hyperlink r:id="rId38" w:history="1">
           <w:r>
             <w:rPr>
               <w:rStyle w:val="Hyperlink"/>
@@ -5998,7 +6048,7 @@
           <w:color w:val="000000"/>
           <w:sz w:val="24"/>
         </w:rPr>
-        <w:hyperlink r:id="rId40" w:history="1">
+        <w:hyperlink r:id="rId39" w:history="1">
           <w:r>
             <w:rPr>
               <w:rStyle w:val="Hyperlink"/>

--- a/EXPORTS/DOCX/published/niveau1/Dutch/Sources.docx
+++ b/EXPORTS/DOCX/published/niveau1/Dutch/Sources.docx
@@ -1474,14 +1474,7 @@
           <w:sz w:val="24"/>
           <w:u w:val="single"/>
         </w:rPr>
-        <w:hyperlink r:id="rId16" w:history="1">
-          <w:r>
-            <w:rPr>
-              <w:rStyle w:val="Hyperlink"/>
-            </w:rPr>
-            <w:t>B</w:t>
-          </w:r>
-        </w:hyperlink>
+        <w:t>B</w:t>
       </w:r>
       <w:r>
         <w:rPr>
@@ -1492,7 +1485,7 @@
           <w:sz w:val="24"/>
           <w:u w:val="single"/>
         </w:rPr>
-        <w:hyperlink r:id="rId16" w:history="1">
+        <w:hyperlink r:id="rId15" w:history="1">
           <w:r>
             <w:rPr>
               <w:rStyle w:val="Hyperlink"/>
@@ -2152,31 +2145,13 @@
       </w:r>
       <w:r>
         <w:rPr>
-          <w:u w:val="single" w:color="0000ff"/>
           <w:rFonts w:ascii="Charis SIL Italic" w:hAnsi="Charis SIL Italic" w:eastAsia="Charis SIL Italic"/>
           <w:b w:val="0"/>
           <w:i w:val="0"/>
           <w:color w:val="000000"/>
           <w:sz w:val="24"/>
         </w:rPr>
-        <w:hyperlink r:id="rId17" w:history="1">
-          <w:r>
-            <w:rPr>
-              <w:rStyle w:val="Hyperlink"/>
-            </w:rPr>
-            <w:t>(sta</w:t>
-          </w:r>
-        </w:hyperlink>
-      </w:r>
-      <w:r>
-        <w:rPr>
-          <w:rFonts w:ascii="Charis SIL Italic" w:hAnsi="Charis SIL Italic" w:eastAsia="Charis SIL Italic"/>
-          <w:b w:val="0"/>
-          <w:i w:val="0"/>
-          <w:color w:val="000000"/>
-          <w:sz w:val="24"/>
-        </w:rPr>
-        <w:t>m</w:t>
+        <w:t>(stam</w:t>
       </w:r>
       <w:r>
         <w:rPr>
@@ -2599,7 +2574,7 @@
           <w:sz w:val="24"/>
           <w:u w:val="single"/>
         </w:rPr>
-        <w:hyperlink r:id="rId19" w:history="1">
+        <w:hyperlink r:id="rId18" w:history="1">
           <w:r>
             <w:rPr>
               <w:rStyle w:val="Hyperlink"/>
@@ -2617,7 +2592,7 @@
           <w:sz w:val="24"/>
           <w:u w:val="single"/>
         </w:rPr>
-        <w:hyperlink r:id="rId19" w:history="1">
+        <w:hyperlink r:id="rId18" w:history="1">
           <w:r>
             <w:rPr>
               <w:rStyle w:val="Hyperlink"/>
@@ -3773,7 +3748,7 @@
           <w:sz w:val="24"/>
           <w:u w:val="single"/>
         </w:rPr>
-        <w:hyperlink r:id="rId26" w:history="1">
+        <w:hyperlink r:id="rId23" w:history="1">
           <w:r>
             <w:rPr>
               <w:rStyle w:val="Hyperlink"/>
@@ -3819,7 +3794,14 @@
           <w:color w:val="000000"/>
           <w:sz w:val="24"/>
         </w:rPr>
-        <w:t xml:space="preserve">et </w:t>
+        <w:hyperlink r:id="rId24" w:history="1">
+          <w:r>
+            <w:rPr>
+              <w:rStyle w:val="Hyperlink"/>
+            </w:rPr>
+            <w:t xml:space="preserve">et </w:t>
+          </w:r>
+        </w:hyperlink>
       </w:r>
       <w:r>
         <w:rPr>
@@ -3830,7 +3812,7 @@
           <w:sz w:val="24"/>
           <w:u w:val="single"/>
         </w:rPr>
-        <w:hyperlink r:id="rId27" w:history="1">
+        <w:hyperlink r:id="rId24" w:history="1">
           <w:r>
             <w:rPr>
               <w:rStyle w:val="Hyperlink"/>
@@ -3859,7 +3841,7 @@
           <w:sz w:val="24"/>
           <w:u w:val="single"/>
         </w:rPr>
-        <w:hyperlink r:id="rId27" w:history="1">
+        <w:hyperlink r:id="rId24" w:history="1">
           <w:r>
             <w:rPr>
               <w:rStyle w:val="Hyperlink"/>
@@ -4009,7 +3991,7 @@
           <w:sz w:val="24"/>
           <w:u w:val="single"/>
         </w:rPr>
-        <w:hyperlink r:id="rId26" w:history="1">
+        <w:hyperlink r:id="rId28" w:history="1">
           <w:r>
             <w:rPr>
               <w:rStyle w:val="Hyperlink"/>
@@ -4754,7 +4736,7 @@
           <w:sz w:val="24"/>
           <w:u w:val="single"/>
         </w:rPr>
-        <w:hyperlink r:id="rId31" w:history="1">
+        <w:hyperlink r:id="rId33" w:history="1">
           <w:r>
             <w:rPr>
               <w:rStyle w:val="Hyperlink"/>
@@ -4830,7 +4812,7 @@
           <w:sz w:val="24"/>
           <w:u w:val="single"/>
         </w:rPr>
-        <w:hyperlink r:id="rId34" w:history="1">
+        <w:hyperlink r:id="rId31" w:history="1">
           <w:r>
             <w:rPr>
               <w:rStyle w:val="Hyperlink"/>
@@ -4848,7 +4830,7 @@
           <w:sz w:val="24"/>
           <w:u w:val="single"/>
         </w:rPr>
-        <w:hyperlink r:id="rId34" w:history="1">
+        <w:hyperlink r:id="rId31" w:history="1">
           <w:r>
             <w:rPr>
               <w:rStyle w:val="Hyperlink"/>
@@ -4877,7 +4859,7 @@
           <w:sz w:val="24"/>
           <w:u w:val="single"/>
         </w:rPr>
-        <w:hyperlink r:id="rId34" w:history="1">
+        <w:hyperlink r:id="rId31" w:history="1">
           <w:r>
             <w:rPr>
               <w:rStyle w:val="Hyperlink"/>
@@ -5057,6 +5039,16 @@
       </w:r>
       <w:r>
         <w:rPr>
+          <w:rFonts w:ascii="Charis SIL Italic" w:hAnsi="Charis SIL Italic" w:eastAsia="Charis SIL Italic"/>
+          <w:b w:val="0"/>
+          <w:i w:val="0"/>
+          <w:color w:val="000000"/>
+          <w:sz w:val="24"/>
+        </w:rPr>
+        <w:t>Indonesië is de porta</w:t>
+      </w:r>
+      <w:r>
+        <w:rPr>
           <w:u w:val="single" w:color="0000ff"/>
           <w:rFonts w:ascii="Charis SIL Italic" w:hAnsi="Charis SIL Italic" w:eastAsia="Charis SIL Italic"/>
           <w:b w:val="0"/>
@@ -5069,84 +5061,27 @@
             <w:rPr>
               <w:rStyle w:val="Hyperlink"/>
             </w:rPr>
-            <w:t>Indonesi</w:t>
+            <w:t xml:space="preserve">l </w:t>
           </w:r>
         </w:hyperlink>
       </w:r>
       <w:r>
         <w:rPr>
-          <w:u w:val="single" w:color="0000ff"/>
-          <w:rFonts w:ascii="Charis SIL Italic" w:hAnsi="Charis SIL Italic" w:eastAsia="Charis SIL Italic"/>
-          <w:b w:val="0"/>
-          <w:i w:val="0"/>
-          <w:color w:val="000000"/>
-          <w:sz w:val="24"/>
+          <w:rFonts w:ascii="Charis SIL Italic" w:hAnsi="Charis SIL Italic" w:eastAsia="Charis SIL Italic"/>
+          <w:b w:val="0"/>
+          <w:i w:val="0"/>
+          <w:color w:val="0000FF"/>
+          <w:sz w:val="24"/>
+          <w:u w:val="single"/>
         </w:rPr>
         <w:hyperlink r:id="rId33" w:history="1">
           <w:r>
             <w:rPr>
               <w:rStyle w:val="Hyperlink"/>
             </w:rPr>
-            <w:t>ë</w:t>
+            <w:t>JI</w:t>
           </w:r>
         </w:hyperlink>
-      </w:r>
-      <w:r>
-        <w:rPr>
-          <w:u w:val="single" w:color="0000ff"/>
-          <w:rFonts w:ascii="Charis SIL Italic" w:hAnsi="Charis SIL Italic" w:eastAsia="Charis SIL Italic"/>
-          <w:b w:val="0"/>
-          <w:i w:val="0"/>
-          <w:color w:val="000000"/>
-          <w:sz w:val="24"/>
-        </w:rPr>
-        <w:hyperlink r:id="rId33" w:history="1">
-          <w:r>
-            <w:rPr>
-              <w:rStyle w:val="Hyperlink"/>
-            </w:rPr>
-            <w:t xml:space="preserve"> is de po</w:t>
-          </w:r>
-        </w:hyperlink>
-      </w:r>
-      <w:r>
-        <w:rPr>
-          <w:u w:val="single" w:color="0000ff"/>
-          <w:rFonts w:ascii="Charis SIL Italic" w:hAnsi="Charis SIL Italic" w:eastAsia="Charis SIL Italic"/>
-          <w:b w:val="0"/>
-          <w:i w:val="0"/>
-          <w:color w:val="000000"/>
-          <w:sz w:val="24"/>
-        </w:rPr>
-        <w:hyperlink r:id="rId33" w:history="1">
-          <w:r>
-            <w:rPr>
-              <w:rStyle w:val="Hyperlink"/>
-            </w:rPr>
-            <w:t>r</w:t>
-          </w:r>
-        </w:hyperlink>
-      </w:r>
-      <w:r>
-        <w:rPr>
-          <w:u w:val="single" w:color="0000ff"/>
-          <w:rFonts w:ascii="Charis SIL Italic" w:hAnsi="Charis SIL Italic" w:eastAsia="Charis SIL Italic"/>
-          <w:b w:val="0"/>
-          <w:i w:val="0"/>
-          <w:color w:val="000000"/>
-          <w:sz w:val="24"/>
-        </w:rPr>
-        <w:t xml:space="preserve">tal </w:t>
-      </w:r>
-      <w:r>
-        <w:rPr>
-          <w:rFonts w:ascii="Charis SIL Italic" w:hAnsi="Charis SIL Italic" w:eastAsia="Charis SIL Italic"/>
-          <w:b w:val="0"/>
-          <w:i w:val="0"/>
-          <w:color w:val="0000FF"/>
-          <w:sz w:val="24"/>
-        </w:rPr>
-        <w:t>JI</w:t>
       </w:r>
       <w:r>
         <w:rPr>
@@ -5406,7 +5341,100 @@
           <w:color w:val="000000"/>
           <w:sz w:val="24"/>
         </w:rPr>
-        <w:t xml:space="preserve"> dat zich bij het Arsip Nasional in Jakarta bevindt, de stad w</w:t>
+        <w:t xml:space="preserve"> dat zich bij het Arsip</w:t>
+      </w:r>
+      <w:r>
+        <w:rPr>
+          <w:u w:val="single" w:color="0000ff"/>
+          <w:rFonts w:ascii="Charis SIL Italic" w:hAnsi="Charis SIL Italic" w:eastAsia="Charis SIL Italic"/>
+          <w:b w:val="0"/>
+          <w:i w:val="0"/>
+          <w:color w:val="000000"/>
+          <w:sz w:val="24"/>
+        </w:rPr>
+        <w:hyperlink r:id="rId35" w:history="1">
+          <w:r>
+            <w:rPr>
+              <w:rStyle w:val="Hyperlink"/>
+            </w:rPr>
+            <w:t xml:space="preserve"> Nasional in</w:t>
+          </w:r>
+        </w:hyperlink>
+      </w:r>
+      <w:r>
+        <w:rPr>
+          <w:u w:val="single" w:color="0000ff"/>
+          <w:rFonts w:ascii="Charis SIL Italic" w:hAnsi="Charis SIL Italic" w:eastAsia="Charis SIL Italic"/>
+          <w:b w:val="0"/>
+          <w:i w:val="0"/>
+          <w:color w:val="000000"/>
+          <w:sz w:val="24"/>
+        </w:rPr>
+        <w:hyperlink r:id="rId35" w:history="1">
+          <w:r>
+            <w:rPr>
+              <w:rStyle w:val="Hyperlink"/>
+            </w:rPr>
+            <w:t xml:space="preserve"> Jakarta bevi</w:t>
+          </w:r>
+        </w:hyperlink>
+      </w:r>
+      <w:r>
+        <w:rPr>
+          <w:u w:val="single" w:color="0000ff"/>
+          <w:rFonts w:ascii="Charis SIL Italic" w:hAnsi="Charis SIL Italic" w:eastAsia="Charis SIL Italic"/>
+          <w:b w:val="0"/>
+          <w:i w:val="0"/>
+          <w:color w:val="000000"/>
+          <w:sz w:val="24"/>
+        </w:rPr>
+        <w:hyperlink r:id="rId35" w:history="1">
+          <w:r>
+            <w:rPr>
+              <w:rStyle w:val="Hyperlink"/>
+            </w:rPr>
+            <w:t>ndt,</w:t>
+          </w:r>
+        </w:hyperlink>
+      </w:r>
+      <w:r>
+        <w:rPr>
+          <w:u w:val="single" w:color="0000ff"/>
+          <w:rFonts w:ascii="Charis SIL Italic" w:hAnsi="Charis SIL Italic" w:eastAsia="Charis SIL Italic"/>
+          <w:b w:val="0"/>
+          <w:i w:val="0"/>
+          <w:color w:val="000000"/>
+          <w:sz w:val="24"/>
+        </w:rPr>
+        <w:t xml:space="preserve"> </w:t>
+      </w:r>
+      <w:r>
+        <w:rPr>
+          <w:u w:val="single" w:color="0000ff"/>
+          <w:rFonts w:ascii="Charis SIL Italic" w:hAnsi="Charis SIL Italic" w:eastAsia="Charis SIL Italic"/>
+          <w:b w:val="0"/>
+          <w:i w:val="0"/>
+          <w:color w:val="000000"/>
+          <w:sz w:val="24"/>
+        </w:rPr>
+        <w:hyperlink r:id="rId35" w:history="1">
+          <w:r>
+            <w:rPr>
+              <w:rStyle w:val="Hyperlink"/>
+            </w:rPr>
+            <w:t xml:space="preserve">de stad </w:t>
+          </w:r>
+        </w:hyperlink>
+      </w:r>
+      <w:r>
+        <w:rPr>
+          <w:rFonts w:ascii="Charis SIL Italic" w:hAnsi="Charis SIL Italic" w:eastAsia="Charis SIL Italic"/>
+          <w:b w:val="0"/>
+          <w:i w:val="0"/>
+          <w:color w:val="000000"/>
+          <w:sz w:val="24"/>
+        </w:rPr>
+        <w:t>w</w:t>
       </w:r>
       <w:r>
         <w:rPr>
@@ -5697,7 +5725,7 @@
           <w:sz w:val="24"/>
           <w:u w:val="single"/>
         </w:rPr>
-        <w:hyperlink r:id="rId36" w:history="1">
+        <w:hyperlink r:id="rId38" w:history="1">
           <w:r>
             <w:rPr>
               <w:rStyle w:val="Hyperlink"/>
@@ -5884,7 +5912,7 @@
           <w:sz w:val="24"/>
           <w:u w:val="single"/>
         </w:rPr>
-        <w:hyperlink r:id="rId39" w:history="1">
+        <w:hyperlink r:id="rId37" w:history="1">
           <w:r>
             <w:rPr>
               <w:rStyle w:val="Hyperlink"/>

--- a/EXPORTS/DOCX/published/niveau1/Dutch/Sources.docx
+++ b/EXPORTS/DOCX/published/niveau1/Dutch/Sources.docx
@@ -609,13 +609,31 @@
       </w:r>
       <w:r>
         <w:rPr>
+          <w:u w:val="single" w:color="0000ff"/>
           <w:rFonts w:ascii="Charis SIL Italic" w:hAnsi="Charis SIL Italic" w:eastAsia="Charis SIL Italic"/>
           <w:b w:val="0"/>
           <w:i w:val="0"/>
           <w:color w:val="000000"/>
           <w:sz w:val="24"/>
         </w:rPr>
-        <w:t xml:space="preserve">anders dan nu (denk aan </w:t>
+        <w:hyperlink r:id="rId11" w:history="1">
+          <w:r>
+            <w:rPr>
+              <w:rStyle w:val="Hyperlink"/>
+            </w:rPr>
+            <w:t>anders d</w:t>
+          </w:r>
+        </w:hyperlink>
+      </w:r>
+      <w:r>
+        <w:rPr>
+          <w:rFonts w:ascii="Charis SIL Italic" w:hAnsi="Charis SIL Italic" w:eastAsia="Charis SIL Italic"/>
+          <w:b w:val="0"/>
+          <w:i w:val="0"/>
+          <w:color w:val="000000"/>
+          <w:sz w:val="24"/>
+        </w:rPr>
+        <w:t xml:space="preserve">an nu (denk aan </w:t>
       </w:r>
       <w:r>
         <w:rPr>
@@ -1301,86 +1319,13 @@
       </w:r>
       <w:r>
         <w:rPr>
-          <w:u w:val="single" w:color="0000ff"/>
           <w:rFonts w:ascii="Charis SIL Italic" w:hAnsi="Charis SIL Italic" w:eastAsia="Charis SIL Italic"/>
           <w:b w:val="0"/>
           <w:i w:val="0"/>
           <w:color w:val="000000"/>
           <w:sz w:val="24"/>
         </w:rPr>
-        <w:hyperlink r:id="rId15" w:history="1">
-          <w:r>
-            <w:rPr>
-              <w:rStyle w:val="Hyperlink"/>
-            </w:rPr>
-            <w:t xml:space="preserve">deel uit </w:t>
-          </w:r>
-        </w:hyperlink>
-      </w:r>
-      <w:r>
-        <w:rPr>
-          <w:u w:val="single" w:color="0000ff"/>
-          <w:rFonts w:ascii="Charis SIL Italic" w:hAnsi="Charis SIL Italic" w:eastAsia="Charis SIL Italic"/>
-          <w:b w:val="0"/>
-          <w:i w:val="0"/>
-          <w:color w:val="000000"/>
-          <w:sz w:val="24"/>
-        </w:rPr>
-        <w:hyperlink r:id="rId15" w:history="1">
-          <w:r>
-            <w:rPr>
-              <w:rStyle w:val="Hyperlink"/>
-            </w:rPr>
-            <w:t>v</w:t>
-          </w:r>
-        </w:hyperlink>
-      </w:r>
-      <w:r>
-        <w:rPr>
-          <w:u w:val="single" w:color="0000ff"/>
-          <w:rFonts w:ascii="Charis SIL Italic" w:hAnsi="Charis SIL Italic" w:eastAsia="Charis SIL Italic"/>
-          <w:b w:val="0"/>
-          <w:i w:val="0"/>
-          <w:color w:val="000000"/>
-          <w:sz w:val="24"/>
-        </w:rPr>
-        <w:hyperlink r:id="rId15" w:history="1">
-          <w:r>
-            <w:rPr>
-              <w:rStyle w:val="Hyperlink"/>
-            </w:rPr>
-            <w:t>an d</w:t>
-          </w:r>
-        </w:hyperlink>
-      </w:r>
-      <w:r>
-        <w:rPr>
-          <w:u w:val="single" w:color="0000ff"/>
-          <w:rFonts w:ascii="Charis SIL Italic" w:hAnsi="Charis SIL Italic" w:eastAsia="Charis SIL Italic"/>
-          <w:b w:val="0"/>
-          <w:i w:val="0"/>
-          <w:color w:val="000000"/>
-          <w:sz w:val="24"/>
-        </w:rPr>
-        <w:hyperlink r:id="rId15" w:history="1">
-          <w:r>
-            <w:rPr>
-              <w:rStyle w:val="Hyperlink"/>
-            </w:rPr>
-            <w:t>e</w:t>
-          </w:r>
-        </w:hyperlink>
-      </w:r>
-      <w:r>
-        <w:rPr>
-          <w:u w:val="single" w:color="0000ff"/>
-          <w:rFonts w:ascii="Charis SIL Italic" w:hAnsi="Charis SIL Italic" w:eastAsia="Charis SIL Italic"/>
-          <w:b w:val="0"/>
-          <w:i w:val="0"/>
-          <w:color w:val="000000"/>
-          <w:sz w:val="24"/>
-        </w:rPr>
-        <w:t xml:space="preserve"> </w:t>
+        <w:t xml:space="preserve">deel uit van de </w:t>
       </w:r>
       <w:r>
         <w:rPr>
@@ -1391,90 +1336,7 @@
           <w:sz w:val="24"/>
           <w:u w:val="single"/>
         </w:rPr>
-        <w:hyperlink r:id="rId15" w:history="1">
-          <w:r>
-            <w:rPr>
-              <w:rStyle w:val="Hyperlink"/>
-            </w:rPr>
-            <w:t>Univ</w:t>
-          </w:r>
-        </w:hyperlink>
-      </w:r>
-      <w:r>
-        <w:rPr>
-          <w:rFonts w:ascii="Charis SIL Italic" w:hAnsi="Charis SIL Italic" w:eastAsia="Charis SIL Italic"/>
-          <w:b w:val="0"/>
-          <w:i w:val="0"/>
-          <w:color w:val="0000FF"/>
-          <w:sz w:val="24"/>
-          <w:u w:val="single"/>
-        </w:rPr>
-        <w:hyperlink r:id="rId15" w:history="1">
-          <w:r>
-            <w:rPr>
-              <w:rStyle w:val="Hyperlink"/>
-            </w:rPr>
-            <w:t>ersitai</w:t>
-          </w:r>
-        </w:hyperlink>
-      </w:r>
-      <w:r>
-        <w:rPr>
-          <w:rFonts w:ascii="Charis SIL Italic" w:hAnsi="Charis SIL Italic" w:eastAsia="Charis SIL Italic"/>
-          <w:b w:val="0"/>
-          <w:i w:val="0"/>
-          <w:color w:val="0000FF"/>
-          <w:sz w:val="24"/>
-          <w:u w:val="single"/>
-        </w:rPr>
-        <w:hyperlink r:id="rId15" w:history="1">
-          <w:r>
-            <w:rPr>
-              <w:rStyle w:val="Hyperlink"/>
-            </w:rPr>
-            <w:t>r</w:t>
-          </w:r>
-        </w:hyperlink>
-      </w:r>
-      <w:r>
-        <w:rPr>
-          <w:rFonts w:ascii="Charis SIL Italic" w:hAnsi="Charis SIL Italic" w:eastAsia="Charis SIL Italic"/>
-          <w:b w:val="0"/>
-          <w:i w:val="0"/>
-          <w:color w:val="0000FF"/>
-          <w:sz w:val="24"/>
-          <w:u w:val="single"/>
-        </w:rPr>
-        <w:hyperlink r:id="rId15" w:history="1">
-          <w:r>
-            <w:rPr>
-              <w:rStyle w:val="Hyperlink"/>
-            </w:rPr>
-            <w:t>e</w:t>
-          </w:r>
-        </w:hyperlink>
-      </w:r>
-      <w:r>
-        <w:rPr>
-          <w:rFonts w:ascii="Charis SIL Italic" w:hAnsi="Charis SIL Italic" w:eastAsia="Charis SIL Italic"/>
-          <w:b w:val="0"/>
-          <w:i w:val="0"/>
-          <w:color w:val="0000FF"/>
-          <w:sz w:val="24"/>
-          <w:u w:val="single"/>
-        </w:rPr>
-        <w:t xml:space="preserve"> </w:t>
-      </w:r>
-      <w:r>
-        <w:rPr>
-          <w:rFonts w:ascii="Charis SIL Italic" w:hAnsi="Charis SIL Italic" w:eastAsia="Charis SIL Italic"/>
-          <w:b w:val="0"/>
-          <w:i w:val="0"/>
-          <w:color w:val="0000FF"/>
-          <w:sz w:val="24"/>
-          <w:u w:val="single"/>
-        </w:rPr>
-        <w:t>B</w:t>
+        <w:t>Universitaire B</w:t>
       </w:r>
       <w:r>
         <w:rPr>
@@ -1514,7 +1376,7 @@
           <w:sz w:val="24"/>
           <w:u w:val="single"/>
         </w:rPr>
-        <w:hyperlink r:id="rId16" w:history="1">
+        <w:hyperlink r:id="rId15" w:history="1">
           <w:r>
             <w:rPr>
               <w:rStyle w:val="Hyperlink"/>
@@ -1532,7 +1394,7 @@
           <w:sz w:val="24"/>
           <w:u w:val="single"/>
         </w:rPr>
-        <w:hyperlink r:id="rId16" w:history="1">
+        <w:hyperlink r:id="rId15" w:history="1">
           <w:r>
             <w:rPr>
               <w:rStyle w:val="Hyperlink"/>
@@ -1979,97 +1841,7 @@
           <w:color w:val="000000"/>
           <w:sz w:val="24"/>
         </w:rPr>
-        <w:t xml:space="preserve">. Bij het Nationaal Archief </w:t>
-      </w:r>
-      <w:r>
-        <w:rPr>
-          <w:u w:val="single" w:color="0000ff"/>
-          <w:rFonts w:ascii="Charis SIL Italic" w:hAnsi="Charis SIL Italic" w:eastAsia="Charis SIL Italic"/>
-          <w:b w:val="0"/>
-          <w:i w:val="0"/>
-          <w:color w:val="000000"/>
-          <w:sz w:val="24"/>
-        </w:rPr>
-        <w:hyperlink r:id="rId17" w:history="1">
-          <w:r>
-            <w:rPr>
-              <w:rStyle w:val="Hyperlink"/>
-            </w:rPr>
-            <w:t xml:space="preserve">zijn ook </w:t>
-          </w:r>
-        </w:hyperlink>
-      </w:r>
-      <w:r>
-        <w:rPr>
-          <w:u w:val="single" w:color="0000ff"/>
-          <w:rFonts w:ascii="Charis SIL Italic" w:hAnsi="Charis SIL Italic" w:eastAsia="Charis SIL Italic"/>
-          <w:b w:val="0"/>
-          <w:i w:val="0"/>
-          <w:color w:val="000000"/>
-          <w:sz w:val="24"/>
-        </w:rPr>
-        <w:hyperlink r:id="rId17" w:history="1">
-          <w:r>
-            <w:rPr>
-              <w:rStyle w:val="Hyperlink"/>
-            </w:rPr>
-            <w:t>d</w:t>
-          </w:r>
-        </w:hyperlink>
-      </w:r>
-      <w:r>
-        <w:rPr>
-          <w:u w:val="single" w:color="0000ff"/>
-          <w:rFonts w:ascii="Charis SIL Italic" w:hAnsi="Charis SIL Italic" w:eastAsia="Charis SIL Italic"/>
-          <w:b w:val="0"/>
-          <w:i w:val="0"/>
-          <w:color w:val="000000"/>
-          <w:sz w:val="24"/>
-        </w:rPr>
-        <w:hyperlink r:id="rId17" w:history="1">
-          <w:r>
-            <w:rPr>
-              <w:rStyle w:val="Hyperlink"/>
-            </w:rPr>
-            <w:t>e pe</w:t>
-          </w:r>
-        </w:hyperlink>
-      </w:r>
-      <w:r>
-        <w:rPr>
-          <w:u w:val="single" w:color="0000ff"/>
-          <w:rFonts w:ascii="Charis SIL Italic" w:hAnsi="Charis SIL Italic" w:eastAsia="Charis SIL Italic"/>
-          <w:b w:val="0"/>
-          <w:i w:val="0"/>
-          <w:color w:val="000000"/>
-          <w:sz w:val="24"/>
-        </w:rPr>
-        <w:hyperlink r:id="rId17" w:history="1">
-          <w:r>
-            <w:rPr>
-              <w:rStyle w:val="Hyperlink"/>
-            </w:rPr>
-            <w:t>r</w:t>
-          </w:r>
-        </w:hyperlink>
-      </w:r>
-      <w:r>
-        <w:rPr>
-          <w:u w:val="single" w:color="0000ff"/>
-          <w:rFonts w:ascii="Charis SIL Italic" w:hAnsi="Charis SIL Italic" w:eastAsia="Charis SIL Italic"/>
-          <w:b w:val="0"/>
-          <w:i w:val="0"/>
-          <w:color w:val="000000"/>
-          <w:sz w:val="24"/>
-        </w:rPr>
-        <w:hyperlink r:id="rId17" w:history="1">
-          <w:r>
-            <w:rPr>
-              <w:rStyle w:val="Hyperlink"/>
-            </w:rPr>
-            <w:t>son</w:t>
-          </w:r>
-        </w:hyperlink>
+        <w:t>. Bij het Nationaal Archief zijn ook de person</w:t>
       </w:r>
       <w:r>
         <w:rPr>
@@ -2145,13 +1917,32 @@
       </w:r>
       <w:r>
         <w:rPr>
+          <w:u w:val="single" w:color="0000ff"/>
           <w:rFonts w:ascii="Charis SIL Italic" w:hAnsi="Charis SIL Italic" w:eastAsia="Charis SIL Italic"/>
           <w:b w:val="0"/>
           <w:i w:val="0"/>
           <w:color w:val="000000"/>
           <w:sz w:val="24"/>
         </w:rPr>
-        <w:t>(stam</w:t>
+        <w:hyperlink r:id="rId17" w:history="1">
+          <w:r>
+            <w:rPr>
+              <w:rStyle w:val="Hyperlink"/>
+            </w:rPr>
+            <w:t>(sta</w:t>
+          </w:r>
+        </w:hyperlink>
+      </w:r>
+      <w:r>
+        <w:rPr>
+          <w:u w:val="single" w:color="0000ff"/>
+          <w:rFonts w:ascii="Charis SIL Italic" w:hAnsi="Charis SIL Italic" w:eastAsia="Charis SIL Italic"/>
+          <w:b w:val="0"/>
+          <w:i w:val="0"/>
+          <w:color w:val="000000"/>
+          <w:sz w:val="24"/>
+        </w:rPr>
+        <w:t>m</w:t>
       </w:r>
       <w:r>
         <w:rPr>
@@ -2545,43 +2336,7 @@
           <w:sz w:val="24"/>
           <w:u w:val="single"/>
         </w:rPr>
-        <w:hyperlink r:id="rId18" w:history="1">
-          <w:r>
-            <w:rPr>
-              <w:rStyle w:val="Hyperlink"/>
-            </w:rPr>
-            <w:t>De</w:t>
-          </w:r>
-        </w:hyperlink>
-      </w:r>
-      <w:r>
-        <w:rPr>
-          <w:rFonts w:ascii="Charis SIL Italic" w:hAnsi="Charis SIL Italic" w:eastAsia="Charis SIL Italic"/>
-          <w:b w:val="0"/>
-          <w:i w:val="0"/>
-          <w:color w:val="0000FF"/>
-          <w:sz w:val="24"/>
-          <w:u w:val="single"/>
-        </w:rPr>
-        <w:t xml:space="preserve"> </w:t>
-      </w:r>
-      <w:r>
-        <w:rPr>
-          <w:rFonts w:ascii="Charis SIL Italic" w:hAnsi="Charis SIL Italic" w:eastAsia="Charis SIL Italic"/>
-          <w:b w:val="0"/>
-          <w:i w:val="0"/>
-          <w:color w:val="0000FF"/>
-          <w:sz w:val="24"/>
-          <w:u w:val="single"/>
-        </w:rPr>
-        <w:hyperlink r:id="rId18" w:history="1">
-          <w:r>
-            <w:rPr>
-              <w:rStyle w:val="Hyperlink"/>
-            </w:rPr>
-            <w:t>kolo</w:t>
-          </w:r>
-        </w:hyperlink>
+        <w:t>De kolo</w:t>
       </w:r>
       <w:r>
         <w:rPr>
@@ -2621,7 +2376,7 @@
           <w:sz w:val="24"/>
           <w:u w:val="single"/>
         </w:rPr>
-        <w:hyperlink r:id="rId19" w:history="1">
+        <w:hyperlink r:id="rId18" w:history="1">
           <w:r>
             <w:rPr>
               <w:rStyle w:val="Hyperlink"/>
@@ -2650,7 +2405,7 @@
           <w:sz w:val="24"/>
           <w:u w:val="single"/>
         </w:rPr>
-        <w:hyperlink r:id="rId19" w:history="1">
+        <w:hyperlink r:id="rId18" w:history="1">
           <w:r>
             <w:rPr>
               <w:rStyle w:val="Hyperlink"/>
@@ -3370,7 +3125,7 @@
           <w:sz w:val="24"/>
           <w:u w:val="single"/>
         </w:rPr>
-        <w:hyperlink r:id="rId22" w:history="1">
+        <w:hyperlink r:id="rId16" w:history="1">
           <w:r>
             <w:rPr>
               <w:rStyle w:val="Hyperlink"/>
@@ -3643,7 +3398,24 @@
           <w:color w:val="000000"/>
           <w:sz w:val="24"/>
         </w:rPr>
-        <w:t xml:space="preserve">de beeldcollecties van het </w:t>
+        <w:t>de beeldcollecties van he</w:t>
+      </w:r>
+      <w:r>
+        <w:rPr>
+          <w:rFonts w:ascii="Charis SIL Italic" w:hAnsi="Charis SIL Italic" w:eastAsia="Charis SIL Italic"/>
+          <w:b w:val="0"/>
+          <w:i w:val="0"/>
+          <w:color w:val="000000"/>
+          <w:sz w:val="24"/>
+        </w:rPr>
+        <w:hyperlink r:id="rId23" w:history="1">
+          <w:r>
+            <w:rPr>
+              <w:rStyle w:val="Hyperlink"/>
+            </w:rPr>
+            <w:t xml:space="preserve">t </w:t>
+          </w:r>
+        </w:hyperlink>
       </w:r>
       <w:r>
         <w:rPr>
@@ -3654,7 +3426,7 @@
           <w:sz w:val="24"/>
           <w:u w:val="single"/>
         </w:rPr>
-        <w:hyperlink r:id="rId25" w:history="1">
+        <w:hyperlink r:id="rId23" w:history="1">
           <w:r>
             <w:rPr>
               <w:rStyle w:val="Hyperlink"/>
@@ -3683,7 +3455,7 @@
           <w:sz w:val="24"/>
           <w:u w:val="single"/>
         </w:rPr>
-        <w:hyperlink r:id="rId25" w:history="1">
+        <w:hyperlink r:id="rId23" w:history="1">
           <w:r>
             <w:rPr>
               <w:rStyle w:val="Hyperlink"/>
@@ -3701,7 +3473,7 @@
           <w:sz w:val="24"/>
           <w:u w:val="single"/>
         </w:rPr>
-        <w:hyperlink r:id="rId25" w:history="1">
+        <w:hyperlink r:id="rId23" w:history="1">
           <w:r>
             <w:rPr>
               <w:rStyle w:val="Hyperlink"/>
@@ -3719,7 +3491,14 @@
           <w:color w:val="000000"/>
           <w:sz w:val="24"/>
         </w:rPr>
-        <w:t xml:space="preserve"> en </w:t>
+        <w:hyperlink r:id="rId23" w:history="1">
+          <w:r>
+            <w:rPr>
+              <w:rStyle w:val="Hyperlink"/>
+            </w:rPr>
+            <w:t xml:space="preserve"> en </w:t>
+          </w:r>
+        </w:hyperlink>
       </w:r>
       <w:r>
         <w:rPr>
@@ -3730,7 +3509,7 @@
           <w:sz w:val="24"/>
           <w:u w:val="single"/>
         </w:rPr>
-        <w:hyperlink r:id="rId26" w:history="1">
+        <w:hyperlink r:id="rId23" w:history="1">
           <w:r>
             <w:rPr>
               <w:rStyle w:val="Hyperlink"/>
@@ -3766,7 +3545,7 @@
           <w:sz w:val="24"/>
           <w:u w:val="single"/>
         </w:rPr>
-        <w:hyperlink r:id="rId26" w:history="1">
+        <w:hyperlink r:id="rId25" w:history="1">
           <w:r>
             <w:rPr>
               <w:rStyle w:val="Hyperlink"/>
@@ -3783,25 +3562,7 @@
           <w:color w:val="000000"/>
           <w:sz w:val="24"/>
         </w:rPr>
-        <w:t>. H</w:t>
-      </w:r>
-      <w:r>
-        <w:rPr>
-          <w:u w:val="single" w:color="0000ff"/>
-          <w:rFonts w:ascii="Charis SIL Italic" w:hAnsi="Charis SIL Italic" w:eastAsia="Charis SIL Italic"/>
-          <w:b w:val="0"/>
-          <w:i w:val="0"/>
-          <w:color w:val="000000"/>
-          <w:sz w:val="24"/>
-        </w:rPr>
-        <w:hyperlink r:id="rId24" w:history="1">
-          <w:r>
-            <w:rPr>
-              <w:rStyle w:val="Hyperlink"/>
-            </w:rPr>
-            <w:t xml:space="preserve">et </w:t>
-          </w:r>
-        </w:hyperlink>
+        <w:t xml:space="preserve">. Het </w:t>
       </w:r>
       <w:r>
         <w:rPr>
@@ -3859,7 +3620,7 @@
           <w:sz w:val="24"/>
           <w:u w:val="single"/>
         </w:rPr>
-        <w:hyperlink r:id="rId27" w:history="1">
+        <w:hyperlink r:id="rId26" w:history="1">
           <w:r>
             <w:rPr>
               <w:rStyle w:val="Hyperlink"/>
@@ -3897,7 +3658,7 @@
           <w:color w:val="000000"/>
           <w:sz w:val="24"/>
         </w:rPr>
-        <w:hyperlink r:id="rId25" w:history="1">
+        <w:hyperlink r:id="rId27" w:history="1">
           <w:r>
             <w:rPr>
               <w:rStyle w:val="Hyperlink"/>
@@ -3915,7 +3676,7 @@
           <w:sz w:val="24"/>
           <w:u w:val="single"/>
         </w:rPr>
-        <w:hyperlink r:id="rId25" w:history="1">
+        <w:hyperlink r:id="rId27" w:history="1">
           <w:r>
             <w:rPr>
               <w:rStyle w:val="Hyperlink"/>
@@ -3933,7 +3694,7 @@
           <w:sz w:val="24"/>
           <w:u w:val="single"/>
         </w:rPr>
-        <w:hyperlink r:id="rId25" w:history="1">
+        <w:hyperlink r:id="rId27" w:history="1">
           <w:r>
             <w:rPr>
               <w:rStyle w:val="Hyperlink"/>
@@ -3969,7 +3730,25 @@
           <w:sz w:val="24"/>
           <w:u w:val="single"/>
         </w:rPr>
-        <w:t xml:space="preserve"> in</w:t>
+        <w:t xml:space="preserve"> </w:t>
+      </w:r>
+      <w:r>
+        <w:rPr>
+          <w:rFonts w:ascii="Charis SIL Italic" w:hAnsi="Charis SIL Italic" w:eastAsia="Charis SIL Italic"/>
+          <w:b w:val="0"/>
+          <w:i w:val="0"/>
+          <w:color w:val="0000FF"/>
+          <w:sz w:val="24"/>
+          <w:u w:val="single"/>
+        </w:rPr>
+        <w:hyperlink r:id="rId28" w:history="1">
+          <w:r>
+            <w:rPr>
+              <w:rStyle w:val="Hyperlink"/>
+            </w:rPr>
+            <w:t>in</w:t>
+          </w:r>
+        </w:hyperlink>
       </w:r>
       <w:r>
         <w:rPr>
@@ -4009,7 +3788,7 @@
           <w:color w:val="000000"/>
           <w:sz w:val="24"/>
         </w:rPr>
-        <w:hyperlink r:id="rId26" w:history="1">
+        <w:hyperlink r:id="rId25" w:history="1">
           <w:r>
             <w:rPr>
               <w:rStyle w:val="Hyperlink"/>
@@ -4776,6 +4555,16 @@
       </w:r>
       <w:r>
         <w:rPr>
+          <w:rFonts w:ascii="Charis SIL Italic" w:hAnsi="Charis SIL Italic" w:eastAsia="Charis SIL Italic"/>
+          <w:b w:val="0"/>
+          <w:i w:val="0"/>
+          <w:color w:val="000000"/>
+          <w:sz w:val="24"/>
+        </w:rPr>
+        <w:t xml:space="preserve"> </w:t>
+      </w:r>
+      <w:r>
+        <w:rPr>
           <w:u w:val="single" w:color="0000ff"/>
           <w:rFonts w:ascii="Charis SIL Italic" w:hAnsi="Charis SIL Italic" w:eastAsia="Charis SIL Italic"/>
           <w:b w:val="0"/>
@@ -4783,7 +4572,14 @@
           <w:color w:val="000000"/>
           <w:sz w:val="24"/>
         </w:rPr>
-        <w:t xml:space="preserve"> en </w:t>
+        <w:hyperlink r:id="rId31" w:history="1">
+          <w:r>
+            <w:rPr>
+              <w:rStyle w:val="Hyperlink"/>
+            </w:rPr>
+            <w:t xml:space="preserve">en </w:t>
+          </w:r>
+        </w:hyperlink>
       </w:r>
       <w:r>
         <w:rPr>
@@ -4794,7 +4590,7 @@
           <w:sz w:val="24"/>
           <w:u w:val="single"/>
         </w:rPr>
-        <w:hyperlink r:id="rId34" w:history="1">
+        <w:hyperlink r:id="rId31" w:history="1">
           <w:r>
             <w:rPr>
               <w:rStyle w:val="Hyperlink"/>
@@ -5039,16 +4835,6 @@
       </w:r>
       <w:r>
         <w:rPr>
-          <w:rFonts w:ascii="Charis SIL Italic" w:hAnsi="Charis SIL Italic" w:eastAsia="Charis SIL Italic"/>
-          <w:b w:val="0"/>
-          <w:i w:val="0"/>
-          <w:color w:val="000000"/>
-          <w:sz w:val="24"/>
-        </w:rPr>
-        <w:t>Indonesië is de porta</w:t>
-      </w:r>
-      <w:r>
-        <w:rPr>
           <w:u w:val="single" w:color="0000ff"/>
           <w:rFonts w:ascii="Charis SIL Italic" w:hAnsi="Charis SIL Italic" w:eastAsia="Charis SIL Italic"/>
           <w:b w:val="0"/>
@@ -5061,9 +4847,73 @@
             <w:rPr>
               <w:rStyle w:val="Hyperlink"/>
             </w:rPr>
-            <w:t xml:space="preserve">l </w:t>
+            <w:t>Indonesi</w:t>
           </w:r>
         </w:hyperlink>
+      </w:r>
+      <w:r>
+        <w:rPr>
+          <w:u w:val="single" w:color="0000ff"/>
+          <w:rFonts w:ascii="Charis SIL Italic" w:hAnsi="Charis SIL Italic" w:eastAsia="Charis SIL Italic"/>
+          <w:b w:val="0"/>
+          <w:i w:val="0"/>
+          <w:color w:val="000000"/>
+          <w:sz w:val="24"/>
+        </w:rPr>
+        <w:hyperlink r:id="rId33" w:history="1">
+          <w:r>
+            <w:rPr>
+              <w:rStyle w:val="Hyperlink"/>
+            </w:rPr>
+            <w:t>ë</w:t>
+          </w:r>
+        </w:hyperlink>
+      </w:r>
+      <w:r>
+        <w:rPr>
+          <w:u w:val="single" w:color="0000ff"/>
+          <w:rFonts w:ascii="Charis SIL Italic" w:hAnsi="Charis SIL Italic" w:eastAsia="Charis SIL Italic"/>
+          <w:b w:val="0"/>
+          <w:i w:val="0"/>
+          <w:color w:val="000000"/>
+          <w:sz w:val="24"/>
+        </w:rPr>
+        <w:hyperlink r:id="rId33" w:history="1">
+          <w:r>
+            <w:rPr>
+              <w:rStyle w:val="Hyperlink"/>
+            </w:rPr>
+            <w:t xml:space="preserve"> is de po</w:t>
+          </w:r>
+        </w:hyperlink>
+      </w:r>
+      <w:r>
+        <w:rPr>
+          <w:u w:val="single" w:color="0000ff"/>
+          <w:rFonts w:ascii="Charis SIL Italic" w:hAnsi="Charis SIL Italic" w:eastAsia="Charis SIL Italic"/>
+          <w:b w:val="0"/>
+          <w:i w:val="0"/>
+          <w:color w:val="000000"/>
+          <w:sz w:val="24"/>
+        </w:rPr>
+        <w:hyperlink r:id="rId33" w:history="1">
+          <w:r>
+            <w:rPr>
+              <w:rStyle w:val="Hyperlink"/>
+            </w:rPr>
+            <w:t>r</w:t>
+          </w:r>
+        </w:hyperlink>
+      </w:r>
+      <w:r>
+        <w:rPr>
+          <w:rFonts w:ascii="Charis SIL Italic" w:hAnsi="Charis SIL Italic" w:eastAsia="Charis SIL Italic"/>
+          <w:b w:val="0"/>
+          <w:i w:val="0"/>
+          <w:color w:val="000000"/>
+          <w:sz w:val="24"/>
+        </w:rPr>
+        <w:t xml:space="preserve">tal </w:t>
       </w:r>
       <w:r>
         <w:rPr>
@@ -5341,25 +5191,7 @@
           <w:color w:val="000000"/>
           <w:sz w:val="24"/>
         </w:rPr>
-        <w:t xml:space="preserve"> dat zich bij het Arsip</w:t>
-      </w:r>
-      <w:r>
-        <w:rPr>
-          <w:u w:val="single" w:color="0000ff"/>
-          <w:rFonts w:ascii="Charis SIL Italic" w:hAnsi="Charis SIL Italic" w:eastAsia="Charis SIL Italic"/>
-          <w:b w:val="0"/>
-          <w:i w:val="0"/>
-          <w:color w:val="000000"/>
-          <w:sz w:val="24"/>
-        </w:rPr>
-        <w:hyperlink r:id="rId35" w:history="1">
-          <w:r>
-            <w:rPr>
-              <w:rStyle w:val="Hyperlink"/>
-            </w:rPr>
-            <w:t xml:space="preserve"> Nasional in</w:t>
-          </w:r>
-        </w:hyperlink>
+        <w:t xml:space="preserve"> dat zich bij het Arsip Nasional in</w:t>
       </w:r>
       <w:r>
         <w:rPr>
@@ -5705,168 +5537,19 @@
           <w:i w:val="0"/>
           <w:color w:val="0000FF"/>
           <w:sz w:val="24"/>
+        </w:rPr>
+        <w:t>Sammlungsgut aus Kolonialen Ko</w:t>
+      </w:r>
+      <w:r>
+        <w:rPr>
+          <w:rFonts w:ascii="Charis SIL Italic" w:hAnsi="Charis SIL Italic" w:eastAsia="Charis SIL Italic"/>
+          <w:b w:val="0"/>
+          <w:i w:val="0"/>
+          <w:color w:val="0000FF"/>
+          <w:sz w:val="24"/>
           <w:u w:val="single"/>
         </w:rPr>
-        <w:hyperlink r:id="rId38" w:history="1">
-          <w:r>
-            <w:rPr>
-              <w:rStyle w:val="Hyperlink"/>
-            </w:rPr>
-            <w:t>Samm</w:t>
-          </w:r>
-        </w:hyperlink>
-      </w:r>
-      <w:r>
-        <w:rPr>
-          <w:rFonts w:ascii="Charis SIL Italic" w:hAnsi="Charis SIL Italic" w:eastAsia="Charis SIL Italic"/>
-          <w:b w:val="0"/>
-          <w:i w:val="0"/>
-          <w:color w:val="0000FF"/>
-          <w:sz w:val="24"/>
-          <w:u w:val="single"/>
-        </w:rPr>
-        <w:hyperlink r:id="rId38" w:history="1">
-          <w:r>
-            <w:rPr>
-              <w:rStyle w:val="Hyperlink"/>
-            </w:rPr>
-            <w:t>lungsgut</w:t>
-          </w:r>
-        </w:hyperlink>
-      </w:r>
-      <w:r>
-        <w:rPr>
-          <w:rFonts w:ascii="Charis SIL Italic" w:hAnsi="Charis SIL Italic" w:eastAsia="Charis SIL Italic"/>
-          <w:b w:val="0"/>
-          <w:i w:val="0"/>
-          <w:color w:val="0000FF"/>
-          <w:sz w:val="24"/>
-          <w:u w:val="single"/>
-        </w:rPr>
-        <w:t xml:space="preserve"> </w:t>
-      </w:r>
-      <w:r>
-        <w:rPr>
-          <w:rFonts w:ascii="Charis SIL Italic" w:hAnsi="Charis SIL Italic" w:eastAsia="Charis SIL Italic"/>
-          <w:b w:val="0"/>
-          <w:i w:val="0"/>
-          <w:color w:val="0000FF"/>
-          <w:sz w:val="24"/>
-          <w:u w:val="single"/>
-        </w:rPr>
-        <w:hyperlink r:id="rId38" w:history="1">
-          <w:r>
-            <w:rPr>
-              <w:rStyle w:val="Hyperlink"/>
-            </w:rPr>
-            <w:t>a</w:t>
-          </w:r>
-        </w:hyperlink>
-      </w:r>
-      <w:r>
-        <w:rPr>
-          <w:rFonts w:ascii="Charis SIL Italic" w:hAnsi="Charis SIL Italic" w:eastAsia="Charis SIL Italic"/>
-          <w:b w:val="0"/>
-          <w:i w:val="0"/>
-          <w:color w:val="0000FF"/>
-          <w:sz w:val="24"/>
-          <w:u w:val="single"/>
-        </w:rPr>
-        <w:hyperlink r:id="rId38" w:history="1">
-          <w:r>
-            <w:rPr>
-              <w:rStyle w:val="Hyperlink"/>
-            </w:rPr>
-            <w:t>us</w:t>
-          </w:r>
-        </w:hyperlink>
-      </w:r>
-      <w:r>
-        <w:rPr>
-          <w:rFonts w:ascii="Charis SIL Italic" w:hAnsi="Charis SIL Italic" w:eastAsia="Charis SIL Italic"/>
-          <w:b w:val="0"/>
-          <w:i w:val="0"/>
-          <w:color w:val="0000FF"/>
-          <w:sz w:val="24"/>
-          <w:u w:val="single"/>
-        </w:rPr>
-        <w:t xml:space="preserve"> </w:t>
-      </w:r>
-      <w:r>
-        <w:rPr>
-          <w:rFonts w:ascii="Charis SIL Italic" w:hAnsi="Charis SIL Italic" w:eastAsia="Charis SIL Italic"/>
-          <w:b w:val="0"/>
-          <w:i w:val="0"/>
-          <w:color w:val="0000FF"/>
-          <w:sz w:val="24"/>
-          <w:u w:val="single"/>
-        </w:rPr>
-        <w:hyperlink r:id="rId38" w:history="1">
-          <w:r>
-            <w:rPr>
-              <w:rStyle w:val="Hyperlink"/>
-            </w:rPr>
-            <w:t>Koloniale</w:t>
-          </w:r>
-        </w:hyperlink>
-      </w:r>
-      <w:r>
-        <w:rPr>
-          <w:rFonts w:ascii="Charis SIL Italic" w:hAnsi="Charis SIL Italic" w:eastAsia="Charis SIL Italic"/>
-          <w:b w:val="0"/>
-          <w:i w:val="0"/>
-          <w:color w:val="0000FF"/>
-          <w:sz w:val="24"/>
-          <w:u w:val="single"/>
-        </w:rPr>
-        <w:hyperlink r:id="rId38" w:history="1">
-          <w:r>
-            <w:rPr>
-              <w:rStyle w:val="Hyperlink"/>
-            </w:rPr>
-            <w:t>n</w:t>
-          </w:r>
-        </w:hyperlink>
-      </w:r>
-      <w:r>
-        <w:rPr>
-          <w:rFonts w:ascii="Charis SIL Italic" w:hAnsi="Charis SIL Italic" w:eastAsia="Charis SIL Italic"/>
-          <w:b w:val="0"/>
-          <w:i w:val="0"/>
-          <w:color w:val="0000FF"/>
-          <w:sz w:val="24"/>
-          <w:u w:val="single"/>
-        </w:rPr>
-        <w:t xml:space="preserve"> </w:t>
-      </w:r>
-      <w:r>
-        <w:rPr>
-          <w:rFonts w:ascii="Charis SIL Italic" w:hAnsi="Charis SIL Italic" w:eastAsia="Charis SIL Italic"/>
-          <w:b w:val="0"/>
-          <w:i w:val="0"/>
-          <w:color w:val="0000FF"/>
-          <w:sz w:val="24"/>
-          <w:u w:val="single"/>
-        </w:rPr>
-        <w:hyperlink r:id="rId38" w:history="1">
-          <w:r>
-            <w:rPr>
-              <w:rStyle w:val="Hyperlink"/>
-            </w:rPr>
-            <w:t>Ko</w:t>
-          </w:r>
-        </w:hyperlink>
-      </w:r>
-      <w:r>
-        <w:rPr>
-          <w:rFonts w:ascii="Charis SIL Italic" w:hAnsi="Charis SIL Italic" w:eastAsia="Charis SIL Italic"/>
-          <w:b w:val="0"/>
-          <w:i w:val="0"/>
-          <w:color w:val="0000FF"/>
-          <w:sz w:val="24"/>
-          <w:u w:val="single"/>
-        </w:rPr>
-        <w:hyperlink r:id="rId38" w:history="1">
+        <w:hyperlink r:id="rId37" w:history="1">
           <w:r>
             <w:rPr>
               <w:rStyle w:val="Hyperlink"/>

--- a/EXPORTS/DOCX/published/niveau1/Dutch/Sources.docx
+++ b/EXPORTS/DOCX/published/niveau1/Dutch/Sources.docx
@@ -609,13 +609,31 @@
       </w:r>
       <w:r>
         <w:rPr>
+          <w:u w:val="single" w:color="0000ff"/>
           <w:rFonts w:ascii="Charis SIL Italic" w:hAnsi="Charis SIL Italic" w:eastAsia="Charis SIL Italic"/>
           <w:b w:val="0"/>
           <w:i w:val="0"/>
           <w:color w:val="000000"/>
           <w:sz w:val="24"/>
         </w:rPr>
-        <w:t xml:space="preserve">anders dan nu (denk aan </w:t>
+        <w:hyperlink r:id="rId11" w:history="1">
+          <w:r>
+            <w:rPr>
+              <w:rStyle w:val="Hyperlink"/>
+            </w:rPr>
+            <w:t>anders d</w:t>
+          </w:r>
+        </w:hyperlink>
+      </w:r>
+      <w:r>
+        <w:rPr>
+          <w:rFonts w:ascii="Charis SIL Italic" w:hAnsi="Charis SIL Italic" w:eastAsia="Charis SIL Italic"/>
+          <w:b w:val="0"/>
+          <w:i w:val="0"/>
+          <w:color w:val="000000"/>
+          <w:sz w:val="24"/>
+        </w:rPr>
+        <w:t xml:space="preserve">an nu (denk aan </w:t>
       </w:r>
       <w:r>
         <w:rPr>
@@ -1301,13 +1319,86 @@
       </w:r>
       <w:r>
         <w:rPr>
+          <w:u w:val="single" w:color="0000ff"/>
           <w:rFonts w:ascii="Charis SIL Italic" w:hAnsi="Charis SIL Italic" w:eastAsia="Charis SIL Italic"/>
           <w:b w:val="0"/>
           <w:i w:val="0"/>
           <w:color w:val="000000"/>
           <w:sz w:val="24"/>
         </w:rPr>
-        <w:t xml:space="preserve">deel uit van de </w:t>
+        <w:hyperlink r:id="rId15" w:history="1">
+          <w:r>
+            <w:rPr>
+              <w:rStyle w:val="Hyperlink"/>
+            </w:rPr>
+            <w:t xml:space="preserve">deel uit </w:t>
+          </w:r>
+        </w:hyperlink>
+      </w:r>
+      <w:r>
+        <w:rPr>
+          <w:u w:val="single" w:color="0000ff"/>
+          <w:rFonts w:ascii="Charis SIL Italic" w:hAnsi="Charis SIL Italic" w:eastAsia="Charis SIL Italic"/>
+          <w:b w:val="0"/>
+          <w:i w:val="0"/>
+          <w:color w:val="000000"/>
+          <w:sz w:val="24"/>
+        </w:rPr>
+        <w:hyperlink r:id="rId15" w:history="1">
+          <w:r>
+            <w:rPr>
+              <w:rStyle w:val="Hyperlink"/>
+            </w:rPr>
+            <w:t>v</w:t>
+          </w:r>
+        </w:hyperlink>
+      </w:r>
+      <w:r>
+        <w:rPr>
+          <w:u w:val="single" w:color="0000ff"/>
+          <w:rFonts w:ascii="Charis SIL Italic" w:hAnsi="Charis SIL Italic" w:eastAsia="Charis SIL Italic"/>
+          <w:b w:val="0"/>
+          <w:i w:val="0"/>
+          <w:color w:val="000000"/>
+          <w:sz w:val="24"/>
+        </w:rPr>
+        <w:hyperlink r:id="rId15" w:history="1">
+          <w:r>
+            <w:rPr>
+              <w:rStyle w:val="Hyperlink"/>
+            </w:rPr>
+            <w:t>an d</w:t>
+          </w:r>
+        </w:hyperlink>
+      </w:r>
+      <w:r>
+        <w:rPr>
+          <w:u w:val="single" w:color="0000ff"/>
+          <w:rFonts w:ascii="Charis SIL Italic" w:hAnsi="Charis SIL Italic" w:eastAsia="Charis SIL Italic"/>
+          <w:b w:val="0"/>
+          <w:i w:val="0"/>
+          <w:color w:val="000000"/>
+          <w:sz w:val="24"/>
+        </w:rPr>
+        <w:hyperlink r:id="rId15" w:history="1">
+          <w:r>
+            <w:rPr>
+              <w:rStyle w:val="Hyperlink"/>
+            </w:rPr>
+            <w:t>e</w:t>
+          </w:r>
+        </w:hyperlink>
+      </w:r>
+      <w:r>
+        <w:rPr>
+          <w:u w:val="single" w:color="0000ff"/>
+          <w:rFonts w:ascii="Charis SIL Italic" w:hAnsi="Charis SIL Italic" w:eastAsia="Charis SIL Italic"/>
+          <w:b w:val="0"/>
+          <w:i w:val="0"/>
+          <w:color w:val="000000"/>
+          <w:sz w:val="24"/>
+        </w:rPr>
+        <w:t xml:space="preserve"> </w:t>
       </w:r>
       <w:r>
         <w:rPr>
@@ -1318,7 +1409,14 @@
           <w:sz w:val="24"/>
           <w:u w:val="single"/>
         </w:rPr>
-        <w:t>Universitaire B</w:t>
+        <w:hyperlink r:id="rId16" w:history="1">
+          <w:r>
+            <w:rPr>
+              <w:rStyle w:val="Hyperlink"/>
+            </w:rPr>
+            <w:t>Univ</w:t>
+          </w:r>
+        </w:hyperlink>
       </w:r>
       <w:r>
         <w:rPr>
@@ -1329,7 +1427,90 @@
           <w:sz w:val="24"/>
           <w:u w:val="single"/>
         </w:rPr>
-        <w:hyperlink r:id="rId15" w:history="1">
+        <w:hyperlink r:id="rId16" w:history="1">
+          <w:r>
+            <w:rPr>
+              <w:rStyle w:val="Hyperlink"/>
+            </w:rPr>
+            <w:t>ersitai</w:t>
+          </w:r>
+        </w:hyperlink>
+      </w:r>
+      <w:r>
+        <w:rPr>
+          <w:rFonts w:ascii="Charis SIL Italic" w:hAnsi="Charis SIL Italic" w:eastAsia="Charis SIL Italic"/>
+          <w:b w:val="0"/>
+          <w:i w:val="0"/>
+          <w:color w:val="0000FF"/>
+          <w:sz w:val="24"/>
+          <w:u w:val="single"/>
+        </w:rPr>
+        <w:hyperlink r:id="rId16" w:history="1">
+          <w:r>
+            <w:rPr>
+              <w:rStyle w:val="Hyperlink"/>
+            </w:rPr>
+            <w:t>r</w:t>
+          </w:r>
+        </w:hyperlink>
+      </w:r>
+      <w:r>
+        <w:rPr>
+          <w:rFonts w:ascii="Charis SIL Italic" w:hAnsi="Charis SIL Italic" w:eastAsia="Charis SIL Italic"/>
+          <w:b w:val="0"/>
+          <w:i w:val="0"/>
+          <w:color w:val="0000FF"/>
+          <w:sz w:val="24"/>
+          <w:u w:val="single"/>
+        </w:rPr>
+        <w:hyperlink r:id="rId16" w:history="1">
+          <w:r>
+            <w:rPr>
+              <w:rStyle w:val="Hyperlink"/>
+            </w:rPr>
+            <w:t>e</w:t>
+          </w:r>
+        </w:hyperlink>
+      </w:r>
+      <w:r>
+        <w:rPr>
+          <w:rFonts w:ascii="Charis SIL Italic" w:hAnsi="Charis SIL Italic" w:eastAsia="Charis SIL Italic"/>
+          <w:b w:val="0"/>
+          <w:i w:val="0"/>
+          <w:color w:val="0000FF"/>
+          <w:sz w:val="24"/>
+          <w:u w:val="single"/>
+        </w:rPr>
+        <w:t xml:space="preserve"> </w:t>
+      </w:r>
+      <w:r>
+        <w:rPr>
+          <w:rFonts w:ascii="Charis SIL Italic" w:hAnsi="Charis SIL Italic" w:eastAsia="Charis SIL Italic"/>
+          <w:b w:val="0"/>
+          <w:i w:val="0"/>
+          <w:color w:val="0000FF"/>
+          <w:sz w:val="24"/>
+          <w:u w:val="single"/>
+        </w:rPr>
+        <w:hyperlink r:id="rId16" w:history="1">
+          <w:r>
+            <w:rPr>
+              <w:rStyle w:val="Hyperlink"/>
+            </w:rPr>
+            <w:t>B</w:t>
+          </w:r>
+        </w:hyperlink>
+      </w:r>
+      <w:r>
+        <w:rPr>
+          <w:rFonts w:ascii="Charis SIL Italic" w:hAnsi="Charis SIL Italic" w:eastAsia="Charis SIL Italic"/>
+          <w:b w:val="0"/>
+          <w:i w:val="0"/>
+          <w:color w:val="0000FF"/>
+          <w:sz w:val="24"/>
+          <w:u w:val="single"/>
+        </w:rPr>
+        <w:hyperlink r:id="rId16" w:history="1">
           <w:r>
             <w:rPr>
               <w:rStyle w:val="Hyperlink"/>
@@ -1358,7 +1539,7 @@
           <w:sz w:val="24"/>
           <w:u w:val="single"/>
         </w:rPr>
-        <w:hyperlink r:id="rId15" w:history="1">
+        <w:hyperlink r:id="rId16" w:history="1">
           <w:r>
             <w:rPr>
               <w:rStyle w:val="Hyperlink"/>
@@ -2007,7 +2188,6 @@
       </w:r>
       <w:r>
         <w:rPr>
-          <w:u w:val="single" w:color="0000ff"/>
           <w:rFonts w:ascii="Charis SIL Italic" w:hAnsi="Charis SIL Italic" w:eastAsia="Charis SIL Italic"/>
           <w:b w:val="0"/>
           <w:i w:val="0"/>
@@ -2406,8 +2586,16 @@
           <w:i w:val="0"/>
           <w:color w:val="0000FF"/>
           <w:sz w:val="24"/>
-        </w:rPr>
-        <w:t>De kolo</w:t>
+          <w:u w:val="single"/>
+        </w:rPr>
+        <w:hyperlink r:id="rId19" w:history="1">
+          <w:r>
+            <w:rPr>
+              <w:rStyle w:val="Hyperlink"/>
+            </w:rPr>
+            <w:t>De</w:t>
+          </w:r>
+        </w:hyperlink>
       </w:r>
       <w:r>
         <w:rPr>
@@ -2418,7 +2606,36 @@
           <w:sz w:val="24"/>
           <w:u w:val="single"/>
         </w:rPr>
-        <w:hyperlink r:id="rId18" w:history="1">
+        <w:t xml:space="preserve"> </w:t>
+      </w:r>
+      <w:r>
+        <w:rPr>
+          <w:rFonts w:ascii="Charis SIL Italic" w:hAnsi="Charis SIL Italic" w:eastAsia="Charis SIL Italic"/>
+          <w:b w:val="0"/>
+          <w:i w:val="0"/>
+          <w:color w:val="0000FF"/>
+          <w:sz w:val="24"/>
+          <w:u w:val="single"/>
+        </w:rPr>
+        <w:hyperlink r:id="rId19" w:history="1">
+          <w:r>
+            <w:rPr>
+              <w:rStyle w:val="Hyperlink"/>
+            </w:rPr>
+            <w:t>kolo</w:t>
+          </w:r>
+        </w:hyperlink>
+      </w:r>
+      <w:r>
+        <w:rPr>
+          <w:rFonts w:ascii="Charis SIL Italic" w:hAnsi="Charis SIL Italic" w:eastAsia="Charis SIL Italic"/>
+          <w:b w:val="0"/>
+          <w:i w:val="0"/>
+          <w:color w:val="0000FF"/>
+          <w:sz w:val="24"/>
+          <w:u w:val="single"/>
+        </w:rPr>
+        <w:hyperlink r:id="rId19" w:history="1">
           <w:r>
             <w:rPr>
               <w:rStyle w:val="Hyperlink"/>
@@ -2447,7 +2664,7 @@
           <w:sz w:val="24"/>
           <w:u w:val="single"/>
         </w:rPr>
-        <w:hyperlink r:id="rId18" w:history="1">
+        <w:hyperlink r:id="rId19" w:history="1">
           <w:r>
             <w:rPr>
               <w:rStyle w:val="Hyperlink"/>
@@ -2476,7 +2693,7 @@
           <w:sz w:val="24"/>
           <w:u w:val="single"/>
         </w:rPr>
-        <w:hyperlink r:id="rId18" w:history="1">
+        <w:hyperlink r:id="rId19" w:history="1">
           <w:r>
             <w:rPr>
               <w:rStyle w:val="Hyperlink"/>
@@ -3196,7 +3413,7 @@
           <w:sz w:val="24"/>
           <w:u w:val="single"/>
         </w:rPr>
-        <w:hyperlink r:id="rId16" w:history="1">
+        <w:hyperlink r:id="rId22" w:history="1">
           <w:r>
             <w:rPr>
               <w:rStyle w:val="Hyperlink"/>
@@ -3356,7 +3573,7 @@
           <w:sz w:val="24"/>
           <w:u w:val="single"/>
         </w:rPr>
-        <w:hyperlink r:id="rId22" w:history="1">
+        <w:hyperlink r:id="rId23" w:history="1">
           <w:r>
             <w:rPr>
               <w:rStyle w:val="Hyperlink"/>
@@ -3385,7 +3602,7 @@
           <w:sz w:val="24"/>
           <w:u w:val="single"/>
         </w:rPr>
-        <w:hyperlink r:id="rId22" w:history="1">
+        <w:hyperlink r:id="rId23" w:history="1">
           <w:r>
             <w:rPr>
               <w:rStyle w:val="Hyperlink"/>
@@ -3414,7 +3631,7 @@
           <w:sz w:val="24"/>
           <w:u w:val="single"/>
         </w:rPr>
-        <w:hyperlink r:id="rId22" w:history="1">
+        <w:hyperlink r:id="rId23" w:history="1">
           <w:r>
             <w:rPr>
               <w:rStyle w:val="Hyperlink"/>
@@ -3442,7 +3659,7 @@
           <w:sz w:val="24"/>
           <w:u w:val="single"/>
         </w:rPr>
-        <w:hyperlink r:id="rId23" w:history="1">
+        <w:hyperlink r:id="rId24" w:history="1">
           <w:r>
             <w:rPr>
               <w:rStyle w:val="Hyperlink"/>
@@ -3469,24 +3686,7 @@
           <w:color w:val="000000"/>
           <w:sz w:val="24"/>
         </w:rPr>
-        <w:t>de beeldcollecties van he</w:t>
-      </w:r>
-      <w:r>
-        <w:rPr>
-          <w:rFonts w:ascii="Charis SIL Italic" w:hAnsi="Charis SIL Italic" w:eastAsia="Charis SIL Italic"/>
-          <w:b w:val="0"/>
-          <w:i w:val="0"/>
-          <w:color w:val="000000"/>
-          <w:sz w:val="24"/>
-        </w:rPr>
-        <w:hyperlink r:id="rId22" w:history="1">
-          <w:r>
-            <w:rPr>
-              <w:rStyle w:val="Hyperlink"/>
-            </w:rPr>
-            <w:t xml:space="preserve">t </w:t>
-          </w:r>
-        </w:hyperlink>
+        <w:t xml:space="preserve">de beeldcollecties van het </w:t>
       </w:r>
       <w:r>
         <w:rPr>
@@ -3497,7 +3697,7 @@
           <w:sz w:val="24"/>
           <w:u w:val="single"/>
         </w:rPr>
-        <w:hyperlink r:id="rId22" w:history="1">
+        <w:hyperlink r:id="rId25" w:history="1">
           <w:r>
             <w:rPr>
               <w:rStyle w:val="Hyperlink"/>
@@ -3526,7 +3726,7 @@
           <w:sz w:val="24"/>
           <w:u w:val="single"/>
         </w:rPr>
-        <w:hyperlink r:id="rId22" w:history="1">
+        <w:hyperlink r:id="rId25" w:history="1">
           <w:r>
             <w:rPr>
               <w:rStyle w:val="Hyperlink"/>
@@ -3544,7 +3744,7 @@
           <w:sz w:val="24"/>
           <w:u w:val="single"/>
         </w:rPr>
-        <w:hyperlink r:id="rId22" w:history="1">
+        <w:hyperlink r:id="rId23" w:history="1">
           <w:r>
             <w:rPr>
               <w:rStyle w:val="Hyperlink"/>
@@ -3562,7 +3762,7 @@
           <w:color w:val="000000"/>
           <w:sz w:val="24"/>
         </w:rPr>
-        <w:hyperlink r:id="rId22" w:history="1">
+        <w:hyperlink r:id="rId23" w:history="1">
           <w:r>
             <w:rPr>
               <w:rStyle w:val="Hyperlink"/>
@@ -3580,7 +3780,7 @@
           <w:sz w:val="24"/>
           <w:u w:val="single"/>
         </w:rPr>
-        <w:hyperlink r:id="rId22" w:history="1">
+        <w:hyperlink r:id="rId23" w:history="1">
           <w:r>
             <w:rPr>
               <w:rStyle w:val="Hyperlink"/>
@@ -3598,7 +3798,7 @@
           <w:sz w:val="24"/>
           <w:u w:val="single"/>
         </w:rPr>
-        <w:hyperlink r:id="rId22" w:history="1">
+        <w:hyperlink r:id="rId23" w:history="1">
           <w:r>
             <w:rPr>
               <w:rStyle w:val="Hyperlink"/>
@@ -3616,7 +3816,7 @@
           <w:sz w:val="24"/>
           <w:u w:val="single"/>
         </w:rPr>
-        <w:hyperlink r:id="rId24" w:history="1">
+        <w:hyperlink r:id="rId26" w:history="1">
           <w:r>
             <w:rPr>
               <w:rStyle w:val="Hyperlink"/>
@@ -3633,7 +3833,25 @@
           <w:color w:val="000000"/>
           <w:sz w:val="24"/>
         </w:rPr>
-        <w:t xml:space="preserve">. Het </w:t>
+        <w:t>. H</w:t>
+      </w:r>
+      <w:r>
+        <w:rPr>
+          <w:u w:val="single" w:color="0000ff"/>
+          <w:rFonts w:ascii="Charis SIL Italic" w:hAnsi="Charis SIL Italic" w:eastAsia="Charis SIL Italic"/>
+          <w:b w:val="0"/>
+          <w:i w:val="0"/>
+          <w:color w:val="000000"/>
+          <w:sz w:val="24"/>
+        </w:rPr>
+        <w:hyperlink r:id="rId24" w:history="1">
+          <w:r>
+            <w:rPr>
+              <w:rStyle w:val="Hyperlink"/>
+            </w:rPr>
+            <w:t xml:space="preserve">et </w:t>
+          </w:r>
+        </w:hyperlink>
       </w:r>
       <w:r>
         <w:rPr>
@@ -3644,7 +3862,7 @@
           <w:sz w:val="24"/>
           <w:u w:val="single"/>
         </w:rPr>
-        <w:hyperlink r:id="rId23" w:history="1">
+        <w:hyperlink r:id="rId24" w:history="1">
           <w:r>
             <w:rPr>
               <w:rStyle w:val="Hyperlink"/>
@@ -3673,7 +3891,7 @@
           <w:sz w:val="24"/>
           <w:u w:val="single"/>
         </w:rPr>
-        <w:hyperlink r:id="rId23" w:history="1">
+        <w:hyperlink r:id="rId24" w:history="1">
           <w:r>
             <w:rPr>
               <w:rStyle w:val="Hyperlink"/>
@@ -3691,7 +3909,7 @@
           <w:sz w:val="24"/>
           <w:u w:val="single"/>
         </w:rPr>
-        <w:hyperlink r:id="rId25" w:history="1">
+        <w:hyperlink r:id="rId27" w:history="1">
           <w:r>
             <w:rPr>
               <w:rStyle w:val="Hyperlink"/>
@@ -3729,7 +3947,7 @@
           <w:color w:val="000000"/>
           <w:sz w:val="24"/>
         </w:rPr>
-        <w:hyperlink r:id="rId26" w:history="1">
+        <w:hyperlink r:id="rId25" w:history="1">
           <w:r>
             <w:rPr>
               <w:rStyle w:val="Hyperlink"/>
@@ -3747,7 +3965,7 @@
           <w:sz w:val="24"/>
           <w:u w:val="single"/>
         </w:rPr>
-        <w:hyperlink r:id="rId26" w:history="1">
+        <w:hyperlink r:id="rId25" w:history="1">
           <w:r>
             <w:rPr>
               <w:rStyle w:val="Hyperlink"/>
@@ -3765,7 +3983,7 @@
           <w:sz w:val="24"/>
           <w:u w:val="single"/>
         </w:rPr>
-        <w:hyperlink r:id="rId26" w:history="1">
+        <w:hyperlink r:id="rId25" w:history="1">
           <w:r>
             <w:rPr>
               <w:rStyle w:val="Hyperlink"/>
@@ -3783,7 +4001,7 @@
           <w:sz w:val="24"/>
           <w:u w:val="single"/>
         </w:rPr>
-        <w:hyperlink r:id="rId27" w:history="1">
+        <w:hyperlink r:id="rId28" w:history="1">
           <w:r>
             <w:rPr>
               <w:rStyle w:val="Hyperlink"/>
@@ -3801,6 +4019,17 @@
           <w:sz w:val="24"/>
           <w:u w:val="single"/>
         </w:rPr>
+        <w:t xml:space="preserve"> in</w:t>
+      </w:r>
+      <w:r>
+        <w:rPr>
+          <w:rFonts w:ascii="Charis SIL Italic" w:hAnsi="Charis SIL Italic" w:eastAsia="Charis SIL Italic"/>
+          <w:b w:val="0"/>
+          <w:i w:val="0"/>
+          <w:color w:val="0000FF"/>
+          <w:sz w:val="24"/>
+          <w:u w:val="single"/>
+        </w:rPr>
         <w:t xml:space="preserve"> </w:t>
       </w:r>
       <w:r>
@@ -3812,36 +4041,7 @@
           <w:sz w:val="24"/>
           <w:u w:val="single"/>
         </w:rPr>
-        <w:hyperlink r:id="rId27" w:history="1">
-          <w:r>
-            <w:rPr>
-              <w:rStyle w:val="Hyperlink"/>
-            </w:rPr>
-            <w:t>in</w:t>
-          </w:r>
-        </w:hyperlink>
-      </w:r>
-      <w:r>
-        <w:rPr>
-          <w:rFonts w:ascii="Charis SIL Italic" w:hAnsi="Charis SIL Italic" w:eastAsia="Charis SIL Italic"/>
-          <w:b w:val="0"/>
-          <w:i w:val="0"/>
-          <w:color w:val="0000FF"/>
-          <w:sz w:val="24"/>
-          <w:u w:val="single"/>
-        </w:rPr>
-        <w:t xml:space="preserve"> </w:t>
-      </w:r>
-      <w:r>
-        <w:rPr>
-          <w:rFonts w:ascii="Charis SIL Italic" w:hAnsi="Charis SIL Italic" w:eastAsia="Charis SIL Italic"/>
-          <w:b w:val="0"/>
-          <w:i w:val="0"/>
-          <w:color w:val="0000FF"/>
-          <w:sz w:val="24"/>
-          <w:u w:val="single"/>
-        </w:rPr>
-        <w:hyperlink r:id="rId27" w:history="1">
+        <w:hyperlink r:id="rId28" w:history="1">
           <w:r>
             <w:rPr>
               <w:rStyle w:val="Hyperlink"/>
@@ -3859,7 +4059,7 @@
           <w:color w:val="000000"/>
           <w:sz w:val="24"/>
         </w:rPr>
-        <w:hyperlink r:id="rId24" w:history="1">
+        <w:hyperlink r:id="rId26" w:history="1">
           <w:r>
             <w:rPr>
               <w:rStyle w:val="Hyperlink"/>
@@ -3907,7 +4107,7 @@
           <w:sz w:val="24"/>
           <w:u w:val="single"/>
         </w:rPr>
-        <w:hyperlink r:id="rId28" w:history="1">
+        <w:hyperlink r:id="rId29" w:history="1">
           <w:r>
             <w:rPr>
               <w:rStyle w:val="Hyperlink"/>
@@ -3936,7 +4136,7 @@
           <w:sz w:val="24"/>
           <w:u w:val="single"/>
         </w:rPr>
-        <w:hyperlink r:id="rId28" w:history="1">
+        <w:hyperlink r:id="rId29" w:history="1">
           <w:r>
             <w:rPr>
               <w:rStyle w:val="Hyperlink"/>
@@ -3964,7 +4164,7 @@
           <w:sz w:val="24"/>
           <w:u w:val="single"/>
         </w:rPr>
-        <w:hyperlink r:id="rId29" w:history="1">
+        <w:hyperlink r:id="rId30" w:history="1">
           <w:r>
             <w:rPr>
               <w:rStyle w:val="Hyperlink"/>
@@ -3982,7 +4182,7 @@
           <w:sz w:val="24"/>
           <w:u w:val="single"/>
         </w:rPr>
-        <w:hyperlink r:id="rId29" w:history="1">
+        <w:hyperlink r:id="rId30" w:history="1">
           <w:r>
             <w:rPr>
               <w:rStyle w:val="Hyperlink"/>
@@ -4011,7 +4211,7 @@
           <w:sz w:val="24"/>
           <w:u w:val="single"/>
         </w:rPr>
-        <w:hyperlink r:id="rId29" w:history="1">
+        <w:hyperlink r:id="rId30" w:history="1">
           <w:r>
             <w:rPr>
               <w:rStyle w:val="Hyperlink"/>
@@ -4298,7 +4498,7 @@
           <w:sz w:val="24"/>
           <w:u w:val="single"/>
         </w:rPr>
-        <w:hyperlink r:id="rId30" w:history="1">
+        <w:hyperlink r:id="rId31" w:history="1">
           <w:r>
             <w:rPr>
               <w:rStyle w:val="Hyperlink"/>
@@ -4327,7 +4527,7 @@
           <w:sz w:val="24"/>
           <w:u w:val="single"/>
         </w:rPr>
-        <w:hyperlink r:id="rId30" w:history="1">
+        <w:hyperlink r:id="rId31" w:history="1">
           <w:r>
             <w:rPr>
               <w:rStyle w:val="Hyperlink"/>
@@ -4356,7 +4556,7 @@
           <w:sz w:val="24"/>
           <w:u w:val="single"/>
         </w:rPr>
-        <w:hyperlink r:id="rId30" w:history="1">
+        <w:hyperlink r:id="rId31" w:history="1">
           <w:r>
             <w:rPr>
               <w:rStyle w:val="Hyperlink"/>
@@ -4384,7 +4584,7 @@
           <w:sz w:val="24"/>
           <w:u w:val="single"/>
         </w:rPr>
-        <w:hyperlink r:id="rId31" w:history="1">
+        <w:hyperlink r:id="rId32" w:history="1">
           <w:r>
             <w:rPr>
               <w:rStyle w:val="Hyperlink"/>
@@ -4413,7 +4613,7 @@
           <w:sz w:val="24"/>
           <w:u w:val="single"/>
         </w:rPr>
-        <w:hyperlink r:id="rId31" w:history="1">
+        <w:hyperlink r:id="rId32" w:history="1">
           <w:r>
             <w:rPr>
               <w:rStyle w:val="Hyperlink"/>
@@ -4442,7 +4642,7 @@
           <w:sz w:val="24"/>
           <w:u w:val="single"/>
         </w:rPr>
-        <w:hyperlink r:id="rId31" w:history="1">
+        <w:hyperlink r:id="rId32" w:history="1">
           <w:r>
             <w:rPr>
               <w:rStyle w:val="Hyperlink"/>
@@ -4471,7 +4671,7 @@
           <w:sz w:val="24"/>
           <w:u w:val="single"/>
         </w:rPr>
-        <w:hyperlink r:id="rId31" w:history="1">
+        <w:hyperlink r:id="rId32" w:history="1">
           <w:r>
             <w:rPr>
               <w:rStyle w:val="Hyperlink"/>
@@ -4499,7 +4699,7 @@
           <w:sz w:val="24"/>
           <w:u w:val="single"/>
         </w:rPr>
-        <w:hyperlink r:id="rId32" w:history="1">
+        <w:hyperlink r:id="rId33" w:history="1">
           <w:r>
             <w:rPr>
               <w:rStyle w:val="Hyperlink"/>
@@ -4528,7 +4728,7 @@
           <w:sz w:val="24"/>
           <w:u w:val="single"/>
         </w:rPr>
-        <w:hyperlink r:id="rId32" w:history="1">
+        <w:hyperlink r:id="rId33" w:history="1">
           <w:r>
             <w:rPr>
               <w:rStyle w:val="Hyperlink"/>
@@ -4557,7 +4757,7 @@
           <w:sz w:val="24"/>
           <w:u w:val="single"/>
         </w:rPr>
-        <w:hyperlink r:id="rId32" w:history="1">
+        <w:hyperlink r:id="rId33" w:history="1">
           <w:r>
             <w:rPr>
               <w:rStyle w:val="Hyperlink"/>
@@ -4586,7 +4786,7 @@
           <w:sz w:val="24"/>
           <w:u w:val="single"/>
         </w:rPr>
-        <w:hyperlink r:id="rId32" w:history="1">
+        <w:hyperlink r:id="rId33" w:history="1">
           <w:r>
             <w:rPr>
               <w:rStyle w:val="Hyperlink"/>
@@ -4615,7 +4815,7 @@
           <w:sz w:val="24"/>
           <w:u w:val="single"/>
         </w:rPr>
-        <w:hyperlink r:id="rId32" w:history="1">
+        <w:hyperlink r:id="rId33" w:history="1">
           <w:r>
             <w:rPr>
               <w:rStyle w:val="Hyperlink"/>
@@ -4626,6 +4826,7 @@
       </w:r>
       <w:r>
         <w:rPr>
+          <w:u w:val="single" w:color="0000ff"/>
           <w:rFonts w:ascii="Charis SIL Italic" w:hAnsi="Charis SIL Italic" w:eastAsia="Charis SIL Italic"/>
           <w:b w:val="0"/>
           <w:i w:val="0"/>
@@ -4643,7 +4844,7 @@
           <w:color w:val="000000"/>
           <w:sz w:val="24"/>
         </w:rPr>
-        <w:hyperlink r:id="rId30" w:history="1">
+        <w:hyperlink r:id="rId31" w:history="1">
           <w:r>
             <w:rPr>
               <w:rStyle w:val="Hyperlink"/>
@@ -4661,7 +4862,7 @@
           <w:sz w:val="24"/>
           <w:u w:val="single"/>
         </w:rPr>
-        <w:hyperlink r:id="rId30" w:history="1">
+        <w:hyperlink r:id="rId31" w:history="1">
           <w:r>
             <w:rPr>
               <w:rStyle w:val="Hyperlink"/>
@@ -4678,165 +4879,6 @@
           <w:color w:val="0000FF"/>
           <w:sz w:val="24"/>
           <w:u w:val="single"/>
-        </w:rPr>
-        <w:hyperlink r:id="rId30" w:history="1">
-          <w:r>
-            <w:rPr>
-              <w:rStyle w:val="Hyperlink"/>
-            </w:rPr>
-            <w:t>o</w:t>
-          </w:r>
-        </w:hyperlink>
-      </w:r>
-      <w:r>
-        <w:rPr>
-          <w:rFonts w:ascii="Charis SIL Italic" w:hAnsi="Charis SIL Italic" w:eastAsia="Charis SIL Italic"/>
-          <w:b w:val="0"/>
-          <w:i w:val="0"/>
-          <w:color w:val="0000FF"/>
-          <w:sz w:val="24"/>
-          <w:u w:val="single"/>
-        </w:rPr>
-        <w:hyperlink r:id="rId30" w:history="1">
-          <w:r>
-            <w:rPr>
-              <w:rStyle w:val="Hyperlink"/>
-            </w:rPr>
-            <w:t>naal</w:t>
-          </w:r>
-        </w:hyperlink>
-      </w:r>
-      <w:r>
-        <w:rPr>
-          <w:rFonts w:ascii="Charis SIL Italic" w:hAnsi="Charis SIL Italic" w:eastAsia="Charis SIL Italic"/>
-          <w:b w:val="0"/>
-          <w:i w:val="0"/>
-          <w:color w:val="0000FF"/>
-          <w:sz w:val="24"/>
-          <w:u w:val="single"/>
-        </w:rPr>
-        <w:t xml:space="preserve"> </w:t>
-      </w:r>
-      <w:r>
-        <w:rPr>
-          <w:rFonts w:ascii="Charis SIL Italic" w:hAnsi="Charis SIL Italic" w:eastAsia="Charis SIL Italic"/>
-          <w:b w:val="0"/>
-          <w:i w:val="0"/>
-          <w:color w:val="0000FF"/>
-          <w:sz w:val="24"/>
-          <w:u w:val="single"/>
-        </w:rPr>
-        <w:hyperlink r:id="rId30" w:history="1">
-          <w:r>
-            <w:rPr>
-              <w:rStyle w:val="Hyperlink"/>
-            </w:rPr>
-            <w:t>Arch</w:t>
-          </w:r>
-        </w:hyperlink>
-      </w:r>
-      <w:r>
-        <w:rPr>
-          <w:rFonts w:ascii="Charis SIL Italic" w:hAnsi="Charis SIL Italic" w:eastAsia="Charis SIL Italic"/>
-          <w:b w:val="0"/>
-          <w:i w:val="0"/>
-          <w:color w:val="0000FF"/>
-          <w:sz w:val="24"/>
-          <w:u w:val="single"/>
-        </w:rPr>
-        <w:t>i</w:t>
-      </w:r>
-      <w:r>
-        <w:rPr>
-          <w:rFonts w:ascii="Charis SIL Italic" w:hAnsi="Charis SIL Italic" w:eastAsia="Charis SIL Italic"/>
-          <w:b w:val="0"/>
-          <w:i w:val="0"/>
-          <w:color w:val="0000FF"/>
-          <w:sz w:val="24"/>
-          <w:u w:val="single"/>
-        </w:rPr>
-        <w:hyperlink r:id="rId31" w:history="1">
-          <w:r>
-            <w:rPr>
-              <w:rStyle w:val="Hyperlink"/>
-            </w:rPr>
-            <w:t>ef</w:t>
-          </w:r>
-        </w:hyperlink>
-      </w:r>
-      <w:r>
-        <w:rPr>
-          <w:rFonts w:ascii="Charis SIL Italic" w:hAnsi="Charis SIL Italic" w:eastAsia="Charis SIL Italic"/>
-          <w:b w:val="0"/>
-          <w:i w:val="0"/>
-          <w:color w:val="0000FF"/>
-          <w:sz w:val="24"/>
-          <w:u w:val="single"/>
-        </w:rPr>
-        <w:t xml:space="preserve"> </w:t>
-      </w:r>
-      <w:r>
-        <w:rPr>
-          <w:rFonts w:ascii="Charis SIL Italic" w:hAnsi="Charis SIL Italic" w:eastAsia="Charis SIL Italic"/>
-          <w:b w:val="0"/>
-          <w:i w:val="0"/>
-          <w:color w:val="0000FF"/>
-          <w:sz w:val="24"/>
-          <w:u w:val="single"/>
-        </w:rPr>
-        <w:hyperlink r:id="rId31" w:history="1">
-          <w:r>
-            <w:rPr>
-              <w:rStyle w:val="Hyperlink"/>
-            </w:rPr>
-            <w:t>Cur</w:t>
-          </w:r>
-        </w:hyperlink>
-      </w:r>
-      <w:r>
-        <w:rPr>
-          <w:rFonts w:ascii="Charis SIL Italic" w:hAnsi="Charis SIL Italic" w:eastAsia="Charis SIL Italic"/>
-          <w:b w:val="0"/>
-          <w:i w:val="0"/>
-          <w:color w:val="0000FF"/>
-          <w:sz w:val="24"/>
-          <w:u w:val="single"/>
-        </w:rPr>
-        <w:hyperlink r:id="rId31" w:history="1">
-          <w:r>
-            <w:rPr>
-              <w:rStyle w:val="Hyperlink"/>
-            </w:rPr>
-            <w:t>açao</w:t>
-          </w:r>
-        </w:hyperlink>
-      </w:r>
-      <w:r>
-        <w:rPr>
-          <w:u w:val="single" w:color="0000ff"/>
-          <w:rFonts w:ascii="Charis SIL Italic" w:hAnsi="Charis SIL Italic" w:eastAsia="Charis SIL Italic"/>
-          <w:b w:val="0"/>
-          <w:i w:val="0"/>
-          <w:color w:val="000000"/>
-          <w:sz w:val="24"/>
-        </w:rPr>
-        <w:hyperlink r:id="rId31" w:history="1">
-          <w:r>
-            <w:rPr>
-              <w:rStyle w:val="Hyperlink"/>
-            </w:rPr>
-            <w:t>. Vo</w:t>
-          </w:r>
-        </w:hyperlink>
-      </w:r>
-      <w:r>
-        <w:rPr>
-          <w:u w:val="single" w:color="0000ff"/>
-          <w:rFonts w:ascii="Charis SIL Italic" w:hAnsi="Charis SIL Italic" w:eastAsia="Charis SIL Italic"/>
-          <w:b w:val="0"/>
-          <w:i w:val="0"/>
-          <w:color w:val="000000"/>
-          <w:sz w:val="24"/>
         </w:rPr>
         <w:hyperlink r:id="rId31" w:history="1">
           <w:r>
@@ -4849,6 +4891,129 @@
       </w:r>
       <w:r>
         <w:rPr>
+          <w:rFonts w:ascii="Charis SIL Italic" w:hAnsi="Charis SIL Italic" w:eastAsia="Charis SIL Italic"/>
+          <w:b w:val="0"/>
+          <w:i w:val="0"/>
+          <w:color w:val="0000FF"/>
+          <w:sz w:val="24"/>
+          <w:u w:val="single"/>
+        </w:rPr>
+        <w:hyperlink r:id="rId31" w:history="1">
+          <w:r>
+            <w:rPr>
+              <w:rStyle w:val="Hyperlink"/>
+            </w:rPr>
+            <w:t>naal</w:t>
+          </w:r>
+        </w:hyperlink>
+      </w:r>
+      <w:r>
+        <w:rPr>
+          <w:rFonts w:ascii="Charis SIL Italic" w:hAnsi="Charis SIL Italic" w:eastAsia="Charis SIL Italic"/>
+          <w:b w:val="0"/>
+          <w:i w:val="0"/>
+          <w:color w:val="0000FF"/>
+          <w:sz w:val="24"/>
+          <w:u w:val="single"/>
+        </w:rPr>
+        <w:t xml:space="preserve"> </w:t>
+      </w:r>
+      <w:r>
+        <w:rPr>
+          <w:rFonts w:ascii="Charis SIL Italic" w:hAnsi="Charis SIL Italic" w:eastAsia="Charis SIL Italic"/>
+          <w:b w:val="0"/>
+          <w:i w:val="0"/>
+          <w:color w:val="0000FF"/>
+          <w:sz w:val="24"/>
+          <w:u w:val="single"/>
+        </w:rPr>
+        <w:hyperlink r:id="rId31" w:history="1">
+          <w:r>
+            <w:rPr>
+              <w:rStyle w:val="Hyperlink"/>
+            </w:rPr>
+            <w:t>Arch</w:t>
+          </w:r>
+        </w:hyperlink>
+      </w:r>
+      <w:r>
+        <w:rPr>
+          <w:rFonts w:ascii="Charis SIL Italic" w:hAnsi="Charis SIL Italic" w:eastAsia="Charis SIL Italic"/>
+          <w:b w:val="0"/>
+          <w:i w:val="0"/>
+          <w:color w:val="0000FF"/>
+          <w:sz w:val="24"/>
+          <w:u w:val="single"/>
+        </w:rPr>
+        <w:t>i</w:t>
+      </w:r>
+      <w:r>
+        <w:rPr>
+          <w:rFonts w:ascii="Charis SIL Italic" w:hAnsi="Charis SIL Italic" w:eastAsia="Charis SIL Italic"/>
+          <w:b w:val="0"/>
+          <w:i w:val="0"/>
+          <w:color w:val="0000FF"/>
+          <w:sz w:val="24"/>
+          <w:u w:val="single"/>
+        </w:rPr>
+        <w:hyperlink r:id="rId32" w:history="1">
+          <w:r>
+            <w:rPr>
+              <w:rStyle w:val="Hyperlink"/>
+            </w:rPr>
+            <w:t>ef</w:t>
+          </w:r>
+        </w:hyperlink>
+      </w:r>
+      <w:r>
+        <w:rPr>
+          <w:rFonts w:ascii="Charis SIL Italic" w:hAnsi="Charis SIL Italic" w:eastAsia="Charis SIL Italic"/>
+          <w:b w:val="0"/>
+          <w:i w:val="0"/>
+          <w:color w:val="0000FF"/>
+          <w:sz w:val="24"/>
+          <w:u w:val="single"/>
+        </w:rPr>
+        <w:t xml:space="preserve"> </w:t>
+      </w:r>
+      <w:r>
+        <w:rPr>
+          <w:rFonts w:ascii="Charis SIL Italic" w:hAnsi="Charis SIL Italic" w:eastAsia="Charis SIL Italic"/>
+          <w:b w:val="0"/>
+          <w:i w:val="0"/>
+          <w:color w:val="0000FF"/>
+          <w:sz w:val="24"/>
+          <w:u w:val="single"/>
+        </w:rPr>
+        <w:hyperlink r:id="rId32" w:history="1">
+          <w:r>
+            <w:rPr>
+              <w:rStyle w:val="Hyperlink"/>
+            </w:rPr>
+            <w:t>Cur</w:t>
+          </w:r>
+        </w:hyperlink>
+      </w:r>
+      <w:r>
+        <w:rPr>
+          <w:rFonts w:ascii="Charis SIL Italic" w:hAnsi="Charis SIL Italic" w:eastAsia="Charis SIL Italic"/>
+          <w:b w:val="0"/>
+          <w:i w:val="0"/>
+          <w:color w:val="0000FF"/>
+          <w:sz w:val="24"/>
+          <w:u w:val="single"/>
+        </w:rPr>
+        <w:hyperlink r:id="rId32" w:history="1">
+          <w:r>
+            <w:rPr>
+              <w:rStyle w:val="Hyperlink"/>
+            </w:rPr>
+            <w:t>açao</w:t>
+          </w:r>
+        </w:hyperlink>
+      </w:r>
+      <w:r>
+        <w:rPr>
           <w:u w:val="single" w:color="0000ff"/>
           <w:rFonts w:ascii="Charis SIL Italic" w:hAnsi="Charis SIL Italic" w:eastAsia="Charis SIL Italic"/>
           <w:b w:val="0"/>
@@ -4856,7 +5021,43 @@
           <w:color w:val="000000"/>
           <w:sz w:val="24"/>
         </w:rPr>
-        <w:hyperlink r:id="rId31" w:history="1">
+        <w:hyperlink r:id="rId32" w:history="1">
+          <w:r>
+            <w:rPr>
+              <w:rStyle w:val="Hyperlink"/>
+            </w:rPr>
+            <w:t>. Vo</w:t>
+          </w:r>
+        </w:hyperlink>
+      </w:r>
+      <w:r>
+        <w:rPr>
+          <w:u w:val="single" w:color="0000ff"/>
+          <w:rFonts w:ascii="Charis SIL Italic" w:hAnsi="Charis SIL Italic" w:eastAsia="Charis SIL Italic"/>
+          <w:b w:val="0"/>
+          <w:i w:val="0"/>
+          <w:color w:val="000000"/>
+          <w:sz w:val="24"/>
+        </w:rPr>
+        <w:hyperlink r:id="rId32" w:history="1">
+          <w:r>
+            <w:rPr>
+              <w:rStyle w:val="Hyperlink"/>
+            </w:rPr>
+            <w:t>o</w:t>
+          </w:r>
+        </w:hyperlink>
+      </w:r>
+      <w:r>
+        <w:rPr>
+          <w:u w:val="single" w:color="0000ff"/>
+          <w:rFonts w:ascii="Charis SIL Italic" w:hAnsi="Charis SIL Italic" w:eastAsia="Charis SIL Italic"/>
+          <w:b w:val="0"/>
+          <w:i w:val="0"/>
+          <w:color w:val="000000"/>
+          <w:sz w:val="24"/>
+        </w:rPr>
+        <w:hyperlink r:id="rId32" w:history="1">
           <w:r>
             <w:rPr>
               <w:rStyle w:val="Hyperlink"/>
@@ -4885,7 +5086,7 @@
           <w:color w:val="000000"/>
           <w:sz w:val="24"/>
         </w:rPr>
-        <w:hyperlink r:id="rId31" w:history="1">
+        <w:hyperlink r:id="rId32" w:history="1">
           <w:r>
             <w:rPr>
               <w:rStyle w:val="Hyperlink"/>
@@ -4906,85 +5107,13 @@
       </w:r>
       <w:r>
         <w:rPr>
-          <w:u w:val="single" w:color="0000ff"/>
           <w:rFonts w:ascii="Charis SIL Italic" w:hAnsi="Charis SIL Italic" w:eastAsia="Charis SIL Italic"/>
           <w:b w:val="0"/>
           <w:i w:val="0"/>
           <w:color w:val="000000"/>
           <w:sz w:val="24"/>
         </w:rPr>
-        <w:hyperlink r:id="rId32" w:history="1">
-          <w:r>
-            <w:rPr>
-              <w:rStyle w:val="Hyperlink"/>
-            </w:rPr>
-            <w:t>Indonesi</w:t>
-          </w:r>
-        </w:hyperlink>
-      </w:r>
-      <w:r>
-        <w:rPr>
-          <w:u w:val="single" w:color="0000ff"/>
-          <w:rFonts w:ascii="Charis SIL Italic" w:hAnsi="Charis SIL Italic" w:eastAsia="Charis SIL Italic"/>
-          <w:b w:val="0"/>
-          <w:i w:val="0"/>
-          <w:color w:val="000000"/>
-          <w:sz w:val="24"/>
-        </w:rPr>
-        <w:hyperlink r:id="rId32" w:history="1">
-          <w:r>
-            <w:rPr>
-              <w:rStyle w:val="Hyperlink"/>
-            </w:rPr>
-            <w:t>ë</w:t>
-          </w:r>
-        </w:hyperlink>
-      </w:r>
-      <w:r>
-        <w:rPr>
-          <w:u w:val="single" w:color="0000ff"/>
-          <w:rFonts w:ascii="Charis SIL Italic" w:hAnsi="Charis SIL Italic" w:eastAsia="Charis SIL Italic"/>
-          <w:b w:val="0"/>
-          <w:i w:val="0"/>
-          <w:color w:val="000000"/>
-          <w:sz w:val="24"/>
-        </w:rPr>
-        <w:hyperlink r:id="rId32" w:history="1">
-          <w:r>
-            <w:rPr>
-              <w:rStyle w:val="Hyperlink"/>
-            </w:rPr>
-            <w:t xml:space="preserve"> is de po</w:t>
-          </w:r>
-        </w:hyperlink>
-      </w:r>
-      <w:r>
-        <w:rPr>
-          <w:u w:val="single" w:color="0000ff"/>
-          <w:rFonts w:ascii="Charis SIL Italic" w:hAnsi="Charis SIL Italic" w:eastAsia="Charis SIL Italic"/>
-          <w:b w:val="0"/>
-          <w:i w:val="0"/>
-          <w:color w:val="000000"/>
-          <w:sz w:val="24"/>
-        </w:rPr>
-        <w:hyperlink r:id="rId32" w:history="1">
-          <w:r>
-            <w:rPr>
-              <w:rStyle w:val="Hyperlink"/>
-            </w:rPr>
-            <w:t>r</w:t>
-          </w:r>
-        </w:hyperlink>
-      </w:r>
-      <w:r>
-        <w:rPr>
-          <w:rFonts w:ascii="Charis SIL Italic" w:hAnsi="Charis SIL Italic" w:eastAsia="Charis SIL Italic"/>
-          <w:b w:val="0"/>
-          <w:i w:val="0"/>
-          <w:color w:val="000000"/>
-          <w:sz w:val="24"/>
-        </w:rPr>
-        <w:t xml:space="preserve">tal </w:t>
+        <w:t xml:space="preserve">Indonesië is de portal </w:t>
       </w:r>
       <w:r>
         <w:rPr>
@@ -4995,7 +5124,7 @@
           <w:sz w:val="24"/>
           <w:u w:val="single"/>
         </w:rPr>
-        <w:hyperlink r:id="rId32" w:history="1">
+        <w:hyperlink r:id="rId33" w:history="1">
           <w:r>
             <w:rPr>
               <w:rStyle w:val="Hyperlink"/>
@@ -5013,7 +5142,7 @@
           <w:sz w:val="24"/>
           <w:u w:val="single"/>
         </w:rPr>
-        <w:hyperlink r:id="rId32" w:history="1">
+        <w:hyperlink r:id="rId33" w:history="1">
           <w:r>
             <w:rPr>
               <w:rStyle w:val="Hyperlink"/>
@@ -5031,7 +5160,7 @@
           <w:color w:val="000000"/>
           <w:sz w:val="24"/>
         </w:rPr>
-        <w:hyperlink r:id="rId32" w:history="1">
+        <w:hyperlink r:id="rId33" w:history="1">
           <w:r>
             <w:rPr>
               <w:rStyle w:val="Hyperlink"/>
@@ -5070,7 +5199,7 @@
           <w:color w:val="000000"/>
           <w:sz w:val="24"/>
         </w:rPr>
-        <w:hyperlink r:id="rId33" w:history="1">
+        <w:hyperlink r:id="rId34" w:history="1">
           <w:r>
             <w:rPr>
               <w:rStyle w:val="Hyperlink"/>
@@ -5108,7 +5237,7 @@
           <w:sz w:val="24"/>
           <w:u w:val="single"/>
         </w:rPr>
-        <w:hyperlink r:id="rId34" w:history="1">
+        <w:hyperlink r:id="rId35" w:history="1">
           <w:r>
             <w:rPr>
               <w:rStyle w:val="Hyperlink"/>
@@ -5137,7 +5266,7 @@
           <w:sz w:val="24"/>
           <w:u w:val="single"/>
         </w:rPr>
-        <w:hyperlink r:id="rId34" w:history="1">
+        <w:hyperlink r:id="rId35" w:history="1">
           <w:r>
             <w:rPr>
               <w:rStyle w:val="Hyperlink"/>
@@ -5166,7 +5295,7 @@
           <w:sz w:val="24"/>
           <w:u w:val="single"/>
         </w:rPr>
-        <w:hyperlink r:id="rId34" w:history="1">
+        <w:hyperlink r:id="rId35" w:history="1">
           <w:r>
             <w:rPr>
               <w:rStyle w:val="Hyperlink"/>
@@ -5195,7 +5324,7 @@
           <w:sz w:val="24"/>
           <w:u w:val="single"/>
         </w:rPr>
-        <w:hyperlink r:id="rId34" w:history="1">
+        <w:hyperlink r:id="rId35" w:history="1">
           <w:r>
             <w:rPr>
               <w:rStyle w:val="Hyperlink"/>
@@ -5224,7 +5353,7 @@
           <w:sz w:val="24"/>
           <w:u w:val="single"/>
         </w:rPr>
-        <w:hyperlink r:id="rId34" w:history="1">
+        <w:hyperlink r:id="rId35" w:history="1">
           <w:r>
             <w:rPr>
               <w:rStyle w:val="Hyperlink"/>
@@ -5245,7 +5374,7 @@
           <w:sz w:val="24"/>
           <w:u w:val="single"/>
         </w:rPr>
-        <w:hyperlink r:id="rId34" w:history="1">
+        <w:hyperlink r:id="rId35" w:history="1">
           <w:r>
             <w:rPr>
               <w:rStyle w:val="Hyperlink"/>
@@ -5262,7 +5391,7 @@
           <w:color w:val="000000"/>
           <w:sz w:val="24"/>
         </w:rPr>
-        <w:t xml:space="preserve"> dat zich bij het Arsip Nasional in</w:t>
+        <w:t xml:space="preserve"> dat zich bij het Arsip</w:t>
       </w:r>
       <w:r>
         <w:rPr>
@@ -5273,7 +5402,25 @@
           <w:color w:val="000000"/>
           <w:sz w:val="24"/>
         </w:rPr>
-        <w:hyperlink r:id="rId34" w:history="1">
+        <w:hyperlink r:id="rId35" w:history="1">
+          <w:r>
+            <w:rPr>
+              <w:rStyle w:val="Hyperlink"/>
+            </w:rPr>
+            <w:t xml:space="preserve"> Nasional in</w:t>
+          </w:r>
+        </w:hyperlink>
+      </w:r>
+      <w:r>
+        <w:rPr>
+          <w:u w:val="single" w:color="0000ff"/>
+          <w:rFonts w:ascii="Charis SIL Italic" w:hAnsi="Charis SIL Italic" w:eastAsia="Charis SIL Italic"/>
+          <w:b w:val="0"/>
+          <w:i w:val="0"/>
+          <w:color w:val="000000"/>
+          <w:sz w:val="24"/>
+        </w:rPr>
+        <w:hyperlink r:id="rId35" w:history="1">
           <w:r>
             <w:rPr>
               <w:rStyle w:val="Hyperlink"/>
@@ -5291,7 +5438,7 @@
           <w:color w:val="000000"/>
           <w:sz w:val="24"/>
         </w:rPr>
-        <w:hyperlink r:id="rId34" w:history="1">
+        <w:hyperlink r:id="rId35" w:history="1">
           <w:r>
             <w:rPr>
               <w:rStyle w:val="Hyperlink"/>
@@ -5320,7 +5467,7 @@
           <w:color w:val="000000"/>
           <w:sz w:val="24"/>
         </w:rPr>
-        <w:hyperlink r:id="rId34" w:history="1">
+        <w:hyperlink r:id="rId35" w:history="1">
           <w:r>
             <w:rPr>
               <w:rStyle w:val="Hyperlink"/>
@@ -5348,7 +5495,7 @@
           <w:color w:val="000000"/>
           <w:sz w:val="24"/>
         </w:rPr>
-        <w:hyperlink r:id="rId34" w:history="1">
+        <w:hyperlink r:id="rId35" w:history="1">
           <w:r>
             <w:rPr>
               <w:rStyle w:val="Hyperlink"/>
@@ -5376,7 +5523,7 @@
           <w:color w:val="000000"/>
           <w:sz w:val="24"/>
         </w:rPr>
-        <w:hyperlink r:id="rId34" w:history="1">
+        <w:hyperlink r:id="rId35" w:history="1">
           <w:r>
             <w:rPr>
               <w:rStyle w:val="Hyperlink"/>
@@ -5475,7 +5622,7 @@
           <w:sz w:val="24"/>
           <w:u w:val="single"/>
         </w:rPr>
-        <w:hyperlink r:id="rId35" w:history="1">
+        <w:hyperlink r:id="rId36" w:history="1">
           <w:r>
             <w:rPr>
               <w:rStyle w:val="Hyperlink"/>
@@ -5503,7 +5650,7 @@
           <w:sz w:val="24"/>
           <w:u w:val="single"/>
         </w:rPr>
-        <w:hyperlink r:id="rId36" w:history="1">
+        <w:hyperlink r:id="rId37" w:history="1">
           <w:r>
             <w:rPr>
               <w:rStyle w:val="Hyperlink"/>
@@ -5532,7 +5679,7 @@
           <w:sz w:val="24"/>
           <w:u w:val="single"/>
         </w:rPr>
-        <w:hyperlink r:id="rId36" w:history="1">
+        <w:hyperlink r:id="rId37" w:history="1">
           <w:r>
             <w:rPr>
               <w:rStyle w:val="Hyperlink"/>
@@ -5561,7 +5708,7 @@
           <w:sz w:val="24"/>
           <w:u w:val="single"/>
         </w:rPr>
-        <w:hyperlink r:id="rId36" w:history="1">
+        <w:hyperlink r:id="rId37" w:history="1">
           <w:r>
             <w:rPr>
               <w:rStyle w:val="Hyperlink"/>
@@ -5582,7 +5729,7 @@
           <w:sz w:val="24"/>
           <w:u w:val="single"/>
         </w:rPr>
-        <w:hyperlink r:id="rId36" w:history="1">
+        <w:hyperlink r:id="rId37" w:history="1">
           <w:r>
             <w:rPr>
               <w:rStyle w:val="Hyperlink"/>
@@ -5608,8 +5755,16 @@
           <w:i w:val="0"/>
           <w:color w:val="0000FF"/>
           <w:sz w:val="24"/>
-        </w:rPr>
-        <w:t>Sammlungsgut aus Kolonialen Ko</w:t>
+          <w:u w:val="single"/>
+        </w:rPr>
+        <w:hyperlink r:id="rId38" w:history="1">
+          <w:r>
+            <w:rPr>
+              <w:rStyle w:val="Hyperlink"/>
+            </w:rPr>
+            <w:t>Samm</w:t>
+          </w:r>
+        </w:hyperlink>
       </w:r>
       <w:r>
         <w:rPr>
@@ -5620,7 +5775,148 @@
           <w:sz w:val="24"/>
           <w:u w:val="single"/>
         </w:rPr>
-        <w:hyperlink r:id="rId36" w:history="1">
+        <w:hyperlink r:id="rId38" w:history="1">
+          <w:r>
+            <w:rPr>
+              <w:rStyle w:val="Hyperlink"/>
+            </w:rPr>
+            <w:t>lungsgut</w:t>
+          </w:r>
+        </w:hyperlink>
+      </w:r>
+      <w:r>
+        <w:rPr>
+          <w:rFonts w:ascii="Charis SIL Italic" w:hAnsi="Charis SIL Italic" w:eastAsia="Charis SIL Italic"/>
+          <w:b w:val="0"/>
+          <w:i w:val="0"/>
+          <w:color w:val="0000FF"/>
+          <w:sz w:val="24"/>
+          <w:u w:val="single"/>
+        </w:rPr>
+        <w:t xml:space="preserve"> </w:t>
+      </w:r>
+      <w:r>
+        <w:rPr>
+          <w:rFonts w:ascii="Charis SIL Italic" w:hAnsi="Charis SIL Italic" w:eastAsia="Charis SIL Italic"/>
+          <w:b w:val="0"/>
+          <w:i w:val="0"/>
+          <w:color w:val="0000FF"/>
+          <w:sz w:val="24"/>
+          <w:u w:val="single"/>
+        </w:rPr>
+        <w:hyperlink r:id="rId38" w:history="1">
+          <w:r>
+            <w:rPr>
+              <w:rStyle w:val="Hyperlink"/>
+            </w:rPr>
+            <w:t>a</w:t>
+          </w:r>
+        </w:hyperlink>
+      </w:r>
+      <w:r>
+        <w:rPr>
+          <w:rFonts w:ascii="Charis SIL Italic" w:hAnsi="Charis SIL Italic" w:eastAsia="Charis SIL Italic"/>
+          <w:b w:val="0"/>
+          <w:i w:val="0"/>
+          <w:color w:val="0000FF"/>
+          <w:sz w:val="24"/>
+          <w:u w:val="single"/>
+        </w:rPr>
+        <w:hyperlink r:id="rId38" w:history="1">
+          <w:r>
+            <w:rPr>
+              <w:rStyle w:val="Hyperlink"/>
+            </w:rPr>
+            <w:t>us</w:t>
+          </w:r>
+        </w:hyperlink>
+      </w:r>
+      <w:r>
+        <w:rPr>
+          <w:rFonts w:ascii="Charis SIL Italic" w:hAnsi="Charis SIL Italic" w:eastAsia="Charis SIL Italic"/>
+          <w:b w:val="0"/>
+          <w:i w:val="0"/>
+          <w:color w:val="0000FF"/>
+          <w:sz w:val="24"/>
+          <w:u w:val="single"/>
+        </w:rPr>
+        <w:t xml:space="preserve"> </w:t>
+      </w:r>
+      <w:r>
+        <w:rPr>
+          <w:rFonts w:ascii="Charis SIL Italic" w:hAnsi="Charis SIL Italic" w:eastAsia="Charis SIL Italic"/>
+          <w:b w:val="0"/>
+          <w:i w:val="0"/>
+          <w:color w:val="0000FF"/>
+          <w:sz w:val="24"/>
+          <w:u w:val="single"/>
+        </w:rPr>
+        <w:hyperlink r:id="rId38" w:history="1">
+          <w:r>
+            <w:rPr>
+              <w:rStyle w:val="Hyperlink"/>
+            </w:rPr>
+            <w:t>Koloniale</w:t>
+          </w:r>
+        </w:hyperlink>
+      </w:r>
+      <w:r>
+        <w:rPr>
+          <w:rFonts w:ascii="Charis SIL Italic" w:hAnsi="Charis SIL Italic" w:eastAsia="Charis SIL Italic"/>
+          <w:b w:val="0"/>
+          <w:i w:val="0"/>
+          <w:color w:val="0000FF"/>
+          <w:sz w:val="24"/>
+          <w:u w:val="single"/>
+        </w:rPr>
+        <w:hyperlink r:id="rId38" w:history="1">
+          <w:r>
+            <w:rPr>
+              <w:rStyle w:val="Hyperlink"/>
+            </w:rPr>
+            <w:t>n</w:t>
+          </w:r>
+        </w:hyperlink>
+      </w:r>
+      <w:r>
+        <w:rPr>
+          <w:rFonts w:ascii="Charis SIL Italic" w:hAnsi="Charis SIL Italic" w:eastAsia="Charis SIL Italic"/>
+          <w:b w:val="0"/>
+          <w:i w:val="0"/>
+          <w:color w:val="0000FF"/>
+          <w:sz w:val="24"/>
+          <w:u w:val="single"/>
+        </w:rPr>
+        <w:t xml:space="preserve"> </w:t>
+      </w:r>
+      <w:r>
+        <w:rPr>
+          <w:rFonts w:ascii="Charis SIL Italic" w:hAnsi="Charis SIL Italic" w:eastAsia="Charis SIL Italic"/>
+          <w:b w:val="0"/>
+          <w:i w:val="0"/>
+          <w:color w:val="0000FF"/>
+          <w:sz w:val="24"/>
+          <w:u w:val="single"/>
+        </w:rPr>
+        <w:hyperlink r:id="rId38" w:history="1">
+          <w:r>
+            <w:rPr>
+              <w:rStyle w:val="Hyperlink"/>
+            </w:rPr>
+            <w:t>Ko</w:t>
+          </w:r>
+        </w:hyperlink>
+      </w:r>
+      <w:r>
+        <w:rPr>
+          <w:rFonts w:ascii="Charis SIL Italic" w:hAnsi="Charis SIL Italic" w:eastAsia="Charis SIL Italic"/>
+          <w:b w:val="0"/>
+          <w:i w:val="0"/>
+          <w:color w:val="0000FF"/>
+          <w:sz w:val="24"/>
+          <w:u w:val="single"/>
+        </w:rPr>
+        <w:hyperlink r:id="rId37" w:history="1">
           <w:r>
             <w:rPr>
               <w:rStyle w:val="Hyperlink"/>
@@ -5631,31 +5927,13 @@
       </w:r>
       <w:r>
         <w:rPr>
-          <w:u w:val="single" w:color="0000ff"/>
           <w:rFonts w:ascii="Charis SIL Italic" w:hAnsi="Charis SIL Italic" w:eastAsia="Charis SIL Italic"/>
           <w:b w:val="0"/>
           <w:i w:val="0"/>
           <w:color w:val="000000"/>
           <w:sz w:val="24"/>
         </w:rPr>
-        <w:hyperlink r:id="rId36" w:history="1">
-          <w:r>
-            <w:rPr>
-              <w:rStyle w:val="Hyperlink"/>
-            </w:rPr>
-            <w:t>. D</w:t>
-          </w:r>
-        </w:hyperlink>
-      </w:r>
-      <w:r>
-        <w:rPr>
-          <w:rFonts w:ascii="Charis SIL Italic" w:hAnsi="Charis SIL Italic" w:eastAsia="Charis SIL Italic"/>
-          <w:b w:val="0"/>
-          <w:i w:val="0"/>
-          <w:color w:val="000000"/>
-          <w:sz w:val="24"/>
-        </w:rPr>
-        <w:t xml:space="preserve">e Franse portal </w:t>
+        <w:t xml:space="preserve">. De Franse portal </w:t>
       </w:r>
       <w:r>
         <w:rPr>
@@ -5666,7 +5944,7 @@
           <w:sz w:val="24"/>
           <w:u w:val="single"/>
         </w:rPr>
-        <w:hyperlink r:id="rId36" w:history="1">
+        <w:hyperlink r:id="rId37" w:history="1">
           <w:r>
             <w:rPr>
               <w:rStyle w:val="Hyperlink"/>
@@ -5684,7 +5962,7 @@
           <w:color w:val="000000"/>
           <w:sz w:val="24"/>
         </w:rPr>
-        <w:hyperlink r:id="rId36" w:history="1">
+        <w:hyperlink r:id="rId37" w:history="1">
           <w:r>
             <w:rPr>
               <w:rStyle w:val="Hyperlink"/>
@@ -5712,7 +5990,7 @@
           <w:color w:val="000000"/>
           <w:sz w:val="24"/>
         </w:rPr>
-        <w:hyperlink r:id="rId37" w:history="1">
+        <w:hyperlink r:id="rId38" w:history="1">
           <w:r>
             <w:rPr>
               <w:rStyle w:val="Hyperlink"/>
@@ -5730,7 +6008,7 @@
           <w:color w:val="000000"/>
           <w:sz w:val="24"/>
         </w:rPr>
-        <w:hyperlink r:id="rId37" w:history="1">
+        <w:hyperlink r:id="rId38" w:history="1">
           <w:r>
             <w:rPr>
               <w:rStyle w:val="Hyperlink"/>
@@ -5748,7 +6026,7 @@
           <w:color w:val="000000"/>
           <w:sz w:val="24"/>
         </w:rPr>
-        <w:hyperlink r:id="rId37" w:history="1">
+        <w:hyperlink r:id="rId38" w:history="1">
           <w:r>
             <w:rPr>
               <w:rStyle w:val="Hyperlink"/>
@@ -5766,7 +6044,7 @@
           <w:color w:val="000000"/>
           <w:sz w:val="24"/>
         </w:rPr>
-        <w:hyperlink r:id="rId37" w:history="1">
+        <w:hyperlink r:id="rId38" w:history="1">
           <w:r>
             <w:rPr>
               <w:rStyle w:val="Hyperlink"/>
@@ -5784,7 +6062,7 @@
           <w:color w:val="000000"/>
           <w:sz w:val="24"/>
         </w:rPr>
-        <w:hyperlink r:id="rId37" w:history="1">
+        <w:hyperlink r:id="rId38" w:history="1">
           <w:r>
             <w:rPr>
               <w:rStyle w:val="Hyperlink"/>
@@ -5802,7 +6080,7 @@
           <w:color w:val="000000"/>
           <w:sz w:val="24"/>
         </w:rPr>
-        <w:hyperlink r:id="rId37" w:history="1">
+        <w:hyperlink r:id="rId38" w:history="1">
           <w:r>
             <w:rPr>
               <w:rStyle w:val="Hyperlink"/>
@@ -5830,7 +6108,7 @@
           <w:color w:val="000000"/>
           <w:sz w:val="24"/>
         </w:rPr>
-        <w:hyperlink r:id="rId38" w:history="1">
+        <w:hyperlink r:id="rId39" w:history="1">
           <w:r>
             <w:rPr>
               <w:rStyle w:val="Hyperlink"/>

--- a/EXPORTS/DOCX/published/niveau1/Dutch/Sources.docx
+++ b/EXPORTS/DOCX/published/niveau1/Dutch/Sources.docx
@@ -1319,66 +1319,76 @@
       </w:r>
       <w:r>
         <w:rPr>
-          <w:u w:val="single" w:color="0000ff"/>
           <w:rFonts w:ascii="Charis SIL Italic" w:hAnsi="Charis SIL Italic" w:eastAsia="Charis SIL Italic"/>
           <w:b w:val="0"/>
           <w:i w:val="0"/>
           <w:color w:val="000000"/>
           <w:sz w:val="24"/>
+        </w:rPr>
+        <w:t xml:space="preserve">deel uit van de </w:t>
+      </w:r>
+      <w:r>
+        <w:rPr>
+          <w:rFonts w:ascii="Charis SIL Italic" w:hAnsi="Charis SIL Italic" w:eastAsia="Charis SIL Italic"/>
+          <w:b w:val="0"/>
+          <w:i w:val="0"/>
+          <w:color w:val="0000FF"/>
+          <w:sz w:val="24"/>
+          <w:u w:val="single"/>
+        </w:rPr>
+        <w:hyperlink r:id="rId16" w:history="1">
+          <w:r>
+            <w:rPr>
+              <w:rStyle w:val="Hyperlink"/>
+            </w:rPr>
+            <w:t>Univ</w:t>
+          </w:r>
+        </w:hyperlink>
+      </w:r>
+      <w:r>
+        <w:rPr>
+          <w:rFonts w:ascii="Charis SIL Italic" w:hAnsi="Charis SIL Italic" w:eastAsia="Charis SIL Italic"/>
+          <w:b w:val="0"/>
+          <w:i w:val="0"/>
+          <w:color w:val="0000FF"/>
+          <w:sz w:val="24"/>
+          <w:u w:val="single"/>
         </w:rPr>
         <w:hyperlink r:id="rId15" w:history="1">
           <w:r>
             <w:rPr>
               <w:rStyle w:val="Hyperlink"/>
             </w:rPr>
-            <w:t xml:space="preserve">deel uit </w:t>
+            <w:t>ersitai</w:t>
           </w:r>
         </w:hyperlink>
       </w:r>
       <w:r>
         <w:rPr>
-          <w:u w:val="single" w:color="0000ff"/>
-          <w:rFonts w:ascii="Charis SIL Italic" w:hAnsi="Charis SIL Italic" w:eastAsia="Charis SIL Italic"/>
-          <w:b w:val="0"/>
-          <w:i w:val="0"/>
-          <w:color w:val="000000"/>
-          <w:sz w:val="24"/>
+          <w:rFonts w:ascii="Charis SIL Italic" w:hAnsi="Charis SIL Italic" w:eastAsia="Charis SIL Italic"/>
+          <w:b w:val="0"/>
+          <w:i w:val="0"/>
+          <w:color w:val="0000FF"/>
+          <w:sz w:val="24"/>
+          <w:u w:val="single"/>
         </w:rPr>
         <w:hyperlink r:id="rId15" w:history="1">
           <w:r>
             <w:rPr>
               <w:rStyle w:val="Hyperlink"/>
             </w:rPr>
-            <w:t>v</w:t>
+            <w:t>r</w:t>
           </w:r>
         </w:hyperlink>
       </w:r>
       <w:r>
         <w:rPr>
-          <w:u w:val="single" w:color="0000ff"/>
-          <w:rFonts w:ascii="Charis SIL Italic" w:hAnsi="Charis SIL Italic" w:eastAsia="Charis SIL Italic"/>
-          <w:b w:val="0"/>
-          <w:i w:val="0"/>
-          <w:color w:val="000000"/>
-          <w:sz w:val="24"/>
-        </w:rPr>
-        <w:hyperlink r:id="rId15" w:history="1">
-          <w:r>
-            <w:rPr>
-              <w:rStyle w:val="Hyperlink"/>
-            </w:rPr>
-            <w:t>an d</w:t>
-          </w:r>
-        </w:hyperlink>
-      </w:r>
-      <w:r>
-        <w:rPr>
-          <w:u w:val="single" w:color="0000ff"/>
-          <w:rFonts w:ascii="Charis SIL Italic" w:hAnsi="Charis SIL Italic" w:eastAsia="Charis SIL Italic"/>
-          <w:b w:val="0"/>
-          <w:i w:val="0"/>
-          <w:color w:val="000000"/>
-          <w:sz w:val="24"/>
+          <w:rFonts w:ascii="Charis SIL Italic" w:hAnsi="Charis SIL Italic" w:eastAsia="Charis SIL Italic"/>
+          <w:b w:val="0"/>
+          <w:i w:val="0"/>
+          <w:color w:val="0000FF"/>
+          <w:sz w:val="24"/>
+          <w:u w:val="single"/>
         </w:rPr>
         <w:hyperlink r:id="rId15" w:history="1">
           <w:r>
@@ -1391,12 +1401,12 @@
       </w:r>
       <w:r>
         <w:rPr>
-          <w:u w:val="single" w:color="0000ff"/>
-          <w:rFonts w:ascii="Charis SIL Italic" w:hAnsi="Charis SIL Italic" w:eastAsia="Charis SIL Italic"/>
-          <w:b w:val="0"/>
-          <w:i w:val="0"/>
-          <w:color w:val="000000"/>
-          <w:sz w:val="24"/>
+          <w:rFonts w:ascii="Charis SIL Italic" w:hAnsi="Charis SIL Italic" w:eastAsia="Charis SIL Italic"/>
+          <w:b w:val="0"/>
+          <w:i w:val="0"/>
+          <w:color w:val="0000FF"/>
+          <w:sz w:val="24"/>
+          <w:u w:val="single"/>
         </w:rPr>
         <w:t xml:space="preserve"> </w:t>
       </w:r>
@@ -1409,14 +1419,7 @@
           <w:sz w:val="24"/>
           <w:u w:val="single"/>
         </w:rPr>
-        <w:hyperlink r:id="rId16" w:history="1">
-          <w:r>
-            <w:rPr>
-              <w:rStyle w:val="Hyperlink"/>
-            </w:rPr>
-            <w:t>Univ</w:t>
-          </w:r>
-        </w:hyperlink>
+        <w:t>B</w:t>
       </w:r>
       <w:r>
         <w:rPr>
@@ -1427,90 +1430,7 @@
           <w:sz w:val="24"/>
           <w:u w:val="single"/>
         </w:rPr>
-        <w:hyperlink r:id="rId16" w:history="1">
-          <w:r>
-            <w:rPr>
-              <w:rStyle w:val="Hyperlink"/>
-            </w:rPr>
-            <w:t>ersitai</w:t>
-          </w:r>
-        </w:hyperlink>
-      </w:r>
-      <w:r>
-        <w:rPr>
-          <w:rFonts w:ascii="Charis SIL Italic" w:hAnsi="Charis SIL Italic" w:eastAsia="Charis SIL Italic"/>
-          <w:b w:val="0"/>
-          <w:i w:val="0"/>
-          <w:color w:val="0000FF"/>
-          <w:sz w:val="24"/>
-          <w:u w:val="single"/>
-        </w:rPr>
-        <w:hyperlink r:id="rId16" w:history="1">
-          <w:r>
-            <w:rPr>
-              <w:rStyle w:val="Hyperlink"/>
-            </w:rPr>
-            <w:t>r</w:t>
-          </w:r>
-        </w:hyperlink>
-      </w:r>
-      <w:r>
-        <w:rPr>
-          <w:rFonts w:ascii="Charis SIL Italic" w:hAnsi="Charis SIL Italic" w:eastAsia="Charis SIL Italic"/>
-          <w:b w:val="0"/>
-          <w:i w:val="0"/>
-          <w:color w:val="0000FF"/>
-          <w:sz w:val="24"/>
-          <w:u w:val="single"/>
-        </w:rPr>
-        <w:hyperlink r:id="rId16" w:history="1">
-          <w:r>
-            <w:rPr>
-              <w:rStyle w:val="Hyperlink"/>
-            </w:rPr>
-            <w:t>e</w:t>
-          </w:r>
-        </w:hyperlink>
-      </w:r>
-      <w:r>
-        <w:rPr>
-          <w:rFonts w:ascii="Charis SIL Italic" w:hAnsi="Charis SIL Italic" w:eastAsia="Charis SIL Italic"/>
-          <w:b w:val="0"/>
-          <w:i w:val="0"/>
-          <w:color w:val="0000FF"/>
-          <w:sz w:val="24"/>
-          <w:u w:val="single"/>
-        </w:rPr>
-        <w:t xml:space="preserve"> </w:t>
-      </w:r>
-      <w:r>
-        <w:rPr>
-          <w:rFonts w:ascii="Charis SIL Italic" w:hAnsi="Charis SIL Italic" w:eastAsia="Charis SIL Italic"/>
-          <w:b w:val="0"/>
-          <w:i w:val="0"/>
-          <w:color w:val="0000FF"/>
-          <w:sz w:val="24"/>
-          <w:u w:val="single"/>
-        </w:rPr>
-        <w:hyperlink r:id="rId16" w:history="1">
-          <w:r>
-            <w:rPr>
-              <w:rStyle w:val="Hyperlink"/>
-            </w:rPr>
-            <w:t>B</w:t>
-          </w:r>
-        </w:hyperlink>
-      </w:r>
-      <w:r>
-        <w:rPr>
-          <w:rFonts w:ascii="Charis SIL Italic" w:hAnsi="Charis SIL Italic" w:eastAsia="Charis SIL Italic"/>
-          <w:b w:val="0"/>
-          <w:i w:val="0"/>
-          <w:color w:val="0000FF"/>
-          <w:sz w:val="24"/>
-          <w:u w:val="single"/>
-        </w:rPr>
-        <w:hyperlink r:id="rId16" w:history="1">
+        <w:hyperlink r:id="rId15" w:history="1">
           <w:r>
             <w:rPr>
               <w:rStyle w:val="Hyperlink"/>
@@ -1539,7 +1459,7 @@
           <w:sz w:val="24"/>
           <w:u w:val="single"/>
         </w:rPr>
-        <w:hyperlink r:id="rId16" w:history="1">
+        <w:hyperlink r:id="rId15" w:history="1">
           <w:r>
             <w:rPr>
               <w:rStyle w:val="Hyperlink"/>
@@ -2188,6 +2108,7 @@
       </w:r>
       <w:r>
         <w:rPr>
+          <w:u w:val="single" w:color="0000ff"/>
           <w:rFonts w:ascii="Charis SIL Italic" w:hAnsi="Charis SIL Italic" w:eastAsia="Charis SIL Italic"/>
           <w:b w:val="0"/>
           <w:i w:val="0"/>
@@ -2588,7 +2509,7 @@
           <w:sz w:val="24"/>
           <w:u w:val="single"/>
         </w:rPr>
-        <w:hyperlink r:id="rId19" w:history="1">
+        <w:hyperlink r:id="rId18" w:history="1">
           <w:r>
             <w:rPr>
               <w:rStyle w:val="Hyperlink"/>
@@ -2617,7 +2538,7 @@
           <w:sz w:val="24"/>
           <w:u w:val="single"/>
         </w:rPr>
-        <w:hyperlink r:id="rId19" w:history="1">
+        <w:hyperlink r:id="rId18" w:history="1">
           <w:r>
             <w:rPr>
               <w:rStyle w:val="Hyperlink"/>
@@ -2635,7 +2556,7 @@
           <w:sz w:val="24"/>
           <w:u w:val="single"/>
         </w:rPr>
-        <w:hyperlink r:id="rId19" w:history="1">
+        <w:hyperlink r:id="rId18" w:history="1">
           <w:r>
             <w:rPr>
               <w:rStyle w:val="Hyperlink"/>
@@ -2664,7 +2585,7 @@
           <w:sz w:val="24"/>
           <w:u w:val="single"/>
         </w:rPr>
-        <w:hyperlink r:id="rId19" w:history="1">
+        <w:hyperlink r:id="rId18" w:history="1">
           <w:r>
             <w:rPr>
               <w:rStyle w:val="Hyperlink"/>
@@ -2693,7 +2614,7 @@
           <w:sz w:val="24"/>
           <w:u w:val="single"/>
         </w:rPr>
-        <w:hyperlink r:id="rId19" w:history="1">
+        <w:hyperlink r:id="rId18" w:history="1">
           <w:r>
             <w:rPr>
               <w:rStyle w:val="Hyperlink"/>
@@ -3442,7 +3363,7 @@
           <w:sz w:val="24"/>
           <w:u w:val="single"/>
         </w:rPr>
-        <w:hyperlink r:id="rId16" w:history="1">
+        <w:hyperlink r:id="rId22" w:history="1">
           <w:r>
             <w:rPr>
               <w:rStyle w:val="Hyperlink"/>
@@ -3697,7 +3618,7 @@
           <w:sz w:val="24"/>
           <w:u w:val="single"/>
         </w:rPr>
-        <w:hyperlink r:id="rId25" w:history="1">
+        <w:hyperlink r:id="rId23" w:history="1">
           <w:r>
             <w:rPr>
               <w:rStyle w:val="Hyperlink"/>
@@ -3726,7 +3647,7 @@
           <w:sz w:val="24"/>
           <w:u w:val="single"/>
         </w:rPr>
-        <w:hyperlink r:id="rId25" w:history="1">
+        <w:hyperlink r:id="rId23" w:history="1">
           <w:r>
             <w:rPr>
               <w:rStyle w:val="Hyperlink"/>
@@ -3762,14 +3683,7 @@
           <w:color w:val="000000"/>
           <w:sz w:val="24"/>
         </w:rPr>
-        <w:hyperlink r:id="rId23" w:history="1">
-          <w:r>
-            <w:rPr>
-              <w:rStyle w:val="Hyperlink"/>
-            </w:rPr>
-            <w:t xml:space="preserve"> en </w:t>
-          </w:r>
-        </w:hyperlink>
+        <w:t xml:space="preserve"> en </w:t>
       </w:r>
       <w:r>
         <w:rPr>
@@ -3780,7 +3694,7 @@
           <w:sz w:val="24"/>
           <w:u w:val="single"/>
         </w:rPr>
-        <w:hyperlink r:id="rId23" w:history="1">
+        <w:hyperlink r:id="rId25" w:history="1">
           <w:r>
             <w:rPr>
               <w:rStyle w:val="Hyperlink"/>
@@ -3798,7 +3712,7 @@
           <w:sz w:val="24"/>
           <w:u w:val="single"/>
         </w:rPr>
-        <w:hyperlink r:id="rId23" w:history="1">
+        <w:hyperlink r:id="rId25" w:history="1">
           <w:r>
             <w:rPr>
               <w:rStyle w:val="Hyperlink"/>
@@ -3816,7 +3730,7 @@
           <w:sz w:val="24"/>
           <w:u w:val="single"/>
         </w:rPr>
-        <w:hyperlink r:id="rId26" w:history="1">
+        <w:hyperlink r:id="rId25" w:history="1">
           <w:r>
             <w:rPr>
               <w:rStyle w:val="Hyperlink"/>
@@ -3833,25 +3747,7 @@
           <w:color w:val="000000"/>
           <w:sz w:val="24"/>
         </w:rPr>
-        <w:t>. H</w:t>
-      </w:r>
-      <w:r>
-        <w:rPr>
-          <w:u w:val="single" w:color="0000ff"/>
-          <w:rFonts w:ascii="Charis SIL Italic" w:hAnsi="Charis SIL Italic" w:eastAsia="Charis SIL Italic"/>
-          <w:b w:val="0"/>
-          <w:i w:val="0"/>
-          <w:color w:val="000000"/>
-          <w:sz w:val="24"/>
-        </w:rPr>
-        <w:hyperlink r:id="rId24" w:history="1">
-          <w:r>
-            <w:rPr>
-              <w:rStyle w:val="Hyperlink"/>
-            </w:rPr>
-            <w:t xml:space="preserve">et </w:t>
-          </w:r>
-        </w:hyperlink>
+        <w:t xml:space="preserve">. Het </w:t>
       </w:r>
       <w:r>
         <w:rPr>
@@ -3862,7 +3758,7 @@
           <w:sz w:val="24"/>
           <w:u w:val="single"/>
         </w:rPr>
-        <w:hyperlink r:id="rId24" w:history="1">
+        <w:hyperlink r:id="rId26" w:history="1">
           <w:r>
             <w:rPr>
               <w:rStyle w:val="Hyperlink"/>
@@ -3891,7 +3787,7 @@
           <w:sz w:val="24"/>
           <w:u w:val="single"/>
         </w:rPr>
-        <w:hyperlink r:id="rId24" w:history="1">
+        <w:hyperlink r:id="rId26" w:history="1">
           <w:r>
             <w:rPr>
               <w:rStyle w:val="Hyperlink"/>
@@ -3909,7 +3805,7 @@
           <w:sz w:val="24"/>
           <w:u w:val="single"/>
         </w:rPr>
-        <w:hyperlink r:id="rId27" w:history="1">
+        <w:hyperlink r:id="rId26" w:history="1">
           <w:r>
             <w:rPr>
               <w:rStyle w:val="Hyperlink"/>
@@ -3926,35 +3822,7 @@
           <w:color w:val="000000"/>
           <w:sz w:val="24"/>
         </w:rPr>
-        <w:t xml:space="preserve">bezit de fotocollectie van </w:t>
-      </w:r>
-      <w:r>
-        <w:rPr>
-          <w:u w:val="single" w:color="0000ff"/>
-          <w:rFonts w:ascii="Charis SIL Italic" w:hAnsi="Charis SIL Italic" w:eastAsia="Charis SIL Italic"/>
-          <w:b w:val="0"/>
-          <w:i w:val="0"/>
-          <w:color w:val="000000"/>
-          <w:sz w:val="24"/>
-        </w:rPr>
-        <w:t>h</w:t>
-      </w:r>
-      <w:r>
-        <w:rPr>
-          <w:rFonts w:ascii="Charis SIL Italic" w:hAnsi="Charis SIL Italic" w:eastAsia="Charis SIL Italic"/>
-          <w:b w:val="0"/>
-          <w:i w:val="0"/>
-          <w:color w:val="000000"/>
-          <w:sz w:val="24"/>
-        </w:rPr>
-        <w:hyperlink r:id="rId25" w:history="1">
-          <w:r>
-            <w:rPr>
-              <w:rStyle w:val="Hyperlink"/>
-            </w:rPr>
-            <w:t xml:space="preserve">et </w:t>
-          </w:r>
-        </w:hyperlink>
+        <w:t xml:space="preserve">bezit de fotocollectie van het </w:t>
       </w:r>
       <w:r>
         <w:rPr>
@@ -3965,7 +3833,7 @@
           <w:sz w:val="24"/>
           <w:u w:val="single"/>
         </w:rPr>
-        <w:hyperlink r:id="rId25" w:history="1">
+        <w:hyperlink r:id="rId27" w:history="1">
           <w:r>
             <w:rPr>
               <w:rStyle w:val="Hyperlink"/>
@@ -3983,7 +3851,7 @@
           <w:sz w:val="24"/>
           <w:u w:val="single"/>
         </w:rPr>
-        <w:hyperlink r:id="rId25" w:history="1">
+        <w:hyperlink r:id="rId27" w:history="1">
           <w:r>
             <w:rPr>
               <w:rStyle w:val="Hyperlink"/>
@@ -4001,7 +3869,7 @@
           <w:sz w:val="24"/>
           <w:u w:val="single"/>
         </w:rPr>
-        <w:hyperlink r:id="rId28" w:history="1">
+        <w:hyperlink r:id="rId27" w:history="1">
           <w:r>
             <w:rPr>
               <w:rStyle w:val="Hyperlink"/>
@@ -4041,7 +3909,7 @@
           <w:sz w:val="24"/>
           <w:u w:val="single"/>
         </w:rPr>
-        <w:hyperlink r:id="rId28" w:history="1">
+        <w:hyperlink r:id="rId25" w:history="1">
           <w:r>
             <w:rPr>
               <w:rStyle w:val="Hyperlink"/>
@@ -4059,7 +3927,7 @@
           <w:color w:val="000000"/>
           <w:sz w:val="24"/>
         </w:rPr>
-        <w:hyperlink r:id="rId26" w:history="1">
+        <w:hyperlink r:id="rId25" w:history="1">
           <w:r>
             <w:rPr>
               <w:rStyle w:val="Hyperlink"/>
@@ -4107,7 +3975,7 @@
           <w:sz w:val="24"/>
           <w:u w:val="single"/>
         </w:rPr>
-        <w:hyperlink r:id="rId29" w:history="1">
+        <w:hyperlink r:id="rId28" w:history="1">
           <w:r>
             <w:rPr>
               <w:rStyle w:val="Hyperlink"/>
@@ -4136,7 +4004,7 @@
           <w:sz w:val="24"/>
           <w:u w:val="single"/>
         </w:rPr>
-        <w:hyperlink r:id="rId29" w:history="1">
+        <w:hyperlink r:id="rId28" w:history="1">
           <w:r>
             <w:rPr>
               <w:rStyle w:val="Hyperlink"/>
@@ -4164,7 +4032,7 @@
           <w:sz w:val="24"/>
           <w:u w:val="single"/>
         </w:rPr>
-        <w:hyperlink r:id="rId30" w:history="1">
+        <w:hyperlink r:id="rId29" w:history="1">
           <w:r>
             <w:rPr>
               <w:rStyle w:val="Hyperlink"/>
@@ -4182,7 +4050,7 @@
           <w:sz w:val="24"/>
           <w:u w:val="single"/>
         </w:rPr>
-        <w:hyperlink r:id="rId30" w:history="1">
+        <w:hyperlink r:id="rId29" w:history="1">
           <w:r>
             <w:rPr>
               <w:rStyle w:val="Hyperlink"/>
@@ -4211,7 +4079,7 @@
           <w:sz w:val="24"/>
           <w:u w:val="single"/>
         </w:rPr>
-        <w:hyperlink r:id="rId30" w:history="1">
+        <w:hyperlink r:id="rId29" w:history="1">
           <w:r>
             <w:rPr>
               <w:rStyle w:val="Hyperlink"/>
@@ -4498,7 +4366,7 @@
           <w:sz w:val="24"/>
           <w:u w:val="single"/>
         </w:rPr>
-        <w:hyperlink r:id="rId31" w:history="1">
+        <w:hyperlink r:id="rId30" w:history="1">
           <w:r>
             <w:rPr>
               <w:rStyle w:val="Hyperlink"/>
@@ -4527,7 +4395,7 @@
           <w:sz w:val="24"/>
           <w:u w:val="single"/>
         </w:rPr>
-        <w:hyperlink r:id="rId31" w:history="1">
+        <w:hyperlink r:id="rId30" w:history="1">
           <w:r>
             <w:rPr>
               <w:rStyle w:val="Hyperlink"/>
@@ -4556,7 +4424,7 @@
           <w:sz w:val="24"/>
           <w:u w:val="single"/>
         </w:rPr>
-        <w:hyperlink r:id="rId31" w:history="1">
+        <w:hyperlink r:id="rId30" w:history="1">
           <w:r>
             <w:rPr>
               <w:rStyle w:val="Hyperlink"/>
@@ -4584,7 +4452,7 @@
           <w:sz w:val="24"/>
           <w:u w:val="single"/>
         </w:rPr>
-        <w:hyperlink r:id="rId32" w:history="1">
+        <w:hyperlink r:id="rId31" w:history="1">
           <w:r>
             <w:rPr>
               <w:rStyle w:val="Hyperlink"/>
@@ -4613,7 +4481,7 @@
           <w:sz w:val="24"/>
           <w:u w:val="single"/>
         </w:rPr>
-        <w:hyperlink r:id="rId32" w:history="1">
+        <w:hyperlink r:id="rId31" w:history="1">
           <w:r>
             <w:rPr>
               <w:rStyle w:val="Hyperlink"/>
@@ -4642,7 +4510,7 @@
           <w:sz w:val="24"/>
           <w:u w:val="single"/>
         </w:rPr>
-        <w:hyperlink r:id="rId32" w:history="1">
+        <w:hyperlink r:id="rId31" w:history="1">
           <w:r>
             <w:rPr>
               <w:rStyle w:val="Hyperlink"/>
@@ -4671,7 +4539,7 @@
           <w:sz w:val="24"/>
           <w:u w:val="single"/>
         </w:rPr>
-        <w:hyperlink r:id="rId32" w:history="1">
+        <w:hyperlink r:id="rId31" w:history="1">
           <w:r>
             <w:rPr>
               <w:rStyle w:val="Hyperlink"/>
@@ -4699,7 +4567,7 @@
           <w:sz w:val="24"/>
           <w:u w:val="single"/>
         </w:rPr>
-        <w:hyperlink r:id="rId33" w:history="1">
+        <w:hyperlink r:id="rId32" w:history="1">
           <w:r>
             <w:rPr>
               <w:rStyle w:val="Hyperlink"/>
@@ -4728,7 +4596,7 @@
           <w:sz w:val="24"/>
           <w:u w:val="single"/>
         </w:rPr>
-        <w:hyperlink r:id="rId33" w:history="1">
+        <w:hyperlink r:id="rId32" w:history="1">
           <w:r>
             <w:rPr>
               <w:rStyle w:val="Hyperlink"/>
@@ -4757,7 +4625,7 @@
           <w:sz w:val="24"/>
           <w:u w:val="single"/>
         </w:rPr>
-        <w:hyperlink r:id="rId33" w:history="1">
+        <w:hyperlink r:id="rId32" w:history="1">
           <w:r>
             <w:rPr>
               <w:rStyle w:val="Hyperlink"/>
@@ -4786,7 +4654,7 @@
           <w:sz w:val="24"/>
           <w:u w:val="single"/>
         </w:rPr>
-        <w:hyperlink r:id="rId33" w:history="1">
+        <w:hyperlink r:id="rId30" w:history="1">
           <w:r>
             <w:rPr>
               <w:rStyle w:val="Hyperlink"/>
@@ -4815,7 +4683,7 @@
           <w:sz w:val="24"/>
           <w:u w:val="single"/>
         </w:rPr>
-        <w:hyperlink r:id="rId33" w:history="1">
+        <w:hyperlink r:id="rId30" w:history="1">
           <w:r>
             <w:rPr>
               <w:rStyle w:val="Hyperlink"/>
@@ -4844,7 +4712,7 @@
           <w:color w:val="000000"/>
           <w:sz w:val="24"/>
         </w:rPr>
-        <w:hyperlink r:id="rId31" w:history="1">
+        <w:hyperlink r:id="rId30" w:history="1">
           <w:r>
             <w:rPr>
               <w:rStyle w:val="Hyperlink"/>
@@ -4862,7 +4730,7 @@
           <w:sz w:val="24"/>
           <w:u w:val="single"/>
         </w:rPr>
-        <w:hyperlink r:id="rId31" w:history="1">
+        <w:hyperlink r:id="rId30" w:history="1">
           <w:r>
             <w:rPr>
               <w:rStyle w:val="Hyperlink"/>
@@ -4879,6 +4747,172 @@
           <w:color w:val="0000FF"/>
           <w:sz w:val="24"/>
           <w:u w:val="single"/>
+        </w:rPr>
+        <w:hyperlink r:id="rId30" w:history="1">
+          <w:r>
+            <w:rPr>
+              <w:rStyle w:val="Hyperlink"/>
+            </w:rPr>
+            <w:t>o</w:t>
+          </w:r>
+        </w:hyperlink>
+      </w:r>
+      <w:r>
+        <w:rPr>
+          <w:rFonts w:ascii="Charis SIL Italic" w:hAnsi="Charis SIL Italic" w:eastAsia="Charis SIL Italic"/>
+          <w:b w:val="0"/>
+          <w:i w:val="0"/>
+          <w:color w:val="0000FF"/>
+          <w:sz w:val="24"/>
+          <w:u w:val="single"/>
+        </w:rPr>
+        <w:hyperlink r:id="rId30" w:history="1">
+          <w:r>
+            <w:rPr>
+              <w:rStyle w:val="Hyperlink"/>
+            </w:rPr>
+            <w:t>naal</w:t>
+          </w:r>
+        </w:hyperlink>
+      </w:r>
+      <w:r>
+        <w:rPr>
+          <w:rFonts w:ascii="Charis SIL Italic" w:hAnsi="Charis SIL Italic" w:eastAsia="Charis SIL Italic"/>
+          <w:b w:val="0"/>
+          <w:i w:val="0"/>
+          <w:color w:val="0000FF"/>
+          <w:sz w:val="24"/>
+          <w:u w:val="single"/>
+        </w:rPr>
+        <w:t xml:space="preserve"> </w:t>
+      </w:r>
+      <w:r>
+        <w:rPr>
+          <w:rFonts w:ascii="Charis SIL Italic" w:hAnsi="Charis SIL Italic" w:eastAsia="Charis SIL Italic"/>
+          <w:b w:val="0"/>
+          <w:i w:val="0"/>
+          <w:color w:val="0000FF"/>
+          <w:sz w:val="24"/>
+          <w:u w:val="single"/>
+        </w:rPr>
+        <w:hyperlink r:id="rId33" w:history="1">
+          <w:r>
+            <w:rPr>
+              <w:rStyle w:val="Hyperlink"/>
+            </w:rPr>
+            <w:t>Arch</w:t>
+          </w:r>
+        </w:hyperlink>
+      </w:r>
+      <w:r>
+        <w:rPr>
+          <w:rFonts w:ascii="Charis SIL Italic" w:hAnsi="Charis SIL Italic" w:eastAsia="Charis SIL Italic"/>
+          <w:b w:val="0"/>
+          <w:i w:val="0"/>
+          <w:color w:val="0000FF"/>
+          <w:sz w:val="24"/>
+          <w:u w:val="single"/>
+        </w:rPr>
+        <w:hyperlink r:id="rId33" w:history="1">
+          <w:r>
+            <w:rPr>
+              <w:rStyle w:val="Hyperlink"/>
+            </w:rPr>
+            <w:t>i</w:t>
+          </w:r>
+        </w:hyperlink>
+      </w:r>
+      <w:r>
+        <w:rPr>
+          <w:rFonts w:ascii="Charis SIL Italic" w:hAnsi="Charis SIL Italic" w:eastAsia="Charis SIL Italic"/>
+          <w:b w:val="0"/>
+          <w:i w:val="0"/>
+          <w:color w:val="0000FF"/>
+          <w:sz w:val="24"/>
+          <w:u w:val="single"/>
+        </w:rPr>
+        <w:hyperlink r:id="rId33" w:history="1">
+          <w:r>
+            <w:rPr>
+              <w:rStyle w:val="Hyperlink"/>
+            </w:rPr>
+            <w:t>ef</w:t>
+          </w:r>
+        </w:hyperlink>
+      </w:r>
+      <w:r>
+        <w:rPr>
+          <w:rFonts w:ascii="Charis SIL Italic" w:hAnsi="Charis SIL Italic" w:eastAsia="Charis SIL Italic"/>
+          <w:b w:val="0"/>
+          <w:i w:val="0"/>
+          <w:color w:val="0000FF"/>
+          <w:sz w:val="24"/>
+          <w:u w:val="single"/>
+        </w:rPr>
+        <w:t xml:space="preserve"> </w:t>
+      </w:r>
+      <w:r>
+        <w:rPr>
+          <w:rFonts w:ascii="Charis SIL Italic" w:hAnsi="Charis SIL Italic" w:eastAsia="Charis SIL Italic"/>
+          <w:b w:val="0"/>
+          <w:i w:val="0"/>
+          <w:color w:val="0000FF"/>
+          <w:sz w:val="24"/>
+          <w:u w:val="single"/>
+        </w:rPr>
+        <w:hyperlink r:id="rId33" w:history="1">
+          <w:r>
+            <w:rPr>
+              <w:rStyle w:val="Hyperlink"/>
+            </w:rPr>
+            <w:t>Cur</w:t>
+          </w:r>
+        </w:hyperlink>
+      </w:r>
+      <w:r>
+        <w:rPr>
+          <w:rFonts w:ascii="Charis SIL Italic" w:hAnsi="Charis SIL Italic" w:eastAsia="Charis SIL Italic"/>
+          <w:b w:val="0"/>
+          <w:i w:val="0"/>
+          <w:color w:val="0000FF"/>
+          <w:sz w:val="24"/>
+          <w:u w:val="single"/>
+        </w:rPr>
+        <w:hyperlink r:id="rId33" w:history="1">
+          <w:r>
+            <w:rPr>
+              <w:rStyle w:val="Hyperlink"/>
+            </w:rPr>
+            <w:t>açao</w:t>
+          </w:r>
+        </w:hyperlink>
+      </w:r>
+      <w:r>
+        <w:rPr>
+          <w:u w:val="single" w:color="0000ff"/>
+          <w:rFonts w:ascii="Charis SIL Italic" w:hAnsi="Charis SIL Italic" w:eastAsia="Charis SIL Italic"/>
+          <w:b w:val="0"/>
+          <w:i w:val="0"/>
+          <w:color w:val="000000"/>
+          <w:sz w:val="24"/>
+        </w:rPr>
+        <w:hyperlink r:id="rId31" w:history="1">
+          <w:r>
+            <w:rPr>
+              <w:rStyle w:val="Hyperlink"/>
+            </w:rPr>
+            <w:t>. Vo</w:t>
+          </w:r>
+        </w:hyperlink>
+      </w:r>
+      <w:r>
+        <w:rPr>
+          <w:u w:val="single" w:color="0000ff"/>
+          <w:rFonts w:ascii="Charis SIL Italic" w:hAnsi="Charis SIL Italic" w:eastAsia="Charis SIL Italic"/>
+          <w:b w:val="0"/>
+          <w:i w:val="0"/>
+          <w:color w:val="000000"/>
+          <w:sz w:val="24"/>
         </w:rPr>
         <w:hyperlink r:id="rId31" w:history="1">
           <w:r>
@@ -4891,173 +4925,14 @@
       </w:r>
       <w:r>
         <w:rPr>
-          <w:rFonts w:ascii="Charis SIL Italic" w:hAnsi="Charis SIL Italic" w:eastAsia="Charis SIL Italic"/>
-          <w:b w:val="0"/>
-          <w:i w:val="0"/>
-          <w:color w:val="0000FF"/>
-          <w:sz w:val="24"/>
-          <w:u w:val="single"/>
+          <w:u w:val="single" w:color="0000ff"/>
+          <w:rFonts w:ascii="Charis SIL Italic" w:hAnsi="Charis SIL Italic" w:eastAsia="Charis SIL Italic"/>
+          <w:b w:val="0"/>
+          <w:i w:val="0"/>
+          <w:color w:val="000000"/>
+          <w:sz w:val="24"/>
         </w:rPr>
         <w:hyperlink r:id="rId31" w:history="1">
-          <w:r>
-            <w:rPr>
-              <w:rStyle w:val="Hyperlink"/>
-            </w:rPr>
-            <w:t>naal</w:t>
-          </w:r>
-        </w:hyperlink>
-      </w:r>
-      <w:r>
-        <w:rPr>
-          <w:rFonts w:ascii="Charis SIL Italic" w:hAnsi="Charis SIL Italic" w:eastAsia="Charis SIL Italic"/>
-          <w:b w:val="0"/>
-          <w:i w:val="0"/>
-          <w:color w:val="0000FF"/>
-          <w:sz w:val="24"/>
-          <w:u w:val="single"/>
-        </w:rPr>
-        <w:t xml:space="preserve"> </w:t>
-      </w:r>
-      <w:r>
-        <w:rPr>
-          <w:rFonts w:ascii="Charis SIL Italic" w:hAnsi="Charis SIL Italic" w:eastAsia="Charis SIL Italic"/>
-          <w:b w:val="0"/>
-          <w:i w:val="0"/>
-          <w:color w:val="0000FF"/>
-          <w:sz w:val="24"/>
-          <w:u w:val="single"/>
-        </w:rPr>
-        <w:hyperlink r:id="rId31" w:history="1">
-          <w:r>
-            <w:rPr>
-              <w:rStyle w:val="Hyperlink"/>
-            </w:rPr>
-            <w:t>Arch</w:t>
-          </w:r>
-        </w:hyperlink>
-      </w:r>
-      <w:r>
-        <w:rPr>
-          <w:rFonts w:ascii="Charis SIL Italic" w:hAnsi="Charis SIL Italic" w:eastAsia="Charis SIL Italic"/>
-          <w:b w:val="0"/>
-          <w:i w:val="0"/>
-          <w:color w:val="0000FF"/>
-          <w:sz w:val="24"/>
-          <w:u w:val="single"/>
-        </w:rPr>
-        <w:t>i</w:t>
-      </w:r>
-      <w:r>
-        <w:rPr>
-          <w:rFonts w:ascii="Charis SIL Italic" w:hAnsi="Charis SIL Italic" w:eastAsia="Charis SIL Italic"/>
-          <w:b w:val="0"/>
-          <w:i w:val="0"/>
-          <w:color w:val="0000FF"/>
-          <w:sz w:val="24"/>
-          <w:u w:val="single"/>
-        </w:rPr>
-        <w:hyperlink r:id="rId32" w:history="1">
-          <w:r>
-            <w:rPr>
-              <w:rStyle w:val="Hyperlink"/>
-            </w:rPr>
-            <w:t>ef</w:t>
-          </w:r>
-        </w:hyperlink>
-      </w:r>
-      <w:r>
-        <w:rPr>
-          <w:rFonts w:ascii="Charis SIL Italic" w:hAnsi="Charis SIL Italic" w:eastAsia="Charis SIL Italic"/>
-          <w:b w:val="0"/>
-          <w:i w:val="0"/>
-          <w:color w:val="0000FF"/>
-          <w:sz w:val="24"/>
-          <w:u w:val="single"/>
-        </w:rPr>
-        <w:t xml:space="preserve"> </w:t>
-      </w:r>
-      <w:r>
-        <w:rPr>
-          <w:rFonts w:ascii="Charis SIL Italic" w:hAnsi="Charis SIL Italic" w:eastAsia="Charis SIL Italic"/>
-          <w:b w:val="0"/>
-          <w:i w:val="0"/>
-          <w:color w:val="0000FF"/>
-          <w:sz w:val="24"/>
-          <w:u w:val="single"/>
-        </w:rPr>
-        <w:hyperlink r:id="rId32" w:history="1">
-          <w:r>
-            <w:rPr>
-              <w:rStyle w:val="Hyperlink"/>
-            </w:rPr>
-            <w:t>Cur</w:t>
-          </w:r>
-        </w:hyperlink>
-      </w:r>
-      <w:r>
-        <w:rPr>
-          <w:rFonts w:ascii="Charis SIL Italic" w:hAnsi="Charis SIL Italic" w:eastAsia="Charis SIL Italic"/>
-          <w:b w:val="0"/>
-          <w:i w:val="0"/>
-          <w:color w:val="0000FF"/>
-          <w:sz w:val="24"/>
-          <w:u w:val="single"/>
-        </w:rPr>
-        <w:hyperlink r:id="rId32" w:history="1">
-          <w:r>
-            <w:rPr>
-              <w:rStyle w:val="Hyperlink"/>
-            </w:rPr>
-            <w:t>açao</w:t>
-          </w:r>
-        </w:hyperlink>
-      </w:r>
-      <w:r>
-        <w:rPr>
-          <w:u w:val="single" w:color="0000ff"/>
-          <w:rFonts w:ascii="Charis SIL Italic" w:hAnsi="Charis SIL Italic" w:eastAsia="Charis SIL Italic"/>
-          <w:b w:val="0"/>
-          <w:i w:val="0"/>
-          <w:color w:val="000000"/>
-          <w:sz w:val="24"/>
-        </w:rPr>
-        <w:hyperlink r:id="rId32" w:history="1">
-          <w:r>
-            <w:rPr>
-              <w:rStyle w:val="Hyperlink"/>
-            </w:rPr>
-            <w:t>. Vo</w:t>
-          </w:r>
-        </w:hyperlink>
-      </w:r>
-      <w:r>
-        <w:rPr>
-          <w:u w:val="single" w:color="0000ff"/>
-          <w:rFonts w:ascii="Charis SIL Italic" w:hAnsi="Charis SIL Italic" w:eastAsia="Charis SIL Italic"/>
-          <w:b w:val="0"/>
-          <w:i w:val="0"/>
-          <w:color w:val="000000"/>
-          <w:sz w:val="24"/>
-        </w:rPr>
-        <w:hyperlink r:id="rId32" w:history="1">
-          <w:r>
-            <w:rPr>
-              <w:rStyle w:val="Hyperlink"/>
-            </w:rPr>
-            <w:t>o</w:t>
-          </w:r>
-        </w:hyperlink>
-      </w:r>
-      <w:r>
-        <w:rPr>
-          <w:u w:val="single" w:color="0000ff"/>
-          <w:rFonts w:ascii="Charis SIL Italic" w:hAnsi="Charis SIL Italic" w:eastAsia="Charis SIL Italic"/>
-          <w:b w:val="0"/>
-          <w:i w:val="0"/>
-          <w:color w:val="000000"/>
-          <w:sz w:val="24"/>
-        </w:rPr>
-        <w:hyperlink r:id="rId32" w:history="1">
           <w:r>
             <w:rPr>
               <w:rStyle w:val="Hyperlink"/>
@@ -5086,7 +4961,7 @@
           <w:color w:val="000000"/>
           <w:sz w:val="24"/>
         </w:rPr>
-        <w:hyperlink r:id="rId32" w:history="1">
+        <w:hyperlink r:id="rId31" w:history="1">
           <w:r>
             <w:rPr>
               <w:rStyle w:val="Hyperlink"/>
@@ -5107,13 +4982,85 @@
       </w:r>
       <w:r>
         <w:rPr>
+          <w:u w:val="single" w:color="0000ff"/>
           <w:rFonts w:ascii="Charis SIL Italic" w:hAnsi="Charis SIL Italic" w:eastAsia="Charis SIL Italic"/>
           <w:b w:val="0"/>
           <w:i w:val="0"/>
           <w:color w:val="000000"/>
           <w:sz w:val="24"/>
         </w:rPr>
-        <w:t xml:space="preserve">Indonesië is de portal </w:t>
+        <w:hyperlink r:id="rId32" w:history="1">
+          <w:r>
+            <w:rPr>
+              <w:rStyle w:val="Hyperlink"/>
+            </w:rPr>
+            <w:t>Indonesi</w:t>
+          </w:r>
+        </w:hyperlink>
+      </w:r>
+      <w:r>
+        <w:rPr>
+          <w:u w:val="single" w:color="0000ff"/>
+          <w:rFonts w:ascii="Charis SIL Italic" w:hAnsi="Charis SIL Italic" w:eastAsia="Charis SIL Italic"/>
+          <w:b w:val="0"/>
+          <w:i w:val="0"/>
+          <w:color w:val="000000"/>
+          <w:sz w:val="24"/>
+        </w:rPr>
+        <w:hyperlink r:id="rId32" w:history="1">
+          <w:r>
+            <w:rPr>
+              <w:rStyle w:val="Hyperlink"/>
+            </w:rPr>
+            <w:t>ë</w:t>
+          </w:r>
+        </w:hyperlink>
+      </w:r>
+      <w:r>
+        <w:rPr>
+          <w:u w:val="single" w:color="0000ff"/>
+          <w:rFonts w:ascii="Charis SIL Italic" w:hAnsi="Charis SIL Italic" w:eastAsia="Charis SIL Italic"/>
+          <w:b w:val="0"/>
+          <w:i w:val="0"/>
+          <w:color w:val="000000"/>
+          <w:sz w:val="24"/>
+        </w:rPr>
+        <w:hyperlink r:id="rId32" w:history="1">
+          <w:r>
+            <w:rPr>
+              <w:rStyle w:val="Hyperlink"/>
+            </w:rPr>
+            <w:t xml:space="preserve"> is de po</w:t>
+          </w:r>
+        </w:hyperlink>
+      </w:r>
+      <w:r>
+        <w:rPr>
+          <w:u w:val="single" w:color="0000ff"/>
+          <w:rFonts w:ascii="Charis SIL Italic" w:hAnsi="Charis SIL Italic" w:eastAsia="Charis SIL Italic"/>
+          <w:b w:val="0"/>
+          <w:i w:val="0"/>
+          <w:color w:val="000000"/>
+          <w:sz w:val="24"/>
+        </w:rPr>
+        <w:hyperlink r:id="rId32" w:history="1">
+          <w:r>
+            <w:rPr>
+              <w:rStyle w:val="Hyperlink"/>
+            </w:rPr>
+            <w:t>r</w:t>
+          </w:r>
+        </w:hyperlink>
+      </w:r>
+      <w:r>
+        <w:rPr>
+          <w:rFonts w:ascii="Charis SIL Italic" w:hAnsi="Charis SIL Italic" w:eastAsia="Charis SIL Italic"/>
+          <w:b w:val="0"/>
+          <w:i w:val="0"/>
+          <w:color w:val="000000"/>
+          <w:sz w:val="24"/>
+        </w:rPr>
+        <w:t xml:space="preserve">tal </w:t>
       </w:r>
       <w:r>
         <w:rPr>
@@ -5124,7 +5071,7 @@
           <w:sz w:val="24"/>
           <w:u w:val="single"/>
         </w:rPr>
-        <w:hyperlink r:id="rId33" w:history="1">
+        <w:hyperlink r:id="rId34" w:history="1">
           <w:r>
             <w:rPr>
               <w:rStyle w:val="Hyperlink"/>
@@ -5142,7 +5089,7 @@
           <w:sz w:val="24"/>
           <w:u w:val="single"/>
         </w:rPr>
-        <w:hyperlink r:id="rId33" w:history="1">
+        <w:hyperlink r:id="rId34" w:history="1">
           <w:r>
             <w:rPr>
               <w:rStyle w:val="Hyperlink"/>
@@ -5160,7 +5107,7 @@
           <w:color w:val="000000"/>
           <w:sz w:val="24"/>
         </w:rPr>
-        <w:hyperlink r:id="rId33" w:history="1">
+        <w:hyperlink r:id="rId32" w:history="1">
           <w:r>
             <w:rPr>
               <w:rStyle w:val="Hyperlink"/>
@@ -5199,7 +5146,7 @@
           <w:color w:val="000000"/>
           <w:sz w:val="24"/>
         </w:rPr>
-        <w:hyperlink r:id="rId34" w:history="1">
+        <w:hyperlink r:id="rId33" w:history="1">
           <w:r>
             <w:rPr>
               <w:rStyle w:val="Hyperlink"/>
@@ -5478,6 +5425,7 @@
       </w:r>
       <w:r>
         <w:rPr>
+          <w:u w:val="single" w:color="0000ff"/>
           <w:rFonts w:ascii="Charis SIL Italic" w:hAnsi="Charis SIL Italic" w:eastAsia="Charis SIL Italic"/>
           <w:b w:val="0"/>
           <w:i w:val="0"/>
@@ -5775,7 +5723,7 @@
           <w:sz w:val="24"/>
           <w:u w:val="single"/>
         </w:rPr>
-        <w:hyperlink r:id="rId38" w:history="1">
+        <w:hyperlink r:id="rId36" w:history="1">
           <w:r>
             <w:rPr>
               <w:rStyle w:val="Hyperlink"/>
@@ -5822,7 +5770,7 @@
           <w:sz w:val="24"/>
           <w:u w:val="single"/>
         </w:rPr>
-        <w:hyperlink r:id="rId38" w:history="1">
+        <w:hyperlink r:id="rId37" w:history="1">
           <w:r>
             <w:rPr>
               <w:rStyle w:val="Hyperlink"/>
@@ -5851,7 +5799,7 @@
           <w:sz w:val="24"/>
           <w:u w:val="single"/>
         </w:rPr>
-        <w:hyperlink r:id="rId38" w:history="1">
+        <w:hyperlink r:id="rId37" w:history="1">
           <w:r>
             <w:rPr>
               <w:rStyle w:val="Hyperlink"/>
@@ -5869,7 +5817,7 @@
           <w:sz w:val="24"/>
           <w:u w:val="single"/>
         </w:rPr>
-        <w:hyperlink r:id="rId38" w:history="1">
+        <w:hyperlink r:id="rId37" w:history="1">
           <w:r>
             <w:rPr>
               <w:rStyle w:val="Hyperlink"/>
@@ -5916,7 +5864,7 @@
           <w:sz w:val="24"/>
           <w:u w:val="single"/>
         </w:rPr>
-        <w:hyperlink r:id="rId37" w:history="1">
+        <w:hyperlink r:id="rId38" w:history="1">
           <w:r>
             <w:rPr>
               <w:rStyle w:val="Hyperlink"/>
@@ -5927,13 +5875,31 @@
       </w:r>
       <w:r>
         <w:rPr>
+          <w:u w:val="single" w:color="0000ff"/>
           <w:rFonts w:ascii="Charis SIL Italic" w:hAnsi="Charis SIL Italic" w:eastAsia="Charis SIL Italic"/>
           <w:b w:val="0"/>
           <w:i w:val="0"/>
           <w:color w:val="000000"/>
           <w:sz w:val="24"/>
         </w:rPr>
-        <w:t xml:space="preserve">. De Franse portal </w:t>
+        <w:hyperlink r:id="rId37" w:history="1">
+          <w:r>
+            <w:rPr>
+              <w:rStyle w:val="Hyperlink"/>
+            </w:rPr>
+            <w:t>. D</w:t>
+          </w:r>
+        </w:hyperlink>
+      </w:r>
+      <w:r>
+        <w:rPr>
+          <w:rFonts w:ascii="Charis SIL Italic" w:hAnsi="Charis SIL Italic" w:eastAsia="Charis SIL Italic"/>
+          <w:b w:val="0"/>
+          <w:i w:val="0"/>
+          <w:color w:val="000000"/>
+          <w:sz w:val="24"/>
+        </w:rPr>
+        <w:t xml:space="preserve">e Franse portal </w:t>
       </w:r>
       <w:r>
         <w:rPr>
@@ -5944,7 +5910,7 @@
           <w:sz w:val="24"/>
           <w:u w:val="single"/>
         </w:rPr>
-        <w:hyperlink r:id="rId37" w:history="1">
+        <w:hyperlink r:id="rId39" w:history="1">
           <w:r>
             <w:rPr>
               <w:rStyle w:val="Hyperlink"/>

--- a/EXPORTS/DOCX/published/niveau1/Dutch/Sources.docx
+++ b/EXPORTS/DOCX/published/niveau1/Dutch/Sources.docx
@@ -609,31 +609,13 @@
       </w:r>
       <w:r>
         <w:rPr>
-          <w:u w:val="single" w:color="0000ff"/>
           <w:rFonts w:ascii="Charis SIL Italic" w:hAnsi="Charis SIL Italic" w:eastAsia="Charis SIL Italic"/>
           <w:b w:val="0"/>
           <w:i w:val="0"/>
           <w:color w:val="000000"/>
           <w:sz w:val="24"/>
         </w:rPr>
-        <w:hyperlink r:id="rId11" w:history="1">
-          <w:r>
-            <w:rPr>
-              <w:rStyle w:val="Hyperlink"/>
-            </w:rPr>
-            <w:t>anders d</w:t>
-          </w:r>
-        </w:hyperlink>
-      </w:r>
-      <w:r>
-        <w:rPr>
-          <w:rFonts w:ascii="Charis SIL Italic" w:hAnsi="Charis SIL Italic" w:eastAsia="Charis SIL Italic"/>
-          <w:b w:val="0"/>
-          <w:i w:val="0"/>
-          <w:color w:val="000000"/>
-          <w:sz w:val="24"/>
-        </w:rPr>
-        <w:t xml:space="preserve">an nu (denk aan </w:t>
+        <w:t xml:space="preserve">anders dan nu (denk aan </w:t>
       </w:r>
       <w:r>
         <w:rPr>
@@ -1354,7 +1336,7 @@
           <w:sz w:val="24"/>
           <w:u w:val="single"/>
         </w:rPr>
-        <w:hyperlink r:id="rId15" w:history="1">
+        <w:hyperlink r:id="rId16" w:history="1">
           <w:r>
             <w:rPr>
               <w:rStyle w:val="Hyperlink"/>
@@ -1372,7 +1354,7 @@
           <w:sz w:val="24"/>
           <w:u w:val="single"/>
         </w:rPr>
-        <w:hyperlink r:id="rId15" w:history="1">
+        <w:hyperlink r:id="rId16" w:history="1">
           <w:r>
             <w:rPr>
               <w:rStyle w:val="Hyperlink"/>
@@ -3607,7 +3589,25 @@
           <w:color w:val="000000"/>
           <w:sz w:val="24"/>
         </w:rPr>
-        <w:t xml:space="preserve">de beeldcollecties van het </w:t>
+        <w:t>de beeldcollecties van he</w:t>
+      </w:r>
+      <w:r>
+        <w:rPr>
+          <w:u w:val="single" w:color="0000ff"/>
+          <w:rFonts w:ascii="Charis SIL Italic" w:hAnsi="Charis SIL Italic" w:eastAsia="Charis SIL Italic"/>
+          <w:b w:val="0"/>
+          <w:i w:val="0"/>
+          <w:color w:val="000000"/>
+          <w:sz w:val="24"/>
+        </w:rPr>
+        <w:hyperlink r:id="rId23" w:history="1">
+          <w:r>
+            <w:rPr>
+              <w:rStyle w:val="Hyperlink"/>
+            </w:rPr>
+            <w:t xml:space="preserve">t </w:t>
+          </w:r>
+        </w:hyperlink>
       </w:r>
       <w:r>
         <w:rPr>
@@ -3694,7 +3694,7 @@
           <w:sz w:val="24"/>
           <w:u w:val="single"/>
         </w:rPr>
-        <w:hyperlink r:id="rId25" w:history="1">
+        <w:hyperlink r:id="rId23" w:history="1">
           <w:r>
             <w:rPr>
               <w:rStyle w:val="Hyperlink"/>
@@ -3712,7 +3712,7 @@
           <w:sz w:val="24"/>
           <w:u w:val="single"/>
         </w:rPr>
-        <w:hyperlink r:id="rId25" w:history="1">
+        <w:hyperlink r:id="rId23" w:history="1">
           <w:r>
             <w:rPr>
               <w:rStyle w:val="Hyperlink"/>
@@ -3758,7 +3758,7 @@
           <w:sz w:val="24"/>
           <w:u w:val="single"/>
         </w:rPr>
-        <w:hyperlink r:id="rId26" w:history="1">
+        <w:hyperlink r:id="rId24" w:history="1">
           <w:r>
             <w:rPr>
               <w:rStyle w:val="Hyperlink"/>
@@ -3822,7 +3822,35 @@
           <w:color w:val="000000"/>
           <w:sz w:val="24"/>
         </w:rPr>
-        <w:t xml:space="preserve">bezit de fotocollectie van het </w:t>
+        <w:t xml:space="preserve">bezit de fotocollectie van </w:t>
+      </w:r>
+      <w:r>
+        <w:rPr>
+          <w:u w:val="single" w:color="0000ff"/>
+          <w:rFonts w:ascii="Charis SIL Italic" w:hAnsi="Charis SIL Italic" w:eastAsia="Charis SIL Italic"/>
+          <w:b w:val="0"/>
+          <w:i w:val="0"/>
+          <w:color w:val="000000"/>
+          <w:sz w:val="24"/>
+        </w:rPr>
+        <w:t>h</w:t>
+      </w:r>
+      <w:r>
+        <w:rPr>
+          <w:rFonts w:ascii="Charis SIL Italic" w:hAnsi="Charis SIL Italic" w:eastAsia="Charis SIL Italic"/>
+          <w:b w:val="0"/>
+          <w:i w:val="0"/>
+          <w:color w:val="000000"/>
+          <w:sz w:val="24"/>
+        </w:rPr>
+        <w:hyperlink r:id="rId27" w:history="1">
+          <w:r>
+            <w:rPr>
+              <w:rStyle w:val="Hyperlink"/>
+            </w:rPr>
+            <w:t xml:space="preserve">et </w:t>
+          </w:r>
+        </w:hyperlink>
       </w:r>
       <w:r>
         <w:rPr>
@@ -3833,7 +3861,7 @@
           <w:sz w:val="24"/>
           <w:u w:val="single"/>
         </w:rPr>
-        <w:hyperlink r:id="rId27" w:history="1">
+        <w:hyperlink r:id="rId28" w:history="1">
           <w:r>
             <w:rPr>
               <w:rStyle w:val="Hyperlink"/>
@@ -3851,7 +3879,7 @@
           <w:sz w:val="24"/>
           <w:u w:val="single"/>
         </w:rPr>
-        <w:hyperlink r:id="rId27" w:history="1">
+        <w:hyperlink r:id="rId28" w:history="1">
           <w:r>
             <w:rPr>
               <w:rStyle w:val="Hyperlink"/>
@@ -3869,7 +3897,7 @@
           <w:sz w:val="24"/>
           <w:u w:val="single"/>
         </w:rPr>
-        <w:hyperlink r:id="rId27" w:history="1">
+        <w:hyperlink r:id="rId28" w:history="1">
           <w:r>
             <w:rPr>
               <w:rStyle w:val="Hyperlink"/>
@@ -3887,7 +3915,7 @@
           <w:sz w:val="24"/>
           <w:u w:val="single"/>
         </w:rPr>
-        <w:t xml:space="preserve"> in</w:t>
+        <w:t xml:space="preserve"> </w:t>
       </w:r>
       <w:r>
         <w:rPr>
@@ -3898,6 +3926,24 @@
           <w:sz w:val="24"/>
           <w:u w:val="single"/>
         </w:rPr>
+        <w:hyperlink r:id="rId28" w:history="1">
+          <w:r>
+            <w:rPr>
+              <w:rStyle w:val="Hyperlink"/>
+            </w:rPr>
+            <w:t>in</w:t>
+          </w:r>
+        </w:hyperlink>
+      </w:r>
+      <w:r>
+        <w:rPr>
+          <w:rFonts w:ascii="Charis SIL Italic" w:hAnsi="Charis SIL Italic" w:eastAsia="Charis SIL Italic"/>
+          <w:b w:val="0"/>
+          <w:i w:val="0"/>
+          <w:color w:val="0000FF"/>
+          <w:sz w:val="24"/>
+          <w:u w:val="single"/>
+        </w:rPr>
         <w:t xml:space="preserve"> </w:t>
       </w:r>
       <w:r>
@@ -3909,7 +3955,7 @@
           <w:sz w:val="24"/>
           <w:u w:val="single"/>
         </w:rPr>
-        <w:hyperlink r:id="rId25" w:history="1">
+        <w:hyperlink r:id="rId28" w:history="1">
           <w:r>
             <w:rPr>
               <w:rStyle w:val="Hyperlink"/>
@@ -3975,7 +4021,7 @@
           <w:sz w:val="24"/>
           <w:u w:val="single"/>
         </w:rPr>
-        <w:hyperlink r:id="rId28" w:history="1">
+        <w:hyperlink r:id="rId29" w:history="1">
           <w:r>
             <w:rPr>
               <w:rStyle w:val="Hyperlink"/>
@@ -4004,7 +4050,7 @@
           <w:sz w:val="24"/>
           <w:u w:val="single"/>
         </w:rPr>
-        <w:hyperlink r:id="rId28" w:history="1">
+        <w:hyperlink r:id="rId29" w:history="1">
           <w:r>
             <w:rPr>
               <w:rStyle w:val="Hyperlink"/>
@@ -4032,7 +4078,7 @@
           <w:sz w:val="24"/>
           <w:u w:val="single"/>
         </w:rPr>
-        <w:hyperlink r:id="rId29" w:history="1">
+        <w:hyperlink r:id="rId30" w:history="1">
           <w:r>
             <w:rPr>
               <w:rStyle w:val="Hyperlink"/>
@@ -4050,7 +4096,7 @@
           <w:sz w:val="24"/>
           <w:u w:val="single"/>
         </w:rPr>
-        <w:hyperlink r:id="rId29" w:history="1">
+        <w:hyperlink r:id="rId30" w:history="1">
           <w:r>
             <w:rPr>
               <w:rStyle w:val="Hyperlink"/>
@@ -4079,7 +4125,7 @@
           <w:sz w:val="24"/>
           <w:u w:val="single"/>
         </w:rPr>
-        <w:hyperlink r:id="rId29" w:history="1">
+        <w:hyperlink r:id="rId30" w:history="1">
           <w:r>
             <w:rPr>
               <w:rStyle w:val="Hyperlink"/>
@@ -4366,7 +4412,7 @@
           <w:sz w:val="24"/>
           <w:u w:val="single"/>
         </w:rPr>
-        <w:hyperlink r:id="rId30" w:history="1">
+        <w:hyperlink r:id="rId31" w:history="1">
           <w:r>
             <w:rPr>
               <w:rStyle w:val="Hyperlink"/>
@@ -4395,7 +4441,7 @@
           <w:sz w:val="24"/>
           <w:u w:val="single"/>
         </w:rPr>
-        <w:hyperlink r:id="rId30" w:history="1">
+        <w:hyperlink r:id="rId31" w:history="1">
           <w:r>
             <w:rPr>
               <w:rStyle w:val="Hyperlink"/>
@@ -4424,7 +4470,7 @@
           <w:sz w:val="24"/>
           <w:u w:val="single"/>
         </w:rPr>
-        <w:hyperlink r:id="rId30" w:history="1">
+        <w:hyperlink r:id="rId31" w:history="1">
           <w:r>
             <w:rPr>
               <w:rStyle w:val="Hyperlink"/>
@@ -4452,7 +4498,7 @@
           <w:sz w:val="24"/>
           <w:u w:val="single"/>
         </w:rPr>
-        <w:hyperlink r:id="rId31" w:history="1">
+        <w:hyperlink r:id="rId32" w:history="1">
           <w:r>
             <w:rPr>
               <w:rStyle w:val="Hyperlink"/>
@@ -4481,7 +4527,7 @@
           <w:sz w:val="24"/>
           <w:u w:val="single"/>
         </w:rPr>
-        <w:hyperlink r:id="rId31" w:history="1">
+        <w:hyperlink r:id="rId32" w:history="1">
           <w:r>
             <w:rPr>
               <w:rStyle w:val="Hyperlink"/>
@@ -4510,7 +4556,7 @@
           <w:sz w:val="24"/>
           <w:u w:val="single"/>
         </w:rPr>
-        <w:hyperlink r:id="rId31" w:history="1">
+        <w:hyperlink r:id="rId32" w:history="1">
           <w:r>
             <w:rPr>
               <w:rStyle w:val="Hyperlink"/>
@@ -4539,7 +4585,7 @@
           <w:sz w:val="24"/>
           <w:u w:val="single"/>
         </w:rPr>
-        <w:hyperlink r:id="rId31" w:history="1">
+        <w:hyperlink r:id="rId32" w:history="1">
           <w:r>
             <w:rPr>
               <w:rStyle w:val="Hyperlink"/>
@@ -4567,7 +4613,7 @@
           <w:sz w:val="24"/>
           <w:u w:val="single"/>
         </w:rPr>
-        <w:hyperlink r:id="rId32" w:history="1">
+        <w:hyperlink r:id="rId33" w:history="1">
           <w:r>
             <w:rPr>
               <w:rStyle w:val="Hyperlink"/>
@@ -4596,7 +4642,7 @@
           <w:sz w:val="24"/>
           <w:u w:val="single"/>
         </w:rPr>
-        <w:hyperlink r:id="rId32" w:history="1">
+        <w:hyperlink r:id="rId33" w:history="1">
           <w:r>
             <w:rPr>
               <w:rStyle w:val="Hyperlink"/>
@@ -4625,7 +4671,7 @@
           <w:sz w:val="24"/>
           <w:u w:val="single"/>
         </w:rPr>
-        <w:hyperlink r:id="rId32" w:history="1">
+        <w:hyperlink r:id="rId33" w:history="1">
           <w:r>
             <w:rPr>
               <w:rStyle w:val="Hyperlink"/>
@@ -4654,7 +4700,7 @@
           <w:sz w:val="24"/>
           <w:u w:val="single"/>
         </w:rPr>
-        <w:hyperlink r:id="rId30" w:history="1">
+        <w:hyperlink r:id="rId31" w:history="1">
           <w:r>
             <w:rPr>
               <w:rStyle w:val="Hyperlink"/>
@@ -4683,7 +4729,7 @@
           <w:sz w:val="24"/>
           <w:u w:val="single"/>
         </w:rPr>
-        <w:hyperlink r:id="rId30" w:history="1">
+        <w:hyperlink r:id="rId31" w:history="1">
           <w:r>
             <w:rPr>
               <w:rStyle w:val="Hyperlink"/>
@@ -4712,7 +4758,7 @@
           <w:color w:val="000000"/>
           <w:sz w:val="24"/>
         </w:rPr>
-        <w:hyperlink r:id="rId30" w:history="1">
+        <w:hyperlink r:id="rId31" w:history="1">
           <w:r>
             <w:rPr>
               <w:rStyle w:val="Hyperlink"/>
@@ -4730,7 +4776,7 @@
           <w:sz w:val="24"/>
           <w:u w:val="single"/>
         </w:rPr>
-        <w:hyperlink r:id="rId30" w:history="1">
+        <w:hyperlink r:id="rId31" w:history="1">
           <w:r>
             <w:rPr>
               <w:rStyle w:val="Hyperlink"/>
@@ -4747,172 +4793,6 @@
           <w:color w:val="0000FF"/>
           <w:sz w:val="24"/>
           <w:u w:val="single"/>
-        </w:rPr>
-        <w:hyperlink r:id="rId30" w:history="1">
-          <w:r>
-            <w:rPr>
-              <w:rStyle w:val="Hyperlink"/>
-            </w:rPr>
-            <w:t>o</w:t>
-          </w:r>
-        </w:hyperlink>
-      </w:r>
-      <w:r>
-        <w:rPr>
-          <w:rFonts w:ascii="Charis SIL Italic" w:hAnsi="Charis SIL Italic" w:eastAsia="Charis SIL Italic"/>
-          <w:b w:val="0"/>
-          <w:i w:val="0"/>
-          <w:color w:val="0000FF"/>
-          <w:sz w:val="24"/>
-          <w:u w:val="single"/>
-        </w:rPr>
-        <w:hyperlink r:id="rId30" w:history="1">
-          <w:r>
-            <w:rPr>
-              <w:rStyle w:val="Hyperlink"/>
-            </w:rPr>
-            <w:t>naal</w:t>
-          </w:r>
-        </w:hyperlink>
-      </w:r>
-      <w:r>
-        <w:rPr>
-          <w:rFonts w:ascii="Charis SIL Italic" w:hAnsi="Charis SIL Italic" w:eastAsia="Charis SIL Italic"/>
-          <w:b w:val="0"/>
-          <w:i w:val="0"/>
-          <w:color w:val="0000FF"/>
-          <w:sz w:val="24"/>
-          <w:u w:val="single"/>
-        </w:rPr>
-        <w:t xml:space="preserve"> </w:t>
-      </w:r>
-      <w:r>
-        <w:rPr>
-          <w:rFonts w:ascii="Charis SIL Italic" w:hAnsi="Charis SIL Italic" w:eastAsia="Charis SIL Italic"/>
-          <w:b w:val="0"/>
-          <w:i w:val="0"/>
-          <w:color w:val="0000FF"/>
-          <w:sz w:val="24"/>
-          <w:u w:val="single"/>
-        </w:rPr>
-        <w:hyperlink r:id="rId33" w:history="1">
-          <w:r>
-            <w:rPr>
-              <w:rStyle w:val="Hyperlink"/>
-            </w:rPr>
-            <w:t>Arch</w:t>
-          </w:r>
-        </w:hyperlink>
-      </w:r>
-      <w:r>
-        <w:rPr>
-          <w:rFonts w:ascii="Charis SIL Italic" w:hAnsi="Charis SIL Italic" w:eastAsia="Charis SIL Italic"/>
-          <w:b w:val="0"/>
-          <w:i w:val="0"/>
-          <w:color w:val="0000FF"/>
-          <w:sz w:val="24"/>
-          <w:u w:val="single"/>
-        </w:rPr>
-        <w:hyperlink r:id="rId33" w:history="1">
-          <w:r>
-            <w:rPr>
-              <w:rStyle w:val="Hyperlink"/>
-            </w:rPr>
-            <w:t>i</w:t>
-          </w:r>
-        </w:hyperlink>
-      </w:r>
-      <w:r>
-        <w:rPr>
-          <w:rFonts w:ascii="Charis SIL Italic" w:hAnsi="Charis SIL Italic" w:eastAsia="Charis SIL Italic"/>
-          <w:b w:val="0"/>
-          <w:i w:val="0"/>
-          <w:color w:val="0000FF"/>
-          <w:sz w:val="24"/>
-          <w:u w:val="single"/>
-        </w:rPr>
-        <w:hyperlink r:id="rId33" w:history="1">
-          <w:r>
-            <w:rPr>
-              <w:rStyle w:val="Hyperlink"/>
-            </w:rPr>
-            <w:t>ef</w:t>
-          </w:r>
-        </w:hyperlink>
-      </w:r>
-      <w:r>
-        <w:rPr>
-          <w:rFonts w:ascii="Charis SIL Italic" w:hAnsi="Charis SIL Italic" w:eastAsia="Charis SIL Italic"/>
-          <w:b w:val="0"/>
-          <w:i w:val="0"/>
-          <w:color w:val="0000FF"/>
-          <w:sz w:val="24"/>
-          <w:u w:val="single"/>
-        </w:rPr>
-        <w:t xml:space="preserve"> </w:t>
-      </w:r>
-      <w:r>
-        <w:rPr>
-          <w:rFonts w:ascii="Charis SIL Italic" w:hAnsi="Charis SIL Italic" w:eastAsia="Charis SIL Italic"/>
-          <w:b w:val="0"/>
-          <w:i w:val="0"/>
-          <w:color w:val="0000FF"/>
-          <w:sz w:val="24"/>
-          <w:u w:val="single"/>
-        </w:rPr>
-        <w:hyperlink r:id="rId33" w:history="1">
-          <w:r>
-            <w:rPr>
-              <w:rStyle w:val="Hyperlink"/>
-            </w:rPr>
-            <w:t>Cur</w:t>
-          </w:r>
-        </w:hyperlink>
-      </w:r>
-      <w:r>
-        <w:rPr>
-          <w:rFonts w:ascii="Charis SIL Italic" w:hAnsi="Charis SIL Italic" w:eastAsia="Charis SIL Italic"/>
-          <w:b w:val="0"/>
-          <w:i w:val="0"/>
-          <w:color w:val="0000FF"/>
-          <w:sz w:val="24"/>
-          <w:u w:val="single"/>
-        </w:rPr>
-        <w:hyperlink r:id="rId33" w:history="1">
-          <w:r>
-            <w:rPr>
-              <w:rStyle w:val="Hyperlink"/>
-            </w:rPr>
-            <w:t>açao</w:t>
-          </w:r>
-        </w:hyperlink>
-      </w:r>
-      <w:r>
-        <w:rPr>
-          <w:u w:val="single" w:color="0000ff"/>
-          <w:rFonts w:ascii="Charis SIL Italic" w:hAnsi="Charis SIL Italic" w:eastAsia="Charis SIL Italic"/>
-          <w:b w:val="0"/>
-          <w:i w:val="0"/>
-          <w:color w:val="000000"/>
-          <w:sz w:val="24"/>
-        </w:rPr>
-        <w:hyperlink r:id="rId31" w:history="1">
-          <w:r>
-            <w:rPr>
-              <w:rStyle w:val="Hyperlink"/>
-            </w:rPr>
-            <w:t>. Vo</w:t>
-          </w:r>
-        </w:hyperlink>
-      </w:r>
-      <w:r>
-        <w:rPr>
-          <w:u w:val="single" w:color="0000ff"/>
-          <w:rFonts w:ascii="Charis SIL Italic" w:hAnsi="Charis SIL Italic" w:eastAsia="Charis SIL Italic"/>
-          <w:b w:val="0"/>
-          <w:i w:val="0"/>
-          <w:color w:val="000000"/>
-          <w:sz w:val="24"/>
         </w:rPr>
         <w:hyperlink r:id="rId31" w:history="1">
           <w:r>
@@ -4925,6 +4805,129 @@
       </w:r>
       <w:r>
         <w:rPr>
+          <w:rFonts w:ascii="Charis SIL Italic" w:hAnsi="Charis SIL Italic" w:eastAsia="Charis SIL Italic"/>
+          <w:b w:val="0"/>
+          <w:i w:val="0"/>
+          <w:color w:val="0000FF"/>
+          <w:sz w:val="24"/>
+          <w:u w:val="single"/>
+        </w:rPr>
+        <w:hyperlink r:id="rId31" w:history="1">
+          <w:r>
+            <w:rPr>
+              <w:rStyle w:val="Hyperlink"/>
+            </w:rPr>
+            <w:t>naal</w:t>
+          </w:r>
+        </w:hyperlink>
+      </w:r>
+      <w:r>
+        <w:rPr>
+          <w:rFonts w:ascii="Charis SIL Italic" w:hAnsi="Charis SIL Italic" w:eastAsia="Charis SIL Italic"/>
+          <w:b w:val="0"/>
+          <w:i w:val="0"/>
+          <w:color w:val="0000FF"/>
+          <w:sz w:val="24"/>
+          <w:u w:val="single"/>
+        </w:rPr>
+        <w:t xml:space="preserve"> </w:t>
+      </w:r>
+      <w:r>
+        <w:rPr>
+          <w:rFonts w:ascii="Charis SIL Italic" w:hAnsi="Charis SIL Italic" w:eastAsia="Charis SIL Italic"/>
+          <w:b w:val="0"/>
+          <w:i w:val="0"/>
+          <w:color w:val="0000FF"/>
+          <w:sz w:val="24"/>
+          <w:u w:val="single"/>
+        </w:rPr>
+        <w:hyperlink r:id="rId31" w:history="1">
+          <w:r>
+            <w:rPr>
+              <w:rStyle w:val="Hyperlink"/>
+            </w:rPr>
+            <w:t>Arch</w:t>
+          </w:r>
+        </w:hyperlink>
+      </w:r>
+      <w:r>
+        <w:rPr>
+          <w:rFonts w:ascii="Charis SIL Italic" w:hAnsi="Charis SIL Italic" w:eastAsia="Charis SIL Italic"/>
+          <w:b w:val="0"/>
+          <w:i w:val="0"/>
+          <w:color w:val="0000FF"/>
+          <w:sz w:val="24"/>
+          <w:u w:val="single"/>
+        </w:rPr>
+        <w:t>i</w:t>
+      </w:r>
+      <w:r>
+        <w:rPr>
+          <w:rFonts w:ascii="Charis SIL Italic" w:hAnsi="Charis SIL Italic" w:eastAsia="Charis SIL Italic"/>
+          <w:b w:val="0"/>
+          <w:i w:val="0"/>
+          <w:color w:val="0000FF"/>
+          <w:sz w:val="24"/>
+          <w:u w:val="single"/>
+        </w:rPr>
+        <w:hyperlink r:id="rId32" w:history="1">
+          <w:r>
+            <w:rPr>
+              <w:rStyle w:val="Hyperlink"/>
+            </w:rPr>
+            <w:t>ef</w:t>
+          </w:r>
+        </w:hyperlink>
+      </w:r>
+      <w:r>
+        <w:rPr>
+          <w:rFonts w:ascii="Charis SIL Italic" w:hAnsi="Charis SIL Italic" w:eastAsia="Charis SIL Italic"/>
+          <w:b w:val="0"/>
+          <w:i w:val="0"/>
+          <w:color w:val="0000FF"/>
+          <w:sz w:val="24"/>
+          <w:u w:val="single"/>
+        </w:rPr>
+        <w:t xml:space="preserve"> </w:t>
+      </w:r>
+      <w:r>
+        <w:rPr>
+          <w:rFonts w:ascii="Charis SIL Italic" w:hAnsi="Charis SIL Italic" w:eastAsia="Charis SIL Italic"/>
+          <w:b w:val="0"/>
+          <w:i w:val="0"/>
+          <w:color w:val="0000FF"/>
+          <w:sz w:val="24"/>
+          <w:u w:val="single"/>
+        </w:rPr>
+        <w:hyperlink r:id="rId34" w:history="1">
+          <w:r>
+            <w:rPr>
+              <w:rStyle w:val="Hyperlink"/>
+            </w:rPr>
+            <w:t>Cur</w:t>
+          </w:r>
+        </w:hyperlink>
+      </w:r>
+      <w:r>
+        <w:rPr>
+          <w:rFonts w:ascii="Charis SIL Italic" w:hAnsi="Charis SIL Italic" w:eastAsia="Charis SIL Italic"/>
+          <w:b w:val="0"/>
+          <w:i w:val="0"/>
+          <w:color w:val="0000FF"/>
+          <w:sz w:val="24"/>
+          <w:u w:val="single"/>
+        </w:rPr>
+        <w:hyperlink r:id="rId34" w:history="1">
+          <w:r>
+            <w:rPr>
+              <w:rStyle w:val="Hyperlink"/>
+            </w:rPr>
+            <w:t>açao</w:t>
+          </w:r>
+        </w:hyperlink>
+      </w:r>
+      <w:r>
+        <w:rPr>
           <w:u w:val="single" w:color="0000ff"/>
           <w:rFonts w:ascii="Charis SIL Italic" w:hAnsi="Charis SIL Italic" w:eastAsia="Charis SIL Italic"/>
           <w:b w:val="0"/>
@@ -4932,7 +4935,43 @@
           <w:color w:val="000000"/>
           <w:sz w:val="24"/>
         </w:rPr>
-        <w:hyperlink r:id="rId31" w:history="1">
+        <w:hyperlink r:id="rId32" w:history="1">
+          <w:r>
+            <w:rPr>
+              <w:rStyle w:val="Hyperlink"/>
+            </w:rPr>
+            <w:t>. Vo</w:t>
+          </w:r>
+        </w:hyperlink>
+      </w:r>
+      <w:r>
+        <w:rPr>
+          <w:u w:val="single" w:color="0000ff"/>
+          <w:rFonts w:ascii="Charis SIL Italic" w:hAnsi="Charis SIL Italic" w:eastAsia="Charis SIL Italic"/>
+          <w:b w:val="0"/>
+          <w:i w:val="0"/>
+          <w:color w:val="000000"/>
+          <w:sz w:val="24"/>
+        </w:rPr>
+        <w:hyperlink r:id="rId32" w:history="1">
+          <w:r>
+            <w:rPr>
+              <w:rStyle w:val="Hyperlink"/>
+            </w:rPr>
+            <w:t>o</w:t>
+          </w:r>
+        </w:hyperlink>
+      </w:r>
+      <w:r>
+        <w:rPr>
+          <w:u w:val="single" w:color="0000ff"/>
+          <w:rFonts w:ascii="Charis SIL Italic" w:hAnsi="Charis SIL Italic" w:eastAsia="Charis SIL Italic"/>
+          <w:b w:val="0"/>
+          <w:i w:val="0"/>
+          <w:color w:val="000000"/>
+          <w:sz w:val="24"/>
+        </w:rPr>
+        <w:hyperlink r:id="rId32" w:history="1">
           <w:r>
             <w:rPr>
               <w:rStyle w:val="Hyperlink"/>
@@ -4961,7 +5000,7 @@
           <w:color w:val="000000"/>
           <w:sz w:val="24"/>
         </w:rPr>
-        <w:hyperlink r:id="rId31" w:history="1">
+        <w:hyperlink r:id="rId32" w:history="1">
           <w:r>
             <w:rPr>
               <w:rStyle w:val="Hyperlink"/>
@@ -4989,7 +5028,7 @@
           <w:color w:val="000000"/>
           <w:sz w:val="24"/>
         </w:rPr>
-        <w:hyperlink r:id="rId32" w:history="1">
+        <w:hyperlink r:id="rId33" w:history="1">
           <w:r>
             <w:rPr>
               <w:rStyle w:val="Hyperlink"/>
@@ -5007,7 +5046,7 @@
           <w:color w:val="000000"/>
           <w:sz w:val="24"/>
         </w:rPr>
-        <w:hyperlink r:id="rId32" w:history="1">
+        <w:hyperlink r:id="rId33" w:history="1">
           <w:r>
             <w:rPr>
               <w:rStyle w:val="Hyperlink"/>
@@ -5025,7 +5064,7 @@
           <w:color w:val="000000"/>
           <w:sz w:val="24"/>
         </w:rPr>
-        <w:hyperlink r:id="rId32" w:history="1">
+        <w:hyperlink r:id="rId33" w:history="1">
           <w:r>
             <w:rPr>
               <w:rStyle w:val="Hyperlink"/>
@@ -5043,7 +5082,7 @@
           <w:color w:val="000000"/>
           <w:sz w:val="24"/>
         </w:rPr>
-        <w:hyperlink r:id="rId32" w:history="1">
+        <w:hyperlink r:id="rId33" w:history="1">
           <w:r>
             <w:rPr>
               <w:rStyle w:val="Hyperlink"/>
@@ -5071,7 +5110,7 @@
           <w:sz w:val="24"/>
           <w:u w:val="single"/>
         </w:rPr>
-        <w:hyperlink r:id="rId34" w:history="1">
+        <w:hyperlink r:id="rId35" w:history="1">
           <w:r>
             <w:rPr>
               <w:rStyle w:val="Hyperlink"/>
@@ -5089,7 +5128,7 @@
           <w:sz w:val="24"/>
           <w:u w:val="single"/>
         </w:rPr>
-        <w:hyperlink r:id="rId34" w:history="1">
+        <w:hyperlink r:id="rId35" w:history="1">
           <w:r>
             <w:rPr>
               <w:rStyle w:val="Hyperlink"/>
@@ -5107,7 +5146,7 @@
           <w:color w:val="000000"/>
           <w:sz w:val="24"/>
         </w:rPr>
-        <w:hyperlink r:id="rId32" w:history="1">
+        <w:hyperlink r:id="rId33" w:history="1">
           <w:r>
             <w:rPr>
               <w:rStyle w:val="Hyperlink"/>
@@ -5146,7 +5185,7 @@
           <w:color w:val="000000"/>
           <w:sz w:val="24"/>
         </w:rPr>
-        <w:hyperlink r:id="rId33" w:history="1">
+        <w:hyperlink r:id="rId34" w:history="1">
           <w:r>
             <w:rPr>
               <w:rStyle w:val="Hyperlink"/>
@@ -5184,7 +5223,7 @@
           <w:sz w:val="24"/>
           <w:u w:val="single"/>
         </w:rPr>
-        <w:hyperlink r:id="rId35" w:history="1">
+        <w:hyperlink r:id="rId36" w:history="1">
           <w:r>
             <w:rPr>
               <w:rStyle w:val="Hyperlink"/>
@@ -5213,7 +5252,7 @@
           <w:sz w:val="24"/>
           <w:u w:val="single"/>
         </w:rPr>
-        <w:hyperlink r:id="rId35" w:history="1">
+        <w:hyperlink r:id="rId36" w:history="1">
           <w:r>
             <w:rPr>
               <w:rStyle w:val="Hyperlink"/>
@@ -5242,7 +5281,7 @@
           <w:sz w:val="24"/>
           <w:u w:val="single"/>
         </w:rPr>
-        <w:hyperlink r:id="rId35" w:history="1">
+        <w:hyperlink r:id="rId36" w:history="1">
           <w:r>
             <w:rPr>
               <w:rStyle w:val="Hyperlink"/>
@@ -5271,7 +5310,7 @@
           <w:sz w:val="24"/>
           <w:u w:val="single"/>
         </w:rPr>
-        <w:hyperlink r:id="rId35" w:history="1">
+        <w:hyperlink r:id="rId36" w:history="1">
           <w:r>
             <w:rPr>
               <w:rStyle w:val="Hyperlink"/>
@@ -5300,7 +5339,7 @@
           <w:sz w:val="24"/>
           <w:u w:val="single"/>
         </w:rPr>
-        <w:hyperlink r:id="rId35" w:history="1">
+        <w:hyperlink r:id="rId36" w:history="1">
           <w:r>
             <w:rPr>
               <w:rStyle w:val="Hyperlink"/>
@@ -5321,7 +5360,7 @@
           <w:sz w:val="24"/>
           <w:u w:val="single"/>
         </w:rPr>
-        <w:hyperlink r:id="rId35" w:history="1">
+        <w:hyperlink r:id="rId36" w:history="1">
           <w:r>
             <w:rPr>
               <w:rStyle w:val="Hyperlink"/>
@@ -5349,7 +5388,7 @@
           <w:color w:val="000000"/>
           <w:sz w:val="24"/>
         </w:rPr>
-        <w:hyperlink r:id="rId35" w:history="1">
+        <w:hyperlink r:id="rId36" w:history="1">
           <w:r>
             <w:rPr>
               <w:rStyle w:val="Hyperlink"/>
@@ -5367,7 +5406,7 @@
           <w:color w:val="000000"/>
           <w:sz w:val="24"/>
         </w:rPr>
-        <w:hyperlink r:id="rId35" w:history="1">
+        <w:hyperlink r:id="rId36" w:history="1">
           <w:r>
             <w:rPr>
               <w:rStyle w:val="Hyperlink"/>
@@ -5385,7 +5424,7 @@
           <w:color w:val="000000"/>
           <w:sz w:val="24"/>
         </w:rPr>
-        <w:hyperlink r:id="rId35" w:history="1">
+        <w:hyperlink r:id="rId36" w:history="1">
           <w:r>
             <w:rPr>
               <w:rStyle w:val="Hyperlink"/>
@@ -5414,7 +5453,7 @@
           <w:color w:val="000000"/>
           <w:sz w:val="24"/>
         </w:rPr>
-        <w:hyperlink r:id="rId35" w:history="1">
+        <w:hyperlink r:id="rId36" w:history="1">
           <w:r>
             <w:rPr>
               <w:rStyle w:val="Hyperlink"/>
@@ -5443,7 +5482,7 @@
           <w:color w:val="000000"/>
           <w:sz w:val="24"/>
         </w:rPr>
-        <w:hyperlink r:id="rId35" w:history="1">
+        <w:hyperlink r:id="rId36" w:history="1">
           <w:r>
             <w:rPr>
               <w:rStyle w:val="Hyperlink"/>
@@ -5471,7 +5510,7 @@
           <w:color w:val="000000"/>
           <w:sz w:val="24"/>
         </w:rPr>
-        <w:hyperlink r:id="rId35" w:history="1">
+        <w:hyperlink r:id="rId36" w:history="1">
           <w:r>
             <w:rPr>
               <w:rStyle w:val="Hyperlink"/>
@@ -5570,7 +5609,7 @@
           <w:sz w:val="24"/>
           <w:u w:val="single"/>
         </w:rPr>
-        <w:hyperlink r:id="rId36" w:history="1">
+        <w:hyperlink r:id="rId37" w:history="1">
           <w:r>
             <w:rPr>
               <w:rStyle w:val="Hyperlink"/>
@@ -5598,7 +5637,7 @@
           <w:sz w:val="24"/>
           <w:u w:val="single"/>
         </w:rPr>
-        <w:hyperlink r:id="rId37" w:history="1">
+        <w:hyperlink r:id="rId38" w:history="1">
           <w:r>
             <w:rPr>
               <w:rStyle w:val="Hyperlink"/>
@@ -5627,7 +5666,7 @@
           <w:sz w:val="24"/>
           <w:u w:val="single"/>
         </w:rPr>
-        <w:hyperlink r:id="rId37" w:history="1">
+        <w:hyperlink r:id="rId38" w:history="1">
           <w:r>
             <w:rPr>
               <w:rStyle w:val="Hyperlink"/>
@@ -5656,7 +5695,7 @@
           <w:sz w:val="24"/>
           <w:u w:val="single"/>
         </w:rPr>
-        <w:hyperlink r:id="rId37" w:history="1">
+        <w:hyperlink r:id="rId38" w:history="1">
           <w:r>
             <w:rPr>
               <w:rStyle w:val="Hyperlink"/>
@@ -5677,7 +5716,7 @@
           <w:sz w:val="24"/>
           <w:u w:val="single"/>
         </w:rPr>
-        <w:hyperlink r:id="rId37" w:history="1">
+        <w:hyperlink r:id="rId38" w:history="1">
           <w:r>
             <w:rPr>
               <w:rStyle w:val="Hyperlink"/>
@@ -5705,7 +5744,7 @@
           <w:sz w:val="24"/>
           <w:u w:val="single"/>
         </w:rPr>
-        <w:hyperlink r:id="rId38" w:history="1">
+        <w:hyperlink r:id="rId39" w:history="1">
           <w:r>
             <w:rPr>
               <w:rStyle w:val="Hyperlink"/>
@@ -5723,7 +5762,7 @@
           <w:sz w:val="24"/>
           <w:u w:val="single"/>
         </w:rPr>
-        <w:hyperlink r:id="rId36" w:history="1">
+        <w:hyperlink r:id="rId39" w:history="1">
           <w:r>
             <w:rPr>
               <w:rStyle w:val="Hyperlink"/>
@@ -5752,7 +5791,7 @@
           <w:sz w:val="24"/>
           <w:u w:val="single"/>
         </w:rPr>
-        <w:hyperlink r:id="rId38" w:history="1">
+        <w:hyperlink r:id="rId39" w:history="1">
           <w:r>
             <w:rPr>
               <w:rStyle w:val="Hyperlink"/>
@@ -5770,7 +5809,7 @@
           <w:sz w:val="24"/>
           <w:u w:val="single"/>
         </w:rPr>
-        <w:hyperlink r:id="rId37" w:history="1">
+        <w:hyperlink r:id="rId39" w:history="1">
           <w:r>
             <w:rPr>
               <w:rStyle w:val="Hyperlink"/>
@@ -5799,7 +5838,7 @@
           <w:sz w:val="24"/>
           <w:u w:val="single"/>
         </w:rPr>
-        <w:hyperlink r:id="rId37" w:history="1">
+        <w:hyperlink r:id="rId39" w:history="1">
           <w:r>
             <w:rPr>
               <w:rStyle w:val="Hyperlink"/>
@@ -5817,7 +5856,7 @@
           <w:sz w:val="24"/>
           <w:u w:val="single"/>
         </w:rPr>
-        <w:hyperlink r:id="rId37" w:history="1">
+        <w:hyperlink r:id="rId38" w:history="1">
           <w:r>
             <w:rPr>
               <w:rStyle w:val="Hyperlink"/>
@@ -5882,7 +5921,7 @@
           <w:color w:val="000000"/>
           <w:sz w:val="24"/>
         </w:rPr>
-        <w:hyperlink r:id="rId37" w:history="1">
+        <w:hyperlink r:id="rId38" w:history="1">
           <w:r>
             <w:rPr>
               <w:rStyle w:val="Hyperlink"/>
@@ -5910,7 +5949,7 @@
           <w:sz w:val="24"/>
           <w:u w:val="single"/>
         </w:rPr>
-        <w:hyperlink r:id="rId39" w:history="1">
+        <w:hyperlink r:id="rId38" w:history="1">
           <w:r>
             <w:rPr>
               <w:rStyle w:val="Hyperlink"/>
@@ -5928,7 +5967,7 @@
           <w:color w:val="000000"/>
           <w:sz w:val="24"/>
         </w:rPr>
-        <w:hyperlink r:id="rId37" w:history="1">
+        <w:hyperlink r:id="rId38" w:history="1">
           <w:r>
             <w:rPr>
               <w:rStyle w:val="Hyperlink"/>
@@ -5956,7 +5995,7 @@
           <w:color w:val="000000"/>
           <w:sz w:val="24"/>
         </w:rPr>
-        <w:hyperlink r:id="rId38" w:history="1">
+        <w:hyperlink r:id="rId39" w:history="1">
           <w:r>
             <w:rPr>
               <w:rStyle w:val="Hyperlink"/>
@@ -5974,7 +6013,7 @@
           <w:color w:val="000000"/>
           <w:sz w:val="24"/>
         </w:rPr>
-        <w:hyperlink r:id="rId38" w:history="1">
+        <w:hyperlink r:id="rId39" w:history="1">
           <w:r>
             <w:rPr>
               <w:rStyle w:val="Hyperlink"/>
@@ -5992,7 +6031,7 @@
           <w:color w:val="000000"/>
           <w:sz w:val="24"/>
         </w:rPr>
-        <w:hyperlink r:id="rId38" w:history="1">
+        <w:hyperlink r:id="rId39" w:history="1">
           <w:r>
             <w:rPr>
               <w:rStyle w:val="Hyperlink"/>
@@ -6010,7 +6049,7 @@
           <w:color w:val="000000"/>
           <w:sz w:val="24"/>
         </w:rPr>
-        <w:hyperlink r:id="rId38" w:history="1">
+        <w:hyperlink r:id="rId39" w:history="1">
           <w:r>
             <w:rPr>
               <w:rStyle w:val="Hyperlink"/>
@@ -6028,7 +6067,7 @@
           <w:color w:val="000000"/>
           <w:sz w:val="24"/>
         </w:rPr>
-        <w:hyperlink r:id="rId38" w:history="1">
+        <w:hyperlink r:id="rId39" w:history="1">
           <w:r>
             <w:rPr>
               <w:rStyle w:val="Hyperlink"/>
@@ -6046,7 +6085,7 @@
           <w:color w:val="000000"/>
           <w:sz w:val="24"/>
         </w:rPr>
-        <w:hyperlink r:id="rId38" w:history="1">
+        <w:hyperlink r:id="rId39" w:history="1">
           <w:r>
             <w:rPr>
               <w:rStyle w:val="Hyperlink"/>
@@ -6074,7 +6113,7 @@
           <w:color w:val="000000"/>
           <w:sz w:val="24"/>
         </w:rPr>
-        <w:hyperlink r:id="rId39" w:history="1">
+        <w:hyperlink r:id="rId40" w:history="1">
           <w:r>
             <w:rPr>
               <w:rStyle w:val="Hyperlink"/>

--- a/EXPORTS/DOCX/published/niveau1/Dutch/Sources.docx
+++ b/EXPORTS/DOCX/published/niveau1/Dutch/Sources.docx
@@ -609,13 +609,31 @@
       </w:r>
       <w:r>
         <w:rPr>
+          <w:u w:val="single" w:color="0000ff"/>
           <w:rFonts w:ascii="Charis SIL Italic" w:hAnsi="Charis SIL Italic" w:eastAsia="Charis SIL Italic"/>
           <w:b w:val="0"/>
           <w:i w:val="0"/>
           <w:color w:val="000000"/>
           <w:sz w:val="24"/>
         </w:rPr>
-        <w:t xml:space="preserve">anders dan nu (denk aan </w:t>
+        <w:hyperlink r:id="rId11" w:history="1">
+          <w:r>
+            <w:rPr>
+              <w:rStyle w:val="Hyperlink"/>
+            </w:rPr>
+            <w:t>anders d</w:t>
+          </w:r>
+        </w:hyperlink>
+      </w:r>
+      <w:r>
+        <w:rPr>
+          <w:rFonts w:ascii="Charis SIL Italic" w:hAnsi="Charis SIL Italic" w:eastAsia="Charis SIL Italic"/>
+          <w:b w:val="0"/>
+          <w:i w:val="0"/>
+          <w:color w:val="000000"/>
+          <w:sz w:val="24"/>
+        </w:rPr>
+        <w:t xml:space="preserve">an nu (denk aan </w:t>
       </w:r>
       <w:r>
         <w:rPr>
@@ -3316,7 +3334,7 @@
           <w:sz w:val="24"/>
           <w:u w:val="single"/>
         </w:rPr>
-        <w:hyperlink r:id="rId22" w:history="1">
+        <w:hyperlink r:id="rId16" w:history="1">
           <w:r>
             <w:rPr>
               <w:rStyle w:val="Hyperlink"/>
@@ -3593,7 +3611,6 @@
       </w:r>
       <w:r>
         <w:rPr>
-          <w:u w:val="single" w:color="0000ff"/>
           <w:rFonts w:ascii="Charis SIL Italic" w:hAnsi="Charis SIL Italic" w:eastAsia="Charis SIL Italic"/>
           <w:b w:val="0"/>
           <w:i w:val="0"/>
@@ -3676,7 +3693,6 @@
       </w:r>
       <w:r>
         <w:rPr>
-          <w:u w:val="single" w:color="0000ff"/>
           <w:rFonts w:ascii="Charis SIL Italic" w:hAnsi="Charis SIL Italic" w:eastAsia="Charis SIL Italic"/>
           <w:b w:val="0"/>
           <w:i w:val="0"/>
@@ -3787,7 +3803,7 @@
           <w:sz w:val="24"/>
           <w:u w:val="single"/>
         </w:rPr>
-        <w:hyperlink r:id="rId26" w:history="1">
+        <w:hyperlink r:id="rId24" w:history="1">
           <w:r>
             <w:rPr>
               <w:rStyle w:val="Hyperlink"/>
@@ -4899,7 +4915,7 @@
           <w:sz w:val="24"/>
           <w:u w:val="single"/>
         </w:rPr>
-        <w:hyperlink r:id="rId34" w:history="1">
+        <w:hyperlink r:id="rId32" w:history="1">
           <w:r>
             <w:rPr>
               <w:rStyle w:val="Hyperlink"/>
@@ -4917,7 +4933,7 @@
           <w:sz w:val="24"/>
           <w:u w:val="single"/>
         </w:rPr>
-        <w:hyperlink r:id="rId34" w:history="1">
+        <w:hyperlink r:id="rId32" w:history="1">
           <w:r>
             <w:rPr>
               <w:rStyle w:val="Hyperlink"/>
@@ -5110,7 +5126,7 @@
           <w:sz w:val="24"/>
           <w:u w:val="single"/>
         </w:rPr>
-        <w:hyperlink r:id="rId35" w:history="1">
+        <w:hyperlink r:id="rId33" w:history="1">
           <w:r>
             <w:rPr>
               <w:rStyle w:val="Hyperlink"/>
@@ -5128,7 +5144,7 @@
           <w:sz w:val="24"/>
           <w:u w:val="single"/>
         </w:rPr>
-        <w:hyperlink r:id="rId35" w:history="1">
+        <w:hyperlink r:id="rId33" w:history="1">
           <w:r>
             <w:rPr>
               <w:rStyle w:val="Hyperlink"/>
@@ -5223,7 +5239,7 @@
           <w:sz w:val="24"/>
           <w:u w:val="single"/>
         </w:rPr>
-        <w:hyperlink r:id="rId36" w:history="1">
+        <w:hyperlink r:id="rId35" w:history="1">
           <w:r>
             <w:rPr>
               <w:rStyle w:val="Hyperlink"/>
@@ -5252,7 +5268,7 @@
           <w:sz w:val="24"/>
           <w:u w:val="single"/>
         </w:rPr>
-        <w:hyperlink r:id="rId36" w:history="1">
+        <w:hyperlink r:id="rId35" w:history="1">
           <w:r>
             <w:rPr>
               <w:rStyle w:val="Hyperlink"/>
@@ -5281,7 +5297,7 @@
           <w:sz w:val="24"/>
           <w:u w:val="single"/>
         </w:rPr>
-        <w:hyperlink r:id="rId36" w:history="1">
+        <w:hyperlink r:id="rId35" w:history="1">
           <w:r>
             <w:rPr>
               <w:rStyle w:val="Hyperlink"/>
@@ -5310,7 +5326,7 @@
           <w:sz w:val="24"/>
           <w:u w:val="single"/>
         </w:rPr>
-        <w:hyperlink r:id="rId36" w:history="1">
+        <w:hyperlink r:id="rId35" w:history="1">
           <w:r>
             <w:rPr>
               <w:rStyle w:val="Hyperlink"/>
@@ -5339,7 +5355,7 @@
           <w:sz w:val="24"/>
           <w:u w:val="single"/>
         </w:rPr>
-        <w:hyperlink r:id="rId36" w:history="1">
+        <w:hyperlink r:id="rId35" w:history="1">
           <w:r>
             <w:rPr>
               <w:rStyle w:val="Hyperlink"/>
@@ -5360,7 +5376,7 @@
           <w:sz w:val="24"/>
           <w:u w:val="single"/>
         </w:rPr>
-        <w:hyperlink r:id="rId36" w:history="1">
+        <w:hyperlink r:id="rId35" w:history="1">
           <w:r>
             <w:rPr>
               <w:rStyle w:val="Hyperlink"/>
@@ -5388,7 +5404,7 @@
           <w:color w:val="000000"/>
           <w:sz w:val="24"/>
         </w:rPr>
-        <w:hyperlink r:id="rId36" w:history="1">
+        <w:hyperlink r:id="rId35" w:history="1">
           <w:r>
             <w:rPr>
               <w:rStyle w:val="Hyperlink"/>
@@ -5406,7 +5422,7 @@
           <w:color w:val="000000"/>
           <w:sz w:val="24"/>
         </w:rPr>
-        <w:hyperlink r:id="rId36" w:history="1">
+        <w:hyperlink r:id="rId35" w:history="1">
           <w:r>
             <w:rPr>
               <w:rStyle w:val="Hyperlink"/>
@@ -5424,7 +5440,7 @@
           <w:color w:val="000000"/>
           <w:sz w:val="24"/>
         </w:rPr>
-        <w:hyperlink r:id="rId36" w:history="1">
+        <w:hyperlink r:id="rId35" w:history="1">
           <w:r>
             <w:rPr>
               <w:rStyle w:val="Hyperlink"/>
@@ -5453,7 +5469,7 @@
           <w:color w:val="000000"/>
           <w:sz w:val="24"/>
         </w:rPr>
-        <w:hyperlink r:id="rId36" w:history="1">
+        <w:hyperlink r:id="rId35" w:history="1">
           <w:r>
             <w:rPr>
               <w:rStyle w:val="Hyperlink"/>
@@ -5464,6 +5480,16 @@
       </w:r>
       <w:r>
         <w:rPr>
+          <w:rFonts w:ascii="Charis SIL Italic" w:hAnsi="Charis SIL Italic" w:eastAsia="Charis SIL Italic"/>
+          <w:b w:val="0"/>
+          <w:i w:val="0"/>
+          <w:color w:val="000000"/>
+          <w:sz w:val="24"/>
+        </w:rPr>
+        <w:t>w</w:t>
+      </w:r>
+      <w:r>
+        <w:rPr>
           <w:u w:val="single" w:color="0000ff"/>
           <w:rFonts w:ascii="Charis SIL Italic" w:hAnsi="Charis SIL Italic" w:eastAsia="Charis SIL Italic"/>
           <w:b w:val="0"/>
@@ -5471,18 +5497,7 @@
           <w:color w:val="000000"/>
           <w:sz w:val="24"/>
         </w:rPr>
-        <w:t>w</w:t>
-      </w:r>
-      <w:r>
-        <w:rPr>
-          <w:u w:val="single" w:color="0000ff"/>
-          <w:rFonts w:ascii="Charis SIL Italic" w:hAnsi="Charis SIL Italic" w:eastAsia="Charis SIL Italic"/>
-          <w:b w:val="0"/>
-          <w:i w:val="0"/>
-          <w:color w:val="000000"/>
-          <w:sz w:val="24"/>
-        </w:rPr>
-        <w:hyperlink r:id="rId36" w:history="1">
+        <w:hyperlink r:id="rId35" w:history="1">
           <w:r>
             <w:rPr>
               <w:rStyle w:val="Hyperlink"/>
@@ -5510,7 +5525,7 @@
           <w:color w:val="000000"/>
           <w:sz w:val="24"/>
         </w:rPr>
-        <w:hyperlink r:id="rId36" w:history="1">
+        <w:hyperlink r:id="rId35" w:history="1">
           <w:r>
             <w:rPr>
               <w:rStyle w:val="Hyperlink"/>
@@ -5609,7 +5624,7 @@
           <w:sz w:val="24"/>
           <w:u w:val="single"/>
         </w:rPr>
-        <w:hyperlink r:id="rId37" w:history="1">
+        <w:hyperlink r:id="rId36" w:history="1">
           <w:r>
             <w:rPr>
               <w:rStyle w:val="Hyperlink"/>
@@ -5637,7 +5652,7 @@
           <w:sz w:val="24"/>
           <w:u w:val="single"/>
         </w:rPr>
-        <w:hyperlink r:id="rId38" w:history="1">
+        <w:hyperlink r:id="rId37" w:history="1">
           <w:r>
             <w:rPr>
               <w:rStyle w:val="Hyperlink"/>
@@ -5666,7 +5681,7 @@
           <w:sz w:val="24"/>
           <w:u w:val="single"/>
         </w:rPr>
-        <w:hyperlink r:id="rId38" w:history="1">
+        <w:hyperlink r:id="rId37" w:history="1">
           <w:r>
             <w:rPr>
               <w:rStyle w:val="Hyperlink"/>
@@ -5695,7 +5710,7 @@
           <w:sz w:val="24"/>
           <w:u w:val="single"/>
         </w:rPr>
-        <w:hyperlink r:id="rId38" w:history="1">
+        <w:hyperlink r:id="rId37" w:history="1">
           <w:r>
             <w:rPr>
               <w:rStyle w:val="Hyperlink"/>
@@ -5716,7 +5731,7 @@
           <w:sz w:val="24"/>
           <w:u w:val="single"/>
         </w:rPr>
-        <w:hyperlink r:id="rId38" w:history="1">
+        <w:hyperlink r:id="rId37" w:history="1">
           <w:r>
             <w:rPr>
               <w:rStyle w:val="Hyperlink"/>
@@ -5744,7 +5759,7 @@
           <w:sz w:val="24"/>
           <w:u w:val="single"/>
         </w:rPr>
-        <w:hyperlink r:id="rId39" w:history="1">
+        <w:hyperlink r:id="rId38" w:history="1">
           <w:r>
             <w:rPr>
               <w:rStyle w:val="Hyperlink"/>
@@ -5762,7 +5777,7 @@
           <w:sz w:val="24"/>
           <w:u w:val="single"/>
         </w:rPr>
-        <w:hyperlink r:id="rId39" w:history="1">
+        <w:hyperlink r:id="rId38" w:history="1">
           <w:r>
             <w:rPr>
               <w:rStyle w:val="Hyperlink"/>
@@ -5791,7 +5806,7 @@
           <w:sz w:val="24"/>
           <w:u w:val="single"/>
         </w:rPr>
-        <w:hyperlink r:id="rId39" w:history="1">
+        <w:hyperlink r:id="rId38" w:history="1">
           <w:r>
             <w:rPr>
               <w:rStyle w:val="Hyperlink"/>
@@ -5809,7 +5824,7 @@
           <w:sz w:val="24"/>
           <w:u w:val="single"/>
         </w:rPr>
-        <w:hyperlink r:id="rId39" w:history="1">
+        <w:hyperlink r:id="rId38" w:history="1">
           <w:r>
             <w:rPr>
               <w:rStyle w:val="Hyperlink"/>
@@ -5838,7 +5853,7 @@
           <w:sz w:val="24"/>
           <w:u w:val="single"/>
         </w:rPr>
-        <w:hyperlink r:id="rId39" w:history="1">
+        <w:hyperlink r:id="rId38" w:history="1">
           <w:r>
             <w:rPr>
               <w:rStyle w:val="Hyperlink"/>
@@ -5885,7 +5900,7 @@
           <w:sz w:val="24"/>
           <w:u w:val="single"/>
         </w:rPr>
-        <w:hyperlink r:id="rId38" w:history="1">
+        <w:hyperlink r:id="rId37" w:history="1">
           <w:r>
             <w:rPr>
               <w:rStyle w:val="Hyperlink"/>
@@ -5903,7 +5918,7 @@
           <w:sz w:val="24"/>
           <w:u w:val="single"/>
         </w:rPr>
-        <w:hyperlink r:id="rId38" w:history="1">
+        <w:hyperlink r:id="rId37" w:history="1">
           <w:r>
             <w:rPr>
               <w:rStyle w:val="Hyperlink"/>
@@ -5921,7 +5936,7 @@
           <w:color w:val="000000"/>
           <w:sz w:val="24"/>
         </w:rPr>
-        <w:hyperlink r:id="rId38" w:history="1">
+        <w:hyperlink r:id="rId37" w:history="1">
           <w:r>
             <w:rPr>
               <w:rStyle w:val="Hyperlink"/>
@@ -5949,7 +5964,7 @@
           <w:sz w:val="24"/>
           <w:u w:val="single"/>
         </w:rPr>
-        <w:hyperlink r:id="rId38" w:history="1">
+        <w:hyperlink r:id="rId37" w:history="1">
           <w:r>
             <w:rPr>
               <w:rStyle w:val="Hyperlink"/>
@@ -5967,7 +5982,7 @@
           <w:color w:val="000000"/>
           <w:sz w:val="24"/>
         </w:rPr>
-        <w:hyperlink r:id="rId38" w:history="1">
+        <w:hyperlink r:id="rId37" w:history="1">
           <w:r>
             <w:rPr>
               <w:rStyle w:val="Hyperlink"/>
@@ -5995,7 +6010,7 @@
           <w:color w:val="000000"/>
           <w:sz w:val="24"/>
         </w:rPr>
-        <w:hyperlink r:id="rId39" w:history="1">
+        <w:hyperlink r:id="rId38" w:history="1">
           <w:r>
             <w:rPr>
               <w:rStyle w:val="Hyperlink"/>
@@ -6013,7 +6028,7 @@
           <w:color w:val="000000"/>
           <w:sz w:val="24"/>
         </w:rPr>
-        <w:hyperlink r:id="rId39" w:history="1">
+        <w:hyperlink r:id="rId38" w:history="1">
           <w:r>
             <w:rPr>
               <w:rStyle w:val="Hyperlink"/>
@@ -6031,7 +6046,7 @@
           <w:color w:val="000000"/>
           <w:sz w:val="24"/>
         </w:rPr>
-        <w:hyperlink r:id="rId39" w:history="1">
+        <w:hyperlink r:id="rId38" w:history="1">
           <w:r>
             <w:rPr>
               <w:rStyle w:val="Hyperlink"/>
@@ -6049,7 +6064,7 @@
           <w:color w:val="000000"/>
           <w:sz w:val="24"/>
         </w:rPr>
-        <w:hyperlink r:id="rId39" w:history="1">
+        <w:hyperlink r:id="rId38" w:history="1">
           <w:r>
             <w:rPr>
               <w:rStyle w:val="Hyperlink"/>
@@ -6067,7 +6082,7 @@
           <w:color w:val="000000"/>
           <w:sz w:val="24"/>
         </w:rPr>
-        <w:hyperlink r:id="rId39" w:history="1">
+        <w:hyperlink r:id="rId38" w:history="1">
           <w:r>
             <w:rPr>
               <w:rStyle w:val="Hyperlink"/>
@@ -6085,7 +6100,7 @@
           <w:color w:val="000000"/>
           <w:sz w:val="24"/>
         </w:rPr>
-        <w:hyperlink r:id="rId39" w:history="1">
+        <w:hyperlink r:id="rId38" w:history="1">
           <w:r>
             <w:rPr>
               <w:rStyle w:val="Hyperlink"/>
@@ -6113,7 +6128,7 @@
           <w:color w:val="000000"/>
           <w:sz w:val="24"/>
         </w:rPr>
-        <w:hyperlink r:id="rId40" w:history="1">
+        <w:hyperlink r:id="rId39" w:history="1">
           <w:r>
             <w:rPr>
               <w:rStyle w:val="Hyperlink"/>

--- a/EXPORTS/DOCX/published/niveau1/Dutch/Sources.docx
+++ b/EXPORTS/DOCX/published/niveau1/Dutch/Sources.docx
@@ -1287,7 +1287,7 @@
           <w:color w:val="000000"/>
           <w:sz w:val="24"/>
         </w:rPr>
-        <w:t>. Deze archieven maken t</w:t>
+        <w:t xml:space="preserve">. Deze archieven maken tegenwoordig </w:t>
       </w:r>
       <w:r>
         <w:rPr>
@@ -1303,29 +1303,74 @@
             <w:rPr>
               <w:rStyle w:val="Hyperlink"/>
             </w:rPr>
-            <w:t>egenwoord</w:t>
+            <w:t xml:space="preserve">deel uit </w:t>
           </w:r>
         </w:hyperlink>
       </w:r>
       <w:r>
         <w:rPr>
+          <w:u w:val="single" w:color="0000ff"/>
           <w:rFonts w:ascii="Charis SIL Italic" w:hAnsi="Charis SIL Italic" w:eastAsia="Charis SIL Italic"/>
           <w:b w:val="0"/>
           <w:i w:val="0"/>
           <w:color w:val="000000"/>
           <w:sz w:val="24"/>
         </w:rPr>
-        <w:t xml:space="preserve">ig </w:t>
-      </w:r>
-      <w:r>
-        <w:rPr>
+        <w:hyperlink r:id="rId15" w:history="1">
+          <w:r>
+            <w:rPr>
+              <w:rStyle w:val="Hyperlink"/>
+            </w:rPr>
+            <w:t>v</w:t>
+          </w:r>
+        </w:hyperlink>
+      </w:r>
+      <w:r>
+        <w:rPr>
+          <w:u w:val="single" w:color="0000ff"/>
           <w:rFonts w:ascii="Charis SIL Italic" w:hAnsi="Charis SIL Italic" w:eastAsia="Charis SIL Italic"/>
           <w:b w:val="0"/>
           <w:i w:val="0"/>
           <w:color w:val="000000"/>
           <w:sz w:val="24"/>
         </w:rPr>
-        <w:t xml:space="preserve">deel uit van de </w:t>
+        <w:hyperlink r:id="rId15" w:history="1">
+          <w:r>
+            <w:rPr>
+              <w:rStyle w:val="Hyperlink"/>
+            </w:rPr>
+            <w:t>an d</w:t>
+          </w:r>
+        </w:hyperlink>
+      </w:r>
+      <w:r>
+        <w:rPr>
+          <w:u w:val="single" w:color="0000ff"/>
+          <w:rFonts w:ascii="Charis SIL Italic" w:hAnsi="Charis SIL Italic" w:eastAsia="Charis SIL Italic"/>
+          <w:b w:val="0"/>
+          <w:i w:val="0"/>
+          <w:color w:val="000000"/>
+          <w:sz w:val="24"/>
+        </w:rPr>
+        <w:hyperlink r:id="rId15" w:history="1">
+          <w:r>
+            <w:rPr>
+              <w:rStyle w:val="Hyperlink"/>
+            </w:rPr>
+            <w:t>e</w:t>
+          </w:r>
+        </w:hyperlink>
+      </w:r>
+      <w:r>
+        <w:rPr>
+          <w:u w:val="single" w:color="0000ff"/>
+          <w:rFonts w:ascii="Charis SIL Italic" w:hAnsi="Charis SIL Italic" w:eastAsia="Charis SIL Italic"/>
+          <w:b w:val="0"/>
+          <w:i w:val="0"/>
+          <w:color w:val="000000"/>
+          <w:sz w:val="24"/>
+        </w:rPr>
+        <w:t xml:space="preserve"> </w:t>
       </w:r>
       <w:r>
         <w:rPr>
@@ -1390,7 +1435,7 @@
           <w:sz w:val="24"/>
           <w:u w:val="single"/>
         </w:rPr>
-        <w:hyperlink r:id="rId15" w:history="1">
+        <w:hyperlink r:id="rId16" w:history="1">
           <w:r>
             <w:rPr>
               <w:rStyle w:val="Hyperlink"/>
@@ -1419,7 +1464,14 @@
           <w:sz w:val="24"/>
           <w:u w:val="single"/>
         </w:rPr>
-        <w:t>B</w:t>
+        <w:hyperlink r:id="rId16" w:history="1">
+          <w:r>
+            <w:rPr>
+              <w:rStyle w:val="Hyperlink"/>
+            </w:rPr>
+            <w:t>B</w:t>
+          </w:r>
+        </w:hyperlink>
       </w:r>
       <w:r>
         <w:rPr>
@@ -1430,7 +1482,7 @@
           <w:sz w:val="24"/>
           <w:u w:val="single"/>
         </w:rPr>
-        <w:hyperlink r:id="rId15" w:history="1">
+        <w:hyperlink r:id="rId16" w:history="1">
           <w:r>
             <w:rPr>
               <w:rStyle w:val="Hyperlink"/>
@@ -1459,7 +1511,7 @@
           <w:sz w:val="24"/>
           <w:u w:val="single"/>
         </w:rPr>
-        <w:hyperlink r:id="rId15" w:history="1">
+        <w:hyperlink r:id="rId16" w:history="1">
           <w:r>
             <w:rPr>
               <w:rStyle w:val="Hyperlink"/>
@@ -2108,7 +2160,6 @@
       </w:r>
       <w:r>
         <w:rPr>
-          <w:u w:val="single" w:color="0000ff"/>
           <w:rFonts w:ascii="Charis SIL Italic" w:hAnsi="Charis SIL Italic" w:eastAsia="Charis SIL Italic"/>
           <w:b w:val="0"/>
           <w:i w:val="0"/>
@@ -2509,7 +2560,7 @@
           <w:sz w:val="24"/>
           <w:u w:val="single"/>
         </w:rPr>
-        <w:hyperlink r:id="rId18" w:history="1">
+        <w:hyperlink r:id="rId19" w:history="1">
           <w:r>
             <w:rPr>
               <w:rStyle w:val="Hyperlink"/>
@@ -2538,7 +2589,7 @@
           <w:sz w:val="24"/>
           <w:u w:val="single"/>
         </w:rPr>
-        <w:hyperlink r:id="rId18" w:history="1">
+        <w:hyperlink r:id="rId19" w:history="1">
           <w:r>
             <w:rPr>
               <w:rStyle w:val="Hyperlink"/>
@@ -2556,7 +2607,7 @@
           <w:sz w:val="24"/>
           <w:u w:val="single"/>
         </w:rPr>
-        <w:hyperlink r:id="rId18" w:history="1">
+        <w:hyperlink r:id="rId19" w:history="1">
           <w:r>
             <w:rPr>
               <w:rStyle w:val="Hyperlink"/>
@@ -2585,7 +2636,7 @@
           <w:sz w:val="24"/>
           <w:u w:val="single"/>
         </w:rPr>
-        <w:hyperlink r:id="rId18" w:history="1">
+        <w:hyperlink r:id="rId19" w:history="1">
           <w:r>
             <w:rPr>
               <w:rStyle w:val="Hyperlink"/>
@@ -2614,7 +2665,7 @@
           <w:sz w:val="24"/>
           <w:u w:val="single"/>
         </w:rPr>
-        <w:hyperlink r:id="rId18" w:history="1">
+        <w:hyperlink r:id="rId19" w:history="1">
           <w:r>
             <w:rPr>
               <w:rStyle w:val="Hyperlink"/>
@@ -3334,7 +3385,7 @@
           <w:sz w:val="24"/>
           <w:u w:val="single"/>
         </w:rPr>
-        <w:hyperlink r:id="rId16" w:history="1">
+        <w:hyperlink r:id="rId22" w:history="1">
           <w:r>
             <w:rPr>
               <w:rStyle w:val="Hyperlink"/>
@@ -3363,7 +3414,7 @@
           <w:sz w:val="24"/>
           <w:u w:val="single"/>
         </w:rPr>
-        <w:hyperlink r:id="rId22" w:history="1">
+        <w:hyperlink r:id="rId16" w:history="1">
           <w:r>
             <w:rPr>
               <w:rStyle w:val="Hyperlink"/>
@@ -3607,24 +3658,7 @@
           <w:color w:val="000000"/>
           <w:sz w:val="24"/>
         </w:rPr>
-        <w:t>de beeldcollecties van he</w:t>
-      </w:r>
-      <w:r>
-        <w:rPr>
-          <w:rFonts w:ascii="Charis SIL Italic" w:hAnsi="Charis SIL Italic" w:eastAsia="Charis SIL Italic"/>
-          <w:b w:val="0"/>
-          <w:i w:val="0"/>
-          <w:color w:val="000000"/>
-          <w:sz w:val="24"/>
-        </w:rPr>
-        <w:hyperlink r:id="rId23" w:history="1">
-          <w:r>
-            <w:rPr>
-              <w:rStyle w:val="Hyperlink"/>
-            </w:rPr>
-            <w:t xml:space="preserve">t </w:t>
-          </w:r>
-        </w:hyperlink>
+        <w:t xml:space="preserve">de beeldcollecties van het </w:t>
       </w:r>
       <w:r>
         <w:rPr>
@@ -3635,7 +3669,7 @@
           <w:sz w:val="24"/>
           <w:u w:val="single"/>
         </w:rPr>
-        <w:hyperlink r:id="rId23" w:history="1">
+        <w:hyperlink r:id="rId25" w:history="1">
           <w:r>
             <w:rPr>
               <w:rStyle w:val="Hyperlink"/>
@@ -3664,7 +3698,7 @@
           <w:sz w:val="24"/>
           <w:u w:val="single"/>
         </w:rPr>
-        <w:hyperlink r:id="rId23" w:history="1">
+        <w:hyperlink r:id="rId25" w:history="1">
           <w:r>
             <w:rPr>
               <w:rStyle w:val="Hyperlink"/>
@@ -3693,13 +3727,21 @@
       </w:r>
       <w:r>
         <w:rPr>
+          <w:u w:val="single" w:color="0000ff"/>
           <w:rFonts w:ascii="Charis SIL Italic" w:hAnsi="Charis SIL Italic" w:eastAsia="Charis SIL Italic"/>
           <w:b w:val="0"/>
           <w:i w:val="0"/>
           <w:color w:val="000000"/>
           <w:sz w:val="24"/>
         </w:rPr>
-        <w:t xml:space="preserve"> en </w:t>
+        <w:hyperlink r:id="rId23" w:history="1">
+          <w:r>
+            <w:rPr>
+              <w:rStyle w:val="Hyperlink"/>
+            </w:rPr>
+            <w:t xml:space="preserve"> en </w:t>
+          </w:r>
+        </w:hyperlink>
       </w:r>
       <w:r>
         <w:rPr>
@@ -3746,7 +3788,7 @@
           <w:sz w:val="24"/>
           <w:u w:val="single"/>
         </w:rPr>
-        <w:hyperlink r:id="rId25" w:history="1">
+        <w:hyperlink r:id="rId26" w:history="1">
           <w:r>
             <w:rPr>
               <w:rStyle w:val="Hyperlink"/>
@@ -3763,7 +3805,25 @@
           <w:color w:val="000000"/>
           <w:sz w:val="24"/>
         </w:rPr>
-        <w:t xml:space="preserve">. Het </w:t>
+        <w:t>. H</w:t>
+      </w:r>
+      <w:r>
+        <w:rPr>
+          <w:u w:val="single" w:color="0000ff"/>
+          <w:rFonts w:ascii="Charis SIL Italic" w:hAnsi="Charis SIL Italic" w:eastAsia="Charis SIL Italic"/>
+          <w:b w:val="0"/>
+          <w:i w:val="0"/>
+          <w:color w:val="000000"/>
+          <w:sz w:val="24"/>
+        </w:rPr>
+        <w:hyperlink r:id="rId24" w:history="1">
+          <w:r>
+            <w:rPr>
+              <w:rStyle w:val="Hyperlink"/>
+            </w:rPr>
+            <w:t xml:space="preserve">et </w:t>
+          </w:r>
+        </w:hyperlink>
       </w:r>
       <w:r>
         <w:rPr>
@@ -3821,7 +3881,7 @@
           <w:sz w:val="24"/>
           <w:u w:val="single"/>
         </w:rPr>
-        <w:hyperlink r:id="rId26" w:history="1">
+        <w:hyperlink r:id="rId27" w:history="1">
           <w:r>
             <w:rPr>
               <w:rStyle w:val="Hyperlink"/>
@@ -3859,7 +3919,7 @@
           <w:color w:val="000000"/>
           <w:sz w:val="24"/>
         </w:rPr>
-        <w:hyperlink r:id="rId27" w:history="1">
+        <w:hyperlink r:id="rId25" w:history="1">
           <w:r>
             <w:rPr>
               <w:rStyle w:val="Hyperlink"/>
@@ -3877,7 +3937,7 @@
           <w:sz w:val="24"/>
           <w:u w:val="single"/>
         </w:rPr>
-        <w:hyperlink r:id="rId28" w:history="1">
+        <w:hyperlink r:id="rId25" w:history="1">
           <w:r>
             <w:rPr>
               <w:rStyle w:val="Hyperlink"/>
@@ -3895,7 +3955,7 @@
           <w:sz w:val="24"/>
           <w:u w:val="single"/>
         </w:rPr>
-        <w:hyperlink r:id="rId28" w:history="1">
+        <w:hyperlink r:id="rId25" w:history="1">
           <w:r>
             <w:rPr>
               <w:rStyle w:val="Hyperlink"/>
@@ -3931,25 +3991,7 @@
           <w:sz w:val="24"/>
           <w:u w:val="single"/>
         </w:rPr>
-        <w:t xml:space="preserve"> </w:t>
-      </w:r>
-      <w:r>
-        <w:rPr>
-          <w:rFonts w:ascii="Charis SIL Italic" w:hAnsi="Charis SIL Italic" w:eastAsia="Charis SIL Italic"/>
-          <w:b w:val="0"/>
-          <w:i w:val="0"/>
-          <w:color w:val="0000FF"/>
-          <w:sz w:val="24"/>
-          <w:u w:val="single"/>
-        </w:rPr>
-        <w:hyperlink r:id="rId28" w:history="1">
-          <w:r>
-            <w:rPr>
-              <w:rStyle w:val="Hyperlink"/>
-            </w:rPr>
-            <w:t>in</w:t>
-          </w:r>
-        </w:hyperlink>
+        <w:t xml:space="preserve"> in</w:t>
       </w:r>
       <w:r>
         <w:rPr>
@@ -3989,7 +4031,7 @@
           <w:color w:val="000000"/>
           <w:sz w:val="24"/>
         </w:rPr>
-        <w:hyperlink r:id="rId25" w:history="1">
+        <w:hyperlink r:id="rId26" w:history="1">
           <w:r>
             <w:rPr>
               <w:rStyle w:val="Hyperlink"/>
@@ -4716,7 +4758,7 @@
           <w:sz w:val="24"/>
           <w:u w:val="single"/>
         </w:rPr>
-        <w:hyperlink r:id="rId31" w:history="1">
+        <w:hyperlink r:id="rId33" w:history="1">
           <w:r>
             <w:rPr>
               <w:rStyle w:val="Hyperlink"/>
@@ -4745,7 +4787,7 @@
           <w:sz w:val="24"/>
           <w:u w:val="single"/>
         </w:rPr>
-        <w:hyperlink r:id="rId31" w:history="1">
+        <w:hyperlink r:id="rId33" w:history="1">
           <w:r>
             <w:rPr>
               <w:rStyle w:val="Hyperlink"/>
@@ -5109,13 +5151,31 @@
       </w:r>
       <w:r>
         <w:rPr>
+          <w:u w:val="single" w:color="0000ff"/>
           <w:rFonts w:ascii="Charis SIL Italic" w:hAnsi="Charis SIL Italic" w:eastAsia="Charis SIL Italic"/>
           <w:b w:val="0"/>
           <w:i w:val="0"/>
           <w:color w:val="000000"/>
           <w:sz w:val="24"/>
         </w:rPr>
-        <w:t xml:space="preserve">tal </w:t>
+        <w:hyperlink r:id="rId33" w:history="1">
+          <w:r>
+            <w:rPr>
+              <w:rStyle w:val="Hyperlink"/>
+            </w:rPr>
+            <w:t>ta</w:t>
+          </w:r>
+        </w:hyperlink>
+      </w:r>
+      <w:r>
+        <w:rPr>
+          <w:rFonts w:ascii="Charis SIL Italic" w:hAnsi="Charis SIL Italic" w:eastAsia="Charis SIL Italic"/>
+          <w:b w:val="0"/>
+          <w:i w:val="0"/>
+          <w:color w:val="000000"/>
+          <w:sz w:val="24"/>
+        </w:rPr>
+        <w:t xml:space="preserve">l </w:t>
       </w:r>
       <w:r>
         <w:rPr>
@@ -5393,43 +5453,7 @@
           <w:color w:val="000000"/>
           <w:sz w:val="24"/>
         </w:rPr>
-        <w:t xml:space="preserve"> dat zich bij het Arsip</w:t>
-      </w:r>
-      <w:r>
-        <w:rPr>
-          <w:u w:val="single" w:color="0000ff"/>
-          <w:rFonts w:ascii="Charis SIL Italic" w:hAnsi="Charis SIL Italic" w:eastAsia="Charis SIL Italic"/>
-          <w:b w:val="0"/>
-          <w:i w:val="0"/>
-          <w:color w:val="000000"/>
-          <w:sz w:val="24"/>
-        </w:rPr>
-        <w:hyperlink r:id="rId35" w:history="1">
-          <w:r>
-            <w:rPr>
-              <w:rStyle w:val="Hyperlink"/>
-            </w:rPr>
-            <w:t xml:space="preserve"> Nasional in</w:t>
-          </w:r>
-        </w:hyperlink>
-      </w:r>
-      <w:r>
-        <w:rPr>
-          <w:u w:val="single" w:color="0000ff"/>
-          <w:rFonts w:ascii="Charis SIL Italic" w:hAnsi="Charis SIL Italic" w:eastAsia="Charis SIL Italic"/>
-          <w:b w:val="0"/>
-          <w:i w:val="0"/>
-          <w:color w:val="000000"/>
-          <w:sz w:val="24"/>
-        </w:rPr>
-        <w:hyperlink r:id="rId35" w:history="1">
-          <w:r>
-            <w:rPr>
-              <w:rStyle w:val="Hyperlink"/>
-            </w:rPr>
-            <w:t xml:space="preserve"> Jakarta bevi</w:t>
-          </w:r>
-        </w:hyperlink>
+        <w:t xml:space="preserve"> dat zich bij het Arsip Nasional in Jakarta bevi</w:t>
       </w:r>
       <w:r>
         <w:rPr>
@@ -5900,7 +5924,7 @@
           <w:sz w:val="24"/>
           <w:u w:val="single"/>
         </w:rPr>
-        <w:hyperlink r:id="rId37" w:history="1">
+        <w:hyperlink r:id="rId38" w:history="1">
           <w:r>
             <w:rPr>
               <w:rStyle w:val="Hyperlink"/>
@@ -5918,7 +5942,7 @@
           <w:sz w:val="24"/>
           <w:u w:val="single"/>
         </w:rPr>
-        <w:hyperlink r:id="rId37" w:history="1">
+        <w:hyperlink r:id="rId38" w:history="1">
           <w:r>
             <w:rPr>
               <w:rStyle w:val="Hyperlink"/>

--- a/EXPORTS/DOCX/published/niveau1/Dutch/Sources.docx
+++ b/EXPORTS/DOCX/published/niveau1/Dutch/Sources.docx
@@ -609,31 +609,13 @@
       </w:r>
       <w:r>
         <w:rPr>
-          <w:u w:val="single" w:color="0000ff"/>
           <w:rFonts w:ascii="Charis SIL Italic" w:hAnsi="Charis SIL Italic" w:eastAsia="Charis SIL Italic"/>
           <w:b w:val="0"/>
           <w:i w:val="0"/>
           <w:color w:val="000000"/>
           <w:sz w:val="24"/>
         </w:rPr>
-        <w:hyperlink r:id="rId11" w:history="1">
-          <w:r>
-            <w:rPr>
-              <w:rStyle w:val="Hyperlink"/>
-            </w:rPr>
-            <w:t>anders d</w:t>
-          </w:r>
-        </w:hyperlink>
-      </w:r>
-      <w:r>
-        <w:rPr>
-          <w:rFonts w:ascii="Charis SIL Italic" w:hAnsi="Charis SIL Italic" w:eastAsia="Charis SIL Italic"/>
-          <w:b w:val="0"/>
-          <w:i w:val="0"/>
-          <w:color w:val="000000"/>
-          <w:sz w:val="24"/>
-        </w:rPr>
-        <w:t xml:space="preserve">an nu (denk aan </w:t>
+        <w:t xml:space="preserve">anders dan nu (denk aan </w:t>
       </w:r>
       <w:r>
         <w:rPr>
@@ -1287,7 +1269,35 @@
           <w:color w:val="000000"/>
           <w:sz w:val="24"/>
         </w:rPr>
-        <w:t xml:space="preserve">. Deze archieven maken tegenwoordig </w:t>
+        <w:t>. Deze archieven maken t</w:t>
+      </w:r>
+      <w:r>
+        <w:rPr>
+          <w:u w:val="single" w:color="0000ff"/>
+          <w:rFonts w:ascii="Charis SIL Italic" w:hAnsi="Charis SIL Italic" w:eastAsia="Charis SIL Italic"/>
+          <w:b w:val="0"/>
+          <w:i w:val="0"/>
+          <w:color w:val="000000"/>
+          <w:sz w:val="24"/>
+        </w:rPr>
+        <w:hyperlink r:id="rId15" w:history="1">
+          <w:r>
+            <w:rPr>
+              <w:rStyle w:val="Hyperlink"/>
+            </w:rPr>
+            <w:t>egenwoord</w:t>
+          </w:r>
+        </w:hyperlink>
+      </w:r>
+      <w:r>
+        <w:rPr>
+          <w:rFonts w:ascii="Charis SIL Italic" w:hAnsi="Charis SIL Italic" w:eastAsia="Charis SIL Italic"/>
+          <w:b w:val="0"/>
+          <w:i w:val="0"/>
+          <w:color w:val="000000"/>
+          <w:sz w:val="24"/>
+        </w:rPr>
+        <w:t xml:space="preserve">ig </w:t>
       </w:r>
       <w:r>
         <w:rPr>
@@ -1381,7 +1391,7 @@
           <w:sz w:val="24"/>
           <w:u w:val="single"/>
         </w:rPr>
-        <w:hyperlink r:id="rId16" w:history="1">
+        <w:hyperlink r:id="rId15" w:history="1">
           <w:r>
             <w:rPr>
               <w:rStyle w:val="Hyperlink"/>
@@ -1399,7 +1409,7 @@
           <w:sz w:val="24"/>
           <w:u w:val="single"/>
         </w:rPr>
-        <w:hyperlink r:id="rId16" w:history="1">
+        <w:hyperlink r:id="rId15" w:history="1">
           <w:r>
             <w:rPr>
               <w:rStyle w:val="Hyperlink"/>
@@ -1417,7 +1427,7 @@
           <w:sz w:val="24"/>
           <w:u w:val="single"/>
         </w:rPr>
-        <w:hyperlink r:id="rId16" w:history="1">
+        <w:hyperlink r:id="rId15" w:history="1">
           <w:r>
             <w:rPr>
               <w:rStyle w:val="Hyperlink"/>
@@ -1435,7 +1445,7 @@
           <w:sz w:val="24"/>
           <w:u w:val="single"/>
         </w:rPr>
-        <w:hyperlink r:id="rId16" w:history="1">
+        <w:hyperlink r:id="rId15" w:history="1">
           <w:r>
             <w:rPr>
               <w:rStyle w:val="Hyperlink"/>
@@ -1464,14 +1474,7 @@
           <w:sz w:val="24"/>
           <w:u w:val="single"/>
         </w:rPr>
-        <w:hyperlink r:id="rId16" w:history="1">
-          <w:r>
-            <w:rPr>
-              <w:rStyle w:val="Hyperlink"/>
-            </w:rPr>
-            <w:t>B</w:t>
-          </w:r>
-        </w:hyperlink>
+        <w:t>B</w:t>
       </w:r>
       <w:r>
         <w:rPr>
@@ -1482,7 +1485,7 @@
           <w:sz w:val="24"/>
           <w:u w:val="single"/>
         </w:rPr>
-        <w:hyperlink r:id="rId16" w:history="1">
+        <w:hyperlink r:id="rId15" w:history="1">
           <w:r>
             <w:rPr>
               <w:rStyle w:val="Hyperlink"/>
@@ -1529,7 +1532,7 @@
           <w:sz w:val="24"/>
           <w:u w:val="single"/>
         </w:rPr>
-        <w:hyperlink r:id="rId15" w:history="1">
+        <w:hyperlink r:id="rId16" w:history="1">
           <w:r>
             <w:rPr>
               <w:rStyle w:val="Hyperlink"/>
@@ -2142,31 +2145,13 @@
       </w:r>
       <w:r>
         <w:rPr>
-          <w:u w:val="single" w:color="0000ff"/>
           <w:rFonts w:ascii="Charis SIL Italic" w:hAnsi="Charis SIL Italic" w:eastAsia="Charis SIL Italic"/>
           <w:b w:val="0"/>
           <w:i w:val="0"/>
           <w:color w:val="000000"/>
           <w:sz w:val="24"/>
         </w:rPr>
-        <w:hyperlink r:id="rId17" w:history="1">
-          <w:r>
-            <w:rPr>
-              <w:rStyle w:val="Hyperlink"/>
-            </w:rPr>
-            <w:t>(sta</w:t>
-          </w:r>
-        </w:hyperlink>
-      </w:r>
-      <w:r>
-        <w:rPr>
-          <w:rFonts w:ascii="Charis SIL Italic" w:hAnsi="Charis SIL Italic" w:eastAsia="Charis SIL Italic"/>
-          <w:b w:val="0"/>
-          <w:i w:val="0"/>
-          <w:color w:val="000000"/>
-          <w:sz w:val="24"/>
-        </w:rPr>
-        <w:t>m</w:t>
+        <w:t>(stam</w:t>
       </w:r>
       <w:r>
         <w:rPr>
@@ -2560,7 +2545,7 @@
           <w:sz w:val="24"/>
           <w:u w:val="single"/>
         </w:rPr>
-        <w:hyperlink r:id="rId19" w:history="1">
+        <w:hyperlink r:id="rId18" w:history="1">
           <w:r>
             <w:rPr>
               <w:rStyle w:val="Hyperlink"/>
@@ -2589,7 +2574,7 @@
           <w:sz w:val="24"/>
           <w:u w:val="single"/>
         </w:rPr>
-        <w:hyperlink r:id="rId19" w:history="1">
+        <w:hyperlink r:id="rId18" w:history="1">
           <w:r>
             <w:rPr>
               <w:rStyle w:val="Hyperlink"/>
@@ -2607,7 +2592,7 @@
           <w:sz w:val="24"/>
           <w:u w:val="single"/>
         </w:rPr>
-        <w:hyperlink r:id="rId19" w:history="1">
+        <w:hyperlink r:id="rId18" w:history="1">
           <w:r>
             <w:rPr>
               <w:rStyle w:val="Hyperlink"/>
@@ -2636,7 +2621,7 @@
           <w:sz w:val="24"/>
           <w:u w:val="single"/>
         </w:rPr>
-        <w:hyperlink r:id="rId19" w:history="1">
+        <w:hyperlink r:id="rId18" w:history="1">
           <w:r>
             <w:rPr>
               <w:rStyle w:val="Hyperlink"/>
@@ -2710,83 +2695,7 @@
           <w:color w:val="000000"/>
           <w:sz w:val="24"/>
         </w:rPr>
-        <w:t>de archieven m</w:t>
-      </w:r>
-      <w:r>
-        <w:rPr>
-          <w:u w:val="single" w:color="0000ff"/>
-          <w:rFonts w:ascii="Charis SIL Italic" w:hAnsi="Charis SIL Italic" w:eastAsia="Charis SIL Italic"/>
-          <w:b w:val="0"/>
-          <w:i w:val="0"/>
-          <w:color w:val="000000"/>
-          <w:sz w:val="24"/>
-        </w:rPr>
-        <w:t>e</w:t>
-      </w:r>
-      <w:r>
-        <w:rPr>
-          <w:u w:val="single" w:color="0000ff"/>
-          <w:rFonts w:ascii="Charis SIL Italic" w:hAnsi="Charis SIL Italic" w:eastAsia="Charis SIL Italic"/>
-          <w:b w:val="0"/>
-          <w:i w:val="0"/>
-          <w:color w:val="000000"/>
-          <w:sz w:val="24"/>
-        </w:rPr>
-        <w:hyperlink r:id="rId19" w:history="1">
-          <w:r>
-            <w:rPr>
-              <w:rStyle w:val="Hyperlink"/>
-            </w:rPr>
-            <w:t>t b</w:t>
-          </w:r>
-        </w:hyperlink>
-      </w:r>
-      <w:r>
-        <w:rPr>
-          <w:u w:val="single" w:color="0000ff"/>
-          <w:rFonts w:ascii="Charis SIL Italic" w:hAnsi="Charis SIL Italic" w:eastAsia="Charis SIL Italic"/>
-          <w:b w:val="0"/>
-          <w:i w:val="0"/>
-          <w:color w:val="000000"/>
-          <w:sz w:val="24"/>
-        </w:rPr>
-        <w:hyperlink r:id="rId19" w:history="1">
-          <w:r>
-            <w:rPr>
-              <w:rStyle w:val="Hyperlink"/>
-            </w:rPr>
-            <w:t>etrekking</w:t>
-          </w:r>
-        </w:hyperlink>
-      </w:r>
-      <w:r>
-        <w:rPr>
-          <w:u w:val="single" w:color="0000ff"/>
-          <w:rFonts w:ascii="Charis SIL Italic" w:hAnsi="Charis SIL Italic" w:eastAsia="Charis SIL Italic"/>
-          <w:b w:val="0"/>
-          <w:i w:val="0"/>
-          <w:color w:val="000000"/>
-          <w:sz w:val="24"/>
-        </w:rPr>
-        <w:t xml:space="preserve"> </w:t>
-      </w:r>
-      <w:r>
-        <w:rPr>
-          <w:u w:val="single" w:color="0000ff"/>
-          <w:rFonts w:ascii="Charis SIL Italic" w:hAnsi="Charis SIL Italic" w:eastAsia="Charis SIL Italic"/>
-          <w:b w:val="0"/>
-          <w:i w:val="0"/>
-          <w:color w:val="000000"/>
-          <w:sz w:val="24"/>
-        </w:rPr>
-        <w:hyperlink r:id="rId19" w:history="1">
-          <w:r>
-            <w:rPr>
-              <w:rStyle w:val="Hyperlink"/>
-            </w:rPr>
-            <w:t>tot N</w:t>
-          </w:r>
-        </w:hyperlink>
+        <w:t>de archieven met betrekking tot N</w:t>
       </w:r>
       <w:r>
         <w:rPr>
@@ -3414,7 +3323,7 @@
           <w:sz w:val="24"/>
           <w:u w:val="single"/>
         </w:rPr>
-        <w:hyperlink r:id="rId16" w:history="1">
+        <w:hyperlink r:id="rId22" w:history="1">
           <w:r>
             <w:rPr>
               <w:rStyle w:val="Hyperlink"/>
@@ -3669,7 +3578,7 @@
           <w:sz w:val="24"/>
           <w:u w:val="single"/>
         </w:rPr>
-        <w:hyperlink r:id="rId25" w:history="1">
+        <w:hyperlink r:id="rId23" w:history="1">
           <w:r>
             <w:rPr>
               <w:rStyle w:val="Hyperlink"/>
@@ -3716,7 +3625,7 @@
           <w:sz w:val="24"/>
           <w:u w:val="single"/>
         </w:rPr>
-        <w:hyperlink r:id="rId23" w:history="1">
+        <w:hyperlink r:id="rId25" w:history="1">
           <w:r>
             <w:rPr>
               <w:rStyle w:val="Hyperlink"/>
@@ -3734,14 +3643,7 @@
           <w:color w:val="000000"/>
           <w:sz w:val="24"/>
         </w:rPr>
-        <w:hyperlink r:id="rId23" w:history="1">
-          <w:r>
-            <w:rPr>
-              <w:rStyle w:val="Hyperlink"/>
-            </w:rPr>
-            <w:t xml:space="preserve"> en </w:t>
-          </w:r>
-        </w:hyperlink>
+        <w:t xml:space="preserve"> en </w:t>
       </w:r>
       <w:r>
         <w:rPr>
@@ -3752,7 +3654,7 @@
           <w:sz w:val="24"/>
           <w:u w:val="single"/>
         </w:rPr>
-        <w:hyperlink r:id="rId23" w:history="1">
+        <w:hyperlink r:id="rId26" w:history="1">
           <w:r>
             <w:rPr>
               <w:rStyle w:val="Hyperlink"/>
@@ -3770,7 +3672,7 @@
           <w:sz w:val="24"/>
           <w:u w:val="single"/>
         </w:rPr>
-        <w:hyperlink r:id="rId23" w:history="1">
+        <w:hyperlink r:id="rId26" w:history="1">
           <w:r>
             <w:rPr>
               <w:rStyle w:val="Hyperlink"/>
@@ -3805,25 +3707,7 @@
           <w:color w:val="000000"/>
           <w:sz w:val="24"/>
         </w:rPr>
-        <w:t>. H</w:t>
-      </w:r>
-      <w:r>
-        <w:rPr>
-          <w:u w:val="single" w:color="0000ff"/>
-          <w:rFonts w:ascii="Charis SIL Italic" w:hAnsi="Charis SIL Italic" w:eastAsia="Charis SIL Italic"/>
-          <w:b w:val="0"/>
-          <w:i w:val="0"/>
-          <w:color w:val="000000"/>
-          <w:sz w:val="24"/>
-        </w:rPr>
-        <w:hyperlink r:id="rId24" w:history="1">
-          <w:r>
-            <w:rPr>
-              <w:rStyle w:val="Hyperlink"/>
-            </w:rPr>
-            <w:t xml:space="preserve">et </w:t>
-          </w:r>
-        </w:hyperlink>
+        <w:t xml:space="preserve">. Het </w:t>
       </w:r>
       <w:r>
         <w:rPr>
@@ -3834,7 +3718,7 @@
           <w:sz w:val="24"/>
           <w:u w:val="single"/>
         </w:rPr>
-        <w:hyperlink r:id="rId24" w:history="1">
+        <w:hyperlink r:id="rId27" w:history="1">
           <w:r>
             <w:rPr>
               <w:rStyle w:val="Hyperlink"/>
@@ -3863,7 +3747,7 @@
           <w:sz w:val="24"/>
           <w:u w:val="single"/>
         </w:rPr>
-        <w:hyperlink r:id="rId24" w:history="1">
+        <w:hyperlink r:id="rId27" w:history="1">
           <w:r>
             <w:rPr>
               <w:rStyle w:val="Hyperlink"/>
@@ -3898,35 +3782,7 @@
           <w:color w:val="000000"/>
           <w:sz w:val="24"/>
         </w:rPr>
-        <w:t xml:space="preserve">bezit de fotocollectie van </w:t>
-      </w:r>
-      <w:r>
-        <w:rPr>
-          <w:u w:val="single" w:color="0000ff"/>
-          <w:rFonts w:ascii="Charis SIL Italic" w:hAnsi="Charis SIL Italic" w:eastAsia="Charis SIL Italic"/>
-          <w:b w:val="0"/>
-          <w:i w:val="0"/>
-          <w:color w:val="000000"/>
-          <w:sz w:val="24"/>
-        </w:rPr>
-        <w:t>h</w:t>
-      </w:r>
-      <w:r>
-        <w:rPr>
-          <w:rFonts w:ascii="Charis SIL Italic" w:hAnsi="Charis SIL Italic" w:eastAsia="Charis SIL Italic"/>
-          <w:b w:val="0"/>
-          <w:i w:val="0"/>
-          <w:color w:val="000000"/>
-          <w:sz w:val="24"/>
-        </w:rPr>
-        <w:hyperlink r:id="rId25" w:history="1">
-          <w:r>
-            <w:rPr>
-              <w:rStyle w:val="Hyperlink"/>
-            </w:rPr>
-            <w:t xml:space="preserve">et </w:t>
-          </w:r>
-        </w:hyperlink>
+        <w:t xml:space="preserve">bezit de fotocollectie van het </w:t>
       </w:r>
       <w:r>
         <w:rPr>
@@ -3935,16 +3791,8 @@
           <w:i w:val="0"/>
           <w:color w:val="0000FF"/>
           <w:sz w:val="24"/>
-          <w:u w:val="single"/>
-        </w:rPr>
-        <w:hyperlink r:id="rId25" w:history="1">
-          <w:r>
-            <w:rPr>
-              <w:rStyle w:val="Hyperlink"/>
-            </w:rPr>
-            <w:t>Wereld</w:t>
-          </w:r>
-        </w:hyperlink>
+        </w:rPr>
+        <w:t>Wereld</w:t>
       </w:r>
       <w:r>
         <w:rPr>
@@ -4013,7 +3861,7 @@
           <w:sz w:val="24"/>
           <w:u w:val="single"/>
         </w:rPr>
-        <w:hyperlink r:id="rId28" w:history="1">
+        <w:hyperlink r:id="rId26" w:history="1">
           <w:r>
             <w:rPr>
               <w:rStyle w:val="Hyperlink"/>
@@ -4758,7 +4606,7 @@
           <w:sz w:val="24"/>
           <w:u w:val="single"/>
         </w:rPr>
-        <w:hyperlink r:id="rId33" w:history="1">
+        <w:hyperlink r:id="rId31" w:history="1">
           <w:r>
             <w:rPr>
               <w:rStyle w:val="Hyperlink"/>
@@ -4787,7 +4635,7 @@
           <w:sz w:val="24"/>
           <w:u w:val="single"/>
         </w:rPr>
-        <w:hyperlink r:id="rId33" w:history="1">
+        <w:hyperlink r:id="rId31" w:history="1">
           <w:r>
             <w:rPr>
               <w:rStyle w:val="Hyperlink"/>
@@ -4798,32 +4646,13 @@
       </w:r>
       <w:r>
         <w:rPr>
-          <w:u w:val="single" w:color="0000ff"/>
           <w:rFonts w:ascii="Charis SIL Italic" w:hAnsi="Charis SIL Italic" w:eastAsia="Charis SIL Italic"/>
           <w:b w:val="0"/>
           <w:i w:val="0"/>
           <w:color w:val="000000"/>
           <w:sz w:val="24"/>
         </w:rPr>
-        <w:t xml:space="preserve"> </w:t>
-      </w:r>
-      <w:r>
-        <w:rPr>
-          <w:u w:val="single" w:color="0000ff"/>
-          <w:rFonts w:ascii="Charis SIL Italic" w:hAnsi="Charis SIL Italic" w:eastAsia="Charis SIL Italic"/>
-          <w:b w:val="0"/>
-          <w:i w:val="0"/>
-          <w:color w:val="000000"/>
-          <w:sz w:val="24"/>
-        </w:rPr>
-        <w:hyperlink r:id="rId31" w:history="1">
-          <w:r>
-            <w:rPr>
-              <w:rStyle w:val="Hyperlink"/>
-            </w:rPr>
-            <w:t xml:space="preserve">en </w:t>
-          </w:r>
-        </w:hyperlink>
+        <w:t xml:space="preserve"> en </w:t>
       </w:r>
       <w:r>
         <w:rPr>
@@ -4834,7 +4663,7 @@
           <w:sz w:val="24"/>
           <w:u w:val="single"/>
         </w:rPr>
-        <w:hyperlink r:id="rId31" w:history="1">
+        <w:hyperlink r:id="rId34" w:history="1">
           <w:r>
             <w:rPr>
               <w:rStyle w:val="Hyperlink"/>
@@ -4852,7 +4681,7 @@
           <w:sz w:val="24"/>
           <w:u w:val="single"/>
         </w:rPr>
-        <w:hyperlink r:id="rId31" w:history="1">
+        <w:hyperlink r:id="rId34" w:history="1">
           <w:r>
             <w:rPr>
               <w:rStyle w:val="Hyperlink"/>
@@ -4870,7 +4699,7 @@
           <w:sz w:val="24"/>
           <w:u w:val="single"/>
         </w:rPr>
-        <w:hyperlink r:id="rId31" w:history="1">
+        <w:hyperlink r:id="rId34" w:history="1">
           <w:r>
             <w:rPr>
               <w:rStyle w:val="Hyperlink"/>
@@ -4899,7 +4728,7 @@
           <w:sz w:val="24"/>
           <w:u w:val="single"/>
         </w:rPr>
-        <w:hyperlink r:id="rId31" w:history="1">
+        <w:hyperlink r:id="rId34" w:history="1">
           <w:r>
             <w:rPr>
               <w:rStyle w:val="Hyperlink"/>
@@ -4917,7 +4746,14 @@
           <w:sz w:val="24"/>
           <w:u w:val="single"/>
         </w:rPr>
-        <w:t>i</w:t>
+        <w:hyperlink r:id="rId34" w:history="1">
+          <w:r>
+            <w:rPr>
+              <w:rStyle w:val="Hyperlink"/>
+            </w:rPr>
+            <w:t>i</w:t>
+          </w:r>
+        </w:hyperlink>
       </w:r>
       <w:r>
         <w:rPr>
@@ -4928,7 +4764,7 @@
           <w:sz w:val="24"/>
           <w:u w:val="single"/>
         </w:rPr>
-        <w:hyperlink r:id="rId32" w:history="1">
+        <w:hyperlink r:id="rId34" w:history="1">
           <w:r>
             <w:rPr>
               <w:rStyle w:val="Hyperlink"/>
@@ -4957,7 +4793,7 @@
           <w:sz w:val="24"/>
           <w:u w:val="single"/>
         </w:rPr>
-        <w:hyperlink r:id="rId32" w:history="1">
+        <w:hyperlink r:id="rId34" w:history="1">
           <w:r>
             <w:rPr>
               <w:rStyle w:val="Hyperlink"/>
@@ -5158,24 +4994,7 @@
           <w:color w:val="000000"/>
           <w:sz w:val="24"/>
         </w:rPr>
-        <w:hyperlink r:id="rId33" w:history="1">
-          <w:r>
-            <w:rPr>
-              <w:rStyle w:val="Hyperlink"/>
-            </w:rPr>
-            <w:t>ta</w:t>
-          </w:r>
-        </w:hyperlink>
-      </w:r>
-      <w:r>
-        <w:rPr>
-          <w:rFonts w:ascii="Charis SIL Italic" w:hAnsi="Charis SIL Italic" w:eastAsia="Charis SIL Italic"/>
-          <w:b w:val="0"/>
-          <w:i w:val="0"/>
-          <w:color w:val="000000"/>
-          <w:sz w:val="24"/>
-        </w:rPr>
-        <w:t xml:space="preserve">l </w:t>
+        <w:t xml:space="preserve">tal </w:t>
       </w:r>
       <w:r>
         <w:rPr>
@@ -5186,7 +5005,7 @@
           <w:sz w:val="24"/>
           <w:u w:val="single"/>
         </w:rPr>
-        <w:hyperlink r:id="rId33" w:history="1">
+        <w:hyperlink r:id="rId35" w:history="1">
           <w:r>
             <w:rPr>
               <w:rStyle w:val="Hyperlink"/>
@@ -5204,7 +5023,7 @@
           <w:sz w:val="24"/>
           <w:u w:val="single"/>
         </w:rPr>
-        <w:hyperlink r:id="rId33" w:history="1">
+        <w:hyperlink r:id="rId35" w:history="1">
           <w:r>
             <w:rPr>
               <w:rStyle w:val="Hyperlink"/>
@@ -5299,7 +5118,7 @@
           <w:sz w:val="24"/>
           <w:u w:val="single"/>
         </w:rPr>
-        <w:hyperlink r:id="rId35" w:history="1">
+        <w:hyperlink r:id="rId36" w:history="1">
           <w:r>
             <w:rPr>
               <w:rStyle w:val="Hyperlink"/>
@@ -5328,7 +5147,7 @@
           <w:sz w:val="24"/>
           <w:u w:val="single"/>
         </w:rPr>
-        <w:hyperlink r:id="rId35" w:history="1">
+        <w:hyperlink r:id="rId36" w:history="1">
           <w:r>
             <w:rPr>
               <w:rStyle w:val="Hyperlink"/>
@@ -5357,7 +5176,7 @@
           <w:sz w:val="24"/>
           <w:u w:val="single"/>
         </w:rPr>
-        <w:hyperlink r:id="rId35" w:history="1">
+        <w:hyperlink r:id="rId36" w:history="1">
           <w:r>
             <w:rPr>
               <w:rStyle w:val="Hyperlink"/>
@@ -5386,7 +5205,7 @@
           <w:sz w:val="24"/>
           <w:u w:val="single"/>
         </w:rPr>
-        <w:hyperlink r:id="rId35" w:history="1">
+        <w:hyperlink r:id="rId36" w:history="1">
           <w:r>
             <w:rPr>
               <w:rStyle w:val="Hyperlink"/>
@@ -5415,7 +5234,7 @@
           <w:sz w:val="24"/>
           <w:u w:val="single"/>
         </w:rPr>
-        <w:hyperlink r:id="rId35" w:history="1">
+        <w:hyperlink r:id="rId36" w:history="1">
           <w:r>
             <w:rPr>
               <w:rStyle w:val="Hyperlink"/>
@@ -5436,7 +5255,7 @@
           <w:sz w:val="24"/>
           <w:u w:val="single"/>
         </w:rPr>
-        <w:hyperlink r:id="rId35" w:history="1">
+        <w:hyperlink r:id="rId36" w:history="1">
           <w:r>
             <w:rPr>
               <w:rStyle w:val="Hyperlink"/>
@@ -5453,7 +5272,7 @@
           <w:color w:val="000000"/>
           <w:sz w:val="24"/>
         </w:rPr>
-        <w:t xml:space="preserve"> dat zich bij het Arsip Nasional in Jakarta bevi</w:t>
+        <w:t xml:space="preserve"> dat zich bij het Arsip</w:t>
       </w:r>
       <w:r>
         <w:rPr>
@@ -5464,7 +5283,43 @@
           <w:color w:val="000000"/>
           <w:sz w:val="24"/>
         </w:rPr>
-        <w:hyperlink r:id="rId35" w:history="1">
+        <w:hyperlink r:id="rId36" w:history="1">
+          <w:r>
+            <w:rPr>
+              <w:rStyle w:val="Hyperlink"/>
+            </w:rPr>
+            <w:t xml:space="preserve"> Nasional in</w:t>
+          </w:r>
+        </w:hyperlink>
+      </w:r>
+      <w:r>
+        <w:rPr>
+          <w:u w:val="single" w:color="0000ff"/>
+          <w:rFonts w:ascii="Charis SIL Italic" w:hAnsi="Charis SIL Italic" w:eastAsia="Charis SIL Italic"/>
+          <w:b w:val="0"/>
+          <w:i w:val="0"/>
+          <w:color w:val="000000"/>
+          <w:sz w:val="24"/>
+        </w:rPr>
+        <w:hyperlink r:id="rId36" w:history="1">
+          <w:r>
+            <w:rPr>
+              <w:rStyle w:val="Hyperlink"/>
+            </w:rPr>
+            <w:t xml:space="preserve"> Jakarta bevi</w:t>
+          </w:r>
+        </w:hyperlink>
+      </w:r>
+      <w:r>
+        <w:rPr>
+          <w:u w:val="single" w:color="0000ff"/>
+          <w:rFonts w:ascii="Charis SIL Italic" w:hAnsi="Charis SIL Italic" w:eastAsia="Charis SIL Italic"/>
+          <w:b w:val="0"/>
+          <w:i w:val="0"/>
+          <w:color w:val="000000"/>
+          <w:sz w:val="24"/>
+        </w:rPr>
+        <w:hyperlink r:id="rId36" w:history="1">
           <w:r>
             <w:rPr>
               <w:rStyle w:val="Hyperlink"/>
@@ -5493,7 +5348,7 @@
           <w:color w:val="000000"/>
           <w:sz w:val="24"/>
         </w:rPr>
-        <w:hyperlink r:id="rId35" w:history="1">
+        <w:hyperlink r:id="rId36" w:history="1">
           <w:r>
             <w:rPr>
               <w:rStyle w:val="Hyperlink"/>
@@ -5504,6 +5359,7 @@
       </w:r>
       <w:r>
         <w:rPr>
+          <w:u w:val="single" w:color="0000ff"/>
           <w:rFonts w:ascii="Charis SIL Italic" w:hAnsi="Charis SIL Italic" w:eastAsia="Charis SIL Italic"/>
           <w:b w:val="0"/>
           <w:i w:val="0"/>
@@ -5521,7 +5377,7 @@
           <w:color w:val="000000"/>
           <w:sz w:val="24"/>
         </w:rPr>
-        <w:hyperlink r:id="rId35" w:history="1">
+        <w:hyperlink r:id="rId36" w:history="1">
           <w:r>
             <w:rPr>
               <w:rStyle w:val="Hyperlink"/>
@@ -5549,7 +5405,7 @@
           <w:color w:val="000000"/>
           <w:sz w:val="24"/>
         </w:rPr>
-        <w:hyperlink r:id="rId35" w:history="1">
+        <w:hyperlink r:id="rId36" w:history="1">
           <w:r>
             <w:rPr>
               <w:rStyle w:val="Hyperlink"/>
@@ -5648,7 +5504,7 @@
           <w:sz w:val="24"/>
           <w:u w:val="single"/>
         </w:rPr>
-        <w:hyperlink r:id="rId36" w:history="1">
+        <w:hyperlink r:id="rId37" w:history="1">
           <w:r>
             <w:rPr>
               <w:rStyle w:val="Hyperlink"/>
@@ -5676,7 +5532,7 @@
           <w:sz w:val="24"/>
           <w:u w:val="single"/>
         </w:rPr>
-        <w:hyperlink r:id="rId37" w:history="1">
+        <w:hyperlink r:id="rId38" w:history="1">
           <w:r>
             <w:rPr>
               <w:rStyle w:val="Hyperlink"/>
@@ -5705,7 +5561,7 @@
           <w:sz w:val="24"/>
           <w:u w:val="single"/>
         </w:rPr>
-        <w:hyperlink r:id="rId37" w:history="1">
+        <w:hyperlink r:id="rId38" w:history="1">
           <w:r>
             <w:rPr>
               <w:rStyle w:val="Hyperlink"/>
@@ -5734,7 +5590,7 @@
           <w:sz w:val="24"/>
           <w:u w:val="single"/>
         </w:rPr>
-        <w:hyperlink r:id="rId37" w:history="1">
+        <w:hyperlink r:id="rId38" w:history="1">
           <w:r>
             <w:rPr>
               <w:rStyle w:val="Hyperlink"/>
@@ -5755,7 +5611,7 @@
           <w:sz w:val="24"/>
           <w:u w:val="single"/>
         </w:rPr>
-        <w:hyperlink r:id="rId37" w:history="1">
+        <w:hyperlink r:id="rId38" w:history="1">
           <w:r>
             <w:rPr>
               <w:rStyle w:val="Hyperlink"/>
@@ -5783,7 +5639,7 @@
           <w:sz w:val="24"/>
           <w:u w:val="single"/>
         </w:rPr>
-        <w:hyperlink r:id="rId38" w:history="1">
+        <w:hyperlink r:id="rId39" w:history="1">
           <w:r>
             <w:rPr>
               <w:rStyle w:val="Hyperlink"/>
@@ -5801,7 +5657,7 @@
           <w:sz w:val="24"/>
           <w:u w:val="single"/>
         </w:rPr>
-        <w:hyperlink r:id="rId38" w:history="1">
+        <w:hyperlink r:id="rId37" w:history="1">
           <w:r>
             <w:rPr>
               <w:rStyle w:val="Hyperlink"/>
@@ -5830,7 +5686,7 @@
           <w:sz w:val="24"/>
           <w:u w:val="single"/>
         </w:rPr>
-        <w:hyperlink r:id="rId38" w:history="1">
+        <w:hyperlink r:id="rId39" w:history="1">
           <w:r>
             <w:rPr>
               <w:rStyle w:val="Hyperlink"/>
@@ -5877,7 +5733,7 @@
           <w:sz w:val="24"/>
           <w:u w:val="single"/>
         </w:rPr>
-        <w:hyperlink r:id="rId38" w:history="1">
+        <w:hyperlink r:id="rId39" w:history="1">
           <w:r>
             <w:rPr>
               <w:rStyle w:val="Hyperlink"/>
@@ -5895,7 +5751,7 @@
           <w:sz w:val="24"/>
           <w:u w:val="single"/>
         </w:rPr>
-        <w:hyperlink r:id="rId38" w:history="1">
+        <w:hyperlink r:id="rId39" w:history="1">
           <w:r>
             <w:rPr>
               <w:rStyle w:val="Hyperlink"/>
@@ -5924,7 +5780,7 @@
           <w:sz w:val="24"/>
           <w:u w:val="single"/>
         </w:rPr>
-        <w:hyperlink r:id="rId38" w:history="1">
+        <w:hyperlink r:id="rId39" w:history="1">
           <w:r>
             <w:rPr>
               <w:rStyle w:val="Hyperlink"/>
@@ -5942,7 +5798,7 @@
           <w:sz w:val="24"/>
           <w:u w:val="single"/>
         </w:rPr>
-        <w:hyperlink r:id="rId38" w:history="1">
+        <w:hyperlink r:id="rId39" w:history="1">
           <w:r>
             <w:rPr>
               <w:rStyle w:val="Hyperlink"/>
@@ -5960,7 +5816,7 @@
           <w:color w:val="000000"/>
           <w:sz w:val="24"/>
         </w:rPr>
-        <w:hyperlink r:id="rId37" w:history="1">
+        <w:hyperlink r:id="rId38" w:history="1">
           <w:r>
             <w:rPr>
               <w:rStyle w:val="Hyperlink"/>
@@ -5988,7 +5844,7 @@
           <w:sz w:val="24"/>
           <w:u w:val="single"/>
         </w:rPr>
-        <w:hyperlink r:id="rId37" w:history="1">
+        <w:hyperlink r:id="rId40" w:history="1">
           <w:r>
             <w:rPr>
               <w:rStyle w:val="Hyperlink"/>
@@ -6006,7 +5862,7 @@
           <w:color w:val="000000"/>
           <w:sz w:val="24"/>
         </w:rPr>
-        <w:hyperlink r:id="rId37" w:history="1">
+        <w:hyperlink r:id="rId38" w:history="1">
           <w:r>
             <w:rPr>
               <w:rStyle w:val="Hyperlink"/>
@@ -6034,7 +5890,7 @@
           <w:color w:val="000000"/>
           <w:sz w:val="24"/>
         </w:rPr>
-        <w:hyperlink r:id="rId38" w:history="1">
+        <w:hyperlink r:id="rId39" w:history="1">
           <w:r>
             <w:rPr>
               <w:rStyle w:val="Hyperlink"/>
@@ -6052,7 +5908,7 @@
           <w:color w:val="000000"/>
           <w:sz w:val="24"/>
         </w:rPr>
-        <w:hyperlink r:id="rId38" w:history="1">
+        <w:hyperlink r:id="rId39" w:history="1">
           <w:r>
             <w:rPr>
               <w:rStyle w:val="Hyperlink"/>
@@ -6070,7 +5926,7 @@
           <w:color w:val="000000"/>
           <w:sz w:val="24"/>
         </w:rPr>
-        <w:hyperlink r:id="rId38" w:history="1">
+        <w:hyperlink r:id="rId39" w:history="1">
           <w:r>
             <w:rPr>
               <w:rStyle w:val="Hyperlink"/>
@@ -6088,7 +5944,7 @@
           <w:color w:val="000000"/>
           <w:sz w:val="24"/>
         </w:rPr>
-        <w:hyperlink r:id="rId38" w:history="1">
+        <w:hyperlink r:id="rId39" w:history="1">
           <w:r>
             <w:rPr>
               <w:rStyle w:val="Hyperlink"/>
@@ -6106,7 +5962,7 @@
           <w:color w:val="000000"/>
           <w:sz w:val="24"/>
         </w:rPr>
-        <w:hyperlink r:id="rId38" w:history="1">
+        <w:hyperlink r:id="rId39" w:history="1">
           <w:r>
             <w:rPr>
               <w:rStyle w:val="Hyperlink"/>
@@ -6124,7 +5980,7 @@
           <w:color w:val="000000"/>
           <w:sz w:val="24"/>
         </w:rPr>
-        <w:hyperlink r:id="rId38" w:history="1">
+        <w:hyperlink r:id="rId39" w:history="1">
           <w:r>
             <w:rPr>
               <w:rStyle w:val="Hyperlink"/>
@@ -6152,7 +6008,7 @@
           <w:color w:val="000000"/>
           <w:sz w:val="24"/>
         </w:rPr>
-        <w:hyperlink r:id="rId39" w:history="1">
+        <w:hyperlink r:id="rId40" w:history="1">
           <w:r>
             <w:rPr>
               <w:rStyle w:val="Hyperlink"/>

--- a/EXPORTS/DOCX/published/niveau1/Dutch/Sources.docx
+++ b/EXPORTS/DOCX/published/niveau1/Dutch/Sources.docx
@@ -609,13 +609,31 @@
       </w:r>
       <w:r>
         <w:rPr>
+          <w:u w:val="single" w:color="0000ff"/>
           <w:rFonts w:ascii="Charis SIL Italic" w:hAnsi="Charis SIL Italic" w:eastAsia="Charis SIL Italic"/>
           <w:b w:val="0"/>
           <w:i w:val="0"/>
           <w:color w:val="000000"/>
           <w:sz w:val="24"/>
         </w:rPr>
-        <w:t xml:space="preserve">anders dan nu (denk aan </w:t>
+        <w:hyperlink r:id="rId11" w:history="1">
+          <w:r>
+            <w:rPr>
+              <w:rStyle w:val="Hyperlink"/>
+            </w:rPr>
+            <w:t>anders d</w:t>
+          </w:r>
+        </w:hyperlink>
+      </w:r>
+      <w:r>
+        <w:rPr>
+          <w:rFonts w:ascii="Charis SIL Italic" w:hAnsi="Charis SIL Italic" w:eastAsia="Charis SIL Italic"/>
+          <w:b w:val="0"/>
+          <w:i w:val="0"/>
+          <w:color w:val="000000"/>
+          <w:sz w:val="24"/>
+        </w:rPr>
+        <w:t xml:space="preserve">an nu (denk aan </w:t>
       </w:r>
       <w:r>
         <w:rPr>
@@ -1301,66 +1319,68 @@
       </w:r>
       <w:r>
         <w:rPr>
-          <w:u w:val="single" w:color="0000ff"/>
           <w:rFonts w:ascii="Charis SIL Italic" w:hAnsi="Charis SIL Italic" w:eastAsia="Charis SIL Italic"/>
           <w:b w:val="0"/>
           <w:i w:val="0"/>
           <w:color w:val="000000"/>
           <w:sz w:val="24"/>
+        </w:rPr>
+        <w:t xml:space="preserve">deel uit van de </w:t>
+      </w:r>
+      <w:r>
+        <w:rPr>
+          <w:rFonts w:ascii="Charis SIL Italic" w:hAnsi="Charis SIL Italic" w:eastAsia="Charis SIL Italic"/>
+          <w:b w:val="0"/>
+          <w:i w:val="0"/>
+          <w:color w:val="0000FF"/>
+          <w:sz w:val="24"/>
+        </w:rPr>
+        <w:t>Univ</w:t>
+      </w:r>
+      <w:r>
+        <w:rPr>
+          <w:rFonts w:ascii="Charis SIL Italic" w:hAnsi="Charis SIL Italic" w:eastAsia="Charis SIL Italic"/>
+          <w:b w:val="0"/>
+          <w:i w:val="0"/>
+          <w:color w:val="0000FF"/>
+          <w:sz w:val="24"/>
+          <w:u w:val="single"/>
         </w:rPr>
         <w:hyperlink r:id="rId15" w:history="1">
           <w:r>
             <w:rPr>
               <w:rStyle w:val="Hyperlink"/>
             </w:rPr>
-            <w:t xml:space="preserve">deel uit </w:t>
+            <w:t>ersitai</w:t>
           </w:r>
         </w:hyperlink>
       </w:r>
       <w:r>
         <w:rPr>
-          <w:u w:val="single" w:color="0000ff"/>
-          <w:rFonts w:ascii="Charis SIL Italic" w:hAnsi="Charis SIL Italic" w:eastAsia="Charis SIL Italic"/>
-          <w:b w:val="0"/>
-          <w:i w:val="0"/>
-          <w:color w:val="000000"/>
-          <w:sz w:val="24"/>
+          <w:rFonts w:ascii="Charis SIL Italic" w:hAnsi="Charis SIL Italic" w:eastAsia="Charis SIL Italic"/>
+          <w:b w:val="0"/>
+          <w:i w:val="0"/>
+          <w:color w:val="0000FF"/>
+          <w:sz w:val="24"/>
+          <w:u w:val="single"/>
         </w:rPr>
         <w:hyperlink r:id="rId15" w:history="1">
           <w:r>
             <w:rPr>
               <w:rStyle w:val="Hyperlink"/>
             </w:rPr>
-            <w:t>v</w:t>
+            <w:t>r</w:t>
           </w:r>
         </w:hyperlink>
       </w:r>
       <w:r>
         <w:rPr>
-          <w:u w:val="single" w:color="0000ff"/>
-          <w:rFonts w:ascii="Charis SIL Italic" w:hAnsi="Charis SIL Italic" w:eastAsia="Charis SIL Italic"/>
-          <w:b w:val="0"/>
-          <w:i w:val="0"/>
-          <w:color w:val="000000"/>
-          <w:sz w:val="24"/>
-        </w:rPr>
-        <w:hyperlink r:id="rId15" w:history="1">
-          <w:r>
-            <w:rPr>
-              <w:rStyle w:val="Hyperlink"/>
-            </w:rPr>
-            <w:t>an d</w:t>
-          </w:r>
-        </w:hyperlink>
-      </w:r>
-      <w:r>
-        <w:rPr>
-          <w:u w:val="single" w:color="0000ff"/>
-          <w:rFonts w:ascii="Charis SIL Italic" w:hAnsi="Charis SIL Italic" w:eastAsia="Charis SIL Italic"/>
-          <w:b w:val="0"/>
-          <w:i w:val="0"/>
-          <w:color w:val="000000"/>
-          <w:sz w:val="24"/>
+          <w:rFonts w:ascii="Charis SIL Italic" w:hAnsi="Charis SIL Italic" w:eastAsia="Charis SIL Italic"/>
+          <w:b w:val="0"/>
+          <w:i w:val="0"/>
+          <w:color w:val="0000FF"/>
+          <w:sz w:val="24"/>
+          <w:u w:val="single"/>
         </w:rPr>
         <w:hyperlink r:id="rId15" w:history="1">
           <w:r>
@@ -1373,12 +1393,12 @@
       </w:r>
       <w:r>
         <w:rPr>
-          <w:u w:val="single" w:color="0000ff"/>
-          <w:rFonts w:ascii="Charis SIL Italic" w:hAnsi="Charis SIL Italic" w:eastAsia="Charis SIL Italic"/>
-          <w:b w:val="0"/>
-          <w:i w:val="0"/>
-          <w:color w:val="000000"/>
-          <w:sz w:val="24"/>
+          <w:rFonts w:ascii="Charis SIL Italic" w:hAnsi="Charis SIL Italic" w:eastAsia="Charis SIL Italic"/>
+          <w:b w:val="0"/>
+          <w:i w:val="0"/>
+          <w:color w:val="0000FF"/>
+          <w:sz w:val="24"/>
+          <w:u w:val="single"/>
         </w:rPr>
         <w:t xml:space="preserve"> </w:t>
       </w:r>
@@ -1389,90 +1409,6 @@
           <w:i w:val="0"/>
           <w:color w:val="0000FF"/>
           <w:sz w:val="24"/>
-          <w:u w:val="single"/>
-        </w:rPr>
-        <w:hyperlink r:id="rId15" w:history="1">
-          <w:r>
-            <w:rPr>
-              <w:rStyle w:val="Hyperlink"/>
-            </w:rPr>
-            <w:t>Univ</w:t>
-          </w:r>
-        </w:hyperlink>
-      </w:r>
-      <w:r>
-        <w:rPr>
-          <w:rFonts w:ascii="Charis SIL Italic" w:hAnsi="Charis SIL Italic" w:eastAsia="Charis SIL Italic"/>
-          <w:b w:val="0"/>
-          <w:i w:val="0"/>
-          <w:color w:val="0000FF"/>
-          <w:sz w:val="24"/>
-          <w:u w:val="single"/>
-        </w:rPr>
-        <w:hyperlink r:id="rId15" w:history="1">
-          <w:r>
-            <w:rPr>
-              <w:rStyle w:val="Hyperlink"/>
-            </w:rPr>
-            <w:t>ersitai</w:t>
-          </w:r>
-        </w:hyperlink>
-      </w:r>
-      <w:r>
-        <w:rPr>
-          <w:rFonts w:ascii="Charis SIL Italic" w:hAnsi="Charis SIL Italic" w:eastAsia="Charis SIL Italic"/>
-          <w:b w:val="0"/>
-          <w:i w:val="0"/>
-          <w:color w:val="0000FF"/>
-          <w:sz w:val="24"/>
-          <w:u w:val="single"/>
-        </w:rPr>
-        <w:hyperlink r:id="rId15" w:history="1">
-          <w:r>
-            <w:rPr>
-              <w:rStyle w:val="Hyperlink"/>
-            </w:rPr>
-            <w:t>r</w:t>
-          </w:r>
-        </w:hyperlink>
-      </w:r>
-      <w:r>
-        <w:rPr>
-          <w:rFonts w:ascii="Charis SIL Italic" w:hAnsi="Charis SIL Italic" w:eastAsia="Charis SIL Italic"/>
-          <w:b w:val="0"/>
-          <w:i w:val="0"/>
-          <w:color w:val="0000FF"/>
-          <w:sz w:val="24"/>
-          <w:u w:val="single"/>
-        </w:rPr>
-        <w:hyperlink r:id="rId15" w:history="1">
-          <w:r>
-            <w:rPr>
-              <w:rStyle w:val="Hyperlink"/>
-            </w:rPr>
-            <w:t>e</w:t>
-          </w:r>
-        </w:hyperlink>
-      </w:r>
-      <w:r>
-        <w:rPr>
-          <w:rFonts w:ascii="Charis SIL Italic" w:hAnsi="Charis SIL Italic" w:eastAsia="Charis SIL Italic"/>
-          <w:b w:val="0"/>
-          <w:i w:val="0"/>
-          <w:color w:val="0000FF"/>
-          <w:sz w:val="24"/>
-          <w:u w:val="single"/>
-        </w:rPr>
-        <w:t xml:space="preserve"> </w:t>
-      </w:r>
-      <w:r>
-        <w:rPr>
-          <w:rFonts w:ascii="Charis SIL Italic" w:hAnsi="Charis SIL Italic" w:eastAsia="Charis SIL Italic"/>
-          <w:b w:val="0"/>
-          <w:i w:val="0"/>
-          <w:color w:val="0000FF"/>
-          <w:sz w:val="24"/>
-          <w:u w:val="single"/>
         </w:rPr>
         <w:t>B</w:t>
       </w:r>
@@ -1514,7 +1450,7 @@
           <w:sz w:val="24"/>
           <w:u w:val="single"/>
         </w:rPr>
-        <w:hyperlink r:id="rId16" w:history="1">
+        <w:hyperlink r:id="rId15" w:history="1">
           <w:r>
             <w:rPr>
               <w:rStyle w:val="Hyperlink"/>
@@ -1532,7 +1468,7 @@
           <w:sz w:val="24"/>
           <w:u w:val="single"/>
         </w:rPr>
-        <w:hyperlink r:id="rId16" w:history="1">
+        <w:hyperlink r:id="rId15" w:history="1">
           <w:r>
             <w:rPr>
               <w:rStyle w:val="Hyperlink"/>
@@ -2145,13 +2081,32 @@
       </w:r>
       <w:r>
         <w:rPr>
+          <w:u w:val="single" w:color="0000ff"/>
           <w:rFonts w:ascii="Charis SIL Italic" w:hAnsi="Charis SIL Italic" w:eastAsia="Charis SIL Italic"/>
           <w:b w:val="0"/>
           <w:i w:val="0"/>
           <w:color w:val="000000"/>
           <w:sz w:val="24"/>
         </w:rPr>
-        <w:t>(stam</w:t>
+        <w:hyperlink r:id="rId17" w:history="1">
+          <w:r>
+            <w:rPr>
+              <w:rStyle w:val="Hyperlink"/>
+            </w:rPr>
+            <w:t>(sta</w:t>
+          </w:r>
+        </w:hyperlink>
+      </w:r>
+      <w:r>
+        <w:rPr>
+          <w:u w:val="single" w:color="0000ff"/>
+          <w:rFonts w:ascii="Charis SIL Italic" w:hAnsi="Charis SIL Italic" w:eastAsia="Charis SIL Italic"/>
+          <w:b w:val="0"/>
+          <w:i w:val="0"/>
+          <w:color w:val="000000"/>
+          <w:sz w:val="24"/>
+        </w:rPr>
+        <w:t>m</w:t>
       </w:r>
       <w:r>
         <w:rPr>
@@ -2650,7 +2605,7 @@
           <w:sz w:val="24"/>
           <w:u w:val="single"/>
         </w:rPr>
-        <w:hyperlink r:id="rId19" w:history="1">
+        <w:hyperlink r:id="rId18" w:history="1">
           <w:r>
             <w:rPr>
               <w:rStyle w:val="Hyperlink"/>
@@ -2695,7 +2650,83 @@
           <w:color w:val="000000"/>
           <w:sz w:val="24"/>
         </w:rPr>
-        <w:t>de archieven met betrekking tot N</w:t>
+        <w:t>de archieven m</w:t>
+      </w:r>
+      <w:r>
+        <w:rPr>
+          <w:u w:val="single" w:color="0000ff"/>
+          <w:rFonts w:ascii="Charis SIL Italic" w:hAnsi="Charis SIL Italic" w:eastAsia="Charis SIL Italic"/>
+          <w:b w:val="0"/>
+          <w:i w:val="0"/>
+          <w:color w:val="000000"/>
+          <w:sz w:val="24"/>
+        </w:rPr>
+        <w:t>e</w:t>
+      </w:r>
+      <w:r>
+        <w:rPr>
+          <w:u w:val="single" w:color="0000ff"/>
+          <w:rFonts w:ascii="Charis SIL Italic" w:hAnsi="Charis SIL Italic" w:eastAsia="Charis SIL Italic"/>
+          <w:b w:val="0"/>
+          <w:i w:val="0"/>
+          <w:color w:val="000000"/>
+          <w:sz w:val="24"/>
+        </w:rPr>
+        <w:hyperlink r:id="rId19" w:history="1">
+          <w:r>
+            <w:rPr>
+              <w:rStyle w:val="Hyperlink"/>
+            </w:rPr>
+            <w:t>t b</w:t>
+          </w:r>
+        </w:hyperlink>
+      </w:r>
+      <w:r>
+        <w:rPr>
+          <w:u w:val="single" w:color="0000ff"/>
+          <w:rFonts w:ascii="Charis SIL Italic" w:hAnsi="Charis SIL Italic" w:eastAsia="Charis SIL Italic"/>
+          <w:b w:val="0"/>
+          <w:i w:val="0"/>
+          <w:color w:val="000000"/>
+          <w:sz w:val="24"/>
+        </w:rPr>
+        <w:hyperlink r:id="rId19" w:history="1">
+          <w:r>
+            <w:rPr>
+              <w:rStyle w:val="Hyperlink"/>
+            </w:rPr>
+            <w:t>etrekking</w:t>
+          </w:r>
+        </w:hyperlink>
+      </w:r>
+      <w:r>
+        <w:rPr>
+          <w:u w:val="single" w:color="0000ff"/>
+          <w:rFonts w:ascii="Charis SIL Italic" w:hAnsi="Charis SIL Italic" w:eastAsia="Charis SIL Italic"/>
+          <w:b w:val="0"/>
+          <w:i w:val="0"/>
+          <w:color w:val="000000"/>
+          <w:sz w:val="24"/>
+        </w:rPr>
+        <w:t xml:space="preserve"> </w:t>
+      </w:r>
+      <w:r>
+        <w:rPr>
+          <w:u w:val="single" w:color="0000ff"/>
+          <w:rFonts w:ascii="Charis SIL Italic" w:hAnsi="Charis SIL Italic" w:eastAsia="Charis SIL Italic"/>
+          <w:b w:val="0"/>
+          <w:i w:val="0"/>
+          <w:color w:val="000000"/>
+          <w:sz w:val="24"/>
+        </w:rPr>
+        <w:hyperlink r:id="rId19" w:history="1">
+          <w:r>
+            <w:rPr>
+              <w:rStyle w:val="Hyperlink"/>
+            </w:rPr>
+            <w:t>tot N</w:t>
+          </w:r>
+        </w:hyperlink>
       </w:r>
       <w:r>
         <w:rPr>
@@ -3607,7 +3638,7 @@
           <w:sz w:val="24"/>
           <w:u w:val="single"/>
         </w:rPr>
-        <w:hyperlink r:id="rId25" w:history="1">
+        <w:hyperlink r:id="rId23" w:history="1">
           <w:r>
             <w:rPr>
               <w:rStyle w:val="Hyperlink"/>
@@ -3625,7 +3656,7 @@
           <w:sz w:val="24"/>
           <w:u w:val="single"/>
         </w:rPr>
-        <w:hyperlink r:id="rId25" w:history="1">
+        <w:hyperlink r:id="rId23" w:history="1">
           <w:r>
             <w:rPr>
               <w:rStyle w:val="Hyperlink"/>
@@ -3654,7 +3685,7 @@
           <w:sz w:val="24"/>
           <w:u w:val="single"/>
         </w:rPr>
-        <w:hyperlink r:id="rId26" w:history="1">
+        <w:hyperlink r:id="rId23" w:history="1">
           <w:r>
             <w:rPr>
               <w:rStyle w:val="Hyperlink"/>
@@ -3672,7 +3703,7 @@
           <w:sz w:val="24"/>
           <w:u w:val="single"/>
         </w:rPr>
-        <w:hyperlink r:id="rId26" w:history="1">
+        <w:hyperlink r:id="rId23" w:history="1">
           <w:r>
             <w:rPr>
               <w:rStyle w:val="Hyperlink"/>
@@ -3690,7 +3721,7 @@
           <w:sz w:val="24"/>
           <w:u w:val="single"/>
         </w:rPr>
-        <w:hyperlink r:id="rId26" w:history="1">
+        <w:hyperlink r:id="rId25" w:history="1">
           <w:r>
             <w:rPr>
               <w:rStyle w:val="Hyperlink"/>
@@ -3718,7 +3749,7 @@
           <w:sz w:val="24"/>
           <w:u w:val="single"/>
         </w:rPr>
-        <w:hyperlink r:id="rId27" w:history="1">
+        <w:hyperlink r:id="rId24" w:history="1">
           <w:r>
             <w:rPr>
               <w:rStyle w:val="Hyperlink"/>
@@ -3747,7 +3778,7 @@
           <w:sz w:val="24"/>
           <w:u w:val="single"/>
         </w:rPr>
-        <w:hyperlink r:id="rId27" w:history="1">
+        <w:hyperlink r:id="rId26" w:history="1">
           <w:r>
             <w:rPr>
               <w:rStyle w:val="Hyperlink"/>
@@ -3765,7 +3796,7 @@
           <w:sz w:val="24"/>
           <w:u w:val="single"/>
         </w:rPr>
-        <w:hyperlink r:id="rId27" w:history="1">
+        <w:hyperlink r:id="rId26" w:history="1">
           <w:r>
             <w:rPr>
               <w:rStyle w:val="Hyperlink"/>
@@ -3782,7 +3813,36 @@
           <w:color w:val="000000"/>
           <w:sz w:val="24"/>
         </w:rPr>
-        <w:t xml:space="preserve">bezit de fotocollectie van het </w:t>
+        <w:t xml:space="preserve">bezit de fotocollectie van </w:t>
+      </w:r>
+      <w:r>
+        <w:rPr>
+          <w:u w:val="single" w:color="0000ff"/>
+          <w:rFonts w:ascii="Charis SIL Italic" w:hAnsi="Charis SIL Italic" w:eastAsia="Charis SIL Italic"/>
+          <w:b w:val="0"/>
+          <w:i w:val="0"/>
+          <w:color w:val="000000"/>
+          <w:sz w:val="24"/>
+        </w:rPr>
+        <w:t>h</w:t>
+      </w:r>
+      <w:r>
+        <w:rPr>
+          <w:u w:val="single" w:color="0000ff"/>
+          <w:rFonts w:ascii="Charis SIL Italic" w:hAnsi="Charis SIL Italic" w:eastAsia="Charis SIL Italic"/>
+          <w:b w:val="0"/>
+          <w:i w:val="0"/>
+          <w:color w:val="000000"/>
+          <w:sz w:val="24"/>
+        </w:rPr>
+        <w:hyperlink r:id="rId27" w:history="1">
+          <w:r>
+            <w:rPr>
+              <w:rStyle w:val="Hyperlink"/>
+            </w:rPr>
+            <w:t xml:space="preserve">et </w:t>
+          </w:r>
+        </w:hyperlink>
       </w:r>
       <w:r>
         <w:rPr>
@@ -3791,8 +3851,16 @@
           <w:i w:val="0"/>
           <w:color w:val="0000FF"/>
           <w:sz w:val="24"/>
-        </w:rPr>
-        <w:t>Wereld</w:t>
+          <w:u w:val="single"/>
+        </w:rPr>
+        <w:hyperlink r:id="rId28" w:history="1">
+          <w:r>
+            <w:rPr>
+              <w:rStyle w:val="Hyperlink"/>
+            </w:rPr>
+            <w:t>Wereld</w:t>
+          </w:r>
+        </w:hyperlink>
       </w:r>
       <w:r>
         <w:rPr>
@@ -3803,7 +3871,7 @@
           <w:sz w:val="24"/>
           <w:u w:val="single"/>
         </w:rPr>
-        <w:hyperlink r:id="rId25" w:history="1">
+        <w:hyperlink r:id="rId28" w:history="1">
           <w:r>
             <w:rPr>
               <w:rStyle w:val="Hyperlink"/>
@@ -3839,7 +3907,7 @@
           <w:sz w:val="24"/>
           <w:u w:val="single"/>
         </w:rPr>
-        <w:t xml:space="preserve"> in</w:t>
+        <w:t xml:space="preserve"> </w:t>
       </w:r>
       <w:r>
         <w:rPr>
@@ -3850,6 +3918,24 @@
           <w:sz w:val="24"/>
           <w:u w:val="single"/>
         </w:rPr>
+        <w:hyperlink r:id="rId28" w:history="1">
+          <w:r>
+            <w:rPr>
+              <w:rStyle w:val="Hyperlink"/>
+            </w:rPr>
+            <w:t>in</w:t>
+          </w:r>
+        </w:hyperlink>
+      </w:r>
+      <w:r>
+        <w:rPr>
+          <w:rFonts w:ascii="Charis SIL Italic" w:hAnsi="Charis SIL Italic" w:eastAsia="Charis SIL Italic"/>
+          <w:b w:val="0"/>
+          <w:i w:val="0"/>
+          <w:color w:val="0000FF"/>
+          <w:sz w:val="24"/>
+          <w:u w:val="single"/>
+        </w:rPr>
         <w:t xml:space="preserve"> </w:t>
       </w:r>
       <w:r>
@@ -3861,7 +3947,7 @@
           <w:sz w:val="24"/>
           <w:u w:val="single"/>
         </w:rPr>
-        <w:hyperlink r:id="rId26" w:history="1">
+        <w:hyperlink r:id="rId28" w:history="1">
           <w:r>
             <w:rPr>
               <w:rStyle w:val="Hyperlink"/>
@@ -3879,7 +3965,7 @@
           <w:color w:val="000000"/>
           <w:sz w:val="24"/>
         </w:rPr>
-        <w:hyperlink r:id="rId26" w:history="1">
+        <w:hyperlink r:id="rId25" w:history="1">
           <w:r>
             <w:rPr>
               <w:rStyle w:val="Hyperlink"/>
@@ -4646,13 +4732,32 @@
       </w:r>
       <w:r>
         <w:rPr>
+          <w:u w:val="single" w:color="0000ff"/>
           <w:rFonts w:ascii="Charis SIL Italic" w:hAnsi="Charis SIL Italic" w:eastAsia="Charis SIL Italic"/>
           <w:b w:val="0"/>
           <w:i w:val="0"/>
           <w:color w:val="000000"/>
           <w:sz w:val="24"/>
         </w:rPr>
-        <w:t xml:space="preserve"> en </w:t>
+        <w:t xml:space="preserve"> </w:t>
+      </w:r>
+      <w:r>
+        <w:rPr>
+          <w:u w:val="single" w:color="0000ff"/>
+          <w:rFonts w:ascii="Charis SIL Italic" w:hAnsi="Charis SIL Italic" w:eastAsia="Charis SIL Italic"/>
+          <w:b w:val="0"/>
+          <w:i w:val="0"/>
+          <w:color w:val="000000"/>
+          <w:sz w:val="24"/>
+        </w:rPr>
+        <w:hyperlink r:id="rId31" w:history="1">
+          <w:r>
+            <w:rPr>
+              <w:rStyle w:val="Hyperlink"/>
+            </w:rPr>
+            <w:t xml:space="preserve">en </w:t>
+          </w:r>
+        </w:hyperlink>
       </w:r>
       <w:r>
         <w:rPr>
@@ -4663,7 +4768,7 @@
           <w:sz w:val="24"/>
           <w:u w:val="single"/>
         </w:rPr>
-        <w:hyperlink r:id="rId34" w:history="1">
+        <w:hyperlink r:id="rId31" w:history="1">
           <w:r>
             <w:rPr>
               <w:rStyle w:val="Hyperlink"/>
@@ -4681,7 +4786,7 @@
           <w:sz w:val="24"/>
           <w:u w:val="single"/>
         </w:rPr>
-        <w:hyperlink r:id="rId34" w:history="1">
+        <w:hyperlink r:id="rId31" w:history="1">
           <w:r>
             <w:rPr>
               <w:rStyle w:val="Hyperlink"/>
@@ -4699,7 +4804,7 @@
           <w:sz w:val="24"/>
           <w:u w:val="single"/>
         </w:rPr>
-        <w:hyperlink r:id="rId34" w:history="1">
+        <w:hyperlink r:id="rId31" w:history="1">
           <w:r>
             <w:rPr>
               <w:rStyle w:val="Hyperlink"/>
@@ -4728,7 +4833,7 @@
           <w:sz w:val="24"/>
           <w:u w:val="single"/>
         </w:rPr>
-        <w:hyperlink r:id="rId34" w:history="1">
+        <w:hyperlink r:id="rId31" w:history="1">
           <w:r>
             <w:rPr>
               <w:rStyle w:val="Hyperlink"/>
@@ -4746,14 +4851,7 @@
           <w:sz w:val="24"/>
           <w:u w:val="single"/>
         </w:rPr>
-        <w:hyperlink r:id="rId34" w:history="1">
-          <w:r>
-            <w:rPr>
-              <w:rStyle w:val="Hyperlink"/>
-            </w:rPr>
-            <w:t>i</w:t>
-          </w:r>
-        </w:hyperlink>
+        <w:t>i</w:t>
       </w:r>
       <w:r>
         <w:rPr>
@@ -4764,7 +4862,7 @@
           <w:sz w:val="24"/>
           <w:u w:val="single"/>
         </w:rPr>
-        <w:hyperlink r:id="rId34" w:history="1">
+        <w:hyperlink r:id="rId32" w:history="1">
           <w:r>
             <w:rPr>
               <w:rStyle w:val="Hyperlink"/>
@@ -4811,7 +4909,7 @@
           <w:sz w:val="24"/>
           <w:u w:val="single"/>
         </w:rPr>
-        <w:hyperlink r:id="rId32" w:history="1">
+        <w:hyperlink r:id="rId34" w:history="1">
           <w:r>
             <w:rPr>
               <w:rStyle w:val="Hyperlink"/>
@@ -4987,7 +5085,6 @@
       </w:r>
       <w:r>
         <w:rPr>
-          <w:u w:val="single" w:color="0000ff"/>
           <w:rFonts w:ascii="Charis SIL Italic" w:hAnsi="Charis SIL Italic" w:eastAsia="Charis SIL Italic"/>
           <w:b w:val="0"/>
           <w:i w:val="0"/>
@@ -5657,7 +5754,7 @@
           <w:sz w:val="24"/>
           <w:u w:val="single"/>
         </w:rPr>
-        <w:hyperlink r:id="rId37" w:history="1">
+        <w:hyperlink r:id="rId39" w:history="1">
           <w:r>
             <w:rPr>
               <w:rStyle w:val="Hyperlink"/>
@@ -5733,7 +5830,7 @@
           <w:sz w:val="24"/>
           <w:u w:val="single"/>
         </w:rPr>
-        <w:hyperlink r:id="rId39" w:history="1">
+        <w:hyperlink r:id="rId38" w:history="1">
           <w:r>
             <w:rPr>
               <w:rStyle w:val="Hyperlink"/>
@@ -5751,7 +5848,7 @@
           <w:sz w:val="24"/>
           <w:u w:val="single"/>
         </w:rPr>
-        <w:hyperlink r:id="rId39" w:history="1">
+        <w:hyperlink r:id="rId38" w:history="1">
           <w:r>
             <w:rPr>
               <w:rStyle w:val="Hyperlink"/>
@@ -5780,7 +5877,7 @@
           <w:sz w:val="24"/>
           <w:u w:val="single"/>
         </w:rPr>
-        <w:hyperlink r:id="rId39" w:history="1">
+        <w:hyperlink r:id="rId38" w:history="1">
           <w:r>
             <w:rPr>
               <w:rStyle w:val="Hyperlink"/>
@@ -5798,7 +5895,7 @@
           <w:sz w:val="24"/>
           <w:u w:val="single"/>
         </w:rPr>
-        <w:hyperlink r:id="rId39" w:history="1">
+        <w:hyperlink r:id="rId38" w:history="1">
           <w:r>
             <w:rPr>
               <w:rStyle w:val="Hyperlink"/>

--- a/EXPORTS/DOCX/published/niveau1/Dutch/Sources.docx
+++ b/EXPORTS/DOCX/published/niveau1/Dutch/Sources.docx
@@ -1319,13 +1319,86 @@
       </w:r>
       <w:r>
         <w:rPr>
+          <w:u w:val="single" w:color="0000ff"/>
           <w:rFonts w:ascii="Charis SIL Italic" w:hAnsi="Charis SIL Italic" w:eastAsia="Charis SIL Italic"/>
           <w:b w:val="0"/>
           <w:i w:val="0"/>
           <w:color w:val="000000"/>
           <w:sz w:val="24"/>
         </w:rPr>
-        <w:t xml:space="preserve">deel uit van de </w:t>
+        <w:hyperlink r:id="rId15" w:history="1">
+          <w:r>
+            <w:rPr>
+              <w:rStyle w:val="Hyperlink"/>
+            </w:rPr>
+            <w:t xml:space="preserve">deel uit </w:t>
+          </w:r>
+        </w:hyperlink>
+      </w:r>
+      <w:r>
+        <w:rPr>
+          <w:u w:val="single" w:color="0000ff"/>
+          <w:rFonts w:ascii="Charis SIL Italic" w:hAnsi="Charis SIL Italic" w:eastAsia="Charis SIL Italic"/>
+          <w:b w:val="0"/>
+          <w:i w:val="0"/>
+          <w:color w:val="000000"/>
+          <w:sz w:val="24"/>
+        </w:rPr>
+        <w:hyperlink r:id="rId15" w:history="1">
+          <w:r>
+            <w:rPr>
+              <w:rStyle w:val="Hyperlink"/>
+            </w:rPr>
+            <w:t>v</w:t>
+          </w:r>
+        </w:hyperlink>
+      </w:r>
+      <w:r>
+        <w:rPr>
+          <w:u w:val="single" w:color="0000ff"/>
+          <w:rFonts w:ascii="Charis SIL Italic" w:hAnsi="Charis SIL Italic" w:eastAsia="Charis SIL Italic"/>
+          <w:b w:val="0"/>
+          <w:i w:val="0"/>
+          <w:color w:val="000000"/>
+          <w:sz w:val="24"/>
+        </w:rPr>
+        <w:hyperlink r:id="rId15" w:history="1">
+          <w:r>
+            <w:rPr>
+              <w:rStyle w:val="Hyperlink"/>
+            </w:rPr>
+            <w:t>an d</w:t>
+          </w:r>
+        </w:hyperlink>
+      </w:r>
+      <w:r>
+        <w:rPr>
+          <w:u w:val="single" w:color="0000ff"/>
+          <w:rFonts w:ascii="Charis SIL Italic" w:hAnsi="Charis SIL Italic" w:eastAsia="Charis SIL Italic"/>
+          <w:b w:val="0"/>
+          <w:i w:val="0"/>
+          <w:color w:val="000000"/>
+          <w:sz w:val="24"/>
+        </w:rPr>
+        <w:hyperlink r:id="rId15" w:history="1">
+          <w:r>
+            <w:rPr>
+              <w:rStyle w:val="Hyperlink"/>
+            </w:rPr>
+            <w:t>e</w:t>
+          </w:r>
+        </w:hyperlink>
+      </w:r>
+      <w:r>
+        <w:rPr>
+          <w:u w:val="single" w:color="0000ff"/>
+          <w:rFonts w:ascii="Charis SIL Italic" w:hAnsi="Charis SIL Italic" w:eastAsia="Charis SIL Italic"/>
+          <w:b w:val="0"/>
+          <w:i w:val="0"/>
+          <w:color w:val="000000"/>
+          <w:sz w:val="24"/>
+        </w:rPr>
+        <w:t xml:space="preserve"> </w:t>
       </w:r>
       <w:r>
         <w:rPr>
@@ -1334,8 +1407,16 @@
           <w:i w:val="0"/>
           <w:color w:val="0000FF"/>
           <w:sz w:val="24"/>
-        </w:rPr>
-        <w:t>Univ</w:t>
+          <w:u w:val="single"/>
+        </w:rPr>
+        <w:hyperlink r:id="rId15" w:history="1">
+          <w:r>
+            <w:rPr>
+              <w:rStyle w:val="Hyperlink"/>
+            </w:rPr>
+            <w:t>Univ</w:t>
+          </w:r>
+        </w:hyperlink>
       </w:r>
       <w:r>
         <w:rPr>
@@ -1409,8 +1490,16 @@
           <w:i w:val="0"/>
           <w:color w:val="0000FF"/>
           <w:sz w:val="24"/>
-        </w:rPr>
-        <w:t>B</w:t>
+          <w:u w:val="single"/>
+        </w:rPr>
+        <w:hyperlink r:id="rId16" w:history="1">
+          <w:r>
+            <w:rPr>
+              <w:rStyle w:val="Hyperlink"/>
+            </w:rPr>
+            <w:t>B</w:t>
+          </w:r>
+        </w:hyperlink>
       </w:r>
       <w:r>
         <w:rPr>
@@ -1421,7 +1510,7 @@
           <w:sz w:val="24"/>
           <w:u w:val="single"/>
         </w:rPr>
-        <w:hyperlink r:id="rId15" w:history="1">
+        <w:hyperlink r:id="rId16" w:history="1">
           <w:r>
             <w:rPr>
               <w:rStyle w:val="Hyperlink"/>
@@ -1450,7 +1539,7 @@
           <w:sz w:val="24"/>
           <w:u w:val="single"/>
         </w:rPr>
-        <w:hyperlink r:id="rId15" w:history="1">
+        <w:hyperlink r:id="rId16" w:history="1">
           <w:r>
             <w:rPr>
               <w:rStyle w:val="Hyperlink"/>
@@ -1468,7 +1557,7 @@
           <w:sz w:val="24"/>
           <w:u w:val="single"/>
         </w:rPr>
-        <w:hyperlink r:id="rId15" w:history="1">
+        <w:hyperlink r:id="rId16" w:history="1">
           <w:r>
             <w:rPr>
               <w:rStyle w:val="Hyperlink"/>
@@ -2099,7 +2188,6 @@
       </w:r>
       <w:r>
         <w:rPr>
-          <w:u w:val="single" w:color="0000ff"/>
           <w:rFonts w:ascii="Charis SIL Italic" w:hAnsi="Charis SIL Italic" w:eastAsia="Charis SIL Italic"/>
           <w:b w:val="0"/>
           <w:i w:val="0"/>
@@ -2576,7 +2664,7 @@
           <w:sz w:val="24"/>
           <w:u w:val="single"/>
         </w:rPr>
-        <w:hyperlink r:id="rId18" w:history="1">
+        <w:hyperlink r:id="rId19" w:history="1">
           <w:r>
             <w:rPr>
               <w:rStyle w:val="Hyperlink"/>
@@ -2605,7 +2693,7 @@
           <w:sz w:val="24"/>
           <w:u w:val="single"/>
         </w:rPr>
-        <w:hyperlink r:id="rId18" w:history="1">
+        <w:hyperlink r:id="rId19" w:history="1">
           <w:r>
             <w:rPr>
               <w:rStyle w:val="Hyperlink"/>
@@ -3609,7 +3697,7 @@
           <w:sz w:val="24"/>
           <w:u w:val="single"/>
         </w:rPr>
-        <w:hyperlink r:id="rId23" w:history="1">
+        <w:hyperlink r:id="rId25" w:history="1">
           <w:r>
             <w:rPr>
               <w:rStyle w:val="Hyperlink"/>
@@ -3638,7 +3726,7 @@
           <w:sz w:val="24"/>
           <w:u w:val="single"/>
         </w:rPr>
-        <w:hyperlink r:id="rId23" w:history="1">
+        <w:hyperlink r:id="rId25" w:history="1">
           <w:r>
             <w:rPr>
               <w:rStyle w:val="Hyperlink"/>
@@ -3656,7 +3744,7 @@
           <w:sz w:val="24"/>
           <w:u w:val="single"/>
         </w:rPr>
-        <w:hyperlink r:id="rId23" w:history="1">
+        <w:hyperlink r:id="rId25" w:history="1">
           <w:r>
             <w:rPr>
               <w:rStyle w:val="Hyperlink"/>
@@ -3685,7 +3773,7 @@
           <w:sz w:val="24"/>
           <w:u w:val="single"/>
         </w:rPr>
-        <w:hyperlink r:id="rId23" w:history="1">
+        <w:hyperlink r:id="rId26" w:history="1">
           <w:r>
             <w:rPr>
               <w:rStyle w:val="Hyperlink"/>
@@ -3703,7 +3791,7 @@
           <w:sz w:val="24"/>
           <w:u w:val="single"/>
         </w:rPr>
-        <w:hyperlink r:id="rId23" w:history="1">
+        <w:hyperlink r:id="rId26" w:history="1">
           <w:r>
             <w:rPr>
               <w:rStyle w:val="Hyperlink"/>
@@ -3721,7 +3809,7 @@
           <w:sz w:val="24"/>
           <w:u w:val="single"/>
         </w:rPr>
-        <w:hyperlink r:id="rId25" w:history="1">
+        <w:hyperlink r:id="rId26" w:history="1">
           <w:r>
             <w:rPr>
               <w:rStyle w:val="Hyperlink"/>
@@ -3738,7 +3826,18 @@
           <w:color w:val="000000"/>
           <w:sz w:val="24"/>
         </w:rPr>
-        <w:t xml:space="preserve">. Het </w:t>
+        <w:t>. H</w:t>
+      </w:r>
+      <w:r>
+        <w:rPr>
+          <w:u w:val="single" w:color="0000ff"/>
+          <w:rFonts w:ascii="Charis SIL Italic" w:hAnsi="Charis SIL Italic" w:eastAsia="Charis SIL Italic"/>
+          <w:b w:val="0"/>
+          <w:i w:val="0"/>
+          <w:color w:val="000000"/>
+          <w:sz w:val="24"/>
+        </w:rPr>
+        <w:t xml:space="preserve">et </w:t>
       </w:r>
       <w:r>
         <w:rPr>
@@ -3749,7 +3848,7 @@
           <w:sz w:val="24"/>
           <w:u w:val="single"/>
         </w:rPr>
-        <w:hyperlink r:id="rId24" w:history="1">
+        <w:hyperlink r:id="rId27" w:history="1">
           <w:r>
             <w:rPr>
               <w:rStyle w:val="Hyperlink"/>
@@ -3778,7 +3877,7 @@
           <w:sz w:val="24"/>
           <w:u w:val="single"/>
         </w:rPr>
-        <w:hyperlink r:id="rId26" w:history="1">
+        <w:hyperlink r:id="rId27" w:history="1">
           <w:r>
             <w:rPr>
               <w:rStyle w:val="Hyperlink"/>
@@ -3796,7 +3895,7 @@
           <w:sz w:val="24"/>
           <w:u w:val="single"/>
         </w:rPr>
-        <w:hyperlink r:id="rId26" w:history="1">
+        <w:hyperlink r:id="rId27" w:history="1">
           <w:r>
             <w:rPr>
               <w:rStyle w:val="Hyperlink"/>
@@ -3828,14 +3927,13 @@
       </w:r>
       <w:r>
         <w:rPr>
-          <w:u w:val="single" w:color="0000ff"/>
           <w:rFonts w:ascii="Charis SIL Italic" w:hAnsi="Charis SIL Italic" w:eastAsia="Charis SIL Italic"/>
           <w:b w:val="0"/>
           <w:i w:val="0"/>
           <w:color w:val="000000"/>
           <w:sz w:val="24"/>
         </w:rPr>
-        <w:hyperlink r:id="rId27" w:history="1">
+        <w:hyperlink r:id="rId25" w:history="1">
           <w:r>
             <w:rPr>
               <w:rStyle w:val="Hyperlink"/>
@@ -3853,7 +3951,7 @@
           <w:sz w:val="24"/>
           <w:u w:val="single"/>
         </w:rPr>
-        <w:hyperlink r:id="rId28" w:history="1">
+        <w:hyperlink r:id="rId25" w:history="1">
           <w:r>
             <w:rPr>
               <w:rStyle w:val="Hyperlink"/>
@@ -3871,7 +3969,7 @@
           <w:sz w:val="24"/>
           <w:u w:val="single"/>
         </w:rPr>
-        <w:hyperlink r:id="rId28" w:history="1">
+        <w:hyperlink r:id="rId25" w:history="1">
           <w:r>
             <w:rPr>
               <w:rStyle w:val="Hyperlink"/>
@@ -3907,6 +4005,17 @@
           <w:sz w:val="24"/>
           <w:u w:val="single"/>
         </w:rPr>
+        <w:t xml:space="preserve"> in</w:t>
+      </w:r>
+      <w:r>
+        <w:rPr>
+          <w:rFonts w:ascii="Charis SIL Italic" w:hAnsi="Charis SIL Italic" w:eastAsia="Charis SIL Italic"/>
+          <w:b w:val="0"/>
+          <w:i w:val="0"/>
+          <w:color w:val="0000FF"/>
+          <w:sz w:val="24"/>
+          <w:u w:val="single"/>
+        </w:rPr>
         <w:t xml:space="preserve"> </w:t>
       </w:r>
       <w:r>
@@ -3918,36 +4027,7 @@
           <w:sz w:val="24"/>
           <w:u w:val="single"/>
         </w:rPr>
-        <w:hyperlink r:id="rId28" w:history="1">
-          <w:r>
-            <w:rPr>
-              <w:rStyle w:val="Hyperlink"/>
-            </w:rPr>
-            <w:t>in</w:t>
-          </w:r>
-        </w:hyperlink>
-      </w:r>
-      <w:r>
-        <w:rPr>
-          <w:rFonts w:ascii="Charis SIL Italic" w:hAnsi="Charis SIL Italic" w:eastAsia="Charis SIL Italic"/>
-          <w:b w:val="0"/>
-          <w:i w:val="0"/>
-          <w:color w:val="0000FF"/>
-          <w:sz w:val="24"/>
-          <w:u w:val="single"/>
-        </w:rPr>
-        <w:t xml:space="preserve"> </w:t>
-      </w:r>
-      <w:r>
-        <w:rPr>
-          <w:rFonts w:ascii="Charis SIL Italic" w:hAnsi="Charis SIL Italic" w:eastAsia="Charis SIL Italic"/>
-          <w:b w:val="0"/>
-          <w:i w:val="0"/>
-          <w:color w:val="0000FF"/>
-          <w:sz w:val="24"/>
-          <w:u w:val="single"/>
-        </w:rPr>
-        <w:hyperlink r:id="rId28" w:history="1">
+        <w:hyperlink r:id="rId26" w:history="1">
           <w:r>
             <w:rPr>
               <w:rStyle w:val="Hyperlink"/>
@@ -3965,7 +4045,7 @@
           <w:color w:val="000000"/>
           <w:sz w:val="24"/>
         </w:rPr>
-        <w:hyperlink r:id="rId25" w:history="1">
+        <w:hyperlink r:id="rId26" w:history="1">
           <w:r>
             <w:rPr>
               <w:rStyle w:val="Hyperlink"/>
@@ -4721,7 +4801,7 @@
           <w:sz w:val="24"/>
           <w:u w:val="single"/>
         </w:rPr>
-        <w:hyperlink r:id="rId31" w:history="1">
+        <w:hyperlink r:id="rId33" w:history="1">
           <w:r>
             <w:rPr>
               <w:rStyle w:val="Hyperlink"/>
@@ -4739,25 +4819,7 @@
           <w:color w:val="000000"/>
           <w:sz w:val="24"/>
         </w:rPr>
-        <w:t xml:space="preserve"> </w:t>
-      </w:r>
-      <w:r>
-        <w:rPr>
-          <w:u w:val="single" w:color="0000ff"/>
-          <w:rFonts w:ascii="Charis SIL Italic" w:hAnsi="Charis SIL Italic" w:eastAsia="Charis SIL Italic"/>
-          <w:b w:val="0"/>
-          <w:i w:val="0"/>
-          <w:color w:val="000000"/>
-          <w:sz w:val="24"/>
-        </w:rPr>
-        <w:hyperlink r:id="rId31" w:history="1">
-          <w:r>
-            <w:rPr>
-              <w:rStyle w:val="Hyperlink"/>
-            </w:rPr>
-            <w:t xml:space="preserve">en </w:t>
-          </w:r>
-        </w:hyperlink>
+        <w:t xml:space="preserve"> en </w:t>
       </w:r>
       <w:r>
         <w:rPr>
@@ -4768,7 +4830,7 @@
           <w:sz w:val="24"/>
           <w:u w:val="single"/>
         </w:rPr>
-        <w:hyperlink r:id="rId31" w:history="1">
+        <w:hyperlink r:id="rId34" w:history="1">
           <w:r>
             <w:rPr>
               <w:rStyle w:val="Hyperlink"/>
@@ -4786,7 +4848,7 @@
           <w:sz w:val="24"/>
           <w:u w:val="single"/>
         </w:rPr>
-        <w:hyperlink r:id="rId31" w:history="1">
+        <w:hyperlink r:id="rId34" w:history="1">
           <w:r>
             <w:rPr>
               <w:rStyle w:val="Hyperlink"/>
@@ -4804,7 +4866,7 @@
           <w:sz w:val="24"/>
           <w:u w:val="single"/>
         </w:rPr>
-        <w:hyperlink r:id="rId31" w:history="1">
+        <w:hyperlink r:id="rId34" w:history="1">
           <w:r>
             <w:rPr>
               <w:rStyle w:val="Hyperlink"/>
@@ -4833,7 +4895,7 @@
           <w:sz w:val="24"/>
           <w:u w:val="single"/>
         </w:rPr>
-        <w:hyperlink r:id="rId31" w:history="1">
+        <w:hyperlink r:id="rId34" w:history="1">
           <w:r>
             <w:rPr>
               <w:rStyle w:val="Hyperlink"/>
@@ -4851,7 +4913,14 @@
           <w:sz w:val="24"/>
           <w:u w:val="single"/>
         </w:rPr>
-        <w:t>i</w:t>
+        <w:hyperlink r:id="rId34" w:history="1">
+          <w:r>
+            <w:rPr>
+              <w:rStyle w:val="Hyperlink"/>
+            </w:rPr>
+            <w:t>i</w:t>
+          </w:r>
+        </w:hyperlink>
       </w:r>
       <w:r>
         <w:rPr>
@@ -4862,7 +4931,7 @@
           <w:sz w:val="24"/>
           <w:u w:val="single"/>
         </w:rPr>
-        <w:hyperlink r:id="rId32" w:history="1">
+        <w:hyperlink r:id="rId34" w:history="1">
           <w:r>
             <w:rPr>
               <w:rStyle w:val="Hyperlink"/>
@@ -4909,7 +4978,7 @@
           <w:sz w:val="24"/>
           <w:u w:val="single"/>
         </w:rPr>
-        <w:hyperlink r:id="rId34" w:history="1">
+        <w:hyperlink r:id="rId32" w:history="1">
           <w:r>
             <w:rPr>
               <w:rStyle w:val="Hyperlink"/>
@@ -5085,6 +5154,7 @@
       </w:r>
       <w:r>
         <w:rPr>
+          <w:u w:val="single" w:color="0000ff"/>
           <w:rFonts w:ascii="Charis SIL Italic" w:hAnsi="Charis SIL Italic" w:eastAsia="Charis SIL Italic"/>
           <w:b w:val="0"/>
           <w:i w:val="0"/>
@@ -5120,7 +5190,7 @@
           <w:sz w:val="24"/>
           <w:u w:val="single"/>
         </w:rPr>
-        <w:hyperlink r:id="rId35" w:history="1">
+        <w:hyperlink r:id="rId33" w:history="1">
           <w:r>
             <w:rPr>
               <w:rStyle w:val="Hyperlink"/>
@@ -5369,101 +5439,7 @@
           <w:color w:val="000000"/>
           <w:sz w:val="24"/>
         </w:rPr>
-        <w:t xml:space="preserve"> dat zich bij het Arsip</w:t>
-      </w:r>
-      <w:r>
-        <w:rPr>
-          <w:u w:val="single" w:color="0000ff"/>
-          <w:rFonts w:ascii="Charis SIL Italic" w:hAnsi="Charis SIL Italic" w:eastAsia="Charis SIL Italic"/>
-          <w:b w:val="0"/>
-          <w:i w:val="0"/>
-          <w:color w:val="000000"/>
-          <w:sz w:val="24"/>
-        </w:rPr>
-        <w:hyperlink r:id="rId36" w:history="1">
-          <w:r>
-            <w:rPr>
-              <w:rStyle w:val="Hyperlink"/>
-            </w:rPr>
-            <w:t xml:space="preserve"> Nasional in</w:t>
-          </w:r>
-        </w:hyperlink>
-      </w:r>
-      <w:r>
-        <w:rPr>
-          <w:u w:val="single" w:color="0000ff"/>
-          <w:rFonts w:ascii="Charis SIL Italic" w:hAnsi="Charis SIL Italic" w:eastAsia="Charis SIL Italic"/>
-          <w:b w:val="0"/>
-          <w:i w:val="0"/>
-          <w:color w:val="000000"/>
-          <w:sz w:val="24"/>
-        </w:rPr>
-        <w:hyperlink r:id="rId36" w:history="1">
-          <w:r>
-            <w:rPr>
-              <w:rStyle w:val="Hyperlink"/>
-            </w:rPr>
-            <w:t xml:space="preserve"> Jakarta bevi</w:t>
-          </w:r>
-        </w:hyperlink>
-      </w:r>
-      <w:r>
-        <w:rPr>
-          <w:u w:val="single" w:color="0000ff"/>
-          <w:rFonts w:ascii="Charis SIL Italic" w:hAnsi="Charis SIL Italic" w:eastAsia="Charis SIL Italic"/>
-          <w:b w:val="0"/>
-          <w:i w:val="0"/>
-          <w:color w:val="000000"/>
-          <w:sz w:val="24"/>
-        </w:rPr>
-        <w:hyperlink r:id="rId36" w:history="1">
-          <w:r>
-            <w:rPr>
-              <w:rStyle w:val="Hyperlink"/>
-            </w:rPr>
-            <w:t>ndt,</w:t>
-          </w:r>
-        </w:hyperlink>
-      </w:r>
-      <w:r>
-        <w:rPr>
-          <w:u w:val="single" w:color="0000ff"/>
-          <w:rFonts w:ascii="Charis SIL Italic" w:hAnsi="Charis SIL Italic" w:eastAsia="Charis SIL Italic"/>
-          <w:b w:val="0"/>
-          <w:i w:val="0"/>
-          <w:color w:val="000000"/>
-          <w:sz w:val="24"/>
-        </w:rPr>
-        <w:t xml:space="preserve"> </w:t>
-      </w:r>
-      <w:r>
-        <w:rPr>
-          <w:u w:val="single" w:color="0000ff"/>
-          <w:rFonts w:ascii="Charis SIL Italic" w:hAnsi="Charis SIL Italic" w:eastAsia="Charis SIL Italic"/>
-          <w:b w:val="0"/>
-          <w:i w:val="0"/>
-          <w:color w:val="000000"/>
-          <w:sz w:val="24"/>
-        </w:rPr>
-        <w:hyperlink r:id="rId36" w:history="1">
-          <w:r>
-            <w:rPr>
-              <w:rStyle w:val="Hyperlink"/>
-            </w:rPr>
-            <w:t xml:space="preserve">de stad </w:t>
-          </w:r>
-        </w:hyperlink>
-      </w:r>
-      <w:r>
-        <w:rPr>
-          <w:u w:val="single" w:color="0000ff"/>
-          <w:rFonts w:ascii="Charis SIL Italic" w:hAnsi="Charis SIL Italic" w:eastAsia="Charis SIL Italic"/>
-          <w:b w:val="0"/>
-          <w:i w:val="0"/>
-          <w:color w:val="000000"/>
-          <w:sz w:val="24"/>
-        </w:rPr>
-        <w:t>w</w:t>
+        <w:t xml:space="preserve"> dat zich bij het Arsip Nasional in Jakarta bevindt, de stad w</w:t>
       </w:r>
       <w:r>
         <w:rPr>
@@ -5754,7 +5730,7 @@
           <w:sz w:val="24"/>
           <w:u w:val="single"/>
         </w:rPr>
-        <w:hyperlink r:id="rId39" w:history="1">
+        <w:hyperlink r:id="rId37" w:history="1">
           <w:r>
             <w:rPr>
               <w:rStyle w:val="Hyperlink"/>
@@ -5801,7 +5777,7 @@
           <w:sz w:val="24"/>
           <w:u w:val="single"/>
         </w:rPr>
-        <w:hyperlink r:id="rId38" w:history="1">
+        <w:hyperlink r:id="rId39" w:history="1">
           <w:r>
             <w:rPr>
               <w:rStyle w:val="Hyperlink"/>
@@ -5830,7 +5806,7 @@
           <w:sz w:val="24"/>
           <w:u w:val="single"/>
         </w:rPr>
-        <w:hyperlink r:id="rId38" w:history="1">
+        <w:hyperlink r:id="rId39" w:history="1">
           <w:r>
             <w:rPr>
               <w:rStyle w:val="Hyperlink"/>
@@ -5848,7 +5824,7 @@
           <w:sz w:val="24"/>
           <w:u w:val="single"/>
         </w:rPr>
-        <w:hyperlink r:id="rId38" w:history="1">
+        <w:hyperlink r:id="rId39" w:history="1">
           <w:r>
             <w:rPr>
               <w:rStyle w:val="Hyperlink"/>
@@ -5877,7 +5853,7 @@
           <w:sz w:val="24"/>
           <w:u w:val="single"/>
         </w:rPr>
-        <w:hyperlink r:id="rId38" w:history="1">
+        <w:hyperlink r:id="rId39" w:history="1">
           <w:r>
             <w:rPr>
               <w:rStyle w:val="Hyperlink"/>
@@ -5895,7 +5871,7 @@
           <w:sz w:val="24"/>
           <w:u w:val="single"/>
         </w:rPr>
-        <w:hyperlink r:id="rId38" w:history="1">
+        <w:hyperlink r:id="rId39" w:history="1">
           <w:r>
             <w:rPr>
               <w:rStyle w:val="Hyperlink"/>

--- a/EXPORTS/DOCX/published/niveau1/Dutch/Sources.docx
+++ b/EXPORTS/DOCX/published/niveau1/Dutch/Sources.docx
@@ -609,31 +609,13 @@
       </w:r>
       <w:r>
         <w:rPr>
-          <w:u w:val="single" w:color="0000ff"/>
           <w:rFonts w:ascii="Charis SIL Italic" w:hAnsi="Charis SIL Italic" w:eastAsia="Charis SIL Italic"/>
           <w:b w:val="0"/>
           <w:i w:val="0"/>
           <w:color w:val="000000"/>
           <w:sz w:val="24"/>
         </w:rPr>
-        <w:hyperlink r:id="rId11" w:history="1">
-          <w:r>
-            <w:rPr>
-              <w:rStyle w:val="Hyperlink"/>
-            </w:rPr>
-            <w:t>anders d</w:t>
-          </w:r>
-        </w:hyperlink>
-      </w:r>
-      <w:r>
-        <w:rPr>
-          <w:rFonts w:ascii="Charis SIL Italic" w:hAnsi="Charis SIL Italic" w:eastAsia="Charis SIL Italic"/>
-          <w:b w:val="0"/>
-          <w:i w:val="0"/>
-          <w:color w:val="000000"/>
-          <w:sz w:val="24"/>
-        </w:rPr>
-        <w:t xml:space="preserve">an nu (denk aan </w:t>
+        <w:t xml:space="preserve">anders dan nu (denk aan </w:t>
       </w:r>
       <w:r>
         <w:rPr>
@@ -1287,35 +1269,7 @@
           <w:color w:val="000000"/>
           <w:sz w:val="24"/>
         </w:rPr>
-        <w:t>. Deze archieven maken t</w:t>
-      </w:r>
-      <w:r>
-        <w:rPr>
-          <w:u w:val="single" w:color="0000ff"/>
-          <w:rFonts w:ascii="Charis SIL Italic" w:hAnsi="Charis SIL Italic" w:eastAsia="Charis SIL Italic"/>
-          <w:b w:val="0"/>
-          <w:i w:val="0"/>
-          <w:color w:val="000000"/>
-          <w:sz w:val="24"/>
-        </w:rPr>
-        <w:hyperlink r:id="rId15" w:history="1">
-          <w:r>
-            <w:rPr>
-              <w:rStyle w:val="Hyperlink"/>
-            </w:rPr>
-            <w:t>egenwoord</w:t>
-          </w:r>
-        </w:hyperlink>
-      </w:r>
-      <w:r>
-        <w:rPr>
-          <w:rFonts w:ascii="Charis SIL Italic" w:hAnsi="Charis SIL Italic" w:eastAsia="Charis SIL Italic"/>
-          <w:b w:val="0"/>
-          <w:i w:val="0"/>
-          <w:color w:val="000000"/>
-          <w:sz w:val="24"/>
-        </w:rPr>
-        <w:t xml:space="preserve">ig </w:t>
+        <w:t xml:space="preserve">. Deze archieven maken tegenwoordig </w:t>
       </w:r>
       <w:r>
         <w:rPr>
@@ -1409,7 +1363,7 @@
           <w:sz w:val="24"/>
           <w:u w:val="single"/>
         </w:rPr>
-        <w:hyperlink r:id="rId15" w:history="1">
+        <w:hyperlink r:id="rId16" w:history="1">
           <w:r>
             <w:rPr>
               <w:rStyle w:val="Hyperlink"/>
@@ -1427,7 +1381,7 @@
           <w:sz w:val="24"/>
           <w:u w:val="single"/>
         </w:rPr>
-        <w:hyperlink r:id="rId15" w:history="1">
+        <w:hyperlink r:id="rId16" w:history="1">
           <w:r>
             <w:rPr>
               <w:rStyle w:val="Hyperlink"/>
@@ -1445,7 +1399,7 @@
           <w:sz w:val="24"/>
           <w:u w:val="single"/>
         </w:rPr>
-        <w:hyperlink r:id="rId15" w:history="1">
+        <w:hyperlink r:id="rId16" w:history="1">
           <w:r>
             <w:rPr>
               <w:rStyle w:val="Hyperlink"/>
@@ -1463,7 +1417,7 @@
           <w:sz w:val="24"/>
           <w:u w:val="single"/>
         </w:rPr>
-        <w:hyperlink r:id="rId15" w:history="1">
+        <w:hyperlink r:id="rId16" w:history="1">
           <w:r>
             <w:rPr>
               <w:rStyle w:val="Hyperlink"/>
@@ -2617,7 +2571,7 @@
           <w:sz w:val="24"/>
           <w:u w:val="single"/>
         </w:rPr>
-        <w:hyperlink r:id="rId18" w:history="1">
+        <w:hyperlink r:id="rId19" w:history="1">
           <w:r>
             <w:rPr>
               <w:rStyle w:val="Hyperlink"/>
@@ -2635,7 +2589,7 @@
           <w:sz w:val="24"/>
           <w:u w:val="single"/>
         </w:rPr>
-        <w:hyperlink r:id="rId18" w:history="1">
+        <w:hyperlink r:id="rId19" w:history="1">
           <w:r>
             <w:rPr>
               <w:rStyle w:val="Hyperlink"/>
@@ -3791,7 +3745,7 @@
           <w:sz w:val="24"/>
           <w:u w:val="single"/>
         </w:rPr>
-        <w:hyperlink r:id="rId26" w:history="1">
+        <w:hyperlink r:id="rId23" w:history="1">
           <w:r>
             <w:rPr>
               <w:rStyle w:val="Hyperlink"/>
@@ -3837,7 +3791,14 @@
           <w:color w:val="000000"/>
           <w:sz w:val="24"/>
         </w:rPr>
-        <w:t xml:space="preserve">et </w:t>
+        <w:hyperlink r:id="rId24" w:history="1">
+          <w:r>
+            <w:rPr>
+              <w:rStyle w:val="Hyperlink"/>
+            </w:rPr>
+            <w:t xml:space="preserve">et </w:t>
+          </w:r>
+        </w:hyperlink>
       </w:r>
       <w:r>
         <w:rPr>
@@ -3848,7 +3809,7 @@
           <w:sz w:val="24"/>
           <w:u w:val="single"/>
         </w:rPr>
-        <w:hyperlink r:id="rId27" w:history="1">
+        <w:hyperlink r:id="rId24" w:history="1">
           <w:r>
             <w:rPr>
               <w:rStyle w:val="Hyperlink"/>
@@ -3877,7 +3838,7 @@
           <w:sz w:val="24"/>
           <w:u w:val="single"/>
         </w:rPr>
-        <w:hyperlink r:id="rId27" w:history="1">
+        <w:hyperlink r:id="rId24" w:history="1">
           <w:r>
             <w:rPr>
               <w:rStyle w:val="Hyperlink"/>
@@ -4772,7 +4733,7 @@
           <w:sz w:val="24"/>
           <w:u w:val="single"/>
         </w:rPr>
-        <w:hyperlink r:id="rId31" w:history="1">
+        <w:hyperlink r:id="rId33" w:history="1">
           <w:r>
             <w:rPr>
               <w:rStyle w:val="Hyperlink"/>
@@ -4848,7 +4809,7 @@
           <w:sz w:val="24"/>
           <w:u w:val="single"/>
         </w:rPr>
-        <w:hyperlink r:id="rId34" w:history="1">
+        <w:hyperlink r:id="rId31" w:history="1">
           <w:r>
             <w:rPr>
               <w:rStyle w:val="Hyperlink"/>
@@ -4866,7 +4827,7 @@
           <w:sz w:val="24"/>
           <w:u w:val="single"/>
         </w:rPr>
-        <w:hyperlink r:id="rId34" w:history="1">
+        <w:hyperlink r:id="rId31" w:history="1">
           <w:r>
             <w:rPr>
               <w:rStyle w:val="Hyperlink"/>
@@ -4895,7 +4856,7 @@
           <w:sz w:val="24"/>
           <w:u w:val="single"/>
         </w:rPr>
-        <w:hyperlink r:id="rId34" w:history="1">
+        <w:hyperlink r:id="rId31" w:history="1">
           <w:r>
             <w:rPr>
               <w:rStyle w:val="Hyperlink"/>
@@ -4913,14 +4874,7 @@
           <w:sz w:val="24"/>
           <w:u w:val="single"/>
         </w:rPr>
-        <w:hyperlink r:id="rId34" w:history="1">
-          <w:r>
-            <w:rPr>
-              <w:rStyle w:val="Hyperlink"/>
-            </w:rPr>
-            <w:t>i</w:t>
-          </w:r>
-        </w:hyperlink>
+        <w:t>i</w:t>
       </w:r>
       <w:r>
         <w:rPr>
@@ -4931,7 +4885,7 @@
           <w:sz w:val="24"/>
           <w:u w:val="single"/>
         </w:rPr>
-        <w:hyperlink r:id="rId34" w:history="1">
+        <w:hyperlink r:id="rId32" w:history="1">
           <w:r>
             <w:rPr>
               <w:rStyle w:val="Hyperlink"/>
@@ -4960,7 +4914,7 @@
           <w:sz w:val="24"/>
           <w:u w:val="single"/>
         </w:rPr>
-        <w:hyperlink r:id="rId34" w:history="1">
+        <w:hyperlink r:id="rId32" w:history="1">
           <w:r>
             <w:rPr>
               <w:rStyle w:val="Hyperlink"/>
@@ -5161,7 +5115,32 @@
           <w:color w:val="000000"/>
           <w:sz w:val="24"/>
         </w:rPr>
-        <w:t xml:space="preserve">tal </w:t>
+        <w:hyperlink r:id="rId33" w:history="1">
+          <w:r>
+            <w:rPr>
+              <w:rStyle w:val="Hyperlink"/>
+            </w:rPr>
+            <w:t>ta</w:t>
+          </w:r>
+        </w:hyperlink>
+      </w:r>
+      <w:r>
+        <w:rPr>
+          <w:u w:val="single" w:color="0000ff"/>
+          <w:rFonts w:ascii="Charis SIL Italic" w:hAnsi="Charis SIL Italic" w:eastAsia="Charis SIL Italic"/>
+          <w:b w:val="0"/>
+          <w:i w:val="0"/>
+          <w:color w:val="000000"/>
+          <w:sz w:val="24"/>
+        </w:rPr>
+        <w:hyperlink r:id="rId33" w:history="1">
+          <w:r>
+            <w:rPr>
+              <w:rStyle w:val="Hyperlink"/>
+            </w:rPr>
+            <w:t xml:space="preserve">l </w:t>
+          </w:r>
+        </w:hyperlink>
       </w:r>
       <w:r>
         <w:rPr>
@@ -5172,7 +5151,7 @@
           <w:sz w:val="24"/>
           <w:u w:val="single"/>
         </w:rPr>
-        <w:hyperlink r:id="rId35" w:history="1">
+        <w:hyperlink r:id="rId33" w:history="1">
           <w:r>
             <w:rPr>
               <w:rStyle w:val="Hyperlink"/>
@@ -5285,7 +5264,7 @@
           <w:sz w:val="24"/>
           <w:u w:val="single"/>
         </w:rPr>
-        <w:hyperlink r:id="rId36" w:history="1">
+        <w:hyperlink r:id="rId35" w:history="1">
           <w:r>
             <w:rPr>
               <w:rStyle w:val="Hyperlink"/>
@@ -5314,7 +5293,7 @@
           <w:sz w:val="24"/>
           <w:u w:val="single"/>
         </w:rPr>
-        <w:hyperlink r:id="rId36" w:history="1">
+        <w:hyperlink r:id="rId35" w:history="1">
           <w:r>
             <w:rPr>
               <w:rStyle w:val="Hyperlink"/>
@@ -5343,7 +5322,7 @@
           <w:sz w:val="24"/>
           <w:u w:val="single"/>
         </w:rPr>
-        <w:hyperlink r:id="rId36" w:history="1">
+        <w:hyperlink r:id="rId35" w:history="1">
           <w:r>
             <w:rPr>
               <w:rStyle w:val="Hyperlink"/>
@@ -5372,7 +5351,7 @@
           <w:sz w:val="24"/>
           <w:u w:val="single"/>
         </w:rPr>
-        <w:hyperlink r:id="rId36" w:history="1">
+        <w:hyperlink r:id="rId35" w:history="1">
           <w:r>
             <w:rPr>
               <w:rStyle w:val="Hyperlink"/>
@@ -5401,7 +5380,7 @@
           <w:sz w:val="24"/>
           <w:u w:val="single"/>
         </w:rPr>
-        <w:hyperlink r:id="rId36" w:history="1">
+        <w:hyperlink r:id="rId35" w:history="1">
           <w:r>
             <w:rPr>
               <w:rStyle w:val="Hyperlink"/>
@@ -5422,7 +5401,7 @@
           <w:sz w:val="24"/>
           <w:u w:val="single"/>
         </w:rPr>
-        <w:hyperlink r:id="rId36" w:history="1">
+        <w:hyperlink r:id="rId35" w:history="1">
           <w:r>
             <w:rPr>
               <w:rStyle w:val="Hyperlink"/>
@@ -5439,7 +5418,7 @@
           <w:color w:val="000000"/>
           <w:sz w:val="24"/>
         </w:rPr>
-        <w:t xml:space="preserve"> dat zich bij het Arsip Nasional in Jakarta bevindt, de stad w</w:t>
+        <w:t xml:space="preserve"> dat zich bij het Arsip Nasional in Jakarta bevi</w:t>
       </w:r>
       <w:r>
         <w:rPr>
@@ -5450,7 +5429,64 @@
           <w:color w:val="000000"/>
           <w:sz w:val="24"/>
         </w:rPr>
-        <w:hyperlink r:id="rId36" w:history="1">
+        <w:hyperlink r:id="rId35" w:history="1">
+          <w:r>
+            <w:rPr>
+              <w:rStyle w:val="Hyperlink"/>
+            </w:rPr>
+            <w:t>ndt,</w:t>
+          </w:r>
+        </w:hyperlink>
+      </w:r>
+      <w:r>
+        <w:rPr>
+          <w:u w:val="single" w:color="0000ff"/>
+          <w:rFonts w:ascii="Charis SIL Italic" w:hAnsi="Charis SIL Italic" w:eastAsia="Charis SIL Italic"/>
+          <w:b w:val="0"/>
+          <w:i w:val="0"/>
+          <w:color w:val="000000"/>
+          <w:sz w:val="24"/>
+        </w:rPr>
+        <w:t xml:space="preserve"> </w:t>
+      </w:r>
+      <w:r>
+        <w:rPr>
+          <w:u w:val="single" w:color="0000ff"/>
+          <w:rFonts w:ascii="Charis SIL Italic" w:hAnsi="Charis SIL Italic" w:eastAsia="Charis SIL Italic"/>
+          <w:b w:val="0"/>
+          <w:i w:val="0"/>
+          <w:color w:val="000000"/>
+          <w:sz w:val="24"/>
+        </w:rPr>
+        <w:hyperlink r:id="rId35" w:history="1">
+          <w:r>
+            <w:rPr>
+              <w:rStyle w:val="Hyperlink"/>
+            </w:rPr>
+            <w:t xml:space="preserve">de stad </w:t>
+          </w:r>
+        </w:hyperlink>
+      </w:r>
+      <w:r>
+        <w:rPr>
+          <w:rFonts w:ascii="Charis SIL Italic" w:hAnsi="Charis SIL Italic" w:eastAsia="Charis SIL Italic"/>
+          <w:b w:val="0"/>
+          <w:i w:val="0"/>
+          <w:color w:val="000000"/>
+          <w:sz w:val="24"/>
+        </w:rPr>
+        <w:t>w</w:t>
+      </w:r>
+      <w:r>
+        <w:rPr>
+          <w:u w:val="single" w:color="0000ff"/>
+          <w:rFonts w:ascii="Charis SIL Italic" w:hAnsi="Charis SIL Italic" w:eastAsia="Charis SIL Italic"/>
+          <w:b w:val="0"/>
+          <w:i w:val="0"/>
+          <w:color w:val="000000"/>
+          <w:sz w:val="24"/>
+        </w:rPr>
+        <w:hyperlink r:id="rId35" w:history="1">
           <w:r>
             <w:rPr>
               <w:rStyle w:val="Hyperlink"/>
@@ -5478,7 +5514,7 @@
           <w:color w:val="000000"/>
           <w:sz w:val="24"/>
         </w:rPr>
-        <w:hyperlink r:id="rId36" w:history="1">
+        <w:hyperlink r:id="rId35" w:history="1">
           <w:r>
             <w:rPr>
               <w:rStyle w:val="Hyperlink"/>
@@ -5577,7 +5613,7 @@
           <w:sz w:val="24"/>
           <w:u w:val="single"/>
         </w:rPr>
-        <w:hyperlink r:id="rId37" w:history="1">
+        <w:hyperlink r:id="rId36" w:history="1">
           <w:r>
             <w:rPr>
               <w:rStyle w:val="Hyperlink"/>
@@ -5605,7 +5641,7 @@
           <w:sz w:val="24"/>
           <w:u w:val="single"/>
         </w:rPr>
-        <w:hyperlink r:id="rId38" w:history="1">
+        <w:hyperlink r:id="rId37" w:history="1">
           <w:r>
             <w:rPr>
               <w:rStyle w:val="Hyperlink"/>
@@ -5634,7 +5670,7 @@
           <w:sz w:val="24"/>
           <w:u w:val="single"/>
         </w:rPr>
-        <w:hyperlink r:id="rId38" w:history="1">
+        <w:hyperlink r:id="rId37" w:history="1">
           <w:r>
             <w:rPr>
               <w:rStyle w:val="Hyperlink"/>
@@ -5663,7 +5699,7 @@
           <w:sz w:val="24"/>
           <w:u w:val="single"/>
         </w:rPr>
-        <w:hyperlink r:id="rId38" w:history="1">
+        <w:hyperlink r:id="rId37" w:history="1">
           <w:r>
             <w:rPr>
               <w:rStyle w:val="Hyperlink"/>
@@ -5684,7 +5720,7 @@
           <w:sz w:val="24"/>
           <w:u w:val="single"/>
         </w:rPr>
-        <w:hyperlink r:id="rId38" w:history="1">
+        <w:hyperlink r:id="rId37" w:history="1">
           <w:r>
             <w:rPr>
               <w:rStyle w:val="Hyperlink"/>
@@ -5712,7 +5748,7 @@
           <w:sz w:val="24"/>
           <w:u w:val="single"/>
         </w:rPr>
-        <w:hyperlink r:id="rId39" w:history="1">
+        <w:hyperlink r:id="rId38" w:history="1">
           <w:r>
             <w:rPr>
               <w:rStyle w:val="Hyperlink"/>
@@ -5730,7 +5766,7 @@
           <w:sz w:val="24"/>
           <w:u w:val="single"/>
         </w:rPr>
-        <w:hyperlink r:id="rId37" w:history="1">
+        <w:hyperlink r:id="rId38" w:history="1">
           <w:r>
             <w:rPr>
               <w:rStyle w:val="Hyperlink"/>
@@ -5759,7 +5795,7 @@
           <w:sz w:val="24"/>
           <w:u w:val="single"/>
         </w:rPr>
-        <w:hyperlink r:id="rId39" w:history="1">
+        <w:hyperlink r:id="rId38" w:history="1">
           <w:r>
             <w:rPr>
               <w:rStyle w:val="Hyperlink"/>
@@ -5777,7 +5813,7 @@
           <w:sz w:val="24"/>
           <w:u w:val="single"/>
         </w:rPr>
-        <w:hyperlink r:id="rId39" w:history="1">
+        <w:hyperlink r:id="rId38" w:history="1">
           <w:r>
             <w:rPr>
               <w:rStyle w:val="Hyperlink"/>
@@ -5806,7 +5842,7 @@
           <w:sz w:val="24"/>
           <w:u w:val="single"/>
         </w:rPr>
-        <w:hyperlink r:id="rId39" w:history="1">
+        <w:hyperlink r:id="rId38" w:history="1">
           <w:r>
             <w:rPr>
               <w:rStyle w:val="Hyperlink"/>
@@ -5824,7 +5860,7 @@
           <w:sz w:val="24"/>
           <w:u w:val="single"/>
         </w:rPr>
-        <w:hyperlink r:id="rId39" w:history="1">
+        <w:hyperlink r:id="rId38" w:history="1">
           <w:r>
             <w:rPr>
               <w:rStyle w:val="Hyperlink"/>
@@ -5853,7 +5889,7 @@
           <w:sz w:val="24"/>
           <w:u w:val="single"/>
         </w:rPr>
-        <w:hyperlink r:id="rId39" w:history="1">
+        <w:hyperlink r:id="rId38" w:history="1">
           <w:r>
             <w:rPr>
               <w:rStyle w:val="Hyperlink"/>
@@ -5871,7 +5907,7 @@
           <w:sz w:val="24"/>
           <w:u w:val="single"/>
         </w:rPr>
-        <w:hyperlink r:id="rId39" w:history="1">
+        <w:hyperlink r:id="rId38" w:history="1">
           <w:r>
             <w:rPr>
               <w:rStyle w:val="Hyperlink"/>
@@ -5889,7 +5925,7 @@
           <w:color w:val="000000"/>
           <w:sz w:val="24"/>
         </w:rPr>
-        <w:hyperlink r:id="rId38" w:history="1">
+        <w:hyperlink r:id="rId37" w:history="1">
           <w:r>
             <w:rPr>
               <w:rStyle w:val="Hyperlink"/>
@@ -5917,7 +5953,7 @@
           <w:sz w:val="24"/>
           <w:u w:val="single"/>
         </w:rPr>
-        <w:hyperlink r:id="rId40" w:history="1">
+        <w:hyperlink r:id="rId37" w:history="1">
           <w:r>
             <w:rPr>
               <w:rStyle w:val="Hyperlink"/>
@@ -5935,7 +5971,7 @@
           <w:color w:val="000000"/>
           <w:sz w:val="24"/>
         </w:rPr>
-        <w:hyperlink r:id="rId38" w:history="1">
+        <w:hyperlink r:id="rId37" w:history="1">
           <w:r>
             <w:rPr>
               <w:rStyle w:val="Hyperlink"/>
@@ -5963,7 +5999,7 @@
           <w:color w:val="000000"/>
           <w:sz w:val="24"/>
         </w:rPr>
-        <w:hyperlink r:id="rId39" w:history="1">
+        <w:hyperlink r:id="rId38" w:history="1">
           <w:r>
             <w:rPr>
               <w:rStyle w:val="Hyperlink"/>
@@ -5981,7 +6017,7 @@
           <w:color w:val="000000"/>
           <w:sz w:val="24"/>
         </w:rPr>
-        <w:hyperlink r:id="rId39" w:history="1">
+        <w:hyperlink r:id="rId38" w:history="1">
           <w:r>
             <w:rPr>
               <w:rStyle w:val="Hyperlink"/>
@@ -5999,7 +6035,7 @@
           <w:color w:val="000000"/>
           <w:sz w:val="24"/>
         </w:rPr>
-        <w:hyperlink r:id="rId39" w:history="1">
+        <w:hyperlink r:id="rId38" w:history="1">
           <w:r>
             <w:rPr>
               <w:rStyle w:val="Hyperlink"/>
@@ -6017,7 +6053,7 @@
           <w:color w:val="000000"/>
           <w:sz w:val="24"/>
         </w:rPr>
-        <w:hyperlink r:id="rId39" w:history="1">
+        <w:hyperlink r:id="rId38" w:history="1">
           <w:r>
             <w:rPr>
               <w:rStyle w:val="Hyperlink"/>
@@ -6035,7 +6071,7 @@
           <w:color w:val="000000"/>
           <w:sz w:val="24"/>
         </w:rPr>
-        <w:hyperlink r:id="rId39" w:history="1">
+        <w:hyperlink r:id="rId38" w:history="1">
           <w:r>
             <w:rPr>
               <w:rStyle w:val="Hyperlink"/>
@@ -6053,7 +6089,7 @@
           <w:color w:val="000000"/>
           <w:sz w:val="24"/>
         </w:rPr>
-        <w:hyperlink r:id="rId39" w:history="1">
+        <w:hyperlink r:id="rId38" w:history="1">
           <w:r>
             <w:rPr>
               <w:rStyle w:val="Hyperlink"/>
@@ -6081,7 +6117,7 @@
           <w:color w:val="000000"/>
           <w:sz w:val="24"/>
         </w:rPr>
-        <w:hyperlink r:id="rId40" w:history="1">
+        <w:hyperlink r:id="rId39" w:history="1">
           <w:r>
             <w:rPr>
               <w:rStyle w:val="Hyperlink"/>

--- a/EXPORTS/DOCX/published/niveau1/Dutch/Sources.docx
+++ b/EXPORTS/DOCX/published/niveau1/Dutch/Sources.docx
@@ -609,13 +609,31 @@
       </w:r>
       <w:r>
         <w:rPr>
+          <w:u w:val="single" w:color="0000ff"/>
           <w:rFonts w:ascii="Charis SIL Italic" w:hAnsi="Charis SIL Italic" w:eastAsia="Charis SIL Italic"/>
           <w:b w:val="0"/>
           <w:i w:val="0"/>
           <w:color w:val="000000"/>
           <w:sz w:val="24"/>
         </w:rPr>
-        <w:t xml:space="preserve">anders dan nu (denk aan </w:t>
+        <w:hyperlink r:id="rId11" w:history="1">
+          <w:r>
+            <w:rPr>
+              <w:rStyle w:val="Hyperlink"/>
+            </w:rPr>
+            <w:t>anders d</w:t>
+          </w:r>
+        </w:hyperlink>
+      </w:r>
+      <w:r>
+        <w:rPr>
+          <w:rFonts w:ascii="Charis SIL Italic" w:hAnsi="Charis SIL Italic" w:eastAsia="Charis SIL Italic"/>
+          <w:b w:val="0"/>
+          <w:i w:val="0"/>
+          <w:color w:val="000000"/>
+          <w:sz w:val="24"/>
+        </w:rPr>
+        <w:t xml:space="preserve">an nu (denk aan </w:t>
       </w:r>
       <w:r>
         <w:rPr>
@@ -1958,151 +1976,7 @@
           <w:color w:val="000000"/>
           <w:sz w:val="24"/>
         </w:rPr>
-        <w:t xml:space="preserve">. Bij het Nationaal Archief </w:t>
-      </w:r>
-      <w:r>
-        <w:rPr>
-          <w:u w:val="single" w:color="0000ff"/>
-          <w:rFonts w:ascii="Charis SIL Italic" w:hAnsi="Charis SIL Italic" w:eastAsia="Charis SIL Italic"/>
-          <w:b w:val="0"/>
-          <w:i w:val="0"/>
-          <w:color w:val="000000"/>
-          <w:sz w:val="24"/>
-        </w:rPr>
-        <w:hyperlink r:id="rId17" w:history="1">
-          <w:r>
-            <w:rPr>
-              <w:rStyle w:val="Hyperlink"/>
-            </w:rPr>
-            <w:t xml:space="preserve">zijn ook </w:t>
-          </w:r>
-        </w:hyperlink>
-      </w:r>
-      <w:r>
-        <w:rPr>
-          <w:u w:val="single" w:color="0000ff"/>
-          <w:rFonts w:ascii="Charis SIL Italic" w:hAnsi="Charis SIL Italic" w:eastAsia="Charis SIL Italic"/>
-          <w:b w:val="0"/>
-          <w:i w:val="0"/>
-          <w:color w:val="000000"/>
-          <w:sz w:val="24"/>
-        </w:rPr>
-        <w:hyperlink r:id="rId17" w:history="1">
-          <w:r>
-            <w:rPr>
-              <w:rStyle w:val="Hyperlink"/>
-            </w:rPr>
-            <w:t>d</w:t>
-          </w:r>
-        </w:hyperlink>
-      </w:r>
-      <w:r>
-        <w:rPr>
-          <w:u w:val="single" w:color="0000ff"/>
-          <w:rFonts w:ascii="Charis SIL Italic" w:hAnsi="Charis SIL Italic" w:eastAsia="Charis SIL Italic"/>
-          <w:b w:val="0"/>
-          <w:i w:val="0"/>
-          <w:color w:val="000000"/>
-          <w:sz w:val="24"/>
-        </w:rPr>
-        <w:hyperlink r:id="rId17" w:history="1">
-          <w:r>
-            <w:rPr>
-              <w:rStyle w:val="Hyperlink"/>
-            </w:rPr>
-            <w:t>e pe</w:t>
-          </w:r>
-        </w:hyperlink>
-      </w:r>
-      <w:r>
-        <w:rPr>
-          <w:u w:val="single" w:color="0000ff"/>
-          <w:rFonts w:ascii="Charis SIL Italic" w:hAnsi="Charis SIL Italic" w:eastAsia="Charis SIL Italic"/>
-          <w:b w:val="0"/>
-          <w:i w:val="0"/>
-          <w:color w:val="000000"/>
-          <w:sz w:val="24"/>
-        </w:rPr>
-        <w:hyperlink r:id="rId17" w:history="1">
-          <w:r>
-            <w:rPr>
-              <w:rStyle w:val="Hyperlink"/>
-            </w:rPr>
-            <w:t>r</w:t>
-          </w:r>
-        </w:hyperlink>
-      </w:r>
-      <w:r>
-        <w:rPr>
-          <w:u w:val="single" w:color="0000ff"/>
-          <w:rFonts w:ascii="Charis SIL Italic" w:hAnsi="Charis SIL Italic" w:eastAsia="Charis SIL Italic"/>
-          <w:b w:val="0"/>
-          <w:i w:val="0"/>
-          <w:color w:val="000000"/>
-          <w:sz w:val="24"/>
-        </w:rPr>
-        <w:hyperlink r:id="rId17" w:history="1">
-          <w:r>
-            <w:rPr>
-              <w:rStyle w:val="Hyperlink"/>
-            </w:rPr>
-            <w:t>son</w:t>
-          </w:r>
-        </w:hyperlink>
-      </w:r>
-      <w:r>
-        <w:rPr>
-          <w:u w:val="single" w:color="0000ff"/>
-          <w:rFonts w:ascii="Charis SIL Italic" w:hAnsi="Charis SIL Italic" w:eastAsia="Charis SIL Italic"/>
-          <w:b w:val="0"/>
-          <w:i w:val="0"/>
-          <w:color w:val="000000"/>
-          <w:sz w:val="24"/>
-        </w:rPr>
-        <w:hyperlink r:id="rId17" w:history="1">
-          <w:r>
-            <w:rPr>
-              <w:rStyle w:val="Hyperlink"/>
-            </w:rPr>
-            <w:t>eelsd</w:t>
-          </w:r>
-        </w:hyperlink>
-      </w:r>
-      <w:r>
-        <w:rPr>
-          <w:u w:val="single" w:color="0000ff"/>
-          <w:rFonts w:ascii="Charis SIL Italic" w:hAnsi="Charis SIL Italic" w:eastAsia="Charis SIL Italic"/>
-          <w:b w:val="0"/>
-          <w:i w:val="0"/>
-          <w:color w:val="000000"/>
-          <w:sz w:val="24"/>
-        </w:rPr>
-        <w:hyperlink r:id="rId17" w:history="1">
-          <w:r>
-            <w:rPr>
-              <w:rStyle w:val="Hyperlink"/>
-            </w:rPr>
-            <w:t>o</w:t>
-          </w:r>
-        </w:hyperlink>
-      </w:r>
-      <w:r>
-        <w:rPr>
-          <w:u w:val="single" w:color="0000ff"/>
-          <w:rFonts w:ascii="Charis SIL Italic" w:hAnsi="Charis SIL Italic" w:eastAsia="Charis SIL Italic"/>
-          <w:b w:val="0"/>
-          <w:i w:val="0"/>
-          <w:color w:val="000000"/>
-          <w:sz w:val="24"/>
-        </w:rPr>
-        <w:hyperlink r:id="rId17" w:history="1">
-          <w:r>
-            <w:rPr>
-              <w:rStyle w:val="Hyperlink"/>
-            </w:rPr>
-            <w:t>ssie</w:t>
-          </w:r>
-        </w:hyperlink>
+        <w:t>. Bij het Nationaal Archief zijn ook de personeelsdossie</w:t>
       </w:r>
       <w:r>
         <w:rPr>
@@ -3194,7 +3068,7 @@
           <w:sz w:val="24"/>
           <w:u w:val="single"/>
         </w:rPr>
-        <w:hyperlink r:id="rId20" w:history="1">
+        <w:hyperlink r:id="rId16" w:history="1">
           <w:r>
             <w:rPr>
               <w:rStyle w:val="Hyperlink"/>
@@ -3367,7 +3241,7 @@
           <w:sz w:val="24"/>
           <w:u w:val="single"/>
         </w:rPr>
-        <w:hyperlink r:id="rId22" w:history="1">
+        <w:hyperlink r:id="rId16" w:history="1">
           <w:r>
             <w:rPr>
               <w:rStyle w:val="Hyperlink"/>
@@ -3396,7 +3270,7 @@
           <w:sz w:val="24"/>
           <w:u w:val="single"/>
         </w:rPr>
-        <w:hyperlink r:id="rId22" w:history="1">
+        <w:hyperlink r:id="rId16" w:history="1">
           <w:r>
             <w:rPr>
               <w:rStyle w:val="Hyperlink"/>
@@ -3527,7 +3401,7 @@
           <w:sz w:val="24"/>
           <w:u w:val="single"/>
         </w:rPr>
-        <w:hyperlink r:id="rId23" w:history="1">
+        <w:hyperlink r:id="rId22" w:history="1">
           <w:r>
             <w:rPr>
               <w:rStyle w:val="Hyperlink"/>
@@ -3556,7 +3430,7 @@
           <w:sz w:val="24"/>
           <w:u w:val="single"/>
         </w:rPr>
-        <w:hyperlink r:id="rId23" w:history="1">
+        <w:hyperlink r:id="rId22" w:history="1">
           <w:r>
             <w:rPr>
               <w:rStyle w:val="Hyperlink"/>
@@ -3585,7 +3459,7 @@
           <w:sz w:val="24"/>
           <w:u w:val="single"/>
         </w:rPr>
-        <w:hyperlink r:id="rId23" w:history="1">
+        <w:hyperlink r:id="rId22" w:history="1">
           <w:r>
             <w:rPr>
               <w:rStyle w:val="Hyperlink"/>
@@ -3613,7 +3487,7 @@
           <w:sz w:val="24"/>
           <w:u w:val="single"/>
         </w:rPr>
-        <w:hyperlink r:id="rId24" w:history="1">
+        <w:hyperlink r:id="rId23" w:history="1">
           <w:r>
             <w:rPr>
               <w:rStyle w:val="Hyperlink"/>
@@ -3640,7 +3514,24 @@
           <w:color w:val="000000"/>
           <w:sz w:val="24"/>
         </w:rPr>
-        <w:t xml:space="preserve">de beeldcollecties van het </w:t>
+        <w:t>de beeldcollecties van he</w:t>
+      </w:r>
+      <w:r>
+        <w:rPr>
+          <w:rFonts w:ascii="Charis SIL Italic" w:hAnsi="Charis SIL Italic" w:eastAsia="Charis SIL Italic"/>
+          <w:b w:val="0"/>
+          <w:i w:val="0"/>
+          <w:color w:val="000000"/>
+          <w:sz w:val="24"/>
+        </w:rPr>
+        <w:hyperlink r:id="rId22" w:history="1">
+          <w:r>
+            <w:rPr>
+              <w:rStyle w:val="Hyperlink"/>
+            </w:rPr>
+            <w:t xml:space="preserve">t </w:t>
+          </w:r>
+        </w:hyperlink>
       </w:r>
       <w:r>
         <w:rPr>
@@ -3651,7 +3542,7 @@
           <w:sz w:val="24"/>
           <w:u w:val="single"/>
         </w:rPr>
-        <w:hyperlink r:id="rId25" w:history="1">
+        <w:hyperlink r:id="rId22" w:history="1">
           <w:r>
             <w:rPr>
               <w:rStyle w:val="Hyperlink"/>
@@ -3680,7 +3571,7 @@
           <w:sz w:val="24"/>
           <w:u w:val="single"/>
         </w:rPr>
-        <w:hyperlink r:id="rId25" w:history="1">
+        <w:hyperlink r:id="rId22" w:history="1">
           <w:r>
             <w:rPr>
               <w:rStyle w:val="Hyperlink"/>
@@ -3698,7 +3589,7 @@
           <w:sz w:val="24"/>
           <w:u w:val="single"/>
         </w:rPr>
-        <w:hyperlink r:id="rId25" w:history="1">
+        <w:hyperlink r:id="rId22" w:history="1">
           <w:r>
             <w:rPr>
               <w:rStyle w:val="Hyperlink"/>
@@ -3716,7 +3607,14 @@
           <w:color w:val="000000"/>
           <w:sz w:val="24"/>
         </w:rPr>
-        <w:t xml:space="preserve"> en </w:t>
+        <w:hyperlink r:id="rId22" w:history="1">
+          <w:r>
+            <w:rPr>
+              <w:rStyle w:val="Hyperlink"/>
+            </w:rPr>
+            <w:t xml:space="preserve"> en </w:t>
+          </w:r>
+        </w:hyperlink>
       </w:r>
       <w:r>
         <w:rPr>
@@ -3727,7 +3625,7 @@
           <w:sz w:val="24"/>
           <w:u w:val="single"/>
         </w:rPr>
-        <w:hyperlink r:id="rId26" w:history="1">
+        <w:hyperlink r:id="rId22" w:history="1">
           <w:r>
             <w:rPr>
               <w:rStyle w:val="Hyperlink"/>
@@ -3745,7 +3643,7 @@
           <w:sz w:val="24"/>
           <w:u w:val="single"/>
         </w:rPr>
-        <w:hyperlink r:id="rId23" w:history="1">
+        <w:hyperlink r:id="rId22" w:history="1">
           <w:r>
             <w:rPr>
               <w:rStyle w:val="Hyperlink"/>
@@ -3763,7 +3661,7 @@
           <w:sz w:val="24"/>
           <w:u w:val="single"/>
         </w:rPr>
-        <w:hyperlink r:id="rId26" w:history="1">
+        <w:hyperlink r:id="rId24" w:history="1">
           <w:r>
             <w:rPr>
               <w:rStyle w:val="Hyperlink"/>
@@ -3780,7 +3678,82 @@
           <w:color w:val="000000"/>
           <w:sz w:val="24"/>
         </w:rPr>
-        <w:t>. H</w:t>
+        <w:t xml:space="preserve">. Het </w:t>
+      </w:r>
+      <w:r>
+        <w:rPr>
+          <w:rFonts w:ascii="Charis SIL Italic" w:hAnsi="Charis SIL Italic" w:eastAsia="Charis SIL Italic"/>
+          <w:b w:val="0"/>
+          <w:i w:val="0"/>
+          <w:color w:val="0000FF"/>
+          <w:sz w:val="24"/>
+          <w:u w:val="single"/>
+        </w:rPr>
+        <w:hyperlink r:id="rId23" w:history="1">
+          <w:r>
+            <w:rPr>
+              <w:rStyle w:val="Hyperlink"/>
+            </w:rPr>
+            <w:t>Nationaal</w:t>
+          </w:r>
+        </w:hyperlink>
+      </w:r>
+      <w:r>
+        <w:rPr>
+          <w:rFonts w:ascii="Charis SIL Italic" w:hAnsi="Charis SIL Italic" w:eastAsia="Charis SIL Italic"/>
+          <w:b w:val="0"/>
+          <w:i w:val="0"/>
+          <w:color w:val="0000FF"/>
+          <w:sz w:val="24"/>
+          <w:u w:val="single"/>
+        </w:rPr>
+        <w:t xml:space="preserve"> </w:t>
+      </w:r>
+      <w:r>
+        <w:rPr>
+          <w:rFonts w:ascii="Charis SIL Italic" w:hAnsi="Charis SIL Italic" w:eastAsia="Charis SIL Italic"/>
+          <w:b w:val="0"/>
+          <w:i w:val="0"/>
+          <w:color w:val="0000FF"/>
+          <w:sz w:val="24"/>
+          <w:u w:val="single"/>
+        </w:rPr>
+        <w:hyperlink r:id="rId23" w:history="1">
+          <w:r>
+            <w:rPr>
+              <w:rStyle w:val="Hyperlink"/>
+            </w:rPr>
+            <w:t>Fo</w:t>
+          </w:r>
+        </w:hyperlink>
+      </w:r>
+      <w:r>
+        <w:rPr>
+          <w:rFonts w:ascii="Charis SIL Italic" w:hAnsi="Charis SIL Italic" w:eastAsia="Charis SIL Italic"/>
+          <w:b w:val="0"/>
+          <w:i w:val="0"/>
+          <w:color w:val="0000FF"/>
+          <w:sz w:val="24"/>
+          <w:u w:val="single"/>
+        </w:rPr>
+        <w:hyperlink r:id="rId25" w:history="1">
+          <w:r>
+            <w:rPr>
+              <w:rStyle w:val="Hyperlink"/>
+            </w:rPr>
+            <w:t xml:space="preserve">tomuseum </w:t>
+          </w:r>
+        </w:hyperlink>
+      </w:r>
+      <w:r>
+        <w:rPr>
+          <w:rFonts w:ascii="Charis SIL Italic" w:hAnsi="Charis SIL Italic" w:eastAsia="Charis SIL Italic"/>
+          <w:b w:val="0"/>
+          <w:i w:val="0"/>
+          <w:color w:val="000000"/>
+          <w:sz w:val="24"/>
+        </w:rPr>
+        <w:t xml:space="preserve">bezit de fotocollectie van </w:t>
       </w:r>
       <w:r>
         <w:rPr>
@@ -3791,7 +3764,17 @@
           <w:color w:val="000000"/>
           <w:sz w:val="24"/>
         </w:rPr>
-        <w:hyperlink r:id="rId24" w:history="1">
+        <w:t>h</w:t>
+      </w:r>
+      <w:r>
+        <w:rPr>
+          <w:rFonts w:ascii="Charis SIL Italic" w:hAnsi="Charis SIL Italic" w:eastAsia="Charis SIL Italic"/>
+          <w:b w:val="0"/>
+          <w:i w:val="0"/>
+          <w:color w:val="000000"/>
+          <w:sz w:val="24"/>
+        </w:rPr>
+        <w:hyperlink r:id="rId26" w:history="1">
           <w:r>
             <w:rPr>
               <w:rStyle w:val="Hyperlink"/>
@@ -3809,110 +3792,7 @@
           <w:sz w:val="24"/>
           <w:u w:val="single"/>
         </w:rPr>
-        <w:hyperlink r:id="rId24" w:history="1">
-          <w:r>
-            <w:rPr>
-              <w:rStyle w:val="Hyperlink"/>
-            </w:rPr>
-            <w:t>Nationaal</w:t>
-          </w:r>
-        </w:hyperlink>
-      </w:r>
-      <w:r>
-        <w:rPr>
-          <w:rFonts w:ascii="Charis SIL Italic" w:hAnsi="Charis SIL Italic" w:eastAsia="Charis SIL Italic"/>
-          <w:b w:val="0"/>
-          <w:i w:val="0"/>
-          <w:color w:val="0000FF"/>
-          <w:sz w:val="24"/>
-          <w:u w:val="single"/>
-        </w:rPr>
-        <w:t xml:space="preserve"> </w:t>
-      </w:r>
-      <w:r>
-        <w:rPr>
-          <w:rFonts w:ascii="Charis SIL Italic" w:hAnsi="Charis SIL Italic" w:eastAsia="Charis SIL Italic"/>
-          <w:b w:val="0"/>
-          <w:i w:val="0"/>
-          <w:color w:val="0000FF"/>
-          <w:sz w:val="24"/>
-          <w:u w:val="single"/>
-        </w:rPr>
-        <w:hyperlink r:id="rId24" w:history="1">
-          <w:r>
-            <w:rPr>
-              <w:rStyle w:val="Hyperlink"/>
-            </w:rPr>
-            <w:t>Fo</w:t>
-          </w:r>
-        </w:hyperlink>
-      </w:r>
-      <w:r>
-        <w:rPr>
-          <w:rFonts w:ascii="Charis SIL Italic" w:hAnsi="Charis SIL Italic" w:eastAsia="Charis SIL Italic"/>
-          <w:b w:val="0"/>
-          <w:i w:val="0"/>
-          <w:color w:val="0000FF"/>
-          <w:sz w:val="24"/>
-          <w:u w:val="single"/>
-        </w:rPr>
-        <w:hyperlink r:id="rId27" w:history="1">
-          <w:r>
-            <w:rPr>
-              <w:rStyle w:val="Hyperlink"/>
-            </w:rPr>
-            <w:t xml:space="preserve">tomuseum </w:t>
-          </w:r>
-        </w:hyperlink>
-      </w:r>
-      <w:r>
-        <w:rPr>
-          <w:rFonts w:ascii="Charis SIL Italic" w:hAnsi="Charis SIL Italic" w:eastAsia="Charis SIL Italic"/>
-          <w:b w:val="0"/>
-          <w:i w:val="0"/>
-          <w:color w:val="000000"/>
-          <w:sz w:val="24"/>
-        </w:rPr>
-        <w:t xml:space="preserve">bezit de fotocollectie van </w:t>
-      </w:r>
-      <w:r>
-        <w:rPr>
-          <w:u w:val="single" w:color="0000ff"/>
-          <w:rFonts w:ascii="Charis SIL Italic" w:hAnsi="Charis SIL Italic" w:eastAsia="Charis SIL Italic"/>
-          <w:b w:val="0"/>
-          <w:i w:val="0"/>
-          <w:color w:val="000000"/>
-          <w:sz w:val="24"/>
-        </w:rPr>
-        <w:t>h</w:t>
-      </w:r>
-      <w:r>
-        <w:rPr>
-          <w:rFonts w:ascii="Charis SIL Italic" w:hAnsi="Charis SIL Italic" w:eastAsia="Charis SIL Italic"/>
-          <w:b w:val="0"/>
-          <w:i w:val="0"/>
-          <w:color w:val="000000"/>
-          <w:sz w:val="24"/>
-        </w:rPr>
-        <w:hyperlink r:id="rId25" w:history="1">
-          <w:r>
-            <w:rPr>
-              <w:rStyle w:val="Hyperlink"/>
-            </w:rPr>
-            <w:t xml:space="preserve">et </w:t>
-          </w:r>
-        </w:hyperlink>
-      </w:r>
-      <w:r>
-        <w:rPr>
-          <w:rFonts w:ascii="Charis SIL Italic" w:hAnsi="Charis SIL Italic" w:eastAsia="Charis SIL Italic"/>
-          <w:b w:val="0"/>
-          <w:i w:val="0"/>
-          <w:color w:val="0000FF"/>
-          <w:sz w:val="24"/>
-          <w:u w:val="single"/>
-        </w:rPr>
-        <w:hyperlink r:id="rId25" w:history="1">
+        <w:hyperlink r:id="rId26" w:history="1">
           <w:r>
             <w:rPr>
               <w:rStyle w:val="Hyperlink"/>
@@ -3930,7 +3810,7 @@
           <w:sz w:val="24"/>
           <w:u w:val="single"/>
         </w:rPr>
-        <w:hyperlink r:id="rId25" w:history="1">
+        <w:hyperlink r:id="rId26" w:history="1">
           <w:r>
             <w:rPr>
               <w:rStyle w:val="Hyperlink"/>
@@ -3948,7 +3828,7 @@
           <w:sz w:val="24"/>
           <w:u w:val="single"/>
         </w:rPr>
-        <w:hyperlink r:id="rId28" w:history="1">
+        <w:hyperlink r:id="rId27" w:history="1">
           <w:r>
             <w:rPr>
               <w:rStyle w:val="Hyperlink"/>
@@ -3966,7 +3846,7 @@
           <w:sz w:val="24"/>
           <w:u w:val="single"/>
         </w:rPr>
-        <w:t xml:space="preserve"> in</w:t>
+        <w:t xml:space="preserve"> </w:t>
       </w:r>
       <w:r>
         <w:rPr>
@@ -3977,6 +3857,24 @@
           <w:sz w:val="24"/>
           <w:u w:val="single"/>
         </w:rPr>
+        <w:hyperlink r:id="rId27" w:history="1">
+          <w:r>
+            <w:rPr>
+              <w:rStyle w:val="Hyperlink"/>
+            </w:rPr>
+            <w:t>in</w:t>
+          </w:r>
+        </w:hyperlink>
+      </w:r>
+      <w:r>
+        <w:rPr>
+          <w:rFonts w:ascii="Charis SIL Italic" w:hAnsi="Charis SIL Italic" w:eastAsia="Charis SIL Italic"/>
+          <w:b w:val="0"/>
+          <w:i w:val="0"/>
+          <w:color w:val="0000FF"/>
+          <w:sz w:val="24"/>
+          <w:u w:val="single"/>
+        </w:rPr>
         <w:t xml:space="preserve"> </w:t>
       </w:r>
       <w:r>
@@ -3988,7 +3886,7 @@
           <w:sz w:val="24"/>
           <w:u w:val="single"/>
         </w:rPr>
-        <w:hyperlink r:id="rId26" w:history="1">
+        <w:hyperlink r:id="rId27" w:history="1">
           <w:r>
             <w:rPr>
               <w:rStyle w:val="Hyperlink"/>
@@ -4006,7 +3904,7 @@
           <w:color w:val="000000"/>
           <w:sz w:val="24"/>
         </w:rPr>
-        <w:hyperlink r:id="rId26" w:history="1">
+        <w:hyperlink r:id="rId24" w:history="1">
           <w:r>
             <w:rPr>
               <w:rStyle w:val="Hyperlink"/>
@@ -4054,7 +3952,7 @@
           <w:sz w:val="24"/>
           <w:u w:val="single"/>
         </w:rPr>
-        <w:hyperlink r:id="rId29" w:history="1">
+        <w:hyperlink r:id="rId28" w:history="1">
           <w:r>
             <w:rPr>
               <w:rStyle w:val="Hyperlink"/>
@@ -4083,7 +3981,7 @@
           <w:sz w:val="24"/>
           <w:u w:val="single"/>
         </w:rPr>
-        <w:hyperlink r:id="rId29" w:history="1">
+        <w:hyperlink r:id="rId28" w:history="1">
           <w:r>
             <w:rPr>
               <w:rStyle w:val="Hyperlink"/>
@@ -4111,7 +4009,7 @@
           <w:sz w:val="24"/>
           <w:u w:val="single"/>
         </w:rPr>
-        <w:hyperlink r:id="rId30" w:history="1">
+        <w:hyperlink r:id="rId29" w:history="1">
           <w:r>
             <w:rPr>
               <w:rStyle w:val="Hyperlink"/>
@@ -4129,7 +4027,7 @@
           <w:sz w:val="24"/>
           <w:u w:val="single"/>
         </w:rPr>
-        <w:hyperlink r:id="rId30" w:history="1">
+        <w:hyperlink r:id="rId29" w:history="1">
           <w:r>
             <w:rPr>
               <w:rStyle w:val="Hyperlink"/>
@@ -4158,7 +4056,7 @@
           <w:sz w:val="24"/>
           <w:u w:val="single"/>
         </w:rPr>
-        <w:hyperlink r:id="rId30" w:history="1">
+        <w:hyperlink r:id="rId29" w:history="1">
           <w:r>
             <w:rPr>
               <w:rStyle w:val="Hyperlink"/>
@@ -4445,7 +4343,7 @@
           <w:sz w:val="24"/>
           <w:u w:val="single"/>
         </w:rPr>
-        <w:hyperlink r:id="rId31" w:history="1">
+        <w:hyperlink r:id="rId30" w:history="1">
           <w:r>
             <w:rPr>
               <w:rStyle w:val="Hyperlink"/>
@@ -4474,7 +4372,7 @@
           <w:sz w:val="24"/>
           <w:u w:val="single"/>
         </w:rPr>
-        <w:hyperlink r:id="rId31" w:history="1">
+        <w:hyperlink r:id="rId30" w:history="1">
           <w:r>
             <w:rPr>
               <w:rStyle w:val="Hyperlink"/>
@@ -4503,7 +4401,7 @@
           <w:sz w:val="24"/>
           <w:u w:val="single"/>
         </w:rPr>
-        <w:hyperlink r:id="rId31" w:history="1">
+        <w:hyperlink r:id="rId30" w:history="1">
           <w:r>
             <w:rPr>
               <w:rStyle w:val="Hyperlink"/>
@@ -4531,7 +4429,7 @@
           <w:sz w:val="24"/>
           <w:u w:val="single"/>
         </w:rPr>
-        <w:hyperlink r:id="rId32" w:history="1">
+        <w:hyperlink r:id="rId31" w:history="1">
           <w:r>
             <w:rPr>
               <w:rStyle w:val="Hyperlink"/>
@@ -4560,7 +4458,7 @@
           <w:sz w:val="24"/>
           <w:u w:val="single"/>
         </w:rPr>
-        <w:hyperlink r:id="rId32" w:history="1">
+        <w:hyperlink r:id="rId31" w:history="1">
           <w:r>
             <w:rPr>
               <w:rStyle w:val="Hyperlink"/>
@@ -4589,7 +4487,7 @@
           <w:sz w:val="24"/>
           <w:u w:val="single"/>
         </w:rPr>
-        <w:hyperlink r:id="rId32" w:history="1">
+        <w:hyperlink r:id="rId31" w:history="1">
           <w:r>
             <w:rPr>
               <w:rStyle w:val="Hyperlink"/>
@@ -4618,7 +4516,7 @@
           <w:sz w:val="24"/>
           <w:u w:val="single"/>
         </w:rPr>
-        <w:hyperlink r:id="rId32" w:history="1">
+        <w:hyperlink r:id="rId31" w:history="1">
           <w:r>
             <w:rPr>
               <w:rStyle w:val="Hyperlink"/>
@@ -4646,7 +4544,7 @@
           <w:sz w:val="24"/>
           <w:u w:val="single"/>
         </w:rPr>
-        <w:hyperlink r:id="rId33" w:history="1">
+        <w:hyperlink r:id="rId32" w:history="1">
           <w:r>
             <w:rPr>
               <w:rStyle w:val="Hyperlink"/>
@@ -4675,7 +4573,7 @@
           <w:sz w:val="24"/>
           <w:u w:val="single"/>
         </w:rPr>
-        <w:hyperlink r:id="rId33" w:history="1">
+        <w:hyperlink r:id="rId32" w:history="1">
           <w:r>
             <w:rPr>
               <w:rStyle w:val="Hyperlink"/>
@@ -4704,7 +4602,7 @@
           <w:sz w:val="24"/>
           <w:u w:val="single"/>
         </w:rPr>
-        <w:hyperlink r:id="rId33" w:history="1">
+        <w:hyperlink r:id="rId32" w:history="1">
           <w:r>
             <w:rPr>
               <w:rStyle w:val="Hyperlink"/>
@@ -4733,7 +4631,7 @@
           <w:sz w:val="24"/>
           <w:u w:val="single"/>
         </w:rPr>
-        <w:hyperlink r:id="rId33" w:history="1">
+        <w:hyperlink r:id="rId32" w:history="1">
           <w:r>
             <w:rPr>
               <w:rStyle w:val="Hyperlink"/>
@@ -4762,7 +4660,7 @@
           <w:sz w:val="24"/>
           <w:u w:val="single"/>
         </w:rPr>
-        <w:hyperlink r:id="rId33" w:history="1">
+        <w:hyperlink r:id="rId32" w:history="1">
           <w:r>
             <w:rPr>
               <w:rStyle w:val="Hyperlink"/>
@@ -4791,7 +4689,7 @@
           <w:sz w:val="24"/>
           <w:u w:val="single"/>
         </w:rPr>
-        <w:hyperlink r:id="rId34" w:history="1">
+        <w:hyperlink r:id="rId33" w:history="1">
           <w:r>
             <w:rPr>
               <w:rStyle w:val="Hyperlink"/>
@@ -4808,6 +4706,165 @@
           <w:color w:val="0000FF"/>
           <w:sz w:val="24"/>
           <w:u w:val="single"/>
+        </w:rPr>
+        <w:hyperlink r:id="rId33" w:history="1">
+          <w:r>
+            <w:rPr>
+              <w:rStyle w:val="Hyperlink"/>
+            </w:rPr>
+            <w:t>o</w:t>
+          </w:r>
+        </w:hyperlink>
+      </w:r>
+      <w:r>
+        <w:rPr>
+          <w:rFonts w:ascii="Charis SIL Italic" w:hAnsi="Charis SIL Italic" w:eastAsia="Charis SIL Italic"/>
+          <w:b w:val="0"/>
+          <w:i w:val="0"/>
+          <w:color w:val="0000FF"/>
+          <w:sz w:val="24"/>
+          <w:u w:val="single"/>
+        </w:rPr>
+        <w:hyperlink r:id="rId30" w:history="1">
+          <w:r>
+            <w:rPr>
+              <w:rStyle w:val="Hyperlink"/>
+            </w:rPr>
+            <w:t>naal</w:t>
+          </w:r>
+        </w:hyperlink>
+      </w:r>
+      <w:r>
+        <w:rPr>
+          <w:rFonts w:ascii="Charis SIL Italic" w:hAnsi="Charis SIL Italic" w:eastAsia="Charis SIL Italic"/>
+          <w:b w:val="0"/>
+          <w:i w:val="0"/>
+          <w:color w:val="0000FF"/>
+          <w:sz w:val="24"/>
+          <w:u w:val="single"/>
+        </w:rPr>
+        <w:t xml:space="preserve"> </w:t>
+      </w:r>
+      <w:r>
+        <w:rPr>
+          <w:rFonts w:ascii="Charis SIL Italic" w:hAnsi="Charis SIL Italic" w:eastAsia="Charis SIL Italic"/>
+          <w:b w:val="0"/>
+          <w:i w:val="0"/>
+          <w:color w:val="0000FF"/>
+          <w:sz w:val="24"/>
+          <w:u w:val="single"/>
+        </w:rPr>
+        <w:hyperlink r:id="rId30" w:history="1">
+          <w:r>
+            <w:rPr>
+              <w:rStyle w:val="Hyperlink"/>
+            </w:rPr>
+            <w:t>Arch</w:t>
+          </w:r>
+        </w:hyperlink>
+      </w:r>
+      <w:r>
+        <w:rPr>
+          <w:rFonts w:ascii="Charis SIL Italic" w:hAnsi="Charis SIL Italic" w:eastAsia="Charis SIL Italic"/>
+          <w:b w:val="0"/>
+          <w:i w:val="0"/>
+          <w:color w:val="0000FF"/>
+          <w:sz w:val="24"/>
+          <w:u w:val="single"/>
+        </w:rPr>
+        <w:t>i</w:t>
+      </w:r>
+      <w:r>
+        <w:rPr>
+          <w:rFonts w:ascii="Charis SIL Italic" w:hAnsi="Charis SIL Italic" w:eastAsia="Charis SIL Italic"/>
+          <w:b w:val="0"/>
+          <w:i w:val="0"/>
+          <w:color w:val="0000FF"/>
+          <w:sz w:val="24"/>
+          <w:u w:val="single"/>
+        </w:rPr>
+        <w:hyperlink r:id="rId31" w:history="1">
+          <w:r>
+            <w:rPr>
+              <w:rStyle w:val="Hyperlink"/>
+            </w:rPr>
+            <w:t>ef</w:t>
+          </w:r>
+        </w:hyperlink>
+      </w:r>
+      <w:r>
+        <w:rPr>
+          <w:rFonts w:ascii="Charis SIL Italic" w:hAnsi="Charis SIL Italic" w:eastAsia="Charis SIL Italic"/>
+          <w:b w:val="0"/>
+          <w:i w:val="0"/>
+          <w:color w:val="0000FF"/>
+          <w:sz w:val="24"/>
+          <w:u w:val="single"/>
+        </w:rPr>
+        <w:t xml:space="preserve"> </w:t>
+      </w:r>
+      <w:r>
+        <w:rPr>
+          <w:rFonts w:ascii="Charis SIL Italic" w:hAnsi="Charis SIL Italic" w:eastAsia="Charis SIL Italic"/>
+          <w:b w:val="0"/>
+          <w:i w:val="0"/>
+          <w:color w:val="0000FF"/>
+          <w:sz w:val="24"/>
+          <w:u w:val="single"/>
+        </w:rPr>
+        <w:hyperlink r:id="rId31" w:history="1">
+          <w:r>
+            <w:rPr>
+              <w:rStyle w:val="Hyperlink"/>
+            </w:rPr>
+            <w:t>Cur</w:t>
+          </w:r>
+        </w:hyperlink>
+      </w:r>
+      <w:r>
+        <w:rPr>
+          <w:rFonts w:ascii="Charis SIL Italic" w:hAnsi="Charis SIL Italic" w:eastAsia="Charis SIL Italic"/>
+          <w:b w:val="0"/>
+          <w:i w:val="0"/>
+          <w:color w:val="0000FF"/>
+          <w:sz w:val="24"/>
+          <w:u w:val="single"/>
+        </w:rPr>
+        <w:hyperlink r:id="rId31" w:history="1">
+          <w:r>
+            <w:rPr>
+              <w:rStyle w:val="Hyperlink"/>
+            </w:rPr>
+            <w:t>açao</w:t>
+          </w:r>
+        </w:hyperlink>
+      </w:r>
+      <w:r>
+        <w:rPr>
+          <w:u w:val="single" w:color="0000ff"/>
+          <w:rFonts w:ascii="Charis SIL Italic" w:hAnsi="Charis SIL Italic" w:eastAsia="Charis SIL Italic"/>
+          <w:b w:val="0"/>
+          <w:i w:val="0"/>
+          <w:color w:val="000000"/>
+          <w:sz w:val="24"/>
+        </w:rPr>
+        <w:hyperlink r:id="rId31" w:history="1">
+          <w:r>
+            <w:rPr>
+              <w:rStyle w:val="Hyperlink"/>
+            </w:rPr>
+            <w:t>. Vo</w:t>
+          </w:r>
+        </w:hyperlink>
+      </w:r>
+      <w:r>
+        <w:rPr>
+          <w:u w:val="single" w:color="0000ff"/>
+          <w:rFonts w:ascii="Charis SIL Italic" w:hAnsi="Charis SIL Italic" w:eastAsia="Charis SIL Italic"/>
+          <w:b w:val="0"/>
+          <w:i w:val="0"/>
+          <w:color w:val="000000"/>
+          <w:sz w:val="24"/>
         </w:rPr>
         <w:hyperlink r:id="rId31" w:history="1">
           <w:r>
@@ -4820,173 +4877,14 @@
       </w:r>
       <w:r>
         <w:rPr>
-          <w:rFonts w:ascii="Charis SIL Italic" w:hAnsi="Charis SIL Italic" w:eastAsia="Charis SIL Italic"/>
-          <w:b w:val="0"/>
-          <w:i w:val="0"/>
-          <w:color w:val="0000FF"/>
-          <w:sz w:val="24"/>
-          <w:u w:val="single"/>
+          <w:u w:val="single" w:color="0000ff"/>
+          <w:rFonts w:ascii="Charis SIL Italic" w:hAnsi="Charis SIL Italic" w:eastAsia="Charis SIL Italic"/>
+          <w:b w:val="0"/>
+          <w:i w:val="0"/>
+          <w:color w:val="000000"/>
+          <w:sz w:val="24"/>
         </w:rPr>
         <w:hyperlink r:id="rId31" w:history="1">
-          <w:r>
-            <w:rPr>
-              <w:rStyle w:val="Hyperlink"/>
-            </w:rPr>
-            <w:t>naal</w:t>
-          </w:r>
-        </w:hyperlink>
-      </w:r>
-      <w:r>
-        <w:rPr>
-          <w:rFonts w:ascii="Charis SIL Italic" w:hAnsi="Charis SIL Italic" w:eastAsia="Charis SIL Italic"/>
-          <w:b w:val="0"/>
-          <w:i w:val="0"/>
-          <w:color w:val="0000FF"/>
-          <w:sz w:val="24"/>
-          <w:u w:val="single"/>
-        </w:rPr>
-        <w:t xml:space="preserve"> </w:t>
-      </w:r>
-      <w:r>
-        <w:rPr>
-          <w:rFonts w:ascii="Charis SIL Italic" w:hAnsi="Charis SIL Italic" w:eastAsia="Charis SIL Italic"/>
-          <w:b w:val="0"/>
-          <w:i w:val="0"/>
-          <w:color w:val="0000FF"/>
-          <w:sz w:val="24"/>
-          <w:u w:val="single"/>
-        </w:rPr>
-        <w:hyperlink r:id="rId31" w:history="1">
-          <w:r>
-            <w:rPr>
-              <w:rStyle w:val="Hyperlink"/>
-            </w:rPr>
-            <w:t>Arch</w:t>
-          </w:r>
-        </w:hyperlink>
-      </w:r>
-      <w:r>
-        <w:rPr>
-          <w:rFonts w:ascii="Charis SIL Italic" w:hAnsi="Charis SIL Italic" w:eastAsia="Charis SIL Italic"/>
-          <w:b w:val="0"/>
-          <w:i w:val="0"/>
-          <w:color w:val="0000FF"/>
-          <w:sz w:val="24"/>
-          <w:u w:val="single"/>
-        </w:rPr>
-        <w:t>i</w:t>
-      </w:r>
-      <w:r>
-        <w:rPr>
-          <w:rFonts w:ascii="Charis SIL Italic" w:hAnsi="Charis SIL Italic" w:eastAsia="Charis SIL Italic"/>
-          <w:b w:val="0"/>
-          <w:i w:val="0"/>
-          <w:color w:val="0000FF"/>
-          <w:sz w:val="24"/>
-          <w:u w:val="single"/>
-        </w:rPr>
-        <w:hyperlink r:id="rId32" w:history="1">
-          <w:r>
-            <w:rPr>
-              <w:rStyle w:val="Hyperlink"/>
-            </w:rPr>
-            <w:t>ef</w:t>
-          </w:r>
-        </w:hyperlink>
-      </w:r>
-      <w:r>
-        <w:rPr>
-          <w:rFonts w:ascii="Charis SIL Italic" w:hAnsi="Charis SIL Italic" w:eastAsia="Charis SIL Italic"/>
-          <w:b w:val="0"/>
-          <w:i w:val="0"/>
-          <w:color w:val="0000FF"/>
-          <w:sz w:val="24"/>
-          <w:u w:val="single"/>
-        </w:rPr>
-        <w:t xml:space="preserve"> </w:t>
-      </w:r>
-      <w:r>
-        <w:rPr>
-          <w:rFonts w:ascii="Charis SIL Italic" w:hAnsi="Charis SIL Italic" w:eastAsia="Charis SIL Italic"/>
-          <w:b w:val="0"/>
-          <w:i w:val="0"/>
-          <w:color w:val="0000FF"/>
-          <w:sz w:val="24"/>
-          <w:u w:val="single"/>
-        </w:rPr>
-        <w:hyperlink r:id="rId32" w:history="1">
-          <w:r>
-            <w:rPr>
-              <w:rStyle w:val="Hyperlink"/>
-            </w:rPr>
-            <w:t>Cur</w:t>
-          </w:r>
-        </w:hyperlink>
-      </w:r>
-      <w:r>
-        <w:rPr>
-          <w:rFonts w:ascii="Charis SIL Italic" w:hAnsi="Charis SIL Italic" w:eastAsia="Charis SIL Italic"/>
-          <w:b w:val="0"/>
-          <w:i w:val="0"/>
-          <w:color w:val="0000FF"/>
-          <w:sz w:val="24"/>
-          <w:u w:val="single"/>
-        </w:rPr>
-        <w:hyperlink r:id="rId32" w:history="1">
-          <w:r>
-            <w:rPr>
-              <w:rStyle w:val="Hyperlink"/>
-            </w:rPr>
-            <w:t>açao</w:t>
-          </w:r>
-        </w:hyperlink>
-      </w:r>
-      <w:r>
-        <w:rPr>
-          <w:u w:val="single" w:color="0000ff"/>
-          <w:rFonts w:ascii="Charis SIL Italic" w:hAnsi="Charis SIL Italic" w:eastAsia="Charis SIL Italic"/>
-          <w:b w:val="0"/>
-          <w:i w:val="0"/>
-          <w:color w:val="000000"/>
-          <w:sz w:val="24"/>
-        </w:rPr>
-        <w:hyperlink r:id="rId32" w:history="1">
-          <w:r>
-            <w:rPr>
-              <w:rStyle w:val="Hyperlink"/>
-            </w:rPr>
-            <w:t>. Vo</w:t>
-          </w:r>
-        </w:hyperlink>
-      </w:r>
-      <w:r>
-        <w:rPr>
-          <w:u w:val="single" w:color="0000ff"/>
-          <w:rFonts w:ascii="Charis SIL Italic" w:hAnsi="Charis SIL Italic" w:eastAsia="Charis SIL Italic"/>
-          <w:b w:val="0"/>
-          <w:i w:val="0"/>
-          <w:color w:val="000000"/>
-          <w:sz w:val="24"/>
-        </w:rPr>
-        <w:hyperlink r:id="rId32" w:history="1">
-          <w:r>
-            <w:rPr>
-              <w:rStyle w:val="Hyperlink"/>
-            </w:rPr>
-            <w:t>o</w:t>
-          </w:r>
-        </w:hyperlink>
-      </w:r>
-      <w:r>
-        <w:rPr>
-          <w:u w:val="single" w:color="0000ff"/>
-          <w:rFonts w:ascii="Charis SIL Italic" w:hAnsi="Charis SIL Italic" w:eastAsia="Charis SIL Italic"/>
-          <w:b w:val="0"/>
-          <w:i w:val="0"/>
-          <w:color w:val="000000"/>
-          <w:sz w:val="24"/>
-        </w:rPr>
-        <w:hyperlink r:id="rId32" w:history="1">
           <w:r>
             <w:rPr>
               <w:rStyle w:val="Hyperlink"/>
@@ -5015,7 +4913,7 @@
           <w:color w:val="000000"/>
           <w:sz w:val="24"/>
         </w:rPr>
-        <w:hyperlink r:id="rId32" w:history="1">
+        <w:hyperlink r:id="rId31" w:history="1">
           <w:r>
             <w:rPr>
               <w:rStyle w:val="Hyperlink"/>
@@ -5043,7 +4941,7 @@
           <w:color w:val="000000"/>
           <w:sz w:val="24"/>
         </w:rPr>
-        <w:hyperlink r:id="rId33" w:history="1">
+        <w:hyperlink r:id="rId32" w:history="1">
           <w:r>
             <w:rPr>
               <w:rStyle w:val="Hyperlink"/>
@@ -5061,7 +4959,7 @@
           <w:color w:val="000000"/>
           <w:sz w:val="24"/>
         </w:rPr>
-        <w:hyperlink r:id="rId33" w:history="1">
+        <w:hyperlink r:id="rId32" w:history="1">
           <w:r>
             <w:rPr>
               <w:rStyle w:val="Hyperlink"/>
@@ -5079,7 +4977,7 @@
           <w:color w:val="000000"/>
           <w:sz w:val="24"/>
         </w:rPr>
-        <w:hyperlink r:id="rId33" w:history="1">
+        <w:hyperlink r:id="rId32" w:history="1">
           <w:r>
             <w:rPr>
               <w:rStyle w:val="Hyperlink"/>
@@ -5097,7 +4995,7 @@
           <w:color w:val="000000"/>
           <w:sz w:val="24"/>
         </w:rPr>
-        <w:hyperlink r:id="rId33" w:history="1">
+        <w:hyperlink r:id="rId32" w:history="1">
           <w:r>
             <w:rPr>
               <w:rStyle w:val="Hyperlink"/>
@@ -5115,7 +5013,7 @@
           <w:color w:val="000000"/>
           <w:sz w:val="24"/>
         </w:rPr>
-        <w:hyperlink r:id="rId33" w:history="1">
+        <w:hyperlink r:id="rId32" w:history="1">
           <w:r>
             <w:rPr>
               <w:rStyle w:val="Hyperlink"/>
@@ -5133,7 +5031,7 @@
           <w:color w:val="000000"/>
           <w:sz w:val="24"/>
         </w:rPr>
-        <w:hyperlink r:id="rId33" w:history="1">
+        <w:hyperlink r:id="rId32" w:history="1">
           <w:r>
             <w:rPr>
               <w:rStyle w:val="Hyperlink"/>
@@ -5151,7 +5049,7 @@
           <w:sz w:val="24"/>
           <w:u w:val="single"/>
         </w:rPr>
-        <w:hyperlink r:id="rId33" w:history="1">
+        <w:hyperlink r:id="rId32" w:history="1">
           <w:r>
             <w:rPr>
               <w:rStyle w:val="Hyperlink"/>
@@ -5169,7 +5067,7 @@
           <w:sz w:val="24"/>
           <w:u w:val="single"/>
         </w:rPr>
-        <w:hyperlink r:id="rId33" w:history="1">
+        <w:hyperlink r:id="rId32" w:history="1">
           <w:r>
             <w:rPr>
               <w:rStyle w:val="Hyperlink"/>
@@ -5187,7 +5085,7 @@
           <w:color w:val="000000"/>
           <w:sz w:val="24"/>
         </w:rPr>
-        <w:hyperlink r:id="rId33" w:history="1">
+        <w:hyperlink r:id="rId32" w:history="1">
           <w:r>
             <w:rPr>
               <w:rStyle w:val="Hyperlink"/>
@@ -5226,7 +5124,7 @@
           <w:color w:val="000000"/>
           <w:sz w:val="24"/>
         </w:rPr>
-        <w:hyperlink r:id="rId34" w:history="1">
+        <w:hyperlink r:id="rId33" w:history="1">
           <w:r>
             <w:rPr>
               <w:rStyle w:val="Hyperlink"/>
@@ -5264,7 +5162,7 @@
           <w:sz w:val="24"/>
           <w:u w:val="single"/>
         </w:rPr>
-        <w:hyperlink r:id="rId35" w:history="1">
+        <w:hyperlink r:id="rId34" w:history="1">
           <w:r>
             <w:rPr>
               <w:rStyle w:val="Hyperlink"/>
@@ -5293,7 +5191,7 @@
           <w:sz w:val="24"/>
           <w:u w:val="single"/>
         </w:rPr>
-        <w:hyperlink r:id="rId35" w:history="1">
+        <w:hyperlink r:id="rId34" w:history="1">
           <w:r>
             <w:rPr>
               <w:rStyle w:val="Hyperlink"/>
@@ -5322,7 +5220,7 @@
           <w:sz w:val="24"/>
           <w:u w:val="single"/>
         </w:rPr>
-        <w:hyperlink r:id="rId35" w:history="1">
+        <w:hyperlink r:id="rId34" w:history="1">
           <w:r>
             <w:rPr>
               <w:rStyle w:val="Hyperlink"/>
@@ -5351,7 +5249,7 @@
           <w:sz w:val="24"/>
           <w:u w:val="single"/>
         </w:rPr>
-        <w:hyperlink r:id="rId35" w:history="1">
+        <w:hyperlink r:id="rId34" w:history="1">
           <w:r>
             <w:rPr>
               <w:rStyle w:val="Hyperlink"/>
@@ -5380,7 +5278,7 @@
           <w:sz w:val="24"/>
           <w:u w:val="single"/>
         </w:rPr>
-        <w:hyperlink r:id="rId35" w:history="1">
+        <w:hyperlink r:id="rId34" w:history="1">
           <w:r>
             <w:rPr>
               <w:rStyle w:val="Hyperlink"/>
@@ -5401,7 +5299,7 @@
           <w:sz w:val="24"/>
           <w:u w:val="single"/>
         </w:rPr>
-        <w:hyperlink r:id="rId35" w:history="1">
+        <w:hyperlink r:id="rId34" w:history="1">
           <w:r>
             <w:rPr>
               <w:rStyle w:val="Hyperlink"/>
@@ -5418,7 +5316,7 @@
           <w:color w:val="000000"/>
           <w:sz w:val="24"/>
         </w:rPr>
-        <w:t xml:space="preserve"> dat zich bij het Arsip Nasional in Jakarta bevi</w:t>
+        <w:t xml:space="preserve"> dat zich bij het Arsip</w:t>
       </w:r>
       <w:r>
         <w:rPr>
@@ -5429,7 +5327,43 @@
           <w:color w:val="000000"/>
           <w:sz w:val="24"/>
         </w:rPr>
-        <w:hyperlink r:id="rId35" w:history="1">
+        <w:hyperlink r:id="rId34" w:history="1">
+          <w:r>
+            <w:rPr>
+              <w:rStyle w:val="Hyperlink"/>
+            </w:rPr>
+            <w:t xml:space="preserve"> Nasional in</w:t>
+          </w:r>
+        </w:hyperlink>
+      </w:r>
+      <w:r>
+        <w:rPr>
+          <w:u w:val="single" w:color="0000ff"/>
+          <w:rFonts w:ascii="Charis SIL Italic" w:hAnsi="Charis SIL Italic" w:eastAsia="Charis SIL Italic"/>
+          <w:b w:val="0"/>
+          <w:i w:val="0"/>
+          <w:color w:val="000000"/>
+          <w:sz w:val="24"/>
+        </w:rPr>
+        <w:hyperlink r:id="rId34" w:history="1">
+          <w:r>
+            <w:rPr>
+              <w:rStyle w:val="Hyperlink"/>
+            </w:rPr>
+            <w:t xml:space="preserve"> Jakarta bevi</w:t>
+          </w:r>
+        </w:hyperlink>
+      </w:r>
+      <w:r>
+        <w:rPr>
+          <w:u w:val="single" w:color="0000ff"/>
+          <w:rFonts w:ascii="Charis SIL Italic" w:hAnsi="Charis SIL Italic" w:eastAsia="Charis SIL Italic"/>
+          <w:b w:val="0"/>
+          <w:i w:val="0"/>
+          <w:color w:val="000000"/>
+          <w:sz w:val="24"/>
+        </w:rPr>
+        <w:hyperlink r:id="rId34" w:history="1">
           <w:r>
             <w:rPr>
               <w:rStyle w:val="Hyperlink"/>
@@ -5458,7 +5392,7 @@
           <w:color w:val="000000"/>
           <w:sz w:val="24"/>
         </w:rPr>
-        <w:hyperlink r:id="rId35" w:history="1">
+        <w:hyperlink r:id="rId34" w:history="1">
           <w:r>
             <w:rPr>
               <w:rStyle w:val="Hyperlink"/>
@@ -5486,7 +5420,7 @@
           <w:color w:val="000000"/>
           <w:sz w:val="24"/>
         </w:rPr>
-        <w:hyperlink r:id="rId35" w:history="1">
+        <w:hyperlink r:id="rId34" w:history="1">
           <w:r>
             <w:rPr>
               <w:rStyle w:val="Hyperlink"/>
@@ -5514,7 +5448,7 @@
           <w:color w:val="000000"/>
           <w:sz w:val="24"/>
         </w:rPr>
-        <w:hyperlink r:id="rId35" w:history="1">
+        <w:hyperlink r:id="rId34" w:history="1">
           <w:r>
             <w:rPr>
               <w:rStyle w:val="Hyperlink"/>
@@ -5613,7 +5547,7 @@
           <w:sz w:val="24"/>
           <w:u w:val="single"/>
         </w:rPr>
-        <w:hyperlink r:id="rId36" w:history="1">
+        <w:hyperlink r:id="rId35" w:history="1">
           <w:r>
             <w:rPr>
               <w:rStyle w:val="Hyperlink"/>
@@ -5641,7 +5575,7 @@
           <w:sz w:val="24"/>
           <w:u w:val="single"/>
         </w:rPr>
-        <w:hyperlink r:id="rId37" w:history="1">
+        <w:hyperlink r:id="rId36" w:history="1">
           <w:r>
             <w:rPr>
               <w:rStyle w:val="Hyperlink"/>
@@ -5670,7 +5604,7 @@
           <w:sz w:val="24"/>
           <w:u w:val="single"/>
         </w:rPr>
-        <w:hyperlink r:id="rId37" w:history="1">
+        <w:hyperlink r:id="rId36" w:history="1">
           <w:r>
             <w:rPr>
               <w:rStyle w:val="Hyperlink"/>
@@ -5699,7 +5633,7 @@
           <w:sz w:val="24"/>
           <w:u w:val="single"/>
         </w:rPr>
-        <w:hyperlink r:id="rId37" w:history="1">
+        <w:hyperlink r:id="rId36" w:history="1">
           <w:r>
             <w:rPr>
               <w:rStyle w:val="Hyperlink"/>
@@ -5720,7 +5654,7 @@
           <w:sz w:val="24"/>
           <w:u w:val="single"/>
         </w:rPr>
-        <w:hyperlink r:id="rId37" w:history="1">
+        <w:hyperlink r:id="rId36" w:history="1">
           <w:r>
             <w:rPr>
               <w:rStyle w:val="Hyperlink"/>
@@ -5748,7 +5682,7 @@
           <w:sz w:val="24"/>
           <w:u w:val="single"/>
         </w:rPr>
-        <w:hyperlink r:id="rId38" w:history="1">
+        <w:hyperlink r:id="rId37" w:history="1">
           <w:r>
             <w:rPr>
               <w:rStyle w:val="Hyperlink"/>
@@ -5766,7 +5700,7 @@
           <w:sz w:val="24"/>
           <w:u w:val="single"/>
         </w:rPr>
-        <w:hyperlink r:id="rId38" w:history="1">
+        <w:hyperlink r:id="rId35" w:history="1">
           <w:r>
             <w:rPr>
               <w:rStyle w:val="Hyperlink"/>
@@ -5795,7 +5729,7 @@
           <w:sz w:val="24"/>
           <w:u w:val="single"/>
         </w:rPr>
-        <w:hyperlink r:id="rId38" w:history="1">
+        <w:hyperlink r:id="rId37" w:history="1">
           <w:r>
             <w:rPr>
               <w:rStyle w:val="Hyperlink"/>
@@ -5813,7 +5747,7 @@
           <w:sz w:val="24"/>
           <w:u w:val="single"/>
         </w:rPr>
-        <w:hyperlink r:id="rId38" w:history="1">
+        <w:hyperlink r:id="rId37" w:history="1">
           <w:r>
             <w:rPr>
               <w:rStyle w:val="Hyperlink"/>
@@ -5842,7 +5776,7 @@
           <w:sz w:val="24"/>
           <w:u w:val="single"/>
         </w:rPr>
-        <w:hyperlink r:id="rId38" w:history="1">
+        <w:hyperlink r:id="rId37" w:history="1">
           <w:r>
             <w:rPr>
               <w:rStyle w:val="Hyperlink"/>
@@ -5860,7 +5794,7 @@
           <w:sz w:val="24"/>
           <w:u w:val="single"/>
         </w:rPr>
-        <w:hyperlink r:id="rId38" w:history="1">
+        <w:hyperlink r:id="rId37" w:history="1">
           <w:r>
             <w:rPr>
               <w:rStyle w:val="Hyperlink"/>
@@ -5889,7 +5823,7 @@
           <w:sz w:val="24"/>
           <w:u w:val="single"/>
         </w:rPr>
-        <w:hyperlink r:id="rId38" w:history="1">
+        <w:hyperlink r:id="rId37" w:history="1">
           <w:r>
             <w:rPr>
               <w:rStyle w:val="Hyperlink"/>
@@ -5907,7 +5841,7 @@
           <w:sz w:val="24"/>
           <w:u w:val="single"/>
         </w:rPr>
-        <w:hyperlink r:id="rId38" w:history="1">
+        <w:hyperlink r:id="rId37" w:history="1">
           <w:r>
             <w:rPr>
               <w:rStyle w:val="Hyperlink"/>
@@ -5925,7 +5859,7 @@
           <w:color w:val="000000"/>
           <w:sz w:val="24"/>
         </w:rPr>
-        <w:hyperlink r:id="rId37" w:history="1">
+        <w:hyperlink r:id="rId36" w:history="1">
           <w:r>
             <w:rPr>
               <w:rStyle w:val="Hyperlink"/>
@@ -5953,7 +5887,7 @@
           <w:sz w:val="24"/>
           <w:u w:val="single"/>
         </w:rPr>
-        <w:hyperlink r:id="rId37" w:history="1">
+        <w:hyperlink r:id="rId38" w:history="1">
           <w:r>
             <w:rPr>
               <w:rStyle w:val="Hyperlink"/>
@@ -5971,7 +5905,7 @@
           <w:color w:val="000000"/>
           <w:sz w:val="24"/>
         </w:rPr>
-        <w:hyperlink r:id="rId37" w:history="1">
+        <w:hyperlink r:id="rId36" w:history="1">
           <w:r>
             <w:rPr>
               <w:rStyle w:val="Hyperlink"/>
@@ -5999,7 +5933,7 @@
           <w:color w:val="000000"/>
           <w:sz w:val="24"/>
         </w:rPr>
-        <w:hyperlink r:id="rId38" w:history="1">
+        <w:hyperlink r:id="rId37" w:history="1">
           <w:r>
             <w:rPr>
               <w:rStyle w:val="Hyperlink"/>
@@ -6017,7 +5951,7 @@
           <w:color w:val="000000"/>
           <w:sz w:val="24"/>
         </w:rPr>
-        <w:hyperlink r:id="rId38" w:history="1">
+        <w:hyperlink r:id="rId37" w:history="1">
           <w:r>
             <w:rPr>
               <w:rStyle w:val="Hyperlink"/>
@@ -6035,7 +5969,7 @@
           <w:color w:val="000000"/>
           <w:sz w:val="24"/>
         </w:rPr>
-        <w:hyperlink r:id="rId38" w:history="1">
+        <w:hyperlink r:id="rId37" w:history="1">
           <w:r>
             <w:rPr>
               <w:rStyle w:val="Hyperlink"/>
@@ -6053,7 +5987,7 @@
           <w:color w:val="000000"/>
           <w:sz w:val="24"/>
         </w:rPr>
-        <w:hyperlink r:id="rId38" w:history="1">
+        <w:hyperlink r:id="rId37" w:history="1">
           <w:r>
             <w:rPr>
               <w:rStyle w:val="Hyperlink"/>
@@ -6071,7 +6005,7 @@
           <w:color w:val="000000"/>
           <w:sz w:val="24"/>
         </w:rPr>
-        <w:hyperlink r:id="rId38" w:history="1">
+        <w:hyperlink r:id="rId37" w:history="1">
           <w:r>
             <w:rPr>
               <w:rStyle w:val="Hyperlink"/>
@@ -6089,7 +6023,7 @@
           <w:color w:val="000000"/>
           <w:sz w:val="24"/>
         </w:rPr>
-        <w:hyperlink r:id="rId38" w:history="1">
+        <w:hyperlink r:id="rId37" w:history="1">
           <w:r>
             <w:rPr>
               <w:rStyle w:val="Hyperlink"/>
@@ -6117,7 +6051,7 @@
           <w:color w:val="000000"/>
           <w:sz w:val="24"/>
         </w:rPr>
-        <w:hyperlink r:id="rId39" w:history="1">
+        <w:hyperlink r:id="rId38" w:history="1">
           <w:r>
             <w:rPr>
               <w:rStyle w:val="Hyperlink"/>

--- a/EXPORTS/DOCX/published/niveau1/Dutch/Sources.docx
+++ b/EXPORTS/DOCX/published/niveau1/Dutch/Sources.docx
@@ -609,31 +609,13 @@
       </w:r>
       <w:r>
         <w:rPr>
-          <w:u w:val="single" w:color="0000ff"/>
           <w:rFonts w:ascii="Charis SIL Italic" w:hAnsi="Charis SIL Italic" w:eastAsia="Charis SIL Italic"/>
           <w:b w:val="0"/>
           <w:i w:val="0"/>
           <w:color w:val="000000"/>
           <w:sz w:val="24"/>
         </w:rPr>
-        <w:hyperlink r:id="rId11" w:history="1">
-          <w:r>
-            <w:rPr>
-              <w:rStyle w:val="Hyperlink"/>
-            </w:rPr>
-            <w:t>anders d</w:t>
-          </w:r>
-        </w:hyperlink>
-      </w:r>
-      <w:r>
-        <w:rPr>
-          <w:rFonts w:ascii="Charis SIL Italic" w:hAnsi="Charis SIL Italic" w:eastAsia="Charis SIL Italic"/>
-          <w:b w:val="0"/>
-          <w:i w:val="0"/>
-          <w:color w:val="000000"/>
-          <w:sz w:val="24"/>
-        </w:rPr>
-        <w:t xml:space="preserve">an nu (denk aan </w:t>
+        <w:t xml:space="preserve">anders dan nu (denk aan </w:t>
       </w:r>
       <w:r>
         <w:rPr>
@@ -1287,7 +1269,35 @@
           <w:color w:val="000000"/>
           <w:sz w:val="24"/>
         </w:rPr>
-        <w:t xml:space="preserve">. Deze archieven maken tegenwoordig </w:t>
+        <w:t>. Deze archieven maken t</w:t>
+      </w:r>
+      <w:r>
+        <w:rPr>
+          <w:u w:val="single" w:color="0000ff"/>
+          <w:rFonts w:ascii="Charis SIL Italic" w:hAnsi="Charis SIL Italic" w:eastAsia="Charis SIL Italic"/>
+          <w:b w:val="0"/>
+          <w:i w:val="0"/>
+          <w:color w:val="000000"/>
+          <w:sz w:val="24"/>
+        </w:rPr>
+        <w:hyperlink r:id="rId15" w:history="1">
+          <w:r>
+            <w:rPr>
+              <w:rStyle w:val="Hyperlink"/>
+            </w:rPr>
+            <w:t>egenwoord</w:t>
+          </w:r>
+        </w:hyperlink>
+      </w:r>
+      <w:r>
+        <w:rPr>
+          <w:rFonts w:ascii="Charis SIL Italic" w:hAnsi="Charis SIL Italic" w:eastAsia="Charis SIL Italic"/>
+          <w:b w:val="0"/>
+          <w:i w:val="0"/>
+          <w:color w:val="000000"/>
+          <w:sz w:val="24"/>
+        </w:rPr>
+        <w:t xml:space="preserve">ig </w:t>
       </w:r>
       <w:r>
         <w:rPr>
@@ -1529,7 +1539,7 @@
           <w:sz w:val="24"/>
           <w:u w:val="single"/>
         </w:rPr>
-        <w:hyperlink r:id="rId16" w:history="1">
+        <w:hyperlink r:id="rId15" w:history="1">
           <w:r>
             <w:rPr>
               <w:rStyle w:val="Hyperlink"/>
@@ -1976,7 +1986,151 @@
           <w:color w:val="000000"/>
           <w:sz w:val="24"/>
         </w:rPr>
-        <w:t>. Bij het Nationaal Archief zijn ook de personeelsdossie</w:t>
+        <w:t xml:space="preserve">. Bij het Nationaal Archief </w:t>
+      </w:r>
+      <w:r>
+        <w:rPr>
+          <w:u w:val="single" w:color="0000ff"/>
+          <w:rFonts w:ascii="Charis SIL Italic" w:hAnsi="Charis SIL Italic" w:eastAsia="Charis SIL Italic"/>
+          <w:b w:val="0"/>
+          <w:i w:val="0"/>
+          <w:color w:val="000000"/>
+          <w:sz w:val="24"/>
+        </w:rPr>
+        <w:hyperlink r:id="rId17" w:history="1">
+          <w:r>
+            <w:rPr>
+              <w:rStyle w:val="Hyperlink"/>
+            </w:rPr>
+            <w:t xml:space="preserve">zijn ook </w:t>
+          </w:r>
+        </w:hyperlink>
+      </w:r>
+      <w:r>
+        <w:rPr>
+          <w:u w:val="single" w:color="0000ff"/>
+          <w:rFonts w:ascii="Charis SIL Italic" w:hAnsi="Charis SIL Italic" w:eastAsia="Charis SIL Italic"/>
+          <w:b w:val="0"/>
+          <w:i w:val="0"/>
+          <w:color w:val="000000"/>
+          <w:sz w:val="24"/>
+        </w:rPr>
+        <w:hyperlink r:id="rId17" w:history="1">
+          <w:r>
+            <w:rPr>
+              <w:rStyle w:val="Hyperlink"/>
+            </w:rPr>
+            <w:t>d</w:t>
+          </w:r>
+        </w:hyperlink>
+      </w:r>
+      <w:r>
+        <w:rPr>
+          <w:u w:val="single" w:color="0000ff"/>
+          <w:rFonts w:ascii="Charis SIL Italic" w:hAnsi="Charis SIL Italic" w:eastAsia="Charis SIL Italic"/>
+          <w:b w:val="0"/>
+          <w:i w:val="0"/>
+          <w:color w:val="000000"/>
+          <w:sz w:val="24"/>
+        </w:rPr>
+        <w:hyperlink r:id="rId17" w:history="1">
+          <w:r>
+            <w:rPr>
+              <w:rStyle w:val="Hyperlink"/>
+            </w:rPr>
+            <w:t>e pe</w:t>
+          </w:r>
+        </w:hyperlink>
+      </w:r>
+      <w:r>
+        <w:rPr>
+          <w:u w:val="single" w:color="0000ff"/>
+          <w:rFonts w:ascii="Charis SIL Italic" w:hAnsi="Charis SIL Italic" w:eastAsia="Charis SIL Italic"/>
+          <w:b w:val="0"/>
+          <w:i w:val="0"/>
+          <w:color w:val="000000"/>
+          <w:sz w:val="24"/>
+        </w:rPr>
+        <w:hyperlink r:id="rId17" w:history="1">
+          <w:r>
+            <w:rPr>
+              <w:rStyle w:val="Hyperlink"/>
+            </w:rPr>
+            <w:t>r</w:t>
+          </w:r>
+        </w:hyperlink>
+      </w:r>
+      <w:r>
+        <w:rPr>
+          <w:u w:val="single" w:color="0000ff"/>
+          <w:rFonts w:ascii="Charis SIL Italic" w:hAnsi="Charis SIL Italic" w:eastAsia="Charis SIL Italic"/>
+          <w:b w:val="0"/>
+          <w:i w:val="0"/>
+          <w:color w:val="000000"/>
+          <w:sz w:val="24"/>
+        </w:rPr>
+        <w:hyperlink r:id="rId17" w:history="1">
+          <w:r>
+            <w:rPr>
+              <w:rStyle w:val="Hyperlink"/>
+            </w:rPr>
+            <w:t>son</w:t>
+          </w:r>
+        </w:hyperlink>
+      </w:r>
+      <w:r>
+        <w:rPr>
+          <w:u w:val="single" w:color="0000ff"/>
+          <w:rFonts w:ascii="Charis SIL Italic" w:hAnsi="Charis SIL Italic" w:eastAsia="Charis SIL Italic"/>
+          <w:b w:val="0"/>
+          <w:i w:val="0"/>
+          <w:color w:val="000000"/>
+          <w:sz w:val="24"/>
+        </w:rPr>
+        <w:hyperlink r:id="rId17" w:history="1">
+          <w:r>
+            <w:rPr>
+              <w:rStyle w:val="Hyperlink"/>
+            </w:rPr>
+            <w:t>eelsd</w:t>
+          </w:r>
+        </w:hyperlink>
+      </w:r>
+      <w:r>
+        <w:rPr>
+          <w:u w:val="single" w:color="0000ff"/>
+          <w:rFonts w:ascii="Charis SIL Italic" w:hAnsi="Charis SIL Italic" w:eastAsia="Charis SIL Italic"/>
+          <w:b w:val="0"/>
+          <w:i w:val="0"/>
+          <w:color w:val="000000"/>
+          <w:sz w:val="24"/>
+        </w:rPr>
+        <w:hyperlink r:id="rId17" w:history="1">
+          <w:r>
+            <w:rPr>
+              <w:rStyle w:val="Hyperlink"/>
+            </w:rPr>
+            <w:t>o</w:t>
+          </w:r>
+        </w:hyperlink>
+      </w:r>
+      <w:r>
+        <w:rPr>
+          <w:u w:val="single" w:color="0000ff"/>
+          <w:rFonts w:ascii="Charis SIL Italic" w:hAnsi="Charis SIL Italic" w:eastAsia="Charis SIL Italic"/>
+          <w:b w:val="0"/>
+          <w:i w:val="0"/>
+          <w:color w:val="000000"/>
+          <w:sz w:val="24"/>
+        </w:rPr>
+        <w:hyperlink r:id="rId17" w:history="1">
+          <w:r>
+            <w:rPr>
+              <w:rStyle w:val="Hyperlink"/>
+            </w:rPr>
+            <w:t>ssie</w:t>
+          </w:r>
+        </w:hyperlink>
       </w:r>
       <w:r>
         <w:rPr>
@@ -2577,25 +2731,7 @@
           <w:color w:val="000000"/>
           <w:sz w:val="24"/>
         </w:rPr>
-        <w:t>e</w:t>
-      </w:r>
-      <w:r>
-        <w:rPr>
-          <w:u w:val="single" w:color="0000ff"/>
-          <w:rFonts w:ascii="Charis SIL Italic" w:hAnsi="Charis SIL Italic" w:eastAsia="Charis SIL Italic"/>
-          <w:b w:val="0"/>
-          <w:i w:val="0"/>
-          <w:color w:val="000000"/>
-          <w:sz w:val="24"/>
-        </w:rPr>
-        <w:hyperlink r:id="rId19" w:history="1">
-          <w:r>
-            <w:rPr>
-              <w:rStyle w:val="Hyperlink"/>
-            </w:rPr>
-            <w:t>t b</w:t>
-          </w:r>
-        </w:hyperlink>
+        <w:t>et b</w:t>
       </w:r>
       <w:r>
         <w:rPr>
@@ -3068,7 +3204,7 @@
           <w:sz w:val="24"/>
           <w:u w:val="single"/>
         </w:rPr>
-        <w:hyperlink r:id="rId16" w:history="1">
+        <w:hyperlink r:id="rId20" w:history="1">
           <w:r>
             <w:rPr>
               <w:rStyle w:val="Hyperlink"/>
@@ -3270,7 +3406,7 @@
           <w:sz w:val="24"/>
           <w:u w:val="single"/>
         </w:rPr>
-        <w:hyperlink r:id="rId16" w:history="1">
+        <w:hyperlink r:id="rId22" w:history="1">
           <w:r>
             <w:rPr>
               <w:rStyle w:val="Hyperlink"/>
@@ -3401,7 +3537,7 @@
           <w:sz w:val="24"/>
           <w:u w:val="single"/>
         </w:rPr>
-        <w:hyperlink r:id="rId22" w:history="1">
+        <w:hyperlink r:id="rId23" w:history="1">
           <w:r>
             <w:rPr>
               <w:rStyle w:val="Hyperlink"/>
@@ -3430,7 +3566,7 @@
           <w:sz w:val="24"/>
           <w:u w:val="single"/>
         </w:rPr>
-        <w:hyperlink r:id="rId22" w:history="1">
+        <w:hyperlink r:id="rId23" w:history="1">
           <w:r>
             <w:rPr>
               <w:rStyle w:val="Hyperlink"/>
@@ -3459,7 +3595,7 @@
           <w:sz w:val="24"/>
           <w:u w:val="single"/>
         </w:rPr>
-        <w:hyperlink r:id="rId22" w:history="1">
+        <w:hyperlink r:id="rId23" w:history="1">
           <w:r>
             <w:rPr>
               <w:rStyle w:val="Hyperlink"/>
@@ -3487,7 +3623,7 @@
           <w:sz w:val="24"/>
           <w:u w:val="single"/>
         </w:rPr>
-        <w:hyperlink r:id="rId23" w:history="1">
+        <w:hyperlink r:id="rId24" w:history="1">
           <w:r>
             <w:rPr>
               <w:rStyle w:val="Hyperlink"/>
@@ -3518,13 +3654,14 @@
       </w:r>
       <w:r>
         <w:rPr>
+          <w:u w:val="single" w:color="0000ff"/>
           <w:rFonts w:ascii="Charis SIL Italic" w:hAnsi="Charis SIL Italic" w:eastAsia="Charis SIL Italic"/>
           <w:b w:val="0"/>
           <w:i w:val="0"/>
           <w:color w:val="000000"/>
           <w:sz w:val="24"/>
         </w:rPr>
-        <w:hyperlink r:id="rId22" w:history="1">
+        <w:hyperlink r:id="rId23" w:history="1">
           <w:r>
             <w:rPr>
               <w:rStyle w:val="Hyperlink"/>
@@ -3532,153 +3669,6 @@
             <w:t xml:space="preserve">t </w:t>
           </w:r>
         </w:hyperlink>
-      </w:r>
-      <w:r>
-        <w:rPr>
-          <w:rFonts w:ascii="Charis SIL Italic" w:hAnsi="Charis SIL Italic" w:eastAsia="Charis SIL Italic"/>
-          <w:b w:val="0"/>
-          <w:i w:val="0"/>
-          <w:color w:val="0000FF"/>
-          <w:sz w:val="24"/>
-          <w:u w:val="single"/>
-        </w:rPr>
-        <w:hyperlink r:id="rId22" w:history="1">
-          <w:r>
-            <w:rPr>
-              <w:rStyle w:val="Hyperlink"/>
-            </w:rPr>
-            <w:t>Nationaal</w:t>
-          </w:r>
-        </w:hyperlink>
-      </w:r>
-      <w:r>
-        <w:rPr>
-          <w:rFonts w:ascii="Charis SIL Italic" w:hAnsi="Charis SIL Italic" w:eastAsia="Charis SIL Italic"/>
-          <w:b w:val="0"/>
-          <w:i w:val="0"/>
-          <w:color w:val="0000FF"/>
-          <w:sz w:val="24"/>
-          <w:u w:val="single"/>
-        </w:rPr>
-        <w:t xml:space="preserve"> </w:t>
-      </w:r>
-      <w:r>
-        <w:rPr>
-          <w:rFonts w:ascii="Charis SIL Italic" w:hAnsi="Charis SIL Italic" w:eastAsia="Charis SIL Italic"/>
-          <w:b w:val="0"/>
-          <w:i w:val="0"/>
-          <w:color w:val="0000FF"/>
-          <w:sz w:val="24"/>
-          <w:u w:val="single"/>
-        </w:rPr>
-        <w:hyperlink r:id="rId22" w:history="1">
-          <w:r>
-            <w:rPr>
-              <w:rStyle w:val="Hyperlink"/>
-            </w:rPr>
-            <w:t>A</w:t>
-          </w:r>
-        </w:hyperlink>
-      </w:r>
-      <w:r>
-        <w:rPr>
-          <w:rFonts w:ascii="Charis SIL Italic" w:hAnsi="Charis SIL Italic" w:eastAsia="Charis SIL Italic"/>
-          <w:b w:val="0"/>
-          <w:i w:val="0"/>
-          <w:color w:val="0000FF"/>
-          <w:sz w:val="24"/>
-          <w:u w:val="single"/>
-        </w:rPr>
-        <w:hyperlink r:id="rId22" w:history="1">
-          <w:r>
-            <w:rPr>
-              <w:rStyle w:val="Hyperlink"/>
-            </w:rPr>
-            <w:t>rchief</w:t>
-          </w:r>
-        </w:hyperlink>
-      </w:r>
-      <w:r>
-        <w:rPr>
-          <w:u w:val="single" w:color="0000ff"/>
-          <w:rFonts w:ascii="Charis SIL Italic" w:hAnsi="Charis SIL Italic" w:eastAsia="Charis SIL Italic"/>
-          <w:b w:val="0"/>
-          <w:i w:val="0"/>
-          <w:color w:val="000000"/>
-          <w:sz w:val="24"/>
-        </w:rPr>
-        <w:hyperlink r:id="rId22" w:history="1">
-          <w:r>
-            <w:rPr>
-              <w:rStyle w:val="Hyperlink"/>
-            </w:rPr>
-            <w:t xml:space="preserve"> en </w:t>
-          </w:r>
-        </w:hyperlink>
-      </w:r>
-      <w:r>
-        <w:rPr>
-          <w:rFonts w:ascii="Charis SIL Italic" w:hAnsi="Charis SIL Italic" w:eastAsia="Charis SIL Italic"/>
-          <w:b w:val="0"/>
-          <w:i w:val="0"/>
-          <w:color w:val="0000FF"/>
-          <w:sz w:val="24"/>
-          <w:u w:val="single"/>
-        </w:rPr>
-        <w:hyperlink r:id="rId22" w:history="1">
-          <w:r>
-            <w:rPr>
-              <w:rStyle w:val="Hyperlink"/>
-            </w:rPr>
-            <w:t>Rijk</w:t>
-          </w:r>
-        </w:hyperlink>
-      </w:r>
-      <w:r>
-        <w:rPr>
-          <w:rFonts w:ascii="Charis SIL Italic" w:hAnsi="Charis SIL Italic" w:eastAsia="Charis SIL Italic"/>
-          <w:b w:val="0"/>
-          <w:i w:val="0"/>
-          <w:color w:val="0000FF"/>
-          <w:sz w:val="24"/>
-          <w:u w:val="single"/>
-        </w:rPr>
-        <w:hyperlink r:id="rId22" w:history="1">
-          <w:r>
-            <w:rPr>
-              <w:rStyle w:val="Hyperlink"/>
-            </w:rPr>
-            <w:t>smuseu</w:t>
-          </w:r>
-        </w:hyperlink>
-      </w:r>
-      <w:r>
-        <w:rPr>
-          <w:rFonts w:ascii="Charis SIL Italic" w:hAnsi="Charis SIL Italic" w:eastAsia="Charis SIL Italic"/>
-          <w:b w:val="0"/>
-          <w:i w:val="0"/>
-          <w:color w:val="0000FF"/>
-          <w:sz w:val="24"/>
-          <w:u w:val="single"/>
-        </w:rPr>
-        <w:hyperlink r:id="rId24" w:history="1">
-          <w:r>
-            <w:rPr>
-              <w:rStyle w:val="Hyperlink"/>
-            </w:rPr>
-            <w:t>m</w:t>
-          </w:r>
-        </w:hyperlink>
-      </w:r>
-      <w:r>
-        <w:rPr>
-          <w:rFonts w:ascii="Charis SIL Italic" w:hAnsi="Charis SIL Italic" w:eastAsia="Charis SIL Italic"/>
-          <w:b w:val="0"/>
-          <w:i w:val="0"/>
-          <w:color w:val="000000"/>
-          <w:sz w:val="24"/>
-        </w:rPr>
-        <w:t xml:space="preserve">. Het </w:t>
       </w:r>
       <w:r>
         <w:rPr>
@@ -3723,6 +3713,146 @@
             <w:rPr>
               <w:rStyle w:val="Hyperlink"/>
             </w:rPr>
+            <w:t>A</w:t>
+          </w:r>
+        </w:hyperlink>
+      </w:r>
+      <w:r>
+        <w:rPr>
+          <w:rFonts w:ascii="Charis SIL Italic" w:hAnsi="Charis SIL Italic" w:eastAsia="Charis SIL Italic"/>
+          <w:b w:val="0"/>
+          <w:i w:val="0"/>
+          <w:color w:val="0000FF"/>
+          <w:sz w:val="24"/>
+          <w:u w:val="single"/>
+        </w:rPr>
+        <w:hyperlink r:id="rId23" w:history="1">
+          <w:r>
+            <w:rPr>
+              <w:rStyle w:val="Hyperlink"/>
+            </w:rPr>
+            <w:t>rchief</w:t>
+          </w:r>
+        </w:hyperlink>
+      </w:r>
+      <w:r>
+        <w:rPr>
+          <w:u w:val="single" w:color="0000ff"/>
+          <w:rFonts w:ascii="Charis SIL Italic" w:hAnsi="Charis SIL Italic" w:eastAsia="Charis SIL Italic"/>
+          <w:b w:val="0"/>
+          <w:i w:val="0"/>
+          <w:color w:val="000000"/>
+          <w:sz w:val="24"/>
+        </w:rPr>
+        <w:t xml:space="preserve"> en </w:t>
+      </w:r>
+      <w:r>
+        <w:rPr>
+          <w:rFonts w:ascii="Charis SIL Italic" w:hAnsi="Charis SIL Italic" w:eastAsia="Charis SIL Italic"/>
+          <w:b w:val="0"/>
+          <w:i w:val="0"/>
+          <w:color w:val="0000FF"/>
+          <w:sz w:val="24"/>
+          <w:u w:val="single"/>
+        </w:rPr>
+        <w:hyperlink r:id="rId23" w:history="1">
+          <w:r>
+            <w:rPr>
+              <w:rStyle w:val="Hyperlink"/>
+            </w:rPr>
+            <w:t>Rijk</w:t>
+          </w:r>
+        </w:hyperlink>
+      </w:r>
+      <w:r>
+        <w:rPr>
+          <w:rFonts w:ascii="Charis SIL Italic" w:hAnsi="Charis SIL Italic" w:eastAsia="Charis SIL Italic"/>
+          <w:b w:val="0"/>
+          <w:i w:val="0"/>
+          <w:color w:val="0000FF"/>
+          <w:sz w:val="24"/>
+          <w:u w:val="single"/>
+        </w:rPr>
+        <w:hyperlink r:id="rId23" w:history="1">
+          <w:r>
+            <w:rPr>
+              <w:rStyle w:val="Hyperlink"/>
+            </w:rPr>
+            <w:t>smuseu</w:t>
+          </w:r>
+        </w:hyperlink>
+      </w:r>
+      <w:r>
+        <w:rPr>
+          <w:rFonts w:ascii="Charis SIL Italic" w:hAnsi="Charis SIL Italic" w:eastAsia="Charis SIL Italic"/>
+          <w:b w:val="0"/>
+          <w:i w:val="0"/>
+          <w:color w:val="0000FF"/>
+          <w:sz w:val="24"/>
+          <w:u w:val="single"/>
+        </w:rPr>
+        <w:hyperlink r:id="rId25" w:history="1">
+          <w:r>
+            <w:rPr>
+              <w:rStyle w:val="Hyperlink"/>
+            </w:rPr>
+            <w:t>m</w:t>
+          </w:r>
+        </w:hyperlink>
+      </w:r>
+      <w:r>
+        <w:rPr>
+          <w:rFonts w:ascii="Charis SIL Italic" w:hAnsi="Charis SIL Italic" w:eastAsia="Charis SIL Italic"/>
+          <w:b w:val="0"/>
+          <w:i w:val="0"/>
+          <w:color w:val="000000"/>
+          <w:sz w:val="24"/>
+        </w:rPr>
+        <w:t xml:space="preserve">. Het </w:t>
+      </w:r>
+      <w:r>
+        <w:rPr>
+          <w:rFonts w:ascii="Charis SIL Italic" w:hAnsi="Charis SIL Italic" w:eastAsia="Charis SIL Italic"/>
+          <w:b w:val="0"/>
+          <w:i w:val="0"/>
+          <w:color w:val="0000FF"/>
+          <w:sz w:val="24"/>
+          <w:u w:val="single"/>
+        </w:rPr>
+        <w:hyperlink r:id="rId24" w:history="1">
+          <w:r>
+            <w:rPr>
+              <w:rStyle w:val="Hyperlink"/>
+            </w:rPr>
+            <w:t>Nationaal</w:t>
+          </w:r>
+        </w:hyperlink>
+      </w:r>
+      <w:r>
+        <w:rPr>
+          <w:rFonts w:ascii="Charis SIL Italic" w:hAnsi="Charis SIL Italic" w:eastAsia="Charis SIL Italic"/>
+          <w:b w:val="0"/>
+          <w:i w:val="0"/>
+          <w:color w:val="0000FF"/>
+          <w:sz w:val="24"/>
+          <w:u w:val="single"/>
+        </w:rPr>
+        <w:t xml:space="preserve"> </w:t>
+      </w:r>
+      <w:r>
+        <w:rPr>
+          <w:rFonts w:ascii="Charis SIL Italic" w:hAnsi="Charis SIL Italic" w:eastAsia="Charis SIL Italic"/>
+          <w:b w:val="0"/>
+          <w:i w:val="0"/>
+          <w:color w:val="0000FF"/>
+          <w:sz w:val="24"/>
+          <w:u w:val="single"/>
+        </w:rPr>
+        <w:hyperlink r:id="rId26" w:history="1">
+          <w:r>
+            <w:rPr>
+              <w:rStyle w:val="Hyperlink"/>
+            </w:rPr>
             <w:t>Fo</w:t>
           </w:r>
         </w:hyperlink>
@@ -3736,7 +3866,7 @@
           <w:sz w:val="24"/>
           <w:u w:val="single"/>
         </w:rPr>
-        <w:hyperlink r:id="rId25" w:history="1">
+        <w:hyperlink r:id="rId26" w:history="1">
           <w:r>
             <w:rPr>
               <w:rStyle w:val="Hyperlink"/>
@@ -3768,13 +3898,14 @@
       </w:r>
       <w:r>
         <w:rPr>
+          <w:u w:val="single" w:color="0000ff"/>
           <w:rFonts w:ascii="Charis SIL Italic" w:hAnsi="Charis SIL Italic" w:eastAsia="Charis SIL Italic"/>
           <w:b w:val="0"/>
           <w:i w:val="0"/>
           <w:color w:val="000000"/>
           <w:sz w:val="24"/>
         </w:rPr>
-        <w:hyperlink r:id="rId26" w:history="1">
+        <w:hyperlink r:id="rId27" w:history="1">
           <w:r>
             <w:rPr>
               <w:rStyle w:val="Hyperlink"/>
@@ -3792,7 +3923,7 @@
           <w:sz w:val="24"/>
           <w:u w:val="single"/>
         </w:rPr>
-        <w:hyperlink r:id="rId26" w:history="1">
+        <w:hyperlink r:id="rId28" w:history="1">
           <w:r>
             <w:rPr>
               <w:rStyle w:val="Hyperlink"/>
@@ -3810,7 +3941,7 @@
           <w:sz w:val="24"/>
           <w:u w:val="single"/>
         </w:rPr>
-        <w:hyperlink r:id="rId26" w:history="1">
+        <w:hyperlink r:id="rId28" w:history="1">
           <w:r>
             <w:rPr>
               <w:rStyle w:val="Hyperlink"/>
@@ -3828,7 +3959,7 @@
           <w:sz w:val="24"/>
           <w:u w:val="single"/>
         </w:rPr>
-        <w:hyperlink r:id="rId27" w:history="1">
+        <w:hyperlink r:id="rId28" w:history="1">
           <w:r>
             <w:rPr>
               <w:rStyle w:val="Hyperlink"/>
@@ -3857,7 +3988,7 @@
           <w:sz w:val="24"/>
           <w:u w:val="single"/>
         </w:rPr>
-        <w:hyperlink r:id="rId27" w:history="1">
+        <w:hyperlink r:id="rId28" w:history="1">
           <w:r>
             <w:rPr>
               <w:rStyle w:val="Hyperlink"/>
@@ -3886,7 +4017,7 @@
           <w:sz w:val="24"/>
           <w:u w:val="single"/>
         </w:rPr>
-        <w:hyperlink r:id="rId27" w:history="1">
+        <w:hyperlink r:id="rId28" w:history="1">
           <w:r>
             <w:rPr>
               <w:rStyle w:val="Hyperlink"/>
@@ -3904,7 +4035,7 @@
           <w:color w:val="000000"/>
           <w:sz w:val="24"/>
         </w:rPr>
-        <w:hyperlink r:id="rId24" w:history="1">
+        <w:hyperlink r:id="rId25" w:history="1">
           <w:r>
             <w:rPr>
               <w:rStyle w:val="Hyperlink"/>
@@ -3952,7 +4083,7 @@
           <w:sz w:val="24"/>
           <w:u w:val="single"/>
         </w:rPr>
-        <w:hyperlink r:id="rId28" w:history="1">
+        <w:hyperlink r:id="rId29" w:history="1">
           <w:r>
             <w:rPr>
               <w:rStyle w:val="Hyperlink"/>
@@ -3981,7 +4112,7 @@
           <w:sz w:val="24"/>
           <w:u w:val="single"/>
         </w:rPr>
-        <w:hyperlink r:id="rId28" w:history="1">
+        <w:hyperlink r:id="rId29" w:history="1">
           <w:r>
             <w:rPr>
               <w:rStyle w:val="Hyperlink"/>
@@ -4009,7 +4140,7 @@
           <w:sz w:val="24"/>
           <w:u w:val="single"/>
         </w:rPr>
-        <w:hyperlink r:id="rId29" w:history="1">
+        <w:hyperlink r:id="rId30" w:history="1">
           <w:r>
             <w:rPr>
               <w:rStyle w:val="Hyperlink"/>
@@ -4027,7 +4158,7 @@
           <w:sz w:val="24"/>
           <w:u w:val="single"/>
         </w:rPr>
-        <w:hyperlink r:id="rId29" w:history="1">
+        <w:hyperlink r:id="rId30" w:history="1">
           <w:r>
             <w:rPr>
               <w:rStyle w:val="Hyperlink"/>
@@ -4056,7 +4187,7 @@
           <w:sz w:val="24"/>
           <w:u w:val="single"/>
         </w:rPr>
-        <w:hyperlink r:id="rId29" w:history="1">
+        <w:hyperlink r:id="rId30" w:history="1">
           <w:r>
             <w:rPr>
               <w:rStyle w:val="Hyperlink"/>
@@ -4343,7 +4474,7 @@
           <w:sz w:val="24"/>
           <w:u w:val="single"/>
         </w:rPr>
-        <w:hyperlink r:id="rId30" w:history="1">
+        <w:hyperlink r:id="rId31" w:history="1">
           <w:r>
             <w:rPr>
               <w:rStyle w:val="Hyperlink"/>
@@ -4372,7 +4503,7 @@
           <w:sz w:val="24"/>
           <w:u w:val="single"/>
         </w:rPr>
-        <w:hyperlink r:id="rId30" w:history="1">
+        <w:hyperlink r:id="rId31" w:history="1">
           <w:r>
             <w:rPr>
               <w:rStyle w:val="Hyperlink"/>
@@ -4401,7 +4532,7 @@
           <w:sz w:val="24"/>
           <w:u w:val="single"/>
         </w:rPr>
-        <w:hyperlink r:id="rId30" w:history="1">
+        <w:hyperlink r:id="rId31" w:history="1">
           <w:r>
             <w:rPr>
               <w:rStyle w:val="Hyperlink"/>
@@ -4429,7 +4560,7 @@
           <w:sz w:val="24"/>
           <w:u w:val="single"/>
         </w:rPr>
-        <w:hyperlink r:id="rId31" w:history="1">
+        <w:hyperlink r:id="rId32" w:history="1">
           <w:r>
             <w:rPr>
               <w:rStyle w:val="Hyperlink"/>
@@ -4458,7 +4589,7 @@
           <w:sz w:val="24"/>
           <w:u w:val="single"/>
         </w:rPr>
-        <w:hyperlink r:id="rId31" w:history="1">
+        <w:hyperlink r:id="rId32" w:history="1">
           <w:r>
             <w:rPr>
               <w:rStyle w:val="Hyperlink"/>
@@ -4487,7 +4618,7 @@
           <w:sz w:val="24"/>
           <w:u w:val="single"/>
         </w:rPr>
-        <w:hyperlink r:id="rId31" w:history="1">
+        <w:hyperlink r:id="rId32" w:history="1">
           <w:r>
             <w:rPr>
               <w:rStyle w:val="Hyperlink"/>
@@ -4516,7 +4647,7 @@
           <w:sz w:val="24"/>
           <w:u w:val="single"/>
         </w:rPr>
-        <w:hyperlink r:id="rId31" w:history="1">
+        <w:hyperlink r:id="rId32" w:history="1">
           <w:r>
             <w:rPr>
               <w:rStyle w:val="Hyperlink"/>
@@ -4544,7 +4675,7 @@
           <w:sz w:val="24"/>
           <w:u w:val="single"/>
         </w:rPr>
-        <w:hyperlink r:id="rId32" w:history="1">
+        <w:hyperlink r:id="rId33" w:history="1">
           <w:r>
             <w:rPr>
               <w:rStyle w:val="Hyperlink"/>
@@ -4573,7 +4704,7 @@
           <w:sz w:val="24"/>
           <w:u w:val="single"/>
         </w:rPr>
-        <w:hyperlink r:id="rId32" w:history="1">
+        <w:hyperlink r:id="rId33" w:history="1">
           <w:r>
             <w:rPr>
               <w:rStyle w:val="Hyperlink"/>
@@ -4602,7 +4733,7 @@
           <w:sz w:val="24"/>
           <w:u w:val="single"/>
         </w:rPr>
-        <w:hyperlink r:id="rId32" w:history="1">
+        <w:hyperlink r:id="rId33" w:history="1">
           <w:r>
             <w:rPr>
               <w:rStyle w:val="Hyperlink"/>
@@ -4631,7 +4762,7 @@
           <w:sz w:val="24"/>
           <w:u w:val="single"/>
         </w:rPr>
-        <w:hyperlink r:id="rId32" w:history="1">
+        <w:hyperlink r:id="rId33" w:history="1">
           <w:r>
             <w:rPr>
               <w:rStyle w:val="Hyperlink"/>
@@ -4660,7 +4791,7 @@
           <w:sz w:val="24"/>
           <w:u w:val="single"/>
         </w:rPr>
-        <w:hyperlink r:id="rId32" w:history="1">
+        <w:hyperlink r:id="rId33" w:history="1">
           <w:r>
             <w:rPr>
               <w:rStyle w:val="Hyperlink"/>
@@ -4689,7 +4820,7 @@
           <w:sz w:val="24"/>
           <w:u w:val="single"/>
         </w:rPr>
-        <w:hyperlink r:id="rId33" w:history="1">
+        <w:hyperlink r:id="rId34" w:history="1">
           <w:r>
             <w:rPr>
               <w:rStyle w:val="Hyperlink"/>
@@ -4706,165 +4837,6 @@
           <w:color w:val="0000FF"/>
           <w:sz w:val="24"/>
           <w:u w:val="single"/>
-        </w:rPr>
-        <w:hyperlink r:id="rId33" w:history="1">
-          <w:r>
-            <w:rPr>
-              <w:rStyle w:val="Hyperlink"/>
-            </w:rPr>
-            <w:t>o</w:t>
-          </w:r>
-        </w:hyperlink>
-      </w:r>
-      <w:r>
-        <w:rPr>
-          <w:rFonts w:ascii="Charis SIL Italic" w:hAnsi="Charis SIL Italic" w:eastAsia="Charis SIL Italic"/>
-          <w:b w:val="0"/>
-          <w:i w:val="0"/>
-          <w:color w:val="0000FF"/>
-          <w:sz w:val="24"/>
-          <w:u w:val="single"/>
-        </w:rPr>
-        <w:hyperlink r:id="rId30" w:history="1">
-          <w:r>
-            <w:rPr>
-              <w:rStyle w:val="Hyperlink"/>
-            </w:rPr>
-            <w:t>naal</w:t>
-          </w:r>
-        </w:hyperlink>
-      </w:r>
-      <w:r>
-        <w:rPr>
-          <w:rFonts w:ascii="Charis SIL Italic" w:hAnsi="Charis SIL Italic" w:eastAsia="Charis SIL Italic"/>
-          <w:b w:val="0"/>
-          <w:i w:val="0"/>
-          <w:color w:val="0000FF"/>
-          <w:sz w:val="24"/>
-          <w:u w:val="single"/>
-        </w:rPr>
-        <w:t xml:space="preserve"> </w:t>
-      </w:r>
-      <w:r>
-        <w:rPr>
-          <w:rFonts w:ascii="Charis SIL Italic" w:hAnsi="Charis SIL Italic" w:eastAsia="Charis SIL Italic"/>
-          <w:b w:val="0"/>
-          <w:i w:val="0"/>
-          <w:color w:val="0000FF"/>
-          <w:sz w:val="24"/>
-          <w:u w:val="single"/>
-        </w:rPr>
-        <w:hyperlink r:id="rId30" w:history="1">
-          <w:r>
-            <w:rPr>
-              <w:rStyle w:val="Hyperlink"/>
-            </w:rPr>
-            <w:t>Arch</w:t>
-          </w:r>
-        </w:hyperlink>
-      </w:r>
-      <w:r>
-        <w:rPr>
-          <w:rFonts w:ascii="Charis SIL Italic" w:hAnsi="Charis SIL Italic" w:eastAsia="Charis SIL Italic"/>
-          <w:b w:val="0"/>
-          <w:i w:val="0"/>
-          <w:color w:val="0000FF"/>
-          <w:sz w:val="24"/>
-          <w:u w:val="single"/>
-        </w:rPr>
-        <w:t>i</w:t>
-      </w:r>
-      <w:r>
-        <w:rPr>
-          <w:rFonts w:ascii="Charis SIL Italic" w:hAnsi="Charis SIL Italic" w:eastAsia="Charis SIL Italic"/>
-          <w:b w:val="0"/>
-          <w:i w:val="0"/>
-          <w:color w:val="0000FF"/>
-          <w:sz w:val="24"/>
-          <w:u w:val="single"/>
-        </w:rPr>
-        <w:hyperlink r:id="rId31" w:history="1">
-          <w:r>
-            <w:rPr>
-              <w:rStyle w:val="Hyperlink"/>
-            </w:rPr>
-            <w:t>ef</w:t>
-          </w:r>
-        </w:hyperlink>
-      </w:r>
-      <w:r>
-        <w:rPr>
-          <w:rFonts w:ascii="Charis SIL Italic" w:hAnsi="Charis SIL Italic" w:eastAsia="Charis SIL Italic"/>
-          <w:b w:val="0"/>
-          <w:i w:val="0"/>
-          <w:color w:val="0000FF"/>
-          <w:sz w:val="24"/>
-          <w:u w:val="single"/>
-        </w:rPr>
-        <w:t xml:space="preserve"> </w:t>
-      </w:r>
-      <w:r>
-        <w:rPr>
-          <w:rFonts w:ascii="Charis SIL Italic" w:hAnsi="Charis SIL Italic" w:eastAsia="Charis SIL Italic"/>
-          <w:b w:val="0"/>
-          <w:i w:val="0"/>
-          <w:color w:val="0000FF"/>
-          <w:sz w:val="24"/>
-          <w:u w:val="single"/>
-        </w:rPr>
-        <w:hyperlink r:id="rId31" w:history="1">
-          <w:r>
-            <w:rPr>
-              <w:rStyle w:val="Hyperlink"/>
-            </w:rPr>
-            <w:t>Cur</w:t>
-          </w:r>
-        </w:hyperlink>
-      </w:r>
-      <w:r>
-        <w:rPr>
-          <w:rFonts w:ascii="Charis SIL Italic" w:hAnsi="Charis SIL Italic" w:eastAsia="Charis SIL Italic"/>
-          <w:b w:val="0"/>
-          <w:i w:val="0"/>
-          <w:color w:val="0000FF"/>
-          <w:sz w:val="24"/>
-          <w:u w:val="single"/>
-        </w:rPr>
-        <w:hyperlink r:id="rId31" w:history="1">
-          <w:r>
-            <w:rPr>
-              <w:rStyle w:val="Hyperlink"/>
-            </w:rPr>
-            <w:t>açao</w:t>
-          </w:r>
-        </w:hyperlink>
-      </w:r>
-      <w:r>
-        <w:rPr>
-          <w:u w:val="single" w:color="0000ff"/>
-          <w:rFonts w:ascii="Charis SIL Italic" w:hAnsi="Charis SIL Italic" w:eastAsia="Charis SIL Italic"/>
-          <w:b w:val="0"/>
-          <w:i w:val="0"/>
-          <w:color w:val="000000"/>
-          <w:sz w:val="24"/>
-        </w:rPr>
-        <w:hyperlink r:id="rId31" w:history="1">
-          <w:r>
-            <w:rPr>
-              <w:rStyle w:val="Hyperlink"/>
-            </w:rPr>
-            <w:t>. Vo</w:t>
-          </w:r>
-        </w:hyperlink>
-      </w:r>
-      <w:r>
-        <w:rPr>
-          <w:u w:val="single" w:color="0000ff"/>
-          <w:rFonts w:ascii="Charis SIL Italic" w:hAnsi="Charis SIL Italic" w:eastAsia="Charis SIL Italic"/>
-          <w:b w:val="0"/>
-          <w:i w:val="0"/>
-          <w:color w:val="000000"/>
-          <w:sz w:val="24"/>
         </w:rPr>
         <w:hyperlink r:id="rId31" w:history="1">
           <w:r>
@@ -4877,6 +4849,129 @@
       </w:r>
       <w:r>
         <w:rPr>
+          <w:rFonts w:ascii="Charis SIL Italic" w:hAnsi="Charis SIL Italic" w:eastAsia="Charis SIL Italic"/>
+          <w:b w:val="0"/>
+          <w:i w:val="0"/>
+          <w:color w:val="0000FF"/>
+          <w:sz w:val="24"/>
+          <w:u w:val="single"/>
+        </w:rPr>
+        <w:hyperlink r:id="rId31" w:history="1">
+          <w:r>
+            <w:rPr>
+              <w:rStyle w:val="Hyperlink"/>
+            </w:rPr>
+            <w:t>naal</w:t>
+          </w:r>
+        </w:hyperlink>
+      </w:r>
+      <w:r>
+        <w:rPr>
+          <w:rFonts w:ascii="Charis SIL Italic" w:hAnsi="Charis SIL Italic" w:eastAsia="Charis SIL Italic"/>
+          <w:b w:val="0"/>
+          <w:i w:val="0"/>
+          <w:color w:val="0000FF"/>
+          <w:sz w:val="24"/>
+          <w:u w:val="single"/>
+        </w:rPr>
+        <w:t xml:space="preserve"> </w:t>
+      </w:r>
+      <w:r>
+        <w:rPr>
+          <w:rFonts w:ascii="Charis SIL Italic" w:hAnsi="Charis SIL Italic" w:eastAsia="Charis SIL Italic"/>
+          <w:b w:val="0"/>
+          <w:i w:val="0"/>
+          <w:color w:val="0000FF"/>
+          <w:sz w:val="24"/>
+          <w:u w:val="single"/>
+        </w:rPr>
+        <w:hyperlink r:id="rId31" w:history="1">
+          <w:r>
+            <w:rPr>
+              <w:rStyle w:val="Hyperlink"/>
+            </w:rPr>
+            <w:t>Arch</w:t>
+          </w:r>
+        </w:hyperlink>
+      </w:r>
+      <w:r>
+        <w:rPr>
+          <w:rFonts w:ascii="Charis SIL Italic" w:hAnsi="Charis SIL Italic" w:eastAsia="Charis SIL Italic"/>
+          <w:b w:val="0"/>
+          <w:i w:val="0"/>
+          <w:color w:val="0000FF"/>
+          <w:sz w:val="24"/>
+          <w:u w:val="single"/>
+        </w:rPr>
+        <w:t>i</w:t>
+      </w:r>
+      <w:r>
+        <w:rPr>
+          <w:rFonts w:ascii="Charis SIL Italic" w:hAnsi="Charis SIL Italic" w:eastAsia="Charis SIL Italic"/>
+          <w:b w:val="0"/>
+          <w:i w:val="0"/>
+          <w:color w:val="0000FF"/>
+          <w:sz w:val="24"/>
+          <w:u w:val="single"/>
+        </w:rPr>
+        <w:hyperlink r:id="rId32" w:history="1">
+          <w:r>
+            <w:rPr>
+              <w:rStyle w:val="Hyperlink"/>
+            </w:rPr>
+            <w:t>ef</w:t>
+          </w:r>
+        </w:hyperlink>
+      </w:r>
+      <w:r>
+        <w:rPr>
+          <w:rFonts w:ascii="Charis SIL Italic" w:hAnsi="Charis SIL Italic" w:eastAsia="Charis SIL Italic"/>
+          <w:b w:val="0"/>
+          <w:i w:val="0"/>
+          <w:color w:val="0000FF"/>
+          <w:sz w:val="24"/>
+          <w:u w:val="single"/>
+        </w:rPr>
+        <w:t xml:space="preserve"> </w:t>
+      </w:r>
+      <w:r>
+        <w:rPr>
+          <w:rFonts w:ascii="Charis SIL Italic" w:hAnsi="Charis SIL Italic" w:eastAsia="Charis SIL Italic"/>
+          <w:b w:val="0"/>
+          <w:i w:val="0"/>
+          <w:color w:val="0000FF"/>
+          <w:sz w:val="24"/>
+          <w:u w:val="single"/>
+        </w:rPr>
+        <w:hyperlink r:id="rId32" w:history="1">
+          <w:r>
+            <w:rPr>
+              <w:rStyle w:val="Hyperlink"/>
+            </w:rPr>
+            <w:t>Cur</w:t>
+          </w:r>
+        </w:hyperlink>
+      </w:r>
+      <w:r>
+        <w:rPr>
+          <w:rFonts w:ascii="Charis SIL Italic" w:hAnsi="Charis SIL Italic" w:eastAsia="Charis SIL Italic"/>
+          <w:b w:val="0"/>
+          <w:i w:val="0"/>
+          <w:color w:val="0000FF"/>
+          <w:sz w:val="24"/>
+          <w:u w:val="single"/>
+        </w:rPr>
+        <w:hyperlink r:id="rId32" w:history="1">
+          <w:r>
+            <w:rPr>
+              <w:rStyle w:val="Hyperlink"/>
+            </w:rPr>
+            <w:t>açao</w:t>
+          </w:r>
+        </w:hyperlink>
+      </w:r>
+      <w:r>
+        <w:rPr>
           <w:u w:val="single" w:color="0000ff"/>
           <w:rFonts w:ascii="Charis SIL Italic" w:hAnsi="Charis SIL Italic" w:eastAsia="Charis SIL Italic"/>
           <w:b w:val="0"/>
@@ -4884,7 +4979,43 @@
           <w:color w:val="000000"/>
           <w:sz w:val="24"/>
         </w:rPr>
-        <w:hyperlink r:id="rId31" w:history="1">
+        <w:hyperlink r:id="rId32" w:history="1">
+          <w:r>
+            <w:rPr>
+              <w:rStyle w:val="Hyperlink"/>
+            </w:rPr>
+            <w:t>. Vo</w:t>
+          </w:r>
+        </w:hyperlink>
+      </w:r>
+      <w:r>
+        <w:rPr>
+          <w:u w:val="single" w:color="0000ff"/>
+          <w:rFonts w:ascii="Charis SIL Italic" w:hAnsi="Charis SIL Italic" w:eastAsia="Charis SIL Italic"/>
+          <w:b w:val="0"/>
+          <w:i w:val="0"/>
+          <w:color w:val="000000"/>
+          <w:sz w:val="24"/>
+        </w:rPr>
+        <w:hyperlink r:id="rId32" w:history="1">
+          <w:r>
+            <w:rPr>
+              <w:rStyle w:val="Hyperlink"/>
+            </w:rPr>
+            <w:t>o</w:t>
+          </w:r>
+        </w:hyperlink>
+      </w:r>
+      <w:r>
+        <w:rPr>
+          <w:u w:val="single" w:color="0000ff"/>
+          <w:rFonts w:ascii="Charis SIL Italic" w:hAnsi="Charis SIL Italic" w:eastAsia="Charis SIL Italic"/>
+          <w:b w:val="0"/>
+          <w:i w:val="0"/>
+          <w:color w:val="000000"/>
+          <w:sz w:val="24"/>
+        </w:rPr>
+        <w:hyperlink r:id="rId32" w:history="1">
           <w:r>
             <w:rPr>
               <w:rStyle w:val="Hyperlink"/>
@@ -4913,7 +5044,7 @@
           <w:color w:val="000000"/>
           <w:sz w:val="24"/>
         </w:rPr>
-        <w:hyperlink r:id="rId31" w:history="1">
+        <w:hyperlink r:id="rId32" w:history="1">
           <w:r>
             <w:rPr>
               <w:rStyle w:val="Hyperlink"/>
@@ -4934,6 +5065,16 @@
       </w:r>
       <w:r>
         <w:rPr>
+          <w:rFonts w:ascii="Charis SIL Italic" w:hAnsi="Charis SIL Italic" w:eastAsia="Charis SIL Italic"/>
+          <w:b w:val="0"/>
+          <w:i w:val="0"/>
+          <w:color w:val="000000"/>
+          <w:sz w:val="24"/>
+        </w:rPr>
+        <w:t>Indonesië is de porta</w:t>
+      </w:r>
+      <w:r>
+        <w:rPr>
           <w:u w:val="single" w:color="0000ff"/>
           <w:rFonts w:ascii="Charis SIL Italic" w:hAnsi="Charis SIL Italic" w:eastAsia="Charis SIL Italic"/>
           <w:b w:val="0"/>
@@ -4941,97 +5082,7 @@
           <w:color w:val="000000"/>
           <w:sz w:val="24"/>
         </w:rPr>
-        <w:hyperlink r:id="rId32" w:history="1">
-          <w:r>
-            <w:rPr>
-              <w:rStyle w:val="Hyperlink"/>
-            </w:rPr>
-            <w:t>Indonesi</w:t>
-          </w:r>
-        </w:hyperlink>
-      </w:r>
-      <w:r>
-        <w:rPr>
-          <w:u w:val="single" w:color="0000ff"/>
-          <w:rFonts w:ascii="Charis SIL Italic" w:hAnsi="Charis SIL Italic" w:eastAsia="Charis SIL Italic"/>
-          <w:b w:val="0"/>
-          <w:i w:val="0"/>
-          <w:color w:val="000000"/>
-          <w:sz w:val="24"/>
-        </w:rPr>
-        <w:hyperlink r:id="rId32" w:history="1">
-          <w:r>
-            <w:rPr>
-              <w:rStyle w:val="Hyperlink"/>
-            </w:rPr>
-            <w:t>ë</w:t>
-          </w:r>
-        </w:hyperlink>
-      </w:r>
-      <w:r>
-        <w:rPr>
-          <w:u w:val="single" w:color="0000ff"/>
-          <w:rFonts w:ascii="Charis SIL Italic" w:hAnsi="Charis SIL Italic" w:eastAsia="Charis SIL Italic"/>
-          <w:b w:val="0"/>
-          <w:i w:val="0"/>
-          <w:color w:val="000000"/>
-          <w:sz w:val="24"/>
-        </w:rPr>
-        <w:hyperlink r:id="rId32" w:history="1">
-          <w:r>
-            <w:rPr>
-              <w:rStyle w:val="Hyperlink"/>
-            </w:rPr>
-            <w:t xml:space="preserve"> is de po</w:t>
-          </w:r>
-        </w:hyperlink>
-      </w:r>
-      <w:r>
-        <w:rPr>
-          <w:u w:val="single" w:color="0000ff"/>
-          <w:rFonts w:ascii="Charis SIL Italic" w:hAnsi="Charis SIL Italic" w:eastAsia="Charis SIL Italic"/>
-          <w:b w:val="0"/>
-          <w:i w:val="0"/>
-          <w:color w:val="000000"/>
-          <w:sz w:val="24"/>
-        </w:rPr>
-        <w:hyperlink r:id="rId32" w:history="1">
-          <w:r>
-            <w:rPr>
-              <w:rStyle w:val="Hyperlink"/>
-            </w:rPr>
-            <w:t>r</w:t>
-          </w:r>
-        </w:hyperlink>
-      </w:r>
-      <w:r>
-        <w:rPr>
-          <w:u w:val="single" w:color="0000ff"/>
-          <w:rFonts w:ascii="Charis SIL Italic" w:hAnsi="Charis SIL Italic" w:eastAsia="Charis SIL Italic"/>
-          <w:b w:val="0"/>
-          <w:i w:val="0"/>
-          <w:color w:val="000000"/>
-          <w:sz w:val="24"/>
-        </w:rPr>
-        <w:hyperlink r:id="rId32" w:history="1">
-          <w:r>
-            <w:rPr>
-              <w:rStyle w:val="Hyperlink"/>
-            </w:rPr>
-            <w:t>ta</w:t>
-          </w:r>
-        </w:hyperlink>
-      </w:r>
-      <w:r>
-        <w:rPr>
-          <w:u w:val="single" w:color="0000ff"/>
-          <w:rFonts w:ascii="Charis SIL Italic" w:hAnsi="Charis SIL Italic" w:eastAsia="Charis SIL Italic"/>
-          <w:b w:val="0"/>
-          <w:i w:val="0"/>
-          <w:color w:val="000000"/>
-          <w:sz w:val="24"/>
-        </w:rPr>
-        <w:hyperlink r:id="rId32" w:history="1">
+        <w:hyperlink r:id="rId33" w:history="1">
           <w:r>
             <w:rPr>
               <w:rStyle w:val="Hyperlink"/>
@@ -5049,7 +5100,7 @@
           <w:sz w:val="24"/>
           <w:u w:val="single"/>
         </w:rPr>
-        <w:hyperlink r:id="rId32" w:history="1">
+        <w:hyperlink r:id="rId33" w:history="1">
           <w:r>
             <w:rPr>
               <w:rStyle w:val="Hyperlink"/>
@@ -5067,7 +5118,7 @@
           <w:sz w:val="24"/>
           <w:u w:val="single"/>
         </w:rPr>
-        <w:hyperlink r:id="rId32" w:history="1">
+        <w:hyperlink r:id="rId33" w:history="1">
           <w:r>
             <w:rPr>
               <w:rStyle w:val="Hyperlink"/>
@@ -5085,7 +5136,7 @@
           <w:color w:val="000000"/>
           <w:sz w:val="24"/>
         </w:rPr>
-        <w:hyperlink r:id="rId32" w:history="1">
+        <w:hyperlink r:id="rId33" w:history="1">
           <w:r>
             <w:rPr>
               <w:rStyle w:val="Hyperlink"/>
@@ -5124,7 +5175,7 @@
           <w:color w:val="000000"/>
           <w:sz w:val="24"/>
         </w:rPr>
-        <w:hyperlink r:id="rId33" w:history="1">
+        <w:hyperlink r:id="rId34" w:history="1">
           <w:r>
             <w:rPr>
               <w:rStyle w:val="Hyperlink"/>
@@ -5162,7 +5213,7 @@
           <w:sz w:val="24"/>
           <w:u w:val="single"/>
         </w:rPr>
-        <w:hyperlink r:id="rId34" w:history="1">
+        <w:hyperlink r:id="rId35" w:history="1">
           <w:r>
             <w:rPr>
               <w:rStyle w:val="Hyperlink"/>
@@ -5191,7 +5242,7 @@
           <w:sz w:val="24"/>
           <w:u w:val="single"/>
         </w:rPr>
-        <w:hyperlink r:id="rId34" w:history="1">
+        <w:hyperlink r:id="rId35" w:history="1">
           <w:r>
             <w:rPr>
               <w:rStyle w:val="Hyperlink"/>
@@ -5220,7 +5271,7 @@
           <w:sz w:val="24"/>
           <w:u w:val="single"/>
         </w:rPr>
-        <w:hyperlink r:id="rId34" w:history="1">
+        <w:hyperlink r:id="rId35" w:history="1">
           <w:r>
             <w:rPr>
               <w:rStyle w:val="Hyperlink"/>
@@ -5249,7 +5300,7 @@
           <w:sz w:val="24"/>
           <w:u w:val="single"/>
         </w:rPr>
-        <w:hyperlink r:id="rId34" w:history="1">
+        <w:hyperlink r:id="rId35" w:history="1">
           <w:r>
             <w:rPr>
               <w:rStyle w:val="Hyperlink"/>
@@ -5278,7 +5329,7 @@
           <w:sz w:val="24"/>
           <w:u w:val="single"/>
         </w:rPr>
-        <w:hyperlink r:id="rId34" w:history="1">
+        <w:hyperlink r:id="rId35" w:history="1">
           <w:r>
             <w:rPr>
               <w:rStyle w:val="Hyperlink"/>
@@ -5299,7 +5350,7 @@
           <w:sz w:val="24"/>
           <w:u w:val="single"/>
         </w:rPr>
-        <w:hyperlink r:id="rId34" w:history="1">
+        <w:hyperlink r:id="rId35" w:history="1">
           <w:r>
             <w:rPr>
               <w:rStyle w:val="Hyperlink"/>
@@ -5327,7 +5378,7 @@
           <w:color w:val="000000"/>
           <w:sz w:val="24"/>
         </w:rPr>
-        <w:hyperlink r:id="rId34" w:history="1">
+        <w:hyperlink r:id="rId35" w:history="1">
           <w:r>
             <w:rPr>
               <w:rStyle w:val="Hyperlink"/>
@@ -5345,7 +5396,7 @@
           <w:color w:val="000000"/>
           <w:sz w:val="24"/>
         </w:rPr>
-        <w:hyperlink r:id="rId34" w:history="1">
+        <w:hyperlink r:id="rId35" w:history="1">
           <w:r>
             <w:rPr>
               <w:rStyle w:val="Hyperlink"/>
@@ -5363,7 +5414,7 @@
           <w:color w:val="000000"/>
           <w:sz w:val="24"/>
         </w:rPr>
-        <w:hyperlink r:id="rId34" w:history="1">
+        <w:hyperlink r:id="rId35" w:history="1">
           <w:r>
             <w:rPr>
               <w:rStyle w:val="Hyperlink"/>
@@ -5392,7 +5443,7 @@
           <w:color w:val="000000"/>
           <w:sz w:val="24"/>
         </w:rPr>
-        <w:hyperlink r:id="rId34" w:history="1">
+        <w:hyperlink r:id="rId35" w:history="1">
           <w:r>
             <w:rPr>
               <w:rStyle w:val="Hyperlink"/>
@@ -5420,7 +5471,7 @@
           <w:color w:val="000000"/>
           <w:sz w:val="24"/>
         </w:rPr>
-        <w:hyperlink r:id="rId34" w:history="1">
+        <w:hyperlink r:id="rId35" w:history="1">
           <w:r>
             <w:rPr>
               <w:rStyle w:val="Hyperlink"/>
@@ -5448,7 +5499,7 @@
           <w:color w:val="000000"/>
           <w:sz w:val="24"/>
         </w:rPr>
-        <w:hyperlink r:id="rId34" w:history="1">
+        <w:hyperlink r:id="rId35" w:history="1">
           <w:r>
             <w:rPr>
               <w:rStyle w:val="Hyperlink"/>
@@ -5547,7 +5598,7 @@
           <w:sz w:val="24"/>
           <w:u w:val="single"/>
         </w:rPr>
-        <w:hyperlink r:id="rId35" w:history="1">
+        <w:hyperlink r:id="rId36" w:history="1">
           <w:r>
             <w:rPr>
               <w:rStyle w:val="Hyperlink"/>
@@ -5575,7 +5626,7 @@
           <w:sz w:val="24"/>
           <w:u w:val="single"/>
         </w:rPr>
-        <w:hyperlink r:id="rId36" w:history="1">
+        <w:hyperlink r:id="rId37" w:history="1">
           <w:r>
             <w:rPr>
               <w:rStyle w:val="Hyperlink"/>
@@ -5604,7 +5655,7 @@
           <w:sz w:val="24"/>
           <w:u w:val="single"/>
         </w:rPr>
-        <w:hyperlink r:id="rId36" w:history="1">
+        <w:hyperlink r:id="rId37" w:history="1">
           <w:r>
             <w:rPr>
               <w:rStyle w:val="Hyperlink"/>
@@ -5633,7 +5684,7 @@
           <w:sz w:val="24"/>
           <w:u w:val="single"/>
         </w:rPr>
-        <w:hyperlink r:id="rId36" w:history="1">
+        <w:hyperlink r:id="rId37" w:history="1">
           <w:r>
             <w:rPr>
               <w:rStyle w:val="Hyperlink"/>
@@ -5654,7 +5705,7 @@
           <w:sz w:val="24"/>
           <w:u w:val="single"/>
         </w:rPr>
-        <w:hyperlink r:id="rId36" w:history="1">
+        <w:hyperlink r:id="rId37" w:history="1">
           <w:r>
             <w:rPr>
               <w:rStyle w:val="Hyperlink"/>
@@ -5682,7 +5733,7 @@
           <w:sz w:val="24"/>
           <w:u w:val="single"/>
         </w:rPr>
-        <w:hyperlink r:id="rId37" w:history="1">
+        <w:hyperlink r:id="rId38" w:history="1">
           <w:r>
             <w:rPr>
               <w:rStyle w:val="Hyperlink"/>
@@ -5700,7 +5751,7 @@
           <w:sz w:val="24"/>
           <w:u w:val="single"/>
         </w:rPr>
-        <w:hyperlink r:id="rId35" w:history="1">
+        <w:hyperlink r:id="rId38" w:history="1">
           <w:r>
             <w:rPr>
               <w:rStyle w:val="Hyperlink"/>
@@ -5729,7 +5780,7 @@
           <w:sz w:val="24"/>
           <w:u w:val="single"/>
         </w:rPr>
-        <w:hyperlink r:id="rId37" w:history="1">
+        <w:hyperlink r:id="rId38" w:history="1">
           <w:r>
             <w:rPr>
               <w:rStyle w:val="Hyperlink"/>
@@ -5747,7 +5798,7 @@
           <w:sz w:val="24"/>
           <w:u w:val="single"/>
         </w:rPr>
-        <w:hyperlink r:id="rId37" w:history="1">
+        <w:hyperlink r:id="rId38" w:history="1">
           <w:r>
             <w:rPr>
               <w:rStyle w:val="Hyperlink"/>
@@ -5776,7 +5827,7 @@
           <w:sz w:val="24"/>
           <w:u w:val="single"/>
         </w:rPr>
-        <w:hyperlink r:id="rId37" w:history="1">
+        <w:hyperlink r:id="rId38" w:history="1">
           <w:r>
             <w:rPr>
               <w:rStyle w:val="Hyperlink"/>
@@ -5794,7 +5845,7 @@
           <w:sz w:val="24"/>
           <w:u w:val="single"/>
         </w:rPr>
-        <w:hyperlink r:id="rId37" w:history="1">
+        <w:hyperlink r:id="rId38" w:history="1">
           <w:r>
             <w:rPr>
               <w:rStyle w:val="Hyperlink"/>
@@ -5823,7 +5874,7 @@
           <w:sz w:val="24"/>
           <w:u w:val="single"/>
         </w:rPr>
-        <w:hyperlink r:id="rId37" w:history="1">
+        <w:hyperlink r:id="rId38" w:history="1">
           <w:r>
             <w:rPr>
               <w:rStyle w:val="Hyperlink"/>
@@ -5841,7 +5892,7 @@
           <w:sz w:val="24"/>
           <w:u w:val="single"/>
         </w:rPr>
-        <w:hyperlink r:id="rId37" w:history="1">
+        <w:hyperlink r:id="rId38" w:history="1">
           <w:r>
             <w:rPr>
               <w:rStyle w:val="Hyperlink"/>
@@ -5859,14 +5910,7 @@
           <w:color w:val="000000"/>
           <w:sz w:val="24"/>
         </w:rPr>
-        <w:hyperlink r:id="rId36" w:history="1">
-          <w:r>
-            <w:rPr>
-              <w:rStyle w:val="Hyperlink"/>
-            </w:rPr>
-            <w:t>. D</w:t>
-          </w:r>
-        </w:hyperlink>
+        <w:t>. D</w:t>
       </w:r>
       <w:r>
         <w:rPr>
@@ -5887,7 +5931,7 @@
           <w:sz w:val="24"/>
           <w:u w:val="single"/>
         </w:rPr>
-        <w:hyperlink r:id="rId38" w:history="1">
+        <w:hyperlink r:id="rId37" w:history="1">
           <w:r>
             <w:rPr>
               <w:rStyle w:val="Hyperlink"/>
@@ -5905,7 +5949,7 @@
           <w:color w:val="000000"/>
           <w:sz w:val="24"/>
         </w:rPr>
-        <w:hyperlink r:id="rId36" w:history="1">
+        <w:hyperlink r:id="rId37" w:history="1">
           <w:r>
             <w:rPr>
               <w:rStyle w:val="Hyperlink"/>
@@ -5933,7 +5977,7 @@
           <w:color w:val="000000"/>
           <w:sz w:val="24"/>
         </w:rPr>
-        <w:hyperlink r:id="rId37" w:history="1">
+        <w:hyperlink r:id="rId38" w:history="1">
           <w:r>
             <w:rPr>
               <w:rStyle w:val="Hyperlink"/>
@@ -5951,7 +5995,7 @@
           <w:color w:val="000000"/>
           <w:sz w:val="24"/>
         </w:rPr>
-        <w:hyperlink r:id="rId37" w:history="1">
+        <w:hyperlink r:id="rId38" w:history="1">
           <w:r>
             <w:rPr>
               <w:rStyle w:val="Hyperlink"/>
@@ -5969,7 +6013,7 @@
           <w:color w:val="000000"/>
           <w:sz w:val="24"/>
         </w:rPr>
-        <w:hyperlink r:id="rId37" w:history="1">
+        <w:hyperlink r:id="rId38" w:history="1">
           <w:r>
             <w:rPr>
               <w:rStyle w:val="Hyperlink"/>
@@ -5987,7 +6031,7 @@
           <w:color w:val="000000"/>
           <w:sz w:val="24"/>
         </w:rPr>
-        <w:hyperlink r:id="rId37" w:history="1">
+        <w:hyperlink r:id="rId38" w:history="1">
           <w:r>
             <w:rPr>
               <w:rStyle w:val="Hyperlink"/>
@@ -6005,7 +6049,7 @@
           <w:color w:val="000000"/>
           <w:sz w:val="24"/>
         </w:rPr>
-        <w:hyperlink r:id="rId37" w:history="1">
+        <w:hyperlink r:id="rId38" w:history="1">
           <w:r>
             <w:rPr>
               <w:rStyle w:val="Hyperlink"/>
@@ -6023,7 +6067,7 @@
           <w:color w:val="000000"/>
           <w:sz w:val="24"/>
         </w:rPr>
-        <w:hyperlink r:id="rId37" w:history="1">
+        <w:hyperlink r:id="rId38" w:history="1">
           <w:r>
             <w:rPr>
               <w:rStyle w:val="Hyperlink"/>
@@ -6051,7 +6095,7 @@
           <w:color w:val="000000"/>
           <w:sz w:val="24"/>
         </w:rPr>
-        <w:hyperlink r:id="rId38" w:history="1">
+        <w:hyperlink r:id="rId39" w:history="1">
           <w:r>
             <w:rPr>
               <w:rStyle w:val="Hyperlink"/>

--- a/EXPORTS/DOCX/published/niveau1/Dutch/Sources.docx
+++ b/EXPORTS/DOCX/published/niveau1/Dutch/Sources.docx
@@ -609,13 +609,31 @@
       </w:r>
       <w:r>
         <w:rPr>
+          <w:u w:val="single" w:color="0000ff"/>
           <w:rFonts w:ascii="Charis SIL Italic" w:hAnsi="Charis SIL Italic" w:eastAsia="Charis SIL Italic"/>
           <w:b w:val="0"/>
           <w:i w:val="0"/>
           <w:color w:val="000000"/>
           <w:sz w:val="24"/>
         </w:rPr>
-        <w:t xml:space="preserve">anders dan nu (denk aan </w:t>
+        <w:hyperlink r:id="rId11" w:history="1">
+          <w:r>
+            <w:rPr>
+              <w:rStyle w:val="Hyperlink"/>
+            </w:rPr>
+            <w:t>anders d</w:t>
+          </w:r>
+        </w:hyperlink>
+      </w:r>
+      <w:r>
+        <w:rPr>
+          <w:rFonts w:ascii="Charis SIL Italic" w:hAnsi="Charis SIL Italic" w:eastAsia="Charis SIL Italic"/>
+          <w:b w:val="0"/>
+          <w:i w:val="0"/>
+          <w:color w:val="000000"/>
+          <w:sz w:val="24"/>
+        </w:rPr>
+        <w:t xml:space="preserve">an nu (denk aan </w:t>
       </w:r>
       <w:r>
         <w:rPr>
@@ -1301,86 +1319,13 @@
       </w:r>
       <w:r>
         <w:rPr>
-          <w:u w:val="single" w:color="0000ff"/>
           <w:rFonts w:ascii="Charis SIL Italic" w:hAnsi="Charis SIL Italic" w:eastAsia="Charis SIL Italic"/>
           <w:b w:val="0"/>
           <w:i w:val="0"/>
           <w:color w:val="000000"/>
           <w:sz w:val="24"/>
         </w:rPr>
-        <w:hyperlink r:id="rId15" w:history="1">
-          <w:r>
-            <w:rPr>
-              <w:rStyle w:val="Hyperlink"/>
-            </w:rPr>
-            <w:t xml:space="preserve">deel uit </w:t>
-          </w:r>
-        </w:hyperlink>
-      </w:r>
-      <w:r>
-        <w:rPr>
-          <w:u w:val="single" w:color="0000ff"/>
-          <w:rFonts w:ascii="Charis SIL Italic" w:hAnsi="Charis SIL Italic" w:eastAsia="Charis SIL Italic"/>
-          <w:b w:val="0"/>
-          <w:i w:val="0"/>
-          <w:color w:val="000000"/>
-          <w:sz w:val="24"/>
-        </w:rPr>
-        <w:hyperlink r:id="rId15" w:history="1">
-          <w:r>
-            <w:rPr>
-              <w:rStyle w:val="Hyperlink"/>
-            </w:rPr>
-            <w:t>v</w:t>
-          </w:r>
-        </w:hyperlink>
-      </w:r>
-      <w:r>
-        <w:rPr>
-          <w:u w:val="single" w:color="0000ff"/>
-          <w:rFonts w:ascii="Charis SIL Italic" w:hAnsi="Charis SIL Italic" w:eastAsia="Charis SIL Italic"/>
-          <w:b w:val="0"/>
-          <w:i w:val="0"/>
-          <w:color w:val="000000"/>
-          <w:sz w:val="24"/>
-        </w:rPr>
-        <w:hyperlink r:id="rId15" w:history="1">
-          <w:r>
-            <w:rPr>
-              <w:rStyle w:val="Hyperlink"/>
-            </w:rPr>
-            <w:t>an d</w:t>
-          </w:r>
-        </w:hyperlink>
-      </w:r>
-      <w:r>
-        <w:rPr>
-          <w:u w:val="single" w:color="0000ff"/>
-          <w:rFonts w:ascii="Charis SIL Italic" w:hAnsi="Charis SIL Italic" w:eastAsia="Charis SIL Italic"/>
-          <w:b w:val="0"/>
-          <w:i w:val="0"/>
-          <w:color w:val="000000"/>
-          <w:sz w:val="24"/>
-        </w:rPr>
-        <w:hyperlink r:id="rId15" w:history="1">
-          <w:r>
-            <w:rPr>
-              <w:rStyle w:val="Hyperlink"/>
-            </w:rPr>
-            <w:t>e</w:t>
-          </w:r>
-        </w:hyperlink>
-      </w:r>
-      <w:r>
-        <w:rPr>
-          <w:u w:val="single" w:color="0000ff"/>
-          <w:rFonts w:ascii="Charis SIL Italic" w:hAnsi="Charis SIL Italic" w:eastAsia="Charis SIL Italic"/>
-          <w:b w:val="0"/>
-          <w:i w:val="0"/>
-          <w:color w:val="000000"/>
-          <w:sz w:val="24"/>
-        </w:rPr>
-        <w:t xml:space="preserve"> </w:t>
+        <w:t xml:space="preserve">deel uit van de </w:t>
       </w:r>
       <w:r>
         <w:rPr>
@@ -1492,7 +1437,7 @@
           <w:sz w:val="24"/>
           <w:u w:val="single"/>
         </w:rPr>
-        <w:hyperlink r:id="rId16" w:history="1">
+        <w:hyperlink r:id="rId15" w:history="1">
           <w:r>
             <w:rPr>
               <w:rStyle w:val="Hyperlink"/>
@@ -1521,7 +1466,7 @@
           <w:sz w:val="24"/>
           <w:u w:val="single"/>
         </w:rPr>
-        <w:hyperlink r:id="rId16" w:history="1">
+        <w:hyperlink r:id="rId15" w:history="1">
           <w:r>
             <w:rPr>
               <w:rStyle w:val="Hyperlink"/>
@@ -2170,6 +2115,7 @@
       </w:r>
       <w:r>
         <w:rPr>
+          <w:u w:val="single" w:color="0000ff"/>
           <w:rFonts w:ascii="Charis SIL Italic" w:hAnsi="Charis SIL Italic" w:eastAsia="Charis SIL Italic"/>
           <w:b w:val="0"/>
           <w:i w:val="0"/>
@@ -2570,7 +2516,7 @@
           <w:sz w:val="24"/>
           <w:u w:val="single"/>
         </w:rPr>
-        <w:hyperlink r:id="rId18" w:history="1">
+        <w:hyperlink r:id="rId19" w:history="1">
           <w:r>
             <w:rPr>
               <w:rStyle w:val="Hyperlink"/>
@@ -2617,7 +2563,7 @@
           <w:sz w:val="24"/>
           <w:u w:val="single"/>
         </w:rPr>
-        <w:hyperlink r:id="rId19" w:history="1">
+        <w:hyperlink r:id="rId18" w:history="1">
           <w:r>
             <w:rPr>
               <w:rStyle w:val="Hyperlink"/>
@@ -2646,7 +2592,7 @@
           <w:sz w:val="24"/>
           <w:u w:val="single"/>
         </w:rPr>
-        <w:hyperlink r:id="rId19" w:history="1">
+        <w:hyperlink r:id="rId18" w:history="1">
           <w:r>
             <w:rPr>
               <w:rStyle w:val="Hyperlink"/>
@@ -2675,7 +2621,7 @@
           <w:sz w:val="24"/>
           <w:u w:val="single"/>
         </w:rPr>
-        <w:hyperlink r:id="rId19" w:history="1">
+        <w:hyperlink r:id="rId18" w:history="1">
           <w:r>
             <w:rPr>
               <w:rStyle w:val="Hyperlink"/>
@@ -2731,7 +2677,25 @@
           <w:color w:val="000000"/>
           <w:sz w:val="24"/>
         </w:rPr>
-        <w:t>et b</w:t>
+        <w:t>e</w:t>
+      </w:r>
+      <w:r>
+        <w:rPr>
+          <w:u w:val="single" w:color="0000ff"/>
+          <w:rFonts w:ascii="Charis SIL Italic" w:hAnsi="Charis SIL Italic" w:eastAsia="Charis SIL Italic"/>
+          <w:b w:val="0"/>
+          <w:i w:val="0"/>
+          <w:color w:val="000000"/>
+          <w:sz w:val="24"/>
+        </w:rPr>
+        <w:hyperlink r:id="rId19" w:history="1">
+          <w:r>
+            <w:rPr>
+              <w:rStyle w:val="Hyperlink"/>
+            </w:rPr>
+            <w:t>t b</w:t>
+          </w:r>
+        </w:hyperlink>
       </w:r>
       <w:r>
         <w:rPr>
@@ -3204,7 +3168,7 @@
           <w:sz w:val="24"/>
           <w:u w:val="single"/>
         </w:rPr>
-        <w:hyperlink r:id="rId20" w:history="1">
+        <w:hyperlink r:id="rId16" w:history="1">
           <w:r>
             <w:rPr>
               <w:rStyle w:val="Hyperlink"/>
@@ -3406,7 +3370,7 @@
           <w:sz w:val="24"/>
           <w:u w:val="single"/>
         </w:rPr>
-        <w:hyperlink r:id="rId22" w:history="1">
+        <w:hyperlink r:id="rId16" w:history="1">
           <w:r>
             <w:rPr>
               <w:rStyle w:val="Hyperlink"/>
@@ -3537,7 +3501,7 @@
           <w:sz w:val="24"/>
           <w:u w:val="single"/>
         </w:rPr>
-        <w:hyperlink r:id="rId23" w:history="1">
+        <w:hyperlink r:id="rId22" w:history="1">
           <w:r>
             <w:rPr>
               <w:rStyle w:val="Hyperlink"/>
@@ -3566,7 +3530,7 @@
           <w:sz w:val="24"/>
           <w:u w:val="single"/>
         </w:rPr>
-        <w:hyperlink r:id="rId23" w:history="1">
+        <w:hyperlink r:id="rId22" w:history="1">
           <w:r>
             <w:rPr>
               <w:rStyle w:val="Hyperlink"/>
@@ -3595,7 +3559,7 @@
           <w:sz w:val="24"/>
           <w:u w:val="single"/>
         </w:rPr>
-        <w:hyperlink r:id="rId23" w:history="1">
+        <w:hyperlink r:id="rId22" w:history="1">
           <w:r>
             <w:rPr>
               <w:rStyle w:val="Hyperlink"/>
@@ -3623,7 +3587,7 @@
           <w:sz w:val="24"/>
           <w:u w:val="single"/>
         </w:rPr>
-        <w:hyperlink r:id="rId24" w:history="1">
+        <w:hyperlink r:id="rId23" w:history="1">
           <w:r>
             <w:rPr>
               <w:rStyle w:val="Hyperlink"/>
@@ -3654,14 +3618,13 @@
       </w:r>
       <w:r>
         <w:rPr>
-          <w:u w:val="single" w:color="0000ff"/>
           <w:rFonts w:ascii="Charis SIL Italic" w:hAnsi="Charis SIL Italic" w:eastAsia="Charis SIL Italic"/>
           <w:b w:val="0"/>
           <w:i w:val="0"/>
           <w:color w:val="000000"/>
           <w:sz w:val="24"/>
         </w:rPr>
-        <w:hyperlink r:id="rId23" w:history="1">
+        <w:hyperlink r:id="rId22" w:history="1">
           <w:r>
             <w:rPr>
               <w:rStyle w:val="Hyperlink"/>
@@ -3669,6 +3632,153 @@
             <w:t xml:space="preserve">t </w:t>
           </w:r>
         </w:hyperlink>
+      </w:r>
+      <w:r>
+        <w:rPr>
+          <w:rFonts w:ascii="Charis SIL Italic" w:hAnsi="Charis SIL Italic" w:eastAsia="Charis SIL Italic"/>
+          <w:b w:val="0"/>
+          <w:i w:val="0"/>
+          <w:color w:val="0000FF"/>
+          <w:sz w:val="24"/>
+          <w:u w:val="single"/>
+        </w:rPr>
+        <w:hyperlink r:id="rId22" w:history="1">
+          <w:r>
+            <w:rPr>
+              <w:rStyle w:val="Hyperlink"/>
+            </w:rPr>
+            <w:t>Nationaal</w:t>
+          </w:r>
+        </w:hyperlink>
+      </w:r>
+      <w:r>
+        <w:rPr>
+          <w:rFonts w:ascii="Charis SIL Italic" w:hAnsi="Charis SIL Italic" w:eastAsia="Charis SIL Italic"/>
+          <w:b w:val="0"/>
+          <w:i w:val="0"/>
+          <w:color w:val="0000FF"/>
+          <w:sz w:val="24"/>
+          <w:u w:val="single"/>
+        </w:rPr>
+        <w:t xml:space="preserve"> </w:t>
+      </w:r>
+      <w:r>
+        <w:rPr>
+          <w:rFonts w:ascii="Charis SIL Italic" w:hAnsi="Charis SIL Italic" w:eastAsia="Charis SIL Italic"/>
+          <w:b w:val="0"/>
+          <w:i w:val="0"/>
+          <w:color w:val="0000FF"/>
+          <w:sz w:val="24"/>
+          <w:u w:val="single"/>
+        </w:rPr>
+        <w:hyperlink r:id="rId22" w:history="1">
+          <w:r>
+            <w:rPr>
+              <w:rStyle w:val="Hyperlink"/>
+            </w:rPr>
+            <w:t>A</w:t>
+          </w:r>
+        </w:hyperlink>
+      </w:r>
+      <w:r>
+        <w:rPr>
+          <w:rFonts w:ascii="Charis SIL Italic" w:hAnsi="Charis SIL Italic" w:eastAsia="Charis SIL Italic"/>
+          <w:b w:val="0"/>
+          <w:i w:val="0"/>
+          <w:color w:val="0000FF"/>
+          <w:sz w:val="24"/>
+          <w:u w:val="single"/>
+        </w:rPr>
+        <w:hyperlink r:id="rId22" w:history="1">
+          <w:r>
+            <w:rPr>
+              <w:rStyle w:val="Hyperlink"/>
+            </w:rPr>
+            <w:t>rchief</w:t>
+          </w:r>
+        </w:hyperlink>
+      </w:r>
+      <w:r>
+        <w:rPr>
+          <w:u w:val="single" w:color="0000ff"/>
+          <w:rFonts w:ascii="Charis SIL Italic" w:hAnsi="Charis SIL Italic" w:eastAsia="Charis SIL Italic"/>
+          <w:b w:val="0"/>
+          <w:i w:val="0"/>
+          <w:color w:val="000000"/>
+          <w:sz w:val="24"/>
+        </w:rPr>
+        <w:hyperlink r:id="rId22" w:history="1">
+          <w:r>
+            <w:rPr>
+              <w:rStyle w:val="Hyperlink"/>
+            </w:rPr>
+            <w:t xml:space="preserve"> en </w:t>
+          </w:r>
+        </w:hyperlink>
+      </w:r>
+      <w:r>
+        <w:rPr>
+          <w:rFonts w:ascii="Charis SIL Italic" w:hAnsi="Charis SIL Italic" w:eastAsia="Charis SIL Italic"/>
+          <w:b w:val="0"/>
+          <w:i w:val="0"/>
+          <w:color w:val="0000FF"/>
+          <w:sz w:val="24"/>
+          <w:u w:val="single"/>
+        </w:rPr>
+        <w:hyperlink r:id="rId22" w:history="1">
+          <w:r>
+            <w:rPr>
+              <w:rStyle w:val="Hyperlink"/>
+            </w:rPr>
+            <w:t>Rijk</w:t>
+          </w:r>
+        </w:hyperlink>
+      </w:r>
+      <w:r>
+        <w:rPr>
+          <w:rFonts w:ascii="Charis SIL Italic" w:hAnsi="Charis SIL Italic" w:eastAsia="Charis SIL Italic"/>
+          <w:b w:val="0"/>
+          <w:i w:val="0"/>
+          <w:color w:val="0000FF"/>
+          <w:sz w:val="24"/>
+          <w:u w:val="single"/>
+        </w:rPr>
+        <w:hyperlink r:id="rId22" w:history="1">
+          <w:r>
+            <w:rPr>
+              <w:rStyle w:val="Hyperlink"/>
+            </w:rPr>
+            <w:t>smuseu</w:t>
+          </w:r>
+        </w:hyperlink>
+      </w:r>
+      <w:r>
+        <w:rPr>
+          <w:rFonts w:ascii="Charis SIL Italic" w:hAnsi="Charis SIL Italic" w:eastAsia="Charis SIL Italic"/>
+          <w:b w:val="0"/>
+          <w:i w:val="0"/>
+          <w:color w:val="0000FF"/>
+          <w:sz w:val="24"/>
+          <w:u w:val="single"/>
+        </w:rPr>
+        <w:hyperlink r:id="rId24" w:history="1">
+          <w:r>
+            <w:rPr>
+              <w:rStyle w:val="Hyperlink"/>
+            </w:rPr>
+            <w:t>m</w:t>
+          </w:r>
+        </w:hyperlink>
+      </w:r>
+      <w:r>
+        <w:rPr>
+          <w:rFonts w:ascii="Charis SIL Italic" w:hAnsi="Charis SIL Italic" w:eastAsia="Charis SIL Italic"/>
+          <w:b w:val="0"/>
+          <w:i w:val="0"/>
+          <w:color w:val="000000"/>
+          <w:sz w:val="24"/>
+        </w:rPr>
+        <w:t xml:space="preserve">. Het </w:t>
       </w:r>
       <w:r>
         <w:rPr>
@@ -3713,7 +3823,7 @@
             <w:rPr>
               <w:rStyle w:val="Hyperlink"/>
             </w:rPr>
-            <w:t>A</w:t>
+            <w:t>Fo</w:t>
           </w:r>
         </w:hyperlink>
       </w:r>
@@ -3726,17 +3836,27 @@
           <w:sz w:val="24"/>
           <w:u w:val="single"/>
         </w:rPr>
-        <w:hyperlink r:id="rId23" w:history="1">
+        <w:hyperlink r:id="rId25" w:history="1">
           <w:r>
             <w:rPr>
               <w:rStyle w:val="Hyperlink"/>
             </w:rPr>
-            <w:t>rchief</w:t>
+            <w:t xml:space="preserve">tomuseum </w:t>
           </w:r>
         </w:hyperlink>
       </w:r>
       <w:r>
         <w:rPr>
+          <w:rFonts w:ascii="Charis SIL Italic" w:hAnsi="Charis SIL Italic" w:eastAsia="Charis SIL Italic"/>
+          <w:b w:val="0"/>
+          <w:i w:val="0"/>
+          <w:color w:val="000000"/>
+          <w:sz w:val="24"/>
+        </w:rPr>
+        <w:t xml:space="preserve">bezit de fotocollectie van </w:t>
+      </w:r>
+      <w:r>
+        <w:rPr>
           <w:u w:val="single" w:color="0000ff"/>
           <w:rFonts w:ascii="Charis SIL Italic" w:hAnsi="Charis SIL Italic" w:eastAsia="Charis SIL Italic"/>
           <w:b w:val="0"/>
@@ -3744,23 +3864,22 @@
           <w:color w:val="000000"/>
           <w:sz w:val="24"/>
         </w:rPr>
-        <w:t xml:space="preserve"> en </w:t>
-      </w:r>
-      <w:r>
-        <w:rPr>
-          <w:rFonts w:ascii="Charis SIL Italic" w:hAnsi="Charis SIL Italic" w:eastAsia="Charis SIL Italic"/>
-          <w:b w:val="0"/>
-          <w:i w:val="0"/>
-          <w:color w:val="0000FF"/>
-          <w:sz w:val="24"/>
-          <w:u w:val="single"/>
-        </w:rPr>
-        <w:hyperlink r:id="rId23" w:history="1">
+        <w:t>h</w:t>
+      </w:r>
+      <w:r>
+        <w:rPr>
+          <w:rFonts w:ascii="Charis SIL Italic" w:hAnsi="Charis SIL Italic" w:eastAsia="Charis SIL Italic"/>
+          <w:b w:val="0"/>
+          <w:i w:val="0"/>
+          <w:color w:val="000000"/>
+          <w:sz w:val="24"/>
+        </w:rPr>
+        <w:hyperlink r:id="rId26" w:history="1">
           <w:r>
             <w:rPr>
               <w:rStyle w:val="Hyperlink"/>
             </w:rPr>
-            <w:t>Rijk</w:t>
+            <w:t xml:space="preserve">et </w:t>
           </w:r>
         </w:hyperlink>
       </w:r>
@@ -3773,12 +3892,12 @@
           <w:sz w:val="24"/>
           <w:u w:val="single"/>
         </w:rPr>
-        <w:hyperlink r:id="rId23" w:history="1">
+        <w:hyperlink r:id="rId26" w:history="1">
           <w:r>
             <w:rPr>
               <w:rStyle w:val="Hyperlink"/>
             </w:rPr>
-            <w:t>smuseu</w:t>
+            <w:t>Wereld</w:t>
           </w:r>
         </w:hyperlink>
       </w:r>
@@ -3791,7 +3910,25 @@
           <w:sz w:val="24"/>
           <w:u w:val="single"/>
         </w:rPr>
-        <w:hyperlink r:id="rId25" w:history="1">
+        <w:hyperlink r:id="rId26" w:history="1">
+          <w:r>
+            <w:rPr>
+              <w:rStyle w:val="Hyperlink"/>
+            </w:rPr>
+            <w:t>museu</w:t>
+          </w:r>
+        </w:hyperlink>
+      </w:r>
+      <w:r>
+        <w:rPr>
+          <w:rFonts w:ascii="Charis SIL Italic" w:hAnsi="Charis SIL Italic" w:eastAsia="Charis SIL Italic"/>
+          <w:b w:val="0"/>
+          <w:i w:val="0"/>
+          <w:color w:val="0000FF"/>
+          <w:sz w:val="24"/>
+          <w:u w:val="single"/>
+        </w:rPr>
+        <w:hyperlink r:id="rId27" w:history="1">
           <w:r>
             <w:rPr>
               <w:rStyle w:val="Hyperlink"/>
@@ -3805,28 +3942,11 @@
           <w:rFonts w:ascii="Charis SIL Italic" w:hAnsi="Charis SIL Italic" w:eastAsia="Charis SIL Italic"/>
           <w:b w:val="0"/>
           <w:i w:val="0"/>
-          <w:color w:val="000000"/>
-          <w:sz w:val="24"/>
-        </w:rPr>
-        <w:t xml:space="preserve">. Het </w:t>
-      </w:r>
-      <w:r>
-        <w:rPr>
-          <w:rFonts w:ascii="Charis SIL Italic" w:hAnsi="Charis SIL Italic" w:eastAsia="Charis SIL Italic"/>
-          <w:b w:val="0"/>
-          <w:i w:val="0"/>
           <w:color w:val="0000FF"/>
           <w:sz w:val="24"/>
           <w:u w:val="single"/>
         </w:rPr>
-        <w:hyperlink r:id="rId24" w:history="1">
-          <w:r>
-            <w:rPr>
-              <w:rStyle w:val="Hyperlink"/>
-            </w:rPr>
-            <w:t>Nationaal</w:t>
-          </w:r>
-        </w:hyperlink>
+        <w:t xml:space="preserve"> </w:t>
       </w:r>
       <w:r>
         <w:rPr>
@@ -3837,158 +3957,7 @@
           <w:sz w:val="24"/>
           <w:u w:val="single"/>
         </w:rPr>
-        <w:t xml:space="preserve"> </w:t>
-      </w:r>
-      <w:r>
-        <w:rPr>
-          <w:rFonts w:ascii="Charis SIL Italic" w:hAnsi="Charis SIL Italic" w:eastAsia="Charis SIL Italic"/>
-          <w:b w:val="0"/>
-          <w:i w:val="0"/>
-          <w:color w:val="0000FF"/>
-          <w:sz w:val="24"/>
-          <w:u w:val="single"/>
-        </w:rPr>
-        <w:hyperlink r:id="rId26" w:history="1">
-          <w:r>
-            <w:rPr>
-              <w:rStyle w:val="Hyperlink"/>
-            </w:rPr>
-            <w:t>Fo</w:t>
-          </w:r>
-        </w:hyperlink>
-      </w:r>
-      <w:r>
-        <w:rPr>
-          <w:rFonts w:ascii="Charis SIL Italic" w:hAnsi="Charis SIL Italic" w:eastAsia="Charis SIL Italic"/>
-          <w:b w:val="0"/>
-          <w:i w:val="0"/>
-          <w:color w:val="0000FF"/>
-          <w:sz w:val="24"/>
-          <w:u w:val="single"/>
-        </w:rPr>
-        <w:hyperlink r:id="rId26" w:history="1">
-          <w:r>
-            <w:rPr>
-              <w:rStyle w:val="Hyperlink"/>
-            </w:rPr>
-            <w:t xml:space="preserve">tomuseum </w:t>
-          </w:r>
-        </w:hyperlink>
-      </w:r>
-      <w:r>
-        <w:rPr>
-          <w:rFonts w:ascii="Charis SIL Italic" w:hAnsi="Charis SIL Italic" w:eastAsia="Charis SIL Italic"/>
-          <w:b w:val="0"/>
-          <w:i w:val="0"/>
-          <w:color w:val="000000"/>
-          <w:sz w:val="24"/>
-        </w:rPr>
-        <w:t xml:space="preserve">bezit de fotocollectie van </w:t>
-      </w:r>
-      <w:r>
-        <w:rPr>
-          <w:u w:val="single" w:color="0000ff"/>
-          <w:rFonts w:ascii="Charis SIL Italic" w:hAnsi="Charis SIL Italic" w:eastAsia="Charis SIL Italic"/>
-          <w:b w:val="0"/>
-          <w:i w:val="0"/>
-          <w:color w:val="000000"/>
-          <w:sz w:val="24"/>
-        </w:rPr>
-        <w:t>h</w:t>
-      </w:r>
-      <w:r>
-        <w:rPr>
-          <w:u w:val="single" w:color="0000ff"/>
-          <w:rFonts w:ascii="Charis SIL Italic" w:hAnsi="Charis SIL Italic" w:eastAsia="Charis SIL Italic"/>
-          <w:b w:val="0"/>
-          <w:i w:val="0"/>
-          <w:color w:val="000000"/>
-          <w:sz w:val="24"/>
-        </w:rPr>
         <w:hyperlink r:id="rId27" w:history="1">
-          <w:r>
-            <w:rPr>
-              <w:rStyle w:val="Hyperlink"/>
-            </w:rPr>
-            <w:t xml:space="preserve">et </w:t>
-          </w:r>
-        </w:hyperlink>
-      </w:r>
-      <w:r>
-        <w:rPr>
-          <w:rFonts w:ascii="Charis SIL Italic" w:hAnsi="Charis SIL Italic" w:eastAsia="Charis SIL Italic"/>
-          <w:b w:val="0"/>
-          <w:i w:val="0"/>
-          <w:color w:val="0000FF"/>
-          <w:sz w:val="24"/>
-          <w:u w:val="single"/>
-        </w:rPr>
-        <w:hyperlink r:id="rId28" w:history="1">
-          <w:r>
-            <w:rPr>
-              <w:rStyle w:val="Hyperlink"/>
-            </w:rPr>
-            <w:t>Wereld</w:t>
-          </w:r>
-        </w:hyperlink>
-      </w:r>
-      <w:r>
-        <w:rPr>
-          <w:rFonts w:ascii="Charis SIL Italic" w:hAnsi="Charis SIL Italic" w:eastAsia="Charis SIL Italic"/>
-          <w:b w:val="0"/>
-          <w:i w:val="0"/>
-          <w:color w:val="0000FF"/>
-          <w:sz w:val="24"/>
-          <w:u w:val="single"/>
-        </w:rPr>
-        <w:hyperlink r:id="rId28" w:history="1">
-          <w:r>
-            <w:rPr>
-              <w:rStyle w:val="Hyperlink"/>
-            </w:rPr>
-            <w:t>museu</w:t>
-          </w:r>
-        </w:hyperlink>
-      </w:r>
-      <w:r>
-        <w:rPr>
-          <w:rFonts w:ascii="Charis SIL Italic" w:hAnsi="Charis SIL Italic" w:eastAsia="Charis SIL Italic"/>
-          <w:b w:val="0"/>
-          <w:i w:val="0"/>
-          <w:color w:val="0000FF"/>
-          <w:sz w:val="24"/>
-          <w:u w:val="single"/>
-        </w:rPr>
-        <w:hyperlink r:id="rId28" w:history="1">
-          <w:r>
-            <w:rPr>
-              <w:rStyle w:val="Hyperlink"/>
-            </w:rPr>
-            <w:t>m</w:t>
-          </w:r>
-        </w:hyperlink>
-      </w:r>
-      <w:r>
-        <w:rPr>
-          <w:rFonts w:ascii="Charis SIL Italic" w:hAnsi="Charis SIL Italic" w:eastAsia="Charis SIL Italic"/>
-          <w:b w:val="0"/>
-          <w:i w:val="0"/>
-          <w:color w:val="0000FF"/>
-          <w:sz w:val="24"/>
-          <w:u w:val="single"/>
-        </w:rPr>
-        <w:t xml:space="preserve"> </w:t>
-      </w:r>
-      <w:r>
-        <w:rPr>
-          <w:rFonts w:ascii="Charis SIL Italic" w:hAnsi="Charis SIL Italic" w:eastAsia="Charis SIL Italic"/>
-          <w:b w:val="0"/>
-          <w:i w:val="0"/>
-          <w:color w:val="0000FF"/>
-          <w:sz w:val="24"/>
-          <w:u w:val="single"/>
-        </w:rPr>
-        <w:hyperlink r:id="rId28" w:history="1">
           <w:r>
             <w:rPr>
               <w:rStyle w:val="Hyperlink"/>
@@ -4017,7 +3986,7 @@
           <w:sz w:val="24"/>
           <w:u w:val="single"/>
         </w:rPr>
-        <w:hyperlink r:id="rId28" w:history="1">
+        <w:hyperlink r:id="rId27" w:history="1">
           <w:r>
             <w:rPr>
               <w:rStyle w:val="Hyperlink"/>
@@ -4035,7 +4004,7 @@
           <w:color w:val="000000"/>
           <w:sz w:val="24"/>
         </w:rPr>
-        <w:hyperlink r:id="rId25" w:history="1">
+        <w:hyperlink r:id="rId24" w:history="1">
           <w:r>
             <w:rPr>
               <w:rStyle w:val="Hyperlink"/>
@@ -4083,7 +4052,7 @@
           <w:sz w:val="24"/>
           <w:u w:val="single"/>
         </w:rPr>
-        <w:hyperlink r:id="rId29" w:history="1">
+        <w:hyperlink r:id="rId28" w:history="1">
           <w:r>
             <w:rPr>
               <w:rStyle w:val="Hyperlink"/>
@@ -4112,7 +4081,7 @@
           <w:sz w:val="24"/>
           <w:u w:val="single"/>
         </w:rPr>
-        <w:hyperlink r:id="rId29" w:history="1">
+        <w:hyperlink r:id="rId28" w:history="1">
           <w:r>
             <w:rPr>
               <w:rStyle w:val="Hyperlink"/>
@@ -4140,7 +4109,7 @@
           <w:sz w:val="24"/>
           <w:u w:val="single"/>
         </w:rPr>
-        <w:hyperlink r:id="rId30" w:history="1">
+        <w:hyperlink r:id="rId29" w:history="1">
           <w:r>
             <w:rPr>
               <w:rStyle w:val="Hyperlink"/>
@@ -4158,7 +4127,7 @@
           <w:sz w:val="24"/>
           <w:u w:val="single"/>
         </w:rPr>
-        <w:hyperlink r:id="rId30" w:history="1">
+        <w:hyperlink r:id="rId29" w:history="1">
           <w:r>
             <w:rPr>
               <w:rStyle w:val="Hyperlink"/>
@@ -4187,7 +4156,7 @@
           <w:sz w:val="24"/>
           <w:u w:val="single"/>
         </w:rPr>
-        <w:hyperlink r:id="rId30" w:history="1">
+        <w:hyperlink r:id="rId29" w:history="1">
           <w:r>
             <w:rPr>
               <w:rStyle w:val="Hyperlink"/>
@@ -4474,7 +4443,7 @@
           <w:sz w:val="24"/>
           <w:u w:val="single"/>
         </w:rPr>
-        <w:hyperlink r:id="rId31" w:history="1">
+        <w:hyperlink r:id="rId30" w:history="1">
           <w:r>
             <w:rPr>
               <w:rStyle w:val="Hyperlink"/>
@@ -4503,7 +4472,7 @@
           <w:sz w:val="24"/>
           <w:u w:val="single"/>
         </w:rPr>
-        <w:hyperlink r:id="rId31" w:history="1">
+        <w:hyperlink r:id="rId30" w:history="1">
           <w:r>
             <w:rPr>
               <w:rStyle w:val="Hyperlink"/>
@@ -4532,7 +4501,7 @@
           <w:sz w:val="24"/>
           <w:u w:val="single"/>
         </w:rPr>
-        <w:hyperlink r:id="rId31" w:history="1">
+        <w:hyperlink r:id="rId30" w:history="1">
           <w:r>
             <w:rPr>
               <w:rStyle w:val="Hyperlink"/>
@@ -4560,7 +4529,7 @@
           <w:sz w:val="24"/>
           <w:u w:val="single"/>
         </w:rPr>
-        <w:hyperlink r:id="rId32" w:history="1">
+        <w:hyperlink r:id="rId31" w:history="1">
           <w:r>
             <w:rPr>
               <w:rStyle w:val="Hyperlink"/>
@@ -4589,7 +4558,7 @@
           <w:sz w:val="24"/>
           <w:u w:val="single"/>
         </w:rPr>
-        <w:hyperlink r:id="rId32" w:history="1">
+        <w:hyperlink r:id="rId31" w:history="1">
           <w:r>
             <w:rPr>
               <w:rStyle w:val="Hyperlink"/>
@@ -4618,7 +4587,7 @@
           <w:sz w:val="24"/>
           <w:u w:val="single"/>
         </w:rPr>
-        <w:hyperlink r:id="rId32" w:history="1">
+        <w:hyperlink r:id="rId31" w:history="1">
           <w:r>
             <w:rPr>
               <w:rStyle w:val="Hyperlink"/>
@@ -4647,7 +4616,7 @@
           <w:sz w:val="24"/>
           <w:u w:val="single"/>
         </w:rPr>
-        <w:hyperlink r:id="rId32" w:history="1">
+        <w:hyperlink r:id="rId31" w:history="1">
           <w:r>
             <w:rPr>
               <w:rStyle w:val="Hyperlink"/>
@@ -4675,7 +4644,7 @@
           <w:sz w:val="24"/>
           <w:u w:val="single"/>
         </w:rPr>
-        <w:hyperlink r:id="rId33" w:history="1">
+        <w:hyperlink r:id="rId32" w:history="1">
           <w:r>
             <w:rPr>
               <w:rStyle w:val="Hyperlink"/>
@@ -4704,7 +4673,7 @@
           <w:sz w:val="24"/>
           <w:u w:val="single"/>
         </w:rPr>
-        <w:hyperlink r:id="rId33" w:history="1">
+        <w:hyperlink r:id="rId32" w:history="1">
           <w:r>
             <w:rPr>
               <w:rStyle w:val="Hyperlink"/>
@@ -4733,7 +4702,7 @@
           <w:sz w:val="24"/>
           <w:u w:val="single"/>
         </w:rPr>
-        <w:hyperlink r:id="rId33" w:history="1">
+        <w:hyperlink r:id="rId32" w:history="1">
           <w:r>
             <w:rPr>
               <w:rStyle w:val="Hyperlink"/>
@@ -4762,7 +4731,7 @@
           <w:sz w:val="24"/>
           <w:u w:val="single"/>
         </w:rPr>
-        <w:hyperlink r:id="rId33" w:history="1">
+        <w:hyperlink r:id="rId32" w:history="1">
           <w:r>
             <w:rPr>
               <w:rStyle w:val="Hyperlink"/>
@@ -4791,7 +4760,7 @@
           <w:sz w:val="24"/>
           <w:u w:val="single"/>
         </w:rPr>
-        <w:hyperlink r:id="rId33" w:history="1">
+        <w:hyperlink r:id="rId32" w:history="1">
           <w:r>
             <w:rPr>
               <w:rStyle w:val="Hyperlink"/>
@@ -4802,6 +4771,16 @@
       </w:r>
       <w:r>
         <w:rPr>
+          <w:rFonts w:ascii="Charis SIL Italic" w:hAnsi="Charis SIL Italic" w:eastAsia="Charis SIL Italic"/>
+          <w:b w:val="0"/>
+          <w:i w:val="0"/>
+          <w:color w:val="000000"/>
+          <w:sz w:val="24"/>
+        </w:rPr>
+        <w:t xml:space="preserve"> </w:t>
+      </w:r>
+      <w:r>
+        <w:rPr>
           <w:u w:val="single" w:color="0000ff"/>
           <w:rFonts w:ascii="Charis SIL Italic" w:hAnsi="Charis SIL Italic" w:eastAsia="Charis SIL Italic"/>
           <w:b w:val="0"/>
@@ -4809,7 +4788,14 @@
           <w:color w:val="000000"/>
           <w:sz w:val="24"/>
         </w:rPr>
-        <w:t xml:space="preserve"> en </w:t>
+        <w:hyperlink r:id="rId30" w:history="1">
+          <w:r>
+            <w:rPr>
+              <w:rStyle w:val="Hyperlink"/>
+            </w:rPr>
+            <w:t xml:space="preserve">en </w:t>
+          </w:r>
+        </w:hyperlink>
       </w:r>
       <w:r>
         <w:rPr>
@@ -4820,7 +4806,7 @@
           <w:sz w:val="24"/>
           <w:u w:val="single"/>
         </w:rPr>
-        <w:hyperlink r:id="rId34" w:history="1">
+        <w:hyperlink r:id="rId30" w:history="1">
           <w:r>
             <w:rPr>
               <w:rStyle w:val="Hyperlink"/>
@@ -4837,6 +4823,165 @@
           <w:color w:val="0000FF"/>
           <w:sz w:val="24"/>
           <w:u w:val="single"/>
+        </w:rPr>
+        <w:hyperlink r:id="rId30" w:history="1">
+          <w:r>
+            <w:rPr>
+              <w:rStyle w:val="Hyperlink"/>
+            </w:rPr>
+            <w:t>o</w:t>
+          </w:r>
+        </w:hyperlink>
+      </w:r>
+      <w:r>
+        <w:rPr>
+          <w:rFonts w:ascii="Charis SIL Italic" w:hAnsi="Charis SIL Italic" w:eastAsia="Charis SIL Italic"/>
+          <w:b w:val="0"/>
+          <w:i w:val="0"/>
+          <w:color w:val="0000FF"/>
+          <w:sz w:val="24"/>
+          <w:u w:val="single"/>
+        </w:rPr>
+        <w:hyperlink r:id="rId30" w:history="1">
+          <w:r>
+            <w:rPr>
+              <w:rStyle w:val="Hyperlink"/>
+            </w:rPr>
+            <w:t>naal</w:t>
+          </w:r>
+        </w:hyperlink>
+      </w:r>
+      <w:r>
+        <w:rPr>
+          <w:rFonts w:ascii="Charis SIL Italic" w:hAnsi="Charis SIL Italic" w:eastAsia="Charis SIL Italic"/>
+          <w:b w:val="0"/>
+          <w:i w:val="0"/>
+          <w:color w:val="0000FF"/>
+          <w:sz w:val="24"/>
+          <w:u w:val="single"/>
+        </w:rPr>
+        <w:t xml:space="preserve"> </w:t>
+      </w:r>
+      <w:r>
+        <w:rPr>
+          <w:rFonts w:ascii="Charis SIL Italic" w:hAnsi="Charis SIL Italic" w:eastAsia="Charis SIL Italic"/>
+          <w:b w:val="0"/>
+          <w:i w:val="0"/>
+          <w:color w:val="0000FF"/>
+          <w:sz w:val="24"/>
+          <w:u w:val="single"/>
+        </w:rPr>
+        <w:hyperlink r:id="rId30" w:history="1">
+          <w:r>
+            <w:rPr>
+              <w:rStyle w:val="Hyperlink"/>
+            </w:rPr>
+            <w:t>Arch</w:t>
+          </w:r>
+        </w:hyperlink>
+      </w:r>
+      <w:r>
+        <w:rPr>
+          <w:rFonts w:ascii="Charis SIL Italic" w:hAnsi="Charis SIL Italic" w:eastAsia="Charis SIL Italic"/>
+          <w:b w:val="0"/>
+          <w:i w:val="0"/>
+          <w:color w:val="0000FF"/>
+          <w:sz w:val="24"/>
+          <w:u w:val="single"/>
+        </w:rPr>
+        <w:t>i</w:t>
+      </w:r>
+      <w:r>
+        <w:rPr>
+          <w:rFonts w:ascii="Charis SIL Italic" w:hAnsi="Charis SIL Italic" w:eastAsia="Charis SIL Italic"/>
+          <w:b w:val="0"/>
+          <w:i w:val="0"/>
+          <w:color w:val="0000FF"/>
+          <w:sz w:val="24"/>
+          <w:u w:val="single"/>
+        </w:rPr>
+        <w:hyperlink r:id="rId31" w:history="1">
+          <w:r>
+            <w:rPr>
+              <w:rStyle w:val="Hyperlink"/>
+            </w:rPr>
+            <w:t>ef</w:t>
+          </w:r>
+        </w:hyperlink>
+      </w:r>
+      <w:r>
+        <w:rPr>
+          <w:rFonts w:ascii="Charis SIL Italic" w:hAnsi="Charis SIL Italic" w:eastAsia="Charis SIL Italic"/>
+          <w:b w:val="0"/>
+          <w:i w:val="0"/>
+          <w:color w:val="0000FF"/>
+          <w:sz w:val="24"/>
+          <w:u w:val="single"/>
+        </w:rPr>
+        <w:t xml:space="preserve"> </w:t>
+      </w:r>
+      <w:r>
+        <w:rPr>
+          <w:rFonts w:ascii="Charis SIL Italic" w:hAnsi="Charis SIL Italic" w:eastAsia="Charis SIL Italic"/>
+          <w:b w:val="0"/>
+          <w:i w:val="0"/>
+          <w:color w:val="0000FF"/>
+          <w:sz w:val="24"/>
+          <w:u w:val="single"/>
+        </w:rPr>
+        <w:hyperlink r:id="rId31" w:history="1">
+          <w:r>
+            <w:rPr>
+              <w:rStyle w:val="Hyperlink"/>
+            </w:rPr>
+            <w:t>Cur</w:t>
+          </w:r>
+        </w:hyperlink>
+      </w:r>
+      <w:r>
+        <w:rPr>
+          <w:rFonts w:ascii="Charis SIL Italic" w:hAnsi="Charis SIL Italic" w:eastAsia="Charis SIL Italic"/>
+          <w:b w:val="0"/>
+          <w:i w:val="0"/>
+          <w:color w:val="0000FF"/>
+          <w:sz w:val="24"/>
+          <w:u w:val="single"/>
+        </w:rPr>
+        <w:hyperlink r:id="rId31" w:history="1">
+          <w:r>
+            <w:rPr>
+              <w:rStyle w:val="Hyperlink"/>
+            </w:rPr>
+            <w:t>açao</w:t>
+          </w:r>
+        </w:hyperlink>
+      </w:r>
+      <w:r>
+        <w:rPr>
+          <w:u w:val="single" w:color="0000ff"/>
+          <w:rFonts w:ascii="Charis SIL Italic" w:hAnsi="Charis SIL Italic" w:eastAsia="Charis SIL Italic"/>
+          <w:b w:val="0"/>
+          <w:i w:val="0"/>
+          <w:color w:val="000000"/>
+          <w:sz w:val="24"/>
+        </w:rPr>
+        <w:hyperlink r:id="rId31" w:history="1">
+          <w:r>
+            <w:rPr>
+              <w:rStyle w:val="Hyperlink"/>
+            </w:rPr>
+            <w:t>. Vo</w:t>
+          </w:r>
+        </w:hyperlink>
+      </w:r>
+      <w:r>
+        <w:rPr>
+          <w:u w:val="single" w:color="0000ff"/>
+          <w:rFonts w:ascii="Charis SIL Italic" w:hAnsi="Charis SIL Italic" w:eastAsia="Charis SIL Italic"/>
+          <w:b w:val="0"/>
+          <w:i w:val="0"/>
+          <w:color w:val="000000"/>
+          <w:sz w:val="24"/>
         </w:rPr>
         <w:hyperlink r:id="rId31" w:history="1">
           <w:r>
@@ -4849,173 +4994,14 @@
       </w:r>
       <w:r>
         <w:rPr>
-          <w:rFonts w:ascii="Charis SIL Italic" w:hAnsi="Charis SIL Italic" w:eastAsia="Charis SIL Italic"/>
-          <w:b w:val="0"/>
-          <w:i w:val="0"/>
-          <w:color w:val="0000FF"/>
-          <w:sz w:val="24"/>
-          <w:u w:val="single"/>
+          <w:u w:val="single" w:color="0000ff"/>
+          <w:rFonts w:ascii="Charis SIL Italic" w:hAnsi="Charis SIL Italic" w:eastAsia="Charis SIL Italic"/>
+          <w:b w:val="0"/>
+          <w:i w:val="0"/>
+          <w:color w:val="000000"/>
+          <w:sz w:val="24"/>
         </w:rPr>
         <w:hyperlink r:id="rId31" w:history="1">
-          <w:r>
-            <w:rPr>
-              <w:rStyle w:val="Hyperlink"/>
-            </w:rPr>
-            <w:t>naal</w:t>
-          </w:r>
-        </w:hyperlink>
-      </w:r>
-      <w:r>
-        <w:rPr>
-          <w:rFonts w:ascii="Charis SIL Italic" w:hAnsi="Charis SIL Italic" w:eastAsia="Charis SIL Italic"/>
-          <w:b w:val="0"/>
-          <w:i w:val="0"/>
-          <w:color w:val="0000FF"/>
-          <w:sz w:val="24"/>
-          <w:u w:val="single"/>
-        </w:rPr>
-        <w:t xml:space="preserve"> </w:t>
-      </w:r>
-      <w:r>
-        <w:rPr>
-          <w:rFonts w:ascii="Charis SIL Italic" w:hAnsi="Charis SIL Italic" w:eastAsia="Charis SIL Italic"/>
-          <w:b w:val="0"/>
-          <w:i w:val="0"/>
-          <w:color w:val="0000FF"/>
-          <w:sz w:val="24"/>
-          <w:u w:val="single"/>
-        </w:rPr>
-        <w:hyperlink r:id="rId31" w:history="1">
-          <w:r>
-            <w:rPr>
-              <w:rStyle w:val="Hyperlink"/>
-            </w:rPr>
-            <w:t>Arch</w:t>
-          </w:r>
-        </w:hyperlink>
-      </w:r>
-      <w:r>
-        <w:rPr>
-          <w:rFonts w:ascii="Charis SIL Italic" w:hAnsi="Charis SIL Italic" w:eastAsia="Charis SIL Italic"/>
-          <w:b w:val="0"/>
-          <w:i w:val="0"/>
-          <w:color w:val="0000FF"/>
-          <w:sz w:val="24"/>
-          <w:u w:val="single"/>
-        </w:rPr>
-        <w:t>i</w:t>
-      </w:r>
-      <w:r>
-        <w:rPr>
-          <w:rFonts w:ascii="Charis SIL Italic" w:hAnsi="Charis SIL Italic" w:eastAsia="Charis SIL Italic"/>
-          <w:b w:val="0"/>
-          <w:i w:val="0"/>
-          <w:color w:val="0000FF"/>
-          <w:sz w:val="24"/>
-          <w:u w:val="single"/>
-        </w:rPr>
-        <w:hyperlink r:id="rId32" w:history="1">
-          <w:r>
-            <w:rPr>
-              <w:rStyle w:val="Hyperlink"/>
-            </w:rPr>
-            <w:t>ef</w:t>
-          </w:r>
-        </w:hyperlink>
-      </w:r>
-      <w:r>
-        <w:rPr>
-          <w:rFonts w:ascii="Charis SIL Italic" w:hAnsi="Charis SIL Italic" w:eastAsia="Charis SIL Italic"/>
-          <w:b w:val="0"/>
-          <w:i w:val="0"/>
-          <w:color w:val="0000FF"/>
-          <w:sz w:val="24"/>
-          <w:u w:val="single"/>
-        </w:rPr>
-        <w:t xml:space="preserve"> </w:t>
-      </w:r>
-      <w:r>
-        <w:rPr>
-          <w:rFonts w:ascii="Charis SIL Italic" w:hAnsi="Charis SIL Italic" w:eastAsia="Charis SIL Italic"/>
-          <w:b w:val="0"/>
-          <w:i w:val="0"/>
-          <w:color w:val="0000FF"/>
-          <w:sz w:val="24"/>
-          <w:u w:val="single"/>
-        </w:rPr>
-        <w:hyperlink r:id="rId32" w:history="1">
-          <w:r>
-            <w:rPr>
-              <w:rStyle w:val="Hyperlink"/>
-            </w:rPr>
-            <w:t>Cur</w:t>
-          </w:r>
-        </w:hyperlink>
-      </w:r>
-      <w:r>
-        <w:rPr>
-          <w:rFonts w:ascii="Charis SIL Italic" w:hAnsi="Charis SIL Italic" w:eastAsia="Charis SIL Italic"/>
-          <w:b w:val="0"/>
-          <w:i w:val="0"/>
-          <w:color w:val="0000FF"/>
-          <w:sz w:val="24"/>
-          <w:u w:val="single"/>
-        </w:rPr>
-        <w:hyperlink r:id="rId32" w:history="1">
-          <w:r>
-            <w:rPr>
-              <w:rStyle w:val="Hyperlink"/>
-            </w:rPr>
-            <w:t>açao</w:t>
-          </w:r>
-        </w:hyperlink>
-      </w:r>
-      <w:r>
-        <w:rPr>
-          <w:u w:val="single" w:color="0000ff"/>
-          <w:rFonts w:ascii="Charis SIL Italic" w:hAnsi="Charis SIL Italic" w:eastAsia="Charis SIL Italic"/>
-          <w:b w:val="0"/>
-          <w:i w:val="0"/>
-          <w:color w:val="000000"/>
-          <w:sz w:val="24"/>
-        </w:rPr>
-        <w:hyperlink r:id="rId32" w:history="1">
-          <w:r>
-            <w:rPr>
-              <w:rStyle w:val="Hyperlink"/>
-            </w:rPr>
-            <w:t>. Vo</w:t>
-          </w:r>
-        </w:hyperlink>
-      </w:r>
-      <w:r>
-        <w:rPr>
-          <w:u w:val="single" w:color="0000ff"/>
-          <w:rFonts w:ascii="Charis SIL Italic" w:hAnsi="Charis SIL Italic" w:eastAsia="Charis SIL Italic"/>
-          <w:b w:val="0"/>
-          <w:i w:val="0"/>
-          <w:color w:val="000000"/>
-          <w:sz w:val="24"/>
-        </w:rPr>
-        <w:hyperlink r:id="rId32" w:history="1">
-          <w:r>
-            <w:rPr>
-              <w:rStyle w:val="Hyperlink"/>
-            </w:rPr>
-            <w:t>o</w:t>
-          </w:r>
-        </w:hyperlink>
-      </w:r>
-      <w:r>
-        <w:rPr>
-          <w:u w:val="single" w:color="0000ff"/>
-          <w:rFonts w:ascii="Charis SIL Italic" w:hAnsi="Charis SIL Italic" w:eastAsia="Charis SIL Italic"/>
-          <w:b w:val="0"/>
-          <w:i w:val="0"/>
-          <w:color w:val="000000"/>
-          <w:sz w:val="24"/>
-        </w:rPr>
-        <w:hyperlink r:id="rId32" w:history="1">
           <w:r>
             <w:rPr>
               <w:rStyle w:val="Hyperlink"/>
@@ -5044,7 +5030,7 @@
           <w:color w:val="000000"/>
           <w:sz w:val="24"/>
         </w:rPr>
-        <w:hyperlink r:id="rId32" w:history="1">
+        <w:hyperlink r:id="rId31" w:history="1">
           <w:r>
             <w:rPr>
               <w:rStyle w:val="Hyperlink"/>
@@ -5065,34 +5051,88 @@
       </w:r>
       <w:r>
         <w:rPr>
+          <w:u w:val="single" w:color="0000ff"/>
           <w:rFonts w:ascii="Charis SIL Italic" w:hAnsi="Charis SIL Italic" w:eastAsia="Charis SIL Italic"/>
           <w:b w:val="0"/>
           <w:i w:val="0"/>
           <w:color w:val="000000"/>
           <w:sz w:val="24"/>
         </w:rPr>
-        <w:t>Indonesië is de porta</w:t>
-      </w:r>
-      <w:r>
-        <w:rPr>
-          <w:u w:val="single" w:color="0000ff"/>
-          <w:rFonts w:ascii="Charis SIL Italic" w:hAnsi="Charis SIL Italic" w:eastAsia="Charis SIL Italic"/>
-          <w:b w:val="0"/>
-          <w:i w:val="0"/>
-          <w:color w:val="000000"/>
-          <w:sz w:val="24"/>
-        </w:rPr>
-        <w:hyperlink r:id="rId33" w:history="1">
+        <w:hyperlink r:id="rId32" w:history="1">
           <w:r>
             <w:rPr>
               <w:rStyle w:val="Hyperlink"/>
             </w:rPr>
-            <w:t xml:space="preserve">l </w:t>
+            <w:t>Indonesi</w:t>
           </w:r>
         </w:hyperlink>
       </w:r>
       <w:r>
         <w:rPr>
+          <w:u w:val="single" w:color="0000ff"/>
+          <w:rFonts w:ascii="Charis SIL Italic" w:hAnsi="Charis SIL Italic" w:eastAsia="Charis SIL Italic"/>
+          <w:b w:val="0"/>
+          <w:i w:val="0"/>
+          <w:color w:val="000000"/>
+          <w:sz w:val="24"/>
+        </w:rPr>
+        <w:hyperlink r:id="rId32" w:history="1">
+          <w:r>
+            <w:rPr>
+              <w:rStyle w:val="Hyperlink"/>
+            </w:rPr>
+            <w:t>ë</w:t>
+          </w:r>
+        </w:hyperlink>
+      </w:r>
+      <w:r>
+        <w:rPr>
+          <w:u w:val="single" w:color="0000ff"/>
+          <w:rFonts w:ascii="Charis SIL Italic" w:hAnsi="Charis SIL Italic" w:eastAsia="Charis SIL Italic"/>
+          <w:b w:val="0"/>
+          <w:i w:val="0"/>
+          <w:color w:val="000000"/>
+          <w:sz w:val="24"/>
+        </w:rPr>
+        <w:hyperlink r:id="rId32" w:history="1">
+          <w:r>
+            <w:rPr>
+              <w:rStyle w:val="Hyperlink"/>
+            </w:rPr>
+            <w:t xml:space="preserve"> is de po</w:t>
+          </w:r>
+        </w:hyperlink>
+      </w:r>
+      <w:r>
+        <w:rPr>
+          <w:u w:val="single" w:color="0000ff"/>
+          <w:rFonts w:ascii="Charis SIL Italic" w:hAnsi="Charis SIL Italic" w:eastAsia="Charis SIL Italic"/>
+          <w:b w:val="0"/>
+          <w:i w:val="0"/>
+          <w:color w:val="000000"/>
+          <w:sz w:val="24"/>
+        </w:rPr>
+        <w:hyperlink r:id="rId32" w:history="1">
+          <w:r>
+            <w:rPr>
+              <w:rStyle w:val="Hyperlink"/>
+            </w:rPr>
+            <w:t>r</w:t>
+          </w:r>
+        </w:hyperlink>
+      </w:r>
+      <w:r>
+        <w:rPr>
+          <w:rFonts w:ascii="Charis SIL Italic" w:hAnsi="Charis SIL Italic" w:eastAsia="Charis SIL Italic"/>
+          <w:b w:val="0"/>
+          <w:i w:val="0"/>
+          <w:color w:val="000000"/>
+          <w:sz w:val="24"/>
+        </w:rPr>
+        <w:t xml:space="preserve">tal </w:t>
+      </w:r>
+      <w:r>
+        <w:rPr>
           <w:rFonts w:ascii="Charis SIL Italic" w:hAnsi="Charis SIL Italic" w:eastAsia="Charis SIL Italic"/>
           <w:b w:val="0"/>
           <w:i w:val="0"/>
@@ -5100,7 +5140,7 @@
           <w:sz w:val="24"/>
           <w:u w:val="single"/>
         </w:rPr>
-        <w:hyperlink r:id="rId33" w:history="1">
+        <w:hyperlink r:id="rId32" w:history="1">
           <w:r>
             <w:rPr>
               <w:rStyle w:val="Hyperlink"/>
@@ -5118,7 +5158,7 @@
           <w:sz w:val="24"/>
           <w:u w:val="single"/>
         </w:rPr>
-        <w:hyperlink r:id="rId33" w:history="1">
+        <w:hyperlink r:id="rId32" w:history="1">
           <w:r>
             <w:rPr>
               <w:rStyle w:val="Hyperlink"/>
@@ -5136,7 +5176,7 @@
           <w:color w:val="000000"/>
           <w:sz w:val="24"/>
         </w:rPr>
-        <w:hyperlink r:id="rId33" w:history="1">
+        <w:hyperlink r:id="rId32" w:history="1">
           <w:r>
             <w:rPr>
               <w:rStyle w:val="Hyperlink"/>
@@ -5175,7 +5215,7 @@
           <w:color w:val="000000"/>
           <w:sz w:val="24"/>
         </w:rPr>
-        <w:hyperlink r:id="rId34" w:history="1">
+        <w:hyperlink r:id="rId33" w:history="1">
           <w:r>
             <w:rPr>
               <w:rStyle w:val="Hyperlink"/>
@@ -5213,7 +5253,7 @@
           <w:sz w:val="24"/>
           <w:u w:val="single"/>
         </w:rPr>
-        <w:hyperlink r:id="rId35" w:history="1">
+        <w:hyperlink r:id="rId34" w:history="1">
           <w:r>
             <w:rPr>
               <w:rStyle w:val="Hyperlink"/>
@@ -5242,7 +5282,7 @@
           <w:sz w:val="24"/>
           <w:u w:val="single"/>
         </w:rPr>
-        <w:hyperlink r:id="rId35" w:history="1">
+        <w:hyperlink r:id="rId34" w:history="1">
           <w:r>
             <w:rPr>
               <w:rStyle w:val="Hyperlink"/>
@@ -5271,7 +5311,7 @@
           <w:sz w:val="24"/>
           <w:u w:val="single"/>
         </w:rPr>
-        <w:hyperlink r:id="rId35" w:history="1">
+        <w:hyperlink r:id="rId34" w:history="1">
           <w:r>
             <w:rPr>
               <w:rStyle w:val="Hyperlink"/>
@@ -5300,7 +5340,7 @@
           <w:sz w:val="24"/>
           <w:u w:val="single"/>
         </w:rPr>
-        <w:hyperlink r:id="rId35" w:history="1">
+        <w:hyperlink r:id="rId34" w:history="1">
           <w:r>
             <w:rPr>
               <w:rStyle w:val="Hyperlink"/>
@@ -5329,7 +5369,7 @@
           <w:sz w:val="24"/>
           <w:u w:val="single"/>
         </w:rPr>
-        <w:hyperlink r:id="rId35" w:history="1">
+        <w:hyperlink r:id="rId34" w:history="1">
           <w:r>
             <w:rPr>
               <w:rStyle w:val="Hyperlink"/>
@@ -5350,7 +5390,7 @@
           <w:sz w:val="24"/>
           <w:u w:val="single"/>
         </w:rPr>
-        <w:hyperlink r:id="rId35" w:history="1">
+        <w:hyperlink r:id="rId34" w:history="1">
           <w:r>
             <w:rPr>
               <w:rStyle w:val="Hyperlink"/>
@@ -5367,7 +5407,7 @@
           <w:color w:val="000000"/>
           <w:sz w:val="24"/>
         </w:rPr>
-        <w:t xml:space="preserve"> dat zich bij het Arsip</w:t>
+        <w:t xml:space="preserve"> dat zich bij het Arsip Nasional in</w:t>
       </w:r>
       <w:r>
         <w:rPr>
@@ -5378,25 +5418,7 @@
           <w:color w:val="000000"/>
           <w:sz w:val="24"/>
         </w:rPr>
-        <w:hyperlink r:id="rId35" w:history="1">
-          <w:r>
-            <w:rPr>
-              <w:rStyle w:val="Hyperlink"/>
-            </w:rPr>
-            <w:t xml:space="preserve"> Nasional in</w:t>
-          </w:r>
-        </w:hyperlink>
-      </w:r>
-      <w:r>
-        <w:rPr>
-          <w:u w:val="single" w:color="0000ff"/>
-          <w:rFonts w:ascii="Charis SIL Italic" w:hAnsi="Charis SIL Italic" w:eastAsia="Charis SIL Italic"/>
-          <w:b w:val="0"/>
-          <w:i w:val="0"/>
-          <w:color w:val="000000"/>
-          <w:sz w:val="24"/>
-        </w:rPr>
-        <w:hyperlink r:id="rId35" w:history="1">
+        <w:hyperlink r:id="rId34" w:history="1">
           <w:r>
             <w:rPr>
               <w:rStyle w:val="Hyperlink"/>
@@ -5414,7 +5436,7 @@
           <w:color w:val="000000"/>
           <w:sz w:val="24"/>
         </w:rPr>
-        <w:hyperlink r:id="rId35" w:history="1">
+        <w:hyperlink r:id="rId34" w:history="1">
           <w:r>
             <w:rPr>
               <w:rStyle w:val="Hyperlink"/>
@@ -5443,7 +5465,7 @@
           <w:color w:val="000000"/>
           <w:sz w:val="24"/>
         </w:rPr>
-        <w:hyperlink r:id="rId35" w:history="1">
+        <w:hyperlink r:id="rId34" w:history="1">
           <w:r>
             <w:rPr>
               <w:rStyle w:val="Hyperlink"/>
@@ -5471,7 +5493,7 @@
           <w:color w:val="000000"/>
           <w:sz w:val="24"/>
         </w:rPr>
-        <w:hyperlink r:id="rId35" w:history="1">
+        <w:hyperlink r:id="rId34" w:history="1">
           <w:r>
             <w:rPr>
               <w:rStyle w:val="Hyperlink"/>
@@ -5499,7 +5521,7 @@
           <w:color w:val="000000"/>
           <w:sz w:val="24"/>
         </w:rPr>
-        <w:hyperlink r:id="rId35" w:history="1">
+        <w:hyperlink r:id="rId34" w:history="1">
           <w:r>
             <w:rPr>
               <w:rStyle w:val="Hyperlink"/>
@@ -5598,7 +5620,7 @@
           <w:sz w:val="24"/>
           <w:u w:val="single"/>
         </w:rPr>
-        <w:hyperlink r:id="rId36" w:history="1">
+        <w:hyperlink r:id="rId35" w:history="1">
           <w:r>
             <w:rPr>
               <w:rStyle w:val="Hyperlink"/>
@@ -5626,7 +5648,7 @@
           <w:sz w:val="24"/>
           <w:u w:val="single"/>
         </w:rPr>
-        <w:hyperlink r:id="rId37" w:history="1">
+        <w:hyperlink r:id="rId36" w:history="1">
           <w:r>
             <w:rPr>
               <w:rStyle w:val="Hyperlink"/>
@@ -5655,7 +5677,7 @@
           <w:sz w:val="24"/>
           <w:u w:val="single"/>
         </w:rPr>
-        <w:hyperlink r:id="rId37" w:history="1">
+        <w:hyperlink r:id="rId36" w:history="1">
           <w:r>
             <w:rPr>
               <w:rStyle w:val="Hyperlink"/>
@@ -5684,7 +5706,7 @@
           <w:sz w:val="24"/>
           <w:u w:val="single"/>
         </w:rPr>
-        <w:hyperlink r:id="rId37" w:history="1">
+        <w:hyperlink r:id="rId36" w:history="1">
           <w:r>
             <w:rPr>
               <w:rStyle w:val="Hyperlink"/>
@@ -5705,7 +5727,7 @@
           <w:sz w:val="24"/>
           <w:u w:val="single"/>
         </w:rPr>
-        <w:hyperlink r:id="rId37" w:history="1">
+        <w:hyperlink r:id="rId36" w:history="1">
           <w:r>
             <w:rPr>
               <w:rStyle w:val="Hyperlink"/>
@@ -5733,7 +5755,7 @@
           <w:sz w:val="24"/>
           <w:u w:val="single"/>
         </w:rPr>
-        <w:hyperlink r:id="rId38" w:history="1">
+        <w:hyperlink r:id="rId37" w:history="1">
           <w:r>
             <w:rPr>
               <w:rStyle w:val="Hyperlink"/>
@@ -5751,7 +5773,7 @@
           <w:sz w:val="24"/>
           <w:u w:val="single"/>
         </w:rPr>
-        <w:hyperlink r:id="rId38" w:history="1">
+        <w:hyperlink r:id="rId37" w:history="1">
           <w:r>
             <w:rPr>
               <w:rStyle w:val="Hyperlink"/>
@@ -5780,7 +5802,7 @@
           <w:sz w:val="24"/>
           <w:u w:val="single"/>
         </w:rPr>
-        <w:hyperlink r:id="rId38" w:history="1">
+        <w:hyperlink r:id="rId37" w:history="1">
           <w:r>
             <w:rPr>
               <w:rStyle w:val="Hyperlink"/>
@@ -5798,7 +5820,7 @@
           <w:sz w:val="24"/>
           <w:u w:val="single"/>
         </w:rPr>
-        <w:hyperlink r:id="rId38" w:history="1">
+        <w:hyperlink r:id="rId37" w:history="1">
           <w:r>
             <w:rPr>
               <w:rStyle w:val="Hyperlink"/>
@@ -5827,7 +5849,7 @@
           <w:sz w:val="24"/>
           <w:u w:val="single"/>
         </w:rPr>
-        <w:hyperlink r:id="rId38" w:history="1">
+        <w:hyperlink r:id="rId37" w:history="1">
           <w:r>
             <w:rPr>
               <w:rStyle w:val="Hyperlink"/>
@@ -5845,7 +5867,7 @@
           <w:sz w:val="24"/>
           <w:u w:val="single"/>
         </w:rPr>
-        <w:hyperlink r:id="rId38" w:history="1">
+        <w:hyperlink r:id="rId37" w:history="1">
           <w:r>
             <w:rPr>
               <w:rStyle w:val="Hyperlink"/>
@@ -5874,7 +5896,7 @@
           <w:sz w:val="24"/>
           <w:u w:val="single"/>
         </w:rPr>
-        <w:hyperlink r:id="rId38" w:history="1">
+        <w:hyperlink r:id="rId37" w:history="1">
           <w:r>
             <w:rPr>
               <w:rStyle w:val="Hyperlink"/>
@@ -5892,7 +5914,7 @@
           <w:sz w:val="24"/>
           <w:u w:val="single"/>
         </w:rPr>
-        <w:hyperlink r:id="rId38" w:history="1">
+        <w:hyperlink r:id="rId36" w:history="1">
           <w:r>
             <w:rPr>
               <w:rStyle w:val="Hyperlink"/>
@@ -5910,7 +5932,14 @@
           <w:color w:val="000000"/>
           <w:sz w:val="24"/>
         </w:rPr>
-        <w:t>. D</w:t>
+        <w:hyperlink r:id="rId36" w:history="1">
+          <w:r>
+            <w:rPr>
+              <w:rStyle w:val="Hyperlink"/>
+            </w:rPr>
+            <w:t>. D</w:t>
+          </w:r>
+        </w:hyperlink>
       </w:r>
       <w:r>
         <w:rPr>
@@ -5931,7 +5960,7 @@
           <w:sz w:val="24"/>
           <w:u w:val="single"/>
         </w:rPr>
-        <w:hyperlink r:id="rId37" w:history="1">
+        <w:hyperlink r:id="rId36" w:history="1">
           <w:r>
             <w:rPr>
               <w:rStyle w:val="Hyperlink"/>
@@ -5949,7 +5978,7 @@
           <w:color w:val="000000"/>
           <w:sz w:val="24"/>
         </w:rPr>
-        <w:hyperlink r:id="rId37" w:history="1">
+        <w:hyperlink r:id="rId36" w:history="1">
           <w:r>
             <w:rPr>
               <w:rStyle w:val="Hyperlink"/>
@@ -5977,7 +6006,7 @@
           <w:color w:val="000000"/>
           <w:sz w:val="24"/>
         </w:rPr>
-        <w:hyperlink r:id="rId38" w:history="1">
+        <w:hyperlink r:id="rId37" w:history="1">
           <w:r>
             <w:rPr>
               <w:rStyle w:val="Hyperlink"/>
@@ -5995,7 +6024,7 @@
           <w:color w:val="000000"/>
           <w:sz w:val="24"/>
         </w:rPr>
-        <w:hyperlink r:id="rId38" w:history="1">
+        <w:hyperlink r:id="rId37" w:history="1">
           <w:r>
             <w:rPr>
               <w:rStyle w:val="Hyperlink"/>
@@ -6013,7 +6042,7 @@
           <w:color w:val="000000"/>
           <w:sz w:val="24"/>
         </w:rPr>
-        <w:hyperlink r:id="rId38" w:history="1">
+        <w:hyperlink r:id="rId37" w:history="1">
           <w:r>
             <w:rPr>
               <w:rStyle w:val="Hyperlink"/>
@@ -6031,7 +6060,7 @@
           <w:color w:val="000000"/>
           <w:sz w:val="24"/>
         </w:rPr>
-        <w:hyperlink r:id="rId38" w:history="1">
+        <w:hyperlink r:id="rId37" w:history="1">
           <w:r>
             <w:rPr>
               <w:rStyle w:val="Hyperlink"/>
@@ -6049,7 +6078,7 @@
           <w:color w:val="000000"/>
           <w:sz w:val="24"/>
         </w:rPr>
-        <w:hyperlink r:id="rId38" w:history="1">
+        <w:hyperlink r:id="rId37" w:history="1">
           <w:r>
             <w:rPr>
               <w:rStyle w:val="Hyperlink"/>
@@ -6067,7 +6096,7 @@
           <w:color w:val="000000"/>
           <w:sz w:val="24"/>
         </w:rPr>
-        <w:hyperlink r:id="rId38" w:history="1">
+        <w:hyperlink r:id="rId37" w:history="1">
           <w:r>
             <w:rPr>
               <w:rStyle w:val="Hyperlink"/>
@@ -6095,7 +6124,7 @@
           <w:color w:val="000000"/>
           <w:sz w:val="24"/>
         </w:rPr>
-        <w:hyperlink r:id="rId39" w:history="1">
+        <w:hyperlink r:id="rId38" w:history="1">
           <w:r>
             <w:rPr>
               <w:rStyle w:val="Hyperlink"/>

--- a/EXPORTS/DOCX/published/niveau1/Dutch/Sources.docx
+++ b/EXPORTS/DOCX/published/niveau1/Dutch/Sources.docx
@@ -609,31 +609,13 @@
       </w:r>
       <w:r>
         <w:rPr>
-          <w:u w:val="single" w:color="0000ff"/>
           <w:rFonts w:ascii="Charis SIL Italic" w:hAnsi="Charis SIL Italic" w:eastAsia="Charis SIL Italic"/>
           <w:b w:val="0"/>
           <w:i w:val="0"/>
           <w:color w:val="000000"/>
           <w:sz w:val="24"/>
         </w:rPr>
-        <w:hyperlink r:id="rId11" w:history="1">
-          <w:r>
-            <w:rPr>
-              <w:rStyle w:val="Hyperlink"/>
-            </w:rPr>
-            <w:t>anders d</w:t>
-          </w:r>
-        </w:hyperlink>
-      </w:r>
-      <w:r>
-        <w:rPr>
-          <w:rFonts w:ascii="Charis SIL Italic" w:hAnsi="Charis SIL Italic" w:eastAsia="Charis SIL Italic"/>
-          <w:b w:val="0"/>
-          <w:i w:val="0"/>
-          <w:color w:val="000000"/>
-          <w:sz w:val="24"/>
-        </w:rPr>
-        <w:t xml:space="preserve">an nu (denk aan </w:t>
+        <w:t xml:space="preserve">anders dan nu (denk aan </w:t>
       </w:r>
       <w:r>
         <w:rPr>
@@ -1319,13 +1301,86 @@
       </w:r>
       <w:r>
         <w:rPr>
+          <w:u w:val="single" w:color="0000ff"/>
           <w:rFonts w:ascii="Charis SIL Italic" w:hAnsi="Charis SIL Italic" w:eastAsia="Charis SIL Italic"/>
           <w:b w:val="0"/>
           <w:i w:val="0"/>
           <w:color w:val="000000"/>
           <w:sz w:val="24"/>
         </w:rPr>
-        <w:t xml:space="preserve">deel uit van de </w:t>
+        <w:hyperlink r:id="rId15" w:history="1">
+          <w:r>
+            <w:rPr>
+              <w:rStyle w:val="Hyperlink"/>
+            </w:rPr>
+            <w:t xml:space="preserve">deel uit </w:t>
+          </w:r>
+        </w:hyperlink>
+      </w:r>
+      <w:r>
+        <w:rPr>
+          <w:u w:val="single" w:color="0000ff"/>
+          <w:rFonts w:ascii="Charis SIL Italic" w:hAnsi="Charis SIL Italic" w:eastAsia="Charis SIL Italic"/>
+          <w:b w:val="0"/>
+          <w:i w:val="0"/>
+          <w:color w:val="000000"/>
+          <w:sz w:val="24"/>
+        </w:rPr>
+        <w:hyperlink r:id="rId15" w:history="1">
+          <w:r>
+            <w:rPr>
+              <w:rStyle w:val="Hyperlink"/>
+            </w:rPr>
+            <w:t>v</w:t>
+          </w:r>
+        </w:hyperlink>
+      </w:r>
+      <w:r>
+        <w:rPr>
+          <w:u w:val="single" w:color="0000ff"/>
+          <w:rFonts w:ascii="Charis SIL Italic" w:hAnsi="Charis SIL Italic" w:eastAsia="Charis SIL Italic"/>
+          <w:b w:val="0"/>
+          <w:i w:val="0"/>
+          <w:color w:val="000000"/>
+          <w:sz w:val="24"/>
+        </w:rPr>
+        <w:hyperlink r:id="rId15" w:history="1">
+          <w:r>
+            <w:rPr>
+              <w:rStyle w:val="Hyperlink"/>
+            </w:rPr>
+            <w:t>an d</w:t>
+          </w:r>
+        </w:hyperlink>
+      </w:r>
+      <w:r>
+        <w:rPr>
+          <w:u w:val="single" w:color="0000ff"/>
+          <w:rFonts w:ascii="Charis SIL Italic" w:hAnsi="Charis SIL Italic" w:eastAsia="Charis SIL Italic"/>
+          <w:b w:val="0"/>
+          <w:i w:val="0"/>
+          <w:color w:val="000000"/>
+          <w:sz w:val="24"/>
+        </w:rPr>
+        <w:hyperlink r:id="rId15" w:history="1">
+          <w:r>
+            <w:rPr>
+              <w:rStyle w:val="Hyperlink"/>
+            </w:rPr>
+            <w:t>e</w:t>
+          </w:r>
+        </w:hyperlink>
+      </w:r>
+      <w:r>
+        <w:rPr>
+          <w:u w:val="single" w:color="0000ff"/>
+          <w:rFonts w:ascii="Charis SIL Italic" w:hAnsi="Charis SIL Italic" w:eastAsia="Charis SIL Italic"/>
+          <w:b w:val="0"/>
+          <w:i w:val="0"/>
+          <w:color w:val="000000"/>
+          <w:sz w:val="24"/>
+        </w:rPr>
+        <w:t xml:space="preserve"> </w:t>
       </w:r>
       <w:r>
         <w:rPr>
@@ -1336,7 +1391,7 @@
           <w:sz w:val="24"/>
           <w:u w:val="single"/>
         </w:rPr>
-        <w:hyperlink r:id="rId16" w:history="1">
+        <w:hyperlink r:id="rId15" w:history="1">
           <w:r>
             <w:rPr>
               <w:rStyle w:val="Hyperlink"/>
@@ -1354,7 +1409,7 @@
           <w:sz w:val="24"/>
           <w:u w:val="single"/>
         </w:rPr>
-        <w:hyperlink r:id="rId16" w:history="1">
+        <w:hyperlink r:id="rId15" w:history="1">
           <w:r>
             <w:rPr>
               <w:rStyle w:val="Hyperlink"/>
@@ -1372,7 +1427,7 @@
           <w:sz w:val="24"/>
           <w:u w:val="single"/>
         </w:rPr>
-        <w:hyperlink r:id="rId16" w:history="1">
+        <w:hyperlink r:id="rId15" w:history="1">
           <w:r>
             <w:rPr>
               <w:rStyle w:val="Hyperlink"/>
@@ -1390,7 +1445,7 @@
           <w:sz w:val="24"/>
           <w:u w:val="single"/>
         </w:rPr>
-        <w:hyperlink r:id="rId16" w:history="1">
+        <w:hyperlink r:id="rId15" w:history="1">
           <w:r>
             <w:rPr>
               <w:rStyle w:val="Hyperlink"/>
@@ -1419,14 +1474,7 @@
           <w:sz w:val="24"/>
           <w:u w:val="single"/>
         </w:rPr>
-        <w:hyperlink r:id="rId16" w:history="1">
-          <w:r>
-            <w:rPr>
-              <w:rStyle w:val="Hyperlink"/>
-            </w:rPr>
-            <w:t>B</w:t>
-          </w:r>
-        </w:hyperlink>
+        <w:t>B</w:t>
       </w:r>
       <w:r>
         <w:rPr>
@@ -1466,7 +1514,7 @@
           <w:sz w:val="24"/>
           <w:u w:val="single"/>
         </w:rPr>
-        <w:hyperlink r:id="rId15" w:history="1">
+        <w:hyperlink r:id="rId16" w:history="1">
           <w:r>
             <w:rPr>
               <w:rStyle w:val="Hyperlink"/>
@@ -1484,7 +1532,7 @@
           <w:sz w:val="24"/>
           <w:u w:val="single"/>
         </w:rPr>
-        <w:hyperlink r:id="rId15" w:history="1">
+        <w:hyperlink r:id="rId16" w:history="1">
           <w:r>
             <w:rPr>
               <w:rStyle w:val="Hyperlink"/>
@@ -2097,32 +2145,13 @@
       </w:r>
       <w:r>
         <w:rPr>
-          <w:u w:val="single" w:color="0000ff"/>
           <w:rFonts w:ascii="Charis SIL Italic" w:hAnsi="Charis SIL Italic" w:eastAsia="Charis SIL Italic"/>
           <w:b w:val="0"/>
           <w:i w:val="0"/>
           <w:color w:val="000000"/>
           <w:sz w:val="24"/>
         </w:rPr>
-        <w:hyperlink r:id="rId17" w:history="1">
-          <w:r>
-            <w:rPr>
-              <w:rStyle w:val="Hyperlink"/>
-            </w:rPr>
-            <w:t>(sta</w:t>
-          </w:r>
-        </w:hyperlink>
-      </w:r>
-      <w:r>
-        <w:rPr>
-          <w:u w:val="single" w:color="0000ff"/>
-          <w:rFonts w:ascii="Charis SIL Italic" w:hAnsi="Charis SIL Italic" w:eastAsia="Charis SIL Italic"/>
-          <w:b w:val="0"/>
-          <w:i w:val="0"/>
-          <w:color w:val="000000"/>
-          <w:sz w:val="24"/>
-        </w:rPr>
-        <w:t>m</w:t>
+        <w:t>(stam</w:t>
       </w:r>
       <w:r>
         <w:rPr>
@@ -2516,7 +2545,7 @@
           <w:sz w:val="24"/>
           <w:u w:val="single"/>
         </w:rPr>
-        <w:hyperlink r:id="rId19" w:history="1">
+        <w:hyperlink r:id="rId18" w:history="1">
           <w:r>
             <w:rPr>
               <w:rStyle w:val="Hyperlink"/>
@@ -2545,7 +2574,7 @@
           <w:sz w:val="24"/>
           <w:u w:val="single"/>
         </w:rPr>
-        <w:hyperlink r:id="rId19" w:history="1">
+        <w:hyperlink r:id="rId18" w:history="1">
           <w:r>
             <w:rPr>
               <w:rStyle w:val="Hyperlink"/>
@@ -2621,7 +2650,7 @@
           <w:sz w:val="24"/>
           <w:u w:val="single"/>
         </w:rPr>
-        <w:hyperlink r:id="rId18" w:history="1">
+        <w:hyperlink r:id="rId19" w:history="1">
           <w:r>
             <w:rPr>
               <w:rStyle w:val="Hyperlink"/>
@@ -2666,83 +2695,7 @@
           <w:color w:val="000000"/>
           <w:sz w:val="24"/>
         </w:rPr>
-        <w:t>de archieven m</w:t>
-      </w:r>
-      <w:r>
-        <w:rPr>
-          <w:u w:val="single" w:color="0000ff"/>
-          <w:rFonts w:ascii="Charis SIL Italic" w:hAnsi="Charis SIL Italic" w:eastAsia="Charis SIL Italic"/>
-          <w:b w:val="0"/>
-          <w:i w:val="0"/>
-          <w:color w:val="000000"/>
-          <w:sz w:val="24"/>
-        </w:rPr>
-        <w:t>e</w:t>
-      </w:r>
-      <w:r>
-        <w:rPr>
-          <w:u w:val="single" w:color="0000ff"/>
-          <w:rFonts w:ascii="Charis SIL Italic" w:hAnsi="Charis SIL Italic" w:eastAsia="Charis SIL Italic"/>
-          <w:b w:val="0"/>
-          <w:i w:val="0"/>
-          <w:color w:val="000000"/>
-          <w:sz w:val="24"/>
-        </w:rPr>
-        <w:hyperlink r:id="rId19" w:history="1">
-          <w:r>
-            <w:rPr>
-              <w:rStyle w:val="Hyperlink"/>
-            </w:rPr>
-            <w:t>t b</w:t>
-          </w:r>
-        </w:hyperlink>
-      </w:r>
-      <w:r>
-        <w:rPr>
-          <w:u w:val="single" w:color="0000ff"/>
-          <w:rFonts w:ascii="Charis SIL Italic" w:hAnsi="Charis SIL Italic" w:eastAsia="Charis SIL Italic"/>
-          <w:b w:val="0"/>
-          <w:i w:val="0"/>
-          <w:color w:val="000000"/>
-          <w:sz w:val="24"/>
-        </w:rPr>
-        <w:hyperlink r:id="rId19" w:history="1">
-          <w:r>
-            <w:rPr>
-              <w:rStyle w:val="Hyperlink"/>
-            </w:rPr>
-            <w:t>etrekking</w:t>
-          </w:r>
-        </w:hyperlink>
-      </w:r>
-      <w:r>
-        <w:rPr>
-          <w:u w:val="single" w:color="0000ff"/>
-          <w:rFonts w:ascii="Charis SIL Italic" w:hAnsi="Charis SIL Italic" w:eastAsia="Charis SIL Italic"/>
-          <w:b w:val="0"/>
-          <w:i w:val="0"/>
-          <w:color w:val="000000"/>
-          <w:sz w:val="24"/>
-        </w:rPr>
-        <w:t xml:space="preserve"> </w:t>
-      </w:r>
-      <w:r>
-        <w:rPr>
-          <w:u w:val="single" w:color="0000ff"/>
-          <w:rFonts w:ascii="Charis SIL Italic" w:hAnsi="Charis SIL Italic" w:eastAsia="Charis SIL Italic"/>
-          <w:b w:val="0"/>
-          <w:i w:val="0"/>
-          <w:color w:val="000000"/>
-          <w:sz w:val="24"/>
-        </w:rPr>
-        <w:hyperlink r:id="rId19" w:history="1">
-          <w:r>
-            <w:rPr>
-              <w:rStyle w:val="Hyperlink"/>
-            </w:rPr>
-            <w:t>tot N</w:t>
-          </w:r>
-        </w:hyperlink>
+        <w:t>de archieven met betrekking tot N</w:t>
       </w:r>
       <w:r>
         <w:rPr>
@@ -3168,7 +3121,7 @@
           <w:sz w:val="24"/>
           <w:u w:val="single"/>
         </w:rPr>
-        <w:hyperlink r:id="rId16" w:history="1">
+        <w:hyperlink r:id="rId20" w:history="1">
           <w:r>
             <w:rPr>
               <w:rStyle w:val="Hyperlink"/>
@@ -3341,7 +3294,7 @@
           <w:sz w:val="24"/>
           <w:u w:val="single"/>
         </w:rPr>
-        <w:hyperlink r:id="rId16" w:history="1">
+        <w:hyperlink r:id="rId22" w:history="1">
           <w:r>
             <w:rPr>
               <w:rStyle w:val="Hyperlink"/>
@@ -3370,7 +3323,7 @@
           <w:sz w:val="24"/>
           <w:u w:val="single"/>
         </w:rPr>
-        <w:hyperlink r:id="rId16" w:history="1">
+        <w:hyperlink r:id="rId22" w:history="1">
           <w:r>
             <w:rPr>
               <w:rStyle w:val="Hyperlink"/>
@@ -3501,7 +3454,7 @@
           <w:sz w:val="24"/>
           <w:u w:val="single"/>
         </w:rPr>
-        <w:hyperlink r:id="rId22" w:history="1">
+        <w:hyperlink r:id="rId23" w:history="1">
           <w:r>
             <w:rPr>
               <w:rStyle w:val="Hyperlink"/>
@@ -3530,7 +3483,7 @@
           <w:sz w:val="24"/>
           <w:u w:val="single"/>
         </w:rPr>
-        <w:hyperlink r:id="rId22" w:history="1">
+        <w:hyperlink r:id="rId23" w:history="1">
           <w:r>
             <w:rPr>
               <w:rStyle w:val="Hyperlink"/>
@@ -3559,7 +3512,7 @@
           <w:sz w:val="24"/>
           <w:u w:val="single"/>
         </w:rPr>
-        <w:hyperlink r:id="rId22" w:history="1">
+        <w:hyperlink r:id="rId23" w:history="1">
           <w:r>
             <w:rPr>
               <w:rStyle w:val="Hyperlink"/>
@@ -3587,7 +3540,7 @@
           <w:sz w:val="24"/>
           <w:u w:val="single"/>
         </w:rPr>
-        <w:hyperlink r:id="rId23" w:history="1">
+        <w:hyperlink r:id="rId24" w:history="1">
           <w:r>
             <w:rPr>
               <w:rStyle w:val="Hyperlink"/>
@@ -3614,24 +3567,7 @@
           <w:color w:val="000000"/>
           <w:sz w:val="24"/>
         </w:rPr>
-        <w:t>de beeldcollecties van he</w:t>
-      </w:r>
-      <w:r>
-        <w:rPr>
-          <w:rFonts w:ascii="Charis SIL Italic" w:hAnsi="Charis SIL Italic" w:eastAsia="Charis SIL Italic"/>
-          <w:b w:val="0"/>
-          <w:i w:val="0"/>
-          <w:color w:val="000000"/>
-          <w:sz w:val="24"/>
-        </w:rPr>
-        <w:hyperlink r:id="rId22" w:history="1">
-          <w:r>
-            <w:rPr>
-              <w:rStyle w:val="Hyperlink"/>
-            </w:rPr>
-            <w:t xml:space="preserve">t </w:t>
-          </w:r>
-        </w:hyperlink>
+        <w:t xml:space="preserve">de beeldcollecties van het </w:t>
       </w:r>
       <w:r>
         <w:rPr>
@@ -3642,7 +3578,7 @@
           <w:sz w:val="24"/>
           <w:u w:val="single"/>
         </w:rPr>
-        <w:hyperlink r:id="rId22" w:history="1">
+        <w:hyperlink r:id="rId25" w:history="1">
           <w:r>
             <w:rPr>
               <w:rStyle w:val="Hyperlink"/>
@@ -3671,7 +3607,7 @@
           <w:sz w:val="24"/>
           <w:u w:val="single"/>
         </w:rPr>
-        <w:hyperlink r:id="rId22" w:history="1">
+        <w:hyperlink r:id="rId25" w:history="1">
           <w:r>
             <w:rPr>
               <w:rStyle w:val="Hyperlink"/>
@@ -3689,7 +3625,7 @@
           <w:sz w:val="24"/>
           <w:u w:val="single"/>
         </w:rPr>
-        <w:hyperlink r:id="rId22" w:history="1">
+        <w:hyperlink r:id="rId25" w:history="1">
           <w:r>
             <w:rPr>
               <w:rStyle w:val="Hyperlink"/>
@@ -3707,14 +3643,7 @@
           <w:color w:val="000000"/>
           <w:sz w:val="24"/>
         </w:rPr>
-        <w:hyperlink r:id="rId22" w:history="1">
-          <w:r>
-            <w:rPr>
-              <w:rStyle w:val="Hyperlink"/>
-            </w:rPr>
-            <w:t xml:space="preserve"> en </w:t>
-          </w:r>
-        </w:hyperlink>
+        <w:t xml:space="preserve"> en </w:t>
       </w:r>
       <w:r>
         <w:rPr>
@@ -3723,27 +3652,19 @@
           <w:i w:val="0"/>
           <w:color w:val="0000FF"/>
           <w:sz w:val="24"/>
+        </w:rPr>
+        <w:t>Rijk</w:t>
+      </w:r>
+      <w:r>
+        <w:rPr>
+          <w:rFonts w:ascii="Charis SIL Italic" w:hAnsi="Charis SIL Italic" w:eastAsia="Charis SIL Italic"/>
+          <w:b w:val="0"/>
+          <w:i w:val="0"/>
+          <w:color w:val="0000FF"/>
+          <w:sz w:val="24"/>
           <w:u w:val="single"/>
         </w:rPr>
-        <w:hyperlink r:id="rId22" w:history="1">
-          <w:r>
-            <w:rPr>
-              <w:rStyle w:val="Hyperlink"/>
-            </w:rPr>
-            <w:t>Rijk</w:t>
-          </w:r>
-        </w:hyperlink>
-      </w:r>
-      <w:r>
-        <w:rPr>
-          <w:rFonts w:ascii="Charis SIL Italic" w:hAnsi="Charis SIL Italic" w:eastAsia="Charis SIL Italic"/>
-          <w:b w:val="0"/>
-          <w:i w:val="0"/>
-          <w:color w:val="0000FF"/>
-          <w:sz w:val="24"/>
-          <w:u w:val="single"/>
-        </w:rPr>
-        <w:hyperlink r:id="rId22" w:history="1">
+        <w:hyperlink r:id="rId23" w:history="1">
           <w:r>
             <w:rPr>
               <w:rStyle w:val="Hyperlink"/>
@@ -3761,7 +3682,7 @@
           <w:sz w:val="24"/>
           <w:u w:val="single"/>
         </w:rPr>
-        <w:hyperlink r:id="rId24" w:history="1">
+        <w:hyperlink r:id="rId26" w:history="1">
           <w:r>
             <w:rPr>
               <w:rStyle w:val="Hyperlink"/>
@@ -3778,7 +3699,25 @@
           <w:color w:val="000000"/>
           <w:sz w:val="24"/>
         </w:rPr>
-        <w:t xml:space="preserve">. Het </w:t>
+        <w:t>. H</w:t>
+      </w:r>
+      <w:r>
+        <w:rPr>
+          <w:u w:val="single" w:color="0000ff"/>
+          <w:rFonts w:ascii="Charis SIL Italic" w:hAnsi="Charis SIL Italic" w:eastAsia="Charis SIL Italic"/>
+          <w:b w:val="0"/>
+          <w:i w:val="0"/>
+          <w:color w:val="000000"/>
+          <w:sz w:val="24"/>
+        </w:rPr>
+        <w:hyperlink r:id="rId24" w:history="1">
+          <w:r>
+            <w:rPr>
+              <w:rStyle w:val="Hyperlink"/>
+            </w:rPr>
+            <w:t xml:space="preserve">et </w:t>
+          </w:r>
+        </w:hyperlink>
       </w:r>
       <w:r>
         <w:rPr>
@@ -3789,7 +3728,7 @@
           <w:sz w:val="24"/>
           <w:u w:val="single"/>
         </w:rPr>
-        <w:hyperlink r:id="rId23" w:history="1">
+        <w:hyperlink r:id="rId24" w:history="1">
           <w:r>
             <w:rPr>
               <w:rStyle w:val="Hyperlink"/>
@@ -3818,7 +3757,7 @@
           <w:sz w:val="24"/>
           <w:u w:val="single"/>
         </w:rPr>
-        <w:hyperlink r:id="rId23" w:history="1">
+        <w:hyperlink r:id="rId24" w:history="1">
           <w:r>
             <w:rPr>
               <w:rStyle w:val="Hyperlink"/>
@@ -3836,7 +3775,7 @@
           <w:sz w:val="24"/>
           <w:u w:val="single"/>
         </w:rPr>
-        <w:hyperlink r:id="rId25" w:history="1">
+        <w:hyperlink r:id="rId27" w:history="1">
           <w:r>
             <w:rPr>
               <w:rStyle w:val="Hyperlink"/>
@@ -3874,7 +3813,7 @@
           <w:color w:val="000000"/>
           <w:sz w:val="24"/>
         </w:rPr>
-        <w:hyperlink r:id="rId26" w:history="1">
+        <w:hyperlink r:id="rId25" w:history="1">
           <w:r>
             <w:rPr>
               <w:rStyle w:val="Hyperlink"/>
@@ -3892,7 +3831,7 @@
           <w:sz w:val="24"/>
           <w:u w:val="single"/>
         </w:rPr>
-        <w:hyperlink r:id="rId26" w:history="1">
+        <w:hyperlink r:id="rId25" w:history="1">
           <w:r>
             <w:rPr>
               <w:rStyle w:val="Hyperlink"/>
@@ -3910,7 +3849,7 @@
           <w:sz w:val="24"/>
           <w:u w:val="single"/>
         </w:rPr>
-        <w:hyperlink r:id="rId26" w:history="1">
+        <w:hyperlink r:id="rId25" w:history="1">
           <w:r>
             <w:rPr>
               <w:rStyle w:val="Hyperlink"/>
@@ -3928,7 +3867,7 @@
           <w:sz w:val="24"/>
           <w:u w:val="single"/>
         </w:rPr>
-        <w:hyperlink r:id="rId27" w:history="1">
+        <w:hyperlink r:id="rId28" w:history="1">
           <w:r>
             <w:rPr>
               <w:rStyle w:val="Hyperlink"/>
@@ -3946,6 +3885,17 @@
           <w:sz w:val="24"/>
           <w:u w:val="single"/>
         </w:rPr>
+        <w:t xml:space="preserve"> in</w:t>
+      </w:r>
+      <w:r>
+        <w:rPr>
+          <w:rFonts w:ascii="Charis SIL Italic" w:hAnsi="Charis SIL Italic" w:eastAsia="Charis SIL Italic"/>
+          <w:b w:val="0"/>
+          <w:i w:val="0"/>
+          <w:color w:val="0000FF"/>
+          <w:sz w:val="24"/>
+          <w:u w:val="single"/>
+        </w:rPr>
         <w:t xml:space="preserve"> </w:t>
       </w:r>
       <w:r>
@@ -3957,36 +3907,7 @@
           <w:sz w:val="24"/>
           <w:u w:val="single"/>
         </w:rPr>
-        <w:hyperlink r:id="rId27" w:history="1">
-          <w:r>
-            <w:rPr>
-              <w:rStyle w:val="Hyperlink"/>
-            </w:rPr>
-            <w:t>in</w:t>
-          </w:r>
-        </w:hyperlink>
-      </w:r>
-      <w:r>
-        <w:rPr>
-          <w:rFonts w:ascii="Charis SIL Italic" w:hAnsi="Charis SIL Italic" w:eastAsia="Charis SIL Italic"/>
-          <w:b w:val="0"/>
-          <w:i w:val="0"/>
-          <w:color w:val="0000FF"/>
-          <w:sz w:val="24"/>
-          <w:u w:val="single"/>
-        </w:rPr>
-        <w:t xml:space="preserve"> </w:t>
-      </w:r>
-      <w:r>
-        <w:rPr>
-          <w:rFonts w:ascii="Charis SIL Italic" w:hAnsi="Charis SIL Italic" w:eastAsia="Charis SIL Italic"/>
-          <w:b w:val="0"/>
-          <w:i w:val="0"/>
-          <w:color w:val="0000FF"/>
-          <w:sz w:val="24"/>
-          <w:u w:val="single"/>
-        </w:rPr>
-        <w:hyperlink r:id="rId27" w:history="1">
+        <w:hyperlink r:id="rId26" w:history="1">
           <w:r>
             <w:rPr>
               <w:rStyle w:val="Hyperlink"/>
@@ -4004,7 +3925,7 @@
           <w:color w:val="000000"/>
           <w:sz w:val="24"/>
         </w:rPr>
-        <w:hyperlink r:id="rId24" w:history="1">
+        <w:hyperlink r:id="rId26" w:history="1">
           <w:r>
             <w:rPr>
               <w:rStyle w:val="Hyperlink"/>
@@ -4052,7 +3973,7 @@
           <w:sz w:val="24"/>
           <w:u w:val="single"/>
         </w:rPr>
-        <w:hyperlink r:id="rId28" w:history="1">
+        <w:hyperlink r:id="rId29" w:history="1">
           <w:r>
             <w:rPr>
               <w:rStyle w:val="Hyperlink"/>
@@ -4081,7 +4002,7 @@
           <w:sz w:val="24"/>
           <w:u w:val="single"/>
         </w:rPr>
-        <w:hyperlink r:id="rId28" w:history="1">
+        <w:hyperlink r:id="rId29" w:history="1">
           <w:r>
             <w:rPr>
               <w:rStyle w:val="Hyperlink"/>
@@ -4109,7 +4030,7 @@
           <w:sz w:val="24"/>
           <w:u w:val="single"/>
         </w:rPr>
-        <w:hyperlink r:id="rId29" w:history="1">
+        <w:hyperlink r:id="rId30" w:history="1">
           <w:r>
             <w:rPr>
               <w:rStyle w:val="Hyperlink"/>
@@ -4127,7 +4048,7 @@
           <w:sz w:val="24"/>
           <w:u w:val="single"/>
         </w:rPr>
-        <w:hyperlink r:id="rId29" w:history="1">
+        <w:hyperlink r:id="rId30" w:history="1">
           <w:r>
             <w:rPr>
               <w:rStyle w:val="Hyperlink"/>
@@ -4156,7 +4077,7 @@
           <w:sz w:val="24"/>
           <w:u w:val="single"/>
         </w:rPr>
-        <w:hyperlink r:id="rId29" w:history="1">
+        <w:hyperlink r:id="rId30" w:history="1">
           <w:r>
             <w:rPr>
               <w:rStyle w:val="Hyperlink"/>
@@ -4443,7 +4364,7 @@
           <w:sz w:val="24"/>
           <w:u w:val="single"/>
         </w:rPr>
-        <w:hyperlink r:id="rId30" w:history="1">
+        <w:hyperlink r:id="rId31" w:history="1">
           <w:r>
             <w:rPr>
               <w:rStyle w:val="Hyperlink"/>
@@ -4472,7 +4393,7 @@
           <w:sz w:val="24"/>
           <w:u w:val="single"/>
         </w:rPr>
-        <w:hyperlink r:id="rId30" w:history="1">
+        <w:hyperlink r:id="rId31" w:history="1">
           <w:r>
             <w:rPr>
               <w:rStyle w:val="Hyperlink"/>
@@ -4501,7 +4422,7 @@
           <w:sz w:val="24"/>
           <w:u w:val="single"/>
         </w:rPr>
-        <w:hyperlink r:id="rId30" w:history="1">
+        <w:hyperlink r:id="rId31" w:history="1">
           <w:r>
             <w:rPr>
               <w:rStyle w:val="Hyperlink"/>
@@ -4529,7 +4450,7 @@
           <w:sz w:val="24"/>
           <w:u w:val="single"/>
         </w:rPr>
-        <w:hyperlink r:id="rId31" w:history="1">
+        <w:hyperlink r:id="rId32" w:history="1">
           <w:r>
             <w:rPr>
               <w:rStyle w:val="Hyperlink"/>
@@ -4558,7 +4479,7 @@
           <w:sz w:val="24"/>
           <w:u w:val="single"/>
         </w:rPr>
-        <w:hyperlink r:id="rId31" w:history="1">
+        <w:hyperlink r:id="rId32" w:history="1">
           <w:r>
             <w:rPr>
               <w:rStyle w:val="Hyperlink"/>
@@ -4587,7 +4508,7 @@
           <w:sz w:val="24"/>
           <w:u w:val="single"/>
         </w:rPr>
-        <w:hyperlink r:id="rId31" w:history="1">
+        <w:hyperlink r:id="rId32" w:history="1">
           <w:r>
             <w:rPr>
               <w:rStyle w:val="Hyperlink"/>
@@ -4616,7 +4537,7 @@
           <w:sz w:val="24"/>
           <w:u w:val="single"/>
         </w:rPr>
-        <w:hyperlink r:id="rId31" w:history="1">
+        <w:hyperlink r:id="rId32" w:history="1">
           <w:r>
             <w:rPr>
               <w:rStyle w:val="Hyperlink"/>
@@ -4644,7 +4565,7 @@
           <w:sz w:val="24"/>
           <w:u w:val="single"/>
         </w:rPr>
-        <w:hyperlink r:id="rId32" w:history="1">
+        <w:hyperlink r:id="rId33" w:history="1">
           <w:r>
             <w:rPr>
               <w:rStyle w:val="Hyperlink"/>
@@ -4673,7 +4594,7 @@
           <w:sz w:val="24"/>
           <w:u w:val="single"/>
         </w:rPr>
-        <w:hyperlink r:id="rId32" w:history="1">
+        <w:hyperlink r:id="rId33" w:history="1">
           <w:r>
             <w:rPr>
               <w:rStyle w:val="Hyperlink"/>
@@ -4702,7 +4623,7 @@
           <w:sz w:val="24"/>
           <w:u w:val="single"/>
         </w:rPr>
-        <w:hyperlink r:id="rId32" w:history="1">
+        <w:hyperlink r:id="rId33" w:history="1">
           <w:r>
             <w:rPr>
               <w:rStyle w:val="Hyperlink"/>
@@ -4731,7 +4652,7 @@
           <w:sz w:val="24"/>
           <w:u w:val="single"/>
         </w:rPr>
-        <w:hyperlink r:id="rId32" w:history="1">
+        <w:hyperlink r:id="rId31" w:history="1">
           <w:r>
             <w:rPr>
               <w:rStyle w:val="Hyperlink"/>
@@ -4760,7 +4681,7 @@
           <w:sz w:val="24"/>
           <w:u w:val="single"/>
         </w:rPr>
-        <w:hyperlink r:id="rId32" w:history="1">
+        <w:hyperlink r:id="rId31" w:history="1">
           <w:r>
             <w:rPr>
               <w:rStyle w:val="Hyperlink"/>
@@ -4771,6 +4692,7 @@
       </w:r>
       <w:r>
         <w:rPr>
+          <w:u w:val="single" w:color="0000ff"/>
           <w:rFonts w:ascii="Charis SIL Italic" w:hAnsi="Charis SIL Italic" w:eastAsia="Charis SIL Italic"/>
           <w:b w:val="0"/>
           <w:i w:val="0"/>
@@ -4788,7 +4710,7 @@
           <w:color w:val="000000"/>
           <w:sz w:val="24"/>
         </w:rPr>
-        <w:hyperlink r:id="rId30" w:history="1">
+        <w:hyperlink r:id="rId31" w:history="1">
           <w:r>
             <w:rPr>
               <w:rStyle w:val="Hyperlink"/>
@@ -4806,7 +4728,7 @@
           <w:sz w:val="24"/>
           <w:u w:val="single"/>
         </w:rPr>
-        <w:hyperlink r:id="rId30" w:history="1">
+        <w:hyperlink r:id="rId31" w:history="1">
           <w:r>
             <w:rPr>
               <w:rStyle w:val="Hyperlink"/>
@@ -4823,165 +4745,6 @@
           <w:color w:val="0000FF"/>
           <w:sz w:val="24"/>
           <w:u w:val="single"/>
-        </w:rPr>
-        <w:hyperlink r:id="rId30" w:history="1">
-          <w:r>
-            <w:rPr>
-              <w:rStyle w:val="Hyperlink"/>
-            </w:rPr>
-            <w:t>o</w:t>
-          </w:r>
-        </w:hyperlink>
-      </w:r>
-      <w:r>
-        <w:rPr>
-          <w:rFonts w:ascii="Charis SIL Italic" w:hAnsi="Charis SIL Italic" w:eastAsia="Charis SIL Italic"/>
-          <w:b w:val="0"/>
-          <w:i w:val="0"/>
-          <w:color w:val="0000FF"/>
-          <w:sz w:val="24"/>
-          <w:u w:val="single"/>
-        </w:rPr>
-        <w:hyperlink r:id="rId30" w:history="1">
-          <w:r>
-            <w:rPr>
-              <w:rStyle w:val="Hyperlink"/>
-            </w:rPr>
-            <w:t>naal</w:t>
-          </w:r>
-        </w:hyperlink>
-      </w:r>
-      <w:r>
-        <w:rPr>
-          <w:rFonts w:ascii="Charis SIL Italic" w:hAnsi="Charis SIL Italic" w:eastAsia="Charis SIL Italic"/>
-          <w:b w:val="0"/>
-          <w:i w:val="0"/>
-          <w:color w:val="0000FF"/>
-          <w:sz w:val="24"/>
-          <w:u w:val="single"/>
-        </w:rPr>
-        <w:t xml:space="preserve"> </w:t>
-      </w:r>
-      <w:r>
-        <w:rPr>
-          <w:rFonts w:ascii="Charis SIL Italic" w:hAnsi="Charis SIL Italic" w:eastAsia="Charis SIL Italic"/>
-          <w:b w:val="0"/>
-          <w:i w:val="0"/>
-          <w:color w:val="0000FF"/>
-          <w:sz w:val="24"/>
-          <w:u w:val="single"/>
-        </w:rPr>
-        <w:hyperlink r:id="rId30" w:history="1">
-          <w:r>
-            <w:rPr>
-              <w:rStyle w:val="Hyperlink"/>
-            </w:rPr>
-            <w:t>Arch</w:t>
-          </w:r>
-        </w:hyperlink>
-      </w:r>
-      <w:r>
-        <w:rPr>
-          <w:rFonts w:ascii="Charis SIL Italic" w:hAnsi="Charis SIL Italic" w:eastAsia="Charis SIL Italic"/>
-          <w:b w:val="0"/>
-          <w:i w:val="0"/>
-          <w:color w:val="0000FF"/>
-          <w:sz w:val="24"/>
-          <w:u w:val="single"/>
-        </w:rPr>
-        <w:t>i</w:t>
-      </w:r>
-      <w:r>
-        <w:rPr>
-          <w:rFonts w:ascii="Charis SIL Italic" w:hAnsi="Charis SIL Italic" w:eastAsia="Charis SIL Italic"/>
-          <w:b w:val="0"/>
-          <w:i w:val="0"/>
-          <w:color w:val="0000FF"/>
-          <w:sz w:val="24"/>
-          <w:u w:val="single"/>
-        </w:rPr>
-        <w:hyperlink r:id="rId31" w:history="1">
-          <w:r>
-            <w:rPr>
-              <w:rStyle w:val="Hyperlink"/>
-            </w:rPr>
-            <w:t>ef</w:t>
-          </w:r>
-        </w:hyperlink>
-      </w:r>
-      <w:r>
-        <w:rPr>
-          <w:rFonts w:ascii="Charis SIL Italic" w:hAnsi="Charis SIL Italic" w:eastAsia="Charis SIL Italic"/>
-          <w:b w:val="0"/>
-          <w:i w:val="0"/>
-          <w:color w:val="0000FF"/>
-          <w:sz w:val="24"/>
-          <w:u w:val="single"/>
-        </w:rPr>
-        <w:t xml:space="preserve"> </w:t>
-      </w:r>
-      <w:r>
-        <w:rPr>
-          <w:rFonts w:ascii="Charis SIL Italic" w:hAnsi="Charis SIL Italic" w:eastAsia="Charis SIL Italic"/>
-          <w:b w:val="0"/>
-          <w:i w:val="0"/>
-          <w:color w:val="0000FF"/>
-          <w:sz w:val="24"/>
-          <w:u w:val="single"/>
-        </w:rPr>
-        <w:hyperlink r:id="rId31" w:history="1">
-          <w:r>
-            <w:rPr>
-              <w:rStyle w:val="Hyperlink"/>
-            </w:rPr>
-            <w:t>Cur</w:t>
-          </w:r>
-        </w:hyperlink>
-      </w:r>
-      <w:r>
-        <w:rPr>
-          <w:rFonts w:ascii="Charis SIL Italic" w:hAnsi="Charis SIL Italic" w:eastAsia="Charis SIL Italic"/>
-          <w:b w:val="0"/>
-          <w:i w:val="0"/>
-          <w:color w:val="0000FF"/>
-          <w:sz w:val="24"/>
-          <w:u w:val="single"/>
-        </w:rPr>
-        <w:hyperlink r:id="rId31" w:history="1">
-          <w:r>
-            <w:rPr>
-              <w:rStyle w:val="Hyperlink"/>
-            </w:rPr>
-            <w:t>açao</w:t>
-          </w:r>
-        </w:hyperlink>
-      </w:r>
-      <w:r>
-        <w:rPr>
-          <w:u w:val="single" w:color="0000ff"/>
-          <w:rFonts w:ascii="Charis SIL Italic" w:hAnsi="Charis SIL Italic" w:eastAsia="Charis SIL Italic"/>
-          <w:b w:val="0"/>
-          <w:i w:val="0"/>
-          <w:color w:val="000000"/>
-          <w:sz w:val="24"/>
-        </w:rPr>
-        <w:hyperlink r:id="rId31" w:history="1">
-          <w:r>
-            <w:rPr>
-              <w:rStyle w:val="Hyperlink"/>
-            </w:rPr>
-            <w:t>. Vo</w:t>
-          </w:r>
-        </w:hyperlink>
-      </w:r>
-      <w:r>
-        <w:rPr>
-          <w:u w:val="single" w:color="0000ff"/>
-          <w:rFonts w:ascii="Charis SIL Italic" w:hAnsi="Charis SIL Italic" w:eastAsia="Charis SIL Italic"/>
-          <w:b w:val="0"/>
-          <w:i w:val="0"/>
-          <w:color w:val="000000"/>
-          <w:sz w:val="24"/>
         </w:rPr>
         <w:hyperlink r:id="rId31" w:history="1">
           <w:r>
@@ -4994,6 +4757,136 @@
       </w:r>
       <w:r>
         <w:rPr>
+          <w:rFonts w:ascii="Charis SIL Italic" w:hAnsi="Charis SIL Italic" w:eastAsia="Charis SIL Italic"/>
+          <w:b w:val="0"/>
+          <w:i w:val="0"/>
+          <w:color w:val="0000FF"/>
+          <w:sz w:val="24"/>
+          <w:u w:val="single"/>
+        </w:rPr>
+        <w:hyperlink r:id="rId31" w:history="1">
+          <w:r>
+            <w:rPr>
+              <w:rStyle w:val="Hyperlink"/>
+            </w:rPr>
+            <w:t>naal</w:t>
+          </w:r>
+        </w:hyperlink>
+      </w:r>
+      <w:r>
+        <w:rPr>
+          <w:rFonts w:ascii="Charis SIL Italic" w:hAnsi="Charis SIL Italic" w:eastAsia="Charis SIL Italic"/>
+          <w:b w:val="0"/>
+          <w:i w:val="0"/>
+          <w:color w:val="0000FF"/>
+          <w:sz w:val="24"/>
+          <w:u w:val="single"/>
+        </w:rPr>
+        <w:t xml:space="preserve"> </w:t>
+      </w:r>
+      <w:r>
+        <w:rPr>
+          <w:rFonts w:ascii="Charis SIL Italic" w:hAnsi="Charis SIL Italic" w:eastAsia="Charis SIL Italic"/>
+          <w:b w:val="0"/>
+          <w:i w:val="0"/>
+          <w:color w:val="0000FF"/>
+          <w:sz w:val="24"/>
+          <w:u w:val="single"/>
+        </w:rPr>
+        <w:hyperlink r:id="rId34" w:history="1">
+          <w:r>
+            <w:rPr>
+              <w:rStyle w:val="Hyperlink"/>
+            </w:rPr>
+            <w:t>Arch</w:t>
+          </w:r>
+        </w:hyperlink>
+      </w:r>
+      <w:r>
+        <w:rPr>
+          <w:rFonts w:ascii="Charis SIL Italic" w:hAnsi="Charis SIL Italic" w:eastAsia="Charis SIL Italic"/>
+          <w:b w:val="0"/>
+          <w:i w:val="0"/>
+          <w:color w:val="0000FF"/>
+          <w:sz w:val="24"/>
+          <w:u w:val="single"/>
+        </w:rPr>
+        <w:hyperlink r:id="rId34" w:history="1">
+          <w:r>
+            <w:rPr>
+              <w:rStyle w:val="Hyperlink"/>
+            </w:rPr>
+            <w:t>i</w:t>
+          </w:r>
+        </w:hyperlink>
+      </w:r>
+      <w:r>
+        <w:rPr>
+          <w:rFonts w:ascii="Charis SIL Italic" w:hAnsi="Charis SIL Italic" w:eastAsia="Charis SIL Italic"/>
+          <w:b w:val="0"/>
+          <w:i w:val="0"/>
+          <w:color w:val="0000FF"/>
+          <w:sz w:val="24"/>
+          <w:u w:val="single"/>
+        </w:rPr>
+        <w:hyperlink r:id="rId34" w:history="1">
+          <w:r>
+            <w:rPr>
+              <w:rStyle w:val="Hyperlink"/>
+            </w:rPr>
+            <w:t>ef</w:t>
+          </w:r>
+        </w:hyperlink>
+      </w:r>
+      <w:r>
+        <w:rPr>
+          <w:rFonts w:ascii="Charis SIL Italic" w:hAnsi="Charis SIL Italic" w:eastAsia="Charis SIL Italic"/>
+          <w:b w:val="0"/>
+          <w:i w:val="0"/>
+          <w:color w:val="0000FF"/>
+          <w:sz w:val="24"/>
+          <w:u w:val="single"/>
+        </w:rPr>
+        <w:t xml:space="preserve"> </w:t>
+      </w:r>
+      <w:r>
+        <w:rPr>
+          <w:rFonts w:ascii="Charis SIL Italic" w:hAnsi="Charis SIL Italic" w:eastAsia="Charis SIL Italic"/>
+          <w:b w:val="0"/>
+          <w:i w:val="0"/>
+          <w:color w:val="0000FF"/>
+          <w:sz w:val="24"/>
+          <w:u w:val="single"/>
+        </w:rPr>
+        <w:hyperlink r:id="rId34" w:history="1">
+          <w:r>
+            <w:rPr>
+              <w:rStyle w:val="Hyperlink"/>
+            </w:rPr>
+            <w:t>Cur</w:t>
+          </w:r>
+        </w:hyperlink>
+      </w:r>
+      <w:r>
+        <w:rPr>
+          <w:rFonts w:ascii="Charis SIL Italic" w:hAnsi="Charis SIL Italic" w:eastAsia="Charis SIL Italic"/>
+          <w:b w:val="0"/>
+          <w:i w:val="0"/>
+          <w:color w:val="0000FF"/>
+          <w:sz w:val="24"/>
+          <w:u w:val="single"/>
+        </w:rPr>
+        <w:hyperlink r:id="rId34" w:history="1">
+          <w:r>
+            <w:rPr>
+              <w:rStyle w:val="Hyperlink"/>
+            </w:rPr>
+            <w:t>açao</w:t>
+          </w:r>
+        </w:hyperlink>
+      </w:r>
+      <w:r>
+        <w:rPr>
           <w:u w:val="single" w:color="0000ff"/>
           <w:rFonts w:ascii="Charis SIL Italic" w:hAnsi="Charis SIL Italic" w:eastAsia="Charis SIL Italic"/>
           <w:b w:val="0"/>
@@ -5001,7 +4894,43 @@
           <w:color w:val="000000"/>
           <w:sz w:val="24"/>
         </w:rPr>
-        <w:hyperlink r:id="rId31" w:history="1">
+        <w:hyperlink r:id="rId32" w:history="1">
+          <w:r>
+            <w:rPr>
+              <w:rStyle w:val="Hyperlink"/>
+            </w:rPr>
+            <w:t>. Vo</w:t>
+          </w:r>
+        </w:hyperlink>
+      </w:r>
+      <w:r>
+        <w:rPr>
+          <w:u w:val="single" w:color="0000ff"/>
+          <w:rFonts w:ascii="Charis SIL Italic" w:hAnsi="Charis SIL Italic" w:eastAsia="Charis SIL Italic"/>
+          <w:b w:val="0"/>
+          <w:i w:val="0"/>
+          <w:color w:val="000000"/>
+          <w:sz w:val="24"/>
+        </w:rPr>
+        <w:hyperlink r:id="rId32" w:history="1">
+          <w:r>
+            <w:rPr>
+              <w:rStyle w:val="Hyperlink"/>
+            </w:rPr>
+            <w:t>o</w:t>
+          </w:r>
+        </w:hyperlink>
+      </w:r>
+      <w:r>
+        <w:rPr>
+          <w:u w:val="single" w:color="0000ff"/>
+          <w:rFonts w:ascii="Charis SIL Italic" w:hAnsi="Charis SIL Italic" w:eastAsia="Charis SIL Italic"/>
+          <w:b w:val="0"/>
+          <w:i w:val="0"/>
+          <w:color w:val="000000"/>
+          <w:sz w:val="24"/>
+        </w:rPr>
+        <w:hyperlink r:id="rId32" w:history="1">
           <w:r>
             <w:rPr>
               <w:rStyle w:val="Hyperlink"/>
@@ -5030,7 +4959,7 @@
           <w:color w:val="000000"/>
           <w:sz w:val="24"/>
         </w:rPr>
-        <w:hyperlink r:id="rId31" w:history="1">
+        <w:hyperlink r:id="rId32" w:history="1">
           <w:r>
             <w:rPr>
               <w:rStyle w:val="Hyperlink"/>
@@ -5058,7 +4987,7 @@
           <w:color w:val="000000"/>
           <w:sz w:val="24"/>
         </w:rPr>
-        <w:hyperlink r:id="rId32" w:history="1">
+        <w:hyperlink r:id="rId33" w:history="1">
           <w:r>
             <w:rPr>
               <w:rStyle w:val="Hyperlink"/>
@@ -5076,7 +5005,7 @@
           <w:color w:val="000000"/>
           <w:sz w:val="24"/>
         </w:rPr>
-        <w:hyperlink r:id="rId32" w:history="1">
+        <w:hyperlink r:id="rId33" w:history="1">
           <w:r>
             <w:rPr>
               <w:rStyle w:val="Hyperlink"/>
@@ -5094,7 +5023,7 @@
           <w:color w:val="000000"/>
           <w:sz w:val="24"/>
         </w:rPr>
-        <w:hyperlink r:id="rId32" w:history="1">
+        <w:hyperlink r:id="rId33" w:history="1">
           <w:r>
             <w:rPr>
               <w:rStyle w:val="Hyperlink"/>
@@ -5112,7 +5041,7 @@
           <w:color w:val="000000"/>
           <w:sz w:val="24"/>
         </w:rPr>
-        <w:hyperlink r:id="rId32" w:history="1">
+        <w:hyperlink r:id="rId33" w:history="1">
           <w:r>
             <w:rPr>
               <w:rStyle w:val="Hyperlink"/>
@@ -5140,7 +5069,7 @@
           <w:sz w:val="24"/>
           <w:u w:val="single"/>
         </w:rPr>
-        <w:hyperlink r:id="rId32" w:history="1">
+        <w:hyperlink r:id="rId35" w:history="1">
           <w:r>
             <w:rPr>
               <w:rStyle w:val="Hyperlink"/>
@@ -5158,7 +5087,7 @@
           <w:sz w:val="24"/>
           <w:u w:val="single"/>
         </w:rPr>
-        <w:hyperlink r:id="rId32" w:history="1">
+        <w:hyperlink r:id="rId35" w:history="1">
           <w:r>
             <w:rPr>
               <w:rStyle w:val="Hyperlink"/>
@@ -5176,7 +5105,7 @@
           <w:color w:val="000000"/>
           <w:sz w:val="24"/>
         </w:rPr>
-        <w:hyperlink r:id="rId32" w:history="1">
+        <w:hyperlink r:id="rId33" w:history="1">
           <w:r>
             <w:rPr>
               <w:rStyle w:val="Hyperlink"/>
@@ -5215,7 +5144,7 @@
           <w:color w:val="000000"/>
           <w:sz w:val="24"/>
         </w:rPr>
-        <w:hyperlink r:id="rId33" w:history="1">
+        <w:hyperlink r:id="rId34" w:history="1">
           <w:r>
             <w:rPr>
               <w:rStyle w:val="Hyperlink"/>
@@ -5253,7 +5182,7 @@
           <w:sz w:val="24"/>
           <w:u w:val="single"/>
         </w:rPr>
-        <w:hyperlink r:id="rId34" w:history="1">
+        <w:hyperlink r:id="rId36" w:history="1">
           <w:r>
             <w:rPr>
               <w:rStyle w:val="Hyperlink"/>
@@ -5282,7 +5211,7 @@
           <w:sz w:val="24"/>
           <w:u w:val="single"/>
         </w:rPr>
-        <w:hyperlink r:id="rId34" w:history="1">
+        <w:hyperlink r:id="rId36" w:history="1">
           <w:r>
             <w:rPr>
               <w:rStyle w:val="Hyperlink"/>
@@ -5311,7 +5240,7 @@
           <w:sz w:val="24"/>
           <w:u w:val="single"/>
         </w:rPr>
-        <w:hyperlink r:id="rId34" w:history="1">
+        <w:hyperlink r:id="rId36" w:history="1">
           <w:r>
             <w:rPr>
               <w:rStyle w:val="Hyperlink"/>
@@ -5340,7 +5269,7 @@
           <w:sz w:val="24"/>
           <w:u w:val="single"/>
         </w:rPr>
-        <w:hyperlink r:id="rId34" w:history="1">
+        <w:hyperlink r:id="rId36" w:history="1">
           <w:r>
             <w:rPr>
               <w:rStyle w:val="Hyperlink"/>
@@ -5369,7 +5298,7 @@
           <w:sz w:val="24"/>
           <w:u w:val="single"/>
         </w:rPr>
-        <w:hyperlink r:id="rId34" w:history="1">
+        <w:hyperlink r:id="rId36" w:history="1">
           <w:r>
             <w:rPr>
               <w:rStyle w:val="Hyperlink"/>
@@ -5390,7 +5319,7 @@
           <w:sz w:val="24"/>
           <w:u w:val="single"/>
         </w:rPr>
-        <w:hyperlink r:id="rId34" w:history="1">
+        <w:hyperlink r:id="rId36" w:history="1">
           <w:r>
             <w:rPr>
               <w:rStyle w:val="Hyperlink"/>
@@ -5407,7 +5336,7 @@
           <w:color w:val="000000"/>
           <w:sz w:val="24"/>
         </w:rPr>
-        <w:t xml:space="preserve"> dat zich bij het Arsip Nasional in</w:t>
+        <w:t xml:space="preserve"> dat zich bij het Arsip Nasional in Jakarta bevindt, de stad waar deze </w:t>
       </w:r>
       <w:r>
         <w:rPr>
@@ -5418,110 +5347,7 @@
           <w:color w:val="000000"/>
           <w:sz w:val="24"/>
         </w:rPr>
-        <w:hyperlink r:id="rId34" w:history="1">
-          <w:r>
-            <w:rPr>
-              <w:rStyle w:val="Hyperlink"/>
-            </w:rPr>
-            <w:t xml:space="preserve"> Jakarta bevi</w:t>
-          </w:r>
-        </w:hyperlink>
-      </w:r>
-      <w:r>
-        <w:rPr>
-          <w:u w:val="single" w:color="0000ff"/>
-          <w:rFonts w:ascii="Charis SIL Italic" w:hAnsi="Charis SIL Italic" w:eastAsia="Charis SIL Italic"/>
-          <w:b w:val="0"/>
-          <w:i w:val="0"/>
-          <w:color w:val="000000"/>
-          <w:sz w:val="24"/>
-        </w:rPr>
-        <w:hyperlink r:id="rId34" w:history="1">
-          <w:r>
-            <w:rPr>
-              <w:rStyle w:val="Hyperlink"/>
-            </w:rPr>
-            <w:t>ndt,</w:t>
-          </w:r>
-        </w:hyperlink>
-      </w:r>
-      <w:r>
-        <w:rPr>
-          <w:u w:val="single" w:color="0000ff"/>
-          <w:rFonts w:ascii="Charis SIL Italic" w:hAnsi="Charis SIL Italic" w:eastAsia="Charis SIL Italic"/>
-          <w:b w:val="0"/>
-          <w:i w:val="0"/>
-          <w:color w:val="000000"/>
-          <w:sz w:val="24"/>
-        </w:rPr>
-        <w:t xml:space="preserve"> </w:t>
-      </w:r>
-      <w:r>
-        <w:rPr>
-          <w:u w:val="single" w:color="0000ff"/>
-          <w:rFonts w:ascii="Charis SIL Italic" w:hAnsi="Charis SIL Italic" w:eastAsia="Charis SIL Italic"/>
-          <w:b w:val="0"/>
-          <w:i w:val="0"/>
-          <w:color w:val="000000"/>
-          <w:sz w:val="24"/>
-        </w:rPr>
-        <w:hyperlink r:id="rId34" w:history="1">
-          <w:r>
-            <w:rPr>
-              <w:rStyle w:val="Hyperlink"/>
-            </w:rPr>
-            <w:t xml:space="preserve">de stad </w:t>
-          </w:r>
-        </w:hyperlink>
-      </w:r>
-      <w:r>
-        <w:rPr>
-          <w:rFonts w:ascii="Charis SIL Italic" w:hAnsi="Charis SIL Italic" w:eastAsia="Charis SIL Italic"/>
-          <w:b w:val="0"/>
-          <w:i w:val="0"/>
-          <w:color w:val="000000"/>
-          <w:sz w:val="24"/>
-        </w:rPr>
-        <w:t>w</w:t>
-      </w:r>
-      <w:r>
-        <w:rPr>
-          <w:u w:val="single" w:color="0000ff"/>
-          <w:rFonts w:ascii="Charis SIL Italic" w:hAnsi="Charis SIL Italic" w:eastAsia="Charis SIL Italic"/>
-          <w:b w:val="0"/>
-          <w:i w:val="0"/>
-          <w:color w:val="000000"/>
-          <w:sz w:val="24"/>
-        </w:rPr>
-        <w:hyperlink r:id="rId34" w:history="1">
-          <w:r>
-            <w:rPr>
-              <w:rStyle w:val="Hyperlink"/>
-            </w:rPr>
-            <w:t>aa</w:t>
-          </w:r>
-        </w:hyperlink>
-      </w:r>
-      <w:r>
-        <w:rPr>
-          <w:rFonts w:ascii="Charis SIL Italic" w:hAnsi="Charis SIL Italic" w:eastAsia="Charis SIL Italic"/>
-          <w:b w:val="0"/>
-          <w:i w:val="0"/>
-          <w:color w:val="000000"/>
-          <w:sz w:val="24"/>
-        </w:rPr>
-        <w:t xml:space="preserve">r deze </w:t>
-      </w:r>
-      <w:r>
-        <w:rPr>
-          <w:u w:val="single" w:color="0000ff"/>
-          <w:rFonts w:ascii="Charis SIL Italic" w:hAnsi="Charis SIL Italic" w:eastAsia="Charis SIL Italic"/>
-          <w:b w:val="0"/>
-          <w:i w:val="0"/>
-          <w:color w:val="000000"/>
-          <w:sz w:val="24"/>
-        </w:rPr>
-        <w:hyperlink r:id="rId34" w:history="1">
+        <w:hyperlink r:id="rId36" w:history="1">
           <w:r>
             <w:rPr>
               <w:rStyle w:val="Hyperlink"/>
@@ -5620,7 +5446,7 @@
           <w:sz w:val="24"/>
           <w:u w:val="single"/>
         </w:rPr>
-        <w:hyperlink r:id="rId35" w:history="1">
+        <w:hyperlink r:id="rId37" w:history="1">
           <w:r>
             <w:rPr>
               <w:rStyle w:val="Hyperlink"/>
@@ -5648,7 +5474,7 @@
           <w:sz w:val="24"/>
           <w:u w:val="single"/>
         </w:rPr>
-        <w:hyperlink r:id="rId36" w:history="1">
+        <w:hyperlink r:id="rId38" w:history="1">
           <w:r>
             <w:rPr>
               <w:rStyle w:val="Hyperlink"/>
@@ -5677,7 +5503,7 @@
           <w:sz w:val="24"/>
           <w:u w:val="single"/>
         </w:rPr>
-        <w:hyperlink r:id="rId36" w:history="1">
+        <w:hyperlink r:id="rId38" w:history="1">
           <w:r>
             <w:rPr>
               <w:rStyle w:val="Hyperlink"/>
@@ -5706,7 +5532,7 @@
           <w:sz w:val="24"/>
           <w:u w:val="single"/>
         </w:rPr>
-        <w:hyperlink r:id="rId36" w:history="1">
+        <w:hyperlink r:id="rId38" w:history="1">
           <w:r>
             <w:rPr>
               <w:rStyle w:val="Hyperlink"/>
@@ -5727,7 +5553,7 @@
           <w:sz w:val="24"/>
           <w:u w:val="single"/>
         </w:rPr>
-        <w:hyperlink r:id="rId36" w:history="1">
+        <w:hyperlink r:id="rId38" w:history="1">
           <w:r>
             <w:rPr>
               <w:rStyle w:val="Hyperlink"/>
@@ -5755,7 +5581,7 @@
           <w:sz w:val="24"/>
           <w:u w:val="single"/>
         </w:rPr>
-        <w:hyperlink r:id="rId37" w:history="1">
+        <w:hyperlink r:id="rId39" w:history="1">
           <w:r>
             <w:rPr>
               <w:rStyle w:val="Hyperlink"/>
@@ -5789,8 +5615,36 @@
           <w:i w:val="0"/>
           <w:color w:val="0000FF"/>
           <w:sz w:val="24"/>
+        </w:rPr>
+        <w:t xml:space="preserve"> a</w:t>
+      </w:r>
+      <w:r>
+        <w:rPr>
+          <w:rFonts w:ascii="Charis SIL Italic" w:hAnsi="Charis SIL Italic" w:eastAsia="Charis SIL Italic"/>
+          <w:b w:val="0"/>
+          <w:i w:val="0"/>
+          <w:color w:val="0000FF"/>
+          <w:sz w:val="24"/>
           <w:u w:val="single"/>
         </w:rPr>
+        <w:hyperlink r:id="rId38" w:history="1">
+          <w:r>
+            <w:rPr>
+              <w:rStyle w:val="Hyperlink"/>
+            </w:rPr>
+            <w:t>us</w:t>
+          </w:r>
+        </w:hyperlink>
+      </w:r>
+      <w:r>
+        <w:rPr>
+          <w:rFonts w:ascii="Charis SIL Italic" w:hAnsi="Charis SIL Italic" w:eastAsia="Charis SIL Italic"/>
+          <w:b w:val="0"/>
+          <w:i w:val="0"/>
+          <w:color w:val="0000FF"/>
+          <w:sz w:val="24"/>
+          <w:u w:val="single"/>
+        </w:rPr>
         <w:t xml:space="preserve"> </w:t>
       </w:r>
       <w:r>
@@ -5802,7 +5656,218 @@
           <w:sz w:val="24"/>
           <w:u w:val="single"/>
         </w:rPr>
-        <w:hyperlink r:id="rId37" w:history="1">
+        <w:hyperlink r:id="rId39" w:history="1">
+          <w:r>
+            <w:rPr>
+              <w:rStyle w:val="Hyperlink"/>
+            </w:rPr>
+            <w:t>Koloniale</w:t>
+          </w:r>
+        </w:hyperlink>
+      </w:r>
+      <w:r>
+        <w:rPr>
+          <w:rFonts w:ascii="Charis SIL Italic" w:hAnsi="Charis SIL Italic" w:eastAsia="Charis SIL Italic"/>
+          <w:b w:val="0"/>
+          <w:i w:val="0"/>
+          <w:color w:val="0000FF"/>
+          <w:sz w:val="24"/>
+          <w:u w:val="single"/>
+        </w:rPr>
+        <w:hyperlink r:id="rId39" w:history="1">
+          <w:r>
+            <w:rPr>
+              <w:rStyle w:val="Hyperlink"/>
+            </w:rPr>
+            <w:t>n</w:t>
+          </w:r>
+        </w:hyperlink>
+      </w:r>
+      <w:r>
+        <w:rPr>
+          <w:rFonts w:ascii="Charis SIL Italic" w:hAnsi="Charis SIL Italic" w:eastAsia="Charis SIL Italic"/>
+          <w:b w:val="0"/>
+          <w:i w:val="0"/>
+          <w:color w:val="0000FF"/>
+          <w:sz w:val="24"/>
+          <w:u w:val="single"/>
+        </w:rPr>
+        <w:t xml:space="preserve"> </w:t>
+      </w:r>
+      <w:r>
+        <w:rPr>
+          <w:rFonts w:ascii="Charis SIL Italic" w:hAnsi="Charis SIL Italic" w:eastAsia="Charis SIL Italic"/>
+          <w:b w:val="0"/>
+          <w:i w:val="0"/>
+          <w:color w:val="0000FF"/>
+          <w:sz w:val="24"/>
+          <w:u w:val="single"/>
+        </w:rPr>
+        <w:hyperlink r:id="rId39" w:history="1">
+          <w:r>
+            <w:rPr>
+              <w:rStyle w:val="Hyperlink"/>
+            </w:rPr>
+            <w:t>Ko</w:t>
+          </w:r>
+        </w:hyperlink>
+      </w:r>
+      <w:r>
+        <w:rPr>
+          <w:rFonts w:ascii="Charis SIL Italic" w:hAnsi="Charis SIL Italic" w:eastAsia="Charis SIL Italic"/>
+          <w:b w:val="0"/>
+          <w:i w:val="0"/>
+          <w:color w:val="0000FF"/>
+          <w:sz w:val="24"/>
+          <w:u w:val="single"/>
+        </w:rPr>
+        <w:hyperlink r:id="rId39" w:history="1">
+          <w:r>
+            <w:rPr>
+              <w:rStyle w:val="Hyperlink"/>
+            </w:rPr>
+            <w:t>ntexten</w:t>
+          </w:r>
+        </w:hyperlink>
+      </w:r>
+      <w:r>
+        <w:rPr>
+          <w:u w:val="single" w:color="0000ff"/>
+          <w:rFonts w:ascii="Charis SIL Italic" w:hAnsi="Charis SIL Italic" w:eastAsia="Charis SIL Italic"/>
+          <w:b w:val="0"/>
+          <w:i w:val="0"/>
+          <w:color w:val="000000"/>
+          <w:sz w:val="24"/>
+        </w:rPr>
+        <w:hyperlink r:id="rId38" w:history="1">
+          <w:r>
+            <w:rPr>
+              <w:rStyle w:val="Hyperlink"/>
+            </w:rPr>
+            <w:t>. D</w:t>
+          </w:r>
+        </w:hyperlink>
+      </w:r>
+      <w:r>
+        <w:rPr>
+          <w:rFonts w:ascii="Charis SIL Italic" w:hAnsi="Charis SIL Italic" w:eastAsia="Charis SIL Italic"/>
+          <w:b w:val="0"/>
+          <w:i w:val="0"/>
+          <w:color w:val="000000"/>
+          <w:sz w:val="24"/>
+        </w:rPr>
+        <w:t xml:space="preserve">e Franse portal </w:t>
+      </w:r>
+      <w:r>
+        <w:rPr>
+          <w:rFonts w:ascii="Charis SIL Italic" w:hAnsi="Charis SIL Italic" w:eastAsia="Charis SIL Italic"/>
+          <w:b w:val="0"/>
+          <w:i w:val="0"/>
+          <w:color w:val="0000FF"/>
+          <w:sz w:val="24"/>
+          <w:u w:val="single"/>
+        </w:rPr>
+        <w:hyperlink r:id="rId40" w:history="1">
+          <w:r>
+            <w:rPr>
+              <w:rStyle w:val="Hyperlink"/>
+            </w:rPr>
+            <w:t>AGORHA</w:t>
+          </w:r>
+        </w:hyperlink>
+      </w:r>
+      <w:r>
+        <w:rPr>
+          <w:u w:val="single" w:color="0000ff"/>
+          <w:rFonts w:ascii="Charis SIL Italic" w:hAnsi="Charis SIL Italic" w:eastAsia="Charis SIL Italic"/>
+          <w:b w:val="0"/>
+          <w:i w:val="0"/>
+          <w:color w:val="000000"/>
+          <w:sz w:val="24"/>
+        </w:rPr>
+        <w:hyperlink r:id="rId38" w:history="1">
+          <w:r>
+            <w:rPr>
+              <w:rStyle w:val="Hyperlink"/>
+            </w:rPr>
+            <w:t xml:space="preserve"> bevat inf</w:t>
+          </w:r>
+        </w:hyperlink>
+      </w:r>
+      <w:r>
+        <w:rPr>
+          <w:rFonts w:ascii="Charis SIL Italic" w:hAnsi="Charis SIL Italic" w:eastAsia="Charis SIL Italic"/>
+          <w:b w:val="0"/>
+          <w:i w:val="0"/>
+          <w:color w:val="000000"/>
+          <w:sz w:val="24"/>
+        </w:rPr>
+        <w:t>ormatie over ve</w:t>
+      </w:r>
+      <w:r>
+        <w:rPr>
+          <w:u w:val="single" w:color="0000ff"/>
+          <w:rFonts w:ascii="Charis SIL Italic" w:hAnsi="Charis SIL Italic" w:eastAsia="Charis SIL Italic"/>
+          <w:b w:val="0"/>
+          <w:i w:val="0"/>
+          <w:color w:val="000000"/>
+          <w:sz w:val="24"/>
+        </w:rPr>
+        <w:hyperlink r:id="rId39" w:history="1">
+          <w:r>
+            <w:rPr>
+              <w:rStyle w:val="Hyperlink"/>
+            </w:rPr>
+            <w:t>rzamelaars, ha</w:t>
+          </w:r>
+        </w:hyperlink>
+      </w:r>
+      <w:r>
+        <w:rPr>
+          <w:u w:val="single" w:color="0000ff"/>
+          <w:rFonts w:ascii="Charis SIL Italic" w:hAnsi="Charis SIL Italic" w:eastAsia="Charis SIL Italic"/>
+          <w:b w:val="0"/>
+          <w:i w:val="0"/>
+          <w:color w:val="000000"/>
+          <w:sz w:val="24"/>
+        </w:rPr>
+        <w:hyperlink r:id="rId39" w:history="1">
+          <w:r>
+            <w:rPr>
+              <w:rStyle w:val="Hyperlink"/>
+            </w:rPr>
+            <w:t>n</w:t>
+          </w:r>
+        </w:hyperlink>
+      </w:r>
+      <w:r>
+        <w:rPr>
+          <w:u w:val="single" w:color="0000ff"/>
+          <w:rFonts w:ascii="Charis SIL Italic" w:hAnsi="Charis SIL Italic" w:eastAsia="Charis SIL Italic"/>
+          <w:b w:val="0"/>
+          <w:i w:val="0"/>
+          <w:color w:val="000000"/>
+          <w:sz w:val="24"/>
+        </w:rPr>
+        <w:hyperlink r:id="rId39" w:history="1">
+          <w:r>
+            <w:rPr>
+              <w:rStyle w:val="Hyperlink"/>
+            </w:rPr>
+            <w:t>del</w:t>
+          </w:r>
+        </w:hyperlink>
+      </w:r>
+      <w:r>
+        <w:rPr>
+          <w:u w:val="single" w:color="0000ff"/>
+          <w:rFonts w:ascii="Charis SIL Italic" w:hAnsi="Charis SIL Italic" w:eastAsia="Charis SIL Italic"/>
+          <w:b w:val="0"/>
+          <w:i w:val="0"/>
+          <w:color w:val="000000"/>
+          <w:sz w:val="24"/>
+        </w:rPr>
+        <w:hyperlink r:id="rId39" w:history="1">
           <w:r>
             <w:rPr>
               <w:rStyle w:val="Hyperlink"/>
@@ -5813,118 +5878,6 @@
       </w:r>
       <w:r>
         <w:rPr>
-          <w:rFonts w:ascii="Charis SIL Italic" w:hAnsi="Charis SIL Italic" w:eastAsia="Charis SIL Italic"/>
-          <w:b w:val="0"/>
-          <w:i w:val="0"/>
-          <w:color w:val="0000FF"/>
-          <w:sz w:val="24"/>
-          <w:u w:val="single"/>
-        </w:rPr>
-        <w:hyperlink r:id="rId37" w:history="1">
-          <w:r>
-            <w:rPr>
-              <w:rStyle w:val="Hyperlink"/>
-            </w:rPr>
-            <w:t>us</w:t>
-          </w:r>
-        </w:hyperlink>
-      </w:r>
-      <w:r>
-        <w:rPr>
-          <w:rFonts w:ascii="Charis SIL Italic" w:hAnsi="Charis SIL Italic" w:eastAsia="Charis SIL Italic"/>
-          <w:b w:val="0"/>
-          <w:i w:val="0"/>
-          <w:color w:val="0000FF"/>
-          <w:sz w:val="24"/>
-          <w:u w:val="single"/>
-        </w:rPr>
-        <w:t xml:space="preserve"> </w:t>
-      </w:r>
-      <w:r>
-        <w:rPr>
-          <w:rFonts w:ascii="Charis SIL Italic" w:hAnsi="Charis SIL Italic" w:eastAsia="Charis SIL Italic"/>
-          <w:b w:val="0"/>
-          <w:i w:val="0"/>
-          <w:color w:val="0000FF"/>
-          <w:sz w:val="24"/>
-          <w:u w:val="single"/>
-        </w:rPr>
-        <w:hyperlink r:id="rId37" w:history="1">
-          <w:r>
-            <w:rPr>
-              <w:rStyle w:val="Hyperlink"/>
-            </w:rPr>
-            <w:t>Koloniale</w:t>
-          </w:r>
-        </w:hyperlink>
-      </w:r>
-      <w:r>
-        <w:rPr>
-          <w:rFonts w:ascii="Charis SIL Italic" w:hAnsi="Charis SIL Italic" w:eastAsia="Charis SIL Italic"/>
-          <w:b w:val="0"/>
-          <w:i w:val="0"/>
-          <w:color w:val="0000FF"/>
-          <w:sz w:val="24"/>
-          <w:u w:val="single"/>
-        </w:rPr>
-        <w:hyperlink r:id="rId37" w:history="1">
-          <w:r>
-            <w:rPr>
-              <w:rStyle w:val="Hyperlink"/>
-            </w:rPr>
-            <w:t>n</w:t>
-          </w:r>
-        </w:hyperlink>
-      </w:r>
-      <w:r>
-        <w:rPr>
-          <w:rFonts w:ascii="Charis SIL Italic" w:hAnsi="Charis SIL Italic" w:eastAsia="Charis SIL Italic"/>
-          <w:b w:val="0"/>
-          <w:i w:val="0"/>
-          <w:color w:val="0000FF"/>
-          <w:sz w:val="24"/>
-          <w:u w:val="single"/>
-        </w:rPr>
-        <w:t xml:space="preserve"> </w:t>
-      </w:r>
-      <w:r>
-        <w:rPr>
-          <w:rFonts w:ascii="Charis SIL Italic" w:hAnsi="Charis SIL Italic" w:eastAsia="Charis SIL Italic"/>
-          <w:b w:val="0"/>
-          <w:i w:val="0"/>
-          <w:color w:val="0000FF"/>
-          <w:sz w:val="24"/>
-          <w:u w:val="single"/>
-        </w:rPr>
-        <w:hyperlink r:id="rId37" w:history="1">
-          <w:r>
-            <w:rPr>
-              <w:rStyle w:val="Hyperlink"/>
-            </w:rPr>
-            <w:t>Ko</w:t>
-          </w:r>
-        </w:hyperlink>
-      </w:r>
-      <w:r>
-        <w:rPr>
-          <w:rFonts w:ascii="Charis SIL Italic" w:hAnsi="Charis SIL Italic" w:eastAsia="Charis SIL Italic"/>
-          <w:b w:val="0"/>
-          <w:i w:val="0"/>
-          <w:color w:val="0000FF"/>
-          <w:sz w:val="24"/>
-          <w:u w:val="single"/>
-        </w:rPr>
-        <w:hyperlink r:id="rId36" w:history="1">
-          <w:r>
-            <w:rPr>
-              <w:rStyle w:val="Hyperlink"/>
-            </w:rPr>
-            <w:t>ntexten</w:t>
-          </w:r>
-        </w:hyperlink>
-      </w:r>
-      <w:r>
-        <w:rPr>
           <w:u w:val="single" w:color="0000ff"/>
           <w:rFonts w:ascii="Charis SIL Italic" w:hAnsi="Charis SIL Italic" w:eastAsia="Charis SIL Italic"/>
           <w:b w:val="0"/>
@@ -5932,153 +5885,7 @@
           <w:color w:val="000000"/>
           <w:sz w:val="24"/>
         </w:rPr>
-        <w:hyperlink r:id="rId36" w:history="1">
-          <w:r>
-            <w:rPr>
-              <w:rStyle w:val="Hyperlink"/>
-            </w:rPr>
-            <w:t>. D</w:t>
-          </w:r>
-        </w:hyperlink>
-      </w:r>
-      <w:r>
-        <w:rPr>
-          <w:rFonts w:ascii="Charis SIL Italic" w:hAnsi="Charis SIL Italic" w:eastAsia="Charis SIL Italic"/>
-          <w:b w:val="0"/>
-          <w:i w:val="0"/>
-          <w:color w:val="000000"/>
-          <w:sz w:val="24"/>
-        </w:rPr>
-        <w:t xml:space="preserve">e Franse portal </w:t>
-      </w:r>
-      <w:r>
-        <w:rPr>
-          <w:rFonts w:ascii="Charis SIL Italic" w:hAnsi="Charis SIL Italic" w:eastAsia="Charis SIL Italic"/>
-          <w:b w:val="0"/>
-          <w:i w:val="0"/>
-          <w:color w:val="0000FF"/>
-          <w:sz w:val="24"/>
-          <w:u w:val="single"/>
-        </w:rPr>
-        <w:hyperlink r:id="rId36" w:history="1">
-          <w:r>
-            <w:rPr>
-              <w:rStyle w:val="Hyperlink"/>
-            </w:rPr>
-            <w:t>AGORHA</w:t>
-          </w:r>
-        </w:hyperlink>
-      </w:r>
-      <w:r>
-        <w:rPr>
-          <w:u w:val="single" w:color="0000ff"/>
-          <w:rFonts w:ascii="Charis SIL Italic" w:hAnsi="Charis SIL Italic" w:eastAsia="Charis SIL Italic"/>
-          <w:b w:val="0"/>
-          <w:i w:val="0"/>
-          <w:color w:val="000000"/>
-          <w:sz w:val="24"/>
-        </w:rPr>
-        <w:hyperlink r:id="rId36" w:history="1">
-          <w:r>
-            <w:rPr>
-              <w:rStyle w:val="Hyperlink"/>
-            </w:rPr>
-            <w:t xml:space="preserve"> bevat inf</w:t>
-          </w:r>
-        </w:hyperlink>
-      </w:r>
-      <w:r>
-        <w:rPr>
-          <w:rFonts w:ascii="Charis SIL Italic" w:hAnsi="Charis SIL Italic" w:eastAsia="Charis SIL Italic"/>
-          <w:b w:val="0"/>
-          <w:i w:val="0"/>
-          <w:color w:val="000000"/>
-          <w:sz w:val="24"/>
-        </w:rPr>
-        <w:t>ormatie over ve</w:t>
-      </w:r>
-      <w:r>
-        <w:rPr>
-          <w:u w:val="single" w:color="0000ff"/>
-          <w:rFonts w:ascii="Charis SIL Italic" w:hAnsi="Charis SIL Italic" w:eastAsia="Charis SIL Italic"/>
-          <w:b w:val="0"/>
-          <w:i w:val="0"/>
-          <w:color w:val="000000"/>
-          <w:sz w:val="24"/>
-        </w:rPr>
-        <w:hyperlink r:id="rId37" w:history="1">
-          <w:r>
-            <w:rPr>
-              <w:rStyle w:val="Hyperlink"/>
-            </w:rPr>
-            <w:t>rzamelaars, ha</w:t>
-          </w:r>
-        </w:hyperlink>
-      </w:r>
-      <w:r>
-        <w:rPr>
-          <w:u w:val="single" w:color="0000ff"/>
-          <w:rFonts w:ascii="Charis SIL Italic" w:hAnsi="Charis SIL Italic" w:eastAsia="Charis SIL Italic"/>
-          <w:b w:val="0"/>
-          <w:i w:val="0"/>
-          <w:color w:val="000000"/>
-          <w:sz w:val="24"/>
-        </w:rPr>
-        <w:hyperlink r:id="rId37" w:history="1">
-          <w:r>
-            <w:rPr>
-              <w:rStyle w:val="Hyperlink"/>
-            </w:rPr>
-            <w:t>n</w:t>
-          </w:r>
-        </w:hyperlink>
-      </w:r>
-      <w:r>
-        <w:rPr>
-          <w:u w:val="single" w:color="0000ff"/>
-          <w:rFonts w:ascii="Charis SIL Italic" w:hAnsi="Charis SIL Italic" w:eastAsia="Charis SIL Italic"/>
-          <w:b w:val="0"/>
-          <w:i w:val="0"/>
-          <w:color w:val="000000"/>
-          <w:sz w:val="24"/>
-        </w:rPr>
-        <w:hyperlink r:id="rId37" w:history="1">
-          <w:r>
-            <w:rPr>
-              <w:rStyle w:val="Hyperlink"/>
-            </w:rPr>
-            <w:t>del</w:t>
-          </w:r>
-        </w:hyperlink>
-      </w:r>
-      <w:r>
-        <w:rPr>
-          <w:u w:val="single" w:color="0000ff"/>
-          <w:rFonts w:ascii="Charis SIL Italic" w:hAnsi="Charis SIL Italic" w:eastAsia="Charis SIL Italic"/>
-          <w:b w:val="0"/>
-          <w:i w:val="0"/>
-          <w:color w:val="000000"/>
-          <w:sz w:val="24"/>
-        </w:rPr>
-        <w:hyperlink r:id="rId37" w:history="1">
-          <w:r>
-            <w:rPr>
-              <w:rStyle w:val="Hyperlink"/>
-            </w:rPr>
-            <w:t>a</w:t>
-          </w:r>
-        </w:hyperlink>
-      </w:r>
-      <w:r>
-        <w:rPr>
-          <w:u w:val="single" w:color="0000ff"/>
-          <w:rFonts w:ascii="Charis SIL Italic" w:hAnsi="Charis SIL Italic" w:eastAsia="Charis SIL Italic"/>
-          <w:b w:val="0"/>
-          <w:i w:val="0"/>
-          <w:color w:val="000000"/>
-          <w:sz w:val="24"/>
-        </w:rPr>
-        <w:hyperlink r:id="rId37" w:history="1">
+        <w:hyperlink r:id="rId39" w:history="1">
           <w:r>
             <w:rPr>
               <w:rStyle w:val="Hyperlink"/>
@@ -6096,7 +5903,7 @@
           <w:color w:val="000000"/>
           <w:sz w:val="24"/>
         </w:rPr>
-        <w:hyperlink r:id="rId37" w:history="1">
+        <w:hyperlink r:id="rId39" w:history="1">
           <w:r>
             <w:rPr>
               <w:rStyle w:val="Hyperlink"/>
@@ -6124,7 +5931,7 @@
           <w:color w:val="000000"/>
           <w:sz w:val="24"/>
         </w:rPr>
-        <w:hyperlink r:id="rId38" w:history="1">
+        <w:hyperlink r:id="rId40" w:history="1">
           <w:r>
             <w:rPr>
               <w:rStyle w:val="Hyperlink"/>

--- a/EXPORTS/DOCX/published/niveau1/Dutch/Sources.docx
+++ b/EXPORTS/DOCX/published/niveau1/Dutch/Sources.docx
@@ -609,13 +609,31 @@
       </w:r>
       <w:r>
         <w:rPr>
+          <w:u w:val="single" w:color="0000ff"/>
           <w:rFonts w:ascii="Charis SIL Italic" w:hAnsi="Charis SIL Italic" w:eastAsia="Charis SIL Italic"/>
           <w:b w:val="0"/>
           <w:i w:val="0"/>
           <w:color w:val="000000"/>
           <w:sz w:val="24"/>
         </w:rPr>
-        <w:t xml:space="preserve">anders dan nu (denk aan </w:t>
+        <w:hyperlink r:id="rId11" w:history="1">
+          <w:r>
+            <w:rPr>
+              <w:rStyle w:val="Hyperlink"/>
+            </w:rPr>
+            <w:t>anders d</w:t>
+          </w:r>
+        </w:hyperlink>
+      </w:r>
+      <w:r>
+        <w:rPr>
+          <w:rFonts w:ascii="Charis SIL Italic" w:hAnsi="Charis SIL Italic" w:eastAsia="Charis SIL Italic"/>
+          <w:b w:val="0"/>
+          <w:i w:val="0"/>
+          <w:color w:val="000000"/>
+          <w:sz w:val="24"/>
+        </w:rPr>
+        <w:t xml:space="preserve">an nu (denk aan </w:t>
       </w:r>
       <w:r>
         <w:rPr>
@@ -1389,150 +1407,19 @@
           <w:i w:val="0"/>
           <w:color w:val="0000FF"/>
           <w:sz w:val="24"/>
+        </w:rPr>
+        <w:t>Universitaire Bibliotheken L</w:t>
+      </w:r>
+      <w:r>
+        <w:rPr>
+          <w:rFonts w:ascii="Charis SIL Italic" w:hAnsi="Charis SIL Italic" w:eastAsia="Charis SIL Italic"/>
+          <w:b w:val="0"/>
+          <w:i w:val="0"/>
+          <w:color w:val="0000FF"/>
+          <w:sz w:val="24"/>
           <w:u w:val="single"/>
         </w:rPr>
         <w:hyperlink r:id="rId15" w:history="1">
-          <w:r>
-            <w:rPr>
-              <w:rStyle w:val="Hyperlink"/>
-            </w:rPr>
-            <w:t>Univ</w:t>
-          </w:r>
-        </w:hyperlink>
-      </w:r>
-      <w:r>
-        <w:rPr>
-          <w:rFonts w:ascii="Charis SIL Italic" w:hAnsi="Charis SIL Italic" w:eastAsia="Charis SIL Italic"/>
-          <w:b w:val="0"/>
-          <w:i w:val="0"/>
-          <w:color w:val="0000FF"/>
-          <w:sz w:val="24"/>
-          <w:u w:val="single"/>
-        </w:rPr>
-        <w:hyperlink r:id="rId15" w:history="1">
-          <w:r>
-            <w:rPr>
-              <w:rStyle w:val="Hyperlink"/>
-            </w:rPr>
-            <w:t>ersitai</w:t>
-          </w:r>
-        </w:hyperlink>
-      </w:r>
-      <w:r>
-        <w:rPr>
-          <w:rFonts w:ascii="Charis SIL Italic" w:hAnsi="Charis SIL Italic" w:eastAsia="Charis SIL Italic"/>
-          <w:b w:val="0"/>
-          <w:i w:val="0"/>
-          <w:color w:val="0000FF"/>
-          <w:sz w:val="24"/>
-          <w:u w:val="single"/>
-        </w:rPr>
-        <w:hyperlink r:id="rId15" w:history="1">
-          <w:r>
-            <w:rPr>
-              <w:rStyle w:val="Hyperlink"/>
-            </w:rPr>
-            <w:t>r</w:t>
-          </w:r>
-        </w:hyperlink>
-      </w:r>
-      <w:r>
-        <w:rPr>
-          <w:rFonts w:ascii="Charis SIL Italic" w:hAnsi="Charis SIL Italic" w:eastAsia="Charis SIL Italic"/>
-          <w:b w:val="0"/>
-          <w:i w:val="0"/>
-          <w:color w:val="0000FF"/>
-          <w:sz w:val="24"/>
-          <w:u w:val="single"/>
-        </w:rPr>
-        <w:hyperlink r:id="rId15" w:history="1">
-          <w:r>
-            <w:rPr>
-              <w:rStyle w:val="Hyperlink"/>
-            </w:rPr>
-            <w:t>e</w:t>
-          </w:r>
-        </w:hyperlink>
-      </w:r>
-      <w:r>
-        <w:rPr>
-          <w:rFonts w:ascii="Charis SIL Italic" w:hAnsi="Charis SIL Italic" w:eastAsia="Charis SIL Italic"/>
-          <w:b w:val="0"/>
-          <w:i w:val="0"/>
-          <w:color w:val="0000FF"/>
-          <w:sz w:val="24"/>
-          <w:u w:val="single"/>
-        </w:rPr>
-        <w:t xml:space="preserve"> </w:t>
-      </w:r>
-      <w:r>
-        <w:rPr>
-          <w:rFonts w:ascii="Charis SIL Italic" w:hAnsi="Charis SIL Italic" w:eastAsia="Charis SIL Italic"/>
-          <w:b w:val="0"/>
-          <w:i w:val="0"/>
-          <w:color w:val="0000FF"/>
-          <w:sz w:val="24"/>
-          <w:u w:val="single"/>
-        </w:rPr>
-        <w:t>B</w:t>
-      </w:r>
-      <w:r>
-        <w:rPr>
-          <w:rFonts w:ascii="Charis SIL Italic" w:hAnsi="Charis SIL Italic" w:eastAsia="Charis SIL Italic"/>
-          <w:b w:val="0"/>
-          <w:i w:val="0"/>
-          <w:color w:val="0000FF"/>
-          <w:sz w:val="24"/>
-          <w:u w:val="single"/>
-        </w:rPr>
-        <w:hyperlink r:id="rId15" w:history="1">
-          <w:r>
-            <w:rPr>
-              <w:rStyle w:val="Hyperlink"/>
-            </w:rPr>
-            <w:t>ibliotheken</w:t>
-          </w:r>
-        </w:hyperlink>
-      </w:r>
-      <w:r>
-        <w:rPr>
-          <w:rFonts w:ascii="Charis SIL Italic" w:hAnsi="Charis SIL Italic" w:eastAsia="Charis SIL Italic"/>
-          <w:b w:val="0"/>
-          <w:i w:val="0"/>
-          <w:color w:val="0000FF"/>
-          <w:sz w:val="24"/>
-          <w:u w:val="single"/>
-        </w:rPr>
-        <w:t xml:space="preserve"> </w:t>
-      </w:r>
-      <w:r>
-        <w:rPr>
-          <w:rFonts w:ascii="Charis SIL Italic" w:hAnsi="Charis SIL Italic" w:eastAsia="Charis SIL Italic"/>
-          <w:b w:val="0"/>
-          <w:i w:val="0"/>
-          <w:color w:val="0000FF"/>
-          <w:sz w:val="24"/>
-          <w:u w:val="single"/>
-        </w:rPr>
-        <w:hyperlink r:id="rId16" w:history="1">
-          <w:r>
-            <w:rPr>
-              <w:rStyle w:val="Hyperlink"/>
-            </w:rPr>
-            <w:t>L</w:t>
-          </w:r>
-        </w:hyperlink>
-      </w:r>
-      <w:r>
-        <w:rPr>
-          <w:rFonts w:ascii="Charis SIL Italic" w:hAnsi="Charis SIL Italic" w:eastAsia="Charis SIL Italic"/>
-          <w:b w:val="0"/>
-          <w:i w:val="0"/>
-          <w:color w:val="0000FF"/>
-          <w:sz w:val="24"/>
-          <w:u w:val="single"/>
-        </w:rPr>
-        <w:hyperlink r:id="rId16" w:history="1">
           <w:r>
             <w:rPr>
               <w:rStyle w:val="Hyperlink"/>
@@ -2145,13 +2032,31 @@
       </w:r>
       <w:r>
         <w:rPr>
+          <w:u w:val="single" w:color="0000ff"/>
           <w:rFonts w:ascii="Charis SIL Italic" w:hAnsi="Charis SIL Italic" w:eastAsia="Charis SIL Italic"/>
           <w:b w:val="0"/>
           <w:i w:val="0"/>
           <w:color w:val="000000"/>
           <w:sz w:val="24"/>
         </w:rPr>
-        <w:t>(stam</w:t>
+        <w:hyperlink r:id="rId17" w:history="1">
+          <w:r>
+            <w:rPr>
+              <w:rStyle w:val="Hyperlink"/>
+            </w:rPr>
+            <w:t>(sta</w:t>
+          </w:r>
+        </w:hyperlink>
+      </w:r>
+      <w:r>
+        <w:rPr>
+          <w:rFonts w:ascii="Charis SIL Italic" w:hAnsi="Charis SIL Italic" w:eastAsia="Charis SIL Italic"/>
+          <w:b w:val="0"/>
+          <w:i w:val="0"/>
+          <w:color w:val="000000"/>
+          <w:sz w:val="24"/>
+        </w:rPr>
+        <w:t>m</w:t>
       </w:r>
       <w:r>
         <w:rPr>
@@ -2545,7 +2450,7 @@
           <w:sz w:val="24"/>
           <w:u w:val="single"/>
         </w:rPr>
-        <w:hyperlink r:id="rId18" w:history="1">
+        <w:hyperlink r:id="rId19" w:history="1">
           <w:r>
             <w:rPr>
               <w:rStyle w:val="Hyperlink"/>
@@ -2574,7 +2479,7 @@
           <w:sz w:val="24"/>
           <w:u w:val="single"/>
         </w:rPr>
-        <w:hyperlink r:id="rId18" w:history="1">
+        <w:hyperlink r:id="rId19" w:history="1">
           <w:r>
             <w:rPr>
               <w:rStyle w:val="Hyperlink"/>
@@ -2592,7 +2497,7 @@
           <w:sz w:val="24"/>
           <w:u w:val="single"/>
         </w:rPr>
-        <w:hyperlink r:id="rId18" w:history="1">
+        <w:hyperlink r:id="rId19" w:history="1">
           <w:r>
             <w:rPr>
               <w:rStyle w:val="Hyperlink"/>
@@ -2621,7 +2526,7 @@
           <w:sz w:val="24"/>
           <w:u w:val="single"/>
         </w:rPr>
-        <w:hyperlink r:id="rId18" w:history="1">
+        <w:hyperlink r:id="rId19" w:history="1">
           <w:r>
             <w:rPr>
               <w:rStyle w:val="Hyperlink"/>
@@ -2695,7 +2600,83 @@
           <w:color w:val="000000"/>
           <w:sz w:val="24"/>
         </w:rPr>
-        <w:t>de archieven met betrekking tot N</w:t>
+        <w:t>de archieven m</w:t>
+      </w:r>
+      <w:r>
+        <w:rPr>
+          <w:u w:val="single" w:color="0000ff"/>
+          <w:rFonts w:ascii="Charis SIL Italic" w:hAnsi="Charis SIL Italic" w:eastAsia="Charis SIL Italic"/>
+          <w:b w:val="0"/>
+          <w:i w:val="0"/>
+          <w:color w:val="000000"/>
+          <w:sz w:val="24"/>
+        </w:rPr>
+        <w:t>e</w:t>
+      </w:r>
+      <w:r>
+        <w:rPr>
+          <w:u w:val="single" w:color="0000ff"/>
+          <w:rFonts w:ascii="Charis SIL Italic" w:hAnsi="Charis SIL Italic" w:eastAsia="Charis SIL Italic"/>
+          <w:b w:val="0"/>
+          <w:i w:val="0"/>
+          <w:color w:val="000000"/>
+          <w:sz w:val="24"/>
+        </w:rPr>
+        <w:hyperlink r:id="rId19" w:history="1">
+          <w:r>
+            <w:rPr>
+              <w:rStyle w:val="Hyperlink"/>
+            </w:rPr>
+            <w:t>t b</w:t>
+          </w:r>
+        </w:hyperlink>
+      </w:r>
+      <w:r>
+        <w:rPr>
+          <w:u w:val="single" w:color="0000ff"/>
+          <w:rFonts w:ascii="Charis SIL Italic" w:hAnsi="Charis SIL Italic" w:eastAsia="Charis SIL Italic"/>
+          <w:b w:val="0"/>
+          <w:i w:val="0"/>
+          <w:color w:val="000000"/>
+          <w:sz w:val="24"/>
+        </w:rPr>
+        <w:hyperlink r:id="rId19" w:history="1">
+          <w:r>
+            <w:rPr>
+              <w:rStyle w:val="Hyperlink"/>
+            </w:rPr>
+            <w:t>etrekking</w:t>
+          </w:r>
+        </w:hyperlink>
+      </w:r>
+      <w:r>
+        <w:rPr>
+          <w:u w:val="single" w:color="0000ff"/>
+          <w:rFonts w:ascii="Charis SIL Italic" w:hAnsi="Charis SIL Italic" w:eastAsia="Charis SIL Italic"/>
+          <w:b w:val="0"/>
+          <w:i w:val="0"/>
+          <w:color w:val="000000"/>
+          <w:sz w:val="24"/>
+        </w:rPr>
+        <w:t xml:space="preserve"> </w:t>
+      </w:r>
+      <w:r>
+        <w:rPr>
+          <w:u w:val="single" w:color="0000ff"/>
+          <w:rFonts w:ascii="Charis SIL Italic" w:hAnsi="Charis SIL Italic" w:eastAsia="Charis SIL Italic"/>
+          <w:b w:val="0"/>
+          <w:i w:val="0"/>
+          <w:color w:val="000000"/>
+          <w:sz w:val="24"/>
+        </w:rPr>
+        <w:hyperlink r:id="rId19" w:history="1">
+          <w:r>
+            <w:rPr>
+              <w:rStyle w:val="Hyperlink"/>
+            </w:rPr>
+            <w:t>tot N</w:t>
+          </w:r>
+        </w:hyperlink>
       </w:r>
       <w:r>
         <w:rPr>
@@ -3323,7 +3304,7 @@
           <w:sz w:val="24"/>
           <w:u w:val="single"/>
         </w:rPr>
-        <w:hyperlink r:id="rId22" w:history="1">
+        <w:hyperlink r:id="rId16" w:history="1">
           <w:r>
             <w:rPr>
               <w:rStyle w:val="Hyperlink"/>
@@ -3576,56 +3557,19 @@
           <w:i w:val="0"/>
           <w:color w:val="0000FF"/>
           <w:sz w:val="24"/>
+        </w:rPr>
+        <w:t>Nationaal A</w:t>
+      </w:r>
+      <w:r>
+        <w:rPr>
+          <w:rFonts w:ascii="Charis SIL Italic" w:hAnsi="Charis SIL Italic" w:eastAsia="Charis SIL Italic"/>
+          <w:b w:val="0"/>
+          <w:i w:val="0"/>
+          <w:color w:val="0000FF"/>
+          <w:sz w:val="24"/>
           <w:u w:val="single"/>
         </w:rPr>
-        <w:hyperlink r:id="rId25" w:history="1">
-          <w:r>
-            <w:rPr>
-              <w:rStyle w:val="Hyperlink"/>
-            </w:rPr>
-            <w:t>Nationaal</w:t>
-          </w:r>
-        </w:hyperlink>
-      </w:r>
-      <w:r>
-        <w:rPr>
-          <w:rFonts w:ascii="Charis SIL Italic" w:hAnsi="Charis SIL Italic" w:eastAsia="Charis SIL Italic"/>
-          <w:b w:val="0"/>
-          <w:i w:val="0"/>
-          <w:color w:val="0000FF"/>
-          <w:sz w:val="24"/>
-          <w:u w:val="single"/>
-        </w:rPr>
-        <w:t xml:space="preserve"> </w:t>
-      </w:r>
-      <w:r>
-        <w:rPr>
-          <w:rFonts w:ascii="Charis SIL Italic" w:hAnsi="Charis SIL Italic" w:eastAsia="Charis SIL Italic"/>
-          <w:b w:val="0"/>
-          <w:i w:val="0"/>
-          <w:color w:val="0000FF"/>
-          <w:sz w:val="24"/>
-          <w:u w:val="single"/>
-        </w:rPr>
-        <w:hyperlink r:id="rId25" w:history="1">
-          <w:r>
-            <w:rPr>
-              <w:rStyle w:val="Hyperlink"/>
-            </w:rPr>
-            <w:t>A</w:t>
-          </w:r>
-        </w:hyperlink>
-      </w:r>
-      <w:r>
-        <w:rPr>
-          <w:rFonts w:ascii="Charis SIL Italic" w:hAnsi="Charis SIL Italic" w:eastAsia="Charis SIL Italic"/>
-          <w:b w:val="0"/>
-          <w:i w:val="0"/>
-          <w:color w:val="0000FF"/>
-          <w:sz w:val="24"/>
-          <w:u w:val="single"/>
-        </w:rPr>
-        <w:hyperlink r:id="rId25" w:history="1">
+        <w:hyperlink r:id="rId23" w:history="1">
           <w:r>
             <w:rPr>
               <w:rStyle w:val="Hyperlink"/>
@@ -3643,7 +3587,14 @@
           <w:color w:val="000000"/>
           <w:sz w:val="24"/>
         </w:rPr>
-        <w:t xml:space="preserve"> en </w:t>
+        <w:hyperlink r:id="rId23" w:history="1">
+          <w:r>
+            <w:rPr>
+              <w:rStyle w:val="Hyperlink"/>
+            </w:rPr>
+            <w:t xml:space="preserve"> en </w:t>
+          </w:r>
+        </w:hyperlink>
       </w:r>
       <w:r>
         <w:rPr>
@@ -3652,8 +3603,16 @@
           <w:i w:val="0"/>
           <w:color w:val="0000FF"/>
           <w:sz w:val="24"/>
-        </w:rPr>
-        <w:t>Rijk</w:t>
+          <w:u w:val="single"/>
+        </w:rPr>
+        <w:hyperlink r:id="rId23" w:history="1">
+          <w:r>
+            <w:rPr>
+              <w:rStyle w:val="Hyperlink"/>
+            </w:rPr>
+            <w:t>Rijk</w:t>
+          </w:r>
+        </w:hyperlink>
       </w:r>
       <w:r>
         <w:rPr>
@@ -3682,7 +3641,7 @@
           <w:sz w:val="24"/>
           <w:u w:val="single"/>
         </w:rPr>
-        <w:hyperlink r:id="rId26" w:history="1">
+        <w:hyperlink r:id="rId25" w:history="1">
           <w:r>
             <w:rPr>
               <w:rStyle w:val="Hyperlink"/>
@@ -3775,7 +3734,7 @@
           <w:sz w:val="24"/>
           <w:u w:val="single"/>
         </w:rPr>
-        <w:hyperlink r:id="rId27" w:history="1">
+        <w:hyperlink r:id="rId26" w:history="1">
           <w:r>
             <w:rPr>
               <w:rStyle w:val="Hyperlink"/>
@@ -3813,7 +3772,7 @@
           <w:color w:val="000000"/>
           <w:sz w:val="24"/>
         </w:rPr>
-        <w:hyperlink r:id="rId25" w:history="1">
+        <w:hyperlink r:id="rId27" w:history="1">
           <w:r>
             <w:rPr>
               <w:rStyle w:val="Hyperlink"/>
@@ -3831,7 +3790,7 @@
           <w:sz w:val="24"/>
           <w:u w:val="single"/>
         </w:rPr>
-        <w:hyperlink r:id="rId25" w:history="1">
+        <w:hyperlink r:id="rId27" w:history="1">
           <w:r>
             <w:rPr>
               <w:rStyle w:val="Hyperlink"/>
@@ -3849,7 +3808,7 @@
           <w:sz w:val="24"/>
           <w:u w:val="single"/>
         </w:rPr>
-        <w:hyperlink r:id="rId25" w:history="1">
+        <w:hyperlink r:id="rId27" w:history="1">
           <w:r>
             <w:rPr>
               <w:rStyle w:val="Hyperlink"/>
@@ -3907,7 +3866,7 @@
           <w:sz w:val="24"/>
           <w:u w:val="single"/>
         </w:rPr>
-        <w:hyperlink r:id="rId26" w:history="1">
+        <w:hyperlink r:id="rId28" w:history="1">
           <w:r>
             <w:rPr>
               <w:rStyle w:val="Hyperlink"/>
@@ -3925,7 +3884,7 @@
           <w:color w:val="000000"/>
           <w:sz w:val="24"/>
         </w:rPr>
-        <w:hyperlink r:id="rId26" w:history="1">
+        <w:hyperlink r:id="rId25" w:history="1">
           <w:r>
             <w:rPr>
               <w:rStyle w:val="Hyperlink"/>
@@ -4652,7 +4611,7 @@
           <w:sz w:val="24"/>
           <w:u w:val="single"/>
         </w:rPr>
-        <w:hyperlink r:id="rId31" w:history="1">
+        <w:hyperlink r:id="rId33" w:history="1">
           <w:r>
             <w:rPr>
               <w:rStyle w:val="Hyperlink"/>
@@ -4681,7 +4640,7 @@
           <w:sz w:val="24"/>
           <w:u w:val="single"/>
         </w:rPr>
-        <w:hyperlink r:id="rId31" w:history="1">
+        <w:hyperlink r:id="rId33" w:history="1">
           <w:r>
             <w:rPr>
               <w:rStyle w:val="Hyperlink"/>
@@ -4793,7 +4752,7 @@
           <w:sz w:val="24"/>
           <w:u w:val="single"/>
         </w:rPr>
-        <w:hyperlink r:id="rId34" w:history="1">
+        <w:hyperlink r:id="rId31" w:history="1">
           <w:r>
             <w:rPr>
               <w:rStyle w:val="Hyperlink"/>
@@ -4811,14 +4770,7 @@
           <w:sz w:val="24"/>
           <w:u w:val="single"/>
         </w:rPr>
-        <w:hyperlink r:id="rId34" w:history="1">
-          <w:r>
-            <w:rPr>
-              <w:rStyle w:val="Hyperlink"/>
-            </w:rPr>
-            <w:t>i</w:t>
-          </w:r>
-        </w:hyperlink>
+        <w:t>i</w:t>
       </w:r>
       <w:r>
         <w:rPr>
@@ -4829,7 +4781,7 @@
           <w:sz w:val="24"/>
           <w:u w:val="single"/>
         </w:rPr>
-        <w:hyperlink r:id="rId34" w:history="1">
+        <w:hyperlink r:id="rId32" w:history="1">
           <w:r>
             <w:rPr>
               <w:rStyle w:val="Hyperlink"/>
@@ -4858,7 +4810,7 @@
           <w:sz w:val="24"/>
           <w:u w:val="single"/>
         </w:rPr>
-        <w:hyperlink r:id="rId34" w:history="1">
+        <w:hyperlink r:id="rId32" w:history="1">
           <w:r>
             <w:rPr>
               <w:rStyle w:val="Hyperlink"/>
@@ -4876,7 +4828,7 @@
           <w:sz w:val="24"/>
           <w:u w:val="single"/>
         </w:rPr>
-        <w:hyperlink r:id="rId34" w:history="1">
+        <w:hyperlink r:id="rId32" w:history="1">
           <w:r>
             <w:rPr>
               <w:rStyle w:val="Hyperlink"/>
@@ -5069,7 +5021,7 @@
           <w:sz w:val="24"/>
           <w:u w:val="single"/>
         </w:rPr>
-        <w:hyperlink r:id="rId35" w:history="1">
+        <w:hyperlink r:id="rId33" w:history="1">
           <w:r>
             <w:rPr>
               <w:rStyle w:val="Hyperlink"/>
@@ -5087,7 +5039,7 @@
           <w:sz w:val="24"/>
           <w:u w:val="single"/>
         </w:rPr>
-        <w:hyperlink r:id="rId35" w:history="1">
+        <w:hyperlink r:id="rId33" w:history="1">
           <w:r>
             <w:rPr>
               <w:rStyle w:val="Hyperlink"/>
@@ -5182,7 +5134,7 @@
           <w:sz w:val="24"/>
           <w:u w:val="single"/>
         </w:rPr>
-        <w:hyperlink r:id="rId36" w:history="1">
+        <w:hyperlink r:id="rId35" w:history="1">
           <w:r>
             <w:rPr>
               <w:rStyle w:val="Hyperlink"/>
@@ -5211,7 +5163,7 @@
           <w:sz w:val="24"/>
           <w:u w:val="single"/>
         </w:rPr>
-        <w:hyperlink r:id="rId36" w:history="1">
+        <w:hyperlink r:id="rId35" w:history="1">
           <w:r>
             <w:rPr>
               <w:rStyle w:val="Hyperlink"/>
@@ -5240,7 +5192,7 @@
           <w:sz w:val="24"/>
           <w:u w:val="single"/>
         </w:rPr>
-        <w:hyperlink r:id="rId36" w:history="1">
+        <w:hyperlink r:id="rId35" w:history="1">
           <w:r>
             <w:rPr>
               <w:rStyle w:val="Hyperlink"/>
@@ -5269,7 +5221,7 @@
           <w:sz w:val="24"/>
           <w:u w:val="single"/>
         </w:rPr>
-        <w:hyperlink r:id="rId36" w:history="1">
+        <w:hyperlink r:id="rId35" w:history="1">
           <w:r>
             <w:rPr>
               <w:rStyle w:val="Hyperlink"/>
@@ -5298,7 +5250,7 @@
           <w:sz w:val="24"/>
           <w:u w:val="single"/>
         </w:rPr>
-        <w:hyperlink r:id="rId36" w:history="1">
+        <w:hyperlink r:id="rId35" w:history="1">
           <w:r>
             <w:rPr>
               <w:rStyle w:val="Hyperlink"/>
@@ -5319,7 +5271,7 @@
           <w:sz w:val="24"/>
           <w:u w:val="single"/>
         </w:rPr>
-        <w:hyperlink r:id="rId36" w:history="1">
+        <w:hyperlink r:id="rId35" w:history="1">
           <w:r>
             <w:rPr>
               <w:rStyle w:val="Hyperlink"/>
@@ -5336,7 +5288,7 @@
           <w:color w:val="000000"/>
           <w:sz w:val="24"/>
         </w:rPr>
-        <w:t xml:space="preserve"> dat zich bij het Arsip Nasional in Jakarta bevindt, de stad waar deze </w:t>
+        <w:t xml:space="preserve"> dat zich bij het Arsip</w:t>
       </w:r>
       <w:r>
         <w:rPr>
@@ -5347,7 +5299,128 @@
           <w:color w:val="000000"/>
           <w:sz w:val="24"/>
         </w:rPr>
-        <w:hyperlink r:id="rId36" w:history="1">
+        <w:hyperlink r:id="rId35" w:history="1">
+          <w:r>
+            <w:rPr>
+              <w:rStyle w:val="Hyperlink"/>
+            </w:rPr>
+            <w:t xml:space="preserve"> Nasional in</w:t>
+          </w:r>
+        </w:hyperlink>
+      </w:r>
+      <w:r>
+        <w:rPr>
+          <w:u w:val="single" w:color="0000ff"/>
+          <w:rFonts w:ascii="Charis SIL Italic" w:hAnsi="Charis SIL Italic" w:eastAsia="Charis SIL Italic"/>
+          <w:b w:val="0"/>
+          <w:i w:val="0"/>
+          <w:color w:val="000000"/>
+          <w:sz w:val="24"/>
+        </w:rPr>
+        <w:hyperlink r:id="rId35" w:history="1">
+          <w:r>
+            <w:rPr>
+              <w:rStyle w:val="Hyperlink"/>
+            </w:rPr>
+            <w:t xml:space="preserve"> Jakarta bevi</w:t>
+          </w:r>
+        </w:hyperlink>
+      </w:r>
+      <w:r>
+        <w:rPr>
+          <w:u w:val="single" w:color="0000ff"/>
+          <w:rFonts w:ascii="Charis SIL Italic" w:hAnsi="Charis SIL Italic" w:eastAsia="Charis SIL Italic"/>
+          <w:b w:val="0"/>
+          <w:i w:val="0"/>
+          <w:color w:val="000000"/>
+          <w:sz w:val="24"/>
+        </w:rPr>
+        <w:hyperlink r:id="rId35" w:history="1">
+          <w:r>
+            <w:rPr>
+              <w:rStyle w:val="Hyperlink"/>
+            </w:rPr>
+            <w:t>ndt,</w:t>
+          </w:r>
+        </w:hyperlink>
+      </w:r>
+      <w:r>
+        <w:rPr>
+          <w:u w:val="single" w:color="0000ff"/>
+          <w:rFonts w:ascii="Charis SIL Italic" w:hAnsi="Charis SIL Italic" w:eastAsia="Charis SIL Italic"/>
+          <w:b w:val="0"/>
+          <w:i w:val="0"/>
+          <w:color w:val="000000"/>
+          <w:sz w:val="24"/>
+        </w:rPr>
+        <w:t xml:space="preserve"> </w:t>
+      </w:r>
+      <w:r>
+        <w:rPr>
+          <w:u w:val="single" w:color="0000ff"/>
+          <w:rFonts w:ascii="Charis SIL Italic" w:hAnsi="Charis SIL Italic" w:eastAsia="Charis SIL Italic"/>
+          <w:b w:val="0"/>
+          <w:i w:val="0"/>
+          <w:color w:val="000000"/>
+          <w:sz w:val="24"/>
+        </w:rPr>
+        <w:hyperlink r:id="rId35" w:history="1">
+          <w:r>
+            <w:rPr>
+              <w:rStyle w:val="Hyperlink"/>
+            </w:rPr>
+            <w:t xml:space="preserve">de stad </w:t>
+          </w:r>
+        </w:hyperlink>
+      </w:r>
+      <w:r>
+        <w:rPr>
+          <w:rFonts w:ascii="Charis SIL Italic" w:hAnsi="Charis SIL Italic" w:eastAsia="Charis SIL Italic"/>
+          <w:b w:val="0"/>
+          <w:i w:val="0"/>
+          <w:color w:val="000000"/>
+          <w:sz w:val="24"/>
+        </w:rPr>
+        <w:t>w</w:t>
+      </w:r>
+      <w:r>
+        <w:rPr>
+          <w:u w:val="single" w:color="0000ff"/>
+          <w:rFonts w:ascii="Charis SIL Italic" w:hAnsi="Charis SIL Italic" w:eastAsia="Charis SIL Italic"/>
+          <w:b w:val="0"/>
+          <w:i w:val="0"/>
+          <w:color w:val="000000"/>
+          <w:sz w:val="24"/>
+        </w:rPr>
+        <w:hyperlink r:id="rId35" w:history="1">
+          <w:r>
+            <w:rPr>
+              <w:rStyle w:val="Hyperlink"/>
+            </w:rPr>
+            <w:t>aa</w:t>
+          </w:r>
+        </w:hyperlink>
+      </w:r>
+      <w:r>
+        <w:rPr>
+          <w:rFonts w:ascii="Charis SIL Italic" w:hAnsi="Charis SIL Italic" w:eastAsia="Charis SIL Italic"/>
+          <w:b w:val="0"/>
+          <w:i w:val="0"/>
+          <w:color w:val="000000"/>
+          <w:sz w:val="24"/>
+        </w:rPr>
+        <w:t xml:space="preserve">r deze </w:t>
+      </w:r>
+      <w:r>
+        <w:rPr>
+          <w:u w:val="single" w:color="0000ff"/>
+          <w:rFonts w:ascii="Charis SIL Italic" w:hAnsi="Charis SIL Italic" w:eastAsia="Charis SIL Italic"/>
+          <w:b w:val="0"/>
+          <w:i w:val="0"/>
+          <w:color w:val="000000"/>
+          <w:sz w:val="24"/>
+        </w:rPr>
+        <w:hyperlink r:id="rId35" w:history="1">
           <w:r>
             <w:rPr>
               <w:rStyle w:val="Hyperlink"/>
@@ -5446,7 +5519,7 @@
           <w:sz w:val="24"/>
           <w:u w:val="single"/>
         </w:rPr>
-        <w:hyperlink r:id="rId37" w:history="1">
+        <w:hyperlink r:id="rId36" w:history="1">
           <w:r>
             <w:rPr>
               <w:rStyle w:val="Hyperlink"/>
@@ -5474,7 +5547,7 @@
           <w:sz w:val="24"/>
           <w:u w:val="single"/>
         </w:rPr>
-        <w:hyperlink r:id="rId38" w:history="1">
+        <w:hyperlink r:id="rId37" w:history="1">
           <w:r>
             <w:rPr>
               <w:rStyle w:val="Hyperlink"/>
@@ -5503,7 +5576,7 @@
           <w:sz w:val="24"/>
           <w:u w:val="single"/>
         </w:rPr>
-        <w:hyperlink r:id="rId38" w:history="1">
+        <w:hyperlink r:id="rId37" w:history="1">
           <w:r>
             <w:rPr>
               <w:rStyle w:val="Hyperlink"/>
@@ -5532,7 +5605,7 @@
           <w:sz w:val="24"/>
           <w:u w:val="single"/>
         </w:rPr>
-        <w:hyperlink r:id="rId38" w:history="1">
+        <w:hyperlink r:id="rId37" w:history="1">
           <w:r>
             <w:rPr>
               <w:rStyle w:val="Hyperlink"/>
@@ -5553,7 +5626,7 @@
           <w:sz w:val="24"/>
           <w:u w:val="single"/>
         </w:rPr>
-        <w:hyperlink r:id="rId38" w:history="1">
+        <w:hyperlink r:id="rId37" w:history="1">
           <w:r>
             <w:rPr>
               <w:rStyle w:val="Hyperlink"/>
@@ -5581,7 +5654,7 @@
           <w:sz w:val="24"/>
           <w:u w:val="single"/>
         </w:rPr>
-        <w:hyperlink r:id="rId39" w:history="1">
+        <w:hyperlink r:id="rId38" w:history="1">
           <w:r>
             <w:rPr>
               <w:rStyle w:val="Hyperlink"/>
@@ -5599,7 +5672,7 @@
           <w:sz w:val="24"/>
           <w:u w:val="single"/>
         </w:rPr>
-        <w:hyperlink r:id="rId37" w:history="1">
+        <w:hyperlink r:id="rId38" w:history="1">
           <w:r>
             <w:rPr>
               <w:rStyle w:val="Hyperlink"/>
@@ -5615,8 +5688,27 @@
           <w:i w:val="0"/>
           <w:color w:val="0000FF"/>
           <w:sz w:val="24"/>
-        </w:rPr>
-        <w:t xml:space="preserve"> a</w:t>
+          <w:u w:val="single"/>
+        </w:rPr>
+        <w:t xml:space="preserve"> </w:t>
+      </w:r>
+      <w:r>
+        <w:rPr>
+          <w:rFonts w:ascii="Charis SIL Italic" w:hAnsi="Charis SIL Italic" w:eastAsia="Charis SIL Italic"/>
+          <w:b w:val="0"/>
+          <w:i w:val="0"/>
+          <w:color w:val="0000FF"/>
+          <w:sz w:val="24"/>
+          <w:u w:val="single"/>
+        </w:rPr>
+        <w:hyperlink r:id="rId38" w:history="1">
+          <w:r>
+            <w:rPr>
+              <w:rStyle w:val="Hyperlink"/>
+            </w:rPr>
+            <w:t>a</w:t>
+          </w:r>
+        </w:hyperlink>
       </w:r>
       <w:r>
         <w:rPr>
@@ -5656,7 +5748,7 @@
           <w:sz w:val="24"/>
           <w:u w:val="single"/>
         </w:rPr>
-        <w:hyperlink r:id="rId39" w:history="1">
+        <w:hyperlink r:id="rId38" w:history="1">
           <w:r>
             <w:rPr>
               <w:rStyle w:val="Hyperlink"/>
@@ -5674,7 +5766,7 @@
           <w:sz w:val="24"/>
           <w:u w:val="single"/>
         </w:rPr>
-        <w:hyperlink r:id="rId39" w:history="1">
+        <w:hyperlink r:id="rId38" w:history="1">
           <w:r>
             <w:rPr>
               <w:rStyle w:val="Hyperlink"/>
@@ -5703,7 +5795,7 @@
           <w:sz w:val="24"/>
           <w:u w:val="single"/>
         </w:rPr>
-        <w:hyperlink r:id="rId39" w:history="1">
+        <w:hyperlink r:id="rId38" w:history="1">
           <w:r>
             <w:rPr>
               <w:rStyle w:val="Hyperlink"/>
@@ -5721,7 +5813,7 @@
           <w:sz w:val="24"/>
           <w:u w:val="single"/>
         </w:rPr>
-        <w:hyperlink r:id="rId39" w:history="1">
+        <w:hyperlink r:id="rId37" w:history="1">
           <w:r>
             <w:rPr>
               <w:rStyle w:val="Hyperlink"/>
@@ -5739,7 +5831,7 @@
           <w:color w:val="000000"/>
           <w:sz w:val="24"/>
         </w:rPr>
-        <w:hyperlink r:id="rId38" w:history="1">
+        <w:hyperlink r:id="rId37" w:history="1">
           <w:r>
             <w:rPr>
               <w:rStyle w:val="Hyperlink"/>
@@ -5767,7 +5859,7 @@
           <w:sz w:val="24"/>
           <w:u w:val="single"/>
         </w:rPr>
-        <w:hyperlink r:id="rId40" w:history="1">
+        <w:hyperlink r:id="rId37" w:history="1">
           <w:r>
             <w:rPr>
               <w:rStyle w:val="Hyperlink"/>
@@ -5785,7 +5877,7 @@
           <w:color w:val="000000"/>
           <w:sz w:val="24"/>
         </w:rPr>
-        <w:hyperlink r:id="rId38" w:history="1">
+        <w:hyperlink r:id="rId37" w:history="1">
           <w:r>
             <w:rPr>
               <w:rStyle w:val="Hyperlink"/>
@@ -5813,7 +5905,7 @@
           <w:color w:val="000000"/>
           <w:sz w:val="24"/>
         </w:rPr>
-        <w:hyperlink r:id="rId39" w:history="1">
+        <w:hyperlink r:id="rId38" w:history="1">
           <w:r>
             <w:rPr>
               <w:rStyle w:val="Hyperlink"/>
@@ -5831,7 +5923,7 @@
           <w:color w:val="000000"/>
           <w:sz w:val="24"/>
         </w:rPr>
-        <w:hyperlink r:id="rId39" w:history="1">
+        <w:hyperlink r:id="rId38" w:history="1">
           <w:r>
             <w:rPr>
               <w:rStyle w:val="Hyperlink"/>
@@ -5849,7 +5941,7 @@
           <w:color w:val="000000"/>
           <w:sz w:val="24"/>
         </w:rPr>
-        <w:hyperlink r:id="rId39" w:history="1">
+        <w:hyperlink r:id="rId38" w:history="1">
           <w:r>
             <w:rPr>
               <w:rStyle w:val="Hyperlink"/>
@@ -5867,7 +5959,7 @@
           <w:color w:val="000000"/>
           <w:sz w:val="24"/>
         </w:rPr>
-        <w:hyperlink r:id="rId39" w:history="1">
+        <w:hyperlink r:id="rId38" w:history="1">
           <w:r>
             <w:rPr>
               <w:rStyle w:val="Hyperlink"/>
@@ -5885,7 +5977,7 @@
           <w:color w:val="000000"/>
           <w:sz w:val="24"/>
         </w:rPr>
-        <w:hyperlink r:id="rId39" w:history="1">
+        <w:hyperlink r:id="rId38" w:history="1">
           <w:r>
             <w:rPr>
               <w:rStyle w:val="Hyperlink"/>
@@ -5903,7 +5995,7 @@
           <w:color w:val="000000"/>
           <w:sz w:val="24"/>
         </w:rPr>
-        <w:hyperlink r:id="rId39" w:history="1">
+        <w:hyperlink r:id="rId38" w:history="1">
           <w:r>
             <w:rPr>
               <w:rStyle w:val="Hyperlink"/>
@@ -5931,7 +6023,7 @@
           <w:color w:val="000000"/>
           <w:sz w:val="24"/>
         </w:rPr>
-        <w:hyperlink r:id="rId40" w:history="1">
+        <w:hyperlink r:id="rId39" w:history="1">
           <w:r>
             <w:rPr>
               <w:rStyle w:val="Hyperlink"/>

--- a/EXPORTS/DOCX/published/niveau1/Dutch/Sources.docx
+++ b/EXPORTS/DOCX/published/niveau1/Dutch/Sources.docx
@@ -609,31 +609,13 @@
       </w:r>
       <w:r>
         <w:rPr>
-          <w:u w:val="single" w:color="0000ff"/>
           <w:rFonts w:ascii="Charis SIL Italic" w:hAnsi="Charis SIL Italic" w:eastAsia="Charis SIL Italic"/>
           <w:b w:val="0"/>
           <w:i w:val="0"/>
           <w:color w:val="000000"/>
           <w:sz w:val="24"/>
         </w:rPr>
-        <w:hyperlink r:id="rId11" w:history="1">
-          <w:r>
-            <w:rPr>
-              <w:rStyle w:val="Hyperlink"/>
-            </w:rPr>
-            <w:t>anders d</w:t>
-          </w:r>
-        </w:hyperlink>
-      </w:r>
-      <w:r>
-        <w:rPr>
-          <w:rFonts w:ascii="Charis SIL Italic" w:hAnsi="Charis SIL Italic" w:eastAsia="Charis SIL Italic"/>
-          <w:b w:val="0"/>
-          <w:i w:val="0"/>
-          <w:color w:val="000000"/>
-          <w:sz w:val="24"/>
-        </w:rPr>
-        <w:t xml:space="preserve">an nu (denk aan </w:t>
+        <w:t xml:space="preserve">anders dan nu (denk aan </w:t>
       </w:r>
       <w:r>
         <w:rPr>
@@ -1319,96 +1301,71 @@
       </w:r>
       <w:r>
         <w:rPr>
-          <w:u w:val="single" w:color="0000ff"/>
           <w:rFonts w:ascii="Charis SIL Italic" w:hAnsi="Charis SIL Italic" w:eastAsia="Charis SIL Italic"/>
           <w:b w:val="0"/>
           <w:i w:val="0"/>
           <w:color w:val="000000"/>
           <w:sz w:val="24"/>
+        </w:rPr>
+        <w:t xml:space="preserve">deel uit van de </w:t>
+      </w:r>
+      <w:r>
+        <w:rPr>
+          <w:rFonts w:ascii="Charis SIL Italic" w:hAnsi="Charis SIL Italic" w:eastAsia="Charis SIL Italic"/>
+          <w:b w:val="0"/>
+          <w:i w:val="0"/>
+          <w:color w:val="0000FF"/>
+          <w:sz w:val="24"/>
+          <w:u w:val="single"/>
+        </w:rPr>
+        <w:t>Universitaire B</w:t>
+      </w:r>
+      <w:r>
+        <w:rPr>
+          <w:rFonts w:ascii="Charis SIL Italic" w:hAnsi="Charis SIL Italic" w:eastAsia="Charis SIL Italic"/>
+          <w:b w:val="0"/>
+          <w:i w:val="0"/>
+          <w:color w:val="0000FF"/>
+          <w:sz w:val="24"/>
+          <w:u w:val="single"/>
         </w:rPr>
         <w:hyperlink r:id="rId15" w:history="1">
           <w:r>
             <w:rPr>
               <w:rStyle w:val="Hyperlink"/>
             </w:rPr>
-            <w:t xml:space="preserve">deel uit </w:t>
+            <w:t>ibliotheken</w:t>
           </w:r>
         </w:hyperlink>
       </w:r>
       <w:r>
         <w:rPr>
-          <w:u w:val="single" w:color="0000ff"/>
-          <w:rFonts w:ascii="Charis SIL Italic" w:hAnsi="Charis SIL Italic" w:eastAsia="Charis SIL Italic"/>
-          <w:b w:val="0"/>
-          <w:i w:val="0"/>
-          <w:color w:val="000000"/>
-          <w:sz w:val="24"/>
+          <w:rFonts w:ascii="Charis SIL Italic" w:hAnsi="Charis SIL Italic" w:eastAsia="Charis SIL Italic"/>
+          <w:b w:val="0"/>
+          <w:i w:val="0"/>
+          <w:color w:val="0000FF"/>
+          <w:sz w:val="24"/>
+          <w:u w:val="single"/>
+        </w:rPr>
+        <w:t xml:space="preserve"> </w:t>
+      </w:r>
+      <w:r>
+        <w:rPr>
+          <w:rFonts w:ascii="Charis SIL Italic" w:hAnsi="Charis SIL Italic" w:eastAsia="Charis SIL Italic"/>
+          <w:b w:val="0"/>
+          <w:i w:val="0"/>
+          <w:color w:val="0000FF"/>
+          <w:sz w:val="24"/>
+          <w:u w:val="single"/>
         </w:rPr>
         <w:hyperlink r:id="rId15" w:history="1">
           <w:r>
             <w:rPr>
               <w:rStyle w:val="Hyperlink"/>
             </w:rPr>
-            <w:t>v</w:t>
+            <w:t>L</w:t>
           </w:r>
         </w:hyperlink>
-      </w:r>
-      <w:r>
-        <w:rPr>
-          <w:u w:val="single" w:color="0000ff"/>
-          <w:rFonts w:ascii="Charis SIL Italic" w:hAnsi="Charis SIL Italic" w:eastAsia="Charis SIL Italic"/>
-          <w:b w:val="0"/>
-          <w:i w:val="0"/>
-          <w:color w:val="000000"/>
-          <w:sz w:val="24"/>
-        </w:rPr>
-        <w:hyperlink r:id="rId15" w:history="1">
-          <w:r>
-            <w:rPr>
-              <w:rStyle w:val="Hyperlink"/>
-            </w:rPr>
-            <w:t>an d</w:t>
-          </w:r>
-        </w:hyperlink>
-      </w:r>
-      <w:r>
-        <w:rPr>
-          <w:u w:val="single" w:color="0000ff"/>
-          <w:rFonts w:ascii="Charis SIL Italic" w:hAnsi="Charis SIL Italic" w:eastAsia="Charis SIL Italic"/>
-          <w:b w:val="0"/>
-          <w:i w:val="0"/>
-          <w:color w:val="000000"/>
-          <w:sz w:val="24"/>
-        </w:rPr>
-        <w:hyperlink r:id="rId15" w:history="1">
-          <w:r>
-            <w:rPr>
-              <w:rStyle w:val="Hyperlink"/>
-            </w:rPr>
-            <w:t>e</w:t>
-          </w:r>
-        </w:hyperlink>
-      </w:r>
-      <w:r>
-        <w:rPr>
-          <w:u w:val="single" w:color="0000ff"/>
-          <w:rFonts w:ascii="Charis SIL Italic" w:hAnsi="Charis SIL Italic" w:eastAsia="Charis SIL Italic"/>
-          <w:b w:val="0"/>
-          <w:i w:val="0"/>
-          <w:color w:val="000000"/>
-          <w:sz w:val="24"/>
-        </w:rPr>
-        <w:t xml:space="preserve"> </w:t>
-      </w:r>
-      <w:r>
-        <w:rPr>
-          <w:rFonts w:ascii="Charis SIL Italic" w:hAnsi="Charis SIL Italic" w:eastAsia="Charis SIL Italic"/>
-          <w:b w:val="0"/>
-          <w:i w:val="0"/>
-          <w:color w:val="0000FF"/>
-          <w:sz w:val="24"/>
-        </w:rPr>
-        <w:t>Universitaire Bibliotheken L</w:t>
       </w:r>
       <w:r>
         <w:rPr>
@@ -1866,97 +1823,7 @@
           <w:color w:val="000000"/>
           <w:sz w:val="24"/>
         </w:rPr>
-        <w:t xml:space="preserve">. Bij het Nationaal Archief </w:t>
-      </w:r>
-      <w:r>
-        <w:rPr>
-          <w:u w:val="single" w:color="0000ff"/>
-          <w:rFonts w:ascii="Charis SIL Italic" w:hAnsi="Charis SIL Italic" w:eastAsia="Charis SIL Italic"/>
-          <w:b w:val="0"/>
-          <w:i w:val="0"/>
-          <w:color w:val="000000"/>
-          <w:sz w:val="24"/>
-        </w:rPr>
-        <w:hyperlink r:id="rId17" w:history="1">
-          <w:r>
-            <w:rPr>
-              <w:rStyle w:val="Hyperlink"/>
-            </w:rPr>
-            <w:t xml:space="preserve">zijn ook </w:t>
-          </w:r>
-        </w:hyperlink>
-      </w:r>
-      <w:r>
-        <w:rPr>
-          <w:u w:val="single" w:color="0000ff"/>
-          <w:rFonts w:ascii="Charis SIL Italic" w:hAnsi="Charis SIL Italic" w:eastAsia="Charis SIL Italic"/>
-          <w:b w:val="0"/>
-          <w:i w:val="0"/>
-          <w:color w:val="000000"/>
-          <w:sz w:val="24"/>
-        </w:rPr>
-        <w:hyperlink r:id="rId17" w:history="1">
-          <w:r>
-            <w:rPr>
-              <w:rStyle w:val="Hyperlink"/>
-            </w:rPr>
-            <w:t>d</w:t>
-          </w:r>
-        </w:hyperlink>
-      </w:r>
-      <w:r>
-        <w:rPr>
-          <w:u w:val="single" w:color="0000ff"/>
-          <w:rFonts w:ascii="Charis SIL Italic" w:hAnsi="Charis SIL Italic" w:eastAsia="Charis SIL Italic"/>
-          <w:b w:val="0"/>
-          <w:i w:val="0"/>
-          <w:color w:val="000000"/>
-          <w:sz w:val="24"/>
-        </w:rPr>
-        <w:hyperlink r:id="rId17" w:history="1">
-          <w:r>
-            <w:rPr>
-              <w:rStyle w:val="Hyperlink"/>
-            </w:rPr>
-            <w:t>e pe</w:t>
-          </w:r>
-        </w:hyperlink>
-      </w:r>
-      <w:r>
-        <w:rPr>
-          <w:u w:val="single" w:color="0000ff"/>
-          <w:rFonts w:ascii="Charis SIL Italic" w:hAnsi="Charis SIL Italic" w:eastAsia="Charis SIL Italic"/>
-          <w:b w:val="0"/>
-          <w:i w:val="0"/>
-          <w:color w:val="000000"/>
-          <w:sz w:val="24"/>
-        </w:rPr>
-        <w:hyperlink r:id="rId17" w:history="1">
-          <w:r>
-            <w:rPr>
-              <w:rStyle w:val="Hyperlink"/>
-            </w:rPr>
-            <w:t>r</w:t>
-          </w:r>
-        </w:hyperlink>
-      </w:r>
-      <w:r>
-        <w:rPr>
-          <w:u w:val="single" w:color="0000ff"/>
-          <w:rFonts w:ascii="Charis SIL Italic" w:hAnsi="Charis SIL Italic" w:eastAsia="Charis SIL Italic"/>
-          <w:b w:val="0"/>
-          <w:i w:val="0"/>
-          <w:color w:val="000000"/>
-          <w:sz w:val="24"/>
-        </w:rPr>
-        <w:hyperlink r:id="rId17" w:history="1">
-          <w:r>
-            <w:rPr>
-              <w:rStyle w:val="Hyperlink"/>
-            </w:rPr>
-            <w:t>son</w:t>
-          </w:r>
-        </w:hyperlink>
+        <w:t>. Bij het Nationaal Archief zijn ook de person</w:t>
       </w:r>
       <w:r>
         <w:rPr>
@@ -2050,6 +1917,7 @@
       </w:r>
       <w:r>
         <w:rPr>
+          <w:u w:val="single" w:color="0000ff"/>
           <w:rFonts w:ascii="Charis SIL Italic" w:hAnsi="Charis SIL Italic" w:eastAsia="Charis SIL Italic"/>
           <w:b w:val="0"/>
           <w:i w:val="0"/>
@@ -2450,7 +2318,7 @@
           <w:sz w:val="24"/>
           <w:u w:val="single"/>
         </w:rPr>
-        <w:hyperlink r:id="rId19" w:history="1">
+        <w:hyperlink r:id="rId18" w:history="1">
           <w:r>
             <w:rPr>
               <w:rStyle w:val="Hyperlink"/>
@@ -2479,7 +2347,7 @@
           <w:sz w:val="24"/>
           <w:u w:val="single"/>
         </w:rPr>
-        <w:hyperlink r:id="rId19" w:history="1">
+        <w:hyperlink r:id="rId18" w:history="1">
           <w:r>
             <w:rPr>
               <w:rStyle w:val="Hyperlink"/>
@@ -2497,7 +2365,7 @@
           <w:sz w:val="24"/>
           <w:u w:val="single"/>
         </w:rPr>
-        <w:hyperlink r:id="rId19" w:history="1">
+        <w:hyperlink r:id="rId18" w:history="1">
           <w:r>
             <w:rPr>
               <w:rStyle w:val="Hyperlink"/>
@@ -2526,7 +2394,7 @@
           <w:sz w:val="24"/>
           <w:u w:val="single"/>
         </w:rPr>
-        <w:hyperlink r:id="rId19" w:history="1">
+        <w:hyperlink r:id="rId18" w:history="1">
           <w:r>
             <w:rPr>
               <w:rStyle w:val="Hyperlink"/>
@@ -2555,7 +2423,7 @@
           <w:sz w:val="24"/>
           <w:u w:val="single"/>
         </w:rPr>
-        <w:hyperlink r:id="rId19" w:history="1">
+        <w:hyperlink r:id="rId18" w:history="1">
           <w:r>
             <w:rPr>
               <w:rStyle w:val="Hyperlink"/>
@@ -3304,7 +3172,7 @@
           <w:sz w:val="24"/>
           <w:u w:val="single"/>
         </w:rPr>
-        <w:hyperlink r:id="rId16" w:history="1">
+        <w:hyperlink r:id="rId22" w:history="1">
           <w:r>
             <w:rPr>
               <w:rStyle w:val="Hyperlink"/>
@@ -3557,8 +3425,45 @@
           <w:i w:val="0"/>
           <w:color w:val="0000FF"/>
           <w:sz w:val="24"/>
-        </w:rPr>
-        <w:t>Nationaal A</w:t>
+          <w:u w:val="single"/>
+        </w:rPr>
+        <w:hyperlink r:id="rId23" w:history="1">
+          <w:r>
+            <w:rPr>
+              <w:rStyle w:val="Hyperlink"/>
+            </w:rPr>
+            <w:t>Nationaal</w:t>
+          </w:r>
+        </w:hyperlink>
+      </w:r>
+      <w:r>
+        <w:rPr>
+          <w:rFonts w:ascii="Charis SIL Italic" w:hAnsi="Charis SIL Italic" w:eastAsia="Charis SIL Italic"/>
+          <w:b w:val="0"/>
+          <w:i w:val="0"/>
+          <w:color w:val="0000FF"/>
+          <w:sz w:val="24"/>
+          <w:u w:val="single"/>
+        </w:rPr>
+        <w:t xml:space="preserve"> </w:t>
+      </w:r>
+      <w:r>
+        <w:rPr>
+          <w:rFonts w:ascii="Charis SIL Italic" w:hAnsi="Charis SIL Italic" w:eastAsia="Charis SIL Italic"/>
+          <w:b w:val="0"/>
+          <w:i w:val="0"/>
+          <w:color w:val="0000FF"/>
+          <w:sz w:val="24"/>
+          <w:u w:val="single"/>
+        </w:rPr>
+        <w:hyperlink r:id="rId23" w:history="1">
+          <w:r>
+            <w:rPr>
+              <w:rStyle w:val="Hyperlink"/>
+            </w:rPr>
+            <w:t>A</w:t>
+          </w:r>
+        </w:hyperlink>
       </w:r>
       <w:r>
         <w:rPr>
@@ -3587,14 +3492,7 @@
           <w:color w:val="000000"/>
           <w:sz w:val="24"/>
         </w:rPr>
-        <w:hyperlink r:id="rId23" w:history="1">
-          <w:r>
-            <w:rPr>
-              <w:rStyle w:val="Hyperlink"/>
-            </w:rPr>
-            <w:t xml:space="preserve"> en </w:t>
-          </w:r>
-        </w:hyperlink>
+        <w:t xml:space="preserve"> en </w:t>
       </w:r>
       <w:r>
         <w:rPr>
@@ -3658,25 +3556,7 @@
           <w:color w:val="000000"/>
           <w:sz w:val="24"/>
         </w:rPr>
-        <w:t>. H</w:t>
-      </w:r>
-      <w:r>
-        <w:rPr>
-          <w:u w:val="single" w:color="0000ff"/>
-          <w:rFonts w:ascii="Charis SIL Italic" w:hAnsi="Charis SIL Italic" w:eastAsia="Charis SIL Italic"/>
-          <w:b w:val="0"/>
-          <w:i w:val="0"/>
-          <w:color w:val="000000"/>
-          <w:sz w:val="24"/>
-        </w:rPr>
-        <w:hyperlink r:id="rId24" w:history="1">
-          <w:r>
-            <w:rPr>
-              <w:rStyle w:val="Hyperlink"/>
-            </w:rPr>
-            <w:t xml:space="preserve">et </w:t>
-          </w:r>
-        </w:hyperlink>
+        <w:t xml:space="preserve">. Het </w:t>
       </w:r>
       <w:r>
         <w:rPr>
@@ -3687,7 +3567,7 @@
           <w:sz w:val="24"/>
           <w:u w:val="single"/>
         </w:rPr>
-        <w:hyperlink r:id="rId24" w:history="1">
+        <w:hyperlink r:id="rId26" w:history="1">
           <w:r>
             <w:rPr>
               <w:rStyle w:val="Hyperlink"/>
@@ -3716,7 +3596,7 @@
           <w:sz w:val="24"/>
           <w:u w:val="single"/>
         </w:rPr>
-        <w:hyperlink r:id="rId24" w:history="1">
+        <w:hyperlink r:id="rId26" w:history="1">
           <w:r>
             <w:rPr>
               <w:rStyle w:val="Hyperlink"/>
@@ -3751,35 +3631,7 @@
           <w:color w:val="000000"/>
           <w:sz w:val="24"/>
         </w:rPr>
-        <w:t xml:space="preserve">bezit de fotocollectie van </w:t>
-      </w:r>
-      <w:r>
-        <w:rPr>
-          <w:u w:val="single" w:color="0000ff"/>
-          <w:rFonts w:ascii="Charis SIL Italic" w:hAnsi="Charis SIL Italic" w:eastAsia="Charis SIL Italic"/>
-          <w:b w:val="0"/>
-          <w:i w:val="0"/>
-          <w:color w:val="000000"/>
-          <w:sz w:val="24"/>
-        </w:rPr>
-        <w:t>h</w:t>
-      </w:r>
-      <w:r>
-        <w:rPr>
-          <w:rFonts w:ascii="Charis SIL Italic" w:hAnsi="Charis SIL Italic" w:eastAsia="Charis SIL Italic"/>
-          <w:b w:val="0"/>
-          <w:i w:val="0"/>
-          <w:color w:val="000000"/>
-          <w:sz w:val="24"/>
-        </w:rPr>
-        <w:hyperlink r:id="rId27" w:history="1">
-          <w:r>
-            <w:rPr>
-              <w:rStyle w:val="Hyperlink"/>
-            </w:rPr>
-            <w:t xml:space="preserve">et </w:t>
-          </w:r>
-        </w:hyperlink>
+        <w:t xml:space="preserve">bezit de fotocollectie van het </w:t>
       </w:r>
       <w:r>
         <w:rPr>
@@ -3826,7 +3678,7 @@
           <w:sz w:val="24"/>
           <w:u w:val="single"/>
         </w:rPr>
-        <w:hyperlink r:id="rId28" w:history="1">
+        <w:hyperlink r:id="rId27" w:history="1">
           <w:r>
             <w:rPr>
               <w:rStyle w:val="Hyperlink"/>
@@ -3844,7 +3696,7 @@
           <w:sz w:val="24"/>
           <w:u w:val="single"/>
         </w:rPr>
-        <w:t xml:space="preserve"> in</w:t>
+        <w:t xml:space="preserve"> </w:t>
       </w:r>
       <w:r>
         <w:rPr>
@@ -3855,6 +3707,24 @@
           <w:sz w:val="24"/>
           <w:u w:val="single"/>
         </w:rPr>
+        <w:hyperlink r:id="rId27" w:history="1">
+          <w:r>
+            <w:rPr>
+              <w:rStyle w:val="Hyperlink"/>
+            </w:rPr>
+            <w:t>in</w:t>
+          </w:r>
+        </w:hyperlink>
+      </w:r>
+      <w:r>
+        <w:rPr>
+          <w:rFonts w:ascii="Charis SIL Italic" w:hAnsi="Charis SIL Italic" w:eastAsia="Charis SIL Italic"/>
+          <w:b w:val="0"/>
+          <w:i w:val="0"/>
+          <w:color w:val="0000FF"/>
+          <w:sz w:val="24"/>
+          <w:u w:val="single"/>
+        </w:rPr>
         <w:t xml:space="preserve"> </w:t>
       </w:r>
       <w:r>
@@ -3866,7 +3736,7 @@
           <w:sz w:val="24"/>
           <w:u w:val="single"/>
         </w:rPr>
-        <w:hyperlink r:id="rId28" w:history="1">
+        <w:hyperlink r:id="rId27" w:history="1">
           <w:r>
             <w:rPr>
               <w:rStyle w:val="Hyperlink"/>
@@ -3932,7 +3802,7 @@
           <w:sz w:val="24"/>
           <w:u w:val="single"/>
         </w:rPr>
-        <w:hyperlink r:id="rId29" w:history="1">
+        <w:hyperlink r:id="rId28" w:history="1">
           <w:r>
             <w:rPr>
               <w:rStyle w:val="Hyperlink"/>
@@ -3961,7 +3831,7 @@
           <w:sz w:val="24"/>
           <w:u w:val="single"/>
         </w:rPr>
-        <w:hyperlink r:id="rId29" w:history="1">
+        <w:hyperlink r:id="rId28" w:history="1">
           <w:r>
             <w:rPr>
               <w:rStyle w:val="Hyperlink"/>
@@ -3989,7 +3859,7 @@
           <w:sz w:val="24"/>
           <w:u w:val="single"/>
         </w:rPr>
-        <w:hyperlink r:id="rId30" w:history="1">
+        <w:hyperlink r:id="rId29" w:history="1">
           <w:r>
             <w:rPr>
               <w:rStyle w:val="Hyperlink"/>
@@ -4007,7 +3877,7 @@
           <w:sz w:val="24"/>
           <w:u w:val="single"/>
         </w:rPr>
-        <w:hyperlink r:id="rId30" w:history="1">
+        <w:hyperlink r:id="rId29" w:history="1">
           <w:r>
             <w:rPr>
               <w:rStyle w:val="Hyperlink"/>
@@ -4036,7 +3906,7 @@
           <w:sz w:val="24"/>
           <w:u w:val="single"/>
         </w:rPr>
-        <w:hyperlink r:id="rId30" w:history="1">
+        <w:hyperlink r:id="rId29" w:history="1">
           <w:r>
             <w:rPr>
               <w:rStyle w:val="Hyperlink"/>
@@ -4323,7 +4193,7 @@
           <w:sz w:val="24"/>
           <w:u w:val="single"/>
         </w:rPr>
-        <w:hyperlink r:id="rId31" w:history="1">
+        <w:hyperlink r:id="rId30" w:history="1">
           <w:r>
             <w:rPr>
               <w:rStyle w:val="Hyperlink"/>
@@ -4352,7 +4222,7 @@
           <w:sz w:val="24"/>
           <w:u w:val="single"/>
         </w:rPr>
-        <w:hyperlink r:id="rId31" w:history="1">
+        <w:hyperlink r:id="rId30" w:history="1">
           <w:r>
             <w:rPr>
               <w:rStyle w:val="Hyperlink"/>
@@ -4381,7 +4251,7 @@
           <w:sz w:val="24"/>
           <w:u w:val="single"/>
         </w:rPr>
-        <w:hyperlink r:id="rId31" w:history="1">
+        <w:hyperlink r:id="rId30" w:history="1">
           <w:r>
             <w:rPr>
               <w:rStyle w:val="Hyperlink"/>
@@ -4409,7 +4279,7 @@
           <w:sz w:val="24"/>
           <w:u w:val="single"/>
         </w:rPr>
-        <w:hyperlink r:id="rId32" w:history="1">
+        <w:hyperlink r:id="rId31" w:history="1">
           <w:r>
             <w:rPr>
               <w:rStyle w:val="Hyperlink"/>
@@ -4438,7 +4308,7 @@
           <w:sz w:val="24"/>
           <w:u w:val="single"/>
         </w:rPr>
-        <w:hyperlink r:id="rId32" w:history="1">
+        <w:hyperlink r:id="rId31" w:history="1">
           <w:r>
             <w:rPr>
               <w:rStyle w:val="Hyperlink"/>
@@ -4467,7 +4337,7 @@
           <w:sz w:val="24"/>
           <w:u w:val="single"/>
         </w:rPr>
-        <w:hyperlink r:id="rId32" w:history="1">
+        <w:hyperlink r:id="rId31" w:history="1">
           <w:r>
             <w:rPr>
               <w:rStyle w:val="Hyperlink"/>
@@ -4496,7 +4366,7 @@
           <w:sz w:val="24"/>
           <w:u w:val="single"/>
         </w:rPr>
-        <w:hyperlink r:id="rId32" w:history="1">
+        <w:hyperlink r:id="rId31" w:history="1">
           <w:r>
             <w:rPr>
               <w:rStyle w:val="Hyperlink"/>
@@ -4524,7 +4394,7 @@
           <w:sz w:val="24"/>
           <w:u w:val="single"/>
         </w:rPr>
-        <w:hyperlink r:id="rId33" w:history="1">
+        <w:hyperlink r:id="rId32" w:history="1">
           <w:r>
             <w:rPr>
               <w:rStyle w:val="Hyperlink"/>
@@ -4553,7 +4423,7 @@
           <w:sz w:val="24"/>
           <w:u w:val="single"/>
         </w:rPr>
-        <w:hyperlink r:id="rId33" w:history="1">
+        <w:hyperlink r:id="rId32" w:history="1">
           <w:r>
             <w:rPr>
               <w:rStyle w:val="Hyperlink"/>
@@ -4582,7 +4452,7 @@
           <w:sz w:val="24"/>
           <w:u w:val="single"/>
         </w:rPr>
-        <w:hyperlink r:id="rId33" w:history="1">
+        <w:hyperlink r:id="rId32" w:history="1">
           <w:r>
             <w:rPr>
               <w:rStyle w:val="Hyperlink"/>
@@ -4611,7 +4481,7 @@
           <w:sz w:val="24"/>
           <w:u w:val="single"/>
         </w:rPr>
-        <w:hyperlink r:id="rId33" w:history="1">
+        <w:hyperlink r:id="rId32" w:history="1">
           <w:r>
             <w:rPr>
               <w:rStyle w:val="Hyperlink"/>
@@ -4640,7 +4510,7 @@
           <w:sz w:val="24"/>
           <w:u w:val="single"/>
         </w:rPr>
-        <w:hyperlink r:id="rId33" w:history="1">
+        <w:hyperlink r:id="rId32" w:history="1">
           <w:r>
             <w:rPr>
               <w:rStyle w:val="Hyperlink"/>
@@ -4651,6 +4521,16 @@
       </w:r>
       <w:r>
         <w:rPr>
+          <w:rFonts w:ascii="Charis SIL Italic" w:hAnsi="Charis SIL Italic" w:eastAsia="Charis SIL Italic"/>
+          <w:b w:val="0"/>
+          <w:i w:val="0"/>
+          <w:color w:val="000000"/>
+          <w:sz w:val="24"/>
+        </w:rPr>
+        <w:t xml:space="preserve"> </w:t>
+      </w:r>
+      <w:r>
+        <w:rPr>
           <w:u w:val="single" w:color="0000ff"/>
           <w:rFonts w:ascii="Charis SIL Italic" w:hAnsi="Charis SIL Italic" w:eastAsia="Charis SIL Italic"/>
           <w:b w:val="0"/>
@@ -4658,18 +4538,7 @@
           <w:color w:val="000000"/>
           <w:sz w:val="24"/>
         </w:rPr>
-        <w:t xml:space="preserve"> </w:t>
-      </w:r>
-      <w:r>
-        <w:rPr>
-          <w:u w:val="single" w:color="0000ff"/>
-          <w:rFonts w:ascii="Charis SIL Italic" w:hAnsi="Charis SIL Italic" w:eastAsia="Charis SIL Italic"/>
-          <w:b w:val="0"/>
-          <w:i w:val="0"/>
-          <w:color w:val="000000"/>
-          <w:sz w:val="24"/>
-        </w:rPr>
-        <w:hyperlink r:id="rId31" w:history="1">
+        <w:hyperlink r:id="rId30" w:history="1">
           <w:r>
             <w:rPr>
               <w:rStyle w:val="Hyperlink"/>
@@ -4687,7 +4556,7 @@
           <w:sz w:val="24"/>
           <w:u w:val="single"/>
         </w:rPr>
-        <w:hyperlink r:id="rId31" w:history="1">
+        <w:hyperlink r:id="rId30" w:history="1">
           <w:r>
             <w:rPr>
               <w:rStyle w:val="Hyperlink"/>
@@ -4704,6 +4573,165 @@
           <w:color w:val="0000FF"/>
           <w:sz w:val="24"/>
           <w:u w:val="single"/>
+        </w:rPr>
+        <w:hyperlink r:id="rId30" w:history="1">
+          <w:r>
+            <w:rPr>
+              <w:rStyle w:val="Hyperlink"/>
+            </w:rPr>
+            <w:t>o</w:t>
+          </w:r>
+        </w:hyperlink>
+      </w:r>
+      <w:r>
+        <w:rPr>
+          <w:rFonts w:ascii="Charis SIL Italic" w:hAnsi="Charis SIL Italic" w:eastAsia="Charis SIL Italic"/>
+          <w:b w:val="0"/>
+          <w:i w:val="0"/>
+          <w:color w:val="0000FF"/>
+          <w:sz w:val="24"/>
+          <w:u w:val="single"/>
+        </w:rPr>
+        <w:hyperlink r:id="rId30" w:history="1">
+          <w:r>
+            <w:rPr>
+              <w:rStyle w:val="Hyperlink"/>
+            </w:rPr>
+            <w:t>naal</w:t>
+          </w:r>
+        </w:hyperlink>
+      </w:r>
+      <w:r>
+        <w:rPr>
+          <w:rFonts w:ascii="Charis SIL Italic" w:hAnsi="Charis SIL Italic" w:eastAsia="Charis SIL Italic"/>
+          <w:b w:val="0"/>
+          <w:i w:val="0"/>
+          <w:color w:val="0000FF"/>
+          <w:sz w:val="24"/>
+          <w:u w:val="single"/>
+        </w:rPr>
+        <w:t xml:space="preserve"> </w:t>
+      </w:r>
+      <w:r>
+        <w:rPr>
+          <w:rFonts w:ascii="Charis SIL Italic" w:hAnsi="Charis SIL Italic" w:eastAsia="Charis SIL Italic"/>
+          <w:b w:val="0"/>
+          <w:i w:val="0"/>
+          <w:color w:val="0000FF"/>
+          <w:sz w:val="24"/>
+          <w:u w:val="single"/>
+        </w:rPr>
+        <w:hyperlink r:id="rId30" w:history="1">
+          <w:r>
+            <w:rPr>
+              <w:rStyle w:val="Hyperlink"/>
+            </w:rPr>
+            <w:t>Arch</w:t>
+          </w:r>
+        </w:hyperlink>
+      </w:r>
+      <w:r>
+        <w:rPr>
+          <w:rFonts w:ascii="Charis SIL Italic" w:hAnsi="Charis SIL Italic" w:eastAsia="Charis SIL Italic"/>
+          <w:b w:val="0"/>
+          <w:i w:val="0"/>
+          <w:color w:val="0000FF"/>
+          <w:sz w:val="24"/>
+          <w:u w:val="single"/>
+        </w:rPr>
+        <w:t>i</w:t>
+      </w:r>
+      <w:r>
+        <w:rPr>
+          <w:rFonts w:ascii="Charis SIL Italic" w:hAnsi="Charis SIL Italic" w:eastAsia="Charis SIL Italic"/>
+          <w:b w:val="0"/>
+          <w:i w:val="0"/>
+          <w:color w:val="0000FF"/>
+          <w:sz w:val="24"/>
+          <w:u w:val="single"/>
+        </w:rPr>
+        <w:hyperlink r:id="rId31" w:history="1">
+          <w:r>
+            <w:rPr>
+              <w:rStyle w:val="Hyperlink"/>
+            </w:rPr>
+            <w:t>ef</w:t>
+          </w:r>
+        </w:hyperlink>
+      </w:r>
+      <w:r>
+        <w:rPr>
+          <w:rFonts w:ascii="Charis SIL Italic" w:hAnsi="Charis SIL Italic" w:eastAsia="Charis SIL Italic"/>
+          <w:b w:val="0"/>
+          <w:i w:val="0"/>
+          <w:color w:val="0000FF"/>
+          <w:sz w:val="24"/>
+          <w:u w:val="single"/>
+        </w:rPr>
+        <w:t xml:space="preserve"> </w:t>
+      </w:r>
+      <w:r>
+        <w:rPr>
+          <w:rFonts w:ascii="Charis SIL Italic" w:hAnsi="Charis SIL Italic" w:eastAsia="Charis SIL Italic"/>
+          <w:b w:val="0"/>
+          <w:i w:val="0"/>
+          <w:color w:val="0000FF"/>
+          <w:sz w:val="24"/>
+          <w:u w:val="single"/>
+        </w:rPr>
+        <w:hyperlink r:id="rId31" w:history="1">
+          <w:r>
+            <w:rPr>
+              <w:rStyle w:val="Hyperlink"/>
+            </w:rPr>
+            <w:t>Cur</w:t>
+          </w:r>
+        </w:hyperlink>
+      </w:r>
+      <w:r>
+        <w:rPr>
+          <w:rFonts w:ascii="Charis SIL Italic" w:hAnsi="Charis SIL Italic" w:eastAsia="Charis SIL Italic"/>
+          <w:b w:val="0"/>
+          <w:i w:val="0"/>
+          <w:color w:val="0000FF"/>
+          <w:sz w:val="24"/>
+          <w:u w:val="single"/>
+        </w:rPr>
+        <w:hyperlink r:id="rId31" w:history="1">
+          <w:r>
+            <w:rPr>
+              <w:rStyle w:val="Hyperlink"/>
+            </w:rPr>
+            <w:t>açao</w:t>
+          </w:r>
+        </w:hyperlink>
+      </w:r>
+      <w:r>
+        <w:rPr>
+          <w:u w:val="single" w:color="0000ff"/>
+          <w:rFonts w:ascii="Charis SIL Italic" w:hAnsi="Charis SIL Italic" w:eastAsia="Charis SIL Italic"/>
+          <w:b w:val="0"/>
+          <w:i w:val="0"/>
+          <w:color w:val="000000"/>
+          <w:sz w:val="24"/>
+        </w:rPr>
+        <w:hyperlink r:id="rId31" w:history="1">
+          <w:r>
+            <w:rPr>
+              <w:rStyle w:val="Hyperlink"/>
+            </w:rPr>
+            <w:t>. Vo</w:t>
+          </w:r>
+        </w:hyperlink>
+      </w:r>
+      <w:r>
+        <w:rPr>
+          <w:u w:val="single" w:color="0000ff"/>
+          <w:rFonts w:ascii="Charis SIL Italic" w:hAnsi="Charis SIL Italic" w:eastAsia="Charis SIL Italic"/>
+          <w:b w:val="0"/>
+          <w:i w:val="0"/>
+          <w:color w:val="000000"/>
+          <w:sz w:val="24"/>
         </w:rPr>
         <w:hyperlink r:id="rId31" w:history="1">
           <w:r>
@@ -4716,173 +4744,14 @@
       </w:r>
       <w:r>
         <w:rPr>
-          <w:rFonts w:ascii="Charis SIL Italic" w:hAnsi="Charis SIL Italic" w:eastAsia="Charis SIL Italic"/>
-          <w:b w:val="0"/>
-          <w:i w:val="0"/>
-          <w:color w:val="0000FF"/>
-          <w:sz w:val="24"/>
-          <w:u w:val="single"/>
+          <w:u w:val="single" w:color="0000ff"/>
+          <w:rFonts w:ascii="Charis SIL Italic" w:hAnsi="Charis SIL Italic" w:eastAsia="Charis SIL Italic"/>
+          <w:b w:val="0"/>
+          <w:i w:val="0"/>
+          <w:color w:val="000000"/>
+          <w:sz w:val="24"/>
         </w:rPr>
         <w:hyperlink r:id="rId31" w:history="1">
-          <w:r>
-            <w:rPr>
-              <w:rStyle w:val="Hyperlink"/>
-            </w:rPr>
-            <w:t>naal</w:t>
-          </w:r>
-        </w:hyperlink>
-      </w:r>
-      <w:r>
-        <w:rPr>
-          <w:rFonts w:ascii="Charis SIL Italic" w:hAnsi="Charis SIL Italic" w:eastAsia="Charis SIL Italic"/>
-          <w:b w:val="0"/>
-          <w:i w:val="0"/>
-          <w:color w:val="0000FF"/>
-          <w:sz w:val="24"/>
-          <w:u w:val="single"/>
-        </w:rPr>
-        <w:t xml:space="preserve"> </w:t>
-      </w:r>
-      <w:r>
-        <w:rPr>
-          <w:rFonts w:ascii="Charis SIL Italic" w:hAnsi="Charis SIL Italic" w:eastAsia="Charis SIL Italic"/>
-          <w:b w:val="0"/>
-          <w:i w:val="0"/>
-          <w:color w:val="0000FF"/>
-          <w:sz w:val="24"/>
-          <w:u w:val="single"/>
-        </w:rPr>
-        <w:hyperlink r:id="rId31" w:history="1">
-          <w:r>
-            <w:rPr>
-              <w:rStyle w:val="Hyperlink"/>
-            </w:rPr>
-            <w:t>Arch</w:t>
-          </w:r>
-        </w:hyperlink>
-      </w:r>
-      <w:r>
-        <w:rPr>
-          <w:rFonts w:ascii="Charis SIL Italic" w:hAnsi="Charis SIL Italic" w:eastAsia="Charis SIL Italic"/>
-          <w:b w:val="0"/>
-          <w:i w:val="0"/>
-          <w:color w:val="0000FF"/>
-          <w:sz w:val="24"/>
-          <w:u w:val="single"/>
-        </w:rPr>
-        <w:t>i</w:t>
-      </w:r>
-      <w:r>
-        <w:rPr>
-          <w:rFonts w:ascii="Charis SIL Italic" w:hAnsi="Charis SIL Italic" w:eastAsia="Charis SIL Italic"/>
-          <w:b w:val="0"/>
-          <w:i w:val="0"/>
-          <w:color w:val="0000FF"/>
-          <w:sz w:val="24"/>
-          <w:u w:val="single"/>
-        </w:rPr>
-        <w:hyperlink r:id="rId32" w:history="1">
-          <w:r>
-            <w:rPr>
-              <w:rStyle w:val="Hyperlink"/>
-            </w:rPr>
-            <w:t>ef</w:t>
-          </w:r>
-        </w:hyperlink>
-      </w:r>
-      <w:r>
-        <w:rPr>
-          <w:rFonts w:ascii="Charis SIL Italic" w:hAnsi="Charis SIL Italic" w:eastAsia="Charis SIL Italic"/>
-          <w:b w:val="0"/>
-          <w:i w:val="0"/>
-          <w:color w:val="0000FF"/>
-          <w:sz w:val="24"/>
-          <w:u w:val="single"/>
-        </w:rPr>
-        <w:t xml:space="preserve"> </w:t>
-      </w:r>
-      <w:r>
-        <w:rPr>
-          <w:rFonts w:ascii="Charis SIL Italic" w:hAnsi="Charis SIL Italic" w:eastAsia="Charis SIL Italic"/>
-          <w:b w:val="0"/>
-          <w:i w:val="0"/>
-          <w:color w:val="0000FF"/>
-          <w:sz w:val="24"/>
-          <w:u w:val="single"/>
-        </w:rPr>
-        <w:hyperlink r:id="rId32" w:history="1">
-          <w:r>
-            <w:rPr>
-              <w:rStyle w:val="Hyperlink"/>
-            </w:rPr>
-            <w:t>Cur</w:t>
-          </w:r>
-        </w:hyperlink>
-      </w:r>
-      <w:r>
-        <w:rPr>
-          <w:rFonts w:ascii="Charis SIL Italic" w:hAnsi="Charis SIL Italic" w:eastAsia="Charis SIL Italic"/>
-          <w:b w:val="0"/>
-          <w:i w:val="0"/>
-          <w:color w:val="0000FF"/>
-          <w:sz w:val="24"/>
-          <w:u w:val="single"/>
-        </w:rPr>
-        <w:hyperlink r:id="rId32" w:history="1">
-          <w:r>
-            <w:rPr>
-              <w:rStyle w:val="Hyperlink"/>
-            </w:rPr>
-            <w:t>açao</w:t>
-          </w:r>
-        </w:hyperlink>
-      </w:r>
-      <w:r>
-        <w:rPr>
-          <w:u w:val="single" w:color="0000ff"/>
-          <w:rFonts w:ascii="Charis SIL Italic" w:hAnsi="Charis SIL Italic" w:eastAsia="Charis SIL Italic"/>
-          <w:b w:val="0"/>
-          <w:i w:val="0"/>
-          <w:color w:val="000000"/>
-          <w:sz w:val="24"/>
-        </w:rPr>
-        <w:hyperlink r:id="rId32" w:history="1">
-          <w:r>
-            <w:rPr>
-              <w:rStyle w:val="Hyperlink"/>
-            </w:rPr>
-            <w:t>. Vo</w:t>
-          </w:r>
-        </w:hyperlink>
-      </w:r>
-      <w:r>
-        <w:rPr>
-          <w:u w:val="single" w:color="0000ff"/>
-          <w:rFonts w:ascii="Charis SIL Italic" w:hAnsi="Charis SIL Italic" w:eastAsia="Charis SIL Italic"/>
-          <w:b w:val="0"/>
-          <w:i w:val="0"/>
-          <w:color w:val="000000"/>
-          <w:sz w:val="24"/>
-        </w:rPr>
-        <w:hyperlink r:id="rId32" w:history="1">
-          <w:r>
-            <w:rPr>
-              <w:rStyle w:val="Hyperlink"/>
-            </w:rPr>
-            <w:t>o</w:t>
-          </w:r>
-        </w:hyperlink>
-      </w:r>
-      <w:r>
-        <w:rPr>
-          <w:u w:val="single" w:color="0000ff"/>
-          <w:rFonts w:ascii="Charis SIL Italic" w:hAnsi="Charis SIL Italic" w:eastAsia="Charis SIL Italic"/>
-          <w:b w:val="0"/>
-          <w:i w:val="0"/>
-          <w:color w:val="000000"/>
-          <w:sz w:val="24"/>
-        </w:rPr>
-        <w:hyperlink r:id="rId32" w:history="1">
           <w:r>
             <w:rPr>
               <w:rStyle w:val="Hyperlink"/>
@@ -4911,7 +4780,7 @@
           <w:color w:val="000000"/>
           <w:sz w:val="24"/>
         </w:rPr>
-        <w:hyperlink r:id="rId32" w:history="1">
+        <w:hyperlink r:id="rId31" w:history="1">
           <w:r>
             <w:rPr>
               <w:rStyle w:val="Hyperlink"/>
@@ -4939,7 +4808,7 @@
           <w:color w:val="000000"/>
           <w:sz w:val="24"/>
         </w:rPr>
-        <w:hyperlink r:id="rId33" w:history="1">
+        <w:hyperlink r:id="rId32" w:history="1">
           <w:r>
             <w:rPr>
               <w:rStyle w:val="Hyperlink"/>
@@ -4957,7 +4826,7 @@
           <w:color w:val="000000"/>
           <w:sz w:val="24"/>
         </w:rPr>
-        <w:hyperlink r:id="rId33" w:history="1">
+        <w:hyperlink r:id="rId32" w:history="1">
           <w:r>
             <w:rPr>
               <w:rStyle w:val="Hyperlink"/>
@@ -4975,7 +4844,7 @@
           <w:color w:val="000000"/>
           <w:sz w:val="24"/>
         </w:rPr>
-        <w:hyperlink r:id="rId33" w:history="1">
+        <w:hyperlink r:id="rId32" w:history="1">
           <w:r>
             <w:rPr>
               <w:rStyle w:val="Hyperlink"/>
@@ -4993,7 +4862,7 @@
           <w:color w:val="000000"/>
           <w:sz w:val="24"/>
         </w:rPr>
-        <w:hyperlink r:id="rId33" w:history="1">
+        <w:hyperlink r:id="rId32" w:history="1">
           <w:r>
             <w:rPr>
               <w:rStyle w:val="Hyperlink"/>
@@ -5021,7 +4890,7 @@
           <w:sz w:val="24"/>
           <w:u w:val="single"/>
         </w:rPr>
-        <w:hyperlink r:id="rId33" w:history="1">
+        <w:hyperlink r:id="rId32" w:history="1">
           <w:r>
             <w:rPr>
               <w:rStyle w:val="Hyperlink"/>
@@ -5039,7 +4908,7 @@
           <w:sz w:val="24"/>
           <w:u w:val="single"/>
         </w:rPr>
-        <w:hyperlink r:id="rId33" w:history="1">
+        <w:hyperlink r:id="rId32" w:history="1">
           <w:r>
             <w:rPr>
               <w:rStyle w:val="Hyperlink"/>
@@ -5057,7 +4926,7 @@
           <w:color w:val="000000"/>
           <w:sz w:val="24"/>
         </w:rPr>
-        <w:hyperlink r:id="rId33" w:history="1">
+        <w:hyperlink r:id="rId32" w:history="1">
           <w:r>
             <w:rPr>
               <w:rStyle w:val="Hyperlink"/>
@@ -5096,7 +4965,7 @@
           <w:color w:val="000000"/>
           <w:sz w:val="24"/>
         </w:rPr>
-        <w:hyperlink r:id="rId34" w:history="1">
+        <w:hyperlink r:id="rId33" w:history="1">
           <w:r>
             <w:rPr>
               <w:rStyle w:val="Hyperlink"/>
@@ -5134,7 +5003,7 @@
           <w:sz w:val="24"/>
           <w:u w:val="single"/>
         </w:rPr>
-        <w:hyperlink r:id="rId35" w:history="1">
+        <w:hyperlink r:id="rId34" w:history="1">
           <w:r>
             <w:rPr>
               <w:rStyle w:val="Hyperlink"/>
@@ -5163,7 +5032,7 @@
           <w:sz w:val="24"/>
           <w:u w:val="single"/>
         </w:rPr>
-        <w:hyperlink r:id="rId35" w:history="1">
+        <w:hyperlink r:id="rId34" w:history="1">
           <w:r>
             <w:rPr>
               <w:rStyle w:val="Hyperlink"/>
@@ -5192,7 +5061,7 @@
           <w:sz w:val="24"/>
           <w:u w:val="single"/>
         </w:rPr>
-        <w:hyperlink r:id="rId35" w:history="1">
+        <w:hyperlink r:id="rId34" w:history="1">
           <w:r>
             <w:rPr>
               <w:rStyle w:val="Hyperlink"/>
@@ -5221,7 +5090,7 @@
           <w:sz w:val="24"/>
           <w:u w:val="single"/>
         </w:rPr>
-        <w:hyperlink r:id="rId35" w:history="1">
+        <w:hyperlink r:id="rId34" w:history="1">
           <w:r>
             <w:rPr>
               <w:rStyle w:val="Hyperlink"/>
@@ -5250,7 +5119,7 @@
           <w:sz w:val="24"/>
           <w:u w:val="single"/>
         </w:rPr>
-        <w:hyperlink r:id="rId35" w:history="1">
+        <w:hyperlink r:id="rId34" w:history="1">
           <w:r>
             <w:rPr>
               <w:rStyle w:val="Hyperlink"/>
@@ -5271,7 +5140,7 @@
           <w:sz w:val="24"/>
           <w:u w:val="single"/>
         </w:rPr>
-        <w:hyperlink r:id="rId35" w:history="1">
+        <w:hyperlink r:id="rId34" w:history="1">
           <w:r>
             <w:rPr>
               <w:rStyle w:val="Hyperlink"/>
@@ -5288,7 +5157,7 @@
           <w:color w:val="000000"/>
           <w:sz w:val="24"/>
         </w:rPr>
-        <w:t xml:space="preserve"> dat zich bij het Arsip</w:t>
+        <w:t xml:space="preserve"> dat zich bij het Arsip Nasional in</w:t>
       </w:r>
       <w:r>
         <w:rPr>
@@ -5299,25 +5168,7 @@
           <w:color w:val="000000"/>
           <w:sz w:val="24"/>
         </w:rPr>
-        <w:hyperlink r:id="rId35" w:history="1">
-          <w:r>
-            <w:rPr>
-              <w:rStyle w:val="Hyperlink"/>
-            </w:rPr>
-            <w:t xml:space="preserve"> Nasional in</w:t>
-          </w:r>
-        </w:hyperlink>
-      </w:r>
-      <w:r>
-        <w:rPr>
-          <w:u w:val="single" w:color="0000ff"/>
-          <w:rFonts w:ascii="Charis SIL Italic" w:hAnsi="Charis SIL Italic" w:eastAsia="Charis SIL Italic"/>
-          <w:b w:val="0"/>
-          <w:i w:val="0"/>
-          <w:color w:val="000000"/>
-          <w:sz w:val="24"/>
-        </w:rPr>
-        <w:hyperlink r:id="rId35" w:history="1">
+        <w:hyperlink r:id="rId34" w:history="1">
           <w:r>
             <w:rPr>
               <w:rStyle w:val="Hyperlink"/>
@@ -5335,7 +5186,7 @@
           <w:color w:val="000000"/>
           <w:sz w:val="24"/>
         </w:rPr>
-        <w:hyperlink r:id="rId35" w:history="1">
+        <w:hyperlink r:id="rId34" w:history="1">
           <w:r>
             <w:rPr>
               <w:rStyle w:val="Hyperlink"/>
@@ -5364,7 +5215,7 @@
           <w:color w:val="000000"/>
           <w:sz w:val="24"/>
         </w:rPr>
-        <w:hyperlink r:id="rId35" w:history="1">
+        <w:hyperlink r:id="rId34" w:history="1">
           <w:r>
             <w:rPr>
               <w:rStyle w:val="Hyperlink"/>
@@ -5392,7 +5243,7 @@
           <w:color w:val="000000"/>
           <w:sz w:val="24"/>
         </w:rPr>
-        <w:hyperlink r:id="rId35" w:history="1">
+        <w:hyperlink r:id="rId34" w:history="1">
           <w:r>
             <w:rPr>
               <w:rStyle w:val="Hyperlink"/>
@@ -5420,7 +5271,7 @@
           <w:color w:val="000000"/>
           <w:sz w:val="24"/>
         </w:rPr>
-        <w:hyperlink r:id="rId35" w:history="1">
+        <w:hyperlink r:id="rId34" w:history="1">
           <w:r>
             <w:rPr>
               <w:rStyle w:val="Hyperlink"/>
@@ -5519,7 +5370,7 @@
           <w:sz w:val="24"/>
           <w:u w:val="single"/>
         </w:rPr>
-        <w:hyperlink r:id="rId36" w:history="1">
+        <w:hyperlink r:id="rId35" w:history="1">
           <w:r>
             <w:rPr>
               <w:rStyle w:val="Hyperlink"/>
@@ -5547,7 +5398,7 @@
           <w:sz w:val="24"/>
           <w:u w:val="single"/>
         </w:rPr>
-        <w:hyperlink r:id="rId37" w:history="1">
+        <w:hyperlink r:id="rId36" w:history="1">
           <w:r>
             <w:rPr>
               <w:rStyle w:val="Hyperlink"/>
@@ -5576,7 +5427,7 @@
           <w:sz w:val="24"/>
           <w:u w:val="single"/>
         </w:rPr>
-        <w:hyperlink r:id="rId37" w:history="1">
+        <w:hyperlink r:id="rId36" w:history="1">
           <w:r>
             <w:rPr>
               <w:rStyle w:val="Hyperlink"/>
@@ -5605,7 +5456,7 @@
           <w:sz w:val="24"/>
           <w:u w:val="single"/>
         </w:rPr>
-        <w:hyperlink r:id="rId37" w:history="1">
+        <w:hyperlink r:id="rId36" w:history="1">
           <w:r>
             <w:rPr>
               <w:rStyle w:val="Hyperlink"/>
@@ -5626,7 +5477,7 @@
           <w:sz w:val="24"/>
           <w:u w:val="single"/>
         </w:rPr>
-        <w:hyperlink r:id="rId37" w:history="1">
+        <w:hyperlink r:id="rId36" w:history="1">
           <w:r>
             <w:rPr>
               <w:rStyle w:val="Hyperlink"/>
@@ -5652,32 +5503,42 @@
           <w:i w:val="0"/>
           <w:color w:val="0000FF"/>
           <w:sz w:val="24"/>
+        </w:rPr>
+        <w:t>Sammlungsgut aus Kolonialen Ko</w:t>
+      </w:r>
+      <w:r>
+        <w:rPr>
+          <w:rFonts w:ascii="Charis SIL Italic" w:hAnsi="Charis SIL Italic" w:eastAsia="Charis SIL Italic"/>
+          <w:b w:val="0"/>
+          <w:i w:val="0"/>
+          <w:color w:val="0000FF"/>
+          <w:sz w:val="24"/>
           <w:u w:val="single"/>
         </w:rPr>
-        <w:hyperlink r:id="rId38" w:history="1">
+        <w:hyperlink r:id="rId36" w:history="1">
           <w:r>
             <w:rPr>
               <w:rStyle w:val="Hyperlink"/>
             </w:rPr>
-            <w:t>Samm</w:t>
+            <w:t>ntexten</w:t>
           </w:r>
         </w:hyperlink>
       </w:r>
       <w:r>
         <w:rPr>
-          <w:rFonts w:ascii="Charis SIL Italic" w:hAnsi="Charis SIL Italic" w:eastAsia="Charis SIL Italic"/>
-          <w:b w:val="0"/>
-          <w:i w:val="0"/>
-          <w:color w:val="0000FF"/>
-          <w:sz w:val="24"/>
-          <w:u w:val="single"/>
-        </w:rPr>
-        <w:hyperlink r:id="rId38" w:history="1">
+          <w:u w:val="single" w:color="0000ff"/>
+          <w:rFonts w:ascii="Charis SIL Italic" w:hAnsi="Charis SIL Italic" w:eastAsia="Charis SIL Italic"/>
+          <w:b w:val="0"/>
+          <w:i w:val="0"/>
+          <w:color w:val="000000"/>
+          <w:sz w:val="24"/>
+        </w:rPr>
+        <w:hyperlink r:id="rId36" w:history="1">
           <w:r>
             <w:rPr>
               <w:rStyle w:val="Hyperlink"/>
             </w:rPr>
-            <w:t>lungsgut</w:t>
+            <w:t>. D</w:t>
           </w:r>
         </w:hyperlink>
       </w:r>
@@ -5686,22 +5547,121 @@
           <w:rFonts w:ascii="Charis SIL Italic" w:hAnsi="Charis SIL Italic" w:eastAsia="Charis SIL Italic"/>
           <w:b w:val="0"/>
           <w:i w:val="0"/>
+          <w:color w:val="000000"/>
+          <w:sz w:val="24"/>
+        </w:rPr>
+        <w:t xml:space="preserve">e Franse portal </w:t>
+      </w:r>
+      <w:r>
+        <w:rPr>
+          <w:rFonts w:ascii="Charis SIL Italic" w:hAnsi="Charis SIL Italic" w:eastAsia="Charis SIL Italic"/>
+          <w:b w:val="0"/>
+          <w:i w:val="0"/>
           <w:color w:val="0000FF"/>
           <w:sz w:val="24"/>
           <w:u w:val="single"/>
         </w:rPr>
-        <w:t xml:space="preserve"> </w:t>
-      </w:r>
-      <w:r>
-        <w:rPr>
-          <w:rFonts w:ascii="Charis SIL Italic" w:hAnsi="Charis SIL Italic" w:eastAsia="Charis SIL Italic"/>
-          <w:b w:val="0"/>
-          <w:i w:val="0"/>
-          <w:color w:val="0000FF"/>
-          <w:sz w:val="24"/>
-          <w:u w:val="single"/>
-        </w:rPr>
-        <w:hyperlink r:id="rId38" w:history="1">
+        <w:hyperlink r:id="rId36" w:history="1">
+          <w:r>
+            <w:rPr>
+              <w:rStyle w:val="Hyperlink"/>
+            </w:rPr>
+            <w:t>AGORHA</w:t>
+          </w:r>
+        </w:hyperlink>
+      </w:r>
+      <w:r>
+        <w:rPr>
+          <w:u w:val="single" w:color="0000ff"/>
+          <w:rFonts w:ascii="Charis SIL Italic" w:hAnsi="Charis SIL Italic" w:eastAsia="Charis SIL Italic"/>
+          <w:b w:val="0"/>
+          <w:i w:val="0"/>
+          <w:color w:val="000000"/>
+          <w:sz w:val="24"/>
+        </w:rPr>
+        <w:hyperlink r:id="rId36" w:history="1">
+          <w:r>
+            <w:rPr>
+              <w:rStyle w:val="Hyperlink"/>
+            </w:rPr>
+            <w:t xml:space="preserve"> bevat inf</w:t>
+          </w:r>
+        </w:hyperlink>
+      </w:r>
+      <w:r>
+        <w:rPr>
+          <w:rFonts w:ascii="Charis SIL Italic" w:hAnsi="Charis SIL Italic" w:eastAsia="Charis SIL Italic"/>
+          <w:b w:val="0"/>
+          <w:i w:val="0"/>
+          <w:color w:val="000000"/>
+          <w:sz w:val="24"/>
+        </w:rPr>
+        <w:t>ormatie over ve</w:t>
+      </w:r>
+      <w:r>
+        <w:rPr>
+          <w:u w:val="single" w:color="0000ff"/>
+          <w:rFonts w:ascii="Charis SIL Italic" w:hAnsi="Charis SIL Italic" w:eastAsia="Charis SIL Italic"/>
+          <w:b w:val="0"/>
+          <w:i w:val="0"/>
+          <w:color w:val="000000"/>
+          <w:sz w:val="24"/>
+        </w:rPr>
+        <w:hyperlink r:id="rId37" w:history="1">
+          <w:r>
+            <w:rPr>
+              <w:rStyle w:val="Hyperlink"/>
+            </w:rPr>
+            <w:t>rzamelaars, ha</w:t>
+          </w:r>
+        </w:hyperlink>
+      </w:r>
+      <w:r>
+        <w:rPr>
+          <w:u w:val="single" w:color="0000ff"/>
+          <w:rFonts w:ascii="Charis SIL Italic" w:hAnsi="Charis SIL Italic" w:eastAsia="Charis SIL Italic"/>
+          <w:b w:val="0"/>
+          <w:i w:val="0"/>
+          <w:color w:val="000000"/>
+          <w:sz w:val="24"/>
+        </w:rPr>
+        <w:hyperlink r:id="rId37" w:history="1">
+          <w:r>
+            <w:rPr>
+              <w:rStyle w:val="Hyperlink"/>
+            </w:rPr>
+            <w:t>n</w:t>
+          </w:r>
+        </w:hyperlink>
+      </w:r>
+      <w:r>
+        <w:rPr>
+          <w:u w:val="single" w:color="0000ff"/>
+          <w:rFonts w:ascii="Charis SIL Italic" w:hAnsi="Charis SIL Italic" w:eastAsia="Charis SIL Italic"/>
+          <w:b w:val="0"/>
+          <w:i w:val="0"/>
+          <w:color w:val="000000"/>
+          <w:sz w:val="24"/>
+        </w:rPr>
+        <w:hyperlink r:id="rId37" w:history="1">
+          <w:r>
+            <w:rPr>
+              <w:rStyle w:val="Hyperlink"/>
+            </w:rPr>
+            <w:t>del</w:t>
+          </w:r>
+        </w:hyperlink>
+      </w:r>
+      <w:r>
+        <w:rPr>
+          <w:u w:val="single" w:color="0000ff"/>
+          <w:rFonts w:ascii="Charis SIL Italic" w:hAnsi="Charis SIL Italic" w:eastAsia="Charis SIL Italic"/>
+          <w:b w:val="0"/>
+          <w:i w:val="0"/>
+          <w:color w:val="000000"/>
+          <w:sz w:val="24"/>
+        </w:rPr>
+        <w:hyperlink r:id="rId37" w:history="1">
           <w:r>
             <w:rPr>
               <w:rStyle w:val="Hyperlink"/>
@@ -5712,272 +5672,14 @@
       </w:r>
       <w:r>
         <w:rPr>
-          <w:rFonts w:ascii="Charis SIL Italic" w:hAnsi="Charis SIL Italic" w:eastAsia="Charis SIL Italic"/>
-          <w:b w:val="0"/>
-          <w:i w:val="0"/>
-          <w:color w:val="0000FF"/>
-          <w:sz w:val="24"/>
-          <w:u w:val="single"/>
-        </w:rPr>
-        <w:hyperlink r:id="rId38" w:history="1">
-          <w:r>
-            <w:rPr>
-              <w:rStyle w:val="Hyperlink"/>
-            </w:rPr>
-            <w:t>us</w:t>
-          </w:r>
-        </w:hyperlink>
-      </w:r>
-      <w:r>
-        <w:rPr>
-          <w:rFonts w:ascii="Charis SIL Italic" w:hAnsi="Charis SIL Italic" w:eastAsia="Charis SIL Italic"/>
-          <w:b w:val="0"/>
-          <w:i w:val="0"/>
-          <w:color w:val="0000FF"/>
-          <w:sz w:val="24"/>
-          <w:u w:val="single"/>
-        </w:rPr>
-        <w:t xml:space="preserve"> </w:t>
-      </w:r>
-      <w:r>
-        <w:rPr>
-          <w:rFonts w:ascii="Charis SIL Italic" w:hAnsi="Charis SIL Italic" w:eastAsia="Charis SIL Italic"/>
-          <w:b w:val="0"/>
-          <w:i w:val="0"/>
-          <w:color w:val="0000FF"/>
-          <w:sz w:val="24"/>
-          <w:u w:val="single"/>
-        </w:rPr>
-        <w:hyperlink r:id="rId38" w:history="1">
-          <w:r>
-            <w:rPr>
-              <w:rStyle w:val="Hyperlink"/>
-            </w:rPr>
-            <w:t>Koloniale</w:t>
-          </w:r>
-        </w:hyperlink>
-      </w:r>
-      <w:r>
-        <w:rPr>
-          <w:rFonts w:ascii="Charis SIL Italic" w:hAnsi="Charis SIL Italic" w:eastAsia="Charis SIL Italic"/>
-          <w:b w:val="0"/>
-          <w:i w:val="0"/>
-          <w:color w:val="0000FF"/>
-          <w:sz w:val="24"/>
-          <w:u w:val="single"/>
-        </w:rPr>
-        <w:hyperlink r:id="rId38" w:history="1">
-          <w:r>
-            <w:rPr>
-              <w:rStyle w:val="Hyperlink"/>
-            </w:rPr>
-            <w:t>n</w:t>
-          </w:r>
-        </w:hyperlink>
-      </w:r>
-      <w:r>
-        <w:rPr>
-          <w:rFonts w:ascii="Charis SIL Italic" w:hAnsi="Charis SIL Italic" w:eastAsia="Charis SIL Italic"/>
-          <w:b w:val="0"/>
-          <w:i w:val="0"/>
-          <w:color w:val="0000FF"/>
-          <w:sz w:val="24"/>
-          <w:u w:val="single"/>
-        </w:rPr>
-        <w:t xml:space="preserve"> </w:t>
-      </w:r>
-      <w:r>
-        <w:rPr>
-          <w:rFonts w:ascii="Charis SIL Italic" w:hAnsi="Charis SIL Italic" w:eastAsia="Charis SIL Italic"/>
-          <w:b w:val="0"/>
-          <w:i w:val="0"/>
-          <w:color w:val="0000FF"/>
-          <w:sz w:val="24"/>
-          <w:u w:val="single"/>
-        </w:rPr>
-        <w:hyperlink r:id="rId38" w:history="1">
-          <w:r>
-            <w:rPr>
-              <w:rStyle w:val="Hyperlink"/>
-            </w:rPr>
-            <w:t>Ko</w:t>
-          </w:r>
-        </w:hyperlink>
-      </w:r>
-      <w:r>
-        <w:rPr>
-          <w:rFonts w:ascii="Charis SIL Italic" w:hAnsi="Charis SIL Italic" w:eastAsia="Charis SIL Italic"/>
-          <w:b w:val="0"/>
-          <w:i w:val="0"/>
-          <w:color w:val="0000FF"/>
-          <w:sz w:val="24"/>
-          <w:u w:val="single"/>
+          <w:u w:val="single" w:color="0000ff"/>
+          <w:rFonts w:ascii="Charis SIL Italic" w:hAnsi="Charis SIL Italic" w:eastAsia="Charis SIL Italic"/>
+          <w:b w:val="0"/>
+          <w:i w:val="0"/>
+          <w:color w:val="000000"/>
+          <w:sz w:val="24"/>
         </w:rPr>
         <w:hyperlink r:id="rId37" w:history="1">
-          <w:r>
-            <w:rPr>
-              <w:rStyle w:val="Hyperlink"/>
-            </w:rPr>
-            <w:t>ntexten</w:t>
-          </w:r>
-        </w:hyperlink>
-      </w:r>
-      <w:r>
-        <w:rPr>
-          <w:u w:val="single" w:color="0000ff"/>
-          <w:rFonts w:ascii="Charis SIL Italic" w:hAnsi="Charis SIL Italic" w:eastAsia="Charis SIL Italic"/>
-          <w:b w:val="0"/>
-          <w:i w:val="0"/>
-          <w:color w:val="000000"/>
-          <w:sz w:val="24"/>
-        </w:rPr>
-        <w:hyperlink r:id="rId37" w:history="1">
-          <w:r>
-            <w:rPr>
-              <w:rStyle w:val="Hyperlink"/>
-            </w:rPr>
-            <w:t>. D</w:t>
-          </w:r>
-        </w:hyperlink>
-      </w:r>
-      <w:r>
-        <w:rPr>
-          <w:rFonts w:ascii="Charis SIL Italic" w:hAnsi="Charis SIL Italic" w:eastAsia="Charis SIL Italic"/>
-          <w:b w:val="0"/>
-          <w:i w:val="0"/>
-          <w:color w:val="000000"/>
-          <w:sz w:val="24"/>
-        </w:rPr>
-        <w:t xml:space="preserve">e Franse portal </w:t>
-      </w:r>
-      <w:r>
-        <w:rPr>
-          <w:rFonts w:ascii="Charis SIL Italic" w:hAnsi="Charis SIL Italic" w:eastAsia="Charis SIL Italic"/>
-          <w:b w:val="0"/>
-          <w:i w:val="0"/>
-          <w:color w:val="0000FF"/>
-          <w:sz w:val="24"/>
-          <w:u w:val="single"/>
-        </w:rPr>
-        <w:hyperlink r:id="rId37" w:history="1">
-          <w:r>
-            <w:rPr>
-              <w:rStyle w:val="Hyperlink"/>
-            </w:rPr>
-            <w:t>AGORHA</w:t>
-          </w:r>
-        </w:hyperlink>
-      </w:r>
-      <w:r>
-        <w:rPr>
-          <w:u w:val="single" w:color="0000ff"/>
-          <w:rFonts w:ascii="Charis SIL Italic" w:hAnsi="Charis SIL Italic" w:eastAsia="Charis SIL Italic"/>
-          <w:b w:val="0"/>
-          <w:i w:val="0"/>
-          <w:color w:val="000000"/>
-          <w:sz w:val="24"/>
-        </w:rPr>
-        <w:hyperlink r:id="rId37" w:history="1">
-          <w:r>
-            <w:rPr>
-              <w:rStyle w:val="Hyperlink"/>
-            </w:rPr>
-            <w:t xml:space="preserve"> bevat inf</w:t>
-          </w:r>
-        </w:hyperlink>
-      </w:r>
-      <w:r>
-        <w:rPr>
-          <w:rFonts w:ascii="Charis SIL Italic" w:hAnsi="Charis SIL Italic" w:eastAsia="Charis SIL Italic"/>
-          <w:b w:val="0"/>
-          <w:i w:val="0"/>
-          <w:color w:val="000000"/>
-          <w:sz w:val="24"/>
-        </w:rPr>
-        <w:t>ormatie over ve</w:t>
-      </w:r>
-      <w:r>
-        <w:rPr>
-          <w:u w:val="single" w:color="0000ff"/>
-          <w:rFonts w:ascii="Charis SIL Italic" w:hAnsi="Charis SIL Italic" w:eastAsia="Charis SIL Italic"/>
-          <w:b w:val="0"/>
-          <w:i w:val="0"/>
-          <w:color w:val="000000"/>
-          <w:sz w:val="24"/>
-        </w:rPr>
-        <w:hyperlink r:id="rId38" w:history="1">
-          <w:r>
-            <w:rPr>
-              <w:rStyle w:val="Hyperlink"/>
-            </w:rPr>
-            <w:t>rzamelaars, ha</w:t>
-          </w:r>
-        </w:hyperlink>
-      </w:r>
-      <w:r>
-        <w:rPr>
-          <w:u w:val="single" w:color="0000ff"/>
-          <w:rFonts w:ascii="Charis SIL Italic" w:hAnsi="Charis SIL Italic" w:eastAsia="Charis SIL Italic"/>
-          <w:b w:val="0"/>
-          <w:i w:val="0"/>
-          <w:color w:val="000000"/>
-          <w:sz w:val="24"/>
-        </w:rPr>
-        <w:hyperlink r:id="rId38" w:history="1">
-          <w:r>
-            <w:rPr>
-              <w:rStyle w:val="Hyperlink"/>
-            </w:rPr>
-            <w:t>n</w:t>
-          </w:r>
-        </w:hyperlink>
-      </w:r>
-      <w:r>
-        <w:rPr>
-          <w:u w:val="single" w:color="0000ff"/>
-          <w:rFonts w:ascii="Charis SIL Italic" w:hAnsi="Charis SIL Italic" w:eastAsia="Charis SIL Italic"/>
-          <w:b w:val="0"/>
-          <w:i w:val="0"/>
-          <w:color w:val="000000"/>
-          <w:sz w:val="24"/>
-        </w:rPr>
-        <w:hyperlink r:id="rId38" w:history="1">
-          <w:r>
-            <w:rPr>
-              <w:rStyle w:val="Hyperlink"/>
-            </w:rPr>
-            <w:t>del</w:t>
-          </w:r>
-        </w:hyperlink>
-      </w:r>
-      <w:r>
-        <w:rPr>
-          <w:u w:val="single" w:color="0000ff"/>
-          <w:rFonts w:ascii="Charis SIL Italic" w:hAnsi="Charis SIL Italic" w:eastAsia="Charis SIL Italic"/>
-          <w:b w:val="0"/>
-          <w:i w:val="0"/>
-          <w:color w:val="000000"/>
-          <w:sz w:val="24"/>
-        </w:rPr>
-        <w:hyperlink r:id="rId38" w:history="1">
-          <w:r>
-            <w:rPr>
-              <w:rStyle w:val="Hyperlink"/>
-            </w:rPr>
-            <w:t>a</w:t>
-          </w:r>
-        </w:hyperlink>
-      </w:r>
-      <w:r>
-        <w:rPr>
-          <w:u w:val="single" w:color="0000ff"/>
-          <w:rFonts w:ascii="Charis SIL Italic" w:hAnsi="Charis SIL Italic" w:eastAsia="Charis SIL Italic"/>
-          <w:b w:val="0"/>
-          <w:i w:val="0"/>
-          <w:color w:val="000000"/>
-          <w:sz w:val="24"/>
-        </w:rPr>
-        <w:hyperlink r:id="rId38" w:history="1">
           <w:r>
             <w:rPr>
               <w:rStyle w:val="Hyperlink"/>
@@ -5995,7 +5697,7 @@
           <w:color w:val="000000"/>
           <w:sz w:val="24"/>
         </w:rPr>
-        <w:hyperlink r:id="rId38" w:history="1">
+        <w:hyperlink r:id="rId37" w:history="1">
           <w:r>
             <w:rPr>
               <w:rStyle w:val="Hyperlink"/>
@@ -6023,7 +5725,7 @@
           <w:color w:val="000000"/>
           <w:sz w:val="24"/>
         </w:rPr>
-        <w:hyperlink r:id="rId39" w:history="1">
+        <w:hyperlink r:id="rId38" w:history="1">
           <w:r>
             <w:rPr>
               <w:rStyle w:val="Hyperlink"/>

--- a/EXPORTS/DOCX/published/niveau1/Dutch/Sources.docx
+++ b/EXPORTS/DOCX/published/niveau1/Dutch/Sources.docx
@@ -609,13 +609,31 @@
       </w:r>
       <w:r>
         <w:rPr>
+          <w:u w:val="single" w:color="0000ff"/>
           <w:rFonts w:ascii="Charis SIL Italic" w:hAnsi="Charis SIL Italic" w:eastAsia="Charis SIL Italic"/>
           <w:b w:val="0"/>
           <w:i w:val="0"/>
           <w:color w:val="000000"/>
           <w:sz w:val="24"/>
         </w:rPr>
-        <w:t xml:space="preserve">anders dan nu (denk aan </w:t>
+        <w:hyperlink r:id="rId11" w:history="1">
+          <w:r>
+            <w:rPr>
+              <w:rStyle w:val="Hyperlink"/>
+            </w:rPr>
+            <w:t>anders d</w:t>
+          </w:r>
+        </w:hyperlink>
+      </w:r>
+      <w:r>
+        <w:rPr>
+          <w:rFonts w:ascii="Charis SIL Italic" w:hAnsi="Charis SIL Italic" w:eastAsia="Charis SIL Italic"/>
+          <w:b w:val="0"/>
+          <w:i w:val="0"/>
+          <w:color w:val="000000"/>
+          <w:sz w:val="24"/>
+        </w:rPr>
+        <w:t xml:space="preserve">an nu (denk aan </w:t>
       </w:r>
       <w:r>
         <w:rPr>
@@ -1318,7 +1336,89 @@
           <w:sz w:val="24"/>
           <w:u w:val="single"/>
         </w:rPr>
-        <w:t>Universitaire B</w:t>
+        <w:hyperlink r:id="rId16" w:history="1">
+          <w:r>
+            <w:rPr>
+              <w:rStyle w:val="Hyperlink"/>
+            </w:rPr>
+            <w:t>Univ</w:t>
+          </w:r>
+        </w:hyperlink>
+      </w:r>
+      <w:r>
+        <w:rPr>
+          <w:rFonts w:ascii="Charis SIL Italic" w:hAnsi="Charis SIL Italic" w:eastAsia="Charis SIL Italic"/>
+          <w:b w:val="0"/>
+          <w:i w:val="0"/>
+          <w:color w:val="0000FF"/>
+          <w:sz w:val="24"/>
+          <w:u w:val="single"/>
+        </w:rPr>
+        <w:hyperlink r:id="rId16" w:history="1">
+          <w:r>
+            <w:rPr>
+              <w:rStyle w:val="Hyperlink"/>
+            </w:rPr>
+            <w:t>ersitai</w:t>
+          </w:r>
+        </w:hyperlink>
+      </w:r>
+      <w:r>
+        <w:rPr>
+          <w:rFonts w:ascii="Charis SIL Italic" w:hAnsi="Charis SIL Italic" w:eastAsia="Charis SIL Italic"/>
+          <w:b w:val="0"/>
+          <w:i w:val="0"/>
+          <w:color w:val="0000FF"/>
+          <w:sz w:val="24"/>
+          <w:u w:val="single"/>
+        </w:rPr>
+        <w:hyperlink r:id="rId16" w:history="1">
+          <w:r>
+            <w:rPr>
+              <w:rStyle w:val="Hyperlink"/>
+            </w:rPr>
+            <w:t>r</w:t>
+          </w:r>
+        </w:hyperlink>
+      </w:r>
+      <w:r>
+        <w:rPr>
+          <w:rFonts w:ascii="Charis SIL Italic" w:hAnsi="Charis SIL Italic" w:eastAsia="Charis SIL Italic"/>
+          <w:b w:val="0"/>
+          <w:i w:val="0"/>
+          <w:color w:val="0000FF"/>
+          <w:sz w:val="24"/>
+          <w:u w:val="single"/>
+        </w:rPr>
+        <w:hyperlink r:id="rId15" w:history="1">
+          <w:r>
+            <w:rPr>
+              <w:rStyle w:val="Hyperlink"/>
+            </w:rPr>
+            <w:t>e</w:t>
+          </w:r>
+        </w:hyperlink>
+      </w:r>
+      <w:r>
+        <w:rPr>
+          <w:rFonts w:ascii="Charis SIL Italic" w:hAnsi="Charis SIL Italic" w:eastAsia="Charis SIL Italic"/>
+          <w:b w:val="0"/>
+          <w:i w:val="0"/>
+          <w:color w:val="0000FF"/>
+          <w:sz w:val="24"/>
+          <w:u w:val="single"/>
+        </w:rPr>
+        <w:t xml:space="preserve"> </w:t>
+      </w:r>
+      <w:r>
+        <w:rPr>
+          <w:rFonts w:ascii="Charis SIL Italic" w:hAnsi="Charis SIL Italic" w:eastAsia="Charis SIL Italic"/>
+          <w:b w:val="0"/>
+          <w:i w:val="0"/>
+          <w:color w:val="0000FF"/>
+          <w:sz w:val="24"/>
+        </w:rPr>
+        <w:t>B</w:t>
       </w:r>
       <w:r>
         <w:rPr>
@@ -1823,7 +1923,97 @@
           <w:color w:val="000000"/>
           <w:sz w:val="24"/>
         </w:rPr>
-        <w:t>. Bij het Nationaal Archief zijn ook de person</w:t>
+        <w:t xml:space="preserve">. Bij het Nationaal Archief </w:t>
+      </w:r>
+      <w:r>
+        <w:rPr>
+          <w:u w:val="single" w:color="0000ff"/>
+          <w:rFonts w:ascii="Charis SIL Italic" w:hAnsi="Charis SIL Italic" w:eastAsia="Charis SIL Italic"/>
+          <w:b w:val="0"/>
+          <w:i w:val="0"/>
+          <w:color w:val="000000"/>
+          <w:sz w:val="24"/>
+        </w:rPr>
+        <w:hyperlink r:id="rId17" w:history="1">
+          <w:r>
+            <w:rPr>
+              <w:rStyle w:val="Hyperlink"/>
+            </w:rPr>
+            <w:t xml:space="preserve">zijn ook </w:t>
+          </w:r>
+        </w:hyperlink>
+      </w:r>
+      <w:r>
+        <w:rPr>
+          <w:u w:val="single" w:color="0000ff"/>
+          <w:rFonts w:ascii="Charis SIL Italic" w:hAnsi="Charis SIL Italic" w:eastAsia="Charis SIL Italic"/>
+          <w:b w:val="0"/>
+          <w:i w:val="0"/>
+          <w:color w:val="000000"/>
+          <w:sz w:val="24"/>
+        </w:rPr>
+        <w:hyperlink r:id="rId17" w:history="1">
+          <w:r>
+            <w:rPr>
+              <w:rStyle w:val="Hyperlink"/>
+            </w:rPr>
+            <w:t>d</w:t>
+          </w:r>
+        </w:hyperlink>
+      </w:r>
+      <w:r>
+        <w:rPr>
+          <w:u w:val="single" w:color="0000ff"/>
+          <w:rFonts w:ascii="Charis SIL Italic" w:hAnsi="Charis SIL Italic" w:eastAsia="Charis SIL Italic"/>
+          <w:b w:val="0"/>
+          <w:i w:val="0"/>
+          <w:color w:val="000000"/>
+          <w:sz w:val="24"/>
+        </w:rPr>
+        <w:hyperlink r:id="rId17" w:history="1">
+          <w:r>
+            <w:rPr>
+              <w:rStyle w:val="Hyperlink"/>
+            </w:rPr>
+            <w:t>e pe</w:t>
+          </w:r>
+        </w:hyperlink>
+      </w:r>
+      <w:r>
+        <w:rPr>
+          <w:u w:val="single" w:color="0000ff"/>
+          <w:rFonts w:ascii="Charis SIL Italic" w:hAnsi="Charis SIL Italic" w:eastAsia="Charis SIL Italic"/>
+          <w:b w:val="0"/>
+          <w:i w:val="0"/>
+          <w:color w:val="000000"/>
+          <w:sz w:val="24"/>
+        </w:rPr>
+        <w:hyperlink r:id="rId17" w:history="1">
+          <w:r>
+            <w:rPr>
+              <w:rStyle w:val="Hyperlink"/>
+            </w:rPr>
+            <w:t>r</w:t>
+          </w:r>
+        </w:hyperlink>
+      </w:r>
+      <w:r>
+        <w:rPr>
+          <w:u w:val="single" w:color="0000ff"/>
+          <w:rFonts w:ascii="Charis SIL Italic" w:hAnsi="Charis SIL Italic" w:eastAsia="Charis SIL Italic"/>
+          <w:b w:val="0"/>
+          <w:i w:val="0"/>
+          <w:color w:val="000000"/>
+          <w:sz w:val="24"/>
+        </w:rPr>
+        <w:hyperlink r:id="rId17" w:history="1">
+          <w:r>
+            <w:rPr>
+              <w:rStyle w:val="Hyperlink"/>
+            </w:rPr>
+            <w:t>son</w:t>
+          </w:r>
+        </w:hyperlink>
       </w:r>
       <w:r>
         <w:rPr>
@@ -4481,7 +4671,7 @@
           <w:sz w:val="24"/>
           <w:u w:val="single"/>
         </w:rPr>
-        <w:hyperlink r:id="rId32" w:history="1">
+        <w:hyperlink r:id="rId30" w:history="1">
           <w:r>
             <w:rPr>
               <w:rStyle w:val="Hyperlink"/>
@@ -4510,7 +4700,7 @@
           <w:sz w:val="24"/>
           <w:u w:val="single"/>
         </w:rPr>
-        <w:hyperlink r:id="rId32" w:history="1">
+        <w:hyperlink r:id="rId30" w:history="1">
           <w:r>
             <w:rPr>
               <w:rStyle w:val="Hyperlink"/>
@@ -4521,6 +4711,7 @@
       </w:r>
       <w:r>
         <w:rPr>
+          <w:u w:val="single" w:color="0000ff"/>
           <w:rFonts w:ascii="Charis SIL Italic" w:hAnsi="Charis SIL Italic" w:eastAsia="Charis SIL Italic"/>
           <w:b w:val="0"/>
           <w:i w:val="0"/>
@@ -4621,7 +4812,7 @@
           <w:sz w:val="24"/>
           <w:u w:val="single"/>
         </w:rPr>
-        <w:hyperlink r:id="rId30" w:history="1">
+        <w:hyperlink r:id="rId33" w:history="1">
           <w:r>
             <w:rPr>
               <w:rStyle w:val="Hyperlink"/>
@@ -4639,7 +4830,14 @@
           <w:sz w:val="24"/>
           <w:u w:val="single"/>
         </w:rPr>
-        <w:t>i</w:t>
+        <w:hyperlink r:id="rId33" w:history="1">
+          <w:r>
+            <w:rPr>
+              <w:rStyle w:val="Hyperlink"/>
+            </w:rPr>
+            <w:t>i</w:t>
+          </w:r>
+        </w:hyperlink>
       </w:r>
       <w:r>
         <w:rPr>
@@ -4650,7 +4848,7 @@
           <w:sz w:val="24"/>
           <w:u w:val="single"/>
         </w:rPr>
-        <w:hyperlink r:id="rId31" w:history="1">
+        <w:hyperlink r:id="rId33" w:history="1">
           <w:r>
             <w:rPr>
               <w:rStyle w:val="Hyperlink"/>
@@ -4679,7 +4877,7 @@
           <w:sz w:val="24"/>
           <w:u w:val="single"/>
         </w:rPr>
-        <w:hyperlink r:id="rId31" w:history="1">
+        <w:hyperlink r:id="rId33" w:history="1">
           <w:r>
             <w:rPr>
               <w:rStyle w:val="Hyperlink"/>
@@ -4697,7 +4895,7 @@
           <w:sz w:val="24"/>
           <w:u w:val="single"/>
         </w:rPr>
-        <w:hyperlink r:id="rId31" w:history="1">
+        <w:hyperlink r:id="rId33" w:history="1">
           <w:r>
             <w:rPr>
               <w:rStyle w:val="Hyperlink"/>
@@ -4890,7 +5088,7 @@
           <w:sz w:val="24"/>
           <w:u w:val="single"/>
         </w:rPr>
-        <w:hyperlink r:id="rId32" w:history="1">
+        <w:hyperlink r:id="rId34" w:history="1">
           <w:r>
             <w:rPr>
               <w:rStyle w:val="Hyperlink"/>
@@ -4908,7 +5106,7 @@
           <w:sz w:val="24"/>
           <w:u w:val="single"/>
         </w:rPr>
-        <w:hyperlink r:id="rId32" w:history="1">
+        <w:hyperlink r:id="rId34" w:history="1">
           <w:r>
             <w:rPr>
               <w:rStyle w:val="Hyperlink"/>
@@ -5003,7 +5201,7 @@
           <w:sz w:val="24"/>
           <w:u w:val="single"/>
         </w:rPr>
-        <w:hyperlink r:id="rId34" w:history="1">
+        <w:hyperlink r:id="rId35" w:history="1">
           <w:r>
             <w:rPr>
               <w:rStyle w:val="Hyperlink"/>
@@ -5032,7 +5230,7 @@
           <w:sz w:val="24"/>
           <w:u w:val="single"/>
         </w:rPr>
-        <w:hyperlink r:id="rId34" w:history="1">
+        <w:hyperlink r:id="rId35" w:history="1">
           <w:r>
             <w:rPr>
               <w:rStyle w:val="Hyperlink"/>
@@ -5061,7 +5259,7 @@
           <w:sz w:val="24"/>
           <w:u w:val="single"/>
         </w:rPr>
-        <w:hyperlink r:id="rId34" w:history="1">
+        <w:hyperlink r:id="rId35" w:history="1">
           <w:r>
             <w:rPr>
               <w:rStyle w:val="Hyperlink"/>
@@ -5090,7 +5288,7 @@
           <w:sz w:val="24"/>
           <w:u w:val="single"/>
         </w:rPr>
-        <w:hyperlink r:id="rId34" w:history="1">
+        <w:hyperlink r:id="rId35" w:history="1">
           <w:r>
             <w:rPr>
               <w:rStyle w:val="Hyperlink"/>
@@ -5119,7 +5317,7 @@
           <w:sz w:val="24"/>
           <w:u w:val="single"/>
         </w:rPr>
-        <w:hyperlink r:id="rId34" w:history="1">
+        <w:hyperlink r:id="rId35" w:history="1">
           <w:r>
             <w:rPr>
               <w:rStyle w:val="Hyperlink"/>
@@ -5140,7 +5338,7 @@
           <w:sz w:val="24"/>
           <w:u w:val="single"/>
         </w:rPr>
-        <w:hyperlink r:id="rId34" w:history="1">
+        <w:hyperlink r:id="rId35" w:history="1">
           <w:r>
             <w:rPr>
               <w:rStyle w:val="Hyperlink"/>
@@ -5157,7 +5355,7 @@
           <w:color w:val="000000"/>
           <w:sz w:val="24"/>
         </w:rPr>
-        <w:t xml:space="preserve"> dat zich bij het Arsip Nasional in</w:t>
+        <w:t xml:space="preserve"> dat zich bij het Arsip</w:t>
       </w:r>
       <w:r>
         <w:rPr>
@@ -5168,7 +5366,25 @@
           <w:color w:val="000000"/>
           <w:sz w:val="24"/>
         </w:rPr>
-        <w:hyperlink r:id="rId34" w:history="1">
+        <w:hyperlink r:id="rId35" w:history="1">
+          <w:r>
+            <w:rPr>
+              <w:rStyle w:val="Hyperlink"/>
+            </w:rPr>
+            <w:t xml:space="preserve"> Nasional in</w:t>
+          </w:r>
+        </w:hyperlink>
+      </w:r>
+      <w:r>
+        <w:rPr>
+          <w:u w:val="single" w:color="0000ff"/>
+          <w:rFonts w:ascii="Charis SIL Italic" w:hAnsi="Charis SIL Italic" w:eastAsia="Charis SIL Italic"/>
+          <w:b w:val="0"/>
+          <w:i w:val="0"/>
+          <w:color w:val="000000"/>
+          <w:sz w:val="24"/>
+        </w:rPr>
+        <w:hyperlink r:id="rId35" w:history="1">
           <w:r>
             <w:rPr>
               <w:rStyle w:val="Hyperlink"/>
@@ -5186,7 +5402,7 @@
           <w:color w:val="000000"/>
           <w:sz w:val="24"/>
         </w:rPr>
-        <w:hyperlink r:id="rId34" w:history="1">
+        <w:hyperlink r:id="rId35" w:history="1">
           <w:r>
             <w:rPr>
               <w:rStyle w:val="Hyperlink"/>
@@ -5215,7 +5431,7 @@
           <w:color w:val="000000"/>
           <w:sz w:val="24"/>
         </w:rPr>
-        <w:hyperlink r:id="rId34" w:history="1">
+        <w:hyperlink r:id="rId35" w:history="1">
           <w:r>
             <w:rPr>
               <w:rStyle w:val="Hyperlink"/>
@@ -5226,6 +5442,7 @@
       </w:r>
       <w:r>
         <w:rPr>
+          <w:u w:val="single" w:color="0000ff"/>
           <w:rFonts w:ascii="Charis SIL Italic" w:hAnsi="Charis SIL Italic" w:eastAsia="Charis SIL Italic"/>
           <w:b w:val="0"/>
           <w:i w:val="0"/>
@@ -5243,7 +5460,7 @@
           <w:color w:val="000000"/>
           <w:sz w:val="24"/>
         </w:rPr>
-        <w:hyperlink r:id="rId34" w:history="1">
+        <w:hyperlink r:id="rId35" w:history="1">
           <w:r>
             <w:rPr>
               <w:rStyle w:val="Hyperlink"/>
@@ -5271,7 +5488,7 @@
           <w:color w:val="000000"/>
           <w:sz w:val="24"/>
         </w:rPr>
-        <w:hyperlink r:id="rId34" w:history="1">
+        <w:hyperlink r:id="rId35" w:history="1">
           <w:r>
             <w:rPr>
               <w:rStyle w:val="Hyperlink"/>
@@ -5370,7 +5587,7 @@
           <w:sz w:val="24"/>
           <w:u w:val="single"/>
         </w:rPr>
-        <w:hyperlink r:id="rId35" w:history="1">
+        <w:hyperlink r:id="rId36" w:history="1">
           <w:r>
             <w:rPr>
               <w:rStyle w:val="Hyperlink"/>
@@ -5398,7 +5615,7 @@
           <w:sz w:val="24"/>
           <w:u w:val="single"/>
         </w:rPr>
-        <w:hyperlink r:id="rId36" w:history="1">
+        <w:hyperlink r:id="rId37" w:history="1">
           <w:r>
             <w:rPr>
               <w:rStyle w:val="Hyperlink"/>
@@ -5427,7 +5644,7 @@
           <w:sz w:val="24"/>
           <w:u w:val="single"/>
         </w:rPr>
-        <w:hyperlink r:id="rId36" w:history="1">
+        <w:hyperlink r:id="rId37" w:history="1">
           <w:r>
             <w:rPr>
               <w:rStyle w:val="Hyperlink"/>
@@ -5456,7 +5673,7 @@
           <w:sz w:val="24"/>
           <w:u w:val="single"/>
         </w:rPr>
-        <w:hyperlink r:id="rId36" w:history="1">
+        <w:hyperlink r:id="rId37" w:history="1">
           <w:r>
             <w:rPr>
               <w:rStyle w:val="Hyperlink"/>
@@ -5477,7 +5694,7 @@
           <w:sz w:val="24"/>
           <w:u w:val="single"/>
         </w:rPr>
-        <w:hyperlink r:id="rId36" w:history="1">
+        <w:hyperlink r:id="rId37" w:history="1">
           <w:r>
             <w:rPr>
               <w:rStyle w:val="Hyperlink"/>
@@ -5503,8 +5720,16 @@
           <w:i w:val="0"/>
           <w:color w:val="0000FF"/>
           <w:sz w:val="24"/>
-        </w:rPr>
-        <w:t>Sammlungsgut aus Kolonialen Ko</w:t>
+          <w:u w:val="single"/>
+        </w:rPr>
+        <w:hyperlink r:id="rId38" w:history="1">
+          <w:r>
+            <w:rPr>
+              <w:rStyle w:val="Hyperlink"/>
+            </w:rPr>
+            <w:t>Samm</w:t>
+          </w:r>
+        </w:hyperlink>
       </w:r>
       <w:r>
         <w:rPr>
@@ -5520,25 +5745,36 @@
             <w:rPr>
               <w:rStyle w:val="Hyperlink"/>
             </w:rPr>
-            <w:t>ntexten</w:t>
+            <w:t>lungsgut</w:t>
           </w:r>
         </w:hyperlink>
       </w:r>
       <w:r>
         <w:rPr>
-          <w:u w:val="single" w:color="0000ff"/>
-          <w:rFonts w:ascii="Charis SIL Italic" w:hAnsi="Charis SIL Italic" w:eastAsia="Charis SIL Italic"/>
-          <w:b w:val="0"/>
-          <w:i w:val="0"/>
-          <w:color w:val="000000"/>
-          <w:sz w:val="24"/>
-        </w:rPr>
-        <w:hyperlink r:id="rId36" w:history="1">
+          <w:rFonts w:ascii="Charis SIL Italic" w:hAnsi="Charis SIL Italic" w:eastAsia="Charis SIL Italic"/>
+          <w:b w:val="0"/>
+          <w:i w:val="0"/>
+          <w:color w:val="0000FF"/>
+          <w:sz w:val="24"/>
+          <w:u w:val="single"/>
+        </w:rPr>
+        <w:t xml:space="preserve"> </w:t>
+      </w:r>
+      <w:r>
+        <w:rPr>
+          <w:rFonts w:ascii="Charis SIL Italic" w:hAnsi="Charis SIL Italic" w:eastAsia="Charis SIL Italic"/>
+          <w:b w:val="0"/>
+          <w:i w:val="0"/>
+          <w:color w:val="0000FF"/>
+          <w:sz w:val="24"/>
+          <w:u w:val="single"/>
+        </w:rPr>
+        <w:hyperlink r:id="rId38" w:history="1">
           <w:r>
             <w:rPr>
               <w:rStyle w:val="Hyperlink"/>
             </w:rPr>
-            <w:t>. D</w:t>
+            <w:t>a</w:t>
           </w:r>
         </w:hyperlink>
       </w:r>
@@ -5547,83 +5783,56 @@
           <w:rFonts w:ascii="Charis SIL Italic" w:hAnsi="Charis SIL Italic" w:eastAsia="Charis SIL Italic"/>
           <w:b w:val="0"/>
           <w:i w:val="0"/>
-          <w:color w:val="000000"/>
-          <w:sz w:val="24"/>
-        </w:rPr>
-        <w:t xml:space="preserve">e Franse portal </w:t>
-      </w:r>
-      <w:r>
-        <w:rPr>
-          <w:rFonts w:ascii="Charis SIL Italic" w:hAnsi="Charis SIL Italic" w:eastAsia="Charis SIL Italic"/>
-          <w:b w:val="0"/>
-          <w:i w:val="0"/>
           <w:color w:val="0000FF"/>
           <w:sz w:val="24"/>
           <w:u w:val="single"/>
-        </w:rPr>
-        <w:hyperlink r:id="rId36" w:history="1">
-          <w:r>
-            <w:rPr>
-              <w:rStyle w:val="Hyperlink"/>
-            </w:rPr>
-            <w:t>AGORHA</w:t>
-          </w:r>
-        </w:hyperlink>
-      </w:r>
-      <w:r>
-        <w:rPr>
-          <w:u w:val="single" w:color="0000ff"/>
-          <w:rFonts w:ascii="Charis SIL Italic" w:hAnsi="Charis SIL Italic" w:eastAsia="Charis SIL Italic"/>
-          <w:b w:val="0"/>
-          <w:i w:val="0"/>
-          <w:color w:val="000000"/>
-          <w:sz w:val="24"/>
-        </w:rPr>
-        <w:hyperlink r:id="rId36" w:history="1">
-          <w:r>
-            <w:rPr>
-              <w:rStyle w:val="Hyperlink"/>
-            </w:rPr>
-            <w:t xml:space="preserve"> bevat inf</w:t>
-          </w:r>
-        </w:hyperlink>
-      </w:r>
-      <w:r>
-        <w:rPr>
-          <w:rFonts w:ascii="Charis SIL Italic" w:hAnsi="Charis SIL Italic" w:eastAsia="Charis SIL Italic"/>
-          <w:b w:val="0"/>
-          <w:i w:val="0"/>
-          <w:color w:val="000000"/>
-          <w:sz w:val="24"/>
-        </w:rPr>
-        <w:t>ormatie over ve</w:t>
-      </w:r>
-      <w:r>
-        <w:rPr>
-          <w:u w:val="single" w:color="0000ff"/>
-          <w:rFonts w:ascii="Charis SIL Italic" w:hAnsi="Charis SIL Italic" w:eastAsia="Charis SIL Italic"/>
-          <w:b w:val="0"/>
-          <w:i w:val="0"/>
-          <w:color w:val="000000"/>
-          <w:sz w:val="24"/>
         </w:rPr>
         <w:hyperlink r:id="rId37" w:history="1">
           <w:r>
             <w:rPr>
               <w:rStyle w:val="Hyperlink"/>
             </w:rPr>
-            <w:t>rzamelaars, ha</w:t>
+            <w:t>us</w:t>
           </w:r>
         </w:hyperlink>
       </w:r>
       <w:r>
         <w:rPr>
-          <w:u w:val="single" w:color="0000ff"/>
-          <w:rFonts w:ascii="Charis SIL Italic" w:hAnsi="Charis SIL Italic" w:eastAsia="Charis SIL Italic"/>
-          <w:b w:val="0"/>
-          <w:i w:val="0"/>
-          <w:color w:val="000000"/>
-          <w:sz w:val="24"/>
+          <w:rFonts w:ascii="Charis SIL Italic" w:hAnsi="Charis SIL Italic" w:eastAsia="Charis SIL Italic"/>
+          <w:b w:val="0"/>
+          <w:i w:val="0"/>
+          <w:color w:val="0000FF"/>
+          <w:sz w:val="24"/>
+          <w:u w:val="single"/>
+        </w:rPr>
+        <w:t xml:space="preserve"> </w:t>
+      </w:r>
+      <w:r>
+        <w:rPr>
+          <w:rFonts w:ascii="Charis SIL Italic" w:hAnsi="Charis SIL Italic" w:eastAsia="Charis SIL Italic"/>
+          <w:b w:val="0"/>
+          <w:i w:val="0"/>
+          <w:color w:val="0000FF"/>
+          <w:sz w:val="24"/>
+          <w:u w:val="single"/>
+        </w:rPr>
+        <w:hyperlink r:id="rId37" w:history="1">
+          <w:r>
+            <w:rPr>
+              <w:rStyle w:val="Hyperlink"/>
+            </w:rPr>
+            <w:t>Koloniale</w:t>
+          </w:r>
+        </w:hyperlink>
+      </w:r>
+      <w:r>
+        <w:rPr>
+          <w:rFonts w:ascii="Charis SIL Italic" w:hAnsi="Charis SIL Italic" w:eastAsia="Charis SIL Italic"/>
+          <w:b w:val="0"/>
+          <w:i w:val="0"/>
+          <w:color w:val="0000FF"/>
+          <w:sz w:val="24"/>
+          <w:u w:val="single"/>
         </w:rPr>
         <w:hyperlink r:id="rId37" w:history="1">
           <w:r>
@@ -5636,6 +5845,53 @@
       </w:r>
       <w:r>
         <w:rPr>
+          <w:rFonts w:ascii="Charis SIL Italic" w:hAnsi="Charis SIL Italic" w:eastAsia="Charis SIL Italic"/>
+          <w:b w:val="0"/>
+          <w:i w:val="0"/>
+          <w:color w:val="0000FF"/>
+          <w:sz w:val="24"/>
+          <w:u w:val="single"/>
+        </w:rPr>
+        <w:t xml:space="preserve"> </w:t>
+      </w:r>
+      <w:r>
+        <w:rPr>
+          <w:rFonts w:ascii="Charis SIL Italic" w:hAnsi="Charis SIL Italic" w:eastAsia="Charis SIL Italic"/>
+          <w:b w:val="0"/>
+          <w:i w:val="0"/>
+          <w:color w:val="0000FF"/>
+          <w:sz w:val="24"/>
+          <w:u w:val="single"/>
+        </w:rPr>
+        <w:hyperlink r:id="rId38" w:history="1">
+          <w:r>
+            <w:rPr>
+              <w:rStyle w:val="Hyperlink"/>
+            </w:rPr>
+            <w:t>Ko</w:t>
+          </w:r>
+        </w:hyperlink>
+      </w:r>
+      <w:r>
+        <w:rPr>
+          <w:rFonts w:ascii="Charis SIL Italic" w:hAnsi="Charis SIL Italic" w:eastAsia="Charis SIL Italic"/>
+          <w:b w:val="0"/>
+          <w:i w:val="0"/>
+          <w:color w:val="0000FF"/>
+          <w:sz w:val="24"/>
+          <w:u w:val="single"/>
+        </w:rPr>
+        <w:hyperlink r:id="rId38" w:history="1">
+          <w:r>
+            <w:rPr>
+              <w:rStyle w:val="Hyperlink"/>
+            </w:rPr>
+            <w:t>ntexten</w:t>
+          </w:r>
+        </w:hyperlink>
+      </w:r>
+      <w:r>
+        <w:rPr>
           <w:u w:val="single" w:color="0000ff"/>
           <w:rFonts w:ascii="Charis SIL Italic" w:hAnsi="Charis SIL Italic" w:eastAsia="Charis SIL Italic"/>
           <w:b w:val="0"/>
@@ -5644,6 +5900,116 @@
           <w:sz w:val="24"/>
         </w:rPr>
         <w:hyperlink r:id="rId37" w:history="1">
+          <w:r>
+            <w:rPr>
+              <w:rStyle w:val="Hyperlink"/>
+            </w:rPr>
+            <w:t>. D</w:t>
+          </w:r>
+        </w:hyperlink>
+      </w:r>
+      <w:r>
+        <w:rPr>
+          <w:rFonts w:ascii="Charis SIL Italic" w:hAnsi="Charis SIL Italic" w:eastAsia="Charis SIL Italic"/>
+          <w:b w:val="0"/>
+          <w:i w:val="0"/>
+          <w:color w:val="000000"/>
+          <w:sz w:val="24"/>
+        </w:rPr>
+        <w:t xml:space="preserve">e Franse portal </w:t>
+      </w:r>
+      <w:r>
+        <w:rPr>
+          <w:rFonts w:ascii="Charis SIL Italic" w:hAnsi="Charis SIL Italic" w:eastAsia="Charis SIL Italic"/>
+          <w:b w:val="0"/>
+          <w:i w:val="0"/>
+          <w:color w:val="0000FF"/>
+          <w:sz w:val="24"/>
+          <w:u w:val="single"/>
+        </w:rPr>
+        <w:hyperlink r:id="rId39" w:history="1">
+          <w:r>
+            <w:rPr>
+              <w:rStyle w:val="Hyperlink"/>
+            </w:rPr>
+            <w:t>AGORHA</w:t>
+          </w:r>
+        </w:hyperlink>
+      </w:r>
+      <w:r>
+        <w:rPr>
+          <w:u w:val="single" w:color="0000ff"/>
+          <w:rFonts w:ascii="Charis SIL Italic" w:hAnsi="Charis SIL Italic" w:eastAsia="Charis SIL Italic"/>
+          <w:b w:val="0"/>
+          <w:i w:val="0"/>
+          <w:color w:val="000000"/>
+          <w:sz w:val="24"/>
+        </w:rPr>
+        <w:hyperlink r:id="rId37" w:history="1">
+          <w:r>
+            <w:rPr>
+              <w:rStyle w:val="Hyperlink"/>
+            </w:rPr>
+            <w:t xml:space="preserve"> bevat inf</w:t>
+          </w:r>
+        </w:hyperlink>
+      </w:r>
+      <w:r>
+        <w:rPr>
+          <w:rFonts w:ascii="Charis SIL Italic" w:hAnsi="Charis SIL Italic" w:eastAsia="Charis SIL Italic"/>
+          <w:b w:val="0"/>
+          <w:i w:val="0"/>
+          <w:color w:val="000000"/>
+          <w:sz w:val="24"/>
+        </w:rPr>
+        <w:t>ormatie over ve</w:t>
+      </w:r>
+      <w:r>
+        <w:rPr>
+          <w:u w:val="single" w:color="0000ff"/>
+          <w:rFonts w:ascii="Charis SIL Italic" w:hAnsi="Charis SIL Italic" w:eastAsia="Charis SIL Italic"/>
+          <w:b w:val="0"/>
+          <w:i w:val="0"/>
+          <w:color w:val="000000"/>
+          <w:sz w:val="24"/>
+        </w:rPr>
+        <w:hyperlink r:id="rId38" w:history="1">
+          <w:r>
+            <w:rPr>
+              <w:rStyle w:val="Hyperlink"/>
+            </w:rPr>
+            <w:t>rzamelaars, ha</w:t>
+          </w:r>
+        </w:hyperlink>
+      </w:r>
+      <w:r>
+        <w:rPr>
+          <w:u w:val="single" w:color="0000ff"/>
+          <w:rFonts w:ascii="Charis SIL Italic" w:hAnsi="Charis SIL Italic" w:eastAsia="Charis SIL Italic"/>
+          <w:b w:val="0"/>
+          <w:i w:val="0"/>
+          <w:color w:val="000000"/>
+          <w:sz w:val="24"/>
+        </w:rPr>
+        <w:hyperlink r:id="rId38" w:history="1">
+          <w:r>
+            <w:rPr>
+              <w:rStyle w:val="Hyperlink"/>
+            </w:rPr>
+            <w:t>n</w:t>
+          </w:r>
+        </w:hyperlink>
+      </w:r>
+      <w:r>
+        <w:rPr>
+          <w:u w:val="single" w:color="0000ff"/>
+          <w:rFonts w:ascii="Charis SIL Italic" w:hAnsi="Charis SIL Italic" w:eastAsia="Charis SIL Italic"/>
+          <w:b w:val="0"/>
+          <w:i w:val="0"/>
+          <w:color w:val="000000"/>
+          <w:sz w:val="24"/>
+        </w:rPr>
+        <w:hyperlink r:id="rId38" w:history="1">
           <w:r>
             <w:rPr>
               <w:rStyle w:val="Hyperlink"/>
@@ -5661,7 +6027,7 @@
           <w:color w:val="000000"/>
           <w:sz w:val="24"/>
         </w:rPr>
-        <w:hyperlink r:id="rId37" w:history="1">
+        <w:hyperlink r:id="rId38" w:history="1">
           <w:r>
             <w:rPr>
               <w:rStyle w:val="Hyperlink"/>
@@ -5679,7 +6045,7 @@
           <w:color w:val="000000"/>
           <w:sz w:val="24"/>
         </w:rPr>
-        <w:hyperlink r:id="rId37" w:history="1">
+        <w:hyperlink r:id="rId38" w:history="1">
           <w:r>
             <w:rPr>
               <w:rStyle w:val="Hyperlink"/>
@@ -5697,7 +6063,7 @@
           <w:color w:val="000000"/>
           <w:sz w:val="24"/>
         </w:rPr>
-        <w:hyperlink r:id="rId37" w:history="1">
+        <w:hyperlink r:id="rId38" w:history="1">
           <w:r>
             <w:rPr>
               <w:rStyle w:val="Hyperlink"/>
@@ -5725,7 +6091,7 @@
           <w:color w:val="000000"/>
           <w:sz w:val="24"/>
         </w:rPr>
-        <w:hyperlink r:id="rId38" w:history="1">
+        <w:hyperlink r:id="rId39" w:history="1">
           <w:r>
             <w:rPr>
               <w:rStyle w:val="Hyperlink"/>

--- a/EXPORTS/DOCX/published/niveau1/Dutch/Sources.docx
+++ b/EXPORTS/DOCX/published/niveau1/Dutch/Sources.docx
@@ -609,31 +609,13 @@
       </w:r>
       <w:r>
         <w:rPr>
-          <w:u w:val="single" w:color="0000ff"/>
           <w:rFonts w:ascii="Charis SIL Italic" w:hAnsi="Charis SIL Italic" w:eastAsia="Charis SIL Italic"/>
           <w:b w:val="0"/>
           <w:i w:val="0"/>
           <w:color w:val="000000"/>
           <w:sz w:val="24"/>
         </w:rPr>
-        <w:hyperlink r:id="rId11" w:history="1">
-          <w:r>
-            <w:rPr>
-              <w:rStyle w:val="Hyperlink"/>
-            </w:rPr>
-            <w:t>anders d</w:t>
-          </w:r>
-        </w:hyperlink>
-      </w:r>
-      <w:r>
-        <w:rPr>
-          <w:rFonts w:ascii="Charis SIL Italic" w:hAnsi="Charis SIL Italic" w:eastAsia="Charis SIL Italic"/>
-          <w:b w:val="0"/>
-          <w:i w:val="0"/>
-          <w:color w:val="000000"/>
-          <w:sz w:val="24"/>
-        </w:rPr>
-        <w:t xml:space="preserve">an nu (denk aan </w:t>
+        <w:t xml:space="preserve">anders dan nu (denk aan </w:t>
       </w:r>
       <w:r>
         <w:rPr>
@@ -1417,6 +1399,7 @@
           <w:i w:val="0"/>
           <w:color w:val="0000FF"/>
           <w:sz w:val="24"/>
+          <w:u w:val="single"/>
         </w:rPr>
         <w:t>B</w:t>
       </w:r>
@@ -1923,97 +1906,7 @@
           <w:color w:val="000000"/>
           <w:sz w:val="24"/>
         </w:rPr>
-        <w:t xml:space="preserve">. Bij het Nationaal Archief </w:t>
-      </w:r>
-      <w:r>
-        <w:rPr>
-          <w:u w:val="single" w:color="0000ff"/>
-          <w:rFonts w:ascii="Charis SIL Italic" w:hAnsi="Charis SIL Italic" w:eastAsia="Charis SIL Italic"/>
-          <w:b w:val="0"/>
-          <w:i w:val="0"/>
-          <w:color w:val="000000"/>
-          <w:sz w:val="24"/>
-        </w:rPr>
-        <w:hyperlink r:id="rId17" w:history="1">
-          <w:r>
-            <w:rPr>
-              <w:rStyle w:val="Hyperlink"/>
-            </w:rPr>
-            <w:t xml:space="preserve">zijn ook </w:t>
-          </w:r>
-        </w:hyperlink>
-      </w:r>
-      <w:r>
-        <w:rPr>
-          <w:u w:val="single" w:color="0000ff"/>
-          <w:rFonts w:ascii="Charis SIL Italic" w:hAnsi="Charis SIL Italic" w:eastAsia="Charis SIL Italic"/>
-          <w:b w:val="0"/>
-          <w:i w:val="0"/>
-          <w:color w:val="000000"/>
-          <w:sz w:val="24"/>
-        </w:rPr>
-        <w:hyperlink r:id="rId17" w:history="1">
-          <w:r>
-            <w:rPr>
-              <w:rStyle w:val="Hyperlink"/>
-            </w:rPr>
-            <w:t>d</w:t>
-          </w:r>
-        </w:hyperlink>
-      </w:r>
-      <w:r>
-        <w:rPr>
-          <w:u w:val="single" w:color="0000ff"/>
-          <w:rFonts w:ascii="Charis SIL Italic" w:hAnsi="Charis SIL Italic" w:eastAsia="Charis SIL Italic"/>
-          <w:b w:val="0"/>
-          <w:i w:val="0"/>
-          <w:color w:val="000000"/>
-          <w:sz w:val="24"/>
-        </w:rPr>
-        <w:hyperlink r:id="rId17" w:history="1">
-          <w:r>
-            <w:rPr>
-              <w:rStyle w:val="Hyperlink"/>
-            </w:rPr>
-            <w:t>e pe</w:t>
-          </w:r>
-        </w:hyperlink>
-      </w:r>
-      <w:r>
-        <w:rPr>
-          <w:u w:val="single" w:color="0000ff"/>
-          <w:rFonts w:ascii="Charis SIL Italic" w:hAnsi="Charis SIL Italic" w:eastAsia="Charis SIL Italic"/>
-          <w:b w:val="0"/>
-          <w:i w:val="0"/>
-          <w:color w:val="000000"/>
-          <w:sz w:val="24"/>
-        </w:rPr>
-        <w:hyperlink r:id="rId17" w:history="1">
-          <w:r>
-            <w:rPr>
-              <w:rStyle w:val="Hyperlink"/>
-            </w:rPr>
-            <w:t>r</w:t>
-          </w:r>
-        </w:hyperlink>
-      </w:r>
-      <w:r>
-        <w:rPr>
-          <w:u w:val="single" w:color="0000ff"/>
-          <w:rFonts w:ascii="Charis SIL Italic" w:hAnsi="Charis SIL Italic" w:eastAsia="Charis SIL Italic"/>
-          <w:b w:val="0"/>
-          <w:i w:val="0"/>
-          <w:color w:val="000000"/>
-          <w:sz w:val="24"/>
-        </w:rPr>
-        <w:hyperlink r:id="rId17" w:history="1">
-          <w:r>
-            <w:rPr>
-              <w:rStyle w:val="Hyperlink"/>
-            </w:rPr>
-            <w:t>son</w:t>
-          </w:r>
-        </w:hyperlink>
+        <w:t>. Bij het Nationaal Archief zijn ook de person</w:t>
       </w:r>
       <w:r>
         <w:rPr>
@@ -3693,7 +3586,7 @@
           <w:sz w:val="24"/>
           <w:u w:val="single"/>
         </w:rPr>
-        <w:hyperlink r:id="rId23" w:history="1">
+        <w:hyperlink r:id="rId25" w:history="1">
           <w:r>
             <w:rPr>
               <w:rStyle w:val="Hyperlink"/>
@@ -3711,7 +3604,7 @@
           <w:sz w:val="24"/>
           <w:u w:val="single"/>
         </w:rPr>
-        <w:hyperlink r:id="rId23" w:history="1">
+        <w:hyperlink r:id="rId25" w:history="1">
           <w:r>
             <w:rPr>
               <w:rStyle w:val="Hyperlink"/>
@@ -3886,6 +3779,17 @@
           <w:sz w:val="24"/>
           <w:u w:val="single"/>
         </w:rPr>
+        <w:t xml:space="preserve"> in</w:t>
+      </w:r>
+      <w:r>
+        <w:rPr>
+          <w:rFonts w:ascii="Charis SIL Italic" w:hAnsi="Charis SIL Italic" w:eastAsia="Charis SIL Italic"/>
+          <w:b w:val="0"/>
+          <w:i w:val="0"/>
+          <w:color w:val="0000FF"/>
+          <w:sz w:val="24"/>
+          <w:u w:val="single"/>
+        </w:rPr>
         <w:t xml:space="preserve"> </w:t>
       </w:r>
       <w:r>
@@ -3897,36 +3801,7 @@
           <w:sz w:val="24"/>
           <w:u w:val="single"/>
         </w:rPr>
-        <w:hyperlink r:id="rId27" w:history="1">
-          <w:r>
-            <w:rPr>
-              <w:rStyle w:val="Hyperlink"/>
-            </w:rPr>
-            <w:t>in</w:t>
-          </w:r>
-        </w:hyperlink>
-      </w:r>
-      <w:r>
-        <w:rPr>
-          <w:rFonts w:ascii="Charis SIL Italic" w:hAnsi="Charis SIL Italic" w:eastAsia="Charis SIL Italic"/>
-          <w:b w:val="0"/>
-          <w:i w:val="0"/>
-          <w:color w:val="0000FF"/>
-          <w:sz w:val="24"/>
-          <w:u w:val="single"/>
-        </w:rPr>
-        <w:t xml:space="preserve"> </w:t>
-      </w:r>
-      <w:r>
-        <w:rPr>
-          <w:rFonts w:ascii="Charis SIL Italic" w:hAnsi="Charis SIL Italic" w:eastAsia="Charis SIL Italic"/>
-          <w:b w:val="0"/>
-          <w:i w:val="0"/>
-          <w:color w:val="0000FF"/>
-          <w:sz w:val="24"/>
-          <w:u w:val="single"/>
-        </w:rPr>
-        <w:hyperlink r:id="rId27" w:history="1">
+        <w:hyperlink r:id="rId25" w:history="1">
           <w:r>
             <w:rPr>
               <w:rStyle w:val="Hyperlink"/>
@@ -4671,7 +4546,7 @@
           <w:sz w:val="24"/>
           <w:u w:val="single"/>
         </w:rPr>
-        <w:hyperlink r:id="rId30" w:history="1">
+        <w:hyperlink r:id="rId32" w:history="1">
           <w:r>
             <w:rPr>
               <w:rStyle w:val="Hyperlink"/>
@@ -4700,7 +4575,7 @@
           <w:sz w:val="24"/>
           <w:u w:val="single"/>
         </w:rPr>
-        <w:hyperlink r:id="rId30" w:history="1">
+        <w:hyperlink r:id="rId32" w:history="1">
           <w:r>
             <w:rPr>
               <w:rStyle w:val="Hyperlink"/>
@@ -4711,7 +4586,6 @@
       </w:r>
       <w:r>
         <w:rPr>
-          <w:u w:val="single" w:color="0000ff"/>
           <w:rFonts w:ascii="Charis SIL Italic" w:hAnsi="Charis SIL Italic" w:eastAsia="Charis SIL Italic"/>
           <w:b w:val="0"/>
           <w:i w:val="0"/>
@@ -4812,7 +4686,7 @@
           <w:sz w:val="24"/>
           <w:u w:val="single"/>
         </w:rPr>
-        <w:hyperlink r:id="rId33" w:history="1">
+        <w:hyperlink r:id="rId30" w:history="1">
           <w:r>
             <w:rPr>
               <w:rStyle w:val="Hyperlink"/>
@@ -4830,14 +4704,7 @@
           <w:sz w:val="24"/>
           <w:u w:val="single"/>
         </w:rPr>
-        <w:hyperlink r:id="rId33" w:history="1">
-          <w:r>
-            <w:rPr>
-              <w:rStyle w:val="Hyperlink"/>
-            </w:rPr>
-            <w:t>i</w:t>
-          </w:r>
-        </w:hyperlink>
+        <w:t>i</w:t>
       </w:r>
       <w:r>
         <w:rPr>
@@ -4848,7 +4715,7 @@
           <w:sz w:val="24"/>
           <w:u w:val="single"/>
         </w:rPr>
-        <w:hyperlink r:id="rId33" w:history="1">
+        <w:hyperlink r:id="rId31" w:history="1">
           <w:r>
             <w:rPr>
               <w:rStyle w:val="Hyperlink"/>
@@ -4877,7 +4744,7 @@
           <w:sz w:val="24"/>
           <w:u w:val="single"/>
         </w:rPr>
-        <w:hyperlink r:id="rId33" w:history="1">
+        <w:hyperlink r:id="rId31" w:history="1">
           <w:r>
             <w:rPr>
               <w:rStyle w:val="Hyperlink"/>
@@ -4895,7 +4762,7 @@
           <w:sz w:val="24"/>
           <w:u w:val="single"/>
         </w:rPr>
-        <w:hyperlink r:id="rId33" w:history="1">
+        <w:hyperlink r:id="rId31" w:history="1">
           <w:r>
             <w:rPr>
               <w:rStyle w:val="Hyperlink"/>
@@ -5088,7 +4955,7 @@
           <w:sz w:val="24"/>
           <w:u w:val="single"/>
         </w:rPr>
-        <w:hyperlink r:id="rId34" w:history="1">
+        <w:hyperlink r:id="rId32" w:history="1">
           <w:r>
             <w:rPr>
               <w:rStyle w:val="Hyperlink"/>
@@ -5106,7 +4973,7 @@
           <w:sz w:val="24"/>
           <w:u w:val="single"/>
         </w:rPr>
-        <w:hyperlink r:id="rId34" w:history="1">
+        <w:hyperlink r:id="rId32" w:history="1">
           <w:r>
             <w:rPr>
               <w:rStyle w:val="Hyperlink"/>
@@ -5201,7 +5068,7 @@
           <w:sz w:val="24"/>
           <w:u w:val="single"/>
         </w:rPr>
-        <w:hyperlink r:id="rId35" w:history="1">
+        <w:hyperlink r:id="rId34" w:history="1">
           <w:r>
             <w:rPr>
               <w:rStyle w:val="Hyperlink"/>
@@ -5230,7 +5097,7 @@
           <w:sz w:val="24"/>
           <w:u w:val="single"/>
         </w:rPr>
-        <w:hyperlink r:id="rId35" w:history="1">
+        <w:hyperlink r:id="rId34" w:history="1">
           <w:r>
             <w:rPr>
               <w:rStyle w:val="Hyperlink"/>
@@ -5259,7 +5126,7 @@
           <w:sz w:val="24"/>
           <w:u w:val="single"/>
         </w:rPr>
-        <w:hyperlink r:id="rId35" w:history="1">
+        <w:hyperlink r:id="rId34" w:history="1">
           <w:r>
             <w:rPr>
               <w:rStyle w:val="Hyperlink"/>
@@ -5288,7 +5155,7 @@
           <w:sz w:val="24"/>
           <w:u w:val="single"/>
         </w:rPr>
-        <w:hyperlink r:id="rId35" w:history="1">
+        <w:hyperlink r:id="rId34" w:history="1">
           <w:r>
             <w:rPr>
               <w:rStyle w:val="Hyperlink"/>
@@ -5317,7 +5184,7 @@
           <w:sz w:val="24"/>
           <w:u w:val="single"/>
         </w:rPr>
-        <w:hyperlink r:id="rId35" w:history="1">
+        <w:hyperlink r:id="rId34" w:history="1">
           <w:r>
             <w:rPr>
               <w:rStyle w:val="Hyperlink"/>
@@ -5338,7 +5205,7 @@
           <w:sz w:val="24"/>
           <w:u w:val="single"/>
         </w:rPr>
-        <w:hyperlink r:id="rId35" w:history="1">
+        <w:hyperlink r:id="rId34" w:history="1">
           <w:r>
             <w:rPr>
               <w:rStyle w:val="Hyperlink"/>
@@ -5355,7 +5222,7 @@
           <w:color w:val="000000"/>
           <w:sz w:val="24"/>
         </w:rPr>
-        <w:t xml:space="preserve"> dat zich bij het Arsip</w:t>
+        <w:t xml:space="preserve"> dat zich bij het Arsip Nasional in</w:t>
       </w:r>
       <w:r>
         <w:rPr>
@@ -5366,25 +5233,7 @@
           <w:color w:val="000000"/>
           <w:sz w:val="24"/>
         </w:rPr>
-        <w:hyperlink r:id="rId35" w:history="1">
-          <w:r>
-            <w:rPr>
-              <w:rStyle w:val="Hyperlink"/>
-            </w:rPr>
-            <w:t xml:space="preserve"> Nasional in</w:t>
-          </w:r>
-        </w:hyperlink>
-      </w:r>
-      <w:r>
-        <w:rPr>
-          <w:u w:val="single" w:color="0000ff"/>
-          <w:rFonts w:ascii="Charis SIL Italic" w:hAnsi="Charis SIL Italic" w:eastAsia="Charis SIL Italic"/>
-          <w:b w:val="0"/>
-          <w:i w:val="0"/>
-          <w:color w:val="000000"/>
-          <w:sz w:val="24"/>
-        </w:rPr>
-        <w:hyperlink r:id="rId35" w:history="1">
+        <w:hyperlink r:id="rId34" w:history="1">
           <w:r>
             <w:rPr>
               <w:rStyle w:val="Hyperlink"/>
@@ -5402,7 +5251,7 @@
           <w:color w:val="000000"/>
           <w:sz w:val="24"/>
         </w:rPr>
-        <w:hyperlink r:id="rId35" w:history="1">
+        <w:hyperlink r:id="rId34" w:history="1">
           <w:r>
             <w:rPr>
               <w:rStyle w:val="Hyperlink"/>
@@ -5431,7 +5280,7 @@
           <w:color w:val="000000"/>
           <w:sz w:val="24"/>
         </w:rPr>
-        <w:hyperlink r:id="rId35" w:history="1">
+        <w:hyperlink r:id="rId34" w:history="1">
           <w:r>
             <w:rPr>
               <w:rStyle w:val="Hyperlink"/>
@@ -5442,6 +5291,16 @@
       </w:r>
       <w:r>
         <w:rPr>
+          <w:rFonts w:ascii="Charis SIL Italic" w:hAnsi="Charis SIL Italic" w:eastAsia="Charis SIL Italic"/>
+          <w:b w:val="0"/>
+          <w:i w:val="0"/>
+          <w:color w:val="000000"/>
+          <w:sz w:val="24"/>
+        </w:rPr>
+        <w:t>w</w:t>
+      </w:r>
+      <w:r>
+        <w:rPr>
           <w:u w:val="single" w:color="0000ff"/>
           <w:rFonts w:ascii="Charis SIL Italic" w:hAnsi="Charis SIL Italic" w:eastAsia="Charis SIL Italic"/>
           <w:b w:val="0"/>
@@ -5449,18 +5308,7 @@
           <w:color w:val="000000"/>
           <w:sz w:val="24"/>
         </w:rPr>
-        <w:t>w</w:t>
-      </w:r>
-      <w:r>
-        <w:rPr>
-          <w:u w:val="single" w:color="0000ff"/>
-          <w:rFonts w:ascii="Charis SIL Italic" w:hAnsi="Charis SIL Italic" w:eastAsia="Charis SIL Italic"/>
-          <w:b w:val="0"/>
-          <w:i w:val="0"/>
-          <w:color w:val="000000"/>
-          <w:sz w:val="24"/>
-        </w:rPr>
-        <w:hyperlink r:id="rId35" w:history="1">
+        <w:hyperlink r:id="rId34" w:history="1">
           <w:r>
             <w:rPr>
               <w:rStyle w:val="Hyperlink"/>
@@ -5488,7 +5336,7 @@
           <w:color w:val="000000"/>
           <w:sz w:val="24"/>
         </w:rPr>
-        <w:hyperlink r:id="rId35" w:history="1">
+        <w:hyperlink r:id="rId34" w:history="1">
           <w:r>
             <w:rPr>
               <w:rStyle w:val="Hyperlink"/>
@@ -5587,7 +5435,7 @@
           <w:sz w:val="24"/>
           <w:u w:val="single"/>
         </w:rPr>
-        <w:hyperlink r:id="rId36" w:history="1">
+        <w:hyperlink r:id="rId35" w:history="1">
           <w:r>
             <w:rPr>
               <w:rStyle w:val="Hyperlink"/>
@@ -5615,7 +5463,7 @@
           <w:sz w:val="24"/>
           <w:u w:val="single"/>
         </w:rPr>
-        <w:hyperlink r:id="rId37" w:history="1">
+        <w:hyperlink r:id="rId36" w:history="1">
           <w:r>
             <w:rPr>
               <w:rStyle w:val="Hyperlink"/>
@@ -5644,7 +5492,7 @@
           <w:sz w:val="24"/>
           <w:u w:val="single"/>
         </w:rPr>
-        <w:hyperlink r:id="rId37" w:history="1">
+        <w:hyperlink r:id="rId36" w:history="1">
           <w:r>
             <w:rPr>
               <w:rStyle w:val="Hyperlink"/>
@@ -5673,7 +5521,7 @@
           <w:sz w:val="24"/>
           <w:u w:val="single"/>
         </w:rPr>
-        <w:hyperlink r:id="rId37" w:history="1">
+        <w:hyperlink r:id="rId36" w:history="1">
           <w:r>
             <w:rPr>
               <w:rStyle w:val="Hyperlink"/>
@@ -5694,7 +5542,7 @@
           <w:sz w:val="24"/>
           <w:u w:val="single"/>
         </w:rPr>
-        <w:hyperlink r:id="rId37" w:history="1">
+        <w:hyperlink r:id="rId36" w:history="1">
           <w:r>
             <w:rPr>
               <w:rStyle w:val="Hyperlink"/>
@@ -5720,16 +5568,8 @@
           <w:i w:val="0"/>
           <w:color w:val="0000FF"/>
           <w:sz w:val="24"/>
-          <w:u w:val="single"/>
-        </w:rPr>
-        <w:hyperlink r:id="rId38" w:history="1">
-          <w:r>
-            <w:rPr>
-              <w:rStyle w:val="Hyperlink"/>
-            </w:rPr>
-            <w:t>Samm</w:t>
-          </w:r>
-        </w:hyperlink>
+        </w:rPr>
+        <w:t>Sammlungsgut aus Kolonialen Ko</w:t>
       </w:r>
       <w:r>
         <w:rPr>
@@ -5745,36 +5585,25 @@
             <w:rPr>
               <w:rStyle w:val="Hyperlink"/>
             </w:rPr>
-            <w:t>lungsgut</w:t>
+            <w:t>ntexten</w:t>
           </w:r>
         </w:hyperlink>
       </w:r>
       <w:r>
         <w:rPr>
-          <w:rFonts w:ascii="Charis SIL Italic" w:hAnsi="Charis SIL Italic" w:eastAsia="Charis SIL Italic"/>
-          <w:b w:val="0"/>
-          <w:i w:val="0"/>
-          <w:color w:val="0000FF"/>
-          <w:sz w:val="24"/>
-          <w:u w:val="single"/>
-        </w:rPr>
-        <w:t xml:space="preserve"> </w:t>
-      </w:r>
-      <w:r>
-        <w:rPr>
-          <w:rFonts w:ascii="Charis SIL Italic" w:hAnsi="Charis SIL Italic" w:eastAsia="Charis SIL Italic"/>
-          <w:b w:val="0"/>
-          <w:i w:val="0"/>
-          <w:color w:val="0000FF"/>
-          <w:sz w:val="24"/>
-          <w:u w:val="single"/>
-        </w:rPr>
-        <w:hyperlink r:id="rId38" w:history="1">
+          <w:u w:val="single" w:color="0000ff"/>
+          <w:rFonts w:ascii="Charis SIL Italic" w:hAnsi="Charis SIL Italic" w:eastAsia="Charis SIL Italic"/>
+          <w:b w:val="0"/>
+          <w:i w:val="0"/>
+          <w:color w:val="000000"/>
+          <w:sz w:val="24"/>
+        </w:rPr>
+        <w:hyperlink r:id="rId36" w:history="1">
           <w:r>
             <w:rPr>
               <w:rStyle w:val="Hyperlink"/>
             </w:rPr>
-            <w:t>a</w:t>
+            <w:t>. D</w:t>
           </w:r>
         </w:hyperlink>
       </w:r>
@@ -5783,56 +5612,83 @@
           <w:rFonts w:ascii="Charis SIL Italic" w:hAnsi="Charis SIL Italic" w:eastAsia="Charis SIL Italic"/>
           <w:b w:val="0"/>
           <w:i w:val="0"/>
+          <w:color w:val="000000"/>
+          <w:sz w:val="24"/>
+        </w:rPr>
+        <w:t xml:space="preserve">e Franse portal </w:t>
+      </w:r>
+      <w:r>
+        <w:rPr>
+          <w:rFonts w:ascii="Charis SIL Italic" w:hAnsi="Charis SIL Italic" w:eastAsia="Charis SIL Italic"/>
+          <w:b w:val="0"/>
+          <w:i w:val="0"/>
           <w:color w:val="0000FF"/>
           <w:sz w:val="24"/>
           <w:u w:val="single"/>
+        </w:rPr>
+        <w:hyperlink r:id="rId36" w:history="1">
+          <w:r>
+            <w:rPr>
+              <w:rStyle w:val="Hyperlink"/>
+            </w:rPr>
+            <w:t>AGORHA</w:t>
+          </w:r>
+        </w:hyperlink>
+      </w:r>
+      <w:r>
+        <w:rPr>
+          <w:u w:val="single" w:color="0000ff"/>
+          <w:rFonts w:ascii="Charis SIL Italic" w:hAnsi="Charis SIL Italic" w:eastAsia="Charis SIL Italic"/>
+          <w:b w:val="0"/>
+          <w:i w:val="0"/>
+          <w:color w:val="000000"/>
+          <w:sz w:val="24"/>
+        </w:rPr>
+        <w:hyperlink r:id="rId36" w:history="1">
+          <w:r>
+            <w:rPr>
+              <w:rStyle w:val="Hyperlink"/>
+            </w:rPr>
+            <w:t xml:space="preserve"> bevat inf</w:t>
+          </w:r>
+        </w:hyperlink>
+      </w:r>
+      <w:r>
+        <w:rPr>
+          <w:rFonts w:ascii="Charis SIL Italic" w:hAnsi="Charis SIL Italic" w:eastAsia="Charis SIL Italic"/>
+          <w:b w:val="0"/>
+          <w:i w:val="0"/>
+          <w:color w:val="000000"/>
+          <w:sz w:val="24"/>
+        </w:rPr>
+        <w:t>ormatie over ve</w:t>
+      </w:r>
+      <w:r>
+        <w:rPr>
+          <w:u w:val="single" w:color="0000ff"/>
+          <w:rFonts w:ascii="Charis SIL Italic" w:hAnsi="Charis SIL Italic" w:eastAsia="Charis SIL Italic"/>
+          <w:b w:val="0"/>
+          <w:i w:val="0"/>
+          <w:color w:val="000000"/>
+          <w:sz w:val="24"/>
         </w:rPr>
         <w:hyperlink r:id="rId37" w:history="1">
           <w:r>
             <w:rPr>
               <w:rStyle w:val="Hyperlink"/>
             </w:rPr>
-            <w:t>us</w:t>
+            <w:t>rzamelaars, ha</w:t>
           </w:r>
         </w:hyperlink>
       </w:r>
       <w:r>
         <w:rPr>
-          <w:rFonts w:ascii="Charis SIL Italic" w:hAnsi="Charis SIL Italic" w:eastAsia="Charis SIL Italic"/>
-          <w:b w:val="0"/>
-          <w:i w:val="0"/>
-          <w:color w:val="0000FF"/>
-          <w:sz w:val="24"/>
-          <w:u w:val="single"/>
-        </w:rPr>
-        <w:t xml:space="preserve"> </w:t>
-      </w:r>
-      <w:r>
-        <w:rPr>
-          <w:rFonts w:ascii="Charis SIL Italic" w:hAnsi="Charis SIL Italic" w:eastAsia="Charis SIL Italic"/>
-          <w:b w:val="0"/>
-          <w:i w:val="0"/>
-          <w:color w:val="0000FF"/>
-          <w:sz w:val="24"/>
-          <w:u w:val="single"/>
-        </w:rPr>
-        <w:hyperlink r:id="rId37" w:history="1">
-          <w:r>
-            <w:rPr>
-              <w:rStyle w:val="Hyperlink"/>
-            </w:rPr>
-            <w:t>Koloniale</w:t>
-          </w:r>
-        </w:hyperlink>
-      </w:r>
-      <w:r>
-        <w:rPr>
-          <w:rFonts w:ascii="Charis SIL Italic" w:hAnsi="Charis SIL Italic" w:eastAsia="Charis SIL Italic"/>
-          <w:b w:val="0"/>
-          <w:i w:val="0"/>
-          <w:color w:val="0000FF"/>
-          <w:sz w:val="24"/>
-          <w:u w:val="single"/>
+          <w:u w:val="single" w:color="0000ff"/>
+          <w:rFonts w:ascii="Charis SIL Italic" w:hAnsi="Charis SIL Italic" w:eastAsia="Charis SIL Italic"/>
+          <w:b w:val="0"/>
+          <w:i w:val="0"/>
+          <w:color w:val="000000"/>
+          <w:sz w:val="24"/>
         </w:rPr>
         <w:hyperlink r:id="rId37" w:history="1">
           <w:r>
@@ -5845,53 +5701,6 @@
       </w:r>
       <w:r>
         <w:rPr>
-          <w:rFonts w:ascii="Charis SIL Italic" w:hAnsi="Charis SIL Italic" w:eastAsia="Charis SIL Italic"/>
-          <w:b w:val="0"/>
-          <w:i w:val="0"/>
-          <w:color w:val="0000FF"/>
-          <w:sz w:val="24"/>
-          <w:u w:val="single"/>
-        </w:rPr>
-        <w:t xml:space="preserve"> </w:t>
-      </w:r>
-      <w:r>
-        <w:rPr>
-          <w:rFonts w:ascii="Charis SIL Italic" w:hAnsi="Charis SIL Italic" w:eastAsia="Charis SIL Italic"/>
-          <w:b w:val="0"/>
-          <w:i w:val="0"/>
-          <w:color w:val="0000FF"/>
-          <w:sz w:val="24"/>
-          <w:u w:val="single"/>
-        </w:rPr>
-        <w:hyperlink r:id="rId38" w:history="1">
-          <w:r>
-            <w:rPr>
-              <w:rStyle w:val="Hyperlink"/>
-            </w:rPr>
-            <w:t>Ko</w:t>
-          </w:r>
-        </w:hyperlink>
-      </w:r>
-      <w:r>
-        <w:rPr>
-          <w:rFonts w:ascii="Charis SIL Italic" w:hAnsi="Charis SIL Italic" w:eastAsia="Charis SIL Italic"/>
-          <w:b w:val="0"/>
-          <w:i w:val="0"/>
-          <w:color w:val="0000FF"/>
-          <w:sz w:val="24"/>
-          <w:u w:val="single"/>
-        </w:rPr>
-        <w:hyperlink r:id="rId38" w:history="1">
-          <w:r>
-            <w:rPr>
-              <w:rStyle w:val="Hyperlink"/>
-            </w:rPr>
-            <w:t>ntexten</w:t>
-          </w:r>
-        </w:hyperlink>
-      </w:r>
-      <w:r>
-        <w:rPr>
           <w:u w:val="single" w:color="0000ff"/>
           <w:rFonts w:ascii="Charis SIL Italic" w:hAnsi="Charis SIL Italic" w:eastAsia="Charis SIL Italic"/>
           <w:b w:val="0"/>
@@ -5900,116 +5709,6 @@
           <w:sz w:val="24"/>
         </w:rPr>
         <w:hyperlink r:id="rId37" w:history="1">
-          <w:r>
-            <w:rPr>
-              <w:rStyle w:val="Hyperlink"/>
-            </w:rPr>
-            <w:t>. D</w:t>
-          </w:r>
-        </w:hyperlink>
-      </w:r>
-      <w:r>
-        <w:rPr>
-          <w:rFonts w:ascii="Charis SIL Italic" w:hAnsi="Charis SIL Italic" w:eastAsia="Charis SIL Italic"/>
-          <w:b w:val="0"/>
-          <w:i w:val="0"/>
-          <w:color w:val="000000"/>
-          <w:sz w:val="24"/>
-        </w:rPr>
-        <w:t xml:space="preserve">e Franse portal </w:t>
-      </w:r>
-      <w:r>
-        <w:rPr>
-          <w:rFonts w:ascii="Charis SIL Italic" w:hAnsi="Charis SIL Italic" w:eastAsia="Charis SIL Italic"/>
-          <w:b w:val="0"/>
-          <w:i w:val="0"/>
-          <w:color w:val="0000FF"/>
-          <w:sz w:val="24"/>
-          <w:u w:val="single"/>
-        </w:rPr>
-        <w:hyperlink r:id="rId39" w:history="1">
-          <w:r>
-            <w:rPr>
-              <w:rStyle w:val="Hyperlink"/>
-            </w:rPr>
-            <w:t>AGORHA</w:t>
-          </w:r>
-        </w:hyperlink>
-      </w:r>
-      <w:r>
-        <w:rPr>
-          <w:u w:val="single" w:color="0000ff"/>
-          <w:rFonts w:ascii="Charis SIL Italic" w:hAnsi="Charis SIL Italic" w:eastAsia="Charis SIL Italic"/>
-          <w:b w:val="0"/>
-          <w:i w:val="0"/>
-          <w:color w:val="000000"/>
-          <w:sz w:val="24"/>
-        </w:rPr>
-        <w:hyperlink r:id="rId37" w:history="1">
-          <w:r>
-            <w:rPr>
-              <w:rStyle w:val="Hyperlink"/>
-            </w:rPr>
-            <w:t xml:space="preserve"> bevat inf</w:t>
-          </w:r>
-        </w:hyperlink>
-      </w:r>
-      <w:r>
-        <w:rPr>
-          <w:rFonts w:ascii="Charis SIL Italic" w:hAnsi="Charis SIL Italic" w:eastAsia="Charis SIL Italic"/>
-          <w:b w:val="0"/>
-          <w:i w:val="0"/>
-          <w:color w:val="000000"/>
-          <w:sz w:val="24"/>
-        </w:rPr>
-        <w:t>ormatie over ve</w:t>
-      </w:r>
-      <w:r>
-        <w:rPr>
-          <w:u w:val="single" w:color="0000ff"/>
-          <w:rFonts w:ascii="Charis SIL Italic" w:hAnsi="Charis SIL Italic" w:eastAsia="Charis SIL Italic"/>
-          <w:b w:val="0"/>
-          <w:i w:val="0"/>
-          <w:color w:val="000000"/>
-          <w:sz w:val="24"/>
-        </w:rPr>
-        <w:hyperlink r:id="rId38" w:history="1">
-          <w:r>
-            <w:rPr>
-              <w:rStyle w:val="Hyperlink"/>
-            </w:rPr>
-            <w:t>rzamelaars, ha</w:t>
-          </w:r>
-        </w:hyperlink>
-      </w:r>
-      <w:r>
-        <w:rPr>
-          <w:u w:val="single" w:color="0000ff"/>
-          <w:rFonts w:ascii="Charis SIL Italic" w:hAnsi="Charis SIL Italic" w:eastAsia="Charis SIL Italic"/>
-          <w:b w:val="0"/>
-          <w:i w:val="0"/>
-          <w:color w:val="000000"/>
-          <w:sz w:val="24"/>
-        </w:rPr>
-        <w:hyperlink r:id="rId38" w:history="1">
-          <w:r>
-            <w:rPr>
-              <w:rStyle w:val="Hyperlink"/>
-            </w:rPr>
-            <w:t>n</w:t>
-          </w:r>
-        </w:hyperlink>
-      </w:r>
-      <w:r>
-        <w:rPr>
-          <w:u w:val="single" w:color="0000ff"/>
-          <w:rFonts w:ascii="Charis SIL Italic" w:hAnsi="Charis SIL Italic" w:eastAsia="Charis SIL Italic"/>
-          <w:b w:val="0"/>
-          <w:i w:val="0"/>
-          <w:color w:val="000000"/>
-          <w:sz w:val="24"/>
-        </w:rPr>
-        <w:hyperlink r:id="rId38" w:history="1">
           <w:r>
             <w:rPr>
               <w:rStyle w:val="Hyperlink"/>
@@ -6027,7 +5726,7 @@
           <w:color w:val="000000"/>
           <w:sz w:val="24"/>
         </w:rPr>
-        <w:hyperlink r:id="rId38" w:history="1">
+        <w:hyperlink r:id="rId37" w:history="1">
           <w:r>
             <w:rPr>
               <w:rStyle w:val="Hyperlink"/>
@@ -6045,7 +5744,7 @@
           <w:color w:val="000000"/>
           <w:sz w:val="24"/>
         </w:rPr>
-        <w:hyperlink r:id="rId38" w:history="1">
+        <w:hyperlink r:id="rId37" w:history="1">
           <w:r>
             <w:rPr>
               <w:rStyle w:val="Hyperlink"/>
@@ -6063,7 +5762,7 @@
           <w:color w:val="000000"/>
           <w:sz w:val="24"/>
         </w:rPr>
-        <w:hyperlink r:id="rId38" w:history="1">
+        <w:hyperlink r:id="rId37" w:history="1">
           <w:r>
             <w:rPr>
               <w:rStyle w:val="Hyperlink"/>
@@ -6091,7 +5790,7 @@
           <w:color w:val="000000"/>
           <w:sz w:val="24"/>
         </w:rPr>
-        <w:hyperlink r:id="rId39" w:history="1">
+        <w:hyperlink r:id="rId38" w:history="1">
           <w:r>
             <w:rPr>
               <w:rStyle w:val="Hyperlink"/>

--- a/EXPORTS/DOCX/published/niveau1/Dutch/Sources.docx
+++ b/EXPORTS/DOCX/published/niveau1/Dutch/Sources.docx
@@ -609,13 +609,31 @@
       </w:r>
       <w:r>
         <w:rPr>
+          <w:u w:val="single" w:color="0000ff"/>
           <w:rFonts w:ascii="Charis SIL Italic" w:hAnsi="Charis SIL Italic" w:eastAsia="Charis SIL Italic"/>
           <w:b w:val="0"/>
           <w:i w:val="0"/>
           <w:color w:val="000000"/>
           <w:sz w:val="24"/>
         </w:rPr>
-        <w:t xml:space="preserve">anders dan nu (denk aan </w:t>
+        <w:hyperlink r:id="rId11" w:history="1">
+          <w:r>
+            <w:rPr>
+              <w:rStyle w:val="Hyperlink"/>
+            </w:rPr>
+            <w:t>anders d</w:t>
+          </w:r>
+        </w:hyperlink>
+      </w:r>
+      <w:r>
+        <w:rPr>
+          <w:rFonts w:ascii="Charis SIL Italic" w:hAnsi="Charis SIL Italic" w:eastAsia="Charis SIL Italic"/>
+          <w:b w:val="0"/>
+          <w:i w:val="0"/>
+          <w:color w:val="000000"/>
+          <w:sz w:val="24"/>
+        </w:rPr>
+        <w:t xml:space="preserve">an nu (denk aan </w:t>
       </w:r>
       <w:r>
         <w:rPr>
@@ -1301,13 +1319,85 @@
       </w:r>
       <w:r>
         <w:rPr>
+          <w:u w:val="single" w:color="0000ff"/>
           <w:rFonts w:ascii="Charis SIL Italic" w:hAnsi="Charis SIL Italic" w:eastAsia="Charis SIL Italic"/>
           <w:b w:val="0"/>
           <w:i w:val="0"/>
           <w:color w:val="000000"/>
           <w:sz w:val="24"/>
         </w:rPr>
-        <w:t xml:space="preserve">deel uit van de </w:t>
+        <w:hyperlink r:id="rId15" w:history="1">
+          <w:r>
+            <w:rPr>
+              <w:rStyle w:val="Hyperlink"/>
+            </w:rPr>
+            <w:t xml:space="preserve">deel uit </w:t>
+          </w:r>
+        </w:hyperlink>
+      </w:r>
+      <w:r>
+        <w:rPr>
+          <w:u w:val="single" w:color="0000ff"/>
+          <w:rFonts w:ascii="Charis SIL Italic" w:hAnsi="Charis SIL Italic" w:eastAsia="Charis SIL Italic"/>
+          <w:b w:val="0"/>
+          <w:i w:val="0"/>
+          <w:color w:val="000000"/>
+          <w:sz w:val="24"/>
+        </w:rPr>
+        <w:hyperlink r:id="rId15" w:history="1">
+          <w:r>
+            <w:rPr>
+              <w:rStyle w:val="Hyperlink"/>
+            </w:rPr>
+            <w:t>v</w:t>
+          </w:r>
+        </w:hyperlink>
+      </w:r>
+      <w:r>
+        <w:rPr>
+          <w:u w:val="single" w:color="0000ff"/>
+          <w:rFonts w:ascii="Charis SIL Italic" w:hAnsi="Charis SIL Italic" w:eastAsia="Charis SIL Italic"/>
+          <w:b w:val="0"/>
+          <w:i w:val="0"/>
+          <w:color w:val="000000"/>
+          <w:sz w:val="24"/>
+        </w:rPr>
+        <w:hyperlink r:id="rId15" w:history="1">
+          <w:r>
+            <w:rPr>
+              <w:rStyle w:val="Hyperlink"/>
+            </w:rPr>
+            <w:t>an d</w:t>
+          </w:r>
+        </w:hyperlink>
+      </w:r>
+      <w:r>
+        <w:rPr>
+          <w:u w:val="single" w:color="0000ff"/>
+          <w:rFonts w:ascii="Charis SIL Italic" w:hAnsi="Charis SIL Italic" w:eastAsia="Charis SIL Italic"/>
+          <w:b w:val="0"/>
+          <w:i w:val="0"/>
+          <w:color w:val="000000"/>
+          <w:sz w:val="24"/>
+        </w:rPr>
+        <w:hyperlink r:id="rId15" w:history="1">
+          <w:r>
+            <w:rPr>
+              <w:rStyle w:val="Hyperlink"/>
+            </w:rPr>
+            <w:t>e</w:t>
+          </w:r>
+        </w:hyperlink>
+      </w:r>
+      <w:r>
+        <w:rPr>
+          <w:rFonts w:ascii="Charis SIL Italic" w:hAnsi="Charis SIL Italic" w:eastAsia="Charis SIL Italic"/>
+          <w:b w:val="0"/>
+          <w:i w:val="0"/>
+          <w:color w:val="000000"/>
+          <w:sz w:val="24"/>
+        </w:rPr>
+        <w:t xml:space="preserve"> </w:t>
       </w:r>
       <w:r>
         <w:rPr>
@@ -1318,7 +1408,7 @@
           <w:sz w:val="24"/>
           <w:u w:val="single"/>
         </w:rPr>
-        <w:hyperlink r:id="rId16" w:history="1">
+        <w:hyperlink r:id="rId15" w:history="1">
           <w:r>
             <w:rPr>
               <w:rStyle w:val="Hyperlink"/>
@@ -1336,7 +1426,7 @@
           <w:sz w:val="24"/>
           <w:u w:val="single"/>
         </w:rPr>
-        <w:hyperlink r:id="rId16" w:history="1">
+        <w:hyperlink r:id="rId15" w:history="1">
           <w:r>
             <w:rPr>
               <w:rStyle w:val="Hyperlink"/>
@@ -1354,7 +1444,7 @@
           <w:sz w:val="24"/>
           <w:u w:val="single"/>
         </w:rPr>
-        <w:hyperlink r:id="rId16" w:history="1">
+        <w:hyperlink r:id="rId15" w:history="1">
           <w:r>
             <w:rPr>
               <w:rStyle w:val="Hyperlink"/>
@@ -1906,7 +1996,97 @@
           <w:color w:val="000000"/>
           <w:sz w:val="24"/>
         </w:rPr>
-        <w:t>. Bij het Nationaal Archief zijn ook de person</w:t>
+        <w:t xml:space="preserve">. Bij het Nationaal Archief </w:t>
+      </w:r>
+      <w:r>
+        <w:rPr>
+          <w:u w:val="single" w:color="0000ff"/>
+          <w:rFonts w:ascii="Charis SIL Italic" w:hAnsi="Charis SIL Italic" w:eastAsia="Charis SIL Italic"/>
+          <w:b w:val="0"/>
+          <w:i w:val="0"/>
+          <w:color w:val="000000"/>
+          <w:sz w:val="24"/>
+        </w:rPr>
+        <w:hyperlink r:id="rId17" w:history="1">
+          <w:r>
+            <w:rPr>
+              <w:rStyle w:val="Hyperlink"/>
+            </w:rPr>
+            <w:t xml:space="preserve">zijn ook </w:t>
+          </w:r>
+        </w:hyperlink>
+      </w:r>
+      <w:r>
+        <w:rPr>
+          <w:u w:val="single" w:color="0000ff"/>
+          <w:rFonts w:ascii="Charis SIL Italic" w:hAnsi="Charis SIL Italic" w:eastAsia="Charis SIL Italic"/>
+          <w:b w:val="0"/>
+          <w:i w:val="0"/>
+          <w:color w:val="000000"/>
+          <w:sz w:val="24"/>
+        </w:rPr>
+        <w:hyperlink r:id="rId17" w:history="1">
+          <w:r>
+            <w:rPr>
+              <w:rStyle w:val="Hyperlink"/>
+            </w:rPr>
+            <w:t>d</w:t>
+          </w:r>
+        </w:hyperlink>
+      </w:r>
+      <w:r>
+        <w:rPr>
+          <w:u w:val="single" w:color="0000ff"/>
+          <w:rFonts w:ascii="Charis SIL Italic" w:hAnsi="Charis SIL Italic" w:eastAsia="Charis SIL Italic"/>
+          <w:b w:val="0"/>
+          <w:i w:val="0"/>
+          <w:color w:val="000000"/>
+          <w:sz w:val="24"/>
+        </w:rPr>
+        <w:hyperlink r:id="rId17" w:history="1">
+          <w:r>
+            <w:rPr>
+              <w:rStyle w:val="Hyperlink"/>
+            </w:rPr>
+            <w:t>e pe</w:t>
+          </w:r>
+        </w:hyperlink>
+      </w:r>
+      <w:r>
+        <w:rPr>
+          <w:u w:val="single" w:color="0000ff"/>
+          <w:rFonts w:ascii="Charis SIL Italic" w:hAnsi="Charis SIL Italic" w:eastAsia="Charis SIL Italic"/>
+          <w:b w:val="0"/>
+          <w:i w:val="0"/>
+          <w:color w:val="000000"/>
+          <w:sz w:val="24"/>
+        </w:rPr>
+        <w:hyperlink r:id="rId17" w:history="1">
+          <w:r>
+            <w:rPr>
+              <w:rStyle w:val="Hyperlink"/>
+            </w:rPr>
+            <w:t>r</w:t>
+          </w:r>
+        </w:hyperlink>
+      </w:r>
+      <w:r>
+        <w:rPr>
+          <w:u w:val="single" w:color="0000ff"/>
+          <w:rFonts w:ascii="Charis SIL Italic" w:hAnsi="Charis SIL Italic" w:eastAsia="Charis SIL Italic"/>
+          <w:b w:val="0"/>
+          <w:i w:val="0"/>
+          <w:color w:val="000000"/>
+          <w:sz w:val="24"/>
+        </w:rPr>
+        <w:hyperlink r:id="rId17" w:history="1">
+          <w:r>
+            <w:rPr>
+              <w:rStyle w:val="Hyperlink"/>
+            </w:rPr>
+            <w:t>son</w:t>
+          </w:r>
+        </w:hyperlink>
       </w:r>
       <w:r>
         <w:rPr>
@@ -2506,7 +2686,7 @@
           <w:sz w:val="24"/>
           <w:u w:val="single"/>
         </w:rPr>
-        <w:hyperlink r:id="rId18" w:history="1">
+        <w:hyperlink r:id="rId19" w:history="1">
           <w:r>
             <w:rPr>
               <w:rStyle w:val="Hyperlink"/>
@@ -3510,7 +3690,7 @@
           <w:sz w:val="24"/>
           <w:u w:val="single"/>
         </w:rPr>
-        <w:hyperlink r:id="rId23" w:history="1">
+        <w:hyperlink r:id="rId25" w:history="1">
           <w:r>
             <w:rPr>
               <w:rStyle w:val="Hyperlink"/>
@@ -3539,7 +3719,7 @@
           <w:sz w:val="24"/>
           <w:u w:val="single"/>
         </w:rPr>
-        <w:hyperlink r:id="rId23" w:history="1">
+        <w:hyperlink r:id="rId25" w:history="1">
           <w:r>
             <w:rPr>
               <w:rStyle w:val="Hyperlink"/>
@@ -3557,7 +3737,7 @@
           <w:sz w:val="24"/>
           <w:u w:val="single"/>
         </w:rPr>
-        <w:hyperlink r:id="rId23" w:history="1">
+        <w:hyperlink r:id="rId25" w:history="1">
           <w:r>
             <w:rPr>
               <w:rStyle w:val="Hyperlink"/>
@@ -3586,7 +3766,7 @@
           <w:sz w:val="24"/>
           <w:u w:val="single"/>
         </w:rPr>
-        <w:hyperlink r:id="rId25" w:history="1">
+        <w:hyperlink r:id="rId26" w:history="1">
           <w:r>
             <w:rPr>
               <w:rStyle w:val="Hyperlink"/>
@@ -3604,7 +3784,7 @@
           <w:sz w:val="24"/>
           <w:u w:val="single"/>
         </w:rPr>
-        <w:hyperlink r:id="rId25" w:history="1">
+        <w:hyperlink r:id="rId23" w:history="1">
           <w:r>
             <w:rPr>
               <w:rStyle w:val="Hyperlink"/>
@@ -3622,7 +3802,7 @@
           <w:sz w:val="24"/>
           <w:u w:val="single"/>
         </w:rPr>
-        <w:hyperlink r:id="rId25" w:history="1">
+        <w:hyperlink r:id="rId26" w:history="1">
           <w:r>
             <w:rPr>
               <w:rStyle w:val="Hyperlink"/>
@@ -3639,7 +3819,25 @@
           <w:color w:val="000000"/>
           <w:sz w:val="24"/>
         </w:rPr>
-        <w:t xml:space="preserve">. Het </w:t>
+        <w:t>. H</w:t>
+      </w:r>
+      <w:r>
+        <w:rPr>
+          <w:u w:val="single" w:color="0000ff"/>
+          <w:rFonts w:ascii="Charis SIL Italic" w:hAnsi="Charis SIL Italic" w:eastAsia="Charis SIL Italic"/>
+          <w:b w:val="0"/>
+          <w:i w:val="0"/>
+          <w:color w:val="000000"/>
+          <w:sz w:val="24"/>
+        </w:rPr>
+        <w:hyperlink r:id="rId24" w:history="1">
+          <w:r>
+            <w:rPr>
+              <w:rStyle w:val="Hyperlink"/>
+            </w:rPr>
+            <w:t xml:space="preserve">et </w:t>
+          </w:r>
+        </w:hyperlink>
       </w:r>
       <w:r>
         <w:rPr>
@@ -3650,7 +3848,7 @@
           <w:sz w:val="24"/>
           <w:u w:val="single"/>
         </w:rPr>
-        <w:hyperlink r:id="rId26" w:history="1">
+        <w:hyperlink r:id="rId24" w:history="1">
           <w:r>
             <w:rPr>
               <w:rStyle w:val="Hyperlink"/>
@@ -3679,7 +3877,7 @@
           <w:sz w:val="24"/>
           <w:u w:val="single"/>
         </w:rPr>
-        <w:hyperlink r:id="rId26" w:history="1">
+        <w:hyperlink r:id="rId24" w:history="1">
           <w:r>
             <w:rPr>
               <w:rStyle w:val="Hyperlink"/>
@@ -3697,7 +3895,7 @@
           <w:sz w:val="24"/>
           <w:u w:val="single"/>
         </w:rPr>
-        <w:hyperlink r:id="rId26" w:history="1">
+        <w:hyperlink r:id="rId27" w:history="1">
           <w:r>
             <w:rPr>
               <w:rStyle w:val="Hyperlink"/>
@@ -3714,7 +3912,35 @@
           <w:color w:val="000000"/>
           <w:sz w:val="24"/>
         </w:rPr>
-        <w:t xml:space="preserve">bezit de fotocollectie van het </w:t>
+        <w:t xml:space="preserve">bezit de fotocollectie van </w:t>
+      </w:r>
+      <w:r>
+        <w:rPr>
+          <w:u w:val="single" w:color="0000ff"/>
+          <w:rFonts w:ascii="Charis SIL Italic" w:hAnsi="Charis SIL Italic" w:eastAsia="Charis SIL Italic"/>
+          <w:b w:val="0"/>
+          <w:i w:val="0"/>
+          <w:color w:val="000000"/>
+          <w:sz w:val="24"/>
+        </w:rPr>
+        <w:t>h</w:t>
+      </w:r>
+      <w:r>
+        <w:rPr>
+          <w:rFonts w:ascii="Charis SIL Italic" w:hAnsi="Charis SIL Italic" w:eastAsia="Charis SIL Italic"/>
+          <w:b w:val="0"/>
+          <w:i w:val="0"/>
+          <w:color w:val="000000"/>
+          <w:sz w:val="24"/>
+        </w:rPr>
+        <w:hyperlink r:id="rId25" w:history="1">
+          <w:r>
+            <w:rPr>
+              <w:rStyle w:val="Hyperlink"/>
+            </w:rPr>
+            <w:t xml:space="preserve">et </w:t>
+          </w:r>
+        </w:hyperlink>
       </w:r>
       <w:r>
         <w:rPr>
@@ -3725,7 +3951,7 @@
           <w:sz w:val="24"/>
           <w:u w:val="single"/>
         </w:rPr>
-        <w:hyperlink r:id="rId27" w:history="1">
+        <w:hyperlink r:id="rId25" w:history="1">
           <w:r>
             <w:rPr>
               <w:rStyle w:val="Hyperlink"/>
@@ -3743,7 +3969,7 @@
           <w:sz w:val="24"/>
           <w:u w:val="single"/>
         </w:rPr>
-        <w:hyperlink r:id="rId27" w:history="1">
+        <w:hyperlink r:id="rId25" w:history="1">
           <w:r>
             <w:rPr>
               <w:rStyle w:val="Hyperlink"/>
@@ -3761,7 +3987,7 @@
           <w:sz w:val="24"/>
           <w:u w:val="single"/>
         </w:rPr>
-        <w:hyperlink r:id="rId27" w:history="1">
+        <w:hyperlink r:id="rId28" w:history="1">
           <w:r>
             <w:rPr>
               <w:rStyle w:val="Hyperlink"/>
@@ -3801,7 +4027,7 @@
           <w:sz w:val="24"/>
           <w:u w:val="single"/>
         </w:rPr>
-        <w:hyperlink r:id="rId25" w:history="1">
+        <w:hyperlink r:id="rId26" w:history="1">
           <w:r>
             <w:rPr>
               <w:rStyle w:val="Hyperlink"/>
@@ -3819,7 +4045,7 @@
           <w:color w:val="000000"/>
           <w:sz w:val="24"/>
         </w:rPr>
-        <w:hyperlink r:id="rId25" w:history="1">
+        <w:hyperlink r:id="rId26" w:history="1">
           <w:r>
             <w:rPr>
               <w:rStyle w:val="Hyperlink"/>
@@ -3867,7 +4093,7 @@
           <w:sz w:val="24"/>
           <w:u w:val="single"/>
         </w:rPr>
-        <w:hyperlink r:id="rId28" w:history="1">
+        <w:hyperlink r:id="rId29" w:history="1">
           <w:r>
             <w:rPr>
               <w:rStyle w:val="Hyperlink"/>
@@ -3896,7 +4122,7 @@
           <w:sz w:val="24"/>
           <w:u w:val="single"/>
         </w:rPr>
-        <w:hyperlink r:id="rId28" w:history="1">
+        <w:hyperlink r:id="rId29" w:history="1">
           <w:r>
             <w:rPr>
               <w:rStyle w:val="Hyperlink"/>
@@ -3924,7 +4150,7 @@
           <w:sz w:val="24"/>
           <w:u w:val="single"/>
         </w:rPr>
-        <w:hyperlink r:id="rId29" w:history="1">
+        <w:hyperlink r:id="rId30" w:history="1">
           <w:r>
             <w:rPr>
               <w:rStyle w:val="Hyperlink"/>
@@ -3942,7 +4168,7 @@
           <w:sz w:val="24"/>
           <w:u w:val="single"/>
         </w:rPr>
-        <w:hyperlink r:id="rId29" w:history="1">
+        <w:hyperlink r:id="rId30" w:history="1">
           <w:r>
             <w:rPr>
               <w:rStyle w:val="Hyperlink"/>
@@ -3971,7 +4197,7 @@
           <w:sz w:val="24"/>
           <w:u w:val="single"/>
         </w:rPr>
-        <w:hyperlink r:id="rId29" w:history="1">
+        <w:hyperlink r:id="rId30" w:history="1">
           <w:r>
             <w:rPr>
               <w:rStyle w:val="Hyperlink"/>
@@ -4258,7 +4484,7 @@
           <w:sz w:val="24"/>
           <w:u w:val="single"/>
         </w:rPr>
-        <w:hyperlink r:id="rId30" w:history="1">
+        <w:hyperlink r:id="rId31" w:history="1">
           <w:r>
             <w:rPr>
               <w:rStyle w:val="Hyperlink"/>
@@ -4287,7 +4513,7 @@
           <w:sz w:val="24"/>
           <w:u w:val="single"/>
         </w:rPr>
-        <w:hyperlink r:id="rId30" w:history="1">
+        <w:hyperlink r:id="rId31" w:history="1">
           <w:r>
             <w:rPr>
               <w:rStyle w:val="Hyperlink"/>
@@ -4316,7 +4542,7 @@
           <w:sz w:val="24"/>
           <w:u w:val="single"/>
         </w:rPr>
-        <w:hyperlink r:id="rId30" w:history="1">
+        <w:hyperlink r:id="rId31" w:history="1">
           <w:r>
             <w:rPr>
               <w:rStyle w:val="Hyperlink"/>
@@ -4344,7 +4570,7 @@
           <w:sz w:val="24"/>
           <w:u w:val="single"/>
         </w:rPr>
-        <w:hyperlink r:id="rId31" w:history="1">
+        <w:hyperlink r:id="rId32" w:history="1">
           <w:r>
             <w:rPr>
               <w:rStyle w:val="Hyperlink"/>
@@ -4373,7 +4599,7 @@
           <w:sz w:val="24"/>
           <w:u w:val="single"/>
         </w:rPr>
-        <w:hyperlink r:id="rId31" w:history="1">
+        <w:hyperlink r:id="rId32" w:history="1">
           <w:r>
             <w:rPr>
               <w:rStyle w:val="Hyperlink"/>
@@ -4402,7 +4628,7 @@
           <w:sz w:val="24"/>
           <w:u w:val="single"/>
         </w:rPr>
-        <w:hyperlink r:id="rId31" w:history="1">
+        <w:hyperlink r:id="rId32" w:history="1">
           <w:r>
             <w:rPr>
               <w:rStyle w:val="Hyperlink"/>
@@ -4431,7 +4657,7 @@
           <w:sz w:val="24"/>
           <w:u w:val="single"/>
         </w:rPr>
-        <w:hyperlink r:id="rId31" w:history="1">
+        <w:hyperlink r:id="rId32" w:history="1">
           <w:r>
             <w:rPr>
               <w:rStyle w:val="Hyperlink"/>
@@ -4459,7 +4685,7 @@
           <w:sz w:val="24"/>
           <w:u w:val="single"/>
         </w:rPr>
-        <w:hyperlink r:id="rId32" w:history="1">
+        <w:hyperlink r:id="rId33" w:history="1">
           <w:r>
             <w:rPr>
               <w:rStyle w:val="Hyperlink"/>
@@ -4488,7 +4714,7 @@
           <w:sz w:val="24"/>
           <w:u w:val="single"/>
         </w:rPr>
-        <w:hyperlink r:id="rId32" w:history="1">
+        <w:hyperlink r:id="rId33" w:history="1">
           <w:r>
             <w:rPr>
               <w:rStyle w:val="Hyperlink"/>
@@ -4517,7 +4743,7 @@
           <w:sz w:val="24"/>
           <w:u w:val="single"/>
         </w:rPr>
-        <w:hyperlink r:id="rId32" w:history="1">
+        <w:hyperlink r:id="rId33" w:history="1">
           <w:r>
             <w:rPr>
               <w:rStyle w:val="Hyperlink"/>
@@ -4546,7 +4772,7 @@
           <w:sz w:val="24"/>
           <w:u w:val="single"/>
         </w:rPr>
-        <w:hyperlink r:id="rId32" w:history="1">
+        <w:hyperlink r:id="rId31" w:history="1">
           <w:r>
             <w:rPr>
               <w:rStyle w:val="Hyperlink"/>
@@ -4575,7 +4801,7 @@
           <w:sz w:val="24"/>
           <w:u w:val="single"/>
         </w:rPr>
-        <w:hyperlink r:id="rId32" w:history="1">
+        <w:hyperlink r:id="rId31" w:history="1">
           <w:r>
             <w:rPr>
               <w:rStyle w:val="Hyperlink"/>
@@ -4586,6 +4812,7 @@
       </w:r>
       <w:r>
         <w:rPr>
+          <w:u w:val="single" w:color="0000ff"/>
           <w:rFonts w:ascii="Charis SIL Italic" w:hAnsi="Charis SIL Italic" w:eastAsia="Charis SIL Italic"/>
           <w:b w:val="0"/>
           <w:i w:val="0"/>
@@ -4603,7 +4830,7 @@
           <w:color w:val="000000"/>
           <w:sz w:val="24"/>
         </w:rPr>
-        <w:hyperlink r:id="rId30" w:history="1">
+        <w:hyperlink r:id="rId31" w:history="1">
           <w:r>
             <w:rPr>
               <w:rStyle w:val="Hyperlink"/>
@@ -4621,7 +4848,7 @@
           <w:sz w:val="24"/>
           <w:u w:val="single"/>
         </w:rPr>
-        <w:hyperlink r:id="rId30" w:history="1">
+        <w:hyperlink r:id="rId31" w:history="1">
           <w:r>
             <w:rPr>
               <w:rStyle w:val="Hyperlink"/>
@@ -4638,165 +4865,6 @@
           <w:color w:val="0000FF"/>
           <w:sz w:val="24"/>
           <w:u w:val="single"/>
-        </w:rPr>
-        <w:hyperlink r:id="rId30" w:history="1">
-          <w:r>
-            <w:rPr>
-              <w:rStyle w:val="Hyperlink"/>
-            </w:rPr>
-            <w:t>o</w:t>
-          </w:r>
-        </w:hyperlink>
-      </w:r>
-      <w:r>
-        <w:rPr>
-          <w:rFonts w:ascii="Charis SIL Italic" w:hAnsi="Charis SIL Italic" w:eastAsia="Charis SIL Italic"/>
-          <w:b w:val="0"/>
-          <w:i w:val="0"/>
-          <w:color w:val="0000FF"/>
-          <w:sz w:val="24"/>
-          <w:u w:val="single"/>
-        </w:rPr>
-        <w:hyperlink r:id="rId30" w:history="1">
-          <w:r>
-            <w:rPr>
-              <w:rStyle w:val="Hyperlink"/>
-            </w:rPr>
-            <w:t>naal</w:t>
-          </w:r>
-        </w:hyperlink>
-      </w:r>
-      <w:r>
-        <w:rPr>
-          <w:rFonts w:ascii="Charis SIL Italic" w:hAnsi="Charis SIL Italic" w:eastAsia="Charis SIL Italic"/>
-          <w:b w:val="0"/>
-          <w:i w:val="0"/>
-          <w:color w:val="0000FF"/>
-          <w:sz w:val="24"/>
-          <w:u w:val="single"/>
-        </w:rPr>
-        <w:t xml:space="preserve"> </w:t>
-      </w:r>
-      <w:r>
-        <w:rPr>
-          <w:rFonts w:ascii="Charis SIL Italic" w:hAnsi="Charis SIL Italic" w:eastAsia="Charis SIL Italic"/>
-          <w:b w:val="0"/>
-          <w:i w:val="0"/>
-          <w:color w:val="0000FF"/>
-          <w:sz w:val="24"/>
-          <w:u w:val="single"/>
-        </w:rPr>
-        <w:hyperlink r:id="rId30" w:history="1">
-          <w:r>
-            <w:rPr>
-              <w:rStyle w:val="Hyperlink"/>
-            </w:rPr>
-            <w:t>Arch</w:t>
-          </w:r>
-        </w:hyperlink>
-      </w:r>
-      <w:r>
-        <w:rPr>
-          <w:rFonts w:ascii="Charis SIL Italic" w:hAnsi="Charis SIL Italic" w:eastAsia="Charis SIL Italic"/>
-          <w:b w:val="0"/>
-          <w:i w:val="0"/>
-          <w:color w:val="0000FF"/>
-          <w:sz w:val="24"/>
-          <w:u w:val="single"/>
-        </w:rPr>
-        <w:t>i</w:t>
-      </w:r>
-      <w:r>
-        <w:rPr>
-          <w:rFonts w:ascii="Charis SIL Italic" w:hAnsi="Charis SIL Italic" w:eastAsia="Charis SIL Italic"/>
-          <w:b w:val="0"/>
-          <w:i w:val="0"/>
-          <w:color w:val="0000FF"/>
-          <w:sz w:val="24"/>
-          <w:u w:val="single"/>
-        </w:rPr>
-        <w:hyperlink r:id="rId31" w:history="1">
-          <w:r>
-            <w:rPr>
-              <w:rStyle w:val="Hyperlink"/>
-            </w:rPr>
-            <w:t>ef</w:t>
-          </w:r>
-        </w:hyperlink>
-      </w:r>
-      <w:r>
-        <w:rPr>
-          <w:rFonts w:ascii="Charis SIL Italic" w:hAnsi="Charis SIL Italic" w:eastAsia="Charis SIL Italic"/>
-          <w:b w:val="0"/>
-          <w:i w:val="0"/>
-          <w:color w:val="0000FF"/>
-          <w:sz w:val="24"/>
-          <w:u w:val="single"/>
-        </w:rPr>
-        <w:t xml:space="preserve"> </w:t>
-      </w:r>
-      <w:r>
-        <w:rPr>
-          <w:rFonts w:ascii="Charis SIL Italic" w:hAnsi="Charis SIL Italic" w:eastAsia="Charis SIL Italic"/>
-          <w:b w:val="0"/>
-          <w:i w:val="0"/>
-          <w:color w:val="0000FF"/>
-          <w:sz w:val="24"/>
-          <w:u w:val="single"/>
-        </w:rPr>
-        <w:hyperlink r:id="rId31" w:history="1">
-          <w:r>
-            <w:rPr>
-              <w:rStyle w:val="Hyperlink"/>
-            </w:rPr>
-            <w:t>Cur</w:t>
-          </w:r>
-        </w:hyperlink>
-      </w:r>
-      <w:r>
-        <w:rPr>
-          <w:rFonts w:ascii="Charis SIL Italic" w:hAnsi="Charis SIL Italic" w:eastAsia="Charis SIL Italic"/>
-          <w:b w:val="0"/>
-          <w:i w:val="0"/>
-          <w:color w:val="0000FF"/>
-          <w:sz w:val="24"/>
-          <w:u w:val="single"/>
-        </w:rPr>
-        <w:hyperlink r:id="rId31" w:history="1">
-          <w:r>
-            <w:rPr>
-              <w:rStyle w:val="Hyperlink"/>
-            </w:rPr>
-            <w:t>açao</w:t>
-          </w:r>
-        </w:hyperlink>
-      </w:r>
-      <w:r>
-        <w:rPr>
-          <w:u w:val="single" w:color="0000ff"/>
-          <w:rFonts w:ascii="Charis SIL Italic" w:hAnsi="Charis SIL Italic" w:eastAsia="Charis SIL Italic"/>
-          <w:b w:val="0"/>
-          <w:i w:val="0"/>
-          <w:color w:val="000000"/>
-          <w:sz w:val="24"/>
-        </w:rPr>
-        <w:hyperlink r:id="rId31" w:history="1">
-          <w:r>
-            <w:rPr>
-              <w:rStyle w:val="Hyperlink"/>
-            </w:rPr>
-            <w:t>. Vo</w:t>
-          </w:r>
-        </w:hyperlink>
-      </w:r>
-      <w:r>
-        <w:rPr>
-          <w:u w:val="single" w:color="0000ff"/>
-          <w:rFonts w:ascii="Charis SIL Italic" w:hAnsi="Charis SIL Italic" w:eastAsia="Charis SIL Italic"/>
-          <w:b w:val="0"/>
-          <w:i w:val="0"/>
-          <w:color w:val="000000"/>
-          <w:sz w:val="24"/>
         </w:rPr>
         <w:hyperlink r:id="rId31" w:history="1">
           <w:r>
@@ -4809,6 +4877,136 @@
       </w:r>
       <w:r>
         <w:rPr>
+          <w:rFonts w:ascii="Charis SIL Italic" w:hAnsi="Charis SIL Italic" w:eastAsia="Charis SIL Italic"/>
+          <w:b w:val="0"/>
+          <w:i w:val="0"/>
+          <w:color w:val="0000FF"/>
+          <w:sz w:val="24"/>
+          <w:u w:val="single"/>
+        </w:rPr>
+        <w:hyperlink r:id="rId31" w:history="1">
+          <w:r>
+            <w:rPr>
+              <w:rStyle w:val="Hyperlink"/>
+            </w:rPr>
+            <w:t>naal</w:t>
+          </w:r>
+        </w:hyperlink>
+      </w:r>
+      <w:r>
+        <w:rPr>
+          <w:rFonts w:ascii="Charis SIL Italic" w:hAnsi="Charis SIL Italic" w:eastAsia="Charis SIL Italic"/>
+          <w:b w:val="0"/>
+          <w:i w:val="0"/>
+          <w:color w:val="0000FF"/>
+          <w:sz w:val="24"/>
+          <w:u w:val="single"/>
+        </w:rPr>
+        <w:t xml:space="preserve"> </w:t>
+      </w:r>
+      <w:r>
+        <w:rPr>
+          <w:rFonts w:ascii="Charis SIL Italic" w:hAnsi="Charis SIL Italic" w:eastAsia="Charis SIL Italic"/>
+          <w:b w:val="0"/>
+          <w:i w:val="0"/>
+          <w:color w:val="0000FF"/>
+          <w:sz w:val="24"/>
+          <w:u w:val="single"/>
+        </w:rPr>
+        <w:hyperlink r:id="rId34" w:history="1">
+          <w:r>
+            <w:rPr>
+              <w:rStyle w:val="Hyperlink"/>
+            </w:rPr>
+            <w:t>Arch</w:t>
+          </w:r>
+        </w:hyperlink>
+      </w:r>
+      <w:r>
+        <w:rPr>
+          <w:rFonts w:ascii="Charis SIL Italic" w:hAnsi="Charis SIL Italic" w:eastAsia="Charis SIL Italic"/>
+          <w:b w:val="0"/>
+          <w:i w:val="0"/>
+          <w:color w:val="0000FF"/>
+          <w:sz w:val="24"/>
+          <w:u w:val="single"/>
+        </w:rPr>
+        <w:hyperlink r:id="rId34" w:history="1">
+          <w:r>
+            <w:rPr>
+              <w:rStyle w:val="Hyperlink"/>
+            </w:rPr>
+            <w:t>i</w:t>
+          </w:r>
+        </w:hyperlink>
+      </w:r>
+      <w:r>
+        <w:rPr>
+          <w:rFonts w:ascii="Charis SIL Italic" w:hAnsi="Charis SIL Italic" w:eastAsia="Charis SIL Italic"/>
+          <w:b w:val="0"/>
+          <w:i w:val="0"/>
+          <w:color w:val="0000FF"/>
+          <w:sz w:val="24"/>
+          <w:u w:val="single"/>
+        </w:rPr>
+        <w:hyperlink r:id="rId34" w:history="1">
+          <w:r>
+            <w:rPr>
+              <w:rStyle w:val="Hyperlink"/>
+            </w:rPr>
+            <w:t>ef</w:t>
+          </w:r>
+        </w:hyperlink>
+      </w:r>
+      <w:r>
+        <w:rPr>
+          <w:rFonts w:ascii="Charis SIL Italic" w:hAnsi="Charis SIL Italic" w:eastAsia="Charis SIL Italic"/>
+          <w:b w:val="0"/>
+          <w:i w:val="0"/>
+          <w:color w:val="0000FF"/>
+          <w:sz w:val="24"/>
+          <w:u w:val="single"/>
+        </w:rPr>
+        <w:t xml:space="preserve"> </w:t>
+      </w:r>
+      <w:r>
+        <w:rPr>
+          <w:rFonts w:ascii="Charis SIL Italic" w:hAnsi="Charis SIL Italic" w:eastAsia="Charis SIL Italic"/>
+          <w:b w:val="0"/>
+          <w:i w:val="0"/>
+          <w:color w:val="0000FF"/>
+          <w:sz w:val="24"/>
+          <w:u w:val="single"/>
+        </w:rPr>
+        <w:hyperlink r:id="rId34" w:history="1">
+          <w:r>
+            <w:rPr>
+              <w:rStyle w:val="Hyperlink"/>
+            </w:rPr>
+            <w:t>Cur</w:t>
+          </w:r>
+        </w:hyperlink>
+      </w:r>
+      <w:r>
+        <w:rPr>
+          <w:rFonts w:ascii="Charis SIL Italic" w:hAnsi="Charis SIL Italic" w:eastAsia="Charis SIL Italic"/>
+          <w:b w:val="0"/>
+          <w:i w:val="0"/>
+          <w:color w:val="0000FF"/>
+          <w:sz w:val="24"/>
+          <w:u w:val="single"/>
+        </w:rPr>
+        <w:hyperlink r:id="rId34" w:history="1">
+          <w:r>
+            <w:rPr>
+              <w:rStyle w:val="Hyperlink"/>
+            </w:rPr>
+            <w:t>açao</w:t>
+          </w:r>
+        </w:hyperlink>
+      </w:r>
+      <w:r>
+        <w:rPr>
           <w:u w:val="single" w:color="0000ff"/>
           <w:rFonts w:ascii="Charis SIL Italic" w:hAnsi="Charis SIL Italic" w:eastAsia="Charis SIL Italic"/>
           <w:b w:val="0"/>
@@ -4816,7 +5014,43 @@
           <w:color w:val="000000"/>
           <w:sz w:val="24"/>
         </w:rPr>
-        <w:hyperlink r:id="rId31" w:history="1">
+        <w:hyperlink r:id="rId32" w:history="1">
+          <w:r>
+            <w:rPr>
+              <w:rStyle w:val="Hyperlink"/>
+            </w:rPr>
+            <w:t>. Vo</w:t>
+          </w:r>
+        </w:hyperlink>
+      </w:r>
+      <w:r>
+        <w:rPr>
+          <w:u w:val="single" w:color="0000ff"/>
+          <w:rFonts w:ascii="Charis SIL Italic" w:hAnsi="Charis SIL Italic" w:eastAsia="Charis SIL Italic"/>
+          <w:b w:val="0"/>
+          <w:i w:val="0"/>
+          <w:color w:val="000000"/>
+          <w:sz w:val="24"/>
+        </w:rPr>
+        <w:hyperlink r:id="rId32" w:history="1">
+          <w:r>
+            <w:rPr>
+              <w:rStyle w:val="Hyperlink"/>
+            </w:rPr>
+            <w:t>o</w:t>
+          </w:r>
+        </w:hyperlink>
+      </w:r>
+      <w:r>
+        <w:rPr>
+          <w:u w:val="single" w:color="0000ff"/>
+          <w:rFonts w:ascii="Charis SIL Italic" w:hAnsi="Charis SIL Italic" w:eastAsia="Charis SIL Italic"/>
+          <w:b w:val="0"/>
+          <w:i w:val="0"/>
+          <w:color w:val="000000"/>
+          <w:sz w:val="24"/>
+        </w:rPr>
+        <w:hyperlink r:id="rId32" w:history="1">
           <w:r>
             <w:rPr>
               <w:rStyle w:val="Hyperlink"/>
@@ -4845,7 +5079,7 @@
           <w:color w:val="000000"/>
           <w:sz w:val="24"/>
         </w:rPr>
-        <w:hyperlink r:id="rId31" w:history="1">
+        <w:hyperlink r:id="rId32" w:history="1">
           <w:r>
             <w:rPr>
               <w:rStyle w:val="Hyperlink"/>
@@ -4873,7 +5107,7 @@
           <w:color w:val="000000"/>
           <w:sz w:val="24"/>
         </w:rPr>
-        <w:hyperlink r:id="rId32" w:history="1">
+        <w:hyperlink r:id="rId33" w:history="1">
           <w:r>
             <w:rPr>
               <w:rStyle w:val="Hyperlink"/>
@@ -4891,7 +5125,7 @@
           <w:color w:val="000000"/>
           <w:sz w:val="24"/>
         </w:rPr>
-        <w:hyperlink r:id="rId32" w:history="1">
+        <w:hyperlink r:id="rId33" w:history="1">
           <w:r>
             <w:rPr>
               <w:rStyle w:val="Hyperlink"/>
@@ -4909,7 +5143,7 @@
           <w:color w:val="000000"/>
           <w:sz w:val="24"/>
         </w:rPr>
-        <w:hyperlink r:id="rId32" w:history="1">
+        <w:hyperlink r:id="rId33" w:history="1">
           <w:r>
             <w:rPr>
               <w:rStyle w:val="Hyperlink"/>
@@ -4927,7 +5161,7 @@
           <w:color w:val="000000"/>
           <w:sz w:val="24"/>
         </w:rPr>
-        <w:hyperlink r:id="rId32" w:history="1">
+        <w:hyperlink r:id="rId33" w:history="1">
           <w:r>
             <w:rPr>
               <w:rStyle w:val="Hyperlink"/>
@@ -4955,7 +5189,7 @@
           <w:sz w:val="24"/>
           <w:u w:val="single"/>
         </w:rPr>
-        <w:hyperlink r:id="rId32" w:history="1">
+        <w:hyperlink r:id="rId35" w:history="1">
           <w:r>
             <w:rPr>
               <w:rStyle w:val="Hyperlink"/>
@@ -4973,7 +5207,7 @@
           <w:sz w:val="24"/>
           <w:u w:val="single"/>
         </w:rPr>
-        <w:hyperlink r:id="rId32" w:history="1">
+        <w:hyperlink r:id="rId35" w:history="1">
           <w:r>
             <w:rPr>
               <w:rStyle w:val="Hyperlink"/>
@@ -4991,7 +5225,7 @@
           <w:color w:val="000000"/>
           <w:sz w:val="24"/>
         </w:rPr>
-        <w:hyperlink r:id="rId32" w:history="1">
+        <w:hyperlink r:id="rId33" w:history="1">
           <w:r>
             <w:rPr>
               <w:rStyle w:val="Hyperlink"/>
@@ -5030,7 +5264,7 @@
           <w:color w:val="000000"/>
           <w:sz w:val="24"/>
         </w:rPr>
-        <w:hyperlink r:id="rId33" w:history="1">
+        <w:hyperlink r:id="rId34" w:history="1">
           <w:r>
             <w:rPr>
               <w:rStyle w:val="Hyperlink"/>
@@ -5068,7 +5302,7 @@
           <w:sz w:val="24"/>
           <w:u w:val="single"/>
         </w:rPr>
-        <w:hyperlink r:id="rId34" w:history="1">
+        <w:hyperlink r:id="rId36" w:history="1">
           <w:r>
             <w:rPr>
               <w:rStyle w:val="Hyperlink"/>
@@ -5097,7 +5331,7 @@
           <w:sz w:val="24"/>
           <w:u w:val="single"/>
         </w:rPr>
-        <w:hyperlink r:id="rId34" w:history="1">
+        <w:hyperlink r:id="rId36" w:history="1">
           <w:r>
             <w:rPr>
               <w:rStyle w:val="Hyperlink"/>
@@ -5126,7 +5360,7 @@
           <w:sz w:val="24"/>
           <w:u w:val="single"/>
         </w:rPr>
-        <w:hyperlink r:id="rId34" w:history="1">
+        <w:hyperlink r:id="rId36" w:history="1">
           <w:r>
             <w:rPr>
               <w:rStyle w:val="Hyperlink"/>
@@ -5155,7 +5389,7 @@
           <w:sz w:val="24"/>
           <w:u w:val="single"/>
         </w:rPr>
-        <w:hyperlink r:id="rId34" w:history="1">
+        <w:hyperlink r:id="rId36" w:history="1">
           <w:r>
             <w:rPr>
               <w:rStyle w:val="Hyperlink"/>
@@ -5184,7 +5418,7 @@
           <w:sz w:val="24"/>
           <w:u w:val="single"/>
         </w:rPr>
-        <w:hyperlink r:id="rId34" w:history="1">
+        <w:hyperlink r:id="rId36" w:history="1">
           <w:r>
             <w:rPr>
               <w:rStyle w:val="Hyperlink"/>
@@ -5205,7 +5439,7 @@
           <w:sz w:val="24"/>
           <w:u w:val="single"/>
         </w:rPr>
-        <w:hyperlink r:id="rId34" w:history="1">
+        <w:hyperlink r:id="rId36" w:history="1">
           <w:r>
             <w:rPr>
               <w:rStyle w:val="Hyperlink"/>
@@ -5222,7 +5456,7 @@
           <w:color w:val="000000"/>
           <w:sz w:val="24"/>
         </w:rPr>
-        <w:t xml:space="preserve"> dat zich bij het Arsip Nasional in</w:t>
+        <w:t xml:space="preserve"> dat zich bij het Arsip</w:t>
       </w:r>
       <w:r>
         <w:rPr>
@@ -5233,7 +5467,25 @@
           <w:color w:val="000000"/>
           <w:sz w:val="24"/>
         </w:rPr>
-        <w:hyperlink r:id="rId34" w:history="1">
+        <w:hyperlink r:id="rId36" w:history="1">
+          <w:r>
+            <w:rPr>
+              <w:rStyle w:val="Hyperlink"/>
+            </w:rPr>
+            <w:t xml:space="preserve"> Nasional in</w:t>
+          </w:r>
+        </w:hyperlink>
+      </w:r>
+      <w:r>
+        <w:rPr>
+          <w:u w:val="single" w:color="0000ff"/>
+          <w:rFonts w:ascii="Charis SIL Italic" w:hAnsi="Charis SIL Italic" w:eastAsia="Charis SIL Italic"/>
+          <w:b w:val="0"/>
+          <w:i w:val="0"/>
+          <w:color w:val="000000"/>
+          <w:sz w:val="24"/>
+        </w:rPr>
+        <w:hyperlink r:id="rId36" w:history="1">
           <w:r>
             <w:rPr>
               <w:rStyle w:val="Hyperlink"/>
@@ -5251,7 +5503,7 @@
           <w:color w:val="000000"/>
           <w:sz w:val="24"/>
         </w:rPr>
-        <w:hyperlink r:id="rId34" w:history="1">
+        <w:hyperlink r:id="rId36" w:history="1">
           <w:r>
             <w:rPr>
               <w:rStyle w:val="Hyperlink"/>
@@ -5280,7 +5532,7 @@
           <w:color w:val="000000"/>
           <w:sz w:val="24"/>
         </w:rPr>
-        <w:hyperlink r:id="rId34" w:history="1">
+        <w:hyperlink r:id="rId36" w:history="1">
           <w:r>
             <w:rPr>
               <w:rStyle w:val="Hyperlink"/>
@@ -5291,6 +5543,7 @@
       </w:r>
       <w:r>
         <w:rPr>
+          <w:u w:val="single" w:color="0000ff"/>
           <w:rFonts w:ascii="Charis SIL Italic" w:hAnsi="Charis SIL Italic" w:eastAsia="Charis SIL Italic"/>
           <w:b w:val="0"/>
           <w:i w:val="0"/>
@@ -5308,7 +5561,7 @@
           <w:color w:val="000000"/>
           <w:sz w:val="24"/>
         </w:rPr>
-        <w:hyperlink r:id="rId34" w:history="1">
+        <w:hyperlink r:id="rId36" w:history="1">
           <w:r>
             <w:rPr>
               <w:rStyle w:val="Hyperlink"/>
@@ -5336,7 +5589,7 @@
           <w:color w:val="000000"/>
           <w:sz w:val="24"/>
         </w:rPr>
-        <w:hyperlink r:id="rId34" w:history="1">
+        <w:hyperlink r:id="rId36" w:history="1">
           <w:r>
             <w:rPr>
               <w:rStyle w:val="Hyperlink"/>
@@ -5435,7 +5688,7 @@
           <w:sz w:val="24"/>
           <w:u w:val="single"/>
         </w:rPr>
-        <w:hyperlink r:id="rId35" w:history="1">
+        <w:hyperlink r:id="rId37" w:history="1">
           <w:r>
             <w:rPr>
               <w:rStyle w:val="Hyperlink"/>
@@ -5463,7 +5716,7 @@
           <w:sz w:val="24"/>
           <w:u w:val="single"/>
         </w:rPr>
-        <w:hyperlink r:id="rId36" w:history="1">
+        <w:hyperlink r:id="rId38" w:history="1">
           <w:r>
             <w:rPr>
               <w:rStyle w:val="Hyperlink"/>
@@ -5492,7 +5745,7 @@
           <w:sz w:val="24"/>
           <w:u w:val="single"/>
         </w:rPr>
-        <w:hyperlink r:id="rId36" w:history="1">
+        <w:hyperlink r:id="rId38" w:history="1">
           <w:r>
             <w:rPr>
               <w:rStyle w:val="Hyperlink"/>
@@ -5521,7 +5774,7 @@
           <w:sz w:val="24"/>
           <w:u w:val="single"/>
         </w:rPr>
-        <w:hyperlink r:id="rId36" w:history="1">
+        <w:hyperlink r:id="rId38" w:history="1">
           <w:r>
             <w:rPr>
               <w:rStyle w:val="Hyperlink"/>
@@ -5542,7 +5795,7 @@
           <w:sz w:val="24"/>
           <w:u w:val="single"/>
         </w:rPr>
-        <w:hyperlink r:id="rId36" w:history="1">
+        <w:hyperlink r:id="rId38" w:history="1">
           <w:r>
             <w:rPr>
               <w:rStyle w:val="Hyperlink"/>
@@ -5568,8 +5821,16 @@
           <w:i w:val="0"/>
           <w:color w:val="0000FF"/>
           <w:sz w:val="24"/>
-        </w:rPr>
-        <w:t>Sammlungsgut aus Kolonialen Ko</w:t>
+          <w:u w:val="single"/>
+        </w:rPr>
+        <w:hyperlink r:id="rId39" w:history="1">
+          <w:r>
+            <w:rPr>
+              <w:rStyle w:val="Hyperlink"/>
+            </w:rPr>
+            <w:t>Samm</w:t>
+          </w:r>
+        </w:hyperlink>
       </w:r>
       <w:r>
         <w:rPr>
@@ -5580,7 +5841,148 @@
           <w:sz w:val="24"/>
           <w:u w:val="single"/>
         </w:rPr>
-        <w:hyperlink r:id="rId36" w:history="1">
+        <w:hyperlink r:id="rId37" w:history="1">
+          <w:r>
+            <w:rPr>
+              <w:rStyle w:val="Hyperlink"/>
+            </w:rPr>
+            <w:t>lungsgut</w:t>
+          </w:r>
+        </w:hyperlink>
+      </w:r>
+      <w:r>
+        <w:rPr>
+          <w:rFonts w:ascii="Charis SIL Italic" w:hAnsi="Charis SIL Italic" w:eastAsia="Charis SIL Italic"/>
+          <w:b w:val="0"/>
+          <w:i w:val="0"/>
+          <w:color w:val="0000FF"/>
+          <w:sz w:val="24"/>
+          <w:u w:val="single"/>
+        </w:rPr>
+        <w:t xml:space="preserve"> </w:t>
+      </w:r>
+      <w:r>
+        <w:rPr>
+          <w:rFonts w:ascii="Charis SIL Italic" w:hAnsi="Charis SIL Italic" w:eastAsia="Charis SIL Italic"/>
+          <w:b w:val="0"/>
+          <w:i w:val="0"/>
+          <w:color w:val="0000FF"/>
+          <w:sz w:val="24"/>
+          <w:u w:val="single"/>
+        </w:rPr>
+        <w:hyperlink r:id="rId39" w:history="1">
+          <w:r>
+            <w:rPr>
+              <w:rStyle w:val="Hyperlink"/>
+            </w:rPr>
+            <w:t>a</w:t>
+          </w:r>
+        </w:hyperlink>
+      </w:r>
+      <w:r>
+        <w:rPr>
+          <w:rFonts w:ascii="Charis SIL Italic" w:hAnsi="Charis SIL Italic" w:eastAsia="Charis SIL Italic"/>
+          <w:b w:val="0"/>
+          <w:i w:val="0"/>
+          <w:color w:val="0000FF"/>
+          <w:sz w:val="24"/>
+          <w:u w:val="single"/>
+        </w:rPr>
+        <w:hyperlink r:id="rId38" w:history="1">
+          <w:r>
+            <w:rPr>
+              <w:rStyle w:val="Hyperlink"/>
+            </w:rPr>
+            <w:t>us</w:t>
+          </w:r>
+        </w:hyperlink>
+      </w:r>
+      <w:r>
+        <w:rPr>
+          <w:rFonts w:ascii="Charis SIL Italic" w:hAnsi="Charis SIL Italic" w:eastAsia="Charis SIL Italic"/>
+          <w:b w:val="0"/>
+          <w:i w:val="0"/>
+          <w:color w:val="0000FF"/>
+          <w:sz w:val="24"/>
+          <w:u w:val="single"/>
+        </w:rPr>
+        <w:t xml:space="preserve"> </w:t>
+      </w:r>
+      <w:r>
+        <w:rPr>
+          <w:rFonts w:ascii="Charis SIL Italic" w:hAnsi="Charis SIL Italic" w:eastAsia="Charis SIL Italic"/>
+          <w:b w:val="0"/>
+          <w:i w:val="0"/>
+          <w:color w:val="0000FF"/>
+          <w:sz w:val="24"/>
+          <w:u w:val="single"/>
+        </w:rPr>
+        <w:hyperlink r:id="rId38" w:history="1">
+          <w:r>
+            <w:rPr>
+              <w:rStyle w:val="Hyperlink"/>
+            </w:rPr>
+            <w:t>Koloniale</w:t>
+          </w:r>
+        </w:hyperlink>
+      </w:r>
+      <w:r>
+        <w:rPr>
+          <w:rFonts w:ascii="Charis SIL Italic" w:hAnsi="Charis SIL Italic" w:eastAsia="Charis SIL Italic"/>
+          <w:b w:val="0"/>
+          <w:i w:val="0"/>
+          <w:color w:val="0000FF"/>
+          <w:sz w:val="24"/>
+          <w:u w:val="single"/>
+        </w:rPr>
+        <w:hyperlink r:id="rId38" w:history="1">
+          <w:r>
+            <w:rPr>
+              <w:rStyle w:val="Hyperlink"/>
+            </w:rPr>
+            <w:t>n</w:t>
+          </w:r>
+        </w:hyperlink>
+      </w:r>
+      <w:r>
+        <w:rPr>
+          <w:rFonts w:ascii="Charis SIL Italic" w:hAnsi="Charis SIL Italic" w:eastAsia="Charis SIL Italic"/>
+          <w:b w:val="0"/>
+          <w:i w:val="0"/>
+          <w:color w:val="0000FF"/>
+          <w:sz w:val="24"/>
+          <w:u w:val="single"/>
+        </w:rPr>
+        <w:t xml:space="preserve"> </w:t>
+      </w:r>
+      <w:r>
+        <w:rPr>
+          <w:rFonts w:ascii="Charis SIL Italic" w:hAnsi="Charis SIL Italic" w:eastAsia="Charis SIL Italic"/>
+          <w:b w:val="0"/>
+          <w:i w:val="0"/>
+          <w:color w:val="0000FF"/>
+          <w:sz w:val="24"/>
+          <w:u w:val="single"/>
+        </w:rPr>
+        <w:hyperlink r:id="rId39" w:history="1">
+          <w:r>
+            <w:rPr>
+              <w:rStyle w:val="Hyperlink"/>
+            </w:rPr>
+            <w:t>Ko</w:t>
+          </w:r>
+        </w:hyperlink>
+      </w:r>
+      <w:r>
+        <w:rPr>
+          <w:rFonts w:ascii="Charis SIL Italic" w:hAnsi="Charis SIL Italic" w:eastAsia="Charis SIL Italic"/>
+          <w:b w:val="0"/>
+          <w:i w:val="0"/>
+          <w:color w:val="0000FF"/>
+          <w:sz w:val="24"/>
+          <w:u w:val="single"/>
+        </w:rPr>
+        <w:hyperlink r:id="rId39" w:history="1">
           <w:r>
             <w:rPr>
               <w:rStyle w:val="Hyperlink"/>
@@ -5598,7 +6000,7 @@
           <w:color w:val="000000"/>
           <w:sz w:val="24"/>
         </w:rPr>
-        <w:hyperlink r:id="rId36" w:history="1">
+        <w:hyperlink r:id="rId38" w:history="1">
           <w:r>
             <w:rPr>
               <w:rStyle w:val="Hyperlink"/>
@@ -5626,7 +6028,7 @@
           <w:sz w:val="24"/>
           <w:u w:val="single"/>
         </w:rPr>
-        <w:hyperlink r:id="rId36" w:history="1">
+        <w:hyperlink r:id="rId40" w:history="1">
           <w:r>
             <w:rPr>
               <w:rStyle w:val="Hyperlink"/>
@@ -5637,6 +6039,16 @@
       </w:r>
       <w:r>
         <w:rPr>
+          <w:rFonts w:ascii="Charis SIL Italic" w:hAnsi="Charis SIL Italic" w:eastAsia="Charis SIL Italic"/>
+          <w:b w:val="0"/>
+          <w:i w:val="0"/>
+          <w:color w:val="000000"/>
+          <w:sz w:val="24"/>
+        </w:rPr>
+        <w:t xml:space="preserve"> bevat informatie over verzamelaars, handelaren en coll</w:t>
+      </w:r>
+      <w:r>
+        <w:rPr>
           <w:u w:val="single" w:color="0000ff"/>
           <w:rFonts w:ascii="Charis SIL Italic" w:hAnsi="Charis SIL Italic" w:eastAsia="Charis SIL Italic"/>
           <w:b w:val="0"/>
@@ -5644,125 +6056,7 @@
           <w:color w:val="000000"/>
           <w:sz w:val="24"/>
         </w:rPr>
-        <w:hyperlink r:id="rId36" w:history="1">
-          <w:r>
-            <w:rPr>
-              <w:rStyle w:val="Hyperlink"/>
-            </w:rPr>
-            <w:t xml:space="preserve"> bevat inf</w:t>
-          </w:r>
-        </w:hyperlink>
-      </w:r>
-      <w:r>
-        <w:rPr>
-          <w:rFonts w:ascii="Charis SIL Italic" w:hAnsi="Charis SIL Italic" w:eastAsia="Charis SIL Italic"/>
-          <w:b w:val="0"/>
-          <w:i w:val="0"/>
-          <w:color w:val="000000"/>
-          <w:sz w:val="24"/>
-        </w:rPr>
-        <w:t>ormatie over ve</w:t>
-      </w:r>
-      <w:r>
-        <w:rPr>
-          <w:u w:val="single" w:color="0000ff"/>
-          <w:rFonts w:ascii="Charis SIL Italic" w:hAnsi="Charis SIL Italic" w:eastAsia="Charis SIL Italic"/>
-          <w:b w:val="0"/>
-          <w:i w:val="0"/>
-          <w:color w:val="000000"/>
-          <w:sz w:val="24"/>
-        </w:rPr>
-        <w:hyperlink r:id="rId37" w:history="1">
-          <w:r>
-            <w:rPr>
-              <w:rStyle w:val="Hyperlink"/>
-            </w:rPr>
-            <w:t>rzamelaars, ha</w:t>
-          </w:r>
-        </w:hyperlink>
-      </w:r>
-      <w:r>
-        <w:rPr>
-          <w:u w:val="single" w:color="0000ff"/>
-          <w:rFonts w:ascii="Charis SIL Italic" w:hAnsi="Charis SIL Italic" w:eastAsia="Charis SIL Italic"/>
-          <w:b w:val="0"/>
-          <w:i w:val="0"/>
-          <w:color w:val="000000"/>
-          <w:sz w:val="24"/>
-        </w:rPr>
-        <w:hyperlink r:id="rId37" w:history="1">
-          <w:r>
-            <w:rPr>
-              <w:rStyle w:val="Hyperlink"/>
-            </w:rPr>
-            <w:t>n</w:t>
-          </w:r>
-        </w:hyperlink>
-      </w:r>
-      <w:r>
-        <w:rPr>
-          <w:u w:val="single" w:color="0000ff"/>
-          <w:rFonts w:ascii="Charis SIL Italic" w:hAnsi="Charis SIL Italic" w:eastAsia="Charis SIL Italic"/>
-          <w:b w:val="0"/>
-          <w:i w:val="0"/>
-          <w:color w:val="000000"/>
-          <w:sz w:val="24"/>
-        </w:rPr>
-        <w:hyperlink r:id="rId37" w:history="1">
-          <w:r>
-            <w:rPr>
-              <w:rStyle w:val="Hyperlink"/>
-            </w:rPr>
-            <w:t>del</w:t>
-          </w:r>
-        </w:hyperlink>
-      </w:r>
-      <w:r>
-        <w:rPr>
-          <w:u w:val="single" w:color="0000ff"/>
-          <w:rFonts w:ascii="Charis SIL Italic" w:hAnsi="Charis SIL Italic" w:eastAsia="Charis SIL Italic"/>
-          <w:b w:val="0"/>
-          <w:i w:val="0"/>
-          <w:color w:val="000000"/>
-          <w:sz w:val="24"/>
-        </w:rPr>
-        <w:hyperlink r:id="rId37" w:history="1">
-          <w:r>
-            <w:rPr>
-              <w:rStyle w:val="Hyperlink"/>
-            </w:rPr>
-            <w:t>a</w:t>
-          </w:r>
-        </w:hyperlink>
-      </w:r>
-      <w:r>
-        <w:rPr>
-          <w:u w:val="single" w:color="0000ff"/>
-          <w:rFonts w:ascii="Charis SIL Italic" w:hAnsi="Charis SIL Italic" w:eastAsia="Charis SIL Italic"/>
-          <w:b w:val="0"/>
-          <w:i w:val="0"/>
-          <w:color w:val="000000"/>
-          <w:sz w:val="24"/>
-        </w:rPr>
-        <w:hyperlink r:id="rId37" w:history="1">
-          <w:r>
-            <w:rPr>
-              <w:rStyle w:val="Hyperlink"/>
-            </w:rPr>
-            <w:t>ren en coll</w:t>
-          </w:r>
-        </w:hyperlink>
-      </w:r>
-      <w:r>
-        <w:rPr>
-          <w:u w:val="single" w:color="0000ff"/>
-          <w:rFonts w:ascii="Charis SIL Italic" w:hAnsi="Charis SIL Italic" w:eastAsia="Charis SIL Italic"/>
-          <w:b w:val="0"/>
-          <w:i w:val="0"/>
-          <w:color w:val="000000"/>
-          <w:sz w:val="24"/>
-        </w:rPr>
-        <w:hyperlink r:id="rId37" w:history="1">
+        <w:hyperlink r:id="rId39" w:history="1">
           <w:r>
             <w:rPr>
               <w:rStyle w:val="Hyperlink"/>
@@ -5790,7 +6084,7 @@
           <w:color w:val="000000"/>
           <w:sz w:val="24"/>
         </w:rPr>
-        <w:hyperlink r:id="rId38" w:history="1">
+        <w:hyperlink r:id="rId40" w:history="1">
           <w:r>
             <w:rPr>
               <w:rStyle w:val="Hyperlink"/>

--- a/EXPORTS/DOCX/published/niveau1/Dutch/Sources.docx
+++ b/EXPORTS/DOCX/published/niveau1/Dutch/Sources.docx
@@ -1319,66 +1319,68 @@
       </w:r>
       <w:r>
         <w:rPr>
-          <w:u w:val="single" w:color="0000ff"/>
           <w:rFonts w:ascii="Charis SIL Italic" w:hAnsi="Charis SIL Italic" w:eastAsia="Charis SIL Italic"/>
           <w:b w:val="0"/>
           <w:i w:val="0"/>
           <w:color w:val="000000"/>
           <w:sz w:val="24"/>
+        </w:rPr>
+        <w:t xml:space="preserve">deel uit van de </w:t>
+      </w:r>
+      <w:r>
+        <w:rPr>
+          <w:rFonts w:ascii="Charis SIL Italic" w:hAnsi="Charis SIL Italic" w:eastAsia="Charis SIL Italic"/>
+          <w:b w:val="0"/>
+          <w:i w:val="0"/>
+          <w:color w:val="0000FF"/>
+          <w:sz w:val="24"/>
+        </w:rPr>
+        <w:t>Univ</w:t>
+      </w:r>
+      <w:r>
+        <w:rPr>
+          <w:rFonts w:ascii="Charis SIL Italic" w:hAnsi="Charis SIL Italic" w:eastAsia="Charis SIL Italic"/>
+          <w:b w:val="0"/>
+          <w:i w:val="0"/>
+          <w:color w:val="0000FF"/>
+          <w:sz w:val="24"/>
+          <w:u w:val="single"/>
         </w:rPr>
         <w:hyperlink r:id="rId15" w:history="1">
           <w:r>
             <w:rPr>
               <w:rStyle w:val="Hyperlink"/>
             </w:rPr>
-            <w:t xml:space="preserve">deel uit </w:t>
+            <w:t>ersitai</w:t>
           </w:r>
         </w:hyperlink>
       </w:r>
       <w:r>
         <w:rPr>
-          <w:u w:val="single" w:color="0000ff"/>
-          <w:rFonts w:ascii="Charis SIL Italic" w:hAnsi="Charis SIL Italic" w:eastAsia="Charis SIL Italic"/>
-          <w:b w:val="0"/>
-          <w:i w:val="0"/>
-          <w:color w:val="000000"/>
-          <w:sz w:val="24"/>
+          <w:rFonts w:ascii="Charis SIL Italic" w:hAnsi="Charis SIL Italic" w:eastAsia="Charis SIL Italic"/>
+          <w:b w:val="0"/>
+          <w:i w:val="0"/>
+          <w:color w:val="0000FF"/>
+          <w:sz w:val="24"/>
+          <w:u w:val="single"/>
         </w:rPr>
         <w:hyperlink r:id="rId15" w:history="1">
           <w:r>
             <w:rPr>
               <w:rStyle w:val="Hyperlink"/>
             </w:rPr>
-            <w:t>v</w:t>
+            <w:t>r</w:t>
           </w:r>
         </w:hyperlink>
       </w:r>
       <w:r>
         <w:rPr>
-          <w:u w:val="single" w:color="0000ff"/>
-          <w:rFonts w:ascii="Charis SIL Italic" w:hAnsi="Charis SIL Italic" w:eastAsia="Charis SIL Italic"/>
-          <w:b w:val="0"/>
-          <w:i w:val="0"/>
-          <w:color w:val="000000"/>
-          <w:sz w:val="24"/>
-        </w:rPr>
-        <w:hyperlink r:id="rId15" w:history="1">
-          <w:r>
-            <w:rPr>
-              <w:rStyle w:val="Hyperlink"/>
-            </w:rPr>
-            <w:t>an d</w:t>
-          </w:r>
-        </w:hyperlink>
-      </w:r>
-      <w:r>
-        <w:rPr>
-          <w:u w:val="single" w:color="0000ff"/>
-          <w:rFonts w:ascii="Charis SIL Italic" w:hAnsi="Charis SIL Italic" w:eastAsia="Charis SIL Italic"/>
-          <w:b w:val="0"/>
-          <w:i w:val="0"/>
-          <w:color w:val="000000"/>
-          <w:sz w:val="24"/>
+          <w:rFonts w:ascii="Charis SIL Italic" w:hAnsi="Charis SIL Italic" w:eastAsia="Charis SIL Italic"/>
+          <w:b w:val="0"/>
+          <w:i w:val="0"/>
+          <w:color w:val="0000FF"/>
+          <w:sz w:val="24"/>
+          <w:u w:val="single"/>
         </w:rPr>
         <w:hyperlink r:id="rId15" w:history="1">
           <w:r>
@@ -1394,8 +1396,9 @@
           <w:rFonts w:ascii="Charis SIL Italic" w:hAnsi="Charis SIL Italic" w:eastAsia="Charis SIL Italic"/>
           <w:b w:val="0"/>
           <w:i w:val="0"/>
-          <w:color w:val="000000"/>
-          <w:sz w:val="24"/>
+          <w:color w:val="0000FF"/>
+          <w:sz w:val="24"/>
+          <w:u w:val="single"/>
         </w:rPr>
         <w:t xml:space="preserve"> </w:t>
       </w:r>
@@ -1406,90 +1409,6 @@
           <w:i w:val="0"/>
           <w:color w:val="0000FF"/>
           <w:sz w:val="24"/>
-          <w:u w:val="single"/>
-        </w:rPr>
-        <w:hyperlink r:id="rId15" w:history="1">
-          <w:r>
-            <w:rPr>
-              <w:rStyle w:val="Hyperlink"/>
-            </w:rPr>
-            <w:t>Univ</w:t>
-          </w:r>
-        </w:hyperlink>
-      </w:r>
-      <w:r>
-        <w:rPr>
-          <w:rFonts w:ascii="Charis SIL Italic" w:hAnsi="Charis SIL Italic" w:eastAsia="Charis SIL Italic"/>
-          <w:b w:val="0"/>
-          <w:i w:val="0"/>
-          <w:color w:val="0000FF"/>
-          <w:sz w:val="24"/>
-          <w:u w:val="single"/>
-        </w:rPr>
-        <w:hyperlink r:id="rId15" w:history="1">
-          <w:r>
-            <w:rPr>
-              <w:rStyle w:val="Hyperlink"/>
-            </w:rPr>
-            <w:t>ersitai</w:t>
-          </w:r>
-        </w:hyperlink>
-      </w:r>
-      <w:r>
-        <w:rPr>
-          <w:rFonts w:ascii="Charis SIL Italic" w:hAnsi="Charis SIL Italic" w:eastAsia="Charis SIL Italic"/>
-          <w:b w:val="0"/>
-          <w:i w:val="0"/>
-          <w:color w:val="0000FF"/>
-          <w:sz w:val="24"/>
-          <w:u w:val="single"/>
-        </w:rPr>
-        <w:hyperlink r:id="rId15" w:history="1">
-          <w:r>
-            <w:rPr>
-              <w:rStyle w:val="Hyperlink"/>
-            </w:rPr>
-            <w:t>r</w:t>
-          </w:r>
-        </w:hyperlink>
-      </w:r>
-      <w:r>
-        <w:rPr>
-          <w:rFonts w:ascii="Charis SIL Italic" w:hAnsi="Charis SIL Italic" w:eastAsia="Charis SIL Italic"/>
-          <w:b w:val="0"/>
-          <w:i w:val="0"/>
-          <w:color w:val="0000FF"/>
-          <w:sz w:val="24"/>
-          <w:u w:val="single"/>
-        </w:rPr>
-        <w:hyperlink r:id="rId15" w:history="1">
-          <w:r>
-            <w:rPr>
-              <w:rStyle w:val="Hyperlink"/>
-            </w:rPr>
-            <w:t>e</w:t>
-          </w:r>
-        </w:hyperlink>
-      </w:r>
-      <w:r>
-        <w:rPr>
-          <w:rFonts w:ascii="Charis SIL Italic" w:hAnsi="Charis SIL Italic" w:eastAsia="Charis SIL Italic"/>
-          <w:b w:val="0"/>
-          <w:i w:val="0"/>
-          <w:color w:val="0000FF"/>
-          <w:sz w:val="24"/>
-          <w:u w:val="single"/>
-        </w:rPr>
-        <w:t xml:space="preserve"> </w:t>
-      </w:r>
-      <w:r>
-        <w:rPr>
-          <w:rFonts w:ascii="Charis SIL Italic" w:hAnsi="Charis SIL Italic" w:eastAsia="Charis SIL Italic"/>
-          <w:b w:val="0"/>
-          <w:i w:val="0"/>
-          <w:color w:val="0000FF"/>
-          <w:sz w:val="24"/>
-          <w:u w:val="single"/>
         </w:rPr>
         <w:t>B</w:t>
       </w:r>
@@ -2686,7 +2605,7 @@
           <w:sz w:val="24"/>
           <w:u w:val="single"/>
         </w:rPr>
-        <w:hyperlink r:id="rId19" w:history="1">
+        <w:hyperlink r:id="rId18" w:history="1">
           <w:r>
             <w:rPr>
               <w:rStyle w:val="Hyperlink"/>
@@ -3690,7 +3609,7 @@
           <w:sz w:val="24"/>
           <w:u w:val="single"/>
         </w:rPr>
-        <w:hyperlink r:id="rId25" w:history="1">
+        <w:hyperlink r:id="rId23" w:history="1">
           <w:r>
             <w:rPr>
               <w:rStyle w:val="Hyperlink"/>
@@ -3784,7 +3703,7 @@
           <w:sz w:val="24"/>
           <w:u w:val="single"/>
         </w:rPr>
-        <w:hyperlink r:id="rId23" w:history="1">
+        <w:hyperlink r:id="rId26" w:history="1">
           <w:r>
             <w:rPr>
               <w:rStyle w:val="Hyperlink"/>
@@ -3830,14 +3749,7 @@
           <w:color w:val="000000"/>
           <w:sz w:val="24"/>
         </w:rPr>
-        <w:hyperlink r:id="rId24" w:history="1">
-          <w:r>
-            <w:rPr>
-              <w:rStyle w:val="Hyperlink"/>
-            </w:rPr>
-            <w:t xml:space="preserve">et </w:t>
-          </w:r>
-        </w:hyperlink>
+        <w:t xml:space="preserve">et </w:t>
       </w:r>
       <w:r>
         <w:rPr>
@@ -3848,7 +3760,7 @@
           <w:sz w:val="24"/>
           <w:u w:val="single"/>
         </w:rPr>
-        <w:hyperlink r:id="rId24" w:history="1">
+        <w:hyperlink r:id="rId27" w:history="1">
           <w:r>
             <w:rPr>
               <w:rStyle w:val="Hyperlink"/>
@@ -3877,7 +3789,7 @@
           <w:sz w:val="24"/>
           <w:u w:val="single"/>
         </w:rPr>
-        <w:hyperlink r:id="rId24" w:history="1">
+        <w:hyperlink r:id="rId27" w:history="1">
           <w:r>
             <w:rPr>
               <w:rStyle w:val="Hyperlink"/>
@@ -3912,35 +3824,7 @@
           <w:color w:val="000000"/>
           <w:sz w:val="24"/>
         </w:rPr>
-        <w:t xml:space="preserve">bezit de fotocollectie van </w:t>
-      </w:r>
-      <w:r>
-        <w:rPr>
-          <w:u w:val="single" w:color="0000ff"/>
-          <w:rFonts w:ascii="Charis SIL Italic" w:hAnsi="Charis SIL Italic" w:eastAsia="Charis SIL Italic"/>
-          <w:b w:val="0"/>
-          <w:i w:val="0"/>
-          <w:color w:val="000000"/>
-          <w:sz w:val="24"/>
-        </w:rPr>
-        <w:t>h</w:t>
-      </w:r>
-      <w:r>
-        <w:rPr>
-          <w:rFonts w:ascii="Charis SIL Italic" w:hAnsi="Charis SIL Italic" w:eastAsia="Charis SIL Italic"/>
-          <w:b w:val="0"/>
-          <w:i w:val="0"/>
-          <w:color w:val="000000"/>
-          <w:sz w:val="24"/>
-        </w:rPr>
-        <w:hyperlink r:id="rId25" w:history="1">
-          <w:r>
-            <w:rPr>
-              <w:rStyle w:val="Hyperlink"/>
-            </w:rPr>
-            <w:t xml:space="preserve">et </w:t>
-          </w:r>
-        </w:hyperlink>
+        <w:t xml:space="preserve">bezit de fotocollectie van het </w:t>
       </w:r>
       <w:r>
         <w:rPr>
@@ -3949,16 +3833,8 @@
           <w:i w:val="0"/>
           <w:color w:val="0000FF"/>
           <w:sz w:val="24"/>
-          <w:u w:val="single"/>
-        </w:rPr>
-        <w:hyperlink r:id="rId25" w:history="1">
-          <w:r>
-            <w:rPr>
-              <w:rStyle w:val="Hyperlink"/>
-            </w:rPr>
-            <w:t>Wereld</w:t>
-          </w:r>
-        </w:hyperlink>
+        </w:rPr>
+        <w:t>Wereld</w:t>
       </w:r>
       <w:r>
         <w:rPr>
@@ -4005,7 +3881,18 @@
           <w:sz w:val="24"/>
           <w:u w:val="single"/>
         </w:rPr>
-        <w:t xml:space="preserve"> in</w:t>
+        <w:t xml:space="preserve"> </w:t>
+      </w:r>
+      <w:r>
+        <w:rPr>
+          <w:rFonts w:ascii="Charis SIL Italic" w:hAnsi="Charis SIL Italic" w:eastAsia="Charis SIL Italic"/>
+          <w:b w:val="0"/>
+          <w:i w:val="0"/>
+          <w:color w:val="0000FF"/>
+          <w:sz w:val="24"/>
+          <w:u w:val="single"/>
+        </w:rPr>
+        <w:t>in</w:t>
       </w:r>
       <w:r>
         <w:rPr>
@@ -4812,32 +4699,13 @@
       </w:r>
       <w:r>
         <w:rPr>
-          <w:u w:val="single" w:color="0000ff"/>
           <w:rFonts w:ascii="Charis SIL Italic" w:hAnsi="Charis SIL Italic" w:eastAsia="Charis SIL Italic"/>
           <w:b w:val="0"/>
           <w:i w:val="0"/>
           <w:color w:val="000000"/>
           <w:sz w:val="24"/>
         </w:rPr>
-        <w:t xml:space="preserve"> </w:t>
-      </w:r>
-      <w:r>
-        <w:rPr>
-          <w:u w:val="single" w:color="0000ff"/>
-          <w:rFonts w:ascii="Charis SIL Italic" w:hAnsi="Charis SIL Italic" w:eastAsia="Charis SIL Italic"/>
-          <w:b w:val="0"/>
-          <w:i w:val="0"/>
-          <w:color w:val="000000"/>
-          <w:sz w:val="24"/>
-        </w:rPr>
-        <w:hyperlink r:id="rId31" w:history="1">
-          <w:r>
-            <w:rPr>
-              <w:rStyle w:val="Hyperlink"/>
-            </w:rPr>
-            <w:t xml:space="preserve">en </w:t>
-          </w:r>
-        </w:hyperlink>
+        <w:t xml:space="preserve"> en </w:t>
       </w:r>
       <w:r>
         <w:rPr>
@@ -4848,7 +4716,7 @@
           <w:sz w:val="24"/>
           <w:u w:val="single"/>
         </w:rPr>
-        <w:hyperlink r:id="rId31" w:history="1">
+        <w:hyperlink r:id="rId34" w:history="1">
           <w:r>
             <w:rPr>
               <w:rStyle w:val="Hyperlink"/>
@@ -4866,7 +4734,7 @@
           <w:sz w:val="24"/>
           <w:u w:val="single"/>
         </w:rPr>
-        <w:hyperlink r:id="rId31" w:history="1">
+        <w:hyperlink r:id="rId34" w:history="1">
           <w:r>
             <w:rPr>
               <w:rStyle w:val="Hyperlink"/>
@@ -4884,7 +4752,7 @@
           <w:sz w:val="24"/>
           <w:u w:val="single"/>
         </w:rPr>
-        <w:hyperlink r:id="rId31" w:history="1">
+        <w:hyperlink r:id="rId34" w:history="1">
           <w:r>
             <w:rPr>
               <w:rStyle w:val="Hyperlink"/>
@@ -5172,6 +5040,7 @@
       </w:r>
       <w:r>
         <w:rPr>
+          <w:u w:val="single" w:color="0000ff"/>
           <w:rFonts w:ascii="Charis SIL Italic" w:hAnsi="Charis SIL Italic" w:eastAsia="Charis SIL Italic"/>
           <w:b w:val="0"/>
           <w:i w:val="0"/>
@@ -5467,90 +5336,7 @@
           <w:color w:val="000000"/>
           <w:sz w:val="24"/>
         </w:rPr>
-        <w:hyperlink r:id="rId36" w:history="1">
-          <w:r>
-            <w:rPr>
-              <w:rStyle w:val="Hyperlink"/>
-            </w:rPr>
-            <w:t xml:space="preserve"> Nasional in</w:t>
-          </w:r>
-        </w:hyperlink>
-      </w:r>
-      <w:r>
-        <w:rPr>
-          <w:u w:val="single" w:color="0000ff"/>
-          <w:rFonts w:ascii="Charis SIL Italic" w:hAnsi="Charis SIL Italic" w:eastAsia="Charis SIL Italic"/>
-          <w:b w:val="0"/>
-          <w:i w:val="0"/>
-          <w:color w:val="000000"/>
-          <w:sz w:val="24"/>
-        </w:rPr>
-        <w:hyperlink r:id="rId36" w:history="1">
-          <w:r>
-            <w:rPr>
-              <w:rStyle w:val="Hyperlink"/>
-            </w:rPr>
-            <w:t xml:space="preserve"> Jakarta bevi</w:t>
-          </w:r>
-        </w:hyperlink>
-      </w:r>
-      <w:r>
-        <w:rPr>
-          <w:u w:val="single" w:color="0000ff"/>
-          <w:rFonts w:ascii="Charis SIL Italic" w:hAnsi="Charis SIL Italic" w:eastAsia="Charis SIL Italic"/>
-          <w:b w:val="0"/>
-          <w:i w:val="0"/>
-          <w:color w:val="000000"/>
-          <w:sz w:val="24"/>
-        </w:rPr>
-        <w:hyperlink r:id="rId36" w:history="1">
-          <w:r>
-            <w:rPr>
-              <w:rStyle w:val="Hyperlink"/>
-            </w:rPr>
-            <w:t>ndt,</w:t>
-          </w:r>
-        </w:hyperlink>
-      </w:r>
-      <w:r>
-        <w:rPr>
-          <w:u w:val="single" w:color="0000ff"/>
-          <w:rFonts w:ascii="Charis SIL Italic" w:hAnsi="Charis SIL Italic" w:eastAsia="Charis SIL Italic"/>
-          <w:b w:val="0"/>
-          <w:i w:val="0"/>
-          <w:color w:val="000000"/>
-          <w:sz w:val="24"/>
-        </w:rPr>
-        <w:t xml:space="preserve"> </w:t>
-      </w:r>
-      <w:r>
-        <w:rPr>
-          <w:u w:val="single" w:color="0000ff"/>
-          <w:rFonts w:ascii="Charis SIL Italic" w:hAnsi="Charis SIL Italic" w:eastAsia="Charis SIL Italic"/>
-          <w:b w:val="0"/>
-          <w:i w:val="0"/>
-          <w:color w:val="000000"/>
-          <w:sz w:val="24"/>
-        </w:rPr>
-        <w:hyperlink r:id="rId36" w:history="1">
-          <w:r>
-            <w:rPr>
-              <w:rStyle w:val="Hyperlink"/>
-            </w:rPr>
-            <w:t xml:space="preserve">de stad </w:t>
-          </w:r>
-        </w:hyperlink>
-      </w:r>
-      <w:r>
-        <w:rPr>
-          <w:u w:val="single" w:color="0000ff"/>
-          <w:rFonts w:ascii="Charis SIL Italic" w:hAnsi="Charis SIL Italic" w:eastAsia="Charis SIL Italic"/>
-          <w:b w:val="0"/>
-          <w:i w:val="0"/>
-          <w:color w:val="000000"/>
-          <w:sz w:val="24"/>
-        </w:rPr>
-        <w:t>w</w:t>
+        <w:t xml:space="preserve"> Nasional in Jakarta bevindt, de stad w</w:t>
       </w:r>
       <w:r>
         <w:rPr>
@@ -5917,7 +5703,7 @@
           <w:sz w:val="24"/>
           <w:u w:val="single"/>
         </w:rPr>
-        <w:hyperlink r:id="rId38" w:history="1">
+        <w:hyperlink r:id="rId39" w:history="1">
           <w:r>
             <w:rPr>
               <w:rStyle w:val="Hyperlink"/>
@@ -5935,7 +5721,7 @@
           <w:sz w:val="24"/>
           <w:u w:val="single"/>
         </w:rPr>
-        <w:hyperlink r:id="rId38" w:history="1">
+        <w:hyperlink r:id="rId39" w:history="1">
           <w:r>
             <w:rPr>
               <w:rStyle w:val="Hyperlink"/>
@@ -6039,13 +5825,121 @@
       </w:r>
       <w:r>
         <w:rPr>
+          <w:u w:val="single" w:color="0000ff"/>
           <w:rFonts w:ascii="Charis SIL Italic" w:hAnsi="Charis SIL Italic" w:eastAsia="Charis SIL Italic"/>
           <w:b w:val="0"/>
           <w:i w:val="0"/>
           <w:color w:val="000000"/>
           <w:sz w:val="24"/>
         </w:rPr>
-        <w:t xml:space="preserve"> bevat informatie over verzamelaars, handelaren en coll</w:t>
+        <w:hyperlink r:id="rId38" w:history="1">
+          <w:r>
+            <w:rPr>
+              <w:rStyle w:val="Hyperlink"/>
+            </w:rPr>
+            <w:t xml:space="preserve"> bevat inf</w:t>
+          </w:r>
+        </w:hyperlink>
+      </w:r>
+      <w:r>
+        <w:rPr>
+          <w:rFonts w:ascii="Charis SIL Italic" w:hAnsi="Charis SIL Italic" w:eastAsia="Charis SIL Italic"/>
+          <w:b w:val="0"/>
+          <w:i w:val="0"/>
+          <w:color w:val="000000"/>
+          <w:sz w:val="24"/>
+        </w:rPr>
+        <w:t>ormatie over ve</w:t>
+      </w:r>
+      <w:r>
+        <w:rPr>
+          <w:u w:val="single" w:color="0000ff"/>
+          <w:rFonts w:ascii="Charis SIL Italic" w:hAnsi="Charis SIL Italic" w:eastAsia="Charis SIL Italic"/>
+          <w:b w:val="0"/>
+          <w:i w:val="0"/>
+          <w:color w:val="000000"/>
+          <w:sz w:val="24"/>
+        </w:rPr>
+        <w:hyperlink r:id="rId39" w:history="1">
+          <w:r>
+            <w:rPr>
+              <w:rStyle w:val="Hyperlink"/>
+            </w:rPr>
+            <w:t>rzamelaars, ha</w:t>
+          </w:r>
+        </w:hyperlink>
+      </w:r>
+      <w:r>
+        <w:rPr>
+          <w:u w:val="single" w:color="0000ff"/>
+          <w:rFonts w:ascii="Charis SIL Italic" w:hAnsi="Charis SIL Italic" w:eastAsia="Charis SIL Italic"/>
+          <w:b w:val="0"/>
+          <w:i w:val="0"/>
+          <w:color w:val="000000"/>
+          <w:sz w:val="24"/>
+        </w:rPr>
+        <w:hyperlink r:id="rId39" w:history="1">
+          <w:r>
+            <w:rPr>
+              <w:rStyle w:val="Hyperlink"/>
+            </w:rPr>
+            <w:t>n</w:t>
+          </w:r>
+        </w:hyperlink>
+      </w:r>
+      <w:r>
+        <w:rPr>
+          <w:u w:val="single" w:color="0000ff"/>
+          <w:rFonts w:ascii="Charis SIL Italic" w:hAnsi="Charis SIL Italic" w:eastAsia="Charis SIL Italic"/>
+          <w:b w:val="0"/>
+          <w:i w:val="0"/>
+          <w:color w:val="000000"/>
+          <w:sz w:val="24"/>
+        </w:rPr>
+        <w:hyperlink r:id="rId39" w:history="1">
+          <w:r>
+            <w:rPr>
+              <w:rStyle w:val="Hyperlink"/>
+            </w:rPr>
+            <w:t>del</w:t>
+          </w:r>
+        </w:hyperlink>
+      </w:r>
+      <w:r>
+        <w:rPr>
+          <w:u w:val="single" w:color="0000ff"/>
+          <w:rFonts w:ascii="Charis SIL Italic" w:hAnsi="Charis SIL Italic" w:eastAsia="Charis SIL Italic"/>
+          <w:b w:val="0"/>
+          <w:i w:val="0"/>
+          <w:color w:val="000000"/>
+          <w:sz w:val="24"/>
+        </w:rPr>
+        <w:hyperlink r:id="rId39" w:history="1">
+          <w:r>
+            <w:rPr>
+              <w:rStyle w:val="Hyperlink"/>
+            </w:rPr>
+            <w:t>a</w:t>
+          </w:r>
+        </w:hyperlink>
+      </w:r>
+      <w:r>
+        <w:rPr>
+          <w:u w:val="single" w:color="0000ff"/>
+          <w:rFonts w:ascii="Charis SIL Italic" w:hAnsi="Charis SIL Italic" w:eastAsia="Charis SIL Italic"/>
+          <w:b w:val="0"/>
+          <w:i w:val="0"/>
+          <w:color w:val="000000"/>
+          <w:sz w:val="24"/>
+        </w:rPr>
+        <w:hyperlink r:id="rId39" w:history="1">
+          <w:r>
+            <w:rPr>
+              <w:rStyle w:val="Hyperlink"/>
+            </w:rPr>
+            <w:t>ren en coll</w:t>
+          </w:r>
+        </w:hyperlink>
       </w:r>
       <w:r>
         <w:rPr>

--- a/EXPORTS/DOCX/published/niveau1/Dutch/Sources.docx
+++ b/EXPORTS/DOCX/published/niveau1/Dutch/Sources.docx
@@ -1334,8 +1334,16 @@
           <w:i w:val="0"/>
           <w:color w:val="0000FF"/>
           <w:sz w:val="24"/>
-        </w:rPr>
-        <w:t>Univ</w:t>
+          <w:u w:val="single"/>
+        </w:rPr>
+        <w:hyperlink r:id="rId16" w:history="1">
+          <w:r>
+            <w:rPr>
+              <w:rStyle w:val="Hyperlink"/>
+            </w:rPr>
+            <w:t>Univ</w:t>
+          </w:r>
+        </w:hyperlink>
       </w:r>
       <w:r>
         <w:rPr>
@@ -1346,7 +1354,7 @@
           <w:sz w:val="24"/>
           <w:u w:val="single"/>
         </w:rPr>
-        <w:hyperlink r:id="rId15" w:history="1">
+        <w:hyperlink r:id="rId16" w:history="1">
           <w:r>
             <w:rPr>
               <w:rStyle w:val="Hyperlink"/>
@@ -3738,18 +3746,7 @@
           <w:color w:val="000000"/>
           <w:sz w:val="24"/>
         </w:rPr>
-        <w:t>. H</w:t>
-      </w:r>
-      <w:r>
-        <w:rPr>
-          <w:u w:val="single" w:color="0000ff"/>
-          <w:rFonts w:ascii="Charis SIL Italic" w:hAnsi="Charis SIL Italic" w:eastAsia="Charis SIL Italic"/>
-          <w:b w:val="0"/>
-          <w:i w:val="0"/>
-          <w:color w:val="000000"/>
-          <w:sz w:val="24"/>
-        </w:rPr>
-        <w:t xml:space="preserve">et </w:t>
+        <w:t xml:space="preserve">. Het </w:t>
       </w:r>
       <w:r>
         <w:rPr>
@@ -3833,8 +3830,16 @@
           <w:i w:val="0"/>
           <w:color w:val="0000FF"/>
           <w:sz w:val="24"/>
-        </w:rPr>
-        <w:t>Wereld</w:t>
+          <w:u w:val="single"/>
+        </w:rPr>
+        <w:hyperlink r:id="rId28" w:history="1">
+          <w:r>
+            <w:rPr>
+              <w:rStyle w:val="Hyperlink"/>
+            </w:rPr>
+            <w:t>Wereld</w:t>
+          </w:r>
+        </w:hyperlink>
       </w:r>
       <w:r>
         <w:rPr>
@@ -3881,18 +3886,7 @@
           <w:sz w:val="24"/>
           <w:u w:val="single"/>
         </w:rPr>
-        <w:t xml:space="preserve"> </w:t>
-      </w:r>
-      <w:r>
-        <w:rPr>
-          <w:rFonts w:ascii="Charis SIL Italic" w:hAnsi="Charis SIL Italic" w:eastAsia="Charis SIL Italic"/>
-          <w:b w:val="0"/>
-          <w:i w:val="0"/>
-          <w:color w:val="0000FF"/>
-          <w:sz w:val="24"/>
-          <w:u w:val="single"/>
-        </w:rPr>
-        <w:t>in</w:t>
+        <w:t xml:space="preserve"> in</w:t>
       </w:r>
       <w:r>
         <w:rPr>
@@ -4699,13 +4693,32 @@
       </w:r>
       <w:r>
         <w:rPr>
+          <w:u w:val="single" w:color="0000ff"/>
           <w:rFonts w:ascii="Charis SIL Italic" w:hAnsi="Charis SIL Italic" w:eastAsia="Charis SIL Italic"/>
           <w:b w:val="0"/>
           <w:i w:val="0"/>
           <w:color w:val="000000"/>
           <w:sz w:val="24"/>
         </w:rPr>
-        <w:t xml:space="preserve"> en </w:t>
+        <w:t xml:space="preserve"> </w:t>
+      </w:r>
+      <w:r>
+        <w:rPr>
+          <w:u w:val="single" w:color="0000ff"/>
+          <w:rFonts w:ascii="Charis SIL Italic" w:hAnsi="Charis SIL Italic" w:eastAsia="Charis SIL Italic"/>
+          <w:b w:val="0"/>
+          <w:i w:val="0"/>
+          <w:color w:val="000000"/>
+          <w:sz w:val="24"/>
+        </w:rPr>
+        <w:hyperlink r:id="rId31" w:history="1">
+          <w:r>
+            <w:rPr>
+              <w:rStyle w:val="Hyperlink"/>
+            </w:rPr>
+            <w:t xml:space="preserve">en </w:t>
+          </w:r>
+        </w:hyperlink>
       </w:r>
       <w:r>
         <w:rPr>
@@ -4716,7 +4729,7 @@
           <w:sz w:val="24"/>
           <w:u w:val="single"/>
         </w:rPr>
-        <w:hyperlink r:id="rId34" w:history="1">
+        <w:hyperlink r:id="rId31" w:history="1">
           <w:r>
             <w:rPr>
               <w:rStyle w:val="Hyperlink"/>
@@ -4734,7 +4747,7 @@
           <w:sz w:val="24"/>
           <w:u w:val="single"/>
         </w:rPr>
-        <w:hyperlink r:id="rId34" w:history="1">
+        <w:hyperlink r:id="rId31" w:history="1">
           <w:r>
             <w:rPr>
               <w:rStyle w:val="Hyperlink"/>
@@ -4752,7 +4765,7 @@
           <w:sz w:val="24"/>
           <w:u w:val="single"/>
         </w:rPr>
-        <w:hyperlink r:id="rId34" w:history="1">
+        <w:hyperlink r:id="rId31" w:history="1">
           <w:r>
             <w:rPr>
               <w:rStyle w:val="Hyperlink"/>
@@ -4781,7 +4794,7 @@
           <w:sz w:val="24"/>
           <w:u w:val="single"/>
         </w:rPr>
-        <w:hyperlink r:id="rId34" w:history="1">
+        <w:hyperlink r:id="rId31" w:history="1">
           <w:r>
             <w:rPr>
               <w:rStyle w:val="Hyperlink"/>
@@ -4799,14 +4812,7 @@
           <w:sz w:val="24"/>
           <w:u w:val="single"/>
         </w:rPr>
-        <w:hyperlink r:id="rId34" w:history="1">
-          <w:r>
-            <w:rPr>
-              <w:rStyle w:val="Hyperlink"/>
-            </w:rPr>
-            <w:t>i</w:t>
-          </w:r>
-        </w:hyperlink>
+        <w:t>i</w:t>
       </w:r>
       <w:r>
         <w:rPr>
@@ -4817,7 +4823,7 @@
           <w:sz w:val="24"/>
           <w:u w:val="single"/>
         </w:rPr>
-        <w:hyperlink r:id="rId34" w:history="1">
+        <w:hyperlink r:id="rId32" w:history="1">
           <w:r>
             <w:rPr>
               <w:rStyle w:val="Hyperlink"/>
@@ -4846,7 +4852,7 @@
           <w:sz w:val="24"/>
           <w:u w:val="single"/>
         </w:rPr>
-        <w:hyperlink r:id="rId34" w:history="1">
+        <w:hyperlink r:id="rId32" w:history="1">
           <w:r>
             <w:rPr>
               <w:rStyle w:val="Hyperlink"/>
@@ -4864,7 +4870,7 @@
           <w:sz w:val="24"/>
           <w:u w:val="single"/>
         </w:rPr>
-        <w:hyperlink r:id="rId34" w:history="1">
+        <w:hyperlink r:id="rId32" w:history="1">
           <w:r>
             <w:rPr>
               <w:rStyle w:val="Hyperlink"/>
@@ -5040,7 +5046,6 @@
       </w:r>
       <w:r>
         <w:rPr>
-          <w:u w:val="single" w:color="0000ff"/>
           <w:rFonts w:ascii="Charis SIL Italic" w:hAnsi="Charis SIL Italic" w:eastAsia="Charis SIL Italic"/>
           <w:b w:val="0"/>
           <w:i w:val="0"/>
@@ -5058,7 +5063,7 @@
           <w:sz w:val="24"/>
           <w:u w:val="single"/>
         </w:rPr>
-        <w:hyperlink r:id="rId35" w:history="1">
+        <w:hyperlink r:id="rId34" w:history="1">
           <w:r>
             <w:rPr>
               <w:rStyle w:val="Hyperlink"/>
@@ -5076,7 +5081,7 @@
           <w:sz w:val="24"/>
           <w:u w:val="single"/>
         </w:rPr>
-        <w:hyperlink r:id="rId35" w:history="1">
+        <w:hyperlink r:id="rId34" w:history="1">
           <w:r>
             <w:rPr>
               <w:rStyle w:val="Hyperlink"/>
@@ -5133,7 +5138,7 @@
           <w:color w:val="000000"/>
           <w:sz w:val="24"/>
         </w:rPr>
-        <w:hyperlink r:id="rId34" w:history="1">
+        <w:hyperlink r:id="rId35" w:history="1">
           <w:r>
             <w:rPr>
               <w:rStyle w:val="Hyperlink"/>
@@ -5336,7 +5341,89 @@
           <w:color w:val="000000"/>
           <w:sz w:val="24"/>
         </w:rPr>
-        <w:t xml:space="preserve"> Nasional in Jakarta bevindt, de stad w</w:t>
+        <w:hyperlink r:id="rId36" w:history="1">
+          <w:r>
+            <w:rPr>
+              <w:rStyle w:val="Hyperlink"/>
+            </w:rPr>
+            <w:t xml:space="preserve"> Nasional in</w:t>
+          </w:r>
+        </w:hyperlink>
+      </w:r>
+      <w:r>
+        <w:rPr>
+          <w:u w:val="single" w:color="0000ff"/>
+          <w:rFonts w:ascii="Charis SIL Italic" w:hAnsi="Charis SIL Italic" w:eastAsia="Charis SIL Italic"/>
+          <w:b w:val="0"/>
+          <w:i w:val="0"/>
+          <w:color w:val="000000"/>
+          <w:sz w:val="24"/>
+        </w:rPr>
+        <w:hyperlink r:id="rId36" w:history="1">
+          <w:r>
+            <w:rPr>
+              <w:rStyle w:val="Hyperlink"/>
+            </w:rPr>
+            <w:t xml:space="preserve"> Jakarta bevi</w:t>
+          </w:r>
+        </w:hyperlink>
+      </w:r>
+      <w:r>
+        <w:rPr>
+          <w:u w:val="single" w:color="0000ff"/>
+          <w:rFonts w:ascii="Charis SIL Italic" w:hAnsi="Charis SIL Italic" w:eastAsia="Charis SIL Italic"/>
+          <w:b w:val="0"/>
+          <w:i w:val="0"/>
+          <w:color w:val="000000"/>
+          <w:sz w:val="24"/>
+        </w:rPr>
+        <w:hyperlink r:id="rId36" w:history="1">
+          <w:r>
+            <w:rPr>
+              <w:rStyle w:val="Hyperlink"/>
+            </w:rPr>
+            <w:t>ndt,</w:t>
+          </w:r>
+        </w:hyperlink>
+      </w:r>
+      <w:r>
+        <w:rPr>
+          <w:u w:val="single" w:color="0000ff"/>
+          <w:rFonts w:ascii="Charis SIL Italic" w:hAnsi="Charis SIL Italic" w:eastAsia="Charis SIL Italic"/>
+          <w:b w:val="0"/>
+          <w:i w:val="0"/>
+          <w:color w:val="000000"/>
+          <w:sz w:val="24"/>
+        </w:rPr>
+        <w:t xml:space="preserve"> </w:t>
+      </w:r>
+      <w:r>
+        <w:rPr>
+          <w:u w:val="single" w:color="0000ff"/>
+          <w:rFonts w:ascii="Charis SIL Italic" w:hAnsi="Charis SIL Italic" w:eastAsia="Charis SIL Italic"/>
+          <w:b w:val="0"/>
+          <w:i w:val="0"/>
+          <w:color w:val="000000"/>
+          <w:sz w:val="24"/>
+        </w:rPr>
+        <w:hyperlink r:id="rId36" w:history="1">
+          <w:r>
+            <w:rPr>
+              <w:rStyle w:val="Hyperlink"/>
+            </w:rPr>
+            <w:t xml:space="preserve">de stad </w:t>
+          </w:r>
+        </w:hyperlink>
+      </w:r>
+      <w:r>
+        <w:rPr>
+          <w:rFonts w:ascii="Charis SIL Italic" w:hAnsi="Charis SIL Italic" w:eastAsia="Charis SIL Italic"/>
+          <w:b w:val="0"/>
+          <w:i w:val="0"/>
+          <w:color w:val="000000"/>
+          <w:sz w:val="24"/>
+        </w:rPr>
+        <w:t>w</w:t>
       </w:r>
       <w:r>
         <w:rPr>
@@ -5627,7 +5714,7 @@
           <w:sz w:val="24"/>
           <w:u w:val="single"/>
         </w:rPr>
-        <w:hyperlink r:id="rId37" w:history="1">
+        <w:hyperlink r:id="rId39" w:history="1">
           <w:r>
             <w:rPr>
               <w:rStyle w:val="Hyperlink"/>
@@ -5674,7 +5761,7 @@
           <w:sz w:val="24"/>
           <w:u w:val="single"/>
         </w:rPr>
-        <w:hyperlink r:id="rId38" w:history="1">
+        <w:hyperlink r:id="rId39" w:history="1">
           <w:r>
             <w:rPr>
               <w:rStyle w:val="Hyperlink"/>
@@ -5750,7 +5837,7 @@
           <w:sz w:val="24"/>
           <w:u w:val="single"/>
         </w:rPr>
-        <w:hyperlink r:id="rId39" w:history="1">
+        <w:hyperlink r:id="rId38" w:history="1">
           <w:r>
             <w:rPr>
               <w:rStyle w:val="Hyperlink"/>
@@ -5768,7 +5855,7 @@
           <w:sz w:val="24"/>
           <w:u w:val="single"/>
         </w:rPr>
-        <w:hyperlink r:id="rId39" w:history="1">
+        <w:hyperlink r:id="rId38" w:history="1">
           <w:r>
             <w:rPr>
               <w:rStyle w:val="Hyperlink"/>
@@ -5814,7 +5901,7 @@
           <w:sz w:val="24"/>
           <w:u w:val="single"/>
         </w:rPr>
-        <w:hyperlink r:id="rId40" w:history="1">
+        <w:hyperlink r:id="rId38" w:history="1">
           <w:r>
             <w:rPr>
               <w:rStyle w:val="Hyperlink"/>

--- a/EXPORTS/DOCX/published/niveau1/Dutch/Sources.docx
+++ b/EXPORTS/DOCX/published/niveau1/Dutch/Sources.docx
@@ -609,31 +609,13 @@
       </w:r>
       <w:r>
         <w:rPr>
-          <w:u w:val="single" w:color="0000ff"/>
           <w:rFonts w:ascii="Charis SIL Italic" w:hAnsi="Charis SIL Italic" w:eastAsia="Charis SIL Italic"/>
           <w:b w:val="0"/>
           <w:i w:val="0"/>
           <w:color w:val="000000"/>
           <w:sz w:val="24"/>
         </w:rPr>
-        <w:hyperlink r:id="rId11" w:history="1">
-          <w:r>
-            <w:rPr>
-              <w:rStyle w:val="Hyperlink"/>
-            </w:rPr>
-            <w:t>anders d</w:t>
-          </w:r>
-        </w:hyperlink>
-      </w:r>
-      <w:r>
-        <w:rPr>
-          <w:rFonts w:ascii="Charis SIL Italic" w:hAnsi="Charis SIL Italic" w:eastAsia="Charis SIL Italic"/>
-          <w:b w:val="0"/>
-          <w:i w:val="0"/>
-          <w:color w:val="000000"/>
-          <w:sz w:val="24"/>
-        </w:rPr>
-        <w:t xml:space="preserve">an nu (denk aan </w:t>
+        <w:t xml:space="preserve">anders dan nu (denk aan </w:t>
       </w:r>
       <w:r>
         <w:rPr>
@@ -1372,7 +1354,7 @@
           <w:sz w:val="24"/>
           <w:u w:val="single"/>
         </w:rPr>
-        <w:hyperlink r:id="rId15" w:history="1">
+        <w:hyperlink r:id="rId16" w:history="1">
           <w:r>
             <w:rPr>
               <w:rStyle w:val="Hyperlink"/>
@@ -1417,6 +1399,7 @@
           <w:i w:val="0"/>
           <w:color w:val="0000FF"/>
           <w:sz w:val="24"/>
+          <w:u w:val="single"/>
         </w:rPr>
         <w:t>B</w:t>
       </w:r>
@@ -3646,7 +3629,7 @@
           <w:sz w:val="24"/>
           <w:u w:val="single"/>
         </w:rPr>
-        <w:hyperlink r:id="rId25" w:history="1">
+        <w:hyperlink r:id="rId23" w:history="1">
           <w:r>
             <w:rPr>
               <w:rStyle w:val="Hyperlink"/>
@@ -3664,7 +3647,7 @@
           <w:sz w:val="24"/>
           <w:u w:val="single"/>
         </w:rPr>
-        <w:hyperlink r:id="rId25" w:history="1">
+        <w:hyperlink r:id="rId23" w:history="1">
           <w:r>
             <w:rPr>
               <w:rStyle w:val="Hyperlink"/>
@@ -3693,7 +3676,7 @@
           <w:sz w:val="24"/>
           <w:u w:val="single"/>
         </w:rPr>
-        <w:hyperlink r:id="rId26" w:history="1">
+        <w:hyperlink r:id="rId25" w:history="1">
           <w:r>
             <w:rPr>
               <w:rStyle w:val="Hyperlink"/>
@@ -3711,7 +3694,7 @@
           <w:sz w:val="24"/>
           <w:u w:val="single"/>
         </w:rPr>
-        <w:hyperlink r:id="rId26" w:history="1">
+        <w:hyperlink r:id="rId25" w:history="1">
           <w:r>
             <w:rPr>
               <w:rStyle w:val="Hyperlink"/>
@@ -3729,7 +3712,7 @@
           <w:sz w:val="24"/>
           <w:u w:val="single"/>
         </w:rPr>
-        <w:hyperlink r:id="rId26" w:history="1">
+        <w:hyperlink r:id="rId25" w:history="1">
           <w:r>
             <w:rPr>
               <w:rStyle w:val="Hyperlink"/>
@@ -3757,7 +3740,7 @@
           <w:sz w:val="24"/>
           <w:u w:val="single"/>
         </w:rPr>
-        <w:hyperlink r:id="rId27" w:history="1">
+        <w:hyperlink r:id="rId26" w:history="1">
           <w:r>
             <w:rPr>
               <w:rStyle w:val="Hyperlink"/>
@@ -3786,7 +3769,7 @@
           <w:sz w:val="24"/>
           <w:u w:val="single"/>
         </w:rPr>
-        <w:hyperlink r:id="rId27" w:history="1">
+        <w:hyperlink r:id="rId26" w:history="1">
           <w:r>
             <w:rPr>
               <w:rStyle w:val="Hyperlink"/>
@@ -3804,7 +3787,7 @@
           <w:sz w:val="24"/>
           <w:u w:val="single"/>
         </w:rPr>
-        <w:hyperlink r:id="rId27" w:history="1">
+        <w:hyperlink r:id="rId26" w:history="1">
           <w:r>
             <w:rPr>
               <w:rStyle w:val="Hyperlink"/>
@@ -3832,7 +3815,7 @@
           <w:sz w:val="24"/>
           <w:u w:val="single"/>
         </w:rPr>
-        <w:hyperlink r:id="rId28" w:history="1">
+        <w:hyperlink r:id="rId27" w:history="1">
           <w:r>
             <w:rPr>
               <w:rStyle w:val="Hyperlink"/>
@@ -3850,7 +3833,7 @@
           <w:sz w:val="24"/>
           <w:u w:val="single"/>
         </w:rPr>
-        <w:hyperlink r:id="rId25" w:history="1">
+        <w:hyperlink r:id="rId27" w:history="1">
           <w:r>
             <w:rPr>
               <w:rStyle w:val="Hyperlink"/>
@@ -3868,7 +3851,7 @@
           <w:sz w:val="24"/>
           <w:u w:val="single"/>
         </w:rPr>
-        <w:hyperlink r:id="rId28" w:history="1">
+        <w:hyperlink r:id="rId27" w:history="1">
           <w:r>
             <w:rPr>
               <w:rStyle w:val="Hyperlink"/>
@@ -3908,7 +3891,7 @@
           <w:sz w:val="24"/>
           <w:u w:val="single"/>
         </w:rPr>
-        <w:hyperlink r:id="rId26" w:history="1">
+        <w:hyperlink r:id="rId25" w:history="1">
           <w:r>
             <w:rPr>
               <w:rStyle w:val="Hyperlink"/>
@@ -3926,7 +3909,7 @@
           <w:color w:val="000000"/>
           <w:sz w:val="24"/>
         </w:rPr>
-        <w:hyperlink r:id="rId26" w:history="1">
+        <w:hyperlink r:id="rId25" w:history="1">
           <w:r>
             <w:rPr>
               <w:rStyle w:val="Hyperlink"/>
@@ -3974,7 +3957,7 @@
           <w:sz w:val="24"/>
           <w:u w:val="single"/>
         </w:rPr>
-        <w:hyperlink r:id="rId29" w:history="1">
+        <w:hyperlink r:id="rId28" w:history="1">
           <w:r>
             <w:rPr>
               <w:rStyle w:val="Hyperlink"/>
@@ -4003,7 +3986,7 @@
           <w:sz w:val="24"/>
           <w:u w:val="single"/>
         </w:rPr>
-        <w:hyperlink r:id="rId29" w:history="1">
+        <w:hyperlink r:id="rId28" w:history="1">
           <w:r>
             <w:rPr>
               <w:rStyle w:val="Hyperlink"/>
@@ -4031,7 +4014,7 @@
           <w:sz w:val="24"/>
           <w:u w:val="single"/>
         </w:rPr>
-        <w:hyperlink r:id="rId30" w:history="1">
+        <w:hyperlink r:id="rId29" w:history="1">
           <w:r>
             <w:rPr>
               <w:rStyle w:val="Hyperlink"/>
@@ -4049,7 +4032,7 @@
           <w:sz w:val="24"/>
           <w:u w:val="single"/>
         </w:rPr>
-        <w:hyperlink r:id="rId30" w:history="1">
+        <w:hyperlink r:id="rId29" w:history="1">
           <w:r>
             <w:rPr>
               <w:rStyle w:val="Hyperlink"/>
@@ -4078,7 +4061,7 @@
           <w:sz w:val="24"/>
           <w:u w:val="single"/>
         </w:rPr>
-        <w:hyperlink r:id="rId30" w:history="1">
+        <w:hyperlink r:id="rId29" w:history="1">
           <w:r>
             <w:rPr>
               <w:rStyle w:val="Hyperlink"/>
@@ -4365,7 +4348,7 @@
           <w:sz w:val="24"/>
           <w:u w:val="single"/>
         </w:rPr>
-        <w:hyperlink r:id="rId31" w:history="1">
+        <w:hyperlink r:id="rId30" w:history="1">
           <w:r>
             <w:rPr>
               <w:rStyle w:val="Hyperlink"/>
@@ -4394,7 +4377,7 @@
           <w:sz w:val="24"/>
           <w:u w:val="single"/>
         </w:rPr>
-        <w:hyperlink r:id="rId31" w:history="1">
+        <w:hyperlink r:id="rId30" w:history="1">
           <w:r>
             <w:rPr>
               <w:rStyle w:val="Hyperlink"/>
@@ -4423,7 +4406,7 @@
           <w:sz w:val="24"/>
           <w:u w:val="single"/>
         </w:rPr>
-        <w:hyperlink r:id="rId31" w:history="1">
+        <w:hyperlink r:id="rId30" w:history="1">
           <w:r>
             <w:rPr>
               <w:rStyle w:val="Hyperlink"/>
@@ -4451,7 +4434,7 @@
           <w:sz w:val="24"/>
           <w:u w:val="single"/>
         </w:rPr>
-        <w:hyperlink r:id="rId32" w:history="1">
+        <w:hyperlink r:id="rId31" w:history="1">
           <w:r>
             <w:rPr>
               <w:rStyle w:val="Hyperlink"/>
@@ -4480,7 +4463,7 @@
           <w:sz w:val="24"/>
           <w:u w:val="single"/>
         </w:rPr>
-        <w:hyperlink r:id="rId32" w:history="1">
+        <w:hyperlink r:id="rId31" w:history="1">
           <w:r>
             <w:rPr>
               <w:rStyle w:val="Hyperlink"/>
@@ -4509,7 +4492,7 @@
           <w:sz w:val="24"/>
           <w:u w:val="single"/>
         </w:rPr>
-        <w:hyperlink r:id="rId32" w:history="1">
+        <w:hyperlink r:id="rId31" w:history="1">
           <w:r>
             <w:rPr>
               <w:rStyle w:val="Hyperlink"/>
@@ -4538,7 +4521,7 @@
           <w:sz w:val="24"/>
           <w:u w:val="single"/>
         </w:rPr>
-        <w:hyperlink r:id="rId32" w:history="1">
+        <w:hyperlink r:id="rId31" w:history="1">
           <w:r>
             <w:rPr>
               <w:rStyle w:val="Hyperlink"/>
@@ -4566,7 +4549,7 @@
           <w:sz w:val="24"/>
           <w:u w:val="single"/>
         </w:rPr>
-        <w:hyperlink r:id="rId33" w:history="1">
+        <w:hyperlink r:id="rId32" w:history="1">
           <w:r>
             <w:rPr>
               <w:rStyle w:val="Hyperlink"/>
@@ -4595,7 +4578,7 @@
           <w:sz w:val="24"/>
           <w:u w:val="single"/>
         </w:rPr>
-        <w:hyperlink r:id="rId33" w:history="1">
+        <w:hyperlink r:id="rId32" w:history="1">
           <w:r>
             <w:rPr>
               <w:rStyle w:val="Hyperlink"/>
@@ -4624,7 +4607,7 @@
           <w:sz w:val="24"/>
           <w:u w:val="single"/>
         </w:rPr>
-        <w:hyperlink r:id="rId33" w:history="1">
+        <w:hyperlink r:id="rId32" w:history="1">
           <w:r>
             <w:rPr>
               <w:rStyle w:val="Hyperlink"/>
@@ -4653,7 +4636,7 @@
           <w:sz w:val="24"/>
           <w:u w:val="single"/>
         </w:rPr>
-        <w:hyperlink r:id="rId31" w:history="1">
+        <w:hyperlink r:id="rId30" w:history="1">
           <w:r>
             <w:rPr>
               <w:rStyle w:val="Hyperlink"/>
@@ -4682,7 +4665,7 @@
           <w:sz w:val="24"/>
           <w:u w:val="single"/>
         </w:rPr>
-        <w:hyperlink r:id="rId31" w:history="1">
+        <w:hyperlink r:id="rId30" w:history="1">
           <w:r>
             <w:rPr>
               <w:rStyle w:val="Hyperlink"/>
@@ -4711,7 +4694,7 @@
           <w:color w:val="000000"/>
           <w:sz w:val="24"/>
         </w:rPr>
-        <w:hyperlink r:id="rId31" w:history="1">
+        <w:hyperlink r:id="rId30" w:history="1">
           <w:r>
             <w:rPr>
               <w:rStyle w:val="Hyperlink"/>
@@ -4729,7 +4712,7 @@
           <w:sz w:val="24"/>
           <w:u w:val="single"/>
         </w:rPr>
-        <w:hyperlink r:id="rId31" w:history="1">
+        <w:hyperlink r:id="rId30" w:history="1">
           <w:r>
             <w:rPr>
               <w:rStyle w:val="Hyperlink"/>
@@ -4746,6 +4729,165 @@
           <w:color w:val="0000FF"/>
           <w:sz w:val="24"/>
           <w:u w:val="single"/>
+        </w:rPr>
+        <w:hyperlink r:id="rId30" w:history="1">
+          <w:r>
+            <w:rPr>
+              <w:rStyle w:val="Hyperlink"/>
+            </w:rPr>
+            <w:t>o</w:t>
+          </w:r>
+        </w:hyperlink>
+      </w:r>
+      <w:r>
+        <w:rPr>
+          <w:rFonts w:ascii="Charis SIL Italic" w:hAnsi="Charis SIL Italic" w:eastAsia="Charis SIL Italic"/>
+          <w:b w:val="0"/>
+          <w:i w:val="0"/>
+          <w:color w:val="0000FF"/>
+          <w:sz w:val="24"/>
+          <w:u w:val="single"/>
+        </w:rPr>
+        <w:hyperlink r:id="rId30" w:history="1">
+          <w:r>
+            <w:rPr>
+              <w:rStyle w:val="Hyperlink"/>
+            </w:rPr>
+            <w:t>naal</w:t>
+          </w:r>
+        </w:hyperlink>
+      </w:r>
+      <w:r>
+        <w:rPr>
+          <w:rFonts w:ascii="Charis SIL Italic" w:hAnsi="Charis SIL Italic" w:eastAsia="Charis SIL Italic"/>
+          <w:b w:val="0"/>
+          <w:i w:val="0"/>
+          <w:color w:val="0000FF"/>
+          <w:sz w:val="24"/>
+          <w:u w:val="single"/>
+        </w:rPr>
+        <w:t xml:space="preserve"> </w:t>
+      </w:r>
+      <w:r>
+        <w:rPr>
+          <w:rFonts w:ascii="Charis SIL Italic" w:hAnsi="Charis SIL Italic" w:eastAsia="Charis SIL Italic"/>
+          <w:b w:val="0"/>
+          <w:i w:val="0"/>
+          <w:color w:val="0000FF"/>
+          <w:sz w:val="24"/>
+          <w:u w:val="single"/>
+        </w:rPr>
+        <w:hyperlink r:id="rId30" w:history="1">
+          <w:r>
+            <w:rPr>
+              <w:rStyle w:val="Hyperlink"/>
+            </w:rPr>
+            <w:t>Arch</w:t>
+          </w:r>
+        </w:hyperlink>
+      </w:r>
+      <w:r>
+        <w:rPr>
+          <w:rFonts w:ascii="Charis SIL Italic" w:hAnsi="Charis SIL Italic" w:eastAsia="Charis SIL Italic"/>
+          <w:b w:val="0"/>
+          <w:i w:val="0"/>
+          <w:color w:val="0000FF"/>
+          <w:sz w:val="24"/>
+          <w:u w:val="single"/>
+        </w:rPr>
+        <w:t>i</w:t>
+      </w:r>
+      <w:r>
+        <w:rPr>
+          <w:rFonts w:ascii="Charis SIL Italic" w:hAnsi="Charis SIL Italic" w:eastAsia="Charis SIL Italic"/>
+          <w:b w:val="0"/>
+          <w:i w:val="0"/>
+          <w:color w:val="0000FF"/>
+          <w:sz w:val="24"/>
+          <w:u w:val="single"/>
+        </w:rPr>
+        <w:hyperlink r:id="rId31" w:history="1">
+          <w:r>
+            <w:rPr>
+              <w:rStyle w:val="Hyperlink"/>
+            </w:rPr>
+            <w:t>ef</w:t>
+          </w:r>
+        </w:hyperlink>
+      </w:r>
+      <w:r>
+        <w:rPr>
+          <w:rFonts w:ascii="Charis SIL Italic" w:hAnsi="Charis SIL Italic" w:eastAsia="Charis SIL Italic"/>
+          <w:b w:val="0"/>
+          <w:i w:val="0"/>
+          <w:color w:val="0000FF"/>
+          <w:sz w:val="24"/>
+          <w:u w:val="single"/>
+        </w:rPr>
+        <w:t xml:space="preserve"> </w:t>
+      </w:r>
+      <w:r>
+        <w:rPr>
+          <w:rFonts w:ascii="Charis SIL Italic" w:hAnsi="Charis SIL Italic" w:eastAsia="Charis SIL Italic"/>
+          <w:b w:val="0"/>
+          <w:i w:val="0"/>
+          <w:color w:val="0000FF"/>
+          <w:sz w:val="24"/>
+          <w:u w:val="single"/>
+        </w:rPr>
+        <w:hyperlink r:id="rId31" w:history="1">
+          <w:r>
+            <w:rPr>
+              <w:rStyle w:val="Hyperlink"/>
+            </w:rPr>
+            <w:t>Cur</w:t>
+          </w:r>
+        </w:hyperlink>
+      </w:r>
+      <w:r>
+        <w:rPr>
+          <w:rFonts w:ascii="Charis SIL Italic" w:hAnsi="Charis SIL Italic" w:eastAsia="Charis SIL Italic"/>
+          <w:b w:val="0"/>
+          <w:i w:val="0"/>
+          <w:color w:val="0000FF"/>
+          <w:sz w:val="24"/>
+          <w:u w:val="single"/>
+        </w:rPr>
+        <w:hyperlink r:id="rId31" w:history="1">
+          <w:r>
+            <w:rPr>
+              <w:rStyle w:val="Hyperlink"/>
+            </w:rPr>
+            <w:t>açao</w:t>
+          </w:r>
+        </w:hyperlink>
+      </w:r>
+      <w:r>
+        <w:rPr>
+          <w:u w:val="single" w:color="0000ff"/>
+          <w:rFonts w:ascii="Charis SIL Italic" w:hAnsi="Charis SIL Italic" w:eastAsia="Charis SIL Italic"/>
+          <w:b w:val="0"/>
+          <w:i w:val="0"/>
+          <w:color w:val="000000"/>
+          <w:sz w:val="24"/>
+        </w:rPr>
+        <w:hyperlink r:id="rId31" w:history="1">
+          <w:r>
+            <w:rPr>
+              <w:rStyle w:val="Hyperlink"/>
+            </w:rPr>
+            <w:t>. Vo</w:t>
+          </w:r>
+        </w:hyperlink>
+      </w:r>
+      <w:r>
+        <w:rPr>
+          <w:u w:val="single" w:color="0000ff"/>
+          <w:rFonts w:ascii="Charis SIL Italic" w:hAnsi="Charis SIL Italic" w:eastAsia="Charis SIL Italic"/>
+          <w:b w:val="0"/>
+          <w:i w:val="0"/>
+          <w:color w:val="000000"/>
+          <w:sz w:val="24"/>
         </w:rPr>
         <w:hyperlink r:id="rId31" w:history="1">
           <w:r>
@@ -4758,173 +4900,14 @@
       </w:r>
       <w:r>
         <w:rPr>
-          <w:rFonts w:ascii="Charis SIL Italic" w:hAnsi="Charis SIL Italic" w:eastAsia="Charis SIL Italic"/>
-          <w:b w:val="0"/>
-          <w:i w:val="0"/>
-          <w:color w:val="0000FF"/>
-          <w:sz w:val="24"/>
-          <w:u w:val="single"/>
+          <w:u w:val="single" w:color="0000ff"/>
+          <w:rFonts w:ascii="Charis SIL Italic" w:hAnsi="Charis SIL Italic" w:eastAsia="Charis SIL Italic"/>
+          <w:b w:val="0"/>
+          <w:i w:val="0"/>
+          <w:color w:val="000000"/>
+          <w:sz w:val="24"/>
         </w:rPr>
         <w:hyperlink r:id="rId31" w:history="1">
-          <w:r>
-            <w:rPr>
-              <w:rStyle w:val="Hyperlink"/>
-            </w:rPr>
-            <w:t>naal</w:t>
-          </w:r>
-        </w:hyperlink>
-      </w:r>
-      <w:r>
-        <w:rPr>
-          <w:rFonts w:ascii="Charis SIL Italic" w:hAnsi="Charis SIL Italic" w:eastAsia="Charis SIL Italic"/>
-          <w:b w:val="0"/>
-          <w:i w:val="0"/>
-          <w:color w:val="0000FF"/>
-          <w:sz w:val="24"/>
-          <w:u w:val="single"/>
-        </w:rPr>
-        <w:t xml:space="preserve"> </w:t>
-      </w:r>
-      <w:r>
-        <w:rPr>
-          <w:rFonts w:ascii="Charis SIL Italic" w:hAnsi="Charis SIL Italic" w:eastAsia="Charis SIL Italic"/>
-          <w:b w:val="0"/>
-          <w:i w:val="0"/>
-          <w:color w:val="0000FF"/>
-          <w:sz w:val="24"/>
-          <w:u w:val="single"/>
-        </w:rPr>
-        <w:hyperlink r:id="rId31" w:history="1">
-          <w:r>
-            <w:rPr>
-              <w:rStyle w:val="Hyperlink"/>
-            </w:rPr>
-            <w:t>Arch</w:t>
-          </w:r>
-        </w:hyperlink>
-      </w:r>
-      <w:r>
-        <w:rPr>
-          <w:rFonts w:ascii="Charis SIL Italic" w:hAnsi="Charis SIL Italic" w:eastAsia="Charis SIL Italic"/>
-          <w:b w:val="0"/>
-          <w:i w:val="0"/>
-          <w:color w:val="0000FF"/>
-          <w:sz w:val="24"/>
-          <w:u w:val="single"/>
-        </w:rPr>
-        <w:t>i</w:t>
-      </w:r>
-      <w:r>
-        <w:rPr>
-          <w:rFonts w:ascii="Charis SIL Italic" w:hAnsi="Charis SIL Italic" w:eastAsia="Charis SIL Italic"/>
-          <w:b w:val="0"/>
-          <w:i w:val="0"/>
-          <w:color w:val="0000FF"/>
-          <w:sz w:val="24"/>
-          <w:u w:val="single"/>
-        </w:rPr>
-        <w:hyperlink r:id="rId32" w:history="1">
-          <w:r>
-            <w:rPr>
-              <w:rStyle w:val="Hyperlink"/>
-            </w:rPr>
-            <w:t>ef</w:t>
-          </w:r>
-        </w:hyperlink>
-      </w:r>
-      <w:r>
-        <w:rPr>
-          <w:rFonts w:ascii="Charis SIL Italic" w:hAnsi="Charis SIL Italic" w:eastAsia="Charis SIL Italic"/>
-          <w:b w:val="0"/>
-          <w:i w:val="0"/>
-          <w:color w:val="0000FF"/>
-          <w:sz w:val="24"/>
-          <w:u w:val="single"/>
-        </w:rPr>
-        <w:t xml:space="preserve"> </w:t>
-      </w:r>
-      <w:r>
-        <w:rPr>
-          <w:rFonts w:ascii="Charis SIL Italic" w:hAnsi="Charis SIL Italic" w:eastAsia="Charis SIL Italic"/>
-          <w:b w:val="0"/>
-          <w:i w:val="0"/>
-          <w:color w:val="0000FF"/>
-          <w:sz w:val="24"/>
-          <w:u w:val="single"/>
-        </w:rPr>
-        <w:hyperlink r:id="rId32" w:history="1">
-          <w:r>
-            <w:rPr>
-              <w:rStyle w:val="Hyperlink"/>
-            </w:rPr>
-            <w:t>Cur</w:t>
-          </w:r>
-        </w:hyperlink>
-      </w:r>
-      <w:r>
-        <w:rPr>
-          <w:rFonts w:ascii="Charis SIL Italic" w:hAnsi="Charis SIL Italic" w:eastAsia="Charis SIL Italic"/>
-          <w:b w:val="0"/>
-          <w:i w:val="0"/>
-          <w:color w:val="0000FF"/>
-          <w:sz w:val="24"/>
-          <w:u w:val="single"/>
-        </w:rPr>
-        <w:hyperlink r:id="rId32" w:history="1">
-          <w:r>
-            <w:rPr>
-              <w:rStyle w:val="Hyperlink"/>
-            </w:rPr>
-            <w:t>açao</w:t>
-          </w:r>
-        </w:hyperlink>
-      </w:r>
-      <w:r>
-        <w:rPr>
-          <w:u w:val="single" w:color="0000ff"/>
-          <w:rFonts w:ascii="Charis SIL Italic" w:hAnsi="Charis SIL Italic" w:eastAsia="Charis SIL Italic"/>
-          <w:b w:val="0"/>
-          <w:i w:val="0"/>
-          <w:color w:val="000000"/>
-          <w:sz w:val="24"/>
-        </w:rPr>
-        <w:hyperlink r:id="rId32" w:history="1">
-          <w:r>
-            <w:rPr>
-              <w:rStyle w:val="Hyperlink"/>
-            </w:rPr>
-            <w:t>. Vo</w:t>
-          </w:r>
-        </w:hyperlink>
-      </w:r>
-      <w:r>
-        <w:rPr>
-          <w:u w:val="single" w:color="0000ff"/>
-          <w:rFonts w:ascii="Charis SIL Italic" w:hAnsi="Charis SIL Italic" w:eastAsia="Charis SIL Italic"/>
-          <w:b w:val="0"/>
-          <w:i w:val="0"/>
-          <w:color w:val="000000"/>
-          <w:sz w:val="24"/>
-        </w:rPr>
-        <w:hyperlink r:id="rId32" w:history="1">
-          <w:r>
-            <w:rPr>
-              <w:rStyle w:val="Hyperlink"/>
-            </w:rPr>
-            <w:t>o</w:t>
-          </w:r>
-        </w:hyperlink>
-      </w:r>
-      <w:r>
-        <w:rPr>
-          <w:u w:val="single" w:color="0000ff"/>
-          <w:rFonts w:ascii="Charis SIL Italic" w:hAnsi="Charis SIL Italic" w:eastAsia="Charis SIL Italic"/>
-          <w:b w:val="0"/>
-          <w:i w:val="0"/>
-          <w:color w:val="000000"/>
-          <w:sz w:val="24"/>
-        </w:rPr>
-        <w:hyperlink r:id="rId32" w:history="1">
           <w:r>
             <w:rPr>
               <w:rStyle w:val="Hyperlink"/>
@@ -4953,7 +4936,7 @@
           <w:color w:val="000000"/>
           <w:sz w:val="24"/>
         </w:rPr>
-        <w:hyperlink r:id="rId32" w:history="1">
+        <w:hyperlink r:id="rId31" w:history="1">
           <w:r>
             <w:rPr>
               <w:rStyle w:val="Hyperlink"/>
@@ -4981,7 +4964,7 @@
           <w:color w:val="000000"/>
           <w:sz w:val="24"/>
         </w:rPr>
-        <w:hyperlink r:id="rId33" w:history="1">
+        <w:hyperlink r:id="rId32" w:history="1">
           <w:r>
             <w:rPr>
               <w:rStyle w:val="Hyperlink"/>
@@ -4999,7 +4982,7 @@
           <w:color w:val="000000"/>
           <w:sz w:val="24"/>
         </w:rPr>
-        <w:hyperlink r:id="rId33" w:history="1">
+        <w:hyperlink r:id="rId32" w:history="1">
           <w:r>
             <w:rPr>
               <w:rStyle w:val="Hyperlink"/>
@@ -5017,7 +5000,7 @@
           <w:color w:val="000000"/>
           <w:sz w:val="24"/>
         </w:rPr>
-        <w:hyperlink r:id="rId33" w:history="1">
+        <w:hyperlink r:id="rId32" w:history="1">
           <w:r>
             <w:rPr>
               <w:rStyle w:val="Hyperlink"/>
@@ -5035,7 +5018,7 @@
           <w:color w:val="000000"/>
           <w:sz w:val="24"/>
         </w:rPr>
-        <w:hyperlink r:id="rId33" w:history="1">
+        <w:hyperlink r:id="rId32" w:history="1">
           <w:r>
             <w:rPr>
               <w:rStyle w:val="Hyperlink"/>
@@ -5063,7 +5046,7 @@
           <w:sz w:val="24"/>
           <w:u w:val="single"/>
         </w:rPr>
-        <w:hyperlink r:id="rId34" w:history="1">
+        <w:hyperlink r:id="rId32" w:history="1">
           <w:r>
             <w:rPr>
               <w:rStyle w:val="Hyperlink"/>
@@ -5081,7 +5064,7 @@
           <w:sz w:val="24"/>
           <w:u w:val="single"/>
         </w:rPr>
-        <w:hyperlink r:id="rId34" w:history="1">
+        <w:hyperlink r:id="rId32" w:history="1">
           <w:r>
             <w:rPr>
               <w:rStyle w:val="Hyperlink"/>
@@ -5099,7 +5082,7 @@
           <w:color w:val="000000"/>
           <w:sz w:val="24"/>
         </w:rPr>
-        <w:hyperlink r:id="rId33" w:history="1">
+        <w:hyperlink r:id="rId32" w:history="1">
           <w:r>
             <w:rPr>
               <w:rStyle w:val="Hyperlink"/>
@@ -5138,7 +5121,7 @@
           <w:color w:val="000000"/>
           <w:sz w:val="24"/>
         </w:rPr>
-        <w:hyperlink r:id="rId35" w:history="1">
+        <w:hyperlink r:id="rId33" w:history="1">
           <w:r>
             <w:rPr>
               <w:rStyle w:val="Hyperlink"/>
@@ -5176,7 +5159,7 @@
           <w:sz w:val="24"/>
           <w:u w:val="single"/>
         </w:rPr>
-        <w:hyperlink r:id="rId36" w:history="1">
+        <w:hyperlink r:id="rId34" w:history="1">
           <w:r>
             <w:rPr>
               <w:rStyle w:val="Hyperlink"/>
@@ -5205,7 +5188,7 @@
           <w:sz w:val="24"/>
           <w:u w:val="single"/>
         </w:rPr>
-        <w:hyperlink r:id="rId36" w:history="1">
+        <w:hyperlink r:id="rId34" w:history="1">
           <w:r>
             <w:rPr>
               <w:rStyle w:val="Hyperlink"/>
@@ -5234,7 +5217,7 @@
           <w:sz w:val="24"/>
           <w:u w:val="single"/>
         </w:rPr>
-        <w:hyperlink r:id="rId36" w:history="1">
+        <w:hyperlink r:id="rId34" w:history="1">
           <w:r>
             <w:rPr>
               <w:rStyle w:val="Hyperlink"/>
@@ -5263,7 +5246,7 @@
           <w:sz w:val="24"/>
           <w:u w:val="single"/>
         </w:rPr>
-        <w:hyperlink r:id="rId36" w:history="1">
+        <w:hyperlink r:id="rId34" w:history="1">
           <w:r>
             <w:rPr>
               <w:rStyle w:val="Hyperlink"/>
@@ -5292,7 +5275,7 @@
           <w:sz w:val="24"/>
           <w:u w:val="single"/>
         </w:rPr>
-        <w:hyperlink r:id="rId36" w:history="1">
+        <w:hyperlink r:id="rId34" w:history="1">
           <w:r>
             <w:rPr>
               <w:rStyle w:val="Hyperlink"/>
@@ -5313,7 +5296,7 @@
           <w:sz w:val="24"/>
           <w:u w:val="single"/>
         </w:rPr>
-        <w:hyperlink r:id="rId36" w:history="1">
+        <w:hyperlink r:id="rId34" w:history="1">
           <w:r>
             <w:rPr>
               <w:rStyle w:val="Hyperlink"/>
@@ -5330,7 +5313,7 @@
           <w:color w:val="000000"/>
           <w:sz w:val="24"/>
         </w:rPr>
-        <w:t xml:space="preserve"> dat zich bij het Arsip</w:t>
+        <w:t xml:space="preserve"> dat zich bij het Arsip Nasional in</w:t>
       </w:r>
       <w:r>
         <w:rPr>
@@ -5341,25 +5324,7 @@
           <w:color w:val="000000"/>
           <w:sz w:val="24"/>
         </w:rPr>
-        <w:hyperlink r:id="rId36" w:history="1">
-          <w:r>
-            <w:rPr>
-              <w:rStyle w:val="Hyperlink"/>
-            </w:rPr>
-            <w:t xml:space="preserve"> Nasional in</w:t>
-          </w:r>
-        </w:hyperlink>
-      </w:r>
-      <w:r>
-        <w:rPr>
-          <w:u w:val="single" w:color="0000ff"/>
-          <w:rFonts w:ascii="Charis SIL Italic" w:hAnsi="Charis SIL Italic" w:eastAsia="Charis SIL Italic"/>
-          <w:b w:val="0"/>
-          <w:i w:val="0"/>
-          <w:color w:val="000000"/>
-          <w:sz w:val="24"/>
-        </w:rPr>
-        <w:hyperlink r:id="rId36" w:history="1">
+        <w:hyperlink r:id="rId34" w:history="1">
           <w:r>
             <w:rPr>
               <w:rStyle w:val="Hyperlink"/>
@@ -5377,7 +5342,7 @@
           <w:color w:val="000000"/>
           <w:sz w:val="24"/>
         </w:rPr>
-        <w:hyperlink r:id="rId36" w:history="1">
+        <w:hyperlink r:id="rId34" w:history="1">
           <w:r>
             <w:rPr>
               <w:rStyle w:val="Hyperlink"/>
@@ -5406,7 +5371,7 @@
           <w:color w:val="000000"/>
           <w:sz w:val="24"/>
         </w:rPr>
-        <w:hyperlink r:id="rId36" w:history="1">
+        <w:hyperlink r:id="rId34" w:history="1">
           <w:r>
             <w:rPr>
               <w:rStyle w:val="Hyperlink"/>
@@ -5434,7 +5399,7 @@
           <w:color w:val="000000"/>
           <w:sz w:val="24"/>
         </w:rPr>
-        <w:hyperlink r:id="rId36" w:history="1">
+        <w:hyperlink r:id="rId34" w:history="1">
           <w:r>
             <w:rPr>
               <w:rStyle w:val="Hyperlink"/>
@@ -5462,7 +5427,7 @@
           <w:color w:val="000000"/>
           <w:sz w:val="24"/>
         </w:rPr>
-        <w:hyperlink r:id="rId36" w:history="1">
+        <w:hyperlink r:id="rId34" w:history="1">
           <w:r>
             <w:rPr>
               <w:rStyle w:val="Hyperlink"/>
@@ -5561,7 +5526,7 @@
           <w:sz w:val="24"/>
           <w:u w:val="single"/>
         </w:rPr>
-        <w:hyperlink r:id="rId37" w:history="1">
+        <w:hyperlink r:id="rId35" w:history="1">
           <w:r>
             <w:rPr>
               <w:rStyle w:val="Hyperlink"/>
@@ -5589,7 +5554,7 @@
           <w:sz w:val="24"/>
           <w:u w:val="single"/>
         </w:rPr>
-        <w:hyperlink r:id="rId38" w:history="1">
+        <w:hyperlink r:id="rId36" w:history="1">
           <w:r>
             <w:rPr>
               <w:rStyle w:val="Hyperlink"/>
@@ -5618,7 +5583,7 @@
           <w:sz w:val="24"/>
           <w:u w:val="single"/>
         </w:rPr>
-        <w:hyperlink r:id="rId38" w:history="1">
+        <w:hyperlink r:id="rId36" w:history="1">
           <w:r>
             <w:rPr>
               <w:rStyle w:val="Hyperlink"/>
@@ -5647,7 +5612,7 @@
           <w:sz w:val="24"/>
           <w:u w:val="single"/>
         </w:rPr>
-        <w:hyperlink r:id="rId38" w:history="1">
+        <w:hyperlink r:id="rId36" w:history="1">
           <w:r>
             <w:rPr>
               <w:rStyle w:val="Hyperlink"/>
@@ -5668,7 +5633,7 @@
           <w:sz w:val="24"/>
           <w:u w:val="single"/>
         </w:rPr>
-        <w:hyperlink r:id="rId38" w:history="1">
+        <w:hyperlink r:id="rId36" w:history="1">
           <w:r>
             <w:rPr>
               <w:rStyle w:val="Hyperlink"/>
@@ -5694,32 +5659,42 @@
           <w:i w:val="0"/>
           <w:color w:val="0000FF"/>
           <w:sz w:val="24"/>
+        </w:rPr>
+        <w:t>Sammlungsgut aus Kolonialen Ko</w:t>
+      </w:r>
+      <w:r>
+        <w:rPr>
+          <w:rFonts w:ascii="Charis SIL Italic" w:hAnsi="Charis SIL Italic" w:eastAsia="Charis SIL Italic"/>
+          <w:b w:val="0"/>
+          <w:i w:val="0"/>
+          <w:color w:val="0000FF"/>
+          <w:sz w:val="24"/>
           <w:u w:val="single"/>
         </w:rPr>
-        <w:hyperlink r:id="rId39" w:history="1">
+        <w:hyperlink r:id="rId36" w:history="1">
           <w:r>
             <w:rPr>
               <w:rStyle w:val="Hyperlink"/>
             </w:rPr>
-            <w:t>Samm</w:t>
+            <w:t>ntexten</w:t>
           </w:r>
         </w:hyperlink>
       </w:r>
       <w:r>
         <w:rPr>
-          <w:rFonts w:ascii="Charis SIL Italic" w:hAnsi="Charis SIL Italic" w:eastAsia="Charis SIL Italic"/>
-          <w:b w:val="0"/>
-          <w:i w:val="0"/>
-          <w:color w:val="0000FF"/>
-          <w:sz w:val="24"/>
-          <w:u w:val="single"/>
-        </w:rPr>
-        <w:hyperlink r:id="rId39" w:history="1">
+          <w:u w:val="single" w:color="0000ff"/>
+          <w:rFonts w:ascii="Charis SIL Italic" w:hAnsi="Charis SIL Italic" w:eastAsia="Charis SIL Italic"/>
+          <w:b w:val="0"/>
+          <w:i w:val="0"/>
+          <w:color w:val="000000"/>
+          <w:sz w:val="24"/>
+        </w:rPr>
+        <w:hyperlink r:id="rId36" w:history="1">
           <w:r>
             <w:rPr>
               <w:rStyle w:val="Hyperlink"/>
             </w:rPr>
-            <w:t>lungsgut</w:t>
+            <w:t>. D</w:t>
           </w:r>
         </w:hyperlink>
       </w:r>
@@ -5728,22 +5703,121 @@
           <w:rFonts w:ascii="Charis SIL Italic" w:hAnsi="Charis SIL Italic" w:eastAsia="Charis SIL Italic"/>
           <w:b w:val="0"/>
           <w:i w:val="0"/>
+          <w:color w:val="000000"/>
+          <w:sz w:val="24"/>
+        </w:rPr>
+        <w:t xml:space="preserve">e Franse portal </w:t>
+      </w:r>
+      <w:r>
+        <w:rPr>
+          <w:rFonts w:ascii="Charis SIL Italic" w:hAnsi="Charis SIL Italic" w:eastAsia="Charis SIL Italic"/>
+          <w:b w:val="0"/>
+          <w:i w:val="0"/>
           <w:color w:val="0000FF"/>
           <w:sz w:val="24"/>
           <w:u w:val="single"/>
         </w:rPr>
-        <w:t xml:space="preserve"> </w:t>
-      </w:r>
-      <w:r>
-        <w:rPr>
-          <w:rFonts w:ascii="Charis SIL Italic" w:hAnsi="Charis SIL Italic" w:eastAsia="Charis SIL Italic"/>
-          <w:b w:val="0"/>
-          <w:i w:val="0"/>
-          <w:color w:val="0000FF"/>
-          <w:sz w:val="24"/>
-          <w:u w:val="single"/>
-        </w:rPr>
-        <w:hyperlink r:id="rId39" w:history="1">
+        <w:hyperlink r:id="rId36" w:history="1">
+          <w:r>
+            <w:rPr>
+              <w:rStyle w:val="Hyperlink"/>
+            </w:rPr>
+            <w:t>AGORHA</w:t>
+          </w:r>
+        </w:hyperlink>
+      </w:r>
+      <w:r>
+        <w:rPr>
+          <w:u w:val="single" w:color="0000ff"/>
+          <w:rFonts w:ascii="Charis SIL Italic" w:hAnsi="Charis SIL Italic" w:eastAsia="Charis SIL Italic"/>
+          <w:b w:val="0"/>
+          <w:i w:val="0"/>
+          <w:color w:val="000000"/>
+          <w:sz w:val="24"/>
+        </w:rPr>
+        <w:hyperlink r:id="rId36" w:history="1">
+          <w:r>
+            <w:rPr>
+              <w:rStyle w:val="Hyperlink"/>
+            </w:rPr>
+            <w:t xml:space="preserve"> bevat inf</w:t>
+          </w:r>
+        </w:hyperlink>
+      </w:r>
+      <w:r>
+        <w:rPr>
+          <w:rFonts w:ascii="Charis SIL Italic" w:hAnsi="Charis SIL Italic" w:eastAsia="Charis SIL Italic"/>
+          <w:b w:val="0"/>
+          <w:i w:val="0"/>
+          <w:color w:val="000000"/>
+          <w:sz w:val="24"/>
+        </w:rPr>
+        <w:t>ormatie over ve</w:t>
+      </w:r>
+      <w:r>
+        <w:rPr>
+          <w:u w:val="single" w:color="0000ff"/>
+          <w:rFonts w:ascii="Charis SIL Italic" w:hAnsi="Charis SIL Italic" w:eastAsia="Charis SIL Italic"/>
+          <w:b w:val="0"/>
+          <w:i w:val="0"/>
+          <w:color w:val="000000"/>
+          <w:sz w:val="24"/>
+        </w:rPr>
+        <w:hyperlink r:id="rId37" w:history="1">
+          <w:r>
+            <w:rPr>
+              <w:rStyle w:val="Hyperlink"/>
+            </w:rPr>
+            <w:t>rzamelaars, ha</w:t>
+          </w:r>
+        </w:hyperlink>
+      </w:r>
+      <w:r>
+        <w:rPr>
+          <w:u w:val="single" w:color="0000ff"/>
+          <w:rFonts w:ascii="Charis SIL Italic" w:hAnsi="Charis SIL Italic" w:eastAsia="Charis SIL Italic"/>
+          <w:b w:val="0"/>
+          <w:i w:val="0"/>
+          <w:color w:val="000000"/>
+          <w:sz w:val="24"/>
+        </w:rPr>
+        <w:hyperlink r:id="rId37" w:history="1">
+          <w:r>
+            <w:rPr>
+              <w:rStyle w:val="Hyperlink"/>
+            </w:rPr>
+            <w:t>n</w:t>
+          </w:r>
+        </w:hyperlink>
+      </w:r>
+      <w:r>
+        <w:rPr>
+          <w:u w:val="single" w:color="0000ff"/>
+          <w:rFonts w:ascii="Charis SIL Italic" w:hAnsi="Charis SIL Italic" w:eastAsia="Charis SIL Italic"/>
+          <w:b w:val="0"/>
+          <w:i w:val="0"/>
+          <w:color w:val="000000"/>
+          <w:sz w:val="24"/>
+        </w:rPr>
+        <w:hyperlink r:id="rId37" w:history="1">
+          <w:r>
+            <w:rPr>
+              <w:rStyle w:val="Hyperlink"/>
+            </w:rPr>
+            <w:t>del</w:t>
+          </w:r>
+        </w:hyperlink>
+      </w:r>
+      <w:r>
+        <w:rPr>
+          <w:u w:val="single" w:color="0000ff"/>
+          <w:rFonts w:ascii="Charis SIL Italic" w:hAnsi="Charis SIL Italic" w:eastAsia="Charis SIL Italic"/>
+          <w:b w:val="0"/>
+          <w:i w:val="0"/>
+          <w:color w:val="000000"/>
+          <w:sz w:val="24"/>
+        </w:rPr>
+        <w:hyperlink r:id="rId37" w:history="1">
           <w:r>
             <w:rPr>
               <w:rStyle w:val="Hyperlink"/>
@@ -5754,118 +5828,6 @@
       </w:r>
       <w:r>
         <w:rPr>
-          <w:rFonts w:ascii="Charis SIL Italic" w:hAnsi="Charis SIL Italic" w:eastAsia="Charis SIL Italic"/>
-          <w:b w:val="0"/>
-          <w:i w:val="0"/>
-          <w:color w:val="0000FF"/>
-          <w:sz w:val="24"/>
-          <w:u w:val="single"/>
-        </w:rPr>
-        <w:hyperlink r:id="rId39" w:history="1">
-          <w:r>
-            <w:rPr>
-              <w:rStyle w:val="Hyperlink"/>
-            </w:rPr>
-            <w:t>us</w:t>
-          </w:r>
-        </w:hyperlink>
-      </w:r>
-      <w:r>
-        <w:rPr>
-          <w:rFonts w:ascii="Charis SIL Italic" w:hAnsi="Charis SIL Italic" w:eastAsia="Charis SIL Italic"/>
-          <w:b w:val="0"/>
-          <w:i w:val="0"/>
-          <w:color w:val="0000FF"/>
-          <w:sz w:val="24"/>
-          <w:u w:val="single"/>
-        </w:rPr>
-        <w:t xml:space="preserve"> </w:t>
-      </w:r>
-      <w:r>
-        <w:rPr>
-          <w:rFonts w:ascii="Charis SIL Italic" w:hAnsi="Charis SIL Italic" w:eastAsia="Charis SIL Italic"/>
-          <w:b w:val="0"/>
-          <w:i w:val="0"/>
-          <w:color w:val="0000FF"/>
-          <w:sz w:val="24"/>
-          <w:u w:val="single"/>
-        </w:rPr>
-        <w:hyperlink r:id="rId39" w:history="1">
-          <w:r>
-            <w:rPr>
-              <w:rStyle w:val="Hyperlink"/>
-            </w:rPr>
-            <w:t>Koloniale</w:t>
-          </w:r>
-        </w:hyperlink>
-      </w:r>
-      <w:r>
-        <w:rPr>
-          <w:rFonts w:ascii="Charis SIL Italic" w:hAnsi="Charis SIL Italic" w:eastAsia="Charis SIL Italic"/>
-          <w:b w:val="0"/>
-          <w:i w:val="0"/>
-          <w:color w:val="0000FF"/>
-          <w:sz w:val="24"/>
-          <w:u w:val="single"/>
-        </w:rPr>
-        <w:hyperlink r:id="rId39" w:history="1">
-          <w:r>
-            <w:rPr>
-              <w:rStyle w:val="Hyperlink"/>
-            </w:rPr>
-            <w:t>n</w:t>
-          </w:r>
-        </w:hyperlink>
-      </w:r>
-      <w:r>
-        <w:rPr>
-          <w:rFonts w:ascii="Charis SIL Italic" w:hAnsi="Charis SIL Italic" w:eastAsia="Charis SIL Italic"/>
-          <w:b w:val="0"/>
-          <w:i w:val="0"/>
-          <w:color w:val="0000FF"/>
-          <w:sz w:val="24"/>
-          <w:u w:val="single"/>
-        </w:rPr>
-        <w:t xml:space="preserve"> </w:t>
-      </w:r>
-      <w:r>
-        <w:rPr>
-          <w:rFonts w:ascii="Charis SIL Italic" w:hAnsi="Charis SIL Italic" w:eastAsia="Charis SIL Italic"/>
-          <w:b w:val="0"/>
-          <w:i w:val="0"/>
-          <w:color w:val="0000FF"/>
-          <w:sz w:val="24"/>
-          <w:u w:val="single"/>
-        </w:rPr>
-        <w:hyperlink r:id="rId38" w:history="1">
-          <w:r>
-            <w:rPr>
-              <w:rStyle w:val="Hyperlink"/>
-            </w:rPr>
-            <w:t>Ko</w:t>
-          </w:r>
-        </w:hyperlink>
-      </w:r>
-      <w:r>
-        <w:rPr>
-          <w:rFonts w:ascii="Charis SIL Italic" w:hAnsi="Charis SIL Italic" w:eastAsia="Charis SIL Italic"/>
-          <w:b w:val="0"/>
-          <w:i w:val="0"/>
-          <w:color w:val="0000FF"/>
-          <w:sz w:val="24"/>
-          <w:u w:val="single"/>
-        </w:rPr>
-        <w:hyperlink r:id="rId38" w:history="1">
-          <w:r>
-            <w:rPr>
-              <w:rStyle w:val="Hyperlink"/>
-            </w:rPr>
-            <w:t>ntexten</w:t>
-          </w:r>
-        </w:hyperlink>
-      </w:r>
-      <w:r>
-        <w:rPr>
           <w:u w:val="single" w:color="0000ff"/>
           <w:rFonts w:ascii="Charis SIL Italic" w:hAnsi="Charis SIL Italic" w:eastAsia="Charis SIL Italic"/>
           <w:b w:val="0"/>
@@ -5873,153 +5835,7 @@
           <w:color w:val="000000"/>
           <w:sz w:val="24"/>
         </w:rPr>
-        <w:hyperlink r:id="rId38" w:history="1">
-          <w:r>
-            <w:rPr>
-              <w:rStyle w:val="Hyperlink"/>
-            </w:rPr>
-            <w:t>. D</w:t>
-          </w:r>
-        </w:hyperlink>
-      </w:r>
-      <w:r>
-        <w:rPr>
-          <w:rFonts w:ascii="Charis SIL Italic" w:hAnsi="Charis SIL Italic" w:eastAsia="Charis SIL Italic"/>
-          <w:b w:val="0"/>
-          <w:i w:val="0"/>
-          <w:color w:val="000000"/>
-          <w:sz w:val="24"/>
-        </w:rPr>
-        <w:t xml:space="preserve">e Franse portal </w:t>
-      </w:r>
-      <w:r>
-        <w:rPr>
-          <w:rFonts w:ascii="Charis SIL Italic" w:hAnsi="Charis SIL Italic" w:eastAsia="Charis SIL Italic"/>
-          <w:b w:val="0"/>
-          <w:i w:val="0"/>
-          <w:color w:val="0000FF"/>
-          <w:sz w:val="24"/>
-          <w:u w:val="single"/>
-        </w:rPr>
-        <w:hyperlink r:id="rId38" w:history="1">
-          <w:r>
-            <w:rPr>
-              <w:rStyle w:val="Hyperlink"/>
-            </w:rPr>
-            <w:t>AGORHA</w:t>
-          </w:r>
-        </w:hyperlink>
-      </w:r>
-      <w:r>
-        <w:rPr>
-          <w:u w:val="single" w:color="0000ff"/>
-          <w:rFonts w:ascii="Charis SIL Italic" w:hAnsi="Charis SIL Italic" w:eastAsia="Charis SIL Italic"/>
-          <w:b w:val="0"/>
-          <w:i w:val="0"/>
-          <w:color w:val="000000"/>
-          <w:sz w:val="24"/>
-        </w:rPr>
-        <w:hyperlink r:id="rId38" w:history="1">
-          <w:r>
-            <w:rPr>
-              <w:rStyle w:val="Hyperlink"/>
-            </w:rPr>
-            <w:t xml:space="preserve"> bevat inf</w:t>
-          </w:r>
-        </w:hyperlink>
-      </w:r>
-      <w:r>
-        <w:rPr>
-          <w:rFonts w:ascii="Charis SIL Italic" w:hAnsi="Charis SIL Italic" w:eastAsia="Charis SIL Italic"/>
-          <w:b w:val="0"/>
-          <w:i w:val="0"/>
-          <w:color w:val="000000"/>
-          <w:sz w:val="24"/>
-        </w:rPr>
-        <w:t>ormatie over ve</w:t>
-      </w:r>
-      <w:r>
-        <w:rPr>
-          <w:u w:val="single" w:color="0000ff"/>
-          <w:rFonts w:ascii="Charis SIL Italic" w:hAnsi="Charis SIL Italic" w:eastAsia="Charis SIL Italic"/>
-          <w:b w:val="0"/>
-          <w:i w:val="0"/>
-          <w:color w:val="000000"/>
-          <w:sz w:val="24"/>
-        </w:rPr>
-        <w:hyperlink r:id="rId39" w:history="1">
-          <w:r>
-            <w:rPr>
-              <w:rStyle w:val="Hyperlink"/>
-            </w:rPr>
-            <w:t>rzamelaars, ha</w:t>
-          </w:r>
-        </w:hyperlink>
-      </w:r>
-      <w:r>
-        <w:rPr>
-          <w:u w:val="single" w:color="0000ff"/>
-          <w:rFonts w:ascii="Charis SIL Italic" w:hAnsi="Charis SIL Italic" w:eastAsia="Charis SIL Italic"/>
-          <w:b w:val="0"/>
-          <w:i w:val="0"/>
-          <w:color w:val="000000"/>
-          <w:sz w:val="24"/>
-        </w:rPr>
-        <w:hyperlink r:id="rId39" w:history="1">
-          <w:r>
-            <w:rPr>
-              <w:rStyle w:val="Hyperlink"/>
-            </w:rPr>
-            <w:t>n</w:t>
-          </w:r>
-        </w:hyperlink>
-      </w:r>
-      <w:r>
-        <w:rPr>
-          <w:u w:val="single" w:color="0000ff"/>
-          <w:rFonts w:ascii="Charis SIL Italic" w:hAnsi="Charis SIL Italic" w:eastAsia="Charis SIL Italic"/>
-          <w:b w:val="0"/>
-          <w:i w:val="0"/>
-          <w:color w:val="000000"/>
-          <w:sz w:val="24"/>
-        </w:rPr>
-        <w:hyperlink r:id="rId39" w:history="1">
-          <w:r>
-            <w:rPr>
-              <w:rStyle w:val="Hyperlink"/>
-            </w:rPr>
-            <w:t>del</w:t>
-          </w:r>
-        </w:hyperlink>
-      </w:r>
-      <w:r>
-        <w:rPr>
-          <w:u w:val="single" w:color="0000ff"/>
-          <w:rFonts w:ascii="Charis SIL Italic" w:hAnsi="Charis SIL Italic" w:eastAsia="Charis SIL Italic"/>
-          <w:b w:val="0"/>
-          <w:i w:val="0"/>
-          <w:color w:val="000000"/>
-          <w:sz w:val="24"/>
-        </w:rPr>
-        <w:hyperlink r:id="rId39" w:history="1">
-          <w:r>
-            <w:rPr>
-              <w:rStyle w:val="Hyperlink"/>
-            </w:rPr>
-            <w:t>a</w:t>
-          </w:r>
-        </w:hyperlink>
-      </w:r>
-      <w:r>
-        <w:rPr>
-          <w:u w:val="single" w:color="0000ff"/>
-          <w:rFonts w:ascii="Charis SIL Italic" w:hAnsi="Charis SIL Italic" w:eastAsia="Charis SIL Italic"/>
-          <w:b w:val="0"/>
-          <w:i w:val="0"/>
-          <w:color w:val="000000"/>
-          <w:sz w:val="24"/>
-        </w:rPr>
-        <w:hyperlink r:id="rId39" w:history="1">
+        <w:hyperlink r:id="rId37" w:history="1">
           <w:r>
             <w:rPr>
               <w:rStyle w:val="Hyperlink"/>
@@ -6037,7 +5853,7 @@
           <w:color w:val="000000"/>
           <w:sz w:val="24"/>
         </w:rPr>
-        <w:hyperlink r:id="rId39" w:history="1">
+        <w:hyperlink r:id="rId37" w:history="1">
           <w:r>
             <w:rPr>
               <w:rStyle w:val="Hyperlink"/>
@@ -6065,7 +5881,7 @@
           <w:color w:val="000000"/>
           <w:sz w:val="24"/>
         </w:rPr>
-        <w:hyperlink r:id="rId40" w:history="1">
+        <w:hyperlink r:id="rId38" w:history="1">
           <w:r>
             <w:rPr>
               <w:rStyle w:val="Hyperlink"/>

--- a/EXPORTS/DOCX/published/niveau1/Dutch/Sources.docx
+++ b/EXPORTS/DOCX/published/niveau1/Dutch/Sources.docx
@@ -609,13 +609,31 @@
       </w:r>
       <w:r>
         <w:rPr>
+          <w:u w:val="single" w:color="0000ff"/>
           <w:rFonts w:ascii="Charis SIL Italic" w:hAnsi="Charis SIL Italic" w:eastAsia="Charis SIL Italic"/>
           <w:b w:val="0"/>
           <w:i w:val="0"/>
           <w:color w:val="000000"/>
           <w:sz w:val="24"/>
         </w:rPr>
-        <w:t xml:space="preserve">anders dan nu (denk aan </w:t>
+        <w:hyperlink r:id="rId11" w:history="1">
+          <w:r>
+            <w:rPr>
+              <w:rStyle w:val="Hyperlink"/>
+            </w:rPr>
+            <w:t>anders d</w:t>
+          </w:r>
+        </w:hyperlink>
+      </w:r>
+      <w:r>
+        <w:rPr>
+          <w:rFonts w:ascii="Charis SIL Italic" w:hAnsi="Charis SIL Italic" w:eastAsia="Charis SIL Italic"/>
+          <w:b w:val="0"/>
+          <w:i w:val="0"/>
+          <w:color w:val="000000"/>
+          <w:sz w:val="24"/>
+        </w:rPr>
+        <w:t xml:space="preserve">an nu (denk aan </w:t>
       </w:r>
       <w:r>
         <w:rPr>
@@ -1318,90 +1336,7 @@
           <w:sz w:val="24"/>
           <w:u w:val="single"/>
         </w:rPr>
-        <w:hyperlink r:id="rId16" w:history="1">
-          <w:r>
-            <w:rPr>
-              <w:rStyle w:val="Hyperlink"/>
-            </w:rPr>
-            <w:t>Univ</w:t>
-          </w:r>
-        </w:hyperlink>
-      </w:r>
-      <w:r>
-        <w:rPr>
-          <w:rFonts w:ascii="Charis SIL Italic" w:hAnsi="Charis SIL Italic" w:eastAsia="Charis SIL Italic"/>
-          <w:b w:val="0"/>
-          <w:i w:val="0"/>
-          <w:color w:val="0000FF"/>
-          <w:sz w:val="24"/>
-          <w:u w:val="single"/>
-        </w:rPr>
-        <w:hyperlink r:id="rId16" w:history="1">
-          <w:r>
-            <w:rPr>
-              <w:rStyle w:val="Hyperlink"/>
-            </w:rPr>
-            <w:t>ersitai</w:t>
-          </w:r>
-        </w:hyperlink>
-      </w:r>
-      <w:r>
-        <w:rPr>
-          <w:rFonts w:ascii="Charis SIL Italic" w:hAnsi="Charis SIL Italic" w:eastAsia="Charis SIL Italic"/>
-          <w:b w:val="0"/>
-          <w:i w:val="0"/>
-          <w:color w:val="0000FF"/>
-          <w:sz w:val="24"/>
-          <w:u w:val="single"/>
-        </w:rPr>
-        <w:hyperlink r:id="rId16" w:history="1">
-          <w:r>
-            <w:rPr>
-              <w:rStyle w:val="Hyperlink"/>
-            </w:rPr>
-            <w:t>r</w:t>
-          </w:r>
-        </w:hyperlink>
-      </w:r>
-      <w:r>
-        <w:rPr>
-          <w:rFonts w:ascii="Charis SIL Italic" w:hAnsi="Charis SIL Italic" w:eastAsia="Charis SIL Italic"/>
-          <w:b w:val="0"/>
-          <w:i w:val="0"/>
-          <w:color w:val="0000FF"/>
-          <w:sz w:val="24"/>
-          <w:u w:val="single"/>
-        </w:rPr>
-        <w:hyperlink r:id="rId15" w:history="1">
-          <w:r>
-            <w:rPr>
-              <w:rStyle w:val="Hyperlink"/>
-            </w:rPr>
-            <w:t>e</w:t>
-          </w:r>
-        </w:hyperlink>
-      </w:r>
-      <w:r>
-        <w:rPr>
-          <w:rFonts w:ascii="Charis SIL Italic" w:hAnsi="Charis SIL Italic" w:eastAsia="Charis SIL Italic"/>
-          <w:b w:val="0"/>
-          <w:i w:val="0"/>
-          <w:color w:val="0000FF"/>
-          <w:sz w:val="24"/>
-          <w:u w:val="single"/>
-        </w:rPr>
-        <w:t xml:space="preserve"> </w:t>
-      </w:r>
-      <w:r>
-        <w:rPr>
-          <w:rFonts w:ascii="Charis SIL Italic" w:hAnsi="Charis SIL Italic" w:eastAsia="Charis SIL Italic"/>
-          <w:b w:val="0"/>
-          <w:i w:val="0"/>
-          <w:color w:val="0000FF"/>
-          <w:sz w:val="24"/>
-          <w:u w:val="single"/>
-        </w:rPr>
-        <w:t>B</w:t>
+        <w:t>Universitaire B</w:t>
       </w:r>
       <w:r>
         <w:rPr>
@@ -1906,97 +1841,7 @@
           <w:color w:val="000000"/>
           <w:sz w:val="24"/>
         </w:rPr>
-        <w:t xml:space="preserve">. Bij het Nationaal Archief </w:t>
-      </w:r>
-      <w:r>
-        <w:rPr>
-          <w:u w:val="single" w:color="0000ff"/>
-          <w:rFonts w:ascii="Charis SIL Italic" w:hAnsi="Charis SIL Italic" w:eastAsia="Charis SIL Italic"/>
-          <w:b w:val="0"/>
-          <w:i w:val="0"/>
-          <w:color w:val="000000"/>
-          <w:sz w:val="24"/>
-        </w:rPr>
-        <w:hyperlink r:id="rId17" w:history="1">
-          <w:r>
-            <w:rPr>
-              <w:rStyle w:val="Hyperlink"/>
-            </w:rPr>
-            <w:t xml:space="preserve">zijn ook </w:t>
-          </w:r>
-        </w:hyperlink>
-      </w:r>
-      <w:r>
-        <w:rPr>
-          <w:u w:val="single" w:color="0000ff"/>
-          <w:rFonts w:ascii="Charis SIL Italic" w:hAnsi="Charis SIL Italic" w:eastAsia="Charis SIL Italic"/>
-          <w:b w:val="0"/>
-          <w:i w:val="0"/>
-          <w:color w:val="000000"/>
-          <w:sz w:val="24"/>
-        </w:rPr>
-        <w:hyperlink r:id="rId17" w:history="1">
-          <w:r>
-            <w:rPr>
-              <w:rStyle w:val="Hyperlink"/>
-            </w:rPr>
-            <w:t>d</w:t>
-          </w:r>
-        </w:hyperlink>
-      </w:r>
-      <w:r>
-        <w:rPr>
-          <w:u w:val="single" w:color="0000ff"/>
-          <w:rFonts w:ascii="Charis SIL Italic" w:hAnsi="Charis SIL Italic" w:eastAsia="Charis SIL Italic"/>
-          <w:b w:val="0"/>
-          <w:i w:val="0"/>
-          <w:color w:val="000000"/>
-          <w:sz w:val="24"/>
-        </w:rPr>
-        <w:hyperlink r:id="rId17" w:history="1">
-          <w:r>
-            <w:rPr>
-              <w:rStyle w:val="Hyperlink"/>
-            </w:rPr>
-            <w:t>e pe</w:t>
-          </w:r>
-        </w:hyperlink>
-      </w:r>
-      <w:r>
-        <w:rPr>
-          <w:u w:val="single" w:color="0000ff"/>
-          <w:rFonts w:ascii="Charis SIL Italic" w:hAnsi="Charis SIL Italic" w:eastAsia="Charis SIL Italic"/>
-          <w:b w:val="0"/>
-          <w:i w:val="0"/>
-          <w:color w:val="000000"/>
-          <w:sz w:val="24"/>
-        </w:rPr>
-        <w:hyperlink r:id="rId17" w:history="1">
-          <w:r>
-            <w:rPr>
-              <w:rStyle w:val="Hyperlink"/>
-            </w:rPr>
-            <w:t>r</w:t>
-          </w:r>
-        </w:hyperlink>
-      </w:r>
-      <w:r>
-        <w:rPr>
-          <w:u w:val="single" w:color="0000ff"/>
-          <w:rFonts w:ascii="Charis SIL Italic" w:hAnsi="Charis SIL Italic" w:eastAsia="Charis SIL Italic"/>
-          <w:b w:val="0"/>
-          <w:i w:val="0"/>
-          <w:color w:val="000000"/>
-          <w:sz w:val="24"/>
-        </w:rPr>
-        <w:hyperlink r:id="rId17" w:history="1">
-          <w:r>
-            <w:rPr>
-              <w:rStyle w:val="Hyperlink"/>
-            </w:rPr>
-            <w:t>son</w:t>
-          </w:r>
-        </w:hyperlink>
+        <w:t>. Bij het Nationaal Archief zijn ook de person</w:t>
       </w:r>
       <w:r>
         <w:rPr>
@@ -2491,43 +2336,7 @@
           <w:sz w:val="24"/>
           <w:u w:val="single"/>
         </w:rPr>
-        <w:hyperlink r:id="rId18" w:history="1">
-          <w:r>
-            <w:rPr>
-              <w:rStyle w:val="Hyperlink"/>
-            </w:rPr>
-            <w:t>De</w:t>
-          </w:r>
-        </w:hyperlink>
-      </w:r>
-      <w:r>
-        <w:rPr>
-          <w:rFonts w:ascii="Charis SIL Italic" w:hAnsi="Charis SIL Italic" w:eastAsia="Charis SIL Italic"/>
-          <w:b w:val="0"/>
-          <w:i w:val="0"/>
-          <w:color w:val="0000FF"/>
-          <w:sz w:val="24"/>
-          <w:u w:val="single"/>
-        </w:rPr>
-        <w:t xml:space="preserve"> </w:t>
-      </w:r>
-      <w:r>
-        <w:rPr>
-          <w:rFonts w:ascii="Charis SIL Italic" w:hAnsi="Charis SIL Italic" w:eastAsia="Charis SIL Italic"/>
-          <w:b w:val="0"/>
-          <w:i w:val="0"/>
-          <w:color w:val="0000FF"/>
-          <w:sz w:val="24"/>
-          <w:u w:val="single"/>
-        </w:rPr>
-        <w:hyperlink r:id="rId18" w:history="1">
-          <w:r>
-            <w:rPr>
-              <w:rStyle w:val="Hyperlink"/>
-            </w:rPr>
-            <w:t>kolo</w:t>
-          </w:r>
-        </w:hyperlink>
+        <w:t>De kolo</w:t>
       </w:r>
       <w:r>
         <w:rPr>
@@ -3676,7 +3485,7 @@
           <w:sz w:val="24"/>
           <w:u w:val="single"/>
         </w:rPr>
-        <w:hyperlink r:id="rId25" w:history="1">
+        <w:hyperlink r:id="rId23" w:history="1">
           <w:r>
             <w:rPr>
               <w:rStyle w:val="Hyperlink"/>
@@ -3694,7 +3503,7 @@
           <w:sz w:val="24"/>
           <w:u w:val="single"/>
         </w:rPr>
-        <w:hyperlink r:id="rId25" w:history="1">
+        <w:hyperlink r:id="rId23" w:history="1">
           <w:r>
             <w:rPr>
               <w:rStyle w:val="Hyperlink"/>
@@ -3869,7 +3678,7 @@
           <w:sz w:val="24"/>
           <w:u w:val="single"/>
         </w:rPr>
-        <w:t xml:space="preserve"> in</w:t>
+        <w:t xml:space="preserve"> </w:t>
       </w:r>
       <w:r>
         <w:rPr>
@@ -3880,6 +3689,24 @@
           <w:sz w:val="24"/>
           <w:u w:val="single"/>
         </w:rPr>
+        <w:hyperlink r:id="rId27" w:history="1">
+          <w:r>
+            <w:rPr>
+              <w:rStyle w:val="Hyperlink"/>
+            </w:rPr>
+            <w:t>in</w:t>
+          </w:r>
+        </w:hyperlink>
+      </w:r>
+      <w:r>
+        <w:rPr>
+          <w:rFonts w:ascii="Charis SIL Italic" w:hAnsi="Charis SIL Italic" w:eastAsia="Charis SIL Italic"/>
+          <w:b w:val="0"/>
+          <w:i w:val="0"/>
+          <w:color w:val="0000FF"/>
+          <w:sz w:val="24"/>
+          <w:u w:val="single"/>
+        </w:rPr>
         <w:t xml:space="preserve"> </w:t>
       </w:r>
       <w:r>
@@ -3891,7 +3718,7 @@
           <w:sz w:val="24"/>
           <w:u w:val="single"/>
         </w:rPr>
-        <w:hyperlink r:id="rId25" w:history="1">
+        <w:hyperlink r:id="rId27" w:history="1">
           <w:r>
             <w:rPr>
               <w:rStyle w:val="Hyperlink"/>
@@ -4636,7 +4463,7 @@
           <w:sz w:val="24"/>
           <w:u w:val="single"/>
         </w:rPr>
-        <w:hyperlink r:id="rId30" w:history="1">
+        <w:hyperlink r:id="rId32" w:history="1">
           <w:r>
             <w:rPr>
               <w:rStyle w:val="Hyperlink"/>
@@ -4665,7 +4492,7 @@
           <w:sz w:val="24"/>
           <w:u w:val="single"/>
         </w:rPr>
-        <w:hyperlink r:id="rId30" w:history="1">
+        <w:hyperlink r:id="rId32" w:history="1">
           <w:r>
             <w:rPr>
               <w:rStyle w:val="Hyperlink"/>
@@ -4676,7 +4503,6 @@
       </w:r>
       <w:r>
         <w:rPr>
-          <w:u w:val="single" w:color="0000ff"/>
           <w:rFonts w:ascii="Charis SIL Italic" w:hAnsi="Charis SIL Italic" w:eastAsia="Charis SIL Italic"/>
           <w:b w:val="0"/>
           <w:i w:val="0"/>
@@ -5313,7 +5139,25 @@
           <w:color w:val="000000"/>
           <w:sz w:val="24"/>
         </w:rPr>
-        <w:t xml:space="preserve"> dat zich bij het Arsip Nasional in</w:t>
+        <w:t xml:space="preserve"> dat zich bij het Arsip</w:t>
+      </w:r>
+      <w:r>
+        <w:rPr>
+          <w:u w:val="single" w:color="0000ff"/>
+          <w:rFonts w:ascii="Charis SIL Italic" w:hAnsi="Charis SIL Italic" w:eastAsia="Charis SIL Italic"/>
+          <w:b w:val="0"/>
+          <w:i w:val="0"/>
+          <w:color w:val="000000"/>
+          <w:sz w:val="24"/>
+        </w:rPr>
+        <w:hyperlink r:id="rId34" w:history="1">
+          <w:r>
+            <w:rPr>
+              <w:rStyle w:val="Hyperlink"/>
+            </w:rPr>
+            <w:t xml:space="preserve"> Nasional in</w:t>
+          </w:r>
+        </w:hyperlink>
       </w:r>
       <w:r>
         <w:rPr>
@@ -5659,8 +5503,157 @@
           <w:i w:val="0"/>
           <w:color w:val="0000FF"/>
           <w:sz w:val="24"/>
-        </w:rPr>
-        <w:t>Sammlungsgut aus Kolonialen Ko</w:t>
+          <w:u w:val="single"/>
+        </w:rPr>
+        <w:hyperlink r:id="rId37" w:history="1">
+          <w:r>
+            <w:rPr>
+              <w:rStyle w:val="Hyperlink"/>
+            </w:rPr>
+            <w:t>Samm</w:t>
+          </w:r>
+        </w:hyperlink>
+      </w:r>
+      <w:r>
+        <w:rPr>
+          <w:rFonts w:ascii="Charis SIL Italic" w:hAnsi="Charis SIL Italic" w:eastAsia="Charis SIL Italic"/>
+          <w:b w:val="0"/>
+          <w:i w:val="0"/>
+          <w:color w:val="0000FF"/>
+          <w:sz w:val="24"/>
+          <w:u w:val="single"/>
+        </w:rPr>
+        <w:hyperlink r:id="rId37" w:history="1">
+          <w:r>
+            <w:rPr>
+              <w:rStyle w:val="Hyperlink"/>
+            </w:rPr>
+            <w:t>lungsgut</w:t>
+          </w:r>
+        </w:hyperlink>
+      </w:r>
+      <w:r>
+        <w:rPr>
+          <w:rFonts w:ascii="Charis SIL Italic" w:hAnsi="Charis SIL Italic" w:eastAsia="Charis SIL Italic"/>
+          <w:b w:val="0"/>
+          <w:i w:val="0"/>
+          <w:color w:val="0000FF"/>
+          <w:sz w:val="24"/>
+          <w:u w:val="single"/>
+        </w:rPr>
+        <w:t xml:space="preserve"> </w:t>
+      </w:r>
+      <w:r>
+        <w:rPr>
+          <w:rFonts w:ascii="Charis SIL Italic" w:hAnsi="Charis SIL Italic" w:eastAsia="Charis SIL Italic"/>
+          <w:b w:val="0"/>
+          <w:i w:val="0"/>
+          <w:color w:val="0000FF"/>
+          <w:sz w:val="24"/>
+          <w:u w:val="single"/>
+        </w:rPr>
+        <w:hyperlink r:id="rId37" w:history="1">
+          <w:r>
+            <w:rPr>
+              <w:rStyle w:val="Hyperlink"/>
+            </w:rPr>
+            <w:t>a</w:t>
+          </w:r>
+        </w:hyperlink>
+      </w:r>
+      <w:r>
+        <w:rPr>
+          <w:rFonts w:ascii="Charis SIL Italic" w:hAnsi="Charis SIL Italic" w:eastAsia="Charis SIL Italic"/>
+          <w:b w:val="0"/>
+          <w:i w:val="0"/>
+          <w:color w:val="0000FF"/>
+          <w:sz w:val="24"/>
+          <w:u w:val="single"/>
+        </w:rPr>
+        <w:hyperlink r:id="rId37" w:history="1">
+          <w:r>
+            <w:rPr>
+              <w:rStyle w:val="Hyperlink"/>
+            </w:rPr>
+            <w:t>us</w:t>
+          </w:r>
+        </w:hyperlink>
+      </w:r>
+      <w:r>
+        <w:rPr>
+          <w:rFonts w:ascii="Charis SIL Italic" w:hAnsi="Charis SIL Italic" w:eastAsia="Charis SIL Italic"/>
+          <w:b w:val="0"/>
+          <w:i w:val="0"/>
+          <w:color w:val="0000FF"/>
+          <w:sz w:val="24"/>
+          <w:u w:val="single"/>
+        </w:rPr>
+        <w:t xml:space="preserve"> </w:t>
+      </w:r>
+      <w:r>
+        <w:rPr>
+          <w:rFonts w:ascii="Charis SIL Italic" w:hAnsi="Charis SIL Italic" w:eastAsia="Charis SIL Italic"/>
+          <w:b w:val="0"/>
+          <w:i w:val="0"/>
+          <w:color w:val="0000FF"/>
+          <w:sz w:val="24"/>
+          <w:u w:val="single"/>
+        </w:rPr>
+        <w:hyperlink r:id="rId37" w:history="1">
+          <w:r>
+            <w:rPr>
+              <w:rStyle w:val="Hyperlink"/>
+            </w:rPr>
+            <w:t>Koloniale</w:t>
+          </w:r>
+        </w:hyperlink>
+      </w:r>
+      <w:r>
+        <w:rPr>
+          <w:rFonts w:ascii="Charis SIL Italic" w:hAnsi="Charis SIL Italic" w:eastAsia="Charis SIL Italic"/>
+          <w:b w:val="0"/>
+          <w:i w:val="0"/>
+          <w:color w:val="0000FF"/>
+          <w:sz w:val="24"/>
+          <w:u w:val="single"/>
+        </w:rPr>
+        <w:hyperlink r:id="rId37" w:history="1">
+          <w:r>
+            <w:rPr>
+              <w:rStyle w:val="Hyperlink"/>
+            </w:rPr>
+            <w:t>n</w:t>
+          </w:r>
+        </w:hyperlink>
+      </w:r>
+      <w:r>
+        <w:rPr>
+          <w:rFonts w:ascii="Charis SIL Italic" w:hAnsi="Charis SIL Italic" w:eastAsia="Charis SIL Italic"/>
+          <w:b w:val="0"/>
+          <w:i w:val="0"/>
+          <w:color w:val="0000FF"/>
+          <w:sz w:val="24"/>
+          <w:u w:val="single"/>
+        </w:rPr>
+        <w:t xml:space="preserve"> </w:t>
+      </w:r>
+      <w:r>
+        <w:rPr>
+          <w:rFonts w:ascii="Charis SIL Italic" w:hAnsi="Charis SIL Italic" w:eastAsia="Charis SIL Italic"/>
+          <w:b w:val="0"/>
+          <w:i w:val="0"/>
+          <w:color w:val="0000FF"/>
+          <w:sz w:val="24"/>
+          <w:u w:val="single"/>
+        </w:rPr>
+        <w:hyperlink r:id="rId37" w:history="1">
+          <w:r>
+            <w:rPr>
+              <w:rStyle w:val="Hyperlink"/>
+            </w:rPr>
+            <w:t>Ko</w:t>
+          </w:r>
+        </w:hyperlink>
       </w:r>
       <w:r>
         <w:rPr>

--- a/EXPORTS/DOCX/published/niveau1/Dutch/Sources.docx
+++ b/EXPORTS/DOCX/published/niveau1/Dutch/Sources.docx
@@ -2336,7 +2336,43 @@
           <w:sz w:val="24"/>
           <w:u w:val="single"/>
         </w:rPr>
-        <w:t>De kolo</w:t>
+        <w:hyperlink r:id="rId18" w:history="1">
+          <w:r>
+            <w:rPr>
+              <w:rStyle w:val="Hyperlink"/>
+            </w:rPr>
+            <w:t>De</w:t>
+          </w:r>
+        </w:hyperlink>
+      </w:r>
+      <w:r>
+        <w:rPr>
+          <w:rFonts w:ascii="Charis SIL Italic" w:hAnsi="Charis SIL Italic" w:eastAsia="Charis SIL Italic"/>
+          <w:b w:val="0"/>
+          <w:i w:val="0"/>
+          <w:color w:val="0000FF"/>
+          <w:sz w:val="24"/>
+          <w:u w:val="single"/>
+        </w:rPr>
+        <w:t xml:space="preserve"> </w:t>
+      </w:r>
+      <w:r>
+        <w:rPr>
+          <w:rFonts w:ascii="Charis SIL Italic" w:hAnsi="Charis SIL Italic" w:eastAsia="Charis SIL Italic"/>
+          <w:b w:val="0"/>
+          <w:i w:val="0"/>
+          <w:color w:val="0000FF"/>
+          <w:sz w:val="24"/>
+          <w:u w:val="single"/>
+        </w:rPr>
+        <w:hyperlink r:id="rId18" w:history="1">
+          <w:r>
+            <w:rPr>
+              <w:rStyle w:val="Hyperlink"/>
+            </w:rPr>
+            <w:t>kolo</w:t>
+          </w:r>
+        </w:hyperlink>
       </w:r>
       <w:r>
         <w:rPr>
@@ -5139,25 +5175,7 @@
           <w:color w:val="000000"/>
           <w:sz w:val="24"/>
         </w:rPr>
-        <w:t xml:space="preserve"> dat zich bij het Arsip</w:t>
-      </w:r>
-      <w:r>
-        <w:rPr>
-          <w:u w:val="single" w:color="0000ff"/>
-          <w:rFonts w:ascii="Charis SIL Italic" w:hAnsi="Charis SIL Italic" w:eastAsia="Charis SIL Italic"/>
-          <w:b w:val="0"/>
-          <w:i w:val="0"/>
-          <w:color w:val="000000"/>
-          <w:sz w:val="24"/>
-        </w:rPr>
-        <w:hyperlink r:id="rId34" w:history="1">
-          <w:r>
-            <w:rPr>
-              <w:rStyle w:val="Hyperlink"/>
-            </w:rPr>
-            <w:t xml:space="preserve"> Nasional in</w:t>
-          </w:r>
-        </w:hyperlink>
+        <w:t xml:space="preserve"> dat zich bij het Arsip Nasional in</w:t>
       </w:r>
       <w:r>
         <w:rPr>
@@ -5503,157 +5521,8 @@
           <w:i w:val="0"/>
           <w:color w:val="0000FF"/>
           <w:sz w:val="24"/>
-          <w:u w:val="single"/>
-        </w:rPr>
-        <w:hyperlink r:id="rId37" w:history="1">
-          <w:r>
-            <w:rPr>
-              <w:rStyle w:val="Hyperlink"/>
-            </w:rPr>
-            <w:t>Samm</w:t>
-          </w:r>
-        </w:hyperlink>
-      </w:r>
-      <w:r>
-        <w:rPr>
-          <w:rFonts w:ascii="Charis SIL Italic" w:hAnsi="Charis SIL Italic" w:eastAsia="Charis SIL Italic"/>
-          <w:b w:val="0"/>
-          <w:i w:val="0"/>
-          <w:color w:val="0000FF"/>
-          <w:sz w:val="24"/>
-          <w:u w:val="single"/>
-        </w:rPr>
-        <w:hyperlink r:id="rId37" w:history="1">
-          <w:r>
-            <w:rPr>
-              <w:rStyle w:val="Hyperlink"/>
-            </w:rPr>
-            <w:t>lungsgut</w:t>
-          </w:r>
-        </w:hyperlink>
-      </w:r>
-      <w:r>
-        <w:rPr>
-          <w:rFonts w:ascii="Charis SIL Italic" w:hAnsi="Charis SIL Italic" w:eastAsia="Charis SIL Italic"/>
-          <w:b w:val="0"/>
-          <w:i w:val="0"/>
-          <w:color w:val="0000FF"/>
-          <w:sz w:val="24"/>
-          <w:u w:val="single"/>
-        </w:rPr>
-        <w:t xml:space="preserve"> </w:t>
-      </w:r>
-      <w:r>
-        <w:rPr>
-          <w:rFonts w:ascii="Charis SIL Italic" w:hAnsi="Charis SIL Italic" w:eastAsia="Charis SIL Italic"/>
-          <w:b w:val="0"/>
-          <w:i w:val="0"/>
-          <w:color w:val="0000FF"/>
-          <w:sz w:val="24"/>
-          <w:u w:val="single"/>
-        </w:rPr>
-        <w:hyperlink r:id="rId37" w:history="1">
-          <w:r>
-            <w:rPr>
-              <w:rStyle w:val="Hyperlink"/>
-            </w:rPr>
-            <w:t>a</w:t>
-          </w:r>
-        </w:hyperlink>
-      </w:r>
-      <w:r>
-        <w:rPr>
-          <w:rFonts w:ascii="Charis SIL Italic" w:hAnsi="Charis SIL Italic" w:eastAsia="Charis SIL Italic"/>
-          <w:b w:val="0"/>
-          <w:i w:val="0"/>
-          <w:color w:val="0000FF"/>
-          <w:sz w:val="24"/>
-          <w:u w:val="single"/>
-        </w:rPr>
-        <w:hyperlink r:id="rId37" w:history="1">
-          <w:r>
-            <w:rPr>
-              <w:rStyle w:val="Hyperlink"/>
-            </w:rPr>
-            <w:t>us</w:t>
-          </w:r>
-        </w:hyperlink>
-      </w:r>
-      <w:r>
-        <w:rPr>
-          <w:rFonts w:ascii="Charis SIL Italic" w:hAnsi="Charis SIL Italic" w:eastAsia="Charis SIL Italic"/>
-          <w:b w:val="0"/>
-          <w:i w:val="0"/>
-          <w:color w:val="0000FF"/>
-          <w:sz w:val="24"/>
-          <w:u w:val="single"/>
-        </w:rPr>
-        <w:t xml:space="preserve"> </w:t>
-      </w:r>
-      <w:r>
-        <w:rPr>
-          <w:rFonts w:ascii="Charis SIL Italic" w:hAnsi="Charis SIL Italic" w:eastAsia="Charis SIL Italic"/>
-          <w:b w:val="0"/>
-          <w:i w:val="0"/>
-          <w:color w:val="0000FF"/>
-          <w:sz w:val="24"/>
-          <w:u w:val="single"/>
-        </w:rPr>
-        <w:hyperlink r:id="rId37" w:history="1">
-          <w:r>
-            <w:rPr>
-              <w:rStyle w:val="Hyperlink"/>
-            </w:rPr>
-            <w:t>Koloniale</w:t>
-          </w:r>
-        </w:hyperlink>
-      </w:r>
-      <w:r>
-        <w:rPr>
-          <w:rFonts w:ascii="Charis SIL Italic" w:hAnsi="Charis SIL Italic" w:eastAsia="Charis SIL Italic"/>
-          <w:b w:val="0"/>
-          <w:i w:val="0"/>
-          <w:color w:val="0000FF"/>
-          <w:sz w:val="24"/>
-          <w:u w:val="single"/>
-        </w:rPr>
-        <w:hyperlink r:id="rId37" w:history="1">
-          <w:r>
-            <w:rPr>
-              <w:rStyle w:val="Hyperlink"/>
-            </w:rPr>
-            <w:t>n</w:t>
-          </w:r>
-        </w:hyperlink>
-      </w:r>
-      <w:r>
-        <w:rPr>
-          <w:rFonts w:ascii="Charis SIL Italic" w:hAnsi="Charis SIL Italic" w:eastAsia="Charis SIL Italic"/>
-          <w:b w:val="0"/>
-          <w:i w:val="0"/>
-          <w:color w:val="0000FF"/>
-          <w:sz w:val="24"/>
-          <w:u w:val="single"/>
-        </w:rPr>
-        <w:t xml:space="preserve"> </w:t>
-      </w:r>
-      <w:r>
-        <w:rPr>
-          <w:rFonts w:ascii="Charis SIL Italic" w:hAnsi="Charis SIL Italic" w:eastAsia="Charis SIL Italic"/>
-          <w:b w:val="0"/>
-          <w:i w:val="0"/>
-          <w:color w:val="0000FF"/>
-          <w:sz w:val="24"/>
-          <w:u w:val="single"/>
-        </w:rPr>
-        <w:hyperlink r:id="rId37" w:history="1">
-          <w:r>
-            <w:rPr>
-              <w:rStyle w:val="Hyperlink"/>
-            </w:rPr>
-            <w:t>Ko</w:t>
-          </w:r>
-        </w:hyperlink>
+        </w:rPr>
+        <w:t>Sammlungsgut aus Kolonialen Ko</w:t>
       </w:r>
       <w:r>
         <w:rPr>

--- a/EXPORTS/DOCX/published/niveau1/Dutch/Sources.docx
+++ b/EXPORTS/DOCX/published/niveau1/Dutch/Sources.docx
@@ -1334,9 +1334,84 @@
           <w:i w:val="0"/>
           <w:color w:val="0000FF"/>
           <w:sz w:val="24"/>
+        </w:rPr>
+        <w:t>Univ</w:t>
+      </w:r>
+      <w:r>
+        <w:rPr>
+          <w:rFonts w:ascii="Charis SIL Italic" w:hAnsi="Charis SIL Italic" w:eastAsia="Charis SIL Italic"/>
+          <w:b w:val="0"/>
+          <w:i w:val="0"/>
+          <w:color w:val="0000FF"/>
+          <w:sz w:val="24"/>
           <w:u w:val="single"/>
         </w:rPr>
-        <w:t>Universitaire B</w:t>
+        <w:hyperlink r:id="rId15" w:history="1">
+          <w:r>
+            <w:rPr>
+              <w:rStyle w:val="Hyperlink"/>
+            </w:rPr>
+            <w:t>ersitai</w:t>
+          </w:r>
+        </w:hyperlink>
+      </w:r>
+      <w:r>
+        <w:rPr>
+          <w:rFonts w:ascii="Charis SIL Italic" w:hAnsi="Charis SIL Italic" w:eastAsia="Charis SIL Italic"/>
+          <w:b w:val="0"/>
+          <w:i w:val="0"/>
+          <w:color w:val="0000FF"/>
+          <w:sz w:val="24"/>
+          <w:u w:val="single"/>
+        </w:rPr>
+        <w:hyperlink r:id="rId15" w:history="1">
+          <w:r>
+            <w:rPr>
+              <w:rStyle w:val="Hyperlink"/>
+            </w:rPr>
+            <w:t>r</w:t>
+          </w:r>
+        </w:hyperlink>
+      </w:r>
+      <w:r>
+        <w:rPr>
+          <w:rFonts w:ascii="Charis SIL Italic" w:hAnsi="Charis SIL Italic" w:eastAsia="Charis SIL Italic"/>
+          <w:b w:val="0"/>
+          <w:i w:val="0"/>
+          <w:color w:val="0000FF"/>
+          <w:sz w:val="24"/>
+          <w:u w:val="single"/>
+        </w:rPr>
+        <w:hyperlink r:id="rId15" w:history="1">
+          <w:r>
+            <w:rPr>
+              <w:rStyle w:val="Hyperlink"/>
+            </w:rPr>
+            <w:t>e</w:t>
+          </w:r>
+        </w:hyperlink>
+      </w:r>
+      <w:r>
+        <w:rPr>
+          <w:rFonts w:ascii="Charis SIL Italic" w:hAnsi="Charis SIL Italic" w:eastAsia="Charis SIL Italic"/>
+          <w:b w:val="0"/>
+          <w:i w:val="0"/>
+          <w:color w:val="0000FF"/>
+          <w:sz w:val="24"/>
+          <w:u w:val="single"/>
+        </w:rPr>
+        <w:t xml:space="preserve"> </w:t>
+      </w:r>
+      <w:r>
+        <w:rPr>
+          <w:rFonts w:ascii="Charis SIL Italic" w:hAnsi="Charis SIL Italic" w:eastAsia="Charis SIL Italic"/>
+          <w:b w:val="0"/>
+          <w:i w:val="0"/>
+          <w:color w:val="0000FF"/>
+          <w:sz w:val="24"/>
+          <w:u w:val="single"/>
+        </w:rPr>
+        <w:t>B</w:t>
       </w:r>
       <w:r>
         <w:rPr>
@@ -1841,7 +1916,97 @@
           <w:color w:val="000000"/>
           <w:sz w:val="24"/>
         </w:rPr>
-        <w:t>. Bij het Nationaal Archief zijn ook de person</w:t>
+        <w:t xml:space="preserve">. Bij het Nationaal Archief </w:t>
+      </w:r>
+      <w:r>
+        <w:rPr>
+          <w:u w:val="single" w:color="0000ff"/>
+          <w:rFonts w:ascii="Charis SIL Italic" w:hAnsi="Charis SIL Italic" w:eastAsia="Charis SIL Italic"/>
+          <w:b w:val="0"/>
+          <w:i w:val="0"/>
+          <w:color w:val="000000"/>
+          <w:sz w:val="24"/>
+        </w:rPr>
+        <w:hyperlink r:id="rId17" w:history="1">
+          <w:r>
+            <w:rPr>
+              <w:rStyle w:val="Hyperlink"/>
+            </w:rPr>
+            <w:t xml:space="preserve">zijn ook </w:t>
+          </w:r>
+        </w:hyperlink>
+      </w:r>
+      <w:r>
+        <w:rPr>
+          <w:u w:val="single" w:color="0000ff"/>
+          <w:rFonts w:ascii="Charis SIL Italic" w:hAnsi="Charis SIL Italic" w:eastAsia="Charis SIL Italic"/>
+          <w:b w:val="0"/>
+          <w:i w:val="0"/>
+          <w:color w:val="000000"/>
+          <w:sz w:val="24"/>
+        </w:rPr>
+        <w:hyperlink r:id="rId17" w:history="1">
+          <w:r>
+            <w:rPr>
+              <w:rStyle w:val="Hyperlink"/>
+            </w:rPr>
+            <w:t>d</w:t>
+          </w:r>
+        </w:hyperlink>
+      </w:r>
+      <w:r>
+        <w:rPr>
+          <w:u w:val="single" w:color="0000ff"/>
+          <w:rFonts w:ascii="Charis SIL Italic" w:hAnsi="Charis SIL Italic" w:eastAsia="Charis SIL Italic"/>
+          <w:b w:val="0"/>
+          <w:i w:val="0"/>
+          <w:color w:val="000000"/>
+          <w:sz w:val="24"/>
+        </w:rPr>
+        <w:hyperlink r:id="rId17" w:history="1">
+          <w:r>
+            <w:rPr>
+              <w:rStyle w:val="Hyperlink"/>
+            </w:rPr>
+            <w:t>e pe</w:t>
+          </w:r>
+        </w:hyperlink>
+      </w:r>
+      <w:r>
+        <w:rPr>
+          <w:u w:val="single" w:color="0000ff"/>
+          <w:rFonts w:ascii="Charis SIL Italic" w:hAnsi="Charis SIL Italic" w:eastAsia="Charis SIL Italic"/>
+          <w:b w:val="0"/>
+          <w:i w:val="0"/>
+          <w:color w:val="000000"/>
+          <w:sz w:val="24"/>
+        </w:rPr>
+        <w:hyperlink r:id="rId17" w:history="1">
+          <w:r>
+            <w:rPr>
+              <w:rStyle w:val="Hyperlink"/>
+            </w:rPr>
+            <w:t>r</w:t>
+          </w:r>
+        </w:hyperlink>
+      </w:r>
+      <w:r>
+        <w:rPr>
+          <w:u w:val="single" w:color="0000ff"/>
+          <w:rFonts w:ascii="Charis SIL Italic" w:hAnsi="Charis SIL Italic" w:eastAsia="Charis SIL Italic"/>
+          <w:b w:val="0"/>
+          <w:i w:val="0"/>
+          <w:color w:val="000000"/>
+          <w:sz w:val="24"/>
+        </w:rPr>
+        <w:hyperlink r:id="rId17" w:history="1">
+          <w:r>
+            <w:rPr>
+              <w:rStyle w:val="Hyperlink"/>
+            </w:rPr>
+            <w:t>son</w:t>
+          </w:r>
+        </w:hyperlink>
       </w:r>
       <w:r>
         <w:rPr>
@@ -3190,7 +3355,7 @@
           <w:sz w:val="24"/>
           <w:u w:val="single"/>
         </w:rPr>
-        <w:hyperlink r:id="rId22" w:history="1">
+        <w:hyperlink r:id="rId16" w:history="1">
           <w:r>
             <w:rPr>
               <w:rStyle w:val="Hyperlink"/>
@@ -3445,7 +3610,7 @@
           <w:sz w:val="24"/>
           <w:u w:val="single"/>
         </w:rPr>
-        <w:hyperlink r:id="rId23" w:history="1">
+        <w:hyperlink r:id="rId25" w:history="1">
           <w:r>
             <w:rPr>
               <w:rStyle w:val="Hyperlink"/>
@@ -3474,7 +3639,7 @@
           <w:sz w:val="24"/>
           <w:u w:val="single"/>
         </w:rPr>
-        <w:hyperlink r:id="rId23" w:history="1">
+        <w:hyperlink r:id="rId25" w:history="1">
           <w:r>
             <w:rPr>
               <w:rStyle w:val="Hyperlink"/>
@@ -3510,7 +3675,14 @@
           <w:color w:val="000000"/>
           <w:sz w:val="24"/>
         </w:rPr>
-        <w:t xml:space="preserve"> en </w:t>
+        <w:hyperlink r:id="rId23" w:history="1">
+          <w:r>
+            <w:rPr>
+              <w:rStyle w:val="Hyperlink"/>
+            </w:rPr>
+            <w:t xml:space="preserve"> en </w:t>
+          </w:r>
+        </w:hyperlink>
       </w:r>
       <w:r>
         <w:rPr>
@@ -3557,7 +3729,7 @@
           <w:sz w:val="24"/>
           <w:u w:val="single"/>
         </w:rPr>
-        <w:hyperlink r:id="rId25" w:history="1">
+        <w:hyperlink r:id="rId26" w:history="1">
           <w:r>
             <w:rPr>
               <w:rStyle w:val="Hyperlink"/>
@@ -3574,7 +3746,25 @@
           <w:color w:val="000000"/>
           <w:sz w:val="24"/>
         </w:rPr>
-        <w:t xml:space="preserve">. Het </w:t>
+        <w:t>. H</w:t>
+      </w:r>
+      <w:r>
+        <w:rPr>
+          <w:u w:val="single" w:color="0000ff"/>
+          <w:rFonts w:ascii="Charis SIL Italic" w:hAnsi="Charis SIL Italic" w:eastAsia="Charis SIL Italic"/>
+          <w:b w:val="0"/>
+          <w:i w:val="0"/>
+          <w:color w:val="000000"/>
+          <w:sz w:val="24"/>
+        </w:rPr>
+        <w:hyperlink r:id="rId24" w:history="1">
+          <w:r>
+            <w:rPr>
+              <w:rStyle w:val="Hyperlink"/>
+            </w:rPr>
+            <w:t xml:space="preserve">et </w:t>
+          </w:r>
+        </w:hyperlink>
       </w:r>
       <w:r>
         <w:rPr>
@@ -3585,7 +3775,7 @@
           <w:sz w:val="24"/>
           <w:u w:val="single"/>
         </w:rPr>
-        <w:hyperlink r:id="rId26" w:history="1">
+        <w:hyperlink r:id="rId24" w:history="1">
           <w:r>
             <w:rPr>
               <w:rStyle w:val="Hyperlink"/>
@@ -3614,7 +3804,7 @@
           <w:sz w:val="24"/>
           <w:u w:val="single"/>
         </w:rPr>
-        <w:hyperlink r:id="rId26" w:history="1">
+        <w:hyperlink r:id="rId24" w:history="1">
           <w:r>
             <w:rPr>
               <w:rStyle w:val="Hyperlink"/>
@@ -3632,7 +3822,7 @@
           <w:sz w:val="24"/>
           <w:u w:val="single"/>
         </w:rPr>
-        <w:hyperlink r:id="rId26" w:history="1">
+        <w:hyperlink r:id="rId27" w:history="1">
           <w:r>
             <w:rPr>
               <w:rStyle w:val="Hyperlink"/>
@@ -3649,7 +3839,35 @@
           <w:color w:val="000000"/>
           <w:sz w:val="24"/>
         </w:rPr>
-        <w:t xml:space="preserve">bezit de fotocollectie van het </w:t>
+        <w:t xml:space="preserve">bezit de fotocollectie van </w:t>
+      </w:r>
+      <w:r>
+        <w:rPr>
+          <w:u w:val="single" w:color="0000ff"/>
+          <w:rFonts w:ascii="Charis SIL Italic" w:hAnsi="Charis SIL Italic" w:eastAsia="Charis SIL Italic"/>
+          <w:b w:val="0"/>
+          <w:i w:val="0"/>
+          <w:color w:val="000000"/>
+          <w:sz w:val="24"/>
+        </w:rPr>
+        <w:t>h</w:t>
+      </w:r>
+      <w:r>
+        <w:rPr>
+          <w:rFonts w:ascii="Charis SIL Italic" w:hAnsi="Charis SIL Italic" w:eastAsia="Charis SIL Italic"/>
+          <w:b w:val="0"/>
+          <w:i w:val="0"/>
+          <w:color w:val="000000"/>
+          <w:sz w:val="24"/>
+        </w:rPr>
+        <w:hyperlink r:id="rId25" w:history="1">
+          <w:r>
+            <w:rPr>
+              <w:rStyle w:val="Hyperlink"/>
+            </w:rPr>
+            <w:t xml:space="preserve">et </w:t>
+          </w:r>
+        </w:hyperlink>
       </w:r>
       <w:r>
         <w:rPr>
@@ -3660,7 +3878,7 @@
           <w:sz w:val="24"/>
           <w:u w:val="single"/>
         </w:rPr>
-        <w:hyperlink r:id="rId27" w:history="1">
+        <w:hyperlink r:id="rId25" w:history="1">
           <w:r>
             <w:rPr>
               <w:rStyle w:val="Hyperlink"/>
@@ -3678,7 +3896,7 @@
           <w:sz w:val="24"/>
           <w:u w:val="single"/>
         </w:rPr>
-        <w:hyperlink r:id="rId27" w:history="1">
+        <w:hyperlink r:id="rId25" w:history="1">
           <w:r>
             <w:rPr>
               <w:rStyle w:val="Hyperlink"/>
@@ -3696,7 +3914,7 @@
           <w:sz w:val="24"/>
           <w:u w:val="single"/>
         </w:rPr>
-        <w:hyperlink r:id="rId27" w:history="1">
+        <w:hyperlink r:id="rId28" w:history="1">
           <w:r>
             <w:rPr>
               <w:rStyle w:val="Hyperlink"/>
@@ -3714,6 +3932,17 @@
           <w:sz w:val="24"/>
           <w:u w:val="single"/>
         </w:rPr>
+        <w:t xml:space="preserve"> in</w:t>
+      </w:r>
+      <w:r>
+        <w:rPr>
+          <w:rFonts w:ascii="Charis SIL Italic" w:hAnsi="Charis SIL Italic" w:eastAsia="Charis SIL Italic"/>
+          <w:b w:val="0"/>
+          <w:i w:val="0"/>
+          <w:color w:val="0000FF"/>
+          <w:sz w:val="24"/>
+          <w:u w:val="single"/>
+        </w:rPr>
         <w:t xml:space="preserve"> </w:t>
       </w:r>
       <w:r>
@@ -3725,36 +3954,7 @@
           <w:sz w:val="24"/>
           <w:u w:val="single"/>
         </w:rPr>
-        <w:hyperlink r:id="rId27" w:history="1">
-          <w:r>
-            <w:rPr>
-              <w:rStyle w:val="Hyperlink"/>
-            </w:rPr>
-            <w:t>in</w:t>
-          </w:r>
-        </w:hyperlink>
-      </w:r>
-      <w:r>
-        <w:rPr>
-          <w:rFonts w:ascii="Charis SIL Italic" w:hAnsi="Charis SIL Italic" w:eastAsia="Charis SIL Italic"/>
-          <w:b w:val="0"/>
-          <w:i w:val="0"/>
-          <w:color w:val="0000FF"/>
-          <w:sz w:val="24"/>
-          <w:u w:val="single"/>
-        </w:rPr>
-        <w:t xml:space="preserve"> </w:t>
-      </w:r>
-      <w:r>
-        <w:rPr>
-          <w:rFonts w:ascii="Charis SIL Italic" w:hAnsi="Charis SIL Italic" w:eastAsia="Charis SIL Italic"/>
-          <w:b w:val="0"/>
-          <w:i w:val="0"/>
-          <w:color w:val="0000FF"/>
-          <w:sz w:val="24"/>
-          <w:u w:val="single"/>
-        </w:rPr>
-        <w:hyperlink r:id="rId27" w:history="1">
+        <w:hyperlink r:id="rId28" w:history="1">
           <w:r>
             <w:rPr>
               <w:rStyle w:val="Hyperlink"/>
@@ -3772,7 +3972,7 @@
           <w:color w:val="000000"/>
           <w:sz w:val="24"/>
         </w:rPr>
-        <w:hyperlink r:id="rId25" w:history="1">
+        <w:hyperlink r:id="rId26" w:history="1">
           <w:r>
             <w:rPr>
               <w:rStyle w:val="Hyperlink"/>
@@ -3820,7 +4020,7 @@
           <w:sz w:val="24"/>
           <w:u w:val="single"/>
         </w:rPr>
-        <w:hyperlink r:id="rId28" w:history="1">
+        <w:hyperlink r:id="rId29" w:history="1">
           <w:r>
             <w:rPr>
               <w:rStyle w:val="Hyperlink"/>
@@ -3849,7 +4049,7 @@
           <w:sz w:val="24"/>
           <w:u w:val="single"/>
         </w:rPr>
-        <w:hyperlink r:id="rId28" w:history="1">
+        <w:hyperlink r:id="rId29" w:history="1">
           <w:r>
             <w:rPr>
               <w:rStyle w:val="Hyperlink"/>
@@ -3877,7 +4077,7 @@
           <w:sz w:val="24"/>
           <w:u w:val="single"/>
         </w:rPr>
-        <w:hyperlink r:id="rId29" w:history="1">
+        <w:hyperlink r:id="rId30" w:history="1">
           <w:r>
             <w:rPr>
               <w:rStyle w:val="Hyperlink"/>
@@ -3895,7 +4095,7 @@
           <w:sz w:val="24"/>
           <w:u w:val="single"/>
         </w:rPr>
-        <w:hyperlink r:id="rId29" w:history="1">
+        <w:hyperlink r:id="rId30" w:history="1">
           <w:r>
             <w:rPr>
               <w:rStyle w:val="Hyperlink"/>
@@ -3924,7 +4124,7 @@
           <w:sz w:val="24"/>
           <w:u w:val="single"/>
         </w:rPr>
-        <w:hyperlink r:id="rId29" w:history="1">
+        <w:hyperlink r:id="rId30" w:history="1">
           <w:r>
             <w:rPr>
               <w:rStyle w:val="Hyperlink"/>
@@ -4211,7 +4411,7 @@
           <w:sz w:val="24"/>
           <w:u w:val="single"/>
         </w:rPr>
-        <w:hyperlink r:id="rId30" w:history="1">
+        <w:hyperlink r:id="rId31" w:history="1">
           <w:r>
             <w:rPr>
               <w:rStyle w:val="Hyperlink"/>
@@ -4240,7 +4440,7 @@
           <w:sz w:val="24"/>
           <w:u w:val="single"/>
         </w:rPr>
-        <w:hyperlink r:id="rId30" w:history="1">
+        <w:hyperlink r:id="rId31" w:history="1">
           <w:r>
             <w:rPr>
               <w:rStyle w:val="Hyperlink"/>
@@ -4269,7 +4469,7 @@
           <w:sz w:val="24"/>
           <w:u w:val="single"/>
         </w:rPr>
-        <w:hyperlink r:id="rId30" w:history="1">
+        <w:hyperlink r:id="rId31" w:history="1">
           <w:r>
             <w:rPr>
               <w:rStyle w:val="Hyperlink"/>
@@ -4297,7 +4497,7 @@
           <w:sz w:val="24"/>
           <w:u w:val="single"/>
         </w:rPr>
-        <w:hyperlink r:id="rId31" w:history="1">
+        <w:hyperlink r:id="rId32" w:history="1">
           <w:r>
             <w:rPr>
               <w:rStyle w:val="Hyperlink"/>
@@ -4326,7 +4526,7 @@
           <w:sz w:val="24"/>
           <w:u w:val="single"/>
         </w:rPr>
-        <w:hyperlink r:id="rId31" w:history="1">
+        <w:hyperlink r:id="rId32" w:history="1">
           <w:r>
             <w:rPr>
               <w:rStyle w:val="Hyperlink"/>
@@ -4355,7 +4555,7 @@
           <w:sz w:val="24"/>
           <w:u w:val="single"/>
         </w:rPr>
-        <w:hyperlink r:id="rId31" w:history="1">
+        <w:hyperlink r:id="rId32" w:history="1">
           <w:r>
             <w:rPr>
               <w:rStyle w:val="Hyperlink"/>
@@ -4384,7 +4584,7 @@
           <w:sz w:val="24"/>
           <w:u w:val="single"/>
         </w:rPr>
-        <w:hyperlink r:id="rId31" w:history="1">
+        <w:hyperlink r:id="rId32" w:history="1">
           <w:r>
             <w:rPr>
               <w:rStyle w:val="Hyperlink"/>
@@ -4412,7 +4612,7 @@
           <w:sz w:val="24"/>
           <w:u w:val="single"/>
         </w:rPr>
-        <w:hyperlink r:id="rId32" w:history="1">
+        <w:hyperlink r:id="rId33" w:history="1">
           <w:r>
             <w:rPr>
               <w:rStyle w:val="Hyperlink"/>
@@ -4441,7 +4641,7 @@
           <w:sz w:val="24"/>
           <w:u w:val="single"/>
         </w:rPr>
-        <w:hyperlink r:id="rId32" w:history="1">
+        <w:hyperlink r:id="rId33" w:history="1">
           <w:r>
             <w:rPr>
               <w:rStyle w:val="Hyperlink"/>
@@ -4470,7 +4670,7 @@
           <w:sz w:val="24"/>
           <w:u w:val="single"/>
         </w:rPr>
-        <w:hyperlink r:id="rId32" w:history="1">
+        <w:hyperlink r:id="rId33" w:history="1">
           <w:r>
             <w:rPr>
               <w:rStyle w:val="Hyperlink"/>
@@ -4499,7 +4699,7 @@
           <w:sz w:val="24"/>
           <w:u w:val="single"/>
         </w:rPr>
-        <w:hyperlink r:id="rId32" w:history="1">
+        <w:hyperlink r:id="rId33" w:history="1">
           <w:r>
             <w:rPr>
               <w:rStyle w:val="Hyperlink"/>
@@ -4528,7 +4728,7 @@
           <w:sz w:val="24"/>
           <w:u w:val="single"/>
         </w:rPr>
-        <w:hyperlink r:id="rId32" w:history="1">
+        <w:hyperlink r:id="rId33" w:history="1">
           <w:r>
             <w:rPr>
               <w:rStyle w:val="Hyperlink"/>
@@ -4539,31 +4739,14 @@
       </w:r>
       <w:r>
         <w:rPr>
+          <w:u w:val="single" w:color="0000ff"/>
           <w:rFonts w:ascii="Charis SIL Italic" w:hAnsi="Charis SIL Italic" w:eastAsia="Charis SIL Italic"/>
           <w:b w:val="0"/>
           <w:i w:val="0"/>
           <w:color w:val="000000"/>
           <w:sz w:val="24"/>
         </w:rPr>
-        <w:t xml:space="preserve"> </w:t>
-      </w:r>
-      <w:r>
-        <w:rPr>
-          <w:u w:val="single" w:color="0000ff"/>
-          <w:rFonts w:ascii="Charis SIL Italic" w:hAnsi="Charis SIL Italic" w:eastAsia="Charis SIL Italic"/>
-          <w:b w:val="0"/>
-          <w:i w:val="0"/>
-          <w:color w:val="000000"/>
-          <w:sz w:val="24"/>
-        </w:rPr>
-        <w:hyperlink r:id="rId30" w:history="1">
-          <w:r>
-            <w:rPr>
-              <w:rStyle w:val="Hyperlink"/>
-            </w:rPr>
-            <w:t xml:space="preserve">en </w:t>
-          </w:r>
-        </w:hyperlink>
+        <w:t xml:space="preserve"> en </w:t>
       </w:r>
       <w:r>
         <w:rPr>
@@ -4574,7 +4757,7 @@
           <w:sz w:val="24"/>
           <w:u w:val="single"/>
         </w:rPr>
-        <w:hyperlink r:id="rId30" w:history="1">
+        <w:hyperlink r:id="rId34" w:history="1">
           <w:r>
             <w:rPr>
               <w:rStyle w:val="Hyperlink"/>
@@ -4592,7 +4775,7 @@
           <w:sz w:val="24"/>
           <w:u w:val="single"/>
         </w:rPr>
-        <w:hyperlink r:id="rId30" w:history="1">
+        <w:hyperlink r:id="rId34" w:history="1">
           <w:r>
             <w:rPr>
               <w:rStyle w:val="Hyperlink"/>
@@ -4610,7 +4793,7 @@
           <w:sz w:val="24"/>
           <w:u w:val="single"/>
         </w:rPr>
-        <w:hyperlink r:id="rId30" w:history="1">
+        <w:hyperlink r:id="rId31" w:history="1">
           <w:r>
             <w:rPr>
               <w:rStyle w:val="Hyperlink"/>
@@ -4639,7 +4822,7 @@
           <w:sz w:val="24"/>
           <w:u w:val="single"/>
         </w:rPr>
-        <w:hyperlink r:id="rId30" w:history="1">
+        <w:hyperlink r:id="rId31" w:history="1">
           <w:r>
             <w:rPr>
               <w:rStyle w:val="Hyperlink"/>
@@ -4668,7 +4851,7 @@
           <w:sz w:val="24"/>
           <w:u w:val="single"/>
         </w:rPr>
-        <w:hyperlink r:id="rId31" w:history="1">
+        <w:hyperlink r:id="rId32" w:history="1">
           <w:r>
             <w:rPr>
               <w:rStyle w:val="Hyperlink"/>
@@ -4697,7 +4880,7 @@
           <w:sz w:val="24"/>
           <w:u w:val="single"/>
         </w:rPr>
-        <w:hyperlink r:id="rId31" w:history="1">
+        <w:hyperlink r:id="rId32" w:history="1">
           <w:r>
             <w:rPr>
               <w:rStyle w:val="Hyperlink"/>
@@ -4715,7 +4898,7 @@
           <w:sz w:val="24"/>
           <w:u w:val="single"/>
         </w:rPr>
-        <w:hyperlink r:id="rId31" w:history="1">
+        <w:hyperlink r:id="rId32" w:history="1">
           <w:r>
             <w:rPr>
               <w:rStyle w:val="Hyperlink"/>
@@ -4733,7 +4916,7 @@
           <w:color w:val="000000"/>
           <w:sz w:val="24"/>
         </w:rPr>
-        <w:hyperlink r:id="rId31" w:history="1">
+        <w:hyperlink r:id="rId32" w:history="1">
           <w:r>
             <w:rPr>
               <w:rStyle w:val="Hyperlink"/>
@@ -4751,7 +4934,7 @@
           <w:color w:val="000000"/>
           <w:sz w:val="24"/>
         </w:rPr>
-        <w:hyperlink r:id="rId31" w:history="1">
+        <w:hyperlink r:id="rId32" w:history="1">
           <w:r>
             <w:rPr>
               <w:rStyle w:val="Hyperlink"/>
@@ -4769,7 +4952,7 @@
           <w:color w:val="000000"/>
           <w:sz w:val="24"/>
         </w:rPr>
-        <w:hyperlink r:id="rId31" w:history="1">
+        <w:hyperlink r:id="rId32" w:history="1">
           <w:r>
             <w:rPr>
               <w:rStyle w:val="Hyperlink"/>
@@ -4798,7 +4981,7 @@
           <w:color w:val="000000"/>
           <w:sz w:val="24"/>
         </w:rPr>
-        <w:hyperlink r:id="rId31" w:history="1">
+        <w:hyperlink r:id="rId32" w:history="1">
           <w:r>
             <w:rPr>
               <w:rStyle w:val="Hyperlink"/>
@@ -4826,7 +5009,7 @@
           <w:color w:val="000000"/>
           <w:sz w:val="24"/>
         </w:rPr>
-        <w:hyperlink r:id="rId32" w:history="1">
+        <w:hyperlink r:id="rId33" w:history="1">
           <w:r>
             <w:rPr>
               <w:rStyle w:val="Hyperlink"/>
@@ -4844,7 +5027,7 @@
           <w:color w:val="000000"/>
           <w:sz w:val="24"/>
         </w:rPr>
-        <w:hyperlink r:id="rId32" w:history="1">
+        <w:hyperlink r:id="rId33" w:history="1">
           <w:r>
             <w:rPr>
               <w:rStyle w:val="Hyperlink"/>
@@ -4862,7 +5045,7 @@
           <w:color w:val="000000"/>
           <w:sz w:val="24"/>
         </w:rPr>
-        <w:hyperlink r:id="rId32" w:history="1">
+        <w:hyperlink r:id="rId33" w:history="1">
           <w:r>
             <w:rPr>
               <w:rStyle w:val="Hyperlink"/>
@@ -4880,7 +5063,7 @@
           <w:color w:val="000000"/>
           <w:sz w:val="24"/>
         </w:rPr>
-        <w:hyperlink r:id="rId32" w:history="1">
+        <w:hyperlink r:id="rId33" w:history="1">
           <w:r>
             <w:rPr>
               <w:rStyle w:val="Hyperlink"/>
@@ -4891,13 +5074,39 @@
       </w:r>
       <w:r>
         <w:rPr>
+          <w:u w:val="single" w:color="0000ff"/>
           <w:rFonts w:ascii="Charis SIL Italic" w:hAnsi="Charis SIL Italic" w:eastAsia="Charis SIL Italic"/>
           <w:b w:val="0"/>
           <w:i w:val="0"/>
           <w:color w:val="000000"/>
           <w:sz w:val="24"/>
         </w:rPr>
-        <w:t xml:space="preserve">tal </w:t>
+        <w:hyperlink r:id="rId33" w:history="1">
+          <w:r>
+            <w:rPr>
+              <w:rStyle w:val="Hyperlink"/>
+            </w:rPr>
+            <w:t>ta</w:t>
+          </w:r>
+        </w:hyperlink>
+      </w:r>
+      <w:r>
+        <w:rPr>
+          <w:u w:val="single" w:color="0000ff"/>
+          <w:rFonts w:ascii="Charis SIL Italic" w:hAnsi="Charis SIL Italic" w:eastAsia="Charis SIL Italic"/>
+          <w:b w:val="0"/>
+          <w:i w:val="0"/>
+          <w:color w:val="000000"/>
+          <w:sz w:val="24"/>
+        </w:rPr>
+        <w:hyperlink r:id="rId33" w:history="1">
+          <w:r>
+            <w:rPr>
+              <w:rStyle w:val="Hyperlink"/>
+            </w:rPr>
+            <w:t xml:space="preserve">l </w:t>
+          </w:r>
+        </w:hyperlink>
       </w:r>
       <w:r>
         <w:rPr>
@@ -4908,7 +5117,7 @@
           <w:sz w:val="24"/>
           <w:u w:val="single"/>
         </w:rPr>
-        <w:hyperlink r:id="rId32" w:history="1">
+        <w:hyperlink r:id="rId33" w:history="1">
           <w:r>
             <w:rPr>
               <w:rStyle w:val="Hyperlink"/>
@@ -4926,7 +5135,7 @@
           <w:sz w:val="24"/>
           <w:u w:val="single"/>
         </w:rPr>
-        <w:hyperlink r:id="rId32" w:history="1">
+        <w:hyperlink r:id="rId33" w:history="1">
           <w:r>
             <w:rPr>
               <w:rStyle w:val="Hyperlink"/>
@@ -4944,7 +5153,7 @@
           <w:color w:val="000000"/>
           <w:sz w:val="24"/>
         </w:rPr>
-        <w:hyperlink r:id="rId32" w:history="1">
+        <w:hyperlink r:id="rId33" w:history="1">
           <w:r>
             <w:rPr>
               <w:rStyle w:val="Hyperlink"/>
@@ -4983,7 +5192,7 @@
           <w:color w:val="000000"/>
           <w:sz w:val="24"/>
         </w:rPr>
-        <w:hyperlink r:id="rId33" w:history="1">
+        <w:hyperlink r:id="rId34" w:history="1">
           <w:r>
             <w:rPr>
               <w:rStyle w:val="Hyperlink"/>
@@ -5021,7 +5230,7 @@
           <w:sz w:val="24"/>
           <w:u w:val="single"/>
         </w:rPr>
-        <w:hyperlink r:id="rId34" w:history="1">
+        <w:hyperlink r:id="rId35" w:history="1">
           <w:r>
             <w:rPr>
               <w:rStyle w:val="Hyperlink"/>
@@ -5050,7 +5259,7 @@
           <w:sz w:val="24"/>
           <w:u w:val="single"/>
         </w:rPr>
-        <w:hyperlink r:id="rId34" w:history="1">
+        <w:hyperlink r:id="rId35" w:history="1">
           <w:r>
             <w:rPr>
               <w:rStyle w:val="Hyperlink"/>
@@ -5079,7 +5288,7 @@
           <w:sz w:val="24"/>
           <w:u w:val="single"/>
         </w:rPr>
-        <w:hyperlink r:id="rId34" w:history="1">
+        <w:hyperlink r:id="rId35" w:history="1">
           <w:r>
             <w:rPr>
               <w:rStyle w:val="Hyperlink"/>
@@ -5108,7 +5317,7 @@
           <w:sz w:val="24"/>
           <w:u w:val="single"/>
         </w:rPr>
-        <w:hyperlink r:id="rId34" w:history="1">
+        <w:hyperlink r:id="rId35" w:history="1">
           <w:r>
             <w:rPr>
               <w:rStyle w:val="Hyperlink"/>
@@ -5137,7 +5346,7 @@
           <w:sz w:val="24"/>
           <w:u w:val="single"/>
         </w:rPr>
-        <w:hyperlink r:id="rId34" w:history="1">
+        <w:hyperlink r:id="rId35" w:history="1">
           <w:r>
             <w:rPr>
               <w:rStyle w:val="Hyperlink"/>
@@ -5158,7 +5367,7 @@
           <w:sz w:val="24"/>
           <w:u w:val="single"/>
         </w:rPr>
-        <w:hyperlink r:id="rId34" w:history="1">
+        <w:hyperlink r:id="rId35" w:history="1">
           <w:r>
             <w:rPr>
               <w:rStyle w:val="Hyperlink"/>
@@ -5175,7 +5384,7 @@
           <w:color w:val="000000"/>
           <w:sz w:val="24"/>
         </w:rPr>
-        <w:t xml:space="preserve"> dat zich bij het Arsip Nasional in</w:t>
+        <w:t xml:space="preserve"> dat zich bij het Arsip</w:t>
       </w:r>
       <w:r>
         <w:rPr>
@@ -5186,7 +5395,25 @@
           <w:color w:val="000000"/>
           <w:sz w:val="24"/>
         </w:rPr>
-        <w:hyperlink r:id="rId34" w:history="1">
+        <w:hyperlink r:id="rId35" w:history="1">
+          <w:r>
+            <w:rPr>
+              <w:rStyle w:val="Hyperlink"/>
+            </w:rPr>
+            <w:t xml:space="preserve"> Nasional in</w:t>
+          </w:r>
+        </w:hyperlink>
+      </w:r>
+      <w:r>
+        <w:rPr>
+          <w:u w:val="single" w:color="0000ff"/>
+          <w:rFonts w:ascii="Charis SIL Italic" w:hAnsi="Charis SIL Italic" w:eastAsia="Charis SIL Italic"/>
+          <w:b w:val="0"/>
+          <w:i w:val="0"/>
+          <w:color w:val="000000"/>
+          <w:sz w:val="24"/>
+        </w:rPr>
+        <w:hyperlink r:id="rId35" w:history="1">
           <w:r>
             <w:rPr>
               <w:rStyle w:val="Hyperlink"/>
@@ -5204,7 +5431,7 @@
           <w:color w:val="000000"/>
           <w:sz w:val="24"/>
         </w:rPr>
-        <w:hyperlink r:id="rId34" w:history="1">
+        <w:hyperlink r:id="rId35" w:history="1">
           <w:r>
             <w:rPr>
               <w:rStyle w:val="Hyperlink"/>
@@ -5233,7 +5460,7 @@
           <w:color w:val="000000"/>
           <w:sz w:val="24"/>
         </w:rPr>
-        <w:hyperlink r:id="rId34" w:history="1">
+        <w:hyperlink r:id="rId35" w:history="1">
           <w:r>
             <w:rPr>
               <w:rStyle w:val="Hyperlink"/>
@@ -5261,7 +5488,7 @@
           <w:color w:val="000000"/>
           <w:sz w:val="24"/>
         </w:rPr>
-        <w:hyperlink r:id="rId34" w:history="1">
+        <w:hyperlink r:id="rId35" w:history="1">
           <w:r>
             <w:rPr>
               <w:rStyle w:val="Hyperlink"/>
@@ -5289,7 +5516,7 @@
           <w:color w:val="000000"/>
           <w:sz w:val="24"/>
         </w:rPr>
-        <w:hyperlink r:id="rId34" w:history="1">
+        <w:hyperlink r:id="rId35" w:history="1">
           <w:r>
             <w:rPr>
               <w:rStyle w:val="Hyperlink"/>
@@ -5388,7 +5615,7 @@
           <w:sz w:val="24"/>
           <w:u w:val="single"/>
         </w:rPr>
-        <w:hyperlink r:id="rId35" w:history="1">
+        <w:hyperlink r:id="rId36" w:history="1">
           <w:r>
             <w:rPr>
               <w:rStyle w:val="Hyperlink"/>
@@ -5416,7 +5643,7 @@
           <w:sz w:val="24"/>
           <w:u w:val="single"/>
         </w:rPr>
-        <w:hyperlink r:id="rId36" w:history="1">
+        <w:hyperlink r:id="rId37" w:history="1">
           <w:r>
             <w:rPr>
               <w:rStyle w:val="Hyperlink"/>
@@ -5445,7 +5672,7 @@
           <w:sz w:val="24"/>
           <w:u w:val="single"/>
         </w:rPr>
-        <w:hyperlink r:id="rId36" w:history="1">
+        <w:hyperlink r:id="rId37" w:history="1">
           <w:r>
             <w:rPr>
               <w:rStyle w:val="Hyperlink"/>
@@ -5474,7 +5701,7 @@
           <w:sz w:val="24"/>
           <w:u w:val="single"/>
         </w:rPr>
-        <w:hyperlink r:id="rId36" w:history="1">
+        <w:hyperlink r:id="rId37" w:history="1">
           <w:r>
             <w:rPr>
               <w:rStyle w:val="Hyperlink"/>
@@ -5495,7 +5722,7 @@
           <w:sz w:val="24"/>
           <w:u w:val="single"/>
         </w:rPr>
-        <w:hyperlink r:id="rId36" w:history="1">
+        <w:hyperlink r:id="rId37" w:history="1">
           <w:r>
             <w:rPr>
               <w:rStyle w:val="Hyperlink"/>
@@ -5521,8 +5748,16 @@
           <w:i w:val="0"/>
           <w:color w:val="0000FF"/>
           <w:sz w:val="24"/>
-        </w:rPr>
-        <w:t>Sammlungsgut aus Kolonialen Ko</w:t>
+          <w:u w:val="single"/>
+        </w:rPr>
+        <w:hyperlink r:id="rId38" w:history="1">
+          <w:r>
+            <w:rPr>
+              <w:rStyle w:val="Hyperlink"/>
+            </w:rPr>
+            <w:t>Samm</w:t>
+          </w:r>
+        </w:hyperlink>
       </w:r>
       <w:r>
         <w:rPr>
@@ -5533,7 +5768,148 @@
           <w:sz w:val="24"/>
           <w:u w:val="single"/>
         </w:rPr>
-        <w:hyperlink r:id="rId36" w:history="1">
+        <w:hyperlink r:id="rId38" w:history="1">
+          <w:r>
+            <w:rPr>
+              <w:rStyle w:val="Hyperlink"/>
+            </w:rPr>
+            <w:t>lungsgut</w:t>
+          </w:r>
+        </w:hyperlink>
+      </w:r>
+      <w:r>
+        <w:rPr>
+          <w:rFonts w:ascii="Charis SIL Italic" w:hAnsi="Charis SIL Italic" w:eastAsia="Charis SIL Italic"/>
+          <w:b w:val="0"/>
+          <w:i w:val="0"/>
+          <w:color w:val="0000FF"/>
+          <w:sz w:val="24"/>
+          <w:u w:val="single"/>
+        </w:rPr>
+        <w:t xml:space="preserve"> </w:t>
+      </w:r>
+      <w:r>
+        <w:rPr>
+          <w:rFonts w:ascii="Charis SIL Italic" w:hAnsi="Charis SIL Italic" w:eastAsia="Charis SIL Italic"/>
+          <w:b w:val="0"/>
+          <w:i w:val="0"/>
+          <w:color w:val="0000FF"/>
+          <w:sz w:val="24"/>
+          <w:u w:val="single"/>
+        </w:rPr>
+        <w:hyperlink r:id="rId38" w:history="1">
+          <w:r>
+            <w:rPr>
+              <w:rStyle w:val="Hyperlink"/>
+            </w:rPr>
+            <w:t>a</w:t>
+          </w:r>
+        </w:hyperlink>
+      </w:r>
+      <w:r>
+        <w:rPr>
+          <w:rFonts w:ascii="Charis SIL Italic" w:hAnsi="Charis SIL Italic" w:eastAsia="Charis SIL Italic"/>
+          <w:b w:val="0"/>
+          <w:i w:val="0"/>
+          <w:color w:val="0000FF"/>
+          <w:sz w:val="24"/>
+          <w:u w:val="single"/>
+        </w:rPr>
+        <w:hyperlink r:id="rId38" w:history="1">
+          <w:r>
+            <w:rPr>
+              <w:rStyle w:val="Hyperlink"/>
+            </w:rPr>
+            <w:t>us</w:t>
+          </w:r>
+        </w:hyperlink>
+      </w:r>
+      <w:r>
+        <w:rPr>
+          <w:rFonts w:ascii="Charis SIL Italic" w:hAnsi="Charis SIL Italic" w:eastAsia="Charis SIL Italic"/>
+          <w:b w:val="0"/>
+          <w:i w:val="0"/>
+          <w:color w:val="0000FF"/>
+          <w:sz w:val="24"/>
+          <w:u w:val="single"/>
+        </w:rPr>
+        <w:t xml:space="preserve"> </w:t>
+      </w:r>
+      <w:r>
+        <w:rPr>
+          <w:rFonts w:ascii="Charis SIL Italic" w:hAnsi="Charis SIL Italic" w:eastAsia="Charis SIL Italic"/>
+          <w:b w:val="0"/>
+          <w:i w:val="0"/>
+          <w:color w:val="0000FF"/>
+          <w:sz w:val="24"/>
+          <w:u w:val="single"/>
+        </w:rPr>
+        <w:hyperlink r:id="rId38" w:history="1">
+          <w:r>
+            <w:rPr>
+              <w:rStyle w:val="Hyperlink"/>
+            </w:rPr>
+            <w:t>Koloniale</w:t>
+          </w:r>
+        </w:hyperlink>
+      </w:r>
+      <w:r>
+        <w:rPr>
+          <w:rFonts w:ascii="Charis SIL Italic" w:hAnsi="Charis SIL Italic" w:eastAsia="Charis SIL Italic"/>
+          <w:b w:val="0"/>
+          <w:i w:val="0"/>
+          <w:color w:val="0000FF"/>
+          <w:sz w:val="24"/>
+          <w:u w:val="single"/>
+        </w:rPr>
+        <w:hyperlink r:id="rId38" w:history="1">
+          <w:r>
+            <w:rPr>
+              <w:rStyle w:val="Hyperlink"/>
+            </w:rPr>
+            <w:t>n</w:t>
+          </w:r>
+        </w:hyperlink>
+      </w:r>
+      <w:r>
+        <w:rPr>
+          <w:rFonts w:ascii="Charis SIL Italic" w:hAnsi="Charis SIL Italic" w:eastAsia="Charis SIL Italic"/>
+          <w:b w:val="0"/>
+          <w:i w:val="0"/>
+          <w:color w:val="0000FF"/>
+          <w:sz w:val="24"/>
+          <w:u w:val="single"/>
+        </w:rPr>
+        <w:t xml:space="preserve"> </w:t>
+      </w:r>
+      <w:r>
+        <w:rPr>
+          <w:rFonts w:ascii="Charis SIL Italic" w:hAnsi="Charis SIL Italic" w:eastAsia="Charis SIL Italic"/>
+          <w:b w:val="0"/>
+          <w:i w:val="0"/>
+          <w:color w:val="0000FF"/>
+          <w:sz w:val="24"/>
+          <w:u w:val="single"/>
+        </w:rPr>
+        <w:hyperlink r:id="rId38" w:history="1">
+          <w:r>
+            <w:rPr>
+              <w:rStyle w:val="Hyperlink"/>
+            </w:rPr>
+            <w:t>Ko</w:t>
+          </w:r>
+        </w:hyperlink>
+      </w:r>
+      <w:r>
+        <w:rPr>
+          <w:rFonts w:ascii="Charis SIL Italic" w:hAnsi="Charis SIL Italic" w:eastAsia="Charis SIL Italic"/>
+          <w:b w:val="0"/>
+          <w:i w:val="0"/>
+          <w:color w:val="0000FF"/>
+          <w:sz w:val="24"/>
+          <w:u w:val="single"/>
+        </w:rPr>
+        <w:hyperlink r:id="rId38" w:history="1">
           <w:r>
             <w:rPr>
               <w:rStyle w:val="Hyperlink"/>
@@ -5551,7 +5927,7 @@
           <w:color w:val="000000"/>
           <w:sz w:val="24"/>
         </w:rPr>
-        <w:hyperlink r:id="rId36" w:history="1">
+        <w:hyperlink r:id="rId37" w:history="1">
           <w:r>
             <w:rPr>
               <w:rStyle w:val="Hyperlink"/>
@@ -5579,7 +5955,7 @@
           <w:sz w:val="24"/>
           <w:u w:val="single"/>
         </w:rPr>
-        <w:hyperlink r:id="rId36" w:history="1">
+        <w:hyperlink r:id="rId39" w:history="1">
           <w:r>
             <w:rPr>
               <w:rStyle w:val="Hyperlink"/>
@@ -5590,6 +5966,16 @@
       </w:r>
       <w:r>
         <w:rPr>
+          <w:rFonts w:ascii="Charis SIL Italic" w:hAnsi="Charis SIL Italic" w:eastAsia="Charis SIL Italic"/>
+          <w:b w:val="0"/>
+          <w:i w:val="0"/>
+          <w:color w:val="000000"/>
+          <w:sz w:val="24"/>
+        </w:rPr>
+        <w:t xml:space="preserve"> bevat informatie over ve</w:t>
+      </w:r>
+      <w:r>
+        <w:rPr>
           <w:u w:val="single" w:color="0000ff"/>
           <w:rFonts w:ascii="Charis SIL Italic" w:hAnsi="Charis SIL Italic" w:eastAsia="Charis SIL Italic"/>
           <w:b w:val="0"/>
@@ -5597,35 +5983,7 @@
           <w:color w:val="000000"/>
           <w:sz w:val="24"/>
         </w:rPr>
-        <w:hyperlink r:id="rId36" w:history="1">
-          <w:r>
-            <w:rPr>
-              <w:rStyle w:val="Hyperlink"/>
-            </w:rPr>
-            <w:t xml:space="preserve"> bevat inf</w:t>
-          </w:r>
-        </w:hyperlink>
-      </w:r>
-      <w:r>
-        <w:rPr>
-          <w:rFonts w:ascii="Charis SIL Italic" w:hAnsi="Charis SIL Italic" w:eastAsia="Charis SIL Italic"/>
-          <w:b w:val="0"/>
-          <w:i w:val="0"/>
-          <w:color w:val="000000"/>
-          <w:sz w:val="24"/>
-        </w:rPr>
-        <w:t>ormatie over ve</w:t>
-      </w:r>
-      <w:r>
-        <w:rPr>
-          <w:u w:val="single" w:color="0000ff"/>
-          <w:rFonts w:ascii="Charis SIL Italic" w:hAnsi="Charis SIL Italic" w:eastAsia="Charis SIL Italic"/>
-          <w:b w:val="0"/>
-          <w:i w:val="0"/>
-          <w:color w:val="000000"/>
-          <w:sz w:val="24"/>
-        </w:rPr>
-        <w:hyperlink r:id="rId37" w:history="1">
+        <w:hyperlink r:id="rId38" w:history="1">
           <w:r>
             <w:rPr>
               <w:rStyle w:val="Hyperlink"/>
@@ -5643,7 +6001,7 @@
           <w:color w:val="000000"/>
           <w:sz w:val="24"/>
         </w:rPr>
-        <w:hyperlink r:id="rId37" w:history="1">
+        <w:hyperlink r:id="rId38" w:history="1">
           <w:r>
             <w:rPr>
               <w:rStyle w:val="Hyperlink"/>
@@ -5661,7 +6019,7 @@
           <w:color w:val="000000"/>
           <w:sz w:val="24"/>
         </w:rPr>
-        <w:hyperlink r:id="rId37" w:history="1">
+        <w:hyperlink r:id="rId38" w:history="1">
           <w:r>
             <w:rPr>
               <w:rStyle w:val="Hyperlink"/>
@@ -5679,7 +6037,7 @@
           <w:color w:val="000000"/>
           <w:sz w:val="24"/>
         </w:rPr>
-        <w:hyperlink r:id="rId37" w:history="1">
+        <w:hyperlink r:id="rId38" w:history="1">
           <w:r>
             <w:rPr>
               <w:rStyle w:val="Hyperlink"/>
@@ -5697,7 +6055,7 @@
           <w:color w:val="000000"/>
           <w:sz w:val="24"/>
         </w:rPr>
-        <w:hyperlink r:id="rId37" w:history="1">
+        <w:hyperlink r:id="rId38" w:history="1">
           <w:r>
             <w:rPr>
               <w:rStyle w:val="Hyperlink"/>
@@ -5715,7 +6073,7 @@
           <w:color w:val="000000"/>
           <w:sz w:val="24"/>
         </w:rPr>
-        <w:hyperlink r:id="rId37" w:history="1">
+        <w:hyperlink r:id="rId38" w:history="1">
           <w:r>
             <w:rPr>
               <w:rStyle w:val="Hyperlink"/>
@@ -5743,7 +6101,7 @@
           <w:color w:val="000000"/>
           <w:sz w:val="24"/>
         </w:rPr>
-        <w:hyperlink r:id="rId38" w:history="1">
+        <w:hyperlink r:id="rId39" w:history="1">
           <w:r>
             <w:rPr>
               <w:rStyle w:val="Hyperlink"/>

--- a/EXPORTS/DOCX/published/niveau1/Dutch/Sources.docx
+++ b/EXPORTS/DOCX/published/niveau1/Dutch/Sources.docx
@@ -1409,7 +1409,6 @@
           <w:i w:val="0"/>
           <w:color w:val="0000FF"/>
           <w:sz w:val="24"/>
-          <w:u w:val="single"/>
         </w:rPr>
         <w:t>B</w:t>
       </w:r>
@@ -3355,7 +3354,7 @@
           <w:sz w:val="24"/>
           <w:u w:val="single"/>
         </w:rPr>
-        <w:hyperlink r:id="rId16" w:history="1">
+        <w:hyperlink r:id="rId22" w:history="1">
           <w:r>
             <w:rPr>
               <w:rStyle w:val="Hyperlink"/>
@@ -3610,7 +3609,7 @@
           <w:sz w:val="24"/>
           <w:u w:val="single"/>
         </w:rPr>
-        <w:hyperlink r:id="rId25" w:history="1">
+        <w:hyperlink r:id="rId23" w:history="1">
           <w:r>
             <w:rPr>
               <w:rStyle w:val="Hyperlink"/>
@@ -3639,7 +3638,7 @@
           <w:sz w:val="24"/>
           <w:u w:val="single"/>
         </w:rPr>
-        <w:hyperlink r:id="rId25" w:history="1">
+        <w:hyperlink r:id="rId23" w:history="1">
           <w:r>
             <w:rPr>
               <w:rStyle w:val="Hyperlink"/>
@@ -3675,14 +3674,7 @@
           <w:color w:val="000000"/>
           <w:sz w:val="24"/>
         </w:rPr>
-        <w:hyperlink r:id="rId23" w:history="1">
-          <w:r>
-            <w:rPr>
-              <w:rStyle w:val="Hyperlink"/>
-            </w:rPr>
-            <w:t xml:space="preserve"> en </w:t>
-          </w:r>
-        </w:hyperlink>
+        <w:t xml:space="preserve"> en </w:t>
       </w:r>
       <w:r>
         <w:rPr>
@@ -3729,7 +3721,7 @@
           <w:sz w:val="24"/>
           <w:u w:val="single"/>
         </w:rPr>
-        <w:hyperlink r:id="rId26" w:history="1">
+        <w:hyperlink r:id="rId25" w:history="1">
           <w:r>
             <w:rPr>
               <w:rStyle w:val="Hyperlink"/>
@@ -3746,25 +3738,7 @@
           <w:color w:val="000000"/>
           <w:sz w:val="24"/>
         </w:rPr>
-        <w:t>. H</w:t>
-      </w:r>
-      <w:r>
-        <w:rPr>
-          <w:u w:val="single" w:color="0000ff"/>
-          <w:rFonts w:ascii="Charis SIL Italic" w:hAnsi="Charis SIL Italic" w:eastAsia="Charis SIL Italic"/>
-          <w:b w:val="0"/>
-          <w:i w:val="0"/>
-          <w:color w:val="000000"/>
-          <w:sz w:val="24"/>
-        </w:rPr>
-        <w:hyperlink r:id="rId24" w:history="1">
-          <w:r>
-            <w:rPr>
-              <w:rStyle w:val="Hyperlink"/>
-            </w:rPr>
-            <w:t xml:space="preserve">et </w:t>
-          </w:r>
-        </w:hyperlink>
+        <w:t xml:space="preserve">. Het </w:t>
       </w:r>
       <w:r>
         <w:rPr>
@@ -3775,7 +3749,7 @@
           <w:sz w:val="24"/>
           <w:u w:val="single"/>
         </w:rPr>
-        <w:hyperlink r:id="rId24" w:history="1">
+        <w:hyperlink r:id="rId26" w:history="1">
           <w:r>
             <w:rPr>
               <w:rStyle w:val="Hyperlink"/>
@@ -3804,7 +3778,7 @@
           <w:sz w:val="24"/>
           <w:u w:val="single"/>
         </w:rPr>
-        <w:hyperlink r:id="rId24" w:history="1">
+        <w:hyperlink r:id="rId26" w:history="1">
           <w:r>
             <w:rPr>
               <w:rStyle w:val="Hyperlink"/>
@@ -3822,7 +3796,7 @@
           <w:sz w:val="24"/>
           <w:u w:val="single"/>
         </w:rPr>
-        <w:hyperlink r:id="rId27" w:history="1">
+        <w:hyperlink r:id="rId26" w:history="1">
           <w:r>
             <w:rPr>
               <w:rStyle w:val="Hyperlink"/>
@@ -3839,35 +3813,7 @@
           <w:color w:val="000000"/>
           <w:sz w:val="24"/>
         </w:rPr>
-        <w:t xml:space="preserve">bezit de fotocollectie van </w:t>
-      </w:r>
-      <w:r>
-        <w:rPr>
-          <w:u w:val="single" w:color="0000ff"/>
-          <w:rFonts w:ascii="Charis SIL Italic" w:hAnsi="Charis SIL Italic" w:eastAsia="Charis SIL Italic"/>
-          <w:b w:val="0"/>
-          <w:i w:val="0"/>
-          <w:color w:val="000000"/>
-          <w:sz w:val="24"/>
-        </w:rPr>
-        <w:t>h</w:t>
-      </w:r>
-      <w:r>
-        <w:rPr>
-          <w:rFonts w:ascii="Charis SIL Italic" w:hAnsi="Charis SIL Italic" w:eastAsia="Charis SIL Italic"/>
-          <w:b w:val="0"/>
-          <w:i w:val="0"/>
-          <w:color w:val="000000"/>
-          <w:sz w:val="24"/>
-        </w:rPr>
-        <w:hyperlink r:id="rId25" w:history="1">
-          <w:r>
-            <w:rPr>
-              <w:rStyle w:val="Hyperlink"/>
-            </w:rPr>
-            <w:t xml:space="preserve">et </w:t>
-          </w:r>
-        </w:hyperlink>
+        <w:t xml:space="preserve">bezit de fotocollectie van het </w:t>
       </w:r>
       <w:r>
         <w:rPr>
@@ -3878,7 +3824,7 @@
           <w:sz w:val="24"/>
           <w:u w:val="single"/>
         </w:rPr>
-        <w:hyperlink r:id="rId25" w:history="1">
+        <w:hyperlink r:id="rId27" w:history="1">
           <w:r>
             <w:rPr>
               <w:rStyle w:val="Hyperlink"/>
@@ -3896,7 +3842,7 @@
           <w:sz w:val="24"/>
           <w:u w:val="single"/>
         </w:rPr>
-        <w:hyperlink r:id="rId25" w:history="1">
+        <w:hyperlink r:id="rId27" w:history="1">
           <w:r>
             <w:rPr>
               <w:rStyle w:val="Hyperlink"/>
@@ -3914,7 +3860,7 @@
           <w:sz w:val="24"/>
           <w:u w:val="single"/>
         </w:rPr>
-        <w:hyperlink r:id="rId28" w:history="1">
+        <w:hyperlink r:id="rId27" w:history="1">
           <w:r>
             <w:rPr>
               <w:rStyle w:val="Hyperlink"/>
@@ -3932,7 +3878,7 @@
           <w:sz w:val="24"/>
           <w:u w:val="single"/>
         </w:rPr>
-        <w:t xml:space="preserve"> in</w:t>
+        <w:t xml:space="preserve"> </w:t>
       </w:r>
       <w:r>
         <w:rPr>
@@ -3943,6 +3889,24 @@
           <w:sz w:val="24"/>
           <w:u w:val="single"/>
         </w:rPr>
+        <w:hyperlink r:id="rId27" w:history="1">
+          <w:r>
+            <w:rPr>
+              <w:rStyle w:val="Hyperlink"/>
+            </w:rPr>
+            <w:t>in</w:t>
+          </w:r>
+        </w:hyperlink>
+      </w:r>
+      <w:r>
+        <w:rPr>
+          <w:rFonts w:ascii="Charis SIL Italic" w:hAnsi="Charis SIL Italic" w:eastAsia="Charis SIL Italic"/>
+          <w:b w:val="0"/>
+          <w:i w:val="0"/>
+          <w:color w:val="0000FF"/>
+          <w:sz w:val="24"/>
+          <w:u w:val="single"/>
+        </w:rPr>
         <w:t xml:space="preserve"> </w:t>
       </w:r>
       <w:r>
@@ -3954,7 +3918,7 @@
           <w:sz w:val="24"/>
           <w:u w:val="single"/>
         </w:rPr>
-        <w:hyperlink r:id="rId28" w:history="1">
+        <w:hyperlink r:id="rId27" w:history="1">
           <w:r>
             <w:rPr>
               <w:rStyle w:val="Hyperlink"/>
@@ -3972,7 +3936,7 @@
           <w:color w:val="000000"/>
           <w:sz w:val="24"/>
         </w:rPr>
-        <w:hyperlink r:id="rId26" w:history="1">
+        <w:hyperlink r:id="rId25" w:history="1">
           <w:r>
             <w:rPr>
               <w:rStyle w:val="Hyperlink"/>
@@ -4020,7 +3984,7 @@
           <w:sz w:val="24"/>
           <w:u w:val="single"/>
         </w:rPr>
-        <w:hyperlink r:id="rId29" w:history="1">
+        <w:hyperlink r:id="rId28" w:history="1">
           <w:r>
             <w:rPr>
               <w:rStyle w:val="Hyperlink"/>
@@ -4049,7 +4013,7 @@
           <w:sz w:val="24"/>
           <w:u w:val="single"/>
         </w:rPr>
-        <w:hyperlink r:id="rId29" w:history="1">
+        <w:hyperlink r:id="rId28" w:history="1">
           <w:r>
             <w:rPr>
               <w:rStyle w:val="Hyperlink"/>
@@ -4077,7 +4041,7 @@
           <w:sz w:val="24"/>
           <w:u w:val="single"/>
         </w:rPr>
-        <w:hyperlink r:id="rId30" w:history="1">
+        <w:hyperlink r:id="rId29" w:history="1">
           <w:r>
             <w:rPr>
               <w:rStyle w:val="Hyperlink"/>
@@ -4095,7 +4059,7 @@
           <w:sz w:val="24"/>
           <w:u w:val="single"/>
         </w:rPr>
-        <w:hyperlink r:id="rId30" w:history="1">
+        <w:hyperlink r:id="rId29" w:history="1">
           <w:r>
             <w:rPr>
               <w:rStyle w:val="Hyperlink"/>
@@ -4124,7 +4088,7 @@
           <w:sz w:val="24"/>
           <w:u w:val="single"/>
         </w:rPr>
-        <w:hyperlink r:id="rId30" w:history="1">
+        <w:hyperlink r:id="rId29" w:history="1">
           <w:r>
             <w:rPr>
               <w:rStyle w:val="Hyperlink"/>
@@ -4411,7 +4375,7 @@
           <w:sz w:val="24"/>
           <w:u w:val="single"/>
         </w:rPr>
-        <w:hyperlink r:id="rId31" w:history="1">
+        <w:hyperlink r:id="rId30" w:history="1">
           <w:r>
             <w:rPr>
               <w:rStyle w:val="Hyperlink"/>
@@ -4440,7 +4404,7 @@
           <w:sz w:val="24"/>
           <w:u w:val="single"/>
         </w:rPr>
-        <w:hyperlink r:id="rId31" w:history="1">
+        <w:hyperlink r:id="rId30" w:history="1">
           <w:r>
             <w:rPr>
               <w:rStyle w:val="Hyperlink"/>
@@ -4469,7 +4433,7 @@
           <w:sz w:val="24"/>
           <w:u w:val="single"/>
         </w:rPr>
-        <w:hyperlink r:id="rId31" w:history="1">
+        <w:hyperlink r:id="rId30" w:history="1">
           <w:r>
             <w:rPr>
               <w:rStyle w:val="Hyperlink"/>
@@ -4497,7 +4461,7 @@
           <w:sz w:val="24"/>
           <w:u w:val="single"/>
         </w:rPr>
-        <w:hyperlink r:id="rId32" w:history="1">
+        <w:hyperlink r:id="rId31" w:history="1">
           <w:r>
             <w:rPr>
               <w:rStyle w:val="Hyperlink"/>
@@ -4526,7 +4490,7 @@
           <w:sz w:val="24"/>
           <w:u w:val="single"/>
         </w:rPr>
-        <w:hyperlink r:id="rId32" w:history="1">
+        <w:hyperlink r:id="rId31" w:history="1">
           <w:r>
             <w:rPr>
               <w:rStyle w:val="Hyperlink"/>
@@ -4555,7 +4519,7 @@
           <w:sz w:val="24"/>
           <w:u w:val="single"/>
         </w:rPr>
-        <w:hyperlink r:id="rId32" w:history="1">
+        <w:hyperlink r:id="rId31" w:history="1">
           <w:r>
             <w:rPr>
               <w:rStyle w:val="Hyperlink"/>
@@ -4584,7 +4548,7 @@
           <w:sz w:val="24"/>
           <w:u w:val="single"/>
         </w:rPr>
-        <w:hyperlink r:id="rId32" w:history="1">
+        <w:hyperlink r:id="rId31" w:history="1">
           <w:r>
             <w:rPr>
               <w:rStyle w:val="Hyperlink"/>
@@ -4612,7 +4576,7 @@
           <w:sz w:val="24"/>
           <w:u w:val="single"/>
         </w:rPr>
-        <w:hyperlink r:id="rId33" w:history="1">
+        <w:hyperlink r:id="rId32" w:history="1">
           <w:r>
             <w:rPr>
               <w:rStyle w:val="Hyperlink"/>
@@ -4641,7 +4605,7 @@
           <w:sz w:val="24"/>
           <w:u w:val="single"/>
         </w:rPr>
-        <w:hyperlink r:id="rId33" w:history="1">
+        <w:hyperlink r:id="rId32" w:history="1">
           <w:r>
             <w:rPr>
               <w:rStyle w:val="Hyperlink"/>
@@ -4670,7 +4634,7 @@
           <w:sz w:val="24"/>
           <w:u w:val="single"/>
         </w:rPr>
-        <w:hyperlink r:id="rId33" w:history="1">
+        <w:hyperlink r:id="rId32" w:history="1">
           <w:r>
             <w:rPr>
               <w:rStyle w:val="Hyperlink"/>
@@ -4699,7 +4663,7 @@
           <w:sz w:val="24"/>
           <w:u w:val="single"/>
         </w:rPr>
-        <w:hyperlink r:id="rId33" w:history="1">
+        <w:hyperlink r:id="rId30" w:history="1">
           <w:r>
             <w:rPr>
               <w:rStyle w:val="Hyperlink"/>
@@ -4728,7 +4692,7 @@
           <w:sz w:val="24"/>
           <w:u w:val="single"/>
         </w:rPr>
-        <w:hyperlink r:id="rId33" w:history="1">
+        <w:hyperlink r:id="rId30" w:history="1">
           <w:r>
             <w:rPr>
               <w:rStyle w:val="Hyperlink"/>
@@ -4746,7 +4710,25 @@
           <w:color w:val="000000"/>
           <w:sz w:val="24"/>
         </w:rPr>
-        <w:t xml:space="preserve"> en </w:t>
+        <w:t xml:space="preserve"> </w:t>
+      </w:r>
+      <w:r>
+        <w:rPr>
+          <w:u w:val="single" w:color="0000ff"/>
+          <w:rFonts w:ascii="Charis SIL Italic" w:hAnsi="Charis SIL Italic" w:eastAsia="Charis SIL Italic"/>
+          <w:b w:val="0"/>
+          <w:i w:val="0"/>
+          <w:color w:val="000000"/>
+          <w:sz w:val="24"/>
+        </w:rPr>
+        <w:hyperlink r:id="rId30" w:history="1">
+          <w:r>
+            <w:rPr>
+              <w:rStyle w:val="Hyperlink"/>
+            </w:rPr>
+            <w:t xml:space="preserve">en </w:t>
+          </w:r>
+        </w:hyperlink>
       </w:r>
       <w:r>
         <w:rPr>
@@ -4757,7 +4739,7 @@
           <w:sz w:val="24"/>
           <w:u w:val="single"/>
         </w:rPr>
-        <w:hyperlink r:id="rId34" w:history="1">
+        <w:hyperlink r:id="rId30" w:history="1">
           <w:r>
             <w:rPr>
               <w:rStyle w:val="Hyperlink"/>
@@ -4775,7 +4757,7 @@
           <w:sz w:val="24"/>
           <w:u w:val="single"/>
         </w:rPr>
-        <w:hyperlink r:id="rId34" w:history="1">
+        <w:hyperlink r:id="rId30" w:history="1">
           <w:r>
             <w:rPr>
               <w:rStyle w:val="Hyperlink"/>
@@ -4793,7 +4775,7 @@
           <w:sz w:val="24"/>
           <w:u w:val="single"/>
         </w:rPr>
-        <w:hyperlink r:id="rId31" w:history="1">
+        <w:hyperlink r:id="rId30" w:history="1">
           <w:r>
             <w:rPr>
               <w:rStyle w:val="Hyperlink"/>
@@ -4822,7 +4804,7 @@
           <w:sz w:val="24"/>
           <w:u w:val="single"/>
         </w:rPr>
-        <w:hyperlink r:id="rId31" w:history="1">
+        <w:hyperlink r:id="rId33" w:history="1">
           <w:r>
             <w:rPr>
               <w:rStyle w:val="Hyperlink"/>
@@ -4840,7 +4822,14 @@
           <w:sz w:val="24"/>
           <w:u w:val="single"/>
         </w:rPr>
-        <w:t>i</w:t>
+        <w:hyperlink r:id="rId33" w:history="1">
+          <w:r>
+            <w:rPr>
+              <w:rStyle w:val="Hyperlink"/>
+            </w:rPr>
+            <w:t>i</w:t>
+          </w:r>
+        </w:hyperlink>
       </w:r>
       <w:r>
         <w:rPr>
@@ -4851,7 +4840,7 @@
           <w:sz w:val="24"/>
           <w:u w:val="single"/>
         </w:rPr>
-        <w:hyperlink r:id="rId32" w:history="1">
+        <w:hyperlink r:id="rId33" w:history="1">
           <w:r>
             <w:rPr>
               <w:rStyle w:val="Hyperlink"/>
@@ -4880,7 +4869,7 @@
           <w:sz w:val="24"/>
           <w:u w:val="single"/>
         </w:rPr>
-        <w:hyperlink r:id="rId32" w:history="1">
+        <w:hyperlink r:id="rId33" w:history="1">
           <w:r>
             <w:rPr>
               <w:rStyle w:val="Hyperlink"/>
@@ -4898,7 +4887,7 @@
           <w:sz w:val="24"/>
           <w:u w:val="single"/>
         </w:rPr>
-        <w:hyperlink r:id="rId32" w:history="1">
+        <w:hyperlink r:id="rId33" w:history="1">
           <w:r>
             <w:rPr>
               <w:rStyle w:val="Hyperlink"/>
@@ -4916,7 +4905,7 @@
           <w:color w:val="000000"/>
           <w:sz w:val="24"/>
         </w:rPr>
-        <w:hyperlink r:id="rId32" w:history="1">
+        <w:hyperlink r:id="rId31" w:history="1">
           <w:r>
             <w:rPr>
               <w:rStyle w:val="Hyperlink"/>
@@ -4934,7 +4923,7 @@
           <w:color w:val="000000"/>
           <w:sz w:val="24"/>
         </w:rPr>
-        <w:hyperlink r:id="rId32" w:history="1">
+        <w:hyperlink r:id="rId31" w:history="1">
           <w:r>
             <w:rPr>
               <w:rStyle w:val="Hyperlink"/>
@@ -4952,7 +4941,7 @@
           <w:color w:val="000000"/>
           <w:sz w:val="24"/>
         </w:rPr>
-        <w:hyperlink r:id="rId32" w:history="1">
+        <w:hyperlink r:id="rId31" w:history="1">
           <w:r>
             <w:rPr>
               <w:rStyle w:val="Hyperlink"/>
@@ -4981,7 +4970,7 @@
           <w:color w:val="000000"/>
           <w:sz w:val="24"/>
         </w:rPr>
-        <w:hyperlink r:id="rId32" w:history="1">
+        <w:hyperlink r:id="rId31" w:history="1">
           <w:r>
             <w:rPr>
               <w:rStyle w:val="Hyperlink"/>
@@ -5009,7 +4998,7 @@
           <w:color w:val="000000"/>
           <w:sz w:val="24"/>
         </w:rPr>
-        <w:hyperlink r:id="rId33" w:history="1">
+        <w:hyperlink r:id="rId32" w:history="1">
           <w:r>
             <w:rPr>
               <w:rStyle w:val="Hyperlink"/>
@@ -5027,7 +5016,7 @@
           <w:color w:val="000000"/>
           <w:sz w:val="24"/>
         </w:rPr>
-        <w:hyperlink r:id="rId33" w:history="1">
+        <w:hyperlink r:id="rId32" w:history="1">
           <w:r>
             <w:rPr>
               <w:rStyle w:val="Hyperlink"/>
@@ -5045,7 +5034,7 @@
           <w:color w:val="000000"/>
           <w:sz w:val="24"/>
         </w:rPr>
-        <w:hyperlink r:id="rId33" w:history="1">
+        <w:hyperlink r:id="rId32" w:history="1">
           <w:r>
             <w:rPr>
               <w:rStyle w:val="Hyperlink"/>
@@ -5063,7 +5052,7 @@
           <w:color w:val="000000"/>
           <w:sz w:val="24"/>
         </w:rPr>
-        <w:hyperlink r:id="rId33" w:history="1">
+        <w:hyperlink r:id="rId32" w:history="1">
           <w:r>
             <w:rPr>
               <w:rStyle w:val="Hyperlink"/>
@@ -5074,39 +5063,13 @@
       </w:r>
       <w:r>
         <w:rPr>
-          <w:u w:val="single" w:color="0000ff"/>
           <w:rFonts w:ascii="Charis SIL Italic" w:hAnsi="Charis SIL Italic" w:eastAsia="Charis SIL Italic"/>
           <w:b w:val="0"/>
           <w:i w:val="0"/>
           <w:color w:val="000000"/>
           <w:sz w:val="24"/>
         </w:rPr>
-        <w:hyperlink r:id="rId33" w:history="1">
-          <w:r>
-            <w:rPr>
-              <w:rStyle w:val="Hyperlink"/>
-            </w:rPr>
-            <w:t>ta</w:t>
-          </w:r>
-        </w:hyperlink>
-      </w:r>
-      <w:r>
-        <w:rPr>
-          <w:u w:val="single" w:color="0000ff"/>
-          <w:rFonts w:ascii="Charis SIL Italic" w:hAnsi="Charis SIL Italic" w:eastAsia="Charis SIL Italic"/>
-          <w:b w:val="0"/>
-          <w:i w:val="0"/>
-          <w:color w:val="000000"/>
-          <w:sz w:val="24"/>
-        </w:rPr>
-        <w:hyperlink r:id="rId33" w:history="1">
-          <w:r>
-            <w:rPr>
-              <w:rStyle w:val="Hyperlink"/>
-            </w:rPr>
-            <w:t xml:space="preserve">l </w:t>
-          </w:r>
-        </w:hyperlink>
+        <w:t xml:space="preserve">tal </w:t>
       </w:r>
       <w:r>
         <w:rPr>
@@ -5117,7 +5080,7 @@
           <w:sz w:val="24"/>
           <w:u w:val="single"/>
         </w:rPr>
-        <w:hyperlink r:id="rId33" w:history="1">
+        <w:hyperlink r:id="rId34" w:history="1">
           <w:r>
             <w:rPr>
               <w:rStyle w:val="Hyperlink"/>
@@ -5135,7 +5098,7 @@
           <w:sz w:val="24"/>
           <w:u w:val="single"/>
         </w:rPr>
-        <w:hyperlink r:id="rId33" w:history="1">
+        <w:hyperlink r:id="rId34" w:history="1">
           <w:r>
             <w:rPr>
               <w:rStyle w:val="Hyperlink"/>
@@ -5153,7 +5116,7 @@
           <w:color w:val="000000"/>
           <w:sz w:val="24"/>
         </w:rPr>
-        <w:hyperlink r:id="rId33" w:history="1">
+        <w:hyperlink r:id="rId32" w:history="1">
           <w:r>
             <w:rPr>
               <w:rStyle w:val="Hyperlink"/>
@@ -5192,7 +5155,7 @@
           <w:color w:val="000000"/>
           <w:sz w:val="24"/>
         </w:rPr>
-        <w:hyperlink r:id="rId34" w:history="1">
+        <w:hyperlink r:id="rId33" w:history="1">
           <w:r>
             <w:rPr>
               <w:rStyle w:val="Hyperlink"/>
@@ -5471,6 +5434,7 @@
       </w:r>
       <w:r>
         <w:rPr>
+          <w:u w:val="single" w:color="0000ff"/>
           <w:rFonts w:ascii="Charis SIL Italic" w:hAnsi="Charis SIL Italic" w:eastAsia="Charis SIL Italic"/>
           <w:b w:val="0"/>
           <w:i w:val="0"/>
@@ -5768,7 +5732,7 @@
           <w:sz w:val="24"/>
           <w:u w:val="single"/>
         </w:rPr>
-        <w:hyperlink r:id="rId38" w:history="1">
+        <w:hyperlink r:id="rId36" w:history="1">
           <w:r>
             <w:rPr>
               <w:rStyle w:val="Hyperlink"/>
@@ -5815,7 +5779,7 @@
           <w:sz w:val="24"/>
           <w:u w:val="single"/>
         </w:rPr>
-        <w:hyperlink r:id="rId38" w:history="1">
+        <w:hyperlink r:id="rId37" w:history="1">
           <w:r>
             <w:rPr>
               <w:rStyle w:val="Hyperlink"/>
@@ -5844,7 +5808,7 @@
           <w:sz w:val="24"/>
           <w:u w:val="single"/>
         </w:rPr>
-        <w:hyperlink r:id="rId38" w:history="1">
+        <w:hyperlink r:id="rId37" w:history="1">
           <w:r>
             <w:rPr>
               <w:rStyle w:val="Hyperlink"/>
@@ -5862,7 +5826,7 @@
           <w:sz w:val="24"/>
           <w:u w:val="single"/>
         </w:rPr>
-        <w:hyperlink r:id="rId38" w:history="1">
+        <w:hyperlink r:id="rId37" w:history="1">
           <w:r>
             <w:rPr>
               <w:rStyle w:val="Hyperlink"/>
@@ -5972,97 +5936,7 @@
           <w:color w:val="000000"/>
           <w:sz w:val="24"/>
         </w:rPr>
-        <w:t xml:space="preserve"> bevat informatie over ve</w:t>
-      </w:r>
-      <w:r>
-        <w:rPr>
-          <w:u w:val="single" w:color="0000ff"/>
-          <w:rFonts w:ascii="Charis SIL Italic" w:hAnsi="Charis SIL Italic" w:eastAsia="Charis SIL Italic"/>
-          <w:b w:val="0"/>
-          <w:i w:val="0"/>
-          <w:color w:val="000000"/>
-          <w:sz w:val="24"/>
-        </w:rPr>
-        <w:hyperlink r:id="rId38" w:history="1">
-          <w:r>
-            <w:rPr>
-              <w:rStyle w:val="Hyperlink"/>
-            </w:rPr>
-            <w:t>rzamelaars, ha</w:t>
-          </w:r>
-        </w:hyperlink>
-      </w:r>
-      <w:r>
-        <w:rPr>
-          <w:u w:val="single" w:color="0000ff"/>
-          <w:rFonts w:ascii="Charis SIL Italic" w:hAnsi="Charis SIL Italic" w:eastAsia="Charis SIL Italic"/>
-          <w:b w:val="0"/>
-          <w:i w:val="0"/>
-          <w:color w:val="000000"/>
-          <w:sz w:val="24"/>
-        </w:rPr>
-        <w:hyperlink r:id="rId38" w:history="1">
-          <w:r>
-            <w:rPr>
-              <w:rStyle w:val="Hyperlink"/>
-            </w:rPr>
-            <w:t>n</w:t>
-          </w:r>
-        </w:hyperlink>
-      </w:r>
-      <w:r>
-        <w:rPr>
-          <w:u w:val="single" w:color="0000ff"/>
-          <w:rFonts w:ascii="Charis SIL Italic" w:hAnsi="Charis SIL Italic" w:eastAsia="Charis SIL Italic"/>
-          <w:b w:val="0"/>
-          <w:i w:val="0"/>
-          <w:color w:val="000000"/>
-          <w:sz w:val="24"/>
-        </w:rPr>
-        <w:hyperlink r:id="rId38" w:history="1">
-          <w:r>
-            <w:rPr>
-              <w:rStyle w:val="Hyperlink"/>
-            </w:rPr>
-            <w:t>del</w:t>
-          </w:r>
-        </w:hyperlink>
-      </w:r>
-      <w:r>
-        <w:rPr>
-          <w:u w:val="single" w:color="0000ff"/>
-          <w:rFonts w:ascii="Charis SIL Italic" w:hAnsi="Charis SIL Italic" w:eastAsia="Charis SIL Italic"/>
-          <w:b w:val="0"/>
-          <w:i w:val="0"/>
-          <w:color w:val="000000"/>
-          <w:sz w:val="24"/>
-        </w:rPr>
-        <w:hyperlink r:id="rId38" w:history="1">
-          <w:r>
-            <w:rPr>
-              <w:rStyle w:val="Hyperlink"/>
-            </w:rPr>
-            <w:t>a</w:t>
-          </w:r>
-        </w:hyperlink>
-      </w:r>
-      <w:r>
-        <w:rPr>
-          <w:u w:val="single" w:color="0000ff"/>
-          <w:rFonts w:ascii="Charis SIL Italic" w:hAnsi="Charis SIL Italic" w:eastAsia="Charis SIL Italic"/>
-          <w:b w:val="0"/>
-          <w:i w:val="0"/>
-          <w:color w:val="000000"/>
-          <w:sz w:val="24"/>
-        </w:rPr>
-        <w:hyperlink r:id="rId38" w:history="1">
-          <w:r>
-            <w:rPr>
-              <w:rStyle w:val="Hyperlink"/>
-            </w:rPr>
-            <w:t>ren en coll</w:t>
-          </w:r>
-        </w:hyperlink>
+        <w:t xml:space="preserve"> bevat informatie over verzamelaars, handelaren en coll</w:t>
       </w:r>
       <w:r>
         <w:rPr>

--- a/EXPORTS/DOCX/published/niveau1/Dutch/Sources.docx
+++ b/EXPORTS/DOCX/published/niveau1/Dutch/Sources.docx
@@ -1319,13 +1319,86 @@
       </w:r>
       <w:r>
         <w:rPr>
+          <w:u w:val="single" w:color="0000ff"/>
           <w:rFonts w:ascii="Charis SIL Italic" w:hAnsi="Charis SIL Italic" w:eastAsia="Charis SIL Italic"/>
           <w:b w:val="0"/>
           <w:i w:val="0"/>
           <w:color w:val="000000"/>
           <w:sz w:val="24"/>
         </w:rPr>
-        <w:t xml:space="preserve">deel uit van de </w:t>
+        <w:hyperlink r:id="rId15" w:history="1">
+          <w:r>
+            <w:rPr>
+              <w:rStyle w:val="Hyperlink"/>
+            </w:rPr>
+            <w:t xml:space="preserve">deel uit </w:t>
+          </w:r>
+        </w:hyperlink>
+      </w:r>
+      <w:r>
+        <w:rPr>
+          <w:u w:val="single" w:color="0000ff"/>
+          <w:rFonts w:ascii="Charis SIL Italic" w:hAnsi="Charis SIL Italic" w:eastAsia="Charis SIL Italic"/>
+          <w:b w:val="0"/>
+          <w:i w:val="0"/>
+          <w:color w:val="000000"/>
+          <w:sz w:val="24"/>
+        </w:rPr>
+        <w:hyperlink r:id="rId15" w:history="1">
+          <w:r>
+            <w:rPr>
+              <w:rStyle w:val="Hyperlink"/>
+            </w:rPr>
+            <w:t>v</w:t>
+          </w:r>
+        </w:hyperlink>
+      </w:r>
+      <w:r>
+        <w:rPr>
+          <w:u w:val="single" w:color="0000ff"/>
+          <w:rFonts w:ascii="Charis SIL Italic" w:hAnsi="Charis SIL Italic" w:eastAsia="Charis SIL Italic"/>
+          <w:b w:val="0"/>
+          <w:i w:val="0"/>
+          <w:color w:val="000000"/>
+          <w:sz w:val="24"/>
+        </w:rPr>
+        <w:hyperlink r:id="rId15" w:history="1">
+          <w:r>
+            <w:rPr>
+              <w:rStyle w:val="Hyperlink"/>
+            </w:rPr>
+            <w:t>an d</w:t>
+          </w:r>
+        </w:hyperlink>
+      </w:r>
+      <w:r>
+        <w:rPr>
+          <w:u w:val="single" w:color="0000ff"/>
+          <w:rFonts w:ascii="Charis SIL Italic" w:hAnsi="Charis SIL Italic" w:eastAsia="Charis SIL Italic"/>
+          <w:b w:val="0"/>
+          <w:i w:val="0"/>
+          <w:color w:val="000000"/>
+          <w:sz w:val="24"/>
+        </w:rPr>
+        <w:hyperlink r:id="rId15" w:history="1">
+          <w:r>
+            <w:rPr>
+              <w:rStyle w:val="Hyperlink"/>
+            </w:rPr>
+            <w:t>e</w:t>
+          </w:r>
+        </w:hyperlink>
+      </w:r>
+      <w:r>
+        <w:rPr>
+          <w:u w:val="single" w:color="0000ff"/>
+          <w:rFonts w:ascii="Charis SIL Italic" w:hAnsi="Charis SIL Italic" w:eastAsia="Charis SIL Italic"/>
+          <w:b w:val="0"/>
+          <w:i w:val="0"/>
+          <w:color w:val="000000"/>
+          <w:sz w:val="24"/>
+        </w:rPr>
+        <w:t xml:space="preserve"> </w:t>
       </w:r>
       <w:r>
         <w:rPr>
@@ -1334,8 +1407,16 @@
           <w:i w:val="0"/>
           <w:color w:val="0000FF"/>
           <w:sz w:val="24"/>
-        </w:rPr>
-        <w:t>Univ</w:t>
+          <w:u w:val="single"/>
+        </w:rPr>
+        <w:hyperlink r:id="rId15" w:history="1">
+          <w:r>
+            <w:rPr>
+              <w:rStyle w:val="Hyperlink"/>
+            </w:rPr>
+            <w:t>Univ</w:t>
+          </w:r>
+        </w:hyperlink>
       </w:r>
       <w:r>
         <w:rPr>
@@ -1409,8 +1490,16 @@
           <w:i w:val="0"/>
           <w:color w:val="0000FF"/>
           <w:sz w:val="24"/>
-        </w:rPr>
-        <w:t>B</w:t>
+          <w:u w:val="single"/>
+        </w:rPr>
+        <w:hyperlink r:id="rId16" w:history="1">
+          <w:r>
+            <w:rPr>
+              <w:rStyle w:val="Hyperlink"/>
+            </w:rPr>
+            <w:t>B</w:t>
+          </w:r>
+        </w:hyperlink>
       </w:r>
       <w:r>
         <w:rPr>
@@ -1421,7 +1510,7 @@
           <w:sz w:val="24"/>
           <w:u w:val="single"/>
         </w:rPr>
-        <w:hyperlink r:id="rId15" w:history="1">
+        <w:hyperlink r:id="rId16" w:history="1">
           <w:r>
             <w:rPr>
               <w:rStyle w:val="Hyperlink"/>
@@ -1450,7 +1539,7 @@
           <w:sz w:val="24"/>
           <w:u w:val="single"/>
         </w:rPr>
-        <w:hyperlink r:id="rId15" w:history="1">
+        <w:hyperlink r:id="rId16" w:history="1">
           <w:r>
             <w:rPr>
               <w:rStyle w:val="Hyperlink"/>
@@ -1468,7 +1557,7 @@
           <w:sz w:val="24"/>
           <w:u w:val="single"/>
         </w:rPr>
-        <w:hyperlink r:id="rId15" w:history="1">
+        <w:hyperlink r:id="rId16" w:history="1">
           <w:r>
             <w:rPr>
               <w:rStyle w:val="Hyperlink"/>
@@ -2099,7 +2188,6 @@
       </w:r>
       <w:r>
         <w:rPr>
-          <w:u w:val="single" w:color="0000ff"/>
           <w:rFonts w:ascii="Charis SIL Italic" w:hAnsi="Charis SIL Italic" w:eastAsia="Charis SIL Italic"/>
           <w:b w:val="0"/>
           <w:i w:val="0"/>
@@ -2576,7 +2664,7 @@
           <w:sz w:val="24"/>
           <w:u w:val="single"/>
         </w:rPr>
-        <w:hyperlink r:id="rId18" w:history="1">
+        <w:hyperlink r:id="rId19" w:history="1">
           <w:r>
             <w:rPr>
               <w:rStyle w:val="Hyperlink"/>
@@ -2605,7 +2693,7 @@
           <w:sz w:val="24"/>
           <w:u w:val="single"/>
         </w:rPr>
-        <w:hyperlink r:id="rId18" w:history="1">
+        <w:hyperlink r:id="rId19" w:history="1">
           <w:r>
             <w:rPr>
               <w:rStyle w:val="Hyperlink"/>
@@ -3354,7 +3442,7 @@
           <w:sz w:val="24"/>
           <w:u w:val="single"/>
         </w:rPr>
-        <w:hyperlink r:id="rId22" w:history="1">
+        <w:hyperlink r:id="rId16" w:history="1">
           <w:r>
             <w:rPr>
               <w:rStyle w:val="Hyperlink"/>
@@ -3609,7 +3697,7 @@
           <w:sz w:val="24"/>
           <w:u w:val="single"/>
         </w:rPr>
-        <w:hyperlink r:id="rId23" w:history="1">
+        <w:hyperlink r:id="rId25" w:history="1">
           <w:r>
             <w:rPr>
               <w:rStyle w:val="Hyperlink"/>
@@ -3638,7 +3726,7 @@
           <w:sz w:val="24"/>
           <w:u w:val="single"/>
         </w:rPr>
-        <w:hyperlink r:id="rId23" w:history="1">
+        <w:hyperlink r:id="rId25" w:history="1">
           <w:r>
             <w:rPr>
               <w:rStyle w:val="Hyperlink"/>
@@ -3674,7 +3762,14 @@
           <w:color w:val="000000"/>
           <w:sz w:val="24"/>
         </w:rPr>
-        <w:t xml:space="preserve"> en </w:t>
+        <w:hyperlink r:id="rId23" w:history="1">
+          <w:r>
+            <w:rPr>
+              <w:rStyle w:val="Hyperlink"/>
+            </w:rPr>
+            <w:t xml:space="preserve"> en </w:t>
+          </w:r>
+        </w:hyperlink>
       </w:r>
       <w:r>
         <w:rPr>
@@ -3721,7 +3816,7 @@
           <w:sz w:val="24"/>
           <w:u w:val="single"/>
         </w:rPr>
-        <w:hyperlink r:id="rId25" w:history="1">
+        <w:hyperlink r:id="rId26" w:history="1">
           <w:r>
             <w:rPr>
               <w:rStyle w:val="Hyperlink"/>
@@ -3749,7 +3844,7 @@
           <w:sz w:val="24"/>
           <w:u w:val="single"/>
         </w:rPr>
-        <w:hyperlink r:id="rId26" w:history="1">
+        <w:hyperlink r:id="rId24" w:history="1">
           <w:r>
             <w:rPr>
               <w:rStyle w:val="Hyperlink"/>
@@ -3778,7 +3873,7 @@
           <w:sz w:val="24"/>
           <w:u w:val="single"/>
         </w:rPr>
-        <w:hyperlink r:id="rId26" w:history="1">
+        <w:hyperlink r:id="rId24" w:history="1">
           <w:r>
             <w:rPr>
               <w:rStyle w:val="Hyperlink"/>
@@ -3796,7 +3891,7 @@
           <w:sz w:val="24"/>
           <w:u w:val="single"/>
         </w:rPr>
-        <w:hyperlink r:id="rId26" w:history="1">
+        <w:hyperlink r:id="rId27" w:history="1">
           <w:r>
             <w:rPr>
               <w:rStyle w:val="Hyperlink"/>
@@ -3813,7 +3908,35 @@
           <w:color w:val="000000"/>
           <w:sz w:val="24"/>
         </w:rPr>
-        <w:t xml:space="preserve">bezit de fotocollectie van het </w:t>
+        <w:t xml:space="preserve">bezit de fotocollectie van </w:t>
+      </w:r>
+      <w:r>
+        <w:rPr>
+          <w:u w:val="single" w:color="0000ff"/>
+          <w:rFonts w:ascii="Charis SIL Italic" w:hAnsi="Charis SIL Italic" w:eastAsia="Charis SIL Italic"/>
+          <w:b w:val="0"/>
+          <w:i w:val="0"/>
+          <w:color w:val="000000"/>
+          <w:sz w:val="24"/>
+        </w:rPr>
+        <w:t>h</w:t>
+      </w:r>
+      <w:r>
+        <w:rPr>
+          <w:rFonts w:ascii="Charis SIL Italic" w:hAnsi="Charis SIL Italic" w:eastAsia="Charis SIL Italic"/>
+          <w:b w:val="0"/>
+          <w:i w:val="0"/>
+          <w:color w:val="000000"/>
+          <w:sz w:val="24"/>
+        </w:rPr>
+        <w:hyperlink r:id="rId25" w:history="1">
+          <w:r>
+            <w:rPr>
+              <w:rStyle w:val="Hyperlink"/>
+            </w:rPr>
+            <w:t xml:space="preserve">et </w:t>
+          </w:r>
+        </w:hyperlink>
       </w:r>
       <w:r>
         <w:rPr>
@@ -3824,7 +3947,7 @@
           <w:sz w:val="24"/>
           <w:u w:val="single"/>
         </w:rPr>
-        <w:hyperlink r:id="rId27" w:history="1">
+        <w:hyperlink r:id="rId25" w:history="1">
           <w:r>
             <w:rPr>
               <w:rStyle w:val="Hyperlink"/>
@@ -3842,7 +3965,7 @@
           <w:sz w:val="24"/>
           <w:u w:val="single"/>
         </w:rPr>
-        <w:hyperlink r:id="rId27" w:history="1">
+        <w:hyperlink r:id="rId25" w:history="1">
           <w:r>
             <w:rPr>
               <w:rStyle w:val="Hyperlink"/>
@@ -3860,7 +3983,7 @@
           <w:sz w:val="24"/>
           <w:u w:val="single"/>
         </w:rPr>
-        <w:hyperlink r:id="rId27" w:history="1">
+        <w:hyperlink r:id="rId28" w:history="1">
           <w:r>
             <w:rPr>
               <w:rStyle w:val="Hyperlink"/>
@@ -3889,14 +4012,7 @@
           <w:sz w:val="24"/>
           <w:u w:val="single"/>
         </w:rPr>
-        <w:hyperlink r:id="rId27" w:history="1">
-          <w:r>
-            <w:rPr>
-              <w:rStyle w:val="Hyperlink"/>
-            </w:rPr>
-            <w:t>in</w:t>
-          </w:r>
-        </w:hyperlink>
+        <w:t>in</w:t>
       </w:r>
       <w:r>
         <w:rPr>
@@ -3918,7 +4034,7 @@
           <w:sz w:val="24"/>
           <w:u w:val="single"/>
         </w:rPr>
-        <w:hyperlink r:id="rId27" w:history="1">
+        <w:hyperlink r:id="rId28" w:history="1">
           <w:r>
             <w:rPr>
               <w:rStyle w:val="Hyperlink"/>
@@ -3936,7 +4052,7 @@
           <w:color w:val="000000"/>
           <w:sz w:val="24"/>
         </w:rPr>
-        <w:hyperlink r:id="rId25" w:history="1">
+        <w:hyperlink r:id="rId26" w:history="1">
           <w:r>
             <w:rPr>
               <w:rStyle w:val="Hyperlink"/>
@@ -3984,7 +4100,7 @@
           <w:sz w:val="24"/>
           <w:u w:val="single"/>
         </w:rPr>
-        <w:hyperlink r:id="rId28" w:history="1">
+        <w:hyperlink r:id="rId29" w:history="1">
           <w:r>
             <w:rPr>
               <w:rStyle w:val="Hyperlink"/>
@@ -4013,7 +4129,7 @@
           <w:sz w:val="24"/>
           <w:u w:val="single"/>
         </w:rPr>
-        <w:hyperlink r:id="rId28" w:history="1">
+        <w:hyperlink r:id="rId29" w:history="1">
           <w:r>
             <w:rPr>
               <w:rStyle w:val="Hyperlink"/>
@@ -4041,7 +4157,7 @@
           <w:sz w:val="24"/>
           <w:u w:val="single"/>
         </w:rPr>
-        <w:hyperlink r:id="rId29" w:history="1">
+        <w:hyperlink r:id="rId30" w:history="1">
           <w:r>
             <w:rPr>
               <w:rStyle w:val="Hyperlink"/>
@@ -4059,7 +4175,7 @@
           <w:sz w:val="24"/>
           <w:u w:val="single"/>
         </w:rPr>
-        <w:hyperlink r:id="rId29" w:history="1">
+        <w:hyperlink r:id="rId30" w:history="1">
           <w:r>
             <w:rPr>
               <w:rStyle w:val="Hyperlink"/>
@@ -4088,7 +4204,7 @@
           <w:sz w:val="24"/>
           <w:u w:val="single"/>
         </w:rPr>
-        <w:hyperlink r:id="rId29" w:history="1">
+        <w:hyperlink r:id="rId30" w:history="1">
           <w:r>
             <w:rPr>
               <w:rStyle w:val="Hyperlink"/>
@@ -4375,7 +4491,7 @@
           <w:sz w:val="24"/>
           <w:u w:val="single"/>
         </w:rPr>
-        <w:hyperlink r:id="rId30" w:history="1">
+        <w:hyperlink r:id="rId31" w:history="1">
           <w:r>
             <w:rPr>
               <w:rStyle w:val="Hyperlink"/>
@@ -4404,7 +4520,7 @@
           <w:sz w:val="24"/>
           <w:u w:val="single"/>
         </w:rPr>
-        <w:hyperlink r:id="rId30" w:history="1">
+        <w:hyperlink r:id="rId31" w:history="1">
           <w:r>
             <w:rPr>
               <w:rStyle w:val="Hyperlink"/>
@@ -4433,7 +4549,7 @@
           <w:sz w:val="24"/>
           <w:u w:val="single"/>
         </w:rPr>
-        <w:hyperlink r:id="rId30" w:history="1">
+        <w:hyperlink r:id="rId31" w:history="1">
           <w:r>
             <w:rPr>
               <w:rStyle w:val="Hyperlink"/>
@@ -4461,7 +4577,7 @@
           <w:sz w:val="24"/>
           <w:u w:val="single"/>
         </w:rPr>
-        <w:hyperlink r:id="rId31" w:history="1">
+        <w:hyperlink r:id="rId32" w:history="1">
           <w:r>
             <w:rPr>
               <w:rStyle w:val="Hyperlink"/>
@@ -4490,7 +4606,7 @@
           <w:sz w:val="24"/>
           <w:u w:val="single"/>
         </w:rPr>
-        <w:hyperlink r:id="rId31" w:history="1">
+        <w:hyperlink r:id="rId32" w:history="1">
           <w:r>
             <w:rPr>
               <w:rStyle w:val="Hyperlink"/>
@@ -4519,7 +4635,7 @@
           <w:sz w:val="24"/>
           <w:u w:val="single"/>
         </w:rPr>
-        <w:hyperlink r:id="rId31" w:history="1">
+        <w:hyperlink r:id="rId32" w:history="1">
           <w:r>
             <w:rPr>
               <w:rStyle w:val="Hyperlink"/>
@@ -4548,7 +4664,7 @@
           <w:sz w:val="24"/>
           <w:u w:val="single"/>
         </w:rPr>
-        <w:hyperlink r:id="rId31" w:history="1">
+        <w:hyperlink r:id="rId32" w:history="1">
           <w:r>
             <w:rPr>
               <w:rStyle w:val="Hyperlink"/>
@@ -4576,7 +4692,7 @@
           <w:sz w:val="24"/>
           <w:u w:val="single"/>
         </w:rPr>
-        <w:hyperlink r:id="rId32" w:history="1">
+        <w:hyperlink r:id="rId33" w:history="1">
           <w:r>
             <w:rPr>
               <w:rStyle w:val="Hyperlink"/>
@@ -4605,7 +4721,7 @@
           <w:sz w:val="24"/>
           <w:u w:val="single"/>
         </w:rPr>
-        <w:hyperlink r:id="rId32" w:history="1">
+        <w:hyperlink r:id="rId33" w:history="1">
           <w:r>
             <w:rPr>
               <w:rStyle w:val="Hyperlink"/>
@@ -4634,7 +4750,7 @@
           <w:sz w:val="24"/>
           <w:u w:val="single"/>
         </w:rPr>
-        <w:hyperlink r:id="rId32" w:history="1">
+        <w:hyperlink r:id="rId33" w:history="1">
           <w:r>
             <w:rPr>
               <w:rStyle w:val="Hyperlink"/>
@@ -4663,7 +4779,7 @@
           <w:sz w:val="24"/>
           <w:u w:val="single"/>
         </w:rPr>
-        <w:hyperlink r:id="rId30" w:history="1">
+        <w:hyperlink r:id="rId33" w:history="1">
           <w:r>
             <w:rPr>
               <w:rStyle w:val="Hyperlink"/>
@@ -4692,7 +4808,7 @@
           <w:sz w:val="24"/>
           <w:u w:val="single"/>
         </w:rPr>
-        <w:hyperlink r:id="rId30" w:history="1">
+        <w:hyperlink r:id="rId33" w:history="1">
           <w:r>
             <w:rPr>
               <w:rStyle w:val="Hyperlink"/>
@@ -4721,7 +4837,7 @@
           <w:color w:val="000000"/>
           <w:sz w:val="24"/>
         </w:rPr>
-        <w:hyperlink r:id="rId30" w:history="1">
+        <w:hyperlink r:id="rId31" w:history="1">
           <w:r>
             <w:rPr>
               <w:rStyle w:val="Hyperlink"/>
@@ -4739,7 +4855,7 @@
           <w:sz w:val="24"/>
           <w:u w:val="single"/>
         </w:rPr>
-        <w:hyperlink r:id="rId30" w:history="1">
+        <w:hyperlink r:id="rId31" w:history="1">
           <w:r>
             <w:rPr>
               <w:rStyle w:val="Hyperlink"/>
@@ -4756,172 +4872,6 @@
           <w:color w:val="0000FF"/>
           <w:sz w:val="24"/>
           <w:u w:val="single"/>
-        </w:rPr>
-        <w:hyperlink r:id="rId30" w:history="1">
-          <w:r>
-            <w:rPr>
-              <w:rStyle w:val="Hyperlink"/>
-            </w:rPr>
-            <w:t>o</w:t>
-          </w:r>
-        </w:hyperlink>
-      </w:r>
-      <w:r>
-        <w:rPr>
-          <w:rFonts w:ascii="Charis SIL Italic" w:hAnsi="Charis SIL Italic" w:eastAsia="Charis SIL Italic"/>
-          <w:b w:val="0"/>
-          <w:i w:val="0"/>
-          <w:color w:val="0000FF"/>
-          <w:sz w:val="24"/>
-          <w:u w:val="single"/>
-        </w:rPr>
-        <w:hyperlink r:id="rId30" w:history="1">
-          <w:r>
-            <w:rPr>
-              <w:rStyle w:val="Hyperlink"/>
-            </w:rPr>
-            <w:t>naal</w:t>
-          </w:r>
-        </w:hyperlink>
-      </w:r>
-      <w:r>
-        <w:rPr>
-          <w:rFonts w:ascii="Charis SIL Italic" w:hAnsi="Charis SIL Italic" w:eastAsia="Charis SIL Italic"/>
-          <w:b w:val="0"/>
-          <w:i w:val="0"/>
-          <w:color w:val="0000FF"/>
-          <w:sz w:val="24"/>
-          <w:u w:val="single"/>
-        </w:rPr>
-        <w:t xml:space="preserve"> </w:t>
-      </w:r>
-      <w:r>
-        <w:rPr>
-          <w:rFonts w:ascii="Charis SIL Italic" w:hAnsi="Charis SIL Italic" w:eastAsia="Charis SIL Italic"/>
-          <w:b w:val="0"/>
-          <w:i w:val="0"/>
-          <w:color w:val="0000FF"/>
-          <w:sz w:val="24"/>
-          <w:u w:val="single"/>
-        </w:rPr>
-        <w:hyperlink r:id="rId33" w:history="1">
-          <w:r>
-            <w:rPr>
-              <w:rStyle w:val="Hyperlink"/>
-            </w:rPr>
-            <w:t>Arch</w:t>
-          </w:r>
-        </w:hyperlink>
-      </w:r>
-      <w:r>
-        <w:rPr>
-          <w:rFonts w:ascii="Charis SIL Italic" w:hAnsi="Charis SIL Italic" w:eastAsia="Charis SIL Italic"/>
-          <w:b w:val="0"/>
-          <w:i w:val="0"/>
-          <w:color w:val="0000FF"/>
-          <w:sz w:val="24"/>
-          <w:u w:val="single"/>
-        </w:rPr>
-        <w:hyperlink r:id="rId33" w:history="1">
-          <w:r>
-            <w:rPr>
-              <w:rStyle w:val="Hyperlink"/>
-            </w:rPr>
-            <w:t>i</w:t>
-          </w:r>
-        </w:hyperlink>
-      </w:r>
-      <w:r>
-        <w:rPr>
-          <w:rFonts w:ascii="Charis SIL Italic" w:hAnsi="Charis SIL Italic" w:eastAsia="Charis SIL Italic"/>
-          <w:b w:val="0"/>
-          <w:i w:val="0"/>
-          <w:color w:val="0000FF"/>
-          <w:sz w:val="24"/>
-          <w:u w:val="single"/>
-        </w:rPr>
-        <w:hyperlink r:id="rId33" w:history="1">
-          <w:r>
-            <w:rPr>
-              <w:rStyle w:val="Hyperlink"/>
-            </w:rPr>
-            <w:t>ef</w:t>
-          </w:r>
-        </w:hyperlink>
-      </w:r>
-      <w:r>
-        <w:rPr>
-          <w:rFonts w:ascii="Charis SIL Italic" w:hAnsi="Charis SIL Italic" w:eastAsia="Charis SIL Italic"/>
-          <w:b w:val="0"/>
-          <w:i w:val="0"/>
-          <w:color w:val="0000FF"/>
-          <w:sz w:val="24"/>
-          <w:u w:val="single"/>
-        </w:rPr>
-        <w:t xml:space="preserve"> </w:t>
-      </w:r>
-      <w:r>
-        <w:rPr>
-          <w:rFonts w:ascii="Charis SIL Italic" w:hAnsi="Charis SIL Italic" w:eastAsia="Charis SIL Italic"/>
-          <w:b w:val="0"/>
-          <w:i w:val="0"/>
-          <w:color w:val="0000FF"/>
-          <w:sz w:val="24"/>
-          <w:u w:val="single"/>
-        </w:rPr>
-        <w:hyperlink r:id="rId33" w:history="1">
-          <w:r>
-            <w:rPr>
-              <w:rStyle w:val="Hyperlink"/>
-            </w:rPr>
-            <w:t>Cur</w:t>
-          </w:r>
-        </w:hyperlink>
-      </w:r>
-      <w:r>
-        <w:rPr>
-          <w:rFonts w:ascii="Charis SIL Italic" w:hAnsi="Charis SIL Italic" w:eastAsia="Charis SIL Italic"/>
-          <w:b w:val="0"/>
-          <w:i w:val="0"/>
-          <w:color w:val="0000FF"/>
-          <w:sz w:val="24"/>
-          <w:u w:val="single"/>
-        </w:rPr>
-        <w:hyperlink r:id="rId33" w:history="1">
-          <w:r>
-            <w:rPr>
-              <w:rStyle w:val="Hyperlink"/>
-            </w:rPr>
-            <w:t>açao</w:t>
-          </w:r>
-        </w:hyperlink>
-      </w:r>
-      <w:r>
-        <w:rPr>
-          <w:u w:val="single" w:color="0000ff"/>
-          <w:rFonts w:ascii="Charis SIL Italic" w:hAnsi="Charis SIL Italic" w:eastAsia="Charis SIL Italic"/>
-          <w:b w:val="0"/>
-          <w:i w:val="0"/>
-          <w:color w:val="000000"/>
-          <w:sz w:val="24"/>
-        </w:rPr>
-        <w:hyperlink r:id="rId31" w:history="1">
-          <w:r>
-            <w:rPr>
-              <w:rStyle w:val="Hyperlink"/>
-            </w:rPr>
-            <w:t>. Vo</w:t>
-          </w:r>
-        </w:hyperlink>
-      </w:r>
-      <w:r>
-        <w:rPr>
-          <w:u w:val="single" w:color="0000ff"/>
-          <w:rFonts w:ascii="Charis SIL Italic" w:hAnsi="Charis SIL Italic" w:eastAsia="Charis SIL Italic"/>
-          <w:b w:val="0"/>
-          <w:i w:val="0"/>
-          <w:color w:val="000000"/>
-          <w:sz w:val="24"/>
         </w:rPr>
         <w:hyperlink r:id="rId31" w:history="1">
           <w:r>
@@ -4934,6 +4884,129 @@
       </w:r>
       <w:r>
         <w:rPr>
+          <w:rFonts w:ascii="Charis SIL Italic" w:hAnsi="Charis SIL Italic" w:eastAsia="Charis SIL Italic"/>
+          <w:b w:val="0"/>
+          <w:i w:val="0"/>
+          <w:color w:val="0000FF"/>
+          <w:sz w:val="24"/>
+          <w:u w:val="single"/>
+        </w:rPr>
+        <w:hyperlink r:id="rId31" w:history="1">
+          <w:r>
+            <w:rPr>
+              <w:rStyle w:val="Hyperlink"/>
+            </w:rPr>
+            <w:t>naal</w:t>
+          </w:r>
+        </w:hyperlink>
+      </w:r>
+      <w:r>
+        <w:rPr>
+          <w:rFonts w:ascii="Charis SIL Italic" w:hAnsi="Charis SIL Italic" w:eastAsia="Charis SIL Italic"/>
+          <w:b w:val="0"/>
+          <w:i w:val="0"/>
+          <w:color w:val="0000FF"/>
+          <w:sz w:val="24"/>
+          <w:u w:val="single"/>
+        </w:rPr>
+        <w:t xml:space="preserve"> </w:t>
+      </w:r>
+      <w:r>
+        <w:rPr>
+          <w:rFonts w:ascii="Charis SIL Italic" w:hAnsi="Charis SIL Italic" w:eastAsia="Charis SIL Italic"/>
+          <w:b w:val="0"/>
+          <w:i w:val="0"/>
+          <w:color w:val="0000FF"/>
+          <w:sz w:val="24"/>
+          <w:u w:val="single"/>
+        </w:rPr>
+        <w:hyperlink r:id="rId31" w:history="1">
+          <w:r>
+            <w:rPr>
+              <w:rStyle w:val="Hyperlink"/>
+            </w:rPr>
+            <w:t>Arch</w:t>
+          </w:r>
+        </w:hyperlink>
+      </w:r>
+      <w:r>
+        <w:rPr>
+          <w:rFonts w:ascii="Charis SIL Italic" w:hAnsi="Charis SIL Italic" w:eastAsia="Charis SIL Italic"/>
+          <w:b w:val="0"/>
+          <w:i w:val="0"/>
+          <w:color w:val="0000FF"/>
+          <w:sz w:val="24"/>
+          <w:u w:val="single"/>
+        </w:rPr>
+        <w:t>i</w:t>
+      </w:r>
+      <w:r>
+        <w:rPr>
+          <w:rFonts w:ascii="Charis SIL Italic" w:hAnsi="Charis SIL Italic" w:eastAsia="Charis SIL Italic"/>
+          <w:b w:val="0"/>
+          <w:i w:val="0"/>
+          <w:color w:val="0000FF"/>
+          <w:sz w:val="24"/>
+          <w:u w:val="single"/>
+        </w:rPr>
+        <w:hyperlink r:id="rId32" w:history="1">
+          <w:r>
+            <w:rPr>
+              <w:rStyle w:val="Hyperlink"/>
+            </w:rPr>
+            <w:t>ef</w:t>
+          </w:r>
+        </w:hyperlink>
+      </w:r>
+      <w:r>
+        <w:rPr>
+          <w:rFonts w:ascii="Charis SIL Italic" w:hAnsi="Charis SIL Italic" w:eastAsia="Charis SIL Italic"/>
+          <w:b w:val="0"/>
+          <w:i w:val="0"/>
+          <w:color w:val="0000FF"/>
+          <w:sz w:val="24"/>
+          <w:u w:val="single"/>
+        </w:rPr>
+        <w:t xml:space="preserve"> </w:t>
+      </w:r>
+      <w:r>
+        <w:rPr>
+          <w:rFonts w:ascii="Charis SIL Italic" w:hAnsi="Charis SIL Italic" w:eastAsia="Charis SIL Italic"/>
+          <w:b w:val="0"/>
+          <w:i w:val="0"/>
+          <w:color w:val="0000FF"/>
+          <w:sz w:val="24"/>
+          <w:u w:val="single"/>
+        </w:rPr>
+        <w:hyperlink r:id="rId32" w:history="1">
+          <w:r>
+            <w:rPr>
+              <w:rStyle w:val="Hyperlink"/>
+            </w:rPr>
+            <w:t>Cur</w:t>
+          </w:r>
+        </w:hyperlink>
+      </w:r>
+      <w:r>
+        <w:rPr>
+          <w:rFonts w:ascii="Charis SIL Italic" w:hAnsi="Charis SIL Italic" w:eastAsia="Charis SIL Italic"/>
+          <w:b w:val="0"/>
+          <w:i w:val="0"/>
+          <w:color w:val="0000FF"/>
+          <w:sz w:val="24"/>
+          <w:u w:val="single"/>
+        </w:rPr>
+        <w:hyperlink r:id="rId32" w:history="1">
+          <w:r>
+            <w:rPr>
+              <w:rStyle w:val="Hyperlink"/>
+            </w:rPr>
+            <w:t>açao</w:t>
+          </w:r>
+        </w:hyperlink>
+      </w:r>
+      <w:r>
+        <w:rPr>
           <w:u w:val="single" w:color="0000ff"/>
           <w:rFonts w:ascii="Charis SIL Italic" w:hAnsi="Charis SIL Italic" w:eastAsia="Charis SIL Italic"/>
           <w:b w:val="0"/>
@@ -4941,7 +5014,43 @@
           <w:color w:val="000000"/>
           <w:sz w:val="24"/>
         </w:rPr>
-        <w:hyperlink r:id="rId31" w:history="1">
+        <w:hyperlink r:id="rId32" w:history="1">
+          <w:r>
+            <w:rPr>
+              <w:rStyle w:val="Hyperlink"/>
+            </w:rPr>
+            <w:t>. Vo</w:t>
+          </w:r>
+        </w:hyperlink>
+      </w:r>
+      <w:r>
+        <w:rPr>
+          <w:u w:val="single" w:color="0000ff"/>
+          <w:rFonts w:ascii="Charis SIL Italic" w:hAnsi="Charis SIL Italic" w:eastAsia="Charis SIL Italic"/>
+          <w:b w:val="0"/>
+          <w:i w:val="0"/>
+          <w:color w:val="000000"/>
+          <w:sz w:val="24"/>
+        </w:rPr>
+        <w:hyperlink r:id="rId32" w:history="1">
+          <w:r>
+            <w:rPr>
+              <w:rStyle w:val="Hyperlink"/>
+            </w:rPr>
+            <w:t>o</w:t>
+          </w:r>
+        </w:hyperlink>
+      </w:r>
+      <w:r>
+        <w:rPr>
+          <w:u w:val="single" w:color="0000ff"/>
+          <w:rFonts w:ascii="Charis SIL Italic" w:hAnsi="Charis SIL Italic" w:eastAsia="Charis SIL Italic"/>
+          <w:b w:val="0"/>
+          <w:i w:val="0"/>
+          <w:color w:val="000000"/>
+          <w:sz w:val="24"/>
+        </w:rPr>
+        <w:hyperlink r:id="rId32" w:history="1">
           <w:r>
             <w:rPr>
               <w:rStyle w:val="Hyperlink"/>
@@ -4970,7 +5079,7 @@
           <w:color w:val="000000"/>
           <w:sz w:val="24"/>
         </w:rPr>
-        <w:hyperlink r:id="rId31" w:history="1">
+        <w:hyperlink r:id="rId32" w:history="1">
           <w:r>
             <w:rPr>
               <w:rStyle w:val="Hyperlink"/>
@@ -4998,7 +5107,7 @@
           <w:color w:val="000000"/>
           <w:sz w:val="24"/>
         </w:rPr>
-        <w:hyperlink r:id="rId32" w:history="1">
+        <w:hyperlink r:id="rId33" w:history="1">
           <w:r>
             <w:rPr>
               <w:rStyle w:val="Hyperlink"/>
@@ -5016,7 +5125,7 @@
           <w:color w:val="000000"/>
           <w:sz w:val="24"/>
         </w:rPr>
-        <w:hyperlink r:id="rId32" w:history="1">
+        <w:hyperlink r:id="rId33" w:history="1">
           <w:r>
             <w:rPr>
               <w:rStyle w:val="Hyperlink"/>
@@ -5034,7 +5143,7 @@
           <w:color w:val="000000"/>
           <w:sz w:val="24"/>
         </w:rPr>
-        <w:hyperlink r:id="rId32" w:history="1">
+        <w:hyperlink r:id="rId33" w:history="1">
           <w:r>
             <w:rPr>
               <w:rStyle w:val="Hyperlink"/>
@@ -5052,7 +5161,7 @@
           <w:color w:val="000000"/>
           <w:sz w:val="24"/>
         </w:rPr>
-        <w:hyperlink r:id="rId32" w:history="1">
+        <w:hyperlink r:id="rId33" w:history="1">
           <w:r>
             <w:rPr>
               <w:rStyle w:val="Hyperlink"/>
@@ -5063,13 +5172,39 @@
       </w:r>
       <w:r>
         <w:rPr>
+          <w:u w:val="single" w:color="0000ff"/>
           <w:rFonts w:ascii="Charis SIL Italic" w:hAnsi="Charis SIL Italic" w:eastAsia="Charis SIL Italic"/>
           <w:b w:val="0"/>
           <w:i w:val="0"/>
           <w:color w:val="000000"/>
           <w:sz w:val="24"/>
         </w:rPr>
-        <w:t xml:space="preserve">tal </w:t>
+        <w:hyperlink r:id="rId33" w:history="1">
+          <w:r>
+            <w:rPr>
+              <w:rStyle w:val="Hyperlink"/>
+            </w:rPr>
+            <w:t>ta</w:t>
+          </w:r>
+        </w:hyperlink>
+      </w:r>
+      <w:r>
+        <w:rPr>
+          <w:u w:val="single" w:color="0000ff"/>
+          <w:rFonts w:ascii="Charis SIL Italic" w:hAnsi="Charis SIL Italic" w:eastAsia="Charis SIL Italic"/>
+          <w:b w:val="0"/>
+          <w:i w:val="0"/>
+          <w:color w:val="000000"/>
+          <w:sz w:val="24"/>
+        </w:rPr>
+        <w:hyperlink r:id="rId33" w:history="1">
+          <w:r>
+            <w:rPr>
+              <w:rStyle w:val="Hyperlink"/>
+            </w:rPr>
+            <w:t xml:space="preserve">l </w:t>
+          </w:r>
+        </w:hyperlink>
       </w:r>
       <w:r>
         <w:rPr>
@@ -5080,7 +5215,7 @@
           <w:sz w:val="24"/>
           <w:u w:val="single"/>
         </w:rPr>
-        <w:hyperlink r:id="rId34" w:history="1">
+        <w:hyperlink r:id="rId33" w:history="1">
           <w:r>
             <w:rPr>
               <w:rStyle w:val="Hyperlink"/>
@@ -5098,7 +5233,7 @@
           <w:sz w:val="24"/>
           <w:u w:val="single"/>
         </w:rPr>
-        <w:hyperlink r:id="rId34" w:history="1">
+        <w:hyperlink r:id="rId33" w:history="1">
           <w:r>
             <w:rPr>
               <w:rStyle w:val="Hyperlink"/>
@@ -5116,7 +5251,7 @@
           <w:color w:val="000000"/>
           <w:sz w:val="24"/>
         </w:rPr>
-        <w:hyperlink r:id="rId32" w:history="1">
+        <w:hyperlink r:id="rId33" w:history="1">
           <w:r>
             <w:rPr>
               <w:rStyle w:val="Hyperlink"/>
@@ -5155,7 +5290,7 @@
           <w:color w:val="000000"/>
           <w:sz w:val="24"/>
         </w:rPr>
-        <w:hyperlink r:id="rId33" w:history="1">
+        <w:hyperlink r:id="rId34" w:history="1">
           <w:r>
             <w:rPr>
               <w:rStyle w:val="Hyperlink"/>
@@ -5347,43 +5482,7 @@
           <w:color w:val="000000"/>
           <w:sz w:val="24"/>
         </w:rPr>
-        <w:t xml:space="preserve"> dat zich bij het Arsip</w:t>
-      </w:r>
-      <w:r>
-        <w:rPr>
-          <w:u w:val="single" w:color="0000ff"/>
-          <w:rFonts w:ascii="Charis SIL Italic" w:hAnsi="Charis SIL Italic" w:eastAsia="Charis SIL Italic"/>
-          <w:b w:val="0"/>
-          <w:i w:val="0"/>
-          <w:color w:val="000000"/>
-          <w:sz w:val="24"/>
-        </w:rPr>
-        <w:hyperlink r:id="rId35" w:history="1">
-          <w:r>
-            <w:rPr>
-              <w:rStyle w:val="Hyperlink"/>
-            </w:rPr>
-            <w:t xml:space="preserve"> Nasional in</w:t>
-          </w:r>
-        </w:hyperlink>
-      </w:r>
-      <w:r>
-        <w:rPr>
-          <w:u w:val="single" w:color="0000ff"/>
-          <w:rFonts w:ascii="Charis SIL Italic" w:hAnsi="Charis SIL Italic" w:eastAsia="Charis SIL Italic"/>
-          <w:b w:val="0"/>
-          <w:i w:val="0"/>
-          <w:color w:val="000000"/>
-          <w:sz w:val="24"/>
-        </w:rPr>
-        <w:hyperlink r:id="rId35" w:history="1">
-          <w:r>
-            <w:rPr>
-              <w:rStyle w:val="Hyperlink"/>
-            </w:rPr>
-            <w:t xml:space="preserve"> Jakarta bevi</w:t>
-          </w:r>
-        </w:hyperlink>
+        <w:t xml:space="preserve"> dat zich bij het Arsip Nasional in Jakarta bevi</w:t>
       </w:r>
       <w:r>
         <w:rPr>
@@ -5434,7 +5533,6 @@
       </w:r>
       <w:r>
         <w:rPr>
-          <w:u w:val="single" w:color="0000ff"/>
           <w:rFonts w:ascii="Charis SIL Italic" w:hAnsi="Charis SIL Italic" w:eastAsia="Charis SIL Italic"/>
           <w:b w:val="0"/>
           <w:i w:val="0"/>
@@ -5732,7 +5830,7 @@
           <w:sz w:val="24"/>
           <w:u w:val="single"/>
         </w:rPr>
-        <w:hyperlink r:id="rId36" w:history="1">
+        <w:hyperlink r:id="rId38" w:history="1">
           <w:r>
             <w:rPr>
               <w:rStyle w:val="Hyperlink"/>
@@ -5779,7 +5877,7 @@
           <w:sz w:val="24"/>
           <w:u w:val="single"/>
         </w:rPr>
-        <w:hyperlink r:id="rId37" w:history="1">
+        <w:hyperlink r:id="rId38" w:history="1">
           <w:r>
             <w:rPr>
               <w:rStyle w:val="Hyperlink"/>
@@ -5808,7 +5906,7 @@
           <w:sz w:val="24"/>
           <w:u w:val="single"/>
         </w:rPr>
-        <w:hyperlink r:id="rId37" w:history="1">
+        <w:hyperlink r:id="rId38" w:history="1">
           <w:r>
             <w:rPr>
               <w:rStyle w:val="Hyperlink"/>
@@ -5826,7 +5924,7 @@
           <w:sz w:val="24"/>
           <w:u w:val="single"/>
         </w:rPr>
-        <w:hyperlink r:id="rId37" w:history="1">
+        <w:hyperlink r:id="rId38" w:history="1">
           <w:r>
             <w:rPr>
               <w:rStyle w:val="Hyperlink"/>
@@ -5884,42 +5982,24 @@
       </w:r>
       <w:r>
         <w:rPr>
-          <w:u w:val="single" w:color="0000ff"/>
           <w:rFonts w:ascii="Charis SIL Italic" w:hAnsi="Charis SIL Italic" w:eastAsia="Charis SIL Italic"/>
           <w:b w:val="0"/>
           <w:i w:val="0"/>
           <w:color w:val="000000"/>
           <w:sz w:val="24"/>
         </w:rPr>
+        <w:t xml:space="preserve">. De Franse portal </w:t>
+      </w:r>
+      <w:r>
+        <w:rPr>
+          <w:rFonts w:ascii="Charis SIL Italic" w:hAnsi="Charis SIL Italic" w:eastAsia="Charis SIL Italic"/>
+          <w:b w:val="0"/>
+          <w:i w:val="0"/>
+          <w:color w:val="0000FF"/>
+          <w:sz w:val="24"/>
+          <w:u w:val="single"/>
+        </w:rPr>
         <w:hyperlink r:id="rId37" w:history="1">
-          <w:r>
-            <w:rPr>
-              <w:rStyle w:val="Hyperlink"/>
-            </w:rPr>
-            <w:t>. D</w:t>
-          </w:r>
-        </w:hyperlink>
-      </w:r>
-      <w:r>
-        <w:rPr>
-          <w:rFonts w:ascii="Charis SIL Italic" w:hAnsi="Charis SIL Italic" w:eastAsia="Charis SIL Italic"/>
-          <w:b w:val="0"/>
-          <w:i w:val="0"/>
-          <w:color w:val="000000"/>
-          <w:sz w:val="24"/>
-        </w:rPr>
-        <w:t xml:space="preserve">e Franse portal </w:t>
-      </w:r>
-      <w:r>
-        <w:rPr>
-          <w:rFonts w:ascii="Charis SIL Italic" w:hAnsi="Charis SIL Italic" w:eastAsia="Charis SIL Italic"/>
-          <w:b w:val="0"/>
-          <w:i w:val="0"/>
-          <w:color w:val="0000FF"/>
-          <w:sz w:val="24"/>
-          <w:u w:val="single"/>
-        </w:rPr>
-        <w:hyperlink r:id="rId39" w:history="1">
           <w:r>
             <w:rPr>
               <w:rStyle w:val="Hyperlink"/>
@@ -5930,13 +6010,121 @@
       </w:r>
       <w:r>
         <w:rPr>
+          <w:u w:val="single" w:color="0000ff"/>
           <w:rFonts w:ascii="Charis SIL Italic" w:hAnsi="Charis SIL Italic" w:eastAsia="Charis SIL Italic"/>
           <w:b w:val="0"/>
           <w:i w:val="0"/>
           <w:color w:val="000000"/>
           <w:sz w:val="24"/>
         </w:rPr>
-        <w:t xml:space="preserve"> bevat informatie over verzamelaars, handelaren en coll</w:t>
+        <w:hyperlink r:id="rId37" w:history="1">
+          <w:r>
+            <w:rPr>
+              <w:rStyle w:val="Hyperlink"/>
+            </w:rPr>
+            <w:t xml:space="preserve"> bevat inf</w:t>
+          </w:r>
+        </w:hyperlink>
+      </w:r>
+      <w:r>
+        <w:rPr>
+          <w:rFonts w:ascii="Charis SIL Italic" w:hAnsi="Charis SIL Italic" w:eastAsia="Charis SIL Italic"/>
+          <w:b w:val="0"/>
+          <w:i w:val="0"/>
+          <w:color w:val="000000"/>
+          <w:sz w:val="24"/>
+        </w:rPr>
+        <w:t>ormatie over ve</w:t>
+      </w:r>
+      <w:r>
+        <w:rPr>
+          <w:u w:val="single" w:color="0000ff"/>
+          <w:rFonts w:ascii="Charis SIL Italic" w:hAnsi="Charis SIL Italic" w:eastAsia="Charis SIL Italic"/>
+          <w:b w:val="0"/>
+          <w:i w:val="0"/>
+          <w:color w:val="000000"/>
+          <w:sz w:val="24"/>
+        </w:rPr>
+        <w:hyperlink r:id="rId38" w:history="1">
+          <w:r>
+            <w:rPr>
+              <w:rStyle w:val="Hyperlink"/>
+            </w:rPr>
+            <w:t>rzamelaars, ha</w:t>
+          </w:r>
+        </w:hyperlink>
+      </w:r>
+      <w:r>
+        <w:rPr>
+          <w:u w:val="single" w:color="0000ff"/>
+          <w:rFonts w:ascii="Charis SIL Italic" w:hAnsi="Charis SIL Italic" w:eastAsia="Charis SIL Italic"/>
+          <w:b w:val="0"/>
+          <w:i w:val="0"/>
+          <w:color w:val="000000"/>
+          <w:sz w:val="24"/>
+        </w:rPr>
+        <w:hyperlink r:id="rId38" w:history="1">
+          <w:r>
+            <w:rPr>
+              <w:rStyle w:val="Hyperlink"/>
+            </w:rPr>
+            <w:t>n</w:t>
+          </w:r>
+        </w:hyperlink>
+      </w:r>
+      <w:r>
+        <w:rPr>
+          <w:u w:val="single" w:color="0000ff"/>
+          <w:rFonts w:ascii="Charis SIL Italic" w:hAnsi="Charis SIL Italic" w:eastAsia="Charis SIL Italic"/>
+          <w:b w:val="0"/>
+          <w:i w:val="0"/>
+          <w:color w:val="000000"/>
+          <w:sz w:val="24"/>
+        </w:rPr>
+        <w:hyperlink r:id="rId38" w:history="1">
+          <w:r>
+            <w:rPr>
+              <w:rStyle w:val="Hyperlink"/>
+            </w:rPr>
+            <w:t>del</w:t>
+          </w:r>
+        </w:hyperlink>
+      </w:r>
+      <w:r>
+        <w:rPr>
+          <w:u w:val="single" w:color="0000ff"/>
+          <w:rFonts w:ascii="Charis SIL Italic" w:hAnsi="Charis SIL Italic" w:eastAsia="Charis SIL Italic"/>
+          <w:b w:val="0"/>
+          <w:i w:val="0"/>
+          <w:color w:val="000000"/>
+          <w:sz w:val="24"/>
+        </w:rPr>
+        <w:hyperlink r:id="rId38" w:history="1">
+          <w:r>
+            <w:rPr>
+              <w:rStyle w:val="Hyperlink"/>
+            </w:rPr>
+            <w:t>a</w:t>
+          </w:r>
+        </w:hyperlink>
+      </w:r>
+      <w:r>
+        <w:rPr>
+          <w:u w:val="single" w:color="0000ff"/>
+          <w:rFonts w:ascii="Charis SIL Italic" w:hAnsi="Charis SIL Italic" w:eastAsia="Charis SIL Italic"/>
+          <w:b w:val="0"/>
+          <w:i w:val="0"/>
+          <w:color w:val="000000"/>
+          <w:sz w:val="24"/>
+        </w:rPr>
+        <w:hyperlink r:id="rId38" w:history="1">
+          <w:r>
+            <w:rPr>
+              <w:rStyle w:val="Hyperlink"/>
+            </w:rPr>
+            <w:t>ren en coll</w:t>
+          </w:r>
+        </w:hyperlink>
       </w:r>
       <w:r>
         <w:rPr>

--- a/EXPORTS/DOCX/published/niveau1/Dutch/Sources.docx
+++ b/EXPORTS/DOCX/published/niveau1/Dutch/Sources.docx
@@ -2105,50 +2105,7 @@
           <w:color w:val="000000"/>
           <w:sz w:val="24"/>
         </w:rPr>
-        <w:hyperlink r:id="rId17" w:history="1">
-          <w:r>
-            <w:rPr>
-              <w:rStyle w:val="Hyperlink"/>
-            </w:rPr>
-            <w:t>eelsd</w:t>
-          </w:r>
-        </w:hyperlink>
-      </w:r>
-      <w:r>
-        <w:rPr>
-          <w:u w:val="single" w:color="0000ff"/>
-          <w:rFonts w:ascii="Charis SIL Italic" w:hAnsi="Charis SIL Italic" w:eastAsia="Charis SIL Italic"/>
-          <w:b w:val="0"/>
-          <w:i w:val="0"/>
-          <w:color w:val="000000"/>
-          <w:sz w:val="24"/>
-        </w:rPr>
-        <w:hyperlink r:id="rId17" w:history="1">
-          <w:r>
-            <w:rPr>
-              <w:rStyle w:val="Hyperlink"/>
-            </w:rPr>
-            <w:t>o</w:t>
-          </w:r>
-        </w:hyperlink>
-      </w:r>
-      <w:r>
-        <w:rPr>
-          <w:u w:val="single" w:color="0000ff"/>
-          <w:rFonts w:ascii="Charis SIL Italic" w:hAnsi="Charis SIL Italic" w:eastAsia="Charis SIL Italic"/>
-          <w:b w:val="0"/>
-          <w:i w:val="0"/>
-          <w:color w:val="000000"/>
-          <w:sz w:val="24"/>
-        </w:rPr>
-        <w:hyperlink r:id="rId17" w:history="1">
-          <w:r>
-            <w:rPr>
-              <w:rStyle w:val="Hyperlink"/>
-            </w:rPr>
-            <w:t>ssie</w:t>
-          </w:r>
-        </w:hyperlink>
+        <w:t>eelsdossie</w:t>
       </w:r>
       <w:r>
         <w:rPr>
@@ -2617,7 +2574,7 @@
           <w:sz w:val="24"/>
           <w:u w:val="single"/>
         </w:rPr>
-        <w:hyperlink r:id="rId18" w:history="1">
+        <w:hyperlink r:id="rId19" w:history="1">
           <w:r>
             <w:rPr>
               <w:rStyle w:val="Hyperlink"/>
@@ -2635,7 +2592,7 @@
           <w:sz w:val="24"/>
           <w:u w:val="single"/>
         </w:rPr>
-        <w:hyperlink r:id="rId18" w:history="1">
+        <w:hyperlink r:id="rId19" w:history="1">
           <w:r>
             <w:rPr>
               <w:rStyle w:val="Hyperlink"/>
@@ -3686,7 +3643,24 @@
           <w:color w:val="000000"/>
           <w:sz w:val="24"/>
         </w:rPr>
-        <w:t xml:space="preserve">de beeldcollecties van het </w:t>
+        <w:t>de beeldcollecties van he</w:t>
+      </w:r>
+      <w:r>
+        <w:rPr>
+          <w:rFonts w:ascii="Charis SIL Italic" w:hAnsi="Charis SIL Italic" w:eastAsia="Charis SIL Italic"/>
+          <w:b w:val="0"/>
+          <w:i w:val="0"/>
+          <w:color w:val="000000"/>
+          <w:sz w:val="24"/>
+        </w:rPr>
+        <w:hyperlink r:id="rId23" w:history="1">
+          <w:r>
+            <w:rPr>
+              <w:rStyle w:val="Hyperlink"/>
+            </w:rPr>
+            <w:t xml:space="preserve">t </w:t>
+          </w:r>
+        </w:hyperlink>
       </w:r>
       <w:r>
         <w:rPr>
@@ -3697,7 +3671,7 @@
           <w:sz w:val="24"/>
           <w:u w:val="single"/>
         </w:rPr>
-        <w:hyperlink r:id="rId25" w:history="1">
+        <w:hyperlink r:id="rId23" w:history="1">
           <w:r>
             <w:rPr>
               <w:rStyle w:val="Hyperlink"/>
@@ -3726,7 +3700,7 @@
           <w:sz w:val="24"/>
           <w:u w:val="single"/>
         </w:rPr>
-        <w:hyperlink r:id="rId25" w:history="1">
+        <w:hyperlink r:id="rId23" w:history="1">
           <w:r>
             <w:rPr>
               <w:rStyle w:val="Hyperlink"/>
@@ -3816,7 +3790,7 @@
           <w:sz w:val="24"/>
           <w:u w:val="single"/>
         </w:rPr>
-        <w:hyperlink r:id="rId26" w:history="1">
+        <w:hyperlink r:id="rId25" w:history="1">
           <w:r>
             <w:rPr>
               <w:rStyle w:val="Hyperlink"/>
@@ -3833,7 +3807,25 @@
           <w:color w:val="000000"/>
           <w:sz w:val="24"/>
         </w:rPr>
-        <w:t xml:space="preserve">. Het </w:t>
+        <w:t>. H</w:t>
+      </w:r>
+      <w:r>
+        <w:rPr>
+          <w:u w:val="single" w:color="0000ff"/>
+          <w:rFonts w:ascii="Charis SIL Italic" w:hAnsi="Charis SIL Italic" w:eastAsia="Charis SIL Italic"/>
+          <w:b w:val="0"/>
+          <w:i w:val="0"/>
+          <w:color w:val="000000"/>
+          <w:sz w:val="24"/>
+        </w:rPr>
+        <w:hyperlink r:id="rId24" w:history="1">
+          <w:r>
+            <w:rPr>
+              <w:rStyle w:val="Hyperlink"/>
+            </w:rPr>
+            <w:t xml:space="preserve">et </w:t>
+          </w:r>
+        </w:hyperlink>
       </w:r>
       <w:r>
         <w:rPr>
@@ -3891,7 +3883,7 @@
           <w:sz w:val="24"/>
           <w:u w:val="single"/>
         </w:rPr>
-        <w:hyperlink r:id="rId27" w:history="1">
+        <w:hyperlink r:id="rId26" w:history="1">
           <w:r>
             <w:rPr>
               <w:rStyle w:val="Hyperlink"/>
@@ -3929,7 +3921,7 @@
           <w:color w:val="000000"/>
           <w:sz w:val="24"/>
         </w:rPr>
-        <w:hyperlink r:id="rId25" w:history="1">
+        <w:hyperlink r:id="rId27" w:history="1">
           <w:r>
             <w:rPr>
               <w:rStyle w:val="Hyperlink"/>
@@ -3947,7 +3939,7 @@
           <w:sz w:val="24"/>
           <w:u w:val="single"/>
         </w:rPr>
-        <w:hyperlink r:id="rId25" w:history="1">
+        <w:hyperlink r:id="rId27" w:history="1">
           <w:r>
             <w:rPr>
               <w:rStyle w:val="Hyperlink"/>
@@ -3965,7 +3957,7 @@
           <w:sz w:val="24"/>
           <w:u w:val="single"/>
         </w:rPr>
-        <w:hyperlink r:id="rId25" w:history="1">
+        <w:hyperlink r:id="rId27" w:history="1">
           <w:r>
             <w:rPr>
               <w:rStyle w:val="Hyperlink"/>
@@ -4012,7 +4004,14 @@
           <w:sz w:val="24"/>
           <w:u w:val="single"/>
         </w:rPr>
-        <w:t>in</w:t>
+        <w:hyperlink r:id="rId28" w:history="1">
+          <w:r>
+            <w:rPr>
+              <w:rStyle w:val="Hyperlink"/>
+            </w:rPr>
+            <w:t>in</w:t>
+          </w:r>
+        </w:hyperlink>
       </w:r>
       <w:r>
         <w:rPr>
@@ -4052,7 +4051,7 @@
           <w:color w:val="000000"/>
           <w:sz w:val="24"/>
         </w:rPr>
-        <w:hyperlink r:id="rId26" w:history="1">
+        <w:hyperlink r:id="rId25" w:history="1">
           <w:r>
             <w:rPr>
               <w:rStyle w:val="Hyperlink"/>
@@ -4779,7 +4778,7 @@
           <w:sz w:val="24"/>
           <w:u w:val="single"/>
         </w:rPr>
-        <w:hyperlink r:id="rId33" w:history="1">
+        <w:hyperlink r:id="rId31" w:history="1">
           <w:r>
             <w:rPr>
               <w:rStyle w:val="Hyperlink"/>
@@ -4826,25 +4825,7 @@
           <w:color w:val="000000"/>
           <w:sz w:val="24"/>
         </w:rPr>
-        <w:t xml:space="preserve"> </w:t>
-      </w:r>
-      <w:r>
-        <w:rPr>
-          <w:u w:val="single" w:color="0000ff"/>
-          <w:rFonts w:ascii="Charis SIL Italic" w:hAnsi="Charis SIL Italic" w:eastAsia="Charis SIL Italic"/>
-          <w:b w:val="0"/>
-          <w:i w:val="0"/>
-          <w:color w:val="000000"/>
-          <w:sz w:val="24"/>
-        </w:rPr>
-        <w:hyperlink r:id="rId31" w:history="1">
-          <w:r>
-            <w:rPr>
-              <w:rStyle w:val="Hyperlink"/>
-            </w:rPr>
-            <w:t xml:space="preserve">en </w:t>
-          </w:r>
-        </w:hyperlink>
+        <w:t xml:space="preserve"> en </w:t>
       </w:r>
       <w:r>
         <w:rPr>
@@ -4855,7 +4836,7 @@
           <w:sz w:val="24"/>
           <w:u w:val="single"/>
         </w:rPr>
-        <w:hyperlink r:id="rId31" w:history="1">
+        <w:hyperlink r:id="rId34" w:history="1">
           <w:r>
             <w:rPr>
               <w:rStyle w:val="Hyperlink"/>
@@ -4873,7 +4854,7 @@
           <w:sz w:val="24"/>
           <w:u w:val="single"/>
         </w:rPr>
-        <w:hyperlink r:id="rId31" w:history="1">
+        <w:hyperlink r:id="rId34" w:history="1">
           <w:r>
             <w:rPr>
               <w:rStyle w:val="Hyperlink"/>
@@ -4891,7 +4872,7 @@
           <w:sz w:val="24"/>
           <w:u w:val="single"/>
         </w:rPr>
-        <w:hyperlink r:id="rId31" w:history="1">
+        <w:hyperlink r:id="rId34" w:history="1">
           <w:r>
             <w:rPr>
               <w:rStyle w:val="Hyperlink"/>
@@ -4920,7 +4901,7 @@
           <w:sz w:val="24"/>
           <w:u w:val="single"/>
         </w:rPr>
-        <w:hyperlink r:id="rId31" w:history="1">
+        <w:hyperlink r:id="rId34" w:history="1">
           <w:r>
             <w:rPr>
               <w:rStyle w:val="Hyperlink"/>
@@ -5179,32 +5160,7 @@
           <w:color w:val="000000"/>
           <w:sz w:val="24"/>
         </w:rPr>
-        <w:hyperlink r:id="rId33" w:history="1">
-          <w:r>
-            <w:rPr>
-              <w:rStyle w:val="Hyperlink"/>
-            </w:rPr>
-            <w:t>ta</w:t>
-          </w:r>
-        </w:hyperlink>
-      </w:r>
-      <w:r>
-        <w:rPr>
-          <w:u w:val="single" w:color="0000ff"/>
-          <w:rFonts w:ascii="Charis SIL Italic" w:hAnsi="Charis SIL Italic" w:eastAsia="Charis SIL Italic"/>
-          <w:b w:val="0"/>
-          <w:i w:val="0"/>
-          <w:color w:val="000000"/>
-          <w:sz w:val="24"/>
-        </w:rPr>
-        <w:hyperlink r:id="rId33" w:history="1">
-          <w:r>
-            <w:rPr>
-              <w:rStyle w:val="Hyperlink"/>
-            </w:rPr>
-            <w:t xml:space="preserve">l </w:t>
-          </w:r>
-        </w:hyperlink>
+        <w:t xml:space="preserve">tal </w:t>
       </w:r>
       <w:r>
         <w:rPr>
@@ -5213,16 +5169,8 @@
           <w:i w:val="0"/>
           <w:color w:val="0000FF"/>
           <w:sz w:val="24"/>
-          <w:u w:val="single"/>
-        </w:rPr>
-        <w:hyperlink r:id="rId33" w:history="1">
-          <w:r>
-            <w:rPr>
-              <w:rStyle w:val="Hyperlink"/>
-            </w:rPr>
-            <w:t>JI</w:t>
-          </w:r>
-        </w:hyperlink>
+        </w:rPr>
+        <w:t>JI</w:t>
       </w:r>
       <w:r>
         <w:rPr>
@@ -5482,7 +5430,43 @@
           <w:color w:val="000000"/>
           <w:sz w:val="24"/>
         </w:rPr>
-        <w:t xml:space="preserve"> dat zich bij het Arsip Nasional in Jakarta bevi</w:t>
+        <w:t xml:space="preserve"> dat zich bij het Arsip</w:t>
+      </w:r>
+      <w:r>
+        <w:rPr>
+          <w:u w:val="single" w:color="0000ff"/>
+          <w:rFonts w:ascii="Charis SIL Italic" w:hAnsi="Charis SIL Italic" w:eastAsia="Charis SIL Italic"/>
+          <w:b w:val="0"/>
+          <w:i w:val="0"/>
+          <w:color w:val="000000"/>
+          <w:sz w:val="24"/>
+        </w:rPr>
+        <w:hyperlink r:id="rId35" w:history="1">
+          <w:r>
+            <w:rPr>
+              <w:rStyle w:val="Hyperlink"/>
+            </w:rPr>
+            <w:t xml:space="preserve"> Nasional in</w:t>
+          </w:r>
+        </w:hyperlink>
+      </w:r>
+      <w:r>
+        <w:rPr>
+          <w:u w:val="single" w:color="0000ff"/>
+          <w:rFonts w:ascii="Charis SIL Italic" w:hAnsi="Charis SIL Italic" w:eastAsia="Charis SIL Italic"/>
+          <w:b w:val="0"/>
+          <w:i w:val="0"/>
+          <w:color w:val="000000"/>
+          <w:sz w:val="24"/>
+        </w:rPr>
+        <w:hyperlink r:id="rId35" w:history="1">
+          <w:r>
+            <w:rPr>
+              <w:rStyle w:val="Hyperlink"/>
+            </w:rPr>
+            <w:t xml:space="preserve"> Jakarta bevi</w:t>
+          </w:r>
+        </w:hyperlink>
       </w:r>
       <w:r>
         <w:rPr>
@@ -5830,7 +5814,7 @@
           <w:sz w:val="24"/>
           <w:u w:val="single"/>
         </w:rPr>
-        <w:hyperlink r:id="rId38" w:history="1">
+        <w:hyperlink r:id="rId36" w:history="1">
           <w:r>
             <w:rPr>
               <w:rStyle w:val="Hyperlink"/>
@@ -5982,13 +5966,31 @@
       </w:r>
       <w:r>
         <w:rPr>
+          <w:u w:val="single" w:color="0000ff"/>
           <w:rFonts w:ascii="Charis SIL Italic" w:hAnsi="Charis SIL Italic" w:eastAsia="Charis SIL Italic"/>
           <w:b w:val="0"/>
           <w:i w:val="0"/>
           <w:color w:val="000000"/>
           <w:sz w:val="24"/>
         </w:rPr>
-        <w:t xml:space="preserve">. De Franse portal </w:t>
+        <w:hyperlink r:id="rId37" w:history="1">
+          <w:r>
+            <w:rPr>
+              <w:rStyle w:val="Hyperlink"/>
+            </w:rPr>
+            <w:t>. D</w:t>
+          </w:r>
+        </w:hyperlink>
+      </w:r>
+      <w:r>
+        <w:rPr>
+          <w:rFonts w:ascii="Charis SIL Italic" w:hAnsi="Charis SIL Italic" w:eastAsia="Charis SIL Italic"/>
+          <w:b w:val="0"/>
+          <w:i w:val="0"/>
+          <w:color w:val="000000"/>
+          <w:sz w:val="24"/>
+        </w:rPr>
+        <w:t xml:space="preserve">e Franse portal </w:t>
       </w:r>
       <w:r>
         <w:rPr>
@@ -5999,7 +6001,7 @@
           <w:sz w:val="24"/>
           <w:u w:val="single"/>
         </w:rPr>
-        <w:hyperlink r:id="rId37" w:history="1">
+        <w:hyperlink r:id="rId39" w:history="1">
           <w:r>
             <w:rPr>
               <w:rStyle w:val="Hyperlink"/>

--- a/EXPORTS/DOCX/published/niveau1/Dutch/Sources.docx
+++ b/EXPORTS/DOCX/published/niveau1/Dutch/Sources.docx
@@ -1287,35 +1287,7 @@
           <w:color w:val="000000"/>
           <w:sz w:val="24"/>
         </w:rPr>
-        <w:t>. Deze archieven maken t</w:t>
-      </w:r>
-      <w:r>
-        <w:rPr>
-          <w:u w:val="single" w:color="0000ff"/>
-          <w:rFonts w:ascii="Charis SIL Italic" w:hAnsi="Charis SIL Italic" w:eastAsia="Charis SIL Italic"/>
-          <w:b w:val="0"/>
-          <w:i w:val="0"/>
-          <w:color w:val="000000"/>
-          <w:sz w:val="24"/>
-        </w:rPr>
-        <w:hyperlink r:id="rId15" w:history="1">
-          <w:r>
-            <w:rPr>
-              <w:rStyle w:val="Hyperlink"/>
-            </w:rPr>
-            <w:t>egenwoord</w:t>
-          </w:r>
-        </w:hyperlink>
-      </w:r>
-      <w:r>
-        <w:rPr>
-          <w:rFonts w:ascii="Charis SIL Italic" w:hAnsi="Charis SIL Italic" w:eastAsia="Charis SIL Italic"/>
-          <w:b w:val="0"/>
-          <w:i w:val="0"/>
-          <w:color w:val="000000"/>
-          <w:sz w:val="24"/>
-        </w:rPr>
-        <w:t xml:space="preserve">ig </w:t>
+        <w:t xml:space="preserve">. Deze archieven maken tegenwoordig </w:t>
       </w:r>
       <w:r>
         <w:rPr>
@@ -1409,7 +1381,7 @@
           <w:sz w:val="24"/>
           <w:u w:val="single"/>
         </w:rPr>
-        <w:hyperlink r:id="rId15" w:history="1">
+        <w:hyperlink r:id="rId16" w:history="1">
           <w:r>
             <w:rPr>
               <w:rStyle w:val="Hyperlink"/>
@@ -1427,7 +1399,7 @@
           <w:sz w:val="24"/>
           <w:u w:val="single"/>
         </w:rPr>
-        <w:hyperlink r:id="rId15" w:history="1">
+        <w:hyperlink r:id="rId16" w:history="1">
           <w:r>
             <w:rPr>
               <w:rStyle w:val="Hyperlink"/>
@@ -1445,7 +1417,7 @@
           <w:sz w:val="24"/>
           <w:u w:val="single"/>
         </w:rPr>
-        <w:hyperlink r:id="rId15" w:history="1">
+        <w:hyperlink r:id="rId16" w:history="1">
           <w:r>
             <w:rPr>
               <w:rStyle w:val="Hyperlink"/>
@@ -1463,7 +1435,7 @@
           <w:sz w:val="24"/>
           <w:u w:val="single"/>
         </w:rPr>
-        <w:hyperlink r:id="rId15" w:history="1">
+        <w:hyperlink r:id="rId16" w:history="1">
           <w:r>
             <w:rPr>
               <w:rStyle w:val="Hyperlink"/>
@@ -2105,7 +2077,50 @@
           <w:color w:val="000000"/>
           <w:sz w:val="24"/>
         </w:rPr>
-        <w:t>eelsdossie</w:t>
+        <w:hyperlink r:id="rId17" w:history="1">
+          <w:r>
+            <w:rPr>
+              <w:rStyle w:val="Hyperlink"/>
+            </w:rPr>
+            <w:t>eelsd</w:t>
+          </w:r>
+        </w:hyperlink>
+      </w:r>
+      <w:r>
+        <w:rPr>
+          <w:u w:val="single" w:color="0000ff"/>
+          <w:rFonts w:ascii="Charis SIL Italic" w:hAnsi="Charis SIL Italic" w:eastAsia="Charis SIL Italic"/>
+          <w:b w:val="0"/>
+          <w:i w:val="0"/>
+          <w:color w:val="000000"/>
+          <w:sz w:val="24"/>
+        </w:rPr>
+        <w:hyperlink r:id="rId17" w:history="1">
+          <w:r>
+            <w:rPr>
+              <w:rStyle w:val="Hyperlink"/>
+            </w:rPr>
+            <w:t>o</w:t>
+          </w:r>
+        </w:hyperlink>
+      </w:r>
+      <w:r>
+        <w:rPr>
+          <w:u w:val="single" w:color="0000ff"/>
+          <w:rFonts w:ascii="Charis SIL Italic" w:hAnsi="Charis SIL Italic" w:eastAsia="Charis SIL Italic"/>
+          <w:b w:val="0"/>
+          <w:i w:val="0"/>
+          <w:color w:val="000000"/>
+          <w:sz w:val="24"/>
+        </w:rPr>
+        <w:hyperlink r:id="rId17" w:history="1">
+          <w:r>
+            <w:rPr>
+              <w:rStyle w:val="Hyperlink"/>
+            </w:rPr>
+            <w:t>ssie</w:t>
+          </w:r>
+        </w:hyperlink>
       </w:r>
       <w:r>
         <w:rPr>
@@ -3643,24 +3658,7 @@
           <w:color w:val="000000"/>
           <w:sz w:val="24"/>
         </w:rPr>
-        <w:t>de beeldcollecties van he</w:t>
-      </w:r>
-      <w:r>
-        <w:rPr>
-          <w:rFonts w:ascii="Charis SIL Italic" w:hAnsi="Charis SIL Italic" w:eastAsia="Charis SIL Italic"/>
-          <w:b w:val="0"/>
-          <w:i w:val="0"/>
-          <w:color w:val="000000"/>
-          <w:sz w:val="24"/>
-        </w:rPr>
-        <w:hyperlink r:id="rId23" w:history="1">
-          <w:r>
-            <w:rPr>
-              <w:rStyle w:val="Hyperlink"/>
-            </w:rPr>
-            <w:t xml:space="preserve">t </w:t>
-          </w:r>
-        </w:hyperlink>
+        <w:t xml:space="preserve">de beeldcollecties van het </w:t>
       </w:r>
       <w:r>
         <w:rPr>
@@ -3669,45 +3667,8 @@
           <w:i w:val="0"/>
           <w:color w:val="0000FF"/>
           <w:sz w:val="24"/>
-          <w:u w:val="single"/>
-        </w:rPr>
-        <w:hyperlink r:id="rId23" w:history="1">
-          <w:r>
-            <w:rPr>
-              <w:rStyle w:val="Hyperlink"/>
-            </w:rPr>
-            <w:t>Nationaal</w:t>
-          </w:r>
-        </w:hyperlink>
-      </w:r>
-      <w:r>
-        <w:rPr>
-          <w:rFonts w:ascii="Charis SIL Italic" w:hAnsi="Charis SIL Italic" w:eastAsia="Charis SIL Italic"/>
-          <w:b w:val="0"/>
-          <w:i w:val="0"/>
-          <w:color w:val="0000FF"/>
-          <w:sz w:val="24"/>
-          <w:u w:val="single"/>
-        </w:rPr>
-        <w:t xml:space="preserve"> </w:t>
-      </w:r>
-      <w:r>
-        <w:rPr>
-          <w:rFonts w:ascii="Charis SIL Italic" w:hAnsi="Charis SIL Italic" w:eastAsia="Charis SIL Italic"/>
-          <w:b w:val="0"/>
-          <w:i w:val="0"/>
-          <w:color w:val="0000FF"/>
-          <w:sz w:val="24"/>
-          <w:u w:val="single"/>
-        </w:rPr>
-        <w:hyperlink r:id="rId23" w:history="1">
-          <w:r>
-            <w:rPr>
-              <w:rStyle w:val="Hyperlink"/>
-            </w:rPr>
-            <w:t>A</w:t>
-          </w:r>
-        </w:hyperlink>
+        </w:rPr>
+        <w:t>Nationaal A</w:t>
       </w:r>
       <w:r>
         <w:rPr>
@@ -3807,25 +3768,7 @@
           <w:color w:val="000000"/>
           <w:sz w:val="24"/>
         </w:rPr>
-        <w:t>. H</w:t>
-      </w:r>
-      <w:r>
-        <w:rPr>
-          <w:u w:val="single" w:color="0000ff"/>
-          <w:rFonts w:ascii="Charis SIL Italic" w:hAnsi="Charis SIL Italic" w:eastAsia="Charis SIL Italic"/>
-          <w:b w:val="0"/>
-          <w:i w:val="0"/>
-          <w:color w:val="000000"/>
-          <w:sz w:val="24"/>
-        </w:rPr>
-        <w:hyperlink r:id="rId24" w:history="1">
-          <w:r>
-            <w:rPr>
-              <w:rStyle w:val="Hyperlink"/>
-            </w:rPr>
-            <w:t xml:space="preserve">et </w:t>
-          </w:r>
-        </w:hyperlink>
+        <w:t xml:space="preserve">. Het </w:t>
       </w:r>
       <w:r>
         <w:rPr>
@@ -4778,7 +4721,7 @@
           <w:sz w:val="24"/>
           <w:u w:val="single"/>
         </w:rPr>
-        <w:hyperlink r:id="rId31" w:history="1">
+        <w:hyperlink r:id="rId33" w:history="1">
           <w:r>
             <w:rPr>
               <w:rStyle w:val="Hyperlink"/>
@@ -4818,6 +4761,16 @@
       </w:r>
       <w:r>
         <w:rPr>
+          <w:rFonts w:ascii="Charis SIL Italic" w:hAnsi="Charis SIL Italic" w:eastAsia="Charis SIL Italic"/>
+          <w:b w:val="0"/>
+          <w:i w:val="0"/>
+          <w:color w:val="000000"/>
+          <w:sz w:val="24"/>
+        </w:rPr>
+        <w:t xml:space="preserve"> </w:t>
+      </w:r>
+      <w:r>
+        <w:rPr>
           <w:u w:val="single" w:color="0000ff"/>
           <w:rFonts w:ascii="Charis SIL Italic" w:hAnsi="Charis SIL Italic" w:eastAsia="Charis SIL Italic"/>
           <w:b w:val="0"/>
@@ -4825,7 +4778,14 @@
           <w:color w:val="000000"/>
           <w:sz w:val="24"/>
         </w:rPr>
-        <w:t xml:space="preserve"> en </w:t>
+        <w:hyperlink r:id="rId31" w:history="1">
+          <w:r>
+            <w:rPr>
+              <w:rStyle w:val="Hyperlink"/>
+            </w:rPr>
+            <w:t xml:space="preserve">en </w:t>
+          </w:r>
+        </w:hyperlink>
       </w:r>
       <w:r>
         <w:rPr>
@@ -4836,7 +4796,7 @@
           <w:sz w:val="24"/>
           <w:u w:val="single"/>
         </w:rPr>
-        <w:hyperlink r:id="rId34" w:history="1">
+        <w:hyperlink r:id="rId31" w:history="1">
           <w:r>
             <w:rPr>
               <w:rStyle w:val="Hyperlink"/>
@@ -4854,7 +4814,7 @@
           <w:sz w:val="24"/>
           <w:u w:val="single"/>
         </w:rPr>
-        <w:hyperlink r:id="rId34" w:history="1">
+        <w:hyperlink r:id="rId31" w:history="1">
           <w:r>
             <w:rPr>
               <w:rStyle w:val="Hyperlink"/>
@@ -4872,7 +4832,7 @@
           <w:sz w:val="24"/>
           <w:u w:val="single"/>
         </w:rPr>
-        <w:hyperlink r:id="rId34" w:history="1">
+        <w:hyperlink r:id="rId31" w:history="1">
           <w:r>
             <w:rPr>
               <w:rStyle w:val="Hyperlink"/>
@@ -4901,7 +4861,7 @@
           <w:sz w:val="24"/>
           <w:u w:val="single"/>
         </w:rPr>
-        <w:hyperlink r:id="rId34" w:history="1">
+        <w:hyperlink r:id="rId31" w:history="1">
           <w:r>
             <w:rPr>
               <w:rStyle w:val="Hyperlink"/>
@@ -5153,7 +5113,6 @@
       </w:r>
       <w:r>
         <w:rPr>
-          <w:u w:val="single" w:color="0000ff"/>
           <w:rFonts w:ascii="Charis SIL Italic" w:hAnsi="Charis SIL Italic" w:eastAsia="Charis SIL Italic"/>
           <w:b w:val="0"/>
           <w:i w:val="0"/>
@@ -5169,8 +5128,16 @@
           <w:i w:val="0"/>
           <w:color w:val="0000FF"/>
           <w:sz w:val="24"/>
-        </w:rPr>
-        <w:t>JI</w:t>
+          <w:u w:val="single"/>
+        </w:rPr>
+        <w:hyperlink r:id="rId33" w:history="1">
+          <w:r>
+            <w:rPr>
+              <w:rStyle w:val="Hyperlink"/>
+            </w:rPr>
+            <w:t>JI</w:t>
+          </w:r>
+        </w:hyperlink>
       </w:r>
       <w:r>
         <w:rPr>
@@ -5814,7 +5781,7 @@
           <w:sz w:val="24"/>
           <w:u w:val="single"/>
         </w:rPr>
-        <w:hyperlink r:id="rId36" w:history="1">
+        <w:hyperlink r:id="rId38" w:history="1">
           <w:r>
             <w:rPr>
               <w:rStyle w:val="Hyperlink"/>
@@ -5955,7 +5922,7 @@
           <w:sz w:val="24"/>
           <w:u w:val="single"/>
         </w:rPr>
-        <w:hyperlink r:id="rId38" w:history="1">
+        <w:hyperlink r:id="rId37" w:history="1">
           <w:r>
             <w:rPr>
               <w:rStyle w:val="Hyperlink"/>
@@ -6001,7 +5968,7 @@
           <w:sz w:val="24"/>
           <w:u w:val="single"/>
         </w:rPr>
-        <w:hyperlink r:id="rId39" w:history="1">
+        <w:hyperlink r:id="rId37" w:history="1">
           <w:r>
             <w:rPr>
               <w:rStyle w:val="Hyperlink"/>

--- a/EXPORTS/DOCX/published/niveau1/Dutch/Sources.docx
+++ b/EXPORTS/DOCX/published/niveau1/Dutch/Sources.docx
@@ -609,31 +609,13 @@
       </w:r>
       <w:r>
         <w:rPr>
-          <w:u w:val="single" w:color="0000ff"/>
           <w:rFonts w:ascii="Charis SIL Italic" w:hAnsi="Charis SIL Italic" w:eastAsia="Charis SIL Italic"/>
           <w:b w:val="0"/>
           <w:i w:val="0"/>
           <w:color w:val="000000"/>
           <w:sz w:val="24"/>
         </w:rPr>
-        <w:hyperlink r:id="rId11" w:history="1">
-          <w:r>
-            <w:rPr>
-              <w:rStyle w:val="Hyperlink"/>
-            </w:rPr>
-            <w:t>anders d</w:t>
-          </w:r>
-        </w:hyperlink>
-      </w:r>
-      <w:r>
-        <w:rPr>
-          <w:rFonts w:ascii="Charis SIL Italic" w:hAnsi="Charis SIL Italic" w:eastAsia="Charis SIL Italic"/>
-          <w:b w:val="0"/>
-          <w:i w:val="0"/>
-          <w:color w:val="000000"/>
-          <w:sz w:val="24"/>
-        </w:rPr>
-        <w:t xml:space="preserve">an nu (denk aan </w:t>
+        <w:t xml:space="preserve">anders dan nu (denk aan </w:t>
       </w:r>
       <w:r>
         <w:rPr>
@@ -1319,66 +1301,76 @@
       </w:r>
       <w:r>
         <w:rPr>
-          <w:u w:val="single" w:color="0000ff"/>
           <w:rFonts w:ascii="Charis SIL Italic" w:hAnsi="Charis SIL Italic" w:eastAsia="Charis SIL Italic"/>
           <w:b w:val="0"/>
           <w:i w:val="0"/>
           <w:color w:val="000000"/>
           <w:sz w:val="24"/>
+        </w:rPr>
+        <w:t xml:space="preserve">deel uit van de </w:t>
+      </w:r>
+      <w:r>
+        <w:rPr>
+          <w:rFonts w:ascii="Charis SIL Italic" w:hAnsi="Charis SIL Italic" w:eastAsia="Charis SIL Italic"/>
+          <w:b w:val="0"/>
+          <w:i w:val="0"/>
+          <w:color w:val="0000FF"/>
+          <w:sz w:val="24"/>
+          <w:u w:val="single"/>
+        </w:rPr>
+        <w:hyperlink r:id="rId16" w:history="1">
+          <w:r>
+            <w:rPr>
+              <w:rStyle w:val="Hyperlink"/>
+            </w:rPr>
+            <w:t>Univ</w:t>
+          </w:r>
+        </w:hyperlink>
+      </w:r>
+      <w:r>
+        <w:rPr>
+          <w:rFonts w:ascii="Charis SIL Italic" w:hAnsi="Charis SIL Italic" w:eastAsia="Charis SIL Italic"/>
+          <w:b w:val="0"/>
+          <w:i w:val="0"/>
+          <w:color w:val="0000FF"/>
+          <w:sz w:val="24"/>
+          <w:u w:val="single"/>
         </w:rPr>
         <w:hyperlink r:id="rId15" w:history="1">
           <w:r>
             <w:rPr>
               <w:rStyle w:val="Hyperlink"/>
             </w:rPr>
-            <w:t xml:space="preserve">deel uit </w:t>
+            <w:t>ersitai</w:t>
           </w:r>
         </w:hyperlink>
       </w:r>
       <w:r>
         <w:rPr>
-          <w:u w:val="single" w:color="0000ff"/>
-          <w:rFonts w:ascii="Charis SIL Italic" w:hAnsi="Charis SIL Italic" w:eastAsia="Charis SIL Italic"/>
-          <w:b w:val="0"/>
-          <w:i w:val="0"/>
-          <w:color w:val="000000"/>
-          <w:sz w:val="24"/>
+          <w:rFonts w:ascii="Charis SIL Italic" w:hAnsi="Charis SIL Italic" w:eastAsia="Charis SIL Italic"/>
+          <w:b w:val="0"/>
+          <w:i w:val="0"/>
+          <w:color w:val="0000FF"/>
+          <w:sz w:val="24"/>
+          <w:u w:val="single"/>
         </w:rPr>
         <w:hyperlink r:id="rId15" w:history="1">
           <w:r>
             <w:rPr>
               <w:rStyle w:val="Hyperlink"/>
             </w:rPr>
-            <w:t>v</w:t>
+            <w:t>r</w:t>
           </w:r>
         </w:hyperlink>
       </w:r>
       <w:r>
         <w:rPr>
-          <w:u w:val="single" w:color="0000ff"/>
-          <w:rFonts w:ascii="Charis SIL Italic" w:hAnsi="Charis SIL Italic" w:eastAsia="Charis SIL Italic"/>
-          <w:b w:val="0"/>
-          <w:i w:val="0"/>
-          <w:color w:val="000000"/>
-          <w:sz w:val="24"/>
-        </w:rPr>
-        <w:hyperlink r:id="rId15" w:history="1">
-          <w:r>
-            <w:rPr>
-              <w:rStyle w:val="Hyperlink"/>
-            </w:rPr>
-            <w:t>an d</w:t>
-          </w:r>
-        </w:hyperlink>
-      </w:r>
-      <w:r>
-        <w:rPr>
-          <w:u w:val="single" w:color="0000ff"/>
-          <w:rFonts w:ascii="Charis SIL Italic" w:hAnsi="Charis SIL Italic" w:eastAsia="Charis SIL Italic"/>
-          <w:b w:val="0"/>
-          <w:i w:val="0"/>
-          <w:color w:val="000000"/>
-          <w:sz w:val="24"/>
+          <w:rFonts w:ascii="Charis SIL Italic" w:hAnsi="Charis SIL Italic" w:eastAsia="Charis SIL Italic"/>
+          <w:b w:val="0"/>
+          <w:i w:val="0"/>
+          <w:color w:val="0000FF"/>
+          <w:sz w:val="24"/>
+          <w:u w:val="single"/>
         </w:rPr>
         <w:hyperlink r:id="rId15" w:history="1">
           <w:r>
@@ -1394,88 +1386,6 @@
           <w:rFonts w:ascii="Charis SIL Italic" w:hAnsi="Charis SIL Italic" w:eastAsia="Charis SIL Italic"/>
           <w:b w:val="0"/>
           <w:i w:val="0"/>
-          <w:color w:val="000000"/>
-          <w:sz w:val="24"/>
-        </w:rPr>
-        <w:t xml:space="preserve"> </w:t>
-      </w:r>
-      <w:r>
-        <w:rPr>
-          <w:rFonts w:ascii="Charis SIL Italic" w:hAnsi="Charis SIL Italic" w:eastAsia="Charis SIL Italic"/>
-          <w:b w:val="0"/>
-          <w:i w:val="0"/>
-          <w:color w:val="0000FF"/>
-          <w:sz w:val="24"/>
-          <w:u w:val="single"/>
-        </w:rPr>
-        <w:hyperlink r:id="rId15" w:history="1">
-          <w:r>
-            <w:rPr>
-              <w:rStyle w:val="Hyperlink"/>
-            </w:rPr>
-            <w:t>Univ</w:t>
-          </w:r>
-        </w:hyperlink>
-      </w:r>
-      <w:r>
-        <w:rPr>
-          <w:rFonts w:ascii="Charis SIL Italic" w:hAnsi="Charis SIL Italic" w:eastAsia="Charis SIL Italic"/>
-          <w:b w:val="0"/>
-          <w:i w:val="0"/>
-          <w:color w:val="0000FF"/>
-          <w:sz w:val="24"/>
-          <w:u w:val="single"/>
-        </w:rPr>
-        <w:hyperlink r:id="rId15" w:history="1">
-          <w:r>
-            <w:rPr>
-              <w:rStyle w:val="Hyperlink"/>
-            </w:rPr>
-            <w:t>ersitai</w:t>
-          </w:r>
-        </w:hyperlink>
-      </w:r>
-      <w:r>
-        <w:rPr>
-          <w:rFonts w:ascii="Charis SIL Italic" w:hAnsi="Charis SIL Italic" w:eastAsia="Charis SIL Italic"/>
-          <w:b w:val="0"/>
-          <w:i w:val="0"/>
-          <w:color w:val="0000FF"/>
-          <w:sz w:val="24"/>
-          <w:u w:val="single"/>
-        </w:rPr>
-        <w:hyperlink r:id="rId15" w:history="1">
-          <w:r>
-            <w:rPr>
-              <w:rStyle w:val="Hyperlink"/>
-            </w:rPr>
-            <w:t>r</w:t>
-          </w:r>
-        </w:hyperlink>
-      </w:r>
-      <w:r>
-        <w:rPr>
-          <w:rFonts w:ascii="Charis SIL Italic" w:hAnsi="Charis SIL Italic" w:eastAsia="Charis SIL Italic"/>
-          <w:b w:val="0"/>
-          <w:i w:val="0"/>
-          <w:color w:val="0000FF"/>
-          <w:sz w:val="24"/>
-          <w:u w:val="single"/>
-        </w:rPr>
-        <w:hyperlink r:id="rId15" w:history="1">
-          <w:r>
-            <w:rPr>
-              <w:rStyle w:val="Hyperlink"/>
-            </w:rPr>
-            <w:t>e</w:t>
-          </w:r>
-        </w:hyperlink>
-      </w:r>
-      <w:r>
-        <w:rPr>
-          <w:rFonts w:ascii="Charis SIL Italic" w:hAnsi="Charis SIL Italic" w:eastAsia="Charis SIL Italic"/>
-          <w:b w:val="0"/>
-          <w:i w:val="0"/>
           <w:color w:val="0000FF"/>
           <w:sz w:val="24"/>
           <w:u w:val="single"/>
@@ -1531,7 +1441,7 @@
           <w:sz w:val="24"/>
           <w:u w:val="single"/>
         </w:rPr>
-        <w:hyperlink r:id="rId16" w:history="1">
+        <w:hyperlink r:id="rId15" w:history="1">
           <w:r>
             <w:rPr>
               <w:rStyle w:val="Hyperlink"/>
@@ -1549,7 +1459,7 @@
           <w:sz w:val="24"/>
           <w:u w:val="single"/>
         </w:rPr>
-        <w:hyperlink r:id="rId16" w:history="1">
+        <w:hyperlink r:id="rId15" w:history="1">
           <w:r>
             <w:rPr>
               <w:rStyle w:val="Hyperlink"/>
@@ -2169,7 +2079,25 @@
           <w:color w:val="000000"/>
           <w:sz w:val="24"/>
         </w:rPr>
-        <w:t>(stam</w:t>
+        <w:hyperlink r:id="rId17" w:history="1">
+          <w:r>
+            <w:rPr>
+              <w:rStyle w:val="Hyperlink"/>
+            </w:rPr>
+            <w:t>(sta</w:t>
+          </w:r>
+        </w:hyperlink>
+      </w:r>
+      <w:r>
+        <w:rPr>
+          <w:u w:val="single" w:color="0000ff"/>
+          <w:rFonts w:ascii="Charis SIL Italic" w:hAnsi="Charis SIL Italic" w:eastAsia="Charis SIL Italic"/>
+          <w:b w:val="0"/>
+          <w:i w:val="0"/>
+          <w:color w:val="000000"/>
+          <w:sz w:val="24"/>
+        </w:rPr>
+        <w:t>m</w:t>
       </w:r>
       <w:r>
         <w:rPr>
@@ -2668,7 +2596,7 @@
           <w:sz w:val="24"/>
           <w:u w:val="single"/>
         </w:rPr>
-        <w:hyperlink r:id="rId19" w:history="1">
+        <w:hyperlink r:id="rId18" w:history="1">
           <w:r>
             <w:rPr>
               <w:rStyle w:val="Hyperlink"/>
@@ -3672,7 +3600,7 @@
           <w:sz w:val="24"/>
           <w:u w:val="single"/>
         </w:rPr>
-        <w:hyperlink r:id="rId25" w:history="1">
+        <w:hyperlink r:id="rId23" w:history="1">
           <w:r>
             <w:rPr>
               <w:rStyle w:val="Hyperlink"/>
@@ -3766,7 +3694,7 @@
           <w:sz w:val="24"/>
           <w:u w:val="single"/>
         </w:rPr>
-        <w:hyperlink r:id="rId23" w:history="1">
+        <w:hyperlink r:id="rId26" w:history="1">
           <w:r>
             <w:rPr>
               <w:rStyle w:val="Hyperlink"/>
@@ -3812,14 +3740,7 @@
           <w:color w:val="000000"/>
           <w:sz w:val="24"/>
         </w:rPr>
-        <w:hyperlink r:id="rId24" w:history="1">
-          <w:r>
-            <w:rPr>
-              <w:rStyle w:val="Hyperlink"/>
-            </w:rPr>
-            <w:t xml:space="preserve">et </w:t>
-          </w:r>
-        </w:hyperlink>
+        <w:t xml:space="preserve">et </w:t>
       </w:r>
       <w:r>
         <w:rPr>
@@ -3830,7 +3751,7 @@
           <w:sz w:val="24"/>
           <w:u w:val="single"/>
         </w:rPr>
-        <w:hyperlink r:id="rId24" w:history="1">
+        <w:hyperlink r:id="rId27" w:history="1">
           <w:r>
             <w:rPr>
               <w:rStyle w:val="Hyperlink"/>
@@ -3859,7 +3780,7 @@
           <w:sz w:val="24"/>
           <w:u w:val="single"/>
         </w:rPr>
-        <w:hyperlink r:id="rId24" w:history="1">
+        <w:hyperlink r:id="rId27" w:history="1">
           <w:r>
             <w:rPr>
               <w:rStyle w:val="Hyperlink"/>
@@ -3894,35 +3815,7 @@
           <w:color w:val="000000"/>
           <w:sz w:val="24"/>
         </w:rPr>
-        <w:t xml:space="preserve">bezit de fotocollectie van </w:t>
-      </w:r>
-      <w:r>
-        <w:rPr>
-          <w:u w:val="single" w:color="0000ff"/>
-          <w:rFonts w:ascii="Charis SIL Italic" w:hAnsi="Charis SIL Italic" w:eastAsia="Charis SIL Italic"/>
-          <w:b w:val="0"/>
-          <w:i w:val="0"/>
-          <w:color w:val="000000"/>
-          <w:sz w:val="24"/>
-        </w:rPr>
-        <w:t>h</w:t>
-      </w:r>
-      <w:r>
-        <w:rPr>
-          <w:rFonts w:ascii="Charis SIL Italic" w:hAnsi="Charis SIL Italic" w:eastAsia="Charis SIL Italic"/>
-          <w:b w:val="0"/>
-          <w:i w:val="0"/>
-          <w:color w:val="000000"/>
-          <w:sz w:val="24"/>
-        </w:rPr>
-        <w:hyperlink r:id="rId25" w:history="1">
-          <w:r>
-            <w:rPr>
-              <w:rStyle w:val="Hyperlink"/>
-            </w:rPr>
-            <w:t xml:space="preserve">et </w:t>
-          </w:r>
-        </w:hyperlink>
+        <w:t xml:space="preserve">bezit de fotocollectie van het </w:t>
       </w:r>
       <w:r>
         <w:rPr>
@@ -3931,16 +3824,8 @@
           <w:i w:val="0"/>
           <w:color w:val="0000FF"/>
           <w:sz w:val="24"/>
-          <w:u w:val="single"/>
-        </w:rPr>
-        <w:hyperlink r:id="rId25" w:history="1">
-          <w:r>
-            <w:rPr>
-              <w:rStyle w:val="Hyperlink"/>
-            </w:rPr>
-            <w:t>Wereld</w:t>
-          </w:r>
-        </w:hyperlink>
+        </w:rPr>
+        <w:t>Wereld</w:t>
       </w:r>
       <w:r>
         <w:rPr>
@@ -3987,7 +3872,7 @@
           <w:sz w:val="24"/>
           <w:u w:val="single"/>
         </w:rPr>
-        <w:t xml:space="preserve"> in</w:t>
+        <w:t xml:space="preserve"> </w:t>
       </w:r>
       <w:r>
         <w:rPr>
@@ -3998,6 +3883,17 @@
           <w:sz w:val="24"/>
           <w:u w:val="single"/>
         </w:rPr>
+        <w:t>in</w:t>
+      </w:r>
+      <w:r>
+        <w:rPr>
+          <w:rFonts w:ascii="Charis SIL Italic" w:hAnsi="Charis SIL Italic" w:eastAsia="Charis SIL Italic"/>
+          <w:b w:val="0"/>
+          <w:i w:val="0"/>
+          <w:color w:val="0000FF"/>
+          <w:sz w:val="24"/>
+          <w:u w:val="single"/>
+        </w:rPr>
         <w:t xml:space="preserve"> </w:t>
       </w:r>
       <w:r>
@@ -4009,7 +3905,7 @@
           <w:sz w:val="24"/>
           <w:u w:val="single"/>
         </w:rPr>
-        <w:hyperlink r:id="rId28" w:history="1">
+        <w:hyperlink r:id="rId26" w:history="1">
           <w:r>
             <w:rPr>
               <w:rStyle w:val="Hyperlink"/>
@@ -4794,32 +4690,13 @@
       </w:r>
       <w:r>
         <w:rPr>
-          <w:u w:val="single" w:color="0000ff"/>
           <w:rFonts w:ascii="Charis SIL Italic" w:hAnsi="Charis SIL Italic" w:eastAsia="Charis SIL Italic"/>
           <w:b w:val="0"/>
           <w:i w:val="0"/>
           <w:color w:val="000000"/>
           <w:sz w:val="24"/>
         </w:rPr>
-        <w:t xml:space="preserve"> </w:t>
-      </w:r>
-      <w:r>
-        <w:rPr>
-          <w:u w:val="single" w:color="0000ff"/>
-          <w:rFonts w:ascii="Charis SIL Italic" w:hAnsi="Charis SIL Italic" w:eastAsia="Charis SIL Italic"/>
-          <w:b w:val="0"/>
-          <w:i w:val="0"/>
-          <w:color w:val="000000"/>
-          <w:sz w:val="24"/>
-        </w:rPr>
-        <w:hyperlink r:id="rId31" w:history="1">
-          <w:r>
-            <w:rPr>
-              <w:rStyle w:val="Hyperlink"/>
-            </w:rPr>
-            <w:t xml:space="preserve">en </w:t>
-          </w:r>
-        </w:hyperlink>
+        <w:t xml:space="preserve"> en </w:t>
       </w:r>
       <w:r>
         <w:rPr>
@@ -4830,7 +4707,7 @@
           <w:sz w:val="24"/>
           <w:u w:val="single"/>
         </w:rPr>
-        <w:hyperlink r:id="rId31" w:history="1">
+        <w:hyperlink r:id="rId34" w:history="1">
           <w:r>
             <w:rPr>
               <w:rStyle w:val="Hyperlink"/>
@@ -4848,7 +4725,7 @@
           <w:sz w:val="24"/>
           <w:u w:val="single"/>
         </w:rPr>
-        <w:hyperlink r:id="rId31" w:history="1">
+        <w:hyperlink r:id="rId34" w:history="1">
           <w:r>
             <w:rPr>
               <w:rStyle w:val="Hyperlink"/>
@@ -4866,7 +4743,7 @@
           <w:sz w:val="24"/>
           <w:u w:val="single"/>
         </w:rPr>
-        <w:hyperlink r:id="rId31" w:history="1">
+        <w:hyperlink r:id="rId34" w:history="1">
           <w:r>
             <w:rPr>
               <w:rStyle w:val="Hyperlink"/>
@@ -4978,7 +4855,7 @@
           <w:sz w:val="24"/>
           <w:u w:val="single"/>
         </w:rPr>
-        <w:hyperlink r:id="rId34" w:history="1">
+        <w:hyperlink r:id="rId32" w:history="1">
           <w:r>
             <w:rPr>
               <w:rStyle w:val="Hyperlink"/>
@@ -5200,42 +5077,13 @@
       </w:r>
       <w:r>
         <w:rPr>
-          <w:u w:val="single" w:color="0000ff"/>
           <w:rFonts w:ascii="Charis SIL Italic" w:hAnsi="Charis SIL Italic" w:eastAsia="Charis SIL Italic"/>
           <w:b w:val="0"/>
           <w:i w:val="0"/>
           <w:color w:val="000000"/>
           <w:sz w:val="24"/>
         </w:rPr>
-        <w:hyperlink r:id="rId33" w:history="1">
-          <w:r>
-            <w:rPr>
-              <w:rStyle w:val="Hyperlink"/>
-            </w:rPr>
-            <w:t xml:space="preserve"> be</w:t>
-          </w:r>
-        </w:hyperlink>
-      </w:r>
-      <w:r>
-        <w:rPr>
-          <w:u w:val="single" w:color="0000ff"/>
-          <w:rFonts w:ascii="Charis SIL Italic" w:hAnsi="Charis SIL Italic" w:eastAsia="Charis SIL Italic"/>
-          <w:b w:val="0"/>
-          <w:i w:val="0"/>
-          <w:color w:val="000000"/>
-          <w:sz w:val="24"/>
-        </w:rPr>
-        <w:t>s</w:t>
-      </w:r>
-      <w:r>
-        <w:rPr>
-          <w:rFonts w:ascii="Charis SIL Italic" w:hAnsi="Charis SIL Italic" w:eastAsia="Charis SIL Italic"/>
-          <w:b w:val="0"/>
-          <w:i w:val="0"/>
-          <w:color w:val="000000"/>
-          <w:sz w:val="24"/>
-        </w:rPr>
-        <w:t>chi</w:t>
+        <w:t xml:space="preserve"> beschi</w:t>
       </w:r>
       <w:r>
         <w:rPr>
@@ -5438,129 +5286,7 @@
           <w:color w:val="000000"/>
           <w:sz w:val="24"/>
         </w:rPr>
-        <w:t xml:space="preserve"> dat zich bij het Arsip</w:t>
-      </w:r>
-      <w:r>
-        <w:rPr>
-          <w:u w:val="single" w:color="0000ff"/>
-          <w:rFonts w:ascii="Charis SIL Italic" w:hAnsi="Charis SIL Italic" w:eastAsia="Charis SIL Italic"/>
-          <w:b w:val="0"/>
-          <w:i w:val="0"/>
-          <w:color w:val="000000"/>
-          <w:sz w:val="24"/>
-        </w:rPr>
-        <w:hyperlink r:id="rId36" w:history="1">
-          <w:r>
-            <w:rPr>
-              <w:rStyle w:val="Hyperlink"/>
-            </w:rPr>
-            <w:t xml:space="preserve"> Nasional in</w:t>
-          </w:r>
-        </w:hyperlink>
-      </w:r>
-      <w:r>
-        <w:rPr>
-          <w:u w:val="single" w:color="0000ff"/>
-          <w:rFonts w:ascii="Charis SIL Italic" w:hAnsi="Charis SIL Italic" w:eastAsia="Charis SIL Italic"/>
-          <w:b w:val="0"/>
-          <w:i w:val="0"/>
-          <w:color w:val="000000"/>
-          <w:sz w:val="24"/>
-        </w:rPr>
-        <w:hyperlink r:id="rId36" w:history="1">
-          <w:r>
-            <w:rPr>
-              <w:rStyle w:val="Hyperlink"/>
-            </w:rPr>
-            <w:t xml:space="preserve"> Jakarta bevi</w:t>
-          </w:r>
-        </w:hyperlink>
-      </w:r>
-      <w:r>
-        <w:rPr>
-          <w:u w:val="single" w:color="0000ff"/>
-          <w:rFonts w:ascii="Charis SIL Italic" w:hAnsi="Charis SIL Italic" w:eastAsia="Charis SIL Italic"/>
-          <w:b w:val="0"/>
-          <w:i w:val="0"/>
-          <w:color w:val="000000"/>
-          <w:sz w:val="24"/>
-        </w:rPr>
-        <w:hyperlink r:id="rId36" w:history="1">
-          <w:r>
-            <w:rPr>
-              <w:rStyle w:val="Hyperlink"/>
-            </w:rPr>
-            <w:t>ndt,</w:t>
-          </w:r>
-        </w:hyperlink>
-      </w:r>
-      <w:r>
-        <w:rPr>
-          <w:u w:val="single" w:color="0000ff"/>
-          <w:rFonts w:ascii="Charis SIL Italic" w:hAnsi="Charis SIL Italic" w:eastAsia="Charis SIL Italic"/>
-          <w:b w:val="0"/>
-          <w:i w:val="0"/>
-          <w:color w:val="000000"/>
-          <w:sz w:val="24"/>
-        </w:rPr>
-        <w:t xml:space="preserve"> </w:t>
-      </w:r>
-      <w:r>
-        <w:rPr>
-          <w:u w:val="single" w:color="0000ff"/>
-          <w:rFonts w:ascii="Charis SIL Italic" w:hAnsi="Charis SIL Italic" w:eastAsia="Charis SIL Italic"/>
-          <w:b w:val="0"/>
-          <w:i w:val="0"/>
-          <w:color w:val="000000"/>
-          <w:sz w:val="24"/>
-        </w:rPr>
-        <w:hyperlink r:id="rId36" w:history="1">
-          <w:r>
-            <w:rPr>
-              <w:rStyle w:val="Hyperlink"/>
-            </w:rPr>
-            <w:t xml:space="preserve">de stad </w:t>
-          </w:r>
-        </w:hyperlink>
-      </w:r>
-      <w:r>
-        <w:rPr>
-          <w:u w:val="single" w:color="0000ff"/>
-          <w:rFonts w:ascii="Charis SIL Italic" w:hAnsi="Charis SIL Italic" w:eastAsia="Charis SIL Italic"/>
-          <w:b w:val="0"/>
-          <w:i w:val="0"/>
-          <w:color w:val="000000"/>
-          <w:sz w:val="24"/>
-        </w:rPr>
-        <w:t>w</w:t>
-      </w:r>
-      <w:r>
-        <w:rPr>
-          <w:u w:val="single" w:color="0000ff"/>
-          <w:rFonts w:ascii="Charis SIL Italic" w:hAnsi="Charis SIL Italic" w:eastAsia="Charis SIL Italic"/>
-          <w:b w:val="0"/>
-          <w:i w:val="0"/>
-          <w:color w:val="000000"/>
-          <w:sz w:val="24"/>
-        </w:rPr>
-        <w:hyperlink r:id="rId36" w:history="1">
-          <w:r>
-            <w:rPr>
-              <w:rStyle w:val="Hyperlink"/>
-            </w:rPr>
-            <w:t>aa</w:t>
-          </w:r>
-        </w:hyperlink>
-      </w:r>
-      <w:r>
-        <w:rPr>
-          <w:rFonts w:ascii="Charis SIL Italic" w:hAnsi="Charis SIL Italic" w:eastAsia="Charis SIL Italic"/>
-          <w:b w:val="0"/>
-          <w:i w:val="0"/>
-          <w:color w:val="000000"/>
-          <w:sz w:val="24"/>
-        </w:rPr>
-        <w:t xml:space="preserve">r deze </w:t>
+        <w:t xml:space="preserve"> dat zich bij het Arsip Nasional in Jakarta bevindt, de stad waar deze </w:t>
       </w:r>
       <w:r>
         <w:rPr>
@@ -5870,7 +5596,7 @@
           <w:sz w:val="24"/>
           <w:u w:val="single"/>
         </w:rPr>
-        <w:hyperlink r:id="rId38" w:history="1">
+        <w:hyperlink r:id="rId39" w:history="1">
           <w:r>
             <w:rPr>
               <w:rStyle w:val="Hyperlink"/>
@@ -5899,7 +5625,7 @@
           <w:sz w:val="24"/>
           <w:u w:val="single"/>
         </w:rPr>
-        <w:hyperlink r:id="rId38" w:history="1">
+        <w:hyperlink r:id="rId39" w:history="1">
           <w:r>
             <w:rPr>
               <w:rStyle w:val="Hyperlink"/>
@@ -5917,7 +5643,7 @@
           <w:sz w:val="24"/>
           <w:u w:val="single"/>
         </w:rPr>
-        <w:hyperlink r:id="rId38" w:history="1">
+        <w:hyperlink r:id="rId39" w:history="1">
           <w:r>
             <w:rPr>
               <w:rStyle w:val="Hyperlink"/>
@@ -6021,13 +5747,121 @@
       </w:r>
       <w:r>
         <w:rPr>
+          <w:u w:val="single" w:color="0000ff"/>
           <w:rFonts w:ascii="Charis SIL Italic" w:hAnsi="Charis SIL Italic" w:eastAsia="Charis SIL Italic"/>
           <w:b w:val="0"/>
           <w:i w:val="0"/>
           <w:color w:val="000000"/>
           <w:sz w:val="24"/>
         </w:rPr>
-        <w:t xml:space="preserve"> bevat informatie over verzamelaars, handelaren en coll</w:t>
+        <w:hyperlink r:id="rId38" w:history="1">
+          <w:r>
+            <w:rPr>
+              <w:rStyle w:val="Hyperlink"/>
+            </w:rPr>
+            <w:t xml:space="preserve"> bevat inf</w:t>
+          </w:r>
+        </w:hyperlink>
+      </w:r>
+      <w:r>
+        <w:rPr>
+          <w:rFonts w:ascii="Charis SIL Italic" w:hAnsi="Charis SIL Italic" w:eastAsia="Charis SIL Italic"/>
+          <w:b w:val="0"/>
+          <w:i w:val="0"/>
+          <w:color w:val="000000"/>
+          <w:sz w:val="24"/>
+        </w:rPr>
+        <w:t>ormatie over ve</w:t>
+      </w:r>
+      <w:r>
+        <w:rPr>
+          <w:u w:val="single" w:color="0000ff"/>
+          <w:rFonts w:ascii="Charis SIL Italic" w:hAnsi="Charis SIL Italic" w:eastAsia="Charis SIL Italic"/>
+          <w:b w:val="0"/>
+          <w:i w:val="0"/>
+          <w:color w:val="000000"/>
+          <w:sz w:val="24"/>
+        </w:rPr>
+        <w:hyperlink r:id="rId39" w:history="1">
+          <w:r>
+            <w:rPr>
+              <w:rStyle w:val="Hyperlink"/>
+            </w:rPr>
+            <w:t>rzamelaars, ha</w:t>
+          </w:r>
+        </w:hyperlink>
+      </w:r>
+      <w:r>
+        <w:rPr>
+          <w:u w:val="single" w:color="0000ff"/>
+          <w:rFonts w:ascii="Charis SIL Italic" w:hAnsi="Charis SIL Italic" w:eastAsia="Charis SIL Italic"/>
+          <w:b w:val="0"/>
+          <w:i w:val="0"/>
+          <w:color w:val="000000"/>
+          <w:sz w:val="24"/>
+        </w:rPr>
+        <w:hyperlink r:id="rId39" w:history="1">
+          <w:r>
+            <w:rPr>
+              <w:rStyle w:val="Hyperlink"/>
+            </w:rPr>
+            <w:t>n</w:t>
+          </w:r>
+        </w:hyperlink>
+      </w:r>
+      <w:r>
+        <w:rPr>
+          <w:u w:val="single" w:color="0000ff"/>
+          <w:rFonts w:ascii="Charis SIL Italic" w:hAnsi="Charis SIL Italic" w:eastAsia="Charis SIL Italic"/>
+          <w:b w:val="0"/>
+          <w:i w:val="0"/>
+          <w:color w:val="000000"/>
+          <w:sz w:val="24"/>
+        </w:rPr>
+        <w:hyperlink r:id="rId39" w:history="1">
+          <w:r>
+            <w:rPr>
+              <w:rStyle w:val="Hyperlink"/>
+            </w:rPr>
+            <w:t>del</w:t>
+          </w:r>
+        </w:hyperlink>
+      </w:r>
+      <w:r>
+        <w:rPr>
+          <w:u w:val="single" w:color="0000ff"/>
+          <w:rFonts w:ascii="Charis SIL Italic" w:hAnsi="Charis SIL Italic" w:eastAsia="Charis SIL Italic"/>
+          <w:b w:val="0"/>
+          <w:i w:val="0"/>
+          <w:color w:val="000000"/>
+          <w:sz w:val="24"/>
+        </w:rPr>
+        <w:hyperlink r:id="rId39" w:history="1">
+          <w:r>
+            <w:rPr>
+              <w:rStyle w:val="Hyperlink"/>
+            </w:rPr>
+            <w:t>a</w:t>
+          </w:r>
+        </w:hyperlink>
+      </w:r>
+      <w:r>
+        <w:rPr>
+          <w:u w:val="single" w:color="0000ff"/>
+          <w:rFonts w:ascii="Charis SIL Italic" w:hAnsi="Charis SIL Italic" w:eastAsia="Charis SIL Italic"/>
+          <w:b w:val="0"/>
+          <w:i w:val="0"/>
+          <w:color w:val="000000"/>
+          <w:sz w:val="24"/>
+        </w:rPr>
+        <w:hyperlink r:id="rId39" w:history="1">
+          <w:r>
+            <w:rPr>
+              <w:rStyle w:val="Hyperlink"/>
+            </w:rPr>
+            <w:t>ren en coll</w:t>
+          </w:r>
+        </w:hyperlink>
       </w:r>
       <w:r>
         <w:rPr>

--- a/EXPORTS/DOCX/published/niveau1/Dutch/Sources.docx
+++ b/EXPORTS/DOCX/published/niveau1/Dutch/Sources.docx
@@ -609,31 +609,13 @@
       </w:r>
       <w:r>
         <w:rPr>
-          <w:u w:val="single" w:color="0000ff"/>
           <w:rFonts w:ascii="Charis SIL Italic" w:hAnsi="Charis SIL Italic" w:eastAsia="Charis SIL Italic"/>
           <w:b w:val="0"/>
           <w:i w:val="0"/>
           <w:color w:val="000000"/>
           <w:sz w:val="24"/>
         </w:rPr>
-        <w:hyperlink r:id="rId11" w:history="1">
-          <w:r>
-            <w:rPr>
-              <w:rStyle w:val="Hyperlink"/>
-            </w:rPr>
-            <w:t>anders d</w:t>
-          </w:r>
-        </w:hyperlink>
-      </w:r>
-      <w:r>
-        <w:rPr>
-          <w:rFonts w:ascii="Charis SIL Italic" w:hAnsi="Charis SIL Italic" w:eastAsia="Charis SIL Italic"/>
-          <w:b w:val="0"/>
-          <w:i w:val="0"/>
-          <w:color w:val="000000"/>
-          <w:sz w:val="24"/>
-        </w:rPr>
-        <w:t xml:space="preserve">an nu (denk aan </w:t>
+        <w:t xml:space="preserve">anders dan nu (denk aan </w:t>
       </w:r>
       <w:r>
         <w:rPr>
@@ -1336,7 +1318,137 @@
           <w:sz w:val="24"/>
           <w:u w:val="single"/>
         </w:rPr>
-        <w:t>Universitaire Bibliotheken L</w:t>
+        <w:hyperlink r:id="rId16" w:history="1">
+          <w:r>
+            <w:rPr>
+              <w:rStyle w:val="Hyperlink"/>
+            </w:rPr>
+            <w:t>Univ</w:t>
+          </w:r>
+        </w:hyperlink>
+      </w:r>
+      <w:r>
+        <w:rPr>
+          <w:rFonts w:ascii="Charis SIL Italic" w:hAnsi="Charis SIL Italic" w:eastAsia="Charis SIL Italic"/>
+          <w:b w:val="0"/>
+          <w:i w:val="0"/>
+          <w:color w:val="0000FF"/>
+          <w:sz w:val="24"/>
+          <w:u w:val="single"/>
+        </w:rPr>
+        <w:hyperlink r:id="rId15" w:history="1">
+          <w:r>
+            <w:rPr>
+              <w:rStyle w:val="Hyperlink"/>
+            </w:rPr>
+            <w:t>ersitai</w:t>
+          </w:r>
+        </w:hyperlink>
+      </w:r>
+      <w:r>
+        <w:rPr>
+          <w:rFonts w:ascii="Charis SIL Italic" w:hAnsi="Charis SIL Italic" w:eastAsia="Charis SIL Italic"/>
+          <w:b w:val="0"/>
+          <w:i w:val="0"/>
+          <w:color w:val="0000FF"/>
+          <w:sz w:val="24"/>
+          <w:u w:val="single"/>
+        </w:rPr>
+        <w:hyperlink r:id="rId15" w:history="1">
+          <w:r>
+            <w:rPr>
+              <w:rStyle w:val="Hyperlink"/>
+            </w:rPr>
+            <w:t>r</w:t>
+          </w:r>
+        </w:hyperlink>
+      </w:r>
+      <w:r>
+        <w:rPr>
+          <w:rFonts w:ascii="Charis SIL Italic" w:hAnsi="Charis SIL Italic" w:eastAsia="Charis SIL Italic"/>
+          <w:b w:val="0"/>
+          <w:i w:val="0"/>
+          <w:color w:val="0000FF"/>
+          <w:sz w:val="24"/>
+          <w:u w:val="single"/>
+        </w:rPr>
+        <w:hyperlink r:id="rId15" w:history="1">
+          <w:r>
+            <w:rPr>
+              <w:rStyle w:val="Hyperlink"/>
+            </w:rPr>
+            <w:t>e</w:t>
+          </w:r>
+        </w:hyperlink>
+      </w:r>
+      <w:r>
+        <w:rPr>
+          <w:rFonts w:ascii="Charis SIL Italic" w:hAnsi="Charis SIL Italic" w:eastAsia="Charis SIL Italic"/>
+          <w:b w:val="0"/>
+          <w:i w:val="0"/>
+          <w:color w:val="0000FF"/>
+          <w:sz w:val="24"/>
+          <w:u w:val="single"/>
+        </w:rPr>
+        <w:t xml:space="preserve"> </w:t>
+      </w:r>
+      <w:r>
+        <w:rPr>
+          <w:rFonts w:ascii="Charis SIL Italic" w:hAnsi="Charis SIL Italic" w:eastAsia="Charis SIL Italic"/>
+          <w:b w:val="0"/>
+          <w:i w:val="0"/>
+          <w:color w:val="0000FF"/>
+          <w:sz w:val="24"/>
+          <w:u w:val="single"/>
+        </w:rPr>
+        <w:t>B</w:t>
+      </w:r>
+      <w:r>
+        <w:rPr>
+          <w:rFonts w:ascii="Charis SIL Italic" w:hAnsi="Charis SIL Italic" w:eastAsia="Charis SIL Italic"/>
+          <w:b w:val="0"/>
+          <w:i w:val="0"/>
+          <w:color w:val="0000FF"/>
+          <w:sz w:val="24"/>
+          <w:u w:val="single"/>
+        </w:rPr>
+        <w:hyperlink r:id="rId15" w:history="1">
+          <w:r>
+            <w:rPr>
+              <w:rStyle w:val="Hyperlink"/>
+            </w:rPr>
+            <w:t>ibliotheken</w:t>
+          </w:r>
+        </w:hyperlink>
+      </w:r>
+      <w:r>
+        <w:rPr>
+          <w:rFonts w:ascii="Charis SIL Italic" w:hAnsi="Charis SIL Italic" w:eastAsia="Charis SIL Italic"/>
+          <w:b w:val="0"/>
+          <w:i w:val="0"/>
+          <w:color w:val="0000FF"/>
+          <w:sz w:val="24"/>
+          <w:u w:val="single"/>
+        </w:rPr>
+        <w:t xml:space="preserve"> </w:t>
+      </w:r>
+      <w:r>
+        <w:rPr>
+          <w:rFonts w:ascii="Charis SIL Italic" w:hAnsi="Charis SIL Italic" w:eastAsia="Charis SIL Italic"/>
+          <w:b w:val="0"/>
+          <w:i w:val="0"/>
+          <w:color w:val="0000FF"/>
+          <w:sz w:val="24"/>
+          <w:u w:val="single"/>
+        </w:rPr>
+        <w:hyperlink r:id="rId15" w:history="1">
+          <w:r>
+            <w:rPr>
+              <w:rStyle w:val="Hyperlink"/>
+            </w:rPr>
+            <w:t>L</w:t>
+          </w:r>
+        </w:hyperlink>
       </w:r>
       <w:r>
         <w:rPr>
@@ -2379,7 +2491,7 @@
           <w:sz w:val="24"/>
           <w:u w:val="single"/>
         </w:rPr>
-        <w:hyperlink r:id="rId19" w:history="1">
+        <w:hyperlink r:id="rId18" w:history="1">
           <w:r>
             <w:rPr>
               <w:rStyle w:val="Hyperlink"/>
@@ -2408,7 +2520,7 @@
           <w:sz w:val="24"/>
           <w:u w:val="single"/>
         </w:rPr>
-        <w:hyperlink r:id="rId19" w:history="1">
+        <w:hyperlink r:id="rId18" w:history="1">
           <w:r>
             <w:rPr>
               <w:rStyle w:val="Hyperlink"/>
@@ -2426,7 +2538,7 @@
           <w:sz w:val="24"/>
           <w:u w:val="single"/>
         </w:rPr>
-        <w:hyperlink r:id="rId19" w:history="1">
+        <w:hyperlink r:id="rId18" w:history="1">
           <w:r>
             <w:rPr>
               <w:rStyle w:val="Hyperlink"/>
@@ -3701,8 +3813,16 @@
           <w:i w:val="0"/>
           <w:color w:val="0000FF"/>
           <w:sz w:val="24"/>
-        </w:rPr>
-        <w:t>Wereld</w:t>
+          <w:u w:val="single"/>
+        </w:rPr>
+        <w:hyperlink r:id="rId28" w:history="1">
+          <w:r>
+            <w:rPr>
+              <w:rStyle w:val="Hyperlink"/>
+            </w:rPr>
+            <w:t>Wereld</w:t>
+          </w:r>
+        </w:hyperlink>
       </w:r>
       <w:r>
         <w:rPr>
@@ -4657,7 +4777,7 @@
           <w:sz w:val="24"/>
           <w:u w:val="single"/>
         </w:rPr>
-        <w:hyperlink r:id="rId31" w:history="1">
+        <w:hyperlink r:id="rId34" w:history="1">
           <w:r>
             <w:rPr>
               <w:rStyle w:val="Hyperlink"/>
@@ -4693,7 +4813,7 @@
           <w:sz w:val="24"/>
           <w:u w:val="single"/>
         </w:rPr>
-        <w:hyperlink r:id="rId32" w:history="1">
+        <w:hyperlink r:id="rId34" w:history="1">
           <w:r>
             <w:rPr>
               <w:rStyle w:val="Hyperlink"/>
@@ -5200,111 +5320,7 @@
           <w:color w:val="000000"/>
           <w:sz w:val="24"/>
         </w:rPr>
-        <w:t xml:space="preserve"> dat zich bij het Arsip</w:t>
-      </w:r>
-      <w:r>
-        <w:rPr>
-          <w:u w:val="single" w:color="0000ff"/>
-          <w:rFonts w:ascii="Charis SIL Italic" w:hAnsi="Charis SIL Italic" w:eastAsia="Charis SIL Italic"/>
-          <w:b w:val="0"/>
-          <w:i w:val="0"/>
-          <w:color w:val="000000"/>
-          <w:sz w:val="24"/>
-        </w:rPr>
-        <w:hyperlink r:id="rId36" w:history="1">
-          <w:r>
-            <w:rPr>
-              <w:rStyle w:val="Hyperlink"/>
-            </w:rPr>
-            <w:t xml:space="preserve"> Nasional in</w:t>
-          </w:r>
-        </w:hyperlink>
-      </w:r>
-      <w:r>
-        <w:rPr>
-          <w:u w:val="single" w:color="0000ff"/>
-          <w:rFonts w:ascii="Charis SIL Italic" w:hAnsi="Charis SIL Italic" w:eastAsia="Charis SIL Italic"/>
-          <w:b w:val="0"/>
-          <w:i w:val="0"/>
-          <w:color w:val="000000"/>
-          <w:sz w:val="24"/>
-        </w:rPr>
-        <w:hyperlink r:id="rId36" w:history="1">
-          <w:r>
-            <w:rPr>
-              <w:rStyle w:val="Hyperlink"/>
-            </w:rPr>
-            <w:t xml:space="preserve"> Jakarta bevi</w:t>
-          </w:r>
-        </w:hyperlink>
-      </w:r>
-      <w:r>
-        <w:rPr>
-          <w:u w:val="single" w:color="0000ff"/>
-          <w:rFonts w:ascii="Charis SIL Italic" w:hAnsi="Charis SIL Italic" w:eastAsia="Charis SIL Italic"/>
-          <w:b w:val="0"/>
-          <w:i w:val="0"/>
-          <w:color w:val="000000"/>
-          <w:sz w:val="24"/>
-        </w:rPr>
-        <w:hyperlink r:id="rId36" w:history="1">
-          <w:r>
-            <w:rPr>
-              <w:rStyle w:val="Hyperlink"/>
-            </w:rPr>
-            <w:t>ndt,</w:t>
-          </w:r>
-        </w:hyperlink>
-      </w:r>
-      <w:r>
-        <w:rPr>
-          <w:u w:val="single" w:color="0000ff"/>
-          <w:rFonts w:ascii="Charis SIL Italic" w:hAnsi="Charis SIL Italic" w:eastAsia="Charis SIL Italic"/>
-          <w:b w:val="0"/>
-          <w:i w:val="0"/>
-          <w:color w:val="000000"/>
-          <w:sz w:val="24"/>
-        </w:rPr>
-        <w:t xml:space="preserve"> </w:t>
-      </w:r>
-      <w:r>
-        <w:rPr>
-          <w:u w:val="single" w:color="0000ff"/>
-          <w:rFonts w:ascii="Charis SIL Italic" w:hAnsi="Charis SIL Italic" w:eastAsia="Charis SIL Italic"/>
-          <w:b w:val="0"/>
-          <w:i w:val="0"/>
-          <w:color w:val="000000"/>
-          <w:sz w:val="24"/>
-        </w:rPr>
-        <w:hyperlink r:id="rId36" w:history="1">
-          <w:r>
-            <w:rPr>
-              <w:rStyle w:val="Hyperlink"/>
-            </w:rPr>
-            <w:t xml:space="preserve">de stad </w:t>
-          </w:r>
-        </w:hyperlink>
-      </w:r>
-      <w:r>
-        <w:rPr>
-          <w:u w:val="single" w:color="0000ff"/>
-          <w:rFonts w:ascii="Charis SIL Italic" w:hAnsi="Charis SIL Italic" w:eastAsia="Charis SIL Italic"/>
-          <w:b w:val="0"/>
-          <w:i w:val="0"/>
-          <w:color w:val="000000"/>
-          <w:sz w:val="24"/>
-        </w:rPr>
-        <w:t>waa</w:t>
-      </w:r>
-      <w:r>
-        <w:rPr>
-          <w:rFonts w:ascii="Charis SIL Italic" w:hAnsi="Charis SIL Italic" w:eastAsia="Charis SIL Italic"/>
-          <w:b w:val="0"/>
-          <w:i w:val="0"/>
-          <w:color w:val="000000"/>
-          <w:sz w:val="24"/>
-        </w:rPr>
-        <w:t xml:space="preserve">r deze </w:t>
+        <w:t xml:space="preserve"> dat zich bij het Arsip Nasional in Jakarta bevindt, de stad waar deze </w:t>
       </w:r>
       <w:r>
         <w:rPr>
@@ -5596,6 +5612,257 @@
           <w:sz w:val="24"/>
           <w:u w:val="single"/>
         </w:rPr>
+        <w:t>a</w:t>
+      </w:r>
+      <w:r>
+        <w:rPr>
+          <w:rFonts w:ascii="Charis SIL Italic" w:hAnsi="Charis SIL Italic" w:eastAsia="Charis SIL Italic"/>
+          <w:b w:val="0"/>
+          <w:i w:val="0"/>
+          <w:color w:val="0000FF"/>
+          <w:sz w:val="24"/>
+          <w:u w:val="single"/>
+        </w:rPr>
+        <w:hyperlink r:id="rId38" w:history="1">
+          <w:r>
+            <w:rPr>
+              <w:rStyle w:val="Hyperlink"/>
+            </w:rPr>
+            <w:t>us</w:t>
+          </w:r>
+        </w:hyperlink>
+      </w:r>
+      <w:r>
+        <w:rPr>
+          <w:rFonts w:ascii="Charis SIL Italic" w:hAnsi="Charis SIL Italic" w:eastAsia="Charis SIL Italic"/>
+          <w:b w:val="0"/>
+          <w:i w:val="0"/>
+          <w:color w:val="0000FF"/>
+          <w:sz w:val="24"/>
+          <w:u w:val="single"/>
+        </w:rPr>
+        <w:t xml:space="preserve"> </w:t>
+      </w:r>
+      <w:r>
+        <w:rPr>
+          <w:rFonts w:ascii="Charis SIL Italic" w:hAnsi="Charis SIL Italic" w:eastAsia="Charis SIL Italic"/>
+          <w:b w:val="0"/>
+          <w:i w:val="0"/>
+          <w:color w:val="0000FF"/>
+          <w:sz w:val="24"/>
+          <w:u w:val="single"/>
+        </w:rPr>
+        <w:hyperlink r:id="rId39" w:history="1">
+          <w:r>
+            <w:rPr>
+              <w:rStyle w:val="Hyperlink"/>
+            </w:rPr>
+            <w:t>Koloniale</w:t>
+          </w:r>
+        </w:hyperlink>
+      </w:r>
+      <w:r>
+        <w:rPr>
+          <w:rFonts w:ascii="Charis SIL Italic" w:hAnsi="Charis SIL Italic" w:eastAsia="Charis SIL Italic"/>
+          <w:b w:val="0"/>
+          <w:i w:val="0"/>
+          <w:color w:val="0000FF"/>
+          <w:sz w:val="24"/>
+          <w:u w:val="single"/>
+        </w:rPr>
+        <w:hyperlink r:id="rId39" w:history="1">
+          <w:r>
+            <w:rPr>
+              <w:rStyle w:val="Hyperlink"/>
+            </w:rPr>
+            <w:t>n</w:t>
+          </w:r>
+        </w:hyperlink>
+      </w:r>
+      <w:r>
+        <w:rPr>
+          <w:rFonts w:ascii="Charis SIL Italic" w:hAnsi="Charis SIL Italic" w:eastAsia="Charis SIL Italic"/>
+          <w:b w:val="0"/>
+          <w:i w:val="0"/>
+          <w:color w:val="0000FF"/>
+          <w:sz w:val="24"/>
+          <w:u w:val="single"/>
+        </w:rPr>
+        <w:t xml:space="preserve"> </w:t>
+      </w:r>
+      <w:r>
+        <w:rPr>
+          <w:rFonts w:ascii="Charis SIL Italic" w:hAnsi="Charis SIL Italic" w:eastAsia="Charis SIL Italic"/>
+          <w:b w:val="0"/>
+          <w:i w:val="0"/>
+          <w:color w:val="0000FF"/>
+          <w:sz w:val="24"/>
+          <w:u w:val="single"/>
+        </w:rPr>
+        <w:hyperlink r:id="rId39" w:history="1">
+          <w:r>
+            <w:rPr>
+              <w:rStyle w:val="Hyperlink"/>
+            </w:rPr>
+            <w:t>Ko</w:t>
+          </w:r>
+        </w:hyperlink>
+      </w:r>
+      <w:r>
+        <w:rPr>
+          <w:rFonts w:ascii="Charis SIL Italic" w:hAnsi="Charis SIL Italic" w:eastAsia="Charis SIL Italic"/>
+          <w:b w:val="0"/>
+          <w:i w:val="0"/>
+          <w:color w:val="0000FF"/>
+          <w:sz w:val="24"/>
+          <w:u w:val="single"/>
+        </w:rPr>
+        <w:hyperlink r:id="rId39" w:history="1">
+          <w:r>
+            <w:rPr>
+              <w:rStyle w:val="Hyperlink"/>
+            </w:rPr>
+            <w:t>ntexten</w:t>
+          </w:r>
+        </w:hyperlink>
+      </w:r>
+      <w:r>
+        <w:rPr>
+          <w:u w:val="single" w:color="0000ff"/>
+          <w:rFonts w:ascii="Charis SIL Italic" w:hAnsi="Charis SIL Italic" w:eastAsia="Charis SIL Italic"/>
+          <w:b w:val="0"/>
+          <w:i w:val="0"/>
+          <w:color w:val="000000"/>
+          <w:sz w:val="24"/>
+        </w:rPr>
+        <w:hyperlink r:id="rId38" w:history="1">
+          <w:r>
+            <w:rPr>
+              <w:rStyle w:val="Hyperlink"/>
+            </w:rPr>
+            <w:t>. D</w:t>
+          </w:r>
+        </w:hyperlink>
+      </w:r>
+      <w:r>
+        <w:rPr>
+          <w:rFonts w:ascii="Charis SIL Italic" w:hAnsi="Charis SIL Italic" w:eastAsia="Charis SIL Italic"/>
+          <w:b w:val="0"/>
+          <w:i w:val="0"/>
+          <w:color w:val="000000"/>
+          <w:sz w:val="24"/>
+        </w:rPr>
+        <w:t xml:space="preserve">e Franse portal </w:t>
+      </w:r>
+      <w:r>
+        <w:rPr>
+          <w:rFonts w:ascii="Charis SIL Italic" w:hAnsi="Charis SIL Italic" w:eastAsia="Charis SIL Italic"/>
+          <w:b w:val="0"/>
+          <w:i w:val="0"/>
+          <w:color w:val="0000FF"/>
+          <w:sz w:val="24"/>
+          <w:u w:val="single"/>
+        </w:rPr>
+        <w:hyperlink r:id="rId40" w:history="1">
+          <w:r>
+            <w:rPr>
+              <w:rStyle w:val="Hyperlink"/>
+            </w:rPr>
+            <w:t>AGORHA</w:t>
+          </w:r>
+        </w:hyperlink>
+      </w:r>
+      <w:r>
+        <w:rPr>
+          <w:u w:val="single" w:color="0000ff"/>
+          <w:rFonts w:ascii="Charis SIL Italic" w:hAnsi="Charis SIL Italic" w:eastAsia="Charis SIL Italic"/>
+          <w:b w:val="0"/>
+          <w:i w:val="0"/>
+          <w:color w:val="000000"/>
+          <w:sz w:val="24"/>
+        </w:rPr>
+        <w:hyperlink r:id="rId38" w:history="1">
+          <w:r>
+            <w:rPr>
+              <w:rStyle w:val="Hyperlink"/>
+            </w:rPr>
+            <w:t xml:space="preserve"> bevat inf</w:t>
+          </w:r>
+        </w:hyperlink>
+      </w:r>
+      <w:r>
+        <w:rPr>
+          <w:rFonts w:ascii="Charis SIL Italic" w:hAnsi="Charis SIL Italic" w:eastAsia="Charis SIL Italic"/>
+          <w:b w:val="0"/>
+          <w:i w:val="0"/>
+          <w:color w:val="000000"/>
+          <w:sz w:val="24"/>
+        </w:rPr>
+        <w:t>ormatie over ve</w:t>
+      </w:r>
+      <w:r>
+        <w:rPr>
+          <w:u w:val="single" w:color="0000ff"/>
+          <w:rFonts w:ascii="Charis SIL Italic" w:hAnsi="Charis SIL Italic" w:eastAsia="Charis SIL Italic"/>
+          <w:b w:val="0"/>
+          <w:i w:val="0"/>
+          <w:color w:val="000000"/>
+          <w:sz w:val="24"/>
+        </w:rPr>
+        <w:hyperlink r:id="rId39" w:history="1">
+          <w:r>
+            <w:rPr>
+              <w:rStyle w:val="Hyperlink"/>
+            </w:rPr>
+            <w:t>rzamelaars, ha</w:t>
+          </w:r>
+        </w:hyperlink>
+      </w:r>
+      <w:r>
+        <w:rPr>
+          <w:u w:val="single" w:color="0000ff"/>
+          <w:rFonts w:ascii="Charis SIL Italic" w:hAnsi="Charis SIL Italic" w:eastAsia="Charis SIL Italic"/>
+          <w:b w:val="0"/>
+          <w:i w:val="0"/>
+          <w:color w:val="000000"/>
+          <w:sz w:val="24"/>
+        </w:rPr>
+        <w:hyperlink r:id="rId39" w:history="1">
+          <w:r>
+            <w:rPr>
+              <w:rStyle w:val="Hyperlink"/>
+            </w:rPr>
+            <w:t>n</w:t>
+          </w:r>
+        </w:hyperlink>
+      </w:r>
+      <w:r>
+        <w:rPr>
+          <w:u w:val="single" w:color="0000ff"/>
+          <w:rFonts w:ascii="Charis SIL Italic" w:hAnsi="Charis SIL Italic" w:eastAsia="Charis SIL Italic"/>
+          <w:b w:val="0"/>
+          <w:i w:val="0"/>
+          <w:color w:val="000000"/>
+          <w:sz w:val="24"/>
+        </w:rPr>
+        <w:hyperlink r:id="rId39" w:history="1">
+          <w:r>
+            <w:rPr>
+              <w:rStyle w:val="Hyperlink"/>
+            </w:rPr>
+            <w:t>del</w:t>
+          </w:r>
+        </w:hyperlink>
+      </w:r>
+      <w:r>
+        <w:rPr>
+          <w:u w:val="single" w:color="0000ff"/>
+          <w:rFonts w:ascii="Charis SIL Italic" w:hAnsi="Charis SIL Italic" w:eastAsia="Charis SIL Italic"/>
+          <w:b w:val="0"/>
+          <w:i w:val="0"/>
+          <w:color w:val="000000"/>
+          <w:sz w:val="24"/>
+        </w:rPr>
         <w:hyperlink r:id="rId39" w:history="1">
           <w:r>
             <w:rPr>
@@ -5607,171 +5874,21 @@
       </w:r>
       <w:r>
         <w:rPr>
-          <w:rFonts w:ascii="Charis SIL Italic" w:hAnsi="Charis SIL Italic" w:eastAsia="Charis SIL Italic"/>
-          <w:b w:val="0"/>
-          <w:i w:val="0"/>
-          <w:color w:val="0000FF"/>
-          <w:sz w:val="24"/>
-          <w:u w:val="single"/>
-        </w:rPr>
-        <w:hyperlink r:id="rId38" w:history="1">
-          <w:r>
-            <w:rPr>
-              <w:rStyle w:val="Hyperlink"/>
-            </w:rPr>
-            <w:t>us</w:t>
-          </w:r>
-        </w:hyperlink>
-      </w:r>
-      <w:r>
-        <w:rPr>
-          <w:rFonts w:ascii="Charis SIL Italic" w:hAnsi="Charis SIL Italic" w:eastAsia="Charis SIL Italic"/>
-          <w:b w:val="0"/>
-          <w:i w:val="0"/>
-          <w:color w:val="0000FF"/>
-          <w:sz w:val="24"/>
-          <w:u w:val="single"/>
-        </w:rPr>
-        <w:t xml:space="preserve"> </w:t>
-      </w:r>
-      <w:r>
-        <w:rPr>
-          <w:rFonts w:ascii="Charis SIL Italic" w:hAnsi="Charis SIL Italic" w:eastAsia="Charis SIL Italic"/>
-          <w:b w:val="0"/>
-          <w:i w:val="0"/>
-          <w:color w:val="0000FF"/>
-          <w:sz w:val="24"/>
-          <w:u w:val="single"/>
-        </w:rPr>
-        <w:hyperlink r:id="rId38" w:history="1">
-          <w:r>
-            <w:rPr>
-              <w:rStyle w:val="Hyperlink"/>
-            </w:rPr>
-            <w:t>Koloniale</w:t>
-          </w:r>
-        </w:hyperlink>
-      </w:r>
-      <w:r>
-        <w:rPr>
-          <w:rFonts w:ascii="Charis SIL Italic" w:hAnsi="Charis SIL Italic" w:eastAsia="Charis SIL Italic"/>
-          <w:b w:val="0"/>
-          <w:i w:val="0"/>
-          <w:color w:val="0000FF"/>
-          <w:sz w:val="24"/>
-          <w:u w:val="single"/>
-        </w:rPr>
-        <w:hyperlink r:id="rId38" w:history="1">
-          <w:r>
-            <w:rPr>
-              <w:rStyle w:val="Hyperlink"/>
-            </w:rPr>
-            <w:t>n</w:t>
-          </w:r>
-        </w:hyperlink>
-      </w:r>
-      <w:r>
-        <w:rPr>
-          <w:rFonts w:ascii="Charis SIL Italic" w:hAnsi="Charis SIL Italic" w:eastAsia="Charis SIL Italic"/>
-          <w:b w:val="0"/>
-          <w:i w:val="0"/>
-          <w:color w:val="0000FF"/>
-          <w:sz w:val="24"/>
-          <w:u w:val="single"/>
-        </w:rPr>
-        <w:t xml:space="preserve"> </w:t>
-      </w:r>
-      <w:r>
-        <w:rPr>
-          <w:rFonts w:ascii="Charis SIL Italic" w:hAnsi="Charis SIL Italic" w:eastAsia="Charis SIL Italic"/>
-          <w:b w:val="0"/>
-          <w:i w:val="0"/>
-          <w:color w:val="0000FF"/>
-          <w:sz w:val="24"/>
-          <w:u w:val="single"/>
+          <w:u w:val="single" w:color="0000ff"/>
+          <w:rFonts w:ascii="Charis SIL Italic" w:hAnsi="Charis SIL Italic" w:eastAsia="Charis SIL Italic"/>
+          <w:b w:val="0"/>
+          <w:i w:val="0"/>
+          <w:color w:val="000000"/>
+          <w:sz w:val="24"/>
         </w:rPr>
         <w:hyperlink r:id="rId39" w:history="1">
           <w:r>
             <w:rPr>
               <w:rStyle w:val="Hyperlink"/>
             </w:rPr>
-            <w:t>Ko</w:t>
+            <w:t>ren en coll</w:t>
           </w:r>
         </w:hyperlink>
-      </w:r>
-      <w:r>
-        <w:rPr>
-          <w:rFonts w:ascii="Charis SIL Italic" w:hAnsi="Charis SIL Italic" w:eastAsia="Charis SIL Italic"/>
-          <w:b w:val="0"/>
-          <w:i w:val="0"/>
-          <w:color w:val="0000FF"/>
-          <w:sz w:val="24"/>
-          <w:u w:val="single"/>
-        </w:rPr>
-        <w:hyperlink r:id="rId39" w:history="1">
-          <w:r>
-            <w:rPr>
-              <w:rStyle w:val="Hyperlink"/>
-            </w:rPr>
-            <w:t>ntexten</w:t>
-          </w:r>
-        </w:hyperlink>
-      </w:r>
-      <w:r>
-        <w:rPr>
-          <w:u w:val="single" w:color="0000ff"/>
-          <w:rFonts w:ascii="Charis SIL Italic" w:hAnsi="Charis SIL Italic" w:eastAsia="Charis SIL Italic"/>
-          <w:b w:val="0"/>
-          <w:i w:val="0"/>
-          <w:color w:val="000000"/>
-          <w:sz w:val="24"/>
-        </w:rPr>
-        <w:hyperlink r:id="rId38" w:history="1">
-          <w:r>
-            <w:rPr>
-              <w:rStyle w:val="Hyperlink"/>
-            </w:rPr>
-            <w:t>. D</w:t>
-          </w:r>
-        </w:hyperlink>
-      </w:r>
-      <w:r>
-        <w:rPr>
-          <w:rFonts w:ascii="Charis SIL Italic" w:hAnsi="Charis SIL Italic" w:eastAsia="Charis SIL Italic"/>
-          <w:b w:val="0"/>
-          <w:i w:val="0"/>
-          <w:color w:val="000000"/>
-          <w:sz w:val="24"/>
-        </w:rPr>
-        <w:t xml:space="preserve">e Franse portal </w:t>
-      </w:r>
-      <w:r>
-        <w:rPr>
-          <w:rFonts w:ascii="Charis SIL Italic" w:hAnsi="Charis SIL Italic" w:eastAsia="Charis SIL Italic"/>
-          <w:b w:val="0"/>
-          <w:i w:val="0"/>
-          <w:color w:val="0000FF"/>
-          <w:sz w:val="24"/>
-          <w:u w:val="single"/>
-        </w:rPr>
-        <w:hyperlink r:id="rId40" w:history="1">
-          <w:r>
-            <w:rPr>
-              <w:rStyle w:val="Hyperlink"/>
-            </w:rPr>
-            <w:t>AGORHA</w:t>
-          </w:r>
-        </w:hyperlink>
-      </w:r>
-      <w:r>
-        <w:rPr>
-          <w:rFonts w:ascii="Charis SIL Italic" w:hAnsi="Charis SIL Italic" w:eastAsia="Charis SIL Italic"/>
-          <w:b w:val="0"/>
-          <w:i w:val="0"/>
-          <w:color w:val="000000"/>
-          <w:sz w:val="24"/>
-        </w:rPr>
-        <w:t xml:space="preserve"> bevat informatie over verzamelaars, handelaren en coll</w:t>
       </w:r>
       <w:r>
         <w:rPr>

--- a/EXPORTS/DOCX/published/niveau1/Dutch/Sources.docx
+++ b/EXPORTS/DOCX/published/niveau1/Dutch/Sources.docx
@@ -1301,13 +1301,86 @@
       </w:r>
       <w:r>
         <w:rPr>
+          <w:u w:val="single" w:color="0000ff"/>
           <w:rFonts w:ascii="Charis SIL Italic" w:hAnsi="Charis SIL Italic" w:eastAsia="Charis SIL Italic"/>
           <w:b w:val="0"/>
           <w:i w:val="0"/>
           <w:color w:val="000000"/>
           <w:sz w:val="24"/>
         </w:rPr>
-        <w:t xml:space="preserve">deel uit van de </w:t>
+        <w:hyperlink r:id="rId15" w:history="1">
+          <w:r>
+            <w:rPr>
+              <w:rStyle w:val="Hyperlink"/>
+            </w:rPr>
+            <w:t xml:space="preserve">deel uit </w:t>
+          </w:r>
+        </w:hyperlink>
+      </w:r>
+      <w:r>
+        <w:rPr>
+          <w:u w:val="single" w:color="0000ff"/>
+          <w:rFonts w:ascii="Charis SIL Italic" w:hAnsi="Charis SIL Italic" w:eastAsia="Charis SIL Italic"/>
+          <w:b w:val="0"/>
+          <w:i w:val="0"/>
+          <w:color w:val="000000"/>
+          <w:sz w:val="24"/>
+        </w:rPr>
+        <w:hyperlink r:id="rId15" w:history="1">
+          <w:r>
+            <w:rPr>
+              <w:rStyle w:val="Hyperlink"/>
+            </w:rPr>
+            <w:t>v</w:t>
+          </w:r>
+        </w:hyperlink>
+      </w:r>
+      <w:r>
+        <w:rPr>
+          <w:u w:val="single" w:color="0000ff"/>
+          <w:rFonts w:ascii="Charis SIL Italic" w:hAnsi="Charis SIL Italic" w:eastAsia="Charis SIL Italic"/>
+          <w:b w:val="0"/>
+          <w:i w:val="0"/>
+          <w:color w:val="000000"/>
+          <w:sz w:val="24"/>
+        </w:rPr>
+        <w:hyperlink r:id="rId15" w:history="1">
+          <w:r>
+            <w:rPr>
+              <w:rStyle w:val="Hyperlink"/>
+            </w:rPr>
+            <w:t>an d</w:t>
+          </w:r>
+        </w:hyperlink>
+      </w:r>
+      <w:r>
+        <w:rPr>
+          <w:u w:val="single" w:color="0000ff"/>
+          <w:rFonts w:ascii="Charis SIL Italic" w:hAnsi="Charis SIL Italic" w:eastAsia="Charis SIL Italic"/>
+          <w:b w:val="0"/>
+          <w:i w:val="0"/>
+          <w:color w:val="000000"/>
+          <w:sz w:val="24"/>
+        </w:rPr>
+        <w:hyperlink r:id="rId15" w:history="1">
+          <w:r>
+            <w:rPr>
+              <w:rStyle w:val="Hyperlink"/>
+            </w:rPr>
+            <w:t>e</w:t>
+          </w:r>
+        </w:hyperlink>
+      </w:r>
+      <w:r>
+        <w:rPr>
+          <w:u w:val="single" w:color="0000ff"/>
+          <w:rFonts w:ascii="Charis SIL Italic" w:hAnsi="Charis SIL Italic" w:eastAsia="Charis SIL Italic"/>
+          <w:b w:val="0"/>
+          <w:i w:val="0"/>
+          <w:color w:val="000000"/>
+          <w:sz w:val="24"/>
+        </w:rPr>
+        <w:t xml:space="preserve"> </w:t>
       </w:r>
       <w:r>
         <w:rPr>
@@ -1336,7 +1409,7 @@
           <w:sz w:val="24"/>
           <w:u w:val="single"/>
         </w:rPr>
-        <w:hyperlink r:id="rId15" w:history="1">
+        <w:hyperlink r:id="rId16" w:history="1">
           <w:r>
             <w:rPr>
               <w:rStyle w:val="Hyperlink"/>
@@ -1354,7 +1427,7 @@
           <w:sz w:val="24"/>
           <w:u w:val="single"/>
         </w:rPr>
-        <w:hyperlink r:id="rId15" w:history="1">
+        <w:hyperlink r:id="rId16" w:history="1">
           <w:r>
             <w:rPr>
               <w:rStyle w:val="Hyperlink"/>
@@ -1372,7 +1445,7 @@
           <w:sz w:val="24"/>
           <w:u w:val="single"/>
         </w:rPr>
-        <w:hyperlink r:id="rId15" w:history="1">
+        <w:hyperlink r:id="rId16" w:history="1">
           <w:r>
             <w:rPr>
               <w:rStyle w:val="Hyperlink"/>
@@ -1401,7 +1474,14 @@
           <w:sz w:val="24"/>
           <w:u w:val="single"/>
         </w:rPr>
-        <w:t>B</w:t>
+        <w:hyperlink r:id="rId16" w:history="1">
+          <w:r>
+            <w:rPr>
+              <w:rStyle w:val="Hyperlink"/>
+            </w:rPr>
+            <w:t>B</w:t>
+          </w:r>
+        </w:hyperlink>
       </w:r>
       <w:r>
         <w:rPr>
@@ -1412,7 +1492,7 @@
           <w:sz w:val="24"/>
           <w:u w:val="single"/>
         </w:rPr>
-        <w:hyperlink r:id="rId15" w:history="1">
+        <w:hyperlink r:id="rId16" w:history="1">
           <w:r>
             <w:rPr>
               <w:rStyle w:val="Hyperlink"/>
@@ -1441,7 +1521,7 @@
           <w:sz w:val="24"/>
           <w:u w:val="single"/>
         </w:rPr>
-        <w:hyperlink r:id="rId15" w:history="1">
+        <w:hyperlink r:id="rId16" w:history="1">
           <w:r>
             <w:rPr>
               <w:rStyle w:val="Hyperlink"/>
@@ -2090,7 +2170,6 @@
       </w:r>
       <w:r>
         <w:rPr>
-          <w:u w:val="single" w:color="0000ff"/>
           <w:rFonts w:ascii="Charis SIL Italic" w:hAnsi="Charis SIL Italic" w:eastAsia="Charis SIL Italic"/>
           <w:b w:val="0"/>
           <w:i w:val="0"/>
@@ -2520,7 +2599,7 @@
           <w:sz w:val="24"/>
           <w:u w:val="single"/>
         </w:rPr>
-        <w:hyperlink r:id="rId18" w:history="1">
+        <w:hyperlink r:id="rId19" w:history="1">
           <w:r>
             <w:rPr>
               <w:rStyle w:val="Hyperlink"/>
@@ -2538,7 +2617,7 @@
           <w:sz w:val="24"/>
           <w:u w:val="single"/>
         </w:rPr>
-        <w:hyperlink r:id="rId18" w:history="1">
+        <w:hyperlink r:id="rId19" w:history="1">
           <w:r>
             <w:rPr>
               <w:rStyle w:val="Hyperlink"/>
@@ -2567,7 +2646,7 @@
           <w:sz w:val="24"/>
           <w:u w:val="single"/>
         </w:rPr>
-        <w:hyperlink r:id="rId18" w:history="1">
+        <w:hyperlink r:id="rId19" w:history="1">
           <w:r>
             <w:rPr>
               <w:rStyle w:val="Hyperlink"/>
@@ -2596,7 +2675,7 @@
           <w:sz w:val="24"/>
           <w:u w:val="single"/>
         </w:rPr>
-        <w:hyperlink r:id="rId18" w:history="1">
+        <w:hyperlink r:id="rId19" w:history="1">
           <w:r>
             <w:rPr>
               <w:rStyle w:val="Hyperlink"/>
@@ -2641,36 +2720,7 @@
           <w:color w:val="000000"/>
           <w:sz w:val="24"/>
         </w:rPr>
-        <w:t>de archieven m</w:t>
-      </w:r>
-      <w:r>
-        <w:rPr>
-          <w:u w:val="single" w:color="0000ff"/>
-          <w:rFonts w:ascii="Charis SIL Italic" w:hAnsi="Charis SIL Italic" w:eastAsia="Charis SIL Italic"/>
-          <w:b w:val="0"/>
-          <w:i w:val="0"/>
-          <w:color w:val="000000"/>
-          <w:sz w:val="24"/>
-        </w:rPr>
-        <w:t>e</w:t>
-      </w:r>
-      <w:r>
-        <w:rPr>
-          <w:u w:val="single" w:color="0000ff"/>
-          <w:rFonts w:ascii="Charis SIL Italic" w:hAnsi="Charis SIL Italic" w:eastAsia="Charis SIL Italic"/>
-          <w:b w:val="0"/>
-          <w:i w:val="0"/>
-          <w:color w:val="000000"/>
-          <w:sz w:val="24"/>
-        </w:rPr>
-        <w:hyperlink r:id="rId19" w:history="1">
-          <w:r>
-            <w:rPr>
-              <w:rStyle w:val="Hyperlink"/>
-            </w:rPr>
-            <w:t>t b</w:t>
-          </w:r>
-        </w:hyperlink>
+        <w:t>de archieven met b</w:t>
       </w:r>
       <w:r>
         <w:rPr>
@@ -3316,7 +3366,7 @@
           <w:sz w:val="24"/>
           <w:u w:val="single"/>
         </w:rPr>
-        <w:hyperlink r:id="rId22" w:history="1">
+        <w:hyperlink r:id="rId16" w:history="1">
           <w:r>
             <w:rPr>
               <w:rStyle w:val="Hyperlink"/>
@@ -3589,7 +3639,25 @@
           <w:color w:val="000000"/>
           <w:sz w:val="24"/>
         </w:rPr>
-        <w:t xml:space="preserve">de beeldcollecties van het </w:t>
+        <w:t>de beeldcollecties van he</w:t>
+      </w:r>
+      <w:r>
+        <w:rPr>
+          <w:u w:val="single" w:color="0000ff"/>
+          <w:rFonts w:ascii="Charis SIL Italic" w:hAnsi="Charis SIL Italic" w:eastAsia="Charis SIL Italic"/>
+          <w:b w:val="0"/>
+          <w:i w:val="0"/>
+          <w:color w:val="000000"/>
+          <w:sz w:val="24"/>
+        </w:rPr>
+        <w:hyperlink r:id="rId23" w:history="1">
+          <w:r>
+            <w:rPr>
+              <w:rStyle w:val="Hyperlink"/>
+            </w:rPr>
+            <w:t xml:space="preserve">t </w:t>
+          </w:r>
+        </w:hyperlink>
       </w:r>
       <w:r>
         <w:rPr>
@@ -3629,7 +3697,7 @@
           <w:sz w:val="24"/>
           <w:u w:val="single"/>
         </w:rPr>
-        <w:hyperlink r:id="rId25" w:history="1">
+        <w:hyperlink r:id="rId23" w:history="1">
           <w:r>
             <w:rPr>
               <w:rStyle w:val="Hyperlink"/>
@@ -3647,7 +3715,7 @@
           <w:sz w:val="24"/>
           <w:u w:val="single"/>
         </w:rPr>
-        <w:hyperlink r:id="rId25" w:history="1">
+        <w:hyperlink r:id="rId23" w:history="1">
           <w:r>
             <w:rPr>
               <w:rStyle w:val="Hyperlink"/>
@@ -3676,7 +3744,7 @@
           <w:sz w:val="24"/>
           <w:u w:val="single"/>
         </w:rPr>
-        <w:hyperlink r:id="rId26" w:history="1">
+        <w:hyperlink r:id="rId23" w:history="1">
           <w:r>
             <w:rPr>
               <w:rStyle w:val="Hyperlink"/>
@@ -3694,7 +3762,7 @@
           <w:sz w:val="24"/>
           <w:u w:val="single"/>
         </w:rPr>
-        <w:hyperlink r:id="rId26" w:history="1">
+        <w:hyperlink r:id="rId23" w:history="1">
           <w:r>
             <w:rPr>
               <w:rStyle w:val="Hyperlink"/>
@@ -3712,7 +3780,7 @@
           <w:sz w:val="24"/>
           <w:u w:val="single"/>
         </w:rPr>
-        <w:hyperlink r:id="rId26" w:history="1">
+        <w:hyperlink r:id="rId25" w:history="1">
           <w:r>
             <w:rPr>
               <w:rStyle w:val="Hyperlink"/>
@@ -3740,7 +3808,7 @@
           <w:sz w:val="24"/>
           <w:u w:val="single"/>
         </w:rPr>
-        <w:hyperlink r:id="rId27" w:history="1">
+        <w:hyperlink r:id="rId24" w:history="1">
           <w:r>
             <w:rPr>
               <w:rStyle w:val="Hyperlink"/>
@@ -3769,7 +3837,7 @@
           <w:sz w:val="24"/>
           <w:u w:val="single"/>
         </w:rPr>
-        <w:hyperlink r:id="rId27" w:history="1">
+        <w:hyperlink r:id="rId24" w:history="1">
           <w:r>
             <w:rPr>
               <w:rStyle w:val="Hyperlink"/>
@@ -3787,7 +3855,7 @@
           <w:sz w:val="24"/>
           <w:u w:val="single"/>
         </w:rPr>
-        <w:hyperlink r:id="rId27" w:history="1">
+        <w:hyperlink r:id="rId26" w:history="1">
           <w:r>
             <w:rPr>
               <w:rStyle w:val="Hyperlink"/>
@@ -3804,7 +3872,35 @@
           <w:color w:val="000000"/>
           <w:sz w:val="24"/>
         </w:rPr>
-        <w:t xml:space="preserve">bezit de fotocollectie van het </w:t>
+        <w:t xml:space="preserve">bezit de fotocollectie van </w:t>
+      </w:r>
+      <w:r>
+        <w:rPr>
+          <w:u w:val="single" w:color="0000ff"/>
+          <w:rFonts w:ascii="Charis SIL Italic" w:hAnsi="Charis SIL Italic" w:eastAsia="Charis SIL Italic"/>
+          <w:b w:val="0"/>
+          <w:i w:val="0"/>
+          <w:color w:val="000000"/>
+          <w:sz w:val="24"/>
+        </w:rPr>
+        <w:t>h</w:t>
+      </w:r>
+      <w:r>
+        <w:rPr>
+          <w:rFonts w:ascii="Charis SIL Italic" w:hAnsi="Charis SIL Italic" w:eastAsia="Charis SIL Italic"/>
+          <w:b w:val="0"/>
+          <w:i w:val="0"/>
+          <w:color w:val="000000"/>
+          <w:sz w:val="24"/>
+        </w:rPr>
+        <w:hyperlink r:id="rId27" w:history="1">
+          <w:r>
+            <w:rPr>
+              <w:rStyle w:val="Hyperlink"/>
+            </w:rPr>
+            <w:t xml:space="preserve">et </w:t>
+          </w:r>
+        </w:hyperlink>
       </w:r>
       <w:r>
         <w:rPr>
@@ -3815,7 +3911,7 @@
           <w:sz w:val="24"/>
           <w:u w:val="single"/>
         </w:rPr>
-        <w:hyperlink r:id="rId28" w:history="1">
+        <w:hyperlink r:id="rId27" w:history="1">
           <w:r>
             <w:rPr>
               <w:rStyle w:val="Hyperlink"/>
@@ -3833,7 +3929,7 @@
           <w:sz w:val="24"/>
           <w:u w:val="single"/>
         </w:rPr>
-        <w:hyperlink r:id="rId25" w:history="1">
+        <w:hyperlink r:id="rId27" w:history="1">
           <w:r>
             <w:rPr>
               <w:rStyle w:val="Hyperlink"/>
@@ -3869,7 +3965,7 @@
           <w:sz w:val="24"/>
           <w:u w:val="single"/>
         </w:rPr>
-        <w:t xml:space="preserve"> in</w:t>
+        <w:t xml:space="preserve"> </w:t>
       </w:r>
       <w:r>
         <w:rPr>
@@ -3880,6 +3976,24 @@
           <w:sz w:val="24"/>
           <w:u w:val="single"/>
         </w:rPr>
+        <w:hyperlink r:id="rId28" w:history="1">
+          <w:r>
+            <w:rPr>
+              <w:rStyle w:val="Hyperlink"/>
+            </w:rPr>
+            <w:t>in</w:t>
+          </w:r>
+        </w:hyperlink>
+      </w:r>
+      <w:r>
+        <w:rPr>
+          <w:rFonts w:ascii="Charis SIL Italic" w:hAnsi="Charis SIL Italic" w:eastAsia="Charis SIL Italic"/>
+          <w:b w:val="0"/>
+          <w:i w:val="0"/>
+          <w:color w:val="0000FF"/>
+          <w:sz w:val="24"/>
+          <w:u w:val="single"/>
+        </w:rPr>
         <w:t xml:space="preserve"> </w:t>
       </w:r>
       <w:r>
@@ -3891,7 +4005,7 @@
           <w:sz w:val="24"/>
           <w:u w:val="single"/>
         </w:rPr>
-        <w:hyperlink r:id="rId26" w:history="1">
+        <w:hyperlink r:id="rId28" w:history="1">
           <w:r>
             <w:rPr>
               <w:rStyle w:val="Hyperlink"/>
@@ -3909,7 +4023,7 @@
           <w:color w:val="000000"/>
           <w:sz w:val="24"/>
         </w:rPr>
-        <w:hyperlink r:id="rId26" w:history="1">
+        <w:hyperlink r:id="rId25" w:history="1">
           <w:r>
             <w:rPr>
               <w:rStyle w:val="Hyperlink"/>
@@ -4636,7 +4750,7 @@
           <w:sz w:val="24"/>
           <w:u w:val="single"/>
         </w:rPr>
-        <w:hyperlink r:id="rId31" w:history="1">
+        <w:hyperlink r:id="rId33" w:history="1">
           <w:r>
             <w:rPr>
               <w:rStyle w:val="Hyperlink"/>
@@ -4665,7 +4779,7 @@
           <w:sz w:val="24"/>
           <w:u w:val="single"/>
         </w:rPr>
-        <w:hyperlink r:id="rId31" w:history="1">
+        <w:hyperlink r:id="rId33" w:history="1">
           <w:r>
             <w:rPr>
               <w:rStyle w:val="Hyperlink"/>
@@ -4676,7 +4790,6 @@
       </w:r>
       <w:r>
         <w:rPr>
-          <w:u w:val="single" w:color="0000ff"/>
           <w:rFonts w:ascii="Charis SIL Italic" w:hAnsi="Charis SIL Italic" w:eastAsia="Charis SIL Italic"/>
           <w:b w:val="0"/>
           <w:i w:val="0"/>
@@ -4777,7 +4890,7 @@
           <w:sz w:val="24"/>
           <w:u w:val="single"/>
         </w:rPr>
-        <w:hyperlink r:id="rId34" w:history="1">
+        <w:hyperlink r:id="rId31" w:history="1">
           <w:r>
             <w:rPr>
               <w:rStyle w:val="Hyperlink"/>
@@ -4795,14 +4908,7 @@
           <w:sz w:val="24"/>
           <w:u w:val="single"/>
         </w:rPr>
-        <w:hyperlink r:id="rId34" w:history="1">
-          <w:r>
-            <w:rPr>
-              <w:rStyle w:val="Hyperlink"/>
-            </w:rPr>
-            <w:t>i</w:t>
-          </w:r>
-        </w:hyperlink>
+        <w:t>i</w:t>
       </w:r>
       <w:r>
         <w:rPr>
@@ -4813,7 +4919,7 @@
           <w:sz w:val="24"/>
           <w:u w:val="single"/>
         </w:rPr>
-        <w:hyperlink r:id="rId34" w:history="1">
+        <w:hyperlink r:id="rId32" w:history="1">
           <w:r>
             <w:rPr>
               <w:rStyle w:val="Hyperlink"/>
@@ -4842,7 +4948,7 @@
           <w:sz w:val="24"/>
           <w:u w:val="single"/>
         </w:rPr>
-        <w:hyperlink r:id="rId34" w:history="1">
+        <w:hyperlink r:id="rId32" w:history="1">
           <w:r>
             <w:rPr>
               <w:rStyle w:val="Hyperlink"/>
@@ -4860,7 +4966,7 @@
           <w:sz w:val="24"/>
           <w:u w:val="single"/>
         </w:rPr>
-        <w:hyperlink r:id="rId34" w:history="1">
+        <w:hyperlink r:id="rId32" w:history="1">
           <w:r>
             <w:rPr>
               <w:rStyle w:val="Hyperlink"/>
@@ -5053,7 +5159,7 @@
           <w:sz w:val="24"/>
           <w:u w:val="single"/>
         </w:rPr>
-        <w:hyperlink r:id="rId35" w:history="1">
+        <w:hyperlink r:id="rId33" w:history="1">
           <w:r>
             <w:rPr>
               <w:rStyle w:val="Hyperlink"/>
@@ -5071,7 +5177,7 @@
           <w:sz w:val="24"/>
           <w:u w:val="single"/>
         </w:rPr>
-        <w:hyperlink r:id="rId35" w:history="1">
+        <w:hyperlink r:id="rId33" w:history="1">
           <w:r>
             <w:rPr>
               <w:rStyle w:val="Hyperlink"/>
@@ -5166,7 +5272,7 @@
           <w:sz w:val="24"/>
           <w:u w:val="single"/>
         </w:rPr>
-        <w:hyperlink r:id="rId36" w:history="1">
+        <w:hyperlink r:id="rId35" w:history="1">
           <w:r>
             <w:rPr>
               <w:rStyle w:val="Hyperlink"/>
@@ -5195,7 +5301,7 @@
           <w:sz w:val="24"/>
           <w:u w:val="single"/>
         </w:rPr>
-        <w:hyperlink r:id="rId36" w:history="1">
+        <w:hyperlink r:id="rId35" w:history="1">
           <w:r>
             <w:rPr>
               <w:rStyle w:val="Hyperlink"/>
@@ -5224,7 +5330,7 @@
           <w:sz w:val="24"/>
           <w:u w:val="single"/>
         </w:rPr>
-        <w:hyperlink r:id="rId36" w:history="1">
+        <w:hyperlink r:id="rId35" w:history="1">
           <w:r>
             <w:rPr>
               <w:rStyle w:val="Hyperlink"/>
@@ -5253,7 +5359,7 @@
           <w:sz w:val="24"/>
           <w:u w:val="single"/>
         </w:rPr>
-        <w:hyperlink r:id="rId36" w:history="1">
+        <w:hyperlink r:id="rId35" w:history="1">
           <w:r>
             <w:rPr>
               <w:rStyle w:val="Hyperlink"/>
@@ -5282,7 +5388,7 @@
           <w:sz w:val="24"/>
           <w:u w:val="single"/>
         </w:rPr>
-        <w:hyperlink r:id="rId36" w:history="1">
+        <w:hyperlink r:id="rId35" w:history="1">
           <w:r>
             <w:rPr>
               <w:rStyle w:val="Hyperlink"/>
@@ -5303,7 +5409,7 @@
           <w:sz w:val="24"/>
           <w:u w:val="single"/>
         </w:rPr>
-        <w:hyperlink r:id="rId36" w:history="1">
+        <w:hyperlink r:id="rId35" w:history="1">
           <w:r>
             <w:rPr>
               <w:rStyle w:val="Hyperlink"/>
@@ -5320,7 +5426,7 @@
           <w:color w:val="000000"/>
           <w:sz w:val="24"/>
         </w:rPr>
-        <w:t xml:space="preserve"> dat zich bij het Arsip Nasional in Jakarta bevindt, de stad waar deze </w:t>
+        <w:t xml:space="preserve"> dat zich bij het Arsip</w:t>
       </w:r>
       <w:r>
         <w:rPr>
@@ -5331,7 +5437,128 @@
           <w:color w:val="000000"/>
           <w:sz w:val="24"/>
         </w:rPr>
-        <w:hyperlink r:id="rId36" w:history="1">
+        <w:hyperlink r:id="rId35" w:history="1">
+          <w:r>
+            <w:rPr>
+              <w:rStyle w:val="Hyperlink"/>
+            </w:rPr>
+            <w:t xml:space="preserve"> Nasional in</w:t>
+          </w:r>
+        </w:hyperlink>
+      </w:r>
+      <w:r>
+        <w:rPr>
+          <w:u w:val="single" w:color="0000ff"/>
+          <w:rFonts w:ascii="Charis SIL Italic" w:hAnsi="Charis SIL Italic" w:eastAsia="Charis SIL Italic"/>
+          <w:b w:val="0"/>
+          <w:i w:val="0"/>
+          <w:color w:val="000000"/>
+          <w:sz w:val="24"/>
+        </w:rPr>
+        <w:hyperlink r:id="rId35" w:history="1">
+          <w:r>
+            <w:rPr>
+              <w:rStyle w:val="Hyperlink"/>
+            </w:rPr>
+            <w:t xml:space="preserve"> Jakarta bevi</w:t>
+          </w:r>
+        </w:hyperlink>
+      </w:r>
+      <w:r>
+        <w:rPr>
+          <w:u w:val="single" w:color="0000ff"/>
+          <w:rFonts w:ascii="Charis SIL Italic" w:hAnsi="Charis SIL Italic" w:eastAsia="Charis SIL Italic"/>
+          <w:b w:val="0"/>
+          <w:i w:val="0"/>
+          <w:color w:val="000000"/>
+          <w:sz w:val="24"/>
+        </w:rPr>
+        <w:hyperlink r:id="rId35" w:history="1">
+          <w:r>
+            <w:rPr>
+              <w:rStyle w:val="Hyperlink"/>
+            </w:rPr>
+            <w:t>ndt,</w:t>
+          </w:r>
+        </w:hyperlink>
+      </w:r>
+      <w:r>
+        <w:rPr>
+          <w:u w:val="single" w:color="0000ff"/>
+          <w:rFonts w:ascii="Charis SIL Italic" w:hAnsi="Charis SIL Italic" w:eastAsia="Charis SIL Italic"/>
+          <w:b w:val="0"/>
+          <w:i w:val="0"/>
+          <w:color w:val="000000"/>
+          <w:sz w:val="24"/>
+        </w:rPr>
+        <w:t xml:space="preserve"> </w:t>
+      </w:r>
+      <w:r>
+        <w:rPr>
+          <w:u w:val="single" w:color="0000ff"/>
+          <w:rFonts w:ascii="Charis SIL Italic" w:hAnsi="Charis SIL Italic" w:eastAsia="Charis SIL Italic"/>
+          <w:b w:val="0"/>
+          <w:i w:val="0"/>
+          <w:color w:val="000000"/>
+          <w:sz w:val="24"/>
+        </w:rPr>
+        <w:hyperlink r:id="rId35" w:history="1">
+          <w:r>
+            <w:rPr>
+              <w:rStyle w:val="Hyperlink"/>
+            </w:rPr>
+            <w:t xml:space="preserve">de stad </w:t>
+          </w:r>
+        </w:hyperlink>
+      </w:r>
+      <w:r>
+        <w:rPr>
+          <w:rFonts w:ascii="Charis SIL Italic" w:hAnsi="Charis SIL Italic" w:eastAsia="Charis SIL Italic"/>
+          <w:b w:val="0"/>
+          <w:i w:val="0"/>
+          <w:color w:val="000000"/>
+          <w:sz w:val="24"/>
+        </w:rPr>
+        <w:t>w</w:t>
+      </w:r>
+      <w:r>
+        <w:rPr>
+          <w:u w:val="single" w:color="0000ff"/>
+          <w:rFonts w:ascii="Charis SIL Italic" w:hAnsi="Charis SIL Italic" w:eastAsia="Charis SIL Italic"/>
+          <w:b w:val="0"/>
+          <w:i w:val="0"/>
+          <w:color w:val="000000"/>
+          <w:sz w:val="24"/>
+        </w:rPr>
+        <w:hyperlink r:id="rId35" w:history="1">
+          <w:r>
+            <w:rPr>
+              <w:rStyle w:val="Hyperlink"/>
+            </w:rPr>
+            <w:t>aa</w:t>
+          </w:r>
+        </w:hyperlink>
+      </w:r>
+      <w:r>
+        <w:rPr>
+          <w:rFonts w:ascii="Charis SIL Italic" w:hAnsi="Charis SIL Italic" w:eastAsia="Charis SIL Italic"/>
+          <w:b w:val="0"/>
+          <w:i w:val="0"/>
+          <w:color w:val="000000"/>
+          <w:sz w:val="24"/>
+        </w:rPr>
+        <w:t xml:space="preserve">r deze </w:t>
+      </w:r>
+      <w:r>
+        <w:rPr>
+          <w:u w:val="single" w:color="0000ff"/>
+          <w:rFonts w:ascii="Charis SIL Italic" w:hAnsi="Charis SIL Italic" w:eastAsia="Charis SIL Italic"/>
+          <w:b w:val="0"/>
+          <w:i w:val="0"/>
+          <w:color w:val="000000"/>
+          <w:sz w:val="24"/>
+        </w:rPr>
+        <w:hyperlink r:id="rId35" w:history="1">
           <w:r>
             <w:rPr>
               <w:rStyle w:val="Hyperlink"/>
@@ -5430,7 +5657,7 @@
           <w:sz w:val="24"/>
           <w:u w:val="single"/>
         </w:rPr>
-        <w:hyperlink r:id="rId37" w:history="1">
+        <w:hyperlink r:id="rId36" w:history="1">
           <w:r>
             <w:rPr>
               <w:rStyle w:val="Hyperlink"/>
@@ -5458,7 +5685,7 @@
           <w:sz w:val="24"/>
           <w:u w:val="single"/>
         </w:rPr>
-        <w:hyperlink r:id="rId38" w:history="1">
+        <w:hyperlink r:id="rId37" w:history="1">
           <w:r>
             <w:rPr>
               <w:rStyle w:val="Hyperlink"/>
@@ -5487,7 +5714,7 @@
           <w:sz w:val="24"/>
           <w:u w:val="single"/>
         </w:rPr>
-        <w:hyperlink r:id="rId38" w:history="1">
+        <w:hyperlink r:id="rId37" w:history="1">
           <w:r>
             <w:rPr>
               <w:rStyle w:val="Hyperlink"/>
@@ -5516,7 +5743,7 @@
           <w:sz w:val="24"/>
           <w:u w:val="single"/>
         </w:rPr>
-        <w:hyperlink r:id="rId38" w:history="1">
+        <w:hyperlink r:id="rId37" w:history="1">
           <w:r>
             <w:rPr>
               <w:rStyle w:val="Hyperlink"/>
@@ -5537,7 +5764,7 @@
           <w:sz w:val="24"/>
           <w:u w:val="single"/>
         </w:rPr>
-        <w:hyperlink r:id="rId38" w:history="1">
+        <w:hyperlink r:id="rId37" w:history="1">
           <w:r>
             <w:rPr>
               <w:rStyle w:val="Hyperlink"/>
@@ -5563,16 +5790,8 @@
           <w:i w:val="0"/>
           <w:color w:val="0000FF"/>
           <w:sz w:val="24"/>
-          <w:u w:val="single"/>
-        </w:rPr>
-        <w:hyperlink r:id="rId39" w:history="1">
-          <w:r>
-            <w:rPr>
-              <w:rStyle w:val="Hyperlink"/>
-            </w:rPr>
-            <w:t>Samm</w:t>
-          </w:r>
-        </w:hyperlink>
+        </w:rPr>
+        <w:t>Sammlungsgut aus Kolonialen Ko</w:t>
       </w:r>
       <w:r>
         <w:rPr>
@@ -5588,12 +5807,40 @@
             <w:rPr>
               <w:rStyle w:val="Hyperlink"/>
             </w:rPr>
-            <w:t>lungsgut</w:t>
+            <w:t>ntexten</w:t>
           </w:r>
         </w:hyperlink>
       </w:r>
       <w:r>
         <w:rPr>
+          <w:u w:val="single" w:color="0000ff"/>
+          <w:rFonts w:ascii="Charis SIL Italic" w:hAnsi="Charis SIL Italic" w:eastAsia="Charis SIL Italic"/>
+          <w:b w:val="0"/>
+          <w:i w:val="0"/>
+          <w:color w:val="000000"/>
+          <w:sz w:val="24"/>
+        </w:rPr>
+        <w:hyperlink r:id="rId37" w:history="1">
+          <w:r>
+            <w:rPr>
+              <w:rStyle w:val="Hyperlink"/>
+            </w:rPr>
+            <w:t>. D</w:t>
+          </w:r>
+        </w:hyperlink>
+      </w:r>
+      <w:r>
+        <w:rPr>
+          <w:rFonts w:ascii="Charis SIL Italic" w:hAnsi="Charis SIL Italic" w:eastAsia="Charis SIL Italic"/>
+          <w:b w:val="0"/>
+          <w:i w:val="0"/>
+          <w:color w:val="000000"/>
+          <w:sz w:val="24"/>
+        </w:rPr>
+        <w:t xml:space="preserve">e Franse portal </w:t>
+      </w:r>
+      <w:r>
+        <w:rPr>
           <w:rFonts w:ascii="Charis SIL Italic" w:hAnsi="Charis SIL Italic" w:eastAsia="Charis SIL Italic"/>
           <w:b w:val="0"/>
           <w:i w:val="0"/>
@@ -5601,76 +5848,71 @@
           <w:sz w:val="24"/>
           <w:u w:val="single"/>
         </w:rPr>
-        <w:t xml:space="preserve"> </w:t>
-      </w:r>
-      <w:r>
-        <w:rPr>
-          <w:rFonts w:ascii="Charis SIL Italic" w:hAnsi="Charis SIL Italic" w:eastAsia="Charis SIL Italic"/>
-          <w:b w:val="0"/>
-          <w:i w:val="0"/>
-          <w:color w:val="0000FF"/>
-          <w:sz w:val="24"/>
-          <w:u w:val="single"/>
-        </w:rPr>
-        <w:t>a</w:t>
-      </w:r>
-      <w:r>
-        <w:rPr>
-          <w:rFonts w:ascii="Charis SIL Italic" w:hAnsi="Charis SIL Italic" w:eastAsia="Charis SIL Italic"/>
-          <w:b w:val="0"/>
-          <w:i w:val="0"/>
-          <w:color w:val="0000FF"/>
-          <w:sz w:val="24"/>
-          <w:u w:val="single"/>
+        <w:hyperlink r:id="rId37" w:history="1">
+          <w:r>
+            <w:rPr>
+              <w:rStyle w:val="Hyperlink"/>
+            </w:rPr>
+            <w:t>AGORHA</w:t>
+          </w:r>
+        </w:hyperlink>
+      </w:r>
+      <w:r>
+        <w:rPr>
+          <w:u w:val="single" w:color="0000ff"/>
+          <w:rFonts w:ascii="Charis SIL Italic" w:hAnsi="Charis SIL Italic" w:eastAsia="Charis SIL Italic"/>
+          <w:b w:val="0"/>
+          <w:i w:val="0"/>
+          <w:color w:val="000000"/>
+          <w:sz w:val="24"/>
+        </w:rPr>
+        <w:hyperlink r:id="rId37" w:history="1">
+          <w:r>
+            <w:rPr>
+              <w:rStyle w:val="Hyperlink"/>
+            </w:rPr>
+            <w:t xml:space="preserve"> bevat inf</w:t>
+          </w:r>
+        </w:hyperlink>
+      </w:r>
+      <w:r>
+        <w:rPr>
+          <w:rFonts w:ascii="Charis SIL Italic" w:hAnsi="Charis SIL Italic" w:eastAsia="Charis SIL Italic"/>
+          <w:b w:val="0"/>
+          <w:i w:val="0"/>
+          <w:color w:val="000000"/>
+          <w:sz w:val="24"/>
+        </w:rPr>
+        <w:t>ormatie over ve</w:t>
+      </w:r>
+      <w:r>
+        <w:rPr>
+          <w:u w:val="single" w:color="0000ff"/>
+          <w:rFonts w:ascii="Charis SIL Italic" w:hAnsi="Charis SIL Italic" w:eastAsia="Charis SIL Italic"/>
+          <w:b w:val="0"/>
+          <w:i w:val="0"/>
+          <w:color w:val="000000"/>
+          <w:sz w:val="24"/>
         </w:rPr>
         <w:hyperlink r:id="rId38" w:history="1">
           <w:r>
             <w:rPr>
               <w:rStyle w:val="Hyperlink"/>
             </w:rPr>
-            <w:t>us</w:t>
+            <w:t>rzamelaars, ha</w:t>
           </w:r>
         </w:hyperlink>
       </w:r>
       <w:r>
         <w:rPr>
-          <w:rFonts w:ascii="Charis SIL Italic" w:hAnsi="Charis SIL Italic" w:eastAsia="Charis SIL Italic"/>
-          <w:b w:val="0"/>
-          <w:i w:val="0"/>
-          <w:color w:val="0000FF"/>
-          <w:sz w:val="24"/>
-          <w:u w:val="single"/>
-        </w:rPr>
-        <w:t xml:space="preserve"> </w:t>
-      </w:r>
-      <w:r>
-        <w:rPr>
-          <w:rFonts w:ascii="Charis SIL Italic" w:hAnsi="Charis SIL Italic" w:eastAsia="Charis SIL Italic"/>
-          <w:b w:val="0"/>
-          <w:i w:val="0"/>
-          <w:color w:val="0000FF"/>
-          <w:sz w:val="24"/>
-          <w:u w:val="single"/>
-        </w:rPr>
-        <w:hyperlink r:id="rId39" w:history="1">
-          <w:r>
-            <w:rPr>
-              <w:rStyle w:val="Hyperlink"/>
-            </w:rPr>
-            <w:t>Koloniale</w:t>
-          </w:r>
-        </w:hyperlink>
-      </w:r>
-      <w:r>
-        <w:rPr>
-          <w:rFonts w:ascii="Charis SIL Italic" w:hAnsi="Charis SIL Italic" w:eastAsia="Charis SIL Italic"/>
-          <w:b w:val="0"/>
-          <w:i w:val="0"/>
-          <w:color w:val="0000FF"/>
-          <w:sz w:val="24"/>
-          <w:u w:val="single"/>
-        </w:rPr>
-        <w:hyperlink r:id="rId39" w:history="1">
+          <w:u w:val="single" w:color="0000ff"/>
+          <w:rFonts w:ascii="Charis SIL Italic" w:hAnsi="Charis SIL Italic" w:eastAsia="Charis SIL Italic"/>
+          <w:b w:val="0"/>
+          <w:i w:val="0"/>
+          <w:color w:val="000000"/>
+          <w:sz w:val="24"/>
+        </w:rPr>
+        <w:hyperlink r:id="rId38" w:history="1">
           <w:r>
             <w:rPr>
               <w:rStyle w:val="Hyperlink"/>
@@ -5681,53 +5923,6 @@
       </w:r>
       <w:r>
         <w:rPr>
-          <w:rFonts w:ascii="Charis SIL Italic" w:hAnsi="Charis SIL Italic" w:eastAsia="Charis SIL Italic"/>
-          <w:b w:val="0"/>
-          <w:i w:val="0"/>
-          <w:color w:val="0000FF"/>
-          <w:sz w:val="24"/>
-          <w:u w:val="single"/>
-        </w:rPr>
-        <w:t xml:space="preserve"> </w:t>
-      </w:r>
-      <w:r>
-        <w:rPr>
-          <w:rFonts w:ascii="Charis SIL Italic" w:hAnsi="Charis SIL Italic" w:eastAsia="Charis SIL Italic"/>
-          <w:b w:val="0"/>
-          <w:i w:val="0"/>
-          <w:color w:val="0000FF"/>
-          <w:sz w:val="24"/>
-          <w:u w:val="single"/>
-        </w:rPr>
-        <w:hyperlink r:id="rId39" w:history="1">
-          <w:r>
-            <w:rPr>
-              <w:rStyle w:val="Hyperlink"/>
-            </w:rPr>
-            <w:t>Ko</w:t>
-          </w:r>
-        </w:hyperlink>
-      </w:r>
-      <w:r>
-        <w:rPr>
-          <w:rFonts w:ascii="Charis SIL Italic" w:hAnsi="Charis SIL Italic" w:eastAsia="Charis SIL Italic"/>
-          <w:b w:val="0"/>
-          <w:i w:val="0"/>
-          <w:color w:val="0000FF"/>
-          <w:sz w:val="24"/>
-          <w:u w:val="single"/>
-        </w:rPr>
-        <w:hyperlink r:id="rId39" w:history="1">
-          <w:r>
-            <w:rPr>
-              <w:rStyle w:val="Hyperlink"/>
-            </w:rPr>
-            <w:t>ntexten</w:t>
-          </w:r>
-        </w:hyperlink>
-      </w:r>
-      <w:r>
-        <w:rPr>
           <w:u w:val="single" w:color="0000ff"/>
           <w:rFonts w:ascii="Charis SIL Italic" w:hAnsi="Charis SIL Italic" w:eastAsia="Charis SIL Italic"/>
           <w:b w:val="0"/>
@@ -5736,116 +5931,6 @@
           <w:sz w:val="24"/>
         </w:rPr>
         <w:hyperlink r:id="rId38" w:history="1">
-          <w:r>
-            <w:rPr>
-              <w:rStyle w:val="Hyperlink"/>
-            </w:rPr>
-            <w:t>. D</w:t>
-          </w:r>
-        </w:hyperlink>
-      </w:r>
-      <w:r>
-        <w:rPr>
-          <w:rFonts w:ascii="Charis SIL Italic" w:hAnsi="Charis SIL Italic" w:eastAsia="Charis SIL Italic"/>
-          <w:b w:val="0"/>
-          <w:i w:val="0"/>
-          <w:color w:val="000000"/>
-          <w:sz w:val="24"/>
-        </w:rPr>
-        <w:t xml:space="preserve">e Franse portal </w:t>
-      </w:r>
-      <w:r>
-        <w:rPr>
-          <w:rFonts w:ascii="Charis SIL Italic" w:hAnsi="Charis SIL Italic" w:eastAsia="Charis SIL Italic"/>
-          <w:b w:val="0"/>
-          <w:i w:val="0"/>
-          <w:color w:val="0000FF"/>
-          <w:sz w:val="24"/>
-          <w:u w:val="single"/>
-        </w:rPr>
-        <w:hyperlink r:id="rId40" w:history="1">
-          <w:r>
-            <w:rPr>
-              <w:rStyle w:val="Hyperlink"/>
-            </w:rPr>
-            <w:t>AGORHA</w:t>
-          </w:r>
-        </w:hyperlink>
-      </w:r>
-      <w:r>
-        <w:rPr>
-          <w:u w:val="single" w:color="0000ff"/>
-          <w:rFonts w:ascii="Charis SIL Italic" w:hAnsi="Charis SIL Italic" w:eastAsia="Charis SIL Italic"/>
-          <w:b w:val="0"/>
-          <w:i w:val="0"/>
-          <w:color w:val="000000"/>
-          <w:sz w:val="24"/>
-        </w:rPr>
-        <w:hyperlink r:id="rId38" w:history="1">
-          <w:r>
-            <w:rPr>
-              <w:rStyle w:val="Hyperlink"/>
-            </w:rPr>
-            <w:t xml:space="preserve"> bevat inf</w:t>
-          </w:r>
-        </w:hyperlink>
-      </w:r>
-      <w:r>
-        <w:rPr>
-          <w:rFonts w:ascii="Charis SIL Italic" w:hAnsi="Charis SIL Italic" w:eastAsia="Charis SIL Italic"/>
-          <w:b w:val="0"/>
-          <w:i w:val="0"/>
-          <w:color w:val="000000"/>
-          <w:sz w:val="24"/>
-        </w:rPr>
-        <w:t>ormatie over ve</w:t>
-      </w:r>
-      <w:r>
-        <w:rPr>
-          <w:u w:val="single" w:color="0000ff"/>
-          <w:rFonts w:ascii="Charis SIL Italic" w:hAnsi="Charis SIL Italic" w:eastAsia="Charis SIL Italic"/>
-          <w:b w:val="0"/>
-          <w:i w:val="0"/>
-          <w:color w:val="000000"/>
-          <w:sz w:val="24"/>
-        </w:rPr>
-        <w:hyperlink r:id="rId39" w:history="1">
-          <w:r>
-            <w:rPr>
-              <w:rStyle w:val="Hyperlink"/>
-            </w:rPr>
-            <w:t>rzamelaars, ha</w:t>
-          </w:r>
-        </w:hyperlink>
-      </w:r>
-      <w:r>
-        <w:rPr>
-          <w:u w:val="single" w:color="0000ff"/>
-          <w:rFonts w:ascii="Charis SIL Italic" w:hAnsi="Charis SIL Italic" w:eastAsia="Charis SIL Italic"/>
-          <w:b w:val="0"/>
-          <w:i w:val="0"/>
-          <w:color w:val="000000"/>
-          <w:sz w:val="24"/>
-        </w:rPr>
-        <w:hyperlink r:id="rId39" w:history="1">
-          <w:r>
-            <w:rPr>
-              <w:rStyle w:val="Hyperlink"/>
-            </w:rPr>
-            <w:t>n</w:t>
-          </w:r>
-        </w:hyperlink>
-      </w:r>
-      <w:r>
-        <w:rPr>
-          <w:u w:val="single" w:color="0000ff"/>
-          <w:rFonts w:ascii="Charis SIL Italic" w:hAnsi="Charis SIL Italic" w:eastAsia="Charis SIL Italic"/>
-          <w:b w:val="0"/>
-          <w:i w:val="0"/>
-          <w:color w:val="000000"/>
-          <w:sz w:val="24"/>
-        </w:rPr>
-        <w:hyperlink r:id="rId39" w:history="1">
           <w:r>
             <w:rPr>
               <w:rStyle w:val="Hyperlink"/>
@@ -5863,7 +5948,7 @@
           <w:color w:val="000000"/>
           <w:sz w:val="24"/>
         </w:rPr>
-        <w:hyperlink r:id="rId39" w:history="1">
+        <w:hyperlink r:id="rId38" w:history="1">
           <w:r>
             <w:rPr>
               <w:rStyle w:val="Hyperlink"/>
@@ -5881,7 +5966,7 @@
           <w:color w:val="000000"/>
           <w:sz w:val="24"/>
         </w:rPr>
-        <w:hyperlink r:id="rId39" w:history="1">
+        <w:hyperlink r:id="rId38" w:history="1">
           <w:r>
             <w:rPr>
               <w:rStyle w:val="Hyperlink"/>
@@ -5899,7 +5984,7 @@
           <w:color w:val="000000"/>
           <w:sz w:val="24"/>
         </w:rPr>
-        <w:hyperlink r:id="rId39" w:history="1">
+        <w:hyperlink r:id="rId38" w:history="1">
           <w:r>
             <w:rPr>
               <w:rStyle w:val="Hyperlink"/>
@@ -5927,7 +6012,7 @@
           <w:color w:val="000000"/>
           <w:sz w:val="24"/>
         </w:rPr>
-        <w:hyperlink r:id="rId40" w:history="1">
+        <w:hyperlink r:id="rId39" w:history="1">
           <w:r>
             <w:rPr>
               <w:rStyle w:val="Hyperlink"/>

--- a/EXPORTS/DOCX/published/niveau1/Dutch/Sources.docx
+++ b/EXPORTS/DOCX/published/niveau1/Dutch/Sources.docx
@@ -609,13 +609,31 @@
       </w:r>
       <w:r>
         <w:rPr>
+          <w:u w:val="single" w:color="0000ff"/>
           <w:rFonts w:ascii="Charis SIL Italic" w:hAnsi="Charis SIL Italic" w:eastAsia="Charis SIL Italic"/>
           <w:b w:val="0"/>
           <w:i w:val="0"/>
           <w:color w:val="000000"/>
           <w:sz w:val="24"/>
         </w:rPr>
-        <w:t xml:space="preserve">anders dan nu (denk aan </w:t>
+        <w:hyperlink r:id="rId11" w:history="1">
+          <w:r>
+            <w:rPr>
+              <w:rStyle w:val="Hyperlink"/>
+            </w:rPr>
+            <w:t>anders d</w:t>
+          </w:r>
+        </w:hyperlink>
+      </w:r>
+      <w:r>
+        <w:rPr>
+          <w:rFonts w:ascii="Charis SIL Italic" w:hAnsi="Charis SIL Italic" w:eastAsia="Charis SIL Italic"/>
+          <w:b w:val="0"/>
+          <w:i w:val="0"/>
+          <w:color w:val="000000"/>
+          <w:sz w:val="24"/>
+        </w:rPr>
+        <w:t xml:space="preserve">an nu (denk aan </w:t>
       </w:r>
       <w:r>
         <w:rPr>
@@ -1391,7 +1409,7 @@
           <w:sz w:val="24"/>
           <w:u w:val="single"/>
         </w:rPr>
-        <w:hyperlink r:id="rId16" w:history="1">
+        <w:hyperlink r:id="rId15" w:history="1">
           <w:r>
             <w:rPr>
               <w:rStyle w:val="Hyperlink"/>
@@ -1409,7 +1427,7 @@
           <w:sz w:val="24"/>
           <w:u w:val="single"/>
         </w:rPr>
-        <w:hyperlink r:id="rId16" w:history="1">
+        <w:hyperlink r:id="rId15" w:history="1">
           <w:r>
             <w:rPr>
               <w:rStyle w:val="Hyperlink"/>
@@ -1427,7 +1445,7 @@
           <w:sz w:val="24"/>
           <w:u w:val="single"/>
         </w:rPr>
-        <w:hyperlink r:id="rId16" w:history="1">
+        <w:hyperlink r:id="rId15" w:history="1">
           <w:r>
             <w:rPr>
               <w:rStyle w:val="Hyperlink"/>
@@ -1445,7 +1463,7 @@
           <w:sz w:val="24"/>
           <w:u w:val="single"/>
         </w:rPr>
-        <w:hyperlink r:id="rId16" w:history="1">
+        <w:hyperlink r:id="rId15" w:history="1">
           <w:r>
             <w:rPr>
               <w:rStyle w:val="Hyperlink"/>
@@ -1539,7 +1557,7 @@
           <w:sz w:val="24"/>
           <w:u w:val="single"/>
         </w:rPr>
-        <w:hyperlink r:id="rId15" w:history="1">
+        <w:hyperlink r:id="rId16" w:history="1">
           <w:r>
             <w:rPr>
               <w:rStyle w:val="Hyperlink"/>
@@ -2599,7 +2617,7 @@
           <w:sz w:val="24"/>
           <w:u w:val="single"/>
         </w:rPr>
-        <w:hyperlink r:id="rId19" w:history="1">
+        <w:hyperlink r:id="rId18" w:history="1">
           <w:r>
             <w:rPr>
               <w:rStyle w:val="Hyperlink"/>
@@ -2617,7 +2635,7 @@
           <w:sz w:val="24"/>
           <w:u w:val="single"/>
         </w:rPr>
-        <w:hyperlink r:id="rId19" w:history="1">
+        <w:hyperlink r:id="rId18" w:history="1">
           <w:r>
             <w:rPr>
               <w:rStyle w:val="Hyperlink"/>
@@ -2720,7 +2738,36 @@
           <w:color w:val="000000"/>
           <w:sz w:val="24"/>
         </w:rPr>
-        <w:t>de archieven met b</w:t>
+        <w:t>de archieven m</w:t>
+      </w:r>
+      <w:r>
+        <w:rPr>
+          <w:u w:val="single" w:color="0000ff"/>
+          <w:rFonts w:ascii="Charis SIL Italic" w:hAnsi="Charis SIL Italic" w:eastAsia="Charis SIL Italic"/>
+          <w:b w:val="0"/>
+          <w:i w:val="0"/>
+          <w:color w:val="000000"/>
+          <w:sz w:val="24"/>
+        </w:rPr>
+        <w:t>e</w:t>
+      </w:r>
+      <w:r>
+        <w:rPr>
+          <w:u w:val="single" w:color="0000ff"/>
+          <w:rFonts w:ascii="Charis SIL Italic" w:hAnsi="Charis SIL Italic" w:eastAsia="Charis SIL Italic"/>
+          <w:b w:val="0"/>
+          <w:i w:val="0"/>
+          <w:color w:val="000000"/>
+          <w:sz w:val="24"/>
+        </w:rPr>
+        <w:hyperlink r:id="rId19" w:history="1">
+          <w:r>
+            <w:rPr>
+              <w:rStyle w:val="Hyperlink"/>
+            </w:rPr>
+            <w:t>t b</w:t>
+          </w:r>
+        </w:hyperlink>
       </w:r>
       <w:r>
         <w:rPr>
@@ -3366,7 +3413,7 @@
           <w:sz w:val="24"/>
           <w:u w:val="single"/>
         </w:rPr>
-        <w:hyperlink r:id="rId16" w:history="1">
+        <w:hyperlink r:id="rId22" w:history="1">
           <w:r>
             <w:rPr>
               <w:rStyle w:val="Hyperlink"/>
@@ -3639,25 +3686,7 @@
           <w:color w:val="000000"/>
           <w:sz w:val="24"/>
         </w:rPr>
-        <w:t>de beeldcollecties van he</w:t>
-      </w:r>
-      <w:r>
-        <w:rPr>
-          <w:u w:val="single" w:color="0000ff"/>
-          <w:rFonts w:ascii="Charis SIL Italic" w:hAnsi="Charis SIL Italic" w:eastAsia="Charis SIL Italic"/>
-          <w:b w:val="0"/>
-          <w:i w:val="0"/>
-          <w:color w:val="000000"/>
-          <w:sz w:val="24"/>
-        </w:rPr>
-        <w:hyperlink r:id="rId23" w:history="1">
-          <w:r>
-            <w:rPr>
-              <w:rStyle w:val="Hyperlink"/>
-            </w:rPr>
-            <w:t xml:space="preserve">t </w:t>
-          </w:r>
-        </w:hyperlink>
+        <w:t xml:space="preserve">de beeldcollecties van het </w:t>
       </w:r>
       <w:r>
         <w:rPr>
@@ -3668,7 +3697,7 @@
           <w:sz w:val="24"/>
           <w:u w:val="single"/>
         </w:rPr>
-        <w:hyperlink r:id="rId23" w:history="1">
+        <w:hyperlink r:id="rId25" w:history="1">
           <w:r>
             <w:rPr>
               <w:rStyle w:val="Hyperlink"/>
@@ -3697,7 +3726,7 @@
           <w:sz w:val="24"/>
           <w:u w:val="single"/>
         </w:rPr>
-        <w:hyperlink r:id="rId23" w:history="1">
+        <w:hyperlink r:id="rId25" w:history="1">
           <w:r>
             <w:rPr>
               <w:rStyle w:val="Hyperlink"/>
@@ -3715,7 +3744,7 @@
           <w:sz w:val="24"/>
           <w:u w:val="single"/>
         </w:rPr>
-        <w:hyperlink r:id="rId23" w:history="1">
+        <w:hyperlink r:id="rId25" w:history="1">
           <w:r>
             <w:rPr>
               <w:rStyle w:val="Hyperlink"/>
@@ -3744,7 +3773,7 @@
           <w:sz w:val="24"/>
           <w:u w:val="single"/>
         </w:rPr>
-        <w:hyperlink r:id="rId23" w:history="1">
+        <w:hyperlink r:id="rId26" w:history="1">
           <w:r>
             <w:rPr>
               <w:rStyle w:val="Hyperlink"/>
@@ -3762,7 +3791,7 @@
           <w:sz w:val="24"/>
           <w:u w:val="single"/>
         </w:rPr>
-        <w:hyperlink r:id="rId23" w:history="1">
+        <w:hyperlink r:id="rId26" w:history="1">
           <w:r>
             <w:rPr>
               <w:rStyle w:val="Hyperlink"/>
@@ -3780,7 +3809,7 @@
           <w:sz w:val="24"/>
           <w:u w:val="single"/>
         </w:rPr>
-        <w:hyperlink r:id="rId25" w:history="1">
+        <w:hyperlink r:id="rId26" w:history="1">
           <w:r>
             <w:rPr>
               <w:rStyle w:val="Hyperlink"/>
@@ -3797,7 +3826,25 @@
           <w:color w:val="000000"/>
           <w:sz w:val="24"/>
         </w:rPr>
-        <w:t xml:space="preserve">. Het </w:t>
+        <w:t>. H</w:t>
+      </w:r>
+      <w:r>
+        <w:rPr>
+          <w:u w:val="single" w:color="0000ff"/>
+          <w:rFonts w:ascii="Charis SIL Italic" w:hAnsi="Charis SIL Italic" w:eastAsia="Charis SIL Italic"/>
+          <w:b w:val="0"/>
+          <w:i w:val="0"/>
+          <w:color w:val="000000"/>
+          <w:sz w:val="24"/>
+        </w:rPr>
+        <w:hyperlink r:id="rId24" w:history="1">
+          <w:r>
+            <w:rPr>
+              <w:rStyle w:val="Hyperlink"/>
+            </w:rPr>
+            <w:t xml:space="preserve">et </w:t>
+          </w:r>
+        </w:hyperlink>
       </w:r>
       <w:r>
         <w:rPr>
@@ -3855,7 +3902,7 @@
           <w:sz w:val="24"/>
           <w:u w:val="single"/>
         </w:rPr>
-        <w:hyperlink r:id="rId26" w:history="1">
+        <w:hyperlink r:id="rId27" w:history="1">
           <w:r>
             <w:rPr>
               <w:rStyle w:val="Hyperlink"/>
@@ -3893,7 +3940,7 @@
           <w:color w:val="000000"/>
           <w:sz w:val="24"/>
         </w:rPr>
-        <w:hyperlink r:id="rId27" w:history="1">
+        <w:hyperlink r:id="rId25" w:history="1">
           <w:r>
             <w:rPr>
               <w:rStyle w:val="Hyperlink"/>
@@ -3911,7 +3958,7 @@
           <w:sz w:val="24"/>
           <w:u w:val="single"/>
         </w:rPr>
-        <w:hyperlink r:id="rId27" w:history="1">
+        <w:hyperlink r:id="rId25" w:history="1">
           <w:r>
             <w:rPr>
               <w:rStyle w:val="Hyperlink"/>
@@ -3929,7 +3976,7 @@
           <w:sz w:val="24"/>
           <w:u w:val="single"/>
         </w:rPr>
-        <w:hyperlink r:id="rId27" w:history="1">
+        <w:hyperlink r:id="rId25" w:history="1">
           <w:r>
             <w:rPr>
               <w:rStyle w:val="Hyperlink"/>
@@ -3965,6 +4012,17 @@
           <w:sz w:val="24"/>
           <w:u w:val="single"/>
         </w:rPr>
+        <w:t xml:space="preserve"> in</w:t>
+      </w:r>
+      <w:r>
+        <w:rPr>
+          <w:rFonts w:ascii="Charis SIL Italic" w:hAnsi="Charis SIL Italic" w:eastAsia="Charis SIL Italic"/>
+          <w:b w:val="0"/>
+          <w:i w:val="0"/>
+          <w:color w:val="0000FF"/>
+          <w:sz w:val="24"/>
+          <w:u w:val="single"/>
+        </w:rPr>
         <w:t xml:space="preserve"> </w:t>
       </w:r>
       <w:r>
@@ -3976,36 +4034,7 @@
           <w:sz w:val="24"/>
           <w:u w:val="single"/>
         </w:rPr>
-        <w:hyperlink r:id="rId28" w:history="1">
-          <w:r>
-            <w:rPr>
-              <w:rStyle w:val="Hyperlink"/>
-            </w:rPr>
-            <w:t>in</w:t>
-          </w:r>
-        </w:hyperlink>
-      </w:r>
-      <w:r>
-        <w:rPr>
-          <w:rFonts w:ascii="Charis SIL Italic" w:hAnsi="Charis SIL Italic" w:eastAsia="Charis SIL Italic"/>
-          <w:b w:val="0"/>
-          <w:i w:val="0"/>
-          <w:color w:val="0000FF"/>
-          <w:sz w:val="24"/>
-          <w:u w:val="single"/>
-        </w:rPr>
-        <w:t xml:space="preserve"> </w:t>
-      </w:r>
-      <w:r>
-        <w:rPr>
-          <w:rFonts w:ascii="Charis SIL Italic" w:hAnsi="Charis SIL Italic" w:eastAsia="Charis SIL Italic"/>
-          <w:b w:val="0"/>
-          <w:i w:val="0"/>
-          <w:color w:val="0000FF"/>
-          <w:sz w:val="24"/>
-          <w:u w:val="single"/>
-        </w:rPr>
-        <w:hyperlink r:id="rId28" w:history="1">
+        <w:hyperlink r:id="rId26" w:history="1">
           <w:r>
             <w:rPr>
               <w:rStyle w:val="Hyperlink"/>
@@ -4023,7 +4052,7 @@
           <w:color w:val="000000"/>
           <w:sz w:val="24"/>
         </w:rPr>
-        <w:hyperlink r:id="rId25" w:history="1">
+        <w:hyperlink r:id="rId26" w:history="1">
           <w:r>
             <w:rPr>
               <w:rStyle w:val="Hyperlink"/>
@@ -4750,7 +4779,7 @@
           <w:sz w:val="24"/>
           <w:u w:val="single"/>
         </w:rPr>
-        <w:hyperlink r:id="rId33" w:history="1">
+        <w:hyperlink r:id="rId31" w:history="1">
           <w:r>
             <w:rPr>
               <w:rStyle w:val="Hyperlink"/>
@@ -4790,31 +4819,14 @@
       </w:r>
       <w:r>
         <w:rPr>
+          <w:u w:val="single" w:color="0000ff"/>
           <w:rFonts w:ascii="Charis SIL Italic" w:hAnsi="Charis SIL Italic" w:eastAsia="Charis SIL Italic"/>
           <w:b w:val="0"/>
           <w:i w:val="0"/>
           <w:color w:val="000000"/>
           <w:sz w:val="24"/>
         </w:rPr>
-        <w:t xml:space="preserve"> </w:t>
-      </w:r>
-      <w:r>
-        <w:rPr>
-          <w:u w:val="single" w:color="0000ff"/>
-          <w:rFonts w:ascii="Charis SIL Italic" w:hAnsi="Charis SIL Italic" w:eastAsia="Charis SIL Italic"/>
-          <w:b w:val="0"/>
-          <w:i w:val="0"/>
-          <w:color w:val="000000"/>
-          <w:sz w:val="24"/>
-        </w:rPr>
-        <w:hyperlink r:id="rId31" w:history="1">
-          <w:r>
-            <w:rPr>
-              <w:rStyle w:val="Hyperlink"/>
-            </w:rPr>
-            <w:t xml:space="preserve">en </w:t>
-          </w:r>
-        </w:hyperlink>
+        <w:t xml:space="preserve"> en </w:t>
       </w:r>
       <w:r>
         <w:rPr>
@@ -4825,7 +4837,7 @@
           <w:sz w:val="24"/>
           <w:u w:val="single"/>
         </w:rPr>
-        <w:hyperlink r:id="rId31" w:history="1">
+        <w:hyperlink r:id="rId34" w:history="1">
           <w:r>
             <w:rPr>
               <w:rStyle w:val="Hyperlink"/>
@@ -4843,7 +4855,7 @@
           <w:sz w:val="24"/>
           <w:u w:val="single"/>
         </w:rPr>
-        <w:hyperlink r:id="rId31" w:history="1">
+        <w:hyperlink r:id="rId34" w:history="1">
           <w:r>
             <w:rPr>
               <w:rStyle w:val="Hyperlink"/>
@@ -4861,7 +4873,7 @@
           <w:sz w:val="24"/>
           <w:u w:val="single"/>
         </w:rPr>
-        <w:hyperlink r:id="rId31" w:history="1">
+        <w:hyperlink r:id="rId34" w:history="1">
           <w:r>
             <w:rPr>
               <w:rStyle w:val="Hyperlink"/>
@@ -4890,7 +4902,7 @@
           <w:sz w:val="24"/>
           <w:u w:val="single"/>
         </w:rPr>
-        <w:hyperlink r:id="rId31" w:history="1">
+        <w:hyperlink r:id="rId34" w:history="1">
           <w:r>
             <w:rPr>
               <w:rStyle w:val="Hyperlink"/>
@@ -4908,54 +4920,7 @@
           <w:sz w:val="24"/>
           <w:u w:val="single"/>
         </w:rPr>
-        <w:t>i</w:t>
-      </w:r>
-      <w:r>
-        <w:rPr>
-          <w:rFonts w:ascii="Charis SIL Italic" w:hAnsi="Charis SIL Italic" w:eastAsia="Charis SIL Italic"/>
-          <w:b w:val="0"/>
-          <w:i w:val="0"/>
-          <w:color w:val="0000FF"/>
-          <w:sz w:val="24"/>
-          <w:u w:val="single"/>
-        </w:rPr>
-        <w:hyperlink r:id="rId32" w:history="1">
-          <w:r>
-            <w:rPr>
-              <w:rStyle w:val="Hyperlink"/>
-            </w:rPr>
-            <w:t>ef</w:t>
-          </w:r>
-        </w:hyperlink>
-      </w:r>
-      <w:r>
-        <w:rPr>
-          <w:rFonts w:ascii="Charis SIL Italic" w:hAnsi="Charis SIL Italic" w:eastAsia="Charis SIL Italic"/>
-          <w:b w:val="0"/>
-          <w:i w:val="0"/>
-          <w:color w:val="0000FF"/>
-          <w:sz w:val="24"/>
-          <w:u w:val="single"/>
-        </w:rPr>
-        <w:t xml:space="preserve"> </w:t>
-      </w:r>
-      <w:r>
-        <w:rPr>
-          <w:rFonts w:ascii="Charis SIL Italic" w:hAnsi="Charis SIL Italic" w:eastAsia="Charis SIL Italic"/>
-          <w:b w:val="0"/>
-          <w:i w:val="0"/>
-          <w:color w:val="0000FF"/>
-          <w:sz w:val="24"/>
-          <w:u w:val="single"/>
-        </w:rPr>
-        <w:hyperlink r:id="rId32" w:history="1">
-          <w:r>
-            <w:rPr>
-              <w:rStyle w:val="Hyperlink"/>
-            </w:rPr>
-            <w:t>Cur</w:t>
-          </w:r>
-        </w:hyperlink>
+        <w:t>ief Cur</w:t>
       </w:r>
       <w:r>
         <w:rPr>
@@ -5142,6 +5107,7 @@
       </w:r>
       <w:r>
         <w:rPr>
+          <w:u w:val="single" w:color="0000ff"/>
           <w:rFonts w:ascii="Charis SIL Italic" w:hAnsi="Charis SIL Italic" w:eastAsia="Charis SIL Italic"/>
           <w:b w:val="0"/>
           <w:i w:val="0"/>
@@ -5157,16 +5123,8 @@
           <w:i w:val="0"/>
           <w:color w:val="0000FF"/>
           <w:sz w:val="24"/>
-          <w:u w:val="single"/>
-        </w:rPr>
-        <w:hyperlink r:id="rId33" w:history="1">
-          <w:r>
-            <w:rPr>
-              <w:rStyle w:val="Hyperlink"/>
-            </w:rPr>
-            <w:t>JI</w:t>
-          </w:r>
-        </w:hyperlink>
+        </w:rPr>
+        <w:t>JI</w:t>
       </w:r>
       <w:r>
         <w:rPr>
@@ -5790,8 +5748,16 @@
           <w:i w:val="0"/>
           <w:color w:val="0000FF"/>
           <w:sz w:val="24"/>
-        </w:rPr>
-        <w:t>Sammlungsgut aus Kolonialen Ko</w:t>
+          <w:u w:val="single"/>
+        </w:rPr>
+        <w:hyperlink r:id="rId38" w:history="1">
+          <w:r>
+            <w:rPr>
+              <w:rStyle w:val="Hyperlink"/>
+            </w:rPr>
+            <w:t>Samm</w:t>
+          </w:r>
+        </w:hyperlink>
       </w:r>
       <w:r>
         <w:rPr>
@@ -5802,7 +5768,148 @@
           <w:sz w:val="24"/>
           <w:u w:val="single"/>
         </w:rPr>
-        <w:hyperlink r:id="rId37" w:history="1">
+        <w:hyperlink r:id="rId36" w:history="1">
+          <w:r>
+            <w:rPr>
+              <w:rStyle w:val="Hyperlink"/>
+            </w:rPr>
+            <w:t>lungsgut</w:t>
+          </w:r>
+        </w:hyperlink>
+      </w:r>
+      <w:r>
+        <w:rPr>
+          <w:rFonts w:ascii="Charis SIL Italic" w:hAnsi="Charis SIL Italic" w:eastAsia="Charis SIL Italic"/>
+          <w:b w:val="0"/>
+          <w:i w:val="0"/>
+          <w:color w:val="0000FF"/>
+          <w:sz w:val="24"/>
+          <w:u w:val="single"/>
+        </w:rPr>
+        <w:t xml:space="preserve"> </w:t>
+      </w:r>
+      <w:r>
+        <w:rPr>
+          <w:rFonts w:ascii="Charis SIL Italic" w:hAnsi="Charis SIL Italic" w:eastAsia="Charis SIL Italic"/>
+          <w:b w:val="0"/>
+          <w:i w:val="0"/>
+          <w:color w:val="0000FF"/>
+          <w:sz w:val="24"/>
+          <w:u w:val="single"/>
+        </w:rPr>
+        <w:hyperlink r:id="rId38" w:history="1">
+          <w:r>
+            <w:rPr>
+              <w:rStyle w:val="Hyperlink"/>
+            </w:rPr>
+            <w:t>a</w:t>
+          </w:r>
+        </w:hyperlink>
+      </w:r>
+      <w:r>
+        <w:rPr>
+          <w:rFonts w:ascii="Charis SIL Italic" w:hAnsi="Charis SIL Italic" w:eastAsia="Charis SIL Italic"/>
+          <w:b w:val="0"/>
+          <w:i w:val="0"/>
+          <w:color w:val="0000FF"/>
+          <w:sz w:val="24"/>
+          <w:u w:val="single"/>
+        </w:rPr>
+        <w:hyperlink r:id="rId38" w:history="1">
+          <w:r>
+            <w:rPr>
+              <w:rStyle w:val="Hyperlink"/>
+            </w:rPr>
+            <w:t>us</w:t>
+          </w:r>
+        </w:hyperlink>
+      </w:r>
+      <w:r>
+        <w:rPr>
+          <w:rFonts w:ascii="Charis SIL Italic" w:hAnsi="Charis SIL Italic" w:eastAsia="Charis SIL Italic"/>
+          <w:b w:val="0"/>
+          <w:i w:val="0"/>
+          <w:color w:val="0000FF"/>
+          <w:sz w:val="24"/>
+          <w:u w:val="single"/>
+        </w:rPr>
+        <w:t xml:space="preserve"> </w:t>
+      </w:r>
+      <w:r>
+        <w:rPr>
+          <w:rFonts w:ascii="Charis SIL Italic" w:hAnsi="Charis SIL Italic" w:eastAsia="Charis SIL Italic"/>
+          <w:b w:val="0"/>
+          <w:i w:val="0"/>
+          <w:color w:val="0000FF"/>
+          <w:sz w:val="24"/>
+          <w:u w:val="single"/>
+        </w:rPr>
+        <w:hyperlink r:id="rId38" w:history="1">
+          <w:r>
+            <w:rPr>
+              <w:rStyle w:val="Hyperlink"/>
+            </w:rPr>
+            <w:t>Koloniale</w:t>
+          </w:r>
+        </w:hyperlink>
+      </w:r>
+      <w:r>
+        <w:rPr>
+          <w:rFonts w:ascii="Charis SIL Italic" w:hAnsi="Charis SIL Italic" w:eastAsia="Charis SIL Italic"/>
+          <w:b w:val="0"/>
+          <w:i w:val="0"/>
+          <w:color w:val="0000FF"/>
+          <w:sz w:val="24"/>
+          <w:u w:val="single"/>
+        </w:rPr>
+        <w:hyperlink r:id="rId38" w:history="1">
+          <w:r>
+            <w:rPr>
+              <w:rStyle w:val="Hyperlink"/>
+            </w:rPr>
+            <w:t>n</w:t>
+          </w:r>
+        </w:hyperlink>
+      </w:r>
+      <w:r>
+        <w:rPr>
+          <w:rFonts w:ascii="Charis SIL Italic" w:hAnsi="Charis SIL Italic" w:eastAsia="Charis SIL Italic"/>
+          <w:b w:val="0"/>
+          <w:i w:val="0"/>
+          <w:color w:val="0000FF"/>
+          <w:sz w:val="24"/>
+          <w:u w:val="single"/>
+        </w:rPr>
+        <w:t xml:space="preserve"> </w:t>
+      </w:r>
+      <w:r>
+        <w:rPr>
+          <w:rFonts w:ascii="Charis SIL Italic" w:hAnsi="Charis SIL Italic" w:eastAsia="Charis SIL Italic"/>
+          <w:b w:val="0"/>
+          <w:i w:val="0"/>
+          <w:color w:val="0000FF"/>
+          <w:sz w:val="24"/>
+          <w:u w:val="single"/>
+        </w:rPr>
+        <w:hyperlink r:id="rId38" w:history="1">
+          <w:r>
+            <w:rPr>
+              <w:rStyle w:val="Hyperlink"/>
+            </w:rPr>
+            <w:t>Ko</w:t>
+          </w:r>
+        </w:hyperlink>
+      </w:r>
+      <w:r>
+        <w:rPr>
+          <w:rFonts w:ascii="Charis SIL Italic" w:hAnsi="Charis SIL Italic" w:eastAsia="Charis SIL Italic"/>
+          <w:b w:val="0"/>
+          <w:i w:val="0"/>
+          <w:color w:val="0000FF"/>
+          <w:sz w:val="24"/>
+          <w:u w:val="single"/>
+        </w:rPr>
+        <w:hyperlink r:id="rId38" w:history="1">
           <w:r>
             <w:rPr>
               <w:rStyle w:val="Hyperlink"/>
@@ -5848,7 +5955,7 @@
           <w:sz w:val="24"/>
           <w:u w:val="single"/>
         </w:rPr>
-        <w:hyperlink r:id="rId37" w:history="1">
+        <w:hyperlink r:id="rId39" w:history="1">
           <w:r>
             <w:rPr>
               <w:rStyle w:val="Hyperlink"/>

--- a/EXPORTS/DOCX/published/niveau1/Dutch/Sources.docx
+++ b/EXPORTS/DOCX/published/niveau1/Dutch/Sources.docx
@@ -609,31 +609,13 @@
       </w:r>
       <w:r>
         <w:rPr>
-          <w:u w:val="single" w:color="0000ff"/>
           <w:rFonts w:ascii="Charis SIL Italic" w:hAnsi="Charis SIL Italic" w:eastAsia="Charis SIL Italic"/>
           <w:b w:val="0"/>
           <w:i w:val="0"/>
           <w:color w:val="000000"/>
           <w:sz w:val="24"/>
         </w:rPr>
-        <w:hyperlink r:id="rId11" w:history="1">
-          <w:r>
-            <w:rPr>
-              <w:rStyle w:val="Hyperlink"/>
-            </w:rPr>
-            <w:t>anders d</w:t>
-          </w:r>
-        </w:hyperlink>
-      </w:r>
-      <w:r>
-        <w:rPr>
-          <w:rFonts w:ascii="Charis SIL Italic" w:hAnsi="Charis SIL Italic" w:eastAsia="Charis SIL Italic"/>
-          <w:b w:val="0"/>
-          <w:i w:val="0"/>
-          <w:color w:val="000000"/>
-          <w:sz w:val="24"/>
-        </w:rPr>
-        <w:t xml:space="preserve">an nu (denk aan </w:t>
+        <w:t xml:space="preserve">anders dan nu (denk aan </w:t>
       </w:r>
       <w:r>
         <w:rPr>
@@ -1409,7 +1391,7 @@
           <w:sz w:val="24"/>
           <w:u w:val="single"/>
         </w:rPr>
-        <w:hyperlink r:id="rId15" w:history="1">
+        <w:hyperlink r:id="rId16" w:history="1">
           <w:r>
             <w:rPr>
               <w:rStyle w:val="Hyperlink"/>
@@ -1427,7 +1409,7 @@
           <w:sz w:val="24"/>
           <w:u w:val="single"/>
         </w:rPr>
-        <w:hyperlink r:id="rId15" w:history="1">
+        <w:hyperlink r:id="rId16" w:history="1">
           <w:r>
             <w:rPr>
               <w:rStyle w:val="Hyperlink"/>
@@ -1445,7 +1427,7 @@
           <w:sz w:val="24"/>
           <w:u w:val="single"/>
         </w:rPr>
-        <w:hyperlink r:id="rId15" w:history="1">
+        <w:hyperlink r:id="rId16" w:history="1">
           <w:r>
             <w:rPr>
               <w:rStyle w:val="Hyperlink"/>
@@ -1463,7 +1445,7 @@
           <w:sz w:val="24"/>
           <w:u w:val="single"/>
         </w:rPr>
-        <w:hyperlink r:id="rId15" w:history="1">
+        <w:hyperlink r:id="rId16" w:history="1">
           <w:r>
             <w:rPr>
               <w:rStyle w:val="Hyperlink"/>
@@ -1510,7 +1492,7 @@
           <w:sz w:val="24"/>
           <w:u w:val="single"/>
         </w:rPr>
-        <w:hyperlink r:id="rId16" w:history="1">
+        <w:hyperlink r:id="rId15" w:history="1">
           <w:r>
             <w:rPr>
               <w:rStyle w:val="Hyperlink"/>
@@ -1539,7 +1521,7 @@
           <w:sz w:val="24"/>
           <w:u w:val="single"/>
         </w:rPr>
-        <w:hyperlink r:id="rId16" w:history="1">
+        <w:hyperlink r:id="rId15" w:history="1">
           <w:r>
             <w:rPr>
               <w:rStyle w:val="Hyperlink"/>
@@ -1557,7 +1539,7 @@
           <w:sz w:val="24"/>
           <w:u w:val="single"/>
         </w:rPr>
-        <w:hyperlink r:id="rId16" w:history="1">
+        <w:hyperlink r:id="rId15" w:history="1">
           <w:r>
             <w:rPr>
               <w:rStyle w:val="Hyperlink"/>
@@ -2188,6 +2170,7 @@
       </w:r>
       <w:r>
         <w:rPr>
+          <w:u w:val="single" w:color="0000ff"/>
           <w:rFonts w:ascii="Charis SIL Italic" w:hAnsi="Charis SIL Italic" w:eastAsia="Charis SIL Italic"/>
           <w:b w:val="0"/>
           <w:i w:val="0"/>
@@ -2588,7 +2571,7 @@
           <w:sz w:val="24"/>
           <w:u w:val="single"/>
         </w:rPr>
-        <w:hyperlink r:id="rId18" w:history="1">
+        <w:hyperlink r:id="rId19" w:history="1">
           <w:r>
             <w:rPr>
               <w:rStyle w:val="Hyperlink"/>
@@ -2617,7 +2600,7 @@
           <w:sz w:val="24"/>
           <w:u w:val="single"/>
         </w:rPr>
-        <w:hyperlink r:id="rId18" w:history="1">
+        <w:hyperlink r:id="rId19" w:history="1">
           <w:r>
             <w:rPr>
               <w:rStyle w:val="Hyperlink"/>
@@ -2664,7 +2647,7 @@
           <w:sz w:val="24"/>
           <w:u w:val="single"/>
         </w:rPr>
-        <w:hyperlink r:id="rId19" w:history="1">
+        <w:hyperlink r:id="rId18" w:history="1">
           <w:r>
             <w:rPr>
               <w:rStyle w:val="Hyperlink"/>
@@ -2693,7 +2676,7 @@
           <w:sz w:val="24"/>
           <w:u w:val="single"/>
         </w:rPr>
-        <w:hyperlink r:id="rId19" w:history="1">
+        <w:hyperlink r:id="rId18" w:history="1">
           <w:r>
             <w:rPr>
               <w:rStyle w:val="Hyperlink"/>
@@ -3413,7 +3396,7 @@
           <w:sz w:val="24"/>
           <w:u w:val="single"/>
         </w:rPr>
-        <w:hyperlink r:id="rId22" w:history="1">
+        <w:hyperlink r:id="rId16" w:history="1">
           <w:r>
             <w:rPr>
               <w:rStyle w:val="Hyperlink"/>
@@ -3697,7 +3680,7 @@
           <w:sz w:val="24"/>
           <w:u w:val="single"/>
         </w:rPr>
-        <w:hyperlink r:id="rId25" w:history="1">
+        <w:hyperlink r:id="rId23" w:history="1">
           <w:r>
             <w:rPr>
               <w:rStyle w:val="Hyperlink"/>
@@ -3726,7 +3709,7 @@
           <w:sz w:val="24"/>
           <w:u w:val="single"/>
         </w:rPr>
-        <w:hyperlink r:id="rId25" w:history="1">
+        <w:hyperlink r:id="rId23" w:history="1">
           <w:r>
             <w:rPr>
               <w:rStyle w:val="Hyperlink"/>
@@ -3744,7 +3727,7 @@
           <w:sz w:val="24"/>
           <w:u w:val="single"/>
         </w:rPr>
-        <w:hyperlink r:id="rId25" w:history="1">
+        <w:hyperlink r:id="rId23" w:history="1">
           <w:r>
             <w:rPr>
               <w:rStyle w:val="Hyperlink"/>
@@ -3773,7 +3756,7 @@
           <w:sz w:val="24"/>
           <w:u w:val="single"/>
         </w:rPr>
-        <w:hyperlink r:id="rId26" w:history="1">
+        <w:hyperlink r:id="rId23" w:history="1">
           <w:r>
             <w:rPr>
               <w:rStyle w:val="Hyperlink"/>
@@ -3791,7 +3774,7 @@
           <w:sz w:val="24"/>
           <w:u w:val="single"/>
         </w:rPr>
-        <w:hyperlink r:id="rId26" w:history="1">
+        <w:hyperlink r:id="rId23" w:history="1">
           <w:r>
             <w:rPr>
               <w:rStyle w:val="Hyperlink"/>
@@ -3809,7 +3792,7 @@
           <w:sz w:val="24"/>
           <w:u w:val="single"/>
         </w:rPr>
-        <w:hyperlink r:id="rId26" w:history="1">
+        <w:hyperlink r:id="rId25" w:history="1">
           <w:r>
             <w:rPr>
               <w:rStyle w:val="Hyperlink"/>
@@ -3826,25 +3809,7 @@
           <w:color w:val="000000"/>
           <w:sz w:val="24"/>
         </w:rPr>
-        <w:t>. H</w:t>
-      </w:r>
-      <w:r>
-        <w:rPr>
-          <w:u w:val="single" w:color="0000ff"/>
-          <w:rFonts w:ascii="Charis SIL Italic" w:hAnsi="Charis SIL Italic" w:eastAsia="Charis SIL Italic"/>
-          <w:b w:val="0"/>
-          <w:i w:val="0"/>
-          <w:color w:val="000000"/>
-          <w:sz w:val="24"/>
-        </w:rPr>
-        <w:hyperlink r:id="rId24" w:history="1">
-          <w:r>
-            <w:rPr>
-              <w:rStyle w:val="Hyperlink"/>
-            </w:rPr>
-            <w:t xml:space="preserve">et </w:t>
-          </w:r>
-        </w:hyperlink>
+        <w:t xml:space="preserve">. Het </w:t>
       </w:r>
       <w:r>
         <w:rPr>
@@ -3884,7 +3849,7 @@
           <w:sz w:val="24"/>
           <w:u w:val="single"/>
         </w:rPr>
-        <w:hyperlink r:id="rId24" w:history="1">
+        <w:hyperlink r:id="rId26" w:history="1">
           <w:r>
             <w:rPr>
               <w:rStyle w:val="Hyperlink"/>
@@ -3902,7 +3867,7 @@
           <w:sz w:val="24"/>
           <w:u w:val="single"/>
         </w:rPr>
-        <w:hyperlink r:id="rId27" w:history="1">
+        <w:hyperlink r:id="rId26" w:history="1">
           <w:r>
             <w:rPr>
               <w:rStyle w:val="Hyperlink"/>
@@ -3934,13 +3899,14 @@
       </w:r>
       <w:r>
         <w:rPr>
+          <w:u w:val="single" w:color="0000ff"/>
           <w:rFonts w:ascii="Charis SIL Italic" w:hAnsi="Charis SIL Italic" w:eastAsia="Charis SIL Italic"/>
           <w:b w:val="0"/>
           <w:i w:val="0"/>
           <w:color w:val="000000"/>
           <w:sz w:val="24"/>
         </w:rPr>
-        <w:hyperlink r:id="rId25" w:history="1">
+        <w:hyperlink r:id="rId27" w:history="1">
           <w:r>
             <w:rPr>
               <w:rStyle w:val="Hyperlink"/>
@@ -3958,7 +3924,7 @@
           <w:sz w:val="24"/>
           <w:u w:val="single"/>
         </w:rPr>
-        <w:hyperlink r:id="rId25" w:history="1">
+        <w:hyperlink r:id="rId28" w:history="1">
           <w:r>
             <w:rPr>
               <w:rStyle w:val="Hyperlink"/>
@@ -3976,7 +3942,7 @@
           <w:sz w:val="24"/>
           <w:u w:val="single"/>
         </w:rPr>
-        <w:hyperlink r:id="rId25" w:history="1">
+        <w:hyperlink r:id="rId28" w:history="1">
           <w:r>
             <w:rPr>
               <w:rStyle w:val="Hyperlink"/>
@@ -4012,7 +3978,7 @@
           <w:sz w:val="24"/>
           <w:u w:val="single"/>
         </w:rPr>
-        <w:t xml:space="preserve"> in</w:t>
+        <w:t xml:space="preserve"> </w:t>
       </w:r>
       <w:r>
         <w:rPr>
@@ -4023,6 +3989,24 @@
           <w:sz w:val="24"/>
           <w:u w:val="single"/>
         </w:rPr>
+        <w:hyperlink r:id="rId28" w:history="1">
+          <w:r>
+            <w:rPr>
+              <w:rStyle w:val="Hyperlink"/>
+            </w:rPr>
+            <w:t>in</w:t>
+          </w:r>
+        </w:hyperlink>
+      </w:r>
+      <w:r>
+        <w:rPr>
+          <w:rFonts w:ascii="Charis SIL Italic" w:hAnsi="Charis SIL Italic" w:eastAsia="Charis SIL Italic"/>
+          <w:b w:val="0"/>
+          <w:i w:val="0"/>
+          <w:color w:val="0000FF"/>
+          <w:sz w:val="24"/>
+          <w:u w:val="single"/>
+        </w:rPr>
         <w:t xml:space="preserve"> </w:t>
       </w:r>
       <w:r>
@@ -4034,7 +4018,7 @@
           <w:sz w:val="24"/>
           <w:u w:val="single"/>
         </w:rPr>
-        <w:hyperlink r:id="rId26" w:history="1">
+        <w:hyperlink r:id="rId28" w:history="1">
           <w:r>
             <w:rPr>
               <w:rStyle w:val="Hyperlink"/>
@@ -4052,7 +4036,7 @@
           <w:color w:val="000000"/>
           <w:sz w:val="24"/>
         </w:rPr>
-        <w:hyperlink r:id="rId26" w:history="1">
+        <w:hyperlink r:id="rId25" w:history="1">
           <w:r>
             <w:rPr>
               <w:rStyle w:val="Hyperlink"/>
@@ -4808,7 +4792,7 @@
           <w:sz w:val="24"/>
           <w:u w:val="single"/>
         </w:rPr>
-        <w:hyperlink r:id="rId33" w:history="1">
+        <w:hyperlink r:id="rId31" w:history="1">
           <w:r>
             <w:rPr>
               <w:rStyle w:val="Hyperlink"/>
@@ -4826,7 +4810,25 @@
           <w:color w:val="000000"/>
           <w:sz w:val="24"/>
         </w:rPr>
-        <w:t xml:space="preserve"> en </w:t>
+        <w:t xml:space="preserve"> </w:t>
+      </w:r>
+      <w:r>
+        <w:rPr>
+          <w:u w:val="single" w:color="0000ff"/>
+          <w:rFonts w:ascii="Charis SIL Italic" w:hAnsi="Charis SIL Italic" w:eastAsia="Charis SIL Italic"/>
+          <w:b w:val="0"/>
+          <w:i w:val="0"/>
+          <w:color w:val="000000"/>
+          <w:sz w:val="24"/>
+        </w:rPr>
+        <w:hyperlink r:id="rId31" w:history="1">
+          <w:r>
+            <w:rPr>
+              <w:rStyle w:val="Hyperlink"/>
+            </w:rPr>
+            <w:t xml:space="preserve">en </w:t>
+          </w:r>
+        </w:hyperlink>
       </w:r>
       <w:r>
         <w:rPr>
@@ -4837,7 +4839,7 @@
           <w:sz w:val="24"/>
           <w:u w:val="single"/>
         </w:rPr>
-        <w:hyperlink r:id="rId34" w:history="1">
+        <w:hyperlink r:id="rId31" w:history="1">
           <w:r>
             <w:rPr>
               <w:rStyle w:val="Hyperlink"/>
@@ -4855,7 +4857,7 @@
           <w:sz w:val="24"/>
           <w:u w:val="single"/>
         </w:rPr>
-        <w:hyperlink r:id="rId34" w:history="1">
+        <w:hyperlink r:id="rId31" w:history="1">
           <w:r>
             <w:rPr>
               <w:rStyle w:val="Hyperlink"/>
@@ -4873,7 +4875,7 @@
           <w:sz w:val="24"/>
           <w:u w:val="single"/>
         </w:rPr>
-        <w:hyperlink r:id="rId34" w:history="1">
+        <w:hyperlink r:id="rId31" w:history="1">
           <w:r>
             <w:rPr>
               <w:rStyle w:val="Hyperlink"/>
@@ -4902,7 +4904,7 @@
           <w:sz w:val="24"/>
           <w:u w:val="single"/>
         </w:rPr>
-        <w:hyperlink r:id="rId34" w:history="1">
+        <w:hyperlink r:id="rId31" w:history="1">
           <w:r>
             <w:rPr>
               <w:rStyle w:val="Hyperlink"/>
@@ -4920,7 +4922,54 @@
           <w:sz w:val="24"/>
           <w:u w:val="single"/>
         </w:rPr>
-        <w:t>ief Cur</w:t>
+        <w:t>i</w:t>
+      </w:r>
+      <w:r>
+        <w:rPr>
+          <w:rFonts w:ascii="Charis SIL Italic" w:hAnsi="Charis SIL Italic" w:eastAsia="Charis SIL Italic"/>
+          <w:b w:val="0"/>
+          <w:i w:val="0"/>
+          <w:color w:val="0000FF"/>
+          <w:sz w:val="24"/>
+          <w:u w:val="single"/>
+        </w:rPr>
+        <w:hyperlink r:id="rId32" w:history="1">
+          <w:r>
+            <w:rPr>
+              <w:rStyle w:val="Hyperlink"/>
+            </w:rPr>
+            <w:t>ef</w:t>
+          </w:r>
+        </w:hyperlink>
+      </w:r>
+      <w:r>
+        <w:rPr>
+          <w:rFonts w:ascii="Charis SIL Italic" w:hAnsi="Charis SIL Italic" w:eastAsia="Charis SIL Italic"/>
+          <w:b w:val="0"/>
+          <w:i w:val="0"/>
+          <w:color w:val="0000FF"/>
+          <w:sz w:val="24"/>
+          <w:u w:val="single"/>
+        </w:rPr>
+        <w:t xml:space="preserve"> </w:t>
+      </w:r>
+      <w:r>
+        <w:rPr>
+          <w:rFonts w:ascii="Charis SIL Italic" w:hAnsi="Charis SIL Italic" w:eastAsia="Charis SIL Italic"/>
+          <w:b w:val="0"/>
+          <w:i w:val="0"/>
+          <w:color w:val="0000FF"/>
+          <w:sz w:val="24"/>
+          <w:u w:val="single"/>
+        </w:rPr>
+        <w:hyperlink r:id="rId32" w:history="1">
+          <w:r>
+            <w:rPr>
+              <w:rStyle w:val="Hyperlink"/>
+            </w:rPr>
+            <w:t>Cur</w:t>
+          </w:r>
+        </w:hyperlink>
       </w:r>
       <w:r>
         <w:rPr>
@@ -5107,7 +5156,6 @@
       </w:r>
       <w:r>
         <w:rPr>
-          <w:u w:val="single" w:color="0000ff"/>
           <w:rFonts w:ascii="Charis SIL Italic" w:hAnsi="Charis SIL Italic" w:eastAsia="Charis SIL Italic"/>
           <w:b w:val="0"/>
           <w:i w:val="0"/>
@@ -5123,8 +5171,16 @@
           <w:i w:val="0"/>
           <w:color w:val="0000FF"/>
           <w:sz w:val="24"/>
-        </w:rPr>
-        <w:t>JI</w:t>
+          <w:u w:val="single"/>
+        </w:rPr>
+        <w:hyperlink r:id="rId33" w:history="1">
+          <w:r>
+            <w:rPr>
+              <w:rStyle w:val="Hyperlink"/>
+            </w:rPr>
+            <w:t>JI</w:t>
+          </w:r>
+        </w:hyperlink>
       </w:r>
       <w:r>
         <w:rPr>
@@ -5471,6 +5527,7 @@
       </w:r>
       <w:r>
         <w:rPr>
+          <w:u w:val="single" w:color="0000ff"/>
           <w:rFonts w:ascii="Charis SIL Italic" w:hAnsi="Charis SIL Italic" w:eastAsia="Charis SIL Italic"/>
           <w:b w:val="0"/>
           <w:i w:val="0"/>
@@ -5768,7 +5825,7 @@
           <w:sz w:val="24"/>
           <w:u w:val="single"/>
         </w:rPr>
-        <w:hyperlink r:id="rId36" w:history="1">
+        <w:hyperlink r:id="rId38" w:history="1">
           <w:r>
             <w:rPr>
               <w:rStyle w:val="Hyperlink"/>
@@ -5815,7 +5872,7 @@
           <w:sz w:val="24"/>
           <w:u w:val="single"/>
         </w:rPr>
-        <w:hyperlink r:id="rId38" w:history="1">
+        <w:hyperlink r:id="rId37" w:history="1">
           <w:r>
             <w:rPr>
               <w:rStyle w:val="Hyperlink"/>
@@ -5844,7 +5901,7 @@
           <w:sz w:val="24"/>
           <w:u w:val="single"/>
         </w:rPr>
-        <w:hyperlink r:id="rId38" w:history="1">
+        <w:hyperlink r:id="rId37" w:history="1">
           <w:r>
             <w:rPr>
               <w:rStyle w:val="Hyperlink"/>
@@ -5862,7 +5919,7 @@
           <w:sz w:val="24"/>
           <w:u w:val="single"/>
         </w:rPr>
-        <w:hyperlink r:id="rId38" w:history="1">
+        <w:hyperlink r:id="rId37" w:history="1">
           <w:r>
             <w:rPr>
               <w:rStyle w:val="Hyperlink"/>
@@ -5891,7 +5948,7 @@
           <w:sz w:val="24"/>
           <w:u w:val="single"/>
         </w:rPr>
-        <w:hyperlink r:id="rId38" w:history="1">
+        <w:hyperlink r:id="rId37" w:history="1">
           <w:r>
             <w:rPr>
               <w:rStyle w:val="Hyperlink"/>
@@ -5909,7 +5966,7 @@
           <w:sz w:val="24"/>
           <w:u w:val="single"/>
         </w:rPr>
-        <w:hyperlink r:id="rId38" w:history="1">
+        <w:hyperlink r:id="rId37" w:history="1">
           <w:r>
             <w:rPr>
               <w:rStyle w:val="Hyperlink"/>
@@ -5955,7 +6012,7 @@
           <w:sz w:val="24"/>
           <w:u w:val="single"/>
         </w:rPr>
-        <w:hyperlink r:id="rId39" w:history="1">
+        <w:hyperlink r:id="rId37" w:history="1">
           <w:r>
             <w:rPr>
               <w:rStyle w:val="Hyperlink"/>

--- a/EXPORTS/DOCX/published/niveau1/Dutch/Sources.docx
+++ b/EXPORTS/DOCX/published/niveau1/Dutch/Sources.docx
@@ -1301,86 +1301,13 @@
       </w:r>
       <w:r>
         <w:rPr>
-          <w:u w:val="single" w:color="0000ff"/>
           <w:rFonts w:ascii="Charis SIL Italic" w:hAnsi="Charis SIL Italic" w:eastAsia="Charis SIL Italic"/>
           <w:b w:val="0"/>
           <w:i w:val="0"/>
           <w:color w:val="000000"/>
           <w:sz w:val="24"/>
         </w:rPr>
-        <w:hyperlink r:id="rId15" w:history="1">
-          <w:r>
-            <w:rPr>
-              <w:rStyle w:val="Hyperlink"/>
-            </w:rPr>
-            <w:t xml:space="preserve">deel uit </w:t>
-          </w:r>
-        </w:hyperlink>
-      </w:r>
-      <w:r>
-        <w:rPr>
-          <w:u w:val="single" w:color="0000ff"/>
-          <w:rFonts w:ascii="Charis SIL Italic" w:hAnsi="Charis SIL Italic" w:eastAsia="Charis SIL Italic"/>
-          <w:b w:val="0"/>
-          <w:i w:val="0"/>
-          <w:color w:val="000000"/>
-          <w:sz w:val="24"/>
-        </w:rPr>
-        <w:hyperlink r:id="rId15" w:history="1">
-          <w:r>
-            <w:rPr>
-              <w:rStyle w:val="Hyperlink"/>
-            </w:rPr>
-            <w:t>v</w:t>
-          </w:r>
-        </w:hyperlink>
-      </w:r>
-      <w:r>
-        <w:rPr>
-          <w:u w:val="single" w:color="0000ff"/>
-          <w:rFonts w:ascii="Charis SIL Italic" w:hAnsi="Charis SIL Italic" w:eastAsia="Charis SIL Italic"/>
-          <w:b w:val="0"/>
-          <w:i w:val="0"/>
-          <w:color w:val="000000"/>
-          <w:sz w:val="24"/>
-        </w:rPr>
-        <w:hyperlink r:id="rId15" w:history="1">
-          <w:r>
-            <w:rPr>
-              <w:rStyle w:val="Hyperlink"/>
-            </w:rPr>
-            <w:t>an d</w:t>
-          </w:r>
-        </w:hyperlink>
-      </w:r>
-      <w:r>
-        <w:rPr>
-          <w:u w:val="single" w:color="0000ff"/>
-          <w:rFonts w:ascii="Charis SIL Italic" w:hAnsi="Charis SIL Italic" w:eastAsia="Charis SIL Italic"/>
-          <w:b w:val="0"/>
-          <w:i w:val="0"/>
-          <w:color w:val="000000"/>
-          <w:sz w:val="24"/>
-        </w:rPr>
-        <w:hyperlink r:id="rId15" w:history="1">
-          <w:r>
-            <w:rPr>
-              <w:rStyle w:val="Hyperlink"/>
-            </w:rPr>
-            <w:t>e</w:t>
-          </w:r>
-        </w:hyperlink>
-      </w:r>
-      <w:r>
-        <w:rPr>
-          <w:u w:val="single" w:color="0000ff"/>
-          <w:rFonts w:ascii="Charis SIL Italic" w:hAnsi="Charis SIL Italic" w:eastAsia="Charis SIL Italic"/>
-          <w:b w:val="0"/>
-          <w:i w:val="0"/>
-          <w:color w:val="000000"/>
-          <w:sz w:val="24"/>
-        </w:rPr>
-        <w:t xml:space="preserve"> </w:t>
+        <w:t xml:space="preserve">deel uit van de </w:t>
       </w:r>
       <w:r>
         <w:rPr>
@@ -1391,97 +1318,7 @@
           <w:sz w:val="24"/>
           <w:u w:val="single"/>
         </w:rPr>
-        <w:hyperlink r:id="rId16" w:history="1">
-          <w:r>
-            <w:rPr>
-              <w:rStyle w:val="Hyperlink"/>
-            </w:rPr>
-            <w:t>Univ</w:t>
-          </w:r>
-        </w:hyperlink>
-      </w:r>
-      <w:r>
-        <w:rPr>
-          <w:rFonts w:ascii="Charis SIL Italic" w:hAnsi="Charis SIL Italic" w:eastAsia="Charis SIL Italic"/>
-          <w:b w:val="0"/>
-          <w:i w:val="0"/>
-          <w:color w:val="0000FF"/>
-          <w:sz w:val="24"/>
-          <w:u w:val="single"/>
-        </w:rPr>
-        <w:hyperlink r:id="rId16" w:history="1">
-          <w:r>
-            <w:rPr>
-              <w:rStyle w:val="Hyperlink"/>
-            </w:rPr>
-            <w:t>ersitai</w:t>
-          </w:r>
-        </w:hyperlink>
-      </w:r>
-      <w:r>
-        <w:rPr>
-          <w:rFonts w:ascii="Charis SIL Italic" w:hAnsi="Charis SIL Italic" w:eastAsia="Charis SIL Italic"/>
-          <w:b w:val="0"/>
-          <w:i w:val="0"/>
-          <w:color w:val="0000FF"/>
-          <w:sz w:val="24"/>
-          <w:u w:val="single"/>
-        </w:rPr>
-        <w:hyperlink r:id="rId16" w:history="1">
-          <w:r>
-            <w:rPr>
-              <w:rStyle w:val="Hyperlink"/>
-            </w:rPr>
-            <w:t>r</w:t>
-          </w:r>
-        </w:hyperlink>
-      </w:r>
-      <w:r>
-        <w:rPr>
-          <w:rFonts w:ascii="Charis SIL Italic" w:hAnsi="Charis SIL Italic" w:eastAsia="Charis SIL Italic"/>
-          <w:b w:val="0"/>
-          <w:i w:val="0"/>
-          <w:color w:val="0000FF"/>
-          <w:sz w:val="24"/>
-          <w:u w:val="single"/>
-        </w:rPr>
-        <w:hyperlink r:id="rId16" w:history="1">
-          <w:r>
-            <w:rPr>
-              <w:rStyle w:val="Hyperlink"/>
-            </w:rPr>
-            <w:t>e</w:t>
-          </w:r>
-        </w:hyperlink>
-      </w:r>
-      <w:r>
-        <w:rPr>
-          <w:rFonts w:ascii="Charis SIL Italic" w:hAnsi="Charis SIL Italic" w:eastAsia="Charis SIL Italic"/>
-          <w:b w:val="0"/>
-          <w:i w:val="0"/>
-          <w:color w:val="0000FF"/>
-          <w:sz w:val="24"/>
-          <w:u w:val="single"/>
-        </w:rPr>
-        <w:t xml:space="preserve"> </w:t>
-      </w:r>
-      <w:r>
-        <w:rPr>
-          <w:rFonts w:ascii="Charis SIL Italic" w:hAnsi="Charis SIL Italic" w:eastAsia="Charis SIL Italic"/>
-          <w:b w:val="0"/>
-          <w:i w:val="0"/>
-          <w:color w:val="0000FF"/>
-          <w:sz w:val="24"/>
-          <w:u w:val="single"/>
-        </w:rPr>
-        <w:hyperlink r:id="rId16" w:history="1">
-          <w:r>
-            <w:rPr>
-              <w:rStyle w:val="Hyperlink"/>
-            </w:rPr>
-            <w:t>B</w:t>
-          </w:r>
-        </w:hyperlink>
+        <w:t>Universitaire B</w:t>
       </w:r>
       <w:r>
         <w:rPr>
@@ -2571,43 +2408,7 @@
           <w:sz w:val="24"/>
           <w:u w:val="single"/>
         </w:rPr>
-        <w:hyperlink r:id="rId19" w:history="1">
-          <w:r>
-            <w:rPr>
-              <w:rStyle w:val="Hyperlink"/>
-            </w:rPr>
-            <w:t>De</w:t>
-          </w:r>
-        </w:hyperlink>
-      </w:r>
-      <w:r>
-        <w:rPr>
-          <w:rFonts w:ascii="Charis SIL Italic" w:hAnsi="Charis SIL Italic" w:eastAsia="Charis SIL Italic"/>
-          <w:b w:val="0"/>
-          <w:i w:val="0"/>
-          <w:color w:val="0000FF"/>
-          <w:sz w:val="24"/>
-          <w:u w:val="single"/>
-        </w:rPr>
-        <w:t xml:space="preserve"> </w:t>
-      </w:r>
-      <w:r>
-        <w:rPr>
-          <w:rFonts w:ascii="Charis SIL Italic" w:hAnsi="Charis SIL Italic" w:eastAsia="Charis SIL Italic"/>
-          <w:b w:val="0"/>
-          <w:i w:val="0"/>
-          <w:color w:val="0000FF"/>
-          <w:sz w:val="24"/>
-          <w:u w:val="single"/>
-        </w:rPr>
-        <w:hyperlink r:id="rId19" w:history="1">
-          <w:r>
-            <w:rPr>
-              <w:rStyle w:val="Hyperlink"/>
-            </w:rPr>
-            <w:t>kolo</w:t>
-          </w:r>
-        </w:hyperlink>
+        <w:t>De kolo</w:t>
       </w:r>
       <w:r>
         <w:rPr>
@@ -3396,7 +3197,7 @@
           <w:sz w:val="24"/>
           <w:u w:val="single"/>
         </w:rPr>
-        <w:hyperlink r:id="rId16" w:history="1">
+        <w:hyperlink r:id="rId22" w:history="1">
           <w:r>
             <w:rPr>
               <w:rStyle w:val="Hyperlink"/>
@@ -3820,7 +3621,7 @@
           <w:sz w:val="24"/>
           <w:u w:val="single"/>
         </w:rPr>
-        <w:hyperlink r:id="rId24" w:history="1">
+        <w:hyperlink r:id="rId26" w:history="1">
           <w:r>
             <w:rPr>
               <w:rStyle w:val="Hyperlink"/>
@@ -3884,47 +3685,18 @@
           <w:color w:val="000000"/>
           <w:sz w:val="24"/>
         </w:rPr>
-        <w:t xml:space="preserve">bezit de fotocollectie van </w:t>
-      </w:r>
-      <w:r>
-        <w:rPr>
-          <w:u w:val="single" w:color="0000ff"/>
-          <w:rFonts w:ascii="Charis SIL Italic" w:hAnsi="Charis SIL Italic" w:eastAsia="Charis SIL Italic"/>
-          <w:b w:val="0"/>
-          <w:i w:val="0"/>
-          <w:color w:val="000000"/>
-          <w:sz w:val="24"/>
-        </w:rPr>
-        <w:t>h</w:t>
-      </w:r>
-      <w:r>
-        <w:rPr>
-          <w:u w:val="single" w:color="0000ff"/>
-          <w:rFonts w:ascii="Charis SIL Italic" w:hAnsi="Charis SIL Italic" w:eastAsia="Charis SIL Italic"/>
-          <w:b w:val="0"/>
-          <w:i w:val="0"/>
-          <w:color w:val="000000"/>
-          <w:sz w:val="24"/>
+        <w:t xml:space="preserve">bezit de fotocollectie van het </w:t>
+      </w:r>
+      <w:r>
+        <w:rPr>
+          <w:rFonts w:ascii="Charis SIL Italic" w:hAnsi="Charis SIL Italic" w:eastAsia="Charis SIL Italic"/>
+          <w:b w:val="0"/>
+          <w:i w:val="0"/>
+          <w:color w:val="0000FF"/>
+          <w:sz w:val="24"/>
+          <w:u w:val="single"/>
         </w:rPr>
         <w:hyperlink r:id="rId27" w:history="1">
-          <w:r>
-            <w:rPr>
-              <w:rStyle w:val="Hyperlink"/>
-            </w:rPr>
-            <w:t xml:space="preserve">et </w:t>
-          </w:r>
-        </w:hyperlink>
-      </w:r>
-      <w:r>
-        <w:rPr>
-          <w:rFonts w:ascii="Charis SIL Italic" w:hAnsi="Charis SIL Italic" w:eastAsia="Charis SIL Italic"/>
-          <w:b w:val="0"/>
-          <w:i w:val="0"/>
-          <w:color w:val="0000FF"/>
-          <w:sz w:val="24"/>
-          <w:u w:val="single"/>
-        </w:rPr>
-        <w:hyperlink r:id="rId28" w:history="1">
           <w:r>
             <w:rPr>
               <w:rStyle w:val="Hyperlink"/>
@@ -3942,7 +3714,7 @@
           <w:sz w:val="24"/>
           <w:u w:val="single"/>
         </w:rPr>
-        <w:hyperlink r:id="rId28" w:history="1">
+        <w:hyperlink r:id="rId27" w:history="1">
           <w:r>
             <w:rPr>
               <w:rStyle w:val="Hyperlink"/>
@@ -3960,7 +3732,7 @@
           <w:sz w:val="24"/>
           <w:u w:val="single"/>
         </w:rPr>
-        <w:hyperlink r:id="rId28" w:history="1">
+        <w:hyperlink r:id="rId27" w:history="1">
           <w:r>
             <w:rPr>
               <w:rStyle w:val="Hyperlink"/>
@@ -3989,7 +3761,7 @@
           <w:sz w:val="24"/>
           <w:u w:val="single"/>
         </w:rPr>
-        <w:hyperlink r:id="rId28" w:history="1">
+        <w:hyperlink r:id="rId27" w:history="1">
           <w:r>
             <w:rPr>
               <w:rStyle w:val="Hyperlink"/>
@@ -4018,7 +3790,7 @@
           <w:sz w:val="24"/>
           <w:u w:val="single"/>
         </w:rPr>
-        <w:hyperlink r:id="rId28" w:history="1">
+        <w:hyperlink r:id="rId27" w:history="1">
           <w:r>
             <w:rPr>
               <w:rStyle w:val="Hyperlink"/>
@@ -4084,7 +3856,7 @@
           <w:sz w:val="24"/>
           <w:u w:val="single"/>
         </w:rPr>
-        <w:hyperlink r:id="rId29" w:history="1">
+        <w:hyperlink r:id="rId28" w:history="1">
           <w:r>
             <w:rPr>
               <w:rStyle w:val="Hyperlink"/>
@@ -4113,7 +3885,7 @@
           <w:sz w:val="24"/>
           <w:u w:val="single"/>
         </w:rPr>
-        <w:hyperlink r:id="rId29" w:history="1">
+        <w:hyperlink r:id="rId28" w:history="1">
           <w:r>
             <w:rPr>
               <w:rStyle w:val="Hyperlink"/>
@@ -4141,7 +3913,7 @@
           <w:sz w:val="24"/>
           <w:u w:val="single"/>
         </w:rPr>
-        <w:hyperlink r:id="rId30" w:history="1">
+        <w:hyperlink r:id="rId29" w:history="1">
           <w:r>
             <w:rPr>
               <w:rStyle w:val="Hyperlink"/>
@@ -4159,7 +3931,7 @@
           <w:sz w:val="24"/>
           <w:u w:val="single"/>
         </w:rPr>
-        <w:hyperlink r:id="rId30" w:history="1">
+        <w:hyperlink r:id="rId29" w:history="1">
           <w:r>
             <w:rPr>
               <w:rStyle w:val="Hyperlink"/>
@@ -4188,7 +3960,7 @@
           <w:sz w:val="24"/>
           <w:u w:val="single"/>
         </w:rPr>
-        <w:hyperlink r:id="rId30" w:history="1">
+        <w:hyperlink r:id="rId29" w:history="1">
           <w:r>
             <w:rPr>
               <w:rStyle w:val="Hyperlink"/>
@@ -4475,7 +4247,7 @@
           <w:sz w:val="24"/>
           <w:u w:val="single"/>
         </w:rPr>
-        <w:hyperlink r:id="rId31" w:history="1">
+        <w:hyperlink r:id="rId30" w:history="1">
           <w:r>
             <w:rPr>
               <w:rStyle w:val="Hyperlink"/>
@@ -4504,7 +4276,7 @@
           <w:sz w:val="24"/>
           <w:u w:val="single"/>
         </w:rPr>
-        <w:hyperlink r:id="rId31" w:history="1">
+        <w:hyperlink r:id="rId30" w:history="1">
           <w:r>
             <w:rPr>
               <w:rStyle w:val="Hyperlink"/>
@@ -4533,7 +4305,7 @@
           <w:sz w:val="24"/>
           <w:u w:val="single"/>
         </w:rPr>
-        <w:hyperlink r:id="rId31" w:history="1">
+        <w:hyperlink r:id="rId30" w:history="1">
           <w:r>
             <w:rPr>
               <w:rStyle w:val="Hyperlink"/>
@@ -4561,7 +4333,7 @@
           <w:sz w:val="24"/>
           <w:u w:val="single"/>
         </w:rPr>
-        <w:hyperlink r:id="rId32" w:history="1">
+        <w:hyperlink r:id="rId31" w:history="1">
           <w:r>
             <w:rPr>
               <w:rStyle w:val="Hyperlink"/>
@@ -4590,7 +4362,7 @@
           <w:sz w:val="24"/>
           <w:u w:val="single"/>
         </w:rPr>
-        <w:hyperlink r:id="rId32" w:history="1">
+        <w:hyperlink r:id="rId31" w:history="1">
           <w:r>
             <w:rPr>
               <w:rStyle w:val="Hyperlink"/>
@@ -4619,7 +4391,7 @@
           <w:sz w:val="24"/>
           <w:u w:val="single"/>
         </w:rPr>
-        <w:hyperlink r:id="rId32" w:history="1">
+        <w:hyperlink r:id="rId31" w:history="1">
           <w:r>
             <w:rPr>
               <w:rStyle w:val="Hyperlink"/>
@@ -4648,7 +4420,7 @@
           <w:sz w:val="24"/>
           <w:u w:val="single"/>
         </w:rPr>
-        <w:hyperlink r:id="rId32" w:history="1">
+        <w:hyperlink r:id="rId31" w:history="1">
           <w:r>
             <w:rPr>
               <w:rStyle w:val="Hyperlink"/>
@@ -4676,7 +4448,7 @@
           <w:sz w:val="24"/>
           <w:u w:val="single"/>
         </w:rPr>
-        <w:hyperlink r:id="rId33" w:history="1">
+        <w:hyperlink r:id="rId32" w:history="1">
           <w:r>
             <w:rPr>
               <w:rStyle w:val="Hyperlink"/>
@@ -4705,7 +4477,7 @@
           <w:sz w:val="24"/>
           <w:u w:val="single"/>
         </w:rPr>
-        <w:hyperlink r:id="rId33" w:history="1">
+        <w:hyperlink r:id="rId32" w:history="1">
           <w:r>
             <w:rPr>
               <w:rStyle w:val="Hyperlink"/>
@@ -4734,7 +4506,7 @@
           <w:sz w:val="24"/>
           <w:u w:val="single"/>
         </w:rPr>
-        <w:hyperlink r:id="rId33" w:history="1">
+        <w:hyperlink r:id="rId32" w:history="1">
           <w:r>
             <w:rPr>
               <w:rStyle w:val="Hyperlink"/>
@@ -4763,7 +4535,7 @@
           <w:sz w:val="24"/>
           <w:u w:val="single"/>
         </w:rPr>
-        <w:hyperlink r:id="rId31" w:history="1">
+        <w:hyperlink r:id="rId32" w:history="1">
           <w:r>
             <w:rPr>
               <w:rStyle w:val="Hyperlink"/>
@@ -4792,7 +4564,7 @@
           <w:sz w:val="24"/>
           <w:u w:val="single"/>
         </w:rPr>
-        <w:hyperlink r:id="rId31" w:history="1">
+        <w:hyperlink r:id="rId32" w:history="1">
           <w:r>
             <w:rPr>
               <w:rStyle w:val="Hyperlink"/>
@@ -4803,6 +4575,16 @@
       </w:r>
       <w:r>
         <w:rPr>
+          <w:rFonts w:ascii="Charis SIL Italic" w:hAnsi="Charis SIL Italic" w:eastAsia="Charis SIL Italic"/>
+          <w:b w:val="0"/>
+          <w:i w:val="0"/>
+          <w:color w:val="000000"/>
+          <w:sz w:val="24"/>
+        </w:rPr>
+        <w:t xml:space="preserve"> </w:t>
+      </w:r>
+      <w:r>
+        <w:rPr>
           <w:u w:val="single" w:color="0000ff"/>
           <w:rFonts w:ascii="Charis SIL Italic" w:hAnsi="Charis SIL Italic" w:eastAsia="Charis SIL Italic"/>
           <w:b w:val="0"/>
@@ -4810,18 +4592,7 @@
           <w:color w:val="000000"/>
           <w:sz w:val="24"/>
         </w:rPr>
-        <w:t xml:space="preserve"> </w:t>
-      </w:r>
-      <w:r>
-        <w:rPr>
-          <w:u w:val="single" w:color="0000ff"/>
-          <w:rFonts w:ascii="Charis SIL Italic" w:hAnsi="Charis SIL Italic" w:eastAsia="Charis SIL Italic"/>
-          <w:b w:val="0"/>
-          <w:i w:val="0"/>
-          <w:color w:val="000000"/>
-          <w:sz w:val="24"/>
-        </w:rPr>
-        <w:hyperlink r:id="rId31" w:history="1">
+        <w:hyperlink r:id="rId30" w:history="1">
           <w:r>
             <w:rPr>
               <w:rStyle w:val="Hyperlink"/>
@@ -4839,7 +4610,7 @@
           <w:sz w:val="24"/>
           <w:u w:val="single"/>
         </w:rPr>
-        <w:hyperlink r:id="rId31" w:history="1">
+        <w:hyperlink r:id="rId30" w:history="1">
           <w:r>
             <w:rPr>
               <w:rStyle w:val="Hyperlink"/>
@@ -4856,6 +4627,165 @@
           <w:color w:val="0000FF"/>
           <w:sz w:val="24"/>
           <w:u w:val="single"/>
+        </w:rPr>
+        <w:hyperlink r:id="rId30" w:history="1">
+          <w:r>
+            <w:rPr>
+              <w:rStyle w:val="Hyperlink"/>
+            </w:rPr>
+            <w:t>o</w:t>
+          </w:r>
+        </w:hyperlink>
+      </w:r>
+      <w:r>
+        <w:rPr>
+          <w:rFonts w:ascii="Charis SIL Italic" w:hAnsi="Charis SIL Italic" w:eastAsia="Charis SIL Italic"/>
+          <w:b w:val="0"/>
+          <w:i w:val="0"/>
+          <w:color w:val="0000FF"/>
+          <w:sz w:val="24"/>
+          <w:u w:val="single"/>
+        </w:rPr>
+        <w:hyperlink r:id="rId30" w:history="1">
+          <w:r>
+            <w:rPr>
+              <w:rStyle w:val="Hyperlink"/>
+            </w:rPr>
+            <w:t>naal</w:t>
+          </w:r>
+        </w:hyperlink>
+      </w:r>
+      <w:r>
+        <w:rPr>
+          <w:rFonts w:ascii="Charis SIL Italic" w:hAnsi="Charis SIL Italic" w:eastAsia="Charis SIL Italic"/>
+          <w:b w:val="0"/>
+          <w:i w:val="0"/>
+          <w:color w:val="0000FF"/>
+          <w:sz w:val="24"/>
+          <w:u w:val="single"/>
+        </w:rPr>
+        <w:t xml:space="preserve"> </w:t>
+      </w:r>
+      <w:r>
+        <w:rPr>
+          <w:rFonts w:ascii="Charis SIL Italic" w:hAnsi="Charis SIL Italic" w:eastAsia="Charis SIL Italic"/>
+          <w:b w:val="0"/>
+          <w:i w:val="0"/>
+          <w:color w:val="0000FF"/>
+          <w:sz w:val="24"/>
+          <w:u w:val="single"/>
+        </w:rPr>
+        <w:hyperlink r:id="rId30" w:history="1">
+          <w:r>
+            <w:rPr>
+              <w:rStyle w:val="Hyperlink"/>
+            </w:rPr>
+            <w:t>Arch</w:t>
+          </w:r>
+        </w:hyperlink>
+      </w:r>
+      <w:r>
+        <w:rPr>
+          <w:rFonts w:ascii="Charis SIL Italic" w:hAnsi="Charis SIL Italic" w:eastAsia="Charis SIL Italic"/>
+          <w:b w:val="0"/>
+          <w:i w:val="0"/>
+          <w:color w:val="0000FF"/>
+          <w:sz w:val="24"/>
+          <w:u w:val="single"/>
+        </w:rPr>
+        <w:t>i</w:t>
+      </w:r>
+      <w:r>
+        <w:rPr>
+          <w:rFonts w:ascii="Charis SIL Italic" w:hAnsi="Charis SIL Italic" w:eastAsia="Charis SIL Italic"/>
+          <w:b w:val="0"/>
+          <w:i w:val="0"/>
+          <w:color w:val="0000FF"/>
+          <w:sz w:val="24"/>
+          <w:u w:val="single"/>
+        </w:rPr>
+        <w:hyperlink r:id="rId31" w:history="1">
+          <w:r>
+            <w:rPr>
+              <w:rStyle w:val="Hyperlink"/>
+            </w:rPr>
+            <w:t>ef</w:t>
+          </w:r>
+        </w:hyperlink>
+      </w:r>
+      <w:r>
+        <w:rPr>
+          <w:rFonts w:ascii="Charis SIL Italic" w:hAnsi="Charis SIL Italic" w:eastAsia="Charis SIL Italic"/>
+          <w:b w:val="0"/>
+          <w:i w:val="0"/>
+          <w:color w:val="0000FF"/>
+          <w:sz w:val="24"/>
+          <w:u w:val="single"/>
+        </w:rPr>
+        <w:t xml:space="preserve"> </w:t>
+      </w:r>
+      <w:r>
+        <w:rPr>
+          <w:rFonts w:ascii="Charis SIL Italic" w:hAnsi="Charis SIL Italic" w:eastAsia="Charis SIL Italic"/>
+          <w:b w:val="0"/>
+          <w:i w:val="0"/>
+          <w:color w:val="0000FF"/>
+          <w:sz w:val="24"/>
+          <w:u w:val="single"/>
+        </w:rPr>
+        <w:hyperlink r:id="rId31" w:history="1">
+          <w:r>
+            <w:rPr>
+              <w:rStyle w:val="Hyperlink"/>
+            </w:rPr>
+            <w:t>Cur</w:t>
+          </w:r>
+        </w:hyperlink>
+      </w:r>
+      <w:r>
+        <w:rPr>
+          <w:rFonts w:ascii="Charis SIL Italic" w:hAnsi="Charis SIL Italic" w:eastAsia="Charis SIL Italic"/>
+          <w:b w:val="0"/>
+          <w:i w:val="0"/>
+          <w:color w:val="0000FF"/>
+          <w:sz w:val="24"/>
+          <w:u w:val="single"/>
+        </w:rPr>
+        <w:hyperlink r:id="rId31" w:history="1">
+          <w:r>
+            <w:rPr>
+              <w:rStyle w:val="Hyperlink"/>
+            </w:rPr>
+            <w:t>açao</w:t>
+          </w:r>
+        </w:hyperlink>
+      </w:r>
+      <w:r>
+        <w:rPr>
+          <w:u w:val="single" w:color="0000ff"/>
+          <w:rFonts w:ascii="Charis SIL Italic" w:hAnsi="Charis SIL Italic" w:eastAsia="Charis SIL Italic"/>
+          <w:b w:val="0"/>
+          <w:i w:val="0"/>
+          <w:color w:val="000000"/>
+          <w:sz w:val="24"/>
+        </w:rPr>
+        <w:hyperlink r:id="rId31" w:history="1">
+          <w:r>
+            <w:rPr>
+              <w:rStyle w:val="Hyperlink"/>
+            </w:rPr>
+            <w:t>. Vo</w:t>
+          </w:r>
+        </w:hyperlink>
+      </w:r>
+      <w:r>
+        <w:rPr>
+          <w:u w:val="single" w:color="0000ff"/>
+          <w:rFonts w:ascii="Charis SIL Italic" w:hAnsi="Charis SIL Italic" w:eastAsia="Charis SIL Italic"/>
+          <w:b w:val="0"/>
+          <w:i w:val="0"/>
+          <w:color w:val="000000"/>
+          <w:sz w:val="24"/>
         </w:rPr>
         <w:hyperlink r:id="rId31" w:history="1">
           <w:r>
@@ -4868,173 +4798,14 @@
       </w:r>
       <w:r>
         <w:rPr>
-          <w:rFonts w:ascii="Charis SIL Italic" w:hAnsi="Charis SIL Italic" w:eastAsia="Charis SIL Italic"/>
-          <w:b w:val="0"/>
-          <w:i w:val="0"/>
-          <w:color w:val="0000FF"/>
-          <w:sz w:val="24"/>
-          <w:u w:val="single"/>
+          <w:u w:val="single" w:color="0000ff"/>
+          <w:rFonts w:ascii="Charis SIL Italic" w:hAnsi="Charis SIL Italic" w:eastAsia="Charis SIL Italic"/>
+          <w:b w:val="0"/>
+          <w:i w:val="0"/>
+          <w:color w:val="000000"/>
+          <w:sz w:val="24"/>
         </w:rPr>
         <w:hyperlink r:id="rId31" w:history="1">
-          <w:r>
-            <w:rPr>
-              <w:rStyle w:val="Hyperlink"/>
-            </w:rPr>
-            <w:t>naal</w:t>
-          </w:r>
-        </w:hyperlink>
-      </w:r>
-      <w:r>
-        <w:rPr>
-          <w:rFonts w:ascii="Charis SIL Italic" w:hAnsi="Charis SIL Italic" w:eastAsia="Charis SIL Italic"/>
-          <w:b w:val="0"/>
-          <w:i w:val="0"/>
-          <w:color w:val="0000FF"/>
-          <w:sz w:val="24"/>
-          <w:u w:val="single"/>
-        </w:rPr>
-        <w:t xml:space="preserve"> </w:t>
-      </w:r>
-      <w:r>
-        <w:rPr>
-          <w:rFonts w:ascii="Charis SIL Italic" w:hAnsi="Charis SIL Italic" w:eastAsia="Charis SIL Italic"/>
-          <w:b w:val="0"/>
-          <w:i w:val="0"/>
-          <w:color w:val="0000FF"/>
-          <w:sz w:val="24"/>
-          <w:u w:val="single"/>
-        </w:rPr>
-        <w:hyperlink r:id="rId31" w:history="1">
-          <w:r>
-            <w:rPr>
-              <w:rStyle w:val="Hyperlink"/>
-            </w:rPr>
-            <w:t>Arch</w:t>
-          </w:r>
-        </w:hyperlink>
-      </w:r>
-      <w:r>
-        <w:rPr>
-          <w:rFonts w:ascii="Charis SIL Italic" w:hAnsi="Charis SIL Italic" w:eastAsia="Charis SIL Italic"/>
-          <w:b w:val="0"/>
-          <w:i w:val="0"/>
-          <w:color w:val="0000FF"/>
-          <w:sz w:val="24"/>
-          <w:u w:val="single"/>
-        </w:rPr>
-        <w:t>i</w:t>
-      </w:r>
-      <w:r>
-        <w:rPr>
-          <w:rFonts w:ascii="Charis SIL Italic" w:hAnsi="Charis SIL Italic" w:eastAsia="Charis SIL Italic"/>
-          <w:b w:val="0"/>
-          <w:i w:val="0"/>
-          <w:color w:val="0000FF"/>
-          <w:sz w:val="24"/>
-          <w:u w:val="single"/>
-        </w:rPr>
-        <w:hyperlink r:id="rId32" w:history="1">
-          <w:r>
-            <w:rPr>
-              <w:rStyle w:val="Hyperlink"/>
-            </w:rPr>
-            <w:t>ef</w:t>
-          </w:r>
-        </w:hyperlink>
-      </w:r>
-      <w:r>
-        <w:rPr>
-          <w:rFonts w:ascii="Charis SIL Italic" w:hAnsi="Charis SIL Italic" w:eastAsia="Charis SIL Italic"/>
-          <w:b w:val="0"/>
-          <w:i w:val="0"/>
-          <w:color w:val="0000FF"/>
-          <w:sz w:val="24"/>
-          <w:u w:val="single"/>
-        </w:rPr>
-        <w:t xml:space="preserve"> </w:t>
-      </w:r>
-      <w:r>
-        <w:rPr>
-          <w:rFonts w:ascii="Charis SIL Italic" w:hAnsi="Charis SIL Italic" w:eastAsia="Charis SIL Italic"/>
-          <w:b w:val="0"/>
-          <w:i w:val="0"/>
-          <w:color w:val="0000FF"/>
-          <w:sz w:val="24"/>
-          <w:u w:val="single"/>
-        </w:rPr>
-        <w:hyperlink r:id="rId32" w:history="1">
-          <w:r>
-            <w:rPr>
-              <w:rStyle w:val="Hyperlink"/>
-            </w:rPr>
-            <w:t>Cur</w:t>
-          </w:r>
-        </w:hyperlink>
-      </w:r>
-      <w:r>
-        <w:rPr>
-          <w:rFonts w:ascii="Charis SIL Italic" w:hAnsi="Charis SIL Italic" w:eastAsia="Charis SIL Italic"/>
-          <w:b w:val="0"/>
-          <w:i w:val="0"/>
-          <w:color w:val="0000FF"/>
-          <w:sz w:val="24"/>
-          <w:u w:val="single"/>
-        </w:rPr>
-        <w:hyperlink r:id="rId32" w:history="1">
-          <w:r>
-            <w:rPr>
-              <w:rStyle w:val="Hyperlink"/>
-            </w:rPr>
-            <w:t>açao</w:t>
-          </w:r>
-        </w:hyperlink>
-      </w:r>
-      <w:r>
-        <w:rPr>
-          <w:u w:val="single" w:color="0000ff"/>
-          <w:rFonts w:ascii="Charis SIL Italic" w:hAnsi="Charis SIL Italic" w:eastAsia="Charis SIL Italic"/>
-          <w:b w:val="0"/>
-          <w:i w:val="0"/>
-          <w:color w:val="000000"/>
-          <w:sz w:val="24"/>
-        </w:rPr>
-        <w:hyperlink r:id="rId32" w:history="1">
-          <w:r>
-            <w:rPr>
-              <w:rStyle w:val="Hyperlink"/>
-            </w:rPr>
-            <w:t>. Vo</w:t>
-          </w:r>
-        </w:hyperlink>
-      </w:r>
-      <w:r>
-        <w:rPr>
-          <w:u w:val="single" w:color="0000ff"/>
-          <w:rFonts w:ascii="Charis SIL Italic" w:hAnsi="Charis SIL Italic" w:eastAsia="Charis SIL Italic"/>
-          <w:b w:val="0"/>
-          <w:i w:val="0"/>
-          <w:color w:val="000000"/>
-          <w:sz w:val="24"/>
-        </w:rPr>
-        <w:hyperlink r:id="rId32" w:history="1">
-          <w:r>
-            <w:rPr>
-              <w:rStyle w:val="Hyperlink"/>
-            </w:rPr>
-            <w:t>o</w:t>
-          </w:r>
-        </w:hyperlink>
-      </w:r>
-      <w:r>
-        <w:rPr>
-          <w:u w:val="single" w:color="0000ff"/>
-          <w:rFonts w:ascii="Charis SIL Italic" w:hAnsi="Charis SIL Italic" w:eastAsia="Charis SIL Italic"/>
-          <w:b w:val="0"/>
-          <w:i w:val="0"/>
-          <w:color w:val="000000"/>
-          <w:sz w:val="24"/>
-        </w:rPr>
-        <w:hyperlink r:id="rId32" w:history="1">
           <w:r>
             <w:rPr>
               <w:rStyle w:val="Hyperlink"/>
@@ -5063,7 +4834,7 @@
           <w:color w:val="000000"/>
           <w:sz w:val="24"/>
         </w:rPr>
-        <w:hyperlink r:id="rId32" w:history="1">
+        <w:hyperlink r:id="rId31" w:history="1">
           <w:r>
             <w:rPr>
               <w:rStyle w:val="Hyperlink"/>
@@ -5091,7 +4862,7 @@
           <w:color w:val="000000"/>
           <w:sz w:val="24"/>
         </w:rPr>
-        <w:hyperlink r:id="rId33" w:history="1">
+        <w:hyperlink r:id="rId32" w:history="1">
           <w:r>
             <w:rPr>
               <w:rStyle w:val="Hyperlink"/>
@@ -5109,7 +4880,7 @@
           <w:color w:val="000000"/>
           <w:sz w:val="24"/>
         </w:rPr>
-        <w:hyperlink r:id="rId33" w:history="1">
+        <w:hyperlink r:id="rId32" w:history="1">
           <w:r>
             <w:rPr>
               <w:rStyle w:val="Hyperlink"/>
@@ -5127,7 +4898,7 @@
           <w:color w:val="000000"/>
           <w:sz w:val="24"/>
         </w:rPr>
-        <w:hyperlink r:id="rId33" w:history="1">
+        <w:hyperlink r:id="rId32" w:history="1">
           <w:r>
             <w:rPr>
               <w:rStyle w:val="Hyperlink"/>
@@ -5145,7 +4916,7 @@
           <w:color w:val="000000"/>
           <w:sz w:val="24"/>
         </w:rPr>
-        <w:hyperlink r:id="rId33" w:history="1">
+        <w:hyperlink r:id="rId32" w:history="1">
           <w:r>
             <w:rPr>
               <w:rStyle w:val="Hyperlink"/>
@@ -5173,7 +4944,7 @@
           <w:sz w:val="24"/>
           <w:u w:val="single"/>
         </w:rPr>
-        <w:hyperlink r:id="rId33" w:history="1">
+        <w:hyperlink r:id="rId32" w:history="1">
           <w:r>
             <w:rPr>
               <w:rStyle w:val="Hyperlink"/>
@@ -5191,7 +4962,7 @@
           <w:sz w:val="24"/>
           <w:u w:val="single"/>
         </w:rPr>
-        <w:hyperlink r:id="rId33" w:history="1">
+        <w:hyperlink r:id="rId32" w:history="1">
           <w:r>
             <w:rPr>
               <w:rStyle w:val="Hyperlink"/>
@@ -5209,7 +4980,7 @@
           <w:color w:val="000000"/>
           <w:sz w:val="24"/>
         </w:rPr>
-        <w:hyperlink r:id="rId33" w:history="1">
+        <w:hyperlink r:id="rId32" w:history="1">
           <w:r>
             <w:rPr>
               <w:rStyle w:val="Hyperlink"/>
@@ -5248,7 +5019,7 @@
           <w:color w:val="000000"/>
           <w:sz w:val="24"/>
         </w:rPr>
-        <w:hyperlink r:id="rId34" w:history="1">
+        <w:hyperlink r:id="rId33" w:history="1">
           <w:r>
             <w:rPr>
               <w:rStyle w:val="Hyperlink"/>
@@ -5286,7 +5057,7 @@
           <w:sz w:val="24"/>
           <w:u w:val="single"/>
         </w:rPr>
-        <w:hyperlink r:id="rId35" w:history="1">
+        <w:hyperlink r:id="rId34" w:history="1">
           <w:r>
             <w:rPr>
               <w:rStyle w:val="Hyperlink"/>
@@ -5315,7 +5086,7 @@
           <w:sz w:val="24"/>
           <w:u w:val="single"/>
         </w:rPr>
-        <w:hyperlink r:id="rId35" w:history="1">
+        <w:hyperlink r:id="rId34" w:history="1">
           <w:r>
             <w:rPr>
               <w:rStyle w:val="Hyperlink"/>
@@ -5344,7 +5115,7 @@
           <w:sz w:val="24"/>
           <w:u w:val="single"/>
         </w:rPr>
-        <w:hyperlink r:id="rId35" w:history="1">
+        <w:hyperlink r:id="rId34" w:history="1">
           <w:r>
             <w:rPr>
               <w:rStyle w:val="Hyperlink"/>
@@ -5373,7 +5144,7 @@
           <w:sz w:val="24"/>
           <w:u w:val="single"/>
         </w:rPr>
-        <w:hyperlink r:id="rId35" w:history="1">
+        <w:hyperlink r:id="rId34" w:history="1">
           <w:r>
             <w:rPr>
               <w:rStyle w:val="Hyperlink"/>
@@ -5402,7 +5173,7 @@
           <w:sz w:val="24"/>
           <w:u w:val="single"/>
         </w:rPr>
-        <w:hyperlink r:id="rId35" w:history="1">
+        <w:hyperlink r:id="rId34" w:history="1">
           <w:r>
             <w:rPr>
               <w:rStyle w:val="Hyperlink"/>
@@ -5423,7 +5194,7 @@
           <w:sz w:val="24"/>
           <w:u w:val="single"/>
         </w:rPr>
-        <w:hyperlink r:id="rId35" w:history="1">
+        <w:hyperlink r:id="rId34" w:history="1">
           <w:r>
             <w:rPr>
               <w:rStyle w:val="Hyperlink"/>
@@ -5451,7 +5222,7 @@
           <w:color w:val="000000"/>
           <w:sz w:val="24"/>
         </w:rPr>
-        <w:hyperlink r:id="rId35" w:history="1">
+        <w:hyperlink r:id="rId34" w:history="1">
           <w:r>
             <w:rPr>
               <w:rStyle w:val="Hyperlink"/>
@@ -5469,7 +5240,7 @@
           <w:color w:val="000000"/>
           <w:sz w:val="24"/>
         </w:rPr>
-        <w:hyperlink r:id="rId35" w:history="1">
+        <w:hyperlink r:id="rId34" w:history="1">
           <w:r>
             <w:rPr>
               <w:rStyle w:val="Hyperlink"/>
@@ -5487,7 +5258,7 @@
           <w:color w:val="000000"/>
           <w:sz w:val="24"/>
         </w:rPr>
-        <w:hyperlink r:id="rId35" w:history="1">
+        <w:hyperlink r:id="rId34" w:history="1">
           <w:r>
             <w:rPr>
               <w:rStyle w:val="Hyperlink"/>
@@ -5516,7 +5287,7 @@
           <w:color w:val="000000"/>
           <w:sz w:val="24"/>
         </w:rPr>
-        <w:hyperlink r:id="rId35" w:history="1">
+        <w:hyperlink r:id="rId34" w:history="1">
           <w:r>
             <w:rPr>
               <w:rStyle w:val="Hyperlink"/>
@@ -5527,6 +5298,16 @@
       </w:r>
       <w:r>
         <w:rPr>
+          <w:rFonts w:ascii="Charis SIL Italic" w:hAnsi="Charis SIL Italic" w:eastAsia="Charis SIL Italic"/>
+          <w:b w:val="0"/>
+          <w:i w:val="0"/>
+          <w:color w:val="000000"/>
+          <w:sz w:val="24"/>
+        </w:rPr>
+        <w:t>w</w:t>
+      </w:r>
+      <w:r>
+        <w:rPr>
           <w:u w:val="single" w:color="0000ff"/>
           <w:rFonts w:ascii="Charis SIL Italic" w:hAnsi="Charis SIL Italic" w:eastAsia="Charis SIL Italic"/>
           <w:b w:val="0"/>
@@ -5534,18 +5315,7 @@
           <w:color w:val="000000"/>
           <w:sz w:val="24"/>
         </w:rPr>
-        <w:t>w</w:t>
-      </w:r>
-      <w:r>
-        <w:rPr>
-          <w:u w:val="single" w:color="0000ff"/>
-          <w:rFonts w:ascii="Charis SIL Italic" w:hAnsi="Charis SIL Italic" w:eastAsia="Charis SIL Italic"/>
-          <w:b w:val="0"/>
-          <w:i w:val="0"/>
-          <w:color w:val="000000"/>
-          <w:sz w:val="24"/>
-        </w:rPr>
-        <w:hyperlink r:id="rId35" w:history="1">
+        <w:hyperlink r:id="rId34" w:history="1">
           <w:r>
             <w:rPr>
               <w:rStyle w:val="Hyperlink"/>
@@ -5573,7 +5343,7 @@
           <w:color w:val="000000"/>
           <w:sz w:val="24"/>
         </w:rPr>
-        <w:hyperlink r:id="rId35" w:history="1">
+        <w:hyperlink r:id="rId34" w:history="1">
           <w:r>
             <w:rPr>
               <w:rStyle w:val="Hyperlink"/>
@@ -5672,7 +5442,7 @@
           <w:sz w:val="24"/>
           <w:u w:val="single"/>
         </w:rPr>
-        <w:hyperlink r:id="rId36" w:history="1">
+        <w:hyperlink r:id="rId35" w:history="1">
           <w:r>
             <w:rPr>
               <w:rStyle w:val="Hyperlink"/>
@@ -5700,7 +5470,7 @@
           <w:sz w:val="24"/>
           <w:u w:val="single"/>
         </w:rPr>
-        <w:hyperlink r:id="rId37" w:history="1">
+        <w:hyperlink r:id="rId36" w:history="1">
           <w:r>
             <w:rPr>
               <w:rStyle w:val="Hyperlink"/>
@@ -5729,7 +5499,7 @@
           <w:sz w:val="24"/>
           <w:u w:val="single"/>
         </w:rPr>
-        <w:hyperlink r:id="rId37" w:history="1">
+        <w:hyperlink r:id="rId36" w:history="1">
           <w:r>
             <w:rPr>
               <w:rStyle w:val="Hyperlink"/>
@@ -5758,7 +5528,7 @@
           <w:sz w:val="24"/>
           <w:u w:val="single"/>
         </w:rPr>
-        <w:hyperlink r:id="rId37" w:history="1">
+        <w:hyperlink r:id="rId36" w:history="1">
           <w:r>
             <w:rPr>
               <w:rStyle w:val="Hyperlink"/>
@@ -5779,7 +5549,7 @@
           <w:sz w:val="24"/>
           <w:u w:val="single"/>
         </w:rPr>
-        <w:hyperlink r:id="rId37" w:history="1">
+        <w:hyperlink r:id="rId36" w:history="1">
           <w:r>
             <w:rPr>
               <w:rStyle w:val="Hyperlink"/>
@@ -5807,7 +5577,7 @@
           <w:sz w:val="24"/>
           <w:u w:val="single"/>
         </w:rPr>
-        <w:hyperlink r:id="rId38" w:history="1">
+        <w:hyperlink r:id="rId37" w:history="1">
           <w:r>
             <w:rPr>
               <w:rStyle w:val="Hyperlink"/>
@@ -5825,7 +5595,7 @@
           <w:sz w:val="24"/>
           <w:u w:val="single"/>
         </w:rPr>
-        <w:hyperlink r:id="rId38" w:history="1">
+        <w:hyperlink r:id="rId37" w:history="1">
           <w:r>
             <w:rPr>
               <w:rStyle w:val="Hyperlink"/>
@@ -5854,7 +5624,7 @@
           <w:sz w:val="24"/>
           <w:u w:val="single"/>
         </w:rPr>
-        <w:hyperlink r:id="rId38" w:history="1">
+        <w:hyperlink r:id="rId37" w:history="1">
           <w:r>
             <w:rPr>
               <w:rStyle w:val="Hyperlink"/>
@@ -5966,7 +5736,7 @@
           <w:sz w:val="24"/>
           <w:u w:val="single"/>
         </w:rPr>
-        <w:hyperlink r:id="rId37" w:history="1">
+        <w:hyperlink r:id="rId36" w:history="1">
           <w:r>
             <w:rPr>
               <w:rStyle w:val="Hyperlink"/>
@@ -5984,7 +5754,7 @@
           <w:color w:val="000000"/>
           <w:sz w:val="24"/>
         </w:rPr>
-        <w:hyperlink r:id="rId37" w:history="1">
+        <w:hyperlink r:id="rId36" w:history="1">
           <w:r>
             <w:rPr>
               <w:rStyle w:val="Hyperlink"/>
@@ -6012,7 +5782,7 @@
           <w:sz w:val="24"/>
           <w:u w:val="single"/>
         </w:rPr>
-        <w:hyperlink r:id="rId37" w:history="1">
+        <w:hyperlink r:id="rId36" w:history="1">
           <w:r>
             <w:rPr>
               <w:rStyle w:val="Hyperlink"/>
@@ -6030,7 +5800,7 @@
           <w:color w:val="000000"/>
           <w:sz w:val="24"/>
         </w:rPr>
-        <w:hyperlink r:id="rId37" w:history="1">
+        <w:hyperlink r:id="rId36" w:history="1">
           <w:r>
             <w:rPr>
               <w:rStyle w:val="Hyperlink"/>
@@ -6058,7 +5828,7 @@
           <w:color w:val="000000"/>
           <w:sz w:val="24"/>
         </w:rPr>
-        <w:hyperlink r:id="rId38" w:history="1">
+        <w:hyperlink r:id="rId37" w:history="1">
           <w:r>
             <w:rPr>
               <w:rStyle w:val="Hyperlink"/>
@@ -6076,7 +5846,7 @@
           <w:color w:val="000000"/>
           <w:sz w:val="24"/>
         </w:rPr>
-        <w:hyperlink r:id="rId38" w:history="1">
+        <w:hyperlink r:id="rId37" w:history="1">
           <w:r>
             <w:rPr>
               <w:rStyle w:val="Hyperlink"/>
@@ -6094,7 +5864,7 @@
           <w:color w:val="000000"/>
           <w:sz w:val="24"/>
         </w:rPr>
-        <w:hyperlink r:id="rId38" w:history="1">
+        <w:hyperlink r:id="rId37" w:history="1">
           <w:r>
             <w:rPr>
               <w:rStyle w:val="Hyperlink"/>
@@ -6112,7 +5882,7 @@
           <w:color w:val="000000"/>
           <w:sz w:val="24"/>
         </w:rPr>
-        <w:hyperlink r:id="rId38" w:history="1">
+        <w:hyperlink r:id="rId37" w:history="1">
           <w:r>
             <w:rPr>
               <w:rStyle w:val="Hyperlink"/>
@@ -6130,7 +5900,7 @@
           <w:color w:val="000000"/>
           <w:sz w:val="24"/>
         </w:rPr>
-        <w:hyperlink r:id="rId38" w:history="1">
+        <w:hyperlink r:id="rId37" w:history="1">
           <w:r>
             <w:rPr>
               <w:rStyle w:val="Hyperlink"/>
@@ -6148,7 +5918,7 @@
           <w:color w:val="000000"/>
           <w:sz w:val="24"/>
         </w:rPr>
-        <w:hyperlink r:id="rId38" w:history="1">
+        <w:hyperlink r:id="rId37" w:history="1">
           <w:r>
             <w:rPr>
               <w:rStyle w:val="Hyperlink"/>
@@ -6176,7 +5946,7 @@
           <w:color w:val="000000"/>
           <w:sz w:val="24"/>
         </w:rPr>
-        <w:hyperlink r:id="rId39" w:history="1">
+        <w:hyperlink r:id="rId38" w:history="1">
           <w:r>
             <w:rPr>
               <w:rStyle w:val="Hyperlink"/>

--- a/EXPORTS/DOCX/published/niveau1/Dutch/Sources.docx
+++ b/EXPORTS/DOCX/published/niveau1/Dutch/Sources.docx
@@ -609,13 +609,31 @@
       </w:r>
       <w:r>
         <w:rPr>
+          <w:u w:val="single" w:color="0000ff"/>
           <w:rFonts w:ascii="Charis SIL Italic" w:hAnsi="Charis SIL Italic" w:eastAsia="Charis SIL Italic"/>
           <w:b w:val="0"/>
           <w:i w:val="0"/>
           <w:color w:val="000000"/>
           <w:sz w:val="24"/>
         </w:rPr>
-        <w:t xml:space="preserve">anders dan nu (denk aan </w:t>
+        <w:hyperlink r:id="rId11" w:history="1">
+          <w:r>
+            <w:rPr>
+              <w:rStyle w:val="Hyperlink"/>
+            </w:rPr>
+            <w:t>anders d</w:t>
+          </w:r>
+        </w:hyperlink>
+      </w:r>
+      <w:r>
+        <w:rPr>
+          <w:rFonts w:ascii="Charis SIL Italic" w:hAnsi="Charis SIL Italic" w:eastAsia="Charis SIL Italic"/>
+          <w:b w:val="0"/>
+          <w:i w:val="0"/>
+          <w:color w:val="000000"/>
+          <w:sz w:val="24"/>
+        </w:rPr>
+        <w:t xml:space="preserve">an nu (denk aan </w:t>
       </w:r>
       <w:r>
         <w:rPr>
@@ -1301,13 +1319,86 @@
       </w:r>
       <w:r>
         <w:rPr>
+          <w:u w:val="single" w:color="0000ff"/>
           <w:rFonts w:ascii="Charis SIL Italic" w:hAnsi="Charis SIL Italic" w:eastAsia="Charis SIL Italic"/>
           <w:b w:val="0"/>
           <w:i w:val="0"/>
           <w:color w:val="000000"/>
           <w:sz w:val="24"/>
         </w:rPr>
-        <w:t xml:space="preserve">deel uit van de </w:t>
+        <w:hyperlink r:id="rId15" w:history="1">
+          <w:r>
+            <w:rPr>
+              <w:rStyle w:val="Hyperlink"/>
+            </w:rPr>
+            <w:t xml:space="preserve">deel uit </w:t>
+          </w:r>
+        </w:hyperlink>
+      </w:r>
+      <w:r>
+        <w:rPr>
+          <w:u w:val="single" w:color="0000ff"/>
+          <w:rFonts w:ascii="Charis SIL Italic" w:hAnsi="Charis SIL Italic" w:eastAsia="Charis SIL Italic"/>
+          <w:b w:val="0"/>
+          <w:i w:val="0"/>
+          <w:color w:val="000000"/>
+          <w:sz w:val="24"/>
+        </w:rPr>
+        <w:hyperlink r:id="rId15" w:history="1">
+          <w:r>
+            <w:rPr>
+              <w:rStyle w:val="Hyperlink"/>
+            </w:rPr>
+            <w:t>v</w:t>
+          </w:r>
+        </w:hyperlink>
+      </w:r>
+      <w:r>
+        <w:rPr>
+          <w:u w:val="single" w:color="0000ff"/>
+          <w:rFonts w:ascii="Charis SIL Italic" w:hAnsi="Charis SIL Italic" w:eastAsia="Charis SIL Italic"/>
+          <w:b w:val="0"/>
+          <w:i w:val="0"/>
+          <w:color w:val="000000"/>
+          <w:sz w:val="24"/>
+        </w:rPr>
+        <w:hyperlink r:id="rId15" w:history="1">
+          <w:r>
+            <w:rPr>
+              <w:rStyle w:val="Hyperlink"/>
+            </w:rPr>
+            <w:t>an d</w:t>
+          </w:r>
+        </w:hyperlink>
+      </w:r>
+      <w:r>
+        <w:rPr>
+          <w:u w:val="single" w:color="0000ff"/>
+          <w:rFonts w:ascii="Charis SIL Italic" w:hAnsi="Charis SIL Italic" w:eastAsia="Charis SIL Italic"/>
+          <w:b w:val="0"/>
+          <w:i w:val="0"/>
+          <w:color w:val="000000"/>
+          <w:sz w:val="24"/>
+        </w:rPr>
+        <w:hyperlink r:id="rId15" w:history="1">
+          <w:r>
+            <w:rPr>
+              <w:rStyle w:val="Hyperlink"/>
+            </w:rPr>
+            <w:t>e</w:t>
+          </w:r>
+        </w:hyperlink>
+      </w:r>
+      <w:r>
+        <w:rPr>
+          <w:u w:val="single" w:color="0000ff"/>
+          <w:rFonts w:ascii="Charis SIL Italic" w:hAnsi="Charis SIL Italic" w:eastAsia="Charis SIL Italic"/>
+          <w:b w:val="0"/>
+          <w:i w:val="0"/>
+          <w:color w:val="000000"/>
+          <w:sz w:val="24"/>
+        </w:rPr>
+        <w:t xml:space="preserve"> </w:t>
       </w:r>
       <w:r>
         <w:rPr>
@@ -1318,7 +1409,90 @@
           <w:sz w:val="24"/>
           <w:u w:val="single"/>
         </w:rPr>
-        <w:t>Universitaire B</w:t>
+        <w:hyperlink r:id="rId15" w:history="1">
+          <w:r>
+            <w:rPr>
+              <w:rStyle w:val="Hyperlink"/>
+            </w:rPr>
+            <w:t>Univ</w:t>
+          </w:r>
+        </w:hyperlink>
+      </w:r>
+      <w:r>
+        <w:rPr>
+          <w:rFonts w:ascii="Charis SIL Italic" w:hAnsi="Charis SIL Italic" w:eastAsia="Charis SIL Italic"/>
+          <w:b w:val="0"/>
+          <w:i w:val="0"/>
+          <w:color w:val="0000FF"/>
+          <w:sz w:val="24"/>
+          <w:u w:val="single"/>
+        </w:rPr>
+        <w:hyperlink r:id="rId15" w:history="1">
+          <w:r>
+            <w:rPr>
+              <w:rStyle w:val="Hyperlink"/>
+            </w:rPr>
+            <w:t>ersitai</w:t>
+          </w:r>
+        </w:hyperlink>
+      </w:r>
+      <w:r>
+        <w:rPr>
+          <w:rFonts w:ascii="Charis SIL Italic" w:hAnsi="Charis SIL Italic" w:eastAsia="Charis SIL Italic"/>
+          <w:b w:val="0"/>
+          <w:i w:val="0"/>
+          <w:color w:val="0000FF"/>
+          <w:sz w:val="24"/>
+          <w:u w:val="single"/>
+        </w:rPr>
+        <w:hyperlink r:id="rId15" w:history="1">
+          <w:r>
+            <w:rPr>
+              <w:rStyle w:val="Hyperlink"/>
+            </w:rPr>
+            <w:t>r</w:t>
+          </w:r>
+        </w:hyperlink>
+      </w:r>
+      <w:r>
+        <w:rPr>
+          <w:rFonts w:ascii="Charis SIL Italic" w:hAnsi="Charis SIL Italic" w:eastAsia="Charis SIL Italic"/>
+          <w:b w:val="0"/>
+          <w:i w:val="0"/>
+          <w:color w:val="0000FF"/>
+          <w:sz w:val="24"/>
+          <w:u w:val="single"/>
+        </w:rPr>
+        <w:hyperlink r:id="rId15" w:history="1">
+          <w:r>
+            <w:rPr>
+              <w:rStyle w:val="Hyperlink"/>
+            </w:rPr>
+            <w:t>e</w:t>
+          </w:r>
+        </w:hyperlink>
+      </w:r>
+      <w:r>
+        <w:rPr>
+          <w:rFonts w:ascii="Charis SIL Italic" w:hAnsi="Charis SIL Italic" w:eastAsia="Charis SIL Italic"/>
+          <w:b w:val="0"/>
+          <w:i w:val="0"/>
+          <w:color w:val="0000FF"/>
+          <w:sz w:val="24"/>
+          <w:u w:val="single"/>
+        </w:rPr>
+        <w:t xml:space="preserve"> </w:t>
+      </w:r>
+      <w:r>
+        <w:rPr>
+          <w:rFonts w:ascii="Charis SIL Italic" w:hAnsi="Charis SIL Italic" w:eastAsia="Charis SIL Italic"/>
+          <w:b w:val="0"/>
+          <w:i w:val="0"/>
+          <w:color w:val="0000FF"/>
+          <w:sz w:val="24"/>
+          <w:u w:val="single"/>
+        </w:rPr>
+        <w:t>B</w:t>
       </w:r>
       <w:r>
         <w:rPr>
@@ -1358,7 +1532,7 @@
           <w:sz w:val="24"/>
           <w:u w:val="single"/>
         </w:rPr>
-        <w:hyperlink r:id="rId15" w:history="1">
+        <w:hyperlink r:id="rId16" w:history="1">
           <w:r>
             <w:rPr>
               <w:rStyle w:val="Hyperlink"/>
@@ -1376,7 +1550,7 @@
           <w:sz w:val="24"/>
           <w:u w:val="single"/>
         </w:rPr>
-        <w:hyperlink r:id="rId15" w:history="1">
+        <w:hyperlink r:id="rId16" w:history="1">
           <w:r>
             <w:rPr>
               <w:rStyle w:val="Hyperlink"/>
@@ -2007,7 +2181,6 @@
       </w:r>
       <w:r>
         <w:rPr>
-          <w:u w:val="single" w:color="0000ff"/>
           <w:rFonts w:ascii="Charis SIL Italic" w:hAnsi="Charis SIL Italic" w:eastAsia="Charis SIL Italic"/>
           <w:b w:val="0"/>
           <w:i w:val="0"/>
@@ -2408,7 +2581,43 @@
           <w:sz w:val="24"/>
           <w:u w:val="single"/>
         </w:rPr>
-        <w:t>De kolo</w:t>
+        <w:hyperlink r:id="rId18" w:history="1">
+          <w:r>
+            <w:rPr>
+              <w:rStyle w:val="Hyperlink"/>
+            </w:rPr>
+            <w:t>De</w:t>
+          </w:r>
+        </w:hyperlink>
+      </w:r>
+      <w:r>
+        <w:rPr>
+          <w:rFonts w:ascii="Charis SIL Italic" w:hAnsi="Charis SIL Italic" w:eastAsia="Charis SIL Italic"/>
+          <w:b w:val="0"/>
+          <w:i w:val="0"/>
+          <w:color w:val="0000FF"/>
+          <w:sz w:val="24"/>
+          <w:u w:val="single"/>
+        </w:rPr>
+        <w:t xml:space="preserve"> </w:t>
+      </w:r>
+      <w:r>
+        <w:rPr>
+          <w:rFonts w:ascii="Charis SIL Italic" w:hAnsi="Charis SIL Italic" w:eastAsia="Charis SIL Italic"/>
+          <w:b w:val="0"/>
+          <w:i w:val="0"/>
+          <w:color w:val="0000FF"/>
+          <w:sz w:val="24"/>
+          <w:u w:val="single"/>
+        </w:rPr>
+        <w:hyperlink r:id="rId18" w:history="1">
+          <w:r>
+            <w:rPr>
+              <w:rStyle w:val="Hyperlink"/>
+            </w:rPr>
+            <w:t>kolo</w:t>
+          </w:r>
+        </w:hyperlink>
       </w:r>
       <w:r>
         <w:rPr>
@@ -2477,7 +2686,7 @@
           <w:sz w:val="24"/>
           <w:u w:val="single"/>
         </w:rPr>
-        <w:hyperlink r:id="rId18" w:history="1">
+        <w:hyperlink r:id="rId19" w:history="1">
           <w:r>
             <w:rPr>
               <w:rStyle w:val="Hyperlink"/>
@@ -2522,83 +2731,7 @@
           <w:color w:val="000000"/>
           <w:sz w:val="24"/>
         </w:rPr>
-        <w:t>de archieven m</w:t>
-      </w:r>
-      <w:r>
-        <w:rPr>
-          <w:u w:val="single" w:color="0000ff"/>
-          <w:rFonts w:ascii="Charis SIL Italic" w:hAnsi="Charis SIL Italic" w:eastAsia="Charis SIL Italic"/>
-          <w:b w:val="0"/>
-          <w:i w:val="0"/>
-          <w:color w:val="000000"/>
-          <w:sz w:val="24"/>
-        </w:rPr>
-        <w:t>e</w:t>
-      </w:r>
-      <w:r>
-        <w:rPr>
-          <w:u w:val="single" w:color="0000ff"/>
-          <w:rFonts w:ascii="Charis SIL Italic" w:hAnsi="Charis SIL Italic" w:eastAsia="Charis SIL Italic"/>
-          <w:b w:val="0"/>
-          <w:i w:val="0"/>
-          <w:color w:val="000000"/>
-          <w:sz w:val="24"/>
-        </w:rPr>
-        <w:hyperlink r:id="rId19" w:history="1">
-          <w:r>
-            <w:rPr>
-              <w:rStyle w:val="Hyperlink"/>
-            </w:rPr>
-            <w:t>t b</w:t>
-          </w:r>
-        </w:hyperlink>
-      </w:r>
-      <w:r>
-        <w:rPr>
-          <w:u w:val="single" w:color="0000ff"/>
-          <w:rFonts w:ascii="Charis SIL Italic" w:hAnsi="Charis SIL Italic" w:eastAsia="Charis SIL Italic"/>
-          <w:b w:val="0"/>
-          <w:i w:val="0"/>
-          <w:color w:val="000000"/>
-          <w:sz w:val="24"/>
-        </w:rPr>
-        <w:hyperlink r:id="rId19" w:history="1">
-          <w:r>
-            <w:rPr>
-              <w:rStyle w:val="Hyperlink"/>
-            </w:rPr>
-            <w:t>etrekking</w:t>
-          </w:r>
-        </w:hyperlink>
-      </w:r>
-      <w:r>
-        <w:rPr>
-          <w:u w:val="single" w:color="0000ff"/>
-          <w:rFonts w:ascii="Charis SIL Italic" w:hAnsi="Charis SIL Italic" w:eastAsia="Charis SIL Italic"/>
-          <w:b w:val="0"/>
-          <w:i w:val="0"/>
-          <w:color w:val="000000"/>
-          <w:sz w:val="24"/>
-        </w:rPr>
-        <w:t xml:space="preserve"> </w:t>
-      </w:r>
-      <w:r>
-        <w:rPr>
-          <w:u w:val="single" w:color="0000ff"/>
-          <w:rFonts w:ascii="Charis SIL Italic" w:hAnsi="Charis SIL Italic" w:eastAsia="Charis SIL Italic"/>
-          <w:b w:val="0"/>
-          <w:i w:val="0"/>
-          <w:color w:val="000000"/>
-          <w:sz w:val="24"/>
-        </w:rPr>
-        <w:hyperlink r:id="rId19" w:history="1">
-          <w:r>
-            <w:rPr>
-              <w:rStyle w:val="Hyperlink"/>
-            </w:rPr>
-            <w:t>tot N</w:t>
-          </w:r>
-        </w:hyperlink>
+        <w:t>de archieven met betrekking tot N</w:t>
       </w:r>
       <w:r>
         <w:rPr>
@@ -3481,7 +3614,7 @@
           <w:sz w:val="24"/>
           <w:u w:val="single"/>
         </w:rPr>
-        <w:hyperlink r:id="rId23" w:history="1">
+        <w:hyperlink r:id="rId25" w:history="1">
           <w:r>
             <w:rPr>
               <w:rStyle w:val="Hyperlink"/>
@@ -3510,7 +3643,7 @@
           <w:sz w:val="24"/>
           <w:u w:val="single"/>
         </w:rPr>
-        <w:hyperlink r:id="rId23" w:history="1">
+        <w:hyperlink r:id="rId25" w:history="1">
           <w:r>
             <w:rPr>
               <w:rStyle w:val="Hyperlink"/>
@@ -3528,7 +3661,7 @@
           <w:sz w:val="24"/>
           <w:u w:val="single"/>
         </w:rPr>
-        <w:hyperlink r:id="rId23" w:history="1">
+        <w:hyperlink r:id="rId25" w:history="1">
           <w:r>
             <w:rPr>
               <w:rStyle w:val="Hyperlink"/>
@@ -3557,7 +3690,7 @@
           <w:sz w:val="24"/>
           <w:u w:val="single"/>
         </w:rPr>
-        <w:hyperlink r:id="rId23" w:history="1">
+        <w:hyperlink r:id="rId26" w:history="1">
           <w:r>
             <w:rPr>
               <w:rStyle w:val="Hyperlink"/>
@@ -3575,7 +3708,7 @@
           <w:sz w:val="24"/>
           <w:u w:val="single"/>
         </w:rPr>
-        <w:hyperlink r:id="rId23" w:history="1">
+        <w:hyperlink r:id="rId26" w:history="1">
           <w:r>
             <w:rPr>
               <w:rStyle w:val="Hyperlink"/>
@@ -3593,7 +3726,7 @@
           <w:sz w:val="24"/>
           <w:u w:val="single"/>
         </w:rPr>
-        <w:hyperlink r:id="rId25" w:history="1">
+        <w:hyperlink r:id="rId26" w:history="1">
           <w:r>
             <w:rPr>
               <w:rStyle w:val="Hyperlink"/>
@@ -3610,7 +3743,18 @@
           <w:color w:val="000000"/>
           <w:sz w:val="24"/>
         </w:rPr>
-        <w:t xml:space="preserve">. Het </w:t>
+        <w:t>. H</w:t>
+      </w:r>
+      <w:r>
+        <w:rPr>
+          <w:u w:val="single" w:color="0000ff"/>
+          <w:rFonts w:ascii="Charis SIL Italic" w:hAnsi="Charis SIL Italic" w:eastAsia="Charis SIL Italic"/>
+          <w:b w:val="0"/>
+          <w:i w:val="0"/>
+          <w:color w:val="000000"/>
+          <w:sz w:val="24"/>
+        </w:rPr>
+        <w:t xml:space="preserve">et </w:t>
       </w:r>
       <w:r>
         <w:rPr>
@@ -3621,7 +3765,7 @@
           <w:sz w:val="24"/>
           <w:u w:val="single"/>
         </w:rPr>
-        <w:hyperlink r:id="rId26" w:history="1">
+        <w:hyperlink r:id="rId27" w:history="1">
           <w:r>
             <w:rPr>
               <w:rStyle w:val="Hyperlink"/>
@@ -3650,7 +3794,7 @@
           <w:sz w:val="24"/>
           <w:u w:val="single"/>
         </w:rPr>
-        <w:hyperlink r:id="rId26" w:history="1">
+        <w:hyperlink r:id="rId27" w:history="1">
           <w:r>
             <w:rPr>
               <w:rStyle w:val="Hyperlink"/>
@@ -3668,7 +3812,7 @@
           <w:sz w:val="24"/>
           <w:u w:val="single"/>
         </w:rPr>
-        <w:hyperlink r:id="rId26" w:history="1">
+        <w:hyperlink r:id="rId27" w:history="1">
           <w:r>
             <w:rPr>
               <w:rStyle w:val="Hyperlink"/>
@@ -3685,7 +3829,35 @@
           <w:color w:val="000000"/>
           <w:sz w:val="24"/>
         </w:rPr>
-        <w:t xml:space="preserve">bezit de fotocollectie van het </w:t>
+        <w:t xml:space="preserve">bezit de fotocollectie van </w:t>
+      </w:r>
+      <w:r>
+        <w:rPr>
+          <w:u w:val="single" w:color="0000ff"/>
+          <w:rFonts w:ascii="Charis SIL Italic" w:hAnsi="Charis SIL Italic" w:eastAsia="Charis SIL Italic"/>
+          <w:b w:val="0"/>
+          <w:i w:val="0"/>
+          <w:color w:val="000000"/>
+          <w:sz w:val="24"/>
+        </w:rPr>
+        <w:t>h</w:t>
+      </w:r>
+      <w:r>
+        <w:rPr>
+          <w:rFonts w:ascii="Charis SIL Italic" w:hAnsi="Charis SIL Italic" w:eastAsia="Charis SIL Italic"/>
+          <w:b w:val="0"/>
+          <w:i w:val="0"/>
+          <w:color w:val="000000"/>
+          <w:sz w:val="24"/>
+        </w:rPr>
+        <w:hyperlink r:id="rId25" w:history="1">
+          <w:r>
+            <w:rPr>
+              <w:rStyle w:val="Hyperlink"/>
+            </w:rPr>
+            <w:t xml:space="preserve">et </w:t>
+          </w:r>
+        </w:hyperlink>
       </w:r>
       <w:r>
         <w:rPr>
@@ -3696,7 +3868,7 @@
           <w:sz w:val="24"/>
           <w:u w:val="single"/>
         </w:rPr>
-        <w:hyperlink r:id="rId27" w:history="1">
+        <w:hyperlink r:id="rId25" w:history="1">
           <w:r>
             <w:rPr>
               <w:rStyle w:val="Hyperlink"/>
@@ -3714,7 +3886,7 @@
           <w:sz w:val="24"/>
           <w:u w:val="single"/>
         </w:rPr>
-        <w:hyperlink r:id="rId27" w:history="1">
+        <w:hyperlink r:id="rId25" w:history="1">
           <w:r>
             <w:rPr>
               <w:rStyle w:val="Hyperlink"/>
@@ -3732,7 +3904,7 @@
           <w:sz w:val="24"/>
           <w:u w:val="single"/>
         </w:rPr>
-        <w:hyperlink r:id="rId27" w:history="1">
+        <w:hyperlink r:id="rId28" w:history="1">
           <w:r>
             <w:rPr>
               <w:rStyle w:val="Hyperlink"/>
@@ -3750,6 +3922,17 @@
           <w:sz w:val="24"/>
           <w:u w:val="single"/>
         </w:rPr>
+        <w:t xml:space="preserve"> in</w:t>
+      </w:r>
+      <w:r>
+        <w:rPr>
+          <w:rFonts w:ascii="Charis SIL Italic" w:hAnsi="Charis SIL Italic" w:eastAsia="Charis SIL Italic"/>
+          <w:b w:val="0"/>
+          <w:i w:val="0"/>
+          <w:color w:val="0000FF"/>
+          <w:sz w:val="24"/>
+          <w:u w:val="single"/>
+        </w:rPr>
         <w:t xml:space="preserve"> </w:t>
       </w:r>
       <w:r>
@@ -3761,36 +3944,7 @@
           <w:sz w:val="24"/>
           <w:u w:val="single"/>
         </w:rPr>
-        <w:hyperlink r:id="rId27" w:history="1">
-          <w:r>
-            <w:rPr>
-              <w:rStyle w:val="Hyperlink"/>
-            </w:rPr>
-            <w:t>in</w:t>
-          </w:r>
-        </w:hyperlink>
-      </w:r>
-      <w:r>
-        <w:rPr>
-          <w:rFonts w:ascii="Charis SIL Italic" w:hAnsi="Charis SIL Italic" w:eastAsia="Charis SIL Italic"/>
-          <w:b w:val="0"/>
-          <w:i w:val="0"/>
-          <w:color w:val="0000FF"/>
-          <w:sz w:val="24"/>
-          <w:u w:val="single"/>
-        </w:rPr>
-        <w:t xml:space="preserve"> </w:t>
-      </w:r>
-      <w:r>
-        <w:rPr>
-          <w:rFonts w:ascii="Charis SIL Italic" w:hAnsi="Charis SIL Italic" w:eastAsia="Charis SIL Italic"/>
-          <w:b w:val="0"/>
-          <w:i w:val="0"/>
-          <w:color w:val="0000FF"/>
-          <w:sz w:val="24"/>
-          <w:u w:val="single"/>
-        </w:rPr>
-        <w:hyperlink r:id="rId27" w:history="1">
+        <w:hyperlink r:id="rId26" w:history="1">
           <w:r>
             <w:rPr>
               <w:rStyle w:val="Hyperlink"/>
@@ -3808,7 +3962,7 @@
           <w:color w:val="000000"/>
           <w:sz w:val="24"/>
         </w:rPr>
-        <w:hyperlink r:id="rId25" w:history="1">
+        <w:hyperlink r:id="rId26" w:history="1">
           <w:r>
             <w:rPr>
               <w:rStyle w:val="Hyperlink"/>
@@ -3856,7 +4010,7 @@
           <w:sz w:val="24"/>
           <w:u w:val="single"/>
         </w:rPr>
-        <w:hyperlink r:id="rId28" w:history="1">
+        <w:hyperlink r:id="rId29" w:history="1">
           <w:r>
             <w:rPr>
               <w:rStyle w:val="Hyperlink"/>
@@ -3885,7 +4039,7 @@
           <w:sz w:val="24"/>
           <w:u w:val="single"/>
         </w:rPr>
-        <w:hyperlink r:id="rId28" w:history="1">
+        <w:hyperlink r:id="rId29" w:history="1">
           <w:r>
             <w:rPr>
               <w:rStyle w:val="Hyperlink"/>
@@ -3913,7 +4067,7 @@
           <w:sz w:val="24"/>
           <w:u w:val="single"/>
         </w:rPr>
-        <w:hyperlink r:id="rId29" w:history="1">
+        <w:hyperlink r:id="rId30" w:history="1">
           <w:r>
             <w:rPr>
               <w:rStyle w:val="Hyperlink"/>
@@ -3931,7 +4085,7 @@
           <w:sz w:val="24"/>
           <w:u w:val="single"/>
         </w:rPr>
-        <w:hyperlink r:id="rId29" w:history="1">
+        <w:hyperlink r:id="rId30" w:history="1">
           <w:r>
             <w:rPr>
               <w:rStyle w:val="Hyperlink"/>
@@ -3960,7 +4114,7 @@
           <w:sz w:val="24"/>
           <w:u w:val="single"/>
         </w:rPr>
-        <w:hyperlink r:id="rId29" w:history="1">
+        <w:hyperlink r:id="rId30" w:history="1">
           <w:r>
             <w:rPr>
               <w:rStyle w:val="Hyperlink"/>
@@ -4247,7 +4401,7 @@
           <w:sz w:val="24"/>
           <w:u w:val="single"/>
         </w:rPr>
-        <w:hyperlink r:id="rId30" w:history="1">
+        <w:hyperlink r:id="rId31" w:history="1">
           <w:r>
             <w:rPr>
               <w:rStyle w:val="Hyperlink"/>
@@ -4276,7 +4430,7 @@
           <w:sz w:val="24"/>
           <w:u w:val="single"/>
         </w:rPr>
-        <w:hyperlink r:id="rId30" w:history="1">
+        <w:hyperlink r:id="rId31" w:history="1">
           <w:r>
             <w:rPr>
               <w:rStyle w:val="Hyperlink"/>
@@ -4305,7 +4459,7 @@
           <w:sz w:val="24"/>
           <w:u w:val="single"/>
         </w:rPr>
-        <w:hyperlink r:id="rId30" w:history="1">
+        <w:hyperlink r:id="rId31" w:history="1">
           <w:r>
             <w:rPr>
               <w:rStyle w:val="Hyperlink"/>
@@ -4333,7 +4487,7 @@
           <w:sz w:val="24"/>
           <w:u w:val="single"/>
         </w:rPr>
-        <w:hyperlink r:id="rId31" w:history="1">
+        <w:hyperlink r:id="rId32" w:history="1">
           <w:r>
             <w:rPr>
               <w:rStyle w:val="Hyperlink"/>
@@ -4362,7 +4516,7 @@
           <w:sz w:val="24"/>
           <w:u w:val="single"/>
         </w:rPr>
-        <w:hyperlink r:id="rId31" w:history="1">
+        <w:hyperlink r:id="rId32" w:history="1">
           <w:r>
             <w:rPr>
               <w:rStyle w:val="Hyperlink"/>
@@ -4391,7 +4545,7 @@
           <w:sz w:val="24"/>
           <w:u w:val="single"/>
         </w:rPr>
-        <w:hyperlink r:id="rId31" w:history="1">
+        <w:hyperlink r:id="rId32" w:history="1">
           <w:r>
             <w:rPr>
               <w:rStyle w:val="Hyperlink"/>
@@ -4420,7 +4574,7 @@
           <w:sz w:val="24"/>
           <w:u w:val="single"/>
         </w:rPr>
-        <w:hyperlink r:id="rId31" w:history="1">
+        <w:hyperlink r:id="rId32" w:history="1">
           <w:r>
             <w:rPr>
               <w:rStyle w:val="Hyperlink"/>
@@ -4448,7 +4602,7 @@
           <w:sz w:val="24"/>
           <w:u w:val="single"/>
         </w:rPr>
-        <w:hyperlink r:id="rId32" w:history="1">
+        <w:hyperlink r:id="rId33" w:history="1">
           <w:r>
             <w:rPr>
               <w:rStyle w:val="Hyperlink"/>
@@ -4477,7 +4631,7 @@
           <w:sz w:val="24"/>
           <w:u w:val="single"/>
         </w:rPr>
-        <w:hyperlink r:id="rId32" w:history="1">
+        <w:hyperlink r:id="rId33" w:history="1">
           <w:r>
             <w:rPr>
               <w:rStyle w:val="Hyperlink"/>
@@ -4506,7 +4660,7 @@
           <w:sz w:val="24"/>
           <w:u w:val="single"/>
         </w:rPr>
-        <w:hyperlink r:id="rId32" w:history="1">
+        <w:hyperlink r:id="rId33" w:history="1">
           <w:r>
             <w:rPr>
               <w:rStyle w:val="Hyperlink"/>
@@ -4535,7 +4689,7 @@
           <w:sz w:val="24"/>
           <w:u w:val="single"/>
         </w:rPr>
-        <w:hyperlink r:id="rId32" w:history="1">
+        <w:hyperlink r:id="rId31" w:history="1">
           <w:r>
             <w:rPr>
               <w:rStyle w:val="Hyperlink"/>
@@ -4564,7 +4718,7 @@
           <w:sz w:val="24"/>
           <w:u w:val="single"/>
         </w:rPr>
-        <w:hyperlink r:id="rId32" w:history="1">
+        <w:hyperlink r:id="rId33" w:history="1">
           <w:r>
             <w:rPr>
               <w:rStyle w:val="Hyperlink"/>
@@ -4575,31 +4729,14 @@
       </w:r>
       <w:r>
         <w:rPr>
+          <w:u w:val="single" w:color="0000ff"/>
           <w:rFonts w:ascii="Charis SIL Italic" w:hAnsi="Charis SIL Italic" w:eastAsia="Charis SIL Italic"/>
           <w:b w:val="0"/>
           <w:i w:val="0"/>
           <w:color w:val="000000"/>
           <w:sz w:val="24"/>
         </w:rPr>
-        <w:t xml:space="preserve"> </w:t>
-      </w:r>
-      <w:r>
-        <w:rPr>
-          <w:u w:val="single" w:color="0000ff"/>
-          <w:rFonts w:ascii="Charis SIL Italic" w:hAnsi="Charis SIL Italic" w:eastAsia="Charis SIL Italic"/>
-          <w:b w:val="0"/>
-          <w:i w:val="0"/>
-          <w:color w:val="000000"/>
-          <w:sz w:val="24"/>
-        </w:rPr>
-        <w:hyperlink r:id="rId30" w:history="1">
-          <w:r>
-            <w:rPr>
-              <w:rStyle w:val="Hyperlink"/>
-            </w:rPr>
-            <w:t xml:space="preserve">en </w:t>
-          </w:r>
-        </w:hyperlink>
+        <w:t xml:space="preserve"> en </w:t>
       </w:r>
       <w:r>
         <w:rPr>
@@ -4610,7 +4747,7 @@
           <w:sz w:val="24"/>
           <w:u w:val="single"/>
         </w:rPr>
-        <w:hyperlink r:id="rId30" w:history="1">
+        <w:hyperlink r:id="rId34" w:history="1">
           <w:r>
             <w:rPr>
               <w:rStyle w:val="Hyperlink"/>
@@ -4628,7 +4765,7 @@
           <w:sz w:val="24"/>
           <w:u w:val="single"/>
         </w:rPr>
-        <w:hyperlink r:id="rId30" w:history="1">
+        <w:hyperlink r:id="rId34" w:history="1">
           <w:r>
             <w:rPr>
               <w:rStyle w:val="Hyperlink"/>
@@ -4646,7 +4783,7 @@
           <w:sz w:val="24"/>
           <w:u w:val="single"/>
         </w:rPr>
-        <w:hyperlink r:id="rId30" w:history="1">
+        <w:hyperlink r:id="rId34" w:history="1">
           <w:r>
             <w:rPr>
               <w:rStyle w:val="Hyperlink"/>
@@ -4675,7 +4812,7 @@
           <w:sz w:val="24"/>
           <w:u w:val="single"/>
         </w:rPr>
-        <w:hyperlink r:id="rId30" w:history="1">
+        <w:hyperlink r:id="rId34" w:history="1">
           <w:r>
             <w:rPr>
               <w:rStyle w:val="Hyperlink"/>
@@ -4693,7 +4830,7 @@
           <w:sz w:val="24"/>
           <w:u w:val="single"/>
         </w:rPr>
-        <w:t>i</w:t>
+        <w:t>ief Cur</w:t>
       </w:r>
       <w:r>
         <w:rPr>
@@ -4704,54 +4841,7 @@
           <w:sz w:val="24"/>
           <w:u w:val="single"/>
         </w:rPr>
-        <w:hyperlink r:id="rId31" w:history="1">
-          <w:r>
-            <w:rPr>
-              <w:rStyle w:val="Hyperlink"/>
-            </w:rPr>
-            <w:t>ef</w:t>
-          </w:r>
-        </w:hyperlink>
-      </w:r>
-      <w:r>
-        <w:rPr>
-          <w:rFonts w:ascii="Charis SIL Italic" w:hAnsi="Charis SIL Italic" w:eastAsia="Charis SIL Italic"/>
-          <w:b w:val="0"/>
-          <w:i w:val="0"/>
-          <w:color w:val="0000FF"/>
-          <w:sz w:val="24"/>
-          <w:u w:val="single"/>
-        </w:rPr>
-        <w:t xml:space="preserve"> </w:t>
-      </w:r>
-      <w:r>
-        <w:rPr>
-          <w:rFonts w:ascii="Charis SIL Italic" w:hAnsi="Charis SIL Italic" w:eastAsia="Charis SIL Italic"/>
-          <w:b w:val="0"/>
-          <w:i w:val="0"/>
-          <w:color w:val="0000FF"/>
-          <w:sz w:val="24"/>
-          <w:u w:val="single"/>
-        </w:rPr>
-        <w:hyperlink r:id="rId31" w:history="1">
-          <w:r>
-            <w:rPr>
-              <w:rStyle w:val="Hyperlink"/>
-            </w:rPr>
-            <w:t>Cur</w:t>
-          </w:r>
-        </w:hyperlink>
-      </w:r>
-      <w:r>
-        <w:rPr>
-          <w:rFonts w:ascii="Charis SIL Italic" w:hAnsi="Charis SIL Italic" w:eastAsia="Charis SIL Italic"/>
-          <w:b w:val="0"/>
-          <w:i w:val="0"/>
-          <w:color w:val="0000FF"/>
-          <w:sz w:val="24"/>
-          <w:u w:val="single"/>
-        </w:rPr>
-        <w:hyperlink r:id="rId31" w:history="1">
+        <w:hyperlink r:id="rId32" w:history="1">
           <w:r>
             <w:rPr>
               <w:rStyle w:val="Hyperlink"/>
@@ -4769,7 +4859,7 @@
           <w:color w:val="000000"/>
           <w:sz w:val="24"/>
         </w:rPr>
-        <w:hyperlink r:id="rId31" w:history="1">
+        <w:hyperlink r:id="rId32" w:history="1">
           <w:r>
             <w:rPr>
               <w:rStyle w:val="Hyperlink"/>
@@ -4787,7 +4877,7 @@
           <w:color w:val="000000"/>
           <w:sz w:val="24"/>
         </w:rPr>
-        <w:hyperlink r:id="rId31" w:history="1">
+        <w:hyperlink r:id="rId32" w:history="1">
           <w:r>
             <w:rPr>
               <w:rStyle w:val="Hyperlink"/>
@@ -4805,7 +4895,7 @@
           <w:color w:val="000000"/>
           <w:sz w:val="24"/>
         </w:rPr>
-        <w:hyperlink r:id="rId31" w:history="1">
+        <w:hyperlink r:id="rId32" w:history="1">
           <w:r>
             <w:rPr>
               <w:rStyle w:val="Hyperlink"/>
@@ -4834,7 +4924,7 @@
           <w:color w:val="000000"/>
           <w:sz w:val="24"/>
         </w:rPr>
-        <w:hyperlink r:id="rId31" w:history="1">
+        <w:hyperlink r:id="rId32" w:history="1">
           <w:r>
             <w:rPr>
               <w:rStyle w:val="Hyperlink"/>
@@ -4862,7 +4952,7 @@
           <w:color w:val="000000"/>
           <w:sz w:val="24"/>
         </w:rPr>
-        <w:hyperlink r:id="rId32" w:history="1">
+        <w:hyperlink r:id="rId33" w:history="1">
           <w:r>
             <w:rPr>
               <w:rStyle w:val="Hyperlink"/>
@@ -4880,7 +4970,7 @@
           <w:color w:val="000000"/>
           <w:sz w:val="24"/>
         </w:rPr>
-        <w:hyperlink r:id="rId32" w:history="1">
+        <w:hyperlink r:id="rId33" w:history="1">
           <w:r>
             <w:rPr>
               <w:rStyle w:val="Hyperlink"/>
@@ -4898,7 +4988,7 @@
           <w:color w:val="000000"/>
           <w:sz w:val="24"/>
         </w:rPr>
-        <w:hyperlink r:id="rId32" w:history="1">
+        <w:hyperlink r:id="rId33" w:history="1">
           <w:r>
             <w:rPr>
               <w:rStyle w:val="Hyperlink"/>
@@ -4916,7 +5006,7 @@
           <w:color w:val="000000"/>
           <w:sz w:val="24"/>
         </w:rPr>
-        <w:hyperlink r:id="rId32" w:history="1">
+        <w:hyperlink r:id="rId33" w:history="1">
           <w:r>
             <w:rPr>
               <w:rStyle w:val="Hyperlink"/>
@@ -4927,6 +5017,7 @@
       </w:r>
       <w:r>
         <w:rPr>
+          <w:u w:val="single" w:color="0000ff"/>
           <w:rFonts w:ascii="Charis SIL Italic" w:hAnsi="Charis SIL Italic" w:eastAsia="Charis SIL Italic"/>
           <w:b w:val="0"/>
           <w:i w:val="0"/>
@@ -4942,27 +5033,19 @@
           <w:i w:val="0"/>
           <w:color w:val="0000FF"/>
           <w:sz w:val="24"/>
+        </w:rPr>
+        <w:t>JI</w:t>
+      </w:r>
+      <w:r>
+        <w:rPr>
+          <w:rFonts w:ascii="Charis SIL Italic" w:hAnsi="Charis SIL Italic" w:eastAsia="Charis SIL Italic"/>
+          <w:b w:val="0"/>
+          <w:i w:val="0"/>
+          <w:color w:val="0000FF"/>
+          <w:sz w:val="24"/>
           <w:u w:val="single"/>
         </w:rPr>
-        <w:hyperlink r:id="rId32" w:history="1">
-          <w:r>
-            <w:rPr>
-              <w:rStyle w:val="Hyperlink"/>
-            </w:rPr>
-            <w:t>JI</w:t>
-          </w:r>
-        </w:hyperlink>
-      </w:r>
-      <w:r>
-        <w:rPr>
-          <w:rFonts w:ascii="Charis SIL Italic" w:hAnsi="Charis SIL Italic" w:eastAsia="Charis SIL Italic"/>
-          <w:b w:val="0"/>
-          <w:i w:val="0"/>
-          <w:color w:val="0000FF"/>
-          <w:sz w:val="24"/>
-          <w:u w:val="single"/>
-        </w:rPr>
-        <w:hyperlink r:id="rId32" w:history="1">
+        <w:hyperlink r:id="rId33" w:history="1">
           <w:r>
             <w:rPr>
               <w:rStyle w:val="Hyperlink"/>
@@ -4980,7 +5063,7 @@
           <w:color w:val="000000"/>
           <w:sz w:val="24"/>
         </w:rPr>
-        <w:hyperlink r:id="rId32" w:history="1">
+        <w:hyperlink r:id="rId33" w:history="1">
           <w:r>
             <w:rPr>
               <w:rStyle w:val="Hyperlink"/>
@@ -5019,7 +5102,7 @@
           <w:color w:val="000000"/>
           <w:sz w:val="24"/>
         </w:rPr>
-        <w:hyperlink r:id="rId33" w:history="1">
+        <w:hyperlink r:id="rId34" w:history="1">
           <w:r>
             <w:rPr>
               <w:rStyle w:val="Hyperlink"/>
@@ -5057,7 +5140,7 @@
           <w:sz w:val="24"/>
           <w:u w:val="single"/>
         </w:rPr>
-        <w:hyperlink r:id="rId34" w:history="1">
+        <w:hyperlink r:id="rId35" w:history="1">
           <w:r>
             <w:rPr>
               <w:rStyle w:val="Hyperlink"/>
@@ -5086,7 +5169,7 @@
           <w:sz w:val="24"/>
           <w:u w:val="single"/>
         </w:rPr>
-        <w:hyperlink r:id="rId34" w:history="1">
+        <w:hyperlink r:id="rId35" w:history="1">
           <w:r>
             <w:rPr>
               <w:rStyle w:val="Hyperlink"/>
@@ -5115,7 +5198,7 @@
           <w:sz w:val="24"/>
           <w:u w:val="single"/>
         </w:rPr>
-        <w:hyperlink r:id="rId34" w:history="1">
+        <w:hyperlink r:id="rId35" w:history="1">
           <w:r>
             <w:rPr>
               <w:rStyle w:val="Hyperlink"/>
@@ -5144,7 +5227,7 @@
           <w:sz w:val="24"/>
           <w:u w:val="single"/>
         </w:rPr>
-        <w:hyperlink r:id="rId34" w:history="1">
+        <w:hyperlink r:id="rId35" w:history="1">
           <w:r>
             <w:rPr>
               <w:rStyle w:val="Hyperlink"/>
@@ -5173,7 +5256,7 @@
           <w:sz w:val="24"/>
           <w:u w:val="single"/>
         </w:rPr>
-        <w:hyperlink r:id="rId34" w:history="1">
+        <w:hyperlink r:id="rId35" w:history="1">
           <w:r>
             <w:rPr>
               <w:rStyle w:val="Hyperlink"/>
@@ -5194,7 +5277,7 @@
           <w:sz w:val="24"/>
           <w:u w:val="single"/>
         </w:rPr>
-        <w:hyperlink r:id="rId34" w:history="1">
+        <w:hyperlink r:id="rId35" w:history="1">
           <w:r>
             <w:rPr>
               <w:rStyle w:val="Hyperlink"/>
@@ -5211,7 +5294,7 @@
           <w:color w:val="000000"/>
           <w:sz w:val="24"/>
         </w:rPr>
-        <w:t xml:space="preserve"> dat zich bij het Arsip</w:t>
+        <w:t xml:space="preserve"> dat zich bij het Arsip Nasional in Jakarta bevindt, de stad w</w:t>
       </w:r>
       <w:r>
         <w:rPr>
@@ -5222,100 +5305,7 @@
           <w:color w:val="000000"/>
           <w:sz w:val="24"/>
         </w:rPr>
-        <w:hyperlink r:id="rId34" w:history="1">
-          <w:r>
-            <w:rPr>
-              <w:rStyle w:val="Hyperlink"/>
-            </w:rPr>
-            <w:t xml:space="preserve"> Nasional in</w:t>
-          </w:r>
-        </w:hyperlink>
-      </w:r>
-      <w:r>
-        <w:rPr>
-          <w:u w:val="single" w:color="0000ff"/>
-          <w:rFonts w:ascii="Charis SIL Italic" w:hAnsi="Charis SIL Italic" w:eastAsia="Charis SIL Italic"/>
-          <w:b w:val="0"/>
-          <w:i w:val="0"/>
-          <w:color w:val="000000"/>
-          <w:sz w:val="24"/>
-        </w:rPr>
-        <w:hyperlink r:id="rId34" w:history="1">
-          <w:r>
-            <w:rPr>
-              <w:rStyle w:val="Hyperlink"/>
-            </w:rPr>
-            <w:t xml:space="preserve"> Jakarta bevi</w:t>
-          </w:r>
-        </w:hyperlink>
-      </w:r>
-      <w:r>
-        <w:rPr>
-          <w:u w:val="single" w:color="0000ff"/>
-          <w:rFonts w:ascii="Charis SIL Italic" w:hAnsi="Charis SIL Italic" w:eastAsia="Charis SIL Italic"/>
-          <w:b w:val="0"/>
-          <w:i w:val="0"/>
-          <w:color w:val="000000"/>
-          <w:sz w:val="24"/>
-        </w:rPr>
-        <w:hyperlink r:id="rId34" w:history="1">
-          <w:r>
-            <w:rPr>
-              <w:rStyle w:val="Hyperlink"/>
-            </w:rPr>
-            <w:t>ndt,</w:t>
-          </w:r>
-        </w:hyperlink>
-      </w:r>
-      <w:r>
-        <w:rPr>
-          <w:u w:val="single" w:color="0000ff"/>
-          <w:rFonts w:ascii="Charis SIL Italic" w:hAnsi="Charis SIL Italic" w:eastAsia="Charis SIL Italic"/>
-          <w:b w:val="0"/>
-          <w:i w:val="0"/>
-          <w:color w:val="000000"/>
-          <w:sz w:val="24"/>
-        </w:rPr>
-        <w:t xml:space="preserve"> </w:t>
-      </w:r>
-      <w:r>
-        <w:rPr>
-          <w:u w:val="single" w:color="0000ff"/>
-          <w:rFonts w:ascii="Charis SIL Italic" w:hAnsi="Charis SIL Italic" w:eastAsia="Charis SIL Italic"/>
-          <w:b w:val="0"/>
-          <w:i w:val="0"/>
-          <w:color w:val="000000"/>
-          <w:sz w:val="24"/>
-        </w:rPr>
-        <w:hyperlink r:id="rId34" w:history="1">
-          <w:r>
-            <w:rPr>
-              <w:rStyle w:val="Hyperlink"/>
-            </w:rPr>
-            <w:t xml:space="preserve">de stad </w:t>
-          </w:r>
-        </w:hyperlink>
-      </w:r>
-      <w:r>
-        <w:rPr>
-          <w:rFonts w:ascii="Charis SIL Italic" w:hAnsi="Charis SIL Italic" w:eastAsia="Charis SIL Italic"/>
-          <w:b w:val="0"/>
-          <w:i w:val="0"/>
-          <w:color w:val="000000"/>
-          <w:sz w:val="24"/>
-        </w:rPr>
-        <w:t>w</w:t>
-      </w:r>
-      <w:r>
-        <w:rPr>
-          <w:u w:val="single" w:color="0000ff"/>
-          <w:rFonts w:ascii="Charis SIL Italic" w:hAnsi="Charis SIL Italic" w:eastAsia="Charis SIL Italic"/>
-          <w:b w:val="0"/>
-          <w:i w:val="0"/>
-          <w:color w:val="000000"/>
-          <w:sz w:val="24"/>
-        </w:rPr>
-        <w:hyperlink r:id="rId34" w:history="1">
+        <w:hyperlink r:id="rId35" w:history="1">
           <w:r>
             <w:rPr>
               <w:rStyle w:val="Hyperlink"/>
@@ -5343,7 +5333,7 @@
           <w:color w:val="000000"/>
           <w:sz w:val="24"/>
         </w:rPr>
-        <w:hyperlink r:id="rId34" w:history="1">
+        <w:hyperlink r:id="rId35" w:history="1">
           <w:r>
             <w:rPr>
               <w:rStyle w:val="Hyperlink"/>
@@ -5442,7 +5432,7 @@
           <w:sz w:val="24"/>
           <w:u w:val="single"/>
         </w:rPr>
-        <w:hyperlink r:id="rId35" w:history="1">
+        <w:hyperlink r:id="rId36" w:history="1">
           <w:r>
             <w:rPr>
               <w:rStyle w:val="Hyperlink"/>
@@ -5470,7 +5460,7 @@
           <w:sz w:val="24"/>
           <w:u w:val="single"/>
         </w:rPr>
-        <w:hyperlink r:id="rId36" w:history="1">
+        <w:hyperlink r:id="rId37" w:history="1">
           <w:r>
             <w:rPr>
               <w:rStyle w:val="Hyperlink"/>
@@ -5499,7 +5489,7 @@
           <w:sz w:val="24"/>
           <w:u w:val="single"/>
         </w:rPr>
-        <w:hyperlink r:id="rId36" w:history="1">
+        <w:hyperlink r:id="rId37" w:history="1">
           <w:r>
             <w:rPr>
               <w:rStyle w:val="Hyperlink"/>
@@ -5528,7 +5518,7 @@
           <w:sz w:val="24"/>
           <w:u w:val="single"/>
         </w:rPr>
-        <w:hyperlink r:id="rId36" w:history="1">
+        <w:hyperlink r:id="rId37" w:history="1">
           <w:r>
             <w:rPr>
               <w:rStyle w:val="Hyperlink"/>
@@ -5549,7 +5539,7 @@
           <w:sz w:val="24"/>
           <w:u w:val="single"/>
         </w:rPr>
-        <w:hyperlink r:id="rId36" w:history="1">
+        <w:hyperlink r:id="rId37" w:history="1">
           <w:r>
             <w:rPr>
               <w:rStyle w:val="Hyperlink"/>
@@ -5577,7 +5567,7 @@
           <w:sz w:val="24"/>
           <w:u w:val="single"/>
         </w:rPr>
-        <w:hyperlink r:id="rId37" w:history="1">
+        <w:hyperlink r:id="rId38" w:history="1">
           <w:r>
             <w:rPr>
               <w:rStyle w:val="Hyperlink"/>
@@ -5595,7 +5585,7 @@
           <w:sz w:val="24"/>
           <w:u w:val="single"/>
         </w:rPr>
-        <w:hyperlink r:id="rId37" w:history="1">
+        <w:hyperlink r:id="rId36" w:history="1">
           <w:r>
             <w:rPr>
               <w:rStyle w:val="Hyperlink"/>
@@ -5624,7 +5614,7 @@
           <w:sz w:val="24"/>
           <w:u w:val="single"/>
         </w:rPr>
-        <w:hyperlink r:id="rId37" w:history="1">
+        <w:hyperlink r:id="rId38" w:history="1">
           <w:r>
             <w:rPr>
               <w:rStyle w:val="Hyperlink"/>
@@ -5642,7 +5632,7 @@
           <w:sz w:val="24"/>
           <w:u w:val="single"/>
         </w:rPr>
-        <w:hyperlink r:id="rId37" w:history="1">
+        <w:hyperlink r:id="rId38" w:history="1">
           <w:r>
             <w:rPr>
               <w:rStyle w:val="Hyperlink"/>
@@ -5671,7 +5661,7 @@
           <w:sz w:val="24"/>
           <w:u w:val="single"/>
         </w:rPr>
-        <w:hyperlink r:id="rId37" w:history="1">
+        <w:hyperlink r:id="rId38" w:history="1">
           <w:r>
             <w:rPr>
               <w:rStyle w:val="Hyperlink"/>
@@ -5689,7 +5679,7 @@
           <w:sz w:val="24"/>
           <w:u w:val="single"/>
         </w:rPr>
-        <w:hyperlink r:id="rId37" w:history="1">
+        <w:hyperlink r:id="rId38" w:history="1">
           <w:r>
             <w:rPr>
               <w:rStyle w:val="Hyperlink"/>
@@ -5718,7 +5708,7 @@
           <w:sz w:val="24"/>
           <w:u w:val="single"/>
         </w:rPr>
-        <w:hyperlink r:id="rId37" w:history="1">
+        <w:hyperlink r:id="rId38" w:history="1">
           <w:r>
             <w:rPr>
               <w:rStyle w:val="Hyperlink"/>
@@ -5736,7 +5726,7 @@
           <w:sz w:val="24"/>
           <w:u w:val="single"/>
         </w:rPr>
-        <w:hyperlink r:id="rId36" w:history="1">
+        <w:hyperlink r:id="rId38" w:history="1">
           <w:r>
             <w:rPr>
               <w:rStyle w:val="Hyperlink"/>
@@ -5754,7 +5744,7 @@
           <w:color w:val="000000"/>
           <w:sz w:val="24"/>
         </w:rPr>
-        <w:hyperlink r:id="rId36" w:history="1">
+        <w:hyperlink r:id="rId37" w:history="1">
           <w:r>
             <w:rPr>
               <w:rStyle w:val="Hyperlink"/>
@@ -5782,7 +5772,7 @@
           <w:sz w:val="24"/>
           <w:u w:val="single"/>
         </w:rPr>
-        <w:hyperlink r:id="rId36" w:history="1">
+        <w:hyperlink r:id="rId39" w:history="1">
           <w:r>
             <w:rPr>
               <w:rStyle w:val="Hyperlink"/>
@@ -5800,7 +5790,7 @@
           <w:color w:val="000000"/>
           <w:sz w:val="24"/>
         </w:rPr>
-        <w:hyperlink r:id="rId36" w:history="1">
+        <w:hyperlink r:id="rId37" w:history="1">
           <w:r>
             <w:rPr>
               <w:rStyle w:val="Hyperlink"/>
@@ -5828,7 +5818,7 @@
           <w:color w:val="000000"/>
           <w:sz w:val="24"/>
         </w:rPr>
-        <w:hyperlink r:id="rId37" w:history="1">
+        <w:hyperlink r:id="rId38" w:history="1">
           <w:r>
             <w:rPr>
               <w:rStyle w:val="Hyperlink"/>
@@ -5846,7 +5836,7 @@
           <w:color w:val="000000"/>
           <w:sz w:val="24"/>
         </w:rPr>
-        <w:hyperlink r:id="rId37" w:history="1">
+        <w:hyperlink r:id="rId38" w:history="1">
           <w:r>
             <w:rPr>
               <w:rStyle w:val="Hyperlink"/>
@@ -5864,7 +5854,7 @@
           <w:color w:val="000000"/>
           <w:sz w:val="24"/>
         </w:rPr>
-        <w:hyperlink r:id="rId37" w:history="1">
+        <w:hyperlink r:id="rId38" w:history="1">
           <w:r>
             <w:rPr>
               <w:rStyle w:val="Hyperlink"/>
@@ -5882,7 +5872,7 @@
           <w:color w:val="000000"/>
           <w:sz w:val="24"/>
         </w:rPr>
-        <w:hyperlink r:id="rId37" w:history="1">
+        <w:hyperlink r:id="rId38" w:history="1">
           <w:r>
             <w:rPr>
               <w:rStyle w:val="Hyperlink"/>
@@ -5900,7 +5890,7 @@
           <w:color w:val="000000"/>
           <w:sz w:val="24"/>
         </w:rPr>
-        <w:hyperlink r:id="rId37" w:history="1">
+        <w:hyperlink r:id="rId38" w:history="1">
           <w:r>
             <w:rPr>
               <w:rStyle w:val="Hyperlink"/>
@@ -5918,7 +5908,7 @@
           <w:color w:val="000000"/>
           <w:sz w:val="24"/>
         </w:rPr>
-        <w:hyperlink r:id="rId37" w:history="1">
+        <w:hyperlink r:id="rId38" w:history="1">
           <w:r>
             <w:rPr>
               <w:rStyle w:val="Hyperlink"/>
@@ -5946,7 +5936,7 @@
           <w:color w:val="000000"/>
           <w:sz w:val="24"/>
         </w:rPr>
-        <w:hyperlink r:id="rId38" w:history="1">
+        <w:hyperlink r:id="rId39" w:history="1">
           <w:r>
             <w:rPr>
               <w:rStyle w:val="Hyperlink"/>

--- a/EXPORTS/DOCX/published/niveau1/Dutch/Sources.docx
+++ b/EXPORTS/DOCX/published/niveau1/Dutch/Sources.docx
@@ -609,31 +609,13 @@
       </w:r>
       <w:r>
         <w:rPr>
-          <w:u w:val="single" w:color="0000ff"/>
           <w:rFonts w:ascii="Charis SIL Italic" w:hAnsi="Charis SIL Italic" w:eastAsia="Charis SIL Italic"/>
           <w:b w:val="0"/>
           <w:i w:val="0"/>
           <w:color w:val="000000"/>
           <w:sz w:val="24"/>
         </w:rPr>
-        <w:hyperlink r:id="rId11" w:history="1">
-          <w:r>
-            <w:rPr>
-              <w:rStyle w:val="Hyperlink"/>
-            </w:rPr>
-            <w:t>anders d</w:t>
-          </w:r>
-        </w:hyperlink>
-      </w:r>
-      <w:r>
-        <w:rPr>
-          <w:rFonts w:ascii="Charis SIL Italic" w:hAnsi="Charis SIL Italic" w:eastAsia="Charis SIL Italic"/>
-          <w:b w:val="0"/>
-          <w:i w:val="0"/>
-          <w:color w:val="000000"/>
-          <w:sz w:val="24"/>
-        </w:rPr>
-        <w:t xml:space="preserve">an nu (denk aan </w:t>
+        <w:t xml:space="preserve">anders dan nu (denk aan </w:t>
       </w:r>
       <w:r>
         <w:rPr>
@@ -1319,86 +1301,13 @@
       </w:r>
       <w:r>
         <w:rPr>
-          <w:u w:val="single" w:color="0000ff"/>
           <w:rFonts w:ascii="Charis SIL Italic" w:hAnsi="Charis SIL Italic" w:eastAsia="Charis SIL Italic"/>
           <w:b w:val="0"/>
           <w:i w:val="0"/>
           <w:color w:val="000000"/>
           <w:sz w:val="24"/>
         </w:rPr>
-        <w:hyperlink r:id="rId15" w:history="1">
-          <w:r>
-            <w:rPr>
-              <w:rStyle w:val="Hyperlink"/>
-            </w:rPr>
-            <w:t xml:space="preserve">deel uit </w:t>
-          </w:r>
-        </w:hyperlink>
-      </w:r>
-      <w:r>
-        <w:rPr>
-          <w:u w:val="single" w:color="0000ff"/>
-          <w:rFonts w:ascii="Charis SIL Italic" w:hAnsi="Charis SIL Italic" w:eastAsia="Charis SIL Italic"/>
-          <w:b w:val="0"/>
-          <w:i w:val="0"/>
-          <w:color w:val="000000"/>
-          <w:sz w:val="24"/>
-        </w:rPr>
-        <w:hyperlink r:id="rId15" w:history="1">
-          <w:r>
-            <w:rPr>
-              <w:rStyle w:val="Hyperlink"/>
-            </w:rPr>
-            <w:t>v</w:t>
-          </w:r>
-        </w:hyperlink>
-      </w:r>
-      <w:r>
-        <w:rPr>
-          <w:u w:val="single" w:color="0000ff"/>
-          <w:rFonts w:ascii="Charis SIL Italic" w:hAnsi="Charis SIL Italic" w:eastAsia="Charis SIL Italic"/>
-          <w:b w:val="0"/>
-          <w:i w:val="0"/>
-          <w:color w:val="000000"/>
-          <w:sz w:val="24"/>
-        </w:rPr>
-        <w:hyperlink r:id="rId15" w:history="1">
-          <w:r>
-            <w:rPr>
-              <w:rStyle w:val="Hyperlink"/>
-            </w:rPr>
-            <w:t>an d</w:t>
-          </w:r>
-        </w:hyperlink>
-      </w:r>
-      <w:r>
-        <w:rPr>
-          <w:u w:val="single" w:color="0000ff"/>
-          <w:rFonts w:ascii="Charis SIL Italic" w:hAnsi="Charis SIL Italic" w:eastAsia="Charis SIL Italic"/>
-          <w:b w:val="0"/>
-          <w:i w:val="0"/>
-          <w:color w:val="000000"/>
-          <w:sz w:val="24"/>
-        </w:rPr>
-        <w:hyperlink r:id="rId15" w:history="1">
-          <w:r>
-            <w:rPr>
-              <w:rStyle w:val="Hyperlink"/>
-            </w:rPr>
-            <w:t>e</w:t>
-          </w:r>
-        </w:hyperlink>
-      </w:r>
-      <w:r>
-        <w:rPr>
-          <w:u w:val="single" w:color="0000ff"/>
-          <w:rFonts w:ascii="Charis SIL Italic" w:hAnsi="Charis SIL Italic" w:eastAsia="Charis SIL Italic"/>
-          <w:b w:val="0"/>
-          <w:i w:val="0"/>
-          <w:color w:val="000000"/>
-          <w:sz w:val="24"/>
-        </w:rPr>
-        <w:t xml:space="preserve"> </w:t>
+        <w:t xml:space="preserve">deel uit van de </w:t>
       </w:r>
       <w:r>
         <w:rPr>
@@ -1409,90 +1318,7 @@
           <w:sz w:val="24"/>
           <w:u w:val="single"/>
         </w:rPr>
-        <w:hyperlink r:id="rId15" w:history="1">
-          <w:r>
-            <w:rPr>
-              <w:rStyle w:val="Hyperlink"/>
-            </w:rPr>
-            <w:t>Univ</w:t>
-          </w:r>
-        </w:hyperlink>
-      </w:r>
-      <w:r>
-        <w:rPr>
-          <w:rFonts w:ascii="Charis SIL Italic" w:hAnsi="Charis SIL Italic" w:eastAsia="Charis SIL Italic"/>
-          <w:b w:val="0"/>
-          <w:i w:val="0"/>
-          <w:color w:val="0000FF"/>
-          <w:sz w:val="24"/>
-          <w:u w:val="single"/>
-        </w:rPr>
-        <w:hyperlink r:id="rId15" w:history="1">
-          <w:r>
-            <w:rPr>
-              <w:rStyle w:val="Hyperlink"/>
-            </w:rPr>
-            <w:t>ersitai</w:t>
-          </w:r>
-        </w:hyperlink>
-      </w:r>
-      <w:r>
-        <w:rPr>
-          <w:rFonts w:ascii="Charis SIL Italic" w:hAnsi="Charis SIL Italic" w:eastAsia="Charis SIL Italic"/>
-          <w:b w:val="0"/>
-          <w:i w:val="0"/>
-          <w:color w:val="0000FF"/>
-          <w:sz w:val="24"/>
-          <w:u w:val="single"/>
-        </w:rPr>
-        <w:hyperlink r:id="rId15" w:history="1">
-          <w:r>
-            <w:rPr>
-              <w:rStyle w:val="Hyperlink"/>
-            </w:rPr>
-            <w:t>r</w:t>
-          </w:r>
-        </w:hyperlink>
-      </w:r>
-      <w:r>
-        <w:rPr>
-          <w:rFonts w:ascii="Charis SIL Italic" w:hAnsi="Charis SIL Italic" w:eastAsia="Charis SIL Italic"/>
-          <w:b w:val="0"/>
-          <w:i w:val="0"/>
-          <w:color w:val="0000FF"/>
-          <w:sz w:val="24"/>
-          <w:u w:val="single"/>
-        </w:rPr>
-        <w:hyperlink r:id="rId15" w:history="1">
-          <w:r>
-            <w:rPr>
-              <w:rStyle w:val="Hyperlink"/>
-            </w:rPr>
-            <w:t>e</w:t>
-          </w:r>
-        </w:hyperlink>
-      </w:r>
-      <w:r>
-        <w:rPr>
-          <w:rFonts w:ascii="Charis SIL Italic" w:hAnsi="Charis SIL Italic" w:eastAsia="Charis SIL Italic"/>
-          <w:b w:val="0"/>
-          <w:i w:val="0"/>
-          <w:color w:val="0000FF"/>
-          <w:sz w:val="24"/>
-          <w:u w:val="single"/>
-        </w:rPr>
-        <w:t xml:space="preserve"> </w:t>
-      </w:r>
-      <w:r>
-        <w:rPr>
-          <w:rFonts w:ascii="Charis SIL Italic" w:hAnsi="Charis SIL Italic" w:eastAsia="Charis SIL Italic"/>
-          <w:b w:val="0"/>
-          <w:i w:val="0"/>
-          <w:color w:val="0000FF"/>
-          <w:sz w:val="24"/>
-          <w:u w:val="single"/>
-        </w:rPr>
-        <w:t>B</w:t>
+        <w:t>Universitaire B</w:t>
       </w:r>
       <w:r>
         <w:rPr>
@@ -1532,7 +1358,7 @@
           <w:sz w:val="24"/>
           <w:u w:val="single"/>
         </w:rPr>
-        <w:hyperlink r:id="rId16" w:history="1">
+        <w:hyperlink r:id="rId15" w:history="1">
           <w:r>
             <w:rPr>
               <w:rStyle w:val="Hyperlink"/>
@@ -1550,7 +1376,7 @@
           <w:sz w:val="24"/>
           <w:u w:val="single"/>
         </w:rPr>
-        <w:hyperlink r:id="rId16" w:history="1">
+        <w:hyperlink r:id="rId15" w:history="1">
           <w:r>
             <w:rPr>
               <w:rStyle w:val="Hyperlink"/>
@@ -1997,97 +1823,7 @@
           <w:color w:val="000000"/>
           <w:sz w:val="24"/>
         </w:rPr>
-        <w:t xml:space="preserve">. Bij het Nationaal Archief </w:t>
-      </w:r>
-      <w:r>
-        <w:rPr>
-          <w:u w:val="single" w:color="0000ff"/>
-          <w:rFonts w:ascii="Charis SIL Italic" w:hAnsi="Charis SIL Italic" w:eastAsia="Charis SIL Italic"/>
-          <w:b w:val="0"/>
-          <w:i w:val="0"/>
-          <w:color w:val="000000"/>
-          <w:sz w:val="24"/>
-        </w:rPr>
-        <w:hyperlink r:id="rId17" w:history="1">
-          <w:r>
-            <w:rPr>
-              <w:rStyle w:val="Hyperlink"/>
-            </w:rPr>
-            <w:t xml:space="preserve">zijn ook </w:t>
-          </w:r>
-        </w:hyperlink>
-      </w:r>
-      <w:r>
-        <w:rPr>
-          <w:u w:val="single" w:color="0000ff"/>
-          <w:rFonts w:ascii="Charis SIL Italic" w:hAnsi="Charis SIL Italic" w:eastAsia="Charis SIL Italic"/>
-          <w:b w:val="0"/>
-          <w:i w:val="0"/>
-          <w:color w:val="000000"/>
-          <w:sz w:val="24"/>
-        </w:rPr>
-        <w:hyperlink r:id="rId17" w:history="1">
-          <w:r>
-            <w:rPr>
-              <w:rStyle w:val="Hyperlink"/>
-            </w:rPr>
-            <w:t>d</w:t>
-          </w:r>
-        </w:hyperlink>
-      </w:r>
-      <w:r>
-        <w:rPr>
-          <w:u w:val="single" w:color="0000ff"/>
-          <w:rFonts w:ascii="Charis SIL Italic" w:hAnsi="Charis SIL Italic" w:eastAsia="Charis SIL Italic"/>
-          <w:b w:val="0"/>
-          <w:i w:val="0"/>
-          <w:color w:val="000000"/>
-          <w:sz w:val="24"/>
-        </w:rPr>
-        <w:hyperlink r:id="rId17" w:history="1">
-          <w:r>
-            <w:rPr>
-              <w:rStyle w:val="Hyperlink"/>
-            </w:rPr>
-            <w:t>e pe</w:t>
-          </w:r>
-        </w:hyperlink>
-      </w:r>
-      <w:r>
-        <w:rPr>
-          <w:u w:val="single" w:color="0000ff"/>
-          <w:rFonts w:ascii="Charis SIL Italic" w:hAnsi="Charis SIL Italic" w:eastAsia="Charis SIL Italic"/>
-          <w:b w:val="0"/>
-          <w:i w:val="0"/>
-          <w:color w:val="000000"/>
-          <w:sz w:val="24"/>
-        </w:rPr>
-        <w:hyperlink r:id="rId17" w:history="1">
-          <w:r>
-            <w:rPr>
-              <w:rStyle w:val="Hyperlink"/>
-            </w:rPr>
-            <w:t>r</w:t>
-          </w:r>
-        </w:hyperlink>
-      </w:r>
-      <w:r>
-        <w:rPr>
-          <w:u w:val="single" w:color="0000ff"/>
-          <w:rFonts w:ascii="Charis SIL Italic" w:hAnsi="Charis SIL Italic" w:eastAsia="Charis SIL Italic"/>
-          <w:b w:val="0"/>
-          <w:i w:val="0"/>
-          <w:color w:val="000000"/>
-          <w:sz w:val="24"/>
-        </w:rPr>
-        <w:hyperlink r:id="rId17" w:history="1">
-          <w:r>
-            <w:rPr>
-              <w:rStyle w:val="Hyperlink"/>
-            </w:rPr>
-            <w:t>son</w:t>
-          </w:r>
-        </w:hyperlink>
+        <w:t>. Bij het Nationaal Archief zijn ook de person</w:t>
       </w:r>
       <w:r>
         <w:rPr>
@@ -2181,6 +1917,7 @@
       </w:r>
       <w:r>
         <w:rPr>
+          <w:u w:val="single" w:color="0000ff"/>
           <w:rFonts w:ascii="Charis SIL Italic" w:hAnsi="Charis SIL Italic" w:eastAsia="Charis SIL Italic"/>
           <w:b w:val="0"/>
           <w:i w:val="0"/>
@@ -2686,7 +2423,7 @@
           <w:sz w:val="24"/>
           <w:u w:val="single"/>
         </w:rPr>
-        <w:hyperlink r:id="rId19" w:history="1">
+        <w:hyperlink r:id="rId18" w:history="1">
           <w:r>
             <w:rPr>
               <w:rStyle w:val="Hyperlink"/>
@@ -2731,7 +2468,83 @@
           <w:color w:val="000000"/>
           <w:sz w:val="24"/>
         </w:rPr>
-        <w:t>de archieven met betrekking tot N</w:t>
+        <w:t>de archieven m</w:t>
+      </w:r>
+      <w:r>
+        <w:rPr>
+          <w:u w:val="single" w:color="0000ff"/>
+          <w:rFonts w:ascii="Charis SIL Italic" w:hAnsi="Charis SIL Italic" w:eastAsia="Charis SIL Italic"/>
+          <w:b w:val="0"/>
+          <w:i w:val="0"/>
+          <w:color w:val="000000"/>
+          <w:sz w:val="24"/>
+        </w:rPr>
+        <w:t>e</w:t>
+      </w:r>
+      <w:r>
+        <w:rPr>
+          <w:u w:val="single" w:color="0000ff"/>
+          <w:rFonts w:ascii="Charis SIL Italic" w:hAnsi="Charis SIL Italic" w:eastAsia="Charis SIL Italic"/>
+          <w:b w:val="0"/>
+          <w:i w:val="0"/>
+          <w:color w:val="000000"/>
+          <w:sz w:val="24"/>
+        </w:rPr>
+        <w:hyperlink r:id="rId19" w:history="1">
+          <w:r>
+            <w:rPr>
+              <w:rStyle w:val="Hyperlink"/>
+            </w:rPr>
+            <w:t>t b</w:t>
+          </w:r>
+        </w:hyperlink>
+      </w:r>
+      <w:r>
+        <w:rPr>
+          <w:u w:val="single" w:color="0000ff"/>
+          <w:rFonts w:ascii="Charis SIL Italic" w:hAnsi="Charis SIL Italic" w:eastAsia="Charis SIL Italic"/>
+          <w:b w:val="0"/>
+          <w:i w:val="0"/>
+          <w:color w:val="000000"/>
+          <w:sz w:val="24"/>
+        </w:rPr>
+        <w:hyperlink r:id="rId19" w:history="1">
+          <w:r>
+            <w:rPr>
+              <w:rStyle w:val="Hyperlink"/>
+            </w:rPr>
+            <w:t>etrekking</w:t>
+          </w:r>
+        </w:hyperlink>
+      </w:r>
+      <w:r>
+        <w:rPr>
+          <w:u w:val="single" w:color="0000ff"/>
+          <w:rFonts w:ascii="Charis SIL Italic" w:hAnsi="Charis SIL Italic" w:eastAsia="Charis SIL Italic"/>
+          <w:b w:val="0"/>
+          <w:i w:val="0"/>
+          <w:color w:val="000000"/>
+          <w:sz w:val="24"/>
+        </w:rPr>
+        <w:t xml:space="preserve"> </w:t>
+      </w:r>
+      <w:r>
+        <w:rPr>
+          <w:u w:val="single" w:color="0000ff"/>
+          <w:rFonts w:ascii="Charis SIL Italic" w:hAnsi="Charis SIL Italic" w:eastAsia="Charis SIL Italic"/>
+          <w:b w:val="0"/>
+          <w:i w:val="0"/>
+          <w:color w:val="000000"/>
+          <w:sz w:val="24"/>
+        </w:rPr>
+        <w:hyperlink r:id="rId19" w:history="1">
+          <w:r>
+            <w:rPr>
+              <w:rStyle w:val="Hyperlink"/>
+            </w:rPr>
+            <w:t>tot N</w:t>
+          </w:r>
+        </w:hyperlink>
       </w:r>
       <w:r>
         <w:rPr>
@@ -3330,7 +3143,7 @@
           <w:sz w:val="24"/>
           <w:u w:val="single"/>
         </w:rPr>
-        <w:hyperlink r:id="rId22" w:history="1">
+        <w:hyperlink r:id="rId16" w:history="1">
           <w:r>
             <w:rPr>
               <w:rStyle w:val="Hyperlink"/>
@@ -3603,7 +3416,24 @@
           <w:color w:val="000000"/>
           <w:sz w:val="24"/>
         </w:rPr>
-        <w:t xml:space="preserve">de beeldcollecties van het </w:t>
+        <w:t>de beeldcollecties van he</w:t>
+      </w:r>
+      <w:r>
+        <w:rPr>
+          <w:rFonts w:ascii="Charis SIL Italic" w:hAnsi="Charis SIL Italic" w:eastAsia="Charis SIL Italic"/>
+          <w:b w:val="0"/>
+          <w:i w:val="0"/>
+          <w:color w:val="000000"/>
+          <w:sz w:val="24"/>
+        </w:rPr>
+        <w:hyperlink r:id="rId23" w:history="1">
+          <w:r>
+            <w:rPr>
+              <w:rStyle w:val="Hyperlink"/>
+            </w:rPr>
+            <w:t xml:space="preserve">t </w:t>
+          </w:r>
+        </w:hyperlink>
       </w:r>
       <w:r>
         <w:rPr>
@@ -3614,7 +3444,7 @@
           <w:sz w:val="24"/>
           <w:u w:val="single"/>
         </w:rPr>
-        <w:hyperlink r:id="rId25" w:history="1">
+        <w:hyperlink r:id="rId23" w:history="1">
           <w:r>
             <w:rPr>
               <w:rStyle w:val="Hyperlink"/>
@@ -3643,7 +3473,7 @@
           <w:sz w:val="24"/>
           <w:u w:val="single"/>
         </w:rPr>
-        <w:hyperlink r:id="rId25" w:history="1">
+        <w:hyperlink r:id="rId23" w:history="1">
           <w:r>
             <w:rPr>
               <w:rStyle w:val="Hyperlink"/>
@@ -3661,7 +3491,7 @@
           <w:sz w:val="24"/>
           <w:u w:val="single"/>
         </w:rPr>
-        <w:hyperlink r:id="rId25" w:history="1">
+        <w:hyperlink r:id="rId23" w:history="1">
           <w:r>
             <w:rPr>
               <w:rStyle w:val="Hyperlink"/>
@@ -3679,7 +3509,14 @@
           <w:color w:val="000000"/>
           <w:sz w:val="24"/>
         </w:rPr>
-        <w:t xml:space="preserve"> en </w:t>
+        <w:hyperlink r:id="rId23" w:history="1">
+          <w:r>
+            <w:rPr>
+              <w:rStyle w:val="Hyperlink"/>
+            </w:rPr>
+            <w:t xml:space="preserve"> en </w:t>
+          </w:r>
+        </w:hyperlink>
       </w:r>
       <w:r>
         <w:rPr>
@@ -3690,7 +3527,7 @@
           <w:sz w:val="24"/>
           <w:u w:val="single"/>
         </w:rPr>
-        <w:hyperlink r:id="rId26" w:history="1">
+        <w:hyperlink r:id="rId23" w:history="1">
           <w:r>
             <w:rPr>
               <w:rStyle w:val="Hyperlink"/>
@@ -3708,7 +3545,7 @@
           <w:sz w:val="24"/>
           <w:u w:val="single"/>
         </w:rPr>
-        <w:hyperlink r:id="rId26" w:history="1">
+        <w:hyperlink r:id="rId23" w:history="1">
           <w:r>
             <w:rPr>
               <w:rStyle w:val="Hyperlink"/>
@@ -3726,7 +3563,7 @@
           <w:sz w:val="24"/>
           <w:u w:val="single"/>
         </w:rPr>
-        <w:hyperlink r:id="rId26" w:history="1">
+        <w:hyperlink r:id="rId25" w:history="1">
           <w:r>
             <w:rPr>
               <w:rStyle w:val="Hyperlink"/>
@@ -3743,18 +3580,7 @@
           <w:color w:val="000000"/>
           <w:sz w:val="24"/>
         </w:rPr>
-        <w:t>. H</w:t>
-      </w:r>
-      <w:r>
-        <w:rPr>
-          <w:u w:val="single" w:color="0000ff"/>
-          <w:rFonts w:ascii="Charis SIL Italic" w:hAnsi="Charis SIL Italic" w:eastAsia="Charis SIL Italic"/>
-          <w:b w:val="0"/>
-          <w:i w:val="0"/>
-          <w:color w:val="000000"/>
-          <w:sz w:val="24"/>
-        </w:rPr>
-        <w:t xml:space="preserve">et </w:t>
+        <w:t xml:space="preserve">. Het </w:t>
       </w:r>
       <w:r>
         <w:rPr>
@@ -3765,7 +3591,7 @@
           <w:sz w:val="24"/>
           <w:u w:val="single"/>
         </w:rPr>
-        <w:hyperlink r:id="rId27" w:history="1">
+        <w:hyperlink r:id="rId24" w:history="1">
           <w:r>
             <w:rPr>
               <w:rStyle w:val="Hyperlink"/>
@@ -3794,7 +3620,7 @@
           <w:sz w:val="24"/>
           <w:u w:val="single"/>
         </w:rPr>
-        <w:hyperlink r:id="rId27" w:history="1">
+        <w:hyperlink r:id="rId24" w:history="1">
           <w:r>
             <w:rPr>
               <w:rStyle w:val="Hyperlink"/>
@@ -3812,7 +3638,7 @@
           <w:sz w:val="24"/>
           <w:u w:val="single"/>
         </w:rPr>
-        <w:hyperlink r:id="rId27" w:history="1">
+        <w:hyperlink r:id="rId26" w:history="1">
           <w:r>
             <w:rPr>
               <w:rStyle w:val="Hyperlink"/>
@@ -3850,7 +3676,7 @@
           <w:color w:val="000000"/>
           <w:sz w:val="24"/>
         </w:rPr>
-        <w:hyperlink r:id="rId25" w:history="1">
+        <w:hyperlink r:id="rId27" w:history="1">
           <w:r>
             <w:rPr>
               <w:rStyle w:val="Hyperlink"/>
@@ -3868,7 +3694,7 @@
           <w:sz w:val="24"/>
           <w:u w:val="single"/>
         </w:rPr>
-        <w:hyperlink r